--- a/assets/data/Mindset 01/Mindset1- Custom.docx
+++ b/assets/data/Mindset 01/Mindset1- Custom.docx
@@ -930,7 +930,6 @@
                 <w:bCs/>
                 <w:noProof/>
                 <w:bdr w:val="single" w:sz="24" w:space="0" w:color="DDEF82"/>
-                <w:shd w:val="clear" w:color="auto" w:fill="89DD56"/>
               </w:rPr>
               <w:t>02</w:t>
             </w:r>
@@ -3276,9 +3275,7 @@
                 </w:tcPr>
                 <w:p>
                   <w:pPr>
-                    <w:spacing w:after="0" w:line="240" w:lineRule="auto"/>
                     <w:rPr>
-                      <w:rFonts w:ascii="Source Sans 3" w:hAnsi="Source Sans 3"/>
                       <w:sz w:val="21"/>
                       <w:szCs w:val="21"/>
                     </w:rPr>
@@ -3297,7 +3294,6 @@
                   </w:r>
                   <w:r>
                     <w:rPr>
-                      <w:rFonts w:ascii="Source Sans 3" w:hAnsi="Source Sans 3"/>
                       <w:sz w:val="21"/>
                       <w:szCs w:val="21"/>
                     </w:rPr>
@@ -3708,7 +3704,6 @@
                 <w:bCs/>
                 <w:noProof/>
                 <w:bdr w:val="single" w:sz="24" w:space="0" w:color="DDEF82"/>
-                <w:shd w:val="clear" w:color="auto" w:fill="89DD56"/>
               </w:rPr>
               <w:t>07</w:t>
             </w:r>
@@ -4087,8 +4082,3441 @@
       </w:tr>
     </w:tbl>
     <w:p>
+      <w:r>
+        <w:br w:type="page"/>
+      </w:r>
+    </w:p>
+    <w:p>
+      <w:pPr>
+        <w:rPr>
+          <w:rFonts w:ascii="Source Sans 3" w:hAnsi="Source Sans 3"/>
+          <w:sz w:val="2"/>
+          <w:szCs w:val="2"/>
+        </w:rPr>
+      </w:pPr>
+    </w:p>
+    <w:tbl>
+      <w:tblPr>
+        <w:tblStyle w:val="CommonTable"/>
+        <w:tblW w:w="0" w:type="auto"/>
+        <w:tblBorders>
+          <w:top w:val="single" w:sz="24" w:space="0" w:color="auto"/>
+          <w:left w:val="single" w:sz="24" w:space="0" w:color="auto"/>
+          <w:bottom w:val="single" w:sz="24" w:space="0" w:color="auto"/>
+          <w:right w:val="single" w:sz="24" w:space="0" w:color="auto"/>
+          <w:insideH w:val="single" w:sz="24" w:space="0" w:color="auto"/>
+          <w:insideV w:val="single" w:sz="24" w:space="0" w:color="auto"/>
+        </w:tblBorders>
+        <w:tblLook w:val="04A0" w:firstRow="1" w:lastRow="0" w:firstColumn="1" w:lastColumn="0" w:noHBand="0" w:noVBand="1"/>
+      </w:tblPr>
+      <w:tblGrid>
+        <w:gridCol w:w="4825"/>
+      </w:tblGrid>
+      <w:tr>
+        <w:tc>
+          <w:tcPr>
+            <w:tcW w:w="0" w:type="auto"/>
+            <w:shd w:val="clear" w:color="auto" w:fill="DDF03C"/>
+          </w:tcPr>
+          <w:p>
+            <w:pPr>
+              <w:rPr>
+                <w:rFonts w:ascii="Source Sans 3 Medium" w:hAnsi="Source Sans 3 Medium"/>
+                <w:b/>
+                <w:bCs/>
+                <w:sz w:val="23"/>
+                <w:szCs w:val="23"/>
+                <w:lang w:bidi="ar-SA"/>
+              </w:rPr>
+            </w:pPr>
+            <w:r>
+              <w:rPr>
+                <w:b/>
+                <w:bCs/>
+                <w:sz w:val="24"/>
+                <w:szCs w:val="24"/>
+              </w:rPr>
+              <w:t>GRAMMAR FOCUS: ADVERBS OF FREQUENCY</w:t>
+            </w:r>
+          </w:p>
+        </w:tc>
+      </w:tr>
+    </w:tbl>
+    <w:tbl>
+      <w:tblPr>
+        <w:tblStyle w:val="DottedTable"/>
+        <w:tblW w:w="14392" w:type="dxa"/>
+        <w:tblLook w:val="04A0" w:firstRow="1" w:lastRow="0" w:firstColumn="1" w:lastColumn="0" w:noHBand="0" w:noVBand="1"/>
+      </w:tblPr>
+      <w:tblGrid>
+        <w:gridCol w:w="582"/>
+        <w:gridCol w:w="8769"/>
+        <w:gridCol w:w="5041"/>
+      </w:tblGrid>
+      <w:tr>
+        <w:tc>
+          <w:tcPr>
+            <w:tcW w:w="582" w:type="dxa"/>
+          </w:tcPr>
+          <w:tbl>
+            <w:tblPr>
+              <w:tblStyle w:val="CompactTable"/>
+              <w:tblW w:w="0" w:type="auto"/>
+              <w:tblBorders>
+                <w:top w:val="single" w:sz="18" w:space="0" w:color="E1F42D"/>
+                <w:left w:val="single" w:sz="18" w:space="0" w:color="E1F42D"/>
+                <w:bottom w:val="single" w:sz="18" w:space="0" w:color="E1F42D"/>
+                <w:right w:val="single" w:sz="18" w:space="0" w:color="E1F42D"/>
+                <w:insideH w:val="single" w:sz="18" w:space="0" w:color="E1F42D"/>
+                <w:insideV w:val="single" w:sz="18" w:space="0" w:color="E1F42D"/>
+              </w:tblBorders>
+              <w:tblLook w:val="04A0" w:firstRow="1" w:lastRow="0" w:firstColumn="1" w:lastColumn="0" w:noHBand="0" w:noVBand="1"/>
+            </w:tblPr>
+            <w:tblGrid>
+              <w:gridCol w:w="320"/>
+            </w:tblGrid>
+            <w:tr>
+              <w:tc>
+                <w:tcPr>
+                  <w:tcW w:w="385" w:type="dxa"/>
+                </w:tcPr>
+                <w:p>
+                  <w:pPr>
+                    <w:rPr>
+                      <w:b w:val="0"/>
+                      <w:bCs/>
+                      <w:szCs w:val="26"/>
+                      <w:bdr w:val="single" w:sz="12" w:space="0" w:color="FFFF00"/>
+                    </w:rPr>
+                  </w:pPr>
+                  <w:r>
+                    <w:rPr>
+                      <w:bCs/>
+                      <w:szCs w:val="26"/>
+                      <w:lang w:bidi="ar-SA"/>
+                    </w:rPr>
+                    <w:t>10</w:t>
+                  </w:r>
+                </w:p>
+              </w:tc>
+            </w:tr>
+          </w:tbl>
+          <w:p>
+            <w:pPr>
+              <w:rPr>
+                <w:bCs/>
+                <w:szCs w:val="26"/>
+              </w:rPr>
+            </w:pPr>
+          </w:p>
+        </w:tc>
+        <w:tc>
+          <w:tcPr>
+            <w:tcW w:w="8769" w:type="dxa"/>
+          </w:tcPr>
+          <w:p>
+            <w:pPr>
+              <w:pStyle w:val="SS3M-115"/>
+            </w:pPr>
+            <w:r>
+              <w:t>Identify the frequency adverbs in these sentences from the text</w:t>
+            </w:r>
+            <w:r>
+              <w:t>.</w:t>
+            </w:r>
+          </w:p>
+          <w:p>
+            <w:pPr>
+              <w:pStyle w:val="SS3-115"/>
+              <w:numPr>
+                <w:ilvl w:val="0"/>
+                <w:numId w:val="118"/>
+              </w:numPr>
+            </w:pPr>
+            <w:r>
+              <w:t>Your family is always on your side.</w:t>
+            </w:r>
+          </w:p>
+          <w:p>
+            <w:pPr>
+              <w:pStyle w:val="SS3-115"/>
+              <w:numPr>
+                <w:ilvl w:val="0"/>
+                <w:numId w:val="118"/>
+              </w:numPr>
+            </w:pPr>
+            <w:r>
+              <w:t>Teenagers often prefer to be left at home.</w:t>
+            </w:r>
+          </w:p>
+          <w:p>
+            <w:pPr>
+              <w:pStyle w:val="SS3-115"/>
+              <w:numPr>
+                <w:ilvl w:val="0"/>
+                <w:numId w:val="118"/>
+              </w:numPr>
+            </w:pPr>
+            <w:r>
+              <w:t>As they are often retired, they are not always busy...</w:t>
+            </w:r>
+          </w:p>
+          <w:p>
+            <w:pPr>
+              <w:pStyle w:val="SS3-115"/>
+              <w:numPr>
+                <w:ilvl w:val="0"/>
+                <w:numId w:val="118"/>
+              </w:numPr>
+            </w:pPr>
+            <w:r>
+              <w:t>They usually get lots of love and attention.</w:t>
+            </w:r>
+          </w:p>
+          <w:p>
+            <w:pPr>
+              <w:pStyle w:val="SS3-115"/>
+              <w:numPr>
+                <w:ilvl w:val="0"/>
+                <w:numId w:val="118"/>
+              </w:numPr>
+            </w:pPr>
+            <w:r>
+              <w:t>Sometimes they feel closer to their grandparents than to their parents.</w:t>
+            </w:r>
+          </w:p>
+        </w:tc>
+        <w:tc>
+          <w:tcPr>
+            <w:tcW w:w="5041" w:type="dxa"/>
+          </w:tcPr>
+          <w:tbl>
+            <w:tblPr>
+              <w:tblStyle w:val="NormalTable"/>
+              <w:tblW w:w="0" w:type="auto"/>
+              <w:tblBorders>
+                <w:top w:val="single" w:sz="18" w:space="0" w:color="D4E740"/>
+                <w:left w:val="single" w:sz="18" w:space="0" w:color="D4E740"/>
+                <w:bottom w:val="single" w:sz="18" w:space="0" w:color="D4E740"/>
+                <w:right w:val="single" w:sz="18" w:space="0" w:color="D4E740"/>
+                <w:insideH w:val="single" w:sz="18" w:space="0" w:color="D4E740"/>
+                <w:insideV w:val="single" w:sz="18" w:space="0" w:color="D4E740"/>
+              </w:tblBorders>
+              <w:tblLook w:val="04A0" w:firstRow="1" w:lastRow="0" w:firstColumn="1" w:lastColumn="0" w:noHBand="0" w:noVBand="1"/>
+            </w:tblPr>
+            <w:tblGrid>
+              <w:gridCol w:w="4779"/>
+            </w:tblGrid>
+            <w:tr>
+              <w:tc>
+                <w:tcPr>
+                  <w:tcW w:w="6061" w:type="dxa"/>
+                </w:tcPr>
+                <w:p>
+                  <w:pPr>
+                    <w:rPr>
+                      <w:i/>
+                      <w:sz w:val="21"/>
+                      <w:szCs w:val="21"/>
+                    </w:rPr>
+                  </w:pPr>
+                  <w:r>
+                    <w:rPr>
+                      <w:rFonts w:ascii="Cambria Math" w:hAnsi="Cambria Math" w:cs="Cambria Math"/>
+                      <w:color w:val="DDEF82"/>
+                      <w:sz w:val="32"/>
+                      <w:szCs w:val="32"/>
+                    </w:rPr>
+                    <w:t>◉</w:t>
+                  </w:r>
+                  <w:r>
+                    <w:t xml:space="preserve"> </w:t>
+                  </w:r>
+                  <w:r>
+                    <w:rPr>
+                      <w:i/>
+                      <w:sz w:val="21"/>
+                      <w:szCs w:val="21"/>
+                    </w:rPr>
+                    <w:t>Grandparents often have more time to read to children.</w:t>
+                  </w:r>
+                </w:p>
+                <w:p>
+                  <w:pPr>
+                    <w:rPr>
+                      <w:sz w:val="21"/>
+                      <w:szCs w:val="21"/>
+                    </w:rPr>
+                  </w:pPr>
+                  <w:r>
+                    <w:rPr>
+                      <w:i/>
+                      <w:sz w:val="21"/>
+                      <w:szCs w:val="21"/>
+                    </w:rPr>
+                    <w:t xml:space="preserve">Often </w:t>
+                  </w:r>
+                  <w:r>
+                    <w:rPr>
+                      <w:sz w:val="21"/>
+                      <w:szCs w:val="21"/>
+                    </w:rPr>
+                    <w:t xml:space="preserve">is an adverb of frequency. It gives us an idea of how often something happens. The present </w:t>
+                  </w:r>
+                  <w:proofErr w:type="gramStart"/>
+                  <w:r>
+                    <w:rPr>
+                      <w:sz w:val="21"/>
+                      <w:szCs w:val="21"/>
+                    </w:rPr>
+                    <w:t>simple</w:t>
+                  </w:r>
+                  <w:proofErr w:type="gramEnd"/>
+                  <w:r>
+                    <w:rPr>
+                      <w:sz w:val="21"/>
+                      <w:szCs w:val="21"/>
+                    </w:rPr>
+                    <w:t xml:space="preserve"> tells us about regular events, and adverbs of frequency are common with this tense</w:t>
+                  </w:r>
+                  <w:r>
+                    <w:rPr>
+                      <w:sz w:val="21"/>
+                      <w:szCs w:val="21"/>
+                    </w:rPr>
+                    <w:t>.</w:t>
+                  </w:r>
+                </w:p>
+              </w:tc>
+            </w:tr>
+          </w:tbl>
+          <w:p>
+            <w:pPr>
+              <w:pStyle w:val="SS3M-115"/>
+            </w:pPr>
+          </w:p>
+        </w:tc>
+      </w:tr>
+      <w:tr>
+        <w:tc>
+          <w:tcPr>
+            <w:tcW w:w="582" w:type="dxa"/>
+          </w:tcPr>
+          <w:tbl>
+            <w:tblPr>
+              <w:tblStyle w:val="CompactTable"/>
+              <w:tblW w:w="0" w:type="auto"/>
+              <w:tblBorders>
+                <w:top w:val="single" w:sz="18" w:space="0" w:color="DEEE68"/>
+                <w:left w:val="single" w:sz="18" w:space="0" w:color="DEEE68"/>
+                <w:bottom w:val="single" w:sz="18" w:space="0" w:color="DEEE68"/>
+                <w:right w:val="single" w:sz="18" w:space="0" w:color="DEEE68"/>
+                <w:insideH w:val="single" w:sz="18" w:space="0" w:color="DEEE68"/>
+                <w:insideV w:val="single" w:sz="18" w:space="0" w:color="DEEE68"/>
+              </w:tblBorders>
+              <w:tblLook w:val="04A0" w:firstRow="1" w:lastRow="0" w:firstColumn="1" w:lastColumn="0" w:noHBand="0" w:noVBand="1"/>
+            </w:tblPr>
+            <w:tblGrid>
+              <w:gridCol w:w="320"/>
+            </w:tblGrid>
+            <w:tr>
+              <w:tc>
+                <w:tcPr>
+                  <w:tcW w:w="385" w:type="dxa"/>
+                </w:tcPr>
+                <w:p>
+                  <w:pPr>
+                    <w:rPr>
+                      <w:b w:val="0"/>
+                      <w:bCs/>
+                      <w:szCs w:val="26"/>
+                      <w:bdr w:val="single" w:sz="12" w:space="0" w:color="FFFF00"/>
+                    </w:rPr>
+                  </w:pPr>
+                  <w:r>
+                    <w:rPr>
+                      <w:bCs/>
+                      <w:szCs w:val="26"/>
+                      <w:lang w:bidi="ar-SA"/>
+                    </w:rPr>
+                    <w:t>11</w:t>
+                  </w:r>
+                </w:p>
+              </w:tc>
+            </w:tr>
+          </w:tbl>
+          <w:p>
+            <w:pPr>
+              <w:rPr>
+                <w:bCs/>
+                <w:szCs w:val="26"/>
+              </w:rPr>
+            </w:pPr>
+          </w:p>
+        </w:tc>
+        <w:tc>
+          <w:tcPr>
+            <w:tcW w:w="8769" w:type="dxa"/>
+          </w:tcPr>
+          <w:p>
+            <w:pPr>
+              <w:pStyle w:val="SS3M-115"/>
+            </w:pPr>
+            <w:r>
+              <w:t xml:space="preserve">Study the </w:t>
+            </w:r>
+            <w:r>
+              <w:rPr>
+                <w:u w:val="single"/>
+              </w:rPr>
+              <w:t>position</w:t>
+            </w:r>
+            <w:r>
+              <w:t xml:space="preserve"> of the frequency adverbs in the sentences in exercise 10. With a partner, work out some rules on the position of frequency adverbs</w:t>
+            </w:r>
+            <w:r>
+              <w:t>.</w:t>
+            </w:r>
+          </w:p>
+        </w:tc>
+        <w:tc>
+          <w:tcPr>
+            <w:tcW w:w="5041" w:type="dxa"/>
+          </w:tcPr>
+          <w:p>
+            <w:pPr>
+              <w:rPr>
+                <w:rFonts w:ascii="Cambria Math" w:hAnsi="Cambria Math" w:cs="Cambria Math"/>
+                <w:color w:val="DDEF82"/>
+                <w:sz w:val="32"/>
+                <w:szCs w:val="32"/>
+              </w:rPr>
+            </w:pPr>
+          </w:p>
+        </w:tc>
+      </w:tr>
+    </w:tbl>
+    <w:p>
+      <w:pPr>
+        <w:spacing w:before="240"/>
+        <w:rPr>
+          <w:color w:val="DDF03C"/>
+          <w:sz w:val="34"/>
+          <w:szCs w:val="34"/>
+        </w:rPr>
+      </w:pPr>
+      <w:r>
+        <w:rPr>
+          <w:color w:val="DDF03C"/>
+          <w:sz w:val="34"/>
+          <w:szCs w:val="34"/>
+          <w:shd w:val="clear" w:color="auto" w:fill="DDF03C"/>
+        </w:rPr>
+        <w:t>[[[[[[[[[[</w:t>
+      </w:r>
+      <w:r>
+        <w:rPr>
+          <w:rFonts w:ascii="Source Sans 3 SemiBold" w:hAnsi="Source Sans 3 SemiBold"/>
+          <w:b/>
+          <w:bCs/>
+          <w:sz w:val="34"/>
+          <w:szCs w:val="34"/>
+        </w:rPr>
+        <w:t>EXAM SKILLS</w:t>
+      </w:r>
+      <w:r>
+        <w:rPr>
+          <w:color w:val="DDF03C"/>
+          <w:sz w:val="34"/>
+          <w:szCs w:val="34"/>
+        </w:rPr>
+        <w:t>]</w:t>
+      </w:r>
+    </w:p>
+    <w:tbl>
+      <w:tblPr>
+        <w:tblStyle w:val="DottedTable"/>
+        <w:tblW w:w="8359" w:type="dxa"/>
+        <w:tblLook w:val="04A0" w:firstRow="1" w:lastRow="0" w:firstColumn="1" w:lastColumn="0" w:noHBand="0" w:noVBand="1"/>
+      </w:tblPr>
+      <w:tblGrid>
+        <w:gridCol w:w="582"/>
+        <w:gridCol w:w="7777"/>
+      </w:tblGrid>
+      <w:tr>
+        <w:tc>
+          <w:tcPr>
+            <w:tcW w:w="582" w:type="dxa"/>
+          </w:tcPr>
+          <w:tbl>
+            <w:tblPr>
+              <w:tblStyle w:val="CompactTable"/>
+              <w:tblW w:w="0" w:type="auto"/>
+              <w:tblBorders>
+                <w:top w:val="single" w:sz="18" w:space="0" w:color="E7F731"/>
+                <w:left w:val="single" w:sz="18" w:space="0" w:color="E7F731"/>
+                <w:bottom w:val="single" w:sz="18" w:space="0" w:color="E7F731"/>
+                <w:right w:val="single" w:sz="18" w:space="0" w:color="E7F731"/>
+                <w:insideH w:val="single" w:sz="18" w:space="0" w:color="E7F731"/>
+                <w:insideV w:val="single" w:sz="18" w:space="0" w:color="E7F731"/>
+              </w:tblBorders>
+              <w:tblLook w:val="04A0" w:firstRow="1" w:lastRow="0" w:firstColumn="1" w:lastColumn="0" w:noHBand="0" w:noVBand="1"/>
+            </w:tblPr>
+            <w:tblGrid>
+              <w:gridCol w:w="320"/>
+            </w:tblGrid>
+            <w:tr>
+              <w:tc>
+                <w:tcPr>
+                  <w:tcW w:w="385" w:type="dxa"/>
+                </w:tcPr>
+                <w:p>
+                  <w:pPr>
+                    <w:rPr>
+                      <w:b w:val="0"/>
+                      <w:bCs/>
+                      <w:szCs w:val="26"/>
+                      <w:bdr w:val="single" w:sz="12" w:space="0" w:color="FFFF00"/>
+                    </w:rPr>
+                  </w:pPr>
+                  <w:r>
+                    <w:rPr>
+                      <w:bCs/>
+                      <w:szCs w:val="26"/>
+                      <w:lang w:bidi="ar-SA"/>
+                    </w:rPr>
+                    <w:t>12</w:t>
+                  </w:r>
+                </w:p>
+              </w:tc>
+            </w:tr>
+          </w:tbl>
+          <w:p>
+            <w:pPr>
+              <w:rPr>
+                <w:rFonts w:ascii="Source Sans 3" w:hAnsi="Source Sans 3"/>
+                <w:b/>
+                <w:bCs/>
+                <w:sz w:val="26"/>
+                <w:szCs w:val="26"/>
+                <w:bdr w:val="single" w:sz="12" w:space="0" w:color="FFFF00"/>
+              </w:rPr>
+            </w:pPr>
+          </w:p>
+        </w:tc>
+        <w:tc>
+          <w:tcPr>
+            <w:tcW w:w="7777" w:type="dxa"/>
+          </w:tcPr>
+          <w:p>
+            <w:pPr>
+              <w:spacing w:after="120"/>
+              <w:rPr>
+                <w:rStyle w:val="BlankWord1"/>
+                <w:rFonts w:ascii="Source Sans 3 Medium" w:hAnsi="Source Sans 3 Medium"/>
+                <w:b/>
+                <w:bCs/>
+                <w:bdr w:val="none" w:sz="0" w:space="0" w:color="auto"/>
+                <w:shd w:val="clear" w:color="auto" w:fill="auto"/>
+                <w:rtl/>
+                <w14:textOutline w14:w="0" w14:cap="rnd" w14:cmpd="sng" w14:algn="ctr">
+                  <w14:noFill/>
+                  <w14:prstDash w14:val="solid"/>
+                  <w14:bevel/>
+                </w14:textOutline>
+              </w:rPr>
+            </w:pPr>
+            <w:r>
+              <w:rPr>
+                <w:rFonts w:ascii="Source Sans 3 Medium" w:hAnsi="Source Sans 3 Medium"/>
+                <w:b/>
+                <w:bCs/>
+                <w:sz w:val="23"/>
+                <w:szCs w:val="23"/>
+              </w:rPr>
+              <w:t>Read the passage and answer the questions below</w:t>
+            </w:r>
+            <w:r>
+              <w:rPr>
+                <w:rFonts w:ascii="Source Sans 3 Medium" w:hAnsi="Source Sans 3 Medium"/>
+                <w:b/>
+                <w:bCs/>
+                <w:sz w:val="23"/>
+                <w:szCs w:val="23"/>
+              </w:rPr>
+              <w:t>.</w:t>
+            </w:r>
+          </w:p>
+        </w:tc>
+      </w:tr>
+    </w:tbl>
+    <w:p>
+      <w:pPr>
+        <w:pStyle w:val="SS3-115"/>
+        <w:spacing w:before="240"/>
+        <w:rPr>
+          <w:b/>
+          <w:bCs/>
+          <w:sz w:val="40"/>
+          <w:szCs w:val="40"/>
+        </w:rPr>
+      </w:pPr>
+      <w:r>
+        <w:rPr>
+          <w:b/>
+          <w:bCs/>
+          <w:color w:val="FFFFFF" w:themeColor="background1"/>
+          <w:sz w:val="40"/>
+          <w:szCs w:val="40"/>
+          <w:shd w:val="clear" w:color="auto" w:fill="E7F731"/>
+        </w:rPr>
+        <w:t xml:space="preserve">SOCIAL MEDIA </w:t>
+      </w:r>
+      <w:r>
+        <w:rPr>
+          <w:color w:val="FFFFFF" w:themeColor="background1"/>
+          <w:sz w:val="40"/>
+          <w:szCs w:val="40"/>
+          <w:shd w:val="clear" w:color="auto" w:fill="E7F731"/>
+        </w:rPr>
+        <w:t>AND</w:t>
+      </w:r>
+      <w:r>
+        <w:rPr>
+          <w:b/>
+          <w:bCs/>
+          <w:color w:val="FFFFFF" w:themeColor="background1"/>
+          <w:sz w:val="40"/>
+          <w:szCs w:val="40"/>
+          <w:shd w:val="clear" w:color="auto" w:fill="E7F731"/>
+        </w:rPr>
+        <w:t xml:space="preserve"> THE MEANING OF FRIENDSHIP</w:t>
+      </w:r>
+    </w:p>
+    <w:tbl>
+      <w:tblPr>
+        <w:tblStyle w:val="MultiColumnTable"/>
+        <w:tblW w:w="0" w:type="auto"/>
+        <w:tblBorders>
+          <w:top w:val="single" w:sz="18" w:space="0" w:color="1641AD"/>
+          <w:left w:val="single" w:sz="18" w:space="0" w:color="1641AD"/>
+          <w:bottom w:val="single" w:sz="18" w:space="0" w:color="1641AD"/>
+          <w:right w:val="single" w:sz="18" w:space="0" w:color="1641AD"/>
+          <w:insideH w:val="single" w:sz="18" w:space="0" w:color="1641AD"/>
+          <w:insideV w:val="single" w:sz="18" w:space="0" w:color="1641AD"/>
+        </w:tblBorders>
+        <w:tblLook w:val="04A0" w:firstRow="1" w:lastRow="0" w:firstColumn="1" w:lastColumn="0" w:noHBand="0" w:noVBand="1"/>
+      </w:tblPr>
+      <w:tblGrid>
+        <w:gridCol w:w="7178"/>
+        <w:gridCol w:w="7178"/>
+      </w:tblGrid>
+      <w:tr>
+        <w:tc>
+          <w:tcPr>
+            <w:tcW w:w="7196" w:type="dxa"/>
+          </w:tcPr>
+          <w:p>
+            <w:pPr>
+              <w:pStyle w:val="SS3-115"/>
+            </w:pPr>
+            <w:r>
+              <w:t>There have been a lot of scientific studies into what makes a friendship. It seems today that ideas of what friendship is are also changing. A study in 1993 at the University of Oxford showed that people could only maintain 150 relationships. However, with the explosion of social media since then, many people now have over 300 people who they think of as friends. Some people think that these friends are not real friends, but others believe that social media has helped us to expand and keep our friendships because we have more time and opportunities.</w:t>
+            </w:r>
+          </w:p>
+          <w:p>
+            <w:pPr>
+              <w:pStyle w:val="SS3-115"/>
+            </w:pPr>
+            <w:r>
+              <w:t>Another change from the past is that people don't stay in the place where they were born. They go to different cities and countries for education and jobs. People are in general more geographically mobile nowadays. This means that we have more chances to meet and make friends with people from different cultures and different backgrounds. People still often make friends at college who remain friends for life, but</w:t>
+            </w:r>
+          </w:p>
+        </w:tc>
+        <w:tc>
+          <w:tcPr>
+            <w:tcW w:w="7196" w:type="dxa"/>
+          </w:tcPr>
+          <w:p>
+            <w:pPr>
+              <w:pStyle w:val="SS3-115"/>
+            </w:pPr>
+            <w:r>
+              <w:t>making new friends at work is more difficult. People now have less security at work and this also means that they find it harder to build new relationships.</w:t>
+            </w:r>
+          </w:p>
+          <w:p>
+            <w:pPr>
+              <w:pStyle w:val="SS3-115"/>
+            </w:pPr>
+            <w:r>
+              <w:t>As people get older, they sometimes also have less free time. They become busier with their jobs and families and have less time to spend with friends. Friendships can be very different when we are at different ages. Young children often choose their friends because of convenience, for example, they go to the same school, they live near each other or their parents are friends. As we get older, friendships are more connected with having similar interests and opinions.</w:t>
+            </w:r>
+          </w:p>
+          <w:p>
+            <w:pPr>
+              <w:pStyle w:val="SS3-115"/>
+            </w:pPr>
+            <w:r>
+              <w:t>One thing is definitely true though, it doesn't matter how old we are or how many friends we have on social media, friendship is good for our health. People who spend time with friends have fewer mental health problems and are generally happier and in a better physical state of health than people who spend their free time alone.</w:t>
+            </w:r>
+          </w:p>
+        </w:tc>
+      </w:tr>
+    </w:tbl>
+    <w:p>
+      <w:pPr>
+        <w:pStyle w:val="SS3-115"/>
+      </w:pPr>
+    </w:p>
+    <w:tbl>
+      <w:tblPr>
+        <w:tblStyle w:val="DottedTable"/>
+        <w:tblW w:w="8359" w:type="dxa"/>
+        <w:tblLook w:val="04A0" w:firstRow="1" w:lastRow="0" w:firstColumn="1" w:lastColumn="0" w:noHBand="0" w:noVBand="1"/>
+      </w:tblPr>
+      <w:tblGrid>
+        <w:gridCol w:w="582"/>
+        <w:gridCol w:w="7777"/>
+      </w:tblGrid>
+      <w:tr>
+        <w:tc>
+          <w:tcPr>
+            <w:tcW w:w="582" w:type="dxa"/>
+          </w:tcPr>
+          <w:p>
+            <w:pPr>
+              <w:rPr>
+                <w:rFonts w:ascii="Source Sans 3" w:hAnsi="Source Sans 3"/>
+                <w:b/>
+                <w:bCs/>
+                <w:sz w:val="26"/>
+                <w:szCs w:val="26"/>
+                <w:bdr w:val="single" w:sz="12" w:space="0" w:color="FFFF00"/>
+              </w:rPr>
+            </w:pPr>
+          </w:p>
+        </w:tc>
+        <w:tc>
+          <w:tcPr>
+            <w:tcW w:w="7777" w:type="dxa"/>
+          </w:tcPr>
+          <w:p>
+            <w:pPr>
+              <w:spacing w:after="120"/>
+              <w:rPr>
+                <w:rStyle w:val="BlankWord1"/>
+                <w:rFonts w:ascii="Source Sans 3 Medium" w:hAnsi="Source Sans 3 Medium"/>
+              </w:rPr>
+            </w:pPr>
+            <w:r>
+              <w:rPr>
+                <w:rFonts w:ascii="Source Sans 3 Medium" w:hAnsi="Source Sans 3 Medium"/>
+                <w:i/>
+                <w:sz w:val="23"/>
+                <w:szCs w:val="23"/>
+              </w:rPr>
+              <w:t xml:space="preserve">Answer the questions below. Choose </w:t>
+            </w:r>
+            <w:r>
+              <w:rPr>
+                <w:rFonts w:ascii="Source Sans 3 Medium" w:hAnsi="Source Sans 3 Medium"/>
+                <w:b/>
+                <w:bCs/>
+                <w:i/>
+                <w:sz w:val="23"/>
+                <w:szCs w:val="23"/>
+              </w:rPr>
+              <w:t>NO MORE THAN THREE WORDS</w:t>
+            </w:r>
+            <w:r>
+              <w:rPr>
+                <w:rFonts w:ascii="Source Sans 3 Medium" w:hAnsi="Source Sans 3 Medium"/>
+                <w:i/>
+                <w:sz w:val="23"/>
+                <w:szCs w:val="23"/>
+              </w:rPr>
+              <w:t xml:space="preserve"> from the passage foreach answer</w:t>
+            </w:r>
+            <w:r>
+              <w:rPr>
+                <w:rStyle w:val="BlankWord1"/>
+                <w:rFonts w:ascii="Source Sans 3 Medium" w:hAnsi="Source Sans 3 Medium"/>
+                <w:bdr w:val="none" w:sz="0" w:space="0" w:color="auto"/>
+                <w:shd w:val="clear" w:color="auto" w:fill="auto"/>
+                <w14:textOutline w14:w="0" w14:cap="rnd" w14:cmpd="sng" w14:algn="ctr">
+                  <w14:noFill/>
+                  <w14:prstDash w14:val="solid"/>
+                  <w14:bevel/>
+                </w14:textOutline>
+              </w:rPr>
+              <w:t>.</w:t>
+            </w:r>
+          </w:p>
+          <w:p>
+            <w:pPr>
+              <w:pStyle w:val="SS3-115"/>
+              <w:numPr>
+                <w:ilvl w:val="0"/>
+                <w:numId w:val="119"/>
+              </w:numPr>
+              <w:ind w:left="284" w:hanging="284"/>
+              <w:rPr>
+                <w:rStyle w:val="BlankWord1"/>
+                <w:rFonts w:ascii="Source Sans 3 Medium" w:hAnsi="Source Sans 3 Medium"/>
+                <w:szCs w:val="24"/>
+                <w:bdr w:val="none" w:sz="0" w:space="0" w:color="auto"/>
+                <w:shd w:val="clear" w:color="auto" w:fill="auto"/>
+                <w14:textOutline w14:w="0" w14:cap="rnd" w14:cmpd="sng" w14:algn="ctr">
+                  <w14:noFill/>
+                  <w14:prstDash w14:val="solid"/>
+                  <w14:bevel/>
+                </w14:textOutline>
+              </w:rPr>
+            </w:pPr>
+            <w:r>
+              <w:rPr>
+                <w:rStyle w:val="BlankWord1"/>
+                <w:rFonts w:ascii="Source Sans 3 Medium" w:hAnsi="Source Sans 3 Medium"/>
+                <w:szCs w:val="24"/>
+                <w:bdr w:val="none" w:sz="0" w:space="0" w:color="auto"/>
+                <w:shd w:val="clear" w:color="auto" w:fill="auto"/>
+                <w14:textOutline w14:w="0" w14:cap="rnd" w14:cmpd="sng" w14:algn="ctr">
+                  <w14:noFill/>
+                  <w14:prstDash w14:val="solid"/>
+                  <w14:bevel/>
+                </w14:textOutline>
+              </w:rPr>
+              <w:t>What has enabled people to have more friends than in the past, according to some people?</w:t>
+            </w:r>
+          </w:p>
+          <w:p>
+            <w:pPr>
+              <w:pStyle w:val="SS3-115"/>
+              <w:numPr>
+                <w:ilvl w:val="0"/>
+                <w:numId w:val="119"/>
+              </w:numPr>
+              <w:ind w:left="284" w:hanging="284"/>
+              <w:rPr>
+                <w:rStyle w:val="BlankWord1"/>
+                <w:rFonts w:ascii="Source Sans 3 Medium" w:hAnsi="Source Sans 3 Medium"/>
+                <w:szCs w:val="24"/>
+                <w:bdr w:val="none" w:sz="0" w:space="0" w:color="auto"/>
+                <w:shd w:val="clear" w:color="auto" w:fill="auto"/>
+                <w14:textOutline w14:w="0" w14:cap="rnd" w14:cmpd="sng" w14:algn="ctr">
+                  <w14:noFill/>
+                  <w14:prstDash w14:val="solid"/>
+                  <w14:bevel/>
+                </w14:textOutline>
+              </w:rPr>
+            </w:pPr>
+            <w:r>
+              <w:rPr>
+                <w:rStyle w:val="BlankWord1"/>
+                <w:rFonts w:ascii="Source Sans 3 Medium" w:hAnsi="Source Sans 3 Medium"/>
+                <w:szCs w:val="24"/>
+                <w:bdr w:val="none" w:sz="0" w:space="0" w:color="auto"/>
+                <w:shd w:val="clear" w:color="auto" w:fill="auto"/>
+                <w14:textOutline w14:w="0" w14:cap="rnd" w14:cmpd="sng" w14:algn="ctr">
+                  <w14:noFill/>
+                  <w14:prstDash w14:val="solid"/>
+                  <w14:bevel/>
+                </w14:textOutline>
+              </w:rPr>
+              <w:t>What phrase does the writer use to describe people who don't stay in the same place?</w:t>
+            </w:r>
+          </w:p>
+          <w:p>
+            <w:pPr>
+              <w:pStyle w:val="SS3-115"/>
+              <w:numPr>
+                <w:ilvl w:val="0"/>
+                <w:numId w:val="119"/>
+              </w:numPr>
+              <w:ind w:left="284" w:hanging="284"/>
+              <w:rPr>
+                <w:rStyle w:val="BlankWord1"/>
+                <w:rFonts w:ascii="Source Sans 3 Medium" w:hAnsi="Source Sans 3 Medium"/>
+                <w:szCs w:val="24"/>
+                <w:bdr w:val="none" w:sz="0" w:space="0" w:color="auto"/>
+                <w:shd w:val="clear" w:color="auto" w:fill="auto"/>
+                <w14:textOutline w14:w="0" w14:cap="rnd" w14:cmpd="sng" w14:algn="ctr">
+                  <w14:noFill/>
+                  <w14:prstDash w14:val="solid"/>
+                  <w14:bevel/>
+                </w14:textOutline>
+              </w:rPr>
+            </w:pPr>
+            <w:r>
+              <w:rPr>
+                <w:rStyle w:val="BlankWord1"/>
+                <w:rFonts w:ascii="Source Sans 3 Medium" w:hAnsi="Source Sans 3 Medium"/>
+                <w:szCs w:val="24"/>
+                <w:bdr w:val="none" w:sz="0" w:space="0" w:color="auto"/>
+                <w:shd w:val="clear" w:color="auto" w:fill="auto"/>
+                <w14:textOutline w14:w="0" w14:cap="rnd" w14:cmpd="sng" w14:algn="ctr">
+                  <w14:noFill/>
+                  <w14:prstDash w14:val="solid"/>
+                  <w14:bevel/>
+                </w14:textOutline>
+              </w:rPr>
+              <w:t>What work-related problem do people have that makes them less likely to form friendships?</w:t>
+            </w:r>
+          </w:p>
+          <w:p>
+            <w:pPr>
+              <w:pStyle w:val="SS3-115"/>
+              <w:numPr>
+                <w:ilvl w:val="0"/>
+                <w:numId w:val="119"/>
+              </w:numPr>
+              <w:ind w:left="284" w:hanging="284"/>
+              <w:rPr>
+                <w:rStyle w:val="BlankWord1"/>
+                <w:rFonts w:ascii="Source Sans 3 Medium" w:hAnsi="Source Sans 3 Medium"/>
+                <w:szCs w:val="24"/>
+                <w:bdr w:val="none" w:sz="0" w:space="0" w:color="auto"/>
+                <w:shd w:val="clear" w:color="auto" w:fill="auto"/>
+                <w14:textOutline w14:w="0" w14:cap="rnd" w14:cmpd="sng" w14:algn="ctr">
+                  <w14:noFill/>
+                  <w14:prstDash w14:val="solid"/>
+                  <w14:bevel/>
+                </w14:textOutline>
+              </w:rPr>
+            </w:pPr>
+            <w:r>
+              <w:rPr>
+                <w:rStyle w:val="BlankWord1"/>
+                <w:rFonts w:ascii="Source Sans 3 Medium" w:hAnsi="Source Sans 3 Medium"/>
+                <w:szCs w:val="24"/>
+                <w:bdr w:val="none" w:sz="0" w:space="0" w:color="auto"/>
+                <w:shd w:val="clear" w:color="auto" w:fill="auto"/>
+                <w14:textOutline w14:w="0" w14:cap="rnd" w14:cmpd="sng" w14:algn="ctr">
+                  <w14:noFill/>
+                  <w14:prstDash w14:val="solid"/>
+                  <w14:bevel/>
+                </w14:textOutline>
+              </w:rPr>
+              <w:t>What frequently influences the friendships of young children?</w:t>
+            </w:r>
+          </w:p>
+          <w:p>
+            <w:pPr>
+              <w:pStyle w:val="SS3-115"/>
+              <w:numPr>
+                <w:ilvl w:val="0"/>
+                <w:numId w:val="119"/>
+              </w:numPr>
+              <w:ind w:left="284" w:hanging="284"/>
+              <w:rPr>
+                <w:rStyle w:val="BlankWord1"/>
+                <w:rFonts w:ascii="Source Sans 3 Medium" w:hAnsi="Source Sans 3 Medium"/>
+                <w:bdr w:val="none" w:sz="0" w:space="0" w:color="auto"/>
+                <w:shd w:val="clear" w:color="auto" w:fill="auto"/>
+                <w:rtl/>
+                <w14:textOutline w14:w="0" w14:cap="rnd" w14:cmpd="sng" w14:algn="ctr">
+                  <w14:noFill/>
+                  <w14:prstDash w14:val="solid"/>
+                  <w14:bevel/>
+                </w14:textOutline>
+              </w:rPr>
+            </w:pPr>
+            <w:r>
+              <w:rPr>
+                <w:rStyle w:val="BlankWord1"/>
+                <w:rFonts w:ascii="Source Sans 3 Medium" w:hAnsi="Source Sans 3 Medium"/>
+                <w:szCs w:val="24"/>
+                <w:bdr w:val="none" w:sz="0" w:space="0" w:color="auto"/>
+                <w:shd w:val="clear" w:color="auto" w:fill="auto"/>
+                <w14:textOutline w14:w="0" w14:cap="rnd" w14:cmpd="sng" w14:algn="ctr">
+                  <w14:noFill/>
+                  <w14:prstDash w14:val="solid"/>
+                  <w14:bevel/>
+                </w14:textOutline>
+              </w:rPr>
+              <w:t>What are people with friends less likely to suffer from?</w:t>
+            </w:r>
+          </w:p>
+        </w:tc>
+      </w:tr>
+    </w:tbl>
+    <w:p>
+      <w:pPr>
+        <w:rPr>
+          <w:rFonts w:ascii="Source Sans 3" w:hAnsi="Source Sans 3"/>
+          <w:sz w:val="23"/>
+          <w:szCs w:val="23"/>
+          <w:lang w:bidi="ar-SA"/>
+        </w:rPr>
+      </w:pPr>
+      <w:r>
+        <w:br w:type="page"/>
+      </w:r>
+    </w:p>
+    <w:tbl>
+      <w:tblPr>
+        <w:tblStyle w:val="DottedTable"/>
+        <w:tblW w:w="14312" w:type="dxa"/>
+        <w:tblLook w:val="04A0" w:firstRow="1" w:lastRow="0" w:firstColumn="1" w:lastColumn="0" w:noHBand="0" w:noVBand="1"/>
+      </w:tblPr>
+      <w:tblGrid>
+        <w:gridCol w:w="14312"/>
+      </w:tblGrid>
+      <w:tr>
+        <w:tc>
+          <w:tcPr>
+            <w:tcW w:w="14312" w:type="dxa"/>
+            <w:shd w:val="clear" w:color="auto" w:fill="EEAA45"/>
+          </w:tcPr>
+          <w:p>
+            <w:pPr>
+              <w:rPr>
+                <w:rFonts w:ascii="Source Sans 3 ExtraBold" w:hAnsi="Source Sans 3 ExtraBold"/>
+                <w:b/>
+                <w:bCs/>
+                <w:sz w:val="34"/>
+                <w:szCs w:val="34"/>
+              </w:rPr>
+            </w:pPr>
+            <w:r>
+              <w:rPr>
+                <w:rFonts w:ascii="Source Sans 3 ExtraBold" w:hAnsi="Source Sans 3 ExtraBold"/>
+                <w:b/>
+                <w:bCs/>
+                <w:sz w:val="34"/>
+                <w:szCs w:val="34"/>
+              </w:rPr>
+              <w:lastRenderedPageBreak/>
+              <w:t xml:space="preserve">UNIT/01: </w:t>
+            </w:r>
+            <w:r>
+              <w:rPr>
+                <w:rFonts w:ascii="Source Sans 3 ExtraBold" w:hAnsi="Source Sans 3 ExtraBold"/>
+                <w:b/>
+                <w:bCs/>
+                <w:sz w:val="34"/>
+                <w:szCs w:val="34"/>
+              </w:rPr>
+              <w:t>RELATIONSHIPS</w:t>
+            </w:r>
+          </w:p>
+          <w:p>
+            <w:pPr>
+              <w:rPr>
+                <w:rFonts w:ascii="Source Sans 3 Black" w:hAnsi="Source Sans 3 Black"/>
+                <w:b/>
+                <w:bCs/>
+                <w:color w:val="FFFFFF" w:themeColor="background1"/>
+                <w:sz w:val="90"/>
+                <w:szCs w:val="90"/>
+              </w:rPr>
+            </w:pPr>
+            <w:r>
+              <w:rPr>
+                <w:rFonts w:ascii="Source Sans 3 Black" w:hAnsi="Source Sans 3 Black"/>
+                <w:b/>
+                <w:bCs/>
+                <w:color w:val="FFFFFF" w:themeColor="background1"/>
+                <w:sz w:val="90"/>
+                <w:szCs w:val="90"/>
+              </w:rPr>
+              <w:t>WRITING</w:t>
+            </w:r>
+          </w:p>
+          <w:p>
+            <w:pPr>
+              <w:rPr>
+                <w:rFonts w:ascii="Source Sans 3 Bold" w:hAnsi="Source Sans 3 Bold"/>
+                <w:b/>
+                <w:bCs/>
+                <w:caps/>
+              </w:rPr>
+            </w:pPr>
+            <w:r>
+              <w:rPr>
+                <w:rFonts w:ascii="Source Sans 3 Bold" w:hAnsi="Source Sans 3 Bold"/>
+                <w:b/>
+                <w:bCs/>
+                <w:caps/>
+              </w:rPr>
+              <w:t>IN THIS unIT YOU WILL</w:t>
+            </w:r>
+            <w:r>
+              <w:rPr>
+                <w:rFonts w:ascii="Source Sans 3 Bold" w:hAnsi="Source Sans 3 Bold"/>
+                <w:b/>
+                <w:bCs/>
+                <w:caps/>
+              </w:rPr>
+              <w:br/>
+              <w:t>LEARN HOW TO</w:t>
+            </w:r>
+          </w:p>
+          <w:p>
+            <w:pPr>
+              <w:pStyle w:val="ListParagraph"/>
+              <w:numPr>
+                <w:ilvl w:val="0"/>
+                <w:numId w:val="102"/>
+              </w:numPr>
+              <w:rPr>
+                <w:rFonts w:ascii="Source Sans 3" w:hAnsi="Source Sans 3"/>
+                <w:sz w:val="23"/>
+                <w:szCs w:val="23"/>
+              </w:rPr>
+            </w:pPr>
+            <w:r>
+              <w:rPr>
+                <w:rFonts w:ascii="Source Sans 3" w:hAnsi="Source Sans 3"/>
+                <w:sz w:val="23"/>
+                <w:szCs w:val="23"/>
+              </w:rPr>
+              <w:t>describe a process (Writing Part 1)</w:t>
+            </w:r>
+          </w:p>
+          <w:p>
+            <w:pPr>
+              <w:pStyle w:val="ListParagraph"/>
+              <w:numPr>
+                <w:ilvl w:val="0"/>
+                <w:numId w:val="102"/>
+              </w:numPr>
+              <w:rPr>
+                <w:rFonts w:ascii="Source Sans 3" w:hAnsi="Source Sans 3"/>
+                <w:sz w:val="23"/>
+                <w:szCs w:val="23"/>
+              </w:rPr>
+            </w:pPr>
+            <w:r>
+              <w:rPr>
+                <w:rFonts w:ascii="Source Sans 3" w:hAnsi="Source Sans 3"/>
+                <w:sz w:val="23"/>
+                <w:szCs w:val="23"/>
+              </w:rPr>
+              <w:t>use sequencing expressions to describe the order of stages in a process</w:t>
+            </w:r>
+          </w:p>
+          <w:p>
+            <w:pPr>
+              <w:pStyle w:val="ListParagraph"/>
+              <w:numPr>
+                <w:ilvl w:val="0"/>
+                <w:numId w:val="102"/>
+              </w:numPr>
+              <w:rPr>
+                <w:rFonts w:ascii="Source Sans 3" w:hAnsi="Source Sans 3"/>
+                <w:sz w:val="23"/>
+                <w:szCs w:val="23"/>
+              </w:rPr>
+            </w:pPr>
+            <w:r>
+              <w:rPr>
+                <w:rFonts w:ascii="Source Sans 3" w:hAnsi="Source Sans 3"/>
+                <w:sz w:val="23"/>
+                <w:szCs w:val="23"/>
+              </w:rPr>
+              <w:t>use the present simple passive to describe a process</w:t>
+            </w:r>
+          </w:p>
+          <w:p>
+            <w:pPr>
+              <w:pStyle w:val="ListParagraph"/>
+              <w:numPr>
+                <w:ilvl w:val="0"/>
+                <w:numId w:val="102"/>
+              </w:numPr>
+              <w:rPr>
+                <w:sz w:val="26"/>
+                <w:szCs w:val="26"/>
+              </w:rPr>
+            </w:pPr>
+            <w:r>
+              <w:rPr>
+                <w:rFonts w:ascii="Source Sans 3" w:hAnsi="Source Sans 3"/>
+                <w:sz w:val="23"/>
+                <w:szCs w:val="23"/>
+              </w:rPr>
+              <w:t>write an introduction and overview.</w:t>
+            </w:r>
+          </w:p>
+        </w:tc>
+      </w:tr>
+    </w:tbl>
+    <w:p>
       <w:pPr>
         <w:spacing w:before="240" w:after="0"/>
+        <w:rPr>
+          <w:rFonts w:ascii="Source Sans 3 Medium" w:hAnsi="Source Sans 3 Medium"/>
+          <w:b/>
+          <w:bCs/>
+          <w:sz w:val="2"/>
+          <w:szCs w:val="2"/>
+          <w:lang w:bidi="ar-SA"/>
+        </w:rPr>
+      </w:pPr>
+    </w:p>
+    <w:tbl>
+      <w:tblPr>
+        <w:tblStyle w:val="CommonTable"/>
+        <w:tblW w:w="0" w:type="auto"/>
+        <w:tblBorders>
+          <w:top w:val="single" w:sz="24" w:space="0" w:color="auto"/>
+          <w:left w:val="single" w:sz="24" w:space="0" w:color="auto"/>
+          <w:bottom w:val="single" w:sz="24" w:space="0" w:color="auto"/>
+          <w:right w:val="single" w:sz="24" w:space="0" w:color="auto"/>
+          <w:insideH w:val="single" w:sz="24" w:space="0" w:color="auto"/>
+          <w:insideV w:val="single" w:sz="24" w:space="0" w:color="auto"/>
+        </w:tblBorders>
+        <w:tblLook w:val="04A0" w:firstRow="1" w:lastRow="0" w:firstColumn="1" w:lastColumn="0" w:noHBand="0" w:noVBand="1"/>
+      </w:tblPr>
+      <w:tblGrid>
+        <w:gridCol w:w="1006"/>
+      </w:tblGrid>
+      <w:tr>
+        <w:tc>
+          <w:tcPr>
+            <w:tcW w:w="0" w:type="auto"/>
+            <w:shd w:val="clear" w:color="auto" w:fill="EEAA45"/>
+          </w:tcPr>
+          <w:p>
+            <w:pPr>
+              <w:rPr>
+                <w:rFonts w:ascii="Source Sans 3 Medium" w:hAnsi="Source Sans 3 Medium"/>
+                <w:b/>
+                <w:bCs/>
+                <w:sz w:val="23"/>
+                <w:szCs w:val="23"/>
+                <w:lang w:bidi="ar-SA"/>
+              </w:rPr>
+            </w:pPr>
+            <w:r>
+              <w:rPr>
+                <w:b/>
+                <w:bCs/>
+                <w:sz w:val="24"/>
+                <w:szCs w:val="24"/>
+              </w:rPr>
+              <w:t>Lead-in</w:t>
+            </w:r>
+          </w:p>
+        </w:tc>
+      </w:tr>
+    </w:tbl>
+    <w:p>
+      <w:pPr>
+        <w:spacing w:after="0"/>
+        <w:rPr>
+          <w:rFonts w:ascii="Source Sans 3" w:hAnsi="Source Sans 3"/>
+          <w:b/>
+          <w:bCs/>
+          <w:sz w:val="2"/>
+          <w:szCs w:val="2"/>
+          <w:shd w:val="clear" w:color="auto" w:fill="FFFF00"/>
+          <w:rtl/>
+        </w:rPr>
+      </w:pPr>
+    </w:p>
+    <w:tbl>
+      <w:tblPr>
+        <w:tblStyle w:val="DottedTable"/>
+        <w:tblW w:w="14312" w:type="dxa"/>
+        <w:tblLook w:val="04A0" w:firstRow="1" w:lastRow="0" w:firstColumn="1" w:lastColumn="0" w:noHBand="0" w:noVBand="1"/>
+      </w:tblPr>
+      <w:tblGrid>
+        <w:gridCol w:w="582"/>
+        <w:gridCol w:w="2107"/>
+        <w:gridCol w:w="4758"/>
+        <w:gridCol w:w="1762"/>
+        <w:gridCol w:w="142"/>
+        <w:gridCol w:w="4961"/>
+      </w:tblGrid>
+      <w:tr>
+        <w:tc>
+          <w:tcPr>
+            <w:tcW w:w="582" w:type="dxa"/>
+          </w:tcPr>
+          <w:tbl>
+            <w:tblPr>
+              <w:tblStyle w:val="CompactTable"/>
+              <w:tblW w:w="0" w:type="auto"/>
+              <w:tblBorders>
+                <w:top w:val="single" w:sz="18" w:space="0" w:color="D9D1B8"/>
+                <w:left w:val="single" w:sz="18" w:space="0" w:color="D9D1B8"/>
+                <w:bottom w:val="single" w:sz="18" w:space="0" w:color="D9D1B8"/>
+                <w:right w:val="single" w:sz="18" w:space="0" w:color="D9D1B8"/>
+                <w:insideH w:val="single" w:sz="18" w:space="0" w:color="D9D1B8"/>
+                <w:insideV w:val="single" w:sz="18" w:space="0" w:color="D9D1B8"/>
+              </w:tblBorders>
+              <w:tblLook w:val="04A0" w:firstRow="1" w:lastRow="0" w:firstColumn="1" w:lastColumn="0" w:noHBand="0" w:noVBand="1"/>
+            </w:tblPr>
+            <w:tblGrid>
+              <w:gridCol w:w="320"/>
+            </w:tblGrid>
+            <w:tr>
+              <w:tc>
+                <w:tcPr>
+                  <w:tcW w:w="385" w:type="dxa"/>
+                </w:tcPr>
+                <w:p>
+                  <w:pPr>
+                    <w:rPr>
+                      <w:b w:val="0"/>
+                      <w:bCs/>
+                      <w:szCs w:val="26"/>
+                      <w:bdr w:val="single" w:sz="12" w:space="0" w:color="FFFF00"/>
+                    </w:rPr>
+                  </w:pPr>
+                  <w:r>
+                    <w:rPr>
+                      <w:bCs/>
+                      <w:szCs w:val="26"/>
+                      <w:lang w:bidi="ar-SA"/>
+                    </w:rPr>
+                    <w:t>01</w:t>
+                  </w:r>
+                </w:p>
+              </w:tc>
+            </w:tr>
+          </w:tbl>
+          <w:p>
+            <w:pPr>
+              <w:rPr>
+                <w:rFonts w:ascii="Source Sans 3" w:hAnsi="Source Sans 3"/>
+                <w:b/>
+                <w:bCs/>
+                <w:sz w:val="26"/>
+                <w:szCs w:val="26"/>
+                <w:bdr w:val="single" w:sz="12" w:space="0" w:color="FFFF00"/>
+              </w:rPr>
+            </w:pPr>
+          </w:p>
+        </w:tc>
+        <w:tc>
+          <w:tcPr>
+            <w:tcW w:w="13730" w:type="dxa"/>
+            <w:gridSpan w:val="5"/>
+          </w:tcPr>
+          <w:p>
+            <w:pPr>
+              <w:spacing w:after="120"/>
+              <w:rPr>
+                <w:rStyle w:val="BlankWord1"/>
+                <w:iCs/>
+                <w:bdr w:val="none" w:sz="0" w:space="0" w:color="auto"/>
+                <w:shd w:val="clear" w:color="auto" w:fill="auto"/>
+                <w:rtl/>
+                <w14:textOutline w14:w="0" w14:cap="rnd" w14:cmpd="sng" w14:algn="ctr">
+                  <w14:noFill/>
+                  <w14:prstDash w14:val="solid"/>
+                  <w14:bevel/>
+                </w14:textOutline>
+              </w:rPr>
+            </w:pPr>
+            <w:r>
+              <w:rPr>
+                <w:rFonts w:ascii="Source Sans 3 Medium" w:hAnsi="Source Sans 3 Medium"/>
+                <w:b/>
+                <w:bCs/>
+                <w:sz w:val="23"/>
+                <w:szCs w:val="23"/>
+              </w:rPr>
+              <w:t>What foods do you eat at a family celebration? Do you know how to prepare them? Do you need any special equipment?</w:t>
+            </w:r>
+          </w:p>
+        </w:tc>
+      </w:tr>
+      <w:tr>
+        <w:tc>
+          <w:tcPr>
+            <w:tcW w:w="582" w:type="dxa"/>
+          </w:tcPr>
+          <w:tbl>
+            <w:tblPr>
+              <w:tblStyle w:val="CompactTable"/>
+              <w:tblW w:w="0" w:type="auto"/>
+              <w:tblBorders>
+                <w:top w:val="single" w:sz="18" w:space="0" w:color="D9D1B8"/>
+                <w:left w:val="single" w:sz="18" w:space="0" w:color="D9D1B8"/>
+                <w:bottom w:val="single" w:sz="18" w:space="0" w:color="D9D1B8"/>
+                <w:right w:val="single" w:sz="18" w:space="0" w:color="D9D1B8"/>
+                <w:insideH w:val="single" w:sz="18" w:space="0" w:color="D9D1B8"/>
+                <w:insideV w:val="single" w:sz="18" w:space="0" w:color="D9D1B8"/>
+              </w:tblBorders>
+              <w:tblLook w:val="04A0" w:firstRow="1" w:lastRow="0" w:firstColumn="1" w:lastColumn="0" w:noHBand="0" w:noVBand="1"/>
+            </w:tblPr>
+            <w:tblGrid>
+              <w:gridCol w:w="320"/>
+            </w:tblGrid>
+            <w:tr>
+              <w:tc>
+                <w:tcPr>
+                  <w:tcW w:w="385" w:type="dxa"/>
+                </w:tcPr>
+                <w:p>
+                  <w:pPr>
+                    <w:rPr>
+                      <w:b w:val="0"/>
+                      <w:bCs/>
+                      <w:szCs w:val="26"/>
+                      <w:bdr w:val="single" w:sz="12" w:space="0" w:color="FFFF00"/>
+                    </w:rPr>
+                  </w:pPr>
+                  <w:r>
+                    <w:rPr>
+                      <w:bCs/>
+                      <w:szCs w:val="26"/>
+                      <w:lang w:bidi="ar-SA"/>
+                    </w:rPr>
+                    <w:t>02</w:t>
+                  </w:r>
+                </w:p>
+              </w:tc>
+            </w:tr>
+          </w:tbl>
+          <w:p>
+            <w:pPr>
+              <w:rPr>
+                <w:bCs/>
+                <w:szCs w:val="26"/>
+              </w:rPr>
+            </w:pPr>
+          </w:p>
+        </w:tc>
+        <w:tc>
+          <w:tcPr>
+            <w:tcW w:w="8769" w:type="dxa"/>
+            <w:gridSpan w:val="4"/>
+          </w:tcPr>
+          <w:p>
+            <w:pPr>
+              <w:spacing w:after="120"/>
+              <w:rPr>
+                <w:rFonts w:ascii="Source Sans 3 Medium" w:hAnsi="Source Sans 3 Medium"/>
+                <w:b/>
+                <w:bCs/>
+                <w:sz w:val="23"/>
+                <w:szCs w:val="23"/>
+              </w:rPr>
+            </w:pPr>
+            <w:r>
+              <w:rPr>
+                <w:rFonts w:ascii="Source Sans 3 Medium" w:hAnsi="Source Sans 3 Medium"/>
+                <w:b/>
+                <w:bCs/>
+                <w:sz w:val="23"/>
+                <w:szCs w:val="23"/>
+              </w:rPr>
+              <w:t xml:space="preserve">In Sri Lanka, a family meal often includes </w:t>
+            </w:r>
+            <w:proofErr w:type="spellStart"/>
+            <w:r>
+              <w:rPr>
+                <w:rFonts w:ascii="Source Sans 3 Medium" w:hAnsi="Source Sans 3 Medium"/>
+                <w:b/>
+                <w:bCs/>
+                <w:sz w:val="23"/>
+                <w:szCs w:val="23"/>
+              </w:rPr>
+              <w:t>stringhoppers</w:t>
+            </w:r>
+            <w:proofErr w:type="spellEnd"/>
+            <w:r>
+              <w:rPr>
+                <w:rFonts w:ascii="Source Sans 3 Medium" w:hAnsi="Source Sans 3 Medium"/>
+                <w:b/>
+                <w:bCs/>
+                <w:sz w:val="23"/>
+                <w:szCs w:val="23"/>
+              </w:rPr>
+              <w:t xml:space="preserve">. To make </w:t>
+            </w:r>
+            <w:proofErr w:type="spellStart"/>
+            <w:r>
+              <w:rPr>
+                <w:rFonts w:ascii="Source Sans 3 Medium" w:hAnsi="Source Sans 3 Medium"/>
+                <w:b/>
+                <w:bCs/>
+                <w:sz w:val="23"/>
+                <w:szCs w:val="23"/>
+              </w:rPr>
+              <w:t>stringhoppers</w:t>
+            </w:r>
+            <w:proofErr w:type="spellEnd"/>
+            <w:r>
+              <w:rPr>
+                <w:rFonts w:ascii="Source Sans 3 Medium" w:hAnsi="Source Sans 3 Medium"/>
+                <w:b/>
+                <w:bCs/>
+                <w:sz w:val="23"/>
+                <w:szCs w:val="23"/>
+              </w:rPr>
+              <w:t xml:space="preserve"> you need some special equipment. Choose the best description of each piece of equipment.</w:t>
+            </w:r>
+          </w:p>
+          <w:tbl>
+            <w:tblPr>
+              <w:tblStyle w:val="DottedTable"/>
+              <w:tblW w:w="0" w:type="auto"/>
+              <w:tblLook w:val="04A0" w:firstRow="1" w:lastRow="0" w:firstColumn="1" w:lastColumn="0" w:noHBand="0" w:noVBand="1"/>
+            </w:tblPr>
+            <w:tblGrid>
+              <w:gridCol w:w="2099"/>
+              <w:gridCol w:w="6134"/>
+            </w:tblGrid>
+            <w:tr>
+              <w:tc>
+                <w:tcPr>
+                  <w:tcW w:w="2099" w:type="dxa"/>
+                </w:tcPr>
+                <w:p>
+                  <w:pPr>
+                    <w:pStyle w:val="SS3-115"/>
+                  </w:pPr>
+                  <w:r>
+                    <w:drawing>
+                      <wp:inline distT="0" distB="0" distL="0" distR="0" wp14:anchorId="7E44E291" wp14:editId="33B4E391">
+                        <wp:extent cx="1162050" cy="923925"/>
+                        <wp:effectExtent l="0" t="0" r="0" b="9525"/>
+                        <wp:docPr id="2" name="Picture 2"/>
+                        <wp:cNvGraphicFramePr>
+                          <a:graphicFrameLocks xmlns:a="http://schemas.openxmlformats.org/drawingml/2006/main" noChangeAspect="1"/>
+                        </wp:cNvGraphicFramePr>
+                        <a:graphic xmlns:a="http://schemas.openxmlformats.org/drawingml/2006/main">
+                          <a:graphicData uri="http://schemas.openxmlformats.org/drawingml/2006/picture">
+                            <pic:pic xmlns:pic="http://schemas.openxmlformats.org/drawingml/2006/picture">
+                              <pic:nvPicPr>
+                                <pic:cNvPr id="1" name=""/>
+                                <pic:cNvPicPr/>
+                              </pic:nvPicPr>
+                              <pic:blipFill>
+                                <a:blip r:embed="rId5"/>
+                                <a:stretch>
+                                  <a:fillRect/>
+                                </a:stretch>
+                              </pic:blipFill>
+                              <pic:spPr>
+                                <a:xfrm>
+                                  <a:off x="0" y="0"/>
+                                  <a:ext cx="1162050" cy="923925"/>
+                                </a:xfrm>
+                                <a:prstGeom prst="rect">
+                                  <a:avLst/>
+                                </a:prstGeom>
+                              </pic:spPr>
+                            </pic:pic>
+                          </a:graphicData>
+                        </a:graphic>
+                      </wp:inline>
+                    </w:drawing>
+                  </w:r>
+                </w:p>
+              </w:tc>
+              <w:tc>
+                <w:tcPr>
+                  <w:tcW w:w="6134" w:type="dxa"/>
+                </w:tcPr>
+                <w:p>
+                  <w:pPr>
+                    <w:pStyle w:val="SS3-115"/>
+                    <w:numPr>
+                      <w:ilvl w:val="0"/>
+                      <w:numId w:val="121"/>
+                    </w:numPr>
+                  </w:pPr>
+                  <w:proofErr w:type="spellStart"/>
+                  <w:r>
+                    <w:t>Stringhopper</w:t>
+                  </w:r>
+                  <w:proofErr w:type="spellEnd"/>
+                  <w:r>
+                    <w:t xml:space="preserve"> press</w:t>
+                  </w:r>
+                </w:p>
+                <w:p>
+                  <w:pPr>
+                    <w:pStyle w:val="SS3-115"/>
+                    <w:numPr>
+                      <w:ilvl w:val="0"/>
+                      <w:numId w:val="120"/>
+                    </w:numPr>
+                    <w:ind w:left="454" w:hanging="284"/>
+                  </w:pPr>
+                  <w:r>
+                    <w:t>It has two parts which are different in shape but the same size. It is made of a light material such as plastic.</w:t>
+                  </w:r>
+                </w:p>
+                <w:p>
+                  <w:pPr>
+                    <w:pStyle w:val="SS3-115"/>
+                    <w:numPr>
+                      <w:ilvl w:val="0"/>
+                      <w:numId w:val="120"/>
+                    </w:numPr>
+                    <w:ind w:left="454" w:hanging="284"/>
+                  </w:pPr>
+                  <w:r>
+                    <w:t xml:space="preserve">It's made of heavy metal and has two parts which are similar in shape. The </w:t>
+                  </w:r>
+                  <w:proofErr w:type="spellStart"/>
+                  <w:r>
+                    <w:t>centre</w:t>
+                  </w:r>
+                  <w:proofErr w:type="spellEnd"/>
+                  <w:r>
+                    <w:t xml:space="preserve"> is round and there are handles on each side. </w:t>
+                  </w:r>
+                  <w:proofErr w:type="gramStart"/>
+                  <w:r>
+                    <w:t>One part</w:t>
+                  </w:r>
+                  <w:proofErr w:type="gramEnd"/>
+                  <w:r>
+                    <w:t xml:space="preserve"> fits into the other.</w:t>
+                  </w:r>
+                </w:p>
+                <w:p>
+                  <w:pPr>
+                    <w:pStyle w:val="SS3-115"/>
+                    <w:numPr>
+                      <w:ilvl w:val="0"/>
+                      <w:numId w:val="120"/>
+                    </w:numPr>
+                    <w:ind w:left="454" w:hanging="284"/>
+                  </w:pPr>
+                  <w:r>
+                    <w:t>It has two parts and one goes on top of the other. It is square in shape and made of wood.</w:t>
+                  </w:r>
+                </w:p>
+              </w:tc>
+            </w:tr>
+          </w:tbl>
+          <w:p>
+            <w:pPr>
+              <w:pStyle w:val="SS3-115"/>
+            </w:pPr>
+          </w:p>
+        </w:tc>
+        <w:tc>
+          <w:tcPr>
+            <w:tcW w:w="4961" w:type="dxa"/>
+          </w:tcPr>
+          <w:p>
+            <w:pPr>
+              <w:pStyle w:val="SS3-115"/>
+            </w:pPr>
+            <w:r>
+              <w:drawing>
+                <wp:inline distT="0" distB="0" distL="0" distR="0" wp14:anchorId="7A09D339" wp14:editId="65F9314F">
+                  <wp:extent cx="2800350" cy="2505075"/>
+                  <wp:effectExtent l="0" t="0" r="0" b="9525"/>
+                  <wp:docPr id="1" name="Picture 1"/>
+                  <wp:cNvGraphicFramePr>
+                    <a:graphicFrameLocks xmlns:a="http://schemas.openxmlformats.org/drawingml/2006/main" noChangeAspect="1"/>
+                  </wp:cNvGraphicFramePr>
+                  <a:graphic xmlns:a="http://schemas.openxmlformats.org/drawingml/2006/main">
+                    <a:graphicData uri="http://schemas.openxmlformats.org/drawingml/2006/picture">
+                      <pic:pic xmlns:pic="http://schemas.openxmlformats.org/drawingml/2006/picture">
+                        <pic:nvPicPr>
+                          <pic:cNvPr id="1" name=""/>
+                          <pic:cNvPicPr/>
+                        </pic:nvPicPr>
+                        <pic:blipFill>
+                          <a:blip r:embed="rId6"/>
+                          <a:stretch>
+                            <a:fillRect/>
+                          </a:stretch>
+                        </pic:blipFill>
+                        <pic:spPr>
+                          <a:xfrm>
+                            <a:off x="0" y="0"/>
+                            <a:ext cx="2800350" cy="2505075"/>
+                          </a:xfrm>
+                          <a:prstGeom prst="rect">
+                            <a:avLst/>
+                          </a:prstGeom>
+                        </pic:spPr>
+                      </pic:pic>
+                    </a:graphicData>
+                  </a:graphic>
+                </wp:inline>
+              </w:drawing>
+            </w:r>
+          </w:p>
+        </w:tc>
+      </w:tr>
+      <w:tr>
+        <w:tc>
+          <w:tcPr>
+            <w:tcW w:w="582" w:type="dxa"/>
+          </w:tcPr>
+          <w:p>
+            <w:pPr>
+              <w:rPr>
+                <w:bCs/>
+                <w:szCs w:val="26"/>
+              </w:rPr>
+            </w:pPr>
+          </w:p>
+        </w:tc>
+        <w:tc>
+          <w:tcPr>
+            <w:tcW w:w="2107" w:type="dxa"/>
+          </w:tcPr>
+          <w:p>
+            <w:pPr>
+              <w:pStyle w:val="SS3-115"/>
+            </w:pPr>
+            <w:r>
+              <w:drawing>
+                <wp:inline distT="0" distB="0" distL="0" distR="0" wp14:anchorId="7DA05800" wp14:editId="0B5CF0DD">
+                  <wp:extent cx="1057275" cy="962025"/>
+                  <wp:effectExtent l="0" t="0" r="9525" b="9525"/>
+                  <wp:docPr id="3" name="Picture 3"/>
+                  <wp:cNvGraphicFramePr>
+                    <a:graphicFrameLocks xmlns:a="http://schemas.openxmlformats.org/drawingml/2006/main" noChangeAspect="1"/>
+                  </wp:cNvGraphicFramePr>
+                  <a:graphic xmlns:a="http://schemas.openxmlformats.org/drawingml/2006/main">
+                    <a:graphicData uri="http://schemas.openxmlformats.org/drawingml/2006/picture">
+                      <pic:pic xmlns:pic="http://schemas.openxmlformats.org/drawingml/2006/picture">
+                        <pic:nvPicPr>
+                          <pic:cNvPr id="1" name=""/>
+                          <pic:cNvPicPr/>
+                        </pic:nvPicPr>
+                        <pic:blipFill>
+                          <a:blip r:embed="rId7"/>
+                          <a:stretch>
+                            <a:fillRect/>
+                          </a:stretch>
+                        </pic:blipFill>
+                        <pic:spPr>
+                          <a:xfrm>
+                            <a:off x="0" y="0"/>
+                            <a:ext cx="1057275" cy="962025"/>
+                          </a:xfrm>
+                          <a:prstGeom prst="rect">
+                            <a:avLst/>
+                          </a:prstGeom>
+                        </pic:spPr>
+                      </pic:pic>
+                    </a:graphicData>
+                  </a:graphic>
+                </wp:inline>
+              </w:drawing>
+            </w:r>
+          </w:p>
+        </w:tc>
+        <w:tc>
+          <w:tcPr>
+            <w:tcW w:w="4758" w:type="dxa"/>
+          </w:tcPr>
+          <w:p>
+            <w:pPr>
+              <w:pStyle w:val="SS3-115"/>
+              <w:numPr>
+                <w:ilvl w:val="0"/>
+                <w:numId w:val="121"/>
+              </w:numPr>
+            </w:pPr>
+            <w:proofErr w:type="spellStart"/>
+            <w:r>
+              <w:t>Stringhopper</w:t>
+            </w:r>
+            <w:proofErr w:type="spellEnd"/>
+            <w:r>
+              <w:t xml:space="preserve"> </w:t>
+            </w:r>
+            <w:r>
+              <w:t>mats</w:t>
+            </w:r>
+          </w:p>
+          <w:p>
+            <w:pPr>
+              <w:pStyle w:val="SS3-115"/>
+              <w:numPr>
+                <w:ilvl w:val="0"/>
+                <w:numId w:val="122"/>
+              </w:numPr>
+              <w:ind w:left="454" w:hanging="284"/>
+            </w:pPr>
+            <w:r>
+              <w:t xml:space="preserve">These are round shallow baskets made of thin pieces of wood. The wood is in a </w:t>
+            </w:r>
+            <w:proofErr w:type="spellStart"/>
+            <w:r>
+              <w:t>criss-cross</w:t>
+            </w:r>
+            <w:proofErr w:type="spellEnd"/>
+            <w:r>
+              <w:t xml:space="preserve"> pattern to form large holes.</w:t>
+            </w:r>
+          </w:p>
+          <w:p>
+            <w:pPr>
+              <w:pStyle w:val="SS3-115"/>
+              <w:numPr>
+                <w:ilvl w:val="0"/>
+                <w:numId w:val="122"/>
+              </w:numPr>
+              <w:ind w:left="454" w:hanging="284"/>
+            </w:pPr>
+            <w:r>
+              <w:t>These are cloth triangles with very small holes in them.</w:t>
+            </w:r>
+          </w:p>
+          <w:p>
+            <w:pPr>
+              <w:pStyle w:val="SS3-115"/>
+              <w:numPr>
+                <w:ilvl w:val="0"/>
+                <w:numId w:val="122"/>
+              </w:numPr>
+              <w:ind w:left="454" w:hanging="284"/>
+            </w:pPr>
+            <w:r>
+              <w:t>These are thick pieces of wood with rectangular holes in them.</w:t>
+            </w:r>
+          </w:p>
+        </w:tc>
+        <w:tc>
+          <w:tcPr>
+            <w:tcW w:w="1762" w:type="dxa"/>
+          </w:tcPr>
+          <w:p>
+            <w:pPr>
+              <w:pStyle w:val="SS3-115"/>
+            </w:pPr>
+            <w:r>
+              <w:drawing>
+                <wp:inline distT="0" distB="0" distL="0" distR="0" wp14:anchorId="695D2345" wp14:editId="351EECED">
+                  <wp:extent cx="923925" cy="1152525"/>
+                  <wp:effectExtent l="0" t="0" r="9525" b="9525"/>
+                  <wp:docPr id="4" name="Picture 4"/>
+                  <wp:cNvGraphicFramePr>
+                    <a:graphicFrameLocks xmlns:a="http://schemas.openxmlformats.org/drawingml/2006/main" noChangeAspect="1"/>
+                  </wp:cNvGraphicFramePr>
+                  <a:graphic xmlns:a="http://schemas.openxmlformats.org/drawingml/2006/main">
+                    <a:graphicData uri="http://schemas.openxmlformats.org/drawingml/2006/picture">
+                      <pic:pic xmlns:pic="http://schemas.openxmlformats.org/drawingml/2006/picture">
+                        <pic:nvPicPr>
+                          <pic:cNvPr id="1" name=""/>
+                          <pic:cNvPicPr/>
+                        </pic:nvPicPr>
+                        <pic:blipFill>
+                          <a:blip r:embed="rId8"/>
+                          <a:stretch>
+                            <a:fillRect/>
+                          </a:stretch>
+                        </pic:blipFill>
+                        <pic:spPr>
+                          <a:xfrm>
+                            <a:off x="0" y="0"/>
+                            <a:ext cx="923925" cy="1152525"/>
+                          </a:xfrm>
+                          <a:prstGeom prst="rect">
+                            <a:avLst/>
+                          </a:prstGeom>
+                        </pic:spPr>
+                      </pic:pic>
+                    </a:graphicData>
+                  </a:graphic>
+                </wp:inline>
+              </w:drawing>
+            </w:r>
+          </w:p>
+        </w:tc>
+        <w:tc>
+          <w:tcPr>
+            <w:tcW w:w="5103" w:type="dxa"/>
+            <w:gridSpan w:val="2"/>
+          </w:tcPr>
+          <w:p>
+            <w:pPr>
+              <w:pStyle w:val="SS3-115"/>
+              <w:numPr>
+                <w:ilvl w:val="0"/>
+                <w:numId w:val="121"/>
+              </w:numPr>
+            </w:pPr>
+            <w:proofErr w:type="spellStart"/>
+            <w:r>
+              <w:t>Stringhopper</w:t>
+            </w:r>
+            <w:proofErr w:type="spellEnd"/>
+            <w:r>
+              <w:t xml:space="preserve"> </w:t>
+            </w:r>
+            <w:r>
+              <w:t>mats</w:t>
+            </w:r>
+          </w:p>
+          <w:p>
+            <w:pPr>
+              <w:pStyle w:val="SS3-115"/>
+              <w:numPr>
+                <w:ilvl w:val="0"/>
+                <w:numId w:val="123"/>
+              </w:numPr>
+              <w:ind w:left="454" w:hanging="284"/>
+            </w:pPr>
+            <w:r>
+              <w:t>It is made of metal and the top and bottom are the same size and shape.</w:t>
+            </w:r>
+          </w:p>
+          <w:p>
+            <w:pPr>
+              <w:pStyle w:val="SS3-115"/>
+              <w:numPr>
+                <w:ilvl w:val="0"/>
+                <w:numId w:val="123"/>
+              </w:numPr>
+              <w:ind w:left="454" w:hanging="284"/>
+            </w:pPr>
+            <w:r>
+              <w:t>It is a metal machine with a wide base and a narrow tray on top.</w:t>
+            </w:r>
+          </w:p>
+          <w:p>
+            <w:pPr>
+              <w:pStyle w:val="SS3-115"/>
+              <w:numPr>
+                <w:ilvl w:val="0"/>
+                <w:numId w:val="123"/>
+              </w:numPr>
+              <w:ind w:left="454" w:hanging="284"/>
+            </w:pPr>
+            <w:r>
+              <w:t>It is a machine made of metal with a wide tray at the top and a narrower base.</w:t>
+            </w:r>
+          </w:p>
+        </w:tc>
+      </w:tr>
+    </w:tbl>
+    <w:p>
+      <w:r>
+        <w:br w:type="page"/>
+      </w:r>
+    </w:p>
+    <w:tbl>
+      <w:tblPr>
+        <w:tblStyle w:val="DottedTable"/>
+        <w:tblW w:w="0" w:type="auto"/>
+        <w:tblLook w:val="04A0" w:firstRow="1" w:lastRow="0" w:firstColumn="1" w:lastColumn="0" w:noHBand="0" w:noVBand="1"/>
+      </w:tblPr>
+      <w:tblGrid>
+        <w:gridCol w:w="622"/>
+        <w:gridCol w:w="10536"/>
+      </w:tblGrid>
+      <w:tr>
+        <w:tc>
+          <w:tcPr>
+            <w:tcW w:w="562" w:type="dxa"/>
+          </w:tcPr>
+          <w:tbl>
+            <w:tblPr>
+              <w:tblStyle w:val="CompactTable"/>
+              <w:tblW w:w="360" w:type="dxa"/>
+              <w:tblBorders>
+                <w:top w:val="single" w:sz="18" w:space="0" w:color="E9B374"/>
+                <w:left w:val="single" w:sz="18" w:space="0" w:color="E9B374"/>
+                <w:bottom w:val="single" w:sz="18" w:space="0" w:color="E9B374"/>
+                <w:right w:val="single" w:sz="18" w:space="0" w:color="E9B374"/>
+                <w:insideH w:val="single" w:sz="18" w:space="0" w:color="E9B374"/>
+                <w:insideV w:val="single" w:sz="18" w:space="0" w:color="E9B374"/>
+              </w:tblBorders>
+              <w:tblLook w:val="04A0" w:firstRow="1" w:lastRow="0" w:firstColumn="1" w:lastColumn="0" w:noHBand="0" w:noVBand="1"/>
+            </w:tblPr>
+            <w:tblGrid>
+              <w:gridCol w:w="360"/>
+            </w:tblGrid>
+            <w:tr>
+              <w:tc>
+                <w:tcPr>
+                  <w:tcW w:w="360" w:type="dxa"/>
+                </w:tcPr>
+                <w:p>
+                  <w:pPr>
+                    <w:rPr>
+                      <w:b w:val="0"/>
+                      <w:bCs/>
+                      <w:szCs w:val="26"/>
+                      <w:bdr w:val="single" w:sz="12" w:space="0" w:color="FFFF00"/>
+                    </w:rPr>
+                  </w:pPr>
+                  <w:r>
+                    <w:rPr>
+                      <w:bCs/>
+                      <w:szCs w:val="26"/>
+                      <w:lang w:bidi="ar-SA"/>
+                    </w:rPr>
+                    <w:lastRenderedPageBreak/>
+                    <w:t>03</w:t>
+                  </w:r>
+                </w:p>
+              </w:tc>
+            </w:tr>
+          </w:tbl>
+          <w:p>
+            <w:pPr>
+              <w:rPr>
+                <w:sz w:val="26"/>
+                <w:szCs w:val="26"/>
+              </w:rPr>
+            </w:pPr>
+          </w:p>
+        </w:tc>
+        <w:tc>
+          <w:tcPr>
+            <w:tcW w:w="10536" w:type="dxa"/>
+          </w:tcPr>
+          <w:p>
+            <w:pPr>
+              <w:spacing w:after="120"/>
+              <w:rPr>
+                <w:rFonts w:ascii="Source Sans 3 Medium" w:hAnsi="Source Sans 3 Medium"/>
+                <w:b/>
+                <w:bCs/>
+                <w:color w:val="101312"/>
+                <w:spacing w:val="-2"/>
+                <w:w w:val="105"/>
+                <w:sz w:val="23"/>
+                <w:szCs w:val="23"/>
+                <w:rtl/>
+              </w:rPr>
+            </w:pPr>
+            <w:r>
+              <w:rPr>
+                <w:rFonts w:ascii="Source Sans 3 Medium" w:hAnsi="Source Sans 3 Medium"/>
+                <w:b/>
+                <w:bCs/>
+                <w:color w:val="101312"/>
+                <w:spacing w:val="-2"/>
+                <w:w w:val="105"/>
+                <w:sz w:val="23"/>
+                <w:szCs w:val="23"/>
+              </w:rPr>
+              <w:t>Complete the chart with words from exercise 2</w:t>
+            </w:r>
+            <w:r>
+              <w:rPr>
+                <w:rFonts w:ascii="Source Sans 3 Medium" w:hAnsi="Source Sans 3 Medium"/>
+                <w:b/>
+                <w:bCs/>
+                <w:color w:val="101312"/>
+                <w:spacing w:val="-2"/>
+                <w:w w:val="105"/>
+                <w:sz w:val="23"/>
+                <w:szCs w:val="23"/>
+              </w:rPr>
+              <w:t>.</w:t>
+            </w:r>
+          </w:p>
+          <w:tbl>
+            <w:tblPr>
+              <w:tblStyle w:val="CommonTable"/>
+              <w:tblW w:w="0" w:type="auto"/>
+              <w:tblBorders>
+                <w:top w:val="single" w:sz="18" w:space="0" w:color="E9B374"/>
+                <w:left w:val="none" w:sz="0" w:space="0" w:color="auto"/>
+                <w:bottom w:val="none" w:sz="0" w:space="0" w:color="auto"/>
+                <w:right w:val="none" w:sz="0" w:space="0" w:color="auto"/>
+                <w:insideH w:val="single" w:sz="6" w:space="0" w:color="E9B374"/>
+                <w:insideV w:val="single" w:sz="6" w:space="0" w:color="E9B374"/>
+              </w:tblBorders>
+              <w:shd w:val="clear" w:color="auto" w:fill="E7EAEF"/>
+              <w:tblLook w:val="04A0" w:firstRow="1" w:lastRow="0" w:firstColumn="1" w:lastColumn="0" w:noHBand="0" w:noVBand="1"/>
+            </w:tblPr>
+            <w:tblGrid>
+              <w:gridCol w:w="1120"/>
+              <w:gridCol w:w="1005"/>
+              <w:gridCol w:w="926"/>
+            </w:tblGrid>
+            <w:tr>
+              <w:tc>
+                <w:tcPr>
+                  <w:tcW w:w="0" w:type="auto"/>
+                  <w:shd w:val="clear" w:color="auto" w:fill="E7EAEF"/>
+                </w:tcPr>
+                <w:p>
+                  <w:pPr>
+                    <w:jc w:val="center"/>
+                    <w:rPr>
+                      <w:b/>
+                      <w:sz w:val="23"/>
+                      <w:szCs w:val="23"/>
+                    </w:rPr>
+                  </w:pPr>
+                  <w:r>
+                    <w:rPr>
+                      <w:b/>
+                      <w:color w:val="111313"/>
+                      <w:spacing w:val="-4"/>
+                      <w:sz w:val="23"/>
+                      <w:szCs w:val="23"/>
+                    </w:rPr>
+                    <w:t>Materials</w:t>
+                  </w:r>
+                </w:p>
+              </w:tc>
+              <w:tc>
+                <w:tcPr>
+                  <w:tcW w:w="0" w:type="auto"/>
+                  <w:shd w:val="clear" w:color="auto" w:fill="E7EAEF"/>
+                </w:tcPr>
+                <w:p>
+                  <w:pPr>
+                    <w:jc w:val="center"/>
+                    <w:rPr>
+                      <w:b/>
+                      <w:color w:val="111313"/>
+                      <w:spacing w:val="-4"/>
+                      <w:sz w:val="23"/>
+                      <w:szCs w:val="23"/>
+                    </w:rPr>
+                  </w:pPr>
+                  <w:r>
+                    <w:rPr>
+                      <w:b/>
+                      <w:color w:val="111313"/>
+                      <w:spacing w:val="-4"/>
+                      <w:sz w:val="23"/>
+                      <w:szCs w:val="23"/>
+                    </w:rPr>
+                    <w:t>Parts</w:t>
+                  </w:r>
+                </w:p>
+              </w:tc>
+              <w:tc>
+                <w:tcPr>
+                  <w:tcW w:w="0" w:type="auto"/>
+                  <w:shd w:val="clear" w:color="auto" w:fill="E7EAEF"/>
+                </w:tcPr>
+                <w:p>
+                  <w:pPr>
+                    <w:jc w:val="center"/>
+                    <w:rPr>
+                      <w:b/>
+                      <w:color w:val="111313"/>
+                      <w:spacing w:val="-4"/>
+                      <w:sz w:val="23"/>
+                      <w:szCs w:val="23"/>
+                    </w:rPr>
+                  </w:pPr>
+                  <w:r>
+                    <w:rPr>
+                      <w:b/>
+                      <w:color w:val="111313"/>
+                      <w:spacing w:val="-4"/>
+                      <w:sz w:val="23"/>
+                      <w:szCs w:val="23"/>
+                    </w:rPr>
+                    <w:t>Shapes</w:t>
+                  </w:r>
+                </w:p>
+              </w:tc>
+            </w:tr>
+            <w:tr>
+              <w:tc>
+                <w:tcPr>
+                  <w:tcW w:w="0" w:type="auto"/>
+                  <w:shd w:val="clear" w:color="auto" w:fill="E7EAEF"/>
+                </w:tcPr>
+                <w:p>
+                  <w:pPr>
+                    <w:spacing w:line="278" w:lineRule="auto"/>
+                    <w:rPr>
+                      <w:sz w:val="23"/>
+                      <w:szCs w:val="23"/>
+                    </w:rPr>
+                  </w:pPr>
+                  <w:r>
+                    <w:rPr>
+                      <w:sz w:val="23"/>
+                      <w:szCs w:val="23"/>
+                    </w:rPr>
+                    <w:t>Plastic</w:t>
+                  </w:r>
+                </w:p>
+              </w:tc>
+              <w:tc>
+                <w:tcPr>
+                  <w:tcW w:w="0" w:type="auto"/>
+                  <w:shd w:val="clear" w:color="auto" w:fill="E7EAEF"/>
+                </w:tcPr>
+                <w:p>
+                  <w:pPr>
+                    <w:spacing w:line="278" w:lineRule="auto"/>
+                    <w:rPr>
+                      <w:sz w:val="23"/>
+                      <w:szCs w:val="23"/>
+                    </w:rPr>
+                  </w:pPr>
+                  <w:r>
+                    <w:rPr>
+                      <w:sz w:val="23"/>
+                      <w:szCs w:val="23"/>
+                    </w:rPr>
+                    <w:t>Handles</w:t>
+                  </w:r>
+                </w:p>
+              </w:tc>
+              <w:tc>
+                <w:tcPr>
+                  <w:tcW w:w="0" w:type="auto"/>
+                  <w:shd w:val="clear" w:color="auto" w:fill="E7EAEF"/>
+                </w:tcPr>
+                <w:p>
+                  <w:pPr>
+                    <w:spacing w:line="278" w:lineRule="auto"/>
+                    <w:rPr>
+                      <w:sz w:val="23"/>
+                      <w:szCs w:val="23"/>
+                    </w:rPr>
+                  </w:pPr>
+                  <w:r>
+                    <w:rPr>
+                      <w:sz w:val="23"/>
+                      <w:szCs w:val="23"/>
+                    </w:rPr>
+                    <w:t>round</w:t>
+                  </w:r>
+                </w:p>
+              </w:tc>
+            </w:tr>
+          </w:tbl>
+          <w:p>
+            <w:pPr>
+              <w:spacing w:line="278" w:lineRule="auto"/>
+              <w:rPr>
+                <w:iCs/>
+                <w:sz w:val="26"/>
+                <w:szCs w:val="26"/>
+              </w:rPr>
+            </w:pPr>
+          </w:p>
+        </w:tc>
+      </w:tr>
+    </w:tbl>
+    <w:p>
+      <w:pPr>
+        <w:pStyle w:val="SS3-115"/>
+      </w:pPr>
+    </w:p>
+    <w:p>
+      <w:pPr>
+        <w:spacing w:before="240"/>
+        <w:rPr>
+          <w:color w:val="DDF03C"/>
+          <w:sz w:val="34"/>
+          <w:szCs w:val="34"/>
+        </w:rPr>
+      </w:pPr>
+      <w:r>
+        <w:rPr>
+          <w:rFonts w:ascii="Source Sans 3 Black" w:hAnsi="Source Sans 3 Black"/>
+          <w:color w:val="F4A349"/>
+          <w:sz w:val="34"/>
+          <w:szCs w:val="34"/>
+          <w:shd w:val="clear" w:color="auto" w:fill="F4A349"/>
+        </w:rPr>
+        <w:t>[[[[[[[[[[</w:t>
+      </w:r>
+      <w:r>
+        <w:rPr>
+          <w:rFonts w:ascii="Source Sans 3 SemiBold" w:hAnsi="Source Sans 3 SemiBold"/>
+          <w:b/>
+          <w:bCs/>
+          <w:sz w:val="34"/>
+          <w:szCs w:val="34"/>
+        </w:rPr>
+        <w:t>PART 1: DESCRIBING A PROCESS</w:t>
+      </w:r>
+      <w:r>
+        <w:rPr>
+          <w:rFonts w:ascii="Source Sans 3 Black" w:hAnsi="Source Sans 3 Black"/>
+          <w:b/>
+          <w:bCs/>
+          <w:color w:val="F4A349"/>
+          <w:sz w:val="34"/>
+          <w:szCs w:val="34"/>
+        </w:rPr>
+        <w:t>]</w:t>
+      </w:r>
+    </w:p>
+    <w:tbl>
+      <w:tblPr>
+        <w:tblStyle w:val="DottedTable"/>
+        <w:tblW w:w="14392" w:type="dxa"/>
+        <w:tblLook w:val="04A0" w:firstRow="1" w:lastRow="0" w:firstColumn="1" w:lastColumn="0" w:noHBand="0" w:noVBand="1"/>
+      </w:tblPr>
+      <w:tblGrid>
+        <w:gridCol w:w="582"/>
+        <w:gridCol w:w="4603"/>
+        <w:gridCol w:w="2302"/>
+        <w:gridCol w:w="2301"/>
+        <w:gridCol w:w="980"/>
+        <w:gridCol w:w="3624"/>
+      </w:tblGrid>
+      <w:tr>
+        <w:tc>
+          <w:tcPr>
+            <w:tcW w:w="582" w:type="dxa"/>
+          </w:tcPr>
+          <w:tbl>
+            <w:tblPr>
+              <w:tblStyle w:val="CompactTable"/>
+              <w:tblW w:w="0" w:type="auto"/>
+              <w:tblBorders>
+                <w:top w:val="single" w:sz="18" w:space="0" w:color="BD986E"/>
+                <w:left w:val="single" w:sz="18" w:space="0" w:color="BD986E"/>
+                <w:bottom w:val="single" w:sz="18" w:space="0" w:color="BD986E"/>
+                <w:right w:val="single" w:sz="18" w:space="0" w:color="BD986E"/>
+                <w:insideH w:val="single" w:sz="18" w:space="0" w:color="BD986E"/>
+                <w:insideV w:val="single" w:sz="18" w:space="0" w:color="BD986E"/>
+              </w:tblBorders>
+              <w:tblLook w:val="04A0" w:firstRow="1" w:lastRow="0" w:firstColumn="1" w:lastColumn="0" w:noHBand="0" w:noVBand="1"/>
+            </w:tblPr>
+            <w:tblGrid>
+              <w:gridCol w:w="320"/>
+            </w:tblGrid>
+            <w:tr>
+              <w:tc>
+                <w:tcPr>
+                  <w:tcW w:w="385" w:type="dxa"/>
+                </w:tcPr>
+                <w:p>
+                  <w:pPr>
+                    <w:rPr>
+                      <w:b w:val="0"/>
+                      <w:bCs/>
+                      <w:szCs w:val="26"/>
+                      <w:bdr w:val="single" w:sz="12" w:space="0" w:color="FFFF00"/>
+                    </w:rPr>
+                  </w:pPr>
+                  <w:r>
+                    <w:rPr>
+                      <w:bCs/>
+                      <w:szCs w:val="26"/>
+                      <w:lang w:bidi="ar-SA"/>
+                    </w:rPr>
+                    <w:t>04</w:t>
+                  </w:r>
+                </w:p>
+              </w:tc>
+            </w:tr>
+          </w:tbl>
+          <w:p>
+            <w:pPr>
+              <w:rPr>
+                <w:rFonts w:ascii="Source Sans 3" w:hAnsi="Source Sans 3"/>
+                <w:b/>
+                <w:bCs/>
+                <w:sz w:val="26"/>
+                <w:szCs w:val="26"/>
+                <w:bdr w:val="single" w:sz="12" w:space="0" w:color="FFFF00"/>
+              </w:rPr>
+            </w:pPr>
+          </w:p>
+        </w:tc>
+        <w:tc>
+          <w:tcPr>
+            <w:tcW w:w="10186" w:type="dxa"/>
+            <w:gridSpan w:val="4"/>
+          </w:tcPr>
+          <w:p>
+            <w:pPr>
+              <w:spacing w:after="120" w:line="240" w:lineRule="auto"/>
+              <w:rPr>
+                <w:rFonts w:ascii="Source Sans 3 Medium" w:hAnsi="Source Sans 3 Medium"/>
+                <w:b/>
+                <w:bCs/>
+                <w:sz w:val="23"/>
+                <w:szCs w:val="23"/>
+                <w:lang w:bidi="ar-SA"/>
+              </w:rPr>
+            </w:pPr>
+            <w:r>
+              <w:rPr>
+                <w:rFonts w:ascii="Source Sans 3 Medium" w:hAnsi="Source Sans 3 Medium"/>
+                <w:b/>
+                <w:bCs/>
+                <w:sz w:val="23"/>
+                <w:szCs w:val="23"/>
+                <w:lang w:bidi="ar-SA"/>
+              </w:rPr>
+              <w:t xml:space="preserve">The pictures show the process of making </w:t>
+            </w:r>
+            <w:proofErr w:type="spellStart"/>
+            <w:r>
+              <w:rPr>
+                <w:rFonts w:ascii="Source Sans 3 Medium" w:hAnsi="Source Sans 3 Medium"/>
+                <w:b/>
+                <w:bCs/>
+                <w:sz w:val="23"/>
+                <w:szCs w:val="23"/>
+                <w:lang w:bidi="ar-SA"/>
+              </w:rPr>
+              <w:t>stringhoppers</w:t>
+            </w:r>
+            <w:proofErr w:type="spellEnd"/>
+            <w:r>
+              <w:rPr>
+                <w:rFonts w:ascii="Source Sans 3 Medium" w:hAnsi="Source Sans 3 Medium"/>
+                <w:b/>
+                <w:bCs/>
+                <w:sz w:val="23"/>
+                <w:szCs w:val="23"/>
+                <w:lang w:bidi="ar-SA"/>
+              </w:rPr>
+              <w:t>.</w:t>
+            </w:r>
+          </w:p>
+          <w:p>
+            <w:pPr>
+              <w:spacing w:after="120"/>
+              <w:rPr>
+                <w:rStyle w:val="BlankWord1"/>
+                <w:rFonts w:ascii="Source Sans 3 Medium" w:hAnsi="Source Sans 3 Medium"/>
+                <w:b/>
+                <w:bCs/>
+                <w:bdr w:val="none" w:sz="0" w:space="0" w:color="auto"/>
+                <w:shd w:val="clear" w:color="auto" w:fill="auto"/>
+                <w:rtl/>
+                <w14:textOutline w14:w="0" w14:cap="rnd" w14:cmpd="sng" w14:algn="ctr">
+                  <w14:noFill/>
+                  <w14:prstDash w14:val="solid"/>
+                  <w14:bevel/>
+                </w14:textOutline>
+              </w:rPr>
+            </w:pPr>
+            <w:r>
+              <w:rPr>
+                <w:rFonts w:ascii="Source Sans 3 Medium" w:hAnsi="Source Sans 3 Medium"/>
+                <w:b/>
+                <w:bCs/>
+                <w:sz w:val="23"/>
+                <w:szCs w:val="23"/>
+              </w:rPr>
+              <w:t>Match the short instructions to the pictures.</w:t>
+            </w:r>
+          </w:p>
+        </w:tc>
+        <w:tc>
+          <w:tcPr>
+            <w:tcW w:w="3624" w:type="dxa"/>
+          </w:tcPr>
+          <w:p>
+            <w:pPr>
+              <w:rPr>
+                <w:rFonts w:ascii="Source Sans 3 SemiBold" w:hAnsi="Source Sans 3 SemiBold"/>
+                <w:b/>
+                <w:bCs/>
+                <w:noProof/>
+                <w:color w:val="FFFFFF" w:themeColor="background1"/>
+                <w:shd w:val="clear" w:color="auto" w:fill="68AF3D"/>
+              </w:rPr>
+            </w:pPr>
+            <w:r>
+              <w:rPr>
+                <w:rFonts w:ascii="Source Sans 3 SemiBold" w:hAnsi="Source Sans 3 SemiBold"/>
+                <w:b/>
+                <w:bCs/>
+                <w:noProof/>
+                <w:color w:val="FFFFFF" w:themeColor="background1"/>
+                <w:bdr w:val="single" w:sz="24" w:space="0" w:color="F4A349"/>
+                <w:shd w:val="clear" w:color="auto" w:fill="EF4740"/>
+              </w:rPr>
+              <w:t xml:space="preserve">TIP </w:t>
+            </w:r>
+            <w:r>
+              <w:rPr>
+                <w:rFonts w:ascii="Source Sans 3 SemiBold" w:hAnsi="Source Sans 3 SemiBold"/>
+                <w:b/>
+                <w:bCs/>
+                <w:noProof/>
+                <w:bdr w:val="single" w:sz="24" w:space="0" w:color="F4A349"/>
+              </w:rPr>
+              <w:t>04</w:t>
+            </w:r>
+          </w:p>
+          <w:tbl>
+            <w:tblPr>
+              <w:tblStyle w:val="NormalTable"/>
+              <w:tblW w:w="0" w:type="auto"/>
+              <w:tblBorders>
+                <w:top w:val="single" w:sz="18" w:space="0" w:color="F4A349"/>
+                <w:left w:val="single" w:sz="18" w:space="0" w:color="F4A349"/>
+                <w:bottom w:val="single" w:sz="18" w:space="0" w:color="F4A349"/>
+                <w:right w:val="single" w:sz="18" w:space="0" w:color="F4A349"/>
+                <w:insideH w:val="single" w:sz="18" w:space="0" w:color="F4A349"/>
+                <w:insideV w:val="single" w:sz="18" w:space="0" w:color="F4A349"/>
+              </w:tblBorders>
+              <w:shd w:val="clear" w:color="auto" w:fill="E7EAEF"/>
+              <w:tblLook w:val="04A0" w:firstRow="1" w:lastRow="0" w:firstColumn="1" w:lastColumn="0" w:noHBand="0" w:noVBand="1"/>
+            </w:tblPr>
+            <w:tblGrid>
+              <w:gridCol w:w="3362"/>
+            </w:tblGrid>
+            <w:tr>
+              <w:tc>
+                <w:tcPr>
+                  <w:tcW w:w="6061" w:type="dxa"/>
+                  <w:shd w:val="clear" w:color="auto" w:fill="E7EAEF"/>
+                </w:tcPr>
+                <w:p>
+                  <w:pPr>
+                    <w:rPr>
+                      <w:noProof/>
+                      <w:sz w:val="21"/>
+                      <w:szCs w:val="21"/>
+                    </w:rPr>
+                  </w:pPr>
+                  <w:r>
+                    <w:rPr>
+                      <w:sz w:val="21"/>
+                      <w:szCs w:val="21"/>
+                    </w:rPr>
+                    <w:t>Don't worry if you don't know a word in the text. You can often guess the meaning by reading the other words in the sentence. And you may not need to know the meaning to answer the questions.</w:t>
+                  </w:r>
+                </w:p>
+              </w:tc>
+            </w:tr>
+          </w:tbl>
+          <w:p>
+            <w:pPr>
+              <w:spacing w:after="120"/>
+              <w:rPr>
+                <w:rFonts w:ascii="Source Sans 3 Medium" w:hAnsi="Source Sans 3 Medium"/>
+                <w:b/>
+                <w:bCs/>
+                <w:sz w:val="23"/>
+                <w:szCs w:val="23"/>
+              </w:rPr>
+            </w:pPr>
+          </w:p>
+        </w:tc>
+      </w:tr>
+      <w:tr>
+        <w:tc>
+          <w:tcPr>
+            <w:tcW w:w="582" w:type="dxa"/>
+          </w:tcPr>
+          <w:p>
+            <w:pPr>
+              <w:rPr>
+                <w:bCs/>
+                <w:szCs w:val="26"/>
+              </w:rPr>
+            </w:pPr>
+          </w:p>
+        </w:tc>
+        <w:tc>
+          <w:tcPr>
+            <w:tcW w:w="4603" w:type="dxa"/>
+          </w:tcPr>
+          <w:p>
+            <w:pPr>
+              <w:rPr>
+                <w:rFonts w:ascii="Source Sans 3 SemiBold" w:hAnsi="Source Sans 3 SemiBold"/>
+                <w:b/>
+                <w:bCs/>
+                <w:noProof/>
+                <w:color w:val="FFFFFF" w:themeColor="background1"/>
+                <w:bdr w:val="single" w:sz="24" w:space="0" w:color="F4A349"/>
+                <w:shd w:val="clear" w:color="auto" w:fill="EF4740"/>
+              </w:rPr>
+            </w:pPr>
+            <w:r>
+              <w:rPr>
+                <w:rFonts w:ascii="Source Sans 3 SemiBold" w:hAnsi="Source Sans 3 SemiBold"/>
+                <w:b/>
+                <w:bCs/>
+                <w:noProof/>
+                <w:color w:val="FFFFFF" w:themeColor="background1"/>
+                <w:bdr w:val="single" w:sz="24" w:space="0" w:color="F4A349"/>
+                <w:shd w:val="clear" w:color="auto" w:fill="EF4740"/>
+              </w:rPr>
+              <w:drawing>
+                <wp:inline distT="0" distB="0" distL="0" distR="0" wp14:anchorId="37F0DE50" wp14:editId="2E8D624E">
+                  <wp:extent cx="1352550" cy="1171575"/>
+                  <wp:effectExtent l="0" t="0" r="0" b="9525"/>
+                  <wp:docPr id="5" name="Picture 5"/>
+                  <wp:cNvGraphicFramePr>
+                    <a:graphicFrameLocks xmlns:a="http://schemas.openxmlformats.org/drawingml/2006/main" noChangeAspect="1"/>
+                  </wp:cNvGraphicFramePr>
+                  <a:graphic xmlns:a="http://schemas.openxmlformats.org/drawingml/2006/main">
+                    <a:graphicData uri="http://schemas.openxmlformats.org/drawingml/2006/picture">
+                      <pic:pic xmlns:pic="http://schemas.openxmlformats.org/drawingml/2006/picture">
+                        <pic:nvPicPr>
+                          <pic:cNvPr id="1" name=""/>
+                          <pic:cNvPicPr/>
+                        </pic:nvPicPr>
+                        <pic:blipFill>
+                          <a:blip r:embed="rId9"/>
+                          <a:stretch>
+                            <a:fillRect/>
+                          </a:stretch>
+                        </pic:blipFill>
+                        <pic:spPr>
+                          <a:xfrm>
+                            <a:off x="0" y="0"/>
+                            <a:ext cx="1352550" cy="1171575"/>
+                          </a:xfrm>
+                          <a:prstGeom prst="rect">
+                            <a:avLst/>
+                          </a:prstGeom>
+                        </pic:spPr>
+                      </pic:pic>
+                    </a:graphicData>
+                  </a:graphic>
+                </wp:inline>
+              </w:drawing>
+            </w:r>
+          </w:p>
+        </w:tc>
+        <w:tc>
+          <w:tcPr>
+            <w:tcW w:w="4603" w:type="dxa"/>
+            <w:gridSpan w:val="2"/>
+          </w:tcPr>
+          <w:p>
+            <w:pPr>
+              <w:rPr>
+                <w:rFonts w:ascii="Source Sans 3 SemiBold" w:hAnsi="Source Sans 3 SemiBold"/>
+                <w:b/>
+                <w:bCs/>
+                <w:noProof/>
+                <w:color w:val="FFFFFF" w:themeColor="background1"/>
+                <w:bdr w:val="single" w:sz="24" w:space="0" w:color="F4A349"/>
+                <w:shd w:val="clear" w:color="auto" w:fill="EF4740"/>
+              </w:rPr>
+            </w:pPr>
+            <w:r>
+              <w:rPr>
+                <w:rFonts w:ascii="Source Sans 3 SemiBold" w:hAnsi="Source Sans 3 SemiBold"/>
+                <w:b/>
+                <w:bCs/>
+                <w:noProof/>
+                <w:color w:val="FFFFFF" w:themeColor="background1"/>
+                <w:bdr w:val="single" w:sz="24" w:space="0" w:color="F4A349"/>
+                <w:shd w:val="clear" w:color="auto" w:fill="EF4740"/>
+              </w:rPr>
+              <w:drawing>
+                <wp:inline distT="0" distB="0" distL="0" distR="0" wp14:anchorId="185F7686" wp14:editId="2152B6A4">
+                  <wp:extent cx="1743075" cy="1190625"/>
+                  <wp:effectExtent l="0" t="0" r="9525" b="9525"/>
+                  <wp:docPr id="6" name="Picture 6"/>
+                  <wp:cNvGraphicFramePr>
+                    <a:graphicFrameLocks xmlns:a="http://schemas.openxmlformats.org/drawingml/2006/main" noChangeAspect="1"/>
+                  </wp:cNvGraphicFramePr>
+                  <a:graphic xmlns:a="http://schemas.openxmlformats.org/drawingml/2006/main">
+                    <a:graphicData uri="http://schemas.openxmlformats.org/drawingml/2006/picture">
+                      <pic:pic xmlns:pic="http://schemas.openxmlformats.org/drawingml/2006/picture">
+                        <pic:nvPicPr>
+                          <pic:cNvPr id="1" name=""/>
+                          <pic:cNvPicPr/>
+                        </pic:nvPicPr>
+                        <pic:blipFill>
+                          <a:blip r:embed="rId10"/>
+                          <a:stretch>
+                            <a:fillRect/>
+                          </a:stretch>
+                        </pic:blipFill>
+                        <pic:spPr>
+                          <a:xfrm>
+                            <a:off x="0" y="0"/>
+                            <a:ext cx="1743075" cy="1190625"/>
+                          </a:xfrm>
+                          <a:prstGeom prst="rect">
+                            <a:avLst/>
+                          </a:prstGeom>
+                        </pic:spPr>
+                      </pic:pic>
+                    </a:graphicData>
+                  </a:graphic>
+                </wp:inline>
+              </w:drawing>
+            </w:r>
+          </w:p>
+        </w:tc>
+        <w:tc>
+          <w:tcPr>
+            <w:tcW w:w="4604" w:type="dxa"/>
+            <w:gridSpan w:val="2"/>
+          </w:tcPr>
+          <w:p>
+            <w:pPr>
+              <w:rPr>
+                <w:rFonts w:ascii="Source Sans 3 SemiBold" w:hAnsi="Source Sans 3 SemiBold"/>
+                <w:b/>
+                <w:bCs/>
+                <w:noProof/>
+                <w:color w:val="FFFFFF" w:themeColor="background1"/>
+                <w:bdr w:val="single" w:sz="24" w:space="0" w:color="F4A349"/>
+                <w:shd w:val="clear" w:color="auto" w:fill="EF4740"/>
+              </w:rPr>
+            </w:pPr>
+            <w:r>
+              <w:rPr>
+                <w:rFonts w:ascii="Source Sans 3 SemiBold" w:hAnsi="Source Sans 3 SemiBold"/>
+                <w:b/>
+                <w:bCs/>
+                <w:noProof/>
+                <w:color w:val="FFFFFF" w:themeColor="background1"/>
+                <w:bdr w:val="single" w:sz="24" w:space="0" w:color="F4A349"/>
+                <w:shd w:val="clear" w:color="auto" w:fill="EF4740"/>
+              </w:rPr>
+              <w:drawing>
+                <wp:inline distT="0" distB="0" distL="0" distR="0" wp14:anchorId="7BD1AEF3" wp14:editId="36319398">
+                  <wp:extent cx="1476375" cy="1181100"/>
+                  <wp:effectExtent l="0" t="0" r="9525" b="0"/>
+                  <wp:docPr id="7" name="Picture 7"/>
+                  <wp:cNvGraphicFramePr>
+                    <a:graphicFrameLocks xmlns:a="http://schemas.openxmlformats.org/drawingml/2006/main" noChangeAspect="1"/>
+                  </wp:cNvGraphicFramePr>
+                  <a:graphic xmlns:a="http://schemas.openxmlformats.org/drawingml/2006/main">
+                    <a:graphicData uri="http://schemas.openxmlformats.org/drawingml/2006/picture">
+                      <pic:pic xmlns:pic="http://schemas.openxmlformats.org/drawingml/2006/picture">
+                        <pic:nvPicPr>
+                          <pic:cNvPr id="1" name=""/>
+                          <pic:cNvPicPr/>
+                        </pic:nvPicPr>
+                        <pic:blipFill>
+                          <a:blip r:embed="rId11"/>
+                          <a:stretch>
+                            <a:fillRect/>
+                          </a:stretch>
+                        </pic:blipFill>
+                        <pic:spPr>
+                          <a:xfrm>
+                            <a:off x="0" y="0"/>
+                            <a:ext cx="1476375" cy="1181100"/>
+                          </a:xfrm>
+                          <a:prstGeom prst="rect">
+                            <a:avLst/>
+                          </a:prstGeom>
+                        </pic:spPr>
+                      </pic:pic>
+                    </a:graphicData>
+                  </a:graphic>
+                </wp:inline>
+              </w:drawing>
+            </w:r>
+          </w:p>
+        </w:tc>
+      </w:tr>
+      <w:tr>
+        <w:tc>
+          <w:tcPr>
+            <w:tcW w:w="582" w:type="dxa"/>
+          </w:tcPr>
+          <w:p>
+            <w:pPr>
+              <w:rPr>
+                <w:bCs/>
+                <w:szCs w:val="26"/>
+              </w:rPr>
+            </w:pPr>
+          </w:p>
+        </w:tc>
+        <w:tc>
+          <w:tcPr>
+            <w:tcW w:w="4603" w:type="dxa"/>
+          </w:tcPr>
+          <w:p>
+            <w:pPr>
+              <w:rPr>
+                <w:rFonts w:ascii="Source Sans 3 SemiBold" w:hAnsi="Source Sans 3 SemiBold"/>
+                <w:b/>
+                <w:bCs/>
+                <w:noProof/>
+                <w:color w:val="FFFFFF" w:themeColor="background1"/>
+                <w:bdr w:val="single" w:sz="24" w:space="0" w:color="F4A349"/>
+                <w:shd w:val="clear" w:color="auto" w:fill="EF4740"/>
+              </w:rPr>
+            </w:pPr>
+            <w:r>
+              <w:rPr>
+                <w:rFonts w:ascii="Source Sans 3 SemiBold" w:hAnsi="Source Sans 3 SemiBold"/>
+                <w:b/>
+                <w:bCs/>
+                <w:noProof/>
+                <w:color w:val="FFFFFF" w:themeColor="background1"/>
+                <w:bdr w:val="single" w:sz="24" w:space="0" w:color="F4A349"/>
+                <w:shd w:val="clear" w:color="auto" w:fill="EF4740"/>
+              </w:rPr>
+              <w:drawing>
+                <wp:inline distT="0" distB="0" distL="0" distR="0" wp14:anchorId="5A12DA47" wp14:editId="204CC9EF">
+                  <wp:extent cx="1381125" cy="1181100"/>
+                  <wp:effectExtent l="0" t="0" r="9525" b="0"/>
+                  <wp:docPr id="8" name="Picture 8"/>
+                  <wp:cNvGraphicFramePr>
+                    <a:graphicFrameLocks xmlns:a="http://schemas.openxmlformats.org/drawingml/2006/main" noChangeAspect="1"/>
+                  </wp:cNvGraphicFramePr>
+                  <a:graphic xmlns:a="http://schemas.openxmlformats.org/drawingml/2006/main">
+                    <a:graphicData uri="http://schemas.openxmlformats.org/drawingml/2006/picture">
+                      <pic:pic xmlns:pic="http://schemas.openxmlformats.org/drawingml/2006/picture">
+                        <pic:nvPicPr>
+                          <pic:cNvPr id="1" name=""/>
+                          <pic:cNvPicPr/>
+                        </pic:nvPicPr>
+                        <pic:blipFill>
+                          <a:blip r:embed="rId12"/>
+                          <a:stretch>
+                            <a:fillRect/>
+                          </a:stretch>
+                        </pic:blipFill>
+                        <pic:spPr>
+                          <a:xfrm>
+                            <a:off x="0" y="0"/>
+                            <a:ext cx="1381125" cy="1181100"/>
+                          </a:xfrm>
+                          <a:prstGeom prst="rect">
+                            <a:avLst/>
+                          </a:prstGeom>
+                        </pic:spPr>
+                      </pic:pic>
+                    </a:graphicData>
+                  </a:graphic>
+                </wp:inline>
+              </w:drawing>
+            </w:r>
+          </w:p>
+        </w:tc>
+        <w:tc>
+          <w:tcPr>
+            <w:tcW w:w="4603" w:type="dxa"/>
+            <w:gridSpan w:val="2"/>
+          </w:tcPr>
+          <w:p>
+            <w:pPr>
+              <w:rPr>
+                <w:rFonts w:ascii="Source Sans 3 SemiBold" w:hAnsi="Source Sans 3 SemiBold"/>
+                <w:b/>
+                <w:bCs/>
+                <w:noProof/>
+                <w:color w:val="FFFFFF" w:themeColor="background1"/>
+                <w:bdr w:val="single" w:sz="24" w:space="0" w:color="F4A349"/>
+                <w:shd w:val="clear" w:color="auto" w:fill="EF4740"/>
+              </w:rPr>
+            </w:pPr>
+            <w:r>
+              <w:rPr>
+                <w:rFonts w:ascii="Source Sans 3 SemiBold" w:hAnsi="Source Sans 3 SemiBold"/>
+                <w:b/>
+                <w:bCs/>
+                <w:noProof/>
+                <w:color w:val="FFFFFF" w:themeColor="background1"/>
+                <w:bdr w:val="single" w:sz="24" w:space="0" w:color="F4A349"/>
+                <w:shd w:val="clear" w:color="auto" w:fill="EF4740"/>
+              </w:rPr>
+              <w:drawing>
+                <wp:inline distT="0" distB="0" distL="0" distR="0" wp14:anchorId="0726FC59" wp14:editId="7DABA1A5">
+                  <wp:extent cx="1085850" cy="1181100"/>
+                  <wp:effectExtent l="0" t="0" r="0" b="0"/>
+                  <wp:docPr id="9" name="Picture 9"/>
+                  <wp:cNvGraphicFramePr>
+                    <a:graphicFrameLocks xmlns:a="http://schemas.openxmlformats.org/drawingml/2006/main" noChangeAspect="1"/>
+                  </wp:cNvGraphicFramePr>
+                  <a:graphic xmlns:a="http://schemas.openxmlformats.org/drawingml/2006/main">
+                    <a:graphicData uri="http://schemas.openxmlformats.org/drawingml/2006/picture">
+                      <pic:pic xmlns:pic="http://schemas.openxmlformats.org/drawingml/2006/picture">
+                        <pic:nvPicPr>
+                          <pic:cNvPr id="1" name=""/>
+                          <pic:cNvPicPr/>
+                        </pic:nvPicPr>
+                        <pic:blipFill>
+                          <a:blip r:embed="rId13"/>
+                          <a:stretch>
+                            <a:fillRect/>
+                          </a:stretch>
+                        </pic:blipFill>
+                        <pic:spPr>
+                          <a:xfrm>
+                            <a:off x="0" y="0"/>
+                            <a:ext cx="1085850" cy="1181100"/>
+                          </a:xfrm>
+                          <a:prstGeom prst="rect">
+                            <a:avLst/>
+                          </a:prstGeom>
+                        </pic:spPr>
+                      </pic:pic>
+                    </a:graphicData>
+                  </a:graphic>
+                </wp:inline>
+              </w:drawing>
+            </w:r>
+          </w:p>
+        </w:tc>
+        <w:tc>
+          <w:tcPr>
+            <w:tcW w:w="4604" w:type="dxa"/>
+            <w:gridSpan w:val="2"/>
+          </w:tcPr>
+          <w:p>
+            <w:pPr>
+              <w:rPr>
+                <w:rFonts w:ascii="Source Sans 3 SemiBold" w:hAnsi="Source Sans 3 SemiBold"/>
+                <w:b/>
+                <w:bCs/>
+                <w:noProof/>
+                <w:color w:val="FFFFFF" w:themeColor="background1"/>
+                <w:bdr w:val="single" w:sz="24" w:space="0" w:color="F4A349"/>
+                <w:shd w:val="clear" w:color="auto" w:fill="EF4740"/>
+              </w:rPr>
+            </w:pPr>
+            <w:r>
+              <w:rPr>
+                <w:rFonts w:ascii="Source Sans 3 SemiBold" w:hAnsi="Source Sans 3 SemiBold"/>
+                <w:b/>
+                <w:bCs/>
+                <w:noProof/>
+                <w:color w:val="FFFFFF" w:themeColor="background1"/>
+                <w:bdr w:val="single" w:sz="24" w:space="0" w:color="F4A349"/>
+                <w:shd w:val="clear" w:color="auto" w:fill="EF4740"/>
+              </w:rPr>
+              <w:drawing>
+                <wp:inline distT="0" distB="0" distL="0" distR="0" wp14:anchorId="6CA777AA" wp14:editId="6FA695F0">
+                  <wp:extent cx="1562100" cy="1123950"/>
+                  <wp:effectExtent l="0" t="0" r="0" b="0"/>
+                  <wp:docPr id="10" name="Picture 10"/>
+                  <wp:cNvGraphicFramePr>
+                    <a:graphicFrameLocks xmlns:a="http://schemas.openxmlformats.org/drawingml/2006/main" noChangeAspect="1"/>
+                  </wp:cNvGraphicFramePr>
+                  <a:graphic xmlns:a="http://schemas.openxmlformats.org/drawingml/2006/main">
+                    <a:graphicData uri="http://schemas.openxmlformats.org/drawingml/2006/picture">
+                      <pic:pic xmlns:pic="http://schemas.openxmlformats.org/drawingml/2006/picture">
+                        <pic:nvPicPr>
+                          <pic:cNvPr id="1" name=""/>
+                          <pic:cNvPicPr/>
+                        </pic:nvPicPr>
+                        <pic:blipFill>
+                          <a:blip r:embed="rId14"/>
+                          <a:stretch>
+                            <a:fillRect/>
+                          </a:stretch>
+                        </pic:blipFill>
+                        <pic:spPr>
+                          <a:xfrm>
+                            <a:off x="0" y="0"/>
+                            <a:ext cx="1562100" cy="1123950"/>
+                          </a:xfrm>
+                          <a:prstGeom prst="rect">
+                            <a:avLst/>
+                          </a:prstGeom>
+                        </pic:spPr>
+                      </pic:pic>
+                    </a:graphicData>
+                  </a:graphic>
+                </wp:inline>
+              </w:drawing>
+            </w:r>
+          </w:p>
+        </w:tc>
+      </w:tr>
+      <w:tr>
+        <w:tc>
+          <w:tcPr>
+            <w:tcW w:w="582" w:type="dxa"/>
+          </w:tcPr>
+          <w:p>
+            <w:pPr>
+              <w:rPr>
+                <w:bCs/>
+                <w:szCs w:val="26"/>
+              </w:rPr>
+            </w:pPr>
+          </w:p>
+        </w:tc>
+        <w:tc>
+          <w:tcPr>
+            <w:tcW w:w="6905" w:type="dxa"/>
+            <w:gridSpan w:val="2"/>
+          </w:tcPr>
+          <w:p>
+            <w:pPr>
+              <w:pStyle w:val="SS3-115"/>
+              <w:numPr>
+                <w:ilvl w:val="0"/>
+                <w:numId w:val="125"/>
+              </w:numPr>
+              <w:spacing w:after="0"/>
+              <w:ind w:left="284" w:hanging="284"/>
+            </w:pPr>
+            <w:r>
+              <w:t xml:space="preserve">push through the </w:t>
+            </w:r>
+            <w:proofErr w:type="spellStart"/>
+            <w:r>
+              <w:t>stringhopper</w:t>
+            </w:r>
+            <w:proofErr w:type="spellEnd"/>
+            <w:r>
+              <w:t xml:space="preserve"> press onto the</w:t>
+            </w:r>
+            <w:r>
+              <w:t xml:space="preserve"> </w:t>
+            </w:r>
+            <w:proofErr w:type="spellStart"/>
+            <w:r>
+              <w:t>stringhopper</w:t>
+            </w:r>
+            <w:proofErr w:type="spellEnd"/>
+            <w:r>
+              <w:t xml:space="preserve"> mats</w:t>
+            </w:r>
+          </w:p>
+          <w:p>
+            <w:pPr>
+              <w:pStyle w:val="SS3-115"/>
+              <w:numPr>
+                <w:ilvl w:val="0"/>
+                <w:numId w:val="125"/>
+              </w:numPr>
+              <w:spacing w:after="0"/>
+              <w:ind w:left="284" w:hanging="284"/>
+            </w:pPr>
+            <w:r>
+              <w:t>add water to the flour</w:t>
+            </w:r>
+          </w:p>
+          <w:p>
+            <w:pPr>
+              <w:pStyle w:val="SS3-115"/>
+              <w:numPr>
+                <w:ilvl w:val="0"/>
+                <w:numId w:val="125"/>
+              </w:numPr>
+              <w:spacing w:after="0"/>
+              <w:ind w:left="284" w:hanging="284"/>
+            </w:pPr>
+            <w:r>
+              <w:t>put the rice into the grinder and grind into flour</w:t>
+            </w:r>
+          </w:p>
+          <w:p>
+            <w:pPr>
+              <w:pStyle w:val="SS3-115"/>
+              <w:numPr>
+                <w:ilvl w:val="0"/>
+                <w:numId w:val="125"/>
+              </w:numPr>
+              <w:spacing w:after="0"/>
+              <w:ind w:left="284" w:hanging="284"/>
+            </w:pPr>
+            <w:r>
+              <w:t>cook in a steamer</w:t>
+            </w:r>
+          </w:p>
+          <w:p>
+            <w:pPr>
+              <w:pStyle w:val="SS3-115"/>
+              <w:numPr>
+                <w:ilvl w:val="0"/>
+                <w:numId w:val="125"/>
+              </w:numPr>
+              <w:spacing w:after="0"/>
+              <w:ind w:left="284" w:hanging="284"/>
+            </w:pPr>
+            <w:r>
+              <w:t>serve with spicy curries</w:t>
+            </w:r>
+          </w:p>
+          <w:p>
+            <w:pPr>
+              <w:pStyle w:val="SS3-115"/>
+              <w:numPr>
+                <w:ilvl w:val="0"/>
+                <w:numId w:val="125"/>
+              </w:numPr>
+              <w:spacing w:after="0"/>
+              <w:ind w:left="284" w:hanging="284"/>
+            </w:pPr>
+            <w:r>
+              <w:t>mix well to form a dough</w:t>
+            </w:r>
+          </w:p>
+        </w:tc>
+        <w:tc>
+          <w:tcPr>
+            <w:tcW w:w="6905" w:type="dxa"/>
+            <w:gridSpan w:val="3"/>
+          </w:tcPr>
+          <w:tbl>
+            <w:tblPr>
+              <w:tblStyle w:val="NormalTable"/>
+              <w:tblW w:w="0" w:type="auto"/>
+              <w:tblBorders>
+                <w:top w:val="single" w:sz="18" w:space="0" w:color="F4A349"/>
+                <w:left w:val="single" w:sz="18" w:space="0" w:color="F4A349"/>
+                <w:bottom w:val="single" w:sz="18" w:space="0" w:color="F4A349"/>
+                <w:right w:val="single" w:sz="18" w:space="0" w:color="F4A349"/>
+                <w:insideH w:val="single" w:sz="18" w:space="0" w:color="F4A349"/>
+                <w:insideV w:val="single" w:sz="18" w:space="0" w:color="F4A349"/>
+              </w:tblBorders>
+              <w:tblLook w:val="04A0" w:firstRow="1" w:lastRow="0" w:firstColumn="1" w:lastColumn="0" w:noHBand="0" w:noVBand="1"/>
+            </w:tblPr>
+            <w:tblGrid>
+              <w:gridCol w:w="6061"/>
+            </w:tblGrid>
+            <w:tr>
+              <w:tc>
+                <w:tcPr>
+                  <w:tcW w:w="6061" w:type="dxa"/>
+                  <w:shd w:val="clear" w:color="auto" w:fill="FBF7EB"/>
+                </w:tcPr>
+                <w:p>
+                  <w:pPr>
+                    <w:rPr>
+                      <w:i/>
+                      <w:sz w:val="21"/>
+                      <w:szCs w:val="21"/>
+                    </w:rPr>
+                  </w:pPr>
+                  <w:r>
+                    <w:rPr>
+                      <w:rFonts w:ascii="Cambria Math" w:hAnsi="Cambria Math" w:cs="Cambria Math"/>
+                      <w:color w:val="F4A349"/>
+                      <w:sz w:val="32"/>
+                      <w:szCs w:val="32"/>
+                    </w:rPr>
+                    <w:t>◉</w:t>
+                  </w:r>
+                  <w:r>
+                    <w:t xml:space="preserve"> </w:t>
+                  </w:r>
+                  <w:r>
+                    <w:rPr>
+                      <w:i/>
+                      <w:sz w:val="21"/>
+                      <w:szCs w:val="21"/>
+                    </w:rPr>
+                    <w:t>Grandparents often have more time to read to children.</w:t>
+                  </w:r>
+                </w:p>
+                <w:p>
+                  <w:pPr>
+                    <w:rPr>
+                      <w:sz w:val="21"/>
+                      <w:szCs w:val="21"/>
+                    </w:rPr>
+                  </w:pPr>
+                  <w:r>
+                    <w:rPr>
+                      <w:i/>
+                      <w:sz w:val="21"/>
+                      <w:szCs w:val="21"/>
+                    </w:rPr>
+                    <w:t xml:space="preserve">Often </w:t>
+                  </w:r>
+                  <w:r>
+                    <w:rPr>
+                      <w:sz w:val="21"/>
+                      <w:szCs w:val="21"/>
+                    </w:rPr>
+                    <w:t xml:space="preserve">is an adverb of frequency. It gives us an idea of how often something happens. The present </w:t>
+                  </w:r>
+                  <w:proofErr w:type="gramStart"/>
+                  <w:r>
+                    <w:rPr>
+                      <w:sz w:val="21"/>
+                      <w:szCs w:val="21"/>
+                    </w:rPr>
+                    <w:t>simple</w:t>
+                  </w:r>
+                  <w:proofErr w:type="gramEnd"/>
+                  <w:r>
+                    <w:rPr>
+                      <w:sz w:val="21"/>
+                      <w:szCs w:val="21"/>
+                    </w:rPr>
+                    <w:t xml:space="preserve"> tells us about regular events, and adverbs of frequency are common with this tense</w:t>
+                  </w:r>
+                  <w:r>
+                    <w:rPr>
+                      <w:sz w:val="21"/>
+                      <w:szCs w:val="21"/>
+                    </w:rPr>
+                    <w:t>.</w:t>
+                  </w:r>
+                </w:p>
+              </w:tc>
+            </w:tr>
+          </w:tbl>
+          <w:p>
+            <w:pPr>
+              <w:rPr>
+                <w:rFonts w:ascii="Source Sans 3 SemiBold" w:hAnsi="Source Sans 3 SemiBold"/>
+                <w:b/>
+                <w:bCs/>
+                <w:noProof/>
+                <w:color w:val="FFFFFF" w:themeColor="background1"/>
+                <w:bdr w:val="single" w:sz="24" w:space="0" w:color="F4A349"/>
+                <w:shd w:val="clear" w:color="auto" w:fill="EF4740"/>
+              </w:rPr>
+            </w:pPr>
+          </w:p>
+        </w:tc>
+      </w:tr>
+    </w:tbl>
+    <w:p>
+      <w:pPr>
+        <w:pStyle w:val="SS3-115"/>
+        <w:rPr>
+          <w:sz w:val="2"/>
+          <w:szCs w:val="2"/>
+        </w:rPr>
+      </w:pPr>
+    </w:p>
+    <w:tbl>
+      <w:tblPr>
+        <w:tblStyle w:val="CommonTable"/>
+        <w:tblW w:w="0" w:type="auto"/>
+        <w:tblBorders>
+          <w:top w:val="single" w:sz="24" w:space="0" w:color="auto"/>
+          <w:left w:val="single" w:sz="24" w:space="0" w:color="auto"/>
+          <w:bottom w:val="single" w:sz="24" w:space="0" w:color="auto"/>
+          <w:right w:val="single" w:sz="24" w:space="0" w:color="auto"/>
+          <w:insideH w:val="single" w:sz="24" w:space="0" w:color="auto"/>
+          <w:insideV w:val="single" w:sz="24" w:space="0" w:color="auto"/>
+        </w:tblBorders>
+        <w:shd w:val="clear" w:color="auto" w:fill="EBA045"/>
+        <w:tblLook w:val="04A0" w:firstRow="1" w:lastRow="0" w:firstColumn="1" w:lastColumn="0" w:noHBand="0" w:noVBand="1"/>
+      </w:tblPr>
+      <w:tblGrid>
+        <w:gridCol w:w="5392"/>
+      </w:tblGrid>
+      <w:tr>
+        <w:tc>
+          <w:tcPr>
+            <w:tcW w:w="0" w:type="auto"/>
+            <w:shd w:val="clear" w:color="auto" w:fill="EBA045"/>
+          </w:tcPr>
+          <w:p>
+            <w:pPr>
+              <w:rPr>
+                <w:rFonts w:ascii="Source Sans 3 Medium" w:hAnsi="Source Sans 3 Medium"/>
+                <w:b/>
+                <w:bCs/>
+                <w:sz w:val="23"/>
+                <w:szCs w:val="23"/>
+                <w:lang w:bidi="ar-SA"/>
+              </w:rPr>
+            </w:pPr>
+            <w:r>
+              <w:rPr>
+                <w:b/>
+                <w:bCs/>
+                <w:sz w:val="24"/>
+                <w:szCs w:val="24"/>
+              </w:rPr>
+              <w:t>GRAMMAR FOCUS: THE PRESENT SIMPLE PASSIVE</w:t>
+            </w:r>
+          </w:p>
+        </w:tc>
+      </w:tr>
+    </w:tbl>
+    <w:p>
+      <w:pPr>
+        <w:pStyle w:val="SS3-115"/>
+        <w:rPr>
+          <w:sz w:val="2"/>
+          <w:szCs w:val="2"/>
+        </w:rPr>
+      </w:pPr>
+    </w:p>
+    <w:tbl>
+      <w:tblPr>
+        <w:tblStyle w:val="DottedTable"/>
+        <w:tblW w:w="0" w:type="auto"/>
+        <w:tblLook w:val="04A0" w:firstRow="1" w:lastRow="0" w:firstColumn="1" w:lastColumn="0" w:noHBand="0" w:noVBand="1"/>
+      </w:tblPr>
+      <w:tblGrid>
+        <w:gridCol w:w="622"/>
+        <w:gridCol w:w="10536"/>
+      </w:tblGrid>
+      <w:tr>
+        <w:tc>
+          <w:tcPr>
+            <w:tcW w:w="562" w:type="dxa"/>
+          </w:tcPr>
+          <w:tbl>
+            <w:tblPr>
+              <w:tblStyle w:val="CompactTable"/>
+              <w:tblW w:w="360" w:type="dxa"/>
+              <w:tblBorders>
+                <w:top w:val="single" w:sz="18" w:space="0" w:color="B18D63"/>
+                <w:left w:val="single" w:sz="18" w:space="0" w:color="B18D63"/>
+                <w:bottom w:val="single" w:sz="18" w:space="0" w:color="B18D63"/>
+                <w:right w:val="single" w:sz="18" w:space="0" w:color="B18D63"/>
+                <w:insideH w:val="single" w:sz="18" w:space="0" w:color="B18D63"/>
+                <w:insideV w:val="single" w:sz="18" w:space="0" w:color="B18D63"/>
+              </w:tblBorders>
+              <w:tblLook w:val="04A0" w:firstRow="1" w:lastRow="0" w:firstColumn="1" w:lastColumn="0" w:noHBand="0" w:noVBand="1"/>
+            </w:tblPr>
+            <w:tblGrid>
+              <w:gridCol w:w="360"/>
+            </w:tblGrid>
+            <w:tr>
+              <w:tc>
+                <w:tcPr>
+                  <w:tcW w:w="360" w:type="dxa"/>
+                </w:tcPr>
+                <w:p>
+                  <w:pPr>
+                    <w:rPr>
+                      <w:b w:val="0"/>
+                      <w:bCs/>
+                      <w:szCs w:val="26"/>
+                      <w:bdr w:val="single" w:sz="12" w:space="0" w:color="FFFF00"/>
+                    </w:rPr>
+                  </w:pPr>
+                  <w:r>
+                    <w:rPr>
+                      <w:bCs/>
+                      <w:szCs w:val="26"/>
+                      <w:lang w:bidi="ar-SA"/>
+                    </w:rPr>
+                    <w:t>05</w:t>
+                  </w:r>
+                </w:p>
+              </w:tc>
+            </w:tr>
+          </w:tbl>
+          <w:p>
+            <w:pPr>
+              <w:rPr>
+                <w:sz w:val="26"/>
+                <w:szCs w:val="26"/>
+              </w:rPr>
+            </w:pPr>
+          </w:p>
+        </w:tc>
+        <w:tc>
+          <w:tcPr>
+            <w:tcW w:w="10536" w:type="dxa"/>
+          </w:tcPr>
+          <w:p>
+            <w:pPr>
+              <w:spacing w:after="120"/>
+              <w:rPr>
+                <w:rFonts w:ascii="Source Sans 3 Medium" w:hAnsi="Source Sans 3 Medium"/>
+                <w:b/>
+                <w:bCs/>
+                <w:color w:val="101312"/>
+                <w:spacing w:val="-2"/>
+                <w:w w:val="105"/>
+                <w:sz w:val="23"/>
+                <w:szCs w:val="23"/>
+                <w:rtl/>
+              </w:rPr>
+            </w:pPr>
+            <w:r>
+              <w:rPr>
+                <w:rFonts w:ascii="Source Sans 3 Medium" w:hAnsi="Source Sans 3 Medium"/>
+                <w:b/>
+                <w:bCs/>
+                <w:color w:val="101312"/>
+                <w:spacing w:val="-2"/>
+                <w:w w:val="105"/>
+                <w:sz w:val="23"/>
+                <w:szCs w:val="23"/>
+              </w:rPr>
+              <w:t>Complete the sentences about tea. Use the verbs in brackets in the present simple passive</w:t>
+            </w:r>
+            <w:r>
+              <w:rPr>
+                <w:rFonts w:ascii="Source Sans 3 Medium" w:hAnsi="Source Sans 3 Medium"/>
+                <w:b/>
+                <w:bCs/>
+                <w:color w:val="101312"/>
+                <w:spacing w:val="-2"/>
+                <w:w w:val="105"/>
+                <w:sz w:val="23"/>
+                <w:szCs w:val="23"/>
+              </w:rPr>
+              <w:t>.</w:t>
+            </w:r>
+          </w:p>
+          <w:p>
+            <w:pPr>
+              <w:pStyle w:val="SS3-115"/>
+            </w:pPr>
+            <w:r>
+              <w:t>Tea leaves _________ (</w:t>
+            </w:r>
+            <w:r>
+              <w:rPr>
+                <w:b/>
+                <w:bCs/>
+              </w:rPr>
+              <w:t>pick</w:t>
+            </w:r>
+            <w:r>
+              <w:t>) by hand.</w:t>
+            </w:r>
+          </w:p>
+          <w:p>
+            <w:pPr>
+              <w:pStyle w:val="SS3-115"/>
+            </w:pPr>
+            <w:r>
+              <w:t>Only the best leaves (</w:t>
+            </w:r>
+            <w:r>
+              <w:rPr>
+                <w:b/>
+                <w:bCs/>
+              </w:rPr>
+              <w:t>use</w:t>
+            </w:r>
+            <w:r>
+              <w:t>).</w:t>
+            </w:r>
+          </w:p>
+          <w:p>
+            <w:pPr>
+              <w:pStyle w:val="SS3-115"/>
+            </w:pPr>
+            <w:r>
+              <w:t>A lot of water (</w:t>
+            </w:r>
+            <w:r>
+              <w:rPr>
+                <w:b/>
+                <w:bCs/>
+              </w:rPr>
+              <w:t>need</w:t>
+            </w:r>
+            <w:r>
+              <w:t>) to grow tea plants successfully.</w:t>
+            </w:r>
+          </w:p>
+          <w:p>
+            <w:pPr>
+              <w:pStyle w:val="SS3-115"/>
+            </w:pPr>
+            <w:r>
+              <w:t>A lot of tea ___ _____ (</w:t>
+            </w:r>
+            <w:r>
+              <w:rPr>
+                <w:b/>
+                <w:bCs/>
+              </w:rPr>
+              <w:t>grow</w:t>
+            </w:r>
+            <w:r>
+              <w:t>) in China and India.</w:t>
+            </w:r>
+          </w:p>
+        </w:tc>
+      </w:tr>
+    </w:tbl>
+    <w:p>
+      <w:pPr>
+        <w:pStyle w:val="SS3-115"/>
+        <w:spacing w:before="240"/>
       </w:pPr>
     </w:p>
     <w:sectPr>
@@ -4757,6 +8185,97 @@
     </w:lvl>
   </w:abstractNum>
   <w:abstractNum w:abstractNumId="6" w15:restartNumberingAfterBreak="0">
+    <w:nsid w:val="06F33DD3"/>
+    <w:multiLevelType w:val="hybridMultilevel"/>
+    <w:tmpl w:val="F8F8DE1A"/>
+    <w:lvl w:ilvl="0" w:tplc="72A80D18">
+      <w:start w:val="1"/>
+      <w:numFmt w:val="decimal"/>
+      <w:lvlText w:val="%1:"/>
+      <w:lvlJc w:val="left"/>
+      <w:pPr>
+        <w:ind w:left="360" w:hanging="360"/>
+      </w:pPr>
+      <w:rPr>
+        <w:rFonts w:ascii="Source Sans 3 Bold" w:hAnsi="Source Sans 3 Bold" w:cstheme="minorBidi" w:hint="default"/>
+        <w:b/>
+        <w:bCs/>
+      </w:rPr>
+    </w:lvl>
+    <w:lvl w:ilvl="1" w:tplc="04090019" w:tentative="1">
+      <w:start w:val="1"/>
+      <w:numFmt w:val="lowerLetter"/>
+      <w:lvlText w:val="%2."/>
+      <w:lvlJc w:val="left"/>
+      <w:pPr>
+        <w:ind w:left="1080" w:hanging="360"/>
+      </w:pPr>
+    </w:lvl>
+    <w:lvl w:ilvl="2" w:tplc="0409001B" w:tentative="1">
+      <w:start w:val="1"/>
+      <w:numFmt w:val="lowerRoman"/>
+      <w:lvlText w:val="%3."/>
+      <w:lvlJc w:val="right"/>
+      <w:pPr>
+        <w:ind w:left="1800" w:hanging="180"/>
+      </w:pPr>
+    </w:lvl>
+    <w:lvl w:ilvl="3" w:tplc="0409000F" w:tentative="1">
+      <w:start w:val="1"/>
+      <w:numFmt w:val="decimal"/>
+      <w:lvlText w:val="%4."/>
+      <w:lvlJc w:val="left"/>
+      <w:pPr>
+        <w:ind w:left="2520" w:hanging="360"/>
+      </w:pPr>
+    </w:lvl>
+    <w:lvl w:ilvl="4" w:tplc="04090019" w:tentative="1">
+      <w:start w:val="1"/>
+      <w:numFmt w:val="lowerLetter"/>
+      <w:lvlText w:val="%5."/>
+      <w:lvlJc w:val="left"/>
+      <w:pPr>
+        <w:ind w:left="3240" w:hanging="360"/>
+      </w:pPr>
+    </w:lvl>
+    <w:lvl w:ilvl="5" w:tplc="0409001B" w:tentative="1">
+      <w:start w:val="1"/>
+      <w:numFmt w:val="lowerRoman"/>
+      <w:lvlText w:val="%6."/>
+      <w:lvlJc w:val="right"/>
+      <w:pPr>
+        <w:ind w:left="3960" w:hanging="180"/>
+      </w:pPr>
+    </w:lvl>
+    <w:lvl w:ilvl="6" w:tplc="0409000F" w:tentative="1">
+      <w:start w:val="1"/>
+      <w:numFmt w:val="decimal"/>
+      <w:lvlText w:val="%7."/>
+      <w:lvlJc w:val="left"/>
+      <w:pPr>
+        <w:ind w:left="4680" w:hanging="360"/>
+      </w:pPr>
+    </w:lvl>
+    <w:lvl w:ilvl="7" w:tplc="04090019" w:tentative="1">
+      <w:start w:val="1"/>
+      <w:numFmt w:val="lowerLetter"/>
+      <w:lvlText w:val="%8."/>
+      <w:lvlJc w:val="left"/>
+      <w:pPr>
+        <w:ind w:left="5400" w:hanging="360"/>
+      </w:pPr>
+    </w:lvl>
+    <w:lvl w:ilvl="8" w:tplc="0409001B" w:tentative="1">
+      <w:start w:val="1"/>
+      <w:numFmt w:val="lowerRoman"/>
+      <w:lvlText w:val="%9."/>
+      <w:lvlJc w:val="right"/>
+      <w:pPr>
+        <w:ind w:left="6120" w:hanging="180"/>
+      </w:pPr>
+    </w:lvl>
+  </w:abstractNum>
+  <w:abstractNum w:abstractNumId="7" w15:restartNumberingAfterBreak="0">
     <w:nsid w:val="07847231"/>
     <w:multiLevelType w:val="hybridMultilevel"/>
     <w:tmpl w:val="E5C45564"/>
@@ -4852,7 +8371,7 @@
       </w:pPr>
     </w:lvl>
   </w:abstractNum>
-  <w:abstractNum w:abstractNumId="7" w15:restartNumberingAfterBreak="0">
+  <w:abstractNum w:abstractNumId="8" w15:restartNumberingAfterBreak="0">
     <w:nsid w:val="079062CD"/>
     <w:multiLevelType w:val="hybridMultilevel"/>
     <w:tmpl w:val="52C26A32"/>
@@ -4946,7 +8465,7 @@
       </w:pPr>
     </w:lvl>
   </w:abstractNum>
-  <w:abstractNum w:abstractNumId="8" w15:restartNumberingAfterBreak="0">
+  <w:abstractNum w:abstractNumId="9" w15:restartNumberingAfterBreak="0">
     <w:nsid w:val="082D5E13"/>
     <w:multiLevelType w:val="hybridMultilevel"/>
     <w:tmpl w:val="73CCFA24"/>
@@ -5040,7 +8559,7 @@
       </w:pPr>
     </w:lvl>
   </w:abstractNum>
-  <w:abstractNum w:abstractNumId="9" w15:restartNumberingAfterBreak="0">
+  <w:abstractNum w:abstractNumId="10" w15:restartNumberingAfterBreak="0">
     <w:nsid w:val="08585935"/>
     <w:multiLevelType w:val="hybridMultilevel"/>
     <w:tmpl w:val="1FB4A74C"/>
@@ -5134,7 +8653,7 @@
       </w:pPr>
     </w:lvl>
   </w:abstractNum>
-  <w:abstractNum w:abstractNumId="10" w15:restartNumberingAfterBreak="0">
+  <w:abstractNum w:abstractNumId="11" w15:restartNumberingAfterBreak="0">
     <w:nsid w:val="0A807408"/>
     <w:multiLevelType w:val="hybridMultilevel"/>
     <w:tmpl w:val="51F476FC"/>
@@ -5225,7 +8744,7 @@
       </w:pPr>
     </w:lvl>
   </w:abstractNum>
-  <w:abstractNum w:abstractNumId="11" w15:restartNumberingAfterBreak="0">
+  <w:abstractNum w:abstractNumId="12" w15:restartNumberingAfterBreak="0">
     <w:nsid w:val="0A935AD7"/>
     <w:multiLevelType w:val="hybridMultilevel"/>
     <w:tmpl w:val="88442CCE"/>
@@ -5316,7 +8835,7 @@
       </w:pPr>
     </w:lvl>
   </w:abstractNum>
-  <w:abstractNum w:abstractNumId="12" w15:restartNumberingAfterBreak="0">
+  <w:abstractNum w:abstractNumId="13" w15:restartNumberingAfterBreak="0">
     <w:nsid w:val="0B46243F"/>
     <w:multiLevelType w:val="hybridMultilevel"/>
     <w:tmpl w:val="965812E6"/>
@@ -5409,7 +8928,7 @@
       </w:pPr>
     </w:lvl>
   </w:abstractNum>
-  <w:abstractNum w:abstractNumId="13" w15:restartNumberingAfterBreak="0">
+  <w:abstractNum w:abstractNumId="14" w15:restartNumberingAfterBreak="0">
     <w:nsid w:val="0DBE7477"/>
     <w:multiLevelType w:val="hybridMultilevel"/>
     <w:tmpl w:val="B3CAB948"/>
@@ -5500,7 +9019,98 @@
       </w:pPr>
     </w:lvl>
   </w:abstractNum>
-  <w:abstractNum w:abstractNumId="14" w15:restartNumberingAfterBreak="0">
+  <w:abstractNum w:abstractNumId="15" w15:restartNumberingAfterBreak="0">
+    <w:nsid w:val="0F253280"/>
+    <w:multiLevelType w:val="hybridMultilevel"/>
+    <w:tmpl w:val="CA825B1C"/>
+    <w:lvl w:ilvl="0" w:tplc="FFFFFFFF">
+      <w:start w:val="1"/>
+      <w:numFmt w:val="upperLetter"/>
+      <w:lvlText w:val="%1:"/>
+      <w:lvlJc w:val="left"/>
+      <w:pPr>
+        <w:ind w:left="360" w:hanging="360"/>
+      </w:pPr>
+      <w:rPr>
+        <w:rFonts w:hint="default"/>
+        <w:b/>
+        <w:bCs/>
+      </w:rPr>
+    </w:lvl>
+    <w:lvl w:ilvl="1" w:tplc="FFFFFFFF" w:tentative="1">
+      <w:start w:val="1"/>
+      <w:numFmt w:val="lowerLetter"/>
+      <w:lvlText w:val="%2."/>
+      <w:lvlJc w:val="left"/>
+      <w:pPr>
+        <w:ind w:left="1080" w:hanging="360"/>
+      </w:pPr>
+    </w:lvl>
+    <w:lvl w:ilvl="2" w:tplc="FFFFFFFF" w:tentative="1">
+      <w:start w:val="1"/>
+      <w:numFmt w:val="lowerRoman"/>
+      <w:lvlText w:val="%3."/>
+      <w:lvlJc w:val="right"/>
+      <w:pPr>
+        <w:ind w:left="1800" w:hanging="180"/>
+      </w:pPr>
+    </w:lvl>
+    <w:lvl w:ilvl="3" w:tplc="FFFFFFFF" w:tentative="1">
+      <w:start w:val="1"/>
+      <w:numFmt w:val="decimal"/>
+      <w:lvlText w:val="%4."/>
+      <w:lvlJc w:val="left"/>
+      <w:pPr>
+        <w:ind w:left="2520" w:hanging="360"/>
+      </w:pPr>
+    </w:lvl>
+    <w:lvl w:ilvl="4" w:tplc="FFFFFFFF" w:tentative="1">
+      <w:start w:val="1"/>
+      <w:numFmt w:val="lowerLetter"/>
+      <w:lvlText w:val="%5."/>
+      <w:lvlJc w:val="left"/>
+      <w:pPr>
+        <w:ind w:left="3240" w:hanging="360"/>
+      </w:pPr>
+    </w:lvl>
+    <w:lvl w:ilvl="5" w:tplc="FFFFFFFF" w:tentative="1">
+      <w:start w:val="1"/>
+      <w:numFmt w:val="lowerRoman"/>
+      <w:lvlText w:val="%6."/>
+      <w:lvlJc w:val="right"/>
+      <w:pPr>
+        <w:ind w:left="3960" w:hanging="180"/>
+      </w:pPr>
+    </w:lvl>
+    <w:lvl w:ilvl="6" w:tplc="FFFFFFFF" w:tentative="1">
+      <w:start w:val="1"/>
+      <w:numFmt w:val="decimal"/>
+      <w:lvlText w:val="%7."/>
+      <w:lvlJc w:val="left"/>
+      <w:pPr>
+        <w:ind w:left="4680" w:hanging="360"/>
+      </w:pPr>
+    </w:lvl>
+    <w:lvl w:ilvl="7" w:tplc="FFFFFFFF" w:tentative="1">
+      <w:start w:val="1"/>
+      <w:numFmt w:val="lowerLetter"/>
+      <w:lvlText w:val="%8."/>
+      <w:lvlJc w:val="left"/>
+      <w:pPr>
+        <w:ind w:left="5400" w:hanging="360"/>
+      </w:pPr>
+    </w:lvl>
+    <w:lvl w:ilvl="8" w:tplc="FFFFFFFF" w:tentative="1">
+      <w:start w:val="1"/>
+      <w:numFmt w:val="lowerRoman"/>
+      <w:lvlText w:val="%9."/>
+      <w:lvlJc w:val="right"/>
+      <w:pPr>
+        <w:ind w:left="6120" w:hanging="180"/>
+      </w:pPr>
+    </w:lvl>
+  </w:abstractNum>
+  <w:abstractNum w:abstractNumId="16" w15:restartNumberingAfterBreak="0">
     <w:nsid w:val="0F253B03"/>
     <w:multiLevelType w:val="hybridMultilevel"/>
     <w:tmpl w:val="23720FA2"/>
@@ -5591,7 +9201,7 @@
       </w:pPr>
     </w:lvl>
   </w:abstractNum>
-  <w:abstractNum w:abstractNumId="15" w15:restartNumberingAfterBreak="0">
+  <w:abstractNum w:abstractNumId="17" w15:restartNumberingAfterBreak="0">
     <w:nsid w:val="107058D9"/>
     <w:multiLevelType w:val="hybridMultilevel"/>
     <w:tmpl w:val="9CF4B21C"/>
@@ -5683,7 +9293,98 @@
       </w:pPr>
     </w:lvl>
   </w:abstractNum>
-  <w:abstractNum w:abstractNumId="16" w15:restartNumberingAfterBreak="0">
+  <w:abstractNum w:abstractNumId="18" w15:restartNumberingAfterBreak="0">
+    <w:nsid w:val="13FD0469"/>
+    <w:multiLevelType w:val="hybridMultilevel"/>
+    <w:tmpl w:val="CA825B1C"/>
+    <w:lvl w:ilvl="0" w:tplc="5BD46172">
+      <w:start w:val="1"/>
+      <w:numFmt w:val="upperLetter"/>
+      <w:lvlText w:val="%1:"/>
+      <w:lvlJc w:val="left"/>
+      <w:pPr>
+        <w:ind w:left="360" w:hanging="360"/>
+      </w:pPr>
+      <w:rPr>
+        <w:rFonts w:hint="default"/>
+        <w:b/>
+        <w:bCs/>
+      </w:rPr>
+    </w:lvl>
+    <w:lvl w:ilvl="1" w:tplc="04090019" w:tentative="1">
+      <w:start w:val="1"/>
+      <w:numFmt w:val="lowerLetter"/>
+      <w:lvlText w:val="%2."/>
+      <w:lvlJc w:val="left"/>
+      <w:pPr>
+        <w:ind w:left="1080" w:hanging="360"/>
+      </w:pPr>
+    </w:lvl>
+    <w:lvl w:ilvl="2" w:tplc="0409001B" w:tentative="1">
+      <w:start w:val="1"/>
+      <w:numFmt w:val="lowerRoman"/>
+      <w:lvlText w:val="%3."/>
+      <w:lvlJc w:val="right"/>
+      <w:pPr>
+        <w:ind w:left="1800" w:hanging="180"/>
+      </w:pPr>
+    </w:lvl>
+    <w:lvl w:ilvl="3" w:tplc="0409000F" w:tentative="1">
+      <w:start w:val="1"/>
+      <w:numFmt w:val="decimal"/>
+      <w:lvlText w:val="%4."/>
+      <w:lvlJc w:val="left"/>
+      <w:pPr>
+        <w:ind w:left="2520" w:hanging="360"/>
+      </w:pPr>
+    </w:lvl>
+    <w:lvl w:ilvl="4" w:tplc="04090019" w:tentative="1">
+      <w:start w:val="1"/>
+      <w:numFmt w:val="lowerLetter"/>
+      <w:lvlText w:val="%5."/>
+      <w:lvlJc w:val="left"/>
+      <w:pPr>
+        <w:ind w:left="3240" w:hanging="360"/>
+      </w:pPr>
+    </w:lvl>
+    <w:lvl w:ilvl="5" w:tplc="0409001B" w:tentative="1">
+      <w:start w:val="1"/>
+      <w:numFmt w:val="lowerRoman"/>
+      <w:lvlText w:val="%6."/>
+      <w:lvlJc w:val="right"/>
+      <w:pPr>
+        <w:ind w:left="3960" w:hanging="180"/>
+      </w:pPr>
+    </w:lvl>
+    <w:lvl w:ilvl="6" w:tplc="0409000F" w:tentative="1">
+      <w:start w:val="1"/>
+      <w:numFmt w:val="decimal"/>
+      <w:lvlText w:val="%7."/>
+      <w:lvlJc w:val="left"/>
+      <w:pPr>
+        <w:ind w:left="4680" w:hanging="360"/>
+      </w:pPr>
+    </w:lvl>
+    <w:lvl w:ilvl="7" w:tplc="04090019" w:tentative="1">
+      <w:start w:val="1"/>
+      <w:numFmt w:val="lowerLetter"/>
+      <w:lvlText w:val="%8."/>
+      <w:lvlJc w:val="left"/>
+      <w:pPr>
+        <w:ind w:left="5400" w:hanging="360"/>
+      </w:pPr>
+    </w:lvl>
+    <w:lvl w:ilvl="8" w:tplc="0409001B" w:tentative="1">
+      <w:start w:val="1"/>
+      <w:numFmt w:val="lowerRoman"/>
+      <w:lvlText w:val="%9."/>
+      <w:lvlJc w:val="right"/>
+      <w:pPr>
+        <w:ind w:left="6120" w:hanging="180"/>
+      </w:pPr>
+    </w:lvl>
+  </w:abstractNum>
+  <w:abstractNum w:abstractNumId="19" w15:restartNumberingAfterBreak="0">
     <w:nsid w:val="14F362EA"/>
     <w:multiLevelType w:val="hybridMultilevel"/>
     <w:tmpl w:val="B7E6ABF4"/>
@@ -5801,7 +9502,7 @@
       </w:rPr>
     </w:lvl>
   </w:abstractNum>
-  <w:abstractNum w:abstractNumId="17" w15:restartNumberingAfterBreak="0">
+  <w:abstractNum w:abstractNumId="20" w15:restartNumberingAfterBreak="0">
     <w:nsid w:val="15173ADC"/>
     <w:multiLevelType w:val="hybridMultilevel"/>
     <w:tmpl w:val="6DCCA122"/>
@@ -5896,7 +9597,7 @@
       </w:pPr>
     </w:lvl>
   </w:abstractNum>
-  <w:abstractNum w:abstractNumId="18" w15:restartNumberingAfterBreak="0">
+  <w:abstractNum w:abstractNumId="21" w15:restartNumberingAfterBreak="0">
     <w:nsid w:val="15B6256B"/>
     <w:multiLevelType w:val="hybridMultilevel"/>
     <w:tmpl w:val="85C2CC78"/>
@@ -5988,7 +9689,7 @@
       </w:pPr>
     </w:lvl>
   </w:abstractNum>
-  <w:abstractNum w:abstractNumId="19" w15:restartNumberingAfterBreak="0">
+  <w:abstractNum w:abstractNumId="22" w15:restartNumberingAfterBreak="0">
     <w:nsid w:val="15BF05CE"/>
     <w:multiLevelType w:val="hybridMultilevel"/>
     <w:tmpl w:val="7FF2D3AA"/>
@@ -6081,7 +9782,7 @@
       </w:pPr>
     </w:lvl>
   </w:abstractNum>
-  <w:abstractNum w:abstractNumId="20" w15:restartNumberingAfterBreak="0">
+  <w:abstractNum w:abstractNumId="23" w15:restartNumberingAfterBreak="0">
     <w:nsid w:val="1718282A"/>
     <w:multiLevelType w:val="hybridMultilevel"/>
     <w:tmpl w:val="066CCB18"/>
@@ -6172,7 +9873,7 @@
       </w:pPr>
     </w:lvl>
   </w:abstractNum>
-  <w:abstractNum w:abstractNumId="21" w15:restartNumberingAfterBreak="0">
+  <w:abstractNum w:abstractNumId="24" w15:restartNumberingAfterBreak="0">
     <w:nsid w:val="17303AA8"/>
     <w:multiLevelType w:val="hybridMultilevel"/>
     <w:tmpl w:val="6128959E"/>
@@ -6263,7 +9964,7 @@
       </w:pPr>
     </w:lvl>
   </w:abstractNum>
-  <w:abstractNum w:abstractNumId="22" w15:restartNumberingAfterBreak="0">
+  <w:abstractNum w:abstractNumId="25" w15:restartNumberingAfterBreak="0">
     <w:nsid w:val="192B4DEA"/>
     <w:multiLevelType w:val="hybridMultilevel"/>
     <w:tmpl w:val="4DD8E3B8"/>
@@ -6382,7 +10083,7 @@
       </w:rPr>
     </w:lvl>
   </w:abstractNum>
-  <w:abstractNum w:abstractNumId="23" w15:restartNumberingAfterBreak="0">
+  <w:abstractNum w:abstractNumId="26" w15:restartNumberingAfterBreak="0">
     <w:nsid w:val="19383204"/>
     <w:multiLevelType w:val="hybridMultilevel"/>
     <w:tmpl w:val="EB328484"/>
@@ -6495,7 +10196,7 @@
       </w:rPr>
     </w:lvl>
   </w:abstractNum>
-  <w:abstractNum w:abstractNumId="24" w15:restartNumberingAfterBreak="0">
+  <w:abstractNum w:abstractNumId="27" w15:restartNumberingAfterBreak="0">
     <w:nsid w:val="1A2A64CC"/>
     <w:multiLevelType w:val="hybridMultilevel"/>
     <w:tmpl w:val="5DC84202"/>
@@ -6584,7 +10285,7 @@
       </w:pPr>
     </w:lvl>
   </w:abstractNum>
-  <w:abstractNum w:abstractNumId="25" w15:restartNumberingAfterBreak="0">
+  <w:abstractNum w:abstractNumId="28" w15:restartNumberingAfterBreak="0">
     <w:nsid w:val="1BD2702A"/>
     <w:multiLevelType w:val="hybridMultilevel"/>
     <w:tmpl w:val="A9FCC7C2"/>
@@ -6675,7 +10376,7 @@
       </w:pPr>
     </w:lvl>
   </w:abstractNum>
-  <w:abstractNum w:abstractNumId="26" w15:restartNumberingAfterBreak="0">
+  <w:abstractNum w:abstractNumId="29" w15:restartNumberingAfterBreak="0">
     <w:nsid w:val="1CA8048E"/>
     <w:multiLevelType w:val="hybridMultilevel"/>
     <w:tmpl w:val="9F4217A4"/>
@@ -6793,7 +10494,7 @@
       </w:rPr>
     </w:lvl>
   </w:abstractNum>
-  <w:abstractNum w:abstractNumId="27" w15:restartNumberingAfterBreak="0">
+  <w:abstractNum w:abstractNumId="30" w15:restartNumberingAfterBreak="0">
     <w:nsid w:val="1D876B04"/>
     <w:multiLevelType w:val="hybridMultilevel"/>
     <w:tmpl w:val="9A425B48"/>
@@ -6884,7 +10585,7 @@
       </w:pPr>
     </w:lvl>
   </w:abstractNum>
-  <w:abstractNum w:abstractNumId="28" w15:restartNumberingAfterBreak="0">
+  <w:abstractNum w:abstractNumId="31" w15:restartNumberingAfterBreak="0">
     <w:nsid w:val="1E026F51"/>
     <w:multiLevelType w:val="hybridMultilevel"/>
     <w:tmpl w:val="922298F8"/>
@@ -6975,7 +10676,7 @@
       </w:pPr>
     </w:lvl>
   </w:abstractNum>
-  <w:abstractNum w:abstractNumId="29" w15:restartNumberingAfterBreak="0">
+  <w:abstractNum w:abstractNumId="32" w15:restartNumberingAfterBreak="0">
     <w:nsid w:val="1E2237A8"/>
     <w:multiLevelType w:val="hybridMultilevel"/>
     <w:tmpl w:val="CFEC431A"/>
@@ -7092,7 +10793,7 @@
       </w:rPr>
     </w:lvl>
   </w:abstractNum>
-  <w:abstractNum w:abstractNumId="30" w15:restartNumberingAfterBreak="0">
+  <w:abstractNum w:abstractNumId="33" w15:restartNumberingAfterBreak="0">
     <w:nsid w:val="1E404772"/>
     <w:multiLevelType w:val="hybridMultilevel"/>
     <w:tmpl w:val="39DE81CC"/>
@@ -7183,7 +10884,101 @@
       </w:pPr>
     </w:lvl>
   </w:abstractNum>
-  <w:abstractNum w:abstractNumId="31" w15:restartNumberingAfterBreak="0">
+  <w:abstractNum w:abstractNumId="34" w15:restartNumberingAfterBreak="0">
+    <w:nsid w:val="212E1A90"/>
+    <w:multiLevelType w:val="hybridMultilevel"/>
+    <w:tmpl w:val="8EA8656A"/>
+    <w:lvl w:ilvl="0" w:tplc="19A42D6C">
+      <w:start w:val="1"/>
+      <w:numFmt w:val="lowerLetter"/>
+      <w:lvlText w:val="%1:"/>
+      <w:lvlJc w:val="left"/>
+      <w:pPr>
+        <w:ind w:left="720" w:hanging="360"/>
+      </w:pPr>
+      <w:rPr>
+        <w:rFonts w:ascii="Source Sans 3" w:hAnsi="Source Sans 3" w:hint="default"/>
+        <w:b/>
+        <w:bCs/>
+        <w:spacing w:val="0"/>
+        <w:w w:val="77"/>
+        <w:lang w:val="en-US" w:eastAsia="en-US" w:bidi="ar-SA"/>
+      </w:rPr>
+    </w:lvl>
+    <w:lvl w:ilvl="1" w:tplc="04090019" w:tentative="1">
+      <w:start w:val="1"/>
+      <w:numFmt w:val="lowerLetter"/>
+      <w:lvlText w:val="%2."/>
+      <w:lvlJc w:val="left"/>
+      <w:pPr>
+        <w:ind w:left="1440" w:hanging="360"/>
+      </w:pPr>
+    </w:lvl>
+    <w:lvl w:ilvl="2" w:tplc="0409001B" w:tentative="1">
+      <w:start w:val="1"/>
+      <w:numFmt w:val="lowerRoman"/>
+      <w:lvlText w:val="%3."/>
+      <w:lvlJc w:val="right"/>
+      <w:pPr>
+        <w:ind w:left="2160" w:hanging="180"/>
+      </w:pPr>
+    </w:lvl>
+    <w:lvl w:ilvl="3" w:tplc="0409000F" w:tentative="1">
+      <w:start w:val="1"/>
+      <w:numFmt w:val="decimal"/>
+      <w:lvlText w:val="%4."/>
+      <w:lvlJc w:val="left"/>
+      <w:pPr>
+        <w:ind w:left="2880" w:hanging="360"/>
+      </w:pPr>
+    </w:lvl>
+    <w:lvl w:ilvl="4" w:tplc="04090019" w:tentative="1">
+      <w:start w:val="1"/>
+      <w:numFmt w:val="lowerLetter"/>
+      <w:lvlText w:val="%5."/>
+      <w:lvlJc w:val="left"/>
+      <w:pPr>
+        <w:ind w:left="3600" w:hanging="360"/>
+      </w:pPr>
+    </w:lvl>
+    <w:lvl w:ilvl="5" w:tplc="0409001B" w:tentative="1">
+      <w:start w:val="1"/>
+      <w:numFmt w:val="lowerRoman"/>
+      <w:lvlText w:val="%6."/>
+      <w:lvlJc w:val="right"/>
+      <w:pPr>
+        <w:ind w:left="4320" w:hanging="180"/>
+      </w:pPr>
+    </w:lvl>
+    <w:lvl w:ilvl="6" w:tplc="0409000F" w:tentative="1">
+      <w:start w:val="1"/>
+      <w:numFmt w:val="decimal"/>
+      <w:lvlText w:val="%7."/>
+      <w:lvlJc w:val="left"/>
+      <w:pPr>
+        <w:ind w:left="5040" w:hanging="360"/>
+      </w:pPr>
+    </w:lvl>
+    <w:lvl w:ilvl="7" w:tplc="04090019" w:tentative="1">
+      <w:start w:val="1"/>
+      <w:numFmt w:val="lowerLetter"/>
+      <w:lvlText w:val="%8."/>
+      <w:lvlJc w:val="left"/>
+      <w:pPr>
+        <w:ind w:left="5760" w:hanging="360"/>
+      </w:pPr>
+    </w:lvl>
+    <w:lvl w:ilvl="8" w:tplc="0409001B" w:tentative="1">
+      <w:start w:val="1"/>
+      <w:numFmt w:val="lowerRoman"/>
+      <w:lvlText w:val="%9."/>
+      <w:lvlJc w:val="right"/>
+      <w:pPr>
+        <w:ind w:left="6480" w:hanging="180"/>
+      </w:pPr>
+    </w:lvl>
+  </w:abstractNum>
+  <w:abstractNum w:abstractNumId="35" w15:restartNumberingAfterBreak="0">
     <w:nsid w:val="21C24AEF"/>
     <w:multiLevelType w:val="hybridMultilevel"/>
     <w:tmpl w:val="BB203BFA"/>
@@ -7274,7 +11069,7 @@
       </w:pPr>
     </w:lvl>
   </w:abstractNum>
-  <w:abstractNum w:abstractNumId="32" w15:restartNumberingAfterBreak="0">
+  <w:abstractNum w:abstractNumId="36" w15:restartNumberingAfterBreak="0">
     <w:nsid w:val="21DF1F0B"/>
     <w:multiLevelType w:val="hybridMultilevel"/>
     <w:tmpl w:val="605AD1EC"/>
@@ -7366,7 +11161,7 @@
       </w:pPr>
     </w:lvl>
   </w:abstractNum>
-  <w:abstractNum w:abstractNumId="33" w15:restartNumberingAfterBreak="0">
+  <w:abstractNum w:abstractNumId="37" w15:restartNumberingAfterBreak="0">
     <w:nsid w:val="23B63209"/>
     <w:multiLevelType w:val="hybridMultilevel"/>
     <w:tmpl w:val="1EA60608"/>
@@ -7456,7 +11251,7 @@
       </w:pPr>
     </w:lvl>
   </w:abstractNum>
-  <w:abstractNum w:abstractNumId="34" w15:restartNumberingAfterBreak="0">
+  <w:abstractNum w:abstractNumId="38" w15:restartNumberingAfterBreak="0">
     <w:nsid w:val="25277E32"/>
     <w:multiLevelType w:val="hybridMultilevel"/>
     <w:tmpl w:val="637879F0"/>
@@ -7569,7 +11364,7 @@
       </w:rPr>
     </w:lvl>
   </w:abstractNum>
-  <w:abstractNum w:abstractNumId="35" w15:restartNumberingAfterBreak="0">
+  <w:abstractNum w:abstractNumId="39" w15:restartNumberingAfterBreak="0">
     <w:nsid w:val="25E33AF9"/>
     <w:multiLevelType w:val="hybridMultilevel"/>
     <w:tmpl w:val="B24CA950"/>
@@ -7662,7 +11457,101 @@
       </w:pPr>
     </w:lvl>
   </w:abstractNum>
-  <w:abstractNum w:abstractNumId="36" w15:restartNumberingAfterBreak="0">
+  <w:abstractNum w:abstractNumId="40" w15:restartNumberingAfterBreak="0">
+    <w:nsid w:val="27841FC0"/>
+    <w:multiLevelType w:val="hybridMultilevel"/>
+    <w:tmpl w:val="7758F8FE"/>
+    <w:lvl w:ilvl="0" w:tplc="FFFFFFFF">
+      <w:start w:val="1"/>
+      <w:numFmt w:val="lowerLetter"/>
+      <w:lvlText w:val="%1:"/>
+      <w:lvlJc w:val="left"/>
+      <w:pPr>
+        <w:ind w:left="720" w:hanging="360"/>
+      </w:pPr>
+      <w:rPr>
+        <w:rFonts w:ascii="Source Sans 3" w:hAnsi="Source Sans 3" w:hint="default"/>
+        <w:b/>
+        <w:bCs/>
+        <w:spacing w:val="0"/>
+        <w:w w:val="77"/>
+        <w:lang w:val="en-US" w:eastAsia="en-US" w:bidi="ar-SA"/>
+      </w:rPr>
+    </w:lvl>
+    <w:lvl w:ilvl="1" w:tplc="FFFFFFFF" w:tentative="1">
+      <w:start w:val="1"/>
+      <w:numFmt w:val="lowerLetter"/>
+      <w:lvlText w:val="%2."/>
+      <w:lvlJc w:val="left"/>
+      <w:pPr>
+        <w:ind w:left="1440" w:hanging="360"/>
+      </w:pPr>
+    </w:lvl>
+    <w:lvl w:ilvl="2" w:tplc="FFFFFFFF" w:tentative="1">
+      <w:start w:val="1"/>
+      <w:numFmt w:val="lowerRoman"/>
+      <w:lvlText w:val="%3."/>
+      <w:lvlJc w:val="right"/>
+      <w:pPr>
+        <w:ind w:left="2160" w:hanging="180"/>
+      </w:pPr>
+    </w:lvl>
+    <w:lvl w:ilvl="3" w:tplc="FFFFFFFF" w:tentative="1">
+      <w:start w:val="1"/>
+      <w:numFmt w:val="decimal"/>
+      <w:lvlText w:val="%4."/>
+      <w:lvlJc w:val="left"/>
+      <w:pPr>
+        <w:ind w:left="2880" w:hanging="360"/>
+      </w:pPr>
+    </w:lvl>
+    <w:lvl w:ilvl="4" w:tplc="FFFFFFFF">
+      <w:start w:val="1"/>
+      <w:numFmt w:val="lowerLetter"/>
+      <w:lvlText w:val="%5."/>
+      <w:lvlJc w:val="left"/>
+      <w:pPr>
+        <w:ind w:left="3600" w:hanging="360"/>
+      </w:pPr>
+    </w:lvl>
+    <w:lvl w:ilvl="5" w:tplc="FFFFFFFF" w:tentative="1">
+      <w:start w:val="1"/>
+      <w:numFmt w:val="lowerRoman"/>
+      <w:lvlText w:val="%6."/>
+      <w:lvlJc w:val="right"/>
+      <w:pPr>
+        <w:ind w:left="4320" w:hanging="180"/>
+      </w:pPr>
+    </w:lvl>
+    <w:lvl w:ilvl="6" w:tplc="FFFFFFFF" w:tentative="1">
+      <w:start w:val="1"/>
+      <w:numFmt w:val="decimal"/>
+      <w:lvlText w:val="%7."/>
+      <w:lvlJc w:val="left"/>
+      <w:pPr>
+        <w:ind w:left="5040" w:hanging="360"/>
+      </w:pPr>
+    </w:lvl>
+    <w:lvl w:ilvl="7" w:tplc="FFFFFFFF" w:tentative="1">
+      <w:start w:val="1"/>
+      <w:numFmt w:val="lowerLetter"/>
+      <w:lvlText w:val="%8."/>
+      <w:lvlJc w:val="left"/>
+      <w:pPr>
+        <w:ind w:left="5760" w:hanging="360"/>
+      </w:pPr>
+    </w:lvl>
+    <w:lvl w:ilvl="8" w:tplc="FFFFFFFF" w:tentative="1">
+      <w:start w:val="1"/>
+      <w:numFmt w:val="lowerRoman"/>
+      <w:lvlText w:val="%9."/>
+      <w:lvlJc w:val="right"/>
+      <w:pPr>
+        <w:ind w:left="6480" w:hanging="180"/>
+      </w:pPr>
+    </w:lvl>
+  </w:abstractNum>
+  <w:abstractNum w:abstractNumId="41" w15:restartNumberingAfterBreak="0">
     <w:nsid w:val="28CF4A22"/>
     <w:multiLevelType w:val="hybridMultilevel"/>
     <w:tmpl w:val="742649A0"/>
@@ -7753,7 +11642,7 @@
       </w:pPr>
     </w:lvl>
   </w:abstractNum>
-  <w:abstractNum w:abstractNumId="37" w15:restartNumberingAfterBreak="0">
+  <w:abstractNum w:abstractNumId="42" w15:restartNumberingAfterBreak="0">
     <w:nsid w:val="294C7B15"/>
     <w:multiLevelType w:val="hybridMultilevel"/>
     <w:tmpl w:val="3870A6A6"/>
@@ -7845,7 +11734,7 @@
       </w:pPr>
     </w:lvl>
   </w:abstractNum>
-  <w:abstractNum w:abstractNumId="38" w15:restartNumberingAfterBreak="0">
+  <w:abstractNum w:abstractNumId="43" w15:restartNumberingAfterBreak="0">
     <w:nsid w:val="2996195B"/>
     <w:multiLevelType w:val="hybridMultilevel"/>
     <w:tmpl w:val="DAB263E0"/>
@@ -7936,7 +11825,7 @@
       </w:pPr>
     </w:lvl>
   </w:abstractNum>
-  <w:abstractNum w:abstractNumId="39" w15:restartNumberingAfterBreak="0">
+  <w:abstractNum w:abstractNumId="44" w15:restartNumberingAfterBreak="0">
     <w:nsid w:val="29F6737C"/>
     <w:multiLevelType w:val="hybridMultilevel"/>
     <w:tmpl w:val="4AFC3BC4"/>
@@ -8049,7 +11938,7 @@
       </w:rPr>
     </w:lvl>
   </w:abstractNum>
-  <w:abstractNum w:abstractNumId="40" w15:restartNumberingAfterBreak="0">
+  <w:abstractNum w:abstractNumId="45" w15:restartNumberingAfterBreak="0">
     <w:nsid w:val="2DEE3994"/>
     <w:multiLevelType w:val="hybridMultilevel"/>
     <w:tmpl w:val="58E27346"/>
@@ -8140,7 +12029,7 @@
       </w:pPr>
     </w:lvl>
   </w:abstractNum>
-  <w:abstractNum w:abstractNumId="41" w15:restartNumberingAfterBreak="0">
+  <w:abstractNum w:abstractNumId="46" w15:restartNumberingAfterBreak="0">
     <w:nsid w:val="2F935A29"/>
     <w:multiLevelType w:val="hybridMultilevel"/>
     <w:tmpl w:val="5F48D92E"/>
@@ -8231,7 +12120,7 @@
       </w:pPr>
     </w:lvl>
   </w:abstractNum>
-  <w:abstractNum w:abstractNumId="42" w15:restartNumberingAfterBreak="0">
+  <w:abstractNum w:abstractNumId="47" w15:restartNumberingAfterBreak="0">
     <w:nsid w:val="2F9F16F3"/>
     <w:multiLevelType w:val="hybridMultilevel"/>
     <w:tmpl w:val="577A5E62"/>
@@ -8323,7 +12212,7 @@
       </w:pPr>
     </w:lvl>
   </w:abstractNum>
-  <w:abstractNum w:abstractNumId="43" w15:restartNumberingAfterBreak="0">
+  <w:abstractNum w:abstractNumId="48" w15:restartNumberingAfterBreak="0">
     <w:nsid w:val="2FFE68AA"/>
     <w:multiLevelType w:val="hybridMultilevel"/>
     <w:tmpl w:val="FF421BAA"/>
@@ -8414,7 +12303,7 @@
       </w:pPr>
     </w:lvl>
   </w:abstractNum>
-  <w:abstractNum w:abstractNumId="44" w15:restartNumberingAfterBreak="0">
+  <w:abstractNum w:abstractNumId="49" w15:restartNumberingAfterBreak="0">
     <w:nsid w:val="31C630C9"/>
     <w:multiLevelType w:val="hybridMultilevel"/>
     <w:tmpl w:val="98EAB4E8"/>
@@ -8508,7 +12397,7 @@
       </w:pPr>
     </w:lvl>
   </w:abstractNum>
-  <w:abstractNum w:abstractNumId="45" w15:restartNumberingAfterBreak="0">
+  <w:abstractNum w:abstractNumId="50" w15:restartNumberingAfterBreak="0">
     <w:nsid w:val="33382C96"/>
     <w:multiLevelType w:val="hybridMultilevel"/>
     <w:tmpl w:val="76C62D46"/>
@@ -8602,7 +12491,7 @@
       </w:pPr>
     </w:lvl>
   </w:abstractNum>
-  <w:abstractNum w:abstractNumId="46" w15:restartNumberingAfterBreak="0">
+  <w:abstractNum w:abstractNumId="51" w15:restartNumberingAfterBreak="0">
     <w:nsid w:val="33847FE5"/>
     <w:multiLevelType w:val="hybridMultilevel"/>
     <w:tmpl w:val="232A4EFE"/>
@@ -8696,7 +12585,7 @@
       </w:pPr>
     </w:lvl>
   </w:abstractNum>
-  <w:abstractNum w:abstractNumId="47" w15:restartNumberingAfterBreak="0">
+  <w:abstractNum w:abstractNumId="52" w15:restartNumberingAfterBreak="0">
     <w:nsid w:val="3455548F"/>
     <w:multiLevelType w:val="hybridMultilevel"/>
     <w:tmpl w:val="D812DF1C"/>
@@ -8814,7 +12703,7 @@
       </w:rPr>
     </w:lvl>
   </w:abstractNum>
-  <w:abstractNum w:abstractNumId="48" w15:restartNumberingAfterBreak="0">
+  <w:abstractNum w:abstractNumId="53" w15:restartNumberingAfterBreak="0">
     <w:nsid w:val="350D7BEE"/>
     <w:multiLevelType w:val="hybridMultilevel"/>
     <w:tmpl w:val="5FBE5398"/>
@@ -8927,7 +12816,7 @@
       </w:rPr>
     </w:lvl>
   </w:abstractNum>
-  <w:abstractNum w:abstractNumId="49" w15:restartNumberingAfterBreak="0">
+  <w:abstractNum w:abstractNumId="54" w15:restartNumberingAfterBreak="0">
     <w:nsid w:val="359C6950"/>
     <w:multiLevelType w:val="hybridMultilevel"/>
     <w:tmpl w:val="FC20E082"/>
@@ -9018,7 +12907,7 @@
       </w:pPr>
     </w:lvl>
   </w:abstractNum>
-  <w:abstractNum w:abstractNumId="50" w15:restartNumberingAfterBreak="0">
+  <w:abstractNum w:abstractNumId="55" w15:restartNumberingAfterBreak="0">
     <w:nsid w:val="382D6314"/>
     <w:multiLevelType w:val="hybridMultilevel"/>
     <w:tmpl w:val="96C46D64"/>
@@ -9136,7 +13025,7 @@
       </w:rPr>
     </w:lvl>
   </w:abstractNum>
-  <w:abstractNum w:abstractNumId="51" w15:restartNumberingAfterBreak="0">
+  <w:abstractNum w:abstractNumId="56" w15:restartNumberingAfterBreak="0">
     <w:nsid w:val="38670043"/>
     <w:multiLevelType w:val="hybridMultilevel"/>
     <w:tmpl w:val="4E5EBE50"/>
@@ -9228,7 +13117,7 @@
       </w:pPr>
     </w:lvl>
   </w:abstractNum>
-  <w:abstractNum w:abstractNumId="52" w15:restartNumberingAfterBreak="0">
+  <w:abstractNum w:abstractNumId="57" w15:restartNumberingAfterBreak="0">
     <w:nsid w:val="3A870E90"/>
     <w:multiLevelType w:val="hybridMultilevel"/>
     <w:tmpl w:val="D06EC3EE"/>
@@ -9319,7 +13208,7 @@
       </w:pPr>
     </w:lvl>
   </w:abstractNum>
-  <w:abstractNum w:abstractNumId="53" w15:restartNumberingAfterBreak="0">
+  <w:abstractNum w:abstractNumId="58" w15:restartNumberingAfterBreak="0">
     <w:nsid w:val="3B794565"/>
     <w:multiLevelType w:val="hybridMultilevel"/>
     <w:tmpl w:val="5DBC81F2"/>
@@ -9412,7 +13301,7 @@
       </w:pPr>
     </w:lvl>
   </w:abstractNum>
-  <w:abstractNum w:abstractNumId="54" w15:restartNumberingAfterBreak="0">
+  <w:abstractNum w:abstractNumId="59" w15:restartNumberingAfterBreak="0">
     <w:nsid w:val="3DBC1354"/>
     <w:multiLevelType w:val="hybridMultilevel"/>
     <w:tmpl w:val="71FEA8F6"/>
@@ -9503,7 +13392,7 @@
       </w:pPr>
     </w:lvl>
   </w:abstractNum>
-  <w:abstractNum w:abstractNumId="55" w15:restartNumberingAfterBreak="0">
+  <w:abstractNum w:abstractNumId="60" w15:restartNumberingAfterBreak="0">
     <w:nsid w:val="3E6B47CB"/>
     <w:multiLevelType w:val="hybridMultilevel"/>
     <w:tmpl w:val="05D6330E"/>
@@ -9616,7 +13505,7 @@
       </w:rPr>
     </w:lvl>
   </w:abstractNum>
-  <w:abstractNum w:abstractNumId="56" w15:restartNumberingAfterBreak="0">
+  <w:abstractNum w:abstractNumId="61" w15:restartNumberingAfterBreak="0">
     <w:nsid w:val="3E7D742C"/>
     <w:multiLevelType w:val="hybridMultilevel"/>
     <w:tmpl w:val="FF2A8D9C"/>
@@ -9707,7 +13596,7 @@
       </w:pPr>
     </w:lvl>
   </w:abstractNum>
-  <w:abstractNum w:abstractNumId="57" w15:restartNumberingAfterBreak="0">
+  <w:abstractNum w:abstractNumId="62" w15:restartNumberingAfterBreak="0">
     <w:nsid w:val="3EF03500"/>
     <w:multiLevelType w:val="hybridMultilevel"/>
     <w:tmpl w:val="F1F85B18"/>
@@ -9798,7 +13687,7 @@
       </w:pPr>
     </w:lvl>
   </w:abstractNum>
-  <w:abstractNum w:abstractNumId="58" w15:restartNumberingAfterBreak="0">
+  <w:abstractNum w:abstractNumId="63" w15:restartNumberingAfterBreak="0">
     <w:nsid w:val="3F752E0E"/>
     <w:multiLevelType w:val="hybridMultilevel"/>
     <w:tmpl w:val="492A3D8A"/>
@@ -9889,7 +13778,7 @@
       </w:pPr>
     </w:lvl>
   </w:abstractNum>
-  <w:abstractNum w:abstractNumId="59" w15:restartNumberingAfterBreak="0">
+  <w:abstractNum w:abstractNumId="64" w15:restartNumberingAfterBreak="0">
     <w:nsid w:val="3FEF7BD4"/>
     <w:multiLevelType w:val="hybridMultilevel"/>
     <w:tmpl w:val="9D4CE5B0"/>
@@ -9980,7 +13869,7 @@
       </w:pPr>
     </w:lvl>
   </w:abstractNum>
-  <w:abstractNum w:abstractNumId="60" w15:restartNumberingAfterBreak="0">
+  <w:abstractNum w:abstractNumId="65" w15:restartNumberingAfterBreak="0">
     <w:nsid w:val="40B47BE6"/>
     <w:multiLevelType w:val="hybridMultilevel"/>
     <w:tmpl w:val="12A20F3A"/>
@@ -10071,7 +13960,7 @@
       </w:pPr>
     </w:lvl>
   </w:abstractNum>
-  <w:abstractNum w:abstractNumId="61" w15:restartNumberingAfterBreak="0">
+  <w:abstractNum w:abstractNumId="66" w15:restartNumberingAfterBreak="0">
     <w:nsid w:val="40F1140A"/>
     <w:multiLevelType w:val="hybridMultilevel"/>
     <w:tmpl w:val="C0FE6058"/>
@@ -10162,7 +14051,7 @@
       </w:pPr>
     </w:lvl>
   </w:abstractNum>
-  <w:abstractNum w:abstractNumId="62" w15:restartNumberingAfterBreak="0">
+  <w:abstractNum w:abstractNumId="67" w15:restartNumberingAfterBreak="0">
     <w:nsid w:val="40F255BD"/>
     <w:multiLevelType w:val="hybridMultilevel"/>
     <w:tmpl w:val="EE967D54"/>
@@ -10253,7 +14142,7 @@
       </w:pPr>
     </w:lvl>
   </w:abstractNum>
-  <w:abstractNum w:abstractNumId="63" w15:restartNumberingAfterBreak="0">
+  <w:abstractNum w:abstractNumId="68" w15:restartNumberingAfterBreak="0">
     <w:nsid w:val="41410D4F"/>
     <w:multiLevelType w:val="hybridMultilevel"/>
     <w:tmpl w:val="8AD22D80"/>
@@ -10344,7 +14233,7 @@
       </w:pPr>
     </w:lvl>
   </w:abstractNum>
-  <w:abstractNum w:abstractNumId="64" w15:restartNumberingAfterBreak="0">
+  <w:abstractNum w:abstractNumId="69" w15:restartNumberingAfterBreak="0">
     <w:nsid w:val="41633659"/>
     <w:multiLevelType w:val="hybridMultilevel"/>
     <w:tmpl w:val="6A141890"/>
@@ -10457,7 +14346,7 @@
       </w:rPr>
     </w:lvl>
   </w:abstractNum>
-  <w:abstractNum w:abstractNumId="65" w15:restartNumberingAfterBreak="0">
+  <w:abstractNum w:abstractNumId="70" w15:restartNumberingAfterBreak="0">
     <w:nsid w:val="41D84265"/>
     <w:multiLevelType w:val="hybridMultilevel"/>
     <w:tmpl w:val="ABECF5DE"/>
@@ -10548,7 +14437,7 @@
       </w:pPr>
     </w:lvl>
   </w:abstractNum>
-  <w:abstractNum w:abstractNumId="66" w15:restartNumberingAfterBreak="0">
+  <w:abstractNum w:abstractNumId="71" w15:restartNumberingAfterBreak="0">
     <w:nsid w:val="43E866AD"/>
     <w:multiLevelType w:val="hybridMultilevel"/>
     <w:tmpl w:val="81BA404A"/>
@@ -10639,7 +14528,7 @@
       </w:pPr>
     </w:lvl>
   </w:abstractNum>
-  <w:abstractNum w:abstractNumId="67" w15:restartNumberingAfterBreak="0">
+  <w:abstractNum w:abstractNumId="72" w15:restartNumberingAfterBreak="0">
     <w:nsid w:val="444E377A"/>
     <w:multiLevelType w:val="hybridMultilevel"/>
     <w:tmpl w:val="1AAEF948"/>
@@ -10730,7 +14619,7 @@
       </w:pPr>
     </w:lvl>
   </w:abstractNum>
-  <w:abstractNum w:abstractNumId="68" w15:restartNumberingAfterBreak="0">
+  <w:abstractNum w:abstractNumId="73" w15:restartNumberingAfterBreak="0">
     <w:nsid w:val="44A11637"/>
     <w:multiLevelType w:val="hybridMultilevel"/>
     <w:tmpl w:val="CA90A0CA"/>
@@ -10821,7 +14710,7 @@
       </w:pPr>
     </w:lvl>
   </w:abstractNum>
-  <w:abstractNum w:abstractNumId="69" w15:restartNumberingAfterBreak="0">
+  <w:abstractNum w:abstractNumId="74" w15:restartNumberingAfterBreak="0">
     <w:nsid w:val="453F3A0D"/>
     <w:multiLevelType w:val="hybridMultilevel"/>
     <w:tmpl w:val="62FCCB12"/>
@@ -10915,7 +14804,7 @@
       </w:pPr>
     </w:lvl>
   </w:abstractNum>
-  <w:abstractNum w:abstractNumId="70" w15:restartNumberingAfterBreak="0">
+  <w:abstractNum w:abstractNumId="75" w15:restartNumberingAfterBreak="0">
     <w:nsid w:val="45592504"/>
     <w:multiLevelType w:val="hybridMultilevel"/>
     <w:tmpl w:val="8380552A"/>
@@ -11006,7 +14895,7 @@
       </w:pPr>
     </w:lvl>
   </w:abstractNum>
-  <w:abstractNum w:abstractNumId="71" w15:restartNumberingAfterBreak="0">
+  <w:abstractNum w:abstractNumId="76" w15:restartNumberingAfterBreak="0">
     <w:nsid w:val="45EA760B"/>
     <w:multiLevelType w:val="hybridMultilevel"/>
     <w:tmpl w:val="B3BCAE30"/>
@@ -11097,7 +14986,7 @@
       </w:pPr>
     </w:lvl>
   </w:abstractNum>
-  <w:abstractNum w:abstractNumId="72" w15:restartNumberingAfterBreak="0">
+  <w:abstractNum w:abstractNumId="77" w15:restartNumberingAfterBreak="0">
     <w:nsid w:val="493E0CCB"/>
     <w:multiLevelType w:val="hybridMultilevel"/>
     <w:tmpl w:val="836AD976"/>
@@ -11212,7 +15101,7 @@
       </w:rPr>
     </w:lvl>
   </w:abstractNum>
-  <w:abstractNum w:abstractNumId="73" w15:restartNumberingAfterBreak="0">
+  <w:abstractNum w:abstractNumId="78" w15:restartNumberingAfterBreak="0">
     <w:nsid w:val="49CA10C3"/>
     <w:multiLevelType w:val="hybridMultilevel"/>
     <w:tmpl w:val="715074FA"/>
@@ -11304,7 +15193,7 @@
       </w:pPr>
     </w:lvl>
   </w:abstractNum>
-  <w:abstractNum w:abstractNumId="74" w15:restartNumberingAfterBreak="0">
+  <w:abstractNum w:abstractNumId="79" w15:restartNumberingAfterBreak="0">
     <w:nsid w:val="4A2A784D"/>
     <w:multiLevelType w:val="hybridMultilevel"/>
     <w:tmpl w:val="D04A441C"/>
@@ -11396,7 +15285,7 @@
       </w:pPr>
     </w:lvl>
   </w:abstractNum>
-  <w:abstractNum w:abstractNumId="75" w15:restartNumberingAfterBreak="0">
+  <w:abstractNum w:abstractNumId="80" w15:restartNumberingAfterBreak="0">
     <w:nsid w:val="4B565984"/>
     <w:multiLevelType w:val="hybridMultilevel"/>
     <w:tmpl w:val="C220EAE8"/>
@@ -11487,7 +15376,7 @@
       </w:pPr>
     </w:lvl>
   </w:abstractNum>
-  <w:abstractNum w:abstractNumId="76" w15:restartNumberingAfterBreak="0">
+  <w:abstractNum w:abstractNumId="81" w15:restartNumberingAfterBreak="0">
     <w:nsid w:val="4C6A4027"/>
     <w:multiLevelType w:val="hybridMultilevel"/>
     <w:tmpl w:val="D3089348"/>
@@ -11578,7 +15467,7 @@
       </w:pPr>
     </w:lvl>
   </w:abstractNum>
-  <w:abstractNum w:abstractNumId="77" w15:restartNumberingAfterBreak="0">
+  <w:abstractNum w:abstractNumId="82" w15:restartNumberingAfterBreak="0">
     <w:nsid w:val="4CAF18F0"/>
     <w:multiLevelType w:val="hybridMultilevel"/>
     <w:tmpl w:val="CDCE099A"/>
@@ -11696,7 +15585,7 @@
       </w:rPr>
     </w:lvl>
   </w:abstractNum>
-  <w:abstractNum w:abstractNumId="78" w15:restartNumberingAfterBreak="0">
+  <w:abstractNum w:abstractNumId="83" w15:restartNumberingAfterBreak="0">
     <w:nsid w:val="50396346"/>
     <w:multiLevelType w:val="hybridMultilevel"/>
     <w:tmpl w:val="7424FCE8"/>
@@ -11814,7 +15703,7 @@
       </w:rPr>
     </w:lvl>
   </w:abstractNum>
-  <w:abstractNum w:abstractNumId="79" w15:restartNumberingAfterBreak="0">
+  <w:abstractNum w:abstractNumId="84" w15:restartNumberingAfterBreak="0">
     <w:nsid w:val="50BE427F"/>
     <w:multiLevelType w:val="hybridMultilevel"/>
     <w:tmpl w:val="18BEB470"/>
@@ -11907,7 +15796,7 @@
       </w:pPr>
     </w:lvl>
   </w:abstractNum>
-  <w:abstractNum w:abstractNumId="80" w15:restartNumberingAfterBreak="0">
+  <w:abstractNum w:abstractNumId="85" w15:restartNumberingAfterBreak="0">
     <w:nsid w:val="51BA0E1E"/>
     <w:multiLevelType w:val="hybridMultilevel"/>
     <w:tmpl w:val="7B6E9F2C"/>
@@ -11999,7 +15888,7 @@
       </w:pPr>
     </w:lvl>
   </w:abstractNum>
-  <w:abstractNum w:abstractNumId="81" w15:restartNumberingAfterBreak="0">
+  <w:abstractNum w:abstractNumId="86" w15:restartNumberingAfterBreak="0">
     <w:nsid w:val="52681EC6"/>
     <w:multiLevelType w:val="hybridMultilevel"/>
     <w:tmpl w:val="B02E8A92"/>
@@ -12090,7 +15979,7 @@
       </w:pPr>
     </w:lvl>
   </w:abstractNum>
-  <w:abstractNum w:abstractNumId="82" w15:restartNumberingAfterBreak="0">
+  <w:abstractNum w:abstractNumId="87" w15:restartNumberingAfterBreak="0">
     <w:nsid w:val="52D04E3D"/>
     <w:multiLevelType w:val="hybridMultilevel"/>
     <w:tmpl w:val="7012BE88"/>
@@ -12181,7 +16070,7 @@
       </w:pPr>
     </w:lvl>
   </w:abstractNum>
-  <w:abstractNum w:abstractNumId="83" w15:restartNumberingAfterBreak="0">
+  <w:abstractNum w:abstractNumId="88" w15:restartNumberingAfterBreak="0">
     <w:nsid w:val="554C118D"/>
     <w:multiLevelType w:val="hybridMultilevel"/>
     <w:tmpl w:val="30546042"/>
@@ -12299,7 +16188,7 @@
       </w:rPr>
     </w:lvl>
   </w:abstractNum>
-  <w:abstractNum w:abstractNumId="84" w15:restartNumberingAfterBreak="0">
+  <w:abstractNum w:abstractNumId="89" w15:restartNumberingAfterBreak="0">
     <w:nsid w:val="562459E8"/>
     <w:multiLevelType w:val="hybridMultilevel"/>
     <w:tmpl w:val="A2343280"/>
@@ -12390,7 +16279,7 @@
       </w:pPr>
     </w:lvl>
   </w:abstractNum>
-  <w:abstractNum w:abstractNumId="85" w15:restartNumberingAfterBreak="0">
+  <w:abstractNum w:abstractNumId="90" w15:restartNumberingAfterBreak="0">
     <w:nsid w:val="57BB72E5"/>
     <w:multiLevelType w:val="hybridMultilevel"/>
     <w:tmpl w:val="AC08469E"/>
@@ -12485,7 +16374,7 @@
       </w:pPr>
     </w:lvl>
   </w:abstractNum>
-  <w:abstractNum w:abstractNumId="86" w15:restartNumberingAfterBreak="0">
+  <w:abstractNum w:abstractNumId="91" w15:restartNumberingAfterBreak="0">
     <w:nsid w:val="59BD6BAB"/>
     <w:multiLevelType w:val="hybridMultilevel"/>
     <w:tmpl w:val="77D22F20"/>
@@ -12577,7 +16466,7 @@
       </w:pPr>
     </w:lvl>
   </w:abstractNum>
-  <w:abstractNum w:abstractNumId="87" w15:restartNumberingAfterBreak="0">
+  <w:abstractNum w:abstractNumId="92" w15:restartNumberingAfterBreak="0">
     <w:nsid w:val="5A2040DC"/>
     <w:multiLevelType w:val="hybridMultilevel"/>
     <w:tmpl w:val="D89EC798"/>
@@ -12668,7 +16557,7 @@
       </w:pPr>
     </w:lvl>
   </w:abstractNum>
-  <w:abstractNum w:abstractNumId="88" w15:restartNumberingAfterBreak="0">
+  <w:abstractNum w:abstractNumId="93" w15:restartNumberingAfterBreak="0">
     <w:nsid w:val="5B9067A8"/>
     <w:multiLevelType w:val="hybridMultilevel"/>
     <w:tmpl w:val="710EA500"/>
@@ -12786,7 +16675,7 @@
       </w:rPr>
     </w:lvl>
   </w:abstractNum>
-  <w:abstractNum w:abstractNumId="89" w15:restartNumberingAfterBreak="0">
+  <w:abstractNum w:abstractNumId="94" w15:restartNumberingAfterBreak="0">
     <w:nsid w:val="5D096BE3"/>
     <w:multiLevelType w:val="hybridMultilevel"/>
     <w:tmpl w:val="7758F8FE"/>
@@ -12880,7 +16769,7 @@
       </w:pPr>
     </w:lvl>
   </w:abstractNum>
-  <w:abstractNum w:abstractNumId="90" w15:restartNumberingAfterBreak="0">
+  <w:abstractNum w:abstractNumId="95" w15:restartNumberingAfterBreak="0">
     <w:nsid w:val="5D90372C"/>
     <w:multiLevelType w:val="hybridMultilevel"/>
     <w:tmpl w:val="3EB04196"/>
@@ -13012,7 +16901,7 @@
       </w:rPr>
     </w:lvl>
   </w:abstractNum>
-  <w:abstractNum w:abstractNumId="91" w15:restartNumberingAfterBreak="0">
+  <w:abstractNum w:abstractNumId="96" w15:restartNumberingAfterBreak="0">
     <w:nsid w:val="5DBE7E38"/>
     <w:multiLevelType w:val="hybridMultilevel"/>
     <w:tmpl w:val="F4621CC8"/>
@@ -13104,7 +16993,7 @@
       </w:pPr>
     </w:lvl>
   </w:abstractNum>
-  <w:abstractNum w:abstractNumId="92" w15:restartNumberingAfterBreak="0">
+  <w:abstractNum w:abstractNumId="97" w15:restartNumberingAfterBreak="0">
     <w:nsid w:val="5F480C56"/>
     <w:multiLevelType w:val="hybridMultilevel"/>
     <w:tmpl w:val="BD10C6AA"/>
@@ -13195,7 +17084,98 @@
       </w:pPr>
     </w:lvl>
   </w:abstractNum>
-  <w:abstractNum w:abstractNumId="93" w15:restartNumberingAfterBreak="0">
+  <w:abstractNum w:abstractNumId="98" w15:restartNumberingAfterBreak="0">
+    <w:nsid w:val="61164B02"/>
+    <w:multiLevelType w:val="hybridMultilevel"/>
+    <w:tmpl w:val="C602D860"/>
+    <w:lvl w:ilvl="0" w:tplc="72A80D18">
+      <w:start w:val="1"/>
+      <w:numFmt w:val="decimal"/>
+      <w:lvlText w:val="%1:"/>
+      <w:lvlJc w:val="left"/>
+      <w:pPr>
+        <w:ind w:left="360" w:hanging="360"/>
+      </w:pPr>
+      <w:rPr>
+        <w:rFonts w:ascii="Source Sans 3 Bold" w:hAnsi="Source Sans 3 Bold" w:cstheme="minorBidi" w:hint="default"/>
+        <w:b/>
+        <w:bCs/>
+      </w:rPr>
+    </w:lvl>
+    <w:lvl w:ilvl="1" w:tplc="04090019" w:tentative="1">
+      <w:start w:val="1"/>
+      <w:numFmt w:val="lowerLetter"/>
+      <w:lvlText w:val="%2."/>
+      <w:lvlJc w:val="left"/>
+      <w:pPr>
+        <w:ind w:left="1080" w:hanging="360"/>
+      </w:pPr>
+    </w:lvl>
+    <w:lvl w:ilvl="2" w:tplc="0409001B" w:tentative="1">
+      <w:start w:val="1"/>
+      <w:numFmt w:val="lowerRoman"/>
+      <w:lvlText w:val="%3."/>
+      <w:lvlJc w:val="right"/>
+      <w:pPr>
+        <w:ind w:left="1800" w:hanging="180"/>
+      </w:pPr>
+    </w:lvl>
+    <w:lvl w:ilvl="3" w:tplc="0409000F" w:tentative="1">
+      <w:start w:val="1"/>
+      <w:numFmt w:val="decimal"/>
+      <w:lvlText w:val="%4."/>
+      <w:lvlJc w:val="left"/>
+      <w:pPr>
+        <w:ind w:left="2520" w:hanging="360"/>
+      </w:pPr>
+    </w:lvl>
+    <w:lvl w:ilvl="4" w:tplc="04090019" w:tentative="1">
+      <w:start w:val="1"/>
+      <w:numFmt w:val="lowerLetter"/>
+      <w:lvlText w:val="%5."/>
+      <w:lvlJc w:val="left"/>
+      <w:pPr>
+        <w:ind w:left="3240" w:hanging="360"/>
+      </w:pPr>
+    </w:lvl>
+    <w:lvl w:ilvl="5" w:tplc="0409001B" w:tentative="1">
+      <w:start w:val="1"/>
+      <w:numFmt w:val="lowerRoman"/>
+      <w:lvlText w:val="%6."/>
+      <w:lvlJc w:val="right"/>
+      <w:pPr>
+        <w:ind w:left="3960" w:hanging="180"/>
+      </w:pPr>
+    </w:lvl>
+    <w:lvl w:ilvl="6" w:tplc="0409000F" w:tentative="1">
+      <w:start w:val="1"/>
+      <w:numFmt w:val="decimal"/>
+      <w:lvlText w:val="%7."/>
+      <w:lvlJc w:val="left"/>
+      <w:pPr>
+        <w:ind w:left="4680" w:hanging="360"/>
+      </w:pPr>
+    </w:lvl>
+    <w:lvl w:ilvl="7" w:tplc="04090019" w:tentative="1">
+      <w:start w:val="1"/>
+      <w:numFmt w:val="lowerLetter"/>
+      <w:lvlText w:val="%8."/>
+      <w:lvlJc w:val="left"/>
+      <w:pPr>
+        <w:ind w:left="5400" w:hanging="360"/>
+      </w:pPr>
+    </w:lvl>
+    <w:lvl w:ilvl="8" w:tplc="0409001B" w:tentative="1">
+      <w:start w:val="1"/>
+      <w:numFmt w:val="lowerRoman"/>
+      <w:lvlText w:val="%9."/>
+      <w:lvlJc w:val="right"/>
+      <w:pPr>
+        <w:ind w:left="6120" w:hanging="180"/>
+      </w:pPr>
+    </w:lvl>
+  </w:abstractNum>
+  <w:abstractNum w:abstractNumId="99" w15:restartNumberingAfterBreak="0">
     <w:nsid w:val="638C40C9"/>
     <w:multiLevelType w:val="hybridMultilevel"/>
     <w:tmpl w:val="629A2048"/>
@@ -13287,7 +17267,7 @@
       </w:pPr>
     </w:lvl>
   </w:abstractNum>
-  <w:abstractNum w:abstractNumId="94" w15:restartNumberingAfterBreak="0">
+  <w:abstractNum w:abstractNumId="100" w15:restartNumberingAfterBreak="0">
     <w:nsid w:val="64C23B13"/>
     <w:multiLevelType w:val="hybridMultilevel"/>
     <w:tmpl w:val="2A6E0D42"/>
@@ -13378,7 +17358,7 @@
       </w:pPr>
     </w:lvl>
   </w:abstractNum>
-  <w:abstractNum w:abstractNumId="95" w15:restartNumberingAfterBreak="0">
+  <w:abstractNum w:abstractNumId="101" w15:restartNumberingAfterBreak="0">
     <w:nsid w:val="657A56E3"/>
     <w:multiLevelType w:val="hybridMultilevel"/>
     <w:tmpl w:val="F5B2770C"/>
@@ -13469,7 +17449,98 @@
       </w:pPr>
     </w:lvl>
   </w:abstractNum>
-  <w:abstractNum w:abstractNumId="96" w15:restartNumberingAfterBreak="0">
+  <w:abstractNum w:abstractNumId="102" w15:restartNumberingAfterBreak="0">
+    <w:nsid w:val="66F75F44"/>
+    <w:multiLevelType w:val="hybridMultilevel"/>
+    <w:tmpl w:val="F774CC24"/>
+    <w:lvl w:ilvl="0" w:tplc="5BD46172">
+      <w:start w:val="1"/>
+      <w:numFmt w:val="upperLetter"/>
+      <w:lvlText w:val="%1:"/>
+      <w:lvlJc w:val="left"/>
+      <w:pPr>
+        <w:ind w:left="720" w:hanging="360"/>
+      </w:pPr>
+      <w:rPr>
+        <w:rFonts w:hint="default"/>
+        <w:b/>
+        <w:bCs/>
+      </w:rPr>
+    </w:lvl>
+    <w:lvl w:ilvl="1" w:tplc="04090019" w:tentative="1">
+      <w:start w:val="1"/>
+      <w:numFmt w:val="lowerLetter"/>
+      <w:lvlText w:val="%2."/>
+      <w:lvlJc w:val="left"/>
+      <w:pPr>
+        <w:ind w:left="1440" w:hanging="360"/>
+      </w:pPr>
+    </w:lvl>
+    <w:lvl w:ilvl="2" w:tplc="0409001B" w:tentative="1">
+      <w:start w:val="1"/>
+      <w:numFmt w:val="lowerRoman"/>
+      <w:lvlText w:val="%3."/>
+      <w:lvlJc w:val="right"/>
+      <w:pPr>
+        <w:ind w:left="2160" w:hanging="180"/>
+      </w:pPr>
+    </w:lvl>
+    <w:lvl w:ilvl="3" w:tplc="0409000F" w:tentative="1">
+      <w:start w:val="1"/>
+      <w:numFmt w:val="decimal"/>
+      <w:lvlText w:val="%4."/>
+      <w:lvlJc w:val="left"/>
+      <w:pPr>
+        <w:ind w:left="2880" w:hanging="360"/>
+      </w:pPr>
+    </w:lvl>
+    <w:lvl w:ilvl="4" w:tplc="04090019" w:tentative="1">
+      <w:start w:val="1"/>
+      <w:numFmt w:val="lowerLetter"/>
+      <w:lvlText w:val="%5."/>
+      <w:lvlJc w:val="left"/>
+      <w:pPr>
+        <w:ind w:left="3600" w:hanging="360"/>
+      </w:pPr>
+    </w:lvl>
+    <w:lvl w:ilvl="5" w:tplc="0409001B" w:tentative="1">
+      <w:start w:val="1"/>
+      <w:numFmt w:val="lowerRoman"/>
+      <w:lvlText w:val="%6."/>
+      <w:lvlJc w:val="right"/>
+      <w:pPr>
+        <w:ind w:left="4320" w:hanging="180"/>
+      </w:pPr>
+    </w:lvl>
+    <w:lvl w:ilvl="6" w:tplc="0409000F" w:tentative="1">
+      <w:start w:val="1"/>
+      <w:numFmt w:val="decimal"/>
+      <w:lvlText w:val="%7."/>
+      <w:lvlJc w:val="left"/>
+      <w:pPr>
+        <w:ind w:left="5040" w:hanging="360"/>
+      </w:pPr>
+    </w:lvl>
+    <w:lvl w:ilvl="7" w:tplc="04090019" w:tentative="1">
+      <w:start w:val="1"/>
+      <w:numFmt w:val="lowerLetter"/>
+      <w:lvlText w:val="%8."/>
+      <w:lvlJc w:val="left"/>
+      <w:pPr>
+        <w:ind w:left="5760" w:hanging="360"/>
+      </w:pPr>
+    </w:lvl>
+    <w:lvl w:ilvl="8" w:tplc="0409001B" w:tentative="1">
+      <w:start w:val="1"/>
+      <w:numFmt w:val="lowerRoman"/>
+      <w:lvlText w:val="%9."/>
+      <w:lvlJc w:val="right"/>
+      <w:pPr>
+        <w:ind w:left="6480" w:hanging="180"/>
+      </w:pPr>
+    </w:lvl>
+  </w:abstractNum>
+  <w:abstractNum w:abstractNumId="103" w15:restartNumberingAfterBreak="0">
     <w:nsid w:val="67AE5CCA"/>
     <w:multiLevelType w:val="hybridMultilevel"/>
     <w:tmpl w:val="F2E6F24A"/>
@@ -13560,7 +17631,7 @@
       </w:pPr>
     </w:lvl>
   </w:abstractNum>
-  <w:abstractNum w:abstractNumId="97" w15:restartNumberingAfterBreak="0">
+  <w:abstractNum w:abstractNumId="104" w15:restartNumberingAfterBreak="0">
     <w:nsid w:val="681A0CDC"/>
     <w:multiLevelType w:val="hybridMultilevel"/>
     <w:tmpl w:val="3072FDB4"/>
@@ -13654,7 +17725,7 @@
       </w:pPr>
     </w:lvl>
   </w:abstractNum>
-  <w:abstractNum w:abstractNumId="98" w15:restartNumberingAfterBreak="0">
+  <w:abstractNum w:abstractNumId="105" w15:restartNumberingAfterBreak="0">
     <w:nsid w:val="68930CE9"/>
     <w:multiLevelType w:val="hybridMultilevel"/>
     <w:tmpl w:val="C2D02C52"/>
@@ -13746,7 +17817,7 @@
       </w:pPr>
     </w:lvl>
   </w:abstractNum>
-  <w:abstractNum w:abstractNumId="99" w15:restartNumberingAfterBreak="0">
+  <w:abstractNum w:abstractNumId="106" w15:restartNumberingAfterBreak="0">
     <w:nsid w:val="696D4078"/>
     <w:multiLevelType w:val="hybridMultilevel"/>
     <w:tmpl w:val="F3E65786"/>
@@ -13838,7 +17909,7 @@
       </w:pPr>
     </w:lvl>
   </w:abstractNum>
-  <w:abstractNum w:abstractNumId="100" w15:restartNumberingAfterBreak="0">
+  <w:abstractNum w:abstractNumId="107" w15:restartNumberingAfterBreak="0">
     <w:nsid w:val="69CF734A"/>
     <w:multiLevelType w:val="hybridMultilevel"/>
     <w:tmpl w:val="3B687E36"/>
@@ -13932,7 +18003,7 @@
       </w:pPr>
     </w:lvl>
   </w:abstractNum>
-  <w:abstractNum w:abstractNumId="101" w15:restartNumberingAfterBreak="0">
+  <w:abstractNum w:abstractNumId="108" w15:restartNumberingAfterBreak="0">
     <w:nsid w:val="6B235A28"/>
     <w:multiLevelType w:val="hybridMultilevel"/>
     <w:tmpl w:val="A5006112"/>
@@ -14050,7 +18121,7 @@
       </w:rPr>
     </w:lvl>
   </w:abstractNum>
-  <w:abstractNum w:abstractNumId="102" w15:restartNumberingAfterBreak="0">
+  <w:abstractNum w:abstractNumId="109" w15:restartNumberingAfterBreak="0">
     <w:nsid w:val="6B711971"/>
     <w:multiLevelType w:val="hybridMultilevel"/>
     <w:tmpl w:val="79E0E8DE"/>
@@ -14141,7 +18212,7 @@
       </w:pPr>
     </w:lvl>
   </w:abstractNum>
-  <w:abstractNum w:abstractNumId="103" w15:restartNumberingAfterBreak="0">
+  <w:abstractNum w:abstractNumId="110" w15:restartNumberingAfterBreak="0">
     <w:nsid w:val="6C507965"/>
     <w:multiLevelType w:val="hybridMultilevel"/>
     <w:tmpl w:val="ED441248"/>
@@ -14232,7 +18303,7 @@
       </w:pPr>
     </w:lvl>
   </w:abstractNum>
-  <w:abstractNum w:abstractNumId="104" w15:restartNumberingAfterBreak="0">
+  <w:abstractNum w:abstractNumId="111" w15:restartNumberingAfterBreak="0">
     <w:nsid w:val="6F056E0A"/>
     <w:multiLevelType w:val="hybridMultilevel"/>
     <w:tmpl w:val="6414A904"/>
@@ -14323,7 +18394,7 @@
       </w:pPr>
     </w:lvl>
   </w:abstractNum>
-  <w:abstractNum w:abstractNumId="105" w15:restartNumberingAfterBreak="0">
+  <w:abstractNum w:abstractNumId="112" w15:restartNumberingAfterBreak="0">
     <w:nsid w:val="71423DCE"/>
     <w:multiLevelType w:val="hybridMultilevel"/>
     <w:tmpl w:val="71CAE97E"/>
@@ -14440,7 +18511,7 @@
       </w:rPr>
     </w:lvl>
   </w:abstractNum>
-  <w:abstractNum w:abstractNumId="106" w15:restartNumberingAfterBreak="0">
+  <w:abstractNum w:abstractNumId="113" w15:restartNumberingAfterBreak="0">
     <w:nsid w:val="721B42DF"/>
     <w:multiLevelType w:val="hybridMultilevel"/>
     <w:tmpl w:val="6B0637EA"/>
@@ -14531,7 +18602,7 @@
       </w:pPr>
     </w:lvl>
   </w:abstractNum>
-  <w:abstractNum w:abstractNumId="107" w15:restartNumberingAfterBreak="0">
+  <w:abstractNum w:abstractNumId="114" w15:restartNumberingAfterBreak="0">
     <w:nsid w:val="72A749C7"/>
     <w:multiLevelType w:val="hybridMultilevel"/>
     <w:tmpl w:val="56A69A5C"/>
@@ -14622,7 +18693,7 @@
       </w:pPr>
     </w:lvl>
   </w:abstractNum>
-  <w:abstractNum w:abstractNumId="108" w15:restartNumberingAfterBreak="0">
+  <w:abstractNum w:abstractNumId="115" w15:restartNumberingAfterBreak="0">
     <w:nsid w:val="7373527D"/>
     <w:multiLevelType w:val="hybridMultilevel"/>
     <w:tmpl w:val="8C94A12A"/>
@@ -14735,7 +18806,7 @@
       </w:rPr>
     </w:lvl>
   </w:abstractNum>
-  <w:abstractNum w:abstractNumId="109" w15:restartNumberingAfterBreak="0">
+  <w:abstractNum w:abstractNumId="116" w15:restartNumberingAfterBreak="0">
     <w:nsid w:val="74B632B3"/>
     <w:multiLevelType w:val="hybridMultilevel"/>
     <w:tmpl w:val="355EC6E2"/>
@@ -14829,7 +18900,7 @@
       </w:pPr>
     </w:lvl>
   </w:abstractNum>
-  <w:abstractNum w:abstractNumId="110" w15:restartNumberingAfterBreak="0">
+  <w:abstractNum w:abstractNumId="117" w15:restartNumberingAfterBreak="0">
     <w:nsid w:val="7642063B"/>
     <w:multiLevelType w:val="hybridMultilevel"/>
     <w:tmpl w:val="7D20C7B2"/>
@@ -14948,7 +19019,7 @@
       </w:rPr>
     </w:lvl>
   </w:abstractNum>
-  <w:abstractNum w:abstractNumId="111" w15:restartNumberingAfterBreak="0">
+  <w:abstractNum w:abstractNumId="118" w15:restartNumberingAfterBreak="0">
     <w:nsid w:val="778B5A16"/>
     <w:multiLevelType w:val="hybridMultilevel"/>
     <w:tmpl w:val="90987C48"/>
@@ -15042,7 +19113,7 @@
       </w:pPr>
     </w:lvl>
   </w:abstractNum>
-  <w:abstractNum w:abstractNumId="112" w15:restartNumberingAfterBreak="0">
+  <w:abstractNum w:abstractNumId="119" w15:restartNumberingAfterBreak="0">
     <w:nsid w:val="77CD49EA"/>
     <w:multiLevelType w:val="hybridMultilevel"/>
     <w:tmpl w:val="9D949C3A"/>
@@ -15134,7 +19205,98 @@
       </w:pPr>
     </w:lvl>
   </w:abstractNum>
-  <w:abstractNum w:abstractNumId="113" w15:restartNumberingAfterBreak="0">
+  <w:abstractNum w:abstractNumId="120" w15:restartNumberingAfterBreak="0">
+    <w:nsid w:val="79313269"/>
+    <w:multiLevelType w:val="hybridMultilevel"/>
+    <w:tmpl w:val="279E3142"/>
+    <w:lvl w:ilvl="0" w:tplc="72A80D18">
+      <w:start w:val="1"/>
+      <w:numFmt w:val="decimal"/>
+      <w:lvlText w:val="%1:"/>
+      <w:lvlJc w:val="left"/>
+      <w:pPr>
+        <w:ind w:left="360" w:hanging="360"/>
+      </w:pPr>
+      <w:rPr>
+        <w:rFonts w:ascii="Source Sans 3 Bold" w:hAnsi="Source Sans 3 Bold" w:cstheme="minorBidi" w:hint="default"/>
+        <w:b/>
+        <w:bCs/>
+      </w:rPr>
+    </w:lvl>
+    <w:lvl w:ilvl="1" w:tplc="04090019" w:tentative="1">
+      <w:start w:val="1"/>
+      <w:numFmt w:val="lowerLetter"/>
+      <w:lvlText w:val="%2."/>
+      <w:lvlJc w:val="left"/>
+      <w:pPr>
+        <w:ind w:left="1080" w:hanging="360"/>
+      </w:pPr>
+    </w:lvl>
+    <w:lvl w:ilvl="2" w:tplc="0409001B" w:tentative="1">
+      <w:start w:val="1"/>
+      <w:numFmt w:val="lowerRoman"/>
+      <w:lvlText w:val="%3."/>
+      <w:lvlJc w:val="right"/>
+      <w:pPr>
+        <w:ind w:left="1800" w:hanging="180"/>
+      </w:pPr>
+    </w:lvl>
+    <w:lvl w:ilvl="3" w:tplc="0409000F" w:tentative="1">
+      <w:start w:val="1"/>
+      <w:numFmt w:val="decimal"/>
+      <w:lvlText w:val="%4."/>
+      <w:lvlJc w:val="left"/>
+      <w:pPr>
+        <w:ind w:left="2520" w:hanging="360"/>
+      </w:pPr>
+    </w:lvl>
+    <w:lvl w:ilvl="4" w:tplc="04090019" w:tentative="1">
+      <w:start w:val="1"/>
+      <w:numFmt w:val="lowerLetter"/>
+      <w:lvlText w:val="%5."/>
+      <w:lvlJc w:val="left"/>
+      <w:pPr>
+        <w:ind w:left="3240" w:hanging="360"/>
+      </w:pPr>
+    </w:lvl>
+    <w:lvl w:ilvl="5" w:tplc="0409001B" w:tentative="1">
+      <w:start w:val="1"/>
+      <w:numFmt w:val="lowerRoman"/>
+      <w:lvlText w:val="%6."/>
+      <w:lvlJc w:val="right"/>
+      <w:pPr>
+        <w:ind w:left="3960" w:hanging="180"/>
+      </w:pPr>
+    </w:lvl>
+    <w:lvl w:ilvl="6" w:tplc="0409000F" w:tentative="1">
+      <w:start w:val="1"/>
+      <w:numFmt w:val="decimal"/>
+      <w:lvlText w:val="%7."/>
+      <w:lvlJc w:val="left"/>
+      <w:pPr>
+        <w:ind w:left="4680" w:hanging="360"/>
+      </w:pPr>
+    </w:lvl>
+    <w:lvl w:ilvl="7" w:tplc="04090019" w:tentative="1">
+      <w:start w:val="1"/>
+      <w:numFmt w:val="lowerLetter"/>
+      <w:lvlText w:val="%8."/>
+      <w:lvlJc w:val="left"/>
+      <w:pPr>
+        <w:ind w:left="5400" w:hanging="360"/>
+      </w:pPr>
+    </w:lvl>
+    <w:lvl w:ilvl="8" w:tplc="0409001B" w:tentative="1">
+      <w:start w:val="1"/>
+      <w:numFmt w:val="lowerRoman"/>
+      <w:lvlText w:val="%9."/>
+      <w:lvlJc w:val="right"/>
+      <w:pPr>
+        <w:ind w:left="6120" w:hanging="180"/>
+      </w:pPr>
+    </w:lvl>
+  </w:abstractNum>
+  <w:abstractNum w:abstractNumId="121" w15:restartNumberingAfterBreak="0">
     <w:nsid w:val="7A850034"/>
     <w:multiLevelType w:val="hybridMultilevel"/>
     <w:tmpl w:val="03B20AC8"/>
@@ -15225,7 +19387,7 @@
       </w:pPr>
     </w:lvl>
   </w:abstractNum>
-  <w:abstractNum w:abstractNumId="114" w15:restartNumberingAfterBreak="0">
+  <w:abstractNum w:abstractNumId="122" w15:restartNumberingAfterBreak="0">
     <w:nsid w:val="7EBF4716"/>
     <w:multiLevelType w:val="hybridMultilevel"/>
     <w:tmpl w:val="69125DE8"/>
@@ -15321,7 +19483,7 @@
       </w:pPr>
     </w:lvl>
   </w:abstractNum>
-  <w:abstractNum w:abstractNumId="115" w15:restartNumberingAfterBreak="0">
+  <w:abstractNum w:abstractNumId="123" w15:restartNumberingAfterBreak="0">
     <w:nsid w:val="7F1064F4"/>
     <w:multiLevelType w:val="hybridMultilevel"/>
     <w:tmpl w:val="50B22E24"/>
@@ -15412,7 +19574,7 @@
       </w:pPr>
     </w:lvl>
   </w:abstractNum>
-  <w:abstractNum w:abstractNumId="116" w15:restartNumberingAfterBreak="0">
+  <w:abstractNum w:abstractNumId="124" w15:restartNumberingAfterBreak="0">
     <w:nsid w:val="7F720C4E"/>
     <w:multiLevelType w:val="hybridMultilevel"/>
     <w:tmpl w:val="1206C4D6"/>
@@ -15530,355 +19692,379 @@
     </w:lvl>
   </w:abstractNum>
   <w:num w:numId="1" w16cid:durableId="1449542317">
-    <w:abstractNumId w:val="48"/>
+    <w:abstractNumId w:val="53"/>
   </w:num>
   <w:num w:numId="2" w16cid:durableId="1947039723">
-    <w:abstractNumId w:val="22"/>
+    <w:abstractNumId w:val="25"/>
   </w:num>
   <w:num w:numId="3" w16cid:durableId="1031606905">
-    <w:abstractNumId w:val="47"/>
+    <w:abstractNumId w:val="52"/>
   </w:num>
   <w:num w:numId="4" w16cid:durableId="88157266">
-    <w:abstractNumId w:val="104"/>
+    <w:abstractNumId w:val="111"/>
   </w:num>
   <w:num w:numId="5" w16cid:durableId="759718161">
-    <w:abstractNumId w:val="16"/>
+    <w:abstractNumId w:val="19"/>
   </w:num>
   <w:num w:numId="6" w16cid:durableId="303196854">
-    <w:abstractNumId w:val="10"/>
+    <w:abstractNumId w:val="11"/>
   </w:num>
   <w:num w:numId="7" w16cid:durableId="1349328164">
-    <w:abstractNumId w:val="31"/>
+    <w:abstractNumId w:val="35"/>
   </w:num>
   <w:num w:numId="8" w16cid:durableId="1835991069">
-    <w:abstractNumId w:val="110"/>
+    <w:abstractNumId w:val="117"/>
   </w:num>
   <w:num w:numId="9" w16cid:durableId="1205366472">
-    <w:abstractNumId w:val="71"/>
+    <w:abstractNumId w:val="76"/>
   </w:num>
   <w:num w:numId="10" w16cid:durableId="128674976">
-    <w:abstractNumId w:val="108"/>
+    <w:abstractNumId w:val="115"/>
   </w:num>
   <w:num w:numId="11" w16cid:durableId="1933585742">
-    <w:abstractNumId w:val="49"/>
+    <w:abstractNumId w:val="54"/>
   </w:num>
   <w:num w:numId="12" w16cid:durableId="2131394485">
-    <w:abstractNumId w:val="83"/>
+    <w:abstractNumId w:val="88"/>
   </w:num>
   <w:num w:numId="13" w16cid:durableId="1839614985">
-    <w:abstractNumId w:val="58"/>
+    <w:abstractNumId w:val="63"/>
   </w:num>
   <w:num w:numId="14" w16cid:durableId="1353409994">
     <w:abstractNumId w:val="5"/>
   </w:num>
   <w:num w:numId="15" w16cid:durableId="1835143102">
-    <w:abstractNumId w:val="77"/>
+    <w:abstractNumId w:val="82"/>
   </w:num>
   <w:num w:numId="16" w16cid:durableId="1566600042">
-    <w:abstractNumId w:val="9"/>
+    <w:abstractNumId w:val="10"/>
   </w:num>
   <w:num w:numId="17" w16cid:durableId="445319286">
-    <w:abstractNumId w:val="64"/>
+    <w:abstractNumId w:val="69"/>
   </w:num>
   <w:num w:numId="18" w16cid:durableId="272858431">
-    <w:abstractNumId w:val="46"/>
+    <w:abstractNumId w:val="51"/>
   </w:num>
   <w:num w:numId="19" w16cid:durableId="825777597">
     <w:abstractNumId w:val="1"/>
   </w:num>
   <w:num w:numId="20" w16cid:durableId="1191724540">
-    <w:abstractNumId w:val="109"/>
+    <w:abstractNumId w:val="116"/>
   </w:num>
   <w:num w:numId="21" w16cid:durableId="1176725428">
+    <w:abstractNumId w:val="67"/>
+  </w:num>
+  <w:num w:numId="22" w16cid:durableId="1404135546">
+    <w:abstractNumId w:val="97"/>
+  </w:num>
+  <w:num w:numId="23" w16cid:durableId="848256425">
+    <w:abstractNumId w:val="83"/>
+  </w:num>
+  <w:num w:numId="24" w16cid:durableId="1525940654">
+    <w:abstractNumId w:val="95"/>
+  </w:num>
+  <w:num w:numId="25" w16cid:durableId="1713963864">
+    <w:abstractNumId w:val="29"/>
+  </w:num>
+  <w:num w:numId="26" w16cid:durableId="303655456">
+    <w:abstractNumId w:val="108"/>
+  </w:num>
+  <w:num w:numId="27" w16cid:durableId="1104612237">
+    <w:abstractNumId w:val="74"/>
+  </w:num>
+  <w:num w:numId="28" w16cid:durableId="963073084">
+    <w:abstractNumId w:val="86"/>
+  </w:num>
+  <w:num w:numId="29" w16cid:durableId="921452471">
+    <w:abstractNumId w:val="24"/>
+  </w:num>
+  <w:num w:numId="30" w16cid:durableId="263608733">
+    <w:abstractNumId w:val="43"/>
+  </w:num>
+  <w:num w:numId="31" w16cid:durableId="2114471935">
+    <w:abstractNumId w:val="81"/>
+  </w:num>
+  <w:num w:numId="32" w16cid:durableId="790589599">
+    <w:abstractNumId w:val="70"/>
+  </w:num>
+  <w:num w:numId="33" w16cid:durableId="201863468">
+    <w:abstractNumId w:val="23"/>
+  </w:num>
+  <w:num w:numId="34" w16cid:durableId="1263227533">
+    <w:abstractNumId w:val="45"/>
+  </w:num>
+  <w:num w:numId="35" w16cid:durableId="1972243474">
     <w:abstractNumId w:val="62"/>
   </w:num>
-  <w:num w:numId="22" w16cid:durableId="1404135546">
-    <w:abstractNumId w:val="92"/>
+  <w:num w:numId="36" w16cid:durableId="1185359320">
+    <w:abstractNumId w:val="118"/>
   </w:num>
-  <w:num w:numId="23" w16cid:durableId="848256425">
-    <w:abstractNumId w:val="78"/>
+  <w:num w:numId="37" w16cid:durableId="795411630">
+    <w:abstractNumId w:val="37"/>
   </w:num>
-  <w:num w:numId="24" w16cid:durableId="1525940654">
-    <w:abstractNumId w:val="90"/>
+  <w:num w:numId="38" w16cid:durableId="1732073974">
+    <w:abstractNumId w:val="14"/>
   </w:num>
-  <w:num w:numId="25" w16cid:durableId="1713963864">
-    <w:abstractNumId w:val="26"/>
+  <w:num w:numId="39" w16cid:durableId="1235235858">
+    <w:abstractNumId w:val="73"/>
   </w:num>
-  <w:num w:numId="26" w16cid:durableId="303655456">
-    <w:abstractNumId w:val="101"/>
+  <w:num w:numId="40" w16cid:durableId="21133544">
+    <w:abstractNumId w:val="59"/>
   </w:num>
-  <w:num w:numId="27" w16cid:durableId="1104612237">
-    <w:abstractNumId w:val="69"/>
+  <w:num w:numId="41" w16cid:durableId="1849253729">
+    <w:abstractNumId w:val="84"/>
   </w:num>
-  <w:num w:numId="28" w16cid:durableId="963073084">
-    <w:abstractNumId w:val="81"/>
-  </w:num>
-  <w:num w:numId="29" w16cid:durableId="921452471">
-    <w:abstractNumId w:val="21"/>
-  </w:num>
-  <w:num w:numId="30" w16cid:durableId="263608733">
-    <w:abstractNumId w:val="38"/>
-  </w:num>
-  <w:num w:numId="31" w16cid:durableId="2114471935">
-    <w:abstractNumId w:val="76"/>
-  </w:num>
-  <w:num w:numId="32" w16cid:durableId="790589599">
+  <w:num w:numId="42" w16cid:durableId="807283886">
     <w:abstractNumId w:val="65"/>
   </w:num>
-  <w:num w:numId="33" w16cid:durableId="201863468">
-    <w:abstractNumId w:val="20"/>
-  </w:num>
-  <w:num w:numId="34" w16cid:durableId="1263227533">
-    <w:abstractNumId w:val="40"/>
-  </w:num>
-  <w:num w:numId="35" w16cid:durableId="1972243474">
-    <w:abstractNumId w:val="57"/>
-  </w:num>
-  <w:num w:numId="36" w16cid:durableId="1185359320">
-    <w:abstractNumId w:val="111"/>
-  </w:num>
-  <w:num w:numId="37" w16cid:durableId="795411630">
-    <w:abstractNumId w:val="33"/>
-  </w:num>
-  <w:num w:numId="38" w16cid:durableId="1732073974">
-    <w:abstractNumId w:val="13"/>
-  </w:num>
-  <w:num w:numId="39" w16cid:durableId="1235235858">
-    <w:abstractNumId w:val="68"/>
-  </w:num>
-  <w:num w:numId="40" w16cid:durableId="21133544">
-    <w:abstractNumId w:val="54"/>
-  </w:num>
-  <w:num w:numId="41" w16cid:durableId="1849253729">
-    <w:abstractNumId w:val="79"/>
-  </w:num>
-  <w:num w:numId="42" w16cid:durableId="807283886">
-    <w:abstractNumId w:val="60"/>
-  </w:num>
   <w:num w:numId="43" w16cid:durableId="933704914">
-    <w:abstractNumId w:val="15"/>
+    <w:abstractNumId w:val="17"/>
   </w:num>
   <w:num w:numId="44" w16cid:durableId="1194467080">
-    <w:abstractNumId w:val="51"/>
+    <w:abstractNumId w:val="56"/>
   </w:num>
   <w:num w:numId="45" w16cid:durableId="2081980019">
     <w:abstractNumId w:val="0"/>
   </w:num>
   <w:num w:numId="46" w16cid:durableId="999767686">
-    <w:abstractNumId w:val="91"/>
+    <w:abstractNumId w:val="96"/>
   </w:num>
   <w:num w:numId="47" w16cid:durableId="2010213938">
-    <w:abstractNumId w:val="80"/>
+    <w:abstractNumId w:val="85"/>
   </w:num>
   <w:num w:numId="48" w16cid:durableId="1387219428">
     <w:abstractNumId w:val="4"/>
   </w:num>
   <w:num w:numId="49" w16cid:durableId="1471829045">
-    <w:abstractNumId w:val="73"/>
+    <w:abstractNumId w:val="78"/>
   </w:num>
   <w:num w:numId="50" w16cid:durableId="1818835407">
+    <w:abstractNumId w:val="106"/>
+  </w:num>
+  <w:num w:numId="51" w16cid:durableId="310644386">
+    <w:abstractNumId w:val="123"/>
+  </w:num>
+  <w:num w:numId="52" w16cid:durableId="1280454790">
+    <w:abstractNumId w:val="71"/>
+  </w:num>
+  <w:num w:numId="53" w16cid:durableId="1033726471">
+    <w:abstractNumId w:val="80"/>
+  </w:num>
+  <w:num w:numId="54" w16cid:durableId="1230462593">
+    <w:abstractNumId w:val="7"/>
+  </w:num>
+  <w:num w:numId="55" w16cid:durableId="1283146436">
+    <w:abstractNumId w:val="28"/>
+  </w:num>
+  <w:num w:numId="56" w16cid:durableId="1087578224">
+    <w:abstractNumId w:val="39"/>
+  </w:num>
+  <w:num w:numId="57" w16cid:durableId="1555582107">
+    <w:abstractNumId w:val="22"/>
+  </w:num>
+  <w:num w:numId="58" w16cid:durableId="1798646407">
+    <w:abstractNumId w:val="58"/>
+  </w:num>
+  <w:num w:numId="59" w16cid:durableId="599991011">
+    <w:abstractNumId w:val="26"/>
+  </w:num>
+  <w:num w:numId="60" w16cid:durableId="841046631">
+    <w:abstractNumId w:val="124"/>
+  </w:num>
+  <w:num w:numId="61" w16cid:durableId="128015507">
+    <w:abstractNumId w:val="64"/>
+  </w:num>
+  <w:num w:numId="62" w16cid:durableId="109862644">
+    <w:abstractNumId w:val="121"/>
+  </w:num>
+  <w:num w:numId="63" w16cid:durableId="943224237">
+    <w:abstractNumId w:val="46"/>
+  </w:num>
+  <w:num w:numId="64" w16cid:durableId="580527849">
     <w:abstractNumId w:val="99"/>
   </w:num>
-  <w:num w:numId="51" w16cid:durableId="310644386">
-    <w:abstractNumId w:val="115"/>
-  </w:num>
-  <w:num w:numId="52" w16cid:durableId="1280454790">
-    <w:abstractNumId w:val="66"/>
-  </w:num>
-  <w:num w:numId="53" w16cid:durableId="1033726471">
-    <w:abstractNumId w:val="75"/>
-  </w:num>
-  <w:num w:numId="54" w16cid:durableId="1230462593">
-    <w:abstractNumId w:val="6"/>
-  </w:num>
-  <w:num w:numId="55" w16cid:durableId="1283146436">
-    <w:abstractNumId w:val="25"/>
-  </w:num>
-  <w:num w:numId="56" w16cid:durableId="1087578224">
-    <w:abstractNumId w:val="35"/>
-  </w:num>
-  <w:num w:numId="57" w16cid:durableId="1555582107">
-    <w:abstractNumId w:val="19"/>
-  </w:num>
-  <w:num w:numId="58" w16cid:durableId="1798646407">
-    <w:abstractNumId w:val="53"/>
-  </w:num>
-  <w:num w:numId="59" w16cid:durableId="599991011">
-    <w:abstractNumId w:val="23"/>
-  </w:num>
-  <w:num w:numId="60" w16cid:durableId="841046631">
-    <w:abstractNumId w:val="116"/>
-  </w:num>
-  <w:num w:numId="61" w16cid:durableId="128015507">
-    <w:abstractNumId w:val="59"/>
-  </w:num>
-  <w:num w:numId="62" w16cid:durableId="109862644">
-    <w:abstractNumId w:val="113"/>
-  </w:num>
-  <w:num w:numId="63" w16cid:durableId="943224237">
-    <w:abstractNumId w:val="41"/>
-  </w:num>
-  <w:num w:numId="64" w16cid:durableId="580527849">
-    <w:abstractNumId w:val="93"/>
-  </w:num>
   <w:num w:numId="65" w16cid:durableId="856387678">
-    <w:abstractNumId w:val="32"/>
+    <w:abstractNumId w:val="36"/>
   </w:num>
   <w:num w:numId="66" w16cid:durableId="986204808">
-    <w:abstractNumId w:val="18"/>
+    <w:abstractNumId w:val="21"/>
   </w:num>
   <w:num w:numId="67" w16cid:durableId="1015108001">
-    <w:abstractNumId w:val="85"/>
+    <w:abstractNumId w:val="90"/>
   </w:num>
   <w:num w:numId="68" w16cid:durableId="733938415">
-    <w:abstractNumId w:val="42"/>
+    <w:abstractNumId w:val="47"/>
   </w:num>
   <w:num w:numId="69" w16cid:durableId="1420173134">
-    <w:abstractNumId w:val="36"/>
+    <w:abstractNumId w:val="41"/>
   </w:num>
   <w:num w:numId="70" w16cid:durableId="336155870">
     <w:abstractNumId w:val="3"/>
   </w:num>
   <w:num w:numId="71" w16cid:durableId="915237899">
-    <w:abstractNumId w:val="63"/>
+    <w:abstractNumId w:val="68"/>
   </w:num>
   <w:num w:numId="72" w16cid:durableId="777870092">
-    <w:abstractNumId w:val="24"/>
+    <w:abstractNumId w:val="27"/>
   </w:num>
   <w:num w:numId="73" w16cid:durableId="1487476111">
-    <w:abstractNumId w:val="70"/>
+    <w:abstractNumId w:val="75"/>
   </w:num>
   <w:num w:numId="74" w16cid:durableId="21517831">
-    <w:abstractNumId w:val="28"/>
+    <w:abstractNumId w:val="31"/>
   </w:num>
   <w:num w:numId="75" w16cid:durableId="1403873987">
+    <w:abstractNumId w:val="13"/>
+  </w:num>
+  <w:num w:numId="76" w16cid:durableId="729772830">
+    <w:abstractNumId w:val="20"/>
+  </w:num>
+  <w:num w:numId="77" w16cid:durableId="1251741443">
+    <w:abstractNumId w:val="16"/>
+  </w:num>
+  <w:num w:numId="78" w16cid:durableId="2016956127">
+    <w:abstractNumId w:val="122"/>
+  </w:num>
+  <w:num w:numId="79" w16cid:durableId="1894920453">
+    <w:abstractNumId w:val="61"/>
+  </w:num>
+  <w:num w:numId="80" w16cid:durableId="188027024">
+    <w:abstractNumId w:val="32"/>
+  </w:num>
+  <w:num w:numId="81" w16cid:durableId="139885141">
+    <w:abstractNumId w:val="112"/>
+  </w:num>
+  <w:num w:numId="82" w16cid:durableId="1659648487">
     <w:abstractNumId w:val="12"/>
   </w:num>
-  <w:num w:numId="76" w16cid:durableId="729772830">
-    <w:abstractNumId w:val="17"/>
+  <w:num w:numId="83" w16cid:durableId="1652559691">
+    <w:abstractNumId w:val="89"/>
   </w:num>
-  <w:num w:numId="77" w16cid:durableId="1251741443">
-    <w:abstractNumId w:val="14"/>
+  <w:num w:numId="84" w16cid:durableId="1269309489">
+    <w:abstractNumId w:val="48"/>
   </w:num>
-  <w:num w:numId="78" w16cid:durableId="2016956127">
-    <w:abstractNumId w:val="114"/>
+  <w:num w:numId="85" w16cid:durableId="1366564775">
+    <w:abstractNumId w:val="55"/>
   </w:num>
-  <w:num w:numId="79" w16cid:durableId="1894920453">
-    <w:abstractNumId w:val="56"/>
+  <w:num w:numId="86" w16cid:durableId="185022979">
+    <w:abstractNumId w:val="57"/>
   </w:num>
-  <w:num w:numId="80" w16cid:durableId="188027024">
-    <w:abstractNumId w:val="29"/>
+  <w:num w:numId="87" w16cid:durableId="1622105677">
+    <w:abstractNumId w:val="109"/>
   </w:num>
-  <w:num w:numId="81" w16cid:durableId="139885141">
+  <w:num w:numId="88" w16cid:durableId="1430547018">
+    <w:abstractNumId w:val="110"/>
+  </w:num>
+  <w:num w:numId="89" w16cid:durableId="1740440021">
+    <w:abstractNumId w:val="100"/>
+  </w:num>
+  <w:num w:numId="90" w16cid:durableId="417215706">
+    <w:abstractNumId w:val="72"/>
+  </w:num>
+  <w:num w:numId="91" w16cid:durableId="1180240609">
+    <w:abstractNumId w:val="9"/>
+  </w:num>
+  <w:num w:numId="92" w16cid:durableId="1492334759">
+    <w:abstractNumId w:val="30"/>
+  </w:num>
+  <w:num w:numId="93" w16cid:durableId="947661223">
+    <w:abstractNumId w:val="49"/>
+  </w:num>
+  <w:num w:numId="94" w16cid:durableId="1518471374">
+    <w:abstractNumId w:val="103"/>
+  </w:num>
+  <w:num w:numId="95" w16cid:durableId="619922448">
+    <w:abstractNumId w:val="92"/>
+  </w:num>
+  <w:num w:numId="96" w16cid:durableId="1467892768">
+    <w:abstractNumId w:val="50"/>
+  </w:num>
+  <w:num w:numId="97" w16cid:durableId="1257786220">
+    <w:abstractNumId w:val="60"/>
+  </w:num>
+  <w:num w:numId="98" w16cid:durableId="1363439729">
+    <w:abstractNumId w:val="113"/>
+  </w:num>
+  <w:num w:numId="99" w16cid:durableId="1507356667">
+    <w:abstractNumId w:val="93"/>
+  </w:num>
+  <w:num w:numId="100" w16cid:durableId="1267469531">
+    <w:abstractNumId w:val="101"/>
+  </w:num>
+  <w:num w:numId="101" w16cid:durableId="857237191">
+    <w:abstractNumId w:val="33"/>
+  </w:num>
+  <w:num w:numId="102" w16cid:durableId="667248184">
+    <w:abstractNumId w:val="77"/>
+  </w:num>
+  <w:num w:numId="103" w16cid:durableId="1264069730">
+    <w:abstractNumId w:val="107"/>
+  </w:num>
+  <w:num w:numId="104" w16cid:durableId="1546023152">
     <w:abstractNumId w:val="105"/>
   </w:num>
-  <w:num w:numId="82" w16cid:durableId="1659648487">
-    <w:abstractNumId w:val="11"/>
-  </w:num>
-  <w:num w:numId="83" w16cid:durableId="1652559691">
-    <w:abstractNumId w:val="84"/>
-  </w:num>
-  <w:num w:numId="84" w16cid:durableId="1269309489">
-    <w:abstractNumId w:val="43"/>
-  </w:num>
-  <w:num w:numId="85" w16cid:durableId="1366564775">
-    <w:abstractNumId w:val="50"/>
-  </w:num>
-  <w:num w:numId="86" w16cid:durableId="185022979">
-    <w:abstractNumId w:val="52"/>
-  </w:num>
-  <w:num w:numId="87" w16cid:durableId="1622105677">
-    <w:abstractNumId w:val="102"/>
-  </w:num>
-  <w:num w:numId="88" w16cid:durableId="1430547018">
-    <w:abstractNumId w:val="103"/>
-  </w:num>
-  <w:num w:numId="89" w16cid:durableId="1740440021">
-    <w:abstractNumId w:val="94"/>
-  </w:num>
-  <w:num w:numId="90" w16cid:durableId="417215706">
-    <w:abstractNumId w:val="67"/>
-  </w:num>
-  <w:num w:numId="91" w16cid:durableId="1180240609">
+  <w:num w:numId="105" w16cid:durableId="1226453288">
     <w:abstractNumId w:val="8"/>
   </w:num>
-  <w:num w:numId="92" w16cid:durableId="1492334759">
-    <w:abstractNumId w:val="27"/>
-  </w:num>
-  <w:num w:numId="93" w16cid:durableId="947661223">
-    <w:abstractNumId w:val="44"/>
-  </w:num>
-  <w:num w:numId="94" w16cid:durableId="1518471374">
-    <w:abstractNumId w:val="96"/>
-  </w:num>
-  <w:num w:numId="95" w16cid:durableId="619922448">
-    <w:abstractNumId w:val="87"/>
-  </w:num>
-  <w:num w:numId="96" w16cid:durableId="1467892768">
-    <w:abstractNumId w:val="45"/>
-  </w:num>
-  <w:num w:numId="97" w16cid:durableId="1257786220">
-    <w:abstractNumId w:val="55"/>
-  </w:num>
-  <w:num w:numId="98" w16cid:durableId="1363439729">
-    <w:abstractNumId w:val="106"/>
-  </w:num>
-  <w:num w:numId="99" w16cid:durableId="1507356667">
-    <w:abstractNumId w:val="88"/>
-  </w:num>
-  <w:num w:numId="100" w16cid:durableId="1267469531">
-    <w:abstractNumId w:val="95"/>
-  </w:num>
-  <w:num w:numId="101" w16cid:durableId="857237191">
-    <w:abstractNumId w:val="30"/>
-  </w:num>
-  <w:num w:numId="102" w16cid:durableId="667248184">
-    <w:abstractNumId w:val="72"/>
-  </w:num>
-  <w:num w:numId="103" w16cid:durableId="1264069730">
-    <w:abstractNumId w:val="100"/>
-  </w:num>
-  <w:num w:numId="104" w16cid:durableId="1546023152">
-    <w:abstractNumId w:val="98"/>
-  </w:num>
-  <w:num w:numId="105" w16cid:durableId="1226453288">
-    <w:abstractNumId w:val="7"/>
-  </w:num>
   <w:num w:numId="106" w16cid:durableId="1368991817">
-    <w:abstractNumId w:val="61"/>
+    <w:abstractNumId w:val="66"/>
   </w:num>
   <w:num w:numId="107" w16cid:durableId="195582916">
-    <w:abstractNumId w:val="34"/>
+    <w:abstractNumId w:val="38"/>
   </w:num>
   <w:num w:numId="108" w16cid:durableId="1166481521">
-    <w:abstractNumId w:val="74"/>
+    <w:abstractNumId w:val="79"/>
   </w:num>
   <w:num w:numId="109" w16cid:durableId="439492112">
-    <w:abstractNumId w:val="112"/>
+    <w:abstractNumId w:val="119"/>
   </w:num>
   <w:num w:numId="110" w16cid:durableId="997658750">
-    <w:abstractNumId w:val="86"/>
+    <w:abstractNumId w:val="91"/>
   </w:num>
   <w:num w:numId="111" w16cid:durableId="1445492604">
-    <w:abstractNumId w:val="37"/>
+    <w:abstractNumId w:val="42"/>
   </w:num>
   <w:num w:numId="112" w16cid:durableId="1324813548">
-    <w:abstractNumId w:val="107"/>
+    <w:abstractNumId w:val="114"/>
   </w:num>
   <w:num w:numId="113" w16cid:durableId="833761040">
     <w:abstractNumId w:val="2"/>
   </w:num>
   <w:num w:numId="114" w16cid:durableId="1995328297">
-    <w:abstractNumId w:val="39"/>
+    <w:abstractNumId w:val="44"/>
   </w:num>
   <w:num w:numId="115" w16cid:durableId="1538278096">
-    <w:abstractNumId w:val="97"/>
+    <w:abstractNumId w:val="104"/>
   </w:num>
   <w:num w:numId="116" w16cid:durableId="1605729890">
-    <w:abstractNumId w:val="82"/>
+    <w:abstractNumId w:val="87"/>
   </w:num>
   <w:num w:numId="117" w16cid:durableId="613176844">
-    <w:abstractNumId w:val="89"/>
+    <w:abstractNumId w:val="94"/>
+  </w:num>
+  <w:num w:numId="118" w16cid:durableId="1752239720">
+    <w:abstractNumId w:val="98"/>
+  </w:num>
+  <w:num w:numId="119" w16cid:durableId="1832410741">
+    <w:abstractNumId w:val="6"/>
+  </w:num>
+  <w:num w:numId="120" w16cid:durableId="1483304690">
+    <w:abstractNumId w:val="18"/>
+  </w:num>
+  <w:num w:numId="121" w16cid:durableId="259028912">
+    <w:abstractNumId w:val="120"/>
+  </w:num>
+  <w:num w:numId="122" w16cid:durableId="618530009">
+    <w:abstractNumId w:val="15"/>
+  </w:num>
+  <w:num w:numId="123" w16cid:durableId="2050913877">
+    <w:abstractNumId w:val="102"/>
+  </w:num>
+  <w:num w:numId="124" w16cid:durableId="1073696134">
+    <w:abstractNumId w:val="40"/>
+  </w:num>
+  <w:num w:numId="125" w16cid:durableId="795563217">
+    <w:abstractNumId w:val="34"/>
   </w:num>
   <w:numIdMacAtCleanup w:val="101"/>
 </w:numbering>

--- a/assets/data/Mindset 01/Mindset1- Custom.docx
+++ b/assets/data/Mindset 01/Mindset1- Custom.docx
@@ -35,6 +35,8 @@
                 <w:bCs/>
                 <w:sz w:val="34"/>
                 <w:szCs w:val="34"/>
+                <w:bdr w:val="single" w:sz="24" w:space="0" w:color="auto"/>
+                <w:shd w:val="clear" w:color="auto" w:fill="FFFFFF" w:themeFill="background1"/>
               </w:rPr>
               <w:t xml:space="preserve">UNIT/01: </w:t>
             </w:r>
@@ -43,8 +45,11 @@
                 <w:rFonts w:ascii="Source Sans 3 ExtraBold" w:hAnsi="Source Sans 3 ExtraBold"/>
                 <w:b/>
                 <w:bCs/>
+                <w:color w:val="DDF03C"/>
                 <w:sz w:val="34"/>
                 <w:szCs w:val="34"/>
+                <w:bdr w:val="single" w:sz="24" w:space="0" w:color="auto"/>
+                <w:shd w:val="clear" w:color="auto" w:fill="FFFFFF" w:themeFill="background1"/>
               </w:rPr>
               <w:t>RELATIONSHIPS</w:t>
             </w:r>
@@ -405,8 +410,8 @@
                 <w:left w:val="single" w:sz="18" w:space="0" w:color="DDF03C"/>
                 <w:bottom w:val="single" w:sz="18" w:space="0" w:color="DDF03C"/>
                 <w:right w:val="single" w:sz="18" w:space="0" w:color="DDF03C"/>
-                <w:insideH w:val="single" w:sz="18" w:space="0" w:color="DDF03C"/>
-                <w:insideV w:val="single" w:sz="18" w:space="0" w:color="DDF03C"/>
+                <w:insideH w:val="none" w:sz="0" w:space="0" w:color="auto"/>
+                <w:insideV w:val="none" w:sz="0" w:space="0" w:color="auto"/>
               </w:tblBorders>
               <w:tblLook w:val="04A0" w:firstRow="1" w:lastRow="0" w:firstColumn="1" w:lastColumn="0" w:noHBand="0" w:noVBand="1"/>
             </w:tblPr>
@@ -5086,6 +5091,8 @@
                 <w:bCs/>
                 <w:sz w:val="34"/>
                 <w:szCs w:val="34"/>
+                <w:bdr w:val="single" w:sz="24" w:space="0" w:color="auto"/>
+                <w:shd w:val="clear" w:color="auto" w:fill="FFFFFF" w:themeFill="background1"/>
               </w:rPr>
               <w:lastRenderedPageBreak/>
               <w:t xml:space="preserve">UNIT/01: </w:t>
@@ -5095,8 +5102,11 @@
                 <w:rFonts w:ascii="Source Sans 3 ExtraBold" w:hAnsi="Source Sans 3 ExtraBold"/>
                 <w:b/>
                 <w:bCs/>
+                <w:color w:val="EEAA45"/>
                 <w:sz w:val="34"/>
                 <w:szCs w:val="34"/>
+                <w:bdr w:val="single" w:sz="24" w:space="0" w:color="auto"/>
+                <w:shd w:val="clear" w:color="auto" w:fill="FFFFFF" w:themeFill="background1"/>
               </w:rPr>
               <w:t>RELATIONSHIPS</w:t>
             </w:r>
@@ -7168,7 +7178,7 @@
                 <w:p>
                   <w:pPr>
                     <w:rPr>
-                      <w:i/>
+                      <w:iCs/>
                       <w:sz w:val="21"/>
                       <w:szCs w:val="21"/>
                     </w:rPr>
@@ -7187,11 +7197,11 @@
                   </w:r>
                   <w:r>
                     <w:rPr>
-                      <w:i/>
+                      <w:iCs/>
                       <w:sz w:val="21"/>
                       <w:szCs w:val="21"/>
                     </w:rPr>
-                    <w:t>Grandparents often have more time to read to children.</w:t>
+                    <w:t>We use the present simple passive to describe a process.</w:t>
                   </w:r>
                 </w:p>
                 <w:p>
@@ -7203,41 +7213,55 @@
                   </w:pPr>
                   <w:r>
                     <w:rPr>
-                      <w:i/>
+                      <w:iCs/>
                       <w:sz w:val="21"/>
                       <w:szCs w:val="21"/>
                     </w:rPr>
-                    <w:t xml:space="preserve">Often </w:t>
+                    <w:t xml:space="preserve">We make them with rice. </w:t>
                   </w:r>
                   <w:r>
                     <w:rPr>
+                      <w:b/>
+                      <w:bCs/>
+                      <w:iCs/>
                       <w:sz w:val="21"/>
                       <w:szCs w:val="21"/>
                     </w:rPr>
-                    <w:t xml:space="preserve">is an adverb of frequency. It gives us an idea of how often something happens. The present </w:t>
+                    <w:t>→</w:t>
                   </w:r>
-                  <w:proofErr w:type="gramStart"/>
                   <w:r>
                     <w:rPr>
+                      <w:iCs/>
                       <w:sz w:val="21"/>
                       <w:szCs w:val="21"/>
                     </w:rPr>
-                    <w:t>simple</w:t>
+                    <w:t xml:space="preserve"> They are made with rice. You mix it with water</w:t>
                   </w:r>
-                  <w:proofErr w:type="gramEnd"/>
                   <w:r>
                     <w:rPr>
+                      <w:iCs/>
                       <w:sz w:val="21"/>
                       <w:szCs w:val="21"/>
                     </w:rPr>
-                    <w:t xml:space="preserve"> tells us about regular events, and adverbs of frequency are common with this tense</w:t>
+                    <w:t xml:space="preserve">. </w:t>
                   </w:r>
                   <w:r>
                     <w:rPr>
+                      <w:b/>
+                      <w:bCs/>
+                      <w:iCs/>
                       <w:sz w:val="21"/>
                       <w:szCs w:val="21"/>
                     </w:rPr>
-                    <w:t>.</w:t>
+                    <w:t>→</w:t>
+                  </w:r>
+                  <w:r>
+                    <w:rPr>
+                      <w:iCs/>
+                      <w:sz w:val="21"/>
+                      <w:szCs w:val="21"/>
+                    </w:rPr>
+                    <w:t xml:space="preserve"> It is mixed with water.</w:t>
                   </w:r>
                 </w:p>
               </w:tc>
@@ -7515,6 +7539,3585 @@
     </w:tbl>
     <w:p>
       <w:pPr>
+        <w:rPr>
+          <w:rFonts w:ascii="Source Sans 3" w:hAnsi="Source Sans 3"/>
+          <w:sz w:val="23"/>
+          <w:szCs w:val="23"/>
+          <w:lang w:bidi="ar-SA"/>
+        </w:rPr>
+      </w:pPr>
+      <w:r>
+        <w:br w:type="page"/>
+      </w:r>
+    </w:p>
+    <w:tbl>
+      <w:tblPr>
+        <w:tblStyle w:val="CommonTable"/>
+        <w:tblW w:w="0" w:type="auto"/>
+        <w:tblBorders>
+          <w:top w:val="single" w:sz="24" w:space="0" w:color="auto"/>
+          <w:left w:val="single" w:sz="24" w:space="0" w:color="auto"/>
+          <w:bottom w:val="single" w:sz="24" w:space="0" w:color="auto"/>
+          <w:right w:val="single" w:sz="24" w:space="0" w:color="auto"/>
+          <w:insideH w:val="single" w:sz="24" w:space="0" w:color="auto"/>
+          <w:insideV w:val="single" w:sz="24" w:space="0" w:color="auto"/>
+        </w:tblBorders>
+        <w:shd w:val="clear" w:color="auto" w:fill="EBA045"/>
+        <w:tblLook w:val="04A0" w:firstRow="1" w:lastRow="0" w:firstColumn="1" w:lastColumn="0" w:noHBand="0" w:noVBand="1"/>
+      </w:tblPr>
+      <w:tblGrid>
+        <w:gridCol w:w="4428"/>
+      </w:tblGrid>
+      <w:tr>
+        <w:tc>
+          <w:tcPr>
+            <w:tcW w:w="0" w:type="auto"/>
+            <w:shd w:val="clear" w:color="auto" w:fill="F3CF57"/>
+          </w:tcPr>
+          <w:p>
+            <w:pPr>
+              <w:rPr>
+                <w:rFonts w:ascii="Source Sans 3 Medium" w:hAnsi="Source Sans 3 Medium"/>
+                <w:b/>
+                <w:bCs/>
+                <w:sz w:val="23"/>
+                <w:szCs w:val="23"/>
+                <w:lang w:bidi="ar-SA"/>
+              </w:rPr>
+            </w:pPr>
+            <w:r>
+              <w:rPr>
+                <w:b/>
+                <w:bCs/>
+                <w:sz w:val="24"/>
+                <w:szCs w:val="24"/>
+              </w:rPr>
+              <w:lastRenderedPageBreak/>
+              <w:t>GRAMMAR FOCUS: SEQUENCING WORDS</w:t>
+            </w:r>
+          </w:p>
+        </w:tc>
+      </w:tr>
+    </w:tbl>
+    <w:p>
+      <w:pPr>
+        <w:pStyle w:val="SS3-115"/>
+        <w:rPr>
+          <w:sz w:val="2"/>
+          <w:szCs w:val="2"/>
+        </w:rPr>
+      </w:pPr>
+    </w:p>
+    <w:tbl>
+      <w:tblPr>
+        <w:tblStyle w:val="DottedTable"/>
+        <w:tblW w:w="0" w:type="auto"/>
+        <w:tblLook w:val="04A0" w:firstRow="1" w:lastRow="0" w:firstColumn="1" w:lastColumn="0" w:noHBand="0" w:noVBand="1"/>
+      </w:tblPr>
+      <w:tblGrid>
+        <w:gridCol w:w="622"/>
+        <w:gridCol w:w="10288"/>
+        <w:gridCol w:w="3482"/>
+      </w:tblGrid>
+      <w:tr>
+        <w:tc>
+          <w:tcPr>
+            <w:tcW w:w="622" w:type="dxa"/>
+          </w:tcPr>
+          <w:tbl>
+            <w:tblPr>
+              <w:tblStyle w:val="CompactTable"/>
+              <w:tblW w:w="360" w:type="dxa"/>
+              <w:tblBorders>
+                <w:top w:val="single" w:sz="18" w:space="0" w:color="E0D3B5"/>
+                <w:left w:val="single" w:sz="18" w:space="0" w:color="E0D3B5"/>
+                <w:bottom w:val="single" w:sz="18" w:space="0" w:color="E0D3B5"/>
+                <w:right w:val="single" w:sz="18" w:space="0" w:color="E0D3B5"/>
+                <w:insideH w:val="single" w:sz="18" w:space="0" w:color="E0D3B5"/>
+                <w:insideV w:val="single" w:sz="18" w:space="0" w:color="E0D3B5"/>
+              </w:tblBorders>
+              <w:tblLook w:val="04A0" w:firstRow="1" w:lastRow="0" w:firstColumn="1" w:lastColumn="0" w:noHBand="0" w:noVBand="1"/>
+            </w:tblPr>
+            <w:tblGrid>
+              <w:gridCol w:w="360"/>
+            </w:tblGrid>
+            <w:tr>
+              <w:tc>
+                <w:tcPr>
+                  <w:tcW w:w="360" w:type="dxa"/>
+                </w:tcPr>
+                <w:p>
+                  <w:pPr>
+                    <w:rPr>
+                      <w:b w:val="0"/>
+                      <w:bCs/>
+                      <w:szCs w:val="26"/>
+                      <w:bdr w:val="single" w:sz="12" w:space="0" w:color="FFFF00"/>
+                    </w:rPr>
+                  </w:pPr>
+                  <w:r>
+                    <w:rPr>
+                      <w:bCs/>
+                      <w:szCs w:val="26"/>
+                      <w:lang w:bidi="ar-SA"/>
+                    </w:rPr>
+                    <w:t>06</w:t>
+                  </w:r>
+                </w:p>
+              </w:tc>
+            </w:tr>
+          </w:tbl>
+          <w:p>
+            <w:pPr>
+              <w:rPr>
+                <w:sz w:val="26"/>
+                <w:szCs w:val="26"/>
+              </w:rPr>
+            </w:pPr>
+          </w:p>
+        </w:tc>
+        <w:tc>
+          <w:tcPr>
+            <w:tcW w:w="10288" w:type="dxa"/>
+          </w:tcPr>
+          <w:p>
+            <w:pPr>
+              <w:pStyle w:val="SS3-115"/>
+              <w:rPr>
+                <w:rFonts w:ascii="Source Sans 3 Medium" w:hAnsi="Source Sans 3 Medium"/>
+                <w:b/>
+                <w:bCs/>
+                <w:color w:val="101312"/>
+                <w:spacing w:val="-2"/>
+                <w:w w:val="105"/>
+              </w:rPr>
+            </w:pPr>
+            <w:r>
+              <w:rPr>
+                <w:rFonts w:ascii="Source Sans 3 Medium" w:hAnsi="Source Sans 3 Medium"/>
+                <w:b/>
+                <w:bCs/>
+                <w:color w:val="101312"/>
+                <w:spacing w:val="-2"/>
+                <w:w w:val="105"/>
+              </w:rPr>
+              <w:t xml:space="preserve">Complete the sentences about making </w:t>
+            </w:r>
+            <w:proofErr w:type="spellStart"/>
+            <w:r>
+              <w:rPr>
+                <w:rFonts w:ascii="Source Sans 3 Medium" w:hAnsi="Source Sans 3 Medium"/>
+                <w:b/>
+                <w:bCs/>
+                <w:color w:val="101312"/>
+                <w:spacing w:val="-2"/>
+                <w:w w:val="105"/>
+              </w:rPr>
+              <w:t>stringhoppers</w:t>
+            </w:r>
+            <w:proofErr w:type="spellEnd"/>
+            <w:r>
+              <w:rPr>
+                <w:rFonts w:ascii="Source Sans 3 Medium" w:hAnsi="Source Sans 3 Medium"/>
+                <w:b/>
+                <w:bCs/>
+                <w:color w:val="101312"/>
+                <w:spacing w:val="-2"/>
+                <w:w w:val="105"/>
+              </w:rPr>
+              <w:t xml:space="preserve"> with words from the box.</w:t>
+            </w:r>
+          </w:p>
+          <w:tbl>
+            <w:tblPr>
+              <w:tblStyle w:val="CommonTable"/>
+              <w:tblW w:w="0" w:type="auto"/>
+              <w:tblBorders>
+                <w:top w:val="single" w:sz="18" w:space="0" w:color="E9DB85"/>
+                <w:left w:val="single" w:sz="18" w:space="0" w:color="E9DB85"/>
+                <w:bottom w:val="single" w:sz="18" w:space="0" w:color="E9DB85"/>
+                <w:right w:val="single" w:sz="18" w:space="0" w:color="E9DB85"/>
+                <w:insideH w:val="none" w:sz="0" w:space="0" w:color="auto"/>
+                <w:insideV w:val="none" w:sz="0" w:space="0" w:color="auto"/>
+              </w:tblBorders>
+              <w:tblLook w:val="04A0" w:firstRow="1" w:lastRow="0" w:firstColumn="1" w:lastColumn="0" w:noHBand="0" w:noVBand="1"/>
+            </w:tblPr>
+            <w:tblGrid>
+              <w:gridCol w:w="647"/>
+              <w:gridCol w:w="825"/>
+              <w:gridCol w:w="617"/>
+              <w:gridCol w:w="634"/>
+              <w:gridCol w:w="1591"/>
+              <w:gridCol w:w="928"/>
+            </w:tblGrid>
+            <w:tr>
+              <w:tc>
+                <w:tcPr>
+                  <w:tcW w:w="0" w:type="auto"/>
+                </w:tcPr>
+                <w:p>
+                  <w:pPr>
+                    <w:rPr>
+                      <w:rStyle w:val="BlankWord1"/>
+                      <w:iCs/>
+                      <w:bdr w:val="none" w:sz="0" w:space="0" w:color="auto"/>
+                      <w:shd w:val="clear" w:color="auto" w:fill="auto"/>
+                      <w14:textOutline w14:w="0" w14:cap="rnd" w14:cmpd="sng" w14:algn="ctr">
+                        <w14:noFill/>
+                        <w14:prstDash w14:val="solid"/>
+                        <w14:bevel/>
+                      </w14:textOutline>
+                    </w:rPr>
+                  </w:pPr>
+                  <w:r>
+                    <w:t>After</w:t>
+                  </w:r>
+                </w:p>
+              </w:tc>
+              <w:tc>
+                <w:tcPr>
+                  <w:tcW w:w="0" w:type="auto"/>
+                </w:tcPr>
+                <w:p>
+                  <w:pPr>
+                    <w:rPr>
+                      <w:rStyle w:val="BlankWord1"/>
+                      <w:iCs/>
+                      <w:bdr w:val="none" w:sz="0" w:space="0" w:color="auto"/>
+                      <w:shd w:val="clear" w:color="auto" w:fill="auto"/>
+                      <w14:textOutline w14:w="0" w14:cap="rnd" w14:cmpd="sng" w14:algn="ctr">
+                        <w14:noFill/>
+                        <w14:prstDash w14:val="solid"/>
+                        <w14:bevel/>
+                      </w14:textOutline>
+                    </w:rPr>
+                  </w:pPr>
+                  <w:proofErr w:type="gramStart"/>
+                  <w:r>
+                    <w:t>Finally</w:t>
+                  </w:r>
+                  <w:proofErr w:type="gramEnd"/>
+                </w:p>
+              </w:tc>
+              <w:tc>
+                <w:tcPr>
+                  <w:tcW w:w="0" w:type="auto"/>
+                </w:tcPr>
+                <w:p>
+                  <w:pPr>
+                    <w:rPr>
+                      <w:rStyle w:val="BlankWord1"/>
+                      <w:iCs/>
+                      <w:bdr w:val="none" w:sz="0" w:space="0" w:color="auto"/>
+                      <w:shd w:val="clear" w:color="auto" w:fill="auto"/>
+                      <w14:textOutline w14:w="0" w14:cap="rnd" w14:cmpd="sng" w14:algn="ctr">
+                        <w14:noFill/>
+                        <w14:prstDash w14:val="solid"/>
+                        <w14:bevel/>
+                      </w14:textOutline>
+                    </w:rPr>
+                  </w:pPr>
+                  <w:r>
+                    <w:t>First</w:t>
+                  </w:r>
+                </w:p>
+              </w:tc>
+              <w:tc>
+                <w:tcPr>
+                  <w:tcW w:w="0" w:type="auto"/>
+                </w:tcPr>
+                <w:p>
+                  <w:pPr>
+                    <w:rPr>
+                      <w:rStyle w:val="BlankWord1"/>
+                      <w:iCs/>
+                      <w:bdr w:val="none" w:sz="0" w:space="0" w:color="auto"/>
+                      <w:shd w:val="clear" w:color="auto" w:fill="auto"/>
+                      <w14:textOutline w14:w="0" w14:cap="rnd" w14:cmpd="sng" w14:algn="ctr">
+                        <w14:noFill/>
+                        <w14:prstDash w14:val="solid"/>
+                        <w14:bevel/>
+                      </w14:textOutline>
+                    </w:rPr>
+                  </w:pPr>
+                  <w:r>
+                    <w:t>Next</w:t>
+                  </w:r>
+                </w:p>
+              </w:tc>
+              <w:tc>
+                <w:tcPr>
+                  <w:tcW w:w="0" w:type="auto"/>
+                </w:tcPr>
+                <w:p>
+                  <w:pPr>
+                    <w:pStyle w:val="SS3-115"/>
+                    <w:rPr>
+                      <w:rStyle w:val="BlankWord1"/>
+                      <w:iCs/>
+                      <w:bdr w:val="none" w:sz="0" w:space="0" w:color="auto"/>
+                      <w:shd w:val="clear" w:color="auto" w:fill="auto"/>
+                      <w14:textOutline w14:w="0" w14:cap="rnd" w14:cmpd="sng" w14:algn="ctr">
+                        <w14:noFill/>
+                        <w14:prstDash w14:val="solid"/>
+                        <w14:bevel/>
+                      </w14:textOutline>
+                    </w:rPr>
+                  </w:pPr>
+                  <w:r>
+                    <w:t>The next stage</w:t>
+                  </w:r>
+                </w:p>
+              </w:tc>
+              <w:tc>
+                <w:tcPr>
+                  <w:tcW w:w="928" w:type="dxa"/>
+                </w:tcPr>
+                <w:p>
+                  <w:pPr>
+                    <w:rPr>
+                      <w:rStyle w:val="BlankWord1"/>
+                      <w:iCs/>
+                      <w:bdr w:val="none" w:sz="0" w:space="0" w:color="auto"/>
+                      <w:shd w:val="clear" w:color="auto" w:fill="auto"/>
+                      <w14:textOutline w14:w="0" w14:cap="rnd" w14:cmpd="sng" w14:algn="ctr">
+                        <w14:noFill/>
+                        <w14:prstDash w14:val="solid"/>
+                        <w14:bevel/>
+                      </w14:textOutline>
+                    </w:rPr>
+                  </w:pPr>
+                  <w:r>
+                    <w:t>Then</w:t>
+                  </w:r>
+                </w:p>
+              </w:tc>
+            </w:tr>
+          </w:tbl>
+          <w:p>
+            <w:pPr>
+              <w:pStyle w:val="SS3-115"/>
+              <w:numPr>
+                <w:ilvl w:val="0"/>
+                <w:numId w:val="126"/>
+              </w:numPr>
+            </w:pPr>
+            <w:r>
+              <w:t xml:space="preserve">, </w:t>
+            </w:r>
+            <w:r>
+              <w:t>the rice is put through a grinder.:</w:t>
+            </w:r>
+          </w:p>
+          <w:p>
+            <w:pPr>
+              <w:pStyle w:val="SS3-115"/>
+              <w:numPr>
+                <w:ilvl w:val="0"/>
+                <w:numId w:val="126"/>
+              </w:numPr>
+            </w:pPr>
+            <w:r>
+              <w:t>that, water is added to the flour.</w:t>
+            </w:r>
+          </w:p>
+          <w:p>
+            <w:pPr>
+              <w:pStyle w:val="SS3-115"/>
+              <w:numPr>
+                <w:ilvl w:val="0"/>
+                <w:numId w:val="126"/>
+              </w:numPr>
+            </w:pPr>
+            <w:r>
+              <w:t>it is mixed and made into a dough.</w:t>
+            </w:r>
+          </w:p>
+          <w:p>
+            <w:pPr>
+              <w:pStyle w:val="SS3-115"/>
+              <w:numPr>
+                <w:ilvl w:val="0"/>
+                <w:numId w:val="126"/>
+              </w:numPr>
+            </w:pPr>
+            <w:r>
+              <w:t xml:space="preserve">is to push the dough through the </w:t>
+            </w:r>
+            <w:proofErr w:type="spellStart"/>
+            <w:r>
+              <w:t>stringhopper</w:t>
+            </w:r>
+            <w:proofErr w:type="spellEnd"/>
+            <w:r>
+              <w:t xml:space="preserve"> press.</w:t>
+            </w:r>
+          </w:p>
+          <w:p>
+            <w:pPr>
+              <w:pStyle w:val="SS3-115"/>
+              <w:numPr>
+                <w:ilvl w:val="0"/>
+                <w:numId w:val="126"/>
+              </w:numPr>
+            </w:pPr>
+            <w:r>
+              <w:t xml:space="preserve">the </w:t>
+            </w:r>
+            <w:proofErr w:type="spellStart"/>
+            <w:r>
+              <w:t>stringhoppers</w:t>
+            </w:r>
+            <w:proofErr w:type="spellEnd"/>
+            <w:r>
+              <w:t xml:space="preserve"> are placed in a steamer.</w:t>
+            </w:r>
+          </w:p>
+          <w:p>
+            <w:pPr>
+              <w:pStyle w:val="SS3-115"/>
+              <w:numPr>
+                <w:ilvl w:val="0"/>
+                <w:numId w:val="126"/>
+              </w:numPr>
+            </w:pPr>
+            <w:r>
+              <w:t xml:space="preserve">, </w:t>
+            </w:r>
+            <w:r>
+              <w:t>they are served with spicy curries.</w:t>
+            </w:r>
+          </w:p>
+        </w:tc>
+        <w:tc>
+          <w:tcPr>
+            <w:tcW w:w="3482" w:type="dxa"/>
+          </w:tcPr>
+          <w:p>
+            <w:pPr>
+              <w:rPr>
+                <w:rFonts w:ascii="Source Sans 3 SemiBold" w:hAnsi="Source Sans 3 SemiBold"/>
+                <w:b/>
+                <w:bCs/>
+                <w:noProof/>
+                <w:color w:val="FFFFFF" w:themeColor="background1"/>
+                <w:shd w:val="clear" w:color="auto" w:fill="68AF3D"/>
+              </w:rPr>
+            </w:pPr>
+            <w:r>
+              <w:rPr>
+                <w:rFonts w:ascii="Source Sans 3 SemiBold" w:hAnsi="Source Sans 3 SemiBold"/>
+                <w:b/>
+                <w:bCs/>
+                <w:noProof/>
+                <w:color w:val="FFFFFF" w:themeColor="background1"/>
+                <w:bdr w:val="single" w:sz="24" w:space="0" w:color="E9DB85"/>
+                <w:shd w:val="clear" w:color="auto" w:fill="F18140"/>
+              </w:rPr>
+              <w:t xml:space="preserve">TIP </w:t>
+            </w:r>
+            <w:r>
+              <w:rPr>
+                <w:rFonts w:ascii="Source Sans 3 SemiBold" w:hAnsi="Source Sans 3 SemiBold"/>
+                <w:b/>
+                <w:bCs/>
+                <w:noProof/>
+                <w:bdr w:val="single" w:sz="24" w:space="0" w:color="E9DB85"/>
+              </w:rPr>
+              <w:t>06</w:t>
+            </w:r>
+          </w:p>
+          <w:tbl>
+            <w:tblPr>
+              <w:tblStyle w:val="NormalTable"/>
+              <w:tblW w:w="0" w:type="auto"/>
+              <w:tblBorders>
+                <w:top w:val="single" w:sz="18" w:space="0" w:color="E9DB85"/>
+                <w:left w:val="single" w:sz="18" w:space="0" w:color="E9DB85"/>
+                <w:bottom w:val="single" w:sz="18" w:space="0" w:color="E9DB85"/>
+                <w:right w:val="single" w:sz="18" w:space="0" w:color="E9DB85"/>
+                <w:insideH w:val="single" w:sz="18" w:space="0" w:color="E9DB85"/>
+                <w:insideV w:val="single" w:sz="18" w:space="0" w:color="E9DB85"/>
+              </w:tblBorders>
+              <w:shd w:val="clear" w:color="auto" w:fill="E7EAEF"/>
+              <w:tblLook w:val="04A0" w:firstRow="1" w:lastRow="0" w:firstColumn="1" w:lastColumn="0" w:noHBand="0" w:noVBand="1"/>
+            </w:tblPr>
+            <w:tblGrid>
+              <w:gridCol w:w="3220"/>
+            </w:tblGrid>
+            <w:tr>
+              <w:tc>
+                <w:tcPr>
+                  <w:tcW w:w="6061" w:type="dxa"/>
+                  <w:shd w:val="clear" w:color="auto" w:fill="FEFEFE"/>
+                </w:tcPr>
+                <w:p>
+                  <w:pPr>
+                    <w:rPr>
+                      <w:noProof/>
+                      <w:sz w:val="21"/>
+                      <w:szCs w:val="21"/>
+                    </w:rPr>
+                  </w:pPr>
+                  <w:r>
+                    <w:rPr>
+                      <w:sz w:val="21"/>
+                      <w:szCs w:val="21"/>
+                    </w:rPr>
+                    <w:t xml:space="preserve">When describing the stages in a process, it is important to use sequencing expressions, for example </w:t>
+                  </w:r>
+                  <w:r>
+                    <w:rPr>
+                      <w:i/>
+                      <w:sz w:val="21"/>
+                      <w:szCs w:val="21"/>
+                    </w:rPr>
+                    <w:t xml:space="preserve">first, then, next, </w:t>
+                  </w:r>
+                  <w:r>
+                    <w:rPr>
+                      <w:sz w:val="21"/>
+                      <w:szCs w:val="21"/>
+                    </w:rPr>
+                    <w:t>to clearly show the order of the stages.</w:t>
+                  </w:r>
+                </w:p>
+              </w:tc>
+            </w:tr>
+          </w:tbl>
+          <w:p>
+            <w:pPr>
+              <w:pStyle w:val="SS3-115"/>
+              <w:rPr>
+                <w:rFonts w:ascii="Source Sans 3 Medium" w:hAnsi="Source Sans 3 Medium"/>
+                <w:b/>
+                <w:bCs/>
+                <w:color w:val="101312"/>
+                <w:spacing w:val="-2"/>
+                <w:w w:val="105"/>
+              </w:rPr>
+            </w:pPr>
+          </w:p>
+        </w:tc>
+      </w:tr>
+    </w:tbl>
+    <w:p>
+      <w:pPr>
+        <w:pStyle w:val="SS3-115"/>
+        <w:rPr>
+          <w:sz w:val="2"/>
+          <w:szCs w:val="2"/>
+        </w:rPr>
+      </w:pPr>
+    </w:p>
+    <w:tbl>
+      <w:tblPr>
+        <w:tblStyle w:val="CommonTable"/>
+        <w:tblW w:w="0" w:type="auto"/>
+        <w:tblBorders>
+          <w:top w:val="single" w:sz="24" w:space="0" w:color="auto"/>
+          <w:left w:val="single" w:sz="24" w:space="0" w:color="auto"/>
+          <w:bottom w:val="single" w:sz="24" w:space="0" w:color="auto"/>
+          <w:right w:val="single" w:sz="24" w:space="0" w:color="auto"/>
+          <w:insideH w:val="single" w:sz="24" w:space="0" w:color="auto"/>
+          <w:insideV w:val="single" w:sz="24" w:space="0" w:color="auto"/>
+        </w:tblBorders>
+        <w:shd w:val="clear" w:color="auto" w:fill="EBA045"/>
+        <w:tblLook w:val="04A0" w:firstRow="1" w:lastRow="0" w:firstColumn="1" w:lastColumn="0" w:noHBand="0" w:noVBand="1"/>
+      </w:tblPr>
+      <w:tblGrid>
+        <w:gridCol w:w="4846"/>
+      </w:tblGrid>
+      <w:tr>
+        <w:tc>
+          <w:tcPr>
+            <w:tcW w:w="0" w:type="auto"/>
+            <w:shd w:val="clear" w:color="auto" w:fill="F3CF57"/>
+          </w:tcPr>
+          <w:p>
+            <w:pPr>
+              <w:rPr>
+                <w:rFonts w:ascii="Source Sans 3 Medium" w:hAnsi="Source Sans 3 Medium"/>
+                <w:b/>
+                <w:bCs/>
+                <w:sz w:val="23"/>
+                <w:szCs w:val="23"/>
+                <w:lang w:bidi="ar-SA"/>
+              </w:rPr>
+            </w:pPr>
+            <w:r>
+              <w:rPr>
+                <w:b/>
+                <w:bCs/>
+                <w:sz w:val="24"/>
+                <w:szCs w:val="24"/>
+              </w:rPr>
+              <w:t>WRITING AN INTRODUCTION AND OVERVIEW</w:t>
+            </w:r>
+          </w:p>
+        </w:tc>
+      </w:tr>
+    </w:tbl>
+    <w:p>
+      <w:pPr>
+        <w:pStyle w:val="SS3-115"/>
+        <w:rPr>
+          <w:sz w:val="2"/>
+          <w:szCs w:val="2"/>
+        </w:rPr>
+      </w:pPr>
+    </w:p>
+    <w:tbl>
+      <w:tblPr>
+        <w:tblStyle w:val="DottedTable"/>
+        <w:tblW w:w="0" w:type="auto"/>
+        <w:tblLook w:val="04A0" w:firstRow="1" w:lastRow="0" w:firstColumn="1" w:lastColumn="0" w:noHBand="0" w:noVBand="1"/>
+      </w:tblPr>
+      <w:tblGrid>
+        <w:gridCol w:w="622"/>
+        <w:gridCol w:w="10288"/>
+        <w:gridCol w:w="3482"/>
+      </w:tblGrid>
+      <w:tr>
+        <w:tc>
+          <w:tcPr>
+            <w:tcW w:w="622" w:type="dxa"/>
+          </w:tcPr>
+          <w:tbl>
+            <w:tblPr>
+              <w:tblStyle w:val="CompactTable"/>
+              <w:tblW w:w="360" w:type="dxa"/>
+              <w:tblBorders>
+                <w:top w:val="single" w:sz="18" w:space="0" w:color="E0D3B5"/>
+                <w:left w:val="single" w:sz="18" w:space="0" w:color="E0D3B5"/>
+                <w:bottom w:val="single" w:sz="18" w:space="0" w:color="E0D3B5"/>
+                <w:right w:val="single" w:sz="18" w:space="0" w:color="E0D3B5"/>
+                <w:insideH w:val="single" w:sz="18" w:space="0" w:color="E0D3B5"/>
+                <w:insideV w:val="single" w:sz="18" w:space="0" w:color="E0D3B5"/>
+              </w:tblBorders>
+              <w:tblLook w:val="04A0" w:firstRow="1" w:lastRow="0" w:firstColumn="1" w:lastColumn="0" w:noHBand="0" w:noVBand="1"/>
+            </w:tblPr>
+            <w:tblGrid>
+              <w:gridCol w:w="360"/>
+            </w:tblGrid>
+            <w:tr>
+              <w:tc>
+                <w:tcPr>
+                  <w:tcW w:w="360" w:type="dxa"/>
+                </w:tcPr>
+                <w:p>
+                  <w:pPr>
+                    <w:rPr>
+                      <w:b w:val="0"/>
+                      <w:bCs/>
+                      <w:szCs w:val="26"/>
+                      <w:bdr w:val="single" w:sz="12" w:space="0" w:color="FFFF00"/>
+                    </w:rPr>
+                  </w:pPr>
+                  <w:r>
+                    <w:rPr>
+                      <w:bCs/>
+                      <w:szCs w:val="26"/>
+                      <w:lang w:bidi="ar-SA"/>
+                    </w:rPr>
+                    <w:t>07</w:t>
+                  </w:r>
+                </w:p>
+              </w:tc>
+            </w:tr>
+          </w:tbl>
+          <w:p>
+            <w:pPr>
+              <w:rPr>
+                <w:sz w:val="26"/>
+                <w:szCs w:val="26"/>
+              </w:rPr>
+            </w:pPr>
+          </w:p>
+        </w:tc>
+        <w:tc>
+          <w:tcPr>
+            <w:tcW w:w="10288" w:type="dxa"/>
+          </w:tcPr>
+          <w:p>
+            <w:pPr>
+              <w:pStyle w:val="SS3-115"/>
+              <w:rPr>
+                <w:rFonts w:ascii="Source Sans 3 Medium" w:hAnsi="Source Sans 3 Medium"/>
+                <w:b/>
+                <w:bCs/>
+                <w:color w:val="101312"/>
+                <w:spacing w:val="-2"/>
+                <w:w w:val="105"/>
+              </w:rPr>
+            </w:pPr>
+            <w:r>
+              <w:rPr>
+                <w:rFonts w:ascii="Source Sans 3 Medium" w:hAnsi="Source Sans 3 Medium"/>
+                <w:b/>
+                <w:bCs/>
+                <w:color w:val="101312"/>
+                <w:spacing w:val="-2"/>
+                <w:w w:val="105"/>
+              </w:rPr>
+              <w:t>Which of these is an introduction and which is an overview?</w:t>
+            </w:r>
+          </w:p>
+          <w:p>
+            <w:pPr>
+              <w:pStyle w:val="SS3-115"/>
+              <w:numPr>
+                <w:ilvl w:val="0"/>
+                <w:numId w:val="127"/>
+              </w:numPr>
+              <w:ind w:left="284" w:hanging="284"/>
+            </w:pPr>
+            <w:r>
+              <w:t xml:space="preserve">There are six stages in the process of making </w:t>
+            </w:r>
+            <w:proofErr w:type="spellStart"/>
+            <w:r>
+              <w:t>stringhoppers</w:t>
+            </w:r>
+            <w:proofErr w:type="spellEnd"/>
+            <w:r>
+              <w:t xml:space="preserve">, beginning with grinding the rice and making a dough and ending with using a steamer to cook the </w:t>
+            </w:r>
+            <w:proofErr w:type="spellStart"/>
+            <w:r>
+              <w:t>stringhoppers</w:t>
+            </w:r>
+            <w:proofErr w:type="spellEnd"/>
+            <w:r>
+              <w:t>.</w:t>
+            </w:r>
+          </w:p>
+          <w:p>
+            <w:pPr>
+              <w:pStyle w:val="SS3-115"/>
+              <w:numPr>
+                <w:ilvl w:val="0"/>
+                <w:numId w:val="127"/>
+              </w:numPr>
+              <w:ind w:left="284" w:hanging="284"/>
+            </w:pPr>
+            <w:r>
+              <w:t xml:space="preserve">The diagram demonstrates the process of preparing </w:t>
+            </w:r>
+            <w:proofErr w:type="spellStart"/>
+            <w:r>
+              <w:t>stringhoppers</w:t>
+            </w:r>
+            <w:proofErr w:type="spellEnd"/>
+            <w:r>
+              <w:t>, a kind of noodle.</w:t>
+            </w:r>
+          </w:p>
+        </w:tc>
+        <w:tc>
+          <w:tcPr>
+            <w:tcW w:w="3482" w:type="dxa"/>
+          </w:tcPr>
+          <w:tbl>
+            <w:tblPr>
+              <w:tblStyle w:val="NormalTable"/>
+              <w:tblW w:w="0" w:type="auto"/>
+              <w:tblBorders>
+                <w:top w:val="single" w:sz="18" w:space="0" w:color="E9DB85"/>
+                <w:left w:val="single" w:sz="18" w:space="0" w:color="E9DB85"/>
+                <w:bottom w:val="single" w:sz="18" w:space="0" w:color="E9DB85"/>
+                <w:right w:val="single" w:sz="18" w:space="0" w:color="E9DB85"/>
+                <w:insideH w:val="single" w:sz="18" w:space="0" w:color="E9DB85"/>
+                <w:insideV w:val="single" w:sz="18" w:space="0" w:color="E9DB85"/>
+              </w:tblBorders>
+              <w:shd w:val="clear" w:color="auto" w:fill="E7EAEF"/>
+              <w:tblLook w:val="04A0" w:firstRow="1" w:lastRow="0" w:firstColumn="1" w:lastColumn="0" w:noHBand="0" w:noVBand="1"/>
+            </w:tblPr>
+            <w:tblGrid>
+              <w:gridCol w:w="3220"/>
+            </w:tblGrid>
+            <w:tr>
+              <w:tc>
+                <w:tcPr>
+                  <w:tcW w:w="3220" w:type="dxa"/>
+                  <w:shd w:val="clear" w:color="auto" w:fill="FEFEFE"/>
+                </w:tcPr>
+                <w:p>
+                  <w:pPr>
+                    <w:rPr>
+                      <w:noProof/>
+                      <w:sz w:val="21"/>
+                      <w:szCs w:val="21"/>
+                    </w:rPr>
+                  </w:pPr>
+                  <w:r>
+                    <w:rPr>
+                      <w:color w:val="E9DB85"/>
+                      <w:sz w:val="32"/>
+                      <w:szCs w:val="32"/>
+                    </w:rPr>
+                    <w:t>◉</w:t>
+                  </w:r>
+                  <w:r>
+                    <w:rPr>
+                      <w:color w:val="E9DB85"/>
+                      <w:sz w:val="32"/>
+                      <w:szCs w:val="32"/>
+                    </w:rPr>
+                    <w:t xml:space="preserve"> </w:t>
+                  </w:r>
+                  <w:r>
+                    <w:rPr>
+                      <w:sz w:val="21"/>
+                      <w:szCs w:val="21"/>
+                    </w:rPr>
+                    <w:t>In Writing Task 1 your answer should include an introduction and an overview. The introduction is usually the task question rewritten in your own words. The overview is a summary of the process.</w:t>
+                  </w:r>
+                </w:p>
+              </w:tc>
+            </w:tr>
+          </w:tbl>
+          <w:p>
+            <w:pPr>
+              <w:pStyle w:val="SS3-115"/>
+              <w:rPr>
+                <w:rFonts w:ascii="Source Sans 3 Medium" w:hAnsi="Source Sans 3 Medium"/>
+                <w:b/>
+                <w:bCs/>
+                <w:color w:val="101312"/>
+                <w:spacing w:val="-2"/>
+                <w:w w:val="105"/>
+              </w:rPr>
+            </w:pPr>
+          </w:p>
+        </w:tc>
+      </w:tr>
+      <w:tr>
+        <w:tc>
+          <w:tcPr>
+            <w:tcW w:w="622" w:type="dxa"/>
+          </w:tcPr>
+          <w:tbl>
+            <w:tblPr>
+              <w:tblStyle w:val="CompactTable"/>
+              <w:tblW w:w="360" w:type="dxa"/>
+              <w:tblBorders>
+                <w:top w:val="single" w:sz="18" w:space="0" w:color="E0D3B5"/>
+                <w:left w:val="single" w:sz="18" w:space="0" w:color="E0D3B5"/>
+                <w:bottom w:val="single" w:sz="18" w:space="0" w:color="E0D3B5"/>
+                <w:right w:val="single" w:sz="18" w:space="0" w:color="E0D3B5"/>
+                <w:insideH w:val="single" w:sz="18" w:space="0" w:color="E0D3B5"/>
+                <w:insideV w:val="single" w:sz="18" w:space="0" w:color="E0D3B5"/>
+              </w:tblBorders>
+              <w:tblLook w:val="04A0" w:firstRow="1" w:lastRow="0" w:firstColumn="1" w:lastColumn="0" w:noHBand="0" w:noVBand="1"/>
+            </w:tblPr>
+            <w:tblGrid>
+              <w:gridCol w:w="360"/>
+            </w:tblGrid>
+            <w:tr>
+              <w:tc>
+                <w:tcPr>
+                  <w:tcW w:w="360" w:type="dxa"/>
+                </w:tcPr>
+                <w:p>
+                  <w:pPr>
+                    <w:rPr>
+                      <w:b w:val="0"/>
+                      <w:bCs/>
+                      <w:szCs w:val="26"/>
+                      <w:bdr w:val="single" w:sz="12" w:space="0" w:color="FFFF00"/>
+                    </w:rPr>
+                  </w:pPr>
+                  <w:r>
+                    <w:rPr>
+                      <w:bCs/>
+                      <w:szCs w:val="26"/>
+                      <w:lang w:bidi="ar-SA"/>
+                    </w:rPr>
+                    <w:t>08</w:t>
+                  </w:r>
+                </w:p>
+              </w:tc>
+            </w:tr>
+          </w:tbl>
+          <w:p>
+            <w:pPr>
+              <w:rPr>
+                <w:bCs/>
+                <w:szCs w:val="26"/>
+              </w:rPr>
+            </w:pPr>
+          </w:p>
+        </w:tc>
+        <w:tc>
+          <w:tcPr>
+            <w:tcW w:w="10288" w:type="dxa"/>
+          </w:tcPr>
+          <w:p>
+            <w:pPr>
+              <w:pStyle w:val="SS3-115"/>
+              <w:rPr>
+                <w:rFonts w:ascii="Source Sans 3 Medium" w:hAnsi="Source Sans 3 Medium"/>
+                <w:b/>
+                <w:bCs/>
+                <w:color w:val="101312"/>
+                <w:spacing w:val="-2"/>
+                <w:w w:val="105"/>
+              </w:rPr>
+            </w:pPr>
+            <w:r>
+              <w:rPr>
+                <w:rFonts w:ascii="Source Sans 3 Medium" w:hAnsi="Source Sans 3 Medium"/>
+                <w:b/>
+                <w:bCs/>
+                <w:color w:val="101312"/>
+                <w:spacing w:val="-2"/>
+                <w:w w:val="105"/>
+              </w:rPr>
+              <w:t>Which of these are NOT overview</w:t>
+            </w:r>
+            <w:r>
+              <w:rPr>
+                <w:rFonts w:ascii="Source Sans 3 Medium" w:hAnsi="Source Sans 3 Medium"/>
+                <w:b/>
+                <w:bCs/>
+                <w:color w:val="101312"/>
+                <w:spacing w:val="-2"/>
+                <w:w w:val="105"/>
+              </w:rPr>
+              <w:t>s</w:t>
+            </w:r>
+            <w:r>
+              <w:rPr>
+                <w:rFonts w:ascii="Source Sans 3 Medium" w:hAnsi="Source Sans 3 Medium"/>
+                <w:b/>
+                <w:bCs/>
+                <w:color w:val="101312"/>
+                <w:spacing w:val="-2"/>
+                <w:w w:val="105"/>
+              </w:rPr>
+              <w:t>?</w:t>
+            </w:r>
+          </w:p>
+          <w:p>
+            <w:pPr>
+              <w:pStyle w:val="SS3-115"/>
+              <w:numPr>
+                <w:ilvl w:val="0"/>
+                <w:numId w:val="128"/>
+              </w:numPr>
+              <w:ind w:left="284" w:hanging="284"/>
+            </w:pPr>
+            <w:r>
+              <w:t>The process of making blue cheese can be seen in this series of pictures.</w:t>
+            </w:r>
+          </w:p>
+          <w:p>
+            <w:pPr>
+              <w:pStyle w:val="SS3-115"/>
+              <w:numPr>
+                <w:ilvl w:val="0"/>
+                <w:numId w:val="128"/>
+              </w:numPr>
+              <w:ind w:left="284" w:hanging="284"/>
+            </w:pPr>
+            <w:r>
+              <w:t xml:space="preserve">To make a perfect </w:t>
+            </w:r>
+            <w:proofErr w:type="spellStart"/>
+            <w:r>
+              <w:t>omelette</w:t>
+            </w:r>
+            <w:proofErr w:type="spellEnd"/>
+            <w:r>
+              <w:t xml:space="preserve"> you need fresh ingredients, the right equipment and the correct technique. You must also cook it for the correct amount of time and pay attention to the temperature.</w:t>
+            </w:r>
+          </w:p>
+          <w:p>
+            <w:pPr>
+              <w:pStyle w:val="SS3-115"/>
+              <w:numPr>
+                <w:ilvl w:val="0"/>
+                <w:numId w:val="128"/>
+              </w:numPr>
+              <w:ind w:left="284" w:hanging="284"/>
+            </w:pPr>
+            <w:r>
+              <w:t>The production of tea involves a range of stages, from picking the leaves from the plant to drying and distributing it.</w:t>
+            </w:r>
+          </w:p>
+          <w:p>
+            <w:pPr>
+              <w:pStyle w:val="SS3-115"/>
+              <w:numPr>
+                <w:ilvl w:val="0"/>
+                <w:numId w:val="128"/>
+              </w:numPr>
+              <w:spacing w:after="0"/>
+              <w:ind w:left="284" w:hanging="284"/>
+            </w:pPr>
+            <w:r>
+              <w:t>The diagram shows the various stages in the process of making strawberry jam.</w:t>
+            </w:r>
+          </w:p>
+          <w:p>
+            <w:pPr>
+              <w:pStyle w:val="SS3-115"/>
+              <w:ind w:left="284"/>
+            </w:pPr>
+            <w:r>
+              <w:t>The first stage is to pick the strawberries when they are ripe.</w:t>
+            </w:r>
+          </w:p>
+        </w:tc>
+        <w:tc>
+          <w:tcPr>
+            <w:tcW w:w="3482" w:type="dxa"/>
+          </w:tcPr>
+          <w:p>
+            <w:pPr>
+              <w:rPr>
+                <w:color w:val="E9DB85"/>
+                <w:sz w:val="32"/>
+                <w:szCs w:val="32"/>
+              </w:rPr>
+            </w:pPr>
+          </w:p>
+        </w:tc>
+      </w:tr>
+    </w:tbl>
+    <w:p>
+      <w:pPr>
+        <w:pStyle w:val="SS3-115"/>
+        <w:rPr>
+          <w:sz w:val="2"/>
+          <w:szCs w:val="2"/>
+        </w:rPr>
+      </w:pPr>
+    </w:p>
+    <w:tbl>
+      <w:tblPr>
+        <w:tblStyle w:val="CommonTable"/>
+        <w:tblW w:w="0" w:type="auto"/>
+        <w:tblBorders>
+          <w:top w:val="single" w:sz="24" w:space="0" w:color="auto"/>
+          <w:left w:val="single" w:sz="24" w:space="0" w:color="auto"/>
+          <w:bottom w:val="single" w:sz="24" w:space="0" w:color="auto"/>
+          <w:right w:val="single" w:sz="24" w:space="0" w:color="auto"/>
+          <w:insideH w:val="single" w:sz="24" w:space="0" w:color="auto"/>
+          <w:insideV w:val="single" w:sz="24" w:space="0" w:color="auto"/>
+        </w:tblBorders>
+        <w:shd w:val="clear" w:color="auto" w:fill="EBA045"/>
+        <w:tblLook w:val="04A0" w:firstRow="1" w:lastRow="0" w:firstColumn="1" w:lastColumn="0" w:noHBand="0" w:noVBand="1"/>
+      </w:tblPr>
+      <w:tblGrid>
+        <w:gridCol w:w="3238"/>
+      </w:tblGrid>
+      <w:tr>
+        <w:tc>
+          <w:tcPr>
+            <w:tcW w:w="0" w:type="auto"/>
+            <w:shd w:val="clear" w:color="auto" w:fill="F3CF57"/>
+          </w:tcPr>
+          <w:p>
+            <w:pPr>
+              <w:rPr>
+                <w:rFonts w:ascii="Source Sans 3 Medium" w:hAnsi="Source Sans 3 Medium"/>
+                <w:b/>
+                <w:bCs/>
+                <w:sz w:val="23"/>
+                <w:szCs w:val="23"/>
+                <w:lang w:bidi="ar-SA"/>
+              </w:rPr>
+            </w:pPr>
+            <w:r>
+              <w:rPr>
+                <w:b/>
+                <w:bCs/>
+                <w:sz w:val="24"/>
+                <w:szCs w:val="24"/>
+              </w:rPr>
+              <w:t>STUDYING A MODEL ANSWER</w:t>
+            </w:r>
+          </w:p>
+        </w:tc>
+      </w:tr>
+    </w:tbl>
+    <w:p>
+      <w:pPr>
+        <w:pStyle w:val="SS3-115"/>
+        <w:rPr>
+          <w:sz w:val="2"/>
+          <w:szCs w:val="2"/>
+        </w:rPr>
+      </w:pPr>
+    </w:p>
+    <w:tbl>
+      <w:tblPr>
+        <w:tblStyle w:val="DottedTable"/>
+        <w:tblW w:w="0" w:type="auto"/>
+        <w:tblLook w:val="04A0" w:firstRow="1" w:lastRow="0" w:firstColumn="1" w:lastColumn="0" w:noHBand="0" w:noVBand="1"/>
+      </w:tblPr>
+      <w:tblGrid>
+        <w:gridCol w:w="622"/>
+        <w:gridCol w:w="5090"/>
+        <w:gridCol w:w="8680"/>
+      </w:tblGrid>
+      <w:tr>
+        <w:tc>
+          <w:tcPr>
+            <w:tcW w:w="622" w:type="dxa"/>
+          </w:tcPr>
+          <w:tbl>
+            <w:tblPr>
+              <w:tblStyle w:val="CompactTable"/>
+              <w:tblW w:w="360" w:type="dxa"/>
+              <w:tblBorders>
+                <w:top w:val="single" w:sz="18" w:space="0" w:color="F5CD5B"/>
+                <w:left w:val="single" w:sz="18" w:space="0" w:color="F5CD5B"/>
+                <w:bottom w:val="single" w:sz="18" w:space="0" w:color="F5CD5B"/>
+                <w:right w:val="single" w:sz="18" w:space="0" w:color="F5CD5B"/>
+                <w:insideH w:val="single" w:sz="18" w:space="0" w:color="F5CD5B"/>
+                <w:insideV w:val="single" w:sz="18" w:space="0" w:color="F5CD5B"/>
+              </w:tblBorders>
+              <w:tblLook w:val="04A0" w:firstRow="1" w:lastRow="0" w:firstColumn="1" w:lastColumn="0" w:noHBand="0" w:noVBand="1"/>
+            </w:tblPr>
+            <w:tblGrid>
+              <w:gridCol w:w="360"/>
+            </w:tblGrid>
+            <w:tr>
+              <w:tc>
+                <w:tcPr>
+                  <w:tcW w:w="360" w:type="dxa"/>
+                </w:tcPr>
+                <w:p>
+                  <w:pPr>
+                    <w:rPr>
+                      <w:b w:val="0"/>
+                      <w:bCs/>
+                      <w:szCs w:val="26"/>
+                      <w:bdr w:val="single" w:sz="12" w:space="0" w:color="FFFF00"/>
+                    </w:rPr>
+                  </w:pPr>
+                  <w:r>
+                    <w:rPr>
+                      <w:bCs/>
+                      <w:szCs w:val="26"/>
+                      <w:lang w:bidi="ar-SA"/>
+                    </w:rPr>
+                    <w:t>09</w:t>
+                  </w:r>
+                </w:p>
+              </w:tc>
+            </w:tr>
+          </w:tbl>
+          <w:p>
+            <w:pPr>
+              <w:rPr>
+                <w:sz w:val="26"/>
+                <w:szCs w:val="26"/>
+              </w:rPr>
+            </w:pPr>
+          </w:p>
+        </w:tc>
+        <w:tc>
+          <w:tcPr>
+            <w:tcW w:w="5090" w:type="dxa"/>
+          </w:tcPr>
+          <w:p>
+            <w:pPr>
+              <w:pStyle w:val="SS3-115"/>
+            </w:pPr>
+            <w:r>
+              <w:rPr>
+                <w:rFonts w:ascii="Source Sans 3 Medium" w:hAnsi="Source Sans 3 Medium"/>
+                <w:b/>
+                <w:bCs/>
+                <w:color w:val="101312"/>
+                <w:spacing w:val="-2"/>
+                <w:w w:val="105"/>
+              </w:rPr>
+              <w:t>Study the essay opposite and find:</w:t>
+            </w:r>
+          </w:p>
+          <w:p>
+            <w:pPr>
+              <w:pStyle w:val="SS3-115"/>
+              <w:numPr>
+                <w:ilvl w:val="0"/>
+                <w:numId w:val="129"/>
+              </w:numPr>
+              <w:spacing w:after="0"/>
+              <w:ind w:left="284" w:hanging="284"/>
+            </w:pPr>
+            <w:r>
+              <w:t>the introduction</w:t>
+            </w:r>
+          </w:p>
+          <w:p>
+            <w:pPr>
+              <w:pStyle w:val="SS3-115"/>
+              <w:numPr>
+                <w:ilvl w:val="0"/>
+                <w:numId w:val="129"/>
+              </w:numPr>
+              <w:spacing w:after="0"/>
+              <w:ind w:left="284" w:hanging="284"/>
+            </w:pPr>
+            <w:r>
+              <w:t>the overview</w:t>
+            </w:r>
+          </w:p>
+          <w:p>
+            <w:pPr>
+              <w:pStyle w:val="SS3-115"/>
+              <w:numPr>
+                <w:ilvl w:val="0"/>
+                <w:numId w:val="129"/>
+              </w:numPr>
+              <w:spacing w:after="0"/>
+              <w:ind w:left="284" w:hanging="284"/>
+            </w:pPr>
+            <w:r>
+              <w:t>sequencing expressions</w:t>
+            </w:r>
+          </w:p>
+          <w:p>
+            <w:pPr>
+              <w:pStyle w:val="SS3-115"/>
+              <w:numPr>
+                <w:ilvl w:val="0"/>
+                <w:numId w:val="129"/>
+              </w:numPr>
+              <w:spacing w:after="0"/>
+              <w:ind w:left="284" w:hanging="284"/>
+            </w:pPr>
+            <w:r>
+              <w:t>verbs in the present simple passive</w:t>
+            </w:r>
+          </w:p>
+          <w:p>
+            <w:pPr>
+              <w:pStyle w:val="SS3-115"/>
+              <w:numPr>
+                <w:ilvl w:val="0"/>
+                <w:numId w:val="129"/>
+              </w:numPr>
+              <w:spacing w:after="0"/>
+              <w:ind w:left="284" w:hanging="284"/>
+            </w:pPr>
+            <w:r>
+              <w:t>descriptions of the equipment</w:t>
+            </w:r>
+          </w:p>
+          <w:p>
+            <w:pPr>
+              <w:pStyle w:val="SS3-115"/>
+              <w:numPr>
+                <w:ilvl w:val="0"/>
+                <w:numId w:val="129"/>
+              </w:numPr>
+              <w:spacing w:after="0"/>
+              <w:ind w:left="284" w:hanging="284"/>
+            </w:pPr>
+            <w:r>
+              <w:t>vocabulary from the short instructions</w:t>
+            </w:r>
+          </w:p>
+          <w:p>
+            <w:pPr>
+              <w:pStyle w:val="SS3-115"/>
+              <w:spacing w:after="0"/>
+              <w:ind w:left="284"/>
+              <w:rPr>
+                <w:i/>
+                <w:iCs/>
+              </w:rPr>
+            </w:pPr>
+            <w:r>
+              <w:rPr>
+                <w:i/>
+                <w:iCs/>
+              </w:rPr>
+              <w:t>in exercise 4</w:t>
+            </w:r>
+          </w:p>
+        </w:tc>
+        <w:tc>
+          <w:tcPr>
+            <w:tcW w:w="8680" w:type="dxa"/>
+          </w:tcPr>
+          <w:p>
+            <w:pPr>
+              <w:pStyle w:val="SS3-115"/>
+              <w:spacing w:after="0"/>
+              <w:rPr>
+                <w:rFonts w:ascii="Source Sans 3 Black" w:hAnsi="Source Sans 3 Black"/>
+                <w:b/>
+                <w:bCs/>
+                <w:color w:val="FFFFFF" w:themeColor="background1"/>
+                <w:spacing w:val="-2"/>
+                <w:w w:val="105"/>
+                <w:sz w:val="40"/>
+                <w:szCs w:val="40"/>
+                <w:shd w:val="clear" w:color="auto" w:fill="F5CD5B"/>
+              </w:rPr>
+            </w:pPr>
+            <w:r>
+              <w:rPr>
+                <w:rFonts w:ascii="Source Sans 3 Black" w:hAnsi="Source Sans 3 Black"/>
+                <w:b/>
+                <w:bCs/>
+                <w:color w:val="FFFFFF" w:themeColor="background1"/>
+                <w:spacing w:val="-2"/>
+                <w:w w:val="105"/>
+                <w:sz w:val="40"/>
+                <w:szCs w:val="40"/>
+                <w:shd w:val="clear" w:color="auto" w:fill="F5CD5B"/>
+              </w:rPr>
+              <w:t>MODEL ANSWER</w:t>
+            </w:r>
+          </w:p>
+          <w:tbl>
+            <w:tblPr>
+              <w:tblStyle w:val="NormalTable"/>
+              <w:tblW w:w="8374" w:type="dxa"/>
+              <w:tblBorders>
+                <w:top w:val="single" w:sz="36" w:space="0" w:color="F5CD5B"/>
+                <w:left w:val="single" w:sz="36" w:space="0" w:color="F5CD5B"/>
+                <w:bottom w:val="single" w:sz="36" w:space="0" w:color="F5CD5B"/>
+                <w:right w:val="single" w:sz="36" w:space="0" w:color="F5CD5B"/>
+                <w:insideH w:val="single" w:sz="36" w:space="0" w:color="F5CD5B"/>
+                <w:insideV w:val="single" w:sz="36" w:space="0" w:color="F5CD5B"/>
+              </w:tblBorders>
+              <w:shd w:val="clear" w:color="auto" w:fill="E7EAEF"/>
+              <w:tblLook w:val="04A0" w:firstRow="1" w:lastRow="0" w:firstColumn="1" w:lastColumn="0" w:noHBand="0" w:noVBand="1"/>
+            </w:tblPr>
+            <w:tblGrid>
+              <w:gridCol w:w="8374"/>
+            </w:tblGrid>
+            <w:tr>
+              <w:tc>
+                <w:tcPr>
+                  <w:tcW w:w="8374" w:type="dxa"/>
+                  <w:shd w:val="clear" w:color="auto" w:fill="FEFEFE"/>
+                </w:tcPr>
+                <w:p>
+                  <w:pPr>
+                    <w:spacing w:after="0" w:line="240" w:lineRule="auto"/>
+                    <w:rPr>
+                      <w:rFonts w:ascii="Source Sans 3" w:hAnsi="Source Sans 3"/>
+                      <w:sz w:val="21"/>
+                      <w:szCs w:val="21"/>
+                    </w:rPr>
+                  </w:pPr>
+                  <w:r>
+                    <w:rPr>
+                      <w:rFonts w:ascii="Source Sans 3" w:hAnsi="Source Sans 3"/>
+                      <w:sz w:val="21"/>
+                      <w:szCs w:val="21"/>
+                    </w:rPr>
+                    <w:t xml:space="preserve">The diagram demonstrates the process of preparing </w:t>
+                  </w:r>
+                  <w:proofErr w:type="spellStart"/>
+                  <w:r>
+                    <w:rPr>
+                      <w:rFonts w:ascii="Source Sans 3" w:hAnsi="Source Sans 3"/>
+                      <w:sz w:val="21"/>
+                      <w:szCs w:val="21"/>
+                    </w:rPr>
+                    <w:t>stringhoppers</w:t>
+                  </w:r>
+                  <w:proofErr w:type="spellEnd"/>
+                  <w:r>
+                    <w:rPr>
+                      <w:rFonts w:ascii="Source Sans 3" w:hAnsi="Source Sans 3"/>
+                      <w:sz w:val="21"/>
+                      <w:szCs w:val="21"/>
+                    </w:rPr>
+                    <w:t xml:space="preserve">. a kind of noodle dish. There are six main stages in the process, beginning with grinding the rice and making a dough and ending with using a steamer to cook the </w:t>
+                  </w:r>
+                  <w:proofErr w:type="spellStart"/>
+                  <w:r>
+                    <w:rPr>
+                      <w:rFonts w:ascii="Source Sans 3" w:hAnsi="Source Sans 3"/>
+                      <w:sz w:val="21"/>
+                      <w:szCs w:val="21"/>
+                    </w:rPr>
+                    <w:t>stringhoppers</w:t>
+                  </w:r>
+                  <w:proofErr w:type="spellEnd"/>
+                  <w:r>
+                    <w:rPr>
+                      <w:rFonts w:ascii="Source Sans 3" w:hAnsi="Source Sans 3"/>
+                      <w:sz w:val="21"/>
+                      <w:szCs w:val="21"/>
+                    </w:rPr>
+                    <w:t>.</w:t>
+                  </w:r>
+                </w:p>
+                <w:p>
+                  <w:pPr>
+                    <w:rPr>
+                      <w:noProof/>
+                      <w:sz w:val="21"/>
+                      <w:szCs w:val="21"/>
+                    </w:rPr>
+                  </w:pPr>
+                  <w:r>
+                    <w:rPr>
+                      <w:sz w:val="21"/>
+                      <w:szCs w:val="21"/>
+                    </w:rPr>
+                    <w:t xml:space="preserve">First, the dry rice is put into a rice grinder to make it into flour. Next, the flour is mixed with water and formed into dough. After that, the dough is put into a </w:t>
+                  </w:r>
+                  <w:proofErr w:type="spellStart"/>
+                  <w:r>
+                    <w:rPr>
+                      <w:sz w:val="21"/>
+                      <w:szCs w:val="21"/>
+                    </w:rPr>
+                    <w:t>stringhopper</w:t>
+                  </w:r>
+                  <w:proofErr w:type="spellEnd"/>
+                  <w:r>
+                    <w:rPr>
+                      <w:sz w:val="21"/>
+                      <w:szCs w:val="21"/>
+                    </w:rPr>
+                    <w:t xml:space="preserve"> press, which is a metal piece of equipment with two handles and holes in it. The dough is pushed through the holes and it comes out as thin noodles. The noodle 'nests' are placed onto individual </w:t>
+                  </w:r>
+                  <w:proofErr w:type="spellStart"/>
+                  <w:r>
+                    <w:rPr>
+                      <w:sz w:val="21"/>
+                      <w:szCs w:val="21"/>
+                    </w:rPr>
+                    <w:t>stringhopper</w:t>
+                  </w:r>
+                  <w:proofErr w:type="spellEnd"/>
+                  <w:r>
+                    <w:rPr>
+                      <w:sz w:val="21"/>
+                      <w:szCs w:val="21"/>
+                    </w:rPr>
+                    <w:t xml:space="preserve"> mats, which are round baskets made of thin pieces of wood. They are then cooked in a steamer until they are ready. The final stage is to serve the </w:t>
+                  </w:r>
+                  <w:proofErr w:type="spellStart"/>
+                  <w:r>
+                    <w:rPr>
+                      <w:sz w:val="21"/>
+                      <w:szCs w:val="21"/>
+                    </w:rPr>
+                    <w:t>stringhoppers</w:t>
+                  </w:r>
+                  <w:proofErr w:type="spellEnd"/>
+                  <w:r>
+                    <w:rPr>
+                      <w:sz w:val="21"/>
+                      <w:szCs w:val="21"/>
+                    </w:rPr>
+                    <w:t xml:space="preserve"> with a variety of spicy curries.</w:t>
+                  </w:r>
+                </w:p>
+              </w:tc>
+            </w:tr>
+          </w:tbl>
+          <w:p>
+            <w:pPr>
+              <w:pStyle w:val="SS3-115"/>
+              <w:rPr>
+                <w:rFonts w:ascii="Source Sans 3 Black" w:hAnsi="Source Sans 3 Black"/>
+                <w:b/>
+                <w:bCs/>
+                <w:color w:val="101312"/>
+                <w:spacing w:val="-2"/>
+                <w:w w:val="105"/>
+                <w:sz w:val="40"/>
+                <w:szCs w:val="40"/>
+              </w:rPr>
+            </w:pPr>
+          </w:p>
+        </w:tc>
+      </w:tr>
+    </w:tbl>
+    <w:p>
+      <w:pPr>
+        <w:rPr>
+          <w:rFonts w:ascii="Source Sans 3" w:hAnsi="Source Sans 3"/>
+          <w:sz w:val="23"/>
+          <w:szCs w:val="23"/>
+          <w:lang w:bidi="ar-SA"/>
+        </w:rPr>
+      </w:pPr>
+      <w:r>
+        <w:br w:type="page"/>
+      </w:r>
+    </w:p>
+    <w:tbl>
+      <w:tblPr>
+        <w:tblStyle w:val="DottedTable"/>
+        <w:tblW w:w="0" w:type="auto"/>
+        <w:tblLook w:val="04A0" w:firstRow="1" w:lastRow="0" w:firstColumn="1" w:lastColumn="0" w:noHBand="0" w:noVBand="1"/>
+      </w:tblPr>
+      <w:tblGrid>
+        <w:gridCol w:w="622"/>
+        <w:gridCol w:w="10288"/>
+      </w:tblGrid>
+      <w:tr>
+        <w:tc>
+          <w:tcPr>
+            <w:tcW w:w="622" w:type="dxa"/>
+          </w:tcPr>
+          <w:tbl>
+            <w:tblPr>
+              <w:tblStyle w:val="CompactTable"/>
+              <w:tblW w:w="360" w:type="dxa"/>
+              <w:tblBorders>
+                <w:top w:val="single" w:sz="18" w:space="0" w:color="E0D3B5"/>
+                <w:left w:val="single" w:sz="18" w:space="0" w:color="E0D3B5"/>
+                <w:bottom w:val="single" w:sz="18" w:space="0" w:color="E0D3B5"/>
+                <w:right w:val="single" w:sz="18" w:space="0" w:color="E0D3B5"/>
+                <w:insideH w:val="single" w:sz="18" w:space="0" w:color="E0D3B5"/>
+                <w:insideV w:val="single" w:sz="18" w:space="0" w:color="E0D3B5"/>
+              </w:tblBorders>
+              <w:tblLook w:val="04A0" w:firstRow="1" w:lastRow="0" w:firstColumn="1" w:lastColumn="0" w:noHBand="0" w:noVBand="1"/>
+            </w:tblPr>
+            <w:tblGrid>
+              <w:gridCol w:w="360"/>
+            </w:tblGrid>
+            <w:tr>
+              <w:tc>
+                <w:tcPr>
+                  <w:tcW w:w="360" w:type="dxa"/>
+                </w:tcPr>
+                <w:p>
+                  <w:pPr>
+                    <w:rPr>
+                      <w:b w:val="0"/>
+                      <w:bCs/>
+                      <w:szCs w:val="26"/>
+                      <w:bdr w:val="single" w:sz="12" w:space="0" w:color="FFFF00"/>
+                    </w:rPr>
+                  </w:pPr>
+                  <w:r>
+                    <w:rPr>
+                      <w:bCs/>
+                      <w:szCs w:val="26"/>
+                      <w:lang w:bidi="ar-SA"/>
+                    </w:rPr>
+                    <w:lastRenderedPageBreak/>
+                    <w:t>10</w:t>
+                  </w:r>
+                </w:p>
+              </w:tc>
+            </w:tr>
+          </w:tbl>
+          <w:p>
+            <w:pPr>
+              <w:rPr>
+                <w:bCs/>
+                <w:szCs w:val="26"/>
+              </w:rPr>
+            </w:pPr>
+          </w:p>
+        </w:tc>
+        <w:tc>
+          <w:tcPr>
+            <w:tcW w:w="10288" w:type="dxa"/>
+          </w:tcPr>
+          <w:p>
+            <w:pPr>
+              <w:pStyle w:val="SS3-115"/>
+              <w:rPr>
+                <w:rFonts w:ascii="Source Sans 3 Medium" w:hAnsi="Source Sans 3 Medium"/>
+                <w:b/>
+                <w:bCs/>
+                <w:color w:val="101312"/>
+                <w:spacing w:val="-2"/>
+                <w:w w:val="105"/>
+              </w:rPr>
+            </w:pPr>
+            <w:r>
+              <w:rPr>
+                <w:rFonts w:ascii="Source Sans 3 Medium" w:hAnsi="Source Sans 3 Medium"/>
+                <w:b/>
+                <w:bCs/>
+                <w:color w:val="101312"/>
+                <w:spacing w:val="-2"/>
+                <w:w w:val="105"/>
+              </w:rPr>
+              <w:t>Look at the pictures, which show the process of making cherry jam. Complete the sentences with a verb from the box in the correct form.</w:t>
+            </w:r>
+          </w:p>
+          <w:tbl>
+            <w:tblPr>
+              <w:tblStyle w:val="DottedTable"/>
+              <w:tblW w:w="0" w:type="auto"/>
+              <w:tblLook w:val="04A0" w:firstRow="1" w:lastRow="0" w:firstColumn="1" w:lastColumn="0" w:noHBand="0" w:noVBand="1"/>
+            </w:tblPr>
+            <w:tblGrid>
+              <w:gridCol w:w="2515"/>
+              <w:gridCol w:w="709"/>
+              <w:gridCol w:w="2063"/>
+              <w:gridCol w:w="1678"/>
+              <w:gridCol w:w="619"/>
+              <w:gridCol w:w="2478"/>
+            </w:tblGrid>
+            <w:tr>
+              <w:tc>
+                <w:tcPr>
+                  <w:tcW w:w="3354" w:type="dxa"/>
+                  <w:gridSpan w:val="2"/>
+                </w:tcPr>
+                <w:p>
+                  <w:pPr>
+                    <w:pStyle w:val="SS3-115"/>
+                    <w:rPr>
+                      <w:rFonts w:ascii="Source Sans 3 Medium" w:hAnsi="Source Sans 3 Medium"/>
+                      <w:b/>
+                      <w:bCs/>
+                      <w:color w:val="101312"/>
+                      <w:spacing w:val="-2"/>
+                      <w:w w:val="105"/>
+                    </w:rPr>
+                  </w:pPr>
+                  <w:r>
+                    <w:rPr>
+                      <w:rFonts w:ascii="Source Sans 3 Medium" w:hAnsi="Source Sans 3 Medium"/>
+                      <w:b/>
+                      <w:bCs/>
+                      <w:color w:val="101312"/>
+                      <w:spacing w:val="-2"/>
+                      <w:w w:val="105"/>
+                    </w:rPr>
+                    <w:drawing>
+                      <wp:inline distT="0" distB="0" distL="0" distR="0" wp14:anchorId="4551696B" wp14:editId="5F460DED">
+                        <wp:extent cx="1457325" cy="1323975"/>
+                        <wp:effectExtent l="0" t="0" r="9525" b="9525"/>
+                        <wp:docPr id="11" name="Picture 11"/>
+                        <wp:cNvGraphicFramePr>
+                          <a:graphicFrameLocks xmlns:a="http://schemas.openxmlformats.org/drawingml/2006/main" noChangeAspect="1"/>
+                        </wp:cNvGraphicFramePr>
+                        <a:graphic xmlns:a="http://schemas.openxmlformats.org/drawingml/2006/main">
+                          <a:graphicData uri="http://schemas.openxmlformats.org/drawingml/2006/picture">
+                            <pic:pic xmlns:pic="http://schemas.openxmlformats.org/drawingml/2006/picture">
+                              <pic:nvPicPr>
+                                <pic:cNvPr id="1" name=""/>
+                                <pic:cNvPicPr/>
+                              </pic:nvPicPr>
+                              <pic:blipFill>
+                                <a:blip r:embed="rId15"/>
+                                <a:stretch>
+                                  <a:fillRect/>
+                                </a:stretch>
+                              </pic:blipFill>
+                              <pic:spPr>
+                                <a:xfrm>
+                                  <a:off x="0" y="0"/>
+                                  <a:ext cx="1457325" cy="1323975"/>
+                                </a:xfrm>
+                                <a:prstGeom prst="rect">
+                                  <a:avLst/>
+                                </a:prstGeom>
+                              </pic:spPr>
+                            </pic:pic>
+                          </a:graphicData>
+                        </a:graphic>
+                      </wp:inline>
+                    </w:drawing>
+                  </w:r>
+                </w:p>
+              </w:tc>
+              <w:tc>
+                <w:tcPr>
+                  <w:tcW w:w="3354" w:type="dxa"/>
+                  <w:gridSpan w:val="2"/>
+                </w:tcPr>
+                <w:p>
+                  <w:pPr>
+                    <w:pStyle w:val="SS3-115"/>
+                    <w:rPr>
+                      <w:rFonts w:ascii="Source Sans 3 Medium" w:hAnsi="Source Sans 3 Medium"/>
+                      <w:b/>
+                      <w:bCs/>
+                      <w:color w:val="101312"/>
+                      <w:spacing w:val="-2"/>
+                      <w:w w:val="105"/>
+                    </w:rPr>
+                  </w:pPr>
+                  <w:r>
+                    <w:rPr>
+                      <w:rFonts w:ascii="Source Sans 3 Medium" w:hAnsi="Source Sans 3 Medium"/>
+                      <w:b/>
+                      <w:bCs/>
+                      <w:color w:val="101312"/>
+                      <w:spacing w:val="-2"/>
+                      <w:w w:val="105"/>
+                    </w:rPr>
+                    <w:drawing>
+                      <wp:inline distT="0" distB="0" distL="0" distR="0" wp14:anchorId="0B797401" wp14:editId="4D6411FF">
+                        <wp:extent cx="1838325" cy="1057275"/>
+                        <wp:effectExtent l="0" t="0" r="9525" b="9525"/>
+                        <wp:docPr id="12" name="Picture 12"/>
+                        <wp:cNvGraphicFramePr>
+                          <a:graphicFrameLocks xmlns:a="http://schemas.openxmlformats.org/drawingml/2006/main" noChangeAspect="1"/>
+                        </wp:cNvGraphicFramePr>
+                        <a:graphic xmlns:a="http://schemas.openxmlformats.org/drawingml/2006/main">
+                          <a:graphicData uri="http://schemas.openxmlformats.org/drawingml/2006/picture">
+                            <pic:pic xmlns:pic="http://schemas.openxmlformats.org/drawingml/2006/picture">
+                              <pic:nvPicPr>
+                                <pic:cNvPr id="1" name=""/>
+                                <pic:cNvPicPr/>
+                              </pic:nvPicPr>
+                              <pic:blipFill>
+                                <a:blip r:embed="rId16"/>
+                                <a:stretch>
+                                  <a:fillRect/>
+                                </a:stretch>
+                              </pic:blipFill>
+                              <pic:spPr>
+                                <a:xfrm>
+                                  <a:off x="0" y="0"/>
+                                  <a:ext cx="1838325" cy="1057275"/>
+                                </a:xfrm>
+                                <a:prstGeom prst="rect">
+                                  <a:avLst/>
+                                </a:prstGeom>
+                              </pic:spPr>
+                            </pic:pic>
+                          </a:graphicData>
+                        </a:graphic>
+                      </wp:inline>
+                    </w:drawing>
+                  </w:r>
+                </w:p>
+              </w:tc>
+              <w:tc>
+                <w:tcPr>
+                  <w:tcW w:w="3354" w:type="dxa"/>
+                  <w:gridSpan w:val="2"/>
+                </w:tcPr>
+                <w:p>
+                  <w:pPr>
+                    <w:pStyle w:val="SS3-115"/>
+                    <w:rPr>
+                      <w:rFonts w:ascii="Source Sans 3 Medium" w:hAnsi="Source Sans 3 Medium"/>
+                      <w:b/>
+                      <w:bCs/>
+                      <w:color w:val="101312"/>
+                      <w:spacing w:val="-2"/>
+                      <w:w w:val="105"/>
+                    </w:rPr>
+                  </w:pPr>
+                  <w:r>
+                    <w:rPr>
+                      <w:rFonts w:ascii="Source Sans 3 Medium" w:hAnsi="Source Sans 3 Medium"/>
+                      <w:b/>
+                      <w:bCs/>
+                      <w:color w:val="101312"/>
+                      <w:spacing w:val="-2"/>
+                      <w:w w:val="105"/>
+                    </w:rPr>
+                    <w:drawing>
+                      <wp:inline distT="0" distB="0" distL="0" distR="0" wp14:anchorId="2D1BE18C" wp14:editId="21A87BF9">
+                        <wp:extent cx="1533525" cy="1057275"/>
+                        <wp:effectExtent l="0" t="0" r="9525" b="9525"/>
+                        <wp:docPr id="13" name="Picture 13"/>
+                        <wp:cNvGraphicFramePr>
+                          <a:graphicFrameLocks xmlns:a="http://schemas.openxmlformats.org/drawingml/2006/main" noChangeAspect="1"/>
+                        </wp:cNvGraphicFramePr>
+                        <a:graphic xmlns:a="http://schemas.openxmlformats.org/drawingml/2006/main">
+                          <a:graphicData uri="http://schemas.openxmlformats.org/drawingml/2006/picture">
+                            <pic:pic xmlns:pic="http://schemas.openxmlformats.org/drawingml/2006/picture">
+                              <pic:nvPicPr>
+                                <pic:cNvPr id="1" name=""/>
+                                <pic:cNvPicPr/>
+                              </pic:nvPicPr>
+                              <pic:blipFill>
+                                <a:blip r:embed="rId17"/>
+                                <a:stretch>
+                                  <a:fillRect/>
+                                </a:stretch>
+                              </pic:blipFill>
+                              <pic:spPr>
+                                <a:xfrm>
+                                  <a:off x="0" y="0"/>
+                                  <a:ext cx="1533525" cy="1057275"/>
+                                </a:xfrm>
+                                <a:prstGeom prst="rect">
+                                  <a:avLst/>
+                                </a:prstGeom>
+                              </pic:spPr>
+                            </pic:pic>
+                          </a:graphicData>
+                        </a:graphic>
+                      </wp:inline>
+                    </w:drawing>
+                  </w:r>
+                </w:p>
+              </w:tc>
+            </w:tr>
+            <w:tr>
+              <w:tc>
+                <w:tcPr>
+                  <w:tcW w:w="2515" w:type="dxa"/>
+                </w:tcPr>
+                <w:p>
+                  <w:pPr>
+                    <w:pStyle w:val="SS3-115"/>
+                    <w:rPr>
+                      <w:rFonts w:ascii="Source Sans 3 Medium" w:hAnsi="Source Sans 3 Medium"/>
+                      <w:b/>
+                      <w:bCs/>
+                      <w:color w:val="101312"/>
+                      <w:spacing w:val="-2"/>
+                      <w:w w:val="105"/>
+                    </w:rPr>
+                  </w:pPr>
+                  <w:r>
+                    <w:rPr>
+                      <w:rFonts w:ascii="Source Sans 3 Medium" w:hAnsi="Source Sans 3 Medium"/>
+                      <w:b/>
+                      <w:bCs/>
+                      <w:color w:val="101312"/>
+                      <w:spacing w:val="-2"/>
+                      <w:w w:val="105"/>
+                    </w:rPr>
+                    <w:drawing>
+                      <wp:inline distT="0" distB="0" distL="0" distR="0" wp14:anchorId="10507C65" wp14:editId="7AC0E5AF">
+                        <wp:extent cx="1428750" cy="1152525"/>
+                        <wp:effectExtent l="0" t="0" r="0" b="9525"/>
+                        <wp:docPr id="14" name="Picture 14"/>
+                        <wp:cNvGraphicFramePr>
+                          <a:graphicFrameLocks xmlns:a="http://schemas.openxmlformats.org/drawingml/2006/main" noChangeAspect="1"/>
+                        </wp:cNvGraphicFramePr>
+                        <a:graphic xmlns:a="http://schemas.openxmlformats.org/drawingml/2006/main">
+                          <a:graphicData uri="http://schemas.openxmlformats.org/drawingml/2006/picture">
+                            <pic:pic xmlns:pic="http://schemas.openxmlformats.org/drawingml/2006/picture">
+                              <pic:nvPicPr>
+                                <pic:cNvPr id="1" name=""/>
+                                <pic:cNvPicPr/>
+                              </pic:nvPicPr>
+                              <pic:blipFill>
+                                <a:blip r:embed="rId18"/>
+                                <a:stretch>
+                                  <a:fillRect/>
+                                </a:stretch>
+                              </pic:blipFill>
+                              <pic:spPr>
+                                <a:xfrm>
+                                  <a:off x="0" y="0"/>
+                                  <a:ext cx="1428750" cy="1152525"/>
+                                </a:xfrm>
+                                <a:prstGeom prst="rect">
+                                  <a:avLst/>
+                                </a:prstGeom>
+                              </pic:spPr>
+                            </pic:pic>
+                          </a:graphicData>
+                        </a:graphic>
+                      </wp:inline>
+                    </w:drawing>
+                  </w:r>
+                </w:p>
+              </w:tc>
+              <w:tc>
+                <w:tcPr>
+                  <w:tcW w:w="2515" w:type="dxa"/>
+                  <w:gridSpan w:val="2"/>
+                </w:tcPr>
+                <w:p>
+                  <w:pPr>
+                    <w:pStyle w:val="SS3-115"/>
+                    <w:rPr>
+                      <w:rFonts w:ascii="Source Sans 3 Medium" w:hAnsi="Source Sans 3 Medium"/>
+                      <w:b/>
+                      <w:bCs/>
+                      <w:color w:val="101312"/>
+                      <w:spacing w:val="-2"/>
+                      <w:w w:val="105"/>
+                    </w:rPr>
+                  </w:pPr>
+                  <w:r>
+                    <w:rPr>
+                      <w:rFonts w:ascii="Source Sans 3 Medium" w:hAnsi="Source Sans 3 Medium"/>
+                      <w:b/>
+                      <w:bCs/>
+                      <w:color w:val="101312"/>
+                      <w:spacing w:val="-2"/>
+                      <w:w w:val="105"/>
+                    </w:rPr>
+                    <w:drawing>
+                      <wp:inline distT="0" distB="0" distL="0" distR="0" wp14:anchorId="7A06AA82" wp14:editId="6CC836D5">
+                        <wp:extent cx="1504950" cy="866775"/>
+                        <wp:effectExtent l="0" t="0" r="0" b="9525"/>
+                        <wp:docPr id="15" name="Picture 15"/>
+                        <wp:cNvGraphicFramePr>
+                          <a:graphicFrameLocks xmlns:a="http://schemas.openxmlformats.org/drawingml/2006/main" noChangeAspect="1"/>
+                        </wp:cNvGraphicFramePr>
+                        <a:graphic xmlns:a="http://schemas.openxmlformats.org/drawingml/2006/main">
+                          <a:graphicData uri="http://schemas.openxmlformats.org/drawingml/2006/picture">
+                            <pic:pic xmlns:pic="http://schemas.openxmlformats.org/drawingml/2006/picture">
+                              <pic:nvPicPr>
+                                <pic:cNvPr id="1" name=""/>
+                                <pic:cNvPicPr/>
+                              </pic:nvPicPr>
+                              <pic:blipFill>
+                                <a:blip r:embed="rId19"/>
+                                <a:stretch>
+                                  <a:fillRect/>
+                                </a:stretch>
+                              </pic:blipFill>
+                              <pic:spPr>
+                                <a:xfrm>
+                                  <a:off x="0" y="0"/>
+                                  <a:ext cx="1504950" cy="866775"/>
+                                </a:xfrm>
+                                <a:prstGeom prst="rect">
+                                  <a:avLst/>
+                                </a:prstGeom>
+                              </pic:spPr>
+                            </pic:pic>
+                          </a:graphicData>
+                        </a:graphic>
+                      </wp:inline>
+                    </w:drawing>
+                  </w:r>
+                </w:p>
+              </w:tc>
+              <w:tc>
+                <w:tcPr>
+                  <w:tcW w:w="2516" w:type="dxa"/>
+                  <w:gridSpan w:val="2"/>
+                </w:tcPr>
+                <w:p>
+                  <w:pPr>
+                    <w:pStyle w:val="SS3-115"/>
+                    <w:rPr>
+                      <w:rFonts w:ascii="Source Sans 3 Medium" w:hAnsi="Source Sans 3 Medium"/>
+                      <w:b/>
+                      <w:bCs/>
+                      <w:color w:val="101312"/>
+                      <w:spacing w:val="-2"/>
+                      <w:w w:val="105"/>
+                    </w:rPr>
+                  </w:pPr>
+                  <w:r>
+                    <w:rPr>
+                      <w:rFonts w:ascii="Source Sans 3 Medium" w:hAnsi="Source Sans 3 Medium"/>
+                      <w:b/>
+                      <w:bCs/>
+                      <w:color w:val="101312"/>
+                      <w:spacing w:val="-2"/>
+                      <w:w w:val="105"/>
+                    </w:rPr>
+                    <w:drawing>
+                      <wp:inline distT="0" distB="0" distL="0" distR="0" wp14:anchorId="7B16C3A3" wp14:editId="335C4398">
+                        <wp:extent cx="1114425" cy="1162050"/>
+                        <wp:effectExtent l="0" t="0" r="9525" b="0"/>
+                        <wp:docPr id="16" name="Picture 16"/>
+                        <wp:cNvGraphicFramePr>
+                          <a:graphicFrameLocks xmlns:a="http://schemas.openxmlformats.org/drawingml/2006/main" noChangeAspect="1"/>
+                        </wp:cNvGraphicFramePr>
+                        <a:graphic xmlns:a="http://schemas.openxmlformats.org/drawingml/2006/main">
+                          <a:graphicData uri="http://schemas.openxmlformats.org/drawingml/2006/picture">
+                            <pic:pic xmlns:pic="http://schemas.openxmlformats.org/drawingml/2006/picture">
+                              <pic:nvPicPr>
+                                <pic:cNvPr id="1" name=""/>
+                                <pic:cNvPicPr/>
+                              </pic:nvPicPr>
+                              <pic:blipFill>
+                                <a:blip r:embed="rId20"/>
+                                <a:stretch>
+                                  <a:fillRect/>
+                                </a:stretch>
+                              </pic:blipFill>
+                              <pic:spPr>
+                                <a:xfrm>
+                                  <a:off x="0" y="0"/>
+                                  <a:ext cx="1114425" cy="1162050"/>
+                                </a:xfrm>
+                                <a:prstGeom prst="rect">
+                                  <a:avLst/>
+                                </a:prstGeom>
+                              </pic:spPr>
+                            </pic:pic>
+                          </a:graphicData>
+                        </a:graphic>
+                      </wp:inline>
+                    </w:drawing>
+                  </w:r>
+                </w:p>
+              </w:tc>
+              <w:tc>
+                <w:tcPr>
+                  <w:tcW w:w="2516" w:type="dxa"/>
+                </w:tcPr>
+                <w:p>
+                  <w:pPr>
+                    <w:pStyle w:val="SS3-115"/>
+                    <w:rPr>
+                      <w:rFonts w:ascii="Source Sans 3 Medium" w:hAnsi="Source Sans 3 Medium"/>
+                      <w:b/>
+                      <w:bCs/>
+                      <w:color w:val="101312"/>
+                      <w:spacing w:val="-2"/>
+                      <w:w w:val="105"/>
+                    </w:rPr>
+                  </w:pPr>
+                  <w:r>
+                    <w:rPr>
+                      <w:rFonts w:ascii="Source Sans 3 Medium" w:hAnsi="Source Sans 3 Medium"/>
+                      <w:b/>
+                      <w:bCs/>
+                      <w:color w:val="101312"/>
+                      <w:spacing w:val="-2"/>
+                      <w:w w:val="105"/>
+                    </w:rPr>
+                    <w:drawing>
+                      <wp:inline distT="0" distB="0" distL="0" distR="0" wp14:anchorId="0A5BFC01" wp14:editId="05DF7281">
+                        <wp:extent cx="942975" cy="1343025"/>
+                        <wp:effectExtent l="0" t="0" r="9525" b="9525"/>
+                        <wp:docPr id="17" name="Picture 17"/>
+                        <wp:cNvGraphicFramePr>
+                          <a:graphicFrameLocks xmlns:a="http://schemas.openxmlformats.org/drawingml/2006/main" noChangeAspect="1"/>
+                        </wp:cNvGraphicFramePr>
+                        <a:graphic xmlns:a="http://schemas.openxmlformats.org/drawingml/2006/main">
+                          <a:graphicData uri="http://schemas.openxmlformats.org/drawingml/2006/picture">
+                            <pic:pic xmlns:pic="http://schemas.openxmlformats.org/drawingml/2006/picture">
+                              <pic:nvPicPr>
+                                <pic:cNvPr id="1" name=""/>
+                                <pic:cNvPicPr/>
+                              </pic:nvPicPr>
+                              <pic:blipFill>
+                                <a:blip r:embed="rId21"/>
+                                <a:stretch>
+                                  <a:fillRect/>
+                                </a:stretch>
+                              </pic:blipFill>
+                              <pic:spPr>
+                                <a:xfrm>
+                                  <a:off x="0" y="0"/>
+                                  <a:ext cx="942975" cy="1343025"/>
+                                </a:xfrm>
+                                <a:prstGeom prst="rect">
+                                  <a:avLst/>
+                                </a:prstGeom>
+                              </pic:spPr>
+                            </pic:pic>
+                          </a:graphicData>
+                        </a:graphic>
+                      </wp:inline>
+                    </w:drawing>
+                  </w:r>
+                </w:p>
+              </w:tc>
+            </w:tr>
+            <w:tr>
+              <w:tc>
+                <w:tcPr>
+                  <w:tcW w:w="2515" w:type="dxa"/>
+                </w:tcPr>
+                <w:p>
+                  <w:pPr>
+                    <w:pStyle w:val="SS3-115"/>
+                    <w:rPr>
+                      <w:rFonts w:ascii="Source Sans 3 Medium" w:hAnsi="Source Sans 3 Medium"/>
+                      <w:b/>
+                      <w:bCs/>
+                      <w:color w:val="101312"/>
+                      <w:spacing w:val="-2"/>
+                      <w:w w:val="105"/>
+                    </w:rPr>
+                  </w:pPr>
+                  <w:r>
+                    <w:rPr>
+                      <w:rFonts w:ascii="Source Sans 3 Medium" w:hAnsi="Source Sans 3 Medium"/>
+                      <w:b/>
+                      <w:bCs/>
+                      <w:color w:val="101312"/>
+                      <w:spacing w:val="-2"/>
+                      <w:w w:val="105"/>
+                    </w:rPr>
+                    <w:drawing>
+                      <wp:inline distT="0" distB="0" distL="0" distR="0" wp14:anchorId="11D3363D" wp14:editId="6ED46D17">
+                        <wp:extent cx="1257300" cy="971550"/>
+                        <wp:effectExtent l="0" t="0" r="0" b="0"/>
+                        <wp:docPr id="18" name="Picture 18"/>
+                        <wp:cNvGraphicFramePr>
+                          <a:graphicFrameLocks xmlns:a="http://schemas.openxmlformats.org/drawingml/2006/main" noChangeAspect="1"/>
+                        </wp:cNvGraphicFramePr>
+                        <a:graphic xmlns:a="http://schemas.openxmlformats.org/drawingml/2006/main">
+                          <a:graphicData uri="http://schemas.openxmlformats.org/drawingml/2006/picture">
+                            <pic:pic xmlns:pic="http://schemas.openxmlformats.org/drawingml/2006/picture">
+                              <pic:nvPicPr>
+                                <pic:cNvPr id="1" name=""/>
+                                <pic:cNvPicPr/>
+                              </pic:nvPicPr>
+                              <pic:blipFill>
+                                <a:blip r:embed="rId22"/>
+                                <a:stretch>
+                                  <a:fillRect/>
+                                </a:stretch>
+                              </pic:blipFill>
+                              <pic:spPr>
+                                <a:xfrm>
+                                  <a:off x="0" y="0"/>
+                                  <a:ext cx="1257300" cy="971550"/>
+                                </a:xfrm>
+                                <a:prstGeom prst="rect">
+                                  <a:avLst/>
+                                </a:prstGeom>
+                              </pic:spPr>
+                            </pic:pic>
+                          </a:graphicData>
+                        </a:graphic>
+                      </wp:inline>
+                    </w:drawing>
+                  </w:r>
+                </w:p>
+              </w:tc>
+              <w:tc>
+                <w:tcPr>
+                  <w:tcW w:w="2515" w:type="dxa"/>
+                  <w:gridSpan w:val="2"/>
+                </w:tcPr>
+                <w:p>
+                  <w:pPr>
+                    <w:pStyle w:val="SS3-115"/>
+                    <w:rPr>
+                      <w:rFonts w:ascii="Source Sans 3 Medium" w:hAnsi="Source Sans 3 Medium"/>
+                      <w:b/>
+                      <w:bCs/>
+                      <w:color w:val="101312"/>
+                      <w:spacing w:val="-2"/>
+                      <w:w w:val="105"/>
+                    </w:rPr>
+                  </w:pPr>
+                  <w:r>
+                    <w:rPr>
+                      <w:rFonts w:ascii="Source Sans 3 Medium" w:hAnsi="Source Sans 3 Medium"/>
+                      <w:b/>
+                      <w:bCs/>
+                      <w:color w:val="101312"/>
+                      <w:spacing w:val="-2"/>
+                      <w:w w:val="105"/>
+                    </w:rPr>
+                    <w:drawing>
+                      <wp:inline distT="0" distB="0" distL="0" distR="0" wp14:anchorId="0D147F13" wp14:editId="665BAC7E">
+                        <wp:extent cx="1209675" cy="904875"/>
+                        <wp:effectExtent l="0" t="0" r="9525" b="9525"/>
+                        <wp:docPr id="19" name="Picture 19"/>
+                        <wp:cNvGraphicFramePr>
+                          <a:graphicFrameLocks xmlns:a="http://schemas.openxmlformats.org/drawingml/2006/main" noChangeAspect="1"/>
+                        </wp:cNvGraphicFramePr>
+                        <a:graphic xmlns:a="http://schemas.openxmlformats.org/drawingml/2006/main">
+                          <a:graphicData uri="http://schemas.openxmlformats.org/drawingml/2006/picture">
+                            <pic:pic xmlns:pic="http://schemas.openxmlformats.org/drawingml/2006/picture">
+                              <pic:nvPicPr>
+                                <pic:cNvPr id="1" name=""/>
+                                <pic:cNvPicPr/>
+                              </pic:nvPicPr>
+                              <pic:blipFill>
+                                <a:blip r:embed="rId23"/>
+                                <a:stretch>
+                                  <a:fillRect/>
+                                </a:stretch>
+                              </pic:blipFill>
+                              <pic:spPr>
+                                <a:xfrm>
+                                  <a:off x="0" y="0"/>
+                                  <a:ext cx="1209675" cy="904875"/>
+                                </a:xfrm>
+                                <a:prstGeom prst="rect">
+                                  <a:avLst/>
+                                </a:prstGeom>
+                              </pic:spPr>
+                            </pic:pic>
+                          </a:graphicData>
+                        </a:graphic>
+                      </wp:inline>
+                    </w:drawing>
+                  </w:r>
+                </w:p>
+              </w:tc>
+              <w:tc>
+                <w:tcPr>
+                  <w:tcW w:w="2516" w:type="dxa"/>
+                  <w:gridSpan w:val="2"/>
+                </w:tcPr>
+                <w:p>
+                  <w:pPr>
+                    <w:pStyle w:val="SS3-115"/>
+                    <w:rPr>
+                      <w:rFonts w:ascii="Source Sans 3 Medium" w:hAnsi="Source Sans 3 Medium"/>
+                      <w:b/>
+                      <w:bCs/>
+                      <w:color w:val="101312"/>
+                      <w:spacing w:val="-2"/>
+                      <w:w w:val="105"/>
+                    </w:rPr>
+                  </w:pPr>
+                </w:p>
+              </w:tc>
+              <w:tc>
+                <w:tcPr>
+                  <w:tcW w:w="2516" w:type="dxa"/>
+                </w:tcPr>
+                <w:p>
+                  <w:pPr>
+                    <w:pStyle w:val="SS3-115"/>
+                    <w:rPr>
+                      <w:rFonts w:ascii="Source Sans 3 Medium" w:hAnsi="Source Sans 3 Medium"/>
+                      <w:b/>
+                      <w:bCs/>
+                      <w:color w:val="101312"/>
+                      <w:spacing w:val="-2"/>
+                      <w:w w:val="105"/>
+                    </w:rPr>
+                  </w:pPr>
+                </w:p>
+              </w:tc>
+            </w:tr>
+          </w:tbl>
+          <w:p>
+            <w:pPr>
+              <w:pStyle w:val="SS3-115"/>
+              <w:rPr>
+                <w:rFonts w:ascii="Source Sans 3 Medium" w:hAnsi="Source Sans 3 Medium"/>
+                <w:b/>
+                <w:bCs/>
+                <w:color w:val="101312"/>
+                <w:spacing w:val="-2"/>
+                <w:w w:val="105"/>
+                <w:sz w:val="2"/>
+                <w:szCs w:val="2"/>
+              </w:rPr>
+            </w:pPr>
+          </w:p>
+          <w:tbl>
+            <w:tblPr>
+              <w:tblStyle w:val="CommonTable"/>
+              <w:tblW w:w="0" w:type="auto"/>
+              <w:tblBorders>
+                <w:top w:val="single" w:sz="18" w:space="0" w:color="E9DB85"/>
+                <w:left w:val="single" w:sz="18" w:space="0" w:color="E9DB85"/>
+                <w:bottom w:val="single" w:sz="18" w:space="0" w:color="E9DB85"/>
+                <w:right w:val="single" w:sz="18" w:space="0" w:color="E9DB85"/>
+                <w:insideH w:val="none" w:sz="0" w:space="0" w:color="auto"/>
+                <w:insideV w:val="none" w:sz="0" w:space="0" w:color="auto"/>
+              </w:tblBorders>
+              <w:tblLook w:val="04A0" w:firstRow="1" w:lastRow="0" w:firstColumn="1" w:lastColumn="0" w:noHBand="0" w:noVBand="1"/>
+            </w:tblPr>
+            <w:tblGrid>
+              <w:gridCol w:w="753"/>
+              <w:gridCol w:w="844"/>
+              <w:gridCol w:w="825"/>
+              <w:gridCol w:w="660"/>
+              <w:gridCol w:w="717"/>
+              <w:gridCol w:w="1261"/>
+            </w:tblGrid>
+            <w:tr>
+              <w:tc>
+                <w:tcPr>
+                  <w:tcW w:w="0" w:type="auto"/>
+                </w:tcPr>
+                <w:p>
+                  <w:pPr>
+                    <w:rPr>
+                      <w:rStyle w:val="BlankWord1"/>
+                      <w:iCs/>
+                      <w:bdr w:val="none" w:sz="0" w:space="0" w:color="auto"/>
+                      <w:shd w:val="clear" w:color="auto" w:fill="auto"/>
+                      <w14:textOutline w14:w="0" w14:cap="rnd" w14:cmpd="sng" w14:algn="ctr">
+                        <w14:noFill/>
+                        <w14:prstDash w14:val="solid"/>
+                        <w14:bevel/>
+                      </w14:textOutline>
+                    </w:rPr>
+                  </w:pPr>
+                  <w:r>
+                    <w:t>add</w:t>
+                  </w:r>
+                </w:p>
+              </w:tc>
+              <w:tc>
+                <w:tcPr>
+                  <w:tcW w:w="0" w:type="auto"/>
+                </w:tcPr>
+                <w:p>
+                  <w:pPr>
+                    <w:rPr>
+                      <w:rStyle w:val="BlankWord1"/>
+                      <w:iCs/>
+                      <w:bdr w:val="none" w:sz="0" w:space="0" w:color="auto"/>
+                      <w:shd w:val="clear" w:color="auto" w:fill="auto"/>
+                      <w14:textOutline w14:w="0" w14:cap="rnd" w14:cmpd="sng" w14:algn="ctr">
+                        <w14:noFill/>
+                        <w14:prstDash w14:val="solid"/>
+                        <w14:bevel/>
+                      </w14:textOutline>
+                    </w:rPr>
+                  </w:pPr>
+                  <w:r>
+                    <w:t>check</w:t>
+                  </w:r>
+                </w:p>
+              </w:tc>
+              <w:tc>
+                <w:tcPr>
+                  <w:tcW w:w="0" w:type="auto"/>
+                </w:tcPr>
+                <w:p>
+                  <w:pPr>
+                    <w:rPr>
+                      <w:rStyle w:val="BlankWord1"/>
+                      <w:iCs/>
+                      <w:bdr w:val="none" w:sz="0" w:space="0" w:color="auto"/>
+                      <w:shd w:val="clear" w:color="auto" w:fill="auto"/>
+                      <w14:textOutline w14:w="0" w14:cap="rnd" w14:cmpd="sng" w14:algn="ctr">
+                        <w14:noFill/>
+                        <w14:prstDash w14:val="solid"/>
+                        <w14:bevel/>
+                      </w14:textOutline>
+                    </w:rPr>
+                  </w:pPr>
+                  <w:r>
+                    <w:t>collect</w:t>
+                  </w:r>
+                </w:p>
+              </w:tc>
+              <w:tc>
+                <w:tcPr>
+                  <w:tcW w:w="0" w:type="auto"/>
+                </w:tcPr>
+                <w:p>
+                  <w:pPr>
+                    <w:rPr>
+                      <w:rStyle w:val="BlankWord1"/>
+                      <w:iCs/>
+                      <w:bdr w:val="none" w:sz="0" w:space="0" w:color="auto"/>
+                      <w:shd w:val="clear" w:color="auto" w:fill="auto"/>
+                      <w14:textOutline w14:w="0" w14:cap="rnd" w14:cmpd="sng" w14:algn="ctr">
+                        <w14:noFill/>
+                        <w14:prstDash w14:val="solid"/>
+                        <w14:bevel/>
+                      </w14:textOutline>
+                    </w:rPr>
+                  </w:pPr>
+                  <w:r>
+                    <w:t>cook</w:t>
+                  </w:r>
+                </w:p>
+              </w:tc>
+              <w:tc>
+                <w:tcPr>
+                  <w:tcW w:w="0" w:type="auto"/>
+                </w:tcPr>
+                <w:p>
+                  <w:pPr>
+                    <w:pStyle w:val="SS3-115"/>
+                    <w:rPr>
+                      <w:rStyle w:val="BlankWord1"/>
+                      <w:iCs/>
+                      <w:bdr w:val="none" w:sz="0" w:space="0" w:color="auto"/>
+                      <w:shd w:val="clear" w:color="auto" w:fill="auto"/>
+                      <w14:textOutline w14:w="0" w14:cap="rnd" w14:cmpd="sng" w14:algn="ctr">
+                        <w14:noFill/>
+                        <w14:prstDash w14:val="solid"/>
+                        <w14:bevel/>
+                      </w14:textOutline>
+                    </w:rPr>
+                  </w:pPr>
+                  <w:r>
+                    <w:t>put</w:t>
+                  </w:r>
+                </w:p>
+              </w:tc>
+              <w:tc>
+                <w:tcPr>
+                  <w:tcW w:w="1261" w:type="dxa"/>
+                </w:tcPr>
+                <w:p>
+                  <w:pPr>
+                    <w:rPr>
+                      <w:rStyle w:val="BlankWord1"/>
+                      <w:iCs/>
+                      <w:bdr w:val="none" w:sz="0" w:space="0" w:color="auto"/>
+                      <w:shd w:val="clear" w:color="auto" w:fill="auto"/>
+                      <w14:textOutline w14:w="0" w14:cap="rnd" w14:cmpd="sng" w14:algn="ctr">
+                        <w14:noFill/>
+                        <w14:prstDash w14:val="solid"/>
+                        <w14:bevel/>
+                      </w14:textOutline>
+                    </w:rPr>
+                  </w:pPr>
+                  <w:r>
+                    <w:t>remove</w:t>
+                  </w:r>
+                </w:p>
+              </w:tc>
+            </w:tr>
+            <w:tr>
+              <w:tc>
+                <w:tcPr>
+                  <w:tcW w:w="0" w:type="auto"/>
+                </w:tcPr>
+                <w:p>
+                  <w:r>
+                    <w:t>shake</w:t>
+                  </w:r>
+                </w:p>
+              </w:tc>
+              <w:tc>
+                <w:tcPr>
+                  <w:tcW w:w="0" w:type="auto"/>
+                </w:tcPr>
+                <w:p>
+                  <w:r>
+                    <w:t>spread</w:t>
+                  </w:r>
+                </w:p>
+              </w:tc>
+              <w:tc>
+                <w:tcPr>
+                  <w:tcW w:w="0" w:type="auto"/>
+                </w:tcPr>
+                <w:p>
+                  <w:r>
+                    <w:t>stick</w:t>
+                  </w:r>
+                </w:p>
+              </w:tc>
+              <w:tc>
+                <w:tcPr>
+                  <w:tcW w:w="0" w:type="auto"/>
+                </w:tcPr>
+                <w:p>
+                  <w:r>
+                    <w:t>take</w:t>
+                  </w:r>
+                </w:p>
+              </w:tc>
+              <w:tc>
+                <w:tcPr>
+                  <w:tcW w:w="0" w:type="auto"/>
+                </w:tcPr>
+                <w:p>
+                  <w:pPr>
+                    <w:pStyle w:val="SS3-115"/>
+                  </w:pPr>
+                  <w:r>
+                    <w:t>wash</w:t>
+                  </w:r>
+                </w:p>
+              </w:tc>
+              <w:tc>
+                <w:tcPr>
+                  <w:tcW w:w="1261" w:type="dxa"/>
+                </w:tcPr>
+                <w:p>
+                  <w:r>
+                    <w:t>transport</w:t>
+                  </w:r>
+                </w:p>
+              </w:tc>
+            </w:tr>
+          </w:tbl>
+          <w:p>
+            <w:pPr>
+              <w:pStyle w:val="SS3-115"/>
+              <w:numPr>
+                <w:ilvl w:val="0"/>
+                <w:numId w:val="130"/>
+              </w:numPr>
+            </w:pPr>
+            <w:r>
+              <w:t>A sheet is _______ on the ground and the tree is _______ to get the cherries.</w:t>
+            </w:r>
+          </w:p>
+          <w:p>
+            <w:pPr>
+              <w:pStyle w:val="SS3-115"/>
+              <w:numPr>
+                <w:ilvl w:val="0"/>
+                <w:numId w:val="130"/>
+              </w:numPr>
+            </w:pPr>
+            <w:r>
+              <w:t>The cherries are and are _______ to the processing plant.</w:t>
+            </w:r>
+          </w:p>
+          <w:p>
+            <w:pPr>
+              <w:pStyle w:val="SS3-115"/>
+              <w:numPr>
+                <w:ilvl w:val="0"/>
+                <w:numId w:val="130"/>
+              </w:numPr>
+            </w:pPr>
+            <w:r>
+              <w:t xml:space="preserve">The leaves and stems are ------- </w:t>
+            </w:r>
+          </w:p>
+          <w:p>
+            <w:pPr>
+              <w:pStyle w:val="SS3-115"/>
+              <w:numPr>
+                <w:ilvl w:val="0"/>
+                <w:numId w:val="130"/>
+              </w:numPr>
+            </w:pPr>
+            <w:r>
+              <w:t xml:space="preserve">The cherries are ______ _ </w:t>
+            </w:r>
+          </w:p>
+          <w:p>
+            <w:pPr>
+              <w:pStyle w:val="SS3-115"/>
+              <w:numPr>
+                <w:ilvl w:val="0"/>
+                <w:numId w:val="130"/>
+              </w:numPr>
+            </w:pPr>
+            <w:r>
+              <w:t>The stone is _______ out of the middle of the cherry.</w:t>
+            </w:r>
+          </w:p>
+          <w:p>
+            <w:pPr>
+              <w:pStyle w:val="SS3-115"/>
+              <w:numPr>
+                <w:ilvl w:val="0"/>
+                <w:numId w:val="130"/>
+              </w:numPr>
+            </w:pPr>
+            <w:r>
+              <w:t>The cherries are and extra ingredients are ______ _</w:t>
+            </w:r>
+          </w:p>
+          <w:p>
+            <w:pPr>
+              <w:pStyle w:val="SS3-115"/>
+              <w:numPr>
+                <w:ilvl w:val="0"/>
+                <w:numId w:val="130"/>
+              </w:numPr>
+            </w:pPr>
+            <w:r>
+              <w:t>The quality of the jam is ______ _</w:t>
+            </w:r>
+          </w:p>
+          <w:p>
+            <w:pPr>
+              <w:pStyle w:val="SS3-115"/>
+              <w:numPr>
+                <w:ilvl w:val="0"/>
+                <w:numId w:val="130"/>
+              </w:numPr>
+            </w:pPr>
+            <w:r>
+              <w:t>The jam is _______ into jars.</w:t>
+            </w:r>
+          </w:p>
+          <w:p>
+            <w:pPr>
+              <w:pStyle w:val="SS3-115"/>
+              <w:numPr>
+                <w:ilvl w:val="0"/>
+                <w:numId w:val="130"/>
+              </w:numPr>
+            </w:pPr>
+            <w:r>
+              <w:t>A label is on the jars.</w:t>
+            </w:r>
+          </w:p>
+        </w:tc>
+      </w:tr>
+    </w:tbl>
+    <w:p>
+      <w:pPr>
+        <w:spacing w:before="240"/>
+        <w:rPr>
+          <w:color w:val="DDF03C"/>
+          <w:sz w:val="34"/>
+          <w:szCs w:val="34"/>
+        </w:rPr>
+      </w:pPr>
+      <w:r>
+        <w:rPr>
+          <w:rFonts w:ascii="Source Sans 3 Black" w:hAnsi="Source Sans 3 Black"/>
+          <w:color w:val="F4A349"/>
+          <w:sz w:val="34"/>
+          <w:szCs w:val="34"/>
+          <w:shd w:val="clear" w:color="auto" w:fill="F4A349"/>
+        </w:rPr>
+        <w:t>[[[[[[[[[</w:t>
+      </w:r>
+      <w:r>
+        <w:rPr>
+          <w:rFonts w:ascii="Source Sans 3 SemiBold" w:hAnsi="Source Sans 3 SemiBold"/>
+          <w:b/>
+          <w:bCs/>
+          <w:sz w:val="34"/>
+          <w:szCs w:val="34"/>
+        </w:rPr>
+        <w:t>EXAM SKILLS</w:t>
+      </w:r>
+      <w:r>
+        <w:rPr>
+          <w:rFonts w:ascii="Source Sans 3 Black" w:hAnsi="Source Sans 3 Black"/>
+          <w:b/>
+          <w:bCs/>
+          <w:color w:val="F4A349"/>
+          <w:sz w:val="34"/>
+          <w:szCs w:val="34"/>
+        </w:rPr>
+        <w:t>]</w:t>
+      </w:r>
+    </w:p>
+    <w:tbl>
+      <w:tblPr>
+        <w:tblStyle w:val="DottedTable"/>
+        <w:tblW w:w="14392" w:type="dxa"/>
+        <w:tblLook w:val="04A0" w:firstRow="1" w:lastRow="0" w:firstColumn="1" w:lastColumn="0" w:noHBand="0" w:noVBand="1"/>
+      </w:tblPr>
+      <w:tblGrid>
+        <w:gridCol w:w="582"/>
+        <w:gridCol w:w="10186"/>
+        <w:gridCol w:w="3624"/>
+      </w:tblGrid>
+      <w:tr>
+        <w:tc>
+          <w:tcPr>
+            <w:tcW w:w="582" w:type="dxa"/>
+          </w:tcPr>
+          <w:tbl>
+            <w:tblPr>
+              <w:tblStyle w:val="CompactTable"/>
+              <w:tblW w:w="0" w:type="auto"/>
+              <w:tblBorders>
+                <w:top w:val="single" w:sz="18" w:space="0" w:color="C7AD82"/>
+                <w:left w:val="single" w:sz="18" w:space="0" w:color="C7AD82"/>
+                <w:bottom w:val="single" w:sz="18" w:space="0" w:color="C7AD82"/>
+                <w:right w:val="single" w:sz="18" w:space="0" w:color="C7AD82"/>
+                <w:insideH w:val="single" w:sz="18" w:space="0" w:color="C7AD82"/>
+                <w:insideV w:val="single" w:sz="18" w:space="0" w:color="C7AD82"/>
+              </w:tblBorders>
+              <w:tblLook w:val="04A0" w:firstRow="1" w:lastRow="0" w:firstColumn="1" w:lastColumn="0" w:noHBand="0" w:noVBand="1"/>
+            </w:tblPr>
+            <w:tblGrid>
+              <w:gridCol w:w="320"/>
+            </w:tblGrid>
+            <w:tr>
+              <w:tc>
+                <w:tcPr>
+                  <w:tcW w:w="385" w:type="dxa"/>
+                </w:tcPr>
+                <w:p>
+                  <w:pPr>
+                    <w:rPr>
+                      <w:b w:val="0"/>
+                      <w:bCs/>
+                      <w:szCs w:val="26"/>
+                      <w:bdr w:val="single" w:sz="12" w:space="0" w:color="FFFF00"/>
+                    </w:rPr>
+                  </w:pPr>
+                  <w:r>
+                    <w:rPr>
+                      <w:bCs/>
+                      <w:szCs w:val="26"/>
+                      <w:lang w:bidi="ar-SA"/>
+                    </w:rPr>
+                    <w:t>11</w:t>
+                  </w:r>
+                </w:p>
+              </w:tc>
+            </w:tr>
+          </w:tbl>
+          <w:p>
+            <w:pPr>
+              <w:rPr>
+                <w:rFonts w:ascii="Source Sans 3" w:hAnsi="Source Sans 3"/>
+                <w:b/>
+                <w:bCs/>
+                <w:sz w:val="26"/>
+                <w:szCs w:val="26"/>
+                <w:bdr w:val="single" w:sz="12" w:space="0" w:color="FFFF00"/>
+              </w:rPr>
+            </w:pPr>
+          </w:p>
+        </w:tc>
+        <w:tc>
+          <w:tcPr>
+            <w:tcW w:w="10186" w:type="dxa"/>
+          </w:tcPr>
+          <w:p>
+            <w:pPr>
+              <w:rPr>
+                <w:rStyle w:val="BlankWord1"/>
+                <w:rFonts w:ascii="Source Sans 3 Medium" w:hAnsi="Source Sans 3 Medium"/>
+                <w:b/>
+                <w:bCs/>
+                <w:bdr w:val="none" w:sz="0" w:space="0" w:color="auto"/>
+                <w:shd w:val="clear" w:color="auto" w:fill="auto"/>
+                <w14:textOutline w14:w="0" w14:cap="rnd" w14:cmpd="sng" w14:algn="ctr">
+                  <w14:noFill/>
+                  <w14:prstDash w14:val="solid"/>
+                  <w14:bevel/>
+                </w14:textOutline>
+              </w:rPr>
+            </w:pPr>
+            <w:r>
+              <w:rPr>
+                <w:rFonts w:ascii="Source Sans 3 Medium" w:hAnsi="Source Sans 3 Medium"/>
+                <w:b/>
+                <w:bCs/>
+                <w:sz w:val="23"/>
+                <w:szCs w:val="23"/>
+              </w:rPr>
+              <w:t>The pictures show the process of making cherry jam. Describe the process</w:t>
+            </w:r>
+            <w:r>
+              <w:rPr>
+                <w:rFonts w:ascii="Source Sans 3 Medium" w:hAnsi="Source Sans 3 Medium"/>
+                <w:b/>
+                <w:bCs/>
+                <w:sz w:val="23"/>
+                <w:szCs w:val="23"/>
+              </w:rPr>
+              <w:t>.</w:t>
+            </w:r>
+          </w:p>
+          <w:p>
+            <w:pPr>
+              <w:rPr>
+                <w:rFonts w:ascii="Source Sans 3 Medium" w:hAnsi="Source Sans 3 Medium"/>
+                <w:b/>
+                <w:bCs/>
+                <w:sz w:val="23"/>
+              </w:rPr>
+            </w:pPr>
+            <w:r>
+              <w:rPr>
+                <w:rFonts w:ascii="Source Sans 3 Medium" w:hAnsi="Source Sans 3 Medium"/>
+                <w:b/>
+                <w:bCs/>
+                <w:sz w:val="23"/>
+              </w:rPr>
+              <w:t>Describe the process.</w:t>
+            </w:r>
+          </w:p>
+          <w:p>
+            <w:pPr>
+              <w:rPr>
+                <w:rStyle w:val="BlankWord1"/>
+                <w:rFonts w:ascii="Source Sans 3 Medium" w:hAnsi="Source Sans 3 Medium"/>
+                <w:b/>
+                <w:bCs/>
+                <w:bdr w:val="none" w:sz="0" w:space="0" w:color="auto"/>
+                <w:shd w:val="clear" w:color="auto" w:fill="auto"/>
+                <w14:textOutline w14:w="0" w14:cap="rnd" w14:cmpd="sng" w14:algn="ctr">
+                  <w14:noFill/>
+                  <w14:prstDash w14:val="solid"/>
+                  <w14:bevel/>
+                </w14:textOutline>
+              </w:rPr>
+            </w:pPr>
+            <w:r>
+              <w:rPr>
+                <w:rFonts w:ascii="Source Sans 3 Medium" w:hAnsi="Source Sans 3 Medium"/>
+                <w:b/>
+                <w:bCs/>
+                <w:sz w:val="23"/>
+              </w:rPr>
+              <w:t>Remember to:</w:t>
+            </w:r>
+          </w:p>
+          <w:p>
+            <w:pPr>
+              <w:pStyle w:val="SS3-115"/>
+              <w:numPr>
+                <w:ilvl w:val="0"/>
+                <w:numId w:val="131"/>
+              </w:numPr>
+              <w:spacing w:after="0"/>
+              <w:ind w:left="284" w:hanging="284"/>
+              <w:rPr>
+                <w:rStyle w:val="BlankWord1"/>
+                <w:bdr w:val="none" w:sz="0" w:space="0" w:color="auto"/>
+                <w:shd w:val="clear" w:color="auto" w:fill="auto"/>
+                <w14:textOutline w14:w="0" w14:cap="rnd" w14:cmpd="sng" w14:algn="ctr">
+                  <w14:noFill/>
+                  <w14:prstDash w14:val="solid"/>
+                  <w14:bevel/>
+                </w14:textOutline>
+              </w:rPr>
+            </w:pPr>
+            <w:r>
+              <w:rPr>
+                <w:rStyle w:val="BlankWord1"/>
+                <w:bdr w:val="none" w:sz="0" w:space="0" w:color="auto"/>
+                <w:shd w:val="clear" w:color="auto" w:fill="auto"/>
+                <w14:textOutline w14:w="0" w14:cap="rnd" w14:cmpd="sng" w14:algn="ctr">
+                  <w14:noFill/>
+                  <w14:prstDash w14:val="solid"/>
+                  <w14:bevel/>
+                </w14:textOutline>
+              </w:rPr>
+              <w:t>include an introduction and an overview</w:t>
+            </w:r>
+          </w:p>
+          <w:p>
+            <w:pPr>
+              <w:pStyle w:val="SS3-115"/>
+              <w:numPr>
+                <w:ilvl w:val="0"/>
+                <w:numId w:val="131"/>
+              </w:numPr>
+              <w:spacing w:after="0"/>
+              <w:ind w:left="284" w:hanging="284"/>
+              <w:rPr>
+                <w:rStyle w:val="BlankWord1"/>
+                <w:bdr w:val="none" w:sz="0" w:space="0" w:color="auto"/>
+                <w:shd w:val="clear" w:color="auto" w:fill="auto"/>
+                <w14:textOutline w14:w="0" w14:cap="rnd" w14:cmpd="sng" w14:algn="ctr">
+                  <w14:noFill/>
+                  <w14:prstDash w14:val="solid"/>
+                  <w14:bevel/>
+                </w14:textOutline>
+              </w:rPr>
+            </w:pPr>
+            <w:r>
+              <w:rPr>
+                <w:rStyle w:val="BlankWord1"/>
+                <w:bdr w:val="none" w:sz="0" w:space="0" w:color="auto"/>
+                <w:shd w:val="clear" w:color="auto" w:fill="auto"/>
+                <w14:textOutline w14:w="0" w14:cap="rnd" w14:cmpd="sng" w14:algn="ctr">
+                  <w14:noFill/>
+                  <w14:prstDash w14:val="solid"/>
+                  <w14:bevel/>
+                </w14:textOutline>
+              </w:rPr>
+              <w:t>use the present simple passive</w:t>
+            </w:r>
+          </w:p>
+          <w:p>
+            <w:pPr>
+              <w:pStyle w:val="SS3-115"/>
+              <w:numPr>
+                <w:ilvl w:val="0"/>
+                <w:numId w:val="131"/>
+              </w:numPr>
+              <w:spacing w:after="0"/>
+              <w:ind w:left="284" w:hanging="284"/>
+              <w:rPr>
+                <w:rStyle w:val="BlankWord1"/>
+                <w:bdr w:val="none" w:sz="0" w:space="0" w:color="auto"/>
+                <w:shd w:val="clear" w:color="auto" w:fill="auto"/>
+                <w14:textOutline w14:w="0" w14:cap="rnd" w14:cmpd="sng" w14:algn="ctr">
+                  <w14:noFill/>
+                  <w14:prstDash w14:val="solid"/>
+                  <w14:bevel/>
+                </w14:textOutline>
+              </w:rPr>
+            </w:pPr>
+            <w:r>
+              <w:rPr>
+                <w:rStyle w:val="BlankWord1"/>
+                <w:bdr w:val="none" w:sz="0" w:space="0" w:color="auto"/>
+                <w:shd w:val="clear" w:color="auto" w:fill="auto"/>
+                <w14:textOutline w14:w="0" w14:cap="rnd" w14:cmpd="sng" w14:algn="ctr">
+                  <w14:noFill/>
+                  <w14:prstDash w14:val="solid"/>
+                  <w14:bevel/>
+                </w14:textOutline>
+              </w:rPr>
+              <w:t>use sequencing expressions</w:t>
+            </w:r>
+          </w:p>
+          <w:p>
+            <w:pPr>
+              <w:pStyle w:val="SS3-115"/>
+              <w:numPr>
+                <w:ilvl w:val="0"/>
+                <w:numId w:val="131"/>
+              </w:numPr>
+              <w:spacing w:after="0"/>
+              <w:ind w:left="284" w:hanging="284"/>
+              <w:rPr>
+                <w:rStyle w:val="BlankWord1"/>
+                <w:rFonts w:ascii="Source Sans 3 Medium" w:hAnsi="Source Sans 3 Medium"/>
+                <w:b/>
+                <w:bCs/>
+                <w:bdr w:val="none" w:sz="0" w:space="0" w:color="auto"/>
+                <w:shd w:val="clear" w:color="auto" w:fill="auto"/>
+                <w:rtl/>
+                <w14:textOutline w14:w="0" w14:cap="rnd" w14:cmpd="sng" w14:algn="ctr">
+                  <w14:noFill/>
+                  <w14:prstDash w14:val="solid"/>
+                  <w14:bevel/>
+                </w14:textOutline>
+              </w:rPr>
+            </w:pPr>
+            <w:r>
+              <w:rPr>
+                <w:rStyle w:val="BlankWord1"/>
+                <w:bdr w:val="none" w:sz="0" w:space="0" w:color="auto"/>
+                <w:shd w:val="clear" w:color="auto" w:fill="auto"/>
+                <w14:textOutline w14:w="0" w14:cap="rnd" w14:cmpd="sng" w14:algn="ctr">
+                  <w14:noFill/>
+                  <w14:prstDash w14:val="solid"/>
+                  <w14:bevel/>
+                </w14:textOutline>
+              </w:rPr>
+              <w:t>write 150 words.</w:t>
+            </w:r>
+          </w:p>
+        </w:tc>
+        <w:tc>
+          <w:tcPr>
+            <w:tcW w:w="3624" w:type="dxa"/>
+          </w:tcPr>
+          <w:p>
+            <w:pPr>
+              <w:rPr>
+                <w:rFonts w:ascii="Source Sans 3 SemiBold" w:hAnsi="Source Sans 3 SemiBold"/>
+                <w:b/>
+                <w:bCs/>
+                <w:noProof/>
+                <w:color w:val="FFFFFF" w:themeColor="background1"/>
+                <w:shd w:val="clear" w:color="auto" w:fill="68AF3D"/>
+              </w:rPr>
+            </w:pPr>
+            <w:r>
+              <w:rPr>
+                <w:rFonts w:ascii="Source Sans 3 SemiBold" w:hAnsi="Source Sans 3 SemiBold"/>
+                <w:b/>
+                <w:bCs/>
+                <w:noProof/>
+                <w:color w:val="FFFFFF" w:themeColor="background1"/>
+                <w:bdr w:val="single" w:sz="24" w:space="0" w:color="F4A349"/>
+                <w:shd w:val="clear" w:color="auto" w:fill="F16223"/>
+              </w:rPr>
+              <w:t xml:space="preserve">TIP </w:t>
+            </w:r>
+            <w:r>
+              <w:rPr>
+                <w:rFonts w:ascii="Source Sans 3 SemiBold" w:hAnsi="Source Sans 3 SemiBold"/>
+                <w:b/>
+                <w:bCs/>
+                <w:noProof/>
+                <w:bdr w:val="single" w:sz="24" w:space="0" w:color="F4A349"/>
+              </w:rPr>
+              <w:t>11</w:t>
+            </w:r>
+          </w:p>
+          <w:tbl>
+            <w:tblPr>
+              <w:tblStyle w:val="NormalTable"/>
+              <w:tblW w:w="0" w:type="auto"/>
+              <w:tblBorders>
+                <w:top w:val="single" w:sz="18" w:space="0" w:color="F4A349"/>
+                <w:left w:val="single" w:sz="18" w:space="0" w:color="F4A349"/>
+                <w:bottom w:val="single" w:sz="18" w:space="0" w:color="F4A349"/>
+                <w:right w:val="single" w:sz="18" w:space="0" w:color="F4A349"/>
+                <w:insideH w:val="single" w:sz="18" w:space="0" w:color="F4A349"/>
+                <w:insideV w:val="single" w:sz="18" w:space="0" w:color="F4A349"/>
+              </w:tblBorders>
+              <w:shd w:val="clear" w:color="auto" w:fill="E7EAEF"/>
+              <w:tblLook w:val="04A0" w:firstRow="1" w:lastRow="0" w:firstColumn="1" w:lastColumn="0" w:noHBand="0" w:noVBand="1"/>
+            </w:tblPr>
+            <w:tblGrid>
+              <w:gridCol w:w="3362"/>
+            </w:tblGrid>
+            <w:tr>
+              <w:tc>
+                <w:tcPr>
+                  <w:tcW w:w="6061" w:type="dxa"/>
+                  <w:shd w:val="clear" w:color="auto" w:fill="E7EAEF"/>
+                </w:tcPr>
+                <w:p>
+                  <w:pPr>
+                    <w:rPr>
+                      <w:noProof/>
+                      <w:sz w:val="21"/>
+                      <w:szCs w:val="21"/>
+                    </w:rPr>
+                  </w:pPr>
+                  <w:r>
+                    <w:rPr>
+                      <w:sz w:val="21"/>
+                      <w:szCs w:val="21"/>
+                    </w:rPr>
+                    <w:t>Use the words on the pictures and diagrams in your answer. They are given to help you.</w:t>
+                  </w:r>
+                </w:p>
+              </w:tc>
+            </w:tr>
+          </w:tbl>
+          <w:p>
+            <w:pPr>
+              <w:spacing w:after="120"/>
+              <w:rPr>
+                <w:rFonts w:ascii="Source Sans 3 Medium" w:hAnsi="Source Sans 3 Medium"/>
+                <w:b/>
+                <w:bCs/>
+                <w:sz w:val="23"/>
+                <w:szCs w:val="23"/>
+              </w:rPr>
+            </w:pPr>
+          </w:p>
+        </w:tc>
+      </w:tr>
+    </w:tbl>
+    <w:p>
+      <w:pPr>
+        <w:rPr>
+          <w:rFonts w:ascii="Source Sans 3" w:hAnsi="Source Sans 3"/>
+          <w:sz w:val="23"/>
+          <w:szCs w:val="23"/>
+          <w:lang w:bidi="ar-SA"/>
+        </w:rPr>
+      </w:pPr>
+      <w:r>
+        <w:br w:type="page"/>
+      </w:r>
+    </w:p>
+    <w:tbl>
+      <w:tblPr>
+        <w:tblStyle w:val="DottedTable"/>
+        <w:tblW w:w="14312" w:type="dxa"/>
+        <w:tblLook w:val="04A0" w:firstRow="1" w:lastRow="0" w:firstColumn="1" w:lastColumn="0" w:noHBand="0" w:noVBand="1"/>
+      </w:tblPr>
+      <w:tblGrid>
+        <w:gridCol w:w="14312"/>
+      </w:tblGrid>
+      <w:tr>
+        <w:tc>
+          <w:tcPr>
+            <w:tcW w:w="14312" w:type="dxa"/>
+            <w:shd w:val="clear" w:color="auto" w:fill="E5008C"/>
+          </w:tcPr>
+          <w:p>
+            <w:pPr>
+              <w:rPr>
+                <w:rFonts w:ascii="Source Sans 3 ExtraBold" w:hAnsi="Source Sans 3 ExtraBold"/>
+                <w:b/>
+                <w:bCs/>
+                <w:sz w:val="34"/>
+                <w:szCs w:val="34"/>
+              </w:rPr>
+            </w:pPr>
+            <w:r>
+              <w:rPr>
+                <w:rFonts w:ascii="Source Sans 3 ExtraBold" w:hAnsi="Source Sans 3 ExtraBold"/>
+                <w:b/>
+                <w:bCs/>
+                <w:sz w:val="34"/>
+                <w:szCs w:val="34"/>
+                <w:bdr w:val="single" w:sz="24" w:space="0" w:color="auto"/>
+                <w:shd w:val="clear" w:color="auto" w:fill="FFFFFF" w:themeFill="background1"/>
+              </w:rPr>
+              <w:lastRenderedPageBreak/>
+              <w:t xml:space="preserve">UNIT/01: </w:t>
+            </w:r>
+            <w:r>
+              <w:rPr>
+                <w:rFonts w:ascii="Source Sans 3 ExtraBold" w:hAnsi="Source Sans 3 ExtraBold"/>
+                <w:b/>
+                <w:bCs/>
+                <w:color w:val="E5008C"/>
+                <w:sz w:val="34"/>
+                <w:szCs w:val="34"/>
+                <w:bdr w:val="single" w:sz="24" w:space="0" w:color="auto"/>
+                <w:shd w:val="clear" w:color="auto" w:fill="FFFFFF" w:themeFill="background1"/>
+              </w:rPr>
+              <w:t>RELATIONSHIPS</w:t>
+            </w:r>
+          </w:p>
+          <w:p>
+            <w:pPr>
+              <w:rPr>
+                <w:rFonts w:ascii="Source Sans 3 Black" w:hAnsi="Source Sans 3 Black"/>
+                <w:b/>
+                <w:bCs/>
+                <w:color w:val="FFFFFF" w:themeColor="background1"/>
+                <w:sz w:val="90"/>
+                <w:szCs w:val="90"/>
+              </w:rPr>
+            </w:pPr>
+            <w:r>
+              <w:rPr>
+                <w:rFonts w:ascii="Source Sans 3 Black" w:hAnsi="Source Sans 3 Black"/>
+                <w:b/>
+                <w:bCs/>
+                <w:color w:val="FFFFFF" w:themeColor="background1"/>
+                <w:sz w:val="90"/>
+                <w:szCs w:val="90"/>
+              </w:rPr>
+              <w:t>LISTENING</w:t>
+            </w:r>
+          </w:p>
+          <w:p>
+            <w:pPr>
+              <w:rPr>
+                <w:rFonts w:ascii="Source Sans 3 Bold" w:hAnsi="Source Sans 3 Bold"/>
+                <w:b/>
+                <w:bCs/>
+                <w:caps/>
+              </w:rPr>
+            </w:pPr>
+            <w:r>
+              <w:rPr>
+                <w:rFonts w:ascii="Source Sans 3 Bold" w:hAnsi="Source Sans 3 Bold"/>
+                <w:b/>
+                <w:bCs/>
+                <w:caps/>
+              </w:rPr>
+              <w:t>IN THIS unIT YOU WILL</w:t>
+            </w:r>
+            <w:r>
+              <w:rPr>
+                <w:rFonts w:ascii="Source Sans 3 Bold" w:hAnsi="Source Sans 3 Bold"/>
+                <w:b/>
+                <w:bCs/>
+                <w:caps/>
+              </w:rPr>
+              <w:br/>
+              <w:t>LEARN HOW TO</w:t>
+            </w:r>
+          </w:p>
+          <w:p>
+            <w:pPr>
+              <w:pStyle w:val="ListParagraph"/>
+              <w:numPr>
+                <w:ilvl w:val="0"/>
+                <w:numId w:val="102"/>
+              </w:numPr>
+              <w:rPr>
+                <w:rFonts w:ascii="Source Sans 3" w:hAnsi="Source Sans 3"/>
+                <w:color w:val="FFFFFF" w:themeColor="background1"/>
+                <w:sz w:val="23"/>
+                <w:szCs w:val="23"/>
+              </w:rPr>
+            </w:pPr>
+            <w:r>
+              <w:rPr>
+                <w:rFonts w:ascii="Source Sans 3" w:hAnsi="Source Sans 3"/>
+                <w:color w:val="FFFFFF" w:themeColor="background1"/>
+                <w:sz w:val="23"/>
+                <w:szCs w:val="23"/>
+              </w:rPr>
+              <w:t>identify the speakers in a conversation.</w:t>
+            </w:r>
+          </w:p>
+          <w:p>
+            <w:pPr>
+              <w:pStyle w:val="ListParagraph"/>
+              <w:numPr>
+                <w:ilvl w:val="0"/>
+                <w:numId w:val="102"/>
+              </w:numPr>
+              <w:rPr>
+                <w:rFonts w:ascii="Source Sans 3" w:hAnsi="Source Sans 3"/>
+                <w:color w:val="FFFFFF" w:themeColor="background1"/>
+                <w:sz w:val="23"/>
+                <w:szCs w:val="23"/>
+              </w:rPr>
+            </w:pPr>
+            <w:r>
+              <w:rPr>
+                <w:rFonts w:ascii="Source Sans 3" w:hAnsi="Source Sans 3"/>
+                <w:color w:val="FFFFFF" w:themeColor="background1"/>
+                <w:sz w:val="23"/>
+                <w:szCs w:val="23"/>
+              </w:rPr>
+              <w:t>listen for numbers</w:t>
+            </w:r>
+          </w:p>
+          <w:p>
+            <w:pPr>
+              <w:pStyle w:val="ListParagraph"/>
+              <w:numPr>
+                <w:ilvl w:val="0"/>
+                <w:numId w:val="102"/>
+              </w:numPr>
+              <w:rPr>
+                <w:sz w:val="26"/>
+                <w:szCs w:val="26"/>
+              </w:rPr>
+            </w:pPr>
+            <w:r>
+              <w:rPr>
+                <w:rFonts w:ascii="Source Sans 3" w:hAnsi="Source Sans 3"/>
+                <w:color w:val="FFFFFF" w:themeColor="background1"/>
+                <w:sz w:val="23"/>
+                <w:szCs w:val="23"/>
+              </w:rPr>
+              <w:t>answer multiple-choice questions.</w:t>
+            </w:r>
+          </w:p>
+        </w:tc>
+      </w:tr>
+    </w:tbl>
+    <w:p>
+      <w:pPr>
+        <w:spacing w:before="240" w:after="0"/>
+        <w:rPr>
+          <w:rFonts w:ascii="Source Sans 3 Medium" w:hAnsi="Source Sans 3 Medium"/>
+          <w:b/>
+          <w:bCs/>
+          <w:sz w:val="2"/>
+          <w:szCs w:val="2"/>
+          <w:lang w:bidi="ar-SA"/>
+        </w:rPr>
+      </w:pPr>
+    </w:p>
+    <w:tbl>
+      <w:tblPr>
+        <w:tblStyle w:val="CommonTable"/>
+        <w:tblW w:w="0" w:type="auto"/>
+        <w:tblBorders>
+          <w:top w:val="single" w:sz="24" w:space="0" w:color="auto"/>
+          <w:left w:val="single" w:sz="24" w:space="0" w:color="auto"/>
+          <w:bottom w:val="single" w:sz="24" w:space="0" w:color="auto"/>
+          <w:right w:val="single" w:sz="24" w:space="0" w:color="auto"/>
+          <w:insideH w:val="single" w:sz="24" w:space="0" w:color="auto"/>
+          <w:insideV w:val="single" w:sz="24" w:space="0" w:color="auto"/>
+        </w:tblBorders>
+        <w:tblLook w:val="04A0" w:firstRow="1" w:lastRow="0" w:firstColumn="1" w:lastColumn="0" w:noHBand="0" w:noVBand="1"/>
+      </w:tblPr>
+      <w:tblGrid>
+        <w:gridCol w:w="1006"/>
+      </w:tblGrid>
+      <w:tr>
+        <w:tc>
+          <w:tcPr>
+            <w:tcW w:w="0" w:type="auto"/>
+            <w:shd w:val="clear" w:color="auto" w:fill="E5008C"/>
+          </w:tcPr>
+          <w:p>
+            <w:pPr>
+              <w:rPr>
+                <w:rFonts w:ascii="Source Sans 3 Medium" w:hAnsi="Source Sans 3 Medium"/>
+                <w:b/>
+                <w:bCs/>
+                <w:sz w:val="23"/>
+                <w:szCs w:val="23"/>
+                <w:lang w:bidi="ar-SA"/>
+              </w:rPr>
+            </w:pPr>
+            <w:r>
+              <w:rPr>
+                <w:b/>
+                <w:bCs/>
+                <w:color w:val="FFFFFF" w:themeColor="background1"/>
+                <w:sz w:val="24"/>
+                <w:szCs w:val="24"/>
+              </w:rPr>
+              <w:t>Lead-in</w:t>
+            </w:r>
+          </w:p>
+        </w:tc>
+      </w:tr>
+    </w:tbl>
+    <w:p>
+      <w:pPr>
+        <w:spacing w:after="0"/>
+        <w:rPr>
+          <w:rFonts w:ascii="Source Sans 3" w:hAnsi="Source Sans 3"/>
+          <w:b/>
+          <w:bCs/>
+          <w:sz w:val="2"/>
+          <w:szCs w:val="2"/>
+          <w:shd w:val="clear" w:color="auto" w:fill="FFFF00"/>
+          <w:rtl/>
+        </w:rPr>
+      </w:pPr>
+    </w:p>
+    <w:tbl>
+      <w:tblPr>
+        <w:tblStyle w:val="DottedTable"/>
+        <w:tblW w:w="14312" w:type="dxa"/>
+        <w:tblLook w:val="04A0" w:firstRow="1" w:lastRow="0" w:firstColumn="1" w:lastColumn="0" w:noHBand="0" w:noVBand="1"/>
+      </w:tblPr>
+      <w:tblGrid>
+        <w:gridCol w:w="582"/>
+        <w:gridCol w:w="13730"/>
+      </w:tblGrid>
+      <w:tr>
+        <w:tc>
+          <w:tcPr>
+            <w:tcW w:w="582" w:type="dxa"/>
+          </w:tcPr>
+          <w:tbl>
+            <w:tblPr>
+              <w:tblStyle w:val="CompactTable"/>
+              <w:tblW w:w="0" w:type="auto"/>
+              <w:tblBorders>
+                <w:top w:val="single" w:sz="18" w:space="0" w:color="E5008C"/>
+                <w:left w:val="single" w:sz="18" w:space="0" w:color="E5008C"/>
+                <w:bottom w:val="single" w:sz="18" w:space="0" w:color="E5008C"/>
+                <w:right w:val="single" w:sz="18" w:space="0" w:color="E5008C"/>
+                <w:insideH w:val="single" w:sz="18" w:space="0" w:color="E5008C"/>
+                <w:insideV w:val="single" w:sz="18" w:space="0" w:color="E5008C"/>
+              </w:tblBorders>
+              <w:tblLook w:val="04A0" w:firstRow="1" w:lastRow="0" w:firstColumn="1" w:lastColumn="0" w:noHBand="0" w:noVBand="1"/>
+            </w:tblPr>
+            <w:tblGrid>
+              <w:gridCol w:w="320"/>
+            </w:tblGrid>
+            <w:tr>
+              <w:tc>
+                <w:tcPr>
+                  <w:tcW w:w="385" w:type="dxa"/>
+                </w:tcPr>
+                <w:p>
+                  <w:pPr>
+                    <w:rPr>
+                      <w:b w:val="0"/>
+                      <w:bCs/>
+                      <w:szCs w:val="26"/>
+                      <w:bdr w:val="single" w:sz="12" w:space="0" w:color="FFFF00"/>
+                    </w:rPr>
+                  </w:pPr>
+                  <w:r>
+                    <w:rPr>
+                      <w:bCs/>
+                      <w:szCs w:val="26"/>
+                      <w:lang w:bidi="ar-SA"/>
+                    </w:rPr>
+                    <w:t>01</w:t>
+                  </w:r>
+                </w:p>
+              </w:tc>
+            </w:tr>
+          </w:tbl>
+          <w:p>
+            <w:pPr>
+              <w:rPr>
+                <w:rFonts w:ascii="Source Sans 3" w:hAnsi="Source Sans 3"/>
+                <w:b/>
+                <w:bCs/>
+                <w:sz w:val="26"/>
+                <w:szCs w:val="26"/>
+                <w:bdr w:val="single" w:sz="12" w:space="0" w:color="FFFF00"/>
+              </w:rPr>
+            </w:pPr>
+          </w:p>
+        </w:tc>
+        <w:tc>
+          <w:tcPr>
+            <w:tcW w:w="13730" w:type="dxa"/>
+          </w:tcPr>
+          <w:p>
+            <w:pPr>
+              <w:spacing w:after="120"/>
+              <w:rPr>
+                <w:rFonts w:ascii="Source Sans 3 Medium" w:hAnsi="Source Sans 3 Medium"/>
+                <w:b/>
+                <w:bCs/>
+                <w:sz w:val="23"/>
+                <w:szCs w:val="23"/>
+              </w:rPr>
+            </w:pPr>
+            <w:r>
+              <w:rPr>
+                <w:rFonts w:ascii="Source Sans 3 Medium" w:hAnsi="Source Sans 3 Medium"/>
+                <w:b/>
+                <w:bCs/>
+                <w:sz w:val="23"/>
+                <w:szCs w:val="23"/>
+              </w:rPr>
+              <w:t xml:space="preserve">In Section 1 of the Listening </w:t>
+            </w:r>
+            <w:proofErr w:type="gramStart"/>
+            <w:r>
+              <w:rPr>
+                <w:rFonts w:ascii="Source Sans 3 Medium" w:hAnsi="Source Sans 3 Medium"/>
+                <w:b/>
+                <w:bCs/>
+                <w:sz w:val="23"/>
+                <w:szCs w:val="23"/>
+              </w:rPr>
+              <w:t>test</w:t>
+            </w:r>
+            <w:proofErr w:type="gramEnd"/>
+            <w:r>
+              <w:rPr>
+                <w:rFonts w:ascii="Source Sans 3 Medium" w:hAnsi="Source Sans 3 Medium"/>
+                <w:b/>
+                <w:bCs/>
+                <w:sz w:val="23"/>
+                <w:szCs w:val="23"/>
+              </w:rPr>
+              <w:t xml:space="preserve"> you will hear two people talking in everyday situations. Tick TWO situations that could be in Section 1 of the Listening test</w:t>
+            </w:r>
+            <w:r>
+              <w:rPr>
+                <w:rFonts w:ascii="Source Sans 3 Medium" w:hAnsi="Source Sans 3 Medium"/>
+                <w:b/>
+                <w:bCs/>
+                <w:sz w:val="23"/>
+                <w:szCs w:val="23"/>
+              </w:rPr>
+              <w:t>.</w:t>
+            </w:r>
+          </w:p>
+          <w:p>
+            <w:pPr>
+              <w:pStyle w:val="ListParagraph"/>
+              <w:numPr>
+                <w:ilvl w:val="0"/>
+                <w:numId w:val="132"/>
+              </w:numPr>
+              <w:spacing w:after="120"/>
+              <w:rPr>
+                <w:rStyle w:val="BlankWord1"/>
+                <w:iCs/>
+                <w:szCs w:val="24"/>
+                <w:bdr w:val="none" w:sz="0" w:space="0" w:color="auto"/>
+                <w:shd w:val="clear" w:color="auto" w:fill="auto"/>
+                <w14:textOutline w14:w="0" w14:cap="rnd" w14:cmpd="sng" w14:algn="ctr">
+                  <w14:noFill/>
+                  <w14:prstDash w14:val="solid"/>
+                  <w14:bevel/>
+                </w14:textOutline>
+              </w:rPr>
+            </w:pPr>
+            <w:r>
+              <w:rPr>
+                <w:rStyle w:val="BlankWord1"/>
+                <w:iCs/>
+                <w:szCs w:val="24"/>
+                <w:bdr w:val="none" w:sz="0" w:space="0" w:color="auto"/>
+                <w:shd w:val="clear" w:color="auto" w:fill="auto"/>
+                <w14:textOutline w14:w="0" w14:cap="rnd" w14:cmpd="sng" w14:algn="ctr">
+                  <w14:noFill/>
+                  <w14:prstDash w14:val="solid"/>
+                  <w14:bevel/>
+                </w14:textOutline>
+              </w:rPr>
+              <w:t>Discussing a course assignment</w:t>
+            </w:r>
+          </w:p>
+          <w:p>
+            <w:pPr>
+              <w:pStyle w:val="ListParagraph"/>
+              <w:numPr>
+                <w:ilvl w:val="0"/>
+                <w:numId w:val="132"/>
+              </w:numPr>
+              <w:spacing w:after="120"/>
+              <w:rPr>
+                <w:rStyle w:val="BlankWord1"/>
+                <w:iCs/>
+                <w:szCs w:val="24"/>
+                <w:bdr w:val="none" w:sz="0" w:space="0" w:color="auto"/>
+                <w:shd w:val="clear" w:color="auto" w:fill="auto"/>
+                <w14:textOutline w14:w="0" w14:cap="rnd" w14:cmpd="sng" w14:algn="ctr">
+                  <w14:noFill/>
+                  <w14:prstDash w14:val="solid"/>
+                  <w14:bevel/>
+                </w14:textOutline>
+              </w:rPr>
+            </w:pPr>
+            <w:r>
+              <w:rPr>
+                <w:rStyle w:val="BlankWord1"/>
+                <w:iCs/>
+                <w:szCs w:val="24"/>
+                <w:bdr w:val="none" w:sz="0" w:space="0" w:color="auto"/>
+                <w:shd w:val="clear" w:color="auto" w:fill="auto"/>
+                <w14:textOutline w14:w="0" w14:cap="rnd" w14:cmpd="sng" w14:algn="ctr">
+                  <w14:noFill/>
+                  <w14:prstDash w14:val="solid"/>
+                  <w14:bevel/>
+                </w14:textOutline>
+              </w:rPr>
+              <w:t>Describing changes in family life over time</w:t>
+            </w:r>
+          </w:p>
+          <w:p>
+            <w:pPr>
+              <w:pStyle w:val="ListParagraph"/>
+              <w:numPr>
+                <w:ilvl w:val="0"/>
+                <w:numId w:val="132"/>
+              </w:numPr>
+              <w:spacing w:after="120"/>
+              <w:rPr>
+                <w:rStyle w:val="BlankWord1"/>
+                <w:iCs/>
+                <w:szCs w:val="24"/>
+                <w:bdr w:val="none" w:sz="0" w:space="0" w:color="auto"/>
+                <w:shd w:val="clear" w:color="auto" w:fill="auto"/>
+                <w14:textOutline w14:w="0" w14:cap="rnd" w14:cmpd="sng" w14:algn="ctr">
+                  <w14:noFill/>
+                  <w14:prstDash w14:val="solid"/>
+                  <w14:bevel/>
+                </w14:textOutline>
+              </w:rPr>
+            </w:pPr>
+            <w:r>
+              <w:rPr>
+                <w:rStyle w:val="BlankWord1"/>
+                <w:iCs/>
+                <w:szCs w:val="24"/>
+                <w:bdr w:val="none" w:sz="0" w:space="0" w:color="auto"/>
+                <w:shd w:val="clear" w:color="auto" w:fill="auto"/>
+                <w14:textOutline w14:w="0" w14:cap="rnd" w14:cmpd="sng" w14:algn="ctr">
+                  <w14:noFill/>
+                  <w14:prstDash w14:val="solid"/>
+                  <w14:bevel/>
+                </w14:textOutline>
+              </w:rPr>
+              <w:t>Choosing a gift</w:t>
+            </w:r>
+          </w:p>
+          <w:p>
+            <w:pPr>
+              <w:pStyle w:val="ListParagraph"/>
+              <w:numPr>
+                <w:ilvl w:val="0"/>
+                <w:numId w:val="132"/>
+              </w:numPr>
+              <w:spacing w:after="120"/>
+              <w:rPr>
+                <w:rStyle w:val="BlankWord1"/>
+                <w:iCs/>
+                <w:bdr w:val="none" w:sz="0" w:space="0" w:color="auto"/>
+                <w:shd w:val="clear" w:color="auto" w:fill="auto"/>
+                <w:rtl/>
+                <w14:textOutline w14:w="0" w14:cap="rnd" w14:cmpd="sng" w14:algn="ctr">
+                  <w14:noFill/>
+                  <w14:prstDash w14:val="solid"/>
+                  <w14:bevel/>
+                </w14:textOutline>
+              </w:rPr>
+            </w:pPr>
+            <w:r>
+              <w:rPr>
+                <w:rStyle w:val="BlankWord1"/>
+                <w:iCs/>
+                <w:bdr w:val="none" w:sz="0" w:space="0" w:color="auto"/>
+                <w:shd w:val="clear" w:color="auto" w:fill="auto"/>
+                <w14:textOutline w14:w="0" w14:cap="rnd" w14:cmpd="sng" w14:algn="ctr">
+                  <w14:noFill/>
+                  <w14:prstDash w14:val="solid"/>
+                  <w14:bevel/>
+                </w14:textOutline>
+              </w:rPr>
+              <w:t>Arranging a birthday celebration</w:t>
+            </w:r>
+          </w:p>
+        </w:tc>
+      </w:tr>
+    </w:tbl>
+    <w:p>
+      <w:pPr>
         <w:pStyle w:val="SS3-115"/>
         <w:spacing w:before="240"/>
       </w:pPr>
@@ -8185,6 +11788,100 @@
     </w:lvl>
   </w:abstractNum>
   <w:abstractNum w:abstractNumId="6" w15:restartNumberingAfterBreak="0">
+    <w:nsid w:val="05275103"/>
+    <w:multiLevelType w:val="hybridMultilevel"/>
+    <w:tmpl w:val="F89C051A"/>
+    <w:lvl w:ilvl="0" w:tplc="19A42D6C">
+      <w:start w:val="1"/>
+      <w:numFmt w:val="lowerLetter"/>
+      <w:lvlText w:val="%1:"/>
+      <w:lvlJc w:val="left"/>
+      <w:pPr>
+        <w:ind w:left="360" w:hanging="360"/>
+      </w:pPr>
+      <w:rPr>
+        <w:rFonts w:ascii="Source Sans 3" w:hAnsi="Source Sans 3" w:hint="default"/>
+        <w:b/>
+        <w:bCs/>
+        <w:spacing w:val="0"/>
+        <w:w w:val="77"/>
+        <w:lang w:val="en-US" w:eastAsia="en-US" w:bidi="ar-SA"/>
+      </w:rPr>
+    </w:lvl>
+    <w:lvl w:ilvl="1" w:tplc="FFFFFFFF" w:tentative="1">
+      <w:start w:val="1"/>
+      <w:numFmt w:val="lowerLetter"/>
+      <w:lvlText w:val="%2."/>
+      <w:lvlJc w:val="left"/>
+      <w:pPr>
+        <w:ind w:left="1080" w:hanging="360"/>
+      </w:pPr>
+    </w:lvl>
+    <w:lvl w:ilvl="2" w:tplc="FFFFFFFF" w:tentative="1">
+      <w:start w:val="1"/>
+      <w:numFmt w:val="lowerRoman"/>
+      <w:lvlText w:val="%3."/>
+      <w:lvlJc w:val="right"/>
+      <w:pPr>
+        <w:ind w:left="1800" w:hanging="180"/>
+      </w:pPr>
+    </w:lvl>
+    <w:lvl w:ilvl="3" w:tplc="FFFFFFFF" w:tentative="1">
+      <w:start w:val="1"/>
+      <w:numFmt w:val="decimal"/>
+      <w:lvlText w:val="%4."/>
+      <w:lvlJc w:val="left"/>
+      <w:pPr>
+        <w:ind w:left="2520" w:hanging="360"/>
+      </w:pPr>
+    </w:lvl>
+    <w:lvl w:ilvl="4" w:tplc="FFFFFFFF" w:tentative="1">
+      <w:start w:val="1"/>
+      <w:numFmt w:val="lowerLetter"/>
+      <w:lvlText w:val="%5."/>
+      <w:lvlJc w:val="left"/>
+      <w:pPr>
+        <w:ind w:left="3240" w:hanging="360"/>
+      </w:pPr>
+    </w:lvl>
+    <w:lvl w:ilvl="5" w:tplc="FFFFFFFF" w:tentative="1">
+      <w:start w:val="1"/>
+      <w:numFmt w:val="lowerRoman"/>
+      <w:lvlText w:val="%6."/>
+      <w:lvlJc w:val="right"/>
+      <w:pPr>
+        <w:ind w:left="3960" w:hanging="180"/>
+      </w:pPr>
+    </w:lvl>
+    <w:lvl w:ilvl="6" w:tplc="FFFFFFFF" w:tentative="1">
+      <w:start w:val="1"/>
+      <w:numFmt w:val="decimal"/>
+      <w:lvlText w:val="%7."/>
+      <w:lvlJc w:val="left"/>
+      <w:pPr>
+        <w:ind w:left="4680" w:hanging="360"/>
+      </w:pPr>
+    </w:lvl>
+    <w:lvl w:ilvl="7" w:tplc="FFFFFFFF" w:tentative="1">
+      <w:start w:val="1"/>
+      <w:numFmt w:val="lowerLetter"/>
+      <w:lvlText w:val="%8."/>
+      <w:lvlJc w:val="left"/>
+      <w:pPr>
+        <w:ind w:left="5400" w:hanging="360"/>
+      </w:pPr>
+    </w:lvl>
+    <w:lvl w:ilvl="8" w:tplc="FFFFFFFF" w:tentative="1">
+      <w:start w:val="1"/>
+      <w:numFmt w:val="lowerRoman"/>
+      <w:lvlText w:val="%9."/>
+      <w:lvlJc w:val="right"/>
+      <w:pPr>
+        <w:ind w:left="6120" w:hanging="180"/>
+      </w:pPr>
+    </w:lvl>
+  </w:abstractNum>
+  <w:abstractNum w:abstractNumId="7" w15:restartNumberingAfterBreak="0">
     <w:nsid w:val="06F33DD3"/>
     <w:multiLevelType w:val="hybridMultilevel"/>
     <w:tmpl w:val="F8F8DE1A"/>
@@ -8275,7 +11972,7 @@
       </w:pPr>
     </w:lvl>
   </w:abstractNum>
-  <w:abstractNum w:abstractNumId="7" w15:restartNumberingAfterBreak="0">
+  <w:abstractNum w:abstractNumId="8" w15:restartNumberingAfterBreak="0">
     <w:nsid w:val="07847231"/>
     <w:multiLevelType w:val="hybridMultilevel"/>
     <w:tmpl w:val="E5C45564"/>
@@ -8371,7 +12068,7 @@
       </w:pPr>
     </w:lvl>
   </w:abstractNum>
-  <w:abstractNum w:abstractNumId="8" w15:restartNumberingAfterBreak="0">
+  <w:abstractNum w:abstractNumId="9" w15:restartNumberingAfterBreak="0">
     <w:nsid w:val="079062CD"/>
     <w:multiLevelType w:val="hybridMultilevel"/>
     <w:tmpl w:val="52C26A32"/>
@@ -8465,7 +12162,7 @@
       </w:pPr>
     </w:lvl>
   </w:abstractNum>
-  <w:abstractNum w:abstractNumId="9" w15:restartNumberingAfterBreak="0">
+  <w:abstractNum w:abstractNumId="10" w15:restartNumberingAfterBreak="0">
     <w:nsid w:val="082D5E13"/>
     <w:multiLevelType w:val="hybridMultilevel"/>
     <w:tmpl w:val="73CCFA24"/>
@@ -8559,7 +12256,7 @@
       </w:pPr>
     </w:lvl>
   </w:abstractNum>
-  <w:abstractNum w:abstractNumId="10" w15:restartNumberingAfterBreak="0">
+  <w:abstractNum w:abstractNumId="11" w15:restartNumberingAfterBreak="0">
     <w:nsid w:val="08585935"/>
     <w:multiLevelType w:val="hybridMultilevel"/>
     <w:tmpl w:val="1FB4A74C"/>
@@ -8653,7 +12350,7 @@
       </w:pPr>
     </w:lvl>
   </w:abstractNum>
-  <w:abstractNum w:abstractNumId="11" w15:restartNumberingAfterBreak="0">
+  <w:abstractNum w:abstractNumId="12" w15:restartNumberingAfterBreak="0">
     <w:nsid w:val="0A807408"/>
     <w:multiLevelType w:val="hybridMultilevel"/>
     <w:tmpl w:val="51F476FC"/>
@@ -8744,7 +12441,7 @@
       </w:pPr>
     </w:lvl>
   </w:abstractNum>
-  <w:abstractNum w:abstractNumId="12" w15:restartNumberingAfterBreak="0">
+  <w:abstractNum w:abstractNumId="13" w15:restartNumberingAfterBreak="0">
     <w:nsid w:val="0A935AD7"/>
     <w:multiLevelType w:val="hybridMultilevel"/>
     <w:tmpl w:val="88442CCE"/>
@@ -8835,7 +12532,7 @@
       </w:pPr>
     </w:lvl>
   </w:abstractNum>
-  <w:abstractNum w:abstractNumId="13" w15:restartNumberingAfterBreak="0">
+  <w:abstractNum w:abstractNumId="14" w15:restartNumberingAfterBreak="0">
     <w:nsid w:val="0B46243F"/>
     <w:multiLevelType w:val="hybridMultilevel"/>
     <w:tmpl w:val="965812E6"/>
@@ -8928,7 +12625,7 @@
       </w:pPr>
     </w:lvl>
   </w:abstractNum>
-  <w:abstractNum w:abstractNumId="14" w15:restartNumberingAfterBreak="0">
+  <w:abstractNum w:abstractNumId="15" w15:restartNumberingAfterBreak="0">
     <w:nsid w:val="0DBE7477"/>
     <w:multiLevelType w:val="hybridMultilevel"/>
     <w:tmpl w:val="B3CAB948"/>
@@ -9019,7 +12716,7 @@
       </w:pPr>
     </w:lvl>
   </w:abstractNum>
-  <w:abstractNum w:abstractNumId="15" w15:restartNumberingAfterBreak="0">
+  <w:abstractNum w:abstractNumId="16" w15:restartNumberingAfterBreak="0">
     <w:nsid w:val="0F253280"/>
     <w:multiLevelType w:val="hybridMultilevel"/>
     <w:tmpl w:val="CA825B1C"/>
@@ -9110,7 +12807,7 @@
       </w:pPr>
     </w:lvl>
   </w:abstractNum>
-  <w:abstractNum w:abstractNumId="16" w15:restartNumberingAfterBreak="0">
+  <w:abstractNum w:abstractNumId="17" w15:restartNumberingAfterBreak="0">
     <w:nsid w:val="0F253B03"/>
     <w:multiLevelType w:val="hybridMultilevel"/>
     <w:tmpl w:val="23720FA2"/>
@@ -9201,7 +12898,7 @@
       </w:pPr>
     </w:lvl>
   </w:abstractNum>
-  <w:abstractNum w:abstractNumId="17" w15:restartNumberingAfterBreak="0">
+  <w:abstractNum w:abstractNumId="18" w15:restartNumberingAfterBreak="0">
     <w:nsid w:val="107058D9"/>
     <w:multiLevelType w:val="hybridMultilevel"/>
     <w:tmpl w:val="9CF4B21C"/>
@@ -9293,7 +12990,7 @@
       </w:pPr>
     </w:lvl>
   </w:abstractNum>
-  <w:abstractNum w:abstractNumId="18" w15:restartNumberingAfterBreak="0">
+  <w:abstractNum w:abstractNumId="19" w15:restartNumberingAfterBreak="0">
     <w:nsid w:val="13FD0469"/>
     <w:multiLevelType w:val="hybridMultilevel"/>
     <w:tmpl w:val="CA825B1C"/>
@@ -9384,7 +13081,7 @@
       </w:pPr>
     </w:lvl>
   </w:abstractNum>
-  <w:abstractNum w:abstractNumId="19" w15:restartNumberingAfterBreak="0">
+  <w:abstractNum w:abstractNumId="20" w15:restartNumberingAfterBreak="0">
     <w:nsid w:val="14F362EA"/>
     <w:multiLevelType w:val="hybridMultilevel"/>
     <w:tmpl w:val="B7E6ABF4"/>
@@ -9502,7 +13199,7 @@
       </w:rPr>
     </w:lvl>
   </w:abstractNum>
-  <w:abstractNum w:abstractNumId="20" w15:restartNumberingAfterBreak="0">
+  <w:abstractNum w:abstractNumId="21" w15:restartNumberingAfterBreak="0">
     <w:nsid w:val="15173ADC"/>
     <w:multiLevelType w:val="hybridMultilevel"/>
     <w:tmpl w:val="6DCCA122"/>
@@ -9597,7 +13294,7 @@
       </w:pPr>
     </w:lvl>
   </w:abstractNum>
-  <w:abstractNum w:abstractNumId="21" w15:restartNumberingAfterBreak="0">
+  <w:abstractNum w:abstractNumId="22" w15:restartNumberingAfterBreak="0">
     <w:nsid w:val="15B6256B"/>
     <w:multiLevelType w:val="hybridMultilevel"/>
     <w:tmpl w:val="85C2CC78"/>
@@ -9689,7 +13386,7 @@
       </w:pPr>
     </w:lvl>
   </w:abstractNum>
-  <w:abstractNum w:abstractNumId="22" w15:restartNumberingAfterBreak="0">
+  <w:abstractNum w:abstractNumId="23" w15:restartNumberingAfterBreak="0">
     <w:nsid w:val="15BF05CE"/>
     <w:multiLevelType w:val="hybridMultilevel"/>
     <w:tmpl w:val="7FF2D3AA"/>
@@ -9782,7 +13479,7 @@
       </w:pPr>
     </w:lvl>
   </w:abstractNum>
-  <w:abstractNum w:abstractNumId="23" w15:restartNumberingAfterBreak="0">
+  <w:abstractNum w:abstractNumId="24" w15:restartNumberingAfterBreak="0">
     <w:nsid w:val="1718282A"/>
     <w:multiLevelType w:val="hybridMultilevel"/>
     <w:tmpl w:val="066CCB18"/>
@@ -9873,7 +13570,7 @@
       </w:pPr>
     </w:lvl>
   </w:abstractNum>
-  <w:abstractNum w:abstractNumId="24" w15:restartNumberingAfterBreak="0">
+  <w:abstractNum w:abstractNumId="25" w15:restartNumberingAfterBreak="0">
     <w:nsid w:val="17303AA8"/>
     <w:multiLevelType w:val="hybridMultilevel"/>
     <w:tmpl w:val="6128959E"/>
@@ -9964,7 +13661,7 @@
       </w:pPr>
     </w:lvl>
   </w:abstractNum>
-  <w:abstractNum w:abstractNumId="25" w15:restartNumberingAfterBreak="0">
+  <w:abstractNum w:abstractNumId="26" w15:restartNumberingAfterBreak="0">
     <w:nsid w:val="192B4DEA"/>
     <w:multiLevelType w:val="hybridMultilevel"/>
     <w:tmpl w:val="4DD8E3B8"/>
@@ -10083,7 +13780,7 @@
       </w:rPr>
     </w:lvl>
   </w:abstractNum>
-  <w:abstractNum w:abstractNumId="26" w15:restartNumberingAfterBreak="0">
+  <w:abstractNum w:abstractNumId="27" w15:restartNumberingAfterBreak="0">
     <w:nsid w:val="19383204"/>
     <w:multiLevelType w:val="hybridMultilevel"/>
     <w:tmpl w:val="EB328484"/>
@@ -10196,7 +13893,7 @@
       </w:rPr>
     </w:lvl>
   </w:abstractNum>
-  <w:abstractNum w:abstractNumId="27" w15:restartNumberingAfterBreak="0">
+  <w:abstractNum w:abstractNumId="28" w15:restartNumberingAfterBreak="0">
     <w:nsid w:val="1A2A64CC"/>
     <w:multiLevelType w:val="hybridMultilevel"/>
     <w:tmpl w:val="5DC84202"/>
@@ -10285,7 +13982,7 @@
       </w:pPr>
     </w:lvl>
   </w:abstractNum>
-  <w:abstractNum w:abstractNumId="28" w15:restartNumberingAfterBreak="0">
+  <w:abstractNum w:abstractNumId="29" w15:restartNumberingAfterBreak="0">
     <w:nsid w:val="1BD2702A"/>
     <w:multiLevelType w:val="hybridMultilevel"/>
     <w:tmpl w:val="A9FCC7C2"/>
@@ -10376,7 +14073,7 @@
       </w:pPr>
     </w:lvl>
   </w:abstractNum>
-  <w:abstractNum w:abstractNumId="29" w15:restartNumberingAfterBreak="0">
+  <w:abstractNum w:abstractNumId="30" w15:restartNumberingAfterBreak="0">
     <w:nsid w:val="1CA8048E"/>
     <w:multiLevelType w:val="hybridMultilevel"/>
     <w:tmpl w:val="9F4217A4"/>
@@ -10494,7 +14191,7 @@
       </w:rPr>
     </w:lvl>
   </w:abstractNum>
-  <w:abstractNum w:abstractNumId="30" w15:restartNumberingAfterBreak="0">
+  <w:abstractNum w:abstractNumId="31" w15:restartNumberingAfterBreak="0">
     <w:nsid w:val="1D876B04"/>
     <w:multiLevelType w:val="hybridMultilevel"/>
     <w:tmpl w:val="9A425B48"/>
@@ -10585,7 +14282,7 @@
       </w:pPr>
     </w:lvl>
   </w:abstractNum>
-  <w:abstractNum w:abstractNumId="31" w15:restartNumberingAfterBreak="0">
+  <w:abstractNum w:abstractNumId="32" w15:restartNumberingAfterBreak="0">
     <w:nsid w:val="1E026F51"/>
     <w:multiLevelType w:val="hybridMultilevel"/>
     <w:tmpl w:val="922298F8"/>
@@ -10676,7 +14373,7 @@
       </w:pPr>
     </w:lvl>
   </w:abstractNum>
-  <w:abstractNum w:abstractNumId="32" w15:restartNumberingAfterBreak="0">
+  <w:abstractNum w:abstractNumId="33" w15:restartNumberingAfterBreak="0">
     <w:nsid w:val="1E2237A8"/>
     <w:multiLevelType w:val="hybridMultilevel"/>
     <w:tmpl w:val="CFEC431A"/>
@@ -10793,7 +14490,7 @@
       </w:rPr>
     </w:lvl>
   </w:abstractNum>
-  <w:abstractNum w:abstractNumId="33" w15:restartNumberingAfterBreak="0">
+  <w:abstractNum w:abstractNumId="34" w15:restartNumberingAfterBreak="0">
     <w:nsid w:val="1E404772"/>
     <w:multiLevelType w:val="hybridMultilevel"/>
     <w:tmpl w:val="39DE81CC"/>
@@ -10884,7 +14581,7 @@
       </w:pPr>
     </w:lvl>
   </w:abstractNum>
-  <w:abstractNum w:abstractNumId="34" w15:restartNumberingAfterBreak="0">
+  <w:abstractNum w:abstractNumId="35" w15:restartNumberingAfterBreak="0">
     <w:nsid w:val="212E1A90"/>
     <w:multiLevelType w:val="hybridMultilevel"/>
     <w:tmpl w:val="8EA8656A"/>
@@ -10978,7 +14675,7 @@
       </w:pPr>
     </w:lvl>
   </w:abstractNum>
-  <w:abstractNum w:abstractNumId="35" w15:restartNumberingAfterBreak="0">
+  <w:abstractNum w:abstractNumId="36" w15:restartNumberingAfterBreak="0">
     <w:nsid w:val="21C24AEF"/>
     <w:multiLevelType w:val="hybridMultilevel"/>
     <w:tmpl w:val="BB203BFA"/>
@@ -11069,7 +14766,7 @@
       </w:pPr>
     </w:lvl>
   </w:abstractNum>
-  <w:abstractNum w:abstractNumId="36" w15:restartNumberingAfterBreak="0">
+  <w:abstractNum w:abstractNumId="37" w15:restartNumberingAfterBreak="0">
     <w:nsid w:val="21DF1F0B"/>
     <w:multiLevelType w:val="hybridMultilevel"/>
     <w:tmpl w:val="605AD1EC"/>
@@ -11161,7 +14858,7 @@
       </w:pPr>
     </w:lvl>
   </w:abstractNum>
-  <w:abstractNum w:abstractNumId="37" w15:restartNumberingAfterBreak="0">
+  <w:abstractNum w:abstractNumId="38" w15:restartNumberingAfterBreak="0">
     <w:nsid w:val="23B63209"/>
     <w:multiLevelType w:val="hybridMultilevel"/>
     <w:tmpl w:val="1EA60608"/>
@@ -11251,7 +14948,7 @@
       </w:pPr>
     </w:lvl>
   </w:abstractNum>
-  <w:abstractNum w:abstractNumId="38" w15:restartNumberingAfterBreak="0">
+  <w:abstractNum w:abstractNumId="39" w15:restartNumberingAfterBreak="0">
     <w:nsid w:val="25277E32"/>
     <w:multiLevelType w:val="hybridMultilevel"/>
     <w:tmpl w:val="637879F0"/>
@@ -11364,7 +15061,7 @@
       </w:rPr>
     </w:lvl>
   </w:abstractNum>
-  <w:abstractNum w:abstractNumId="39" w15:restartNumberingAfterBreak="0">
+  <w:abstractNum w:abstractNumId="40" w15:restartNumberingAfterBreak="0">
     <w:nsid w:val="25E33AF9"/>
     <w:multiLevelType w:val="hybridMultilevel"/>
     <w:tmpl w:val="B24CA950"/>
@@ -11457,7 +15154,7 @@
       </w:pPr>
     </w:lvl>
   </w:abstractNum>
-  <w:abstractNum w:abstractNumId="40" w15:restartNumberingAfterBreak="0">
+  <w:abstractNum w:abstractNumId="41" w15:restartNumberingAfterBreak="0">
     <w:nsid w:val="27841FC0"/>
     <w:multiLevelType w:val="hybridMultilevel"/>
     <w:tmpl w:val="7758F8FE"/>
@@ -11551,7 +15248,7 @@
       </w:pPr>
     </w:lvl>
   </w:abstractNum>
-  <w:abstractNum w:abstractNumId="41" w15:restartNumberingAfterBreak="0">
+  <w:abstractNum w:abstractNumId="42" w15:restartNumberingAfterBreak="0">
     <w:nsid w:val="28CF4A22"/>
     <w:multiLevelType w:val="hybridMultilevel"/>
     <w:tmpl w:val="742649A0"/>
@@ -11642,7 +15339,7 @@
       </w:pPr>
     </w:lvl>
   </w:abstractNum>
-  <w:abstractNum w:abstractNumId="42" w15:restartNumberingAfterBreak="0">
+  <w:abstractNum w:abstractNumId="43" w15:restartNumberingAfterBreak="0">
     <w:nsid w:val="294C7B15"/>
     <w:multiLevelType w:val="hybridMultilevel"/>
     <w:tmpl w:val="3870A6A6"/>
@@ -11734,7 +15431,7 @@
       </w:pPr>
     </w:lvl>
   </w:abstractNum>
-  <w:abstractNum w:abstractNumId="43" w15:restartNumberingAfterBreak="0">
+  <w:abstractNum w:abstractNumId="44" w15:restartNumberingAfterBreak="0">
     <w:nsid w:val="2996195B"/>
     <w:multiLevelType w:val="hybridMultilevel"/>
     <w:tmpl w:val="DAB263E0"/>
@@ -11825,7 +15522,7 @@
       </w:pPr>
     </w:lvl>
   </w:abstractNum>
-  <w:abstractNum w:abstractNumId="44" w15:restartNumberingAfterBreak="0">
+  <w:abstractNum w:abstractNumId="45" w15:restartNumberingAfterBreak="0">
     <w:nsid w:val="29F6737C"/>
     <w:multiLevelType w:val="hybridMultilevel"/>
     <w:tmpl w:val="4AFC3BC4"/>
@@ -11938,7 +15635,7 @@
       </w:rPr>
     </w:lvl>
   </w:abstractNum>
-  <w:abstractNum w:abstractNumId="45" w15:restartNumberingAfterBreak="0">
+  <w:abstractNum w:abstractNumId="46" w15:restartNumberingAfterBreak="0">
     <w:nsid w:val="2DEE3994"/>
     <w:multiLevelType w:val="hybridMultilevel"/>
     <w:tmpl w:val="58E27346"/>
@@ -12029,7 +15726,98 @@
       </w:pPr>
     </w:lvl>
   </w:abstractNum>
-  <w:abstractNum w:abstractNumId="46" w15:restartNumberingAfterBreak="0">
+  <w:abstractNum w:abstractNumId="47" w15:restartNumberingAfterBreak="0">
+    <w:nsid w:val="2F0E685D"/>
+    <w:multiLevelType w:val="hybridMultilevel"/>
+    <w:tmpl w:val="09DA465E"/>
+    <w:lvl w:ilvl="0" w:tplc="5BD46172">
+      <w:start w:val="1"/>
+      <w:numFmt w:val="upperLetter"/>
+      <w:lvlText w:val="%1:"/>
+      <w:lvlJc w:val="left"/>
+      <w:pPr>
+        <w:ind w:left="360" w:hanging="360"/>
+      </w:pPr>
+      <w:rPr>
+        <w:rFonts w:hint="default"/>
+        <w:b/>
+        <w:bCs/>
+      </w:rPr>
+    </w:lvl>
+    <w:lvl w:ilvl="1" w:tplc="04090019" w:tentative="1">
+      <w:start w:val="1"/>
+      <w:numFmt w:val="lowerLetter"/>
+      <w:lvlText w:val="%2."/>
+      <w:lvlJc w:val="left"/>
+      <w:pPr>
+        <w:ind w:left="1080" w:hanging="360"/>
+      </w:pPr>
+    </w:lvl>
+    <w:lvl w:ilvl="2" w:tplc="0409001B" w:tentative="1">
+      <w:start w:val="1"/>
+      <w:numFmt w:val="lowerRoman"/>
+      <w:lvlText w:val="%3."/>
+      <w:lvlJc w:val="right"/>
+      <w:pPr>
+        <w:ind w:left="1800" w:hanging="180"/>
+      </w:pPr>
+    </w:lvl>
+    <w:lvl w:ilvl="3" w:tplc="0409000F" w:tentative="1">
+      <w:start w:val="1"/>
+      <w:numFmt w:val="decimal"/>
+      <w:lvlText w:val="%4."/>
+      <w:lvlJc w:val="left"/>
+      <w:pPr>
+        <w:ind w:left="2520" w:hanging="360"/>
+      </w:pPr>
+    </w:lvl>
+    <w:lvl w:ilvl="4" w:tplc="04090019" w:tentative="1">
+      <w:start w:val="1"/>
+      <w:numFmt w:val="lowerLetter"/>
+      <w:lvlText w:val="%5."/>
+      <w:lvlJc w:val="left"/>
+      <w:pPr>
+        <w:ind w:left="3240" w:hanging="360"/>
+      </w:pPr>
+    </w:lvl>
+    <w:lvl w:ilvl="5" w:tplc="0409001B" w:tentative="1">
+      <w:start w:val="1"/>
+      <w:numFmt w:val="lowerRoman"/>
+      <w:lvlText w:val="%6."/>
+      <w:lvlJc w:val="right"/>
+      <w:pPr>
+        <w:ind w:left="3960" w:hanging="180"/>
+      </w:pPr>
+    </w:lvl>
+    <w:lvl w:ilvl="6" w:tplc="0409000F" w:tentative="1">
+      <w:start w:val="1"/>
+      <w:numFmt w:val="decimal"/>
+      <w:lvlText w:val="%7."/>
+      <w:lvlJc w:val="left"/>
+      <w:pPr>
+        <w:ind w:left="4680" w:hanging="360"/>
+      </w:pPr>
+    </w:lvl>
+    <w:lvl w:ilvl="7" w:tplc="04090019" w:tentative="1">
+      <w:start w:val="1"/>
+      <w:numFmt w:val="lowerLetter"/>
+      <w:lvlText w:val="%8."/>
+      <w:lvlJc w:val="left"/>
+      <w:pPr>
+        <w:ind w:left="5400" w:hanging="360"/>
+      </w:pPr>
+    </w:lvl>
+    <w:lvl w:ilvl="8" w:tplc="0409001B" w:tentative="1">
+      <w:start w:val="1"/>
+      <w:numFmt w:val="lowerRoman"/>
+      <w:lvlText w:val="%9."/>
+      <w:lvlJc w:val="right"/>
+      <w:pPr>
+        <w:ind w:left="6120" w:hanging="180"/>
+      </w:pPr>
+    </w:lvl>
+  </w:abstractNum>
+  <w:abstractNum w:abstractNumId="48" w15:restartNumberingAfterBreak="0">
     <w:nsid w:val="2F935A29"/>
     <w:multiLevelType w:val="hybridMultilevel"/>
     <w:tmpl w:val="5F48D92E"/>
@@ -12120,7 +15908,7 @@
       </w:pPr>
     </w:lvl>
   </w:abstractNum>
-  <w:abstractNum w:abstractNumId="47" w15:restartNumberingAfterBreak="0">
+  <w:abstractNum w:abstractNumId="49" w15:restartNumberingAfterBreak="0">
     <w:nsid w:val="2F9F16F3"/>
     <w:multiLevelType w:val="hybridMultilevel"/>
     <w:tmpl w:val="577A5E62"/>
@@ -12212,7 +16000,7 @@
       </w:pPr>
     </w:lvl>
   </w:abstractNum>
-  <w:abstractNum w:abstractNumId="48" w15:restartNumberingAfterBreak="0">
+  <w:abstractNum w:abstractNumId="50" w15:restartNumberingAfterBreak="0">
     <w:nsid w:val="2FFE68AA"/>
     <w:multiLevelType w:val="hybridMultilevel"/>
     <w:tmpl w:val="FF421BAA"/>
@@ -12303,7 +16091,7 @@
       </w:pPr>
     </w:lvl>
   </w:abstractNum>
-  <w:abstractNum w:abstractNumId="49" w15:restartNumberingAfterBreak="0">
+  <w:abstractNum w:abstractNumId="51" w15:restartNumberingAfterBreak="0">
     <w:nsid w:val="31C630C9"/>
     <w:multiLevelType w:val="hybridMultilevel"/>
     <w:tmpl w:val="98EAB4E8"/>
@@ -12397,7 +16185,7 @@
       </w:pPr>
     </w:lvl>
   </w:abstractNum>
-  <w:abstractNum w:abstractNumId="50" w15:restartNumberingAfterBreak="0">
+  <w:abstractNum w:abstractNumId="52" w15:restartNumberingAfterBreak="0">
     <w:nsid w:val="33382C96"/>
     <w:multiLevelType w:val="hybridMultilevel"/>
     <w:tmpl w:val="76C62D46"/>
@@ -12491,7 +16279,7 @@
       </w:pPr>
     </w:lvl>
   </w:abstractNum>
-  <w:abstractNum w:abstractNumId="51" w15:restartNumberingAfterBreak="0">
+  <w:abstractNum w:abstractNumId="53" w15:restartNumberingAfterBreak="0">
     <w:nsid w:val="33847FE5"/>
     <w:multiLevelType w:val="hybridMultilevel"/>
     <w:tmpl w:val="232A4EFE"/>
@@ -12585,7 +16373,7 @@
       </w:pPr>
     </w:lvl>
   </w:abstractNum>
-  <w:abstractNum w:abstractNumId="52" w15:restartNumberingAfterBreak="0">
+  <w:abstractNum w:abstractNumId="54" w15:restartNumberingAfterBreak="0">
     <w:nsid w:val="3455548F"/>
     <w:multiLevelType w:val="hybridMultilevel"/>
     <w:tmpl w:val="D812DF1C"/>
@@ -12703,7 +16491,7 @@
       </w:rPr>
     </w:lvl>
   </w:abstractNum>
-  <w:abstractNum w:abstractNumId="53" w15:restartNumberingAfterBreak="0">
+  <w:abstractNum w:abstractNumId="55" w15:restartNumberingAfterBreak="0">
     <w:nsid w:val="350D7BEE"/>
     <w:multiLevelType w:val="hybridMultilevel"/>
     <w:tmpl w:val="5FBE5398"/>
@@ -12816,7 +16604,7 @@
       </w:rPr>
     </w:lvl>
   </w:abstractNum>
-  <w:abstractNum w:abstractNumId="54" w15:restartNumberingAfterBreak="0">
+  <w:abstractNum w:abstractNumId="56" w15:restartNumberingAfterBreak="0">
     <w:nsid w:val="359C6950"/>
     <w:multiLevelType w:val="hybridMultilevel"/>
     <w:tmpl w:val="FC20E082"/>
@@ -12907,7 +16695,7 @@
       </w:pPr>
     </w:lvl>
   </w:abstractNum>
-  <w:abstractNum w:abstractNumId="55" w15:restartNumberingAfterBreak="0">
+  <w:abstractNum w:abstractNumId="57" w15:restartNumberingAfterBreak="0">
     <w:nsid w:val="382D6314"/>
     <w:multiLevelType w:val="hybridMultilevel"/>
     <w:tmpl w:val="96C46D64"/>
@@ -13025,7 +16813,7 @@
       </w:rPr>
     </w:lvl>
   </w:abstractNum>
-  <w:abstractNum w:abstractNumId="56" w15:restartNumberingAfterBreak="0">
+  <w:abstractNum w:abstractNumId="58" w15:restartNumberingAfterBreak="0">
     <w:nsid w:val="38670043"/>
     <w:multiLevelType w:val="hybridMultilevel"/>
     <w:tmpl w:val="4E5EBE50"/>
@@ -13117,7 +16905,7 @@
       </w:pPr>
     </w:lvl>
   </w:abstractNum>
-  <w:abstractNum w:abstractNumId="57" w15:restartNumberingAfterBreak="0">
+  <w:abstractNum w:abstractNumId="59" w15:restartNumberingAfterBreak="0">
     <w:nsid w:val="3A870E90"/>
     <w:multiLevelType w:val="hybridMultilevel"/>
     <w:tmpl w:val="D06EC3EE"/>
@@ -13208,7 +16996,7 @@
       </w:pPr>
     </w:lvl>
   </w:abstractNum>
-  <w:abstractNum w:abstractNumId="58" w15:restartNumberingAfterBreak="0">
+  <w:abstractNum w:abstractNumId="60" w15:restartNumberingAfterBreak="0">
     <w:nsid w:val="3B794565"/>
     <w:multiLevelType w:val="hybridMultilevel"/>
     <w:tmpl w:val="5DBC81F2"/>
@@ -13301,7 +17089,7 @@
       </w:pPr>
     </w:lvl>
   </w:abstractNum>
-  <w:abstractNum w:abstractNumId="59" w15:restartNumberingAfterBreak="0">
+  <w:abstractNum w:abstractNumId="61" w15:restartNumberingAfterBreak="0">
     <w:nsid w:val="3DBC1354"/>
     <w:multiLevelType w:val="hybridMultilevel"/>
     <w:tmpl w:val="71FEA8F6"/>
@@ -13392,7 +17180,7 @@
       </w:pPr>
     </w:lvl>
   </w:abstractNum>
-  <w:abstractNum w:abstractNumId="60" w15:restartNumberingAfterBreak="0">
+  <w:abstractNum w:abstractNumId="62" w15:restartNumberingAfterBreak="0">
     <w:nsid w:val="3E6B47CB"/>
     <w:multiLevelType w:val="hybridMultilevel"/>
     <w:tmpl w:val="05D6330E"/>
@@ -13505,7 +17293,7 @@
       </w:rPr>
     </w:lvl>
   </w:abstractNum>
-  <w:abstractNum w:abstractNumId="61" w15:restartNumberingAfterBreak="0">
+  <w:abstractNum w:abstractNumId="63" w15:restartNumberingAfterBreak="0">
     <w:nsid w:val="3E7D742C"/>
     <w:multiLevelType w:val="hybridMultilevel"/>
     <w:tmpl w:val="FF2A8D9C"/>
@@ -13596,7 +17384,7 @@
       </w:pPr>
     </w:lvl>
   </w:abstractNum>
-  <w:abstractNum w:abstractNumId="62" w15:restartNumberingAfterBreak="0">
+  <w:abstractNum w:abstractNumId="64" w15:restartNumberingAfterBreak="0">
     <w:nsid w:val="3EF03500"/>
     <w:multiLevelType w:val="hybridMultilevel"/>
     <w:tmpl w:val="F1F85B18"/>
@@ -13687,7 +17475,7 @@
       </w:pPr>
     </w:lvl>
   </w:abstractNum>
-  <w:abstractNum w:abstractNumId="63" w15:restartNumberingAfterBreak="0">
+  <w:abstractNum w:abstractNumId="65" w15:restartNumberingAfterBreak="0">
     <w:nsid w:val="3F752E0E"/>
     <w:multiLevelType w:val="hybridMultilevel"/>
     <w:tmpl w:val="492A3D8A"/>
@@ -13778,7 +17566,7 @@
       </w:pPr>
     </w:lvl>
   </w:abstractNum>
-  <w:abstractNum w:abstractNumId="64" w15:restartNumberingAfterBreak="0">
+  <w:abstractNum w:abstractNumId="66" w15:restartNumberingAfterBreak="0">
     <w:nsid w:val="3FEF7BD4"/>
     <w:multiLevelType w:val="hybridMultilevel"/>
     <w:tmpl w:val="9D4CE5B0"/>
@@ -13869,7 +17657,7 @@
       </w:pPr>
     </w:lvl>
   </w:abstractNum>
-  <w:abstractNum w:abstractNumId="65" w15:restartNumberingAfterBreak="0">
+  <w:abstractNum w:abstractNumId="67" w15:restartNumberingAfterBreak="0">
     <w:nsid w:val="40B47BE6"/>
     <w:multiLevelType w:val="hybridMultilevel"/>
     <w:tmpl w:val="12A20F3A"/>
@@ -13960,7 +17748,7 @@
       </w:pPr>
     </w:lvl>
   </w:abstractNum>
-  <w:abstractNum w:abstractNumId="66" w15:restartNumberingAfterBreak="0">
+  <w:abstractNum w:abstractNumId="68" w15:restartNumberingAfterBreak="0">
     <w:nsid w:val="40F1140A"/>
     <w:multiLevelType w:val="hybridMultilevel"/>
     <w:tmpl w:val="C0FE6058"/>
@@ -14051,7 +17839,7 @@
       </w:pPr>
     </w:lvl>
   </w:abstractNum>
-  <w:abstractNum w:abstractNumId="67" w15:restartNumberingAfterBreak="0">
+  <w:abstractNum w:abstractNumId="69" w15:restartNumberingAfterBreak="0">
     <w:nsid w:val="40F255BD"/>
     <w:multiLevelType w:val="hybridMultilevel"/>
     <w:tmpl w:val="EE967D54"/>
@@ -14142,7 +17930,7 @@
       </w:pPr>
     </w:lvl>
   </w:abstractNum>
-  <w:abstractNum w:abstractNumId="68" w15:restartNumberingAfterBreak="0">
+  <w:abstractNum w:abstractNumId="70" w15:restartNumberingAfterBreak="0">
     <w:nsid w:val="41410D4F"/>
     <w:multiLevelType w:val="hybridMultilevel"/>
     <w:tmpl w:val="8AD22D80"/>
@@ -14233,7 +18021,7 @@
       </w:pPr>
     </w:lvl>
   </w:abstractNum>
-  <w:abstractNum w:abstractNumId="69" w15:restartNumberingAfterBreak="0">
+  <w:abstractNum w:abstractNumId="71" w15:restartNumberingAfterBreak="0">
     <w:nsid w:val="41633659"/>
     <w:multiLevelType w:val="hybridMultilevel"/>
     <w:tmpl w:val="6A141890"/>
@@ -14346,7 +18134,7 @@
       </w:rPr>
     </w:lvl>
   </w:abstractNum>
-  <w:abstractNum w:abstractNumId="70" w15:restartNumberingAfterBreak="0">
+  <w:abstractNum w:abstractNumId="72" w15:restartNumberingAfterBreak="0">
     <w:nsid w:val="41D84265"/>
     <w:multiLevelType w:val="hybridMultilevel"/>
     <w:tmpl w:val="ABECF5DE"/>
@@ -14437,7 +18225,7 @@
       </w:pPr>
     </w:lvl>
   </w:abstractNum>
-  <w:abstractNum w:abstractNumId="71" w15:restartNumberingAfterBreak="0">
+  <w:abstractNum w:abstractNumId="73" w15:restartNumberingAfterBreak="0">
     <w:nsid w:val="43E866AD"/>
     <w:multiLevelType w:val="hybridMultilevel"/>
     <w:tmpl w:val="81BA404A"/>
@@ -14528,7 +18316,7 @@
       </w:pPr>
     </w:lvl>
   </w:abstractNum>
-  <w:abstractNum w:abstractNumId="72" w15:restartNumberingAfterBreak="0">
+  <w:abstractNum w:abstractNumId="74" w15:restartNumberingAfterBreak="0">
     <w:nsid w:val="444E377A"/>
     <w:multiLevelType w:val="hybridMultilevel"/>
     <w:tmpl w:val="1AAEF948"/>
@@ -14619,7 +18407,7 @@
       </w:pPr>
     </w:lvl>
   </w:abstractNum>
-  <w:abstractNum w:abstractNumId="73" w15:restartNumberingAfterBreak="0">
+  <w:abstractNum w:abstractNumId="75" w15:restartNumberingAfterBreak="0">
     <w:nsid w:val="44A11637"/>
     <w:multiLevelType w:val="hybridMultilevel"/>
     <w:tmpl w:val="CA90A0CA"/>
@@ -14710,7 +18498,7 @@
       </w:pPr>
     </w:lvl>
   </w:abstractNum>
-  <w:abstractNum w:abstractNumId="74" w15:restartNumberingAfterBreak="0">
+  <w:abstractNum w:abstractNumId="76" w15:restartNumberingAfterBreak="0">
     <w:nsid w:val="453F3A0D"/>
     <w:multiLevelType w:val="hybridMultilevel"/>
     <w:tmpl w:val="62FCCB12"/>
@@ -14804,7 +18592,7 @@
       </w:pPr>
     </w:lvl>
   </w:abstractNum>
-  <w:abstractNum w:abstractNumId="75" w15:restartNumberingAfterBreak="0">
+  <w:abstractNum w:abstractNumId="77" w15:restartNumberingAfterBreak="0">
     <w:nsid w:val="45592504"/>
     <w:multiLevelType w:val="hybridMultilevel"/>
     <w:tmpl w:val="8380552A"/>
@@ -14895,7 +18683,7 @@
       </w:pPr>
     </w:lvl>
   </w:abstractNum>
-  <w:abstractNum w:abstractNumId="76" w15:restartNumberingAfterBreak="0">
+  <w:abstractNum w:abstractNumId="78" w15:restartNumberingAfterBreak="0">
     <w:nsid w:val="45EA760B"/>
     <w:multiLevelType w:val="hybridMultilevel"/>
     <w:tmpl w:val="B3BCAE30"/>
@@ -14986,11 +18774,11 @@
       </w:pPr>
     </w:lvl>
   </w:abstractNum>
-  <w:abstractNum w:abstractNumId="77" w15:restartNumberingAfterBreak="0">
+  <w:abstractNum w:abstractNumId="79" w15:restartNumberingAfterBreak="0">
     <w:nsid w:val="493E0CCB"/>
     <w:multiLevelType w:val="hybridMultilevel"/>
-    <w:tmpl w:val="836AD976"/>
-    <w:lvl w:ilvl="0" w:tplc="1B26E85E">
+    <w:tmpl w:val="DE1A3DA8"/>
+    <w:lvl w:ilvl="0" w:tplc="D3C6E634">
       <w:start w:val="1"/>
       <w:numFmt w:val="bullet"/>
       <w:lvlText w:val=""/>
@@ -15000,6 +18788,7 @@
       </w:pPr>
       <w:rPr>
         <w:rFonts w:ascii="Symbol" w:hAnsi="Symbol" w:hint="default"/>
+        <w:color w:val="000000" w:themeColor="text1"/>
         <w:sz w:val="23"/>
         <w:szCs w:val="23"/>
       </w:rPr>
@@ -15101,7 +18890,7 @@
       </w:rPr>
     </w:lvl>
   </w:abstractNum>
-  <w:abstractNum w:abstractNumId="78" w15:restartNumberingAfterBreak="0">
+  <w:abstractNum w:abstractNumId="80" w15:restartNumberingAfterBreak="0">
     <w:nsid w:val="49CA10C3"/>
     <w:multiLevelType w:val="hybridMultilevel"/>
     <w:tmpl w:val="715074FA"/>
@@ -15193,7 +18982,7 @@
       </w:pPr>
     </w:lvl>
   </w:abstractNum>
-  <w:abstractNum w:abstractNumId="79" w15:restartNumberingAfterBreak="0">
+  <w:abstractNum w:abstractNumId="81" w15:restartNumberingAfterBreak="0">
     <w:nsid w:val="4A2A784D"/>
     <w:multiLevelType w:val="hybridMultilevel"/>
     <w:tmpl w:val="D04A441C"/>
@@ -15285,7 +19074,98 @@
       </w:pPr>
     </w:lvl>
   </w:abstractNum>
-  <w:abstractNum w:abstractNumId="80" w15:restartNumberingAfterBreak="0">
+  <w:abstractNum w:abstractNumId="82" w15:restartNumberingAfterBreak="0">
+    <w:nsid w:val="4A62576A"/>
+    <w:multiLevelType w:val="hybridMultilevel"/>
+    <w:tmpl w:val="B096158E"/>
+    <w:lvl w:ilvl="0" w:tplc="72A80D18">
+      <w:start w:val="1"/>
+      <w:numFmt w:val="decimal"/>
+      <w:lvlText w:val="%1:"/>
+      <w:lvlJc w:val="left"/>
+      <w:pPr>
+        <w:ind w:left="360" w:hanging="360"/>
+      </w:pPr>
+      <w:rPr>
+        <w:rFonts w:ascii="Source Sans 3 Bold" w:hAnsi="Source Sans 3 Bold" w:cstheme="minorBidi" w:hint="default"/>
+        <w:b/>
+        <w:bCs/>
+      </w:rPr>
+    </w:lvl>
+    <w:lvl w:ilvl="1" w:tplc="04090019" w:tentative="1">
+      <w:start w:val="1"/>
+      <w:numFmt w:val="lowerLetter"/>
+      <w:lvlText w:val="%2."/>
+      <w:lvlJc w:val="left"/>
+      <w:pPr>
+        <w:ind w:left="1080" w:hanging="360"/>
+      </w:pPr>
+    </w:lvl>
+    <w:lvl w:ilvl="2" w:tplc="0409001B" w:tentative="1">
+      <w:start w:val="1"/>
+      <w:numFmt w:val="lowerRoman"/>
+      <w:lvlText w:val="%3."/>
+      <w:lvlJc w:val="right"/>
+      <w:pPr>
+        <w:ind w:left="1800" w:hanging="180"/>
+      </w:pPr>
+    </w:lvl>
+    <w:lvl w:ilvl="3" w:tplc="0409000F" w:tentative="1">
+      <w:start w:val="1"/>
+      <w:numFmt w:val="decimal"/>
+      <w:lvlText w:val="%4."/>
+      <w:lvlJc w:val="left"/>
+      <w:pPr>
+        <w:ind w:left="2520" w:hanging="360"/>
+      </w:pPr>
+    </w:lvl>
+    <w:lvl w:ilvl="4" w:tplc="04090019" w:tentative="1">
+      <w:start w:val="1"/>
+      <w:numFmt w:val="lowerLetter"/>
+      <w:lvlText w:val="%5."/>
+      <w:lvlJc w:val="left"/>
+      <w:pPr>
+        <w:ind w:left="3240" w:hanging="360"/>
+      </w:pPr>
+    </w:lvl>
+    <w:lvl w:ilvl="5" w:tplc="0409001B" w:tentative="1">
+      <w:start w:val="1"/>
+      <w:numFmt w:val="lowerRoman"/>
+      <w:lvlText w:val="%6."/>
+      <w:lvlJc w:val="right"/>
+      <w:pPr>
+        <w:ind w:left="3960" w:hanging="180"/>
+      </w:pPr>
+    </w:lvl>
+    <w:lvl w:ilvl="6" w:tplc="0409000F" w:tentative="1">
+      <w:start w:val="1"/>
+      <w:numFmt w:val="decimal"/>
+      <w:lvlText w:val="%7."/>
+      <w:lvlJc w:val="left"/>
+      <w:pPr>
+        <w:ind w:left="4680" w:hanging="360"/>
+      </w:pPr>
+    </w:lvl>
+    <w:lvl w:ilvl="7" w:tplc="04090019" w:tentative="1">
+      <w:start w:val="1"/>
+      <w:numFmt w:val="lowerLetter"/>
+      <w:lvlText w:val="%8."/>
+      <w:lvlJc w:val="left"/>
+      <w:pPr>
+        <w:ind w:left="5400" w:hanging="360"/>
+      </w:pPr>
+    </w:lvl>
+    <w:lvl w:ilvl="8" w:tplc="0409001B" w:tentative="1">
+      <w:start w:val="1"/>
+      <w:numFmt w:val="lowerRoman"/>
+      <w:lvlText w:val="%9."/>
+      <w:lvlJc w:val="right"/>
+      <w:pPr>
+        <w:ind w:left="6120" w:hanging="180"/>
+      </w:pPr>
+    </w:lvl>
+  </w:abstractNum>
+  <w:abstractNum w:abstractNumId="83" w15:restartNumberingAfterBreak="0">
     <w:nsid w:val="4B565984"/>
     <w:multiLevelType w:val="hybridMultilevel"/>
     <w:tmpl w:val="C220EAE8"/>
@@ -15376,7 +19256,120 @@
       </w:pPr>
     </w:lvl>
   </w:abstractNum>
-  <w:abstractNum w:abstractNumId="81" w15:restartNumberingAfterBreak="0">
+  <w:abstractNum w:abstractNumId="84" w15:restartNumberingAfterBreak="0">
+    <w:nsid w:val="4B8F04E0"/>
+    <w:multiLevelType w:val="hybridMultilevel"/>
+    <w:tmpl w:val="6F209A9A"/>
+    <w:lvl w:ilvl="0" w:tplc="04090001">
+      <w:start w:val="1"/>
+      <w:numFmt w:val="bullet"/>
+      <w:lvlText w:val=""/>
+      <w:lvlJc w:val="left"/>
+      <w:pPr>
+        <w:ind w:left="360" w:hanging="360"/>
+      </w:pPr>
+      <w:rPr>
+        <w:rFonts w:ascii="Symbol" w:hAnsi="Symbol" w:hint="default"/>
+      </w:rPr>
+    </w:lvl>
+    <w:lvl w:ilvl="1" w:tplc="04090003" w:tentative="1">
+      <w:start w:val="1"/>
+      <w:numFmt w:val="bullet"/>
+      <w:lvlText w:val="o"/>
+      <w:lvlJc w:val="left"/>
+      <w:pPr>
+        <w:ind w:left="1080" w:hanging="360"/>
+      </w:pPr>
+      <w:rPr>
+        <w:rFonts w:ascii="Courier New" w:hAnsi="Courier New" w:cs="Courier New" w:hint="default"/>
+      </w:rPr>
+    </w:lvl>
+    <w:lvl w:ilvl="2" w:tplc="04090005" w:tentative="1">
+      <w:start w:val="1"/>
+      <w:numFmt w:val="bullet"/>
+      <w:lvlText w:val=""/>
+      <w:lvlJc w:val="left"/>
+      <w:pPr>
+        <w:ind w:left="1800" w:hanging="360"/>
+      </w:pPr>
+      <w:rPr>
+        <w:rFonts w:ascii="Wingdings" w:hAnsi="Wingdings" w:hint="default"/>
+      </w:rPr>
+    </w:lvl>
+    <w:lvl w:ilvl="3" w:tplc="04090001" w:tentative="1">
+      <w:start w:val="1"/>
+      <w:numFmt w:val="bullet"/>
+      <w:lvlText w:val=""/>
+      <w:lvlJc w:val="left"/>
+      <w:pPr>
+        <w:ind w:left="2520" w:hanging="360"/>
+      </w:pPr>
+      <w:rPr>
+        <w:rFonts w:ascii="Symbol" w:hAnsi="Symbol" w:hint="default"/>
+      </w:rPr>
+    </w:lvl>
+    <w:lvl w:ilvl="4" w:tplc="04090003" w:tentative="1">
+      <w:start w:val="1"/>
+      <w:numFmt w:val="bullet"/>
+      <w:lvlText w:val="o"/>
+      <w:lvlJc w:val="left"/>
+      <w:pPr>
+        <w:ind w:left="3240" w:hanging="360"/>
+      </w:pPr>
+      <w:rPr>
+        <w:rFonts w:ascii="Courier New" w:hAnsi="Courier New" w:cs="Courier New" w:hint="default"/>
+      </w:rPr>
+    </w:lvl>
+    <w:lvl w:ilvl="5" w:tplc="04090005" w:tentative="1">
+      <w:start w:val="1"/>
+      <w:numFmt w:val="bullet"/>
+      <w:lvlText w:val=""/>
+      <w:lvlJc w:val="left"/>
+      <w:pPr>
+        <w:ind w:left="3960" w:hanging="360"/>
+      </w:pPr>
+      <w:rPr>
+        <w:rFonts w:ascii="Wingdings" w:hAnsi="Wingdings" w:hint="default"/>
+      </w:rPr>
+    </w:lvl>
+    <w:lvl w:ilvl="6" w:tplc="04090001" w:tentative="1">
+      <w:start w:val="1"/>
+      <w:numFmt w:val="bullet"/>
+      <w:lvlText w:val=""/>
+      <w:lvlJc w:val="left"/>
+      <w:pPr>
+        <w:ind w:left="4680" w:hanging="360"/>
+      </w:pPr>
+      <w:rPr>
+        <w:rFonts w:ascii="Symbol" w:hAnsi="Symbol" w:hint="default"/>
+      </w:rPr>
+    </w:lvl>
+    <w:lvl w:ilvl="7" w:tplc="04090003" w:tentative="1">
+      <w:start w:val="1"/>
+      <w:numFmt w:val="bullet"/>
+      <w:lvlText w:val="o"/>
+      <w:lvlJc w:val="left"/>
+      <w:pPr>
+        <w:ind w:left="5400" w:hanging="360"/>
+      </w:pPr>
+      <w:rPr>
+        <w:rFonts w:ascii="Courier New" w:hAnsi="Courier New" w:cs="Courier New" w:hint="default"/>
+      </w:rPr>
+    </w:lvl>
+    <w:lvl w:ilvl="8" w:tplc="04090005" w:tentative="1">
+      <w:start w:val="1"/>
+      <w:numFmt w:val="bullet"/>
+      <w:lvlText w:val=""/>
+      <w:lvlJc w:val="left"/>
+      <w:pPr>
+        <w:ind w:left="6120" w:hanging="360"/>
+      </w:pPr>
+      <w:rPr>
+        <w:rFonts w:ascii="Wingdings" w:hAnsi="Wingdings" w:hint="default"/>
+      </w:rPr>
+    </w:lvl>
+  </w:abstractNum>
+  <w:abstractNum w:abstractNumId="85" w15:restartNumberingAfterBreak="0">
     <w:nsid w:val="4C6A4027"/>
     <w:multiLevelType w:val="hybridMultilevel"/>
     <w:tmpl w:val="D3089348"/>
@@ -15467,7 +19460,7 @@
       </w:pPr>
     </w:lvl>
   </w:abstractNum>
-  <w:abstractNum w:abstractNumId="82" w15:restartNumberingAfterBreak="0">
+  <w:abstractNum w:abstractNumId="86" w15:restartNumberingAfterBreak="0">
     <w:nsid w:val="4CAF18F0"/>
     <w:multiLevelType w:val="hybridMultilevel"/>
     <w:tmpl w:val="CDCE099A"/>
@@ -15585,7 +19578,7 @@
       </w:rPr>
     </w:lvl>
   </w:abstractNum>
-  <w:abstractNum w:abstractNumId="83" w15:restartNumberingAfterBreak="0">
+  <w:abstractNum w:abstractNumId="87" w15:restartNumberingAfterBreak="0">
     <w:nsid w:val="50396346"/>
     <w:multiLevelType w:val="hybridMultilevel"/>
     <w:tmpl w:val="7424FCE8"/>
@@ -15703,7 +19696,7 @@
       </w:rPr>
     </w:lvl>
   </w:abstractNum>
-  <w:abstractNum w:abstractNumId="84" w15:restartNumberingAfterBreak="0">
+  <w:abstractNum w:abstractNumId="88" w15:restartNumberingAfterBreak="0">
     <w:nsid w:val="50BE427F"/>
     <w:multiLevelType w:val="hybridMultilevel"/>
     <w:tmpl w:val="18BEB470"/>
@@ -15796,7 +19789,7 @@
       </w:pPr>
     </w:lvl>
   </w:abstractNum>
-  <w:abstractNum w:abstractNumId="85" w15:restartNumberingAfterBreak="0">
+  <w:abstractNum w:abstractNumId="89" w15:restartNumberingAfterBreak="0">
     <w:nsid w:val="51BA0E1E"/>
     <w:multiLevelType w:val="hybridMultilevel"/>
     <w:tmpl w:val="7B6E9F2C"/>
@@ -15888,7 +19881,7 @@
       </w:pPr>
     </w:lvl>
   </w:abstractNum>
-  <w:abstractNum w:abstractNumId="86" w15:restartNumberingAfterBreak="0">
+  <w:abstractNum w:abstractNumId="90" w15:restartNumberingAfterBreak="0">
     <w:nsid w:val="52681EC6"/>
     <w:multiLevelType w:val="hybridMultilevel"/>
     <w:tmpl w:val="B02E8A92"/>
@@ -15979,7 +19972,7 @@
       </w:pPr>
     </w:lvl>
   </w:abstractNum>
-  <w:abstractNum w:abstractNumId="87" w15:restartNumberingAfterBreak="0">
+  <w:abstractNum w:abstractNumId="91" w15:restartNumberingAfterBreak="0">
     <w:nsid w:val="52D04E3D"/>
     <w:multiLevelType w:val="hybridMultilevel"/>
     <w:tmpl w:val="7012BE88"/>
@@ -16070,7 +20063,7 @@
       </w:pPr>
     </w:lvl>
   </w:abstractNum>
-  <w:abstractNum w:abstractNumId="88" w15:restartNumberingAfterBreak="0">
+  <w:abstractNum w:abstractNumId="92" w15:restartNumberingAfterBreak="0">
     <w:nsid w:val="554C118D"/>
     <w:multiLevelType w:val="hybridMultilevel"/>
     <w:tmpl w:val="30546042"/>
@@ -16188,7 +20181,7 @@
       </w:rPr>
     </w:lvl>
   </w:abstractNum>
-  <w:abstractNum w:abstractNumId="89" w15:restartNumberingAfterBreak="0">
+  <w:abstractNum w:abstractNumId="93" w15:restartNumberingAfterBreak="0">
     <w:nsid w:val="562459E8"/>
     <w:multiLevelType w:val="hybridMultilevel"/>
     <w:tmpl w:val="A2343280"/>
@@ -16279,7 +20272,98 @@
       </w:pPr>
     </w:lvl>
   </w:abstractNum>
-  <w:abstractNum w:abstractNumId="90" w15:restartNumberingAfterBreak="0">
+  <w:abstractNum w:abstractNumId="94" w15:restartNumberingAfterBreak="0">
+    <w:nsid w:val="5767473C"/>
+    <w:multiLevelType w:val="hybridMultilevel"/>
+    <w:tmpl w:val="3104F218"/>
+    <w:lvl w:ilvl="0" w:tplc="72A80D18">
+      <w:start w:val="1"/>
+      <w:numFmt w:val="decimal"/>
+      <w:lvlText w:val="%1:"/>
+      <w:lvlJc w:val="left"/>
+      <w:pPr>
+        <w:ind w:left="360" w:hanging="360"/>
+      </w:pPr>
+      <w:rPr>
+        <w:rFonts w:ascii="Source Sans 3 Bold" w:hAnsi="Source Sans 3 Bold" w:cstheme="minorBidi" w:hint="default"/>
+        <w:b/>
+        <w:bCs/>
+      </w:rPr>
+    </w:lvl>
+    <w:lvl w:ilvl="1" w:tplc="04090019" w:tentative="1">
+      <w:start w:val="1"/>
+      <w:numFmt w:val="lowerLetter"/>
+      <w:lvlText w:val="%2."/>
+      <w:lvlJc w:val="left"/>
+      <w:pPr>
+        <w:ind w:left="1080" w:hanging="360"/>
+      </w:pPr>
+    </w:lvl>
+    <w:lvl w:ilvl="2" w:tplc="0409001B" w:tentative="1">
+      <w:start w:val="1"/>
+      <w:numFmt w:val="lowerRoman"/>
+      <w:lvlText w:val="%3."/>
+      <w:lvlJc w:val="right"/>
+      <w:pPr>
+        <w:ind w:left="1800" w:hanging="180"/>
+      </w:pPr>
+    </w:lvl>
+    <w:lvl w:ilvl="3" w:tplc="0409000F" w:tentative="1">
+      <w:start w:val="1"/>
+      <w:numFmt w:val="decimal"/>
+      <w:lvlText w:val="%4."/>
+      <w:lvlJc w:val="left"/>
+      <w:pPr>
+        <w:ind w:left="2520" w:hanging="360"/>
+      </w:pPr>
+    </w:lvl>
+    <w:lvl w:ilvl="4" w:tplc="04090019" w:tentative="1">
+      <w:start w:val="1"/>
+      <w:numFmt w:val="lowerLetter"/>
+      <w:lvlText w:val="%5."/>
+      <w:lvlJc w:val="left"/>
+      <w:pPr>
+        <w:ind w:left="3240" w:hanging="360"/>
+      </w:pPr>
+    </w:lvl>
+    <w:lvl w:ilvl="5" w:tplc="0409001B" w:tentative="1">
+      <w:start w:val="1"/>
+      <w:numFmt w:val="lowerRoman"/>
+      <w:lvlText w:val="%6."/>
+      <w:lvlJc w:val="right"/>
+      <w:pPr>
+        <w:ind w:left="3960" w:hanging="180"/>
+      </w:pPr>
+    </w:lvl>
+    <w:lvl w:ilvl="6" w:tplc="0409000F" w:tentative="1">
+      <w:start w:val="1"/>
+      <w:numFmt w:val="decimal"/>
+      <w:lvlText w:val="%7."/>
+      <w:lvlJc w:val="left"/>
+      <w:pPr>
+        <w:ind w:left="4680" w:hanging="360"/>
+      </w:pPr>
+    </w:lvl>
+    <w:lvl w:ilvl="7" w:tplc="04090019" w:tentative="1">
+      <w:start w:val="1"/>
+      <w:numFmt w:val="lowerLetter"/>
+      <w:lvlText w:val="%8."/>
+      <w:lvlJc w:val="left"/>
+      <w:pPr>
+        <w:ind w:left="5400" w:hanging="360"/>
+      </w:pPr>
+    </w:lvl>
+    <w:lvl w:ilvl="8" w:tplc="0409001B" w:tentative="1">
+      <w:start w:val="1"/>
+      <w:numFmt w:val="lowerRoman"/>
+      <w:lvlText w:val="%9."/>
+      <w:lvlJc w:val="right"/>
+      <w:pPr>
+        <w:ind w:left="6120" w:hanging="180"/>
+      </w:pPr>
+    </w:lvl>
+  </w:abstractNum>
+  <w:abstractNum w:abstractNumId="95" w15:restartNumberingAfterBreak="0">
     <w:nsid w:val="57BB72E5"/>
     <w:multiLevelType w:val="hybridMultilevel"/>
     <w:tmpl w:val="AC08469E"/>
@@ -16374,7 +20458,7 @@
       </w:pPr>
     </w:lvl>
   </w:abstractNum>
-  <w:abstractNum w:abstractNumId="91" w15:restartNumberingAfterBreak="0">
+  <w:abstractNum w:abstractNumId="96" w15:restartNumberingAfterBreak="0">
     <w:nsid w:val="59BD6BAB"/>
     <w:multiLevelType w:val="hybridMultilevel"/>
     <w:tmpl w:val="77D22F20"/>
@@ -16466,7 +20550,98 @@
       </w:pPr>
     </w:lvl>
   </w:abstractNum>
-  <w:abstractNum w:abstractNumId="92" w15:restartNumberingAfterBreak="0">
+  <w:abstractNum w:abstractNumId="97" w15:restartNumberingAfterBreak="0">
+    <w:nsid w:val="59D910B2"/>
+    <w:multiLevelType w:val="hybridMultilevel"/>
+    <w:tmpl w:val="678CE024"/>
+    <w:lvl w:ilvl="0" w:tplc="72A80D18">
+      <w:start w:val="1"/>
+      <w:numFmt w:val="decimal"/>
+      <w:lvlText w:val="%1:"/>
+      <w:lvlJc w:val="left"/>
+      <w:pPr>
+        <w:ind w:left="360" w:hanging="360"/>
+      </w:pPr>
+      <w:rPr>
+        <w:rFonts w:ascii="Source Sans 3 Bold" w:hAnsi="Source Sans 3 Bold" w:cstheme="minorBidi" w:hint="default"/>
+        <w:b/>
+        <w:bCs/>
+      </w:rPr>
+    </w:lvl>
+    <w:lvl w:ilvl="1" w:tplc="04090019" w:tentative="1">
+      <w:start w:val="1"/>
+      <w:numFmt w:val="lowerLetter"/>
+      <w:lvlText w:val="%2."/>
+      <w:lvlJc w:val="left"/>
+      <w:pPr>
+        <w:ind w:left="1080" w:hanging="360"/>
+      </w:pPr>
+    </w:lvl>
+    <w:lvl w:ilvl="2" w:tplc="0409001B" w:tentative="1">
+      <w:start w:val="1"/>
+      <w:numFmt w:val="lowerRoman"/>
+      <w:lvlText w:val="%3."/>
+      <w:lvlJc w:val="right"/>
+      <w:pPr>
+        <w:ind w:left="1800" w:hanging="180"/>
+      </w:pPr>
+    </w:lvl>
+    <w:lvl w:ilvl="3" w:tplc="0409000F" w:tentative="1">
+      <w:start w:val="1"/>
+      <w:numFmt w:val="decimal"/>
+      <w:lvlText w:val="%4."/>
+      <w:lvlJc w:val="left"/>
+      <w:pPr>
+        <w:ind w:left="2520" w:hanging="360"/>
+      </w:pPr>
+    </w:lvl>
+    <w:lvl w:ilvl="4" w:tplc="04090019" w:tentative="1">
+      <w:start w:val="1"/>
+      <w:numFmt w:val="lowerLetter"/>
+      <w:lvlText w:val="%5."/>
+      <w:lvlJc w:val="left"/>
+      <w:pPr>
+        <w:ind w:left="3240" w:hanging="360"/>
+      </w:pPr>
+    </w:lvl>
+    <w:lvl w:ilvl="5" w:tplc="0409001B" w:tentative="1">
+      <w:start w:val="1"/>
+      <w:numFmt w:val="lowerRoman"/>
+      <w:lvlText w:val="%6."/>
+      <w:lvlJc w:val="right"/>
+      <w:pPr>
+        <w:ind w:left="3960" w:hanging="180"/>
+      </w:pPr>
+    </w:lvl>
+    <w:lvl w:ilvl="6" w:tplc="0409000F" w:tentative="1">
+      <w:start w:val="1"/>
+      <w:numFmt w:val="decimal"/>
+      <w:lvlText w:val="%7."/>
+      <w:lvlJc w:val="left"/>
+      <w:pPr>
+        <w:ind w:left="4680" w:hanging="360"/>
+      </w:pPr>
+    </w:lvl>
+    <w:lvl w:ilvl="7" w:tplc="04090019" w:tentative="1">
+      <w:start w:val="1"/>
+      <w:numFmt w:val="lowerLetter"/>
+      <w:lvlText w:val="%8."/>
+      <w:lvlJc w:val="left"/>
+      <w:pPr>
+        <w:ind w:left="5400" w:hanging="360"/>
+      </w:pPr>
+    </w:lvl>
+    <w:lvl w:ilvl="8" w:tplc="0409001B" w:tentative="1">
+      <w:start w:val="1"/>
+      <w:numFmt w:val="lowerRoman"/>
+      <w:lvlText w:val="%9."/>
+      <w:lvlJc w:val="right"/>
+      <w:pPr>
+        <w:ind w:left="6120" w:hanging="180"/>
+      </w:pPr>
+    </w:lvl>
+  </w:abstractNum>
+  <w:abstractNum w:abstractNumId="98" w15:restartNumberingAfterBreak="0">
     <w:nsid w:val="5A2040DC"/>
     <w:multiLevelType w:val="hybridMultilevel"/>
     <w:tmpl w:val="D89EC798"/>
@@ -16557,7 +20732,7 @@
       </w:pPr>
     </w:lvl>
   </w:abstractNum>
-  <w:abstractNum w:abstractNumId="93" w15:restartNumberingAfterBreak="0">
+  <w:abstractNum w:abstractNumId="99" w15:restartNumberingAfterBreak="0">
     <w:nsid w:val="5B9067A8"/>
     <w:multiLevelType w:val="hybridMultilevel"/>
     <w:tmpl w:val="710EA500"/>
@@ -16675,7 +20850,7 @@
       </w:rPr>
     </w:lvl>
   </w:abstractNum>
-  <w:abstractNum w:abstractNumId="94" w15:restartNumberingAfterBreak="0">
+  <w:abstractNum w:abstractNumId="100" w15:restartNumberingAfterBreak="0">
     <w:nsid w:val="5D096BE3"/>
     <w:multiLevelType w:val="hybridMultilevel"/>
     <w:tmpl w:val="7758F8FE"/>
@@ -16769,7 +20944,7 @@
       </w:pPr>
     </w:lvl>
   </w:abstractNum>
-  <w:abstractNum w:abstractNumId="95" w15:restartNumberingAfterBreak="0">
+  <w:abstractNum w:abstractNumId="101" w15:restartNumberingAfterBreak="0">
     <w:nsid w:val="5D90372C"/>
     <w:multiLevelType w:val="hybridMultilevel"/>
     <w:tmpl w:val="3EB04196"/>
@@ -16901,7 +21076,7 @@
       </w:rPr>
     </w:lvl>
   </w:abstractNum>
-  <w:abstractNum w:abstractNumId="96" w15:restartNumberingAfterBreak="0">
+  <w:abstractNum w:abstractNumId="102" w15:restartNumberingAfterBreak="0">
     <w:nsid w:val="5DBE7E38"/>
     <w:multiLevelType w:val="hybridMultilevel"/>
     <w:tmpl w:val="F4621CC8"/>
@@ -16993,7 +21168,7 @@
       </w:pPr>
     </w:lvl>
   </w:abstractNum>
-  <w:abstractNum w:abstractNumId="97" w15:restartNumberingAfterBreak="0">
+  <w:abstractNum w:abstractNumId="103" w15:restartNumberingAfterBreak="0">
     <w:nsid w:val="5F480C56"/>
     <w:multiLevelType w:val="hybridMultilevel"/>
     <w:tmpl w:val="BD10C6AA"/>
@@ -17084,7 +21259,7 @@
       </w:pPr>
     </w:lvl>
   </w:abstractNum>
-  <w:abstractNum w:abstractNumId="98" w15:restartNumberingAfterBreak="0">
+  <w:abstractNum w:abstractNumId="104" w15:restartNumberingAfterBreak="0">
     <w:nsid w:val="61164B02"/>
     <w:multiLevelType w:val="hybridMultilevel"/>
     <w:tmpl w:val="C602D860"/>
@@ -17175,7 +21350,7 @@
       </w:pPr>
     </w:lvl>
   </w:abstractNum>
-  <w:abstractNum w:abstractNumId="99" w15:restartNumberingAfterBreak="0">
+  <w:abstractNum w:abstractNumId="105" w15:restartNumberingAfterBreak="0">
     <w:nsid w:val="638C40C9"/>
     <w:multiLevelType w:val="hybridMultilevel"/>
     <w:tmpl w:val="629A2048"/>
@@ -17267,7 +21442,7 @@
       </w:pPr>
     </w:lvl>
   </w:abstractNum>
-  <w:abstractNum w:abstractNumId="100" w15:restartNumberingAfterBreak="0">
+  <w:abstractNum w:abstractNumId="106" w15:restartNumberingAfterBreak="0">
     <w:nsid w:val="64C23B13"/>
     <w:multiLevelType w:val="hybridMultilevel"/>
     <w:tmpl w:val="2A6E0D42"/>
@@ -17358,7 +21533,7 @@
       </w:pPr>
     </w:lvl>
   </w:abstractNum>
-  <w:abstractNum w:abstractNumId="101" w15:restartNumberingAfterBreak="0">
+  <w:abstractNum w:abstractNumId="107" w15:restartNumberingAfterBreak="0">
     <w:nsid w:val="657A56E3"/>
     <w:multiLevelType w:val="hybridMultilevel"/>
     <w:tmpl w:val="F5B2770C"/>
@@ -17449,7 +21624,7 @@
       </w:pPr>
     </w:lvl>
   </w:abstractNum>
-  <w:abstractNum w:abstractNumId="102" w15:restartNumberingAfterBreak="0">
+  <w:abstractNum w:abstractNumId="108" w15:restartNumberingAfterBreak="0">
     <w:nsid w:val="66F75F44"/>
     <w:multiLevelType w:val="hybridMultilevel"/>
     <w:tmpl w:val="F774CC24"/>
@@ -17540,7 +21715,7 @@
       </w:pPr>
     </w:lvl>
   </w:abstractNum>
-  <w:abstractNum w:abstractNumId="103" w15:restartNumberingAfterBreak="0">
+  <w:abstractNum w:abstractNumId="109" w15:restartNumberingAfterBreak="0">
     <w:nsid w:val="67AE5CCA"/>
     <w:multiLevelType w:val="hybridMultilevel"/>
     <w:tmpl w:val="F2E6F24A"/>
@@ -17631,7 +21806,7 @@
       </w:pPr>
     </w:lvl>
   </w:abstractNum>
-  <w:abstractNum w:abstractNumId="104" w15:restartNumberingAfterBreak="0">
+  <w:abstractNum w:abstractNumId="110" w15:restartNumberingAfterBreak="0">
     <w:nsid w:val="681A0CDC"/>
     <w:multiLevelType w:val="hybridMultilevel"/>
     <w:tmpl w:val="3072FDB4"/>
@@ -17725,7 +21900,7 @@
       </w:pPr>
     </w:lvl>
   </w:abstractNum>
-  <w:abstractNum w:abstractNumId="105" w15:restartNumberingAfterBreak="0">
+  <w:abstractNum w:abstractNumId="111" w15:restartNumberingAfterBreak="0">
     <w:nsid w:val="68930CE9"/>
     <w:multiLevelType w:val="hybridMultilevel"/>
     <w:tmpl w:val="C2D02C52"/>
@@ -17817,7 +21992,7 @@
       </w:pPr>
     </w:lvl>
   </w:abstractNum>
-  <w:abstractNum w:abstractNumId="106" w15:restartNumberingAfterBreak="0">
+  <w:abstractNum w:abstractNumId="112" w15:restartNumberingAfterBreak="0">
     <w:nsid w:val="696D4078"/>
     <w:multiLevelType w:val="hybridMultilevel"/>
     <w:tmpl w:val="F3E65786"/>
@@ -17909,7 +22084,7 @@
       </w:pPr>
     </w:lvl>
   </w:abstractNum>
-  <w:abstractNum w:abstractNumId="107" w15:restartNumberingAfterBreak="0">
+  <w:abstractNum w:abstractNumId="113" w15:restartNumberingAfterBreak="0">
     <w:nsid w:val="69CF734A"/>
     <w:multiLevelType w:val="hybridMultilevel"/>
     <w:tmpl w:val="3B687E36"/>
@@ -18003,7 +22178,7 @@
       </w:pPr>
     </w:lvl>
   </w:abstractNum>
-  <w:abstractNum w:abstractNumId="108" w15:restartNumberingAfterBreak="0">
+  <w:abstractNum w:abstractNumId="114" w15:restartNumberingAfterBreak="0">
     <w:nsid w:val="6B235A28"/>
     <w:multiLevelType w:val="hybridMultilevel"/>
     <w:tmpl w:val="A5006112"/>
@@ -18121,7 +22296,7 @@
       </w:rPr>
     </w:lvl>
   </w:abstractNum>
-  <w:abstractNum w:abstractNumId="109" w15:restartNumberingAfterBreak="0">
+  <w:abstractNum w:abstractNumId="115" w15:restartNumberingAfterBreak="0">
     <w:nsid w:val="6B711971"/>
     <w:multiLevelType w:val="hybridMultilevel"/>
     <w:tmpl w:val="79E0E8DE"/>
@@ -18212,7 +22387,7 @@
       </w:pPr>
     </w:lvl>
   </w:abstractNum>
-  <w:abstractNum w:abstractNumId="110" w15:restartNumberingAfterBreak="0">
+  <w:abstractNum w:abstractNumId="116" w15:restartNumberingAfterBreak="0">
     <w:nsid w:val="6C507965"/>
     <w:multiLevelType w:val="hybridMultilevel"/>
     <w:tmpl w:val="ED441248"/>
@@ -18303,7 +22478,7 @@
       </w:pPr>
     </w:lvl>
   </w:abstractNum>
-  <w:abstractNum w:abstractNumId="111" w15:restartNumberingAfterBreak="0">
+  <w:abstractNum w:abstractNumId="117" w15:restartNumberingAfterBreak="0">
     <w:nsid w:val="6F056E0A"/>
     <w:multiLevelType w:val="hybridMultilevel"/>
     <w:tmpl w:val="6414A904"/>
@@ -18394,7 +22569,7 @@
       </w:pPr>
     </w:lvl>
   </w:abstractNum>
-  <w:abstractNum w:abstractNumId="112" w15:restartNumberingAfterBreak="0">
+  <w:abstractNum w:abstractNumId="118" w15:restartNumberingAfterBreak="0">
     <w:nsid w:val="71423DCE"/>
     <w:multiLevelType w:val="hybridMultilevel"/>
     <w:tmpl w:val="71CAE97E"/>
@@ -18511,7 +22686,7 @@
       </w:rPr>
     </w:lvl>
   </w:abstractNum>
-  <w:abstractNum w:abstractNumId="113" w15:restartNumberingAfterBreak="0">
+  <w:abstractNum w:abstractNumId="119" w15:restartNumberingAfterBreak="0">
     <w:nsid w:val="721B42DF"/>
     <w:multiLevelType w:val="hybridMultilevel"/>
     <w:tmpl w:val="6B0637EA"/>
@@ -18602,7 +22777,7 @@
       </w:pPr>
     </w:lvl>
   </w:abstractNum>
-  <w:abstractNum w:abstractNumId="114" w15:restartNumberingAfterBreak="0">
+  <w:abstractNum w:abstractNumId="120" w15:restartNumberingAfterBreak="0">
     <w:nsid w:val="72A749C7"/>
     <w:multiLevelType w:val="hybridMultilevel"/>
     <w:tmpl w:val="56A69A5C"/>
@@ -18693,7 +22868,7 @@
       </w:pPr>
     </w:lvl>
   </w:abstractNum>
-  <w:abstractNum w:abstractNumId="115" w15:restartNumberingAfterBreak="0">
+  <w:abstractNum w:abstractNumId="121" w15:restartNumberingAfterBreak="0">
     <w:nsid w:val="7373527D"/>
     <w:multiLevelType w:val="hybridMultilevel"/>
     <w:tmpl w:val="8C94A12A"/>
@@ -18806,7 +22981,7 @@
       </w:rPr>
     </w:lvl>
   </w:abstractNum>
-  <w:abstractNum w:abstractNumId="116" w15:restartNumberingAfterBreak="0">
+  <w:abstractNum w:abstractNumId="122" w15:restartNumberingAfterBreak="0">
     <w:nsid w:val="74B632B3"/>
     <w:multiLevelType w:val="hybridMultilevel"/>
     <w:tmpl w:val="355EC6E2"/>
@@ -18900,7 +23075,7 @@
       </w:pPr>
     </w:lvl>
   </w:abstractNum>
-  <w:abstractNum w:abstractNumId="117" w15:restartNumberingAfterBreak="0">
+  <w:abstractNum w:abstractNumId="123" w15:restartNumberingAfterBreak="0">
     <w:nsid w:val="7642063B"/>
     <w:multiLevelType w:val="hybridMultilevel"/>
     <w:tmpl w:val="7D20C7B2"/>
@@ -19019,7 +23194,101 @@
       </w:rPr>
     </w:lvl>
   </w:abstractNum>
-  <w:abstractNum w:abstractNumId="118" w15:restartNumberingAfterBreak="0">
+  <w:abstractNum w:abstractNumId="124" w15:restartNumberingAfterBreak="0">
+    <w:nsid w:val="764873C4"/>
+    <w:multiLevelType w:val="hybridMultilevel"/>
+    <w:tmpl w:val="08D655B4"/>
+    <w:lvl w:ilvl="0" w:tplc="19A42D6C">
+      <w:start w:val="1"/>
+      <w:numFmt w:val="lowerLetter"/>
+      <w:lvlText w:val="%1:"/>
+      <w:lvlJc w:val="left"/>
+      <w:pPr>
+        <w:ind w:left="360" w:hanging="360"/>
+      </w:pPr>
+      <w:rPr>
+        <w:rFonts w:ascii="Source Sans 3" w:hAnsi="Source Sans 3" w:hint="default"/>
+        <w:b/>
+        <w:bCs/>
+        <w:spacing w:val="0"/>
+        <w:w w:val="77"/>
+        <w:lang w:val="en-US" w:eastAsia="en-US" w:bidi="ar-SA"/>
+      </w:rPr>
+    </w:lvl>
+    <w:lvl w:ilvl="1" w:tplc="04090019" w:tentative="1">
+      <w:start w:val="1"/>
+      <w:numFmt w:val="lowerLetter"/>
+      <w:lvlText w:val="%2."/>
+      <w:lvlJc w:val="left"/>
+      <w:pPr>
+        <w:ind w:left="1080" w:hanging="360"/>
+      </w:pPr>
+    </w:lvl>
+    <w:lvl w:ilvl="2" w:tplc="0409001B" w:tentative="1">
+      <w:start w:val="1"/>
+      <w:numFmt w:val="lowerRoman"/>
+      <w:lvlText w:val="%3."/>
+      <w:lvlJc w:val="right"/>
+      <w:pPr>
+        <w:ind w:left="1800" w:hanging="180"/>
+      </w:pPr>
+    </w:lvl>
+    <w:lvl w:ilvl="3" w:tplc="0409000F" w:tentative="1">
+      <w:start w:val="1"/>
+      <w:numFmt w:val="decimal"/>
+      <w:lvlText w:val="%4."/>
+      <w:lvlJc w:val="left"/>
+      <w:pPr>
+        <w:ind w:left="2520" w:hanging="360"/>
+      </w:pPr>
+    </w:lvl>
+    <w:lvl w:ilvl="4" w:tplc="04090019" w:tentative="1">
+      <w:start w:val="1"/>
+      <w:numFmt w:val="lowerLetter"/>
+      <w:lvlText w:val="%5."/>
+      <w:lvlJc w:val="left"/>
+      <w:pPr>
+        <w:ind w:left="3240" w:hanging="360"/>
+      </w:pPr>
+    </w:lvl>
+    <w:lvl w:ilvl="5" w:tplc="0409001B" w:tentative="1">
+      <w:start w:val="1"/>
+      <w:numFmt w:val="lowerRoman"/>
+      <w:lvlText w:val="%6."/>
+      <w:lvlJc w:val="right"/>
+      <w:pPr>
+        <w:ind w:left="3960" w:hanging="180"/>
+      </w:pPr>
+    </w:lvl>
+    <w:lvl w:ilvl="6" w:tplc="0409000F" w:tentative="1">
+      <w:start w:val="1"/>
+      <w:numFmt w:val="decimal"/>
+      <w:lvlText w:val="%7."/>
+      <w:lvlJc w:val="left"/>
+      <w:pPr>
+        <w:ind w:left="4680" w:hanging="360"/>
+      </w:pPr>
+    </w:lvl>
+    <w:lvl w:ilvl="7" w:tplc="04090019" w:tentative="1">
+      <w:start w:val="1"/>
+      <w:numFmt w:val="lowerLetter"/>
+      <w:lvlText w:val="%8."/>
+      <w:lvlJc w:val="left"/>
+      <w:pPr>
+        <w:ind w:left="5400" w:hanging="360"/>
+      </w:pPr>
+    </w:lvl>
+    <w:lvl w:ilvl="8" w:tplc="0409001B" w:tentative="1">
+      <w:start w:val="1"/>
+      <w:numFmt w:val="lowerRoman"/>
+      <w:lvlText w:val="%9."/>
+      <w:lvlJc w:val="right"/>
+      <w:pPr>
+        <w:ind w:left="6120" w:hanging="180"/>
+      </w:pPr>
+    </w:lvl>
+  </w:abstractNum>
+  <w:abstractNum w:abstractNumId="125" w15:restartNumberingAfterBreak="0">
     <w:nsid w:val="778B5A16"/>
     <w:multiLevelType w:val="hybridMultilevel"/>
     <w:tmpl w:val="90987C48"/>
@@ -19113,7 +23382,7 @@
       </w:pPr>
     </w:lvl>
   </w:abstractNum>
-  <w:abstractNum w:abstractNumId="119" w15:restartNumberingAfterBreak="0">
+  <w:abstractNum w:abstractNumId="126" w15:restartNumberingAfterBreak="0">
     <w:nsid w:val="77CD49EA"/>
     <w:multiLevelType w:val="hybridMultilevel"/>
     <w:tmpl w:val="9D949C3A"/>
@@ -19205,7 +23474,7 @@
       </w:pPr>
     </w:lvl>
   </w:abstractNum>
-  <w:abstractNum w:abstractNumId="120" w15:restartNumberingAfterBreak="0">
+  <w:abstractNum w:abstractNumId="127" w15:restartNumberingAfterBreak="0">
     <w:nsid w:val="79313269"/>
     <w:multiLevelType w:val="hybridMultilevel"/>
     <w:tmpl w:val="279E3142"/>
@@ -19296,7 +23565,7 @@
       </w:pPr>
     </w:lvl>
   </w:abstractNum>
-  <w:abstractNum w:abstractNumId="121" w15:restartNumberingAfterBreak="0">
+  <w:abstractNum w:abstractNumId="128" w15:restartNumberingAfterBreak="0">
     <w:nsid w:val="7A850034"/>
     <w:multiLevelType w:val="hybridMultilevel"/>
     <w:tmpl w:val="03B20AC8"/>
@@ -19387,7 +23656,7 @@
       </w:pPr>
     </w:lvl>
   </w:abstractNum>
-  <w:abstractNum w:abstractNumId="122" w15:restartNumberingAfterBreak="0">
+  <w:abstractNum w:abstractNumId="129" w15:restartNumberingAfterBreak="0">
     <w:nsid w:val="7EBF4716"/>
     <w:multiLevelType w:val="hybridMultilevel"/>
     <w:tmpl w:val="69125DE8"/>
@@ -19483,7 +23752,7 @@
       </w:pPr>
     </w:lvl>
   </w:abstractNum>
-  <w:abstractNum w:abstractNumId="123" w15:restartNumberingAfterBreak="0">
+  <w:abstractNum w:abstractNumId="130" w15:restartNumberingAfterBreak="0">
     <w:nsid w:val="7F1064F4"/>
     <w:multiLevelType w:val="hybridMultilevel"/>
     <w:tmpl w:val="50B22E24"/>
@@ -19574,7 +23843,7 @@
       </w:pPr>
     </w:lvl>
   </w:abstractNum>
-  <w:abstractNum w:abstractNumId="124" w15:restartNumberingAfterBreak="0">
+  <w:abstractNum w:abstractNumId="131" w15:restartNumberingAfterBreak="0">
     <w:nsid w:val="7F720C4E"/>
     <w:multiLevelType w:val="hybridMultilevel"/>
     <w:tmpl w:val="1206C4D6"/>
@@ -19692,379 +23961,400 @@
     </w:lvl>
   </w:abstractNum>
   <w:num w:numId="1" w16cid:durableId="1449542317">
-    <w:abstractNumId w:val="53"/>
+    <w:abstractNumId w:val="55"/>
   </w:num>
   <w:num w:numId="2" w16cid:durableId="1947039723">
-    <w:abstractNumId w:val="25"/>
+    <w:abstractNumId w:val="26"/>
   </w:num>
   <w:num w:numId="3" w16cid:durableId="1031606905">
-    <w:abstractNumId w:val="52"/>
+    <w:abstractNumId w:val="54"/>
   </w:num>
   <w:num w:numId="4" w16cid:durableId="88157266">
-    <w:abstractNumId w:val="111"/>
+    <w:abstractNumId w:val="117"/>
   </w:num>
   <w:num w:numId="5" w16cid:durableId="759718161">
-    <w:abstractNumId w:val="19"/>
+    <w:abstractNumId w:val="20"/>
   </w:num>
   <w:num w:numId="6" w16cid:durableId="303196854">
-    <w:abstractNumId w:val="11"/>
+    <w:abstractNumId w:val="12"/>
   </w:num>
   <w:num w:numId="7" w16cid:durableId="1349328164">
-    <w:abstractNumId w:val="35"/>
+    <w:abstractNumId w:val="36"/>
   </w:num>
   <w:num w:numId="8" w16cid:durableId="1835991069">
-    <w:abstractNumId w:val="117"/>
+    <w:abstractNumId w:val="123"/>
   </w:num>
   <w:num w:numId="9" w16cid:durableId="1205366472">
-    <w:abstractNumId w:val="76"/>
+    <w:abstractNumId w:val="78"/>
   </w:num>
   <w:num w:numId="10" w16cid:durableId="128674976">
-    <w:abstractNumId w:val="115"/>
+    <w:abstractNumId w:val="121"/>
   </w:num>
   <w:num w:numId="11" w16cid:durableId="1933585742">
-    <w:abstractNumId w:val="54"/>
+    <w:abstractNumId w:val="56"/>
   </w:num>
   <w:num w:numId="12" w16cid:durableId="2131394485">
-    <w:abstractNumId w:val="88"/>
+    <w:abstractNumId w:val="92"/>
   </w:num>
   <w:num w:numId="13" w16cid:durableId="1839614985">
-    <w:abstractNumId w:val="63"/>
+    <w:abstractNumId w:val="65"/>
   </w:num>
   <w:num w:numId="14" w16cid:durableId="1353409994">
     <w:abstractNumId w:val="5"/>
   </w:num>
   <w:num w:numId="15" w16cid:durableId="1835143102">
-    <w:abstractNumId w:val="82"/>
+    <w:abstractNumId w:val="86"/>
   </w:num>
   <w:num w:numId="16" w16cid:durableId="1566600042">
-    <w:abstractNumId w:val="10"/>
+    <w:abstractNumId w:val="11"/>
   </w:num>
   <w:num w:numId="17" w16cid:durableId="445319286">
-    <w:abstractNumId w:val="69"/>
+    <w:abstractNumId w:val="71"/>
   </w:num>
   <w:num w:numId="18" w16cid:durableId="272858431">
-    <w:abstractNumId w:val="51"/>
+    <w:abstractNumId w:val="53"/>
   </w:num>
   <w:num w:numId="19" w16cid:durableId="825777597">
     <w:abstractNumId w:val="1"/>
   </w:num>
   <w:num w:numId="20" w16cid:durableId="1191724540">
-    <w:abstractNumId w:val="116"/>
+    <w:abstractNumId w:val="122"/>
   </w:num>
   <w:num w:numId="21" w16cid:durableId="1176725428">
+    <w:abstractNumId w:val="69"/>
+  </w:num>
+  <w:num w:numId="22" w16cid:durableId="1404135546">
+    <w:abstractNumId w:val="103"/>
+  </w:num>
+  <w:num w:numId="23" w16cid:durableId="848256425">
+    <w:abstractNumId w:val="87"/>
+  </w:num>
+  <w:num w:numId="24" w16cid:durableId="1525940654">
+    <w:abstractNumId w:val="101"/>
+  </w:num>
+  <w:num w:numId="25" w16cid:durableId="1713963864">
+    <w:abstractNumId w:val="30"/>
+  </w:num>
+  <w:num w:numId="26" w16cid:durableId="303655456">
+    <w:abstractNumId w:val="114"/>
+  </w:num>
+  <w:num w:numId="27" w16cid:durableId="1104612237">
+    <w:abstractNumId w:val="76"/>
+  </w:num>
+  <w:num w:numId="28" w16cid:durableId="963073084">
+    <w:abstractNumId w:val="90"/>
+  </w:num>
+  <w:num w:numId="29" w16cid:durableId="921452471">
+    <w:abstractNumId w:val="25"/>
+  </w:num>
+  <w:num w:numId="30" w16cid:durableId="263608733">
+    <w:abstractNumId w:val="44"/>
+  </w:num>
+  <w:num w:numId="31" w16cid:durableId="2114471935">
+    <w:abstractNumId w:val="85"/>
+  </w:num>
+  <w:num w:numId="32" w16cid:durableId="790589599">
+    <w:abstractNumId w:val="72"/>
+  </w:num>
+  <w:num w:numId="33" w16cid:durableId="201863468">
+    <w:abstractNumId w:val="24"/>
+  </w:num>
+  <w:num w:numId="34" w16cid:durableId="1263227533">
+    <w:abstractNumId w:val="46"/>
+  </w:num>
+  <w:num w:numId="35" w16cid:durableId="1972243474">
+    <w:abstractNumId w:val="64"/>
+  </w:num>
+  <w:num w:numId="36" w16cid:durableId="1185359320">
+    <w:abstractNumId w:val="125"/>
+  </w:num>
+  <w:num w:numId="37" w16cid:durableId="795411630">
+    <w:abstractNumId w:val="38"/>
+  </w:num>
+  <w:num w:numId="38" w16cid:durableId="1732073974">
+    <w:abstractNumId w:val="15"/>
+  </w:num>
+  <w:num w:numId="39" w16cid:durableId="1235235858">
+    <w:abstractNumId w:val="75"/>
+  </w:num>
+  <w:num w:numId="40" w16cid:durableId="21133544">
+    <w:abstractNumId w:val="61"/>
+  </w:num>
+  <w:num w:numId="41" w16cid:durableId="1849253729">
+    <w:abstractNumId w:val="88"/>
+  </w:num>
+  <w:num w:numId="42" w16cid:durableId="807283886">
     <w:abstractNumId w:val="67"/>
   </w:num>
-  <w:num w:numId="22" w16cid:durableId="1404135546">
-    <w:abstractNumId w:val="97"/>
-  </w:num>
-  <w:num w:numId="23" w16cid:durableId="848256425">
-    <w:abstractNumId w:val="83"/>
-  </w:num>
-  <w:num w:numId="24" w16cid:durableId="1525940654">
-    <w:abstractNumId w:val="95"/>
-  </w:num>
-  <w:num w:numId="25" w16cid:durableId="1713963864">
-    <w:abstractNumId w:val="29"/>
-  </w:num>
-  <w:num w:numId="26" w16cid:durableId="303655456">
-    <w:abstractNumId w:val="108"/>
-  </w:num>
-  <w:num w:numId="27" w16cid:durableId="1104612237">
-    <w:abstractNumId w:val="74"/>
-  </w:num>
-  <w:num w:numId="28" w16cid:durableId="963073084">
-    <w:abstractNumId w:val="86"/>
-  </w:num>
-  <w:num w:numId="29" w16cid:durableId="921452471">
-    <w:abstractNumId w:val="24"/>
-  </w:num>
-  <w:num w:numId="30" w16cid:durableId="263608733">
-    <w:abstractNumId w:val="43"/>
-  </w:num>
-  <w:num w:numId="31" w16cid:durableId="2114471935">
-    <w:abstractNumId w:val="81"/>
-  </w:num>
-  <w:num w:numId="32" w16cid:durableId="790589599">
-    <w:abstractNumId w:val="70"/>
-  </w:num>
-  <w:num w:numId="33" w16cid:durableId="201863468">
-    <w:abstractNumId w:val="23"/>
-  </w:num>
-  <w:num w:numId="34" w16cid:durableId="1263227533">
-    <w:abstractNumId w:val="45"/>
-  </w:num>
-  <w:num w:numId="35" w16cid:durableId="1972243474">
-    <w:abstractNumId w:val="62"/>
-  </w:num>
-  <w:num w:numId="36" w16cid:durableId="1185359320">
-    <w:abstractNumId w:val="118"/>
-  </w:num>
-  <w:num w:numId="37" w16cid:durableId="795411630">
-    <w:abstractNumId w:val="37"/>
-  </w:num>
-  <w:num w:numId="38" w16cid:durableId="1732073974">
-    <w:abstractNumId w:val="14"/>
-  </w:num>
-  <w:num w:numId="39" w16cid:durableId="1235235858">
-    <w:abstractNumId w:val="73"/>
-  </w:num>
-  <w:num w:numId="40" w16cid:durableId="21133544">
-    <w:abstractNumId w:val="59"/>
-  </w:num>
-  <w:num w:numId="41" w16cid:durableId="1849253729">
-    <w:abstractNumId w:val="84"/>
-  </w:num>
-  <w:num w:numId="42" w16cid:durableId="807283886">
-    <w:abstractNumId w:val="65"/>
-  </w:num>
   <w:num w:numId="43" w16cid:durableId="933704914">
-    <w:abstractNumId w:val="17"/>
+    <w:abstractNumId w:val="18"/>
   </w:num>
   <w:num w:numId="44" w16cid:durableId="1194467080">
-    <w:abstractNumId w:val="56"/>
+    <w:abstractNumId w:val="58"/>
   </w:num>
   <w:num w:numId="45" w16cid:durableId="2081980019">
     <w:abstractNumId w:val="0"/>
   </w:num>
   <w:num w:numId="46" w16cid:durableId="999767686">
-    <w:abstractNumId w:val="96"/>
+    <w:abstractNumId w:val="102"/>
   </w:num>
   <w:num w:numId="47" w16cid:durableId="2010213938">
-    <w:abstractNumId w:val="85"/>
+    <w:abstractNumId w:val="89"/>
   </w:num>
   <w:num w:numId="48" w16cid:durableId="1387219428">
     <w:abstractNumId w:val="4"/>
   </w:num>
   <w:num w:numId="49" w16cid:durableId="1471829045">
-    <w:abstractNumId w:val="78"/>
+    <w:abstractNumId w:val="80"/>
   </w:num>
   <w:num w:numId="50" w16cid:durableId="1818835407">
-    <w:abstractNumId w:val="106"/>
+    <w:abstractNumId w:val="112"/>
   </w:num>
   <w:num w:numId="51" w16cid:durableId="310644386">
-    <w:abstractNumId w:val="123"/>
+    <w:abstractNumId w:val="130"/>
   </w:num>
   <w:num w:numId="52" w16cid:durableId="1280454790">
-    <w:abstractNumId w:val="71"/>
+    <w:abstractNumId w:val="73"/>
   </w:num>
   <w:num w:numId="53" w16cid:durableId="1033726471">
-    <w:abstractNumId w:val="80"/>
+    <w:abstractNumId w:val="83"/>
   </w:num>
   <w:num w:numId="54" w16cid:durableId="1230462593">
-    <w:abstractNumId w:val="7"/>
+    <w:abstractNumId w:val="8"/>
   </w:num>
   <w:num w:numId="55" w16cid:durableId="1283146436">
-    <w:abstractNumId w:val="28"/>
+    <w:abstractNumId w:val="29"/>
   </w:num>
   <w:num w:numId="56" w16cid:durableId="1087578224">
-    <w:abstractNumId w:val="39"/>
+    <w:abstractNumId w:val="40"/>
   </w:num>
   <w:num w:numId="57" w16cid:durableId="1555582107">
+    <w:abstractNumId w:val="23"/>
+  </w:num>
+  <w:num w:numId="58" w16cid:durableId="1798646407">
+    <w:abstractNumId w:val="60"/>
+  </w:num>
+  <w:num w:numId="59" w16cid:durableId="599991011">
+    <w:abstractNumId w:val="27"/>
+  </w:num>
+  <w:num w:numId="60" w16cid:durableId="841046631">
+    <w:abstractNumId w:val="131"/>
+  </w:num>
+  <w:num w:numId="61" w16cid:durableId="128015507">
+    <w:abstractNumId w:val="66"/>
+  </w:num>
+  <w:num w:numId="62" w16cid:durableId="109862644">
+    <w:abstractNumId w:val="128"/>
+  </w:num>
+  <w:num w:numId="63" w16cid:durableId="943224237">
+    <w:abstractNumId w:val="48"/>
+  </w:num>
+  <w:num w:numId="64" w16cid:durableId="580527849">
+    <w:abstractNumId w:val="105"/>
+  </w:num>
+  <w:num w:numId="65" w16cid:durableId="856387678">
+    <w:abstractNumId w:val="37"/>
+  </w:num>
+  <w:num w:numId="66" w16cid:durableId="986204808">
     <w:abstractNumId w:val="22"/>
   </w:num>
-  <w:num w:numId="58" w16cid:durableId="1798646407">
-    <w:abstractNumId w:val="58"/>
-  </w:num>
-  <w:num w:numId="59" w16cid:durableId="599991011">
-    <w:abstractNumId w:val="26"/>
-  </w:num>
-  <w:num w:numId="60" w16cid:durableId="841046631">
-    <w:abstractNumId w:val="124"/>
-  </w:num>
-  <w:num w:numId="61" w16cid:durableId="128015507">
-    <w:abstractNumId w:val="64"/>
-  </w:num>
-  <w:num w:numId="62" w16cid:durableId="109862644">
-    <w:abstractNumId w:val="121"/>
-  </w:num>
-  <w:num w:numId="63" w16cid:durableId="943224237">
-    <w:abstractNumId w:val="46"/>
-  </w:num>
-  <w:num w:numId="64" w16cid:durableId="580527849">
-    <w:abstractNumId w:val="99"/>
-  </w:num>
-  <w:num w:numId="65" w16cid:durableId="856387678">
-    <w:abstractNumId w:val="36"/>
-  </w:num>
-  <w:num w:numId="66" w16cid:durableId="986204808">
-    <w:abstractNumId w:val="21"/>
-  </w:num>
   <w:num w:numId="67" w16cid:durableId="1015108001">
-    <w:abstractNumId w:val="90"/>
+    <w:abstractNumId w:val="95"/>
   </w:num>
   <w:num w:numId="68" w16cid:durableId="733938415">
-    <w:abstractNumId w:val="47"/>
+    <w:abstractNumId w:val="49"/>
   </w:num>
   <w:num w:numId="69" w16cid:durableId="1420173134">
-    <w:abstractNumId w:val="41"/>
+    <w:abstractNumId w:val="42"/>
   </w:num>
   <w:num w:numId="70" w16cid:durableId="336155870">
     <w:abstractNumId w:val="3"/>
   </w:num>
   <w:num w:numId="71" w16cid:durableId="915237899">
+    <w:abstractNumId w:val="70"/>
+  </w:num>
+  <w:num w:numId="72" w16cid:durableId="777870092">
+    <w:abstractNumId w:val="28"/>
+  </w:num>
+  <w:num w:numId="73" w16cid:durableId="1487476111">
+    <w:abstractNumId w:val="77"/>
+  </w:num>
+  <w:num w:numId="74" w16cid:durableId="21517831">
+    <w:abstractNumId w:val="32"/>
+  </w:num>
+  <w:num w:numId="75" w16cid:durableId="1403873987">
+    <w:abstractNumId w:val="14"/>
+  </w:num>
+  <w:num w:numId="76" w16cid:durableId="729772830">
+    <w:abstractNumId w:val="21"/>
+  </w:num>
+  <w:num w:numId="77" w16cid:durableId="1251741443">
+    <w:abstractNumId w:val="17"/>
+  </w:num>
+  <w:num w:numId="78" w16cid:durableId="2016956127">
+    <w:abstractNumId w:val="129"/>
+  </w:num>
+  <w:num w:numId="79" w16cid:durableId="1894920453">
+    <w:abstractNumId w:val="63"/>
+  </w:num>
+  <w:num w:numId="80" w16cid:durableId="188027024">
+    <w:abstractNumId w:val="33"/>
+  </w:num>
+  <w:num w:numId="81" w16cid:durableId="139885141">
+    <w:abstractNumId w:val="118"/>
+  </w:num>
+  <w:num w:numId="82" w16cid:durableId="1659648487">
+    <w:abstractNumId w:val="13"/>
+  </w:num>
+  <w:num w:numId="83" w16cid:durableId="1652559691">
+    <w:abstractNumId w:val="93"/>
+  </w:num>
+  <w:num w:numId="84" w16cid:durableId="1269309489">
+    <w:abstractNumId w:val="50"/>
+  </w:num>
+  <w:num w:numId="85" w16cid:durableId="1366564775">
+    <w:abstractNumId w:val="57"/>
+  </w:num>
+  <w:num w:numId="86" w16cid:durableId="185022979">
+    <w:abstractNumId w:val="59"/>
+  </w:num>
+  <w:num w:numId="87" w16cid:durableId="1622105677">
+    <w:abstractNumId w:val="115"/>
+  </w:num>
+  <w:num w:numId="88" w16cid:durableId="1430547018">
+    <w:abstractNumId w:val="116"/>
+  </w:num>
+  <w:num w:numId="89" w16cid:durableId="1740440021">
+    <w:abstractNumId w:val="106"/>
+  </w:num>
+  <w:num w:numId="90" w16cid:durableId="417215706">
+    <w:abstractNumId w:val="74"/>
+  </w:num>
+  <w:num w:numId="91" w16cid:durableId="1180240609">
+    <w:abstractNumId w:val="10"/>
+  </w:num>
+  <w:num w:numId="92" w16cid:durableId="1492334759">
+    <w:abstractNumId w:val="31"/>
+  </w:num>
+  <w:num w:numId="93" w16cid:durableId="947661223">
+    <w:abstractNumId w:val="51"/>
+  </w:num>
+  <w:num w:numId="94" w16cid:durableId="1518471374">
+    <w:abstractNumId w:val="109"/>
+  </w:num>
+  <w:num w:numId="95" w16cid:durableId="619922448">
+    <w:abstractNumId w:val="98"/>
+  </w:num>
+  <w:num w:numId="96" w16cid:durableId="1467892768">
+    <w:abstractNumId w:val="52"/>
+  </w:num>
+  <w:num w:numId="97" w16cid:durableId="1257786220">
+    <w:abstractNumId w:val="62"/>
+  </w:num>
+  <w:num w:numId="98" w16cid:durableId="1363439729">
+    <w:abstractNumId w:val="119"/>
+  </w:num>
+  <w:num w:numId="99" w16cid:durableId="1507356667">
+    <w:abstractNumId w:val="99"/>
+  </w:num>
+  <w:num w:numId="100" w16cid:durableId="1267469531">
+    <w:abstractNumId w:val="107"/>
+  </w:num>
+  <w:num w:numId="101" w16cid:durableId="857237191">
+    <w:abstractNumId w:val="34"/>
+  </w:num>
+  <w:num w:numId="102" w16cid:durableId="667248184">
+    <w:abstractNumId w:val="79"/>
+  </w:num>
+  <w:num w:numId="103" w16cid:durableId="1264069730">
+    <w:abstractNumId w:val="113"/>
+  </w:num>
+  <w:num w:numId="104" w16cid:durableId="1546023152">
+    <w:abstractNumId w:val="111"/>
+  </w:num>
+  <w:num w:numId="105" w16cid:durableId="1226453288">
+    <w:abstractNumId w:val="9"/>
+  </w:num>
+  <w:num w:numId="106" w16cid:durableId="1368991817">
     <w:abstractNumId w:val="68"/>
   </w:num>
-  <w:num w:numId="72" w16cid:durableId="777870092">
-    <w:abstractNumId w:val="27"/>
-  </w:num>
-  <w:num w:numId="73" w16cid:durableId="1487476111">
-    <w:abstractNumId w:val="75"/>
-  </w:num>
-  <w:num w:numId="74" w16cid:durableId="21517831">
-    <w:abstractNumId w:val="31"/>
-  </w:num>
-  <w:num w:numId="75" w16cid:durableId="1403873987">
-    <w:abstractNumId w:val="13"/>
-  </w:num>
-  <w:num w:numId="76" w16cid:durableId="729772830">
-    <w:abstractNumId w:val="20"/>
-  </w:num>
-  <w:num w:numId="77" w16cid:durableId="1251741443">
-    <w:abstractNumId w:val="16"/>
-  </w:num>
-  <w:num w:numId="78" w16cid:durableId="2016956127">
-    <w:abstractNumId w:val="122"/>
-  </w:num>
-  <w:num w:numId="79" w16cid:durableId="1894920453">
-    <w:abstractNumId w:val="61"/>
-  </w:num>
-  <w:num w:numId="80" w16cid:durableId="188027024">
-    <w:abstractNumId w:val="32"/>
-  </w:num>
-  <w:num w:numId="81" w16cid:durableId="139885141">
-    <w:abstractNumId w:val="112"/>
-  </w:num>
-  <w:num w:numId="82" w16cid:durableId="1659648487">
-    <w:abstractNumId w:val="12"/>
-  </w:num>
-  <w:num w:numId="83" w16cid:durableId="1652559691">
-    <w:abstractNumId w:val="89"/>
-  </w:num>
-  <w:num w:numId="84" w16cid:durableId="1269309489">
-    <w:abstractNumId w:val="48"/>
-  </w:num>
-  <w:num w:numId="85" w16cid:durableId="1366564775">
-    <w:abstractNumId w:val="55"/>
-  </w:num>
-  <w:num w:numId="86" w16cid:durableId="185022979">
-    <w:abstractNumId w:val="57"/>
-  </w:num>
-  <w:num w:numId="87" w16cid:durableId="1622105677">
-    <w:abstractNumId w:val="109"/>
-  </w:num>
-  <w:num w:numId="88" w16cid:durableId="1430547018">
-    <w:abstractNumId w:val="110"/>
-  </w:num>
-  <w:num w:numId="89" w16cid:durableId="1740440021">
-    <w:abstractNumId w:val="100"/>
-  </w:num>
-  <w:num w:numId="90" w16cid:durableId="417215706">
-    <w:abstractNumId w:val="72"/>
-  </w:num>
-  <w:num w:numId="91" w16cid:durableId="1180240609">
-    <w:abstractNumId w:val="9"/>
-  </w:num>
-  <w:num w:numId="92" w16cid:durableId="1492334759">
-    <w:abstractNumId w:val="30"/>
-  </w:num>
-  <w:num w:numId="93" w16cid:durableId="947661223">
-    <w:abstractNumId w:val="49"/>
-  </w:num>
-  <w:num w:numId="94" w16cid:durableId="1518471374">
-    <w:abstractNumId w:val="103"/>
-  </w:num>
-  <w:num w:numId="95" w16cid:durableId="619922448">
-    <w:abstractNumId w:val="92"/>
-  </w:num>
-  <w:num w:numId="96" w16cid:durableId="1467892768">
-    <w:abstractNumId w:val="50"/>
-  </w:num>
-  <w:num w:numId="97" w16cid:durableId="1257786220">
-    <w:abstractNumId w:val="60"/>
-  </w:num>
-  <w:num w:numId="98" w16cid:durableId="1363439729">
-    <w:abstractNumId w:val="113"/>
-  </w:num>
-  <w:num w:numId="99" w16cid:durableId="1507356667">
-    <w:abstractNumId w:val="93"/>
-  </w:num>
-  <w:num w:numId="100" w16cid:durableId="1267469531">
-    <w:abstractNumId w:val="101"/>
-  </w:num>
-  <w:num w:numId="101" w16cid:durableId="857237191">
-    <w:abstractNumId w:val="33"/>
-  </w:num>
-  <w:num w:numId="102" w16cid:durableId="667248184">
-    <w:abstractNumId w:val="77"/>
-  </w:num>
-  <w:num w:numId="103" w16cid:durableId="1264069730">
-    <w:abstractNumId w:val="107"/>
-  </w:num>
-  <w:num w:numId="104" w16cid:durableId="1546023152">
-    <w:abstractNumId w:val="105"/>
-  </w:num>
-  <w:num w:numId="105" w16cid:durableId="1226453288">
-    <w:abstractNumId w:val="8"/>
-  </w:num>
-  <w:num w:numId="106" w16cid:durableId="1368991817">
-    <w:abstractNumId w:val="66"/>
-  </w:num>
   <w:num w:numId="107" w16cid:durableId="195582916">
-    <w:abstractNumId w:val="38"/>
+    <w:abstractNumId w:val="39"/>
   </w:num>
   <w:num w:numId="108" w16cid:durableId="1166481521">
-    <w:abstractNumId w:val="79"/>
+    <w:abstractNumId w:val="81"/>
   </w:num>
   <w:num w:numId="109" w16cid:durableId="439492112">
-    <w:abstractNumId w:val="119"/>
+    <w:abstractNumId w:val="126"/>
   </w:num>
   <w:num w:numId="110" w16cid:durableId="997658750">
-    <w:abstractNumId w:val="91"/>
+    <w:abstractNumId w:val="96"/>
   </w:num>
   <w:num w:numId="111" w16cid:durableId="1445492604">
-    <w:abstractNumId w:val="42"/>
+    <w:abstractNumId w:val="43"/>
   </w:num>
   <w:num w:numId="112" w16cid:durableId="1324813548">
-    <w:abstractNumId w:val="114"/>
+    <w:abstractNumId w:val="120"/>
   </w:num>
   <w:num w:numId="113" w16cid:durableId="833761040">
     <w:abstractNumId w:val="2"/>
   </w:num>
   <w:num w:numId="114" w16cid:durableId="1995328297">
-    <w:abstractNumId w:val="44"/>
+    <w:abstractNumId w:val="45"/>
   </w:num>
   <w:num w:numId="115" w16cid:durableId="1538278096">
+    <w:abstractNumId w:val="110"/>
+  </w:num>
+  <w:num w:numId="116" w16cid:durableId="1605729890">
+    <w:abstractNumId w:val="91"/>
+  </w:num>
+  <w:num w:numId="117" w16cid:durableId="613176844">
+    <w:abstractNumId w:val="100"/>
+  </w:num>
+  <w:num w:numId="118" w16cid:durableId="1752239720">
     <w:abstractNumId w:val="104"/>
   </w:num>
-  <w:num w:numId="116" w16cid:durableId="1605729890">
-    <w:abstractNumId w:val="87"/>
+  <w:num w:numId="119" w16cid:durableId="1832410741">
+    <w:abstractNumId w:val="7"/>
   </w:num>
-  <w:num w:numId="117" w16cid:durableId="613176844">
+  <w:num w:numId="120" w16cid:durableId="1483304690">
+    <w:abstractNumId w:val="19"/>
+  </w:num>
+  <w:num w:numId="121" w16cid:durableId="259028912">
+    <w:abstractNumId w:val="127"/>
+  </w:num>
+  <w:num w:numId="122" w16cid:durableId="618530009">
+    <w:abstractNumId w:val="16"/>
+  </w:num>
+  <w:num w:numId="123" w16cid:durableId="2050913877">
+    <w:abstractNumId w:val="108"/>
+  </w:num>
+  <w:num w:numId="124" w16cid:durableId="1073696134">
+    <w:abstractNumId w:val="41"/>
+  </w:num>
+  <w:num w:numId="125" w16cid:durableId="795563217">
+    <w:abstractNumId w:val="35"/>
+  </w:num>
+  <w:num w:numId="126" w16cid:durableId="28991042">
     <w:abstractNumId w:val="94"/>
   </w:num>
-  <w:num w:numId="118" w16cid:durableId="1752239720">
-    <w:abstractNumId w:val="98"/>
-  </w:num>
-  <w:num w:numId="119" w16cid:durableId="1832410741">
+  <w:num w:numId="127" w16cid:durableId="951788158">
     <w:abstractNumId w:val="6"/>
   </w:num>
-  <w:num w:numId="120" w16cid:durableId="1483304690">
-    <w:abstractNumId w:val="18"/>
+  <w:num w:numId="128" w16cid:durableId="886261180">
+    <w:abstractNumId w:val="124"/>
   </w:num>
-  <w:num w:numId="121" w16cid:durableId="259028912">
-    <w:abstractNumId w:val="120"/>
+  <w:num w:numId="129" w16cid:durableId="1882479073">
+    <w:abstractNumId w:val="97"/>
   </w:num>
-  <w:num w:numId="122" w16cid:durableId="618530009">
-    <w:abstractNumId w:val="15"/>
+  <w:num w:numId="130" w16cid:durableId="1665552601">
+    <w:abstractNumId w:val="82"/>
   </w:num>
-  <w:num w:numId="123" w16cid:durableId="2050913877">
-    <w:abstractNumId w:val="102"/>
+  <w:num w:numId="131" w16cid:durableId="790367420">
+    <w:abstractNumId w:val="84"/>
   </w:num>
-  <w:num w:numId="124" w16cid:durableId="1073696134">
-    <w:abstractNumId w:val="40"/>
-  </w:num>
-  <w:num w:numId="125" w16cid:durableId="795563217">
-    <w:abstractNumId w:val="34"/>
+  <w:num w:numId="132" w16cid:durableId="1373191236">
+    <w:abstractNumId w:val="47"/>
   </w:num>
   <w:numIdMacAtCleanup w:val="101"/>
 </w:numbering>

--- a/assets/data/Mindset 01/Mindset1- Custom.docx
+++ b/assets/data/Mindset 01/Mindset1- Custom.docx
@@ -1253,33 +1253,8 @@
               <w:t>proverb</w:t>
             </w:r>
             <w:r>
-              <w:t xml:space="preserve"> says, 'Se non </w:t>
-            </w:r>
-            <w:proofErr w:type="spellStart"/>
-            <w:r>
-              <w:t>sta</w:t>
-            </w:r>
-            <w:proofErr w:type="spellEnd"/>
-            <w:r>
-              <w:t xml:space="preserve"> </w:t>
-            </w:r>
-            <w:proofErr w:type="spellStart"/>
-            <w:r>
-              <w:t>andando</w:t>
-            </w:r>
-            <w:proofErr w:type="spellEnd"/>
-            <w:r>
-              <w:t xml:space="preserve"> bene </w:t>
-            </w:r>
-            <w:proofErr w:type="spellStart"/>
-            <w:r>
-              <w:t>chiamare</w:t>
-            </w:r>
-            <w:proofErr w:type="spellEnd"/>
-            <w:r>
-              <w:t xml:space="preserve"> la </w:t>
-            </w:r>
-            <w:proofErr w:type="spellStart"/>
+              <w:t xml:space="preserve"> says, 'Se non sta andando bene chiamare la </w:t>
+            </w:r>
             <w:r>
               <w:rPr>
                 <w:rFonts w:ascii="Source Sans 3" w:hAnsi="Source Sans 3"/>
@@ -1288,7 +1263,6 @@
               </w:rPr>
               <w:t>nonna</w:t>
             </w:r>
-            <w:proofErr w:type="spellEnd"/>
             <w:r>
               <w:t>.'- 'If things aren't going well, call your grandmother."</w:t>
             </w:r>
@@ -2080,35 +2054,7 @@
                         <w14:bevel/>
                       </w14:textOutline>
                     </w:rPr>
-                    <w:t xml:space="preserve">caring only about yourself and </w:t>
-                  </w:r>
-                  <w:proofErr w:type="spellStart"/>
-                  <w:r>
-                    <w:rPr>
-                      <w:rStyle w:val="BlankWord1"/>
-                      <w:bdr w:val="none" w:sz="0" w:space="0" w:color="auto"/>
-                      <w:shd w:val="clear" w:color="auto" w:fill="auto"/>
-                      <w14:textOutline w14:w="0" w14:cap="rnd" w14:cmpd="sng" w14:algn="ctr">
-                        <w14:noFill/>
-                        <w14:prstDash w14:val="solid"/>
-                        <w14:bevel/>
-                      </w14:textOutline>
-                    </w:rPr>
-                    <w:t>not</w:t>
-                  </w:r>
-                  <w:proofErr w:type="spellEnd"/>
-                  <w:r>
-                    <w:rPr>
-                      <w:rStyle w:val="BlankWord1"/>
-                      <w:bdr w:val="none" w:sz="0" w:space="0" w:color="auto"/>
-                      <w:shd w:val="clear" w:color="auto" w:fill="auto"/>
-                      <w14:textOutline w14:w="0" w14:cap="rnd" w14:cmpd="sng" w14:algn="ctr">
-                        <w14:noFill/>
-                        <w14:prstDash w14:val="solid"/>
-                        <w14:bevel/>
-                      </w14:textOutline>
-                    </w:rPr>
-                    <w:t xml:space="preserve"> other people</w:t>
+                    <w:t>caring only about yourself and not other people</w:t>
                   </w:r>
                 </w:p>
                 <w:p>
@@ -2382,29 +2328,7 @@
                 <w:sz w:val="23"/>
                 <w:szCs w:val="23"/>
               </w:rPr>
-              <w:t xml:space="preserve">To </w:t>
-            </w:r>
-            <w:proofErr w:type="spellStart"/>
-            <w:r>
-              <w:rPr>
-                <w:rFonts w:ascii="Source Sans 3 Medium" w:hAnsi="Source Sans 3 Medium"/>
-                <w:b/>
-                <w:bCs/>
-                <w:sz w:val="23"/>
-                <w:szCs w:val="23"/>
-              </w:rPr>
-              <w:t>practise</w:t>
-            </w:r>
-            <w:proofErr w:type="spellEnd"/>
-            <w:r>
-              <w:rPr>
-                <w:rFonts w:ascii="Source Sans 3 Medium" w:hAnsi="Source Sans 3 Medium"/>
-                <w:b/>
-                <w:bCs/>
-                <w:sz w:val="23"/>
-                <w:szCs w:val="23"/>
-              </w:rPr>
-              <w:t xml:space="preserve"> finding information quickly, have a race with your partner to find the following phrases in the text. They are not in order.</w:t>
+              <w:t>To practise finding information quickly, have a race with your partner to find the following phrases in the text. They are not in order.</w:t>
             </w:r>
           </w:p>
           <w:tbl>
@@ -3553,16 +3477,8 @@
               <w:rPr>
                 <w:u w:val="single"/>
               </w:rPr>
-              <w:t xml:space="preserve">Answer 2: grandparents </w:t>
-            </w:r>
-            <w:proofErr w:type="spellStart"/>
-            <w:r>
-              <w:rPr>
-                <w:u w:val="single"/>
-              </w:rPr>
-              <w:t>storys</w:t>
-            </w:r>
-            <w:proofErr w:type="spellEnd"/>
+              <w:t>Answer 2: grandparents storys</w:t>
+            </w:r>
           </w:p>
           <w:p>
             <w:pPr>
@@ -5517,51 +5433,7 @@
                 <w:sz w:val="23"/>
                 <w:szCs w:val="23"/>
               </w:rPr>
-              <w:t xml:space="preserve">In Sri Lanka, a family meal often includes </w:t>
-            </w:r>
-            <w:proofErr w:type="spellStart"/>
-            <w:r>
-              <w:rPr>
-                <w:rFonts w:ascii="Source Sans 3 Medium" w:hAnsi="Source Sans 3 Medium"/>
-                <w:b/>
-                <w:bCs/>
-                <w:sz w:val="23"/>
-                <w:szCs w:val="23"/>
-              </w:rPr>
-              <w:t>stringhoppers</w:t>
-            </w:r>
-            <w:proofErr w:type="spellEnd"/>
-            <w:r>
-              <w:rPr>
-                <w:rFonts w:ascii="Source Sans 3 Medium" w:hAnsi="Source Sans 3 Medium"/>
-                <w:b/>
-                <w:bCs/>
-                <w:sz w:val="23"/>
-                <w:szCs w:val="23"/>
-              </w:rPr>
-              <w:t xml:space="preserve">. To make </w:t>
-            </w:r>
-            <w:proofErr w:type="spellStart"/>
-            <w:r>
-              <w:rPr>
-                <w:rFonts w:ascii="Source Sans 3 Medium" w:hAnsi="Source Sans 3 Medium"/>
-                <w:b/>
-                <w:bCs/>
-                <w:sz w:val="23"/>
-                <w:szCs w:val="23"/>
-              </w:rPr>
-              <w:t>stringhoppers</w:t>
-            </w:r>
-            <w:proofErr w:type="spellEnd"/>
-            <w:r>
-              <w:rPr>
-                <w:rFonts w:ascii="Source Sans 3 Medium" w:hAnsi="Source Sans 3 Medium"/>
-                <w:b/>
-                <w:bCs/>
-                <w:sz w:val="23"/>
-                <w:szCs w:val="23"/>
-              </w:rPr>
-              <w:t xml:space="preserve"> you need some special equipment. Choose the best description of each piece of equipment.</w:t>
+              <w:t>In Sri Lanka, a family meal often includes stringhoppers. To make stringhoppers you need some special equipment. Choose the best description of each piece of equipment.</w:t>
             </w:r>
           </w:p>
           <w:tbl>
@@ -5637,13 +5509,8 @@
                       <w:numId w:val="19"/>
                     </w:numPr>
                   </w:pPr>
-                  <w:proofErr w:type="spellStart"/>
-                  <w:r>
-                    <w:t>Stringhopper</w:t>
-                  </w:r>
-                  <w:proofErr w:type="spellEnd"/>
-                  <w:r>
-                    <w:t xml:space="preserve"> press</w:t>
+                  <w:r>
+                    <w:t>Stringhopper press</w:t>
                   </w:r>
                 </w:p>
                 <w:p>
@@ -5669,15 +5536,7 @@
                     <w:ind w:left="454" w:hanging="284"/>
                   </w:pPr>
                   <w:r>
-                    <w:t xml:space="preserve">It's made of heavy metal and has two parts which are similar in shape. The </w:t>
-                  </w:r>
-                  <w:proofErr w:type="spellStart"/>
-                  <w:r>
-                    <w:t>centre</w:t>
-                  </w:r>
-                  <w:proofErr w:type="spellEnd"/>
-                  <w:r>
-                    <w:t xml:space="preserve"> is round and there are handles on each side. </w:t>
+                    <w:t xml:space="preserve">It's made of heavy metal and has two parts which are similar in shape. The centre is round and there are handles on each side. </w:t>
                   </w:r>
                   <w:proofErr w:type="gramStart"/>
                   <w:r>
@@ -5837,13 +5696,8 @@
                 <w:numId w:val="19"/>
               </w:numPr>
             </w:pPr>
-            <w:proofErr w:type="spellStart"/>
-            <w:r>
-              <w:t>Stringhopper</w:t>
-            </w:r>
-            <w:proofErr w:type="spellEnd"/>
-            <w:r>
-              <w:t xml:space="preserve"> </w:t>
+            <w:r>
+              <w:t xml:space="preserve">Stringhopper </w:t>
             </w:r>
             <w:r>
               <w:t>mats</w:t>
@@ -5859,15 +5713,7 @@
               <w:ind w:left="454" w:hanging="284"/>
             </w:pPr>
             <w:r>
-              <w:t xml:space="preserve">These are round shallow baskets made of thin pieces of wood. The wood is in a </w:t>
-            </w:r>
-            <w:proofErr w:type="spellStart"/>
-            <w:r>
-              <w:t>criss-cross</w:t>
-            </w:r>
-            <w:proofErr w:type="spellEnd"/>
-            <w:r>
-              <w:t xml:space="preserve"> pattern to form large holes.</w:t>
+              <w:t>These are round shallow baskets made of thin pieces of wood. The wood is in a criss-cross pattern to form large holes.</w:t>
             </w:r>
           </w:p>
           <w:p>
@@ -5960,13 +5806,8 @@
                 <w:numId w:val="19"/>
               </w:numPr>
             </w:pPr>
-            <w:proofErr w:type="spellStart"/>
-            <w:r>
-              <w:t>Stringhopper</w:t>
-            </w:r>
-            <w:proofErr w:type="spellEnd"/>
-            <w:r>
-              <w:t xml:space="preserve"> </w:t>
+            <w:r>
+              <w:t xml:space="preserve">Stringhopper </w:t>
             </w:r>
             <w:r>
               <w:t>mats</w:t>
@@ -6464,29 +6305,7 @@
                 <w:sz w:val="23"/>
                 <w:szCs w:val="23"/>
               </w:rPr>
-              <w:t xml:space="preserve">The pictures show the process of making </w:t>
-            </w:r>
-            <w:proofErr w:type="spellStart"/>
-            <w:r>
-              <w:rPr>
-                <w:rFonts w:ascii="Source Sans 3 Medium" w:hAnsi="Source Sans 3 Medium"/>
-                <w:b/>
-                <w:bCs/>
-                <w:sz w:val="23"/>
-                <w:szCs w:val="23"/>
-              </w:rPr>
-              <w:t>stringhoppers</w:t>
-            </w:r>
-            <w:proofErr w:type="spellEnd"/>
-            <w:r>
-              <w:rPr>
-                <w:rFonts w:ascii="Source Sans 3 Medium" w:hAnsi="Source Sans 3 Medium"/>
-                <w:b/>
-                <w:bCs/>
-                <w:sz w:val="23"/>
-                <w:szCs w:val="23"/>
-              </w:rPr>
-              <w:t>.</w:t>
+              <w:t>The pictures show the process of making stringhoppers.</w:t>
             </w:r>
           </w:p>
           <w:p>
@@ -7062,26 +6881,13 @@
               <w:ind w:left="284" w:hanging="284"/>
             </w:pPr>
             <w:r>
-              <w:t xml:space="preserve">push through the </w:t>
-            </w:r>
-            <w:proofErr w:type="spellStart"/>
-            <w:r>
-              <w:t>stringhopper</w:t>
-            </w:r>
-            <w:proofErr w:type="spellEnd"/>
-            <w:r>
-              <w:t xml:space="preserve"> press onto the</w:t>
+              <w:t>push through the stringhopper press onto the</w:t>
             </w:r>
             <w:r>
               <w:t xml:space="preserve"> </w:t>
             </w:r>
-            <w:proofErr w:type="spellStart"/>
-            <w:r>
-              <w:t>stringhopper</w:t>
-            </w:r>
-            <w:proofErr w:type="spellEnd"/>
-            <w:r>
-              <w:t xml:space="preserve"> mats</w:t>
+            <w:r>
+              <w:t>stringhopper mats</w:t>
             </w:r>
           </w:p>
           <w:p>
@@ -7709,31 +7515,7 @@
                 <w:spacing w:val="-2"/>
                 <w:w w:val="105"/>
               </w:rPr>
-              <w:t xml:space="preserve">Complete the sentences about making </w:t>
-            </w:r>
-            <w:proofErr w:type="spellStart"/>
-            <w:r>
-              <w:rPr>
-                <w:rFonts w:ascii="Source Sans 3 Medium" w:hAnsi="Source Sans 3 Medium"/>
-                <w:b/>
-                <w:bCs/>
-                <w:color w:val="101312"/>
-                <w:spacing w:val="-2"/>
-                <w:w w:val="105"/>
-              </w:rPr>
-              <w:t>stringhoppers</w:t>
-            </w:r>
-            <w:proofErr w:type="spellEnd"/>
-            <w:r>
-              <w:rPr>
-                <w:rFonts w:ascii="Source Sans 3 Medium" w:hAnsi="Source Sans 3 Medium"/>
-                <w:b/>
-                <w:bCs/>
-                <w:color w:val="101312"/>
-                <w:spacing w:val="-2"/>
-                <w:w w:val="105"/>
-              </w:rPr>
-              <w:t xml:space="preserve"> with words from the box.</w:t>
+              <w:t>Complete the sentences about making stringhoppers with words from the box.</w:t>
             </w:r>
           </w:p>
           <w:tbl>
@@ -7947,15 +7729,7 @@
               </w:numPr>
             </w:pPr>
             <w:r>
-              <w:t xml:space="preserve">is to push the dough through the </w:t>
-            </w:r>
-            <w:proofErr w:type="spellStart"/>
-            <w:r>
-              <w:t>stringhopper</w:t>
-            </w:r>
-            <w:proofErr w:type="spellEnd"/>
-            <w:r>
-              <w:t xml:space="preserve"> press.</w:t>
+              <w:t>is to push the dough through the stringhopper press.</w:t>
             </w:r>
           </w:p>
           <w:p>
@@ -7967,15 +7741,7 @@
               </w:numPr>
             </w:pPr>
             <w:r>
-              <w:t xml:space="preserve">the </w:t>
-            </w:r>
-            <w:proofErr w:type="spellStart"/>
-            <w:r>
-              <w:t>stringhoppers</w:t>
-            </w:r>
-            <w:proofErr w:type="spellEnd"/>
-            <w:r>
-              <w:t xml:space="preserve"> are placed in a steamer.</w:t>
+              <w:t>the stringhoppers are placed in a steamer.</w:t>
             </w:r>
           </w:p>
           <w:p>
@@ -8275,23 +8041,7 @@
               <w:ind w:left="284" w:hanging="284"/>
             </w:pPr>
             <w:r>
-              <w:t xml:space="preserve">There are six stages in the process of making </w:t>
-            </w:r>
-            <w:proofErr w:type="spellStart"/>
-            <w:r>
-              <w:t>stringhoppers</w:t>
-            </w:r>
-            <w:proofErr w:type="spellEnd"/>
-            <w:r>
-              <w:t xml:space="preserve">, beginning with grinding the rice and making a dough and ending with using a steamer to cook the </w:t>
-            </w:r>
-            <w:proofErr w:type="spellStart"/>
-            <w:r>
-              <w:t>stringhoppers</w:t>
-            </w:r>
-            <w:proofErr w:type="spellEnd"/>
-            <w:r>
-              <w:t>.</w:t>
+              <w:t>There are six stages in the process of making stringhoppers, beginning with grinding the rice and making a dough and ending with using a steamer to cook the stringhoppers.</w:t>
             </w:r>
           </w:p>
           <w:p>
@@ -8304,15 +8054,7 @@
               <w:ind w:left="284" w:hanging="284"/>
             </w:pPr>
             <w:r>
-              <w:t xml:space="preserve">The diagram demonstrates the process of preparing </w:t>
-            </w:r>
-            <w:proofErr w:type="spellStart"/>
-            <w:r>
-              <w:t>stringhoppers</w:t>
-            </w:r>
-            <w:proofErr w:type="spellEnd"/>
-            <w:r>
-              <w:t>, a kind of noodle.</w:t>
+              <w:t>The diagram demonstrates the process of preparing stringhoppers, a kind of noodle.</w:t>
             </w:r>
           </w:p>
         </w:tc>
@@ -8524,15 +8266,7 @@
               <w:ind w:left="284" w:hanging="284"/>
             </w:pPr>
             <w:r>
-              <w:t xml:space="preserve">To make a perfect </w:t>
-            </w:r>
-            <w:proofErr w:type="spellStart"/>
-            <w:r>
-              <w:t>omelette</w:t>
-            </w:r>
-            <w:proofErr w:type="spellEnd"/>
-            <w:r>
-              <w:t xml:space="preserve"> you need fresh ingredients, the right equipment and the correct technique. You must also cook it for the correct amount of time and pay attention to the temperature.</w:t>
+              <w:t>To make a perfect omelette you need fresh ingredients, the right equipment and the correct technique. You must also cook it for the correct amount of time and pay attention to the temperature.</w:t>
             </w:r>
           </w:p>
           <w:p>
@@ -8916,39 +8650,7 @@
                       <w:sz w:val="21"/>
                       <w:szCs w:val="21"/>
                     </w:rPr>
-                    <w:t xml:space="preserve">The diagram demonstrates the process of preparing </w:t>
-                  </w:r>
-                  <w:proofErr w:type="spellStart"/>
-                  <w:r>
-                    <w:rPr>
-                      <w:sz w:val="21"/>
-                      <w:szCs w:val="21"/>
-                    </w:rPr>
-                    <w:t>stringhoppers</w:t>
-                  </w:r>
-                  <w:proofErr w:type="spellEnd"/>
-                  <w:r>
-                    <w:rPr>
-                      <w:sz w:val="21"/>
-                      <w:szCs w:val="21"/>
-                    </w:rPr>
-                    <w:t xml:space="preserve">. a kind of noodle dish. There are six main stages in the process, beginning with grinding the rice and making a dough and ending with using a steamer to cook the </w:t>
-                  </w:r>
-                  <w:proofErr w:type="spellStart"/>
-                  <w:r>
-                    <w:rPr>
-                      <w:sz w:val="21"/>
-                      <w:szCs w:val="21"/>
-                    </w:rPr>
-                    <w:t>stringhoppers</w:t>
-                  </w:r>
-                  <w:proofErr w:type="spellEnd"/>
-                  <w:r>
-                    <w:rPr>
-                      <w:sz w:val="21"/>
-                      <w:szCs w:val="21"/>
-                    </w:rPr>
-                    <w:t>.</w:t>
+                    <w:t>The diagram demonstrates the process of preparing stringhoppers. a kind of noodle dish. There are six main stages in the process, beginning with grinding the rice and making a dough and ending with using a steamer to cook the stringhoppers.</w:t>
                   </w:r>
                 </w:p>
                 <w:p>
@@ -8964,55 +8666,7 @@
                       <w:sz w:val="21"/>
                       <w:szCs w:val="21"/>
                     </w:rPr>
-                    <w:t xml:space="preserve">First, the dry rice is put into a rice grinder to make it into flour. Next, the flour is mixed with water and formed into dough. After that, the dough is put into a </w:t>
-                  </w:r>
-                  <w:proofErr w:type="spellStart"/>
-                  <w:r>
-                    <w:rPr>
-                      <w:sz w:val="21"/>
-                      <w:szCs w:val="21"/>
-                    </w:rPr>
-                    <w:t>stringhopper</w:t>
-                  </w:r>
-                  <w:proofErr w:type="spellEnd"/>
-                  <w:r>
-                    <w:rPr>
-                      <w:sz w:val="21"/>
-                      <w:szCs w:val="21"/>
-                    </w:rPr>
-                    <w:t xml:space="preserve"> press, which is a metal piece of equipment with two handles and holes in it. The dough is pushed through the holes and it comes out as thin noodles. The noodle 'nests' are placed onto individual </w:t>
-                  </w:r>
-                  <w:proofErr w:type="spellStart"/>
-                  <w:r>
-                    <w:rPr>
-                      <w:sz w:val="21"/>
-                      <w:szCs w:val="21"/>
-                    </w:rPr>
-                    <w:t>stringhopper</w:t>
-                  </w:r>
-                  <w:proofErr w:type="spellEnd"/>
-                  <w:r>
-                    <w:rPr>
-                      <w:sz w:val="21"/>
-                      <w:szCs w:val="21"/>
-                    </w:rPr>
-                    <w:t xml:space="preserve"> mats, which are round baskets made of thin pieces of wood. They are then cooked in a steamer until they are ready. The final stage is to serve the </w:t>
-                  </w:r>
-                  <w:proofErr w:type="spellStart"/>
-                  <w:r>
-                    <w:rPr>
-                      <w:sz w:val="21"/>
-                      <w:szCs w:val="21"/>
-                    </w:rPr>
-                    <w:t>stringhoppers</w:t>
-                  </w:r>
-                  <w:proofErr w:type="spellEnd"/>
-                  <w:r>
-                    <w:rPr>
-                      <w:sz w:val="21"/>
-                      <w:szCs w:val="21"/>
-                    </w:rPr>
-                    <w:t xml:space="preserve"> with a variety of spicy curries.</w:t>
+                    <w:t>First, the dry rice is put into a rice grinder to make it into flour. Next, the flour is mixed with water and formed into dough. After that, the dough is put into a stringhopper press, which is a metal piece of equipment with two handles and holes in it. The dough is pushed through the holes and it comes out as thin noodles. The noodle 'nests' are placed onto individual stringhopper mats, which are round baskets made of thin pieces of wood. They are then cooked in a steamer until they are ready. The final stage is to serve the stringhoppers with a variety of spicy curries.</w:t>
                   </w:r>
                 </w:p>
               </w:tc>
@@ -12200,6 +11854,2291 @@
     </w:tbl>
     <w:p>
       <w:pPr>
+        <w:rPr>
+          <w:rFonts w:ascii="Source Sans 3" w:hAnsi="Source Sans 3"/>
+          <w:sz w:val="23"/>
+          <w:szCs w:val="23"/>
+          <w:lang w:bidi="ar-SA"/>
+        </w:rPr>
+      </w:pPr>
+      <w:r>
+        <w:br w:type="page"/>
+      </w:r>
+    </w:p>
+    <w:tbl>
+      <w:tblPr>
+        <w:tblStyle w:val="CommonTable"/>
+        <w:tblW w:w="0" w:type="auto"/>
+        <w:tblBorders>
+          <w:top w:val="single" w:sz="24" w:space="0" w:color="auto"/>
+          <w:left w:val="single" w:sz="24" w:space="0" w:color="auto"/>
+          <w:bottom w:val="single" w:sz="24" w:space="0" w:color="auto"/>
+          <w:right w:val="single" w:sz="24" w:space="0" w:color="auto"/>
+          <w:insideH w:val="single" w:sz="24" w:space="0" w:color="auto"/>
+          <w:insideV w:val="single" w:sz="24" w:space="0" w:color="auto"/>
+        </w:tblBorders>
+        <w:tblLook w:val="04A0" w:firstRow="1" w:lastRow="0" w:firstColumn="1" w:lastColumn="0" w:noHBand="0" w:noVBand="1"/>
+      </w:tblPr>
+      <w:tblGrid>
+        <w:gridCol w:w="2938"/>
+      </w:tblGrid>
+      <w:tr>
+        <w:tc>
+          <w:tcPr>
+            <w:tcW w:w="0" w:type="auto"/>
+            <w:shd w:val="clear" w:color="auto" w:fill="E5008C"/>
+          </w:tcPr>
+          <w:p>
+            <w:pPr>
+              <w:rPr>
+                <w:rFonts w:ascii="Source Sans 3 Medium" w:hAnsi="Source Sans 3 Medium"/>
+                <w:b/>
+                <w:bCs/>
+                <w:sz w:val="23"/>
+                <w:szCs w:val="23"/>
+                <w:lang w:bidi="ar-SA"/>
+              </w:rPr>
+            </w:pPr>
+            <w:r>
+              <w:rPr>
+                <w:b/>
+                <w:bCs/>
+                <w:color w:val="FFFFFF" w:themeColor="background1"/>
+                <w:sz w:val="24"/>
+                <w:szCs w:val="24"/>
+              </w:rPr>
+              <w:lastRenderedPageBreak/>
+              <w:t>LISTENING FOR NUMBERS</w:t>
+            </w:r>
+          </w:p>
+        </w:tc>
+      </w:tr>
+    </w:tbl>
+    <w:p>
+      <w:pPr>
+        <w:spacing w:after="0"/>
+        <w:rPr>
+          <w:rFonts w:ascii="Source Sans 3" w:hAnsi="Source Sans 3"/>
+          <w:b/>
+          <w:bCs/>
+          <w:sz w:val="2"/>
+          <w:szCs w:val="2"/>
+          <w:shd w:val="clear" w:color="auto" w:fill="FFFF00"/>
+          <w:rtl/>
+        </w:rPr>
+      </w:pPr>
+    </w:p>
+    <w:tbl>
+      <w:tblPr>
+        <w:tblStyle w:val="DottedTable"/>
+        <w:tblW w:w="14392" w:type="dxa"/>
+        <w:tblLayout w:type="fixed"/>
+        <w:tblLook w:val="04A0" w:firstRow="1" w:lastRow="0" w:firstColumn="1" w:lastColumn="0" w:noHBand="0" w:noVBand="1"/>
+      </w:tblPr>
+      <w:tblGrid>
+        <w:gridCol w:w="582"/>
+        <w:gridCol w:w="10186"/>
+        <w:gridCol w:w="3624"/>
+      </w:tblGrid>
+      <w:tr>
+        <w:tc>
+          <w:tcPr>
+            <w:tcW w:w="582" w:type="dxa"/>
+          </w:tcPr>
+          <w:tbl>
+            <w:tblPr>
+              <w:tblStyle w:val="CompactTable"/>
+              <w:tblW w:w="0" w:type="auto"/>
+              <w:tblBorders>
+                <w:top w:val="single" w:sz="18" w:space="0" w:color="B01070"/>
+                <w:left w:val="single" w:sz="18" w:space="0" w:color="B01070"/>
+                <w:bottom w:val="single" w:sz="18" w:space="0" w:color="B01070"/>
+                <w:right w:val="single" w:sz="18" w:space="0" w:color="B01070"/>
+                <w:insideH w:val="single" w:sz="18" w:space="0" w:color="B01070"/>
+                <w:insideV w:val="single" w:sz="18" w:space="0" w:color="B01070"/>
+              </w:tblBorders>
+              <w:tblLayout w:type="fixed"/>
+              <w:tblLook w:val="04A0" w:firstRow="1" w:lastRow="0" w:firstColumn="1" w:lastColumn="0" w:noHBand="0" w:noVBand="1"/>
+            </w:tblPr>
+            <w:tblGrid>
+              <w:gridCol w:w="385"/>
+            </w:tblGrid>
+            <w:tr>
+              <w:tc>
+                <w:tcPr>
+                  <w:tcW w:w="385" w:type="dxa"/>
+                </w:tcPr>
+                <w:p>
+                  <w:pPr>
+                    <w:rPr>
+                      <w:b w:val="0"/>
+                      <w:bCs/>
+                      <w:szCs w:val="26"/>
+                      <w:bdr w:val="single" w:sz="12" w:space="0" w:color="FFFF00"/>
+                    </w:rPr>
+                  </w:pPr>
+                  <w:r>
+                    <w:rPr>
+                      <w:bCs/>
+                      <w:szCs w:val="26"/>
+                      <w:lang w:bidi="ar-SA"/>
+                    </w:rPr>
+                    <w:t>05</w:t>
+                  </w:r>
+                </w:p>
+              </w:tc>
+            </w:tr>
+          </w:tbl>
+          <w:p>
+            <w:pPr>
+              <w:rPr>
+                <w:rFonts w:ascii="Source Sans 3" w:hAnsi="Source Sans 3"/>
+                <w:b/>
+                <w:bCs/>
+                <w:sz w:val="26"/>
+                <w:szCs w:val="26"/>
+                <w:bdr w:val="single" w:sz="12" w:space="0" w:color="FFFF00"/>
+              </w:rPr>
+            </w:pPr>
+          </w:p>
+        </w:tc>
+        <w:tc>
+          <w:tcPr>
+            <w:tcW w:w="10186" w:type="dxa"/>
+          </w:tcPr>
+          <w:p>
+            <w:pPr>
+              <w:rPr>
+                <w:rFonts w:ascii="Source Sans 3 Medium" w:hAnsi="Source Sans 3 Medium"/>
+                <w:b/>
+                <w:bCs/>
+                <w:sz w:val="23"/>
+                <w:szCs w:val="23"/>
+              </w:rPr>
+            </w:pPr>
+            <w:r>
+              <w:rPr>
+                <w:rFonts w:ascii="Source Sans 3 Medium" w:hAnsi="Source Sans 3 Medium"/>
+                <w:b/>
+                <w:bCs/>
+                <w:sz w:val="23"/>
+                <w:szCs w:val="23"/>
+              </w:rPr>
+              <w:t>Listen and circle the number you hear in each pair</w:t>
+            </w:r>
+            <w:r>
+              <w:rPr>
+                <w:rFonts w:ascii="Source Sans 3 Medium" w:hAnsi="Source Sans 3 Medium"/>
+                <w:b/>
+                <w:bCs/>
+                <w:sz w:val="23"/>
+                <w:szCs w:val="23"/>
+              </w:rPr>
+              <w:t>.</w:t>
+            </w:r>
+          </w:p>
+          <w:p>
+            <w:pPr>
+              <w:spacing w:after="120"/>
+            </w:pPr>
+            <w:hyperlink r:id="rId27" w:history="1">
+              <w:r>
+                <w:rPr>
+                  <w:rStyle w:val="Hyperlink"/>
+                  <w:rFonts w:ascii="Source Sans 3" w:hAnsi="Source Sans 3"/>
+                  <w:b/>
+                  <w:bCs/>
+                  <w:sz w:val="26"/>
+                  <w:szCs w:val="26"/>
+                </w:rPr>
+                <w:t>03</w:t>
+              </w:r>
+            </w:hyperlink>
+          </w:p>
+          <w:tbl>
+            <w:tblPr>
+              <w:tblStyle w:val="DottedTable"/>
+              <w:tblW w:w="0" w:type="auto"/>
+              <w:tblLayout w:type="fixed"/>
+              <w:tblLook w:val="04A0" w:firstRow="1" w:lastRow="0" w:firstColumn="1" w:lastColumn="0" w:noHBand="0" w:noVBand="1"/>
+            </w:tblPr>
+            <w:tblGrid>
+              <w:gridCol w:w="1759"/>
+              <w:gridCol w:w="1438"/>
+            </w:tblGrid>
+            <w:tr>
+              <w:tc>
+                <w:tcPr>
+                  <w:tcW w:w="1759" w:type="dxa"/>
+                </w:tcPr>
+                <w:p>
+                  <w:pPr>
+                    <w:pStyle w:val="ListParagraph"/>
+                    <w:numPr>
+                      <w:ilvl w:val="0"/>
+                      <w:numId w:val="32"/>
+                    </w:numPr>
+                    <w:ind w:left="227" w:hanging="227"/>
+                    <w:rPr>
+                      <w:rStyle w:val="BlankWord1"/>
+                      <w:iCs/>
+                      <w:bdr w:val="none" w:sz="0" w:space="0" w:color="auto"/>
+                      <w:shd w:val="clear" w:color="auto" w:fill="auto"/>
+                      <w14:textOutline w14:w="0" w14:cap="rnd" w14:cmpd="sng" w14:algn="ctr">
+                        <w14:noFill/>
+                        <w14:prstDash w14:val="solid"/>
+                        <w14:bevel/>
+                      </w14:textOutline>
+                    </w:rPr>
+                  </w:pPr>
+                  <w:r>
+                    <w:rPr>
+                      <w:rStyle w:val="BlankWord1"/>
+                      <w:iCs/>
+                      <w:bdr w:val="none" w:sz="0" w:space="0" w:color="auto"/>
+                      <w:shd w:val="clear" w:color="auto" w:fill="auto"/>
+                      <w14:textOutline w14:w="0" w14:cap="rnd" w14:cmpd="sng" w14:algn="ctr">
+                        <w14:noFill/>
+                        <w14:prstDash w14:val="solid"/>
+                        <w14:bevel/>
+                      </w14:textOutline>
+                    </w:rPr>
+                    <w:t>1st/3rd</w:t>
+                  </w:r>
+                </w:p>
+                <w:p>
+                  <w:pPr>
+                    <w:pStyle w:val="ListParagraph"/>
+                    <w:numPr>
+                      <w:ilvl w:val="0"/>
+                      <w:numId w:val="32"/>
+                    </w:numPr>
+                    <w:ind w:left="227" w:hanging="227"/>
+                    <w:rPr>
+                      <w:rStyle w:val="BlankWord1"/>
+                      <w:iCs/>
+                      <w:bdr w:val="none" w:sz="0" w:space="0" w:color="auto"/>
+                      <w:shd w:val="clear" w:color="auto" w:fill="auto"/>
+                      <w14:textOutline w14:w="0" w14:cap="rnd" w14:cmpd="sng" w14:algn="ctr">
+                        <w14:noFill/>
+                        <w14:prstDash w14:val="solid"/>
+                        <w14:bevel/>
+                      </w14:textOutline>
+                    </w:rPr>
+                  </w:pPr>
+                  <w:r>
+                    <w:rPr>
+                      <w:rStyle w:val="BlankWord1"/>
+                      <w:iCs/>
+                      <w:bdr w:val="none" w:sz="0" w:space="0" w:color="auto"/>
+                      <w:shd w:val="clear" w:color="auto" w:fill="auto"/>
+                      <w14:textOutline w14:w="0" w14:cap="rnd" w14:cmpd="sng" w14:algn="ctr">
+                        <w14:noFill/>
+                        <w14:prstDash w14:val="solid"/>
+                        <w14:bevel/>
+                      </w14:textOutline>
+                    </w:rPr>
+                    <w:t>$ 10.5 /$10.15</w:t>
+                  </w:r>
+                </w:p>
+                <w:p>
+                  <w:pPr>
+                    <w:pStyle w:val="ListParagraph"/>
+                    <w:numPr>
+                      <w:ilvl w:val="0"/>
+                      <w:numId w:val="32"/>
+                    </w:numPr>
+                    <w:ind w:left="227" w:hanging="227"/>
+                    <w:rPr>
+                      <w:rStyle w:val="BlankWord1"/>
+                      <w:iCs/>
+                      <w:bdr w:val="none" w:sz="0" w:space="0" w:color="auto"/>
+                      <w:shd w:val="clear" w:color="auto" w:fill="auto"/>
+                      <w14:textOutline w14:w="0" w14:cap="rnd" w14:cmpd="sng" w14:algn="ctr">
+                        <w14:noFill/>
+                        <w14:prstDash w14:val="solid"/>
+                        <w14:bevel/>
+                      </w14:textOutline>
+                    </w:rPr>
+                  </w:pPr>
+                  <w:r>
+                    <w:rPr>
+                      <w:rStyle w:val="BlankWord1"/>
+                      <w:iCs/>
+                      <w:bdr w:val="none" w:sz="0" w:space="0" w:color="auto"/>
+                      <w:shd w:val="clear" w:color="auto" w:fill="auto"/>
+                      <w14:textOutline w14:w="0" w14:cap="rnd" w14:cmpd="sng" w14:algn="ctr">
+                        <w14:noFill/>
+                        <w14:prstDash w14:val="solid"/>
+                        <w14:bevel/>
+                      </w14:textOutline>
+                    </w:rPr>
+                    <w:t>6th/5th</w:t>
+                  </w:r>
+                </w:p>
+                <w:p>
+                  <w:pPr>
+                    <w:pStyle w:val="ListParagraph"/>
+                    <w:numPr>
+                      <w:ilvl w:val="0"/>
+                      <w:numId w:val="32"/>
+                    </w:numPr>
+                    <w:ind w:left="227" w:hanging="227"/>
+                    <w:rPr>
+                      <w:rStyle w:val="BlankWord1"/>
+                      <w:iCs/>
+                      <w:bdr w:val="none" w:sz="0" w:space="0" w:color="auto"/>
+                      <w:shd w:val="clear" w:color="auto" w:fill="auto"/>
+                      <w14:textOutline w14:w="0" w14:cap="rnd" w14:cmpd="sng" w14:algn="ctr">
+                        <w14:noFill/>
+                        <w14:prstDash w14:val="solid"/>
+                        <w14:bevel/>
+                      </w14:textOutline>
+                    </w:rPr>
+                  </w:pPr>
+                  <w:r>
+                    <w:rPr>
+                      <w:rStyle w:val="BlankWord1"/>
+                      <w:iCs/>
+                      <w:bdr w:val="none" w:sz="0" w:space="0" w:color="auto"/>
+                      <w:shd w:val="clear" w:color="auto" w:fill="auto"/>
+                      <w14:textOutline w14:w="0" w14:cap="rnd" w14:cmpd="sng" w14:algn="ctr">
+                        <w14:noFill/>
+                        <w14:prstDash w14:val="solid"/>
+                        <w14:bevel/>
+                      </w14:textOutline>
+                    </w:rPr>
+                    <w:t>17/70</w:t>
+                  </w:r>
+                </w:p>
+              </w:tc>
+              <w:tc>
+                <w:tcPr>
+                  <w:tcW w:w="1438" w:type="dxa"/>
+                </w:tcPr>
+                <w:p>
+                  <w:pPr>
+                    <w:pStyle w:val="ListParagraph"/>
+                    <w:numPr>
+                      <w:ilvl w:val="0"/>
+                      <w:numId w:val="32"/>
+                    </w:numPr>
+                    <w:ind w:left="227" w:hanging="227"/>
+                    <w:rPr>
+                      <w:rStyle w:val="BlankWord1"/>
+                      <w:iCs/>
+                      <w:bdr w:val="none" w:sz="0" w:space="0" w:color="auto"/>
+                      <w:shd w:val="clear" w:color="auto" w:fill="auto"/>
+                      <w14:textOutline w14:w="0" w14:cap="rnd" w14:cmpd="sng" w14:algn="ctr">
+                        <w14:noFill/>
+                        <w14:prstDash w14:val="solid"/>
+                        <w14:bevel/>
+                      </w14:textOutline>
+                    </w:rPr>
+                  </w:pPr>
+                  <w:r>
+                    <w:rPr>
+                      <w:rStyle w:val="BlankWord1"/>
+                      <w:iCs/>
+                      <w:bdr w:val="none" w:sz="0" w:space="0" w:color="auto"/>
+                      <w:shd w:val="clear" w:color="auto" w:fill="auto"/>
+                      <w14:textOutline w14:w="0" w14:cap="rnd" w14:cmpd="sng" w14:algn="ctr">
+                        <w14:noFill/>
+                        <w14:prstDash w14:val="solid"/>
+                        <w14:bevel/>
+                      </w14:textOutline>
+                    </w:rPr>
+                    <w:t>19/90</w:t>
+                  </w:r>
+                </w:p>
+                <w:p>
+                  <w:pPr>
+                    <w:pStyle w:val="ListParagraph"/>
+                    <w:numPr>
+                      <w:ilvl w:val="0"/>
+                      <w:numId w:val="32"/>
+                    </w:numPr>
+                    <w:ind w:left="227" w:hanging="227"/>
+                    <w:rPr>
+                      <w:rStyle w:val="BlankWord1"/>
+                      <w:iCs/>
+                      <w:bdr w:val="none" w:sz="0" w:space="0" w:color="auto"/>
+                      <w:shd w:val="clear" w:color="auto" w:fill="auto"/>
+                      <w14:textOutline w14:w="0" w14:cap="rnd" w14:cmpd="sng" w14:algn="ctr">
+                        <w14:noFill/>
+                        <w14:prstDash w14:val="solid"/>
+                        <w14:bevel/>
+                      </w14:textOutline>
+                    </w:rPr>
+                  </w:pPr>
+                  <w:r>
+                    <w:rPr>
+                      <w:rStyle w:val="BlankWord1"/>
+                      <w:iCs/>
+                      <w:bdr w:val="none" w:sz="0" w:space="0" w:color="auto"/>
+                      <w:shd w:val="clear" w:color="auto" w:fill="auto"/>
+                      <w14:textOutline w14:w="0" w14:cap="rnd" w14:cmpd="sng" w14:algn="ctr">
+                        <w14:noFill/>
+                        <w14:prstDash w14:val="solid"/>
+                        <w14:bevel/>
+                      </w14:textOutline>
+                    </w:rPr>
+                    <w:t>52/62</w:t>
+                  </w:r>
+                </w:p>
+                <w:p>
+                  <w:pPr>
+                    <w:pStyle w:val="ListParagraph"/>
+                    <w:numPr>
+                      <w:ilvl w:val="0"/>
+                      <w:numId w:val="32"/>
+                    </w:numPr>
+                    <w:ind w:left="227" w:hanging="227"/>
+                    <w:rPr>
+                      <w:rStyle w:val="BlankWord1"/>
+                      <w:iCs/>
+                      <w:bdr w:val="none" w:sz="0" w:space="0" w:color="auto"/>
+                      <w:shd w:val="clear" w:color="auto" w:fill="auto"/>
+                      <w14:textOutline w14:w="0" w14:cap="rnd" w14:cmpd="sng" w14:algn="ctr">
+                        <w14:noFill/>
+                        <w14:prstDash w14:val="solid"/>
+                        <w14:bevel/>
+                      </w14:textOutline>
+                    </w:rPr>
+                  </w:pPr>
+                  <w:r>
+                    <w:rPr>
+                      <w:rStyle w:val="BlankWord1"/>
+                      <w:iCs/>
+                      <w:bdr w:val="none" w:sz="0" w:space="0" w:color="auto"/>
+                      <w:shd w:val="clear" w:color="auto" w:fill="auto"/>
+                      <w14:textOutline w14:w="0" w14:cap="rnd" w14:cmpd="sng" w14:algn="ctr">
+                        <w14:noFill/>
+                        <w14:prstDash w14:val="solid"/>
+                        <w14:bevel/>
+                      </w14:textOutline>
+                    </w:rPr>
+                    <w:t>£110/£810</w:t>
+                  </w:r>
+                </w:p>
+                <w:p>
+                  <w:pPr>
+                    <w:pStyle w:val="ListParagraph"/>
+                    <w:numPr>
+                      <w:ilvl w:val="0"/>
+                      <w:numId w:val="32"/>
+                    </w:numPr>
+                    <w:ind w:left="227" w:hanging="227"/>
+                    <w:rPr>
+                      <w:rStyle w:val="BlankWord1"/>
+                      <w:iCs/>
+                      <w:bdr w:val="none" w:sz="0" w:space="0" w:color="auto"/>
+                      <w:shd w:val="clear" w:color="auto" w:fill="auto"/>
+                      <w14:textOutline w14:w="0" w14:cap="rnd" w14:cmpd="sng" w14:algn="ctr">
+                        <w14:noFill/>
+                        <w14:prstDash w14:val="solid"/>
+                        <w14:bevel/>
+                      </w14:textOutline>
+                    </w:rPr>
+                  </w:pPr>
+                  <w:r>
+                    <w:rPr>
+                      <w:rStyle w:val="BlankWord1"/>
+                      <w:iCs/>
+                      <w:bdr w:val="none" w:sz="0" w:space="0" w:color="auto"/>
+                      <w:shd w:val="clear" w:color="auto" w:fill="auto"/>
+                      <w14:textOutline w14:w="0" w14:cap="rnd" w14:cmpd="sng" w14:algn="ctr">
+                        <w14:noFill/>
+                        <w14:prstDash w14:val="solid"/>
+                        <w14:bevel/>
+                      </w14:textOutline>
+                    </w:rPr>
+                    <w:t>22nd/27th</w:t>
+                  </w:r>
+                </w:p>
+              </w:tc>
+            </w:tr>
+          </w:tbl>
+          <w:p>
+            <w:pPr>
+              <w:spacing w:before="240"/>
+              <w:rPr>
+                <w:rStyle w:val="BlankWord1"/>
+                <w:rFonts w:ascii="Source Sans 3 Medium" w:hAnsi="Source Sans 3 Medium"/>
+                <w:b/>
+                <w:bCs/>
+                <w:szCs w:val="23"/>
+                <w:bdr w:val="none" w:sz="0" w:space="0" w:color="auto"/>
+                <w:shd w:val="clear" w:color="auto" w:fill="auto"/>
+                <w:rtl/>
+                <w14:textOutline w14:w="0" w14:cap="rnd" w14:cmpd="sng" w14:algn="ctr">
+                  <w14:noFill/>
+                  <w14:prstDash w14:val="solid"/>
+                  <w14:bevel/>
+                </w14:textOutline>
+              </w:rPr>
+            </w:pPr>
+            <w:r>
+              <w:rPr>
+                <w:rFonts w:ascii="Source Sans 3 Medium" w:hAnsi="Source Sans 3 Medium"/>
+                <w:b/>
+                <w:bCs/>
+                <w:sz w:val="23"/>
+                <w:szCs w:val="23"/>
+              </w:rPr>
+              <w:t>Listen and circle the number you hear in each pair</w:t>
+            </w:r>
+            <w:r>
+              <w:rPr>
+                <w:rFonts w:ascii="Source Sans 3 Medium" w:hAnsi="Source Sans 3 Medium"/>
+                <w:b/>
+                <w:bCs/>
+                <w:sz w:val="23"/>
+                <w:szCs w:val="23"/>
+              </w:rPr>
+              <w:t>.</w:t>
+            </w:r>
+          </w:p>
+        </w:tc>
+        <w:tc>
+          <w:tcPr>
+            <w:tcW w:w="3624" w:type="dxa"/>
+          </w:tcPr>
+          <w:tbl>
+            <w:tblPr>
+              <w:tblStyle w:val="NormalTable"/>
+              <w:tblW w:w="0" w:type="auto"/>
+              <w:tblBorders>
+                <w:top w:val="single" w:sz="18" w:space="0" w:color="AC0C6C"/>
+                <w:left w:val="single" w:sz="18" w:space="0" w:color="AC0C6C"/>
+                <w:bottom w:val="single" w:sz="18" w:space="0" w:color="AC0C6C"/>
+                <w:right w:val="single" w:sz="18" w:space="0" w:color="AC0C6C"/>
+                <w:insideH w:val="single" w:sz="18" w:space="0" w:color="AC0C6C"/>
+                <w:insideV w:val="single" w:sz="18" w:space="0" w:color="AC0C6C"/>
+              </w:tblBorders>
+              <w:shd w:val="clear" w:color="auto" w:fill="E7EAEF"/>
+              <w:tblLayout w:type="fixed"/>
+              <w:tblLook w:val="04A0" w:firstRow="1" w:lastRow="0" w:firstColumn="1" w:lastColumn="0" w:noHBand="0" w:noVBand="1"/>
+            </w:tblPr>
+            <w:tblGrid>
+              <w:gridCol w:w="3220"/>
+            </w:tblGrid>
+            <w:tr>
+              <w:tc>
+                <w:tcPr>
+                  <w:tcW w:w="3220" w:type="dxa"/>
+                  <w:shd w:val="clear" w:color="auto" w:fill="F2E4FA"/>
+                </w:tcPr>
+                <w:p>
+                  <w:pPr>
+                    <w:rPr>
+                      <w:noProof/>
+                      <w:sz w:val="21"/>
+                      <w:szCs w:val="21"/>
+                    </w:rPr>
+                  </w:pPr>
+                  <w:r>
+                    <w:rPr>
+                      <w:rFonts w:ascii="Cambria Math" w:hAnsi="Cambria Math" w:cs="Cambria Math"/>
+                      <w:color w:val="AC0C6C"/>
+                      <w:sz w:val="32"/>
+                      <w:szCs w:val="32"/>
+                    </w:rPr>
+                    <w:t>◉</w:t>
+                  </w:r>
+                  <w:r>
+                    <w:rPr>
+                      <w:color w:val="E9DB85"/>
+                      <w:sz w:val="32"/>
+                      <w:szCs w:val="32"/>
+                    </w:rPr>
+                    <w:t xml:space="preserve"> </w:t>
+                  </w:r>
+                  <w:r>
+                    <w:rPr>
+                      <w:sz w:val="21"/>
+                      <w:szCs w:val="21"/>
+                    </w:rPr>
+                    <w:t>In Section 1 of the Listening test you need to listen for specific details. These details often include numbers.</w:t>
+                  </w:r>
+                </w:p>
+              </w:tc>
+            </w:tr>
+          </w:tbl>
+          <w:p>
+            <w:pPr>
+              <w:rPr>
+                <w:rFonts w:ascii="Source Sans 3 Medium" w:hAnsi="Source Sans 3 Medium"/>
+                <w:b/>
+                <w:bCs/>
+                <w:sz w:val="23"/>
+                <w:szCs w:val="23"/>
+              </w:rPr>
+            </w:pPr>
+          </w:p>
+        </w:tc>
+      </w:tr>
+      <w:tr>
+        <w:tc>
+          <w:tcPr>
+            <w:tcW w:w="582" w:type="dxa"/>
+          </w:tcPr>
+          <w:tbl>
+            <w:tblPr>
+              <w:tblStyle w:val="CompactTable"/>
+              <w:tblW w:w="0" w:type="auto"/>
+              <w:tblBorders>
+                <w:top w:val="single" w:sz="18" w:space="0" w:color="B01070"/>
+                <w:left w:val="single" w:sz="18" w:space="0" w:color="B01070"/>
+                <w:bottom w:val="single" w:sz="18" w:space="0" w:color="B01070"/>
+                <w:right w:val="single" w:sz="18" w:space="0" w:color="B01070"/>
+                <w:insideH w:val="single" w:sz="18" w:space="0" w:color="B01070"/>
+                <w:insideV w:val="single" w:sz="18" w:space="0" w:color="B01070"/>
+              </w:tblBorders>
+              <w:tblLayout w:type="fixed"/>
+              <w:tblLook w:val="04A0" w:firstRow="1" w:lastRow="0" w:firstColumn="1" w:lastColumn="0" w:noHBand="0" w:noVBand="1"/>
+            </w:tblPr>
+            <w:tblGrid>
+              <w:gridCol w:w="385"/>
+            </w:tblGrid>
+            <w:tr>
+              <w:tc>
+                <w:tcPr>
+                  <w:tcW w:w="385" w:type="dxa"/>
+                </w:tcPr>
+                <w:p>
+                  <w:pPr>
+                    <w:rPr>
+                      <w:b w:val="0"/>
+                      <w:bCs/>
+                      <w:szCs w:val="26"/>
+                      <w:bdr w:val="single" w:sz="12" w:space="0" w:color="FFFF00"/>
+                    </w:rPr>
+                  </w:pPr>
+                  <w:r>
+                    <w:rPr>
+                      <w:bCs/>
+                      <w:szCs w:val="26"/>
+                      <w:lang w:bidi="ar-SA"/>
+                    </w:rPr>
+                    <w:t>06</w:t>
+                  </w:r>
+                </w:p>
+              </w:tc>
+            </w:tr>
+          </w:tbl>
+          <w:p>
+            <w:pPr>
+              <w:rPr>
+                <w:bCs/>
+                <w:szCs w:val="26"/>
+              </w:rPr>
+            </w:pPr>
+          </w:p>
+        </w:tc>
+        <w:tc>
+          <w:tcPr>
+            <w:tcW w:w="10186" w:type="dxa"/>
+          </w:tcPr>
+          <w:p>
+            <w:pPr>
+              <w:rPr>
+                <w:rFonts w:ascii="Source Sans 3 Medium" w:hAnsi="Source Sans 3 Medium"/>
+                <w:b/>
+                <w:bCs/>
+                <w:sz w:val="23"/>
+                <w:szCs w:val="23"/>
+              </w:rPr>
+            </w:pPr>
+            <w:r>
+              <w:rPr>
+                <w:rFonts w:ascii="Source Sans 3 Medium" w:hAnsi="Source Sans 3 Medium"/>
+                <w:b/>
+                <w:bCs/>
+                <w:sz w:val="23"/>
+                <w:szCs w:val="23"/>
+              </w:rPr>
+              <w:t>Listen to the next part of conversation 1 and choose the correct answer</w:t>
+            </w:r>
+            <w:r>
+              <w:rPr>
+                <w:rFonts w:ascii="Source Sans 3 Medium" w:hAnsi="Source Sans 3 Medium"/>
+                <w:b/>
+                <w:bCs/>
+                <w:sz w:val="23"/>
+                <w:szCs w:val="23"/>
+              </w:rPr>
+              <w:t>.</w:t>
+            </w:r>
+          </w:p>
+          <w:p>
+            <w:hyperlink r:id="rId28" w:history="1">
+              <w:r>
+                <w:rPr>
+                  <w:rStyle w:val="Hyperlink"/>
+                  <w:rFonts w:ascii="Source Sans 3" w:hAnsi="Source Sans 3"/>
+                  <w:b/>
+                  <w:bCs/>
+                  <w:sz w:val="26"/>
+                  <w:szCs w:val="26"/>
+                </w:rPr>
+                <w:t>04</w:t>
+              </w:r>
+            </w:hyperlink>
+          </w:p>
+          <w:p>
+            <w:pPr>
+              <w:pStyle w:val="SS3-115"/>
+              <w:spacing w:before="240"/>
+            </w:pPr>
+            <w:r>
+              <w:t>How many people does the woman want to make the booking for?</w:t>
+            </w:r>
+          </w:p>
+          <w:tbl>
+            <w:tblPr>
+              <w:tblStyle w:val="DottedTable"/>
+              <w:tblW w:w="0" w:type="auto"/>
+              <w:tblLayout w:type="fixed"/>
+              <w:tblLook w:val="04A0" w:firstRow="1" w:lastRow="0" w:firstColumn="1" w:lastColumn="0" w:noHBand="0" w:noVBand="1"/>
+            </w:tblPr>
+            <w:tblGrid>
+              <w:gridCol w:w="865"/>
+              <w:gridCol w:w="850"/>
+              <w:gridCol w:w="851"/>
+            </w:tblGrid>
+            <w:tr>
+              <w:tc>
+                <w:tcPr>
+                  <w:tcW w:w="865" w:type="dxa"/>
+                </w:tcPr>
+                <w:p>
+                  <w:pPr>
+                    <w:pStyle w:val="ListParagraph"/>
+                    <w:numPr>
+                      <w:ilvl w:val="0"/>
+                      <w:numId w:val="33"/>
+                    </w:numPr>
+                    <w:rPr>
+                      <w:rStyle w:val="BlankWord1"/>
+                      <w:iCs/>
+                      <w:bdr w:val="none" w:sz="0" w:space="0" w:color="auto"/>
+                      <w:shd w:val="clear" w:color="auto" w:fill="auto"/>
+                      <w14:textOutline w14:w="0" w14:cap="rnd" w14:cmpd="sng" w14:algn="ctr">
+                        <w14:noFill/>
+                        <w14:prstDash w14:val="solid"/>
+                        <w14:bevel/>
+                      </w14:textOutline>
+                    </w:rPr>
+                  </w:pPr>
+                  <w:r>
+                    <w:rPr>
+                      <w:rStyle w:val="BlankWord1"/>
+                      <w:iCs/>
+                      <w:bdr w:val="none" w:sz="0" w:space="0" w:color="auto"/>
+                      <w:shd w:val="clear" w:color="auto" w:fill="auto"/>
+                      <w14:textOutline w14:w="0" w14:cap="rnd" w14:cmpd="sng" w14:algn="ctr">
+                        <w14:noFill/>
+                        <w14:prstDash w14:val="solid"/>
+                        <w14:bevel/>
+                      </w14:textOutline>
+                    </w:rPr>
+                    <w:t>8</w:t>
+                  </w:r>
+                </w:p>
+              </w:tc>
+              <w:tc>
+                <w:tcPr>
+                  <w:tcW w:w="850" w:type="dxa"/>
+                </w:tcPr>
+                <w:p>
+                  <w:pPr>
+                    <w:pStyle w:val="ListParagraph"/>
+                    <w:numPr>
+                      <w:ilvl w:val="0"/>
+                      <w:numId w:val="33"/>
+                    </w:numPr>
+                    <w:rPr>
+                      <w:rStyle w:val="BlankWord1"/>
+                      <w:iCs/>
+                      <w:bdr w:val="none" w:sz="0" w:space="0" w:color="auto"/>
+                      <w:shd w:val="clear" w:color="auto" w:fill="auto"/>
+                      <w14:textOutline w14:w="0" w14:cap="rnd" w14:cmpd="sng" w14:algn="ctr">
+                        <w14:noFill/>
+                        <w14:prstDash w14:val="solid"/>
+                        <w14:bevel/>
+                      </w14:textOutline>
+                    </w:rPr>
+                  </w:pPr>
+                  <w:r>
+                    <w:rPr>
+                      <w:rStyle w:val="BlankWord1"/>
+                      <w:iCs/>
+                      <w:bdr w:val="none" w:sz="0" w:space="0" w:color="auto"/>
+                      <w:shd w:val="clear" w:color="auto" w:fill="auto"/>
+                      <w14:textOutline w14:w="0" w14:cap="rnd" w14:cmpd="sng" w14:algn="ctr">
+                        <w14:noFill/>
+                        <w14:prstDash w14:val="solid"/>
+                        <w14:bevel/>
+                      </w14:textOutline>
+                    </w:rPr>
+                    <w:t>12</w:t>
+                  </w:r>
+                </w:p>
+              </w:tc>
+              <w:tc>
+                <w:tcPr>
+                  <w:tcW w:w="851" w:type="dxa"/>
+                </w:tcPr>
+                <w:p>
+                  <w:pPr>
+                    <w:pStyle w:val="ListParagraph"/>
+                    <w:numPr>
+                      <w:ilvl w:val="0"/>
+                      <w:numId w:val="33"/>
+                    </w:numPr>
+                    <w:rPr>
+                      <w:rStyle w:val="BlankWord1"/>
+                      <w:iCs/>
+                      <w:bdr w:val="none" w:sz="0" w:space="0" w:color="auto"/>
+                      <w:shd w:val="clear" w:color="auto" w:fill="auto"/>
+                      <w14:textOutline w14:w="0" w14:cap="rnd" w14:cmpd="sng" w14:algn="ctr">
+                        <w14:noFill/>
+                        <w14:prstDash w14:val="solid"/>
+                        <w14:bevel/>
+                      </w14:textOutline>
+                    </w:rPr>
+                  </w:pPr>
+                  <w:r>
+                    <w:rPr>
+                      <w:rStyle w:val="BlankWord1"/>
+                      <w:iCs/>
+                      <w:bdr w:val="none" w:sz="0" w:space="0" w:color="auto"/>
+                      <w:shd w:val="clear" w:color="auto" w:fill="auto"/>
+                      <w14:textOutline w14:w="0" w14:cap="rnd" w14:cmpd="sng" w14:algn="ctr">
+                        <w14:noFill/>
+                        <w14:prstDash w14:val="solid"/>
+                        <w14:bevel/>
+                      </w14:textOutline>
+                    </w:rPr>
+                    <w:t>16</w:t>
+                  </w:r>
+                </w:p>
+              </w:tc>
+            </w:tr>
+          </w:tbl>
+          <w:p>
+            <w:pPr>
+              <w:pStyle w:val="SS3-115"/>
+              <w:spacing w:before="240"/>
+            </w:pPr>
+            <w:r>
+              <w:t>What is the date of the booking?</w:t>
+            </w:r>
+          </w:p>
+          <w:tbl>
+            <w:tblPr>
+              <w:tblStyle w:val="DottedTable"/>
+              <w:tblW w:w="0" w:type="auto"/>
+              <w:tblLayout w:type="fixed"/>
+              <w:tblLook w:val="04A0" w:firstRow="1" w:lastRow="0" w:firstColumn="1" w:lastColumn="0" w:noHBand="0" w:noVBand="1"/>
+            </w:tblPr>
+            <w:tblGrid>
+              <w:gridCol w:w="1148"/>
+              <w:gridCol w:w="1134"/>
+              <w:gridCol w:w="1559"/>
+            </w:tblGrid>
+            <w:tr>
+              <w:tc>
+                <w:tcPr>
+                  <w:tcW w:w="1148" w:type="dxa"/>
+                </w:tcPr>
+                <w:p>
+                  <w:pPr>
+                    <w:pStyle w:val="ListParagraph"/>
+                    <w:numPr>
+                      <w:ilvl w:val="0"/>
+                      <w:numId w:val="34"/>
+                    </w:numPr>
+                    <w:rPr>
+                      <w:rStyle w:val="BlankWord1"/>
+                      <w:iCs/>
+                      <w:bdr w:val="none" w:sz="0" w:space="0" w:color="auto"/>
+                      <w:shd w:val="clear" w:color="auto" w:fill="auto"/>
+                      <w14:textOutline w14:w="0" w14:cap="rnd" w14:cmpd="sng" w14:algn="ctr">
+                        <w14:noFill/>
+                        <w14:prstDash w14:val="solid"/>
+                        <w14:bevel/>
+                      </w14:textOutline>
+                    </w:rPr>
+                  </w:pPr>
+                  <w:r>
+                    <w:rPr>
+                      <w:rFonts w:ascii="Source Sans 3" w:hAnsi="Source Sans 3"/>
+                      <w:iCs/>
+                      <w:sz w:val="23"/>
+                    </w:rPr>
+                    <w:t>12th</w:t>
+                  </w:r>
+                </w:p>
+              </w:tc>
+              <w:tc>
+                <w:tcPr>
+                  <w:tcW w:w="1134" w:type="dxa"/>
+                </w:tcPr>
+                <w:p>
+                  <w:pPr>
+                    <w:pStyle w:val="ListParagraph"/>
+                    <w:numPr>
+                      <w:ilvl w:val="0"/>
+                      <w:numId w:val="34"/>
+                    </w:numPr>
+                    <w:rPr>
+                      <w:rStyle w:val="BlankWord1"/>
+                      <w:iCs/>
+                      <w:bdr w:val="none" w:sz="0" w:space="0" w:color="auto"/>
+                      <w:shd w:val="clear" w:color="auto" w:fill="auto"/>
+                      <w14:textOutline w14:w="0" w14:cap="rnd" w14:cmpd="sng" w14:algn="ctr">
+                        <w14:noFill/>
+                        <w14:prstDash w14:val="solid"/>
+                        <w14:bevel/>
+                      </w14:textOutline>
+                    </w:rPr>
+                  </w:pPr>
+                  <w:r>
+                    <w:rPr>
+                      <w:rFonts w:ascii="Source Sans 3" w:hAnsi="Source Sans 3"/>
+                      <w:iCs/>
+                      <w:sz w:val="23"/>
+                    </w:rPr>
+                    <w:t>16</w:t>
+                  </w:r>
+                  <w:r>
+                    <w:rPr>
+                      <w:rFonts w:ascii="Source Sans 3" w:hAnsi="Source Sans 3"/>
+                      <w:iCs/>
+                      <w:sz w:val="23"/>
+                    </w:rPr>
+                    <w:t>th</w:t>
+                  </w:r>
+                </w:p>
+              </w:tc>
+              <w:tc>
+                <w:tcPr>
+                  <w:tcW w:w="1559" w:type="dxa"/>
+                </w:tcPr>
+                <w:p>
+                  <w:pPr>
+                    <w:pStyle w:val="ListParagraph"/>
+                    <w:numPr>
+                      <w:ilvl w:val="0"/>
+                      <w:numId w:val="34"/>
+                    </w:numPr>
+                    <w:rPr>
+                      <w:rStyle w:val="BlankWord1"/>
+                      <w:iCs/>
+                      <w:bdr w:val="none" w:sz="0" w:space="0" w:color="auto"/>
+                      <w:shd w:val="clear" w:color="auto" w:fill="auto"/>
+                      <w14:textOutline w14:w="0" w14:cap="rnd" w14:cmpd="sng" w14:algn="ctr">
+                        <w14:noFill/>
+                        <w14:prstDash w14:val="solid"/>
+                        <w14:bevel/>
+                      </w14:textOutline>
+                    </w:rPr>
+                  </w:pPr>
+                  <w:r>
+                    <w:rPr>
+                      <w:rFonts w:ascii="Source Sans 3" w:hAnsi="Source Sans 3"/>
+                      <w:iCs/>
+                      <w:sz w:val="23"/>
+                    </w:rPr>
+                    <w:t>1</w:t>
+                  </w:r>
+                  <w:r>
+                    <w:rPr>
+                      <w:rFonts w:ascii="Source Sans 3" w:hAnsi="Source Sans 3"/>
+                      <w:iCs/>
+                      <w:sz w:val="23"/>
+                    </w:rPr>
+                    <w:t>7</w:t>
+                  </w:r>
+                  <w:r>
+                    <w:rPr>
+                      <w:rFonts w:ascii="Source Sans 3" w:hAnsi="Source Sans 3"/>
+                      <w:iCs/>
+                      <w:sz w:val="23"/>
+                    </w:rPr>
+                    <w:t>th</w:t>
+                  </w:r>
+                </w:p>
+              </w:tc>
+            </w:tr>
+          </w:tbl>
+          <w:p/>
+          <w:p>
+            <w:pPr>
+              <w:rPr>
+                <w:rFonts w:ascii="Source Sans 3 SemiBold" w:hAnsi="Source Sans 3 SemiBold"/>
+                <w:b/>
+                <w:bCs/>
+                <w:noProof/>
+                <w:color w:val="FFFFFF" w:themeColor="background1"/>
+                <w:shd w:val="clear" w:color="auto" w:fill="68AF3D"/>
+              </w:rPr>
+            </w:pPr>
+            <w:r>
+              <w:rPr>
+                <w:rFonts w:ascii="Source Sans 3 SemiBold" w:hAnsi="Source Sans 3 SemiBold"/>
+                <w:b/>
+                <w:bCs/>
+                <w:noProof/>
+                <w:color w:val="FFFFFF" w:themeColor="background1"/>
+                <w:bdr w:val="single" w:sz="24" w:space="0" w:color="BE1085"/>
+                <w:shd w:val="clear" w:color="auto" w:fill="A50678"/>
+              </w:rPr>
+              <w:t xml:space="preserve">TIP </w:t>
+            </w:r>
+            <w:r>
+              <w:rPr>
+                <w:rFonts w:ascii="Source Sans 3 SemiBold" w:hAnsi="Source Sans 3 SemiBold"/>
+                <w:b/>
+                <w:bCs/>
+                <w:noProof/>
+                <w:bdr w:val="single" w:sz="24" w:space="0" w:color="BE1085"/>
+                <w:shd w:val="clear" w:color="auto" w:fill="FFFFFF" w:themeFill="background1"/>
+              </w:rPr>
+              <w:t>06</w:t>
+            </w:r>
+          </w:p>
+          <w:tbl>
+            <w:tblPr>
+              <w:tblStyle w:val="NormalTable"/>
+              <w:tblW w:w="0" w:type="auto"/>
+              <w:tblBorders>
+                <w:top w:val="single" w:sz="18" w:space="0" w:color="BE1085"/>
+                <w:left w:val="single" w:sz="18" w:space="0" w:color="BE1085"/>
+                <w:bottom w:val="single" w:sz="18" w:space="0" w:color="BE1085"/>
+                <w:right w:val="single" w:sz="18" w:space="0" w:color="BE1085"/>
+                <w:insideH w:val="single" w:sz="18" w:space="0" w:color="BE1085"/>
+                <w:insideV w:val="single" w:sz="18" w:space="0" w:color="BE1085"/>
+              </w:tblBorders>
+              <w:shd w:val="clear" w:color="auto" w:fill="E7EAEF"/>
+              <w:tblLook w:val="04A0" w:firstRow="1" w:lastRow="0" w:firstColumn="1" w:lastColumn="0" w:noHBand="0" w:noVBand="1"/>
+            </w:tblPr>
+            <w:tblGrid>
+              <w:gridCol w:w="6061"/>
+            </w:tblGrid>
+            <w:tr>
+              <w:tc>
+                <w:tcPr>
+                  <w:tcW w:w="6061" w:type="dxa"/>
+                  <w:shd w:val="clear" w:color="auto" w:fill="E7EAEF"/>
+                </w:tcPr>
+                <w:p>
+                  <w:pPr>
+                    <w:rPr>
+                      <w:noProof/>
+                      <w:sz w:val="21"/>
+                      <w:szCs w:val="21"/>
+                    </w:rPr>
+                  </w:pPr>
+                  <w:r>
+                    <w:rPr>
+                      <w:sz w:val="21"/>
+                      <w:szCs w:val="21"/>
+                    </w:rPr>
+                    <w:t>You will usually hear all the numbers given in the options but only one will be correct. It is important to listen carefully for key phrases, so that you can choose the correct one.</w:t>
+                  </w:r>
+                </w:p>
+              </w:tc>
+            </w:tr>
+          </w:tbl>
+          <w:p/>
+        </w:tc>
+        <w:tc>
+          <w:tcPr>
+            <w:tcW w:w="3624" w:type="dxa"/>
+          </w:tcPr>
+          <w:p>
+            <w:pPr>
+              <w:rPr>
+                <w:rFonts w:ascii="Source Sans 3 Medium" w:hAnsi="Source Sans 3 Medium"/>
+                <w:b/>
+                <w:bCs/>
+                <w:sz w:val="23"/>
+                <w:szCs w:val="23"/>
+              </w:rPr>
+            </w:pPr>
+          </w:p>
+        </w:tc>
+      </w:tr>
+      <w:tr>
+        <w:tc>
+          <w:tcPr>
+            <w:tcW w:w="582" w:type="dxa"/>
+          </w:tcPr>
+          <w:tbl>
+            <w:tblPr>
+              <w:tblStyle w:val="CompactTable"/>
+              <w:tblW w:w="0" w:type="auto"/>
+              <w:tblBorders>
+                <w:top w:val="single" w:sz="18" w:space="0" w:color="B01070"/>
+                <w:left w:val="single" w:sz="18" w:space="0" w:color="B01070"/>
+                <w:bottom w:val="single" w:sz="18" w:space="0" w:color="B01070"/>
+                <w:right w:val="single" w:sz="18" w:space="0" w:color="B01070"/>
+                <w:insideH w:val="single" w:sz="18" w:space="0" w:color="B01070"/>
+                <w:insideV w:val="single" w:sz="18" w:space="0" w:color="B01070"/>
+              </w:tblBorders>
+              <w:tblLayout w:type="fixed"/>
+              <w:tblLook w:val="04A0" w:firstRow="1" w:lastRow="0" w:firstColumn="1" w:lastColumn="0" w:noHBand="0" w:noVBand="1"/>
+            </w:tblPr>
+            <w:tblGrid>
+              <w:gridCol w:w="385"/>
+            </w:tblGrid>
+            <w:tr>
+              <w:tc>
+                <w:tcPr>
+                  <w:tcW w:w="385" w:type="dxa"/>
+                </w:tcPr>
+                <w:p>
+                  <w:pPr>
+                    <w:rPr>
+                      <w:b w:val="0"/>
+                      <w:bCs/>
+                      <w:szCs w:val="26"/>
+                      <w:bdr w:val="single" w:sz="12" w:space="0" w:color="FFFF00"/>
+                    </w:rPr>
+                  </w:pPr>
+                  <w:r>
+                    <w:rPr>
+                      <w:bCs/>
+                      <w:szCs w:val="26"/>
+                      <w:lang w:bidi="ar-SA"/>
+                    </w:rPr>
+                    <w:t>07</w:t>
+                  </w:r>
+                </w:p>
+              </w:tc>
+            </w:tr>
+          </w:tbl>
+          <w:p>
+            <w:pPr>
+              <w:rPr>
+                <w:bCs/>
+                <w:szCs w:val="26"/>
+              </w:rPr>
+            </w:pPr>
+          </w:p>
+        </w:tc>
+        <w:tc>
+          <w:tcPr>
+            <w:tcW w:w="10186" w:type="dxa"/>
+          </w:tcPr>
+          <w:p>
+            <w:pPr>
+              <w:spacing w:after="120"/>
+              <w:rPr>
+                <w:rFonts w:ascii="Source Sans 3 Medium" w:hAnsi="Source Sans 3 Medium"/>
+                <w:b/>
+                <w:bCs/>
+                <w:sz w:val="23"/>
+                <w:szCs w:val="23"/>
+              </w:rPr>
+            </w:pPr>
+            <w:r>
+              <w:rPr>
+                <w:rFonts w:ascii="Source Sans 3 Medium" w:hAnsi="Source Sans 3 Medium"/>
+                <w:b/>
+                <w:bCs/>
+                <w:sz w:val="23"/>
+                <w:szCs w:val="23"/>
+              </w:rPr>
+              <w:t>Look at the following phrases taken from the recording.</w:t>
+            </w:r>
+          </w:p>
+          <w:p>
+            <w:pPr>
+              <w:spacing w:after="120"/>
+            </w:pPr>
+            <w:r>
+              <w:rPr>
+                <w:rFonts w:ascii="Source Sans 3 Medium" w:hAnsi="Source Sans 3 Medium"/>
+                <w:b/>
+                <w:bCs/>
+                <w:sz w:val="23"/>
+                <w:szCs w:val="23"/>
+              </w:rPr>
+              <w:t>What number is missing?</w:t>
+            </w:r>
+          </w:p>
+          <w:p>
+            <w:pPr>
+              <w:pStyle w:val="SS3-115"/>
+              <w:numPr>
+                <w:ilvl w:val="0"/>
+                <w:numId w:val="35"/>
+              </w:numPr>
+              <w:ind w:left="284" w:hanging="284"/>
+            </w:pPr>
+            <w:r>
+              <w:t xml:space="preserve">No, no, it's the day after </w:t>
+            </w:r>
+            <w:r>
+              <w:t>–</w:t>
+            </w:r>
+            <w:r>
+              <w:t xml:space="preserve"> the</w:t>
+            </w:r>
+            <w:r>
+              <w:t xml:space="preserve"> ---.</w:t>
+            </w:r>
+          </w:p>
+          <w:p>
+            <w:pPr>
+              <w:pStyle w:val="SS3-115"/>
+              <w:ind w:left="284"/>
+              <w:rPr>
+                <w:b/>
+                <w:bCs/>
+              </w:rPr>
+            </w:pPr>
+            <w:r>
+              <w:rPr>
+                <w:b/>
+                <w:bCs/>
+              </w:rPr>
+              <w:t>16th/17th</w:t>
+            </w:r>
+          </w:p>
+          <w:p>
+            <w:pPr>
+              <w:pStyle w:val="SS3-115"/>
+              <w:numPr>
+                <w:ilvl w:val="0"/>
+                <w:numId w:val="35"/>
+              </w:numPr>
+              <w:ind w:left="284" w:hanging="284"/>
+            </w:pPr>
+            <w:r>
+              <w:t>The private room can seat up to</w:t>
+            </w:r>
+            <w:r>
+              <w:t xml:space="preserve"> --- </w:t>
+            </w:r>
+            <w:r>
+              <w:t>people.</w:t>
+            </w:r>
+          </w:p>
+          <w:p>
+            <w:pPr>
+              <w:pStyle w:val="SS3-115"/>
+              <w:ind w:left="284"/>
+              <w:rPr>
+                <w:b/>
+                <w:bCs/>
+              </w:rPr>
+            </w:pPr>
+            <w:r>
+              <w:rPr>
+                <w:b/>
+                <w:bCs/>
+              </w:rPr>
+              <w:t>12/20</w:t>
+            </w:r>
+          </w:p>
+        </w:tc>
+        <w:tc>
+          <w:tcPr>
+            <w:tcW w:w="3624" w:type="dxa"/>
+          </w:tcPr>
+          <w:p>
+            <w:pPr>
+              <w:rPr>
+                <w:rFonts w:ascii="Source Sans 3 Medium" w:hAnsi="Source Sans 3 Medium"/>
+                <w:b/>
+                <w:bCs/>
+                <w:sz w:val="23"/>
+                <w:szCs w:val="23"/>
+              </w:rPr>
+            </w:pPr>
+          </w:p>
+        </w:tc>
+      </w:tr>
+    </w:tbl>
+    <w:p/>
+    <w:tbl>
+      <w:tblPr>
+        <w:tblStyle w:val="DottedTable"/>
+        <w:tblW w:w="14392" w:type="dxa"/>
+        <w:tblLook w:val="04A0" w:firstRow="1" w:lastRow="0" w:firstColumn="1" w:lastColumn="0" w:noHBand="0" w:noVBand="1"/>
+      </w:tblPr>
+      <w:tblGrid>
+        <w:gridCol w:w="582"/>
+        <w:gridCol w:w="13810"/>
+      </w:tblGrid>
+      <w:tr>
+        <w:tc>
+          <w:tcPr>
+            <w:tcW w:w="582" w:type="dxa"/>
+          </w:tcPr>
+          <w:tbl>
+            <w:tblPr>
+              <w:tblStyle w:val="CompactTable"/>
+              <w:tblW w:w="0" w:type="auto"/>
+              <w:tblBorders>
+                <w:top w:val="single" w:sz="18" w:space="0" w:color="B01070"/>
+                <w:left w:val="single" w:sz="18" w:space="0" w:color="B01070"/>
+                <w:bottom w:val="single" w:sz="18" w:space="0" w:color="B01070"/>
+                <w:right w:val="single" w:sz="18" w:space="0" w:color="B01070"/>
+                <w:insideH w:val="single" w:sz="18" w:space="0" w:color="B01070"/>
+                <w:insideV w:val="single" w:sz="18" w:space="0" w:color="B01070"/>
+              </w:tblBorders>
+              <w:tblLook w:val="04A0" w:firstRow="1" w:lastRow="0" w:firstColumn="1" w:lastColumn="0" w:noHBand="0" w:noVBand="1"/>
+            </w:tblPr>
+            <w:tblGrid>
+              <w:gridCol w:w="320"/>
+            </w:tblGrid>
+            <w:tr>
+              <w:tc>
+                <w:tcPr>
+                  <w:tcW w:w="385" w:type="dxa"/>
+                </w:tcPr>
+                <w:p>
+                  <w:pPr>
+                    <w:rPr>
+                      <w:b w:val="0"/>
+                      <w:bCs/>
+                      <w:szCs w:val="26"/>
+                      <w:bdr w:val="single" w:sz="12" w:space="0" w:color="FFFF00"/>
+                    </w:rPr>
+                  </w:pPr>
+                  <w:r>
+                    <w:rPr>
+                      <w:bCs/>
+                      <w:szCs w:val="26"/>
+                      <w:lang w:bidi="ar-SA"/>
+                    </w:rPr>
+                    <w:t>08</w:t>
+                  </w:r>
+                </w:p>
+              </w:tc>
+            </w:tr>
+          </w:tbl>
+          <w:p>
+            <w:pPr>
+              <w:rPr>
+                <w:bCs/>
+                <w:szCs w:val="26"/>
+              </w:rPr>
+            </w:pPr>
+          </w:p>
+        </w:tc>
+        <w:tc>
+          <w:tcPr>
+            <w:tcW w:w="13810" w:type="dxa"/>
+          </w:tcPr>
+          <w:p>
+            <w:pPr>
+              <w:rPr>
+                <w:rFonts w:ascii="Source Sans 3 Medium" w:hAnsi="Source Sans 3 Medium"/>
+                <w:b/>
+                <w:bCs/>
+                <w:sz w:val="23"/>
+                <w:szCs w:val="23"/>
+              </w:rPr>
+            </w:pPr>
+            <w:r>
+              <w:rPr>
+                <w:rFonts w:ascii="Source Sans 3 Medium" w:hAnsi="Source Sans 3 Medium"/>
+                <w:b/>
+                <w:bCs/>
+                <w:sz w:val="23"/>
+                <w:szCs w:val="23"/>
+              </w:rPr>
+              <w:t>Now listen to the rest of conversation 1 and choose the correct answer</w:t>
+            </w:r>
+            <w:r>
+              <w:rPr>
+                <w:rFonts w:ascii="Source Sans 3 Medium" w:hAnsi="Source Sans 3 Medium"/>
+                <w:b/>
+                <w:bCs/>
+                <w:sz w:val="23"/>
+                <w:szCs w:val="23"/>
+              </w:rPr>
+              <w:t>.</w:t>
+            </w:r>
+          </w:p>
+          <w:p>
+            <w:pPr>
+              <w:pStyle w:val="SS3-115"/>
+            </w:pPr>
+            <w:hyperlink r:id="rId29" w:history="1">
+              <w:r>
+                <w:rPr>
+                  <w:rStyle w:val="Hyperlink"/>
+                  <w:b/>
+                  <w:bCs/>
+                  <w:sz w:val="26"/>
+                  <w:szCs w:val="26"/>
+                </w:rPr>
+                <w:t>05</w:t>
+              </w:r>
+            </w:hyperlink>
+          </w:p>
+          <w:p>
+            <w:pPr>
+              <w:pStyle w:val="SS3-115"/>
+            </w:pPr>
+            <w:r>
+              <w:t>How much is the total cost of the booking?</w:t>
+            </w:r>
+          </w:p>
+          <w:tbl>
+            <w:tblPr>
+              <w:tblStyle w:val="DottedTable"/>
+              <w:tblW w:w="0" w:type="auto"/>
+              <w:tblLook w:val="04A0" w:firstRow="1" w:lastRow="0" w:firstColumn="1" w:lastColumn="0" w:noHBand="0" w:noVBand="1"/>
+            </w:tblPr>
+            <w:tblGrid>
+              <w:gridCol w:w="1034"/>
+              <w:gridCol w:w="1034"/>
+              <w:gridCol w:w="1048"/>
+            </w:tblGrid>
+            <w:tr>
+              <w:tc>
+                <w:tcPr>
+                  <w:tcW w:w="0" w:type="auto"/>
+                </w:tcPr>
+                <w:p>
+                  <w:pPr>
+                    <w:pStyle w:val="ListParagraph"/>
+                    <w:numPr>
+                      <w:ilvl w:val="0"/>
+                      <w:numId w:val="36"/>
+                    </w:numPr>
+                    <w:rPr>
+                      <w:rStyle w:val="BlankWord1"/>
+                      <w:iCs/>
+                      <w:bdr w:val="none" w:sz="0" w:space="0" w:color="auto"/>
+                      <w:shd w:val="clear" w:color="auto" w:fill="auto"/>
+                      <w14:textOutline w14:w="0" w14:cap="rnd" w14:cmpd="sng" w14:algn="ctr">
+                        <w14:noFill/>
+                        <w14:prstDash w14:val="solid"/>
+                        <w14:bevel/>
+                      </w14:textOutline>
+                    </w:rPr>
+                  </w:pPr>
+                  <w:r>
+                    <w:rPr>
+                      <w:rFonts w:ascii="Source Sans 3" w:hAnsi="Source Sans 3"/>
+                      <w:iCs/>
+                      <w:sz w:val="23"/>
+                    </w:rPr>
+                    <w:t>£218</w:t>
+                  </w:r>
+                </w:p>
+              </w:tc>
+              <w:tc>
+                <w:tcPr>
+                  <w:tcW w:w="0" w:type="auto"/>
+                </w:tcPr>
+                <w:p>
+                  <w:pPr>
+                    <w:pStyle w:val="ListParagraph"/>
+                    <w:numPr>
+                      <w:ilvl w:val="0"/>
+                      <w:numId w:val="36"/>
+                    </w:numPr>
+                    <w:rPr>
+                      <w:rStyle w:val="BlankWord1"/>
+                      <w:iCs/>
+                      <w:bdr w:val="none" w:sz="0" w:space="0" w:color="auto"/>
+                      <w:shd w:val="clear" w:color="auto" w:fill="auto"/>
+                      <w14:textOutline w14:w="0" w14:cap="rnd" w14:cmpd="sng" w14:algn="ctr">
+                        <w14:noFill/>
+                        <w14:prstDash w14:val="solid"/>
+                        <w14:bevel/>
+                      </w14:textOutline>
+                    </w:rPr>
+                  </w:pPr>
+                  <w:r>
+                    <w:rPr>
+                      <w:rFonts w:ascii="Source Sans 3" w:hAnsi="Source Sans 3"/>
+                      <w:iCs/>
+                      <w:sz w:val="23"/>
+                    </w:rPr>
+                    <w:t>£</w:t>
+                  </w:r>
+                  <w:r>
+                    <w:rPr>
+                      <w:rFonts w:ascii="Source Sans 3" w:hAnsi="Source Sans 3"/>
+                      <w:iCs/>
+                      <w:sz w:val="23"/>
+                    </w:rPr>
+                    <w:t>3</w:t>
+                  </w:r>
+                  <w:r>
+                    <w:rPr>
+                      <w:rFonts w:ascii="Source Sans 3" w:hAnsi="Source Sans 3"/>
+                      <w:iCs/>
+                      <w:sz w:val="23"/>
+                    </w:rPr>
+                    <w:t>18</w:t>
+                  </w:r>
+                </w:p>
+              </w:tc>
+              <w:tc>
+                <w:tcPr>
+                  <w:tcW w:w="0" w:type="auto"/>
+                </w:tcPr>
+                <w:p>
+                  <w:pPr>
+                    <w:pStyle w:val="ListParagraph"/>
+                    <w:numPr>
+                      <w:ilvl w:val="0"/>
+                      <w:numId w:val="36"/>
+                    </w:numPr>
+                    <w:rPr>
+                      <w:rStyle w:val="BlankWord1"/>
+                      <w:iCs/>
+                      <w:bdr w:val="none" w:sz="0" w:space="0" w:color="auto"/>
+                      <w:shd w:val="clear" w:color="auto" w:fill="auto"/>
+                      <w14:textOutline w14:w="0" w14:cap="rnd" w14:cmpd="sng" w14:algn="ctr">
+                        <w14:noFill/>
+                        <w14:prstDash w14:val="solid"/>
+                        <w14:bevel/>
+                      </w14:textOutline>
+                    </w:rPr>
+                  </w:pPr>
+                  <w:r>
+                    <w:rPr>
+                      <w:rFonts w:ascii="Source Sans 3" w:hAnsi="Source Sans 3"/>
+                      <w:iCs/>
+                      <w:sz w:val="23"/>
+                    </w:rPr>
+                    <w:t>£</w:t>
+                  </w:r>
+                  <w:r>
+                    <w:rPr>
+                      <w:rFonts w:ascii="Source Sans 3" w:hAnsi="Source Sans 3"/>
+                      <w:iCs/>
+                      <w:sz w:val="23"/>
+                    </w:rPr>
+                    <w:t>3</w:t>
+                  </w:r>
+                  <w:r>
+                    <w:t>80</w:t>
+                  </w:r>
+                </w:p>
+              </w:tc>
+            </w:tr>
+          </w:tbl>
+          <w:p>
+            <w:pPr>
+              <w:rPr>
+                <w:rFonts w:ascii="Source Sans 3 Medium" w:hAnsi="Source Sans 3 Medium"/>
+                <w:b/>
+                <w:bCs/>
+                <w:sz w:val="23"/>
+                <w:szCs w:val="23"/>
+              </w:rPr>
+            </w:pPr>
+          </w:p>
+        </w:tc>
+      </w:tr>
+      <w:tr>
+        <w:tc>
+          <w:tcPr>
+            <w:tcW w:w="582" w:type="dxa"/>
+          </w:tcPr>
+          <w:tbl>
+            <w:tblPr>
+              <w:tblStyle w:val="CompactTable"/>
+              <w:tblW w:w="0" w:type="auto"/>
+              <w:tblBorders>
+                <w:top w:val="single" w:sz="18" w:space="0" w:color="B01070"/>
+                <w:left w:val="single" w:sz="18" w:space="0" w:color="B01070"/>
+                <w:bottom w:val="single" w:sz="18" w:space="0" w:color="B01070"/>
+                <w:right w:val="single" w:sz="18" w:space="0" w:color="B01070"/>
+                <w:insideH w:val="single" w:sz="18" w:space="0" w:color="B01070"/>
+                <w:insideV w:val="single" w:sz="18" w:space="0" w:color="B01070"/>
+              </w:tblBorders>
+              <w:tblLayout w:type="fixed"/>
+              <w:tblLook w:val="04A0" w:firstRow="1" w:lastRow="0" w:firstColumn="1" w:lastColumn="0" w:noHBand="0" w:noVBand="1"/>
+            </w:tblPr>
+            <w:tblGrid>
+              <w:gridCol w:w="320"/>
+            </w:tblGrid>
+            <w:tr>
+              <w:tc>
+                <w:tcPr>
+                  <w:tcW w:w="385" w:type="dxa"/>
+                </w:tcPr>
+                <w:p>
+                  <w:pPr>
+                    <w:rPr>
+                      <w:b w:val="0"/>
+                      <w:bCs/>
+                      <w:szCs w:val="26"/>
+                      <w:bdr w:val="single" w:sz="12" w:space="0" w:color="FFFF00"/>
+                    </w:rPr>
+                  </w:pPr>
+                  <w:r>
+                    <w:rPr>
+                      <w:bCs/>
+                      <w:szCs w:val="26"/>
+                      <w:lang w:bidi="ar-SA"/>
+                    </w:rPr>
+                    <w:t>0</w:t>
+                  </w:r>
+                  <w:r>
+                    <w:rPr>
+                      <w:bCs/>
+                      <w:szCs w:val="26"/>
+                    </w:rPr>
+                    <w:t>9</w:t>
+                  </w:r>
+                </w:p>
+              </w:tc>
+            </w:tr>
+          </w:tbl>
+          <w:p>
+            <w:pPr>
+              <w:rPr>
+                <w:bCs/>
+                <w:szCs w:val="26"/>
+              </w:rPr>
+            </w:pPr>
+          </w:p>
+        </w:tc>
+        <w:tc>
+          <w:tcPr>
+            <w:tcW w:w="13810" w:type="dxa"/>
+          </w:tcPr>
+          <w:p>
+            <w:pPr>
+              <w:rPr>
+                <w:rFonts w:ascii="Source Sans 3 Medium" w:hAnsi="Source Sans 3 Medium"/>
+                <w:b/>
+                <w:bCs/>
+                <w:sz w:val="23"/>
+                <w:szCs w:val="23"/>
+              </w:rPr>
+            </w:pPr>
+            <w:r>
+              <w:rPr>
+                <w:rFonts w:ascii="Source Sans 3 Medium" w:hAnsi="Source Sans 3 Medium"/>
+                <w:b/>
+                <w:bCs/>
+                <w:sz w:val="23"/>
+                <w:szCs w:val="23"/>
+              </w:rPr>
+              <w:t>Listen to the second part of conversation 2 and answer the questions.</w:t>
+            </w:r>
+          </w:p>
+          <w:p>
+            <w:hyperlink r:id="rId30" w:history="1">
+              <w:r>
+                <w:rPr>
+                  <w:rStyle w:val="Hyperlink"/>
+                  <w:rFonts w:ascii="Source Sans 3" w:hAnsi="Source Sans 3"/>
+                  <w:b/>
+                  <w:bCs/>
+                  <w:sz w:val="26"/>
+                  <w:szCs w:val="26"/>
+                </w:rPr>
+                <w:t>06</w:t>
+              </w:r>
+            </w:hyperlink>
+          </w:p>
+          <w:p>
+            <w:pPr>
+              <w:pStyle w:val="SS3-115"/>
+              <w:numPr>
+                <w:ilvl w:val="0"/>
+                <w:numId w:val="37"/>
+              </w:numPr>
+            </w:pPr>
+            <w:r>
+              <w:t>The price of the earrings now is</w:t>
+            </w:r>
+            <w:r>
+              <w:t xml:space="preserve"> ---</w:t>
+            </w:r>
+          </w:p>
+          <w:tbl>
+            <w:tblPr>
+              <w:tblStyle w:val="DottedTable"/>
+              <w:tblW w:w="0" w:type="auto"/>
+              <w:tblLayout w:type="fixed"/>
+              <w:tblLook w:val="04A0" w:firstRow="1" w:lastRow="0" w:firstColumn="1" w:lastColumn="0" w:noHBand="0" w:noVBand="1"/>
+            </w:tblPr>
+            <w:tblGrid>
+              <w:gridCol w:w="919"/>
+              <w:gridCol w:w="919"/>
+              <w:gridCol w:w="919"/>
+            </w:tblGrid>
+            <w:tr>
+              <w:tc>
+                <w:tcPr>
+                  <w:tcW w:w="865" w:type="dxa"/>
+                </w:tcPr>
+                <w:p>
+                  <w:pPr>
+                    <w:pStyle w:val="ListParagraph"/>
+                    <w:numPr>
+                      <w:ilvl w:val="0"/>
+                      <w:numId w:val="38"/>
+                    </w:numPr>
+                    <w:rPr>
+                      <w:rStyle w:val="BlankWord1"/>
+                      <w:iCs/>
+                      <w:bdr w:val="none" w:sz="0" w:space="0" w:color="auto"/>
+                      <w:shd w:val="clear" w:color="auto" w:fill="auto"/>
+                      <w14:textOutline w14:w="0" w14:cap="rnd" w14:cmpd="sng" w14:algn="ctr">
+                        <w14:noFill/>
+                        <w14:prstDash w14:val="solid"/>
+                        <w14:bevel/>
+                      </w14:textOutline>
+                    </w:rPr>
+                  </w:pPr>
+                  <w:r>
+                    <w:rPr>
+                      <w:rFonts w:ascii="Source Sans 3" w:hAnsi="Source Sans 3"/>
+                      <w:iCs/>
+                      <w:sz w:val="23"/>
+                    </w:rPr>
+                    <w:t>£</w:t>
+                  </w:r>
+                  <w:r>
+                    <w:rPr>
+                      <w:rFonts w:ascii="Source Sans 3" w:hAnsi="Source Sans 3"/>
+                      <w:iCs/>
+                      <w:sz w:val="23"/>
+                    </w:rPr>
+                    <w:t>10</w:t>
+                  </w:r>
+                </w:p>
+              </w:tc>
+              <w:tc>
+                <w:tcPr>
+                  <w:tcW w:w="850" w:type="dxa"/>
+                </w:tcPr>
+                <w:p>
+                  <w:pPr>
+                    <w:pStyle w:val="ListParagraph"/>
+                    <w:numPr>
+                      <w:ilvl w:val="0"/>
+                      <w:numId w:val="38"/>
+                    </w:numPr>
+                    <w:rPr>
+                      <w:rStyle w:val="BlankWord1"/>
+                      <w:iCs/>
+                      <w:bdr w:val="none" w:sz="0" w:space="0" w:color="auto"/>
+                      <w:shd w:val="clear" w:color="auto" w:fill="auto"/>
+                      <w14:textOutline w14:w="0" w14:cap="rnd" w14:cmpd="sng" w14:algn="ctr">
+                        <w14:noFill/>
+                        <w14:prstDash w14:val="solid"/>
+                        <w14:bevel/>
+                      </w14:textOutline>
+                    </w:rPr>
+                  </w:pPr>
+                  <w:r>
+                    <w:rPr>
+                      <w:rFonts w:ascii="Source Sans 3" w:hAnsi="Source Sans 3"/>
+                      <w:iCs/>
+                      <w:sz w:val="23"/>
+                    </w:rPr>
+                    <w:t>£</w:t>
+                  </w:r>
+                  <w:r>
+                    <w:rPr>
+                      <w:rFonts w:ascii="Source Sans 3" w:hAnsi="Source Sans 3"/>
+                      <w:iCs/>
+                      <w:sz w:val="23"/>
+                    </w:rPr>
+                    <w:t>20</w:t>
+                  </w:r>
+                </w:p>
+              </w:tc>
+              <w:tc>
+                <w:tcPr>
+                  <w:tcW w:w="851" w:type="dxa"/>
+                </w:tcPr>
+                <w:p>
+                  <w:pPr>
+                    <w:pStyle w:val="ListParagraph"/>
+                    <w:numPr>
+                      <w:ilvl w:val="0"/>
+                      <w:numId w:val="38"/>
+                    </w:numPr>
+                    <w:rPr>
+                      <w:rStyle w:val="BlankWord1"/>
+                      <w:iCs/>
+                      <w:bdr w:val="none" w:sz="0" w:space="0" w:color="auto"/>
+                      <w:shd w:val="clear" w:color="auto" w:fill="auto"/>
+                      <w14:textOutline w14:w="0" w14:cap="rnd" w14:cmpd="sng" w14:algn="ctr">
+                        <w14:noFill/>
+                        <w14:prstDash w14:val="solid"/>
+                        <w14:bevel/>
+                      </w14:textOutline>
+                    </w:rPr>
+                  </w:pPr>
+                  <w:r>
+                    <w:rPr>
+                      <w:rFonts w:ascii="Source Sans 3" w:hAnsi="Source Sans 3"/>
+                      <w:iCs/>
+                      <w:sz w:val="23"/>
+                    </w:rPr>
+                    <w:t>£</w:t>
+                  </w:r>
+                  <w:r>
+                    <w:rPr>
+                      <w:rFonts w:ascii="Source Sans 3" w:hAnsi="Source Sans 3"/>
+                      <w:iCs/>
+                      <w:sz w:val="23"/>
+                    </w:rPr>
+                    <w:t>30</w:t>
+                  </w:r>
+                </w:p>
+              </w:tc>
+            </w:tr>
+          </w:tbl>
+          <w:p/>
+          <w:p>
+            <w:pPr>
+              <w:pStyle w:val="SS3-115"/>
+              <w:numPr>
+                <w:ilvl w:val="0"/>
+                <w:numId w:val="37"/>
+              </w:numPr>
+            </w:pPr>
+            <w:r>
+              <w:t>How much does the customer pay for the gift wrapping?</w:t>
+            </w:r>
+          </w:p>
+          <w:tbl>
+            <w:tblPr>
+              <w:tblStyle w:val="DottedTable"/>
+              <w:tblW w:w="0" w:type="auto"/>
+              <w:tblLayout w:type="fixed"/>
+              <w:tblLook w:val="04A0" w:firstRow="1" w:lastRow="0" w:firstColumn="1" w:lastColumn="0" w:noHBand="0" w:noVBand="1"/>
+            </w:tblPr>
+            <w:tblGrid>
+              <w:gridCol w:w="865"/>
+              <w:gridCol w:w="850"/>
+              <w:gridCol w:w="851"/>
+            </w:tblGrid>
+            <w:tr>
+              <w:tc>
+                <w:tcPr>
+                  <w:tcW w:w="865" w:type="dxa"/>
+                </w:tcPr>
+                <w:p>
+                  <w:pPr>
+                    <w:pStyle w:val="ListParagraph"/>
+                    <w:numPr>
+                      <w:ilvl w:val="0"/>
+                      <w:numId w:val="39"/>
+                    </w:numPr>
+                    <w:rPr>
+                      <w:rStyle w:val="BlankWord1"/>
+                      <w:iCs/>
+                      <w:bdr w:val="none" w:sz="0" w:space="0" w:color="auto"/>
+                      <w:shd w:val="clear" w:color="auto" w:fill="auto"/>
+                      <w14:textOutline w14:w="0" w14:cap="rnd" w14:cmpd="sng" w14:algn="ctr">
+                        <w14:noFill/>
+                        <w14:prstDash w14:val="solid"/>
+                        <w14:bevel/>
+                      </w14:textOutline>
+                    </w:rPr>
+                  </w:pPr>
+                  <w:r>
+                    <w:rPr>
+                      <w:rFonts w:ascii="Source Sans 3" w:hAnsi="Source Sans 3"/>
+                      <w:iCs/>
+                      <w:sz w:val="23"/>
+                    </w:rPr>
+                    <w:t>£</w:t>
+                  </w:r>
+                  <w:r>
+                    <w:rPr>
+                      <w:rFonts w:ascii="Source Sans 3" w:hAnsi="Source Sans 3"/>
+                      <w:iCs/>
+                      <w:sz w:val="23"/>
+                    </w:rPr>
+                    <w:t>4</w:t>
+                  </w:r>
+                </w:p>
+              </w:tc>
+              <w:tc>
+                <w:tcPr>
+                  <w:tcW w:w="850" w:type="dxa"/>
+                </w:tcPr>
+                <w:p>
+                  <w:pPr>
+                    <w:pStyle w:val="ListParagraph"/>
+                    <w:numPr>
+                      <w:ilvl w:val="0"/>
+                      <w:numId w:val="39"/>
+                    </w:numPr>
+                    <w:rPr>
+                      <w:rStyle w:val="BlankWord1"/>
+                      <w:iCs/>
+                      <w:bdr w:val="none" w:sz="0" w:space="0" w:color="auto"/>
+                      <w:shd w:val="clear" w:color="auto" w:fill="auto"/>
+                      <w14:textOutline w14:w="0" w14:cap="rnd" w14:cmpd="sng" w14:algn="ctr">
+                        <w14:noFill/>
+                        <w14:prstDash w14:val="solid"/>
+                        <w14:bevel/>
+                      </w14:textOutline>
+                    </w:rPr>
+                  </w:pPr>
+                  <w:r>
+                    <w:rPr>
+                      <w:rFonts w:ascii="Source Sans 3" w:hAnsi="Source Sans 3"/>
+                      <w:iCs/>
+                      <w:sz w:val="23"/>
+                    </w:rPr>
+                    <w:t>£</w:t>
+                  </w:r>
+                  <w:r>
+                    <w:rPr>
+                      <w:rFonts w:ascii="Source Sans 3" w:hAnsi="Source Sans 3"/>
+                      <w:iCs/>
+                      <w:sz w:val="23"/>
+                    </w:rPr>
+                    <w:t>5</w:t>
+                  </w:r>
+                </w:p>
+              </w:tc>
+              <w:tc>
+                <w:tcPr>
+                  <w:tcW w:w="851" w:type="dxa"/>
+                </w:tcPr>
+                <w:p>
+                  <w:pPr>
+                    <w:pStyle w:val="ListParagraph"/>
+                    <w:numPr>
+                      <w:ilvl w:val="0"/>
+                      <w:numId w:val="39"/>
+                    </w:numPr>
+                    <w:rPr>
+                      <w:rStyle w:val="BlankWord1"/>
+                      <w:iCs/>
+                      <w:bdr w:val="none" w:sz="0" w:space="0" w:color="auto"/>
+                      <w:shd w:val="clear" w:color="auto" w:fill="auto"/>
+                      <w14:textOutline w14:w="0" w14:cap="rnd" w14:cmpd="sng" w14:algn="ctr">
+                        <w14:noFill/>
+                        <w14:prstDash w14:val="solid"/>
+                        <w14:bevel/>
+                      </w14:textOutline>
+                    </w:rPr>
+                  </w:pPr>
+                  <w:r>
+                    <w:rPr>
+                      <w:rFonts w:ascii="Source Sans 3" w:hAnsi="Source Sans 3"/>
+                      <w:iCs/>
+                      <w:sz w:val="23"/>
+                    </w:rPr>
+                    <w:t>£</w:t>
+                  </w:r>
+                  <w:r>
+                    <w:rPr>
+                      <w:rFonts w:ascii="Source Sans 3" w:hAnsi="Source Sans 3"/>
+                      <w:iCs/>
+                      <w:sz w:val="23"/>
+                    </w:rPr>
+                    <w:t>7</w:t>
+                  </w:r>
+                </w:p>
+              </w:tc>
+            </w:tr>
+          </w:tbl>
+          <w:p>
+            <w:pPr>
+              <w:rPr>
+                <w:rFonts w:ascii="Source Sans 3 Medium" w:hAnsi="Source Sans 3 Medium"/>
+                <w:b/>
+                <w:bCs/>
+                <w:sz w:val="23"/>
+                <w:szCs w:val="23"/>
+              </w:rPr>
+            </w:pPr>
+          </w:p>
+        </w:tc>
+      </w:tr>
+      <w:tr>
+        <w:tc>
+          <w:tcPr>
+            <w:tcW w:w="582" w:type="dxa"/>
+          </w:tcPr>
+          <w:tbl>
+            <w:tblPr>
+              <w:tblStyle w:val="CompactTable"/>
+              <w:tblW w:w="0" w:type="auto"/>
+              <w:tblBorders>
+                <w:top w:val="single" w:sz="18" w:space="0" w:color="B01070"/>
+                <w:left w:val="single" w:sz="18" w:space="0" w:color="B01070"/>
+                <w:bottom w:val="single" w:sz="18" w:space="0" w:color="B01070"/>
+                <w:right w:val="single" w:sz="18" w:space="0" w:color="B01070"/>
+                <w:insideH w:val="single" w:sz="18" w:space="0" w:color="B01070"/>
+                <w:insideV w:val="single" w:sz="18" w:space="0" w:color="B01070"/>
+              </w:tblBorders>
+              <w:tblLook w:val="04A0" w:firstRow="1" w:lastRow="0" w:firstColumn="1" w:lastColumn="0" w:noHBand="0" w:noVBand="1"/>
+            </w:tblPr>
+            <w:tblGrid>
+              <w:gridCol w:w="320"/>
+            </w:tblGrid>
+            <w:tr>
+              <w:tc>
+                <w:tcPr>
+                  <w:tcW w:w="385" w:type="dxa"/>
+                </w:tcPr>
+                <w:p>
+                  <w:pPr>
+                    <w:rPr>
+                      <w:b w:val="0"/>
+                      <w:bCs/>
+                      <w:szCs w:val="26"/>
+                      <w:bdr w:val="single" w:sz="12" w:space="0" w:color="FFFF00"/>
+                    </w:rPr>
+                  </w:pPr>
+                  <w:r>
+                    <w:rPr>
+                      <w:bCs/>
+                      <w:szCs w:val="26"/>
+                      <w:lang w:bidi="ar-SA"/>
+                    </w:rPr>
+                    <w:t>10</w:t>
+                  </w:r>
+                </w:p>
+              </w:tc>
+            </w:tr>
+          </w:tbl>
+          <w:p>
+            <w:pPr>
+              <w:rPr>
+                <w:bCs/>
+                <w:szCs w:val="26"/>
+              </w:rPr>
+            </w:pPr>
+          </w:p>
+        </w:tc>
+        <w:tc>
+          <w:tcPr>
+            <w:tcW w:w="13810" w:type="dxa"/>
+          </w:tcPr>
+          <w:p>
+            <w:pPr>
+              <w:rPr>
+                <w:rFonts w:ascii="Source Sans 3 Medium" w:hAnsi="Source Sans 3 Medium"/>
+                <w:b/>
+                <w:bCs/>
+                <w:sz w:val="23"/>
+                <w:szCs w:val="23"/>
+              </w:rPr>
+            </w:pPr>
+            <w:r>
+              <w:rPr>
+                <w:rFonts w:ascii="Source Sans 3 Medium" w:hAnsi="Source Sans 3 Medium"/>
+                <w:b/>
+                <w:bCs/>
+                <w:sz w:val="23"/>
+                <w:szCs w:val="23"/>
+              </w:rPr>
+              <w:t>Listen again and complete this part of the conversation</w:t>
+            </w:r>
+            <w:r>
+              <w:rPr>
+                <w:rFonts w:ascii="Source Sans 3 Medium" w:hAnsi="Source Sans 3 Medium"/>
+                <w:b/>
+                <w:bCs/>
+                <w:sz w:val="23"/>
+                <w:szCs w:val="23"/>
+              </w:rPr>
+              <w:t>.</w:t>
+            </w:r>
+          </w:p>
+          <w:p>
+            <w:pPr>
+              <w:pStyle w:val="SS3-115"/>
+            </w:pPr>
+            <w:hyperlink r:id="rId31" w:history="1">
+              <w:r>
+                <w:rPr>
+                  <w:rStyle w:val="Hyperlink"/>
+                  <w:b/>
+                  <w:bCs/>
+                  <w:sz w:val="26"/>
+                  <w:szCs w:val="26"/>
+                </w:rPr>
+                <w:t>07</w:t>
+              </w:r>
+            </w:hyperlink>
+          </w:p>
+          <w:tbl>
+            <w:tblPr>
+              <w:tblStyle w:val="DottedTable"/>
+              <w:tblW w:w="0" w:type="auto"/>
+              <w:tblLook w:val="04A0" w:firstRow="1" w:lastRow="0" w:firstColumn="1" w:lastColumn="0" w:noHBand="0" w:noVBand="1"/>
+            </w:tblPr>
+            <w:tblGrid>
+              <w:gridCol w:w="1290"/>
+              <w:gridCol w:w="12294"/>
+            </w:tblGrid>
+            <w:tr>
+              <w:tc>
+                <w:tcPr>
+                  <w:tcW w:w="1290" w:type="dxa"/>
+                </w:tcPr>
+                <w:p>
+                  <w:pPr>
+                    <w:pStyle w:val="SS3-115"/>
+                    <w:spacing w:after="0"/>
+                  </w:pPr>
+                  <w:r>
+                    <w:rPr>
+                      <w:b/>
+                      <w:bCs/>
+                    </w:rPr>
+                    <w:t>Customer</w:t>
+                  </w:r>
+                </w:p>
+              </w:tc>
+              <w:tc>
+                <w:tcPr>
+                  <w:tcW w:w="12294" w:type="dxa"/>
+                </w:tcPr>
+                <w:p>
+                  <w:pPr>
+                    <w:pStyle w:val="SS3-115"/>
+                    <w:spacing w:after="0"/>
+                  </w:pPr>
+                  <w:r>
+                    <w:t>Oh, really? So, how much are they?</w:t>
+                  </w:r>
+                </w:p>
+              </w:tc>
+            </w:tr>
+            <w:tr>
+              <w:tc>
+                <w:tcPr>
+                  <w:tcW w:w="1290" w:type="dxa"/>
+                </w:tcPr>
+                <w:p>
+                  <w:pPr>
+                    <w:pStyle w:val="SS3-115"/>
+                    <w:spacing w:after="0"/>
+                  </w:pPr>
+                  <w:r>
+                    <w:rPr>
+                      <w:b/>
+                      <w:bCs/>
+                    </w:rPr>
+                    <w:t>Assistant</w:t>
+                  </w:r>
+                </w:p>
+              </w:tc>
+              <w:tc>
+                <w:tcPr>
+                  <w:tcW w:w="12294" w:type="dxa"/>
+                </w:tcPr>
+                <w:p>
+                  <w:pPr>
+                    <w:pStyle w:val="SS3-115"/>
+                    <w:spacing w:after="0"/>
+                  </w:pPr>
+                  <w:r>
+                    <w:t xml:space="preserve">Well, they </w:t>
+                  </w:r>
+                  <w:r>
+                    <w:rPr>
+                      <w:i/>
+                      <w:iCs/>
+                    </w:rPr>
+                    <w:t>were</w:t>
+                  </w:r>
+                  <w:r>
+                    <w:t xml:space="preserve"> </w:t>
+                  </w:r>
+                  <w:r>
+                    <w:rPr>
+                      <w:b/>
+                      <w:bCs/>
+                    </w:rPr>
+                    <w:t>1</w:t>
+                  </w:r>
+                  <w:r>
+                    <w:t xml:space="preserve"> </w:t>
+                  </w:r>
+                  <w:r>
+                    <w:t xml:space="preserve">--- </w:t>
+                  </w:r>
+                  <w:r>
+                    <w:t xml:space="preserve">moment, so they're a little cheaper - only </w:t>
+                  </w:r>
+                  <w:r>
+                    <w:rPr>
+                      <w:b/>
+                      <w:bCs/>
+                    </w:rPr>
+                    <w:t>2</w:t>
+                  </w:r>
+                  <w:r>
+                    <w:t xml:space="preserve"> ---</w:t>
+                  </w:r>
+                  <w:r>
+                    <w:t xml:space="preserve"> pounds, but actually we've got a sale on at the pounds. </w:t>
+                  </w:r>
+                  <w:proofErr w:type="gramStart"/>
+                  <w:r>
+                    <w:t>S</w:t>
+                  </w:r>
+                  <w:r>
+                    <w:t>o</w:t>
+                  </w:r>
+                  <w:proofErr w:type="gramEnd"/>
+                  <w:r>
+                    <w:t xml:space="preserve"> you can save </w:t>
+                  </w:r>
+                  <w:r>
+                    <w:rPr>
+                      <w:b/>
+                      <w:bCs/>
+                    </w:rPr>
+                    <w:t>3</w:t>
+                  </w:r>
+                  <w:r>
+                    <w:t xml:space="preserve"> ---</w:t>
+                  </w:r>
+                  <w:r>
+                    <w:t xml:space="preserve"> pounds!</w:t>
+                  </w:r>
+                </w:p>
+              </w:tc>
+            </w:tr>
+          </w:tbl>
+          <w:p>
+            <w:pPr>
+              <w:pStyle w:val="SS3-115"/>
+            </w:pPr>
+          </w:p>
+          <w:p>
+            <w:pPr>
+              <w:pStyle w:val="SS3-115"/>
+              <w:rPr>
+                <w:rFonts w:ascii="Source Sans 3 Medium" w:hAnsi="Source Sans 3 Medium"/>
+                <w:b/>
+                <w:bCs/>
+              </w:rPr>
+            </w:pPr>
+          </w:p>
+        </w:tc>
+      </w:tr>
+    </w:tbl>
+    <w:p>
+      <w:pPr>
         <w:pStyle w:val="SS3-115"/>
         <w:spacing w:before="240"/>
       </w:pPr>
@@ -12218,6 +14157,97 @@
 <file path=word/numbering.xml><?xml version="1.0" encoding="utf-8"?>
 <w:numbering xmlns:wpc="http://schemas.microsoft.com/office/word/2010/wordprocessingCanvas" xmlns:cx="http://schemas.microsoft.com/office/drawing/2014/chartex" xmlns:cx1="http://schemas.microsoft.com/office/drawing/2015/9/8/chartex" xmlns:cx2="http://schemas.microsoft.com/office/drawing/2015/10/21/chartex" xmlns:cx3="http://schemas.microsoft.com/office/drawing/2016/5/9/chartex" xmlns:cx4="http://schemas.microsoft.com/office/drawing/2016/5/10/chartex" xmlns:cx5="http://schemas.microsoft.com/office/drawing/2016/5/11/chartex" xmlns:cx6="http://schemas.microsoft.com/office/drawing/2016/5/12/chartex" xmlns:cx7="http://schemas.microsoft.com/office/drawing/2016/5/13/chartex" xmlns:cx8="http://schemas.microsoft.com/office/drawing/2016/5/14/chartex" xmlns:mc="http://schemas.openxmlformats.org/markup-compatibility/2006" xmlns:aink="http://schemas.microsoft.com/office/drawing/2016/ink" xmlns:am3d="http://schemas.microsoft.com/office/drawing/2017/model3d" xmlns:o="urn:schemas-microsoft-com:office:office" xmlns:oel="http://schemas.microsoft.com/office/2019/extlst" xmlns:r="http://schemas.openxmlformats.org/officeDocument/2006/relationships" xmlns:m="http://schemas.openxmlformats.org/officeDocument/2006/math" xmlns:v="urn:schemas-microsoft-com:vml" xmlns:wp14="http://schemas.microsoft.com/office/word/2010/wordprocessingDrawing" xmlns:wp="http://schemas.openxmlformats.org/drawingml/2006/wordprocessingDrawing" xmlns:w10="urn:schemas-microsoft-com:office:word" xmlns:w="http://schemas.openxmlformats.org/wordprocessingml/2006/main" xmlns:w14="http://schemas.microsoft.com/office/word/2010/wordml" xmlns:w15="http://schemas.microsoft.com/office/word/2012/wordml" xmlns:w16cei="http://schemas.microsoft.com/office/word/2026/wordml/cei" xmlns:w16cex="http://schemas.microsoft.com/office/word/2018/wordml/cex" xmlns:w16cid="http://schemas.microsoft.com/office/word/2016/wordml/cid" xmlns:w16="http://schemas.microsoft.com/office/word/2018/wordml" xmlns:w16du="http://schemas.microsoft.com/office/word/2023/wordml/word16du" xmlns:w16sdtdh="http://schemas.microsoft.com/office/word/2020/wordml/sdtdatahash" xmlns:w16sdtfl="http://schemas.microsoft.com/office/word/2024/wordml/sdtformatlock" xmlns:w16se="http://schemas.microsoft.com/office/word/2015/wordml/symex" xmlns:wpg="http://schemas.microsoft.com/office/word/2010/wordprocessingGroup" xmlns:wpi="http://schemas.microsoft.com/office/word/2010/wordprocessingInk" xmlns:wne="http://schemas.microsoft.com/office/word/2006/wordml" xmlns:wps="http://schemas.microsoft.com/office/word/2010/wordprocessingShape" mc:Ignorable="w14 w15 w16se w16cid w16 w16cex w16sdtdh w16sdtfl w16du wp14">
   <w:abstractNum w:abstractNumId="0" w15:restartNumberingAfterBreak="0">
+    <w:nsid w:val="04C406C3"/>
+    <w:multiLevelType w:val="hybridMultilevel"/>
+    <w:tmpl w:val="291A30C6"/>
+    <w:lvl w:ilvl="0" w:tplc="5BD46172">
+      <w:start w:val="1"/>
+      <w:numFmt w:val="upperLetter"/>
+      <w:lvlText w:val="%1:"/>
+      <w:lvlJc w:val="left"/>
+      <w:pPr>
+        <w:ind w:left="360" w:hanging="360"/>
+      </w:pPr>
+      <w:rPr>
+        <w:rFonts w:hint="default"/>
+        <w:b/>
+        <w:bCs/>
+      </w:rPr>
+    </w:lvl>
+    <w:lvl w:ilvl="1" w:tplc="04090019" w:tentative="1">
+      <w:start w:val="1"/>
+      <w:numFmt w:val="lowerLetter"/>
+      <w:lvlText w:val="%2."/>
+      <w:lvlJc w:val="left"/>
+      <w:pPr>
+        <w:ind w:left="1080" w:hanging="360"/>
+      </w:pPr>
+    </w:lvl>
+    <w:lvl w:ilvl="2" w:tplc="0409001B" w:tentative="1">
+      <w:start w:val="1"/>
+      <w:numFmt w:val="lowerRoman"/>
+      <w:lvlText w:val="%3."/>
+      <w:lvlJc w:val="right"/>
+      <w:pPr>
+        <w:ind w:left="1800" w:hanging="180"/>
+      </w:pPr>
+    </w:lvl>
+    <w:lvl w:ilvl="3" w:tplc="0409000F" w:tentative="1">
+      <w:start w:val="1"/>
+      <w:numFmt w:val="decimal"/>
+      <w:lvlText w:val="%4."/>
+      <w:lvlJc w:val="left"/>
+      <w:pPr>
+        <w:ind w:left="2520" w:hanging="360"/>
+      </w:pPr>
+    </w:lvl>
+    <w:lvl w:ilvl="4" w:tplc="04090019" w:tentative="1">
+      <w:start w:val="1"/>
+      <w:numFmt w:val="lowerLetter"/>
+      <w:lvlText w:val="%5."/>
+      <w:lvlJc w:val="left"/>
+      <w:pPr>
+        <w:ind w:left="3240" w:hanging="360"/>
+      </w:pPr>
+    </w:lvl>
+    <w:lvl w:ilvl="5" w:tplc="0409001B" w:tentative="1">
+      <w:start w:val="1"/>
+      <w:numFmt w:val="lowerRoman"/>
+      <w:lvlText w:val="%6."/>
+      <w:lvlJc w:val="right"/>
+      <w:pPr>
+        <w:ind w:left="3960" w:hanging="180"/>
+      </w:pPr>
+    </w:lvl>
+    <w:lvl w:ilvl="6" w:tplc="0409000F" w:tentative="1">
+      <w:start w:val="1"/>
+      <w:numFmt w:val="decimal"/>
+      <w:lvlText w:val="%7."/>
+      <w:lvlJc w:val="left"/>
+      <w:pPr>
+        <w:ind w:left="4680" w:hanging="360"/>
+      </w:pPr>
+    </w:lvl>
+    <w:lvl w:ilvl="7" w:tplc="04090019" w:tentative="1">
+      <w:start w:val="1"/>
+      <w:numFmt w:val="lowerLetter"/>
+      <w:lvlText w:val="%8."/>
+      <w:lvlJc w:val="left"/>
+      <w:pPr>
+        <w:ind w:left="5400" w:hanging="360"/>
+      </w:pPr>
+    </w:lvl>
+    <w:lvl w:ilvl="8" w:tplc="0409001B" w:tentative="1">
+      <w:start w:val="1"/>
+      <w:numFmt w:val="lowerRoman"/>
+      <w:lvlText w:val="%9."/>
+      <w:lvlJc w:val="right"/>
+      <w:pPr>
+        <w:ind w:left="6120" w:hanging="180"/>
+      </w:pPr>
+    </w:lvl>
+  </w:abstractNum>
+  <w:abstractNum w:abstractNumId="1" w15:restartNumberingAfterBreak="0">
     <w:nsid w:val="05275103"/>
     <w:multiLevelType w:val="hybridMultilevel"/>
     <w:tmpl w:val="F89C051A"/>
@@ -12311,7 +14341,7 @@
       </w:pPr>
     </w:lvl>
   </w:abstractNum>
-  <w:abstractNum w:abstractNumId="1" w15:restartNumberingAfterBreak="0">
+  <w:abstractNum w:abstractNumId="2" w15:restartNumberingAfterBreak="0">
     <w:nsid w:val="06F33DD3"/>
     <w:multiLevelType w:val="hybridMultilevel"/>
     <w:tmpl w:val="F8F8DE1A"/>
@@ -12402,7 +14432,7 @@
       </w:pPr>
     </w:lvl>
   </w:abstractNum>
-  <w:abstractNum w:abstractNumId="2" w15:restartNumberingAfterBreak="0">
+  <w:abstractNum w:abstractNumId="3" w15:restartNumberingAfterBreak="0">
     <w:nsid w:val="079062CD"/>
     <w:multiLevelType w:val="hybridMultilevel"/>
     <w:tmpl w:val="52C26A32"/>
@@ -12496,10 +14526,10 @@
       </w:pPr>
     </w:lvl>
   </w:abstractNum>
-  <w:abstractNum w:abstractNumId="3" w15:restartNumberingAfterBreak="0">
-    <w:nsid w:val="0F253280"/>
+  <w:abstractNum w:abstractNumId="4" w15:restartNumberingAfterBreak="0">
+    <w:nsid w:val="0A1157D0"/>
     <w:multiLevelType w:val="hybridMultilevel"/>
-    <w:tmpl w:val="CA825B1C"/>
+    <w:tmpl w:val="291A30C6"/>
     <w:lvl w:ilvl="0" w:tplc="FFFFFFFF">
       <w:start w:val="1"/>
       <w:numFmt w:val="upperLetter"/>
@@ -12587,11 +14617,11 @@
       </w:pPr>
     </w:lvl>
   </w:abstractNum>
-  <w:abstractNum w:abstractNumId="4" w15:restartNumberingAfterBreak="0">
-    <w:nsid w:val="13FD0469"/>
+  <w:abstractNum w:abstractNumId="5" w15:restartNumberingAfterBreak="0">
+    <w:nsid w:val="0F253280"/>
     <w:multiLevelType w:val="hybridMultilevel"/>
     <w:tmpl w:val="CA825B1C"/>
-    <w:lvl w:ilvl="0" w:tplc="5BD46172">
+    <w:lvl w:ilvl="0" w:tplc="FFFFFFFF">
       <w:start w:val="1"/>
       <w:numFmt w:val="upperLetter"/>
       <w:lvlText w:val="%1:"/>
@@ -12605,7 +14635,7 @@
         <w:bCs/>
       </w:rPr>
     </w:lvl>
-    <w:lvl w:ilvl="1" w:tplc="04090019" w:tentative="1">
+    <w:lvl w:ilvl="1" w:tplc="FFFFFFFF" w:tentative="1">
       <w:start w:val="1"/>
       <w:numFmt w:val="lowerLetter"/>
       <w:lvlText w:val="%2."/>
@@ -12614,7 +14644,7 @@
         <w:ind w:left="1080" w:hanging="360"/>
       </w:pPr>
     </w:lvl>
-    <w:lvl w:ilvl="2" w:tplc="0409001B" w:tentative="1">
+    <w:lvl w:ilvl="2" w:tplc="FFFFFFFF" w:tentative="1">
       <w:start w:val="1"/>
       <w:numFmt w:val="lowerRoman"/>
       <w:lvlText w:val="%3."/>
@@ -12623,7 +14653,7 @@
         <w:ind w:left="1800" w:hanging="180"/>
       </w:pPr>
     </w:lvl>
-    <w:lvl w:ilvl="3" w:tplc="0409000F" w:tentative="1">
+    <w:lvl w:ilvl="3" w:tplc="FFFFFFFF" w:tentative="1">
       <w:start w:val="1"/>
       <w:numFmt w:val="decimal"/>
       <w:lvlText w:val="%4."/>
@@ -12632,7 +14662,7 @@
         <w:ind w:left="2520" w:hanging="360"/>
       </w:pPr>
     </w:lvl>
-    <w:lvl w:ilvl="4" w:tplc="04090019" w:tentative="1">
+    <w:lvl w:ilvl="4" w:tplc="FFFFFFFF" w:tentative="1">
       <w:start w:val="1"/>
       <w:numFmt w:val="lowerLetter"/>
       <w:lvlText w:val="%5."/>
@@ -12641,7 +14671,7 @@
         <w:ind w:left="3240" w:hanging="360"/>
       </w:pPr>
     </w:lvl>
-    <w:lvl w:ilvl="5" w:tplc="0409001B" w:tentative="1">
+    <w:lvl w:ilvl="5" w:tplc="FFFFFFFF" w:tentative="1">
       <w:start w:val="1"/>
       <w:numFmt w:val="lowerRoman"/>
       <w:lvlText w:val="%6."/>
@@ -12650,7 +14680,7 @@
         <w:ind w:left="3960" w:hanging="180"/>
       </w:pPr>
     </w:lvl>
-    <w:lvl w:ilvl="6" w:tplc="0409000F" w:tentative="1">
+    <w:lvl w:ilvl="6" w:tplc="FFFFFFFF" w:tentative="1">
       <w:start w:val="1"/>
       <w:numFmt w:val="decimal"/>
       <w:lvlText w:val="%7."/>
@@ -12659,7 +14689,7 @@
         <w:ind w:left="4680" w:hanging="360"/>
       </w:pPr>
     </w:lvl>
-    <w:lvl w:ilvl="7" w:tplc="04090019" w:tentative="1">
+    <w:lvl w:ilvl="7" w:tplc="FFFFFFFF" w:tentative="1">
       <w:start w:val="1"/>
       <w:numFmt w:val="lowerLetter"/>
       <w:lvlText w:val="%8."/>
@@ -12668,7 +14698,7 @@
         <w:ind w:left="5400" w:hanging="360"/>
       </w:pPr>
     </w:lvl>
-    <w:lvl w:ilvl="8" w:tplc="0409001B" w:tentative="1">
+    <w:lvl w:ilvl="8" w:tplc="FFFFFFFF" w:tentative="1">
       <w:start w:val="1"/>
       <w:numFmt w:val="lowerRoman"/>
       <w:lvlText w:val="%9."/>
@@ -12678,7 +14708,98 @@
       </w:pPr>
     </w:lvl>
   </w:abstractNum>
-  <w:abstractNum w:abstractNumId="5" w15:restartNumberingAfterBreak="0">
+  <w:abstractNum w:abstractNumId="6" w15:restartNumberingAfterBreak="0">
+    <w:nsid w:val="13FD0469"/>
+    <w:multiLevelType w:val="hybridMultilevel"/>
+    <w:tmpl w:val="CA825B1C"/>
+    <w:lvl w:ilvl="0" w:tplc="5BD46172">
+      <w:start w:val="1"/>
+      <w:numFmt w:val="upperLetter"/>
+      <w:lvlText w:val="%1:"/>
+      <w:lvlJc w:val="left"/>
+      <w:pPr>
+        <w:ind w:left="360" w:hanging="360"/>
+      </w:pPr>
+      <w:rPr>
+        <w:rFonts w:hint="default"/>
+        <w:b/>
+        <w:bCs/>
+      </w:rPr>
+    </w:lvl>
+    <w:lvl w:ilvl="1" w:tplc="04090019" w:tentative="1">
+      <w:start w:val="1"/>
+      <w:numFmt w:val="lowerLetter"/>
+      <w:lvlText w:val="%2."/>
+      <w:lvlJc w:val="left"/>
+      <w:pPr>
+        <w:ind w:left="1080" w:hanging="360"/>
+      </w:pPr>
+    </w:lvl>
+    <w:lvl w:ilvl="2" w:tplc="0409001B" w:tentative="1">
+      <w:start w:val="1"/>
+      <w:numFmt w:val="lowerRoman"/>
+      <w:lvlText w:val="%3."/>
+      <w:lvlJc w:val="right"/>
+      <w:pPr>
+        <w:ind w:left="1800" w:hanging="180"/>
+      </w:pPr>
+    </w:lvl>
+    <w:lvl w:ilvl="3" w:tplc="0409000F" w:tentative="1">
+      <w:start w:val="1"/>
+      <w:numFmt w:val="decimal"/>
+      <w:lvlText w:val="%4."/>
+      <w:lvlJc w:val="left"/>
+      <w:pPr>
+        <w:ind w:left="2520" w:hanging="360"/>
+      </w:pPr>
+    </w:lvl>
+    <w:lvl w:ilvl="4" w:tplc="04090019" w:tentative="1">
+      <w:start w:val="1"/>
+      <w:numFmt w:val="lowerLetter"/>
+      <w:lvlText w:val="%5."/>
+      <w:lvlJc w:val="left"/>
+      <w:pPr>
+        <w:ind w:left="3240" w:hanging="360"/>
+      </w:pPr>
+    </w:lvl>
+    <w:lvl w:ilvl="5" w:tplc="0409001B" w:tentative="1">
+      <w:start w:val="1"/>
+      <w:numFmt w:val="lowerRoman"/>
+      <w:lvlText w:val="%6."/>
+      <w:lvlJc w:val="right"/>
+      <w:pPr>
+        <w:ind w:left="3960" w:hanging="180"/>
+      </w:pPr>
+    </w:lvl>
+    <w:lvl w:ilvl="6" w:tplc="0409000F" w:tentative="1">
+      <w:start w:val="1"/>
+      <w:numFmt w:val="decimal"/>
+      <w:lvlText w:val="%7."/>
+      <w:lvlJc w:val="left"/>
+      <w:pPr>
+        <w:ind w:left="4680" w:hanging="360"/>
+      </w:pPr>
+    </w:lvl>
+    <w:lvl w:ilvl="7" w:tplc="04090019" w:tentative="1">
+      <w:start w:val="1"/>
+      <w:numFmt w:val="lowerLetter"/>
+      <w:lvlText w:val="%8."/>
+      <w:lvlJc w:val="left"/>
+      <w:pPr>
+        <w:ind w:left="5400" w:hanging="360"/>
+      </w:pPr>
+    </w:lvl>
+    <w:lvl w:ilvl="8" w:tplc="0409001B" w:tentative="1">
+      <w:start w:val="1"/>
+      <w:numFmt w:val="lowerRoman"/>
+      <w:lvlText w:val="%9."/>
+      <w:lvlJc w:val="right"/>
+      <w:pPr>
+        <w:ind w:left="6120" w:hanging="180"/>
+      </w:pPr>
+    </w:lvl>
+  </w:abstractNum>
+  <w:abstractNum w:abstractNumId="7" w15:restartNumberingAfterBreak="0">
     <w:nsid w:val="212E1A90"/>
     <w:multiLevelType w:val="hybridMultilevel"/>
     <w:tmpl w:val="8EA8656A"/>
@@ -12772,7 +14893,7 @@
       </w:pPr>
     </w:lvl>
   </w:abstractNum>
-  <w:abstractNum w:abstractNumId="6" w15:restartNumberingAfterBreak="0">
+  <w:abstractNum w:abstractNumId="8" w15:restartNumberingAfterBreak="0">
     <w:nsid w:val="25277E32"/>
     <w:multiLevelType w:val="hybridMultilevel"/>
     <w:tmpl w:val="637879F0"/>
@@ -12885,7 +15006,7 @@
       </w:rPr>
     </w:lvl>
   </w:abstractNum>
-  <w:abstractNum w:abstractNumId="7" w15:restartNumberingAfterBreak="0">
+  <w:abstractNum w:abstractNumId="9" w15:restartNumberingAfterBreak="0">
     <w:nsid w:val="294C7B15"/>
     <w:multiLevelType w:val="hybridMultilevel"/>
     <w:tmpl w:val="3870A6A6"/>
@@ -12977,7 +15098,7 @@
       </w:pPr>
     </w:lvl>
   </w:abstractNum>
-  <w:abstractNum w:abstractNumId="8" w15:restartNumberingAfterBreak="0">
+  <w:abstractNum w:abstractNumId="10" w15:restartNumberingAfterBreak="0">
     <w:nsid w:val="29F6737C"/>
     <w:multiLevelType w:val="hybridMultilevel"/>
     <w:tmpl w:val="4AFC3BC4"/>
@@ -13090,11 +15211,11 @@
       </w:rPr>
     </w:lvl>
   </w:abstractNum>
-  <w:abstractNum w:abstractNumId="9" w15:restartNumberingAfterBreak="0">
-    <w:nsid w:val="2F0E685D"/>
+  <w:abstractNum w:abstractNumId="11" w15:restartNumberingAfterBreak="0">
+    <w:nsid w:val="2CB4375C"/>
     <w:multiLevelType w:val="hybridMultilevel"/>
-    <w:tmpl w:val="09DA465E"/>
-    <w:lvl w:ilvl="0" w:tplc="5BD46172">
+    <w:tmpl w:val="291A30C6"/>
+    <w:lvl w:ilvl="0" w:tplc="FFFFFFFF">
       <w:start w:val="1"/>
       <w:numFmt w:val="upperLetter"/>
       <w:lvlText w:val="%1:"/>
@@ -13108,7 +15229,7 @@
         <w:bCs/>
       </w:rPr>
     </w:lvl>
-    <w:lvl w:ilvl="1" w:tplc="04090019" w:tentative="1">
+    <w:lvl w:ilvl="1" w:tplc="FFFFFFFF" w:tentative="1">
       <w:start w:val="1"/>
       <w:numFmt w:val="lowerLetter"/>
       <w:lvlText w:val="%2."/>
@@ -13117,7 +15238,7 @@
         <w:ind w:left="1080" w:hanging="360"/>
       </w:pPr>
     </w:lvl>
-    <w:lvl w:ilvl="2" w:tplc="0409001B" w:tentative="1">
+    <w:lvl w:ilvl="2" w:tplc="FFFFFFFF" w:tentative="1">
       <w:start w:val="1"/>
       <w:numFmt w:val="lowerRoman"/>
       <w:lvlText w:val="%3."/>
@@ -13126,7 +15247,7 @@
         <w:ind w:left="1800" w:hanging="180"/>
       </w:pPr>
     </w:lvl>
-    <w:lvl w:ilvl="3" w:tplc="0409000F" w:tentative="1">
+    <w:lvl w:ilvl="3" w:tplc="FFFFFFFF" w:tentative="1">
       <w:start w:val="1"/>
       <w:numFmt w:val="decimal"/>
       <w:lvlText w:val="%4."/>
@@ -13135,7 +15256,7 @@
         <w:ind w:left="2520" w:hanging="360"/>
       </w:pPr>
     </w:lvl>
-    <w:lvl w:ilvl="4" w:tplc="04090019" w:tentative="1">
+    <w:lvl w:ilvl="4" w:tplc="FFFFFFFF" w:tentative="1">
       <w:start w:val="1"/>
       <w:numFmt w:val="lowerLetter"/>
       <w:lvlText w:val="%5."/>
@@ -13144,7 +15265,7 @@
         <w:ind w:left="3240" w:hanging="360"/>
       </w:pPr>
     </w:lvl>
-    <w:lvl w:ilvl="5" w:tplc="0409001B" w:tentative="1">
+    <w:lvl w:ilvl="5" w:tplc="FFFFFFFF" w:tentative="1">
       <w:start w:val="1"/>
       <w:numFmt w:val="lowerRoman"/>
       <w:lvlText w:val="%6."/>
@@ -13153,7 +15274,7 @@
         <w:ind w:left="3960" w:hanging="180"/>
       </w:pPr>
     </w:lvl>
-    <w:lvl w:ilvl="6" w:tplc="0409000F" w:tentative="1">
+    <w:lvl w:ilvl="6" w:tplc="FFFFFFFF" w:tentative="1">
       <w:start w:val="1"/>
       <w:numFmt w:val="decimal"/>
       <w:lvlText w:val="%7."/>
@@ -13162,7 +15283,7 @@
         <w:ind w:left="4680" w:hanging="360"/>
       </w:pPr>
     </w:lvl>
-    <w:lvl w:ilvl="7" w:tplc="04090019" w:tentative="1">
+    <w:lvl w:ilvl="7" w:tplc="FFFFFFFF" w:tentative="1">
       <w:start w:val="1"/>
       <w:numFmt w:val="lowerLetter"/>
       <w:lvlText w:val="%8."/>
@@ -13171,7 +15292,7 @@
         <w:ind w:left="5400" w:hanging="360"/>
       </w:pPr>
     </w:lvl>
-    <w:lvl w:ilvl="8" w:tplc="0409001B" w:tentative="1">
+    <w:lvl w:ilvl="8" w:tplc="FFFFFFFF" w:tentative="1">
       <w:start w:val="1"/>
       <w:numFmt w:val="lowerRoman"/>
       <w:lvlText w:val="%9."/>
@@ -13181,7 +15302,98 @@
       </w:pPr>
     </w:lvl>
   </w:abstractNum>
-  <w:abstractNum w:abstractNumId="10" w15:restartNumberingAfterBreak="0">
+  <w:abstractNum w:abstractNumId="12" w15:restartNumberingAfterBreak="0">
+    <w:nsid w:val="2F0E685D"/>
+    <w:multiLevelType w:val="hybridMultilevel"/>
+    <w:tmpl w:val="09DA465E"/>
+    <w:lvl w:ilvl="0" w:tplc="5BD46172">
+      <w:start w:val="1"/>
+      <w:numFmt w:val="upperLetter"/>
+      <w:lvlText w:val="%1:"/>
+      <w:lvlJc w:val="left"/>
+      <w:pPr>
+        <w:ind w:left="360" w:hanging="360"/>
+      </w:pPr>
+      <w:rPr>
+        <w:rFonts w:hint="default"/>
+        <w:b/>
+        <w:bCs/>
+      </w:rPr>
+    </w:lvl>
+    <w:lvl w:ilvl="1" w:tplc="04090019" w:tentative="1">
+      <w:start w:val="1"/>
+      <w:numFmt w:val="lowerLetter"/>
+      <w:lvlText w:val="%2."/>
+      <w:lvlJc w:val="left"/>
+      <w:pPr>
+        <w:ind w:left="1080" w:hanging="360"/>
+      </w:pPr>
+    </w:lvl>
+    <w:lvl w:ilvl="2" w:tplc="0409001B" w:tentative="1">
+      <w:start w:val="1"/>
+      <w:numFmt w:val="lowerRoman"/>
+      <w:lvlText w:val="%3."/>
+      <w:lvlJc w:val="right"/>
+      <w:pPr>
+        <w:ind w:left="1800" w:hanging="180"/>
+      </w:pPr>
+    </w:lvl>
+    <w:lvl w:ilvl="3" w:tplc="0409000F" w:tentative="1">
+      <w:start w:val="1"/>
+      <w:numFmt w:val="decimal"/>
+      <w:lvlText w:val="%4."/>
+      <w:lvlJc w:val="left"/>
+      <w:pPr>
+        <w:ind w:left="2520" w:hanging="360"/>
+      </w:pPr>
+    </w:lvl>
+    <w:lvl w:ilvl="4" w:tplc="04090019" w:tentative="1">
+      <w:start w:val="1"/>
+      <w:numFmt w:val="lowerLetter"/>
+      <w:lvlText w:val="%5."/>
+      <w:lvlJc w:val="left"/>
+      <w:pPr>
+        <w:ind w:left="3240" w:hanging="360"/>
+      </w:pPr>
+    </w:lvl>
+    <w:lvl w:ilvl="5" w:tplc="0409001B" w:tentative="1">
+      <w:start w:val="1"/>
+      <w:numFmt w:val="lowerRoman"/>
+      <w:lvlText w:val="%6."/>
+      <w:lvlJc w:val="right"/>
+      <w:pPr>
+        <w:ind w:left="3960" w:hanging="180"/>
+      </w:pPr>
+    </w:lvl>
+    <w:lvl w:ilvl="6" w:tplc="0409000F" w:tentative="1">
+      <w:start w:val="1"/>
+      <w:numFmt w:val="decimal"/>
+      <w:lvlText w:val="%7."/>
+      <w:lvlJc w:val="left"/>
+      <w:pPr>
+        <w:ind w:left="4680" w:hanging="360"/>
+      </w:pPr>
+    </w:lvl>
+    <w:lvl w:ilvl="7" w:tplc="04090019" w:tentative="1">
+      <w:start w:val="1"/>
+      <w:numFmt w:val="lowerLetter"/>
+      <w:lvlText w:val="%8."/>
+      <w:lvlJc w:val="left"/>
+      <w:pPr>
+        <w:ind w:left="5400" w:hanging="360"/>
+      </w:pPr>
+    </w:lvl>
+    <w:lvl w:ilvl="8" w:tplc="0409001B" w:tentative="1">
+      <w:start w:val="1"/>
+      <w:numFmt w:val="lowerRoman"/>
+      <w:lvlText w:val="%9."/>
+      <w:lvlJc w:val="right"/>
+      <w:pPr>
+        <w:ind w:left="6120" w:hanging="180"/>
+      </w:pPr>
+    </w:lvl>
+  </w:abstractNum>
+  <w:abstractNum w:abstractNumId="13" w15:restartNumberingAfterBreak="0">
     <w:nsid w:val="34555D51"/>
     <w:multiLevelType w:val="hybridMultilevel"/>
     <w:tmpl w:val="8C28476E"/>
@@ -13272,7 +15484,101 @@
       </w:pPr>
     </w:lvl>
   </w:abstractNum>
-  <w:abstractNum w:abstractNumId="11" w15:restartNumberingAfterBreak="0">
+  <w:abstractNum w:abstractNumId="14" w15:restartNumberingAfterBreak="0">
+    <w:nsid w:val="38025215"/>
+    <w:multiLevelType w:val="hybridMultilevel"/>
+    <w:tmpl w:val="801AD10E"/>
+    <w:lvl w:ilvl="0" w:tplc="CE76221A">
+      <w:start w:val="1"/>
+      <w:numFmt w:val="lowerLetter"/>
+      <w:lvlText w:val="%1:"/>
+      <w:lvlJc w:val="left"/>
+      <w:pPr>
+        <w:ind w:left="360" w:hanging="360"/>
+      </w:pPr>
+      <w:rPr>
+        <w:rFonts w:ascii="Source Sans 3 Medium" w:hAnsi="Source Sans 3 Medium" w:hint="default"/>
+        <w:b/>
+        <w:bCs/>
+        <w:spacing w:val="0"/>
+        <w:w w:val="77"/>
+        <w:lang w:val="en-US" w:eastAsia="en-US" w:bidi="ar-SA"/>
+      </w:rPr>
+    </w:lvl>
+    <w:lvl w:ilvl="1" w:tplc="04090019" w:tentative="1">
+      <w:start w:val="1"/>
+      <w:numFmt w:val="lowerLetter"/>
+      <w:lvlText w:val="%2."/>
+      <w:lvlJc w:val="left"/>
+      <w:pPr>
+        <w:ind w:left="1080" w:hanging="360"/>
+      </w:pPr>
+    </w:lvl>
+    <w:lvl w:ilvl="2" w:tplc="0409001B" w:tentative="1">
+      <w:start w:val="1"/>
+      <w:numFmt w:val="lowerRoman"/>
+      <w:lvlText w:val="%3."/>
+      <w:lvlJc w:val="right"/>
+      <w:pPr>
+        <w:ind w:left="1800" w:hanging="180"/>
+      </w:pPr>
+    </w:lvl>
+    <w:lvl w:ilvl="3" w:tplc="0409000F" w:tentative="1">
+      <w:start w:val="1"/>
+      <w:numFmt w:val="decimal"/>
+      <w:lvlText w:val="%4."/>
+      <w:lvlJc w:val="left"/>
+      <w:pPr>
+        <w:ind w:left="2520" w:hanging="360"/>
+      </w:pPr>
+    </w:lvl>
+    <w:lvl w:ilvl="4" w:tplc="04090019" w:tentative="1">
+      <w:start w:val="1"/>
+      <w:numFmt w:val="lowerLetter"/>
+      <w:lvlText w:val="%5."/>
+      <w:lvlJc w:val="left"/>
+      <w:pPr>
+        <w:ind w:left="3240" w:hanging="360"/>
+      </w:pPr>
+    </w:lvl>
+    <w:lvl w:ilvl="5" w:tplc="0409001B" w:tentative="1">
+      <w:start w:val="1"/>
+      <w:numFmt w:val="lowerRoman"/>
+      <w:lvlText w:val="%6."/>
+      <w:lvlJc w:val="right"/>
+      <w:pPr>
+        <w:ind w:left="3960" w:hanging="180"/>
+      </w:pPr>
+    </w:lvl>
+    <w:lvl w:ilvl="6" w:tplc="0409000F" w:tentative="1">
+      <w:start w:val="1"/>
+      <w:numFmt w:val="decimal"/>
+      <w:lvlText w:val="%7."/>
+      <w:lvlJc w:val="left"/>
+      <w:pPr>
+        <w:ind w:left="4680" w:hanging="360"/>
+      </w:pPr>
+    </w:lvl>
+    <w:lvl w:ilvl="7" w:tplc="04090019" w:tentative="1">
+      <w:start w:val="1"/>
+      <w:numFmt w:val="lowerLetter"/>
+      <w:lvlText w:val="%8."/>
+      <w:lvlJc w:val="left"/>
+      <w:pPr>
+        <w:ind w:left="5400" w:hanging="360"/>
+      </w:pPr>
+    </w:lvl>
+    <w:lvl w:ilvl="8" w:tplc="0409001B" w:tentative="1">
+      <w:start w:val="1"/>
+      <w:numFmt w:val="lowerRoman"/>
+      <w:lvlText w:val="%9."/>
+      <w:lvlJc w:val="right"/>
+      <w:pPr>
+        <w:ind w:left="6120" w:hanging="180"/>
+      </w:pPr>
+    </w:lvl>
+  </w:abstractNum>
+  <w:abstractNum w:abstractNumId="15" w15:restartNumberingAfterBreak="0">
     <w:nsid w:val="40F1140A"/>
     <w:multiLevelType w:val="hybridMultilevel"/>
     <w:tmpl w:val="C0FE6058"/>
@@ -13363,7 +15669,98 @@
       </w:pPr>
     </w:lvl>
   </w:abstractNum>
-  <w:abstractNum w:abstractNumId="12" w15:restartNumberingAfterBreak="0">
+  <w:abstractNum w:abstractNumId="16" w15:restartNumberingAfterBreak="0">
+    <w:nsid w:val="477D5AA2"/>
+    <w:multiLevelType w:val="hybridMultilevel"/>
+    <w:tmpl w:val="882EE4CC"/>
+    <w:lvl w:ilvl="0" w:tplc="72A80D18">
+      <w:start w:val="1"/>
+      <w:numFmt w:val="decimal"/>
+      <w:lvlText w:val="%1:"/>
+      <w:lvlJc w:val="left"/>
+      <w:pPr>
+        <w:ind w:left="360" w:hanging="360"/>
+      </w:pPr>
+      <w:rPr>
+        <w:rFonts w:ascii="Source Sans 3 Bold" w:hAnsi="Source Sans 3 Bold" w:cstheme="minorBidi" w:hint="default"/>
+        <w:b/>
+        <w:bCs/>
+      </w:rPr>
+    </w:lvl>
+    <w:lvl w:ilvl="1" w:tplc="04090019" w:tentative="1">
+      <w:start w:val="1"/>
+      <w:numFmt w:val="lowerLetter"/>
+      <w:lvlText w:val="%2."/>
+      <w:lvlJc w:val="left"/>
+      <w:pPr>
+        <w:ind w:left="1080" w:hanging="360"/>
+      </w:pPr>
+    </w:lvl>
+    <w:lvl w:ilvl="2" w:tplc="0409001B" w:tentative="1">
+      <w:start w:val="1"/>
+      <w:numFmt w:val="lowerRoman"/>
+      <w:lvlText w:val="%3."/>
+      <w:lvlJc w:val="right"/>
+      <w:pPr>
+        <w:ind w:left="1800" w:hanging="180"/>
+      </w:pPr>
+    </w:lvl>
+    <w:lvl w:ilvl="3" w:tplc="0409000F" w:tentative="1">
+      <w:start w:val="1"/>
+      <w:numFmt w:val="decimal"/>
+      <w:lvlText w:val="%4."/>
+      <w:lvlJc w:val="left"/>
+      <w:pPr>
+        <w:ind w:left="2520" w:hanging="360"/>
+      </w:pPr>
+    </w:lvl>
+    <w:lvl w:ilvl="4" w:tplc="04090019" w:tentative="1">
+      <w:start w:val="1"/>
+      <w:numFmt w:val="lowerLetter"/>
+      <w:lvlText w:val="%5."/>
+      <w:lvlJc w:val="left"/>
+      <w:pPr>
+        <w:ind w:left="3240" w:hanging="360"/>
+      </w:pPr>
+    </w:lvl>
+    <w:lvl w:ilvl="5" w:tplc="0409001B" w:tentative="1">
+      <w:start w:val="1"/>
+      <w:numFmt w:val="lowerRoman"/>
+      <w:lvlText w:val="%6."/>
+      <w:lvlJc w:val="right"/>
+      <w:pPr>
+        <w:ind w:left="3960" w:hanging="180"/>
+      </w:pPr>
+    </w:lvl>
+    <w:lvl w:ilvl="6" w:tplc="0409000F" w:tentative="1">
+      <w:start w:val="1"/>
+      <w:numFmt w:val="decimal"/>
+      <w:lvlText w:val="%7."/>
+      <w:lvlJc w:val="left"/>
+      <w:pPr>
+        <w:ind w:left="4680" w:hanging="360"/>
+      </w:pPr>
+    </w:lvl>
+    <w:lvl w:ilvl="7" w:tplc="04090019" w:tentative="1">
+      <w:start w:val="1"/>
+      <w:numFmt w:val="lowerLetter"/>
+      <w:lvlText w:val="%8."/>
+      <w:lvlJc w:val="left"/>
+      <w:pPr>
+        <w:ind w:left="5400" w:hanging="360"/>
+      </w:pPr>
+    </w:lvl>
+    <w:lvl w:ilvl="8" w:tplc="0409001B" w:tentative="1">
+      <w:start w:val="1"/>
+      <w:numFmt w:val="lowerRoman"/>
+      <w:lvlText w:val="%9."/>
+      <w:lvlJc w:val="right"/>
+      <w:pPr>
+        <w:ind w:left="6120" w:hanging="180"/>
+      </w:pPr>
+    </w:lvl>
+  </w:abstractNum>
+  <w:abstractNum w:abstractNumId="17" w15:restartNumberingAfterBreak="0">
     <w:nsid w:val="493E0CCB"/>
     <w:multiLevelType w:val="hybridMultilevel"/>
     <w:tmpl w:val="DE1A3DA8"/>
@@ -13479,7 +15876,7 @@
       </w:rPr>
     </w:lvl>
   </w:abstractNum>
-  <w:abstractNum w:abstractNumId="13" w15:restartNumberingAfterBreak="0">
+  <w:abstractNum w:abstractNumId="18" w15:restartNumberingAfterBreak="0">
     <w:nsid w:val="4A2A784D"/>
     <w:multiLevelType w:val="hybridMultilevel"/>
     <w:tmpl w:val="D04A441C"/>
@@ -13571,7 +15968,7 @@
       </w:pPr>
     </w:lvl>
   </w:abstractNum>
-  <w:abstractNum w:abstractNumId="14" w15:restartNumberingAfterBreak="0">
+  <w:abstractNum w:abstractNumId="19" w15:restartNumberingAfterBreak="0">
     <w:nsid w:val="4A62576A"/>
     <w:multiLevelType w:val="hybridMultilevel"/>
     <w:tmpl w:val="B096158E"/>
@@ -13662,7 +16059,7 @@
       </w:pPr>
     </w:lvl>
   </w:abstractNum>
-  <w:abstractNum w:abstractNumId="15" w15:restartNumberingAfterBreak="0">
+  <w:abstractNum w:abstractNumId="20" w15:restartNumberingAfterBreak="0">
     <w:nsid w:val="4B8F04E0"/>
     <w:multiLevelType w:val="hybridMultilevel"/>
     <w:tmpl w:val="6F209A9A"/>
@@ -13775,7 +16172,7 @@
       </w:rPr>
     </w:lvl>
   </w:abstractNum>
-  <w:abstractNum w:abstractNumId="16" w15:restartNumberingAfterBreak="0">
+  <w:abstractNum w:abstractNumId="21" w15:restartNumberingAfterBreak="0">
     <w:nsid w:val="52D04E3D"/>
     <w:multiLevelType w:val="hybridMultilevel"/>
     <w:tmpl w:val="7012BE88"/>
@@ -13866,7 +16263,98 @@
       </w:pPr>
     </w:lvl>
   </w:abstractNum>
-  <w:abstractNum w:abstractNumId="17" w15:restartNumberingAfterBreak="0">
+  <w:abstractNum w:abstractNumId="22" w15:restartNumberingAfterBreak="0">
+    <w:nsid w:val="55F60A70"/>
+    <w:multiLevelType w:val="hybridMultilevel"/>
+    <w:tmpl w:val="291A30C6"/>
+    <w:lvl w:ilvl="0" w:tplc="FFFFFFFF">
+      <w:start w:val="1"/>
+      <w:numFmt w:val="upperLetter"/>
+      <w:lvlText w:val="%1:"/>
+      <w:lvlJc w:val="left"/>
+      <w:pPr>
+        <w:ind w:left="360" w:hanging="360"/>
+      </w:pPr>
+      <w:rPr>
+        <w:rFonts w:hint="default"/>
+        <w:b/>
+        <w:bCs/>
+      </w:rPr>
+    </w:lvl>
+    <w:lvl w:ilvl="1" w:tplc="FFFFFFFF" w:tentative="1">
+      <w:start w:val="1"/>
+      <w:numFmt w:val="lowerLetter"/>
+      <w:lvlText w:val="%2."/>
+      <w:lvlJc w:val="left"/>
+      <w:pPr>
+        <w:ind w:left="1080" w:hanging="360"/>
+      </w:pPr>
+    </w:lvl>
+    <w:lvl w:ilvl="2" w:tplc="FFFFFFFF" w:tentative="1">
+      <w:start w:val="1"/>
+      <w:numFmt w:val="lowerRoman"/>
+      <w:lvlText w:val="%3."/>
+      <w:lvlJc w:val="right"/>
+      <w:pPr>
+        <w:ind w:left="1800" w:hanging="180"/>
+      </w:pPr>
+    </w:lvl>
+    <w:lvl w:ilvl="3" w:tplc="FFFFFFFF" w:tentative="1">
+      <w:start w:val="1"/>
+      <w:numFmt w:val="decimal"/>
+      <w:lvlText w:val="%4."/>
+      <w:lvlJc w:val="left"/>
+      <w:pPr>
+        <w:ind w:left="2520" w:hanging="360"/>
+      </w:pPr>
+    </w:lvl>
+    <w:lvl w:ilvl="4" w:tplc="FFFFFFFF" w:tentative="1">
+      <w:start w:val="1"/>
+      <w:numFmt w:val="lowerLetter"/>
+      <w:lvlText w:val="%5."/>
+      <w:lvlJc w:val="left"/>
+      <w:pPr>
+        <w:ind w:left="3240" w:hanging="360"/>
+      </w:pPr>
+    </w:lvl>
+    <w:lvl w:ilvl="5" w:tplc="FFFFFFFF" w:tentative="1">
+      <w:start w:val="1"/>
+      <w:numFmt w:val="lowerRoman"/>
+      <w:lvlText w:val="%6."/>
+      <w:lvlJc w:val="right"/>
+      <w:pPr>
+        <w:ind w:left="3960" w:hanging="180"/>
+      </w:pPr>
+    </w:lvl>
+    <w:lvl w:ilvl="6" w:tplc="FFFFFFFF" w:tentative="1">
+      <w:start w:val="1"/>
+      <w:numFmt w:val="decimal"/>
+      <w:lvlText w:val="%7."/>
+      <w:lvlJc w:val="left"/>
+      <w:pPr>
+        <w:ind w:left="4680" w:hanging="360"/>
+      </w:pPr>
+    </w:lvl>
+    <w:lvl w:ilvl="7" w:tplc="FFFFFFFF" w:tentative="1">
+      <w:start w:val="1"/>
+      <w:numFmt w:val="lowerLetter"/>
+      <w:lvlText w:val="%8."/>
+      <w:lvlJc w:val="left"/>
+      <w:pPr>
+        <w:ind w:left="5400" w:hanging="360"/>
+      </w:pPr>
+    </w:lvl>
+    <w:lvl w:ilvl="8" w:tplc="FFFFFFFF" w:tentative="1">
+      <w:start w:val="1"/>
+      <w:numFmt w:val="lowerRoman"/>
+      <w:lvlText w:val="%9."/>
+      <w:lvlJc w:val="right"/>
+      <w:pPr>
+        <w:ind w:left="6120" w:hanging="180"/>
+      </w:pPr>
+    </w:lvl>
+  </w:abstractNum>
+  <w:abstractNum w:abstractNumId="23" w15:restartNumberingAfterBreak="0">
     <w:nsid w:val="5767473C"/>
     <w:multiLevelType w:val="hybridMultilevel"/>
     <w:tmpl w:val="3104F218"/>
@@ -13957,7 +16445,7 @@
       </w:pPr>
     </w:lvl>
   </w:abstractNum>
-  <w:abstractNum w:abstractNumId="18" w15:restartNumberingAfterBreak="0">
+  <w:abstractNum w:abstractNumId="24" w15:restartNumberingAfterBreak="0">
     <w:nsid w:val="59BD6BAB"/>
     <w:multiLevelType w:val="hybridMultilevel"/>
     <w:tmpl w:val="77D22F20"/>
@@ -14049,7 +16537,7 @@
       </w:pPr>
     </w:lvl>
   </w:abstractNum>
-  <w:abstractNum w:abstractNumId="19" w15:restartNumberingAfterBreak="0">
+  <w:abstractNum w:abstractNumId="25" w15:restartNumberingAfterBreak="0">
     <w:nsid w:val="59D910B2"/>
     <w:multiLevelType w:val="hybridMultilevel"/>
     <w:tmpl w:val="678CE024"/>
@@ -14140,7 +16628,7 @@
       </w:pPr>
     </w:lvl>
   </w:abstractNum>
-  <w:abstractNum w:abstractNumId="20" w15:restartNumberingAfterBreak="0">
+  <w:abstractNum w:abstractNumId="26" w15:restartNumberingAfterBreak="0">
     <w:nsid w:val="5D096BE3"/>
     <w:multiLevelType w:val="hybridMultilevel"/>
     <w:tmpl w:val="7758F8FE"/>
@@ -14234,11 +16722,11 @@
       </w:pPr>
     </w:lvl>
   </w:abstractNum>
-  <w:abstractNum w:abstractNumId="21" w15:restartNumberingAfterBreak="0">
-    <w:nsid w:val="61164B02"/>
+  <w:abstractNum w:abstractNumId="27" w15:restartNumberingAfterBreak="0">
+    <w:nsid w:val="5EBE5C6C"/>
     <w:multiLevelType w:val="hybridMultilevel"/>
-    <w:tmpl w:val="C602D860"/>
-    <w:lvl w:ilvl="0" w:tplc="72A80D18">
+    <w:tmpl w:val="882EE4CC"/>
+    <w:lvl w:ilvl="0" w:tplc="FFFFFFFF">
       <w:start w:val="1"/>
       <w:numFmt w:val="decimal"/>
       <w:lvlText w:val="%1:"/>
@@ -14252,7 +16740,7 @@
         <w:bCs/>
       </w:rPr>
     </w:lvl>
-    <w:lvl w:ilvl="1" w:tplc="04090019" w:tentative="1">
+    <w:lvl w:ilvl="1" w:tplc="FFFFFFFF" w:tentative="1">
       <w:start w:val="1"/>
       <w:numFmt w:val="lowerLetter"/>
       <w:lvlText w:val="%2."/>
@@ -14261,7 +16749,7 @@
         <w:ind w:left="1080" w:hanging="360"/>
       </w:pPr>
     </w:lvl>
-    <w:lvl w:ilvl="2" w:tplc="0409001B" w:tentative="1">
+    <w:lvl w:ilvl="2" w:tplc="FFFFFFFF" w:tentative="1">
       <w:start w:val="1"/>
       <w:numFmt w:val="lowerRoman"/>
       <w:lvlText w:val="%3."/>
@@ -14270,7 +16758,7 @@
         <w:ind w:left="1800" w:hanging="180"/>
       </w:pPr>
     </w:lvl>
-    <w:lvl w:ilvl="3" w:tplc="0409000F" w:tentative="1">
+    <w:lvl w:ilvl="3" w:tplc="FFFFFFFF" w:tentative="1">
       <w:start w:val="1"/>
       <w:numFmt w:val="decimal"/>
       <w:lvlText w:val="%4."/>
@@ -14279,7 +16767,7 @@
         <w:ind w:left="2520" w:hanging="360"/>
       </w:pPr>
     </w:lvl>
-    <w:lvl w:ilvl="4" w:tplc="04090019" w:tentative="1">
+    <w:lvl w:ilvl="4" w:tplc="FFFFFFFF" w:tentative="1">
       <w:start w:val="1"/>
       <w:numFmt w:val="lowerLetter"/>
       <w:lvlText w:val="%5."/>
@@ -14288,7 +16776,7 @@
         <w:ind w:left="3240" w:hanging="360"/>
       </w:pPr>
     </w:lvl>
-    <w:lvl w:ilvl="5" w:tplc="0409001B" w:tentative="1">
+    <w:lvl w:ilvl="5" w:tplc="FFFFFFFF" w:tentative="1">
       <w:start w:val="1"/>
       <w:numFmt w:val="lowerRoman"/>
       <w:lvlText w:val="%6."/>
@@ -14297,7 +16785,7 @@
         <w:ind w:left="3960" w:hanging="180"/>
       </w:pPr>
     </w:lvl>
-    <w:lvl w:ilvl="6" w:tplc="0409000F" w:tentative="1">
+    <w:lvl w:ilvl="6" w:tplc="FFFFFFFF" w:tentative="1">
       <w:start w:val="1"/>
       <w:numFmt w:val="decimal"/>
       <w:lvlText w:val="%7."/>
@@ -14306,7 +16794,7 @@
         <w:ind w:left="4680" w:hanging="360"/>
       </w:pPr>
     </w:lvl>
-    <w:lvl w:ilvl="7" w:tplc="04090019" w:tentative="1">
+    <w:lvl w:ilvl="7" w:tplc="FFFFFFFF" w:tentative="1">
       <w:start w:val="1"/>
       <w:numFmt w:val="lowerLetter"/>
       <w:lvlText w:val="%8."/>
@@ -14315,7 +16803,7 @@
         <w:ind w:left="5400" w:hanging="360"/>
       </w:pPr>
     </w:lvl>
-    <w:lvl w:ilvl="8" w:tplc="0409001B" w:tentative="1">
+    <w:lvl w:ilvl="8" w:tplc="FFFFFFFF" w:tentative="1">
       <w:start w:val="1"/>
       <w:numFmt w:val="lowerRoman"/>
       <w:lvlText w:val="%9."/>
@@ -14325,7 +16813,98 @@
       </w:pPr>
     </w:lvl>
   </w:abstractNum>
-  <w:abstractNum w:abstractNumId="22" w15:restartNumberingAfterBreak="0">
+  <w:abstractNum w:abstractNumId="28" w15:restartNumberingAfterBreak="0">
+    <w:nsid w:val="61164B02"/>
+    <w:multiLevelType w:val="hybridMultilevel"/>
+    <w:tmpl w:val="C602D860"/>
+    <w:lvl w:ilvl="0" w:tplc="72A80D18">
+      <w:start w:val="1"/>
+      <w:numFmt w:val="decimal"/>
+      <w:lvlText w:val="%1:"/>
+      <w:lvlJc w:val="left"/>
+      <w:pPr>
+        <w:ind w:left="360" w:hanging="360"/>
+      </w:pPr>
+      <w:rPr>
+        <w:rFonts w:ascii="Source Sans 3 Bold" w:hAnsi="Source Sans 3 Bold" w:cstheme="minorBidi" w:hint="default"/>
+        <w:b/>
+        <w:bCs/>
+      </w:rPr>
+    </w:lvl>
+    <w:lvl w:ilvl="1" w:tplc="04090019" w:tentative="1">
+      <w:start w:val="1"/>
+      <w:numFmt w:val="lowerLetter"/>
+      <w:lvlText w:val="%2."/>
+      <w:lvlJc w:val="left"/>
+      <w:pPr>
+        <w:ind w:left="1080" w:hanging="360"/>
+      </w:pPr>
+    </w:lvl>
+    <w:lvl w:ilvl="2" w:tplc="0409001B" w:tentative="1">
+      <w:start w:val="1"/>
+      <w:numFmt w:val="lowerRoman"/>
+      <w:lvlText w:val="%3."/>
+      <w:lvlJc w:val="right"/>
+      <w:pPr>
+        <w:ind w:left="1800" w:hanging="180"/>
+      </w:pPr>
+    </w:lvl>
+    <w:lvl w:ilvl="3" w:tplc="0409000F" w:tentative="1">
+      <w:start w:val="1"/>
+      <w:numFmt w:val="decimal"/>
+      <w:lvlText w:val="%4."/>
+      <w:lvlJc w:val="left"/>
+      <w:pPr>
+        <w:ind w:left="2520" w:hanging="360"/>
+      </w:pPr>
+    </w:lvl>
+    <w:lvl w:ilvl="4" w:tplc="04090019" w:tentative="1">
+      <w:start w:val="1"/>
+      <w:numFmt w:val="lowerLetter"/>
+      <w:lvlText w:val="%5."/>
+      <w:lvlJc w:val="left"/>
+      <w:pPr>
+        <w:ind w:left="3240" w:hanging="360"/>
+      </w:pPr>
+    </w:lvl>
+    <w:lvl w:ilvl="5" w:tplc="0409001B" w:tentative="1">
+      <w:start w:val="1"/>
+      <w:numFmt w:val="lowerRoman"/>
+      <w:lvlText w:val="%6."/>
+      <w:lvlJc w:val="right"/>
+      <w:pPr>
+        <w:ind w:left="3960" w:hanging="180"/>
+      </w:pPr>
+    </w:lvl>
+    <w:lvl w:ilvl="6" w:tplc="0409000F" w:tentative="1">
+      <w:start w:val="1"/>
+      <w:numFmt w:val="decimal"/>
+      <w:lvlText w:val="%7."/>
+      <w:lvlJc w:val="left"/>
+      <w:pPr>
+        <w:ind w:left="4680" w:hanging="360"/>
+      </w:pPr>
+    </w:lvl>
+    <w:lvl w:ilvl="7" w:tplc="04090019" w:tentative="1">
+      <w:start w:val="1"/>
+      <w:numFmt w:val="lowerLetter"/>
+      <w:lvlText w:val="%8."/>
+      <w:lvlJc w:val="left"/>
+      <w:pPr>
+        <w:ind w:left="5400" w:hanging="360"/>
+      </w:pPr>
+    </w:lvl>
+    <w:lvl w:ilvl="8" w:tplc="0409001B" w:tentative="1">
+      <w:start w:val="1"/>
+      <w:numFmt w:val="lowerRoman"/>
+      <w:lvlText w:val="%9."/>
+      <w:lvlJc w:val="right"/>
+      <w:pPr>
+        <w:ind w:left="6120" w:hanging="180"/>
+      </w:pPr>
+    </w:lvl>
+  </w:abstractNum>
+  <w:abstractNum w:abstractNumId="29" w15:restartNumberingAfterBreak="0">
     <w:nsid w:val="65C45C9E"/>
     <w:multiLevelType w:val="hybridMultilevel"/>
     <w:tmpl w:val="D68C57F0"/>
@@ -14416,7 +16995,7 @@
       </w:pPr>
     </w:lvl>
   </w:abstractNum>
-  <w:abstractNum w:abstractNumId="23" w15:restartNumberingAfterBreak="0">
+  <w:abstractNum w:abstractNumId="30" w15:restartNumberingAfterBreak="0">
     <w:nsid w:val="66F75F44"/>
     <w:multiLevelType w:val="hybridMultilevel"/>
     <w:tmpl w:val="F774CC24"/>
@@ -14507,7 +17086,7 @@
       </w:pPr>
     </w:lvl>
   </w:abstractNum>
-  <w:abstractNum w:abstractNumId="24" w15:restartNumberingAfterBreak="0">
+  <w:abstractNum w:abstractNumId="31" w15:restartNumberingAfterBreak="0">
     <w:nsid w:val="681A0CDC"/>
     <w:multiLevelType w:val="hybridMultilevel"/>
     <w:tmpl w:val="3072FDB4"/>
@@ -14601,7 +17180,7 @@
       </w:pPr>
     </w:lvl>
   </w:abstractNum>
-  <w:abstractNum w:abstractNumId="25" w15:restartNumberingAfterBreak="0">
+  <w:abstractNum w:abstractNumId="32" w15:restartNumberingAfterBreak="0">
     <w:nsid w:val="68930CE9"/>
     <w:multiLevelType w:val="hybridMultilevel"/>
     <w:tmpl w:val="C2D02C52"/>
@@ -14693,7 +17272,7 @@
       </w:pPr>
     </w:lvl>
   </w:abstractNum>
-  <w:abstractNum w:abstractNumId="26" w15:restartNumberingAfterBreak="0">
+  <w:abstractNum w:abstractNumId="33" w15:restartNumberingAfterBreak="0">
     <w:nsid w:val="69CF734A"/>
     <w:multiLevelType w:val="hybridMultilevel"/>
     <w:tmpl w:val="3B687E36"/>
@@ -14787,7 +17366,7 @@
       </w:pPr>
     </w:lvl>
   </w:abstractNum>
-  <w:abstractNum w:abstractNumId="27" w15:restartNumberingAfterBreak="0">
+  <w:abstractNum w:abstractNumId="34" w15:restartNumberingAfterBreak="0">
     <w:nsid w:val="72A749C7"/>
     <w:multiLevelType w:val="hybridMultilevel"/>
     <w:tmpl w:val="56A69A5C"/>
@@ -14878,7 +17457,7 @@
       </w:pPr>
     </w:lvl>
   </w:abstractNum>
-  <w:abstractNum w:abstractNumId="28" w15:restartNumberingAfterBreak="0">
+  <w:abstractNum w:abstractNumId="35" w15:restartNumberingAfterBreak="0">
     <w:nsid w:val="764873C4"/>
     <w:multiLevelType w:val="hybridMultilevel"/>
     <w:tmpl w:val="08D655B4"/>
@@ -14972,7 +17551,7 @@
       </w:pPr>
     </w:lvl>
   </w:abstractNum>
-  <w:abstractNum w:abstractNumId="29" w15:restartNumberingAfterBreak="0">
+  <w:abstractNum w:abstractNumId="36" w15:restartNumberingAfterBreak="0">
     <w:nsid w:val="77CD49EA"/>
     <w:multiLevelType w:val="hybridMultilevel"/>
     <w:tmpl w:val="9D949C3A"/>
@@ -15064,7 +17643,7 @@
       </w:pPr>
     </w:lvl>
   </w:abstractNum>
-  <w:abstractNum w:abstractNumId="30" w15:restartNumberingAfterBreak="0">
+  <w:abstractNum w:abstractNumId="37" w15:restartNumberingAfterBreak="0">
     <w:nsid w:val="79313269"/>
     <w:multiLevelType w:val="hybridMultilevel"/>
     <w:tmpl w:val="279E3142"/>
@@ -15155,100 +17734,215 @@
       </w:pPr>
     </w:lvl>
   </w:abstractNum>
+  <w:abstractNum w:abstractNumId="38" w15:restartNumberingAfterBreak="0">
+    <w:nsid w:val="7EA67624"/>
+    <w:multiLevelType w:val="hybridMultilevel"/>
+    <w:tmpl w:val="291A30C6"/>
+    <w:lvl w:ilvl="0" w:tplc="FFFFFFFF">
+      <w:start w:val="1"/>
+      <w:numFmt w:val="upperLetter"/>
+      <w:lvlText w:val="%1:"/>
+      <w:lvlJc w:val="left"/>
+      <w:pPr>
+        <w:ind w:left="360" w:hanging="360"/>
+      </w:pPr>
+      <w:rPr>
+        <w:rFonts w:hint="default"/>
+        <w:b/>
+        <w:bCs/>
+      </w:rPr>
+    </w:lvl>
+    <w:lvl w:ilvl="1" w:tplc="FFFFFFFF" w:tentative="1">
+      <w:start w:val="1"/>
+      <w:numFmt w:val="lowerLetter"/>
+      <w:lvlText w:val="%2."/>
+      <w:lvlJc w:val="left"/>
+      <w:pPr>
+        <w:ind w:left="1080" w:hanging="360"/>
+      </w:pPr>
+    </w:lvl>
+    <w:lvl w:ilvl="2" w:tplc="FFFFFFFF" w:tentative="1">
+      <w:start w:val="1"/>
+      <w:numFmt w:val="lowerRoman"/>
+      <w:lvlText w:val="%3."/>
+      <w:lvlJc w:val="right"/>
+      <w:pPr>
+        <w:ind w:left="1800" w:hanging="180"/>
+      </w:pPr>
+    </w:lvl>
+    <w:lvl w:ilvl="3" w:tplc="FFFFFFFF" w:tentative="1">
+      <w:start w:val="1"/>
+      <w:numFmt w:val="decimal"/>
+      <w:lvlText w:val="%4."/>
+      <w:lvlJc w:val="left"/>
+      <w:pPr>
+        <w:ind w:left="2520" w:hanging="360"/>
+      </w:pPr>
+    </w:lvl>
+    <w:lvl w:ilvl="4" w:tplc="FFFFFFFF" w:tentative="1">
+      <w:start w:val="1"/>
+      <w:numFmt w:val="lowerLetter"/>
+      <w:lvlText w:val="%5."/>
+      <w:lvlJc w:val="left"/>
+      <w:pPr>
+        <w:ind w:left="3240" w:hanging="360"/>
+      </w:pPr>
+    </w:lvl>
+    <w:lvl w:ilvl="5" w:tplc="FFFFFFFF" w:tentative="1">
+      <w:start w:val="1"/>
+      <w:numFmt w:val="lowerRoman"/>
+      <w:lvlText w:val="%6."/>
+      <w:lvlJc w:val="right"/>
+      <w:pPr>
+        <w:ind w:left="3960" w:hanging="180"/>
+      </w:pPr>
+    </w:lvl>
+    <w:lvl w:ilvl="6" w:tplc="FFFFFFFF" w:tentative="1">
+      <w:start w:val="1"/>
+      <w:numFmt w:val="decimal"/>
+      <w:lvlText w:val="%7."/>
+      <w:lvlJc w:val="left"/>
+      <w:pPr>
+        <w:ind w:left="4680" w:hanging="360"/>
+      </w:pPr>
+    </w:lvl>
+    <w:lvl w:ilvl="7" w:tplc="FFFFFFFF" w:tentative="1">
+      <w:start w:val="1"/>
+      <w:numFmt w:val="lowerLetter"/>
+      <w:lvlText w:val="%8."/>
+      <w:lvlJc w:val="left"/>
+      <w:pPr>
+        <w:ind w:left="5400" w:hanging="360"/>
+      </w:pPr>
+    </w:lvl>
+    <w:lvl w:ilvl="8" w:tplc="FFFFFFFF" w:tentative="1">
+      <w:start w:val="1"/>
+      <w:numFmt w:val="lowerRoman"/>
+      <w:lvlText w:val="%9."/>
+      <w:lvlJc w:val="right"/>
+      <w:pPr>
+        <w:ind w:left="6120" w:hanging="180"/>
+      </w:pPr>
+    </w:lvl>
+  </w:abstractNum>
   <w:num w:numId="1" w16cid:durableId="667248184">
+    <w:abstractNumId w:val="17"/>
+  </w:num>
+  <w:num w:numId="2" w16cid:durableId="1264069730">
+    <w:abstractNumId w:val="33"/>
+  </w:num>
+  <w:num w:numId="3" w16cid:durableId="1546023152">
+    <w:abstractNumId w:val="32"/>
+  </w:num>
+  <w:num w:numId="4" w16cid:durableId="1226453288">
+    <w:abstractNumId w:val="3"/>
+  </w:num>
+  <w:num w:numId="5" w16cid:durableId="1368991817">
+    <w:abstractNumId w:val="15"/>
+  </w:num>
+  <w:num w:numId="6" w16cid:durableId="195582916">
+    <w:abstractNumId w:val="8"/>
+  </w:num>
+  <w:num w:numId="7" w16cid:durableId="1166481521">
+    <w:abstractNumId w:val="18"/>
+  </w:num>
+  <w:num w:numId="8" w16cid:durableId="439492112">
+    <w:abstractNumId w:val="36"/>
+  </w:num>
+  <w:num w:numId="9" w16cid:durableId="997658750">
+    <w:abstractNumId w:val="24"/>
+  </w:num>
+  <w:num w:numId="10" w16cid:durableId="1445492604">
+    <w:abstractNumId w:val="9"/>
+  </w:num>
+  <w:num w:numId="11" w16cid:durableId="1324813548">
+    <w:abstractNumId w:val="34"/>
+  </w:num>
+  <w:num w:numId="12" w16cid:durableId="1995328297">
+    <w:abstractNumId w:val="10"/>
+  </w:num>
+  <w:num w:numId="13" w16cid:durableId="1538278096">
+    <w:abstractNumId w:val="31"/>
+  </w:num>
+  <w:num w:numId="14" w16cid:durableId="1605729890">
+    <w:abstractNumId w:val="21"/>
+  </w:num>
+  <w:num w:numId="15" w16cid:durableId="613176844">
+    <w:abstractNumId w:val="26"/>
+  </w:num>
+  <w:num w:numId="16" w16cid:durableId="1752239720">
+    <w:abstractNumId w:val="28"/>
+  </w:num>
+  <w:num w:numId="17" w16cid:durableId="1832410741">
+    <w:abstractNumId w:val="2"/>
+  </w:num>
+  <w:num w:numId="18" w16cid:durableId="1483304690">
+    <w:abstractNumId w:val="6"/>
+  </w:num>
+  <w:num w:numId="19" w16cid:durableId="259028912">
+    <w:abstractNumId w:val="37"/>
+  </w:num>
+  <w:num w:numId="20" w16cid:durableId="618530009">
+    <w:abstractNumId w:val="5"/>
+  </w:num>
+  <w:num w:numId="21" w16cid:durableId="2050913877">
+    <w:abstractNumId w:val="30"/>
+  </w:num>
+  <w:num w:numId="22" w16cid:durableId="795563217">
+    <w:abstractNumId w:val="7"/>
+  </w:num>
+  <w:num w:numId="23" w16cid:durableId="28991042">
+    <w:abstractNumId w:val="23"/>
+  </w:num>
+  <w:num w:numId="24" w16cid:durableId="951788158">
+    <w:abstractNumId w:val="1"/>
+  </w:num>
+  <w:num w:numId="25" w16cid:durableId="886261180">
+    <w:abstractNumId w:val="35"/>
+  </w:num>
+  <w:num w:numId="26" w16cid:durableId="1882479073">
+    <w:abstractNumId w:val="25"/>
+  </w:num>
+  <w:num w:numId="27" w16cid:durableId="1665552601">
+    <w:abstractNumId w:val="19"/>
+  </w:num>
+  <w:num w:numId="28" w16cid:durableId="790367420">
+    <w:abstractNumId w:val="20"/>
+  </w:num>
+  <w:num w:numId="29" w16cid:durableId="1373191236">
     <w:abstractNumId w:val="12"/>
   </w:num>
-  <w:num w:numId="2" w16cid:durableId="1264069730">
-    <w:abstractNumId w:val="26"/>
+  <w:num w:numId="30" w16cid:durableId="1206874510">
+    <w:abstractNumId w:val="13"/>
   </w:num>
-  <w:num w:numId="3" w16cid:durableId="1546023152">
-    <w:abstractNumId w:val="25"/>
+  <w:num w:numId="31" w16cid:durableId="1185636100">
+    <w:abstractNumId w:val="29"/>
   </w:num>
-  <w:num w:numId="4" w16cid:durableId="1226453288">
-    <w:abstractNumId w:val="2"/>
+  <w:num w:numId="32" w16cid:durableId="333799131">
+    <w:abstractNumId w:val="14"/>
   </w:num>
-  <w:num w:numId="5" w16cid:durableId="1368991817">
+  <w:num w:numId="33" w16cid:durableId="727875462">
+    <w:abstractNumId w:val="0"/>
+  </w:num>
+  <w:num w:numId="34" w16cid:durableId="214898011">
+    <w:abstractNumId w:val="22"/>
+  </w:num>
+  <w:num w:numId="35" w16cid:durableId="29763134">
+    <w:abstractNumId w:val="16"/>
+  </w:num>
+  <w:num w:numId="36" w16cid:durableId="314339201">
+    <w:abstractNumId w:val="4"/>
+  </w:num>
+  <w:num w:numId="37" w16cid:durableId="1770811348">
+    <w:abstractNumId w:val="27"/>
+  </w:num>
+  <w:num w:numId="38" w16cid:durableId="360473341">
     <w:abstractNumId w:val="11"/>
   </w:num>
-  <w:num w:numId="6" w16cid:durableId="195582916">
-    <w:abstractNumId w:val="6"/>
+  <w:num w:numId="39" w16cid:durableId="69236877">
+    <w:abstractNumId w:val="38"/>
   </w:num>
-  <w:num w:numId="7" w16cid:durableId="1166481521">
-    <w:abstractNumId w:val="13"/>
-  </w:num>
-  <w:num w:numId="8" w16cid:durableId="439492112">
-    <w:abstractNumId w:val="29"/>
-  </w:num>
-  <w:num w:numId="9" w16cid:durableId="997658750">
-    <w:abstractNumId w:val="18"/>
-  </w:num>
-  <w:num w:numId="10" w16cid:durableId="1445492604">
-    <w:abstractNumId w:val="7"/>
-  </w:num>
-  <w:num w:numId="11" w16cid:durableId="1324813548">
-    <w:abstractNumId w:val="27"/>
-  </w:num>
-  <w:num w:numId="12" w16cid:durableId="1995328297">
-    <w:abstractNumId w:val="8"/>
-  </w:num>
-  <w:num w:numId="13" w16cid:durableId="1538278096">
-    <w:abstractNumId w:val="24"/>
-  </w:num>
-  <w:num w:numId="14" w16cid:durableId="1605729890">
-    <w:abstractNumId w:val="16"/>
-  </w:num>
-  <w:num w:numId="15" w16cid:durableId="613176844">
-    <w:abstractNumId w:val="20"/>
-  </w:num>
-  <w:num w:numId="16" w16cid:durableId="1752239720">
-    <w:abstractNumId w:val="21"/>
-  </w:num>
-  <w:num w:numId="17" w16cid:durableId="1832410741">
-    <w:abstractNumId w:val="1"/>
-  </w:num>
-  <w:num w:numId="18" w16cid:durableId="1483304690">
-    <w:abstractNumId w:val="4"/>
-  </w:num>
-  <w:num w:numId="19" w16cid:durableId="259028912">
-    <w:abstractNumId w:val="30"/>
-  </w:num>
-  <w:num w:numId="20" w16cid:durableId="618530009">
-    <w:abstractNumId w:val="3"/>
-  </w:num>
-  <w:num w:numId="21" w16cid:durableId="2050913877">
-    <w:abstractNumId w:val="23"/>
-  </w:num>
-  <w:num w:numId="22" w16cid:durableId="795563217">
-    <w:abstractNumId w:val="5"/>
-  </w:num>
-  <w:num w:numId="23" w16cid:durableId="28991042">
-    <w:abstractNumId w:val="17"/>
-  </w:num>
-  <w:num w:numId="24" w16cid:durableId="951788158">
-    <w:abstractNumId w:val="0"/>
-  </w:num>
-  <w:num w:numId="25" w16cid:durableId="886261180">
-    <w:abstractNumId w:val="28"/>
-  </w:num>
-  <w:num w:numId="26" w16cid:durableId="1882479073">
-    <w:abstractNumId w:val="19"/>
-  </w:num>
-  <w:num w:numId="27" w16cid:durableId="1665552601">
-    <w:abstractNumId w:val="14"/>
-  </w:num>
-  <w:num w:numId="28" w16cid:durableId="790367420">
-    <w:abstractNumId w:val="15"/>
-  </w:num>
-  <w:num w:numId="29" w16cid:durableId="1373191236">
-    <w:abstractNumId w:val="9"/>
-  </w:num>
-  <w:num w:numId="30" w16cid:durableId="1206874510">
-    <w:abstractNumId w:val="10"/>
-  </w:num>
-  <w:num w:numId="31" w16cid:durableId="1185636100">
-    <w:abstractNumId w:val="22"/>
-  </w:num>
-  <w:numIdMacAtCleanup w:val="31"/>
+  <w:numIdMacAtCleanup w:val="39"/>
 </w:numbering>
 </file>
 

--- a/assets/data/Mindset 01/Mindset1- Custom.docx
+++ b/assets/data/Mindset 01/Mindset1- Custom.docx
@@ -380,19 +380,11 @@
             <w:r>
               <w:t xml:space="preserve">I </w:t>
             </w:r>
-            <w:proofErr w:type="gramStart"/>
             <w:r>
               <w:rPr>
                 <w:i/>
               </w:rPr>
-              <w:t>other</w:t>
-            </w:r>
-            <w:proofErr w:type="gramEnd"/>
-            <w:r>
-              <w:rPr>
-                <w:i/>
-              </w:rPr>
-              <w:t xml:space="preserve"> daughter</w:t>
+              <w:t>other daughter</w:t>
             </w:r>
             <w:r>
               <w:rPr>
@@ -420,8 +412,8 @@
               <w:gridCol w:w="956"/>
               <w:gridCol w:w="818"/>
               <w:gridCol w:w="1395"/>
-              <w:gridCol w:w="1429"/>
-              <w:gridCol w:w="928"/>
+              <w:gridCol w:w="1507"/>
+              <w:gridCol w:w="992"/>
             </w:tblGrid>
             <w:tr>
               <w:tc>
@@ -522,7 +514,7 @@
               </w:tc>
               <w:tc>
                 <w:tcPr>
-                  <w:tcW w:w="0" w:type="auto"/>
+                  <w:tcW w:w="1507" w:type="dxa"/>
                 </w:tcPr>
                 <w:p>
                   <w:pPr>
@@ -546,7 +538,7 @@
               </w:tc>
               <w:tc>
                 <w:tcPr>
-                  <w:tcW w:w="928" w:type="dxa"/>
+                  <w:tcW w:w="992" w:type="dxa"/>
                 </w:tcPr>
                 <w:p>
                   <w:pPr>
@@ -663,7 +655,7 @@
               </w:tc>
               <w:tc>
                 <w:tcPr>
-                  <w:tcW w:w="0" w:type="auto"/>
+                  <w:tcW w:w="1507" w:type="dxa"/>
                 </w:tcPr>
                 <w:p>
                   <w:pPr>
@@ -686,7 +678,7 @@
               </w:tc>
               <w:tc>
                 <w:tcPr>
-                  <w:tcW w:w="928" w:type="dxa"/>
+                  <w:tcW w:w="992" w:type="dxa"/>
                 </w:tcPr>
                 <w:p>
                   <w:pPr>
@@ -990,74 +982,101 @@
           <w:tcPr>
             <w:tcW w:w="7938" w:type="dxa"/>
           </w:tcPr>
-          <w:p>
-            <w:pPr>
-              <w:rPr>
-                <w:rFonts w:ascii="Source Sans 3 Medium" w:hAnsi="Source Sans 3 Medium"/>
-                <w:b/>
-                <w:bCs/>
-                <w:sz w:val="34"/>
-                <w:szCs w:val="34"/>
-              </w:rPr>
-            </w:pPr>
-            <w:r>
-              <w:rPr>
-                <w:rFonts w:ascii="Source Sans 3 Medium" w:hAnsi="Source Sans 3 Medium"/>
-                <w:b/>
-                <w:bCs/>
-                <w:color w:val="F15575"/>
-                <w:sz w:val="34"/>
-                <w:szCs w:val="34"/>
-                <w:shd w:val="clear" w:color="auto" w:fill="373A3F"/>
-              </w:rPr>
-              <w:t>BLOOD</w:t>
-            </w:r>
-            <w:r>
-              <w:rPr>
-                <w:rFonts w:ascii="Source Sans 3 Medium" w:hAnsi="Source Sans 3 Medium"/>
-                <w:b/>
-                <w:bCs/>
-                <w:color w:val="EE0000"/>
-                <w:sz w:val="34"/>
-                <w:szCs w:val="34"/>
-                <w:shd w:val="clear" w:color="auto" w:fill="373A3F"/>
-              </w:rPr>
-              <w:t xml:space="preserve"> </w:t>
-            </w:r>
-            <w:r>
-              <w:rPr>
-                <w:rFonts w:ascii="Source Sans 3 Medium" w:hAnsi="Source Sans 3 Medium"/>
-                <w:b/>
-                <w:bCs/>
-                <w:sz w:val="34"/>
-                <w:szCs w:val="34"/>
-                <w:shd w:val="clear" w:color="auto" w:fill="373A3F"/>
-              </w:rPr>
-              <w:t xml:space="preserve">IS </w:t>
-            </w:r>
-            <w:r>
-              <w:rPr>
-                <w:rFonts w:ascii="Source Sans 3 Medium" w:hAnsi="Source Sans 3 Medium"/>
-                <w:b/>
-                <w:bCs/>
-                <w:sz w:val="40"/>
-                <w:szCs w:val="40"/>
-                <w:shd w:val="clear" w:color="auto" w:fill="373A3F"/>
-              </w:rPr>
-              <w:t>THICKER</w:t>
-            </w:r>
-            <w:r>
-              <w:rPr>
-                <w:rFonts w:ascii="Source Sans 3 Medium" w:hAnsi="Source Sans 3 Medium"/>
-                <w:b/>
-                <w:bCs/>
-                <w:sz w:val="34"/>
-                <w:szCs w:val="34"/>
-                <w:shd w:val="clear" w:color="auto" w:fill="373A3F"/>
-              </w:rPr>
-              <w:t xml:space="preserve"> THAN WATER</w:t>
-            </w:r>
-          </w:p>
+          <w:tbl>
+            <w:tblPr>
+              <w:tblStyle w:val="CommonTable"/>
+              <w:tblW w:w="0" w:type="auto"/>
+              <w:tblBorders>
+                <w:top w:val="none" w:sz="0" w:space="0" w:color="auto"/>
+                <w:left w:val="none" w:sz="0" w:space="0" w:color="auto"/>
+                <w:bottom w:val="none" w:sz="0" w:space="0" w:color="auto"/>
+                <w:right w:val="none" w:sz="0" w:space="0" w:color="auto"/>
+                <w:insideH w:val="none" w:sz="0" w:space="0" w:color="auto"/>
+                <w:insideV w:val="none" w:sz="0" w:space="0" w:color="auto"/>
+              </w:tblBorders>
+              <w:shd w:val="clear" w:color="auto" w:fill="373A3F"/>
+              <w:tblLook w:val="04A0" w:firstRow="1" w:lastRow="0" w:firstColumn="1" w:lastColumn="0" w:noHBand="0" w:noVBand="1"/>
+            </w:tblPr>
+            <w:tblGrid>
+              <w:gridCol w:w="5113"/>
+            </w:tblGrid>
+            <w:tr>
+              <w:tc>
+                <w:tcPr>
+                  <w:tcW w:w="0" w:type="auto"/>
+                  <w:shd w:val="clear" w:color="auto" w:fill="373A3F"/>
+                </w:tcPr>
+                <w:p>
+                  <w:pPr>
+                    <w:rPr>
+                      <w:rFonts w:ascii="Source Sans 3 Medium" w:hAnsi="Source Sans 3 Medium"/>
+                      <w:b/>
+                      <w:bCs/>
+                      <w:color w:val="FFFFFF" w:themeColor="background1"/>
+                      <w:sz w:val="34"/>
+                      <w:szCs w:val="34"/>
+                      <w:shd w:val="clear" w:color="auto" w:fill="373A3F"/>
+                    </w:rPr>
+                  </w:pPr>
+                  <w:r>
+                    <w:rPr>
+                      <w:rFonts w:ascii="Source Sans 3 Medium" w:hAnsi="Source Sans 3 Medium"/>
+                      <w:b/>
+                      <w:bCs/>
+                      <w:color w:val="F15575"/>
+                      <w:sz w:val="34"/>
+                      <w:szCs w:val="34"/>
+                    </w:rPr>
+                    <w:t>BLOOD</w:t>
+                  </w:r>
+                  <w:r>
+                    <w:rPr>
+                      <w:rFonts w:ascii="Source Sans 3 Medium" w:hAnsi="Source Sans 3 Medium"/>
+                      <w:b/>
+                      <w:bCs/>
+                      <w:color w:val="EE0000"/>
+                      <w:sz w:val="34"/>
+                      <w:szCs w:val="34"/>
+                    </w:rPr>
+                    <w:t xml:space="preserve"> </w:t>
+                  </w:r>
+                  <w:r>
+                    <w:rPr>
+                      <w:rFonts w:ascii="Source Sans 3 Medium" w:hAnsi="Source Sans 3 Medium"/>
+                      <w:b/>
+                      <w:bCs/>
+                      <w:color w:val="FFFFFF" w:themeColor="background1"/>
+                      <w:sz w:val="34"/>
+                      <w:szCs w:val="34"/>
+                    </w:rPr>
+                    <w:t xml:space="preserve">IS </w:t>
+                  </w:r>
+                  <w:r>
+                    <w:rPr>
+                      <w:rFonts w:ascii="Source Sans 3 Medium" w:hAnsi="Source Sans 3 Medium"/>
+                      <w:b/>
+                      <w:bCs/>
+                      <w:color w:val="FFFFFF" w:themeColor="background1"/>
+                      <w:sz w:val="40"/>
+                      <w:szCs w:val="40"/>
+                    </w:rPr>
+                    <w:t>THICKER</w:t>
+                  </w:r>
+                  <w:r>
+                    <w:rPr>
+                      <w:rFonts w:ascii="Source Sans 3 Medium" w:hAnsi="Source Sans 3 Medium"/>
+                      <w:b/>
+                      <w:bCs/>
+                      <w:color w:val="FFFFFF" w:themeColor="background1"/>
+                      <w:sz w:val="34"/>
+                      <w:szCs w:val="34"/>
+                    </w:rPr>
+                    <w:t xml:space="preserve"> THAN WATER</w:t>
+                  </w:r>
+                </w:p>
+              </w:tc>
+            </w:tr>
+          </w:tbl>
           <w:p>
             <w:pPr>
               <w:pStyle w:val="ListParagraph"/>
@@ -1231,7 +1250,7 @@
               <w:pStyle w:val="ListParagraph"/>
               <w:numPr>
                 <w:ilvl w:val="0"/>
-                <w:numId w:val="7"/>
+                <w:numId w:val="6"/>
               </w:numPr>
             </w:pPr>
             <w:r>
@@ -1279,7 +1298,7 @@
               <w:pStyle w:val="ListParagraph"/>
               <w:numPr>
                 <w:ilvl w:val="0"/>
-                <w:numId w:val="9"/>
+                <w:numId w:val="8"/>
               </w:numPr>
               <w:rPr>
                 <w:rFonts w:ascii="Source Sans 3" w:hAnsi="Source Sans 3"/>
@@ -1323,7 +1342,7 @@
               <w:pStyle w:val="ListParagraph"/>
               <w:numPr>
                 <w:ilvl w:val="0"/>
-                <w:numId w:val="8"/>
+                <w:numId w:val="7"/>
               </w:numPr>
               <w:rPr>
                 <w:rFonts w:ascii="Source Sans 3" w:hAnsi="Source Sans 3"/>
@@ -1369,7 +1388,7 @@
               <w:pStyle w:val="ListParagraph"/>
               <w:numPr>
                 <w:ilvl w:val="0"/>
-                <w:numId w:val="10"/>
+                <w:numId w:val="9"/>
               </w:numPr>
               <w:rPr>
                 <w:rFonts w:ascii="Source Sans 3" w:hAnsi="Source Sans 3"/>
@@ -1572,290 +1591,193 @@
           </w:p>
           <w:tbl>
             <w:tblPr>
-              <w:tblStyle w:val="CommonTable"/>
+              <w:tblStyle w:val="DottedTable"/>
               <w:tblW w:w="0" w:type="auto"/>
-              <w:tblBorders>
-                <w:top w:val="none" w:sz="0" w:space="0" w:color="auto"/>
-                <w:left w:val="none" w:sz="0" w:space="0" w:color="auto"/>
-                <w:bottom w:val="none" w:sz="0" w:space="0" w:color="auto"/>
-                <w:right w:val="none" w:sz="0" w:space="0" w:color="auto"/>
-                <w:insideH w:val="none" w:sz="0" w:space="0" w:color="auto"/>
-                <w:insideV w:val="none" w:sz="0" w:space="0" w:color="auto"/>
-              </w:tblBorders>
               <w:tblLook w:val="04A0" w:firstRow="1" w:lastRow="0" w:firstColumn="1" w:lastColumn="0" w:noHBand="0" w:noVBand="1"/>
             </w:tblPr>
             <w:tblGrid>
-              <w:gridCol w:w="2323"/>
-              <w:gridCol w:w="5132"/>
+              <w:gridCol w:w="2566"/>
+              <w:gridCol w:w="5386"/>
             </w:tblGrid>
             <w:tr>
               <w:tc>
                 <w:tcPr>
-                  <w:tcW w:w="0" w:type="auto"/>
+                  <w:tcW w:w="2566" w:type="dxa"/>
                 </w:tcPr>
                 <w:p>
                   <w:pPr>
-                    <w:pStyle w:val="SS3-115"/>
                     <w:numPr>
                       <w:ilvl w:val="0"/>
                       <w:numId w:val="4"/>
                     </w:numPr>
-                    <w:ind w:left="284" w:hanging="284"/>
-                    <w:rPr>
-                      <w:rStyle w:val="BlankWord1"/>
-                      <w:bdr w:val="none" w:sz="0" w:space="0" w:color="auto"/>
-                      <w:shd w:val="clear" w:color="auto" w:fill="auto"/>
-                      <w14:textOutline w14:w="0" w14:cap="rnd" w14:cmpd="sng" w14:algn="ctr">
-                        <w14:noFill/>
-                        <w14:prstDash w14:val="solid"/>
-                        <w14:bevel/>
-                      </w14:textOutline>
+                    <w:ind w:left="227" w:hanging="227"/>
+                    <w:rPr>
+                      <w:rFonts w:ascii="Source Sans 3" w:hAnsi="Source Sans 3"/>
+                      <w:sz w:val="23"/>
+                      <w:szCs w:val="23"/>
                     </w:rPr>
                   </w:pPr>
                   <w:r>
                     <w:rPr>
-                      <w:rStyle w:val="BlankWord1"/>
-                      <w:bdr w:val="none" w:sz="0" w:space="0" w:color="auto"/>
-                      <w:shd w:val="clear" w:color="auto" w:fill="auto"/>
-                      <w14:textOutline w14:w="0" w14:cap="rnd" w14:cmpd="sng" w14:algn="ctr">
-                        <w14:noFill/>
-                        <w14:prstDash w14:val="solid"/>
-                        <w14:bevel/>
-                      </w14:textOutline>
-                    </w:rPr>
-                    <w:t>value</w:t>
+                      <w:rFonts w:ascii="Source Sans 3" w:hAnsi="Source Sans 3"/>
+                      <w:sz w:val="23"/>
+                      <w:szCs w:val="23"/>
+                    </w:rPr>
+                    <w:t>Value</w:t>
                   </w:r>
                 </w:p>
                 <w:p>
                   <w:pPr>
-                    <w:pStyle w:val="SS3-115"/>
                     <w:numPr>
                       <w:ilvl w:val="0"/>
                       <w:numId w:val="4"/>
                     </w:numPr>
-                    <w:ind w:left="284" w:hanging="284"/>
-                    <w:rPr>
-                      <w:rStyle w:val="BlankWord1"/>
-                      <w:bdr w:val="none" w:sz="0" w:space="0" w:color="auto"/>
-                      <w:shd w:val="clear" w:color="auto" w:fill="auto"/>
-                      <w14:textOutline w14:w="0" w14:cap="rnd" w14:cmpd="sng" w14:algn="ctr">
-                        <w14:noFill/>
-                        <w14:prstDash w14:val="solid"/>
-                        <w14:bevel/>
-                      </w14:textOutline>
+                    <w:ind w:left="227" w:hanging="227"/>
+                    <w:rPr>
+                      <w:rFonts w:ascii="Source Sans 3" w:hAnsi="Source Sans 3"/>
+                      <w:sz w:val="23"/>
+                      <w:szCs w:val="23"/>
                     </w:rPr>
                   </w:pPr>
                   <w:r>
                     <w:rPr>
-                      <w:rStyle w:val="BlankWord1"/>
-                      <w:bdr w:val="none" w:sz="0" w:space="0" w:color="auto"/>
-                      <w:shd w:val="clear" w:color="auto" w:fill="auto"/>
-                      <w14:textOutline w14:w="0" w14:cap="rnd" w14:cmpd="sng" w14:algn="ctr">
-                        <w14:noFill/>
-                        <w14:prstDash w14:val="solid"/>
-                        <w14:bevel/>
-                      </w14:textOutline>
+                      <w:rFonts w:ascii="Source Sans 3" w:hAnsi="Source Sans 3"/>
+                      <w:sz w:val="23"/>
+                      <w:szCs w:val="23"/>
                     </w:rPr>
                     <w:t>(have an) influence</w:t>
                   </w:r>
                 </w:p>
                 <w:p>
                   <w:pPr>
-                    <w:pStyle w:val="SS3-115"/>
                     <w:numPr>
                       <w:ilvl w:val="0"/>
                       <w:numId w:val="4"/>
                     </w:numPr>
-                    <w:ind w:left="284" w:hanging="284"/>
-                    <w:rPr>
-                      <w:rStyle w:val="BlankWord1"/>
-                      <w:bdr w:val="none" w:sz="0" w:space="0" w:color="auto"/>
-                      <w:shd w:val="clear" w:color="auto" w:fill="auto"/>
-                      <w14:textOutline w14:w="0" w14:cap="rnd" w14:cmpd="sng" w14:algn="ctr">
-                        <w14:noFill/>
-                        <w14:prstDash w14:val="solid"/>
-                        <w14:bevel/>
-                      </w14:textOutline>
+                    <w:ind w:left="227" w:hanging="227"/>
+                    <w:rPr>
+                      <w:rFonts w:ascii="Source Sans 3" w:hAnsi="Source Sans 3"/>
+                      <w:sz w:val="23"/>
+                      <w:szCs w:val="23"/>
                     </w:rPr>
                   </w:pPr>
                   <w:r>
                     <w:rPr>
-                      <w:rStyle w:val="BlankWord1"/>
-                      <w:bdr w:val="none" w:sz="0" w:space="0" w:color="auto"/>
-                      <w:shd w:val="clear" w:color="auto" w:fill="auto"/>
-                      <w14:textOutline w14:w="0" w14:cap="rnd" w14:cmpd="sng" w14:algn="ctr">
-                        <w14:noFill/>
-                        <w14:prstDash w14:val="solid"/>
-                        <w14:bevel/>
-                      </w14:textOutline>
+                      <w:rFonts w:ascii="Source Sans 3" w:hAnsi="Source Sans 3"/>
+                      <w:sz w:val="23"/>
+                      <w:szCs w:val="23"/>
                     </w:rPr>
                     <w:t>stressed</w:t>
                   </w:r>
                 </w:p>
                 <w:p>
                   <w:pPr>
-                    <w:pStyle w:val="SS3-115"/>
                     <w:numPr>
                       <w:ilvl w:val="0"/>
                       <w:numId w:val="4"/>
                     </w:numPr>
-                    <w:ind w:left="284" w:hanging="284"/>
-                    <w:rPr>
-                      <w:rStyle w:val="BlankWord1"/>
-                      <w:bdr w:val="none" w:sz="0" w:space="0" w:color="auto"/>
-                      <w:shd w:val="clear" w:color="auto" w:fill="auto"/>
-                      <w14:textOutline w14:w="0" w14:cap="rnd" w14:cmpd="sng" w14:algn="ctr">
-                        <w14:noFill/>
-                        <w14:prstDash w14:val="solid"/>
-                        <w14:bevel/>
-                      </w14:textOutline>
+                    <w:ind w:left="227" w:hanging="227"/>
+                    <w:rPr>
+                      <w:rFonts w:ascii="Source Sans 3" w:hAnsi="Source Sans 3"/>
+                      <w:sz w:val="23"/>
+                      <w:szCs w:val="23"/>
                     </w:rPr>
                   </w:pPr>
                   <w:r>
                     <w:rPr>
-                      <w:rStyle w:val="BlankWord1"/>
-                      <w:bdr w:val="none" w:sz="0" w:space="0" w:color="auto"/>
-                      <w:shd w:val="clear" w:color="auto" w:fill="auto"/>
-                      <w14:textOutline w14:w="0" w14:cap="rnd" w14:cmpd="sng" w14:algn="ctr">
-                        <w14:noFill/>
-                        <w14:prstDash w14:val="solid"/>
-                        <w14:bevel/>
-                      </w14:textOutline>
+                      <w:rFonts w:ascii="Source Sans 3" w:hAnsi="Source Sans 3"/>
+                      <w:sz w:val="23"/>
+                      <w:szCs w:val="23"/>
                     </w:rPr>
                     <w:t>handled</w:t>
                   </w:r>
                 </w:p>
                 <w:p>
                   <w:pPr>
-                    <w:pStyle w:val="SS3-115"/>
                     <w:numPr>
                       <w:ilvl w:val="0"/>
                       <w:numId w:val="4"/>
                     </w:numPr>
-                    <w:ind w:left="284" w:hanging="284"/>
-                    <w:rPr>
-                      <w:rStyle w:val="BlankWord1"/>
-                      <w:bdr w:val="none" w:sz="0" w:space="0" w:color="auto"/>
-                      <w:shd w:val="clear" w:color="auto" w:fill="auto"/>
-                      <w14:textOutline w14:w="0" w14:cap="rnd" w14:cmpd="sng" w14:algn="ctr">
-                        <w14:noFill/>
-                        <w14:prstDash w14:val="solid"/>
-                        <w14:bevel/>
-                      </w14:textOutline>
+                    <w:ind w:left="227" w:hanging="227"/>
+                    <w:rPr>
+                      <w:rFonts w:ascii="Source Sans 3" w:hAnsi="Source Sans 3"/>
+                      <w:sz w:val="23"/>
+                      <w:szCs w:val="23"/>
                     </w:rPr>
                   </w:pPr>
                   <w:r>
                     <w:rPr>
-                      <w:rStyle w:val="BlankWord1"/>
-                      <w:bdr w:val="none" w:sz="0" w:space="0" w:color="auto"/>
-                      <w:shd w:val="clear" w:color="auto" w:fill="auto"/>
-                      <w14:textOutline w14:w="0" w14:cap="rnd" w14:cmpd="sng" w14:algn="ctr">
-                        <w14:noFill/>
-                        <w14:prstDash w14:val="solid"/>
-                        <w14:bevel/>
-                      </w14:textOutline>
+                      <w:rFonts w:ascii="Source Sans 3" w:hAnsi="Source Sans 3"/>
+                      <w:sz w:val="23"/>
+                      <w:szCs w:val="23"/>
                     </w:rPr>
                     <w:t>selfish</w:t>
                   </w:r>
                 </w:p>
                 <w:p>
                   <w:pPr>
-                    <w:pStyle w:val="SS3-115"/>
                     <w:numPr>
                       <w:ilvl w:val="0"/>
                       <w:numId w:val="4"/>
                     </w:numPr>
-                    <w:ind w:left="284" w:hanging="284"/>
-                    <w:rPr>
-                      <w:rStyle w:val="BlankWord1"/>
-                      <w:bdr w:val="none" w:sz="0" w:space="0" w:color="auto"/>
-                      <w:shd w:val="clear" w:color="auto" w:fill="auto"/>
-                      <w14:textOutline w14:w="0" w14:cap="rnd" w14:cmpd="sng" w14:algn="ctr">
-                        <w14:noFill/>
-                        <w14:prstDash w14:val="solid"/>
-                        <w14:bevel/>
-                      </w14:textOutline>
+                    <w:ind w:left="227" w:hanging="227"/>
+                    <w:rPr>
+                      <w:rFonts w:ascii="Source Sans 3" w:hAnsi="Source Sans 3"/>
+                      <w:sz w:val="23"/>
+                      <w:szCs w:val="23"/>
                     </w:rPr>
                   </w:pPr>
                   <w:r>
                     <w:rPr>
-                      <w:rStyle w:val="BlankWord1"/>
-                      <w:bdr w:val="none" w:sz="0" w:space="0" w:color="auto"/>
-                      <w:shd w:val="clear" w:color="auto" w:fill="auto"/>
-                      <w14:textOutline w14:w="0" w14:cap="rnd" w14:cmpd="sng" w14:algn="ctr">
-                        <w14:noFill/>
-                        <w14:prstDash w14:val="solid"/>
-                        <w14:bevel/>
-                      </w14:textOutline>
+                      <w:rFonts w:ascii="Source Sans 3" w:hAnsi="Source Sans 3"/>
+                      <w:sz w:val="23"/>
+                      <w:szCs w:val="23"/>
                     </w:rPr>
                     <w:t>gain</w:t>
                   </w:r>
                 </w:p>
                 <w:p>
                   <w:pPr>
-                    <w:pStyle w:val="SS3-115"/>
                     <w:numPr>
                       <w:ilvl w:val="0"/>
                       <w:numId w:val="4"/>
                     </w:numPr>
-                    <w:ind w:left="284" w:hanging="284"/>
-                    <w:rPr>
-                      <w:rStyle w:val="BlankWord1"/>
-                      <w:bdr w:val="none" w:sz="0" w:space="0" w:color="auto"/>
-                      <w:shd w:val="clear" w:color="auto" w:fill="auto"/>
-                      <w14:textOutline w14:w="0" w14:cap="rnd" w14:cmpd="sng" w14:algn="ctr">
-                        <w14:noFill/>
-                        <w14:prstDash w14:val="solid"/>
-                        <w14:bevel/>
-                      </w14:textOutline>
+                    <w:ind w:left="227" w:hanging="227"/>
+                    <w:rPr>
+                      <w:rFonts w:ascii="Source Sans 3" w:hAnsi="Source Sans 3"/>
+                      <w:sz w:val="23"/>
+                      <w:szCs w:val="23"/>
                     </w:rPr>
                   </w:pPr>
                   <w:r>
                     <w:rPr>
-                      <w:rStyle w:val="BlankWord1"/>
-                      <w:bdr w:val="none" w:sz="0" w:space="0" w:color="auto"/>
-                      <w:shd w:val="clear" w:color="auto" w:fill="auto"/>
-                      <w14:textOutline w14:w="0" w14:cap="rnd" w14:cmpd="sng" w14:algn="ctr">
-                        <w14:noFill/>
-                        <w14:prstDash w14:val="solid"/>
-                        <w14:bevel/>
-                      </w14:textOutline>
+                      <w:rFonts w:ascii="Source Sans 3" w:hAnsi="Source Sans 3"/>
+                      <w:sz w:val="23"/>
+                      <w:szCs w:val="23"/>
                     </w:rPr>
                     <w:t>proverb</w:t>
                   </w:r>
                 </w:p>
                 <w:p>
                   <w:pPr>
-                    <w:pStyle w:val="SS3-115"/>
                     <w:numPr>
                       <w:ilvl w:val="0"/>
                       <w:numId w:val="4"/>
                     </w:numPr>
-                    <w:ind w:left="284" w:hanging="284"/>
-                    <w:rPr>
-                      <w:rStyle w:val="BlankWord1"/>
+                    <w:ind w:left="227" w:hanging="227"/>
+                    <w:rPr>
                       <w:rFonts w:ascii="Source Sans 3 Medium" w:hAnsi="Source Sans 3 Medium"/>
                       <w:b/>
                       <w:bCs/>
-                      <w:bdr w:val="none" w:sz="0" w:space="0" w:color="auto"/>
-                      <w:shd w:val="clear" w:color="auto" w:fill="auto"/>
-                      <w14:textOutline w14:w="0" w14:cap="rnd" w14:cmpd="sng" w14:algn="ctr">
-                        <w14:noFill/>
-                        <w14:prstDash w14:val="solid"/>
-                        <w14:bevel/>
-                      </w14:textOutline>
+                      <w:sz w:val="23"/>
+                      <w:szCs w:val="23"/>
                     </w:rPr>
                   </w:pPr>
                   <w:r>
                     <w:rPr>
-                      <w:rStyle w:val="BlankWord1"/>
-                      <w:bdr w:val="none" w:sz="0" w:space="0" w:color="auto"/>
-                      <w:shd w:val="clear" w:color="auto" w:fill="auto"/>
-                      <w14:textOutline w14:w="0" w14:cap="rnd" w14:cmpd="sng" w14:algn="ctr">
-                        <w14:noFill/>
-                        <w14:prstDash w14:val="solid"/>
-                        <w14:bevel/>
-                      </w14:textOutline>
+                      <w:rFonts w:ascii="Source Sans 3" w:hAnsi="Source Sans 3"/>
+                      <w:sz w:val="23"/>
+                      <w:szCs w:val="23"/>
                     </w:rPr>
                     <w:t>appreciate</w:t>
                   </w:r>
@@ -1863,263 +1785,198 @@
               </w:tc>
               <w:tc>
                 <w:tcPr>
-                  <w:tcW w:w="0" w:type="auto"/>
+                  <w:tcW w:w="5386" w:type="dxa"/>
                 </w:tcPr>
                 <w:p>
                   <w:pPr>
-                    <w:pStyle w:val="SS3-115"/>
+                    <w:pStyle w:val="ListParagraph"/>
                     <w:numPr>
                       <w:ilvl w:val="0"/>
-                      <w:numId w:val="5"/>
+                      <w:numId w:val="39"/>
                     </w:numPr>
-                    <w:rPr>
-                      <w:rStyle w:val="BlankWord1"/>
-                      <w:bdr w:val="none" w:sz="0" w:space="0" w:color="auto"/>
-                      <w:shd w:val="clear" w:color="auto" w:fill="auto"/>
-                      <w14:textOutline w14:w="0" w14:cap="rnd" w14:cmpd="sng" w14:algn="ctr">
-                        <w14:noFill/>
-                        <w14:prstDash w14:val="solid"/>
-                        <w14:bevel/>
-                      </w14:textOutline>
+                    <w:spacing w:after="120"/>
+                    <w:ind w:left="227" w:hanging="227"/>
+                    <w:rPr>
+                      <w:rFonts w:ascii="Source Sans 3" w:hAnsi="Source Sans 3"/>
+                      <w:sz w:val="23"/>
+                      <w:szCs w:val="23"/>
                     </w:rPr>
                   </w:pPr>
                   <w:r>
                     <w:rPr>
-                      <w:rStyle w:val="BlankWord1"/>
-                      <w:bdr w:val="none" w:sz="0" w:space="0" w:color="auto"/>
-                      <w:shd w:val="clear" w:color="auto" w:fill="auto"/>
-                      <w14:textOutline w14:w="0" w14:cap="rnd" w14:cmpd="sng" w14:algn="ctr">
-                        <w14:noFill/>
-                        <w14:prstDash w14:val="solid"/>
-                        <w14:bevel/>
-                      </w14:textOutline>
+                      <w:rFonts w:ascii="Source Sans 3" w:hAnsi="Source Sans 3"/>
+                      <w:sz w:val="23"/>
+                      <w:szCs w:val="23"/>
                     </w:rPr>
                     <w:t>worried; not able to relax</w:t>
                   </w:r>
                 </w:p>
                 <w:p>
                   <w:pPr>
-                    <w:pStyle w:val="SS3-115"/>
+                    <w:pStyle w:val="ListParagraph"/>
                     <w:numPr>
                       <w:ilvl w:val="0"/>
-                      <w:numId w:val="5"/>
+                      <w:numId w:val="39"/>
                     </w:numPr>
-                    <w:rPr>
-                      <w:rStyle w:val="BlankWord1"/>
-                      <w:bdr w:val="none" w:sz="0" w:space="0" w:color="auto"/>
-                      <w:shd w:val="clear" w:color="auto" w:fill="auto"/>
-                      <w14:textOutline w14:w="0" w14:cap="rnd" w14:cmpd="sng" w14:algn="ctr">
-                        <w14:noFill/>
-                        <w14:prstDash w14:val="solid"/>
-                        <w14:bevel/>
-                      </w14:textOutline>
+                    <w:spacing w:after="120"/>
+                    <w:ind w:left="227" w:hanging="227"/>
+                    <w:rPr>
+                      <w:rFonts w:ascii="Source Sans 3" w:hAnsi="Source Sans 3"/>
+                      <w:sz w:val="23"/>
+                      <w:szCs w:val="23"/>
                     </w:rPr>
                   </w:pPr>
                   <w:r>
                     <w:rPr>
-                      <w:rStyle w:val="BlankWord1"/>
-                      <w:bdr w:val="none" w:sz="0" w:space="0" w:color="auto"/>
-                      <w:shd w:val="clear" w:color="auto" w:fill="auto"/>
-                      <w14:textOutline w14:w="0" w14:cap="rnd" w14:cmpd="sng" w14:algn="ctr">
-                        <w14:noFill/>
-                        <w14:prstDash w14:val="solid"/>
-                        <w14:bevel/>
-                      </w14:textOutline>
+                      <w:rFonts w:ascii="Source Sans 3" w:hAnsi="Source Sans 3"/>
+                      <w:sz w:val="23"/>
+                      <w:szCs w:val="23"/>
                     </w:rPr>
                     <w:t>dealt with, had experience of</w:t>
                   </w:r>
                 </w:p>
                 <w:p>
                   <w:pPr>
-                    <w:pStyle w:val="SS3-115"/>
+                    <w:pStyle w:val="ListParagraph"/>
                     <w:numPr>
                       <w:ilvl w:val="0"/>
-                      <w:numId w:val="5"/>
+                      <w:numId w:val="39"/>
                     </w:numPr>
-                    <w:rPr>
-                      <w:rStyle w:val="BlankWord1"/>
-                      <w:bdr w:val="none" w:sz="0" w:space="0" w:color="auto"/>
-                      <w:shd w:val="clear" w:color="auto" w:fill="auto"/>
-                      <w14:textOutline w14:w="0" w14:cap="rnd" w14:cmpd="sng" w14:algn="ctr">
-                        <w14:noFill/>
-                        <w14:prstDash w14:val="solid"/>
-                        <w14:bevel/>
-                      </w14:textOutline>
+                    <w:spacing w:after="120"/>
+                    <w:ind w:left="227" w:hanging="227"/>
+                    <w:rPr>
+                      <w:rFonts w:ascii="Source Sans 3" w:hAnsi="Source Sans 3"/>
+                      <w:sz w:val="23"/>
+                      <w:szCs w:val="23"/>
                     </w:rPr>
                   </w:pPr>
                   <w:r>
                     <w:rPr>
-                      <w:rStyle w:val="BlankWord1"/>
-                      <w:bdr w:val="none" w:sz="0" w:space="0" w:color="auto"/>
-                      <w:shd w:val="clear" w:color="auto" w:fill="auto"/>
-                      <w14:textOutline w14:w="0" w14:cap="rnd" w14:cmpd="sng" w14:algn="ctr">
-                        <w14:noFill/>
-                        <w14:prstDash w14:val="solid"/>
-                        <w14:bevel/>
-                      </w14:textOutline>
+                      <w:rFonts w:ascii="Source Sans 3" w:hAnsi="Source Sans 3"/>
+                      <w:sz w:val="23"/>
+                      <w:szCs w:val="23"/>
                     </w:rPr>
                     <w:t>get (something positive)</w:t>
                   </w:r>
                 </w:p>
                 <w:p>
                   <w:pPr>
-                    <w:pStyle w:val="SS3-115"/>
+                    <w:pStyle w:val="ListParagraph"/>
                     <w:numPr>
                       <w:ilvl w:val="0"/>
-                      <w:numId w:val="5"/>
+                      <w:numId w:val="39"/>
                     </w:numPr>
-                    <w:rPr>
-                      <w:rStyle w:val="BlankWord1"/>
-                      <w:bdr w:val="none" w:sz="0" w:space="0" w:color="auto"/>
-                      <w:shd w:val="clear" w:color="auto" w:fill="auto"/>
-                      <w14:textOutline w14:w="0" w14:cap="rnd" w14:cmpd="sng" w14:algn="ctr">
-                        <w14:noFill/>
-                        <w14:prstDash w14:val="solid"/>
-                        <w14:bevel/>
-                      </w14:textOutline>
+                    <w:spacing w:after="120"/>
+                    <w:ind w:left="227" w:hanging="227"/>
+                    <w:rPr>
+                      <w:rFonts w:ascii="Source Sans 3" w:hAnsi="Source Sans 3"/>
+                      <w:sz w:val="23"/>
+                      <w:szCs w:val="23"/>
                     </w:rPr>
                   </w:pPr>
                   <w:r>
                     <w:rPr>
-                      <w:rStyle w:val="BlankWord1"/>
-                      <w:bdr w:val="none" w:sz="0" w:space="0" w:color="auto"/>
-                      <w:shd w:val="clear" w:color="auto" w:fill="auto"/>
-                      <w14:textOutline w14:w="0" w14:cap="rnd" w14:cmpd="sng" w14:algn="ctr">
-                        <w14:noFill/>
-                        <w14:prstDash w14:val="solid"/>
-                        <w14:bevel/>
-                      </w14:textOutline>
+                      <w:rFonts w:ascii="Source Sans 3" w:hAnsi="Source Sans 3"/>
+                      <w:sz w:val="23"/>
+                      <w:szCs w:val="23"/>
                     </w:rPr>
                     <w:t>be grateful for</w:t>
                   </w:r>
                 </w:p>
                 <w:p>
                   <w:pPr>
-                    <w:pStyle w:val="SS3-115"/>
+                    <w:pStyle w:val="ListParagraph"/>
                     <w:numPr>
                       <w:ilvl w:val="0"/>
-                      <w:numId w:val="5"/>
+                      <w:numId w:val="39"/>
                     </w:numPr>
-                    <w:rPr>
-                      <w:rStyle w:val="BlankWord1"/>
-                      <w:bdr w:val="none" w:sz="0" w:space="0" w:color="auto"/>
-                      <w:shd w:val="clear" w:color="auto" w:fill="auto"/>
-                      <w14:textOutline w14:w="0" w14:cap="rnd" w14:cmpd="sng" w14:algn="ctr">
-                        <w14:noFill/>
-                        <w14:prstDash w14:val="solid"/>
-                        <w14:bevel/>
-                      </w14:textOutline>
+                    <w:spacing w:after="120"/>
+                    <w:ind w:left="227" w:hanging="227"/>
+                    <w:rPr>
+                      <w:rFonts w:ascii="Source Sans 3" w:hAnsi="Source Sans 3"/>
+                      <w:sz w:val="23"/>
+                      <w:szCs w:val="23"/>
                     </w:rPr>
                   </w:pPr>
                   <w:r>
                     <w:rPr>
-                      <w:rStyle w:val="BlankWord1"/>
-                      <w:bdr w:val="none" w:sz="0" w:space="0" w:color="auto"/>
-                      <w:shd w:val="clear" w:color="auto" w:fill="auto"/>
-                      <w14:textOutline w14:w="0" w14:cap="rnd" w14:cmpd="sng" w14:algn="ctr">
-                        <w14:noFill/>
-                        <w14:prstDash w14:val="solid"/>
-                        <w14:bevel/>
-                      </w14:textOutline>
+                      <w:rFonts w:ascii="Source Sans 3" w:hAnsi="Source Sans 3"/>
+                      <w:sz w:val="23"/>
+                      <w:szCs w:val="23"/>
                     </w:rPr>
                     <w:t>a well-known phrase giving advice</w:t>
                   </w:r>
                 </w:p>
                 <w:p>
                   <w:pPr>
-                    <w:pStyle w:val="SS3-115"/>
+                    <w:pStyle w:val="ListParagraph"/>
                     <w:numPr>
                       <w:ilvl w:val="0"/>
-                      <w:numId w:val="5"/>
+                      <w:numId w:val="39"/>
                     </w:numPr>
-                    <w:rPr>
-                      <w:rStyle w:val="BlankWord1"/>
-                      <w:bdr w:val="none" w:sz="0" w:space="0" w:color="auto"/>
-                      <w:shd w:val="clear" w:color="auto" w:fill="auto"/>
-                      <w14:textOutline w14:w="0" w14:cap="rnd" w14:cmpd="sng" w14:algn="ctr">
-                        <w14:noFill/>
-                        <w14:prstDash w14:val="solid"/>
-                        <w14:bevel/>
-                      </w14:textOutline>
+                    <w:spacing w:after="120"/>
+                    <w:ind w:left="227" w:hanging="227"/>
+                    <w:rPr>
+                      <w:rFonts w:ascii="Source Sans 3" w:hAnsi="Source Sans 3"/>
+                      <w:sz w:val="23"/>
+                      <w:szCs w:val="23"/>
                     </w:rPr>
                   </w:pPr>
                   <w:r>
                     <w:rPr>
-                      <w:rStyle w:val="BlankWord1"/>
-                      <w:bdr w:val="none" w:sz="0" w:space="0" w:color="auto"/>
-                      <w:shd w:val="clear" w:color="auto" w:fill="auto"/>
-                      <w14:textOutline w14:w="0" w14:cap="rnd" w14:cmpd="sng" w14:algn="ctr">
-                        <w14:noFill/>
-                        <w14:prstDash w14:val="solid"/>
-                        <w14:bevel/>
-                      </w14:textOutline>
+                      <w:rFonts w:ascii="Source Sans 3" w:hAnsi="Source Sans 3"/>
+                      <w:sz w:val="23"/>
+                      <w:szCs w:val="23"/>
                     </w:rPr>
                     <w:t>caring only about yourself and not other people</w:t>
                   </w:r>
                 </w:p>
                 <w:p>
                   <w:pPr>
-                    <w:pStyle w:val="SS3-115"/>
+                    <w:pStyle w:val="ListParagraph"/>
                     <w:numPr>
                       <w:ilvl w:val="0"/>
-                      <w:numId w:val="5"/>
+                      <w:numId w:val="39"/>
                     </w:numPr>
-                    <w:rPr>
-                      <w:rStyle w:val="BlankWord1"/>
-                      <w:bdr w:val="none" w:sz="0" w:space="0" w:color="auto"/>
-                      <w:shd w:val="clear" w:color="auto" w:fill="auto"/>
-                      <w14:textOutline w14:w="0" w14:cap="rnd" w14:cmpd="sng" w14:algn="ctr">
-                        <w14:noFill/>
-                        <w14:prstDash w14:val="solid"/>
-                        <w14:bevel/>
-                      </w14:textOutline>
+                    <w:spacing w:after="120"/>
+                    <w:ind w:left="227" w:hanging="227"/>
+                    <w:rPr>
+                      <w:rFonts w:ascii="Source Sans 3" w:hAnsi="Source Sans 3"/>
+                      <w:sz w:val="23"/>
+                      <w:szCs w:val="23"/>
                     </w:rPr>
                   </w:pPr>
                   <w:r>
                     <w:rPr>
-                      <w:rStyle w:val="BlankWord1"/>
-                      <w:bdr w:val="none" w:sz="0" w:space="0" w:color="auto"/>
-                      <w:shd w:val="clear" w:color="auto" w:fill="auto"/>
-                      <w14:textOutline w14:w="0" w14:cap="rnd" w14:cmpd="sng" w14:algn="ctr">
-                        <w14:noFill/>
-                        <w14:prstDash w14:val="solid"/>
-                        <w14:bevel/>
-                      </w14:textOutline>
+                      <w:rFonts w:ascii="Source Sans 3" w:hAnsi="Source Sans 3"/>
+                      <w:sz w:val="23"/>
+                      <w:szCs w:val="23"/>
                     </w:rPr>
                     <w:t>(have an) effect (on)</w:t>
                   </w:r>
                 </w:p>
                 <w:p>
                   <w:pPr>
-                    <w:pStyle w:val="SS3-115"/>
+                    <w:pStyle w:val="ListParagraph"/>
                     <w:numPr>
                       <w:ilvl w:val="0"/>
-                      <w:numId w:val="5"/>
+                      <w:numId w:val="39"/>
                     </w:numPr>
-                    <w:rPr>
-                      <w:rStyle w:val="BlankWord1"/>
+                    <w:spacing w:after="120"/>
+                    <w:ind w:left="227" w:hanging="227"/>
+                    <w:rPr>
                       <w:rFonts w:ascii="Source Sans 3 Medium" w:hAnsi="Source Sans 3 Medium"/>
                       <w:b/>
                       <w:bCs/>
-                      <w:bdr w:val="none" w:sz="0" w:space="0" w:color="auto"/>
-                      <w:shd w:val="clear" w:color="auto" w:fill="auto"/>
-                      <w14:textOutline w14:w="0" w14:cap="rnd" w14:cmpd="sng" w14:algn="ctr">
-                        <w14:noFill/>
-                        <w14:prstDash w14:val="solid"/>
-                        <w14:bevel/>
-                      </w14:textOutline>
+                      <w:sz w:val="23"/>
+                      <w:szCs w:val="23"/>
                     </w:rPr>
                   </w:pPr>
                   <w:r>
                     <w:rPr>
-                      <w:rStyle w:val="BlankWord1"/>
-                      <w:bdr w:val="none" w:sz="0" w:space="0" w:color="auto"/>
-                      <w:shd w:val="clear" w:color="auto" w:fill="auto"/>
-                      <w14:textOutline w14:w="0" w14:cap="rnd" w14:cmpd="sng" w14:algn="ctr">
-                        <w14:noFill/>
-                        <w14:prstDash w14:val="solid"/>
-                        <w14:bevel/>
-                      </w14:textOutline>
+                      <w:rFonts w:ascii="Source Sans 3" w:hAnsi="Source Sans 3"/>
+                      <w:sz w:val="23"/>
+                      <w:szCs w:val="23"/>
                     </w:rPr>
                     <w:t>believe something is important</w:t>
                   </w:r>
@@ -2333,57 +2190,29 @@
           </w:p>
           <w:tbl>
             <w:tblPr>
-              <w:tblStyle w:val="CommonTable"/>
+              <w:tblStyle w:val="DottedTable"/>
               <w:tblW w:w="0" w:type="auto"/>
-              <w:tblBorders>
-                <w:top w:val="none" w:sz="0" w:space="0" w:color="auto"/>
-                <w:left w:val="none" w:sz="0" w:space="0" w:color="auto"/>
-                <w:bottom w:val="none" w:sz="0" w:space="0" w:color="auto"/>
-                <w:right w:val="none" w:sz="0" w:space="0" w:color="auto"/>
-                <w:insideH w:val="none" w:sz="0" w:space="0" w:color="auto"/>
-                <w:insideV w:val="none" w:sz="0" w:space="0" w:color="auto"/>
-              </w:tblBorders>
               <w:tblLook w:val="04A0" w:firstRow="1" w:lastRow="0" w:firstColumn="1" w:lastColumn="0" w:noHBand="0" w:noVBand="1"/>
             </w:tblPr>
             <w:tblGrid>
-              <w:gridCol w:w="2531"/>
-              <w:gridCol w:w="2032"/>
+              <w:gridCol w:w="2707"/>
+              <w:gridCol w:w="2410"/>
             </w:tblGrid>
             <w:tr>
               <w:tc>
                 <w:tcPr>
-                  <w:tcW w:w="0" w:type="auto"/>
+                  <w:tcW w:w="2707" w:type="dxa"/>
                 </w:tcPr>
                 <w:p>
                   <w:pPr>
                     <w:pStyle w:val="SS3-115"/>
                     <w:numPr>
                       <w:ilvl w:val="0"/>
-                      <w:numId w:val="6"/>
+                      <w:numId w:val="5"/>
                     </w:numPr>
                     <w:ind w:left="284" w:hanging="284"/>
-                    <w:rPr>
-                      <w:rStyle w:val="BlankWord1"/>
-                      <w:bdr w:val="none" w:sz="0" w:space="0" w:color="auto"/>
-                      <w:shd w:val="clear" w:color="auto" w:fill="auto"/>
-                      <w14:textOutline w14:w="0" w14:cap="rnd" w14:cmpd="sng" w14:algn="ctr">
-                        <w14:noFill/>
-                        <w14:prstDash w14:val="solid"/>
-                        <w14:bevel/>
-                      </w14:textOutline>
-                    </w:rPr>
                   </w:pPr>
                   <w:r>
-                    <w:rPr>
-                      <w:rStyle w:val="BlankWord1"/>
-                      <w:bdr w:val="none" w:sz="0" w:space="0" w:color="auto"/>
-                      <w:shd w:val="clear" w:color="auto" w:fill="auto"/>
-                      <w14:textOutline w14:w="0" w14:cap="rnd" w14:cmpd="sng" w14:algn="ctr">
-                        <w14:noFill/>
-                        <w14:prstDash w14:val="solid"/>
-                        <w14:bevel/>
-                      </w14:textOutline>
-                    </w:rPr>
                     <w:t>grandparents' stories</w:t>
                   </w:r>
                 </w:p>
@@ -2392,31 +2221,11 @@
                     <w:pStyle w:val="SS3-115"/>
                     <w:numPr>
                       <w:ilvl w:val="0"/>
-                      <w:numId w:val="6"/>
+                      <w:numId w:val="5"/>
                     </w:numPr>
                     <w:ind w:left="284" w:hanging="284"/>
-                    <w:rPr>
-                      <w:rStyle w:val="BlankWord1"/>
-                      <w:bdr w:val="none" w:sz="0" w:space="0" w:color="auto"/>
-                      <w:shd w:val="clear" w:color="auto" w:fill="auto"/>
-                      <w14:textOutline w14:w="0" w14:cap="rnd" w14:cmpd="sng" w14:algn="ctr">
-                        <w14:noFill/>
-                        <w14:prstDash w14:val="solid"/>
-                        <w14:bevel/>
-                      </w14:textOutline>
-                    </w:rPr>
                   </w:pPr>
                   <w:r>
-                    <w:rPr>
-                      <w:rStyle w:val="BlankWord1"/>
-                      <w:bdr w:val="none" w:sz="0" w:space="0" w:color="auto"/>
-                      <w:shd w:val="clear" w:color="auto" w:fill="auto"/>
-                      <w14:textOutline w14:w="0" w14:cap="rnd" w14:cmpd="sng" w14:algn="ctr">
-                        <w14:noFill/>
-                        <w14:prstDash w14:val="solid"/>
-                        <w14:bevel/>
-                      </w14:textOutline>
-                    </w:rPr>
                     <w:t>cousin's wedding</w:t>
                   </w:r>
                 </w:p>
@@ -2425,72 +2234,29 @@
                     <w:pStyle w:val="SS3-115"/>
                     <w:numPr>
                       <w:ilvl w:val="0"/>
-                      <w:numId w:val="6"/>
+                      <w:numId w:val="5"/>
                     </w:numPr>
                     <w:ind w:left="284" w:hanging="284"/>
-                    <w:rPr>
-                      <w:rStyle w:val="BlankWord1"/>
-                      <w:rFonts w:ascii="Source Sans 3 Medium" w:hAnsi="Source Sans 3 Medium"/>
-                      <w:b/>
-                      <w:bCs/>
-                      <w:bdr w:val="none" w:sz="0" w:space="0" w:color="auto"/>
-                      <w:shd w:val="clear" w:color="auto" w:fill="auto"/>
-                      <w14:textOutline w14:w="0" w14:cap="rnd" w14:cmpd="sng" w14:algn="ctr">
-                        <w14:noFill/>
-                        <w14:prstDash w14:val="solid"/>
-                        <w14:bevel/>
-                      </w14:textOutline>
-                    </w:rPr>
                   </w:pPr>
                   <w:r>
-                    <w:rPr>
-                      <w:rStyle w:val="BlankWord1"/>
-                      <w:bdr w:val="none" w:sz="0" w:space="0" w:color="auto"/>
-                      <w:shd w:val="clear" w:color="auto" w:fill="auto"/>
-                      <w14:textOutline w14:w="0" w14:cap="rnd" w14:cmpd="sng" w14:algn="ctr">
-                        <w14:noFill/>
-                        <w14:prstDash w14:val="solid"/>
-                        <w14:bevel/>
-                      </w14:textOutline>
-                    </w:rPr>
                     <w:t>young adults</w:t>
                   </w:r>
                 </w:p>
               </w:tc>
               <w:tc>
                 <w:tcPr>
-                  <w:tcW w:w="0" w:type="auto"/>
+                  <w:tcW w:w="2410" w:type="dxa"/>
                 </w:tcPr>
                 <w:p>
                   <w:pPr>
                     <w:pStyle w:val="SS3-115"/>
                     <w:numPr>
                       <w:ilvl w:val="0"/>
-                      <w:numId w:val="6"/>
+                      <w:numId w:val="5"/>
                     </w:numPr>
                     <w:ind w:left="284" w:hanging="284"/>
-                    <w:rPr>
-                      <w:rStyle w:val="BlankWord1"/>
-                      <w:bdr w:val="none" w:sz="0" w:space="0" w:color="auto"/>
-                      <w:shd w:val="clear" w:color="auto" w:fill="auto"/>
-                      <w14:textOutline w14:w="0" w14:cap="rnd" w14:cmpd="sng" w14:algn="ctr">
-                        <w14:noFill/>
-                        <w14:prstDash w14:val="solid"/>
-                        <w14:bevel/>
-                      </w14:textOutline>
-                    </w:rPr>
                   </w:pPr>
                   <w:r>
-                    <w:rPr>
-                      <w:rStyle w:val="BlankWord1"/>
-                      <w:bdr w:val="none" w:sz="0" w:space="0" w:color="auto"/>
-                      <w:shd w:val="clear" w:color="auto" w:fill="auto"/>
-                      <w14:textOutline w14:w="0" w14:cap="rnd" w14:cmpd="sng" w14:algn="ctr">
-                        <w14:noFill/>
-                        <w14:prstDash w14:val="solid"/>
-                        <w14:bevel/>
-                      </w14:textOutline>
-                    </w:rPr>
                     <w:t>extended family</w:t>
                   </w:r>
                 </w:p>
@@ -2499,31 +2265,11 @@
                     <w:pStyle w:val="SS3-115"/>
                     <w:numPr>
                       <w:ilvl w:val="0"/>
-                      <w:numId w:val="6"/>
+                      <w:numId w:val="5"/>
                     </w:numPr>
                     <w:ind w:left="284" w:hanging="284"/>
-                    <w:rPr>
-                      <w:rStyle w:val="BlankWord1"/>
-                      <w:bdr w:val="none" w:sz="0" w:space="0" w:color="auto"/>
-                      <w:shd w:val="clear" w:color="auto" w:fill="auto"/>
-                      <w14:textOutline w14:w="0" w14:cap="rnd" w14:cmpd="sng" w14:algn="ctr">
-                        <w14:noFill/>
-                        <w14:prstDash w14:val="solid"/>
-                        <w14:bevel/>
-                      </w14:textOutline>
-                    </w:rPr>
                   </w:pPr>
                   <w:r>
-                    <w:rPr>
-                      <w:rStyle w:val="BlankWord1"/>
-                      <w:bdr w:val="none" w:sz="0" w:space="0" w:color="auto"/>
-                      <w:shd w:val="clear" w:color="auto" w:fill="auto"/>
-                      <w14:textOutline w14:w="0" w14:cap="rnd" w14:cmpd="sng" w14:algn="ctr">
-                        <w14:noFill/>
-                        <w14:prstDash w14:val="solid"/>
-                        <w14:bevel/>
-                      </w14:textOutline>
-                    </w:rPr>
                     <w:t>come and go</w:t>
                   </w:r>
                 </w:p>
@@ -2532,34 +2278,11 @@
                     <w:pStyle w:val="SS3-115"/>
                     <w:numPr>
                       <w:ilvl w:val="0"/>
-                      <w:numId w:val="6"/>
+                      <w:numId w:val="5"/>
                     </w:numPr>
                     <w:ind w:left="284" w:hanging="284"/>
-                    <w:rPr>
-                      <w:rStyle w:val="BlankWord1"/>
-                      <w:rFonts w:ascii="Source Sans 3 Medium" w:hAnsi="Source Sans 3 Medium"/>
-                      <w:b/>
-                      <w:bCs/>
-                      <w:bdr w:val="none" w:sz="0" w:space="0" w:color="auto"/>
-                      <w:shd w:val="clear" w:color="auto" w:fill="auto"/>
-                      <w14:textOutline w14:w="0" w14:cap="rnd" w14:cmpd="sng" w14:algn="ctr">
-                        <w14:noFill/>
-                        <w14:prstDash w14:val="solid"/>
-                        <w14:bevel/>
-                      </w14:textOutline>
-                    </w:rPr>
                   </w:pPr>
                   <w:r>
-                    <w:rPr>
-                      <w:rStyle w:val="BlankWord1"/>
-                      <w:bdr w:val="none" w:sz="0" w:space="0" w:color="auto"/>
-                      <w:shd w:val="clear" w:color="auto" w:fill="auto"/>
-                      <w14:textOutline w14:w="0" w14:cap="rnd" w14:cmpd="sng" w14:algn="ctr">
-                        <w14:noFill/>
-                        <w14:prstDash w14:val="solid"/>
-                        <w14:bevel/>
-                      </w14:textOutline>
-                    </w:rPr>
                     <w:t>Italian proverb</w:t>
                   </w:r>
                 </w:p>
@@ -2830,7 +2553,7 @@
               <w:pStyle w:val="SS3-115"/>
               <w:numPr>
                 <w:ilvl w:val="0"/>
-                <w:numId w:val="11"/>
+                <w:numId w:val="10"/>
               </w:numPr>
               <w:ind w:left="284" w:hanging="284"/>
             </w:pPr>
@@ -2843,7 +2566,7 @@
               <w:pStyle w:val="SS3-115"/>
               <w:numPr>
                 <w:ilvl w:val="0"/>
-                <w:numId w:val="11"/>
+                <w:numId w:val="10"/>
               </w:numPr>
               <w:ind w:left="284" w:hanging="284"/>
             </w:pPr>
@@ -2856,7 +2579,7 @@
               <w:pStyle w:val="SS3-115"/>
               <w:numPr>
                 <w:ilvl w:val="0"/>
-                <w:numId w:val="11"/>
+                <w:numId w:val="10"/>
               </w:numPr>
               <w:ind w:left="284" w:hanging="284"/>
               <w:rPr>
@@ -3234,7 +2957,7 @@
                     <w:pStyle w:val="ListParagraph"/>
                     <w:numPr>
                       <w:ilvl w:val="0"/>
-                      <w:numId w:val="12"/>
+                      <w:numId w:val="11"/>
                     </w:numPr>
                     <w:ind w:left="340" w:hanging="170"/>
                     <w:rPr>
@@ -3257,7 +2980,7 @@
                     <w:pStyle w:val="ListParagraph"/>
                     <w:numPr>
                       <w:ilvl w:val="0"/>
-                      <w:numId w:val="12"/>
+                      <w:numId w:val="11"/>
                     </w:numPr>
                     <w:ind w:left="340" w:hanging="170"/>
                     <w:rPr>
@@ -3280,7 +3003,7 @@
                     <w:pStyle w:val="ListParagraph"/>
                     <w:numPr>
                       <w:ilvl w:val="0"/>
-                      <w:numId w:val="12"/>
+                      <w:numId w:val="11"/>
                     </w:numPr>
                     <w:ind w:left="340" w:hanging="170"/>
                     <w:rPr>
@@ -3303,7 +3026,7 @@
                     <w:pStyle w:val="ListParagraph"/>
                     <w:numPr>
                       <w:ilvl w:val="0"/>
-                      <w:numId w:val="12"/>
+                      <w:numId w:val="11"/>
                     </w:numPr>
                     <w:ind w:left="340" w:hanging="170"/>
                     <w:rPr>
@@ -3529,7 +3252,7 @@
               <w:pStyle w:val="SS3-115"/>
               <w:numPr>
                 <w:ilvl w:val="0"/>
-                <w:numId w:val="13"/>
+                <w:numId w:val="12"/>
               </w:numPr>
               <w:spacing w:after="0"/>
               <w:ind w:left="284" w:hanging="284"/>
@@ -3553,7 +3276,7 @@
               <w:pStyle w:val="SS3-115"/>
               <w:numPr>
                 <w:ilvl w:val="0"/>
-                <w:numId w:val="13"/>
+                <w:numId w:val="12"/>
               </w:numPr>
               <w:spacing w:after="0"/>
               <w:ind w:left="284" w:hanging="284"/>
@@ -3567,7 +3290,7 @@
               <w:pStyle w:val="SS3-115"/>
               <w:numPr>
                 <w:ilvl w:val="0"/>
-                <w:numId w:val="13"/>
+                <w:numId w:val="12"/>
               </w:numPr>
               <w:spacing w:after="0"/>
               <w:ind w:left="284" w:hanging="284"/>
@@ -3581,7 +3304,7 @@
               <w:pStyle w:val="SS3-115"/>
               <w:numPr>
                 <w:ilvl w:val="0"/>
-                <w:numId w:val="13"/>
+                <w:numId w:val="12"/>
               </w:numPr>
               <w:spacing w:after="0"/>
               <w:ind w:left="284" w:hanging="284"/>
@@ -3934,13 +3657,27 @@
               <w:pStyle w:val="SS3-115"/>
               <w:numPr>
                 <w:ilvl w:val="0"/>
-                <w:numId w:val="14"/>
+                <w:numId w:val="13"/>
               </w:numPr>
               <w:spacing w:after="0"/>
               <w:ind w:left="284" w:hanging="284"/>
             </w:pPr>
             <w:r>
               <w:t>What tense are most of the verbs in the text?</w:t>
+            </w:r>
+          </w:p>
+          <w:p>
+            <w:pPr>
+              <w:pStyle w:val="SS3-115"/>
+              <w:numPr>
+                <w:ilvl w:val="0"/>
+                <w:numId w:val="13"/>
+              </w:numPr>
+              <w:spacing w:after="0"/>
+              <w:ind w:left="284" w:hanging="284"/>
+            </w:pPr>
+            <w:r>
+              <w:t>Choose the correct reason for the choice of tense.</w:t>
             </w:r>
           </w:p>
           <w:p>
@@ -3951,10 +3688,10 @@
                 <w:numId w:val="14"/>
               </w:numPr>
               <w:spacing w:after="0"/>
-              <w:ind w:left="284" w:hanging="284"/>
-            </w:pPr>
-            <w:r>
-              <w:t>Choose the correct reason for the choice of tense.</w:t>
+              <w:ind w:left="568" w:hanging="284"/>
+            </w:pPr>
+            <w:r>
+              <w:t>The verbs describe events which are happening now.</w:t>
             </w:r>
           </w:p>
           <w:p>
@@ -3962,13 +3699,13 @@
               <w:pStyle w:val="SS3-115"/>
               <w:numPr>
                 <w:ilvl w:val="0"/>
-                <w:numId w:val="15"/>
+                <w:numId w:val="14"/>
               </w:numPr>
               <w:spacing w:after="0"/>
               <w:ind w:left="568" w:hanging="284"/>
             </w:pPr>
             <w:r>
-              <w:t>The verbs describe events which are happening now.</w:t>
+              <w:t>The verbs describe things that are generally true.</w:t>
             </w:r>
           </w:p>
           <w:p>
@@ -3976,21 +3713,7 @@
               <w:pStyle w:val="SS3-115"/>
               <w:numPr>
                 <w:ilvl w:val="0"/>
-                <w:numId w:val="15"/>
-              </w:numPr>
-              <w:spacing w:after="0"/>
-              <w:ind w:left="568" w:hanging="284"/>
-            </w:pPr>
-            <w:r>
-              <w:t>The verbs describe things that are generally true.</w:t>
-            </w:r>
-          </w:p>
-          <w:p>
-            <w:pPr>
-              <w:pStyle w:val="SS3-115"/>
-              <w:numPr>
-                <w:ilvl w:val="0"/>
-                <w:numId w:val="15"/>
+                <w:numId w:val="14"/>
               </w:numPr>
               <w:spacing w:after="0"/>
               <w:ind w:left="568" w:hanging="284"/>
@@ -4151,7 +3874,7 @@
               <w:pStyle w:val="SS3-115"/>
               <w:numPr>
                 <w:ilvl w:val="0"/>
-                <w:numId w:val="16"/>
+                <w:numId w:val="15"/>
               </w:numPr>
             </w:pPr>
             <w:r>
@@ -4163,7 +3886,7 @@
               <w:pStyle w:val="SS3-115"/>
               <w:numPr>
                 <w:ilvl w:val="0"/>
-                <w:numId w:val="16"/>
+                <w:numId w:val="15"/>
               </w:numPr>
             </w:pPr>
             <w:r>
@@ -4175,7 +3898,7 @@
               <w:pStyle w:val="SS3-115"/>
               <w:numPr>
                 <w:ilvl w:val="0"/>
-                <w:numId w:val="16"/>
+                <w:numId w:val="15"/>
               </w:numPr>
             </w:pPr>
             <w:r>
@@ -4187,7 +3910,7 @@
               <w:pStyle w:val="SS3-115"/>
               <w:numPr>
                 <w:ilvl w:val="0"/>
-                <w:numId w:val="16"/>
+                <w:numId w:val="15"/>
               </w:numPr>
             </w:pPr>
             <w:r>
@@ -4199,7 +3922,7 @@
               <w:pStyle w:val="SS3-115"/>
               <w:numPr>
                 <w:ilvl w:val="0"/>
-                <w:numId w:val="16"/>
+                <w:numId w:val="15"/>
               </w:numPr>
             </w:pPr>
             <w:r>
@@ -4282,23 +4005,7 @@
                       <w:sz w:val="21"/>
                       <w:szCs w:val="21"/>
                     </w:rPr>
-                    <w:t xml:space="preserve">is an adverb of frequency. It gives us an idea of how often something happens. The present </w:t>
-                  </w:r>
-                  <w:proofErr w:type="gramStart"/>
-                  <w:r>
-                    <w:rPr>
-                      <w:sz w:val="21"/>
-                      <w:szCs w:val="21"/>
-                    </w:rPr>
-                    <w:t>simple</w:t>
-                  </w:r>
-                  <w:proofErr w:type="gramEnd"/>
-                  <w:r>
-                    <w:rPr>
-                      <w:sz w:val="21"/>
-                      <w:szCs w:val="21"/>
-                    </w:rPr>
-                    <w:t xml:space="preserve"> tells us about regular events, and adverbs of frequency are common with this tense</w:t>
+                    <w:t>is an adverb of frequency. It gives us an idea of how often something happens. The present simple tells us about regular events, and adverbs of frequency are common with this tense</w:t>
                   </w:r>
                   <w:r>
                     <w:rPr>
@@ -4693,12 +4400,12 @@
     <w:tbl>
       <w:tblPr>
         <w:tblStyle w:val="DottedTable"/>
-        <w:tblW w:w="8359" w:type="dxa"/>
+        <w:tblW w:w="11477" w:type="dxa"/>
         <w:tblLook w:val="04A0" w:firstRow="1" w:lastRow="0" w:firstColumn="1" w:lastColumn="0" w:noHBand="0" w:noVBand="1"/>
       </w:tblPr>
       <w:tblGrid>
         <w:gridCol w:w="582"/>
-        <w:gridCol w:w="7777"/>
+        <w:gridCol w:w="10895"/>
       </w:tblGrid>
       <w:tr>
         <w:tc>
@@ -4720,57 +4427,26 @@
         </w:tc>
         <w:tc>
           <w:tcPr>
-            <w:tcW w:w="7777" w:type="dxa"/>
+            <w:tcW w:w="10895" w:type="dxa"/>
           </w:tcPr>
           <w:p>
             <w:pPr>
-              <w:spacing w:after="120"/>
-              <w:rPr>
-                <w:rStyle w:val="BlankWord1"/>
-                <w:rFonts w:ascii="Source Sans 3 Medium" w:hAnsi="Source Sans 3 Medium"/>
-              </w:rPr>
-            </w:pPr>
-            <w:r>
-              <w:rPr>
-                <w:rFonts w:ascii="Source Sans 3 Medium" w:hAnsi="Source Sans 3 Medium"/>
-                <w:i/>
-                <w:sz w:val="23"/>
-                <w:szCs w:val="23"/>
-              </w:rPr>
+              <w:pStyle w:val="SS3-115"/>
+            </w:pPr>
+            <w:r>
               <w:t xml:space="preserve">Answer the questions below. Choose </w:t>
             </w:r>
             <w:r>
               <w:rPr>
-                <w:rFonts w:ascii="Source Sans 3 Medium" w:hAnsi="Source Sans 3 Medium"/>
-                <w:b/>
-                <w:bCs/>
-                <w:i/>
-                <w:sz w:val="23"/>
-                <w:szCs w:val="23"/>
+                <w:b/>
+                <w:bCs/>
               </w:rPr>
               <w:t>NO MORE THAN THREE WORDS</w:t>
             </w:r>
             <w:r>
-              <w:rPr>
-                <w:rFonts w:ascii="Source Sans 3 Medium" w:hAnsi="Source Sans 3 Medium"/>
-                <w:i/>
-                <w:sz w:val="23"/>
-                <w:szCs w:val="23"/>
-              </w:rPr>
               <w:t xml:space="preserve"> from the passage foreach answer</w:t>
             </w:r>
             <w:r>
-              <w:rPr>
-                <w:rStyle w:val="BlankWord1"/>
-                <w:rFonts w:ascii="Source Sans 3 Medium" w:hAnsi="Source Sans 3 Medium"/>
-                <w:bdr w:val="none" w:sz="0" w:space="0" w:color="auto"/>
-                <w:shd w:val="clear" w:color="auto" w:fill="auto"/>
-                <w14:textOutline w14:w="0" w14:cap="rnd" w14:cmpd="sng" w14:algn="ctr">
-                  <w14:noFill/>
-                  <w14:prstDash w14:val="solid"/>
-                  <w14:bevel/>
-                </w14:textOutline>
-              </w:rPr>
               <w:t>.</w:t>
             </w:r>
           </w:p>
@@ -4779,35 +4455,11 @@
               <w:pStyle w:val="SS3-115"/>
               <w:numPr>
                 <w:ilvl w:val="0"/>
-                <w:numId w:val="17"/>
+                <w:numId w:val="16"/>
               </w:numPr>
               <w:ind w:left="284" w:hanging="284"/>
-              <w:rPr>
-                <w:rStyle w:val="BlankWord1"/>
-                <w:rFonts w:ascii="Source Sans 3 Medium" w:hAnsi="Source Sans 3 Medium"/>
-                <w:szCs w:val="24"/>
-                <w:bdr w:val="none" w:sz="0" w:space="0" w:color="auto"/>
-                <w:shd w:val="clear" w:color="auto" w:fill="auto"/>
-                <w14:textOutline w14:w="0" w14:cap="rnd" w14:cmpd="sng" w14:algn="ctr">
-                  <w14:noFill/>
-                  <w14:prstDash w14:val="solid"/>
-                  <w14:bevel/>
-                </w14:textOutline>
-              </w:rPr>
-            </w:pPr>
-            <w:r>
-              <w:rPr>
-                <w:rStyle w:val="BlankWord1"/>
-                <w:rFonts w:ascii="Source Sans 3 Medium" w:hAnsi="Source Sans 3 Medium"/>
-                <w:szCs w:val="24"/>
-                <w:bdr w:val="none" w:sz="0" w:space="0" w:color="auto"/>
-                <w:shd w:val="clear" w:color="auto" w:fill="auto"/>
-                <w14:textOutline w14:w="0" w14:cap="rnd" w14:cmpd="sng" w14:algn="ctr">
-                  <w14:noFill/>
-                  <w14:prstDash w14:val="solid"/>
-                  <w14:bevel/>
-                </w14:textOutline>
-              </w:rPr>
+            </w:pPr>
+            <w:r>
               <w:t>What has enabled people to have more friends than in the past, according to some people?</w:t>
             </w:r>
           </w:p>
@@ -4816,35 +4468,11 @@
               <w:pStyle w:val="SS3-115"/>
               <w:numPr>
                 <w:ilvl w:val="0"/>
-                <w:numId w:val="17"/>
+                <w:numId w:val="16"/>
               </w:numPr>
               <w:ind w:left="284" w:hanging="284"/>
-              <w:rPr>
-                <w:rStyle w:val="BlankWord1"/>
-                <w:rFonts w:ascii="Source Sans 3 Medium" w:hAnsi="Source Sans 3 Medium"/>
-                <w:szCs w:val="24"/>
-                <w:bdr w:val="none" w:sz="0" w:space="0" w:color="auto"/>
-                <w:shd w:val="clear" w:color="auto" w:fill="auto"/>
-                <w14:textOutline w14:w="0" w14:cap="rnd" w14:cmpd="sng" w14:algn="ctr">
-                  <w14:noFill/>
-                  <w14:prstDash w14:val="solid"/>
-                  <w14:bevel/>
-                </w14:textOutline>
-              </w:rPr>
-            </w:pPr>
-            <w:r>
-              <w:rPr>
-                <w:rStyle w:val="BlankWord1"/>
-                <w:rFonts w:ascii="Source Sans 3 Medium" w:hAnsi="Source Sans 3 Medium"/>
-                <w:szCs w:val="24"/>
-                <w:bdr w:val="none" w:sz="0" w:space="0" w:color="auto"/>
-                <w:shd w:val="clear" w:color="auto" w:fill="auto"/>
-                <w14:textOutline w14:w="0" w14:cap="rnd" w14:cmpd="sng" w14:algn="ctr">
-                  <w14:noFill/>
-                  <w14:prstDash w14:val="solid"/>
-                  <w14:bevel/>
-                </w14:textOutline>
-              </w:rPr>
+            </w:pPr>
+            <w:r>
               <w:t>What phrase does the writer use to describe people who don't stay in the same place?</w:t>
             </w:r>
           </w:p>
@@ -4853,35 +4481,11 @@
               <w:pStyle w:val="SS3-115"/>
               <w:numPr>
                 <w:ilvl w:val="0"/>
-                <w:numId w:val="17"/>
+                <w:numId w:val="16"/>
               </w:numPr>
               <w:ind w:left="284" w:hanging="284"/>
-              <w:rPr>
-                <w:rStyle w:val="BlankWord1"/>
-                <w:rFonts w:ascii="Source Sans 3 Medium" w:hAnsi="Source Sans 3 Medium"/>
-                <w:szCs w:val="24"/>
-                <w:bdr w:val="none" w:sz="0" w:space="0" w:color="auto"/>
-                <w:shd w:val="clear" w:color="auto" w:fill="auto"/>
-                <w14:textOutline w14:w="0" w14:cap="rnd" w14:cmpd="sng" w14:algn="ctr">
-                  <w14:noFill/>
-                  <w14:prstDash w14:val="solid"/>
-                  <w14:bevel/>
-                </w14:textOutline>
-              </w:rPr>
-            </w:pPr>
-            <w:r>
-              <w:rPr>
-                <w:rStyle w:val="BlankWord1"/>
-                <w:rFonts w:ascii="Source Sans 3 Medium" w:hAnsi="Source Sans 3 Medium"/>
-                <w:szCs w:val="24"/>
-                <w:bdr w:val="none" w:sz="0" w:space="0" w:color="auto"/>
-                <w:shd w:val="clear" w:color="auto" w:fill="auto"/>
-                <w14:textOutline w14:w="0" w14:cap="rnd" w14:cmpd="sng" w14:algn="ctr">
-                  <w14:noFill/>
-                  <w14:prstDash w14:val="solid"/>
-                  <w14:bevel/>
-                </w14:textOutline>
-              </w:rPr>
+            </w:pPr>
+            <w:r>
               <w:t>What work-related problem do people have that makes them less likely to form friendships?</w:t>
             </w:r>
           </w:p>
@@ -4890,35 +4494,14 @@
               <w:pStyle w:val="SS3-115"/>
               <w:numPr>
                 <w:ilvl w:val="0"/>
-                <w:numId w:val="17"/>
+                <w:numId w:val="16"/>
               </w:numPr>
               <w:ind w:left="284" w:hanging="284"/>
               <w:rPr>
-                <w:rStyle w:val="BlankWord1"/>
                 <w:rFonts w:ascii="Source Sans 3 Medium" w:hAnsi="Source Sans 3 Medium"/>
-                <w:szCs w:val="24"/>
-                <w:bdr w:val="none" w:sz="0" w:space="0" w:color="auto"/>
-                <w:shd w:val="clear" w:color="auto" w:fill="auto"/>
-                <w14:textOutline w14:w="0" w14:cap="rnd" w14:cmpd="sng" w14:algn="ctr">
-                  <w14:noFill/>
-                  <w14:prstDash w14:val="solid"/>
-                  <w14:bevel/>
-                </w14:textOutline>
-              </w:rPr>
-            </w:pPr>
-            <w:r>
-              <w:rPr>
-                <w:rStyle w:val="BlankWord1"/>
-                <w:rFonts w:ascii="Source Sans 3 Medium" w:hAnsi="Source Sans 3 Medium"/>
-                <w:szCs w:val="24"/>
-                <w:bdr w:val="none" w:sz="0" w:space="0" w:color="auto"/>
-                <w:shd w:val="clear" w:color="auto" w:fill="auto"/>
-                <w14:textOutline w14:w="0" w14:cap="rnd" w14:cmpd="sng" w14:algn="ctr">
-                  <w14:noFill/>
-                  <w14:prstDash w14:val="solid"/>
-                  <w14:bevel/>
-                </w14:textOutline>
-              </w:rPr>
+              </w:rPr>
+            </w:pPr>
+            <w:r>
               <w:t>What frequently influences the friendships of young children?</w:t>
             </w:r>
           </w:p>
@@ -4927,7 +4510,7 @@
               <w:pStyle w:val="SS3-115"/>
               <w:numPr>
                 <w:ilvl w:val="0"/>
-                <w:numId w:val="17"/>
+                <w:numId w:val="16"/>
               </w:numPr>
               <w:ind w:left="284" w:hanging="284"/>
               <w:rPr>
@@ -4944,18 +4527,6 @@
               </w:rPr>
             </w:pPr>
             <w:r>
-              <w:rPr>
-                <w:rStyle w:val="BlankWord1"/>
-                <w:rFonts w:ascii="Source Sans 3 Medium" w:hAnsi="Source Sans 3 Medium"/>
-                <w:szCs w:val="24"/>
-                <w:bdr w:val="none" w:sz="0" w:space="0" w:color="auto"/>
-                <w:shd w:val="clear" w:color="auto" w:fill="auto"/>
-                <w14:textOutline w14:w="0" w14:cap="rnd" w14:cmpd="sng" w14:algn="ctr">
-                  <w14:noFill/>
-                  <w14:prstDash w14:val="solid"/>
-                  <w14:bevel/>
-                </w14:textOutline>
-              </w:rPr>
               <w:t>What are people with friends less likely to suffer from?</w:t>
             </w:r>
           </w:p>
@@ -5251,10 +4822,8 @@
       </w:tblPr>
       <w:tblGrid>
         <w:gridCol w:w="582"/>
-        <w:gridCol w:w="2107"/>
-        <w:gridCol w:w="4758"/>
-        <w:gridCol w:w="1762"/>
-        <w:gridCol w:w="142"/>
+        <w:gridCol w:w="6865"/>
+        <w:gridCol w:w="1904"/>
         <w:gridCol w:w="4961"/>
       </w:tblGrid>
       <w:tr>
@@ -5321,7 +4890,7 @@
         <w:tc>
           <w:tcPr>
             <w:tcW w:w="13730" w:type="dxa"/>
-            <w:gridSpan w:val="5"/>
+            <w:gridSpan w:val="3"/>
           </w:tcPr>
           <w:p>
             <w:pPr>
@@ -5412,7 +4981,7 @@
         <w:tc>
           <w:tcPr>
             <w:tcW w:w="8769" w:type="dxa"/>
-            <w:gridSpan w:val="4"/>
+            <w:gridSpan w:val="2"/>
           </w:tcPr>
           <w:p>
             <w:pPr>
@@ -5436,15 +5005,90 @@
               <w:t>In Sri Lanka, a family meal often includes stringhoppers. To make stringhoppers you need some special equipment. Choose the best description of each piece of equipment.</w:t>
             </w:r>
           </w:p>
+          <w:p>
+            <w:pPr>
+              <w:pStyle w:val="SS3-115"/>
+            </w:pPr>
+          </w:p>
+        </w:tc>
+        <w:tc>
+          <w:tcPr>
+            <w:tcW w:w="4961" w:type="dxa"/>
+          </w:tcPr>
+          <w:p>
+            <w:pPr>
+              <w:pStyle w:val="SS3-115"/>
+            </w:pPr>
+            <w:r>
+              <w:rPr>
+                <w:noProof/>
+              </w:rPr>
+              <w:drawing>
+                <wp:inline distT="0" distB="0" distL="0" distR="0" wp14:anchorId="7A09D339" wp14:editId="65F9314F">
+                  <wp:extent cx="2800350" cy="2505075"/>
+                  <wp:effectExtent l="0" t="0" r="0" b="9525"/>
+                  <wp:docPr id="1" name="Picture 1"/>
+                  <wp:cNvGraphicFramePr>
+                    <a:graphicFrameLocks xmlns:a="http://schemas.openxmlformats.org/drawingml/2006/main" noChangeAspect="1"/>
+                  </wp:cNvGraphicFramePr>
+                  <a:graphic xmlns:a="http://schemas.openxmlformats.org/drawingml/2006/main">
+                    <a:graphicData uri="http://schemas.openxmlformats.org/drawingml/2006/picture">
+                      <pic:pic xmlns:pic="http://schemas.openxmlformats.org/drawingml/2006/picture">
+                        <pic:nvPicPr>
+                          <pic:cNvPr id="1" name=""/>
+                          <pic:cNvPicPr/>
+                        </pic:nvPicPr>
+                        <pic:blipFill>
+                          <a:blip r:embed="rId5"/>
+                          <a:stretch>
+                            <a:fillRect/>
+                          </a:stretch>
+                        </pic:blipFill>
+                        <pic:spPr>
+                          <a:xfrm>
+                            <a:off x="0" y="0"/>
+                            <a:ext cx="2800350" cy="2505075"/>
+                          </a:xfrm>
+                          <a:prstGeom prst="rect">
+                            <a:avLst/>
+                          </a:prstGeom>
+                        </pic:spPr>
+                      </pic:pic>
+                    </a:graphicData>
+                  </a:graphic>
+                </wp:inline>
+              </w:drawing>
+            </w:r>
+          </w:p>
+        </w:tc>
+      </w:tr>
+      <w:tr>
+        <w:tc>
+          <w:tcPr>
+            <w:tcW w:w="582" w:type="dxa"/>
+          </w:tcPr>
+          <w:p>
+            <w:pPr>
+              <w:rPr>
+                <w:bCs/>
+                <w:szCs w:val="26"/>
+              </w:rPr>
+            </w:pPr>
+          </w:p>
+        </w:tc>
+        <w:tc>
+          <w:tcPr>
+            <w:tcW w:w="6865" w:type="dxa"/>
+          </w:tcPr>
           <w:tbl>
             <w:tblPr>
-              <w:tblStyle w:val="DottedTable"/>
+              <w:tblStyle w:val="CommonTable"/>
               <w:tblW w:w="0" w:type="auto"/>
               <w:tblLook w:val="04A0" w:firstRow="1" w:lastRow="0" w:firstColumn="1" w:lastColumn="0" w:noHBand="0" w:noVBand="1"/>
             </w:tblPr>
             <w:tblGrid>
-              <w:gridCol w:w="2099"/>
-              <w:gridCol w:w="6134"/>
+              <w:gridCol w:w="2098"/>
+              <w:gridCol w:w="4531"/>
             </w:tblGrid>
             <w:tr>
               <w:tc>
@@ -5460,10 +5104,10 @@
                       <w:noProof/>
                     </w:rPr>
                     <w:drawing>
-                      <wp:inline distT="0" distB="0" distL="0" distR="0" wp14:anchorId="7E44E291" wp14:editId="33B4E391">
+                      <wp:inline distT="0" distB="0" distL="0" distR="0" wp14:anchorId="1710E67D" wp14:editId="7E67087F">
                         <wp:extent cx="1162050" cy="923925"/>
                         <wp:effectExtent l="0" t="0" r="0" b="9525"/>
-                        <wp:docPr id="2" name="Picture 2"/>
+                        <wp:docPr id="1631443130" name="Picture 1631443130"/>
                         <wp:cNvGraphicFramePr>
                           <a:graphicFrameLocks xmlns:a="http://schemas.openxmlformats.org/drawingml/2006/main" noChangeAspect="1"/>
                         </wp:cNvGraphicFramePr>
@@ -5475,7 +5119,7 @@
                                 <pic:cNvPicPr/>
                               </pic:nvPicPr>
                               <pic:blipFill>
-                                <a:blip r:embed="rId5"/>
+                                <a:blip r:embed="rId6"/>
                                 <a:stretch>
                                   <a:fillRect/>
                                 </a:stretch>
@@ -5499,8 +5143,184 @@
               </w:tc>
               <w:tc>
                 <w:tcPr>
-                  <w:tcW w:w="6134" w:type="dxa"/>
+                  <w:tcW w:w="4572" w:type="dxa"/>
                 </w:tcPr>
+                <w:p>
+                  <w:pPr>
+                    <w:pStyle w:val="SS3-115"/>
+                    <w:numPr>
+                      <w:ilvl w:val="0"/>
+                      <w:numId w:val="18"/>
+                    </w:numPr>
+                  </w:pPr>
+                  <w:r>
+                    <w:t>Stringhopper press</w:t>
+                  </w:r>
+                </w:p>
+                <w:p>
+                  <w:pPr>
+                    <w:pStyle w:val="SS3-115"/>
+                    <w:numPr>
+                      <w:ilvl w:val="0"/>
+                      <w:numId w:val="17"/>
+                    </w:numPr>
+                    <w:ind w:left="454" w:hanging="284"/>
+                  </w:pPr>
+                  <w:r>
+                    <w:t>It has two parts which are different in shape but the same size. It is made of a light material such as plastic.</w:t>
+                  </w:r>
+                </w:p>
+                <w:p>
+                  <w:pPr>
+                    <w:pStyle w:val="SS3-115"/>
+                    <w:numPr>
+                      <w:ilvl w:val="0"/>
+                      <w:numId w:val="17"/>
+                    </w:numPr>
+                    <w:ind w:left="454" w:hanging="284"/>
+                  </w:pPr>
+                  <w:r>
+                    <w:t>It's made of heavy metal and has two parts which are similar in shape. The centre is round and there are handles on each side. One part fits into the other.</w:t>
+                  </w:r>
+                </w:p>
+                <w:p>
+                  <w:pPr>
+                    <w:pStyle w:val="SS3-115"/>
+                    <w:numPr>
+                      <w:ilvl w:val="0"/>
+                      <w:numId w:val="17"/>
+                    </w:numPr>
+                    <w:ind w:left="454" w:hanging="284"/>
+                  </w:pPr>
+                  <w:r>
+                    <w:t>It has two parts and one goes on top of the other. It is square in shape and made of wood.</w:t>
+                  </w:r>
+                </w:p>
+              </w:tc>
+            </w:tr>
+          </w:tbl>
+          <w:p>
+            <w:pPr>
+              <w:pStyle w:val="SS3-115"/>
+              <w:rPr>
+                <w:noProof/>
+              </w:rPr>
+            </w:pPr>
+          </w:p>
+        </w:tc>
+        <w:tc>
+          <w:tcPr>
+            <w:tcW w:w="6865" w:type="dxa"/>
+            <w:gridSpan w:val="2"/>
+          </w:tcPr>
+          <w:p>
+            <w:pPr>
+              <w:pStyle w:val="SS3-115"/>
+              <w:rPr>
+                <w:noProof/>
+              </w:rPr>
+            </w:pPr>
+          </w:p>
+        </w:tc>
+      </w:tr>
+      <w:tr>
+        <w:tc>
+          <w:tcPr>
+            <w:tcW w:w="582" w:type="dxa"/>
+          </w:tcPr>
+          <w:p>
+            <w:pPr>
+              <w:rPr>
+                <w:bCs/>
+                <w:szCs w:val="26"/>
+              </w:rPr>
+            </w:pPr>
+          </w:p>
+        </w:tc>
+        <w:tc>
+          <w:tcPr>
+            <w:tcW w:w="6865" w:type="dxa"/>
+          </w:tcPr>
+          <w:tbl>
+            <w:tblPr>
+              <w:tblStyle w:val="CommonTable"/>
+              <w:tblW w:w="0" w:type="auto"/>
+              <w:tblLook w:val="04A0" w:firstRow="1" w:lastRow="0" w:firstColumn="1" w:lastColumn="0" w:noHBand="0" w:noVBand="1"/>
+            </w:tblPr>
+            <w:tblGrid>
+              <w:gridCol w:w="2087"/>
+              <w:gridCol w:w="4542"/>
+            </w:tblGrid>
+            <w:tr>
+              <w:tc>
+                <w:tcPr>
+                  <w:tcW w:w="2099" w:type="dxa"/>
+                </w:tcPr>
+                <w:p>
+                  <w:pPr>
+                    <w:pStyle w:val="SS3-115"/>
+                  </w:pPr>
+                  <w:r>
+                    <w:rPr>
+                      <w:noProof/>
+                    </w:rPr>
+                    <w:drawing>
+                      <wp:inline distT="0" distB="0" distL="0" distR="0" wp14:anchorId="14EB8EA1" wp14:editId="2BCB603A">
+                        <wp:extent cx="1057275" cy="962025"/>
+                        <wp:effectExtent l="0" t="0" r="9525" b="9525"/>
+                        <wp:docPr id="1085385341" name="Picture 1085385341"/>
+                        <wp:cNvGraphicFramePr>
+                          <a:graphicFrameLocks xmlns:a="http://schemas.openxmlformats.org/drawingml/2006/main" noChangeAspect="1"/>
+                        </wp:cNvGraphicFramePr>
+                        <a:graphic xmlns:a="http://schemas.openxmlformats.org/drawingml/2006/main">
+                          <a:graphicData uri="http://schemas.openxmlformats.org/drawingml/2006/picture">
+                            <pic:pic xmlns:pic="http://schemas.openxmlformats.org/drawingml/2006/picture">
+                              <pic:nvPicPr>
+                                <pic:cNvPr id="1" name=""/>
+                                <pic:cNvPicPr/>
+                              </pic:nvPicPr>
+                              <pic:blipFill>
+                                <a:blip r:embed="rId7"/>
+                                <a:stretch>
+                                  <a:fillRect/>
+                                </a:stretch>
+                              </pic:blipFill>
+                              <pic:spPr>
+                                <a:xfrm>
+                                  <a:off x="0" y="0"/>
+                                  <a:ext cx="1057275" cy="962025"/>
+                                </a:xfrm>
+                                <a:prstGeom prst="rect">
+                                  <a:avLst/>
+                                </a:prstGeom>
+                              </pic:spPr>
+                            </pic:pic>
+                          </a:graphicData>
+                        </a:graphic>
+                      </wp:inline>
+                    </w:drawing>
+                  </w:r>
+                </w:p>
+              </w:tc>
+              <w:tc>
+                <w:tcPr>
+                  <w:tcW w:w="4714" w:type="dxa"/>
+                </w:tcPr>
+                <w:p>
+                  <w:pPr>
+                    <w:pStyle w:val="SS3-115"/>
+                    <w:numPr>
+                      <w:ilvl w:val="0"/>
+                      <w:numId w:val="18"/>
+                    </w:numPr>
+                  </w:pPr>
+                  <w:r>
+                    <w:t xml:space="preserve">Stringhopper </w:t>
+                  </w:r>
+                  <w:r>
+                    <w:t>mats</w:t>
+                  </w:r>
+                </w:p>
                 <w:p>
                   <w:pPr>
                     <w:pStyle w:val="SS3-115"/>
@@ -5508,11 +5328,117 @@
                       <w:ilvl w:val="0"/>
                       <w:numId w:val="19"/>
                     </w:numPr>
+                    <w:ind w:left="454" w:hanging="284"/>
                   </w:pPr>
                   <w:r>
-                    <w:t>Stringhopper press</w:t>
+                    <w:t>These are round shallow baskets made of thin pieces of wood. The wood is in a criss-cross pattern to form large holes.</w:t>
                   </w:r>
                 </w:p>
+                <w:p>
+                  <w:pPr>
+                    <w:pStyle w:val="SS3-115"/>
+                    <w:numPr>
+                      <w:ilvl w:val="0"/>
+                      <w:numId w:val="19"/>
+                    </w:numPr>
+                    <w:ind w:left="454" w:hanging="284"/>
+                  </w:pPr>
+                  <w:r>
+                    <w:t>These are cloth triangles with very small holes in them.</w:t>
+                  </w:r>
+                </w:p>
+                <w:p>
+                  <w:pPr>
+                    <w:pStyle w:val="SS3-115"/>
+                    <w:numPr>
+                      <w:ilvl w:val="0"/>
+                      <w:numId w:val="17"/>
+                    </w:numPr>
+                    <w:ind w:left="454" w:hanging="284"/>
+                  </w:pPr>
+                  <w:r>
+                    <w:t>These are thick pieces of wood with rectangular holes in them.</w:t>
+                  </w:r>
+                </w:p>
+              </w:tc>
+            </w:tr>
+          </w:tbl>
+          <w:p>
+            <w:pPr>
+              <w:pStyle w:val="SS3-115"/>
+            </w:pPr>
+          </w:p>
+        </w:tc>
+        <w:tc>
+          <w:tcPr>
+            <w:tcW w:w="6865" w:type="dxa"/>
+            <w:gridSpan w:val="2"/>
+          </w:tcPr>
+          <w:tbl>
+            <w:tblPr>
+              <w:tblStyle w:val="CommonTable"/>
+              <w:tblW w:w="0" w:type="auto"/>
+              <w:tblLook w:val="04A0" w:firstRow="1" w:lastRow="0" w:firstColumn="1" w:lastColumn="0" w:noHBand="0" w:noVBand="1"/>
+            </w:tblPr>
+            <w:tblGrid>
+              <w:gridCol w:w="2076"/>
+              <w:gridCol w:w="4553"/>
+            </w:tblGrid>
+            <w:tr>
+              <w:tc>
+                <w:tcPr>
+                  <w:tcW w:w="2099" w:type="dxa"/>
+                </w:tcPr>
+                <w:p>
+                  <w:pPr>
+                    <w:pStyle w:val="SS3-115"/>
+                  </w:pPr>
+                  <w:r>
+                    <w:rPr>
+                      <w:noProof/>
+                    </w:rPr>
+                    <w:drawing>
+                      <wp:inline distT="0" distB="0" distL="0" distR="0" wp14:anchorId="5FFB84C6" wp14:editId="4F218575">
+                        <wp:extent cx="923925" cy="1152525"/>
+                        <wp:effectExtent l="0" t="0" r="9525" b="9525"/>
+                        <wp:docPr id="1745539143" name="Picture 1745539143"/>
+                        <wp:cNvGraphicFramePr>
+                          <a:graphicFrameLocks xmlns:a="http://schemas.openxmlformats.org/drawingml/2006/main" noChangeAspect="1"/>
+                        </wp:cNvGraphicFramePr>
+                        <a:graphic xmlns:a="http://schemas.openxmlformats.org/drawingml/2006/main">
+                          <a:graphicData uri="http://schemas.openxmlformats.org/drawingml/2006/picture">
+                            <pic:pic xmlns:pic="http://schemas.openxmlformats.org/drawingml/2006/picture">
+                              <pic:nvPicPr>
+                                <pic:cNvPr id="1" name=""/>
+                                <pic:cNvPicPr/>
+                              </pic:nvPicPr>
+                              <pic:blipFill>
+                                <a:blip r:embed="rId8"/>
+                                <a:stretch>
+                                  <a:fillRect/>
+                                </a:stretch>
+                              </pic:blipFill>
+                              <pic:spPr>
+                                <a:xfrm>
+                                  <a:off x="0" y="0"/>
+                                  <a:ext cx="923925" cy="1152525"/>
+                                </a:xfrm>
+                                <a:prstGeom prst="rect">
+                                  <a:avLst/>
+                                </a:prstGeom>
+                              </pic:spPr>
+                            </pic:pic>
+                          </a:graphicData>
+                        </a:graphic>
+                      </wp:inline>
+                    </w:drawing>
+                  </w:r>
+                </w:p>
+              </w:tc>
+              <w:tc>
+                <w:tcPr>
+                  <w:tcW w:w="4714" w:type="dxa"/>
+                </w:tcPr>
                 <w:p>
                   <w:pPr>
                     <w:pStyle w:val="SS3-115"/>
@@ -5520,10 +5446,12 @@
                       <w:ilvl w:val="0"/>
                       <w:numId w:val="18"/>
                     </w:numPr>
-                    <w:ind w:left="454" w:hanging="284"/>
                   </w:pPr>
                   <w:r>
-                    <w:t>It has two parts which are different in shape but the same size. It is made of a light material such as plastic.</w:t>
+                    <w:t xml:space="preserve">Stringhopper </w:t>
+                  </w:r>
+                  <w:r>
+                    <w:t>mats</w:t>
                   </w:r>
                 </w:p>
                 <w:p>
@@ -5531,20 +5459,12 @@
                     <w:pStyle w:val="SS3-115"/>
                     <w:numPr>
                       <w:ilvl w:val="0"/>
-                      <w:numId w:val="18"/>
+                      <w:numId w:val="20"/>
                     </w:numPr>
                     <w:ind w:left="454" w:hanging="284"/>
                   </w:pPr>
                   <w:r>
-                    <w:t xml:space="preserve">It's made of heavy metal and has two parts which are similar in shape. The centre is round and there are handles on each side. </w:t>
-                  </w:r>
-                  <w:proofErr w:type="gramStart"/>
-                  <w:r>
-                    <w:t>One part</w:t>
-                  </w:r>
-                  <w:proofErr w:type="gramEnd"/>
-                  <w:r>
-                    <w:t xml:space="preserve"> fits into the other.</w:t>
+                    <w:t>It is made of metal and the top and bottom are the same size and shape.</w:t>
                   </w:r>
                 </w:p>
                 <w:p>
@@ -5552,12 +5472,25 @@
                     <w:pStyle w:val="SS3-115"/>
                     <w:numPr>
                       <w:ilvl w:val="0"/>
-                      <w:numId w:val="18"/>
+                      <w:numId w:val="20"/>
                     </w:numPr>
                     <w:ind w:left="454" w:hanging="284"/>
                   </w:pPr>
                   <w:r>
-                    <w:t>It has two parts and one goes on top of the other. It is square in shape and made of wood.</w:t>
+                    <w:t>It is a metal machine with a wide base and a narrow tray on top.</w:t>
+                  </w:r>
+                </w:p>
+                <w:p>
+                  <w:pPr>
+                    <w:pStyle w:val="SS3-115"/>
+                    <w:numPr>
+                      <w:ilvl w:val="0"/>
+                      <w:numId w:val="17"/>
+                    </w:numPr>
+                    <w:ind w:left="454" w:hanging="284"/>
+                  </w:pPr>
+                  <w:r>
+                    <w:t>It is a machine made of metal with a wide tray at the top and a narrower base.</w:t>
                   </w:r>
                 </w:p>
               </w:tc>
@@ -5567,290 +5500,6 @@
             <w:pPr>
               <w:pStyle w:val="SS3-115"/>
             </w:pPr>
-          </w:p>
-        </w:tc>
-        <w:tc>
-          <w:tcPr>
-            <w:tcW w:w="4961" w:type="dxa"/>
-          </w:tcPr>
-          <w:p>
-            <w:pPr>
-              <w:pStyle w:val="SS3-115"/>
-            </w:pPr>
-            <w:r>
-              <w:rPr>
-                <w:noProof/>
-              </w:rPr>
-              <w:drawing>
-                <wp:inline distT="0" distB="0" distL="0" distR="0" wp14:anchorId="7A09D339" wp14:editId="65F9314F">
-                  <wp:extent cx="2800350" cy="2505075"/>
-                  <wp:effectExtent l="0" t="0" r="0" b="9525"/>
-                  <wp:docPr id="1" name="Picture 1"/>
-                  <wp:cNvGraphicFramePr>
-                    <a:graphicFrameLocks xmlns:a="http://schemas.openxmlformats.org/drawingml/2006/main" noChangeAspect="1"/>
-                  </wp:cNvGraphicFramePr>
-                  <a:graphic xmlns:a="http://schemas.openxmlformats.org/drawingml/2006/main">
-                    <a:graphicData uri="http://schemas.openxmlformats.org/drawingml/2006/picture">
-                      <pic:pic xmlns:pic="http://schemas.openxmlformats.org/drawingml/2006/picture">
-                        <pic:nvPicPr>
-                          <pic:cNvPr id="1" name=""/>
-                          <pic:cNvPicPr/>
-                        </pic:nvPicPr>
-                        <pic:blipFill>
-                          <a:blip r:embed="rId6"/>
-                          <a:stretch>
-                            <a:fillRect/>
-                          </a:stretch>
-                        </pic:blipFill>
-                        <pic:spPr>
-                          <a:xfrm>
-                            <a:off x="0" y="0"/>
-                            <a:ext cx="2800350" cy="2505075"/>
-                          </a:xfrm>
-                          <a:prstGeom prst="rect">
-                            <a:avLst/>
-                          </a:prstGeom>
-                        </pic:spPr>
-                      </pic:pic>
-                    </a:graphicData>
-                  </a:graphic>
-                </wp:inline>
-              </w:drawing>
-            </w:r>
-          </w:p>
-        </w:tc>
-      </w:tr>
-      <w:tr>
-        <w:tc>
-          <w:tcPr>
-            <w:tcW w:w="582" w:type="dxa"/>
-          </w:tcPr>
-          <w:p>
-            <w:pPr>
-              <w:rPr>
-                <w:bCs/>
-                <w:szCs w:val="26"/>
-              </w:rPr>
-            </w:pPr>
-          </w:p>
-        </w:tc>
-        <w:tc>
-          <w:tcPr>
-            <w:tcW w:w="2107" w:type="dxa"/>
-          </w:tcPr>
-          <w:p>
-            <w:pPr>
-              <w:pStyle w:val="SS3-115"/>
-            </w:pPr>
-            <w:r>
-              <w:rPr>
-                <w:noProof/>
-              </w:rPr>
-              <w:drawing>
-                <wp:inline distT="0" distB="0" distL="0" distR="0" wp14:anchorId="7DA05800" wp14:editId="0B5CF0DD">
-                  <wp:extent cx="1057275" cy="962025"/>
-                  <wp:effectExtent l="0" t="0" r="9525" b="9525"/>
-                  <wp:docPr id="3" name="Picture 3"/>
-                  <wp:cNvGraphicFramePr>
-                    <a:graphicFrameLocks xmlns:a="http://schemas.openxmlformats.org/drawingml/2006/main" noChangeAspect="1"/>
-                  </wp:cNvGraphicFramePr>
-                  <a:graphic xmlns:a="http://schemas.openxmlformats.org/drawingml/2006/main">
-                    <a:graphicData uri="http://schemas.openxmlformats.org/drawingml/2006/picture">
-                      <pic:pic xmlns:pic="http://schemas.openxmlformats.org/drawingml/2006/picture">
-                        <pic:nvPicPr>
-                          <pic:cNvPr id="1" name=""/>
-                          <pic:cNvPicPr/>
-                        </pic:nvPicPr>
-                        <pic:blipFill>
-                          <a:blip r:embed="rId7"/>
-                          <a:stretch>
-                            <a:fillRect/>
-                          </a:stretch>
-                        </pic:blipFill>
-                        <pic:spPr>
-                          <a:xfrm>
-                            <a:off x="0" y="0"/>
-                            <a:ext cx="1057275" cy="962025"/>
-                          </a:xfrm>
-                          <a:prstGeom prst="rect">
-                            <a:avLst/>
-                          </a:prstGeom>
-                        </pic:spPr>
-                      </pic:pic>
-                    </a:graphicData>
-                  </a:graphic>
-                </wp:inline>
-              </w:drawing>
-            </w:r>
-          </w:p>
-        </w:tc>
-        <w:tc>
-          <w:tcPr>
-            <w:tcW w:w="4758" w:type="dxa"/>
-          </w:tcPr>
-          <w:p>
-            <w:pPr>
-              <w:pStyle w:val="SS3-115"/>
-              <w:numPr>
-                <w:ilvl w:val="0"/>
-                <w:numId w:val="19"/>
-              </w:numPr>
-            </w:pPr>
-            <w:r>
-              <w:t xml:space="preserve">Stringhopper </w:t>
-            </w:r>
-            <w:r>
-              <w:t>mats</w:t>
-            </w:r>
-          </w:p>
-          <w:p>
-            <w:pPr>
-              <w:pStyle w:val="SS3-115"/>
-              <w:numPr>
-                <w:ilvl w:val="0"/>
-                <w:numId w:val="20"/>
-              </w:numPr>
-              <w:ind w:left="454" w:hanging="284"/>
-            </w:pPr>
-            <w:r>
-              <w:t>These are round shallow baskets made of thin pieces of wood. The wood is in a criss-cross pattern to form large holes.</w:t>
-            </w:r>
-          </w:p>
-          <w:p>
-            <w:pPr>
-              <w:pStyle w:val="SS3-115"/>
-              <w:numPr>
-                <w:ilvl w:val="0"/>
-                <w:numId w:val="20"/>
-              </w:numPr>
-              <w:ind w:left="454" w:hanging="284"/>
-            </w:pPr>
-            <w:r>
-              <w:t>These are cloth triangles with very small holes in them.</w:t>
-            </w:r>
-          </w:p>
-          <w:p>
-            <w:pPr>
-              <w:pStyle w:val="SS3-115"/>
-              <w:numPr>
-                <w:ilvl w:val="0"/>
-                <w:numId w:val="20"/>
-              </w:numPr>
-              <w:ind w:left="454" w:hanging="284"/>
-            </w:pPr>
-            <w:r>
-              <w:t>These are thick pieces of wood with rectangular holes in them.</w:t>
-            </w:r>
-          </w:p>
-        </w:tc>
-        <w:tc>
-          <w:tcPr>
-            <w:tcW w:w="1762" w:type="dxa"/>
-          </w:tcPr>
-          <w:p>
-            <w:pPr>
-              <w:pStyle w:val="SS3-115"/>
-            </w:pPr>
-            <w:r>
-              <w:rPr>
-                <w:noProof/>
-              </w:rPr>
-              <w:drawing>
-                <wp:inline distT="0" distB="0" distL="0" distR="0" wp14:anchorId="695D2345" wp14:editId="351EECED">
-                  <wp:extent cx="923925" cy="1152525"/>
-                  <wp:effectExtent l="0" t="0" r="9525" b="9525"/>
-                  <wp:docPr id="4" name="Picture 4"/>
-                  <wp:cNvGraphicFramePr>
-                    <a:graphicFrameLocks xmlns:a="http://schemas.openxmlformats.org/drawingml/2006/main" noChangeAspect="1"/>
-                  </wp:cNvGraphicFramePr>
-                  <a:graphic xmlns:a="http://schemas.openxmlformats.org/drawingml/2006/main">
-                    <a:graphicData uri="http://schemas.openxmlformats.org/drawingml/2006/picture">
-                      <pic:pic xmlns:pic="http://schemas.openxmlformats.org/drawingml/2006/picture">
-                        <pic:nvPicPr>
-                          <pic:cNvPr id="1" name=""/>
-                          <pic:cNvPicPr/>
-                        </pic:nvPicPr>
-                        <pic:blipFill>
-                          <a:blip r:embed="rId8"/>
-                          <a:stretch>
-                            <a:fillRect/>
-                          </a:stretch>
-                        </pic:blipFill>
-                        <pic:spPr>
-                          <a:xfrm>
-                            <a:off x="0" y="0"/>
-                            <a:ext cx="923925" cy="1152525"/>
-                          </a:xfrm>
-                          <a:prstGeom prst="rect">
-                            <a:avLst/>
-                          </a:prstGeom>
-                        </pic:spPr>
-                      </pic:pic>
-                    </a:graphicData>
-                  </a:graphic>
-                </wp:inline>
-              </w:drawing>
-            </w:r>
-          </w:p>
-        </w:tc>
-        <w:tc>
-          <w:tcPr>
-            <w:tcW w:w="5103" w:type="dxa"/>
-            <w:gridSpan w:val="2"/>
-          </w:tcPr>
-          <w:p>
-            <w:pPr>
-              <w:pStyle w:val="SS3-115"/>
-              <w:numPr>
-                <w:ilvl w:val="0"/>
-                <w:numId w:val="19"/>
-              </w:numPr>
-            </w:pPr>
-            <w:r>
-              <w:t xml:space="preserve">Stringhopper </w:t>
-            </w:r>
-            <w:r>
-              <w:t>mats</w:t>
-            </w:r>
-          </w:p>
-          <w:p>
-            <w:pPr>
-              <w:pStyle w:val="SS3-115"/>
-              <w:numPr>
-                <w:ilvl w:val="0"/>
-                <w:numId w:val="21"/>
-              </w:numPr>
-              <w:ind w:left="454" w:hanging="284"/>
-            </w:pPr>
-            <w:r>
-              <w:t>It is made of metal and the top and bottom are the same size and shape.</w:t>
-            </w:r>
-          </w:p>
-          <w:p>
-            <w:pPr>
-              <w:pStyle w:val="SS3-115"/>
-              <w:numPr>
-                <w:ilvl w:val="0"/>
-                <w:numId w:val="21"/>
-              </w:numPr>
-              <w:ind w:left="454" w:hanging="284"/>
-            </w:pPr>
-            <w:r>
-              <w:t>It is a metal machine with a wide base and a narrow tray on top.</w:t>
-            </w:r>
-          </w:p>
-          <w:p>
-            <w:pPr>
-              <w:pStyle w:val="SS3-115"/>
-              <w:numPr>
-                <w:ilvl w:val="0"/>
-                <w:numId w:val="21"/>
-              </w:numPr>
-              <w:ind w:left="454" w:hanging="284"/>
-            </w:pPr>
-            <w:r>
-              <w:t>It is a machine made of metal with a wide tray at the top and a narrower base.</w:t>
-            </w:r>
           </w:p>
         </w:tc>
       </w:tr>
@@ -6875,7 +6524,7 @@
               <w:pStyle w:val="SS3-115"/>
               <w:numPr>
                 <w:ilvl w:val="0"/>
-                <w:numId w:val="22"/>
+                <w:numId w:val="21"/>
               </w:numPr>
               <w:spacing w:after="0"/>
               <w:ind w:left="284" w:hanging="284"/>
@@ -6895,7 +6544,7 @@
               <w:pStyle w:val="SS3-115"/>
               <w:numPr>
                 <w:ilvl w:val="0"/>
-                <w:numId w:val="22"/>
+                <w:numId w:val="21"/>
               </w:numPr>
               <w:spacing w:after="0"/>
               <w:ind w:left="284" w:hanging="284"/>
@@ -6909,7 +6558,7 @@
               <w:pStyle w:val="SS3-115"/>
               <w:numPr>
                 <w:ilvl w:val="0"/>
-                <w:numId w:val="22"/>
+                <w:numId w:val="21"/>
               </w:numPr>
               <w:spacing w:after="0"/>
               <w:ind w:left="284" w:hanging="284"/>
@@ -6923,7 +6572,7 @@
               <w:pStyle w:val="SS3-115"/>
               <w:numPr>
                 <w:ilvl w:val="0"/>
-                <w:numId w:val="22"/>
+                <w:numId w:val="21"/>
               </w:numPr>
               <w:spacing w:after="0"/>
               <w:ind w:left="284" w:hanging="284"/>
@@ -6937,7 +6586,7 @@
               <w:pStyle w:val="SS3-115"/>
               <w:numPr>
                 <w:ilvl w:val="0"/>
-                <w:numId w:val="22"/>
+                <w:numId w:val="21"/>
               </w:numPr>
               <w:spacing w:after="0"/>
               <w:ind w:left="284" w:hanging="284"/>
@@ -6951,7 +6600,7 @@
               <w:pStyle w:val="SS3-115"/>
               <w:numPr>
                 <w:ilvl w:val="0"/>
-                <w:numId w:val="22"/>
+                <w:numId w:val="21"/>
               </w:numPr>
               <w:spacing w:after="0"/>
               <w:ind w:left="284" w:hanging="284"/>
@@ -7021,6 +6670,7 @@
                 <w:p>
                   <w:pPr>
                     <w:rPr>
+                      <w:iCs/>
                       <w:sz w:val="21"/>
                       <w:szCs w:val="21"/>
                     </w:rPr>
@@ -7049,7 +6699,23 @@
                       <w:sz w:val="21"/>
                       <w:szCs w:val="21"/>
                     </w:rPr>
-                    <w:t xml:space="preserve"> They are made with rice. You mix it with water</w:t>
+                    <w:t xml:space="preserve"> They are made with rice.</w:t>
+                  </w:r>
+                </w:p>
+                <w:p>
+                  <w:pPr>
+                    <w:rPr>
+                      <w:sz w:val="21"/>
+                      <w:szCs w:val="21"/>
+                    </w:rPr>
+                  </w:pPr>
+                  <w:r>
+                    <w:rPr>
+                      <w:iCs/>
+                      <w:sz w:val="21"/>
+                      <w:szCs w:val="21"/>
+                    </w:rPr>
+                    <w:t>You mix it with water</w:t>
                   </w:r>
                   <w:r>
                     <w:rPr>
@@ -7582,11 +7248,9 @@
                       </w14:textOutline>
                     </w:rPr>
                   </w:pPr>
-                  <w:proofErr w:type="gramStart"/>
                   <w:r>
                     <w:t>Finally</w:t>
                   </w:r>
-                  <w:proofErr w:type="gramEnd"/>
                 </w:p>
               </w:tc>
               <w:tc>
@@ -7689,7 +7353,7 @@
               <w:pStyle w:val="SS3-115"/>
               <w:numPr>
                 <w:ilvl w:val="0"/>
-                <w:numId w:val="23"/>
+                <w:numId w:val="22"/>
               </w:numPr>
             </w:pPr>
             <w:r>
@@ -7701,7 +7365,7 @@
               <w:pStyle w:val="SS3-115"/>
               <w:numPr>
                 <w:ilvl w:val="0"/>
-                <w:numId w:val="23"/>
+                <w:numId w:val="22"/>
               </w:numPr>
             </w:pPr>
             <w:r>
@@ -7713,7 +7377,7 @@
               <w:pStyle w:val="SS3-115"/>
               <w:numPr>
                 <w:ilvl w:val="0"/>
-                <w:numId w:val="23"/>
+                <w:numId w:val="22"/>
               </w:numPr>
             </w:pPr>
             <w:r>
@@ -7725,7 +7389,7 @@
               <w:pStyle w:val="SS3-115"/>
               <w:numPr>
                 <w:ilvl w:val="0"/>
-                <w:numId w:val="23"/>
+                <w:numId w:val="22"/>
               </w:numPr>
             </w:pPr>
             <w:r>
@@ -7737,7 +7401,7 @@
               <w:pStyle w:val="SS3-115"/>
               <w:numPr>
                 <w:ilvl w:val="0"/>
-                <w:numId w:val="23"/>
+                <w:numId w:val="22"/>
               </w:numPr>
             </w:pPr>
             <w:r>
@@ -7749,7 +7413,7 @@
               <w:pStyle w:val="SS3-115"/>
               <w:numPr>
                 <w:ilvl w:val="0"/>
-                <w:numId w:val="23"/>
+                <w:numId w:val="22"/>
               </w:numPr>
             </w:pPr>
             <w:r>
@@ -8036,7 +7700,7 @@
               <w:pStyle w:val="SS3-115"/>
               <w:numPr>
                 <w:ilvl w:val="0"/>
-                <w:numId w:val="24"/>
+                <w:numId w:val="23"/>
               </w:numPr>
               <w:ind w:left="284" w:hanging="284"/>
             </w:pPr>
@@ -8049,7 +7713,7 @@
               <w:pStyle w:val="SS3-115"/>
               <w:numPr>
                 <w:ilvl w:val="0"/>
-                <w:numId w:val="24"/>
+                <w:numId w:val="23"/>
               </w:numPr>
               <w:ind w:left="284" w:hanging="284"/>
             </w:pPr>
@@ -8248,7 +7912,7 @@
               <w:pStyle w:val="SS3-115"/>
               <w:numPr>
                 <w:ilvl w:val="0"/>
-                <w:numId w:val="25"/>
+                <w:numId w:val="24"/>
               </w:numPr>
               <w:ind w:left="284" w:hanging="284"/>
             </w:pPr>
@@ -8261,7 +7925,7 @@
               <w:pStyle w:val="SS3-115"/>
               <w:numPr>
                 <w:ilvl w:val="0"/>
-                <w:numId w:val="25"/>
+                <w:numId w:val="24"/>
               </w:numPr>
               <w:ind w:left="284" w:hanging="284"/>
             </w:pPr>
@@ -8274,7 +7938,7 @@
               <w:pStyle w:val="SS3-115"/>
               <w:numPr>
                 <w:ilvl w:val="0"/>
-                <w:numId w:val="25"/>
+                <w:numId w:val="24"/>
               </w:numPr>
               <w:ind w:left="284" w:hanging="284"/>
             </w:pPr>
@@ -8287,7 +7951,7 @@
               <w:pStyle w:val="SS3-115"/>
               <w:numPr>
                 <w:ilvl w:val="0"/>
-                <w:numId w:val="25"/>
+                <w:numId w:val="24"/>
               </w:numPr>
               <w:spacing w:after="0"/>
               <w:ind w:left="284" w:hanging="284"/>
@@ -8481,7 +8145,7 @@
               <w:pStyle w:val="SS3-115"/>
               <w:numPr>
                 <w:ilvl w:val="0"/>
-                <w:numId w:val="26"/>
+                <w:numId w:val="25"/>
               </w:numPr>
               <w:spacing w:after="0"/>
               <w:ind w:left="284" w:hanging="284"/>
@@ -8495,7 +8159,7 @@
               <w:pStyle w:val="SS3-115"/>
               <w:numPr>
                 <w:ilvl w:val="0"/>
-                <w:numId w:val="26"/>
+                <w:numId w:val="25"/>
               </w:numPr>
               <w:spacing w:after="0"/>
               <w:ind w:left="284" w:hanging="284"/>
@@ -8509,7 +8173,7 @@
               <w:pStyle w:val="SS3-115"/>
               <w:numPr>
                 <w:ilvl w:val="0"/>
-                <w:numId w:val="26"/>
+                <w:numId w:val="25"/>
               </w:numPr>
               <w:spacing w:after="0"/>
               <w:ind w:left="284" w:hanging="284"/>
@@ -8523,7 +8187,7 @@
               <w:pStyle w:val="SS3-115"/>
               <w:numPr>
                 <w:ilvl w:val="0"/>
-                <w:numId w:val="26"/>
+                <w:numId w:val="25"/>
               </w:numPr>
               <w:spacing w:after="0"/>
               <w:ind w:left="284" w:hanging="284"/>
@@ -8537,7 +8201,7 @@
               <w:pStyle w:val="SS3-115"/>
               <w:numPr>
                 <w:ilvl w:val="0"/>
-                <w:numId w:val="26"/>
+                <w:numId w:val="25"/>
               </w:numPr>
               <w:spacing w:after="0"/>
               <w:ind w:left="284" w:hanging="284"/>
@@ -8551,7 +8215,7 @@
               <w:pStyle w:val="SS3-115"/>
               <w:numPr>
                 <w:ilvl w:val="0"/>
-                <w:numId w:val="26"/>
+                <w:numId w:val="25"/>
               </w:numPr>
               <w:spacing w:after="0"/>
               <w:ind w:left="284" w:hanging="284"/>
@@ -9688,7 +9352,7 @@
               <w:pStyle w:val="SS3-115"/>
               <w:numPr>
                 <w:ilvl w:val="0"/>
-                <w:numId w:val="27"/>
+                <w:numId w:val="26"/>
               </w:numPr>
             </w:pPr>
             <w:r>
@@ -9700,7 +9364,7 @@
               <w:pStyle w:val="SS3-115"/>
               <w:numPr>
                 <w:ilvl w:val="0"/>
-                <w:numId w:val="27"/>
+                <w:numId w:val="26"/>
               </w:numPr>
             </w:pPr>
             <w:r>
@@ -9712,7 +9376,7 @@
               <w:pStyle w:val="SS3-115"/>
               <w:numPr>
                 <w:ilvl w:val="0"/>
-                <w:numId w:val="27"/>
+                <w:numId w:val="26"/>
               </w:numPr>
             </w:pPr>
             <w:r>
@@ -9724,7 +9388,7 @@
               <w:pStyle w:val="SS3-115"/>
               <w:numPr>
                 <w:ilvl w:val="0"/>
-                <w:numId w:val="27"/>
+                <w:numId w:val="26"/>
               </w:numPr>
             </w:pPr>
             <w:r>
@@ -9736,7 +9400,7 @@
               <w:pStyle w:val="SS3-115"/>
               <w:numPr>
                 <w:ilvl w:val="0"/>
-                <w:numId w:val="27"/>
+                <w:numId w:val="26"/>
               </w:numPr>
             </w:pPr>
             <w:r>
@@ -9748,7 +9412,7 @@
               <w:pStyle w:val="SS3-115"/>
               <w:numPr>
                 <w:ilvl w:val="0"/>
-                <w:numId w:val="27"/>
+                <w:numId w:val="26"/>
               </w:numPr>
             </w:pPr>
             <w:r>
@@ -9760,7 +9424,7 @@
               <w:pStyle w:val="SS3-115"/>
               <w:numPr>
                 <w:ilvl w:val="0"/>
-                <w:numId w:val="27"/>
+                <w:numId w:val="26"/>
               </w:numPr>
             </w:pPr>
             <w:r>
@@ -9772,7 +9436,7 @@
               <w:pStyle w:val="SS3-115"/>
               <w:numPr>
                 <w:ilvl w:val="0"/>
-                <w:numId w:val="27"/>
+                <w:numId w:val="26"/>
               </w:numPr>
             </w:pPr>
             <w:r>
@@ -9784,7 +9448,7 @@
               <w:pStyle w:val="SS3-115"/>
               <w:numPr>
                 <w:ilvl w:val="0"/>
-                <w:numId w:val="27"/>
+                <w:numId w:val="26"/>
               </w:numPr>
             </w:pPr>
             <w:r>
@@ -9998,7 +9662,7 @@
               <w:pStyle w:val="SS3-115"/>
               <w:numPr>
                 <w:ilvl w:val="0"/>
-                <w:numId w:val="28"/>
+                <w:numId w:val="27"/>
               </w:numPr>
               <w:spacing w:after="0"/>
               <w:ind w:left="284" w:hanging="284"/>
@@ -10032,7 +9696,7 @@
               <w:pStyle w:val="SS3-115"/>
               <w:numPr>
                 <w:ilvl w:val="0"/>
-                <w:numId w:val="28"/>
+                <w:numId w:val="27"/>
               </w:numPr>
               <w:spacing w:after="0"/>
               <w:ind w:left="284" w:hanging="284"/>
@@ -10066,7 +9730,7 @@
               <w:pStyle w:val="SS3-115"/>
               <w:numPr>
                 <w:ilvl w:val="0"/>
-                <w:numId w:val="28"/>
+                <w:numId w:val="27"/>
               </w:numPr>
               <w:spacing w:after="0"/>
               <w:ind w:left="284" w:hanging="284"/>
@@ -10100,7 +9764,7 @@
               <w:pStyle w:val="SS3-115"/>
               <w:numPr>
                 <w:ilvl w:val="0"/>
-                <w:numId w:val="28"/>
+                <w:numId w:val="27"/>
               </w:numPr>
               <w:spacing w:after="0"/>
               <w:ind w:left="284" w:hanging="284"/>
@@ -10589,29 +10253,7 @@
                 <w:sz w:val="23"/>
                 <w:szCs w:val="23"/>
               </w:rPr>
-              <w:t xml:space="preserve">In Section 1 of the Listening </w:t>
-            </w:r>
-            <w:proofErr w:type="gramStart"/>
-            <w:r>
-              <w:rPr>
-                <w:rFonts w:ascii="Source Sans 3 Medium" w:hAnsi="Source Sans 3 Medium"/>
-                <w:b/>
-                <w:bCs/>
-                <w:sz w:val="23"/>
-                <w:szCs w:val="23"/>
-              </w:rPr>
-              <w:t>test</w:t>
-            </w:r>
-            <w:proofErr w:type="gramEnd"/>
-            <w:r>
-              <w:rPr>
-                <w:rFonts w:ascii="Source Sans 3 Medium" w:hAnsi="Source Sans 3 Medium"/>
-                <w:b/>
-                <w:bCs/>
-                <w:sz w:val="23"/>
-                <w:szCs w:val="23"/>
-              </w:rPr>
-              <w:t xml:space="preserve"> you will hear two people talking in everyday situations. Tick TWO situations that could be in Section 1 of the Listening test</w:t>
+              <w:t>In Section 1 of the Listening test you will hear two people talking in everyday situations. Tick TWO situations that could be in Section 1 of the Listening test</w:t>
             </w:r>
             <w:r>
               <w:rPr>
@@ -10629,7 +10271,7 @@
               <w:pStyle w:val="ListParagraph"/>
               <w:numPr>
                 <w:ilvl w:val="0"/>
-                <w:numId w:val="29"/>
+                <w:numId w:val="28"/>
               </w:numPr>
               <w:spacing w:after="120"/>
               <w:ind w:left="284" w:hanging="284"/>
@@ -10665,7 +10307,7 @@
               <w:pStyle w:val="ListParagraph"/>
               <w:numPr>
                 <w:ilvl w:val="0"/>
-                <w:numId w:val="29"/>
+                <w:numId w:val="28"/>
               </w:numPr>
               <w:spacing w:after="120"/>
               <w:ind w:left="284" w:hanging="284"/>
@@ -10701,7 +10343,7 @@
               <w:pStyle w:val="ListParagraph"/>
               <w:numPr>
                 <w:ilvl w:val="0"/>
-                <w:numId w:val="29"/>
+                <w:numId w:val="28"/>
               </w:numPr>
               <w:spacing w:after="120"/>
               <w:ind w:left="284" w:hanging="284"/>
@@ -10737,7 +10379,7 @@
               <w:pStyle w:val="ListParagraph"/>
               <w:numPr>
                 <w:ilvl w:val="0"/>
-                <w:numId w:val="29"/>
+                <w:numId w:val="28"/>
               </w:numPr>
               <w:spacing w:after="120"/>
               <w:ind w:left="284" w:hanging="284"/>
@@ -11335,7 +10977,7 @@
                     <w:pStyle w:val="ListParagraph"/>
                     <w:numPr>
                       <w:ilvl w:val="0"/>
-                      <w:numId w:val="30"/>
+                      <w:numId w:val="29"/>
                     </w:numPr>
                     <w:ind w:left="284" w:hanging="284"/>
                     <w:rPr>
@@ -11350,15 +10992,7 @@
                       <w:iCs/>
                       <w:sz w:val="23"/>
                     </w:rPr>
-                    <w:t xml:space="preserve">The customer would like to </w:t>
-                  </w:r>
-                  <w:r>
-                    <w:rPr>
-                      <w:rFonts w:ascii="Source Sans 3" w:hAnsi="Source Sans 3"/>
-                      <w:iCs/>
-                      <w:sz w:val="23"/>
-                    </w:rPr>
-                    <w:t>---</w:t>
+                    <w:t>The customer would like to ---</w:t>
                   </w:r>
                 </w:p>
                 <w:p>
@@ -11366,7 +11000,7 @@
                     <w:pStyle w:val="ListParagraph"/>
                     <w:numPr>
                       <w:ilvl w:val="0"/>
-                      <w:numId w:val="31"/>
+                      <w:numId w:val="30"/>
                     </w:numPr>
                     <w:ind w:left="568" w:hanging="284"/>
                     <w:rPr>
@@ -11389,7 +11023,7 @@
                     <w:pStyle w:val="ListParagraph"/>
                     <w:numPr>
                       <w:ilvl w:val="0"/>
-                      <w:numId w:val="31"/>
+                      <w:numId w:val="30"/>
                     </w:numPr>
                     <w:ind w:left="568" w:hanging="284"/>
                     <w:rPr>
@@ -11540,7 +11174,7 @@
                     <w:pStyle w:val="ListParagraph"/>
                     <w:numPr>
                       <w:ilvl w:val="0"/>
-                      <w:numId w:val="30"/>
+                      <w:numId w:val="29"/>
                     </w:numPr>
                     <w:ind w:left="284" w:hanging="284"/>
                     <w:rPr>
@@ -11568,7 +11202,7 @@
                     <w:pStyle w:val="ListParagraph"/>
                     <w:numPr>
                       <w:ilvl w:val="0"/>
-                      <w:numId w:val="31"/>
+                      <w:numId w:val="30"/>
                     </w:numPr>
                     <w:ind w:left="568" w:hanging="284"/>
                     <w:rPr>
@@ -11591,7 +11225,7 @@
                     <w:pStyle w:val="ListParagraph"/>
                     <w:numPr>
                       <w:ilvl w:val="0"/>
-                      <w:numId w:val="31"/>
+                      <w:numId w:val="30"/>
                     </w:numPr>
                     <w:ind w:left="568" w:hanging="284"/>
                     <w:rPr>
@@ -12076,7 +11710,7 @@
                     <w:pStyle w:val="ListParagraph"/>
                     <w:numPr>
                       <w:ilvl w:val="0"/>
-                      <w:numId w:val="32"/>
+                      <w:numId w:val="31"/>
                     </w:numPr>
                     <w:ind w:left="227" w:hanging="227"/>
                     <w:rPr>
@@ -12111,7 +11745,7 @@
                     <w:pStyle w:val="ListParagraph"/>
                     <w:numPr>
                       <w:ilvl w:val="0"/>
-                      <w:numId w:val="32"/>
+                      <w:numId w:val="31"/>
                     </w:numPr>
                     <w:ind w:left="227" w:hanging="227"/>
                     <w:rPr>
@@ -12146,7 +11780,7 @@
                     <w:pStyle w:val="ListParagraph"/>
                     <w:numPr>
                       <w:ilvl w:val="0"/>
-                      <w:numId w:val="32"/>
+                      <w:numId w:val="31"/>
                     </w:numPr>
                     <w:ind w:left="227" w:hanging="227"/>
                     <w:rPr>
@@ -12181,7 +11815,7 @@
                     <w:pStyle w:val="ListParagraph"/>
                     <w:numPr>
                       <w:ilvl w:val="0"/>
-                      <w:numId w:val="32"/>
+                      <w:numId w:val="31"/>
                     </w:numPr>
                     <w:ind w:left="227" w:hanging="227"/>
                     <w:rPr>
@@ -12221,7 +11855,7 @@
                     <w:pStyle w:val="ListParagraph"/>
                     <w:numPr>
                       <w:ilvl w:val="0"/>
-                      <w:numId w:val="32"/>
+                      <w:numId w:val="31"/>
                     </w:numPr>
                     <w:ind w:left="227" w:hanging="227"/>
                     <w:rPr>
@@ -12256,7 +11890,7 @@
                     <w:pStyle w:val="ListParagraph"/>
                     <w:numPr>
                       <w:ilvl w:val="0"/>
-                      <w:numId w:val="32"/>
+                      <w:numId w:val="31"/>
                     </w:numPr>
                     <w:ind w:left="227" w:hanging="227"/>
                     <w:rPr>
@@ -12291,7 +11925,7 @@
                     <w:pStyle w:val="ListParagraph"/>
                     <w:numPr>
                       <w:ilvl w:val="0"/>
-                      <w:numId w:val="32"/>
+                      <w:numId w:val="31"/>
                     </w:numPr>
                     <w:ind w:left="227" w:hanging="227"/>
                     <w:rPr>
@@ -12326,7 +11960,7 @@
                     <w:pStyle w:val="ListParagraph"/>
                     <w:numPr>
                       <w:ilvl w:val="0"/>
-                      <w:numId w:val="32"/>
+                      <w:numId w:val="31"/>
                     </w:numPr>
                     <w:ind w:left="227" w:hanging="227"/>
                     <w:rPr>
@@ -12617,7 +12251,7 @@
                     <w:pStyle w:val="ListParagraph"/>
                     <w:numPr>
                       <w:ilvl w:val="0"/>
-                      <w:numId w:val="33"/>
+                      <w:numId w:val="32"/>
                     </w:numPr>
                     <w:rPr>
                       <w:rStyle w:val="BlankWord1"/>
@@ -12656,7 +12290,7 @@
                     <w:pStyle w:val="ListParagraph"/>
                     <w:numPr>
                       <w:ilvl w:val="0"/>
-                      <w:numId w:val="33"/>
+                      <w:numId w:val="32"/>
                     </w:numPr>
                     <w:rPr>
                       <w:rStyle w:val="BlankWord1"/>
@@ -12695,7 +12329,7 @@
                     <w:pStyle w:val="ListParagraph"/>
                     <w:numPr>
                       <w:ilvl w:val="0"/>
-                      <w:numId w:val="33"/>
+                      <w:numId w:val="32"/>
                     </w:numPr>
                     <w:rPr>
                       <w:rStyle w:val="BlankWord1"/>
@@ -12758,7 +12392,7 @@
                     <w:pStyle w:val="ListParagraph"/>
                     <w:numPr>
                       <w:ilvl w:val="0"/>
-                      <w:numId w:val="34"/>
+                      <w:numId w:val="33"/>
                     </w:numPr>
                     <w:rPr>
                       <w:rStyle w:val="BlankWord1"/>
@@ -12791,7 +12425,7 @@
                     <w:pStyle w:val="ListParagraph"/>
                     <w:numPr>
                       <w:ilvl w:val="0"/>
-                      <w:numId w:val="34"/>
+                      <w:numId w:val="33"/>
                     </w:numPr>
                     <w:rPr>
                       <w:rStyle w:val="BlankWord1"/>
@@ -12832,7 +12466,7 @@
                     <w:pStyle w:val="ListParagraph"/>
                     <w:numPr>
                       <w:ilvl w:val="0"/>
-                      <w:numId w:val="34"/>
+                      <w:numId w:val="33"/>
                     </w:numPr>
                     <w:rPr>
                       <w:rStyle w:val="BlankWord1"/>
@@ -13076,21 +12710,12 @@
               <w:pStyle w:val="SS3-115"/>
               <w:numPr>
                 <w:ilvl w:val="0"/>
-                <w:numId w:val="35"/>
+                <w:numId w:val="34"/>
               </w:numPr>
               <w:ind w:left="284" w:hanging="284"/>
             </w:pPr>
             <w:r>
-              <w:t xml:space="preserve">No, no, it's the day after </w:t>
-            </w:r>
-            <w:r>
-              <w:t>–</w:t>
-            </w:r>
-            <w:r>
-              <w:t xml:space="preserve"> the</w:t>
-            </w:r>
-            <w:r>
-              <w:t xml:space="preserve"> ---.</w:t>
+              <w:t>No, no, it's the day after – the ---.</w:t>
             </w:r>
           </w:p>
           <w:p>
@@ -13115,18 +12740,12 @@
               <w:pStyle w:val="SS3-115"/>
               <w:numPr>
                 <w:ilvl w:val="0"/>
-                <w:numId w:val="35"/>
+                <w:numId w:val="34"/>
               </w:numPr>
               <w:ind w:left="284" w:hanging="284"/>
             </w:pPr>
             <w:r>
-              <w:t>The private room can seat up to</w:t>
-            </w:r>
-            <w:r>
-              <w:t xml:space="preserve"> --- </w:t>
-            </w:r>
-            <w:r>
-              <w:t>people.</w:t>
+              <w:t>The private room can seat up to --- people.</w:t>
             </w:r>
           </w:p>
           <w:p>
@@ -13165,7 +12784,6 @@
         </w:tc>
       </w:tr>
     </w:tbl>
-    <w:p/>
     <w:tbl>
       <w:tblPr>
         <w:tblStyle w:val="DottedTable"/>
@@ -13314,7 +12932,7 @@
                     <w:pStyle w:val="ListParagraph"/>
                     <w:numPr>
                       <w:ilvl w:val="0"/>
-                      <w:numId w:val="36"/>
+                      <w:numId w:val="35"/>
                     </w:numPr>
                     <w:rPr>
                       <w:rStyle w:val="BlankWord1"/>
@@ -13347,7 +12965,7 @@
                     <w:pStyle w:val="ListParagraph"/>
                     <w:numPr>
                       <w:ilvl w:val="0"/>
-                      <w:numId w:val="36"/>
+                      <w:numId w:val="35"/>
                     </w:numPr>
                     <w:rPr>
                       <w:rStyle w:val="BlankWord1"/>
@@ -13396,7 +13014,7 @@
                     <w:pStyle w:val="ListParagraph"/>
                     <w:numPr>
                       <w:ilvl w:val="0"/>
-                      <w:numId w:val="36"/>
+                      <w:numId w:val="35"/>
                     </w:numPr>
                     <w:rPr>
                       <w:rStyle w:val="BlankWord1"/>
@@ -13556,7 +13174,7 @@
               <w:pStyle w:val="SS3-115"/>
               <w:numPr>
                 <w:ilvl w:val="0"/>
-                <w:numId w:val="37"/>
+                <w:numId w:val="36"/>
               </w:numPr>
             </w:pPr>
             <w:r>
@@ -13588,7 +13206,7 @@
                     <w:pStyle w:val="ListParagraph"/>
                     <w:numPr>
                       <w:ilvl w:val="0"/>
-                      <w:numId w:val="38"/>
+                      <w:numId w:val="37"/>
                     </w:numPr>
                     <w:rPr>
                       <w:rStyle w:val="BlankWord1"/>
@@ -13629,7 +13247,7 @@
                     <w:pStyle w:val="ListParagraph"/>
                     <w:numPr>
                       <w:ilvl w:val="0"/>
-                      <w:numId w:val="38"/>
+                      <w:numId w:val="37"/>
                     </w:numPr>
                     <w:rPr>
                       <w:rStyle w:val="BlankWord1"/>
@@ -13670,7 +13288,7 @@
                     <w:pStyle w:val="ListParagraph"/>
                     <w:numPr>
                       <w:ilvl w:val="0"/>
-                      <w:numId w:val="38"/>
+                      <w:numId w:val="37"/>
                     </w:numPr>
                     <w:rPr>
                       <w:rStyle w:val="BlankWord1"/>
@@ -13710,7 +13328,7 @@
               <w:pStyle w:val="SS3-115"/>
               <w:numPr>
                 <w:ilvl w:val="0"/>
-                <w:numId w:val="37"/>
+                <w:numId w:val="36"/>
               </w:numPr>
             </w:pPr>
             <w:r>
@@ -13739,7 +13357,7 @@
                     <w:pStyle w:val="ListParagraph"/>
                     <w:numPr>
                       <w:ilvl w:val="0"/>
-                      <w:numId w:val="39"/>
+                      <w:numId w:val="38"/>
                     </w:numPr>
                     <w:rPr>
                       <w:rStyle w:val="BlankWord1"/>
@@ -13780,7 +13398,7 @@
                     <w:pStyle w:val="ListParagraph"/>
                     <w:numPr>
                       <w:ilvl w:val="0"/>
-                      <w:numId w:val="39"/>
+                      <w:numId w:val="38"/>
                     </w:numPr>
                     <w:rPr>
                       <w:rStyle w:val="BlankWord1"/>
@@ -13821,7 +13439,7 @@
                     <w:pStyle w:val="ListParagraph"/>
                     <w:numPr>
                       <w:ilvl w:val="0"/>
-                      <w:numId w:val="39"/>
+                      <w:numId w:val="38"/>
                     </w:numPr>
                     <w:rPr>
                       <w:rStyle w:val="BlankWord1"/>
@@ -13984,13 +13602,13 @@
               <w:tblLook w:val="04A0" w:firstRow="1" w:lastRow="0" w:firstColumn="1" w:lastColumn="0" w:noHBand="0" w:noVBand="1"/>
             </w:tblPr>
             <w:tblGrid>
-              <w:gridCol w:w="1290"/>
-              <w:gridCol w:w="12294"/>
+              <w:gridCol w:w="1432"/>
+              <w:gridCol w:w="12152"/>
             </w:tblGrid>
             <w:tr>
               <w:tc>
                 <w:tcPr>
-                  <w:tcW w:w="1290" w:type="dxa"/>
+                  <w:tcW w:w="1432" w:type="dxa"/>
                 </w:tcPr>
                 <w:p>
                   <w:pPr>
@@ -14008,7 +13626,7 @@
               </w:tc>
               <w:tc>
                 <w:tcPr>
-                  <w:tcW w:w="12294" w:type="dxa"/>
+                  <w:tcW w:w="12152" w:type="dxa"/>
                 </w:tcPr>
                 <w:p>
                   <w:pPr>
@@ -14024,7 +13642,7 @@
             <w:tr>
               <w:tc>
                 <w:tcPr>
-                  <w:tcW w:w="1290" w:type="dxa"/>
+                  <w:tcW w:w="1432" w:type="dxa"/>
                 </w:tcPr>
                 <w:p>
                   <w:pPr>
@@ -14042,7 +13660,7 @@
               </w:tc>
               <w:tc>
                 <w:tcPr>
-                  <w:tcW w:w="12294" w:type="dxa"/>
+                  <w:tcW w:w="12152" w:type="dxa"/>
                 </w:tcPr>
                 <w:p>
                   <w:pPr>
@@ -14089,16 +13707,11 @@
                     <w:t xml:space="preserve"> ---</w:t>
                   </w:r>
                   <w:r>
-                    <w:t xml:space="preserve"> pounds, but actually we've got a sale on at the pounds. </w:t>
-                  </w:r>
-                  <w:proofErr w:type="gramStart"/>
-                  <w:r>
-                    <w:t>S</w:t>
+                    <w:t xml:space="preserve"> pounds, but actually we've got a sale on at the pounds. S</w:t>
                   </w:r>
                   <w:r>
                     <w:t>o</w:t>
                   </w:r>
-                  <w:proofErr w:type="gramEnd"/>
                   <w:r>
                     <w:t xml:space="preserve"> you can save </w:t>
                   </w:r>
@@ -14137,6 +13750,19 @@
         </w:tc>
       </w:tr>
     </w:tbl>
+    <w:p>
+      <w:pPr>
+        <w:rPr>
+          <w:rFonts w:ascii="Source Sans 3" w:hAnsi="Source Sans 3"/>
+          <w:sz w:val="23"/>
+          <w:szCs w:val="23"/>
+          <w:lang w:bidi="ar-SA"/>
+        </w:rPr>
+      </w:pPr>
+      <w:r>
+        <w:br w:type="page"/>
+      </w:r>
+    </w:p>
     <w:p>
       <w:pPr>
         <w:pStyle w:val="SS3-115"/>
@@ -15579,10 +15205,10 @@
     </w:lvl>
   </w:abstractNum>
   <w:abstractNum w:abstractNumId="15" w15:restartNumberingAfterBreak="0">
-    <w:nsid w:val="40F1140A"/>
+    <w:nsid w:val="3F584A02"/>
     <w:multiLevelType w:val="hybridMultilevel"/>
-    <w:tmpl w:val="C0FE6058"/>
-    <w:lvl w:ilvl="0" w:tplc="92205F56">
+    <w:tmpl w:val="F1EA292A"/>
+    <w:lvl w:ilvl="0" w:tplc="CE76221A">
       <w:start w:val="1"/>
       <w:numFmt w:val="lowerLetter"/>
       <w:lvlText w:val="%1:"/>
@@ -15591,9 +15217,12 @@
         <w:ind w:left="360" w:hanging="360"/>
       </w:pPr>
       <w:rPr>
-        <w:rFonts w:ascii="Source Sans 3" w:hAnsi="Source Sans 3" w:hint="default"/>
+        <w:rFonts w:ascii="Source Sans 3 Medium" w:hAnsi="Source Sans 3 Medium" w:hint="default"/>
         <w:b/>
         <w:bCs/>
+        <w:spacing w:val="0"/>
+        <w:w w:val="77"/>
+        <w:lang w:val="en-US" w:eastAsia="en-US" w:bidi="ar-SA"/>
       </w:rPr>
     </w:lvl>
     <w:lvl w:ilvl="1" w:tplc="04090019" w:tentative="1">
@@ -17837,110 +17466,110 @@
   <w:num w:numId="4" w16cid:durableId="1226453288">
     <w:abstractNumId w:val="3"/>
   </w:num>
-  <w:num w:numId="5" w16cid:durableId="1368991817">
-    <w:abstractNumId w:val="15"/>
-  </w:num>
-  <w:num w:numId="6" w16cid:durableId="195582916">
+  <w:num w:numId="5" w16cid:durableId="195582916">
     <w:abstractNumId w:val="8"/>
   </w:num>
-  <w:num w:numId="7" w16cid:durableId="1166481521">
+  <w:num w:numId="6" w16cid:durableId="1166481521">
     <w:abstractNumId w:val="18"/>
   </w:num>
-  <w:num w:numId="8" w16cid:durableId="439492112">
+  <w:num w:numId="7" w16cid:durableId="439492112">
     <w:abstractNumId w:val="36"/>
   </w:num>
-  <w:num w:numId="9" w16cid:durableId="997658750">
+  <w:num w:numId="8" w16cid:durableId="997658750">
     <w:abstractNumId w:val="24"/>
   </w:num>
-  <w:num w:numId="10" w16cid:durableId="1445492604">
+  <w:num w:numId="9" w16cid:durableId="1445492604">
     <w:abstractNumId w:val="9"/>
   </w:num>
-  <w:num w:numId="11" w16cid:durableId="1324813548">
+  <w:num w:numId="10" w16cid:durableId="1324813548">
     <w:abstractNumId w:val="34"/>
   </w:num>
-  <w:num w:numId="12" w16cid:durableId="1995328297">
+  <w:num w:numId="11" w16cid:durableId="1995328297">
     <w:abstractNumId w:val="10"/>
   </w:num>
-  <w:num w:numId="13" w16cid:durableId="1538278096">
+  <w:num w:numId="12" w16cid:durableId="1538278096">
     <w:abstractNumId w:val="31"/>
   </w:num>
-  <w:num w:numId="14" w16cid:durableId="1605729890">
+  <w:num w:numId="13" w16cid:durableId="1605729890">
     <w:abstractNumId w:val="21"/>
   </w:num>
-  <w:num w:numId="15" w16cid:durableId="613176844">
+  <w:num w:numId="14" w16cid:durableId="613176844">
     <w:abstractNumId w:val="26"/>
   </w:num>
-  <w:num w:numId="16" w16cid:durableId="1752239720">
+  <w:num w:numId="15" w16cid:durableId="1752239720">
     <w:abstractNumId w:val="28"/>
   </w:num>
-  <w:num w:numId="17" w16cid:durableId="1832410741">
+  <w:num w:numId="16" w16cid:durableId="1832410741">
     <w:abstractNumId w:val="2"/>
   </w:num>
-  <w:num w:numId="18" w16cid:durableId="1483304690">
+  <w:num w:numId="17" w16cid:durableId="1483304690">
     <w:abstractNumId w:val="6"/>
   </w:num>
-  <w:num w:numId="19" w16cid:durableId="259028912">
+  <w:num w:numId="18" w16cid:durableId="259028912">
     <w:abstractNumId w:val="37"/>
   </w:num>
-  <w:num w:numId="20" w16cid:durableId="618530009">
+  <w:num w:numId="19" w16cid:durableId="618530009">
     <w:abstractNumId w:val="5"/>
   </w:num>
-  <w:num w:numId="21" w16cid:durableId="2050913877">
+  <w:num w:numId="20" w16cid:durableId="2050913877">
     <w:abstractNumId w:val="30"/>
   </w:num>
-  <w:num w:numId="22" w16cid:durableId="795563217">
+  <w:num w:numId="21" w16cid:durableId="795563217">
     <w:abstractNumId w:val="7"/>
   </w:num>
-  <w:num w:numId="23" w16cid:durableId="28991042">
+  <w:num w:numId="22" w16cid:durableId="28991042">
     <w:abstractNumId w:val="23"/>
   </w:num>
-  <w:num w:numId="24" w16cid:durableId="951788158">
+  <w:num w:numId="23" w16cid:durableId="951788158">
     <w:abstractNumId w:val="1"/>
   </w:num>
-  <w:num w:numId="25" w16cid:durableId="886261180">
+  <w:num w:numId="24" w16cid:durableId="886261180">
     <w:abstractNumId w:val="35"/>
   </w:num>
-  <w:num w:numId="26" w16cid:durableId="1882479073">
+  <w:num w:numId="25" w16cid:durableId="1882479073">
     <w:abstractNumId w:val="25"/>
   </w:num>
-  <w:num w:numId="27" w16cid:durableId="1665552601">
+  <w:num w:numId="26" w16cid:durableId="1665552601">
     <w:abstractNumId w:val="19"/>
   </w:num>
-  <w:num w:numId="28" w16cid:durableId="790367420">
+  <w:num w:numId="27" w16cid:durableId="790367420">
     <w:abstractNumId w:val="20"/>
   </w:num>
-  <w:num w:numId="29" w16cid:durableId="1373191236">
+  <w:num w:numId="28" w16cid:durableId="1373191236">
     <w:abstractNumId w:val="12"/>
   </w:num>
-  <w:num w:numId="30" w16cid:durableId="1206874510">
+  <w:num w:numId="29" w16cid:durableId="1206874510">
     <w:abstractNumId w:val="13"/>
   </w:num>
-  <w:num w:numId="31" w16cid:durableId="1185636100">
+  <w:num w:numId="30" w16cid:durableId="1185636100">
     <w:abstractNumId w:val="29"/>
   </w:num>
-  <w:num w:numId="32" w16cid:durableId="333799131">
+  <w:num w:numId="31" w16cid:durableId="333799131">
     <w:abstractNumId w:val="14"/>
   </w:num>
-  <w:num w:numId="33" w16cid:durableId="727875462">
+  <w:num w:numId="32" w16cid:durableId="727875462">
     <w:abstractNumId w:val="0"/>
   </w:num>
-  <w:num w:numId="34" w16cid:durableId="214898011">
+  <w:num w:numId="33" w16cid:durableId="214898011">
     <w:abstractNumId w:val="22"/>
   </w:num>
-  <w:num w:numId="35" w16cid:durableId="29763134">
+  <w:num w:numId="34" w16cid:durableId="29763134">
     <w:abstractNumId w:val="16"/>
   </w:num>
-  <w:num w:numId="36" w16cid:durableId="314339201">
+  <w:num w:numId="35" w16cid:durableId="314339201">
     <w:abstractNumId w:val="4"/>
   </w:num>
-  <w:num w:numId="37" w16cid:durableId="1770811348">
+  <w:num w:numId="36" w16cid:durableId="1770811348">
     <w:abstractNumId w:val="27"/>
   </w:num>
-  <w:num w:numId="38" w16cid:durableId="360473341">
+  <w:num w:numId="37" w16cid:durableId="360473341">
     <w:abstractNumId w:val="11"/>
   </w:num>
-  <w:num w:numId="39" w16cid:durableId="69236877">
+  <w:num w:numId="38" w16cid:durableId="69236877">
     <w:abstractNumId w:val="38"/>
+  </w:num>
+  <w:num w:numId="39" w16cid:durableId="1829439796">
+    <w:abstractNumId w:val="15"/>
   </w:num>
   <w:numIdMacAtCleanup w:val="39"/>
 </w:numbering>
@@ -18351,6 +17980,7 @@
   <w:style w:type="character" w:default="1" w:styleId="DefaultParagraphFont">
     <w:name w:val="Default Paragraph Font"/>
     <w:uiPriority w:val="1"/>
+    <w:semiHidden/>
     <w:unhideWhenUsed/>
   </w:style>
   <w:style w:type="table" w:default="1" w:styleId="TableNormal">

--- a/assets/data/Mindset 01/Mindset1- Custom.docx
+++ b/assets/data/Mindset 01/Mindset1- Custom.docx
@@ -17,43 +17,82 @@
             <w:tcW w:w="14312" w:type="dxa"/>
             <w:shd w:val="clear" w:color="auto" w:fill="DDF03C"/>
           </w:tcPr>
-          <w:p>
-            <w:pPr>
-              <w:rPr>
-                <w:rFonts w:ascii="Source Sans 3 ExtraBold" w:hAnsi="Source Sans 3 ExtraBold"/>
-                <w:b/>
-                <w:bCs/>
-                <w:sz w:val="34"/>
-                <w:szCs w:val="34"/>
-              </w:rPr>
-            </w:pPr>
-            <w:bookmarkStart w:id="0" w:name="_Hlk231802413"/>
-            <w:r>
-              <w:rPr>
-                <w:rFonts w:ascii="Source Sans 3 ExtraBold" w:hAnsi="Source Sans 3 ExtraBold"/>
-                <w:b/>
-                <w:bCs/>
-                <w:sz w:val="34"/>
-                <w:szCs w:val="34"/>
-                <w:bdr w:val="single" w:sz="24" w:space="0" w:color="auto"/>
-                <w:shd w:val="clear" w:color="auto" w:fill="FFFFFF" w:themeFill="background1"/>
-              </w:rPr>
-              <w:t xml:space="preserve">UNIT/01: </w:t>
-            </w:r>
-            <w:r>
-              <w:rPr>
-                <w:rFonts w:ascii="Source Sans 3 ExtraBold" w:hAnsi="Source Sans 3 ExtraBold"/>
-                <w:b/>
-                <w:bCs/>
-                <w:color w:val="DDF03C"/>
-                <w:sz w:val="34"/>
-                <w:szCs w:val="34"/>
-                <w:bdr w:val="single" w:sz="24" w:space="0" w:color="auto"/>
-                <w:shd w:val="clear" w:color="auto" w:fill="FFFFFF" w:themeFill="background1"/>
-              </w:rPr>
-              <w:t>RELATIONSHIPS</w:t>
-            </w:r>
-          </w:p>
+          <w:tbl>
+            <w:tblPr>
+              <w:tblStyle w:val="DottedTable"/>
+              <w:tblW w:w="0" w:type="auto"/>
+              <w:tblLook w:val="04A0" w:firstRow="1" w:lastRow="0" w:firstColumn="1" w:lastColumn="0" w:noHBand="0" w:noVBand="1"/>
+            </w:tblPr>
+            <w:tblGrid>
+              <w:gridCol w:w="3859"/>
+            </w:tblGrid>
+            <w:tr>
+              <w:tc>
+                <w:tcPr>
+                  <w:tcW w:w="0" w:type="auto"/>
+                  <w:tcBorders>
+                    <w:top w:val="single" w:sz="24" w:space="0" w:color="auto"/>
+                    <w:left w:val="single" w:sz="24" w:space="0" w:color="auto"/>
+                    <w:bottom w:val="single" w:sz="24" w:space="0" w:color="auto"/>
+                    <w:right w:val="single" w:sz="24" w:space="0" w:color="auto"/>
+                  </w:tcBorders>
+                  <w:tcMar>
+                    <w:left w:w="0" w:type="dxa"/>
+                    <w:right w:w="0" w:type="dxa"/>
+                  </w:tcMar>
+                </w:tcPr>
+                <w:p>
+                  <w:pPr>
+                    <w:rPr>
+                      <w:rFonts w:ascii="Source Sans 3 ExtraBold" w:hAnsi="Source Sans 3 ExtraBold"/>
+                      <w:b/>
+                      <w:bCs/>
+                      <w:color w:val="DDF03C"/>
+                      <w:sz w:val="34"/>
+                      <w:szCs w:val="34"/>
+                      <w:shd w:val="clear" w:color="auto" w:fill="FFFFFF" w:themeFill="background1"/>
+                    </w:rPr>
+                  </w:pPr>
+                  <w:bookmarkStart w:id="0" w:name="_Hlk231802413"/>
+                  <w:r>
+                    <w:rPr>
+                      <w:rFonts w:ascii="Source Sans 3 ExtraBold" w:hAnsi="Source Sans 3 ExtraBold"/>
+                      <w:b/>
+                      <w:bCs/>
+                      <w:sz w:val="34"/>
+                      <w:szCs w:val="34"/>
+                      <w:shd w:val="clear" w:color="auto" w:fill="FFFFFF" w:themeFill="background1"/>
+                    </w:rPr>
+                    <w:t xml:space="preserve">UNIT/01: </w:t>
+                  </w:r>
+                  <w:r>
+                    <w:rPr>
+                      <w:rFonts w:ascii="Source Sans 3 ExtraBold" w:hAnsi="Source Sans 3 ExtraBold"/>
+                      <w:b/>
+                      <w:bCs/>
+                      <w:color w:val="DDF03C"/>
+                      <w:sz w:val="34"/>
+                      <w:szCs w:val="34"/>
+                      <w:shd w:val="clear" w:color="auto" w:fill="FFFFFF" w:themeFill="background1"/>
+                    </w:rPr>
+                    <w:t>RELATIONS</w:t>
+                  </w:r>
+                  <w:r>
+                    <w:rPr>
+                      <w:rFonts w:ascii="Source Sans 3 ExtraBold" w:hAnsi="Source Sans 3 ExtraBold"/>
+                      <w:b/>
+                      <w:bCs/>
+                      <w:color w:val="DDF03C"/>
+                      <w:sz w:val="34"/>
+                      <w:szCs w:val="34"/>
+                      <w:shd w:val="clear" w:color="auto" w:fill="FFFFFF" w:themeFill="background1"/>
+                    </w:rPr>
+                    <w:t>HIPS</w:t>
+                  </w:r>
+                </w:p>
+              </w:tc>
+            </w:tr>
+          </w:tbl>
           <w:p>
             <w:pPr>
               <w:rPr>
@@ -380,11 +419,19 @@
             <w:r>
               <w:t xml:space="preserve">I </w:t>
             </w:r>
+            <w:proofErr w:type="gramStart"/>
             <w:r>
               <w:rPr>
                 <w:i/>
               </w:rPr>
-              <w:t>other daughter</w:t>
+              <w:t>other</w:t>
+            </w:r>
+            <w:proofErr w:type="gramEnd"/>
+            <w:r>
+              <w:rPr>
+                <w:i/>
+              </w:rPr>
+              <w:t xml:space="preserve"> daughter</w:t>
             </w:r>
             <w:r>
               <w:rPr>
@@ -1272,8 +1319,33 @@
               <w:t>proverb</w:t>
             </w:r>
             <w:r>
-              <w:t xml:space="preserve"> says, 'Se non sta andando bene chiamare la </w:t>
-            </w:r>
+              <w:t xml:space="preserve"> says, 'Se non </w:t>
+            </w:r>
+            <w:proofErr w:type="spellStart"/>
+            <w:r>
+              <w:t>sta</w:t>
+            </w:r>
+            <w:proofErr w:type="spellEnd"/>
+            <w:r>
+              <w:t xml:space="preserve"> </w:t>
+            </w:r>
+            <w:proofErr w:type="spellStart"/>
+            <w:r>
+              <w:t>andando</w:t>
+            </w:r>
+            <w:proofErr w:type="spellEnd"/>
+            <w:r>
+              <w:t xml:space="preserve"> bene </w:t>
+            </w:r>
+            <w:proofErr w:type="spellStart"/>
+            <w:r>
+              <w:t>chiamare</w:t>
+            </w:r>
+            <w:proofErr w:type="spellEnd"/>
+            <w:r>
+              <w:t xml:space="preserve"> la </w:t>
+            </w:r>
+            <w:proofErr w:type="spellStart"/>
             <w:r>
               <w:rPr>
                 <w:rFonts w:ascii="Source Sans 3" w:hAnsi="Source Sans 3"/>
@@ -1282,6 +1354,7 @@
               </w:rPr>
               <w:t>nonna</w:t>
             </w:r>
+            <w:proofErr w:type="spellEnd"/>
             <w:r>
               <w:t>.'- 'If things aren't going well, call your grandmother."</w:t>
             </w:r>
@@ -1928,7 +2001,25 @@
                       <w:sz w:val="23"/>
                       <w:szCs w:val="23"/>
                     </w:rPr>
-                    <w:t>caring only about yourself and not other people</w:t>
+                    <w:t xml:space="preserve">caring only about yourself and </w:t>
+                  </w:r>
+                  <w:proofErr w:type="spellStart"/>
+                  <w:r>
+                    <w:rPr>
+                      <w:rFonts w:ascii="Source Sans 3" w:hAnsi="Source Sans 3"/>
+                      <w:sz w:val="23"/>
+                      <w:szCs w:val="23"/>
+                    </w:rPr>
+                    <w:t>not</w:t>
+                  </w:r>
+                  <w:proofErr w:type="spellEnd"/>
+                  <w:r>
+                    <w:rPr>
+                      <w:rFonts w:ascii="Source Sans 3" w:hAnsi="Source Sans 3"/>
+                      <w:sz w:val="23"/>
+                      <w:szCs w:val="23"/>
+                    </w:rPr>
+                    <w:t xml:space="preserve"> other people</w:t>
                   </w:r>
                 </w:p>
                 <w:p>
@@ -2185,7 +2276,29 @@
                 <w:sz w:val="23"/>
                 <w:szCs w:val="23"/>
               </w:rPr>
-              <w:t>To practise finding information quickly, have a race with your partner to find the following phrases in the text. They are not in order.</w:t>
+              <w:t xml:space="preserve">To </w:t>
+            </w:r>
+            <w:proofErr w:type="spellStart"/>
+            <w:r>
+              <w:rPr>
+                <w:rFonts w:ascii="Source Sans 3 Medium" w:hAnsi="Source Sans 3 Medium"/>
+                <w:b/>
+                <w:bCs/>
+                <w:sz w:val="23"/>
+                <w:szCs w:val="23"/>
+              </w:rPr>
+              <w:t>practise</w:t>
+            </w:r>
+            <w:proofErr w:type="spellEnd"/>
+            <w:r>
+              <w:rPr>
+                <w:rFonts w:ascii="Source Sans 3 Medium" w:hAnsi="Source Sans 3 Medium"/>
+                <w:b/>
+                <w:bCs/>
+                <w:sz w:val="23"/>
+                <w:szCs w:val="23"/>
+              </w:rPr>
+              <w:t xml:space="preserve"> finding information quickly, have a race with your partner to find the following phrases in the text. They are not in order.</w:t>
             </w:r>
           </w:p>
           <w:tbl>
@@ -3200,8 +3313,16 @@
               <w:rPr>
                 <w:u w:val="single"/>
               </w:rPr>
-              <w:t>Answer 2: grandparents storys</w:t>
-            </w:r>
+              <w:t xml:space="preserve">Answer 2: grandparents </w:t>
+            </w:r>
+            <w:proofErr w:type="spellStart"/>
+            <w:r>
+              <w:rPr>
+                <w:u w:val="single"/>
+              </w:rPr>
+              <w:t>storys</w:t>
+            </w:r>
+            <w:proofErr w:type="spellEnd"/>
           </w:p>
           <w:p>
             <w:pPr>
@@ -4005,7 +4126,23 @@
                       <w:sz w:val="21"/>
                       <w:szCs w:val="21"/>
                     </w:rPr>
-                    <w:t>is an adverb of frequency. It gives us an idea of how often something happens. The present simple tells us about regular events, and adverbs of frequency are common with this tense</w:t>
+                    <w:t xml:space="preserve">is an adverb of frequency. It gives us an idea of how often something happens. The present </w:t>
+                  </w:r>
+                  <w:proofErr w:type="gramStart"/>
+                  <w:r>
+                    <w:rPr>
+                      <w:sz w:val="21"/>
+                      <w:szCs w:val="21"/>
+                    </w:rPr>
+                    <w:t>simple</w:t>
+                  </w:r>
+                  <w:proofErr w:type="gramEnd"/>
+                  <w:r>
+                    <w:rPr>
+                      <w:sz w:val="21"/>
+                      <w:szCs w:val="21"/>
+                    </w:rPr>
+                    <w:t xml:space="preserve"> tells us about regular events, and adverbs of frequency are common with this tense</w:t>
                   </w:r>
                   <w:r>
                     <w:rPr>
@@ -4486,7 +4623,15 @@
               <w:ind w:left="284" w:hanging="284"/>
             </w:pPr>
             <w:r>
-              <w:t>What work-related problem do people have that makes them less likely to form friendships?</w:t>
+              <w:t xml:space="preserve">What work-related problem </w:t>
+            </w:r>
+            <w:proofErr w:type="gramStart"/>
+            <w:r>
+              <w:t>do</w:t>
+            </w:r>
+            <w:proofErr w:type="gramEnd"/>
+            <w:r>
+              <w:t xml:space="preserve"> people have that makes them less likely to form friendships?</w:t>
             </w:r>
           </w:p>
           <w:p>
@@ -4561,43 +4706,70 @@
             <w:tcW w:w="14312" w:type="dxa"/>
             <w:shd w:val="clear" w:color="auto" w:fill="EEAA45"/>
           </w:tcPr>
-          <w:p>
-            <w:pPr>
-              <w:rPr>
-                <w:rFonts w:ascii="Source Sans 3 ExtraBold" w:hAnsi="Source Sans 3 ExtraBold"/>
-                <w:b/>
-                <w:bCs/>
-                <w:sz w:val="34"/>
-                <w:szCs w:val="34"/>
-              </w:rPr>
-            </w:pPr>
-            <w:r>
-              <w:rPr>
-                <w:rFonts w:ascii="Source Sans 3 ExtraBold" w:hAnsi="Source Sans 3 ExtraBold"/>
-                <w:b/>
-                <w:bCs/>
-                <w:sz w:val="34"/>
-                <w:szCs w:val="34"/>
-                <w:bdr w:val="single" w:sz="24" w:space="0" w:color="auto"/>
-                <w:shd w:val="clear" w:color="auto" w:fill="FFFFFF" w:themeFill="background1"/>
-              </w:rPr>
-              <w:lastRenderedPageBreak/>
-              <w:t xml:space="preserve">UNIT/01: </w:t>
-            </w:r>
-            <w:r>
-              <w:rPr>
-                <w:rFonts w:ascii="Source Sans 3 ExtraBold" w:hAnsi="Source Sans 3 ExtraBold"/>
-                <w:b/>
-                <w:bCs/>
-                <w:color w:val="EEAA45"/>
-                <w:sz w:val="34"/>
-                <w:szCs w:val="34"/>
-                <w:bdr w:val="single" w:sz="24" w:space="0" w:color="auto"/>
-                <w:shd w:val="clear" w:color="auto" w:fill="FFFFFF" w:themeFill="background1"/>
-              </w:rPr>
-              <w:t>RELATIONSHIPS</w:t>
-            </w:r>
-          </w:p>
+          <w:tbl>
+            <w:tblPr>
+              <w:tblStyle w:val="DottedTable"/>
+              <w:tblW w:w="0" w:type="auto"/>
+              <w:tblLook w:val="04A0" w:firstRow="1" w:lastRow="0" w:firstColumn="1" w:lastColumn="0" w:noHBand="0" w:noVBand="1"/>
+            </w:tblPr>
+            <w:tblGrid>
+              <w:gridCol w:w="3859"/>
+            </w:tblGrid>
+            <w:tr>
+              <w:tc>
+                <w:tcPr>
+                  <w:tcW w:w="0" w:type="auto"/>
+                  <w:tcBorders>
+                    <w:top w:val="single" w:sz="24" w:space="0" w:color="auto"/>
+                    <w:left w:val="single" w:sz="24" w:space="0" w:color="auto"/>
+                    <w:bottom w:val="single" w:sz="24" w:space="0" w:color="auto"/>
+                    <w:right w:val="single" w:sz="24" w:space="0" w:color="auto"/>
+                  </w:tcBorders>
+                  <w:tcMar>
+                    <w:left w:w="0" w:type="dxa"/>
+                    <w:right w:w="0" w:type="dxa"/>
+                  </w:tcMar>
+                </w:tcPr>
+                <w:p>
+                  <w:pPr>
+                    <w:rPr>
+                      <w:rFonts w:ascii="Source Sans 3 ExtraBold" w:hAnsi="Source Sans 3 ExtraBold"/>
+                      <w:b/>
+                      <w:bCs/>
+                      <w:color w:val="DDF03C"/>
+                      <w:sz w:val="34"/>
+                      <w:szCs w:val="34"/>
+                      <w:shd w:val="clear" w:color="auto" w:fill="FFFFFF" w:themeFill="background1"/>
+                    </w:rPr>
+                  </w:pPr>
+                  <w:r>
+                    <w:rPr>
+                      <w:rFonts w:ascii="Source Sans 3 ExtraBold" w:hAnsi="Source Sans 3 ExtraBold"/>
+                      <w:b/>
+                      <w:bCs/>
+                      <w:sz w:val="34"/>
+                      <w:szCs w:val="34"/>
+                      <w:shd w:val="clear" w:color="auto" w:fill="FFFFFF" w:themeFill="background1"/>
+                    </w:rPr>
+                    <w:lastRenderedPageBreak/>
+                    <w:t xml:space="preserve">UNIT/01: </w:t>
+                  </w:r>
+                  <w:r>
+                    <w:rPr>
+                      <w:rFonts w:ascii="Source Sans 3 ExtraBold" w:hAnsi="Source Sans 3 ExtraBold"/>
+                      <w:b/>
+                      <w:bCs/>
+                      <w:color w:val="EEAA45"/>
+                      <w:sz w:val="34"/>
+                      <w:szCs w:val="34"/>
+                      <w:shd w:val="clear" w:color="auto" w:fill="FFFFFF" w:themeFill="background1"/>
+                    </w:rPr>
+                    <w:t>RELATIONSHIPS</w:t>
+                  </w:r>
+                </w:p>
+              </w:tc>
+            </w:tr>
+          </w:tbl>
           <w:p>
             <w:pPr>
               <w:rPr>
@@ -4657,6 +4829,7 @@
                 <w:ilvl w:val="0"/>
                 <w:numId w:val="1"/>
               </w:numPr>
+              <w:ind w:left="284" w:hanging="284"/>
               <w:rPr>
                 <w:rFonts w:ascii="Source Sans 3" w:hAnsi="Source Sans 3"/>
                 <w:sz w:val="23"/>
@@ -4679,6 +4852,7 @@
                 <w:ilvl w:val="0"/>
                 <w:numId w:val="1"/>
               </w:numPr>
+              <w:ind w:left="284" w:hanging="284"/>
               <w:rPr>
                 <w:rFonts w:ascii="Source Sans 3" w:hAnsi="Source Sans 3"/>
                 <w:sz w:val="23"/>
@@ -4701,6 +4875,7 @@
                 <w:ilvl w:val="0"/>
                 <w:numId w:val="1"/>
               </w:numPr>
+              <w:ind w:left="284" w:hanging="284"/>
               <w:rPr>
                 <w:rFonts w:ascii="Source Sans 3" w:hAnsi="Source Sans 3"/>
                 <w:sz w:val="23"/>
@@ -4723,6 +4898,7 @@
                 <w:ilvl w:val="0"/>
                 <w:numId w:val="1"/>
               </w:numPr>
+              <w:ind w:left="284" w:hanging="284"/>
               <w:rPr>
                 <w:sz w:val="26"/>
                 <w:szCs w:val="26"/>
@@ -5002,7 +5178,51 @@
                 <w:sz w:val="23"/>
                 <w:szCs w:val="23"/>
               </w:rPr>
-              <w:t>In Sri Lanka, a family meal often includes stringhoppers. To make stringhoppers you need some special equipment. Choose the best description of each piece of equipment.</w:t>
+              <w:t xml:space="preserve">In Sri Lanka, a family meal often includes </w:t>
+            </w:r>
+            <w:proofErr w:type="spellStart"/>
+            <w:r>
+              <w:rPr>
+                <w:rFonts w:ascii="Source Sans 3 Medium" w:hAnsi="Source Sans 3 Medium"/>
+                <w:b/>
+                <w:bCs/>
+                <w:sz w:val="23"/>
+                <w:szCs w:val="23"/>
+              </w:rPr>
+              <w:t>stringhoppers</w:t>
+            </w:r>
+            <w:proofErr w:type="spellEnd"/>
+            <w:r>
+              <w:rPr>
+                <w:rFonts w:ascii="Source Sans 3 Medium" w:hAnsi="Source Sans 3 Medium"/>
+                <w:b/>
+                <w:bCs/>
+                <w:sz w:val="23"/>
+                <w:szCs w:val="23"/>
+              </w:rPr>
+              <w:t xml:space="preserve">. To make </w:t>
+            </w:r>
+            <w:proofErr w:type="spellStart"/>
+            <w:r>
+              <w:rPr>
+                <w:rFonts w:ascii="Source Sans 3 Medium" w:hAnsi="Source Sans 3 Medium"/>
+                <w:b/>
+                <w:bCs/>
+                <w:sz w:val="23"/>
+                <w:szCs w:val="23"/>
+              </w:rPr>
+              <w:t>stringhoppers</w:t>
+            </w:r>
+            <w:proofErr w:type="spellEnd"/>
+            <w:r>
+              <w:rPr>
+                <w:rFonts w:ascii="Source Sans 3 Medium" w:hAnsi="Source Sans 3 Medium"/>
+                <w:b/>
+                <w:bCs/>
+                <w:sz w:val="23"/>
+                <w:szCs w:val="23"/>
+              </w:rPr>
+              <w:t xml:space="preserve"> you need some special equipment. Choose the best description of each piece of equipment.</w:t>
             </w:r>
           </w:p>
           <w:p>
@@ -5153,8 +5373,13 @@
                       <w:numId w:val="18"/>
                     </w:numPr>
                   </w:pPr>
-                  <w:r>
-                    <w:t>Stringhopper press</w:t>
+                  <w:proofErr w:type="spellStart"/>
+                  <w:r>
+                    <w:t>Stringhopper</w:t>
+                  </w:r>
+                  <w:proofErr w:type="spellEnd"/>
+                  <w:r>
+                    <w:t xml:space="preserve"> press</w:t>
                   </w:r>
                 </w:p>
                 <w:p>
@@ -5180,7 +5405,23 @@
                     <w:ind w:left="454" w:hanging="284"/>
                   </w:pPr>
                   <w:r>
-                    <w:t>It's made of heavy metal and has two parts which are similar in shape. The centre is round and there are handles on each side. One part fits into the other.</w:t>
+                    <w:t xml:space="preserve">It's made of heavy metal and has two parts which are similar in shape. The </w:t>
+                  </w:r>
+                  <w:proofErr w:type="spellStart"/>
+                  <w:r>
+                    <w:t>centre</w:t>
+                  </w:r>
+                  <w:proofErr w:type="spellEnd"/>
+                  <w:r>
+                    <w:t xml:space="preserve"> is round and there are handles on each side. </w:t>
+                  </w:r>
+                  <w:proofErr w:type="gramStart"/>
+                  <w:r>
+                    <w:t>One part</w:t>
+                  </w:r>
+                  <w:proofErr w:type="gramEnd"/>
+                  <w:r>
+                    <w:t xml:space="preserve"> fits into the other.</w:t>
                   </w:r>
                 </w:p>
                 <w:p>
@@ -5314,8 +5555,13 @@
                       <w:numId w:val="18"/>
                     </w:numPr>
                   </w:pPr>
-                  <w:r>
-                    <w:t xml:space="preserve">Stringhopper </w:t>
+                  <w:proofErr w:type="spellStart"/>
+                  <w:r>
+                    <w:t>Stringhopper</w:t>
+                  </w:r>
+                  <w:proofErr w:type="spellEnd"/>
+                  <w:r>
+                    <w:t xml:space="preserve"> </w:t>
                   </w:r>
                   <w:r>
                     <w:t>mats</w:t>
@@ -5331,7 +5577,15 @@
                     <w:ind w:left="454" w:hanging="284"/>
                   </w:pPr>
                   <w:r>
-                    <w:t>These are round shallow baskets made of thin pieces of wood. The wood is in a criss-cross pattern to form large holes.</w:t>
+                    <w:t xml:space="preserve">These are round shallow baskets made of thin pieces of wood. The wood is in a </w:t>
+                  </w:r>
+                  <w:proofErr w:type="spellStart"/>
+                  <w:r>
+                    <w:t>criss-cross</w:t>
+                  </w:r>
+                  <w:proofErr w:type="spellEnd"/>
+                  <w:r>
+                    <w:t xml:space="preserve"> pattern to form large holes.</w:t>
                   </w:r>
                 </w:p>
                 <w:p>
@@ -5447,8 +5701,13 @@
                       <w:numId w:val="18"/>
                     </w:numPr>
                   </w:pPr>
-                  <w:r>
-                    <w:t xml:space="preserve">Stringhopper </w:t>
+                  <w:proofErr w:type="spellStart"/>
+                  <w:r>
+                    <w:t>Stringhopper</w:t>
+                  </w:r>
+                  <w:proofErr w:type="spellEnd"/>
+                  <w:r>
+                    <w:t xml:space="preserve"> </w:t>
                   </w:r>
                   <w:r>
                     <w:t>mats</w:t>
@@ -5954,7 +6213,29 @@
                 <w:sz w:val="23"/>
                 <w:szCs w:val="23"/>
               </w:rPr>
-              <w:t>The pictures show the process of making stringhoppers.</w:t>
+              <w:t xml:space="preserve">The pictures show the process of making </w:t>
+            </w:r>
+            <w:proofErr w:type="spellStart"/>
+            <w:r>
+              <w:rPr>
+                <w:rFonts w:ascii="Source Sans 3 Medium" w:hAnsi="Source Sans 3 Medium"/>
+                <w:b/>
+                <w:bCs/>
+                <w:sz w:val="23"/>
+                <w:szCs w:val="23"/>
+              </w:rPr>
+              <w:t>stringhoppers</w:t>
+            </w:r>
+            <w:proofErr w:type="spellEnd"/>
+            <w:r>
+              <w:rPr>
+                <w:rFonts w:ascii="Source Sans 3 Medium" w:hAnsi="Source Sans 3 Medium"/>
+                <w:b/>
+                <w:bCs/>
+                <w:sz w:val="23"/>
+                <w:szCs w:val="23"/>
+              </w:rPr>
+              <w:t>.</w:t>
             </w:r>
           </w:p>
           <w:p>
@@ -6530,13 +6811,26 @@
               <w:ind w:left="284" w:hanging="284"/>
             </w:pPr>
             <w:r>
-              <w:t>push through the stringhopper press onto the</w:t>
+              <w:t xml:space="preserve">push through the </w:t>
+            </w:r>
+            <w:proofErr w:type="spellStart"/>
+            <w:r>
+              <w:t>stringhopper</w:t>
+            </w:r>
+            <w:proofErr w:type="spellEnd"/>
+            <w:r>
+              <w:t xml:space="preserve"> press onto the</w:t>
             </w:r>
             <w:r>
               <w:t xml:space="preserve"> </w:t>
             </w:r>
-            <w:r>
-              <w:t>stringhopper mats</w:t>
+            <w:proofErr w:type="spellStart"/>
+            <w:r>
+              <w:t>stringhopper</w:t>
+            </w:r>
+            <w:proofErr w:type="spellEnd"/>
+            <w:r>
+              <w:t xml:space="preserve"> mats</w:t>
             </w:r>
           </w:p>
           <w:p>
@@ -7181,7 +7475,31 @@
                 <w:spacing w:val="-2"/>
                 <w:w w:val="105"/>
               </w:rPr>
-              <w:t>Complete the sentences about making stringhoppers with words from the box.</w:t>
+              <w:t xml:space="preserve">Complete the sentences about making </w:t>
+            </w:r>
+            <w:proofErr w:type="spellStart"/>
+            <w:r>
+              <w:rPr>
+                <w:rFonts w:ascii="Source Sans 3 Medium" w:hAnsi="Source Sans 3 Medium"/>
+                <w:b/>
+                <w:bCs/>
+                <w:color w:val="101312"/>
+                <w:spacing w:val="-2"/>
+                <w:w w:val="105"/>
+              </w:rPr>
+              <w:t>stringhoppers</w:t>
+            </w:r>
+            <w:proofErr w:type="spellEnd"/>
+            <w:r>
+              <w:rPr>
+                <w:rFonts w:ascii="Source Sans 3 Medium" w:hAnsi="Source Sans 3 Medium"/>
+                <w:b/>
+                <w:bCs/>
+                <w:color w:val="101312"/>
+                <w:spacing w:val="-2"/>
+                <w:w w:val="105"/>
+              </w:rPr>
+              <w:t xml:space="preserve"> with words from the box.</w:t>
             </w:r>
           </w:p>
           <w:tbl>
@@ -7248,9 +7566,11 @@
                       </w14:textOutline>
                     </w:rPr>
                   </w:pPr>
+                  <w:proofErr w:type="gramStart"/>
                   <w:r>
                     <w:t>Finally</w:t>
                   </w:r>
+                  <w:proofErr w:type="gramEnd"/>
                 </w:p>
               </w:tc>
               <w:tc>
@@ -7393,7 +7713,15 @@
               </w:numPr>
             </w:pPr>
             <w:r>
-              <w:t>is to push the dough through the stringhopper press.</w:t>
+              <w:t xml:space="preserve">is to push the dough through the </w:t>
+            </w:r>
+            <w:proofErr w:type="spellStart"/>
+            <w:r>
+              <w:t>stringhopper</w:t>
+            </w:r>
+            <w:proofErr w:type="spellEnd"/>
+            <w:r>
+              <w:t xml:space="preserve"> press.</w:t>
             </w:r>
           </w:p>
           <w:p>
@@ -7405,7 +7733,15 @@
               </w:numPr>
             </w:pPr>
             <w:r>
-              <w:t>the stringhoppers are placed in a steamer.</w:t>
+              <w:t xml:space="preserve">the </w:t>
+            </w:r>
+            <w:proofErr w:type="spellStart"/>
+            <w:r>
+              <w:t>stringhoppers</w:t>
+            </w:r>
+            <w:proofErr w:type="spellEnd"/>
+            <w:r>
+              <w:t xml:space="preserve"> are placed in a steamer.</w:t>
             </w:r>
           </w:p>
           <w:p>
@@ -7705,7 +8041,23 @@
               <w:ind w:left="284" w:hanging="284"/>
             </w:pPr>
             <w:r>
-              <w:t>There are six stages in the process of making stringhoppers, beginning with grinding the rice and making a dough and ending with using a steamer to cook the stringhoppers.</w:t>
+              <w:t xml:space="preserve">There are six stages in the process of making </w:t>
+            </w:r>
+            <w:proofErr w:type="spellStart"/>
+            <w:r>
+              <w:t>stringhoppers</w:t>
+            </w:r>
+            <w:proofErr w:type="spellEnd"/>
+            <w:r>
+              <w:t xml:space="preserve">, beginning with grinding the rice and making a dough and ending with using a steamer to cook the </w:t>
+            </w:r>
+            <w:proofErr w:type="spellStart"/>
+            <w:r>
+              <w:t>stringhoppers</w:t>
+            </w:r>
+            <w:proofErr w:type="spellEnd"/>
+            <w:r>
+              <w:t>.</w:t>
             </w:r>
           </w:p>
           <w:p>
@@ -7718,7 +8070,15 @@
               <w:ind w:left="284" w:hanging="284"/>
             </w:pPr>
             <w:r>
-              <w:t>The diagram demonstrates the process of preparing stringhoppers, a kind of noodle.</w:t>
+              <w:t xml:space="preserve">The diagram demonstrates the process of preparing </w:t>
+            </w:r>
+            <w:proofErr w:type="spellStart"/>
+            <w:r>
+              <w:t>stringhoppers</w:t>
+            </w:r>
+            <w:proofErr w:type="spellEnd"/>
+            <w:r>
+              <w:t>, a kind of noodle.</w:t>
             </w:r>
           </w:p>
         </w:tc>
@@ -7930,7 +8290,15 @@
               <w:ind w:left="284" w:hanging="284"/>
             </w:pPr>
             <w:r>
-              <w:t>To make a perfect omelette you need fresh ingredients, the right equipment and the correct technique. You must also cook it for the correct amount of time and pay attention to the temperature.</w:t>
+              <w:t xml:space="preserve">To make a perfect </w:t>
+            </w:r>
+            <w:proofErr w:type="spellStart"/>
+            <w:r>
+              <w:t>omelette</w:t>
+            </w:r>
+            <w:proofErr w:type="spellEnd"/>
+            <w:r>
+              <w:t xml:space="preserve"> you need fresh ingredients, the right equipment and the correct technique. You must also cook it for the correct amount of time and pay attention to the temperature.</w:t>
             </w:r>
           </w:p>
           <w:p>
@@ -8314,7 +8682,39 @@
                       <w:sz w:val="21"/>
                       <w:szCs w:val="21"/>
                     </w:rPr>
-                    <w:t>The diagram demonstrates the process of preparing stringhoppers. a kind of noodle dish. There are six main stages in the process, beginning with grinding the rice and making a dough and ending with using a steamer to cook the stringhoppers.</w:t>
+                    <w:t xml:space="preserve">The diagram demonstrates the process of preparing </w:t>
+                  </w:r>
+                  <w:proofErr w:type="spellStart"/>
+                  <w:r>
+                    <w:rPr>
+                      <w:sz w:val="21"/>
+                      <w:szCs w:val="21"/>
+                    </w:rPr>
+                    <w:t>stringhoppers</w:t>
+                  </w:r>
+                  <w:proofErr w:type="spellEnd"/>
+                  <w:r>
+                    <w:rPr>
+                      <w:sz w:val="21"/>
+                      <w:szCs w:val="21"/>
+                    </w:rPr>
+                    <w:t xml:space="preserve">. a kind of noodle dish. There are six main stages in the process, beginning with grinding the rice and making a dough and ending with using a steamer to cook the </w:t>
+                  </w:r>
+                  <w:proofErr w:type="spellStart"/>
+                  <w:r>
+                    <w:rPr>
+                      <w:sz w:val="21"/>
+                      <w:szCs w:val="21"/>
+                    </w:rPr>
+                    <w:t>stringhoppers</w:t>
+                  </w:r>
+                  <w:proofErr w:type="spellEnd"/>
+                  <w:r>
+                    <w:rPr>
+                      <w:sz w:val="21"/>
+                      <w:szCs w:val="21"/>
+                    </w:rPr>
+                    <w:t>.</w:t>
                   </w:r>
                 </w:p>
                 <w:p>
@@ -8330,7 +8730,55 @@
                       <w:sz w:val="21"/>
                       <w:szCs w:val="21"/>
                     </w:rPr>
-                    <w:t>First, the dry rice is put into a rice grinder to make it into flour. Next, the flour is mixed with water and formed into dough. After that, the dough is put into a stringhopper press, which is a metal piece of equipment with two handles and holes in it. The dough is pushed through the holes and it comes out as thin noodles. The noodle 'nests' are placed onto individual stringhopper mats, which are round baskets made of thin pieces of wood. They are then cooked in a steamer until they are ready. The final stage is to serve the stringhoppers with a variety of spicy curries.</w:t>
+                    <w:t xml:space="preserve">First, the dry rice is put into a rice grinder to make it into flour. Next, the flour is mixed with water and formed into dough. After that, the dough is put into a </w:t>
+                  </w:r>
+                  <w:proofErr w:type="spellStart"/>
+                  <w:r>
+                    <w:rPr>
+                      <w:sz w:val="21"/>
+                      <w:szCs w:val="21"/>
+                    </w:rPr>
+                    <w:t>stringhopper</w:t>
+                  </w:r>
+                  <w:proofErr w:type="spellEnd"/>
+                  <w:r>
+                    <w:rPr>
+                      <w:sz w:val="21"/>
+                      <w:szCs w:val="21"/>
+                    </w:rPr>
+                    <w:t xml:space="preserve"> press, which is a metal piece of equipment with two handles and holes in it. The dough is pushed through the holes and it comes out as thin noodles. The noodle 'nests' are placed onto individual </w:t>
+                  </w:r>
+                  <w:proofErr w:type="spellStart"/>
+                  <w:r>
+                    <w:rPr>
+                      <w:sz w:val="21"/>
+                      <w:szCs w:val="21"/>
+                    </w:rPr>
+                    <w:t>stringhopper</w:t>
+                  </w:r>
+                  <w:proofErr w:type="spellEnd"/>
+                  <w:r>
+                    <w:rPr>
+                      <w:sz w:val="21"/>
+                      <w:szCs w:val="21"/>
+                    </w:rPr>
+                    <w:t xml:space="preserve"> mats, which are round baskets made of thin pieces of wood. They are then cooked in a steamer until they are ready. The final stage is to serve the </w:t>
+                  </w:r>
+                  <w:proofErr w:type="spellStart"/>
+                  <w:r>
+                    <w:rPr>
+                      <w:sz w:val="21"/>
+                      <w:szCs w:val="21"/>
+                    </w:rPr>
+                    <w:t>stringhoppers</w:t>
+                  </w:r>
+                  <w:proofErr w:type="spellEnd"/>
+                  <w:r>
+                    <w:rPr>
+                      <w:sz w:val="21"/>
+                      <w:szCs w:val="21"/>
+                    </w:rPr>
+                    <w:t xml:space="preserve"> with a variety of spicy curries.</w:t>
                   </w:r>
                 </w:p>
               </w:tc>
@@ -9922,43 +10370,70 @@
             <w:tcW w:w="14312" w:type="dxa"/>
             <w:shd w:val="clear" w:color="auto" w:fill="E5008C"/>
           </w:tcPr>
-          <w:p>
-            <w:pPr>
-              <w:rPr>
-                <w:rFonts w:ascii="Source Sans 3 ExtraBold" w:hAnsi="Source Sans 3 ExtraBold"/>
-                <w:b/>
-                <w:bCs/>
-                <w:sz w:val="34"/>
-                <w:szCs w:val="34"/>
-              </w:rPr>
-            </w:pPr>
-            <w:r>
-              <w:rPr>
-                <w:rFonts w:ascii="Source Sans 3 ExtraBold" w:hAnsi="Source Sans 3 ExtraBold"/>
-                <w:b/>
-                <w:bCs/>
-                <w:sz w:val="34"/>
-                <w:szCs w:val="34"/>
-                <w:bdr w:val="single" w:sz="24" w:space="0" w:color="auto"/>
-                <w:shd w:val="clear" w:color="auto" w:fill="FFFFFF" w:themeFill="background1"/>
-              </w:rPr>
-              <w:lastRenderedPageBreak/>
-              <w:t xml:space="preserve">UNIT/01: </w:t>
-            </w:r>
-            <w:r>
-              <w:rPr>
-                <w:rFonts w:ascii="Source Sans 3 ExtraBold" w:hAnsi="Source Sans 3 ExtraBold"/>
-                <w:b/>
-                <w:bCs/>
-                <w:color w:val="E5008C"/>
-                <w:sz w:val="34"/>
-                <w:szCs w:val="34"/>
-                <w:bdr w:val="single" w:sz="24" w:space="0" w:color="auto"/>
-                <w:shd w:val="clear" w:color="auto" w:fill="FFFFFF" w:themeFill="background1"/>
-              </w:rPr>
-              <w:t>RELATIONSHIPS</w:t>
-            </w:r>
-          </w:p>
+          <w:tbl>
+            <w:tblPr>
+              <w:tblStyle w:val="DottedTable"/>
+              <w:tblW w:w="0" w:type="auto"/>
+              <w:tblLook w:val="04A0" w:firstRow="1" w:lastRow="0" w:firstColumn="1" w:lastColumn="0" w:noHBand="0" w:noVBand="1"/>
+            </w:tblPr>
+            <w:tblGrid>
+              <w:gridCol w:w="3859"/>
+            </w:tblGrid>
+            <w:tr>
+              <w:tc>
+                <w:tcPr>
+                  <w:tcW w:w="0" w:type="auto"/>
+                  <w:tcBorders>
+                    <w:top w:val="single" w:sz="24" w:space="0" w:color="auto"/>
+                    <w:left w:val="single" w:sz="24" w:space="0" w:color="auto"/>
+                    <w:bottom w:val="single" w:sz="24" w:space="0" w:color="auto"/>
+                    <w:right w:val="single" w:sz="24" w:space="0" w:color="auto"/>
+                  </w:tcBorders>
+                  <w:tcMar>
+                    <w:left w:w="0" w:type="dxa"/>
+                    <w:right w:w="0" w:type="dxa"/>
+                  </w:tcMar>
+                </w:tcPr>
+                <w:p>
+                  <w:pPr>
+                    <w:rPr>
+                      <w:rFonts w:ascii="Source Sans 3 ExtraBold" w:hAnsi="Source Sans 3 ExtraBold"/>
+                      <w:b/>
+                      <w:bCs/>
+                      <w:color w:val="DDF03C"/>
+                      <w:sz w:val="34"/>
+                      <w:szCs w:val="34"/>
+                      <w:shd w:val="clear" w:color="auto" w:fill="FFFFFF" w:themeFill="background1"/>
+                    </w:rPr>
+                  </w:pPr>
+                  <w:r>
+                    <w:rPr>
+                      <w:rFonts w:ascii="Source Sans 3 ExtraBold" w:hAnsi="Source Sans 3 ExtraBold"/>
+                      <w:b/>
+                      <w:bCs/>
+                      <w:sz w:val="34"/>
+                      <w:szCs w:val="34"/>
+                      <w:shd w:val="clear" w:color="auto" w:fill="FFFFFF" w:themeFill="background1"/>
+                    </w:rPr>
+                    <w:lastRenderedPageBreak/>
+                    <w:t xml:space="preserve">UNIT/01: </w:t>
+                  </w:r>
+                  <w:r>
+                    <w:rPr>
+                      <w:rFonts w:ascii="Source Sans 3 ExtraBold" w:hAnsi="Source Sans 3 ExtraBold"/>
+                      <w:b/>
+                      <w:bCs/>
+                      <w:color w:val="E5008C"/>
+                      <w:sz w:val="34"/>
+                      <w:szCs w:val="34"/>
+                      <w:shd w:val="clear" w:color="auto" w:fill="FFFFFF" w:themeFill="background1"/>
+                    </w:rPr>
+                    <w:t>RELATIONSHIPS</w:t>
+                  </w:r>
+                </w:p>
+              </w:tc>
+            </w:tr>
+          </w:tbl>
           <w:p>
             <w:pPr>
               <w:rPr>
@@ -10018,6 +10493,7 @@
                 <w:ilvl w:val="0"/>
                 <w:numId w:val="1"/>
               </w:numPr>
+              <w:ind w:left="284" w:hanging="284"/>
               <w:rPr>
                 <w:rFonts w:ascii="Source Sans 3" w:hAnsi="Source Sans 3"/>
                 <w:color w:val="FFFFFF" w:themeColor="background1"/>
@@ -10042,6 +10518,7 @@
                 <w:ilvl w:val="0"/>
                 <w:numId w:val="1"/>
               </w:numPr>
+              <w:ind w:left="284" w:hanging="284"/>
               <w:rPr>
                 <w:rFonts w:ascii="Source Sans 3" w:hAnsi="Source Sans 3"/>
                 <w:color w:val="FFFFFF" w:themeColor="background1"/>
@@ -10066,6 +10543,7 @@
                 <w:ilvl w:val="0"/>
                 <w:numId w:val="1"/>
               </w:numPr>
+              <w:ind w:left="284" w:hanging="284"/>
               <w:rPr>
                 <w:sz w:val="26"/>
                 <w:szCs w:val="26"/>
@@ -10253,7 +10731,29 @@
                 <w:sz w:val="23"/>
                 <w:szCs w:val="23"/>
               </w:rPr>
-              <w:t>In Section 1 of the Listening test you will hear two people talking in everyday situations. Tick TWO situations that could be in Section 1 of the Listening test</w:t>
+              <w:t xml:space="preserve">In Section 1 of the Listening </w:t>
+            </w:r>
+            <w:proofErr w:type="gramStart"/>
+            <w:r>
+              <w:rPr>
+                <w:rFonts w:ascii="Source Sans 3 Medium" w:hAnsi="Source Sans 3 Medium"/>
+                <w:b/>
+                <w:bCs/>
+                <w:sz w:val="23"/>
+                <w:szCs w:val="23"/>
+              </w:rPr>
+              <w:t>test</w:t>
+            </w:r>
+            <w:proofErr w:type="gramEnd"/>
+            <w:r>
+              <w:rPr>
+                <w:rFonts w:ascii="Source Sans 3 Medium" w:hAnsi="Source Sans 3 Medium"/>
+                <w:b/>
+                <w:bCs/>
+                <w:sz w:val="23"/>
+                <w:szCs w:val="23"/>
+              </w:rPr>
+              <w:t xml:space="preserve"> you will hear two people talking in everyday situations. Tick TWO situations that could be in Section 1 of the Listening test</w:t>
             </w:r>
             <w:r>
               <w:rPr>
@@ -13707,11 +14207,16 @@
                     <w:t xml:space="preserve"> ---</w:t>
                   </w:r>
                   <w:r>
-                    <w:t xml:space="preserve"> pounds, but actually we've got a sale on at the pounds. S</w:t>
+                    <w:t xml:space="preserve"> pounds, but actually we've got a sale on at the pounds. </w:t>
+                  </w:r>
+                  <w:proofErr w:type="gramStart"/>
+                  <w:r>
+                    <w:t>S</w:t>
                   </w:r>
                   <w:r>
                     <w:t>o</w:t>
                   </w:r>
+                  <w:proofErr w:type="gramEnd"/>
                   <w:r>
                     <w:t xml:space="preserve"> you can save </w:t>
                   </w:r>

--- a/assets/data/Mindset 01/Mindset1- Custom.docx
+++ b/assets/data/Mindset 01/Mindset1- Custom.docx
@@ -4532,59 +4532,56 @@
     <w:p>
       <w:pPr>
         <w:pStyle w:val="SS3-115"/>
+        <w:rPr>
+          <w:sz w:val="2"/>
+          <w:szCs w:val="2"/>
+        </w:rPr>
       </w:pPr>
     </w:p>
     <w:tbl>
       <w:tblPr>
         <w:tblStyle w:val="DottedTable"/>
-        <w:tblW w:w="11477" w:type="dxa"/>
+        <w:tblW w:w="10895" w:type="dxa"/>
         <w:tblLook w:val="04A0" w:firstRow="1" w:lastRow="0" w:firstColumn="1" w:lastColumn="0" w:noHBand="0" w:noVBand="1"/>
       </w:tblPr>
       <w:tblGrid>
-        <w:gridCol w:w="582"/>
         <w:gridCol w:w="10895"/>
       </w:tblGrid>
       <w:tr>
         <w:tc>
           <w:tcPr>
-            <w:tcW w:w="582" w:type="dxa"/>
-          </w:tcPr>
-          <w:p>
-            <w:pPr>
-              <w:rPr>
-                <w:rFonts w:ascii="Source Sans 3" w:hAnsi="Source Sans 3"/>
-                <w:b/>
-                <w:bCs/>
-                <w:sz w:val="26"/>
-                <w:szCs w:val="26"/>
-                <w:bdr w:val="single" w:sz="12" w:space="0" w:color="FFFF00"/>
-              </w:rPr>
-            </w:pPr>
-          </w:p>
-        </w:tc>
-        <w:tc>
-          <w:tcPr>
             <w:tcW w:w="10895" w:type="dxa"/>
           </w:tcPr>
           <w:p>
             <w:pPr>
               <w:pStyle w:val="SS3-115"/>
-            </w:pPr>
-            <w:r>
+              <w:rPr>
+                <w:i/>
+                <w:iCs/>
+              </w:rPr>
+            </w:pPr>
+            <w:r>
+              <w:rPr>
+                <w:i/>
+                <w:iCs/>
+              </w:rPr>
               <w:t xml:space="preserve">Answer the questions below. Choose </w:t>
             </w:r>
             <w:r>
               <w:rPr>
                 <w:b/>
                 <w:bCs/>
+                <w:i/>
+                <w:iCs/>
               </w:rPr>
               <w:t>NO MORE THAN THREE WORDS</w:t>
             </w:r>
             <w:r>
-              <w:t xml:space="preserve"> from the passage foreach answer</w:t>
-            </w:r>
-            <w:r>
-              <w:t>.</w:t>
+              <w:rPr>
+                <w:i/>
+                <w:iCs/>
+              </w:rPr>
+              <w:t xml:space="preserve"> from the passage foreach answer.</w:t>
             </w:r>
           </w:p>
           <w:p>

--- a/assets/data/Mindset 01/Mindset1- Custom.docx
+++ b/assets/data/Mindset 01/Mindset1- Custom.docx
@@ -1,6 +1,6 @@
 
 <file path=word/document.xml><?xml version="1.0" encoding="utf-8"?>
-<w:document xmlns:wpc="http://schemas.microsoft.com/office/word/2010/wordprocessingCanvas" xmlns:cx="http://schemas.microsoft.com/office/drawing/2014/chartex" xmlns:cx1="http://schemas.microsoft.com/office/drawing/2015/9/8/chartex" xmlns:cx2="http://schemas.microsoft.com/office/drawing/2015/10/21/chartex" xmlns:cx3="http://schemas.microsoft.com/office/drawing/2016/5/9/chartex" xmlns:cx4="http://schemas.microsoft.com/office/drawing/2016/5/10/chartex" xmlns:cx5="http://schemas.microsoft.com/office/drawing/2016/5/11/chartex" xmlns:cx6="http://schemas.microsoft.com/office/drawing/2016/5/12/chartex" xmlns:cx7="http://schemas.microsoft.com/office/drawing/2016/5/13/chartex" xmlns:cx8="http://schemas.microsoft.com/office/drawing/2016/5/14/chartex" xmlns:mc="http://schemas.openxmlformats.org/markup-compatibility/2006" xmlns:aink="http://schemas.microsoft.com/office/drawing/2016/ink" xmlns:am3d="http://schemas.microsoft.com/office/drawing/2017/model3d" xmlns:o="urn:schemas-microsoft-com:office:office" xmlns:oel="http://schemas.microsoft.com/office/2019/extlst" xmlns:r="http://schemas.openxmlformats.org/officeDocument/2006/relationships" xmlns:m="http://schemas.openxmlformats.org/officeDocument/2006/math" xmlns:v="urn:schemas-microsoft-com:vml" xmlns:wp14="http://schemas.microsoft.com/office/word/2010/wordprocessingDrawing" xmlns:wp="http://schemas.openxmlformats.org/drawingml/2006/wordprocessingDrawing" xmlns:w10="urn:schemas-microsoft-com:office:word" xmlns:w="http://schemas.openxmlformats.org/wordprocessingml/2006/main" xmlns:w14="http://schemas.microsoft.com/office/word/2010/wordml" xmlns:w15="http://schemas.microsoft.com/office/word/2012/wordml" xmlns:w16cex="http://schemas.microsoft.com/office/word/2018/wordml/cex" xmlns:w16cid="http://schemas.microsoft.com/office/word/2016/wordml/cid" xmlns:w16="http://schemas.microsoft.com/office/word/2018/wordml" xmlns:w16sdtdh="http://schemas.microsoft.com/office/word/2020/wordml/sdtdatahash" xmlns:w16se="http://schemas.microsoft.com/office/word/2015/wordml/symex" xmlns:wpg="http://schemas.microsoft.com/office/word/2010/wordprocessingGroup" xmlns:wpi="http://schemas.microsoft.com/office/word/2010/wordprocessingInk" xmlns:wne="http://schemas.microsoft.com/office/word/2006/wordml" xmlns:wps="http://schemas.microsoft.com/office/word/2010/wordprocessingShape" mc:Ignorable="w14 w15 w16se w16cid w16 w16cex w16sdtdh wp14">
+<w:document xmlns:wpc="http://schemas.microsoft.com/office/word/2010/wordprocessingCanvas" xmlns:cx="http://schemas.microsoft.com/office/drawing/2014/chartex" xmlns:cx1="http://schemas.microsoft.com/office/drawing/2015/9/8/chartex" xmlns:cx2="http://schemas.microsoft.com/office/drawing/2015/10/21/chartex" xmlns:cx3="http://schemas.microsoft.com/office/drawing/2016/5/9/chartex" xmlns:cx4="http://schemas.microsoft.com/office/drawing/2016/5/10/chartex" xmlns:cx5="http://schemas.microsoft.com/office/drawing/2016/5/11/chartex" xmlns:cx6="http://schemas.microsoft.com/office/drawing/2016/5/12/chartex" xmlns:cx7="http://schemas.microsoft.com/office/drawing/2016/5/13/chartex" xmlns:cx8="http://schemas.microsoft.com/office/drawing/2016/5/14/chartex" xmlns:mc="http://schemas.openxmlformats.org/markup-compatibility/2006" xmlns:aink="http://schemas.microsoft.com/office/drawing/2016/ink" xmlns:am3d="http://schemas.microsoft.com/office/drawing/2017/model3d" xmlns:o="urn:schemas-microsoft-com:office:office" xmlns:oel="http://schemas.microsoft.com/office/2019/extlst" xmlns:r="http://schemas.openxmlformats.org/officeDocument/2006/relationships" xmlns:m="http://schemas.openxmlformats.org/officeDocument/2006/math" xmlns:v="urn:schemas-microsoft-com:vml" xmlns:wp14="http://schemas.microsoft.com/office/word/2010/wordprocessingDrawing" xmlns:wp="http://schemas.openxmlformats.org/drawingml/2006/wordprocessingDrawing" xmlns:w10="urn:schemas-microsoft-com:office:word" xmlns:w="http://schemas.openxmlformats.org/wordprocessingml/2006/main" xmlns:w14="http://schemas.microsoft.com/office/word/2010/wordml" xmlns:w15="http://schemas.microsoft.com/office/word/2012/wordml" xmlns:w16cei="http://schemas.microsoft.com/office/word/2026/wordml/cei" xmlns:w16cex="http://schemas.microsoft.com/office/word/2018/wordml/cex" xmlns:w16cid="http://schemas.microsoft.com/office/word/2016/wordml/cid" xmlns:w16="http://schemas.microsoft.com/office/word/2018/wordml" xmlns:w16du="http://schemas.microsoft.com/office/word/2023/wordml/word16du" xmlns:w16sdtdh="http://schemas.microsoft.com/office/word/2020/wordml/sdtdatahash" xmlns:w16sdtfl="http://schemas.microsoft.com/office/word/2024/wordml/sdtformatlock" xmlns:w16se="http://schemas.microsoft.com/office/word/2015/wordml/symex" xmlns:wpg="http://schemas.microsoft.com/office/word/2010/wordprocessingGroup" xmlns:wpi="http://schemas.microsoft.com/office/word/2010/wordprocessingInk" xmlns:wne="http://schemas.microsoft.com/office/word/2006/wordml" xmlns:wps="http://schemas.microsoft.com/office/word/2010/wordprocessingShape" mc:Ignorable="w14 w15 w16se w16cid w16 w16cex w16sdtdh w16sdtfl w16du wp14">
   <w:body>
     <w:tbl>
       <w:tblPr>
@@ -981,7 +981,7 @@
               <w:tblLook w:val="04A0" w:firstRow="1" w:lastRow="0" w:firstColumn="1" w:lastColumn="0" w:noHBand="0" w:noVBand="1"/>
             </w:tblPr>
             <w:tblGrid>
-              <w:gridCol w:w="5366"/>
+              <w:gridCol w:w="5435"/>
             </w:tblGrid>
             <w:tr>
               <w:tc>
@@ -2799,7 +2799,7 @@
               <w:tblLook w:val="04A0" w:firstRow="1" w:lastRow="0" w:firstColumn="1" w:lastColumn="0" w:noHBand="0" w:noVBand="1"/>
             </w:tblPr>
             <w:tblGrid>
-              <w:gridCol w:w="4077"/>
+              <w:gridCol w:w="4125"/>
             </w:tblGrid>
             <w:tr>
               <w:tc>
@@ -3096,7 +3096,7 @@
               <w:tblLook w:val="04A0" w:firstRow="1" w:lastRow="0" w:firstColumn="1" w:lastColumn="0" w:noHBand="0" w:noVBand="1"/>
             </w:tblPr>
             <w:tblGrid>
-              <w:gridCol w:w="4085"/>
+              <w:gridCol w:w="4127"/>
             </w:tblGrid>
             <w:tr>
               <w:tc>
@@ -3553,7 +3553,7 @@
               <w:tblLook w:val="04A0" w:firstRow="1" w:lastRow="0" w:firstColumn="1" w:lastColumn="0" w:noHBand="0" w:noVBand="1"/>
             </w:tblPr>
             <w:tblGrid>
-              <w:gridCol w:w="4085"/>
+              <w:gridCol w:w="4127"/>
             </w:tblGrid>
             <w:tr>
               <w:tc>
@@ -4135,7 +4135,7 @@
               <w:tblLook w:val="04A0" w:firstRow="1" w:lastRow="0" w:firstColumn="1" w:lastColumn="0" w:noHBand="0" w:noVBand="1"/>
             </w:tblPr>
             <w:tblGrid>
-              <w:gridCol w:w="4633"/>
+              <w:gridCol w:w="4689"/>
             </w:tblGrid>
             <w:tr>
               <w:tc>
@@ -5362,7 +5362,7 @@
             </w:tblPr>
             <w:tblGrid>
               <w:gridCol w:w="2114"/>
-              <w:gridCol w:w="4318"/>
+              <w:gridCol w:w="4410"/>
             </w:tblGrid>
             <w:tr>
               <w:tc>
@@ -5543,8 +5543,8 @@
               <w:tblLook w:val="04A0" w:firstRow="1" w:lastRow="0" w:firstColumn="1" w:lastColumn="0" w:noHBand="0" w:noVBand="1"/>
             </w:tblPr>
             <w:tblGrid>
-              <w:gridCol w:w="2081"/>
-              <w:gridCol w:w="4351"/>
+              <w:gridCol w:w="2086"/>
+              <w:gridCol w:w="4438"/>
             </w:tblGrid>
             <w:tr>
               <w:tc>
@@ -5689,8 +5689,8 @@
               <w:tblLook w:val="04A0" w:firstRow="1" w:lastRow="0" w:firstColumn="1" w:lastColumn="0" w:noHBand="0" w:noVBand="1"/>
             </w:tblPr>
             <w:tblGrid>
-              <w:gridCol w:w="2059"/>
-              <w:gridCol w:w="4391"/>
+              <w:gridCol w:w="2068"/>
+              <w:gridCol w:w="4462"/>
             </w:tblGrid>
             <w:tr>
               <w:tc>
@@ -6376,7 +6376,7 @@
               <w:tblLook w:val="04A0" w:firstRow="1" w:lastRow="0" w:firstColumn="1" w:lastColumn="0" w:noHBand="0" w:noVBand="1"/>
             </w:tblPr>
             <w:tblGrid>
-              <w:gridCol w:w="3244"/>
+              <w:gridCol w:w="3280"/>
             </w:tblGrid>
             <w:tr>
               <w:tc>
@@ -7890,7 +7890,7 @@
               <w:tblLook w:val="04A0" w:firstRow="1" w:lastRow="0" w:firstColumn="1" w:lastColumn="0" w:noHBand="0" w:noVBand="1"/>
             </w:tblPr>
             <w:tblGrid>
-              <w:gridCol w:w="3101"/>
+              <w:gridCol w:w="3134"/>
             </w:tblGrid>
             <w:tr>
               <w:tc>
@@ -8181,7 +8181,7 @@
               <w:tblLook w:val="04A0" w:firstRow="1" w:lastRow="0" w:firstColumn="1" w:lastColumn="0" w:noHBand="0" w:noVBand="1"/>
             </w:tblPr>
             <w:tblGrid>
-              <w:gridCol w:w="3116"/>
+              <w:gridCol w:w="3140"/>
             </w:tblGrid>
             <w:tr>
               <w:tc>
@@ -10369,7 +10369,7 @@
               <w:tblLook w:val="04A0" w:firstRow="1" w:lastRow="0" w:firstColumn="1" w:lastColumn="0" w:noHBand="0" w:noVBand="1"/>
             </w:tblPr>
             <w:tblGrid>
-              <w:gridCol w:w="3129"/>
+              <w:gridCol w:w="3152"/>
             </w:tblGrid>
             <w:tr>
               <w:tc>
@@ -10919,7 +10919,7 @@
               <w:tblLook w:val="04A0" w:firstRow="1" w:lastRow="0" w:firstColumn="1" w:lastColumn="0" w:noHBand="0" w:noVBand="1"/>
             </w:tblPr>
             <w:tblGrid>
-              <w:gridCol w:w="320"/>
+              <w:gridCol w:w="377"/>
             </w:tblGrid>
             <w:tr>
               <w:tc>
@@ -12175,13 +12175,21 @@
           </w:p>
           <w:tbl>
             <w:tblPr>
-              <w:tblStyle w:val="DottedTable"/>
+              <w:tblStyle w:val="CommonTable"/>
               <w:tblW w:w="0" w:type="auto"/>
+              <w:tblBorders>
+                <w:top w:val="none" w:sz="0" w:space="0" w:color="auto"/>
+                <w:left w:val="none" w:sz="0" w:space="0" w:color="auto"/>
+                <w:bottom w:val="none" w:sz="0" w:space="0" w:color="auto"/>
+                <w:right w:val="none" w:sz="0" w:space="0" w:color="auto"/>
+                <w:insideH w:val="none" w:sz="0" w:space="0" w:color="auto"/>
+                <w:insideV w:val="none" w:sz="0" w:space="0" w:color="auto"/>
+              </w:tblBorders>
               <w:tblLook w:val="04A0" w:firstRow="1" w:lastRow="0" w:firstColumn="1" w:lastColumn="0" w:noHBand="0" w:noVBand="1"/>
             </w:tblPr>
             <w:tblGrid>
-              <w:gridCol w:w="1986"/>
-              <w:gridCol w:w="1634"/>
+              <w:gridCol w:w="1713"/>
+              <w:gridCol w:w="1773"/>
             </w:tblGrid>
             <w:tr>
               <w:tc>
@@ -12195,7 +12203,7 @@
                       <w:numId w:val="31"/>
                     </w:numPr>
                     <w:spacing w:after="120"/>
-                    <w:ind w:left="284" w:hanging="284"/>
+                    <w:ind w:left="170" w:hanging="170"/>
                     <w:rPr>
                       <w:iCs/>
                     </w:rPr>
@@ -12214,7 +12222,7 @@
                       <w:numId w:val="31"/>
                     </w:numPr>
                     <w:spacing w:after="120"/>
-                    <w:ind w:left="284" w:hanging="284"/>
+                    <w:ind w:left="170" w:hanging="170"/>
                     <w:rPr>
                       <w:iCs/>
                     </w:rPr>
@@ -12233,7 +12241,7 @@
                       <w:numId w:val="31"/>
                     </w:numPr>
                     <w:spacing w:after="120"/>
-                    <w:ind w:left="284" w:hanging="284"/>
+                    <w:ind w:left="170" w:hanging="170"/>
                   </w:pPr>
                   <w:r>
                     <w:rPr>
@@ -12249,7 +12257,7 @@
                       <w:numId w:val="31"/>
                     </w:numPr>
                     <w:spacing w:after="120"/>
-                    <w:ind w:left="284" w:hanging="284"/>
+                    <w:ind w:left="170" w:hanging="170"/>
                   </w:pPr>
                   <w:r>
                     <w:rPr>
@@ -12261,7 +12269,7 @@
               </w:tc>
               <w:tc>
                 <w:tcPr>
-                  <w:tcW w:w="0" w:type="auto"/>
+                  <w:tcW w:w="1773" w:type="dxa"/>
                 </w:tcPr>
                 <w:p>
                   <w:pPr>
@@ -12270,7 +12278,7 @@
                       <w:numId w:val="31"/>
                     </w:numPr>
                     <w:spacing w:after="120"/>
-                    <w:ind w:left="284" w:hanging="284"/>
+                    <w:ind w:left="170" w:hanging="170"/>
                     <w:rPr>
                       <w:iCs/>
                     </w:rPr>
@@ -12289,7 +12297,7 @@
                       <w:numId w:val="31"/>
                     </w:numPr>
                     <w:spacing w:after="120"/>
-                    <w:ind w:left="284" w:hanging="284"/>
+                    <w:ind w:left="170" w:hanging="170"/>
                     <w:rPr>
                       <w:iCs/>
                     </w:rPr>
@@ -12308,7 +12316,7 @@
                       <w:numId w:val="31"/>
                     </w:numPr>
                     <w:spacing w:after="120"/>
-                    <w:ind w:left="284" w:hanging="284"/>
+                    <w:ind w:left="170" w:hanging="170"/>
                   </w:pPr>
                   <w:r>
                     <w:rPr>
@@ -12324,7 +12332,7 @@
                       <w:numId w:val="31"/>
                     </w:numPr>
                     <w:spacing w:after="120"/>
-                    <w:ind w:left="284" w:hanging="284"/>
+                    <w:ind w:left="170" w:hanging="170"/>
                   </w:pPr>
                   <w:r>
                     <w:rPr>
@@ -12575,14 +12583,22 @@
           </w:p>
           <w:tbl>
             <w:tblPr>
-              <w:tblStyle w:val="DottedTable"/>
+              <w:tblStyle w:val="CommonTable"/>
               <w:tblW w:w="0" w:type="auto"/>
+              <w:tblBorders>
+                <w:top w:val="none" w:sz="0" w:space="0" w:color="auto"/>
+                <w:left w:val="none" w:sz="0" w:space="0" w:color="auto"/>
+                <w:bottom w:val="none" w:sz="0" w:space="0" w:color="auto"/>
+                <w:right w:val="none" w:sz="0" w:space="0" w:color="auto"/>
+                <w:insideH w:val="none" w:sz="0" w:space="0" w:color="auto"/>
+                <w:insideV w:val="none" w:sz="0" w:space="0" w:color="auto"/>
+              </w:tblBorders>
               <w:tblLook w:val="04A0" w:firstRow="1" w:lastRow="0" w:firstColumn="1" w:lastColumn="0" w:noHBand="0" w:noVBand="1"/>
             </w:tblPr>
             <w:tblGrid>
               <w:gridCol w:w="759"/>
               <w:gridCol w:w="873"/>
-              <w:gridCol w:w="873"/>
+              <w:gridCol w:w="1327"/>
             </w:tblGrid>
             <w:tr>
               <w:tc>
@@ -12690,6 +12706,23 @@
                     </w:rPr>
                     <w:t>6</w:t>
                   </w:r>
+                  <w:r>
+                    <w:rPr>
+                      <w:rFonts w:ascii="Source Sans 3" w:hAnsi="Source Sans 3"/>
+                      <w:iCs/>
+                      <w:sz w:val="23"/>
+                    </w:rPr>
+                    <w:t xml:space="preserve"> </w:t>
+                  </w:r>
+                  <w:proofErr w:type="spellStart"/>
+                  <w:r>
+                    <w:rPr>
+                      <w:rStyle w:val="BlankWord1"/>
+                      <w:strike/>
+                    </w:rPr>
+                    <w:t>ggg</w:t>
+                  </w:r>
+                  <w:proofErr w:type="spellEnd"/>
                 </w:p>
               </w:tc>
             </w:tr>
@@ -12705,14 +12738,22 @@
           </w:p>
           <w:tbl>
             <w:tblPr>
-              <w:tblStyle w:val="DottedTable"/>
+              <w:tblStyle w:val="CommonTable"/>
               <w:tblW w:w="0" w:type="auto"/>
+              <w:tblBorders>
+                <w:top w:val="none" w:sz="0" w:space="0" w:color="auto"/>
+                <w:left w:val="none" w:sz="0" w:space="0" w:color="auto"/>
+                <w:bottom w:val="none" w:sz="0" w:space="0" w:color="auto"/>
+                <w:right w:val="none" w:sz="0" w:space="0" w:color="auto"/>
+                <w:insideH w:val="none" w:sz="0" w:space="0" w:color="auto"/>
+                <w:insideV w:val="none" w:sz="0" w:space="0" w:color="auto"/>
+              </w:tblBorders>
               <w:tblLook w:val="04A0" w:firstRow="1" w:lastRow="0" w:firstColumn="1" w:lastColumn="0" w:noHBand="0" w:noVBand="1"/>
             </w:tblPr>
             <w:tblGrid>
               <w:gridCol w:w="1076"/>
               <w:gridCol w:w="1076"/>
-              <w:gridCol w:w="1076"/>
+              <w:gridCol w:w="997"/>
             </w:tblGrid>
             <w:tr>
               <w:tc>
@@ -12833,8 +12874,17 @@
                       <w:rFonts w:ascii="Source Sans 3" w:hAnsi="Source Sans 3"/>
                       <w:iCs/>
                       <w:sz w:val="23"/>
+                      <w:vertAlign w:val="superscript"/>
                     </w:rPr>
                     <w:t>th</w:t>
+                  </w:r>
+                  <w:r>
+                    <w:rPr>
+                      <w:rFonts w:ascii="Source Sans 3" w:hAnsi="Source Sans 3"/>
+                      <w:iCs/>
+                      <w:sz w:val="23"/>
+                    </w:rPr>
+                    <w:t xml:space="preserve"> </w:t>
                   </w:r>
                 </w:p>
               </w:tc>
@@ -14106,7 +14156,7 @@
 </file>
 
 <file path=word/numbering.xml><?xml version="1.0" encoding="utf-8"?>
-<w:numbering xmlns:wpc="http://schemas.microsoft.com/office/word/2010/wordprocessingCanvas" xmlns:cx="http://schemas.microsoft.com/office/drawing/2014/chartex" xmlns:cx1="http://schemas.microsoft.com/office/drawing/2015/9/8/chartex" xmlns:cx2="http://schemas.microsoft.com/office/drawing/2015/10/21/chartex" xmlns:cx3="http://schemas.microsoft.com/office/drawing/2016/5/9/chartex" xmlns:cx4="http://schemas.microsoft.com/office/drawing/2016/5/10/chartex" xmlns:cx5="http://schemas.microsoft.com/office/drawing/2016/5/11/chartex" xmlns:cx6="http://schemas.microsoft.com/office/drawing/2016/5/12/chartex" xmlns:cx7="http://schemas.microsoft.com/office/drawing/2016/5/13/chartex" xmlns:cx8="http://schemas.microsoft.com/office/drawing/2016/5/14/chartex" xmlns:mc="http://schemas.openxmlformats.org/markup-compatibility/2006" xmlns:aink="http://schemas.microsoft.com/office/drawing/2016/ink" xmlns:am3d="http://schemas.microsoft.com/office/drawing/2017/model3d" xmlns:o="urn:schemas-microsoft-com:office:office" xmlns:oel="http://schemas.microsoft.com/office/2019/extlst" xmlns:r="http://schemas.openxmlformats.org/officeDocument/2006/relationships" xmlns:m="http://schemas.openxmlformats.org/officeDocument/2006/math" xmlns:v="urn:schemas-microsoft-com:vml" xmlns:wp14="http://schemas.microsoft.com/office/word/2010/wordprocessingDrawing" xmlns:wp="http://schemas.openxmlformats.org/drawingml/2006/wordprocessingDrawing" xmlns:w10="urn:schemas-microsoft-com:office:word" xmlns:w="http://schemas.openxmlformats.org/wordprocessingml/2006/main" xmlns:w14="http://schemas.microsoft.com/office/word/2010/wordml" xmlns:w15="http://schemas.microsoft.com/office/word/2012/wordml" xmlns:w16cex="http://schemas.microsoft.com/office/word/2018/wordml/cex" xmlns:w16cid="http://schemas.microsoft.com/office/word/2016/wordml/cid" xmlns:w16="http://schemas.microsoft.com/office/word/2018/wordml" xmlns:w16sdtdh="http://schemas.microsoft.com/office/word/2020/wordml/sdtdatahash" xmlns:w16se="http://schemas.microsoft.com/office/word/2015/wordml/symex" xmlns:wpg="http://schemas.microsoft.com/office/word/2010/wordprocessingGroup" xmlns:wpi="http://schemas.microsoft.com/office/word/2010/wordprocessingInk" xmlns:wne="http://schemas.microsoft.com/office/word/2006/wordml" xmlns:wps="http://schemas.microsoft.com/office/word/2010/wordprocessingShape" mc:Ignorable="w14 w15 w16se w16cid w16 w16cex w16sdtdh wp14">
+<w:numbering xmlns:wpc="http://schemas.microsoft.com/office/word/2010/wordprocessingCanvas" xmlns:cx="http://schemas.microsoft.com/office/drawing/2014/chartex" xmlns:cx1="http://schemas.microsoft.com/office/drawing/2015/9/8/chartex" xmlns:cx2="http://schemas.microsoft.com/office/drawing/2015/10/21/chartex" xmlns:cx3="http://schemas.microsoft.com/office/drawing/2016/5/9/chartex" xmlns:cx4="http://schemas.microsoft.com/office/drawing/2016/5/10/chartex" xmlns:cx5="http://schemas.microsoft.com/office/drawing/2016/5/11/chartex" xmlns:cx6="http://schemas.microsoft.com/office/drawing/2016/5/12/chartex" xmlns:cx7="http://schemas.microsoft.com/office/drawing/2016/5/13/chartex" xmlns:cx8="http://schemas.microsoft.com/office/drawing/2016/5/14/chartex" xmlns:mc="http://schemas.openxmlformats.org/markup-compatibility/2006" xmlns:aink="http://schemas.microsoft.com/office/drawing/2016/ink" xmlns:am3d="http://schemas.microsoft.com/office/drawing/2017/model3d" xmlns:o="urn:schemas-microsoft-com:office:office" xmlns:oel="http://schemas.microsoft.com/office/2019/extlst" xmlns:r="http://schemas.openxmlformats.org/officeDocument/2006/relationships" xmlns:m="http://schemas.openxmlformats.org/officeDocument/2006/math" xmlns:v="urn:schemas-microsoft-com:vml" xmlns:wp14="http://schemas.microsoft.com/office/word/2010/wordprocessingDrawing" xmlns:wp="http://schemas.openxmlformats.org/drawingml/2006/wordprocessingDrawing" xmlns:w10="urn:schemas-microsoft-com:office:word" xmlns:w="http://schemas.openxmlformats.org/wordprocessingml/2006/main" xmlns:w14="http://schemas.microsoft.com/office/word/2010/wordml" xmlns:w15="http://schemas.microsoft.com/office/word/2012/wordml" xmlns:w16cei="http://schemas.microsoft.com/office/word/2026/wordml/cei" xmlns:w16cex="http://schemas.microsoft.com/office/word/2018/wordml/cex" xmlns:w16cid="http://schemas.microsoft.com/office/word/2016/wordml/cid" xmlns:w16="http://schemas.microsoft.com/office/word/2018/wordml" xmlns:w16du="http://schemas.microsoft.com/office/word/2023/wordml/word16du" xmlns:w16sdtdh="http://schemas.microsoft.com/office/word/2020/wordml/sdtdatahash" xmlns:w16sdtfl="http://schemas.microsoft.com/office/word/2024/wordml/sdtformatlock" xmlns:w16se="http://schemas.microsoft.com/office/word/2015/wordml/symex" xmlns:wpg="http://schemas.microsoft.com/office/word/2010/wordprocessingGroup" xmlns:wpi="http://schemas.microsoft.com/office/word/2010/wordprocessingInk" xmlns:wne="http://schemas.microsoft.com/office/word/2006/wordml" xmlns:wps="http://schemas.microsoft.com/office/word/2010/wordprocessingShape" mc:Ignorable="w14 w15 w16se w16cid w16 w16cex w16sdtdh w16sdtfl w16du wp14">
   <w:abstractNum w:abstractNumId="0" w15:restartNumberingAfterBreak="0">
     <w:nsid w:val="04C406C3"/>
     <w:multiLevelType w:val="hybridMultilevel"/>
@@ -18017,7 +18067,7 @@
 </file>
 
 <file path=word/styles.xml><?xml version="1.0" encoding="utf-8"?>
-<w:styles xmlns:mc="http://schemas.openxmlformats.org/markup-compatibility/2006" xmlns:r="http://schemas.openxmlformats.org/officeDocument/2006/relationships" xmlns:w="http://schemas.openxmlformats.org/wordprocessingml/2006/main" xmlns:w14="http://schemas.microsoft.com/office/word/2010/wordml" xmlns:w15="http://schemas.microsoft.com/office/word/2012/wordml" xmlns:w16cex="http://schemas.microsoft.com/office/word/2018/wordml/cex" xmlns:w16cid="http://schemas.microsoft.com/office/word/2016/wordml/cid" xmlns:w16="http://schemas.microsoft.com/office/word/2018/wordml" xmlns:w16sdtdh="http://schemas.microsoft.com/office/word/2020/wordml/sdtdatahash" xmlns:w16se="http://schemas.microsoft.com/office/word/2015/wordml/symex" mc:Ignorable="w14 w15 w16se w16cid w16 w16cex w16sdtdh">
+<w:styles xmlns:mc="http://schemas.openxmlformats.org/markup-compatibility/2006" xmlns:r="http://schemas.openxmlformats.org/officeDocument/2006/relationships" xmlns:w="http://schemas.openxmlformats.org/wordprocessingml/2006/main" xmlns:w14="http://schemas.microsoft.com/office/word/2010/wordml" xmlns:w15="http://schemas.microsoft.com/office/word/2012/wordml" xmlns:w16cex="http://schemas.microsoft.com/office/word/2018/wordml/cex" xmlns:w16cid="http://schemas.microsoft.com/office/word/2016/wordml/cid" xmlns:w16="http://schemas.microsoft.com/office/word/2018/wordml" xmlns:w16du="http://schemas.microsoft.com/office/word/2023/wordml/word16du" xmlns:w16sdtdh="http://schemas.microsoft.com/office/word/2020/wordml/sdtdatahash" xmlns:w16sdtfl="http://schemas.microsoft.com/office/word/2024/wordml/sdtformatlock" xmlns:w16se="http://schemas.microsoft.com/office/word/2015/wordml/symex" mc:Ignorable="w14 w15 w16se w16cid w16 w16cex w16sdtdh w16sdtfl w16du">
   <w:docDefaults>
     <w:rPrDefault>
       <w:rPr>
@@ -18421,6 +18471,7 @@
   <w:style w:type="character" w:default="1" w:styleId="DefaultParagraphFont">
     <w:name w:val="Default Paragraph Font"/>
     <w:uiPriority w:val="1"/>
+    <w:semiHidden/>
     <w:unhideWhenUsed/>
   </w:style>
   <w:style w:type="table" w:default="1" w:styleId="TableNormal">

--- a/assets/data/Mindset 01/Mindset1- Custom.docx
+++ b/assets/data/Mindset 01/Mindset1- Custom.docx
@@ -4685,7 +4685,15 @@
               <w:ind w:left="284" w:hanging="284"/>
             </w:pPr>
             <w:r>
-              <w:t>What work-related problem do people have that makes them less likely to form friendships?</w:t>
+              <w:t xml:space="preserve">What work-related problem </w:t>
+            </w:r>
+            <w:proofErr w:type="gramStart"/>
+            <w:r>
+              <w:t>do</w:t>
+            </w:r>
+            <w:proofErr w:type="gramEnd"/>
+            <w:r>
+              <w:t xml:space="preserve"> people have that makes them less likely to form friendships?</w:t>
             </w:r>
           </w:p>
           <w:p>
@@ -5292,6 +5300,7 @@
           <w:p>
             <w:pPr>
               <w:pStyle w:val="SS3-115"/>
+              <w:jc w:val="right"/>
             </w:pPr>
             <w:r>
               <w:rPr>
@@ -12598,7 +12607,7 @@
             <w:tblGrid>
               <w:gridCol w:w="759"/>
               <w:gridCol w:w="873"/>
-              <w:gridCol w:w="1327"/>
+              <w:gridCol w:w="1155"/>
             </w:tblGrid>
             <w:tr>
               <w:tc>
@@ -12720,7 +12729,7 @@
                       <w:rStyle w:val="BlankWord1"/>
                       <w:strike/>
                     </w:rPr>
-                    <w:t>ggg</w:t>
+                    <w:t>lll</w:t>
                   </w:r>
                   <w:proofErr w:type="spellEnd"/>
                 </w:p>

--- a/assets/data/Mindset 01/Mindset1- Custom.docx
+++ b/assets/data/Mindset 01/Mindset1- Custom.docx
@@ -1914,7 +1914,7 @@
                     <w:pStyle w:val="ListParagraph"/>
                     <w:numPr>
                       <w:ilvl w:val="0"/>
-                      <w:numId w:val="39"/>
+                      <w:numId w:val="37"/>
                     </w:numPr>
                     <w:spacing w:after="120"/>
                     <w:ind w:left="227" w:hanging="227"/>
@@ -1938,7 +1938,7 @@
                     <w:pStyle w:val="ListParagraph"/>
                     <w:numPr>
                       <w:ilvl w:val="0"/>
-                      <w:numId w:val="39"/>
+                      <w:numId w:val="37"/>
                     </w:numPr>
                     <w:spacing w:after="120"/>
                     <w:ind w:left="227" w:hanging="227"/>
@@ -1962,7 +1962,7 @@
                     <w:pStyle w:val="ListParagraph"/>
                     <w:numPr>
                       <w:ilvl w:val="0"/>
-                      <w:numId w:val="39"/>
+                      <w:numId w:val="37"/>
                     </w:numPr>
                     <w:spacing w:after="120"/>
                     <w:ind w:left="227" w:hanging="227"/>
@@ -1986,7 +1986,7 @@
                     <w:pStyle w:val="ListParagraph"/>
                     <w:numPr>
                       <w:ilvl w:val="0"/>
-                      <w:numId w:val="39"/>
+                      <w:numId w:val="37"/>
                     </w:numPr>
                     <w:spacing w:after="120"/>
                     <w:ind w:left="227" w:hanging="227"/>
@@ -2010,7 +2010,7 @@
                     <w:pStyle w:val="ListParagraph"/>
                     <w:numPr>
                       <w:ilvl w:val="0"/>
-                      <w:numId w:val="39"/>
+                      <w:numId w:val="37"/>
                     </w:numPr>
                     <w:spacing w:after="120"/>
                     <w:ind w:left="227" w:hanging="227"/>
@@ -2034,7 +2034,7 @@
                     <w:pStyle w:val="ListParagraph"/>
                     <w:numPr>
                       <w:ilvl w:val="0"/>
-                      <w:numId w:val="39"/>
+                      <w:numId w:val="37"/>
                     </w:numPr>
                     <w:spacing w:after="120"/>
                     <w:ind w:left="227" w:hanging="227"/>
@@ -2076,7 +2076,7 @@
                     <w:pStyle w:val="ListParagraph"/>
                     <w:numPr>
                       <w:ilvl w:val="0"/>
-                      <w:numId w:val="39"/>
+                      <w:numId w:val="37"/>
                     </w:numPr>
                     <w:spacing w:after="120"/>
                     <w:ind w:left="227" w:hanging="227"/>
@@ -2100,7 +2100,7 @@
                     <w:pStyle w:val="ListParagraph"/>
                     <w:numPr>
                       <w:ilvl w:val="0"/>
-                      <w:numId w:val="39"/>
+                      <w:numId w:val="37"/>
                     </w:numPr>
                     <w:spacing w:after="120"/>
                     <w:ind w:left="227" w:hanging="227"/>
@@ -9084,6 +9084,7 @@
                 <w:tcPr>
                   <w:tcW w:w="3354" w:type="dxa"/>
                   <w:gridSpan w:val="2"/>
+                  <w:vAlign w:val="bottom"/>
                 </w:tcPr>
                 <w:p>
                   <w:pPr>
@@ -9149,6 +9150,7 @@
                 <w:tcPr>
                   <w:tcW w:w="3354" w:type="dxa"/>
                   <w:gridSpan w:val="2"/>
+                  <w:vAlign w:val="bottom"/>
                 </w:tcPr>
                 <w:p>
                   <w:pPr>
@@ -9215,6 +9217,7 @@
               <w:tc>
                 <w:tcPr>
                   <w:tcW w:w="2515" w:type="dxa"/>
+                  <w:vAlign w:val="center"/>
                 </w:tcPr>
                 <w:p>
                   <w:pPr>
@@ -9280,6 +9283,7 @@
                 <w:tcPr>
                   <w:tcW w:w="2515" w:type="dxa"/>
                   <w:gridSpan w:val="2"/>
+                  <w:vAlign w:val="center"/>
                 </w:tcPr>
                 <w:p>
                   <w:pPr>
@@ -9540,6 +9544,7 @@
                 <w:tcPr>
                   <w:tcW w:w="2515" w:type="dxa"/>
                   <w:gridSpan w:val="2"/>
+                  <w:vAlign w:val="center"/>
                 </w:tcPr>
                 <w:p>
                   <w:pPr>
@@ -10276,7 +10281,7 @@
               <w:pStyle w:val="SS3-115"/>
               <w:numPr>
                 <w:ilvl w:val="0"/>
-                <w:numId w:val="40"/>
+                <w:numId w:val="38"/>
               </w:numPr>
               <w:ind w:left="284" w:hanging="284"/>
             </w:pPr>
@@ -10289,7 +10294,7 @@
               <w:pStyle w:val="SS3-115"/>
               <w:numPr>
                 <w:ilvl w:val="0"/>
-                <w:numId w:val="40"/>
+                <w:numId w:val="38"/>
               </w:numPr>
               <w:ind w:left="284" w:hanging="284"/>
             </w:pPr>
@@ -10302,7 +10307,7 @@
               <w:pStyle w:val="SS3-115"/>
               <w:numPr>
                 <w:ilvl w:val="0"/>
-                <w:numId w:val="40"/>
+                <w:numId w:val="38"/>
               </w:numPr>
               <w:ind w:left="284" w:hanging="284"/>
             </w:pPr>
@@ -10315,7 +10320,7 @@
               <w:pStyle w:val="SS3-115"/>
               <w:numPr>
                 <w:ilvl w:val="0"/>
-                <w:numId w:val="40"/>
+                <w:numId w:val="38"/>
               </w:numPr>
               <w:ind w:left="284" w:hanging="284"/>
             </w:pPr>
@@ -10833,7 +10838,7 @@
               <w:pStyle w:val="SS3-115"/>
               <w:numPr>
                 <w:ilvl w:val="0"/>
-                <w:numId w:val="28"/>
+                <w:numId w:val="27"/>
               </w:numPr>
               <w:rPr>
                 <w:iCs/>
@@ -10851,7 +10856,7 @@
               <w:pStyle w:val="SS3-115"/>
               <w:numPr>
                 <w:ilvl w:val="0"/>
-                <w:numId w:val="28"/>
+                <w:numId w:val="27"/>
               </w:numPr>
               <w:rPr>
                 <w:rFonts w:ascii="Source Sans 3 Medium" w:hAnsi="Source Sans 3 Medium"/>
@@ -10871,7 +10876,7 @@
               <w:pStyle w:val="SS3-115"/>
               <w:numPr>
                 <w:ilvl w:val="0"/>
-                <w:numId w:val="28"/>
+                <w:numId w:val="27"/>
               </w:numPr>
               <w:rPr>
                 <w:rFonts w:ascii="Source Sans 3 Medium" w:hAnsi="Source Sans 3 Medium"/>
@@ -10891,7 +10896,7 @@
               <w:pStyle w:val="SS3-115"/>
               <w:numPr>
                 <w:ilvl w:val="0"/>
-                <w:numId w:val="28"/>
+                <w:numId w:val="27"/>
               </w:numPr>
               <w:rPr>
                 <w:rFonts w:ascii="Source Sans 3 Medium" w:hAnsi="Source Sans 3 Medium"/>
@@ -11472,7 +11477,7 @@
                     <w:pStyle w:val="ListParagraph"/>
                     <w:numPr>
                       <w:ilvl w:val="0"/>
-                      <w:numId w:val="29"/>
+                      <w:numId w:val="28"/>
                     </w:numPr>
                     <w:ind w:left="284" w:hanging="284"/>
                     <w:rPr>
@@ -11495,7 +11500,7 @@
                     <w:pStyle w:val="ListParagraph"/>
                     <w:numPr>
                       <w:ilvl w:val="0"/>
-                      <w:numId w:val="30"/>
+                      <w:numId w:val="29"/>
                     </w:numPr>
                     <w:ind w:left="568" w:hanging="284"/>
                     <w:rPr>
@@ -11518,7 +11523,7 @@
                     <w:pStyle w:val="ListParagraph"/>
                     <w:numPr>
                       <w:ilvl w:val="0"/>
-                      <w:numId w:val="30"/>
+                      <w:numId w:val="29"/>
                     </w:numPr>
                     <w:ind w:left="568" w:hanging="284"/>
                     <w:rPr>
@@ -11669,7 +11674,7 @@
                     <w:pStyle w:val="ListParagraph"/>
                     <w:numPr>
                       <w:ilvl w:val="0"/>
-                      <w:numId w:val="29"/>
+                      <w:numId w:val="28"/>
                     </w:numPr>
                     <w:ind w:left="284" w:hanging="284"/>
                     <w:rPr>
@@ -11697,7 +11702,7 @@
                     <w:pStyle w:val="ListParagraph"/>
                     <w:numPr>
                       <w:ilvl w:val="0"/>
-                      <w:numId w:val="30"/>
+                      <w:numId w:val="29"/>
                     </w:numPr>
                     <w:ind w:left="568" w:hanging="284"/>
                     <w:rPr>
@@ -11720,7 +11725,7 @@
                     <w:pStyle w:val="ListParagraph"/>
                     <w:numPr>
                       <w:ilvl w:val="0"/>
-                      <w:numId w:val="30"/>
+                      <w:numId w:val="29"/>
                     </w:numPr>
                     <w:ind w:left="568" w:hanging="284"/>
                     <w:rPr>
@@ -12209,7 +12214,7 @@
                   <w:pPr>
                     <w:numPr>
                       <w:ilvl w:val="0"/>
-                      <w:numId w:val="31"/>
+                      <w:numId w:val="30"/>
                     </w:numPr>
                     <w:spacing w:after="120"/>
                     <w:ind w:left="170" w:hanging="170"/>
@@ -12228,7 +12233,7 @@
                   <w:pPr>
                     <w:numPr>
                       <w:ilvl w:val="0"/>
-                      <w:numId w:val="31"/>
+                      <w:numId w:val="30"/>
                     </w:numPr>
                     <w:spacing w:after="120"/>
                     <w:ind w:left="170" w:hanging="170"/>
@@ -12247,7 +12252,7 @@
                   <w:pPr>
                     <w:numPr>
                       <w:ilvl w:val="0"/>
-                      <w:numId w:val="31"/>
+                      <w:numId w:val="30"/>
                     </w:numPr>
                     <w:spacing w:after="120"/>
                     <w:ind w:left="170" w:hanging="170"/>
@@ -12263,7 +12268,7 @@
                   <w:pPr>
                     <w:numPr>
                       <w:ilvl w:val="0"/>
-                      <w:numId w:val="31"/>
+                      <w:numId w:val="30"/>
                     </w:numPr>
                     <w:spacing w:after="120"/>
                     <w:ind w:left="170" w:hanging="170"/>
@@ -12284,7 +12289,7 @@
                   <w:pPr>
                     <w:numPr>
                       <w:ilvl w:val="0"/>
-                      <w:numId w:val="31"/>
+                      <w:numId w:val="30"/>
                     </w:numPr>
                     <w:spacing w:after="120"/>
                     <w:ind w:left="170" w:hanging="170"/>
@@ -12303,7 +12308,7 @@
                   <w:pPr>
                     <w:numPr>
                       <w:ilvl w:val="0"/>
-                      <w:numId w:val="31"/>
+                      <w:numId w:val="30"/>
                     </w:numPr>
                     <w:spacing w:after="120"/>
                     <w:ind w:left="170" w:hanging="170"/>
@@ -12322,7 +12327,7 @@
                   <w:pPr>
                     <w:numPr>
                       <w:ilvl w:val="0"/>
-                      <w:numId w:val="31"/>
+                      <w:numId w:val="30"/>
                     </w:numPr>
                     <w:spacing w:after="120"/>
                     <w:ind w:left="170" w:hanging="170"/>
@@ -12338,7 +12343,7 @@
                   <w:pPr>
                     <w:numPr>
                       <w:ilvl w:val="0"/>
-                      <w:numId w:val="31"/>
+                      <w:numId w:val="30"/>
                     </w:numPr>
                     <w:spacing w:after="120"/>
                     <w:ind w:left="170" w:hanging="170"/>
@@ -12607,7 +12612,7 @@
             <w:tblGrid>
               <w:gridCol w:w="759"/>
               <w:gridCol w:w="873"/>
-              <w:gridCol w:w="1155"/>
+              <w:gridCol w:w="873"/>
             </w:tblGrid>
             <w:tr>
               <w:tc>
@@ -12619,7 +12624,7 @@
                     <w:pStyle w:val="ListParagraph"/>
                     <w:numPr>
                       <w:ilvl w:val="0"/>
-                      <w:numId w:val="33"/>
+                      <w:numId w:val="31"/>
                     </w:numPr>
                     <w:rPr>
                       <w:rStyle w:val="BlankWord1"/>
@@ -12652,7 +12657,7 @@
                     <w:pStyle w:val="ListParagraph"/>
                     <w:numPr>
                       <w:ilvl w:val="0"/>
-                      <w:numId w:val="33"/>
+                      <w:numId w:val="31"/>
                     </w:numPr>
                     <w:rPr>
                       <w:rStyle w:val="BlankWord1"/>
@@ -12685,7 +12690,7 @@
                     <w:pStyle w:val="ListParagraph"/>
                     <w:numPr>
                       <w:ilvl w:val="0"/>
-                      <w:numId w:val="33"/>
+                      <w:numId w:val="31"/>
                     </w:numPr>
                     <w:rPr>
                       <w:rStyle w:val="BlankWord1"/>
@@ -12715,23 +12720,6 @@
                     </w:rPr>
                     <w:t>6</w:t>
                   </w:r>
-                  <w:r>
-                    <w:rPr>
-                      <w:rFonts w:ascii="Source Sans 3" w:hAnsi="Source Sans 3"/>
-                      <w:iCs/>
-                      <w:sz w:val="23"/>
-                    </w:rPr>
-                    <w:t xml:space="preserve"> </w:t>
-                  </w:r>
-                  <w:proofErr w:type="spellStart"/>
-                  <w:r>
-                    <w:rPr>
-                      <w:rStyle w:val="BlankWord1"/>
-                      <w:strike/>
-                    </w:rPr>
-                    <w:t>lll</w:t>
-                  </w:r>
-                  <w:proofErr w:type="spellEnd"/>
                 </w:p>
               </w:tc>
             </w:tr>
@@ -12774,7 +12762,7 @@
                     <w:pStyle w:val="ListParagraph"/>
                     <w:numPr>
                       <w:ilvl w:val="0"/>
-                      <w:numId w:val="33"/>
+                      <w:numId w:val="31"/>
                     </w:numPr>
                     <w:rPr>
                       <w:rStyle w:val="BlankWord1"/>
@@ -12807,7 +12795,7 @@
                     <w:pStyle w:val="ListParagraph"/>
                     <w:numPr>
                       <w:ilvl w:val="0"/>
-                      <w:numId w:val="33"/>
+                      <w:numId w:val="31"/>
                     </w:numPr>
                     <w:rPr>
                       <w:rStyle w:val="BlankWord1"/>
@@ -12848,7 +12836,7 @@
                     <w:pStyle w:val="ListParagraph"/>
                     <w:numPr>
                       <w:ilvl w:val="0"/>
-                      <w:numId w:val="33"/>
+                      <w:numId w:val="31"/>
                     </w:numPr>
                     <w:rPr>
                       <w:rStyle w:val="BlankWord1"/>
@@ -13100,7 +13088,7 @@
               <w:pStyle w:val="SS3-115"/>
               <w:numPr>
                 <w:ilvl w:val="0"/>
-                <w:numId w:val="34"/>
+                <w:numId w:val="32"/>
               </w:numPr>
               <w:ind w:left="284" w:hanging="284"/>
             </w:pPr>
@@ -13130,7 +13118,7 @@
               <w:pStyle w:val="SS3-115"/>
               <w:numPr>
                 <w:ilvl w:val="0"/>
-                <w:numId w:val="34"/>
+                <w:numId w:val="32"/>
               </w:numPr>
               <w:ind w:left="284" w:hanging="284"/>
             </w:pPr>
@@ -13293,14 +13281,22 @@
           </w:p>
           <w:tbl>
             <w:tblPr>
-              <w:tblStyle w:val="DottedTable"/>
+              <w:tblStyle w:val="CommonTable"/>
               <w:tblW w:w="0" w:type="auto"/>
+              <w:tblBorders>
+                <w:top w:val="none" w:sz="0" w:space="0" w:color="auto"/>
+                <w:left w:val="none" w:sz="0" w:space="0" w:color="auto"/>
+                <w:bottom w:val="none" w:sz="0" w:space="0" w:color="auto"/>
+                <w:right w:val="none" w:sz="0" w:space="0" w:color="auto"/>
+                <w:insideH w:val="none" w:sz="0" w:space="0" w:color="auto"/>
+                <w:insideV w:val="none" w:sz="0" w:space="0" w:color="auto"/>
+              </w:tblBorders>
               <w:tblLook w:val="04A0" w:firstRow="1" w:lastRow="0" w:firstColumn="1" w:lastColumn="0" w:noHBand="0" w:noVBand="1"/>
             </w:tblPr>
             <w:tblGrid>
               <w:gridCol w:w="1102"/>
               <w:gridCol w:w="1102"/>
-              <w:gridCol w:w="1116"/>
+              <w:gridCol w:w="1096"/>
             </w:tblGrid>
             <w:tr>
               <w:tc>
@@ -13312,7 +13308,7 @@
                     <w:pStyle w:val="ListParagraph"/>
                     <w:numPr>
                       <w:ilvl w:val="0"/>
-                      <w:numId w:val="35"/>
+                      <w:numId w:val="33"/>
                     </w:numPr>
                     <w:rPr>
                       <w:rStyle w:val="BlankWord1"/>
@@ -13345,7 +13341,7 @@
                     <w:pStyle w:val="ListParagraph"/>
                     <w:numPr>
                       <w:ilvl w:val="0"/>
-                      <w:numId w:val="35"/>
+                      <w:numId w:val="33"/>
                     </w:numPr>
                     <w:rPr>
                       <w:rStyle w:val="BlankWord1"/>
@@ -13394,7 +13390,7 @@
                     <w:pStyle w:val="ListParagraph"/>
                     <w:numPr>
                       <w:ilvl w:val="0"/>
-                      <w:numId w:val="35"/>
+                      <w:numId w:val="33"/>
                     </w:numPr>
                     <w:rPr>
                       <w:rStyle w:val="BlankWord1"/>
@@ -13554,7 +13550,7 @@
               <w:pStyle w:val="SS3-115"/>
               <w:numPr>
                 <w:ilvl w:val="0"/>
-                <w:numId w:val="36"/>
+                <w:numId w:val="34"/>
               </w:numPr>
             </w:pPr>
             <w:r>
@@ -13566,8 +13562,16 @@
           </w:p>
           <w:tbl>
             <w:tblPr>
-              <w:tblStyle w:val="DottedTable"/>
+              <w:tblStyle w:val="CommonTable"/>
               <w:tblW w:w="0" w:type="auto"/>
+              <w:tblBorders>
+                <w:top w:val="none" w:sz="0" w:space="0" w:color="auto"/>
+                <w:left w:val="none" w:sz="0" w:space="0" w:color="auto"/>
+                <w:bottom w:val="none" w:sz="0" w:space="0" w:color="auto"/>
+                <w:right w:val="none" w:sz="0" w:space="0" w:color="auto"/>
+                <w:insideH w:val="none" w:sz="0" w:space="0" w:color="auto"/>
+                <w:insideV w:val="none" w:sz="0" w:space="0" w:color="auto"/>
+              </w:tblBorders>
               <w:tblLook w:val="04A0" w:firstRow="1" w:lastRow="0" w:firstColumn="1" w:lastColumn="0" w:noHBand="0" w:noVBand="1"/>
             </w:tblPr>
             <w:tblGrid>
@@ -13585,7 +13589,7 @@
                     <w:pStyle w:val="ListParagraph"/>
                     <w:numPr>
                       <w:ilvl w:val="0"/>
-                      <w:numId w:val="37"/>
+                      <w:numId w:val="35"/>
                     </w:numPr>
                     <w:rPr>
                       <w:rStyle w:val="BlankWord1"/>
@@ -13626,7 +13630,7 @@
                     <w:pStyle w:val="ListParagraph"/>
                     <w:numPr>
                       <w:ilvl w:val="0"/>
-                      <w:numId w:val="37"/>
+                      <w:numId w:val="35"/>
                     </w:numPr>
                     <w:rPr>
                       <w:rStyle w:val="BlankWord1"/>
@@ -13667,7 +13671,7 @@
                     <w:pStyle w:val="ListParagraph"/>
                     <w:numPr>
                       <w:ilvl w:val="0"/>
-                      <w:numId w:val="37"/>
+                      <w:numId w:val="35"/>
                     </w:numPr>
                     <w:rPr>
                       <w:rStyle w:val="BlankWord1"/>
@@ -13707,7 +13711,7 @@
               <w:pStyle w:val="SS3-115"/>
               <w:numPr>
                 <w:ilvl w:val="0"/>
-                <w:numId w:val="36"/>
+                <w:numId w:val="34"/>
               </w:numPr>
             </w:pPr>
             <w:r>
@@ -13716,8 +13720,16 @@
           </w:p>
           <w:tbl>
             <w:tblPr>
-              <w:tblStyle w:val="DottedTable"/>
+              <w:tblStyle w:val="CommonTable"/>
               <w:tblW w:w="0" w:type="auto"/>
+              <w:tblBorders>
+                <w:top w:val="none" w:sz="0" w:space="0" w:color="auto"/>
+                <w:left w:val="none" w:sz="0" w:space="0" w:color="auto"/>
+                <w:bottom w:val="none" w:sz="0" w:space="0" w:color="auto"/>
+                <w:right w:val="none" w:sz="0" w:space="0" w:color="auto"/>
+                <w:insideH w:val="none" w:sz="0" w:space="0" w:color="auto"/>
+                <w:insideV w:val="none" w:sz="0" w:space="0" w:color="auto"/>
+              </w:tblBorders>
               <w:tblLook w:val="04A0" w:firstRow="1" w:lastRow="0" w:firstColumn="1" w:lastColumn="0" w:noHBand="0" w:noVBand="1"/>
             </w:tblPr>
             <w:tblGrid>
@@ -13735,7 +13747,7 @@
                     <w:pStyle w:val="ListParagraph"/>
                     <w:numPr>
                       <w:ilvl w:val="0"/>
-                      <w:numId w:val="38"/>
+                      <w:numId w:val="36"/>
                     </w:numPr>
                     <w:rPr>
                       <w:rStyle w:val="BlankWord1"/>
@@ -13776,7 +13788,7 @@
                     <w:pStyle w:val="ListParagraph"/>
                     <w:numPr>
                       <w:ilvl w:val="0"/>
-                      <w:numId w:val="38"/>
+                      <w:numId w:val="36"/>
                     </w:numPr>
                     <w:rPr>
                       <w:rStyle w:val="BlankWord1"/>
@@ -13817,7 +13829,7 @@
                     <w:pStyle w:val="ListParagraph"/>
                     <w:numPr>
                       <w:ilvl w:val="0"/>
-                      <w:numId w:val="38"/>
+                      <w:numId w:val="36"/>
                     </w:numPr>
                     <w:rPr>
                       <w:rStyle w:val="BlankWord1"/>
@@ -14149,6 +14161,1628 @@
     </w:p>
     <w:p>
       <w:pPr>
+        <w:spacing w:before="240" w:after="0"/>
+        <w:rPr>
+          <w:color w:val="E8B756"/>
+          <w:sz w:val="34"/>
+          <w:szCs w:val="34"/>
+        </w:rPr>
+      </w:pPr>
+      <w:r>
+        <w:rPr>
+          <w:color w:val="CA036E"/>
+          <w:sz w:val="34"/>
+          <w:szCs w:val="34"/>
+          <w:shd w:val="clear" w:color="auto" w:fill="CA036E"/>
+        </w:rPr>
+        <w:lastRenderedPageBreak/>
+        <w:t>[[[[[[[[[[</w:t>
+      </w:r>
+      <w:r>
+        <w:rPr>
+          <w:rFonts w:ascii="Source Sans 3 SemiBold" w:hAnsi="Source Sans 3 SemiBold"/>
+          <w:b/>
+          <w:bCs/>
+          <w:sz w:val="34"/>
+          <w:szCs w:val="34"/>
+        </w:rPr>
+        <w:t>MULTIPLE-CHOICE QUESTIONS</w:t>
+      </w:r>
+      <w:r>
+        <w:rPr>
+          <w:color w:val="CA036E"/>
+          <w:sz w:val="34"/>
+          <w:szCs w:val="34"/>
+        </w:rPr>
+        <w:t>]</w:t>
+      </w:r>
+    </w:p>
+    <w:tbl>
+      <w:tblPr>
+        <w:tblStyle w:val="NormalTable"/>
+        <w:tblW w:w="0" w:type="auto"/>
+        <w:tblBorders>
+          <w:top w:val="single" w:sz="18" w:space="0" w:color="CA036E"/>
+          <w:left w:val="single" w:sz="18" w:space="0" w:color="CA036E"/>
+          <w:bottom w:val="single" w:sz="18" w:space="0" w:color="CA036E"/>
+          <w:right w:val="single" w:sz="18" w:space="0" w:color="CA036E"/>
+          <w:insideH w:val="single" w:sz="18" w:space="0" w:color="CA036E"/>
+          <w:insideV w:val="single" w:sz="18" w:space="0" w:color="CA036E"/>
+        </w:tblBorders>
+        <w:shd w:val="clear" w:color="auto" w:fill="FCFDF5"/>
+        <w:tblLook w:val="04A0" w:firstRow="1" w:lastRow="0" w:firstColumn="1" w:lastColumn="0" w:noHBand="0" w:noVBand="1"/>
+      </w:tblPr>
+      <w:tblGrid>
+        <w:gridCol w:w="14356"/>
+      </w:tblGrid>
+      <w:tr>
+        <w:tc>
+          <w:tcPr>
+            <w:tcW w:w="14392" w:type="dxa"/>
+            <w:shd w:val="clear" w:color="auto" w:fill="F3E0F6"/>
+          </w:tcPr>
+          <w:p>
+            <w:pPr>
+              <w:pStyle w:val="BodyText"/>
+              <w:spacing w:line="238" w:lineRule="auto"/>
+              <w:rPr>
+                <w:rFonts w:ascii="Source Sans 3" w:hAnsi="Source Sans 3" w:cstheme="minorBidi"/>
+                <w:color w:val="1A150E"/>
+                <w:spacing w:val="-4"/>
+                <w:sz w:val="21"/>
+                <w:szCs w:val="21"/>
+              </w:rPr>
+            </w:pPr>
+            <w:r>
+              <w:rPr>
+                <w:rFonts w:ascii="Cambria Math" w:hAnsi="Cambria Math" w:cs="Cambria Math"/>
+                <w:color w:val="CA036E"/>
+                <w:sz w:val="36"/>
+                <w:szCs w:val="36"/>
+              </w:rPr>
+              <w:t>◉</w:t>
+            </w:r>
+            <w:r>
+              <w:rPr>
+                <w:rFonts w:ascii="Source Sans 3" w:hAnsi="Source Sans 3" w:cstheme="minorBidi"/>
+                <w:color w:val="1A150E"/>
+                <w:spacing w:val="-4"/>
+              </w:rPr>
+              <w:t xml:space="preserve"> </w:t>
+            </w:r>
+            <w:r>
+              <w:rPr>
+                <w:rFonts w:ascii="Source Sans 3" w:hAnsi="Source Sans 3" w:cstheme="minorBidi"/>
+                <w:color w:val="1A150E"/>
+                <w:spacing w:val="-4"/>
+                <w:sz w:val="21"/>
+                <w:szCs w:val="21"/>
+              </w:rPr>
+              <w:t>In multiple-choice tasks, you choose the correct answer from three options, A, Bor C.</w:t>
+            </w:r>
+          </w:p>
+          <w:p>
+            <w:pPr>
+              <w:pStyle w:val="BodyText"/>
+              <w:spacing w:before="240" w:line="238" w:lineRule="auto"/>
+              <w:rPr>
+                <w:rFonts w:ascii="Source Sans 3" w:hAnsi="Source Sans 3" w:cstheme="minorBidi"/>
+                <w:color w:val="1A150E"/>
+                <w:spacing w:val="-4"/>
+                <w:sz w:val="21"/>
+                <w:szCs w:val="21"/>
+              </w:rPr>
+            </w:pPr>
+            <w:r>
+              <w:rPr>
+                <w:rFonts w:ascii="Source Sans 3" w:hAnsi="Source Sans 3" w:cstheme="minorBidi"/>
+                <w:color w:val="1A150E"/>
+                <w:spacing w:val="-4"/>
+                <w:sz w:val="21"/>
+                <w:szCs w:val="21"/>
+              </w:rPr>
+              <w:t>There are two types of multiple-choice question:</w:t>
+            </w:r>
+          </w:p>
+          <w:p>
+            <w:pPr>
+              <w:pStyle w:val="BodyText"/>
+              <w:numPr>
+                <w:ilvl w:val="0"/>
+                <w:numId w:val="39"/>
+              </w:numPr>
+              <w:spacing w:after="0" w:line="238" w:lineRule="auto"/>
+              <w:ind w:left="227" w:hanging="227"/>
+              <w:rPr>
+                <w:rFonts w:ascii="Source Sans 3" w:hAnsi="Source Sans 3" w:cstheme="minorBidi"/>
+                <w:color w:val="1A150E"/>
+                <w:spacing w:val="-4"/>
+                <w:sz w:val="21"/>
+                <w:szCs w:val="21"/>
+              </w:rPr>
+            </w:pPr>
+            <w:r>
+              <w:rPr>
+                <w:rFonts w:ascii="Source Sans 3" w:hAnsi="Source Sans 3" w:cstheme="minorBidi"/>
+                <w:color w:val="1A150E"/>
+                <w:spacing w:val="-4"/>
+                <w:sz w:val="21"/>
+                <w:szCs w:val="21"/>
+              </w:rPr>
+              <w:t>a question followed by three possible options</w:t>
+            </w:r>
+          </w:p>
+          <w:p>
+            <w:pPr>
+              <w:pStyle w:val="BodyText"/>
+              <w:numPr>
+                <w:ilvl w:val="0"/>
+                <w:numId w:val="39"/>
+              </w:numPr>
+              <w:spacing w:line="238" w:lineRule="auto"/>
+              <w:ind w:left="227" w:hanging="227"/>
+              <w:rPr>
+                <w:rFonts w:ascii="Source Sans 3" w:hAnsi="Source Sans 3"/>
+                <w:color w:val="1E1A12"/>
+                <w:spacing w:val="-4"/>
+                <w:szCs w:val="28"/>
+              </w:rPr>
+            </w:pPr>
+            <w:r>
+              <w:rPr>
+                <w:rFonts w:ascii="Source Sans 3" w:hAnsi="Source Sans 3" w:cstheme="minorBidi"/>
+                <w:color w:val="1A150E"/>
+                <w:spacing w:val="-4"/>
+                <w:sz w:val="21"/>
+                <w:szCs w:val="21"/>
+              </w:rPr>
+              <w:t>an unfinished statement followed by three possible endings</w:t>
+            </w:r>
+          </w:p>
+        </w:tc>
+      </w:tr>
+    </w:tbl>
+    <w:p>
+      <w:pPr>
+        <w:spacing w:before="240" w:after="0"/>
+        <w:rPr>
+          <w:rFonts w:ascii="Source Sans 3" w:hAnsi="Source Sans 3"/>
+          <w:color w:val="DDF03C"/>
+          <w:sz w:val="2"/>
+          <w:szCs w:val="2"/>
+        </w:rPr>
+      </w:pPr>
+    </w:p>
+    <w:tbl>
+      <w:tblPr>
+        <w:tblStyle w:val="DottedTable"/>
+        <w:tblW w:w="14392" w:type="dxa"/>
+        <w:tblLook w:val="04A0" w:firstRow="1" w:lastRow="0" w:firstColumn="1" w:lastColumn="0" w:noHBand="0" w:noVBand="1"/>
+      </w:tblPr>
+      <w:tblGrid>
+        <w:gridCol w:w="650"/>
+        <w:gridCol w:w="8276"/>
+        <w:gridCol w:w="5466"/>
+      </w:tblGrid>
+      <w:tr>
+        <w:tc>
+          <w:tcPr>
+            <w:tcW w:w="650" w:type="dxa"/>
+          </w:tcPr>
+          <w:tbl>
+            <w:tblPr>
+              <w:tblStyle w:val="CompactTable"/>
+              <w:tblW w:w="0" w:type="auto"/>
+              <w:tblBorders>
+                <w:top w:val="single" w:sz="18" w:space="0" w:color="B01070"/>
+                <w:left w:val="single" w:sz="18" w:space="0" w:color="B01070"/>
+                <w:bottom w:val="single" w:sz="18" w:space="0" w:color="B01070"/>
+                <w:right w:val="single" w:sz="18" w:space="0" w:color="B01070"/>
+                <w:insideH w:val="single" w:sz="18" w:space="0" w:color="B01070"/>
+                <w:insideV w:val="single" w:sz="18" w:space="0" w:color="B01070"/>
+              </w:tblBorders>
+              <w:tblLook w:val="04A0" w:firstRow="1" w:lastRow="0" w:firstColumn="1" w:lastColumn="0" w:noHBand="0" w:noVBand="1"/>
+            </w:tblPr>
+            <w:tblGrid>
+              <w:gridCol w:w="320"/>
+            </w:tblGrid>
+            <w:tr>
+              <w:tc>
+                <w:tcPr>
+                  <w:tcW w:w="385" w:type="dxa"/>
+                </w:tcPr>
+                <w:p>
+                  <w:pPr>
+                    <w:rPr>
+                      <w:b w:val="0"/>
+                      <w:bCs/>
+                      <w:szCs w:val="26"/>
+                      <w:bdr w:val="single" w:sz="12" w:space="0" w:color="FFFF00"/>
+                    </w:rPr>
+                  </w:pPr>
+                  <w:r>
+                    <w:rPr>
+                      <w:bCs/>
+                      <w:szCs w:val="26"/>
+                      <w:lang w:bidi="ar-SA"/>
+                    </w:rPr>
+                    <w:t>11</w:t>
+                  </w:r>
+                </w:p>
+              </w:tc>
+            </w:tr>
+          </w:tbl>
+          <w:p>
+            <w:pPr>
+              <w:rPr>
+                <w:rFonts w:ascii="Source Sans 3" w:hAnsi="Source Sans 3"/>
+                <w:b/>
+                <w:bCs/>
+                <w:sz w:val="26"/>
+                <w:szCs w:val="26"/>
+                <w:bdr w:val="single" w:sz="12" w:space="0" w:color="FFFF00"/>
+              </w:rPr>
+            </w:pPr>
+          </w:p>
+        </w:tc>
+        <w:tc>
+          <w:tcPr>
+            <w:tcW w:w="8276" w:type="dxa"/>
+          </w:tcPr>
+          <w:p>
+            <w:pPr>
+              <w:spacing w:after="120"/>
+              <w:rPr>
+                <w:rFonts w:ascii="Source Sans 3 Medium" w:hAnsi="Source Sans 3 Medium"/>
+                <w:b/>
+                <w:bCs/>
+                <w:sz w:val="23"/>
+                <w:szCs w:val="23"/>
+              </w:rPr>
+            </w:pPr>
+            <w:r>
+              <w:rPr>
+                <w:rFonts w:ascii="Source Sans 3 Medium" w:hAnsi="Source Sans 3 Medium"/>
+                <w:b/>
+                <w:bCs/>
+                <w:sz w:val="23"/>
+                <w:szCs w:val="23"/>
+              </w:rPr>
+              <w:t>Match the words and phrases 1-5 to words and phrases a-e, which have a similar meaning</w:t>
+            </w:r>
+            <w:r>
+              <w:rPr>
+                <w:rFonts w:ascii="Source Sans 3 Medium" w:hAnsi="Source Sans 3 Medium"/>
+                <w:b/>
+                <w:bCs/>
+                <w:sz w:val="23"/>
+                <w:szCs w:val="23"/>
+              </w:rPr>
+              <w:t>.</w:t>
+            </w:r>
+          </w:p>
+          <w:tbl>
+            <w:tblPr>
+              <w:tblStyle w:val="DottedTable"/>
+              <w:tblW w:w="0" w:type="auto"/>
+              <w:tblLook w:val="04A0" w:firstRow="1" w:lastRow="0" w:firstColumn="1" w:lastColumn="0" w:noHBand="0" w:noVBand="1"/>
+            </w:tblPr>
+            <w:tblGrid>
+              <w:gridCol w:w="2855"/>
+              <w:gridCol w:w="3358"/>
+            </w:tblGrid>
+            <w:tr>
+              <w:tc>
+                <w:tcPr>
+                  <w:tcW w:w="0" w:type="auto"/>
+                </w:tcPr>
+                <w:p>
+                  <w:pPr>
+                    <w:pStyle w:val="SS3-115"/>
+                    <w:numPr>
+                      <w:ilvl w:val="0"/>
+                      <w:numId w:val="40"/>
+                    </w:numPr>
+                  </w:pPr>
+                  <w:r>
+                    <w:t>a goodbye party</w:t>
+                  </w:r>
+                </w:p>
+                <w:p>
+                  <w:pPr>
+                    <w:pStyle w:val="SS3-115"/>
+                    <w:numPr>
+                      <w:ilvl w:val="0"/>
+                      <w:numId w:val="40"/>
+                    </w:numPr>
+                  </w:pPr>
+                  <w:r>
+                    <w:t>a soccer game</w:t>
+                  </w:r>
+                </w:p>
+                <w:p>
+                  <w:pPr>
+                    <w:pStyle w:val="SS3-115"/>
+                    <w:numPr>
+                      <w:ilvl w:val="0"/>
+                      <w:numId w:val="40"/>
+                    </w:numPr>
+                  </w:pPr>
+                  <w:r>
+                    <w:t>a celebration</w:t>
+                  </w:r>
+                </w:p>
+                <w:p>
+                  <w:pPr>
+                    <w:pStyle w:val="SS3-115"/>
+                    <w:numPr>
+                      <w:ilvl w:val="0"/>
+                      <w:numId w:val="40"/>
+                    </w:numPr>
+                  </w:pPr>
+                  <w:r>
+                    <w:t>brother and sister</w:t>
+                  </w:r>
+                </w:p>
+                <w:p>
+                  <w:pPr>
+                    <w:pStyle w:val="SS3-115"/>
+                    <w:numPr>
+                      <w:ilvl w:val="0"/>
+                      <w:numId w:val="40"/>
+                    </w:numPr>
+                  </w:pPr>
+                  <w:r>
+                    <w:t>work in the same office</w:t>
+                  </w:r>
+                </w:p>
+              </w:tc>
+              <w:tc>
+                <w:tcPr>
+                  <w:tcW w:w="0" w:type="auto"/>
+                </w:tcPr>
+                <w:p>
+                  <w:pPr>
+                    <w:pStyle w:val="SS3-115"/>
+                    <w:numPr>
+                      <w:ilvl w:val="0"/>
+                      <w:numId w:val="41"/>
+                    </w:numPr>
+                  </w:pPr>
+                  <w:r>
+                    <w:t>members of the same family</w:t>
+                  </w:r>
+                </w:p>
+                <w:p>
+                  <w:pPr>
+                    <w:pStyle w:val="SS3-115"/>
+                    <w:numPr>
+                      <w:ilvl w:val="0"/>
+                      <w:numId w:val="41"/>
+                    </w:numPr>
+                  </w:pPr>
+                  <w:r>
+                    <w:t>colleagues</w:t>
+                  </w:r>
+                </w:p>
+                <w:p>
+                  <w:pPr>
+                    <w:pStyle w:val="SS3-115"/>
+                    <w:numPr>
+                      <w:ilvl w:val="0"/>
+                      <w:numId w:val="41"/>
+                    </w:numPr>
+                  </w:pPr>
+                  <w:r>
+                    <w:t>a leaving party</w:t>
+                  </w:r>
+                </w:p>
+                <w:p>
+                  <w:pPr>
+                    <w:pStyle w:val="SS3-115"/>
+                    <w:numPr>
+                      <w:ilvl w:val="0"/>
+                      <w:numId w:val="41"/>
+                    </w:numPr>
+                  </w:pPr>
+                  <w:r>
+                    <w:t>a birthday party</w:t>
+                  </w:r>
+                </w:p>
+                <w:p>
+                  <w:pPr>
+                    <w:pStyle w:val="SS3-115"/>
+                    <w:numPr>
+                      <w:ilvl w:val="0"/>
+                      <w:numId w:val="41"/>
+                    </w:numPr>
+                  </w:pPr>
+                  <w:r>
+                    <w:t>a football match</w:t>
+                  </w:r>
+                </w:p>
+              </w:tc>
+            </w:tr>
+          </w:tbl>
+          <w:p>
+            <w:pPr>
+              <w:pStyle w:val="SS3-115"/>
+              <w:rPr>
+                <w:rStyle w:val="BlankWord1"/>
+                <w:rFonts w:ascii="Source Sans 3 Medium" w:hAnsi="Source Sans 3 Medium"/>
+                <w:b/>
+                <w:bCs/>
+                <w:bdr w:val="none" w:sz="0" w:space="0" w:color="auto"/>
+                <w:shd w:val="clear" w:color="auto" w:fill="auto"/>
+                <w:rtl/>
+                <w14:textOutline w14:w="0" w14:cap="rnd" w14:cmpd="sng" w14:algn="ctr">
+                  <w14:noFill/>
+                  <w14:prstDash w14:val="solid"/>
+                  <w14:bevel/>
+                </w14:textOutline>
+              </w:rPr>
+            </w:pPr>
+          </w:p>
+        </w:tc>
+        <w:tc>
+          <w:tcPr>
+            <w:tcW w:w="5466" w:type="dxa"/>
+          </w:tcPr>
+          <w:p/>
+          <w:p>
+            <w:pPr>
+              <w:rPr>
+                <w:rFonts w:ascii="Source Sans 3 SemiBold" w:hAnsi="Source Sans 3 SemiBold"/>
+                <w:b/>
+                <w:bCs/>
+                <w:noProof/>
+                <w:color w:val="FFFFFF" w:themeColor="background1"/>
+                <w:shd w:val="clear" w:color="auto" w:fill="68AF3D"/>
+              </w:rPr>
+            </w:pPr>
+            <w:r>
+              <w:rPr>
+                <w:rFonts w:ascii="Source Sans 3 SemiBold" w:hAnsi="Source Sans 3 SemiBold"/>
+                <w:b/>
+                <w:bCs/>
+                <w:noProof/>
+                <w:color w:val="FFFFFF" w:themeColor="background1"/>
+                <w:bdr w:val="single" w:sz="24" w:space="0" w:color="BE1085"/>
+                <w:shd w:val="clear" w:color="auto" w:fill="A50678"/>
+              </w:rPr>
+              <w:t xml:space="preserve">TIP </w:t>
+            </w:r>
+            <w:r>
+              <w:rPr>
+                <w:rFonts w:ascii="Source Sans 3 SemiBold" w:hAnsi="Source Sans 3 SemiBold"/>
+                <w:b/>
+                <w:bCs/>
+                <w:noProof/>
+                <w:bdr w:val="single" w:sz="24" w:space="0" w:color="BE1085"/>
+                <w:shd w:val="clear" w:color="auto" w:fill="FFFFFF" w:themeFill="background1"/>
+              </w:rPr>
+              <w:t>11</w:t>
+            </w:r>
+          </w:p>
+          <w:tbl>
+            <w:tblPr>
+              <w:tblStyle w:val="NormalTable"/>
+              <w:tblW w:w="0" w:type="auto"/>
+              <w:tblBorders>
+                <w:top w:val="single" w:sz="18" w:space="0" w:color="BE1085"/>
+                <w:left w:val="single" w:sz="18" w:space="0" w:color="BE1085"/>
+                <w:bottom w:val="single" w:sz="18" w:space="0" w:color="BE1085"/>
+                <w:right w:val="single" w:sz="18" w:space="0" w:color="BE1085"/>
+                <w:insideH w:val="single" w:sz="18" w:space="0" w:color="BE1085"/>
+                <w:insideV w:val="single" w:sz="18" w:space="0" w:color="BE1085"/>
+              </w:tblBorders>
+              <w:shd w:val="clear" w:color="auto" w:fill="E7EAEF"/>
+              <w:tblLook w:val="04A0" w:firstRow="1" w:lastRow="0" w:firstColumn="1" w:lastColumn="0" w:noHBand="0" w:noVBand="1"/>
+            </w:tblPr>
+            <w:tblGrid>
+              <w:gridCol w:w="5136"/>
+            </w:tblGrid>
+            <w:tr>
+              <w:tc>
+                <w:tcPr>
+                  <w:tcW w:w="6061" w:type="dxa"/>
+                  <w:shd w:val="clear" w:color="auto" w:fill="E7EAEF"/>
+                </w:tcPr>
+                <w:p>
+                  <w:pPr>
+                    <w:rPr>
+                      <w:noProof/>
+                      <w:sz w:val="21"/>
+                      <w:szCs w:val="21"/>
+                    </w:rPr>
+                  </w:pPr>
+                  <w:r>
+                    <w:rPr>
+                      <w:sz w:val="21"/>
+                      <w:szCs w:val="21"/>
+                    </w:rPr>
+                    <w:t>The words in the questions and options (A, B, C) may not be the same as the words you hear on the recording. You need to listen for words with a similar meaning. It can sometimes help to rephrase the question in your own words before you listen.</w:t>
+                  </w:r>
+                </w:p>
+              </w:tc>
+            </w:tr>
+          </w:tbl>
+          <w:p>
+            <w:pPr>
+              <w:spacing w:after="120"/>
+              <w:rPr>
+                <w:rFonts w:ascii="Source Sans 3 Medium" w:hAnsi="Source Sans 3 Medium"/>
+                <w:b/>
+                <w:bCs/>
+                <w:sz w:val="23"/>
+                <w:szCs w:val="23"/>
+              </w:rPr>
+            </w:pPr>
+          </w:p>
+        </w:tc>
+      </w:tr>
+      <w:tr>
+        <w:tc>
+          <w:tcPr>
+            <w:tcW w:w="650" w:type="dxa"/>
+          </w:tcPr>
+          <w:tbl>
+            <w:tblPr>
+              <w:tblStyle w:val="CompactTable"/>
+              <w:tblW w:w="0" w:type="auto"/>
+              <w:tblBorders>
+                <w:top w:val="single" w:sz="18" w:space="0" w:color="B01070"/>
+                <w:left w:val="single" w:sz="18" w:space="0" w:color="B01070"/>
+                <w:bottom w:val="single" w:sz="18" w:space="0" w:color="B01070"/>
+                <w:right w:val="single" w:sz="18" w:space="0" w:color="B01070"/>
+                <w:insideH w:val="single" w:sz="18" w:space="0" w:color="B01070"/>
+                <w:insideV w:val="single" w:sz="18" w:space="0" w:color="B01070"/>
+              </w:tblBorders>
+              <w:tblLook w:val="04A0" w:firstRow="1" w:lastRow="0" w:firstColumn="1" w:lastColumn="0" w:noHBand="0" w:noVBand="1"/>
+            </w:tblPr>
+            <w:tblGrid>
+              <w:gridCol w:w="320"/>
+            </w:tblGrid>
+            <w:tr>
+              <w:tc>
+                <w:tcPr>
+                  <w:tcW w:w="385" w:type="dxa"/>
+                </w:tcPr>
+                <w:p>
+                  <w:pPr>
+                    <w:rPr>
+                      <w:b w:val="0"/>
+                      <w:bCs/>
+                      <w:szCs w:val="26"/>
+                      <w:bdr w:val="single" w:sz="12" w:space="0" w:color="FFFF00"/>
+                    </w:rPr>
+                  </w:pPr>
+                  <w:r>
+                    <w:rPr>
+                      <w:bCs/>
+                      <w:szCs w:val="26"/>
+                      <w:lang w:bidi="ar-SA"/>
+                    </w:rPr>
+                    <w:t>12</w:t>
+                  </w:r>
+                </w:p>
+              </w:tc>
+            </w:tr>
+          </w:tbl>
+          <w:p>
+            <w:pPr>
+              <w:rPr>
+                <w:bCs/>
+                <w:szCs w:val="26"/>
+              </w:rPr>
+            </w:pPr>
+          </w:p>
+        </w:tc>
+        <w:tc>
+          <w:tcPr>
+            <w:tcW w:w="8276" w:type="dxa"/>
+          </w:tcPr>
+          <w:p>
+            <w:pPr>
+              <w:spacing w:after="120"/>
+              <w:rPr>
+                <w:rFonts w:ascii="Source Sans 3 Medium" w:hAnsi="Source Sans 3 Medium"/>
+                <w:b/>
+                <w:bCs/>
+                <w:sz w:val="23"/>
+                <w:szCs w:val="23"/>
+              </w:rPr>
+            </w:pPr>
+            <w:r>
+              <w:rPr>
+                <w:rFonts w:ascii="Source Sans 3 Medium" w:hAnsi="Source Sans 3 Medium"/>
+                <w:b/>
+                <w:bCs/>
+                <w:sz w:val="23"/>
+                <w:szCs w:val="23"/>
+              </w:rPr>
+              <w:t>Read questions 1-6 in the Exam skills task below and match them with the topic areas in the box</w:t>
+            </w:r>
+            <w:r>
+              <w:rPr>
+                <w:rFonts w:ascii="Source Sans 3 Medium" w:hAnsi="Source Sans 3 Medium"/>
+                <w:b/>
+                <w:bCs/>
+                <w:sz w:val="23"/>
+                <w:szCs w:val="23"/>
+              </w:rPr>
+              <w:t>.</w:t>
+            </w:r>
+          </w:p>
+          <w:tbl>
+            <w:tblPr>
+              <w:tblStyle w:val="CommonTable"/>
+              <w:tblW w:w="0" w:type="auto"/>
+              <w:tblBorders>
+                <w:top w:val="single" w:sz="18" w:space="0" w:color="B46092"/>
+                <w:left w:val="single" w:sz="18" w:space="0" w:color="B46092"/>
+                <w:bottom w:val="single" w:sz="18" w:space="0" w:color="B46092"/>
+                <w:right w:val="single" w:sz="18" w:space="0" w:color="B46092"/>
+                <w:insideH w:val="none" w:sz="0" w:space="0" w:color="auto"/>
+                <w:insideV w:val="none" w:sz="0" w:space="0" w:color="auto"/>
+              </w:tblBorders>
+              <w:tblLook w:val="04A0" w:firstRow="1" w:lastRow="0" w:firstColumn="1" w:lastColumn="0" w:noHBand="0" w:noVBand="1"/>
+            </w:tblPr>
+            <w:tblGrid>
+              <w:gridCol w:w="1270"/>
+              <w:gridCol w:w="1052"/>
+              <w:gridCol w:w="1529"/>
+              <w:gridCol w:w="2875"/>
+            </w:tblGrid>
+            <w:tr>
+              <w:tc>
+                <w:tcPr>
+                  <w:tcW w:w="0" w:type="auto"/>
+                </w:tcPr>
+                <w:p>
+                  <w:pPr>
+                    <w:spacing w:after="120"/>
+                    <w:rPr>
+                      <w:rFonts w:ascii="Source Sans 3 Medium" w:hAnsi="Source Sans 3 Medium"/>
+                      <w:sz w:val="23"/>
+                      <w:szCs w:val="23"/>
+                      <w:lang w:bidi="ar-SA"/>
+                    </w:rPr>
+                  </w:pPr>
+                  <w:proofErr w:type="spellStart"/>
+                  <w:r>
+                    <w:rPr>
+                      <w:rFonts w:ascii="Source Sans 3 Medium" w:hAnsi="Source Sans 3 Medium"/>
+                      <w:sz w:val="23"/>
+                      <w:szCs w:val="23"/>
+                      <w:lang w:bidi="ar-SA"/>
+                    </w:rPr>
+                    <w:t>Colour</w:t>
+                  </w:r>
+                  <w:proofErr w:type="spellEnd"/>
+                </w:p>
+              </w:tc>
+              <w:tc>
+                <w:tcPr>
+                  <w:tcW w:w="0" w:type="auto"/>
+                </w:tcPr>
+                <w:p>
+                  <w:pPr>
+                    <w:spacing w:after="120"/>
+                    <w:rPr>
+                      <w:rFonts w:ascii="Source Sans 3 Medium" w:hAnsi="Source Sans 3 Medium"/>
+                      <w:sz w:val="23"/>
+                      <w:szCs w:val="23"/>
+                      <w:lang w:bidi="ar-SA"/>
+                    </w:rPr>
+                  </w:pPr>
+                  <w:r>
+                    <w:rPr>
+                      <w:rFonts w:ascii="Source Sans 3 Medium" w:hAnsi="Source Sans 3 Medium"/>
+                      <w:sz w:val="23"/>
+                      <w:szCs w:val="23"/>
+                      <w:lang w:bidi="ar-SA"/>
+                    </w:rPr>
+                    <w:t>Food</w:t>
+                  </w:r>
+                </w:p>
+              </w:tc>
+              <w:tc>
+                <w:tcPr>
+                  <w:tcW w:w="0" w:type="auto"/>
+                </w:tcPr>
+                <w:p>
+                  <w:pPr>
+                    <w:spacing w:after="120"/>
+                    <w:rPr>
+                      <w:rFonts w:ascii="Source Sans 3 Medium" w:hAnsi="Source Sans 3 Medium"/>
+                      <w:sz w:val="23"/>
+                      <w:szCs w:val="23"/>
+                      <w:lang w:bidi="ar-SA"/>
+                    </w:rPr>
+                  </w:pPr>
+                  <w:r>
+                    <w:rPr>
+                      <w:rFonts w:ascii="Source Sans 3 Medium" w:hAnsi="Source Sans 3 Medium"/>
+                      <w:sz w:val="23"/>
+                      <w:szCs w:val="23"/>
+                      <w:lang w:bidi="ar-SA"/>
+                    </w:rPr>
+                    <w:t>Presents</w:t>
+                  </w:r>
+                </w:p>
+              </w:tc>
+              <w:tc>
+                <w:tcPr>
+                  <w:tcW w:w="0" w:type="auto"/>
+                </w:tcPr>
+                <w:p>
+                  <w:pPr>
+                    <w:spacing w:after="120"/>
+                    <w:rPr>
+                      <w:rFonts w:ascii="Source Sans 3 Medium" w:hAnsi="Source Sans 3 Medium"/>
+                      <w:sz w:val="23"/>
+                      <w:szCs w:val="23"/>
+                      <w:lang w:bidi="ar-SA"/>
+                    </w:rPr>
+                  </w:pPr>
+                  <w:r>
+                    <w:rPr>
+                      <w:rFonts w:ascii="Source Sans 3 Medium" w:hAnsi="Source Sans 3 Medium"/>
+                      <w:sz w:val="23"/>
+                      <w:szCs w:val="23"/>
+                      <w:lang w:bidi="ar-SA"/>
+                    </w:rPr>
+                    <w:t>The meaning of something</w:t>
+                  </w:r>
+                </w:p>
+              </w:tc>
+            </w:tr>
+            <w:tr>
+              <w:tc>
+                <w:tcPr>
+                  <w:tcW w:w="0" w:type="auto"/>
+                  <w:gridSpan w:val="3"/>
+                </w:tcPr>
+                <w:p>
+                  <w:pPr>
+                    <w:spacing w:after="120"/>
+                    <w:rPr>
+                      <w:rFonts w:ascii="Source Sans 3 Medium" w:hAnsi="Source Sans 3 Medium"/>
+                      <w:sz w:val="23"/>
+                      <w:szCs w:val="23"/>
+                      <w:lang w:bidi="ar-SA"/>
+                    </w:rPr>
+                  </w:pPr>
+                  <w:r>
+                    <w:rPr>
+                      <w:rFonts w:ascii="Source Sans 3 Medium" w:hAnsi="Source Sans 3 Medium"/>
+                      <w:sz w:val="23"/>
+                      <w:szCs w:val="23"/>
+                      <w:lang w:bidi="ar-SA"/>
+                    </w:rPr>
+                    <w:t>The relationship between the people</w:t>
+                  </w:r>
+                </w:p>
+              </w:tc>
+              <w:tc>
+                <w:tcPr>
+                  <w:tcW w:w="0" w:type="auto"/>
+                </w:tcPr>
+                <w:p>
+                  <w:pPr>
+                    <w:spacing w:after="120"/>
+                    <w:rPr>
+                      <w:rFonts w:ascii="Source Sans 3 Medium" w:hAnsi="Source Sans 3 Medium"/>
+                      <w:sz w:val="23"/>
+                      <w:szCs w:val="23"/>
+                      <w:lang w:bidi="ar-SA"/>
+                    </w:rPr>
+                  </w:pPr>
+                  <w:r>
+                    <w:rPr>
+                      <w:rFonts w:ascii="Source Sans 3 Medium" w:hAnsi="Source Sans 3 Medium"/>
+                      <w:sz w:val="23"/>
+                      <w:szCs w:val="23"/>
+                      <w:lang w:bidi="ar-SA"/>
+                    </w:rPr>
+                    <w:t>The type of event</w:t>
+                  </w:r>
+                </w:p>
+              </w:tc>
+            </w:tr>
+          </w:tbl>
+          <w:p>
+            <w:pPr>
+              <w:spacing w:after="120"/>
+              <w:rPr>
+                <w:rFonts w:ascii="Source Sans 3 Medium" w:hAnsi="Source Sans 3 Medium"/>
+                <w:b/>
+                <w:bCs/>
+                <w:sz w:val="23"/>
+                <w:szCs w:val="23"/>
+              </w:rPr>
+            </w:pPr>
+          </w:p>
+        </w:tc>
+        <w:tc>
+          <w:tcPr>
+            <w:tcW w:w="5466" w:type="dxa"/>
+          </w:tcPr>
+          <w:p/>
+        </w:tc>
+      </w:tr>
+    </w:tbl>
+    <w:p>
+      <w:pPr>
+        <w:spacing w:before="240" w:after="0"/>
+        <w:rPr>
+          <w:color w:val="E8B756"/>
+          <w:sz w:val="34"/>
+          <w:szCs w:val="34"/>
+        </w:rPr>
+      </w:pPr>
+      <w:r>
+        <w:rPr>
+          <w:color w:val="CA036E"/>
+          <w:sz w:val="34"/>
+          <w:szCs w:val="34"/>
+          <w:shd w:val="clear" w:color="auto" w:fill="CA036E"/>
+        </w:rPr>
+        <w:t>[[[[[[[[[[</w:t>
+      </w:r>
+      <w:r>
+        <w:rPr>
+          <w:rFonts w:ascii="Source Sans 3 SemiBold" w:hAnsi="Source Sans 3 SemiBold"/>
+          <w:b/>
+          <w:bCs/>
+          <w:sz w:val="34"/>
+          <w:szCs w:val="34"/>
+        </w:rPr>
+        <w:t>EXAM SKILLS</w:t>
+      </w:r>
+      <w:r>
+        <w:rPr>
+          <w:color w:val="CA036E"/>
+          <w:sz w:val="34"/>
+          <w:szCs w:val="34"/>
+        </w:rPr>
+        <w:t>]</w:t>
+      </w:r>
+    </w:p>
+    <w:p>
+      <w:pPr>
+        <w:spacing w:before="240" w:after="0"/>
+        <w:rPr>
+          <w:rFonts w:ascii="Source Sans 3" w:hAnsi="Source Sans 3"/>
+          <w:color w:val="DDF03C"/>
+          <w:sz w:val="2"/>
+          <w:szCs w:val="2"/>
+        </w:rPr>
+      </w:pPr>
+    </w:p>
+    <w:tbl>
+      <w:tblPr>
+        <w:tblStyle w:val="DottedTable"/>
+        <w:tblW w:w="14392" w:type="dxa"/>
+        <w:tblLook w:val="04A0" w:firstRow="1" w:lastRow="0" w:firstColumn="1" w:lastColumn="0" w:noHBand="0" w:noVBand="1"/>
+      </w:tblPr>
+      <w:tblGrid>
+        <w:gridCol w:w="650"/>
+        <w:gridCol w:w="8276"/>
+        <w:gridCol w:w="5466"/>
+      </w:tblGrid>
+      <w:tr>
+        <w:tc>
+          <w:tcPr>
+            <w:tcW w:w="650" w:type="dxa"/>
+          </w:tcPr>
+          <w:tbl>
+            <w:tblPr>
+              <w:tblStyle w:val="CompactTable"/>
+              <w:tblW w:w="0" w:type="auto"/>
+              <w:tblBorders>
+                <w:top w:val="single" w:sz="18" w:space="0" w:color="B01070"/>
+                <w:left w:val="single" w:sz="18" w:space="0" w:color="B01070"/>
+                <w:bottom w:val="single" w:sz="18" w:space="0" w:color="B01070"/>
+                <w:right w:val="single" w:sz="18" w:space="0" w:color="B01070"/>
+                <w:insideH w:val="single" w:sz="18" w:space="0" w:color="B01070"/>
+                <w:insideV w:val="single" w:sz="18" w:space="0" w:color="B01070"/>
+              </w:tblBorders>
+              <w:tblLook w:val="04A0" w:firstRow="1" w:lastRow="0" w:firstColumn="1" w:lastColumn="0" w:noHBand="0" w:noVBand="1"/>
+            </w:tblPr>
+            <w:tblGrid>
+              <w:gridCol w:w="320"/>
+            </w:tblGrid>
+            <w:tr>
+              <w:tc>
+                <w:tcPr>
+                  <w:tcW w:w="385" w:type="dxa"/>
+                </w:tcPr>
+                <w:p>
+                  <w:pPr>
+                    <w:rPr>
+                      <w:b w:val="0"/>
+                      <w:bCs/>
+                      <w:szCs w:val="26"/>
+                      <w:bdr w:val="single" w:sz="12" w:space="0" w:color="FFFF00"/>
+                    </w:rPr>
+                  </w:pPr>
+                  <w:r>
+                    <w:rPr>
+                      <w:bCs/>
+                      <w:szCs w:val="26"/>
+                      <w:lang w:bidi="ar-SA"/>
+                    </w:rPr>
+                    <w:t>13</w:t>
+                  </w:r>
+                </w:p>
+              </w:tc>
+            </w:tr>
+          </w:tbl>
+          <w:p>
+            <w:pPr>
+              <w:rPr>
+                <w:rFonts w:ascii="Source Sans 3" w:hAnsi="Source Sans 3"/>
+                <w:b/>
+                <w:bCs/>
+                <w:sz w:val="26"/>
+                <w:szCs w:val="26"/>
+                <w:bdr w:val="single" w:sz="12" w:space="0" w:color="FFFF00"/>
+              </w:rPr>
+            </w:pPr>
+          </w:p>
+        </w:tc>
+        <w:tc>
+          <w:tcPr>
+            <w:tcW w:w="8276" w:type="dxa"/>
+          </w:tcPr>
+          <w:p>
+            <w:pPr>
+              <w:rPr>
+                <w:rFonts w:ascii="Source Sans 3 Medium" w:hAnsi="Source Sans 3 Medium"/>
+                <w:b/>
+                <w:bCs/>
+                <w:sz w:val="23"/>
+                <w:szCs w:val="23"/>
+              </w:rPr>
+            </w:pPr>
+            <w:r>
+              <w:rPr>
+                <w:rFonts w:ascii="Source Sans 3 Medium" w:hAnsi="Source Sans 3 Medium"/>
+                <w:b/>
+                <w:bCs/>
+                <w:sz w:val="23"/>
+                <w:szCs w:val="23"/>
+              </w:rPr>
+              <w:t>Listen to the conversation and choose the correct letter, A, B or C</w:t>
+            </w:r>
+            <w:r>
+              <w:rPr>
+                <w:rFonts w:ascii="Source Sans 3 Medium" w:hAnsi="Source Sans 3 Medium"/>
+                <w:b/>
+                <w:bCs/>
+                <w:sz w:val="23"/>
+                <w:szCs w:val="23"/>
+              </w:rPr>
+              <w:t>.</w:t>
+            </w:r>
+          </w:p>
+          <w:p>
+            <w:pPr>
+              <w:pStyle w:val="SS3-115"/>
+            </w:pPr>
+            <w:hyperlink r:id="rId32" w:history="1">
+              <w:r>
+                <w:rPr>
+                  <w:rStyle w:val="Hyperlink"/>
+                  <w:b/>
+                  <w:bCs/>
+                  <w:sz w:val="26"/>
+                  <w:szCs w:val="26"/>
+                </w:rPr>
+                <w:t>08</w:t>
+              </w:r>
+            </w:hyperlink>
+          </w:p>
+          <w:tbl>
+            <w:tblPr>
+              <w:tblStyle w:val="ColumnStackTable"/>
+              <w:tblW w:w="0" w:type="auto"/>
+              <w:tblLook w:val="04A0" w:firstRow="1" w:lastRow="0" w:firstColumn="1" w:lastColumn="0" w:noHBand="0" w:noVBand="1"/>
+            </w:tblPr>
+            <w:tblGrid>
+              <w:gridCol w:w="3991"/>
+              <w:gridCol w:w="3991"/>
+            </w:tblGrid>
+            <w:tr>
+              <w:tc>
+                <w:tcPr>
+                  <w:tcW w:w="3991" w:type="dxa"/>
+                </w:tcPr>
+                <w:p>
+                  <w:pPr>
+                    <w:pStyle w:val="SS3-115"/>
+                    <w:numPr>
+                      <w:ilvl w:val="0"/>
+                      <w:numId w:val="42"/>
+                    </w:numPr>
+                    <w:ind w:left="227" w:hanging="227"/>
+                    <w:rPr>
+                      <w:b/>
+                      <w:bCs/>
+                    </w:rPr>
+                  </w:pPr>
+                  <w:r>
+                    <w:rPr>
+                      <w:b/>
+                      <w:bCs/>
+                    </w:rPr>
+                    <w:t>Who are the two speakers?</w:t>
+                  </w:r>
+                </w:p>
+                <w:p>
+                  <w:pPr>
+                    <w:pStyle w:val="SS3-115"/>
+                    <w:numPr>
+                      <w:ilvl w:val="0"/>
+                      <w:numId w:val="44"/>
+                    </w:numPr>
+                    <w:ind w:left="454" w:hanging="227"/>
+                  </w:pPr>
+                  <w:r>
+                    <w:t>good friends</w:t>
+                  </w:r>
+                </w:p>
+                <w:p>
+                  <w:pPr>
+                    <w:pStyle w:val="SS3-115"/>
+                    <w:numPr>
+                      <w:ilvl w:val="0"/>
+                      <w:numId w:val="44"/>
+                    </w:numPr>
+                    <w:ind w:left="454" w:hanging="227"/>
+                  </w:pPr>
+                  <w:r>
+                    <w:t>work colleagues</w:t>
+                  </w:r>
+                </w:p>
+                <w:p>
+                  <w:pPr>
+                    <w:pStyle w:val="SS3-115"/>
+                    <w:numPr>
+                      <w:ilvl w:val="0"/>
+                      <w:numId w:val="44"/>
+                    </w:numPr>
+                    <w:ind w:left="454" w:hanging="227"/>
+                    <w:rPr>
+                      <w:rStyle w:val="BlankWord1"/>
+                      <w:b/>
+                      <w:bCs/>
+                      <w:bdr w:val="none" w:sz="0" w:space="0" w:color="auto"/>
+                      <w:shd w:val="clear" w:color="auto" w:fill="auto"/>
+                      <w14:textOutline w14:w="0" w14:cap="rnd" w14:cmpd="sng" w14:algn="ctr">
+                        <w14:noFill/>
+                        <w14:prstDash w14:val="solid"/>
+                        <w14:bevel/>
+                      </w14:textOutline>
+                    </w:rPr>
+                  </w:pPr>
+                  <w:r>
+                    <w:t>family members</w:t>
+                  </w:r>
+                </w:p>
+              </w:tc>
+              <w:tc>
+                <w:tcPr>
+                  <w:tcW w:w="3991" w:type="dxa"/>
+                </w:tcPr>
+                <w:p>
+                  <w:pPr>
+                    <w:pStyle w:val="SS3-115"/>
+                    <w:numPr>
+                      <w:ilvl w:val="0"/>
+                      <w:numId w:val="43"/>
+                    </w:numPr>
+                    <w:ind w:left="227" w:hanging="227"/>
+                    <w:rPr>
+                      <w:b/>
+                      <w:bCs/>
+                    </w:rPr>
+                  </w:pPr>
+                  <w:r>
+                    <w:rPr>
+                      <w:b/>
+                      <w:bCs/>
+                    </w:rPr>
+                    <w:t>The purse represents</w:t>
+                  </w:r>
+                </w:p>
+                <w:p>
+                  <w:pPr>
+                    <w:pStyle w:val="SS3-115"/>
+                    <w:numPr>
+                      <w:ilvl w:val="0"/>
+                      <w:numId w:val="45"/>
+                    </w:numPr>
+                    <w:ind w:left="454" w:hanging="227"/>
+                  </w:pPr>
+                  <w:r>
+                    <w:t>good health.</w:t>
+                  </w:r>
+                </w:p>
+                <w:p>
+                  <w:pPr>
+                    <w:pStyle w:val="SS3-115"/>
+                    <w:numPr>
+                      <w:ilvl w:val="0"/>
+                      <w:numId w:val="45"/>
+                    </w:numPr>
+                    <w:ind w:left="454" w:hanging="227"/>
+                  </w:pPr>
+                  <w:r>
+                    <w:t>good fortune.</w:t>
+                  </w:r>
+                </w:p>
+                <w:p>
+                  <w:pPr>
+                    <w:pStyle w:val="SS3-115"/>
+                    <w:numPr>
+                      <w:ilvl w:val="0"/>
+                      <w:numId w:val="45"/>
+                    </w:numPr>
+                    <w:ind w:left="454" w:hanging="227"/>
+                    <w:rPr>
+                      <w:rStyle w:val="BlankWord1"/>
+                      <w:b/>
+                      <w:bCs/>
+                      <w:bdr w:val="none" w:sz="0" w:space="0" w:color="auto"/>
+                      <w:shd w:val="clear" w:color="auto" w:fill="auto"/>
+                      <w14:textOutline w14:w="0" w14:cap="rnd" w14:cmpd="sng" w14:algn="ctr">
+                        <w14:noFill/>
+                        <w14:prstDash w14:val="solid"/>
+                        <w14:bevel/>
+                      </w14:textOutline>
+                    </w:rPr>
+                  </w:pPr>
+                  <w:r>
+                    <w:t>wealth.</w:t>
+                  </w:r>
+                </w:p>
+              </w:tc>
+            </w:tr>
+            <w:tr>
+              <w:tc>
+                <w:tcPr>
+                  <w:tcW w:w="3991" w:type="dxa"/>
+                </w:tcPr>
+                <w:p>
+                  <w:pPr>
+                    <w:pStyle w:val="SS3-115"/>
+                    <w:numPr>
+                      <w:ilvl w:val="0"/>
+                      <w:numId w:val="42"/>
+                    </w:numPr>
+                    <w:ind w:left="227" w:hanging="227"/>
+                    <w:rPr>
+                      <w:b/>
+                      <w:bCs/>
+                    </w:rPr>
+                  </w:pPr>
+                  <w:r>
+                    <w:rPr>
+                      <w:b/>
+                      <w:bCs/>
+                    </w:rPr>
+                    <w:t>Who are the two speakers?</w:t>
+                  </w:r>
+                </w:p>
+                <w:p>
+                  <w:pPr>
+                    <w:pStyle w:val="SS3-115"/>
+                    <w:numPr>
+                      <w:ilvl w:val="0"/>
+                      <w:numId w:val="46"/>
+                    </w:numPr>
+                    <w:ind w:left="454" w:hanging="227"/>
+                  </w:pPr>
+                  <w:r>
+                    <w:t>good friends</w:t>
+                  </w:r>
+                </w:p>
+                <w:p>
+                  <w:pPr>
+                    <w:pStyle w:val="SS3-115"/>
+                    <w:numPr>
+                      <w:ilvl w:val="0"/>
+                      <w:numId w:val="46"/>
+                    </w:numPr>
+                    <w:ind w:left="454" w:hanging="227"/>
+                  </w:pPr>
+                  <w:r>
+                    <w:t>work colleagues</w:t>
+                  </w:r>
+                </w:p>
+                <w:p>
+                  <w:pPr>
+                    <w:pStyle w:val="SS3-115"/>
+                    <w:numPr>
+                      <w:ilvl w:val="0"/>
+                      <w:numId w:val="46"/>
+                    </w:numPr>
+                    <w:ind w:left="454" w:hanging="227"/>
+                    <w:rPr>
+                      <w:rStyle w:val="BlankWord1"/>
+                      <w:b/>
+                      <w:bCs/>
+                      <w:bdr w:val="none" w:sz="0" w:space="0" w:color="auto"/>
+                      <w:shd w:val="clear" w:color="auto" w:fill="auto"/>
+                      <w14:textOutline w14:w="0" w14:cap="rnd" w14:cmpd="sng" w14:algn="ctr">
+                        <w14:noFill/>
+                        <w14:prstDash w14:val="solid"/>
+                        <w14:bevel/>
+                      </w14:textOutline>
+                    </w:rPr>
+                  </w:pPr>
+                  <w:r>
+                    <w:t>family members</w:t>
+                  </w:r>
+                </w:p>
+              </w:tc>
+              <w:tc>
+                <w:tcPr>
+                  <w:tcW w:w="3991" w:type="dxa"/>
+                </w:tcPr>
+                <w:p>
+                  <w:pPr>
+                    <w:pStyle w:val="SS3-115"/>
+                    <w:numPr>
+                      <w:ilvl w:val="0"/>
+                      <w:numId w:val="43"/>
+                    </w:numPr>
+                    <w:ind w:left="227" w:hanging="227"/>
+                    <w:rPr>
+                      <w:b/>
+                      <w:bCs/>
+                    </w:rPr>
+                  </w:pPr>
+                  <w:r>
+                    <w:rPr>
+                      <w:b/>
+                      <w:bCs/>
+                    </w:rPr>
+                    <w:t>What food do guests</w:t>
+                  </w:r>
+                </w:p>
+                <w:p>
+                  <w:pPr>
+                    <w:pStyle w:val="SS3-115"/>
+                    <w:numPr>
+                      <w:ilvl w:val="0"/>
+                      <w:numId w:val="50"/>
+                    </w:numPr>
+                    <w:ind w:left="454" w:hanging="227"/>
+                  </w:pPr>
+                  <w:r>
+                    <w:t>good health.</w:t>
+                  </w:r>
+                </w:p>
+                <w:p>
+                  <w:pPr>
+                    <w:pStyle w:val="SS3-115"/>
+                    <w:numPr>
+                      <w:ilvl w:val="0"/>
+                      <w:numId w:val="48"/>
+                    </w:numPr>
+                    <w:ind w:left="454" w:hanging="227"/>
+                  </w:pPr>
+                  <w:r>
+                    <w:t>good fortune.</w:t>
+                  </w:r>
+                </w:p>
+                <w:p>
+                  <w:pPr>
+                    <w:pStyle w:val="SS3-115"/>
+                    <w:numPr>
+                      <w:ilvl w:val="0"/>
+                      <w:numId w:val="48"/>
+                    </w:numPr>
+                    <w:ind w:left="454" w:hanging="227"/>
+                    <w:rPr>
+                      <w:rStyle w:val="BlankWord1"/>
+                      <w:b/>
+                      <w:bCs/>
+                      <w:bdr w:val="none" w:sz="0" w:space="0" w:color="auto"/>
+                      <w:shd w:val="clear" w:color="auto" w:fill="auto"/>
+                      <w14:textOutline w14:w="0" w14:cap="rnd" w14:cmpd="sng" w14:algn="ctr">
+                        <w14:noFill/>
+                        <w14:prstDash w14:val="solid"/>
+                        <w14:bevel/>
+                      </w14:textOutline>
+                    </w:rPr>
+                  </w:pPr>
+                  <w:r>
+                    <w:t>wealth.</w:t>
+                  </w:r>
+                </w:p>
+              </w:tc>
+            </w:tr>
+            <w:tr>
+              <w:tc>
+                <w:tcPr>
+                  <w:tcW w:w="3991" w:type="dxa"/>
+                </w:tcPr>
+                <w:p>
+                  <w:pPr>
+                    <w:pStyle w:val="SS3-115"/>
+                    <w:numPr>
+                      <w:ilvl w:val="0"/>
+                      <w:numId w:val="42"/>
+                    </w:numPr>
+                    <w:ind w:left="227" w:hanging="227"/>
+                    <w:rPr>
+                      <w:b/>
+                      <w:bCs/>
+                    </w:rPr>
+                  </w:pPr>
+                  <w:r>
+                    <w:rPr>
+                      <w:b/>
+                      <w:bCs/>
+                    </w:rPr>
+                    <w:t>Who are the two speakers?</w:t>
+                  </w:r>
+                </w:p>
+                <w:p>
+                  <w:pPr>
+                    <w:pStyle w:val="SS3-115"/>
+                    <w:numPr>
+                      <w:ilvl w:val="0"/>
+                      <w:numId w:val="47"/>
+                    </w:numPr>
+                    <w:ind w:left="454" w:hanging="227"/>
+                  </w:pPr>
+                  <w:r>
+                    <w:t>good friends</w:t>
+                  </w:r>
+                </w:p>
+                <w:p>
+                  <w:pPr>
+                    <w:pStyle w:val="SS3-115"/>
+                    <w:numPr>
+                      <w:ilvl w:val="0"/>
+                      <w:numId w:val="47"/>
+                    </w:numPr>
+                    <w:ind w:left="454" w:hanging="227"/>
+                  </w:pPr>
+                  <w:r>
+                    <w:t>work colleagues</w:t>
+                  </w:r>
+                </w:p>
+                <w:p>
+                  <w:pPr>
+                    <w:pStyle w:val="SS3-115"/>
+                    <w:numPr>
+                      <w:ilvl w:val="0"/>
+                      <w:numId w:val="47"/>
+                    </w:numPr>
+                    <w:ind w:left="454" w:hanging="227"/>
+                    <w:rPr>
+                      <w:rStyle w:val="BlankWord1"/>
+                      <w:b/>
+                      <w:bCs/>
+                      <w:bdr w:val="none" w:sz="0" w:space="0" w:color="auto"/>
+                      <w:shd w:val="clear" w:color="auto" w:fill="auto"/>
+                      <w14:textOutline w14:w="0" w14:cap="rnd" w14:cmpd="sng" w14:algn="ctr">
+                        <w14:noFill/>
+                        <w14:prstDash w14:val="solid"/>
+                        <w14:bevel/>
+                      </w14:textOutline>
+                    </w:rPr>
+                  </w:pPr>
+                  <w:r>
+                    <w:t>family members</w:t>
+                  </w:r>
+                </w:p>
+              </w:tc>
+              <w:tc>
+                <w:tcPr>
+                  <w:tcW w:w="3991" w:type="dxa"/>
+                </w:tcPr>
+                <w:p>
+                  <w:pPr>
+                    <w:pStyle w:val="SS3-115"/>
+                    <w:numPr>
+                      <w:ilvl w:val="0"/>
+                      <w:numId w:val="43"/>
+                    </w:numPr>
+                    <w:ind w:left="227" w:hanging="227"/>
+                    <w:rPr>
+                      <w:b/>
+                      <w:bCs/>
+                    </w:rPr>
+                  </w:pPr>
+                  <w:r>
+                    <w:rPr>
+                      <w:b/>
+                      <w:bCs/>
+                    </w:rPr>
+                    <w:t>The purse represents</w:t>
+                  </w:r>
+                </w:p>
+                <w:p>
+                  <w:pPr>
+                    <w:pStyle w:val="SS3-115"/>
+                    <w:numPr>
+                      <w:ilvl w:val="0"/>
+                      <w:numId w:val="49"/>
+                    </w:numPr>
+                    <w:ind w:left="454" w:hanging="227"/>
+                  </w:pPr>
+                  <w:r>
+                    <w:t>good health.</w:t>
+                  </w:r>
+                </w:p>
+                <w:p>
+                  <w:pPr>
+                    <w:pStyle w:val="SS3-115"/>
+                    <w:numPr>
+                      <w:ilvl w:val="0"/>
+                      <w:numId w:val="49"/>
+                    </w:numPr>
+                    <w:ind w:left="454" w:hanging="227"/>
+                  </w:pPr>
+                  <w:r>
+                    <w:t>good fortune.</w:t>
+                  </w:r>
+                </w:p>
+                <w:p>
+                  <w:pPr>
+                    <w:pStyle w:val="SS3-115"/>
+                    <w:numPr>
+                      <w:ilvl w:val="0"/>
+                      <w:numId w:val="49"/>
+                    </w:numPr>
+                    <w:ind w:left="454" w:hanging="227"/>
+                    <w:rPr>
+                      <w:rStyle w:val="BlankWord1"/>
+                      <w:b/>
+                      <w:bCs/>
+                      <w:bdr w:val="none" w:sz="0" w:space="0" w:color="auto"/>
+                      <w:shd w:val="clear" w:color="auto" w:fill="auto"/>
+                      <w14:textOutline w14:w="0" w14:cap="rnd" w14:cmpd="sng" w14:algn="ctr">
+                        <w14:noFill/>
+                        <w14:prstDash w14:val="solid"/>
+                        <w14:bevel/>
+                      </w14:textOutline>
+                    </w:rPr>
+                  </w:pPr>
+                  <w:r>
+                    <w:t>wealth.</w:t>
+                  </w:r>
+                </w:p>
+              </w:tc>
+            </w:tr>
+          </w:tbl>
+          <w:p>
+            <w:pPr>
+              <w:pStyle w:val="SS3-115"/>
+              <w:rPr>
+                <w:rStyle w:val="BlankWord1"/>
+                <w:rFonts w:ascii="Source Sans 3 Medium" w:hAnsi="Source Sans 3 Medium"/>
+                <w:b/>
+                <w:bCs/>
+                <w:bdr w:val="none" w:sz="0" w:space="0" w:color="auto"/>
+                <w:shd w:val="clear" w:color="auto" w:fill="auto"/>
+                <w:rtl/>
+                <w14:textOutline w14:w="0" w14:cap="rnd" w14:cmpd="sng" w14:algn="ctr">
+                  <w14:noFill/>
+                  <w14:prstDash w14:val="solid"/>
+                  <w14:bevel/>
+                </w14:textOutline>
+              </w:rPr>
+            </w:pPr>
+          </w:p>
+        </w:tc>
+        <w:tc>
+          <w:tcPr>
+            <w:tcW w:w="5466" w:type="dxa"/>
+          </w:tcPr>
+          <w:p>
+            <w:pPr>
+              <w:rPr>
+                <w:rFonts w:ascii="Source Sans 3 SemiBold" w:hAnsi="Source Sans 3 SemiBold"/>
+                <w:b/>
+                <w:bCs/>
+                <w:noProof/>
+                <w:color w:val="FFFFFF" w:themeColor="background1"/>
+                <w:shd w:val="clear" w:color="auto" w:fill="68AF3D"/>
+              </w:rPr>
+            </w:pPr>
+            <w:r>
+              <w:rPr>
+                <w:rFonts w:ascii="Source Sans 3 SemiBold" w:hAnsi="Source Sans 3 SemiBold"/>
+                <w:b/>
+                <w:bCs/>
+                <w:noProof/>
+                <w:color w:val="FFFFFF" w:themeColor="background1"/>
+                <w:bdr w:val="single" w:sz="24" w:space="0" w:color="BE1085"/>
+                <w:shd w:val="clear" w:color="auto" w:fill="A50678"/>
+              </w:rPr>
+              <w:t xml:space="preserve">TIP </w:t>
+            </w:r>
+            <w:r>
+              <w:rPr>
+                <w:rFonts w:ascii="Source Sans 3 SemiBold" w:hAnsi="Source Sans 3 SemiBold"/>
+                <w:b/>
+                <w:bCs/>
+                <w:noProof/>
+                <w:bdr w:val="single" w:sz="24" w:space="0" w:color="BE1085"/>
+                <w:shd w:val="clear" w:color="auto" w:fill="FFFFFF" w:themeFill="background1"/>
+              </w:rPr>
+              <w:t>11</w:t>
+            </w:r>
+          </w:p>
+          <w:tbl>
+            <w:tblPr>
+              <w:tblStyle w:val="NormalTable"/>
+              <w:tblW w:w="0" w:type="auto"/>
+              <w:tblBorders>
+                <w:top w:val="single" w:sz="18" w:space="0" w:color="BE1085"/>
+                <w:left w:val="single" w:sz="18" w:space="0" w:color="BE1085"/>
+                <w:bottom w:val="single" w:sz="18" w:space="0" w:color="BE1085"/>
+                <w:right w:val="single" w:sz="18" w:space="0" w:color="BE1085"/>
+                <w:insideH w:val="single" w:sz="18" w:space="0" w:color="BE1085"/>
+                <w:insideV w:val="single" w:sz="18" w:space="0" w:color="BE1085"/>
+              </w:tblBorders>
+              <w:shd w:val="clear" w:color="auto" w:fill="E7EAEF"/>
+              <w:tblLook w:val="04A0" w:firstRow="1" w:lastRow="0" w:firstColumn="1" w:lastColumn="0" w:noHBand="0" w:noVBand="1"/>
+            </w:tblPr>
+            <w:tblGrid>
+              <w:gridCol w:w="5136"/>
+            </w:tblGrid>
+            <w:tr>
+              <w:tc>
+                <w:tcPr>
+                  <w:tcW w:w="6061" w:type="dxa"/>
+                  <w:shd w:val="clear" w:color="auto" w:fill="E7EAEF"/>
+                </w:tcPr>
+                <w:p>
+                  <w:pPr>
+                    <w:rPr>
+                      <w:noProof/>
+                      <w:sz w:val="21"/>
+                      <w:szCs w:val="21"/>
+                    </w:rPr>
+                  </w:pPr>
+                  <w:r>
+                    <w:rPr>
+                      <w:sz w:val="21"/>
+                      <w:szCs w:val="21"/>
+                    </w:rPr>
+                    <w:t>The words in the questions and options (A, B, C) may not be the same as the words you hear on the recording. You need to listen for words with a similar meaning. It can sometimes help to rephrase the question in your own words before you listen.</w:t>
+                  </w:r>
+                </w:p>
+              </w:tc>
+            </w:tr>
+          </w:tbl>
+          <w:p>
+            <w:pPr>
+              <w:spacing w:after="120"/>
+              <w:rPr>
+                <w:rFonts w:ascii="Source Sans 3 Medium" w:hAnsi="Source Sans 3 Medium"/>
+                <w:b/>
+                <w:bCs/>
+                <w:sz w:val="23"/>
+                <w:szCs w:val="23"/>
+              </w:rPr>
+            </w:pPr>
+          </w:p>
+        </w:tc>
+      </w:tr>
+    </w:tbl>
+    <w:p>
+      <w:pPr>
         <w:pStyle w:val="SS3-115"/>
         <w:spacing w:before="240"/>
       </w:pPr>
@@ -14167,21 +15801,26 @@
 <file path=word/numbering.xml><?xml version="1.0" encoding="utf-8"?>
 <w:numbering xmlns:wpc="http://schemas.microsoft.com/office/word/2010/wordprocessingCanvas" xmlns:cx="http://schemas.microsoft.com/office/drawing/2014/chartex" xmlns:cx1="http://schemas.microsoft.com/office/drawing/2015/9/8/chartex" xmlns:cx2="http://schemas.microsoft.com/office/drawing/2015/10/21/chartex" xmlns:cx3="http://schemas.microsoft.com/office/drawing/2016/5/9/chartex" xmlns:cx4="http://schemas.microsoft.com/office/drawing/2016/5/10/chartex" xmlns:cx5="http://schemas.microsoft.com/office/drawing/2016/5/11/chartex" xmlns:cx6="http://schemas.microsoft.com/office/drawing/2016/5/12/chartex" xmlns:cx7="http://schemas.microsoft.com/office/drawing/2016/5/13/chartex" xmlns:cx8="http://schemas.microsoft.com/office/drawing/2016/5/14/chartex" xmlns:mc="http://schemas.openxmlformats.org/markup-compatibility/2006" xmlns:aink="http://schemas.microsoft.com/office/drawing/2016/ink" xmlns:am3d="http://schemas.microsoft.com/office/drawing/2017/model3d" xmlns:o="urn:schemas-microsoft-com:office:office" xmlns:oel="http://schemas.microsoft.com/office/2019/extlst" xmlns:r="http://schemas.openxmlformats.org/officeDocument/2006/relationships" xmlns:m="http://schemas.openxmlformats.org/officeDocument/2006/math" xmlns:v="urn:schemas-microsoft-com:vml" xmlns:wp14="http://schemas.microsoft.com/office/word/2010/wordprocessingDrawing" xmlns:wp="http://schemas.openxmlformats.org/drawingml/2006/wordprocessingDrawing" xmlns:w10="urn:schemas-microsoft-com:office:word" xmlns:w="http://schemas.openxmlformats.org/wordprocessingml/2006/main" xmlns:w14="http://schemas.microsoft.com/office/word/2010/wordml" xmlns:w15="http://schemas.microsoft.com/office/word/2012/wordml" xmlns:w16cei="http://schemas.microsoft.com/office/word/2026/wordml/cei" xmlns:w16cex="http://schemas.microsoft.com/office/word/2018/wordml/cex" xmlns:w16cid="http://schemas.microsoft.com/office/word/2016/wordml/cid" xmlns:w16="http://schemas.microsoft.com/office/word/2018/wordml" xmlns:w16du="http://schemas.microsoft.com/office/word/2023/wordml/word16du" xmlns:w16sdtdh="http://schemas.microsoft.com/office/word/2020/wordml/sdtdatahash" xmlns:w16sdtfl="http://schemas.microsoft.com/office/word/2024/wordml/sdtformatlock" xmlns:w16se="http://schemas.microsoft.com/office/word/2015/wordml/symex" xmlns:wpg="http://schemas.microsoft.com/office/word/2010/wordprocessingGroup" xmlns:wpi="http://schemas.microsoft.com/office/word/2010/wordprocessingInk" xmlns:wne="http://schemas.microsoft.com/office/word/2006/wordml" xmlns:wps="http://schemas.microsoft.com/office/word/2010/wordprocessingShape" mc:Ignorable="w14 w15 w16se w16cid w16 w16cex w16sdtdh w16sdtfl w16du wp14">
   <w:abstractNum w:abstractNumId="0" w15:restartNumberingAfterBreak="0">
-    <w:nsid w:val="04C406C3"/>
+    <w:nsid w:val="052053CA"/>
     <w:multiLevelType w:val="hybridMultilevel"/>
-    <w:tmpl w:val="291A30C6"/>
+    <w:tmpl w:val="81B45C5E"/>
     <w:lvl w:ilvl="0" w:tplc="5BD46172">
       <w:start w:val="1"/>
       <w:numFmt w:val="upperLetter"/>
       <w:lvlText w:val="%1:"/>
       <w:lvlJc w:val="left"/>
       <w:pPr>
-        <w:ind w:left="360" w:hanging="360"/>
+        <w:ind w:left="587" w:hanging="360"/>
       </w:pPr>
       <w:rPr>
         <w:rFonts w:hint="default"/>
         <w:b/>
         <w:bCs/>
+        <w:i w:val="0"/>
+        <w:iCs w:val="0"/>
+        <w:spacing w:val="0"/>
+        <w:w w:val="84"/>
+        <w:lang w:val="en-US" w:eastAsia="en-US" w:bidi="ar-SA"/>
       </w:rPr>
     </w:lvl>
     <w:lvl w:ilvl="1" w:tplc="04090019" w:tentative="1">
@@ -14190,7 +15829,7 @@
       <w:lvlText w:val="%2."/>
       <w:lvlJc w:val="left"/>
       <w:pPr>
-        <w:ind w:left="1080" w:hanging="360"/>
+        <w:ind w:left="1307" w:hanging="360"/>
       </w:pPr>
     </w:lvl>
     <w:lvl w:ilvl="2" w:tplc="0409001B" w:tentative="1">
@@ -14199,7 +15838,7 @@
       <w:lvlText w:val="%3."/>
       <w:lvlJc w:val="right"/>
       <w:pPr>
-        <w:ind w:left="1800" w:hanging="180"/>
+        <w:ind w:left="2027" w:hanging="180"/>
       </w:pPr>
     </w:lvl>
     <w:lvl w:ilvl="3" w:tplc="0409000F" w:tentative="1">
@@ -14208,7 +15847,7 @@
       <w:lvlText w:val="%4."/>
       <w:lvlJc w:val="left"/>
       <w:pPr>
-        <w:ind w:left="2520" w:hanging="360"/>
+        <w:ind w:left="2747" w:hanging="360"/>
       </w:pPr>
     </w:lvl>
     <w:lvl w:ilvl="4" w:tplc="04090019" w:tentative="1">
@@ -14217,7 +15856,7 @@
       <w:lvlText w:val="%5."/>
       <w:lvlJc w:val="left"/>
       <w:pPr>
-        <w:ind w:left="3240" w:hanging="360"/>
+        <w:ind w:left="3467" w:hanging="360"/>
       </w:pPr>
     </w:lvl>
     <w:lvl w:ilvl="5" w:tplc="0409001B" w:tentative="1">
@@ -14226,7 +15865,7 @@
       <w:lvlText w:val="%6."/>
       <w:lvlJc w:val="right"/>
       <w:pPr>
-        <w:ind w:left="3960" w:hanging="180"/>
+        <w:ind w:left="4187" w:hanging="180"/>
       </w:pPr>
     </w:lvl>
     <w:lvl w:ilvl="6" w:tplc="0409000F" w:tentative="1">
@@ -14235,7 +15874,7 @@
       <w:lvlText w:val="%7."/>
       <w:lvlJc w:val="left"/>
       <w:pPr>
-        <w:ind w:left="4680" w:hanging="360"/>
+        <w:ind w:left="4907" w:hanging="360"/>
       </w:pPr>
     </w:lvl>
     <w:lvl w:ilvl="7" w:tplc="04090019" w:tentative="1">
@@ -14244,7 +15883,7 @@
       <w:lvlText w:val="%8."/>
       <w:lvlJc w:val="left"/>
       <w:pPr>
-        <w:ind w:left="5400" w:hanging="360"/>
+        <w:ind w:left="5627" w:hanging="360"/>
       </w:pPr>
     </w:lvl>
     <w:lvl w:ilvl="8" w:tplc="0409001B" w:tentative="1">
@@ -14253,7 +15892,7 @@
       <w:lvlText w:val="%9."/>
       <w:lvlJc w:val="right"/>
       <w:pPr>
-        <w:ind w:left="6120" w:hanging="180"/>
+        <w:ind w:left="6347" w:hanging="180"/>
       </w:pPr>
     </w:lvl>
   </w:abstractNum>
@@ -14537,6 +16176,102 @@
     </w:lvl>
   </w:abstractNum>
   <w:abstractNum w:abstractNumId="4" w15:restartNumberingAfterBreak="0">
+    <w:nsid w:val="08AE3AFE"/>
+    <w:multiLevelType w:val="hybridMultilevel"/>
+    <w:tmpl w:val="BEA6841C"/>
+    <w:lvl w:ilvl="0" w:tplc="FFFFFFFF">
+      <w:start w:val="1"/>
+      <w:numFmt w:val="upperLetter"/>
+      <w:lvlText w:val="%1:"/>
+      <w:lvlJc w:val="left"/>
+      <w:pPr>
+        <w:ind w:left="587" w:hanging="360"/>
+      </w:pPr>
+      <w:rPr>
+        <w:rFonts w:hint="default"/>
+        <w:b/>
+        <w:bCs/>
+        <w:i w:val="0"/>
+        <w:iCs w:val="0"/>
+        <w:spacing w:val="0"/>
+        <w:w w:val="84"/>
+        <w:lang w:val="en-US" w:eastAsia="en-US" w:bidi="ar-SA"/>
+      </w:rPr>
+    </w:lvl>
+    <w:lvl w:ilvl="1" w:tplc="FFFFFFFF" w:tentative="1">
+      <w:start w:val="1"/>
+      <w:numFmt w:val="lowerLetter"/>
+      <w:lvlText w:val="%2."/>
+      <w:lvlJc w:val="left"/>
+      <w:pPr>
+        <w:ind w:left="1307" w:hanging="360"/>
+      </w:pPr>
+    </w:lvl>
+    <w:lvl w:ilvl="2" w:tplc="FFFFFFFF" w:tentative="1">
+      <w:start w:val="1"/>
+      <w:numFmt w:val="lowerRoman"/>
+      <w:lvlText w:val="%3."/>
+      <w:lvlJc w:val="right"/>
+      <w:pPr>
+        <w:ind w:left="2027" w:hanging="180"/>
+      </w:pPr>
+    </w:lvl>
+    <w:lvl w:ilvl="3" w:tplc="FFFFFFFF" w:tentative="1">
+      <w:start w:val="1"/>
+      <w:numFmt w:val="decimal"/>
+      <w:lvlText w:val="%4."/>
+      <w:lvlJc w:val="left"/>
+      <w:pPr>
+        <w:ind w:left="2747" w:hanging="360"/>
+      </w:pPr>
+    </w:lvl>
+    <w:lvl w:ilvl="4" w:tplc="FFFFFFFF" w:tentative="1">
+      <w:start w:val="1"/>
+      <w:numFmt w:val="lowerLetter"/>
+      <w:lvlText w:val="%5."/>
+      <w:lvlJc w:val="left"/>
+      <w:pPr>
+        <w:ind w:left="3467" w:hanging="360"/>
+      </w:pPr>
+    </w:lvl>
+    <w:lvl w:ilvl="5" w:tplc="FFFFFFFF" w:tentative="1">
+      <w:start w:val="1"/>
+      <w:numFmt w:val="lowerRoman"/>
+      <w:lvlText w:val="%6."/>
+      <w:lvlJc w:val="right"/>
+      <w:pPr>
+        <w:ind w:left="4187" w:hanging="180"/>
+      </w:pPr>
+    </w:lvl>
+    <w:lvl w:ilvl="6" w:tplc="FFFFFFFF" w:tentative="1">
+      <w:start w:val="1"/>
+      <w:numFmt w:val="decimal"/>
+      <w:lvlText w:val="%7."/>
+      <w:lvlJc w:val="left"/>
+      <w:pPr>
+        <w:ind w:left="4907" w:hanging="360"/>
+      </w:pPr>
+    </w:lvl>
+    <w:lvl w:ilvl="7" w:tplc="FFFFFFFF" w:tentative="1">
+      <w:start w:val="1"/>
+      <w:numFmt w:val="lowerLetter"/>
+      <w:lvlText w:val="%8."/>
+      <w:lvlJc w:val="left"/>
+      <w:pPr>
+        <w:ind w:left="5627" w:hanging="360"/>
+      </w:pPr>
+    </w:lvl>
+    <w:lvl w:ilvl="8" w:tplc="FFFFFFFF" w:tentative="1">
+      <w:start w:val="1"/>
+      <w:numFmt w:val="lowerRoman"/>
+      <w:lvlText w:val="%9."/>
+      <w:lvlJc w:val="right"/>
+      <w:pPr>
+        <w:ind w:left="6347" w:hanging="180"/>
+      </w:pPr>
+    </w:lvl>
+  </w:abstractNum>
+  <w:abstractNum w:abstractNumId="5" w15:restartNumberingAfterBreak="0">
     <w:nsid w:val="0A1157D0"/>
     <w:multiLevelType w:val="hybridMultilevel"/>
     <w:tmpl w:val="291A30C6"/>
@@ -14627,7 +16362,7 @@
       </w:pPr>
     </w:lvl>
   </w:abstractNum>
-  <w:abstractNum w:abstractNumId="5" w15:restartNumberingAfterBreak="0">
+  <w:abstractNum w:abstractNumId="6" w15:restartNumberingAfterBreak="0">
     <w:nsid w:val="0F253280"/>
     <w:multiLevelType w:val="hybridMultilevel"/>
     <w:tmpl w:val="CA825B1C"/>
@@ -14718,7 +16453,7 @@
       </w:pPr>
     </w:lvl>
   </w:abstractNum>
-  <w:abstractNum w:abstractNumId="6" w15:restartNumberingAfterBreak="0">
+  <w:abstractNum w:abstractNumId="7" w15:restartNumberingAfterBreak="0">
     <w:nsid w:val="13FD0469"/>
     <w:multiLevelType w:val="hybridMultilevel"/>
     <w:tmpl w:val="CA825B1C"/>
@@ -14809,17 +16544,17 @@
       </w:pPr>
     </w:lvl>
   </w:abstractNum>
-  <w:abstractNum w:abstractNumId="7" w15:restartNumberingAfterBreak="0">
-    <w:nsid w:val="212E1A90"/>
+  <w:abstractNum w:abstractNumId="8" w15:restartNumberingAfterBreak="0">
+    <w:nsid w:val="15B15EC0"/>
     <w:multiLevelType w:val="hybridMultilevel"/>
-    <w:tmpl w:val="8EA8656A"/>
-    <w:lvl w:ilvl="0" w:tplc="19A42D6C">
+    <w:tmpl w:val="732CCC16"/>
+    <w:lvl w:ilvl="0" w:tplc="A1D4B922">
       <w:start w:val="1"/>
       <w:numFmt w:val="lowerLetter"/>
       <w:lvlText w:val="%1:"/>
       <w:lvlJc w:val="left"/>
       <w:pPr>
-        <w:ind w:left="720" w:hanging="360"/>
+        <w:ind w:left="360" w:hanging="360"/>
       </w:pPr>
       <w:rPr>
         <w:rFonts w:ascii="Source Sans 3" w:hAnsi="Source Sans 3" w:hint="default"/>
@@ -14836,7 +16571,7 @@
       <w:lvlText w:val="%2."/>
       <w:lvlJc w:val="left"/>
       <w:pPr>
-        <w:ind w:left="1440" w:hanging="360"/>
+        <w:ind w:left="1080" w:hanging="360"/>
       </w:pPr>
     </w:lvl>
     <w:lvl w:ilvl="2" w:tplc="0409001B" w:tentative="1">
@@ -14845,7 +16580,7 @@
       <w:lvlText w:val="%3."/>
       <w:lvlJc w:val="right"/>
       <w:pPr>
-        <w:ind w:left="2160" w:hanging="180"/>
+        <w:ind w:left="1800" w:hanging="180"/>
       </w:pPr>
     </w:lvl>
     <w:lvl w:ilvl="3" w:tplc="0409000F" w:tentative="1">
@@ -14854,7 +16589,7 @@
       <w:lvlText w:val="%4."/>
       <w:lvlJc w:val="left"/>
       <w:pPr>
-        <w:ind w:left="2880" w:hanging="360"/>
+        <w:ind w:left="2520" w:hanging="360"/>
       </w:pPr>
     </w:lvl>
     <w:lvl w:ilvl="4" w:tplc="04090019" w:tentative="1">
@@ -14863,7 +16598,7 @@
       <w:lvlText w:val="%5."/>
       <w:lvlJc w:val="left"/>
       <w:pPr>
-        <w:ind w:left="3600" w:hanging="360"/>
+        <w:ind w:left="3240" w:hanging="360"/>
       </w:pPr>
     </w:lvl>
     <w:lvl w:ilvl="5" w:tplc="0409001B" w:tentative="1">
@@ -14872,7 +16607,7 @@
       <w:lvlText w:val="%6."/>
       <w:lvlJc w:val="right"/>
       <w:pPr>
-        <w:ind w:left="4320" w:hanging="180"/>
+        <w:ind w:left="3960" w:hanging="180"/>
       </w:pPr>
     </w:lvl>
     <w:lvl w:ilvl="6" w:tplc="0409000F" w:tentative="1">
@@ -14881,7 +16616,7 @@
       <w:lvlText w:val="%7."/>
       <w:lvlJc w:val="left"/>
       <w:pPr>
-        <w:ind w:left="5040" w:hanging="360"/>
+        <w:ind w:left="4680" w:hanging="360"/>
       </w:pPr>
     </w:lvl>
     <w:lvl w:ilvl="7" w:tplc="04090019" w:tentative="1">
@@ -14890,7 +16625,7 @@
       <w:lvlText w:val="%8."/>
       <w:lvlJc w:val="left"/>
       <w:pPr>
-        <w:ind w:left="5760" w:hanging="360"/>
+        <w:ind w:left="5400" w:hanging="360"/>
       </w:pPr>
     </w:lvl>
     <w:lvl w:ilvl="8" w:tplc="0409001B" w:tentative="1">
@@ -14899,612 +16634,21 @@
       <w:lvlText w:val="%9."/>
       <w:lvlJc w:val="right"/>
       <w:pPr>
-        <w:ind w:left="6480" w:hanging="180"/>
-      </w:pPr>
-    </w:lvl>
-  </w:abstractNum>
-  <w:abstractNum w:abstractNumId="8" w15:restartNumberingAfterBreak="0">
-    <w:nsid w:val="25277E32"/>
-    <w:multiLevelType w:val="hybridMultilevel"/>
-    <w:tmpl w:val="637879F0"/>
-    <w:lvl w:ilvl="0" w:tplc="04090001">
-      <w:start w:val="1"/>
-      <w:numFmt w:val="bullet"/>
-      <w:lvlText w:val=""/>
-      <w:lvlJc w:val="left"/>
-      <w:pPr>
-        <w:ind w:left="360" w:hanging="360"/>
-      </w:pPr>
-      <w:rPr>
-        <w:rFonts w:ascii="Symbol" w:hAnsi="Symbol" w:hint="default"/>
-      </w:rPr>
-    </w:lvl>
-    <w:lvl w:ilvl="1" w:tplc="04090003" w:tentative="1">
-      <w:start w:val="1"/>
-      <w:numFmt w:val="bullet"/>
-      <w:lvlText w:val="o"/>
-      <w:lvlJc w:val="left"/>
-      <w:pPr>
-        <w:ind w:left="1080" w:hanging="360"/>
-      </w:pPr>
-      <w:rPr>
-        <w:rFonts w:ascii="Courier New" w:hAnsi="Courier New" w:cs="Courier New" w:hint="default"/>
-      </w:rPr>
-    </w:lvl>
-    <w:lvl w:ilvl="2" w:tplc="04090005" w:tentative="1">
-      <w:start w:val="1"/>
-      <w:numFmt w:val="bullet"/>
-      <w:lvlText w:val=""/>
-      <w:lvlJc w:val="left"/>
-      <w:pPr>
-        <w:ind w:left="1800" w:hanging="360"/>
-      </w:pPr>
-      <w:rPr>
-        <w:rFonts w:ascii="Wingdings" w:hAnsi="Wingdings" w:hint="default"/>
-      </w:rPr>
-    </w:lvl>
-    <w:lvl w:ilvl="3" w:tplc="04090001" w:tentative="1">
-      <w:start w:val="1"/>
-      <w:numFmt w:val="bullet"/>
-      <w:lvlText w:val=""/>
-      <w:lvlJc w:val="left"/>
-      <w:pPr>
-        <w:ind w:left="2520" w:hanging="360"/>
-      </w:pPr>
-      <w:rPr>
-        <w:rFonts w:ascii="Symbol" w:hAnsi="Symbol" w:hint="default"/>
-      </w:rPr>
-    </w:lvl>
-    <w:lvl w:ilvl="4" w:tplc="04090003" w:tentative="1">
-      <w:start w:val="1"/>
-      <w:numFmt w:val="bullet"/>
-      <w:lvlText w:val="o"/>
-      <w:lvlJc w:val="left"/>
-      <w:pPr>
-        <w:ind w:left="3240" w:hanging="360"/>
-      </w:pPr>
-      <w:rPr>
-        <w:rFonts w:ascii="Courier New" w:hAnsi="Courier New" w:cs="Courier New" w:hint="default"/>
-      </w:rPr>
-    </w:lvl>
-    <w:lvl w:ilvl="5" w:tplc="04090005" w:tentative="1">
-      <w:start w:val="1"/>
-      <w:numFmt w:val="bullet"/>
-      <w:lvlText w:val=""/>
-      <w:lvlJc w:val="left"/>
-      <w:pPr>
-        <w:ind w:left="3960" w:hanging="360"/>
-      </w:pPr>
-      <w:rPr>
-        <w:rFonts w:ascii="Wingdings" w:hAnsi="Wingdings" w:hint="default"/>
-      </w:rPr>
-    </w:lvl>
-    <w:lvl w:ilvl="6" w:tplc="04090001" w:tentative="1">
-      <w:start w:val="1"/>
-      <w:numFmt w:val="bullet"/>
-      <w:lvlText w:val=""/>
-      <w:lvlJc w:val="left"/>
-      <w:pPr>
-        <w:ind w:left="4680" w:hanging="360"/>
-      </w:pPr>
-      <w:rPr>
-        <w:rFonts w:ascii="Symbol" w:hAnsi="Symbol" w:hint="default"/>
-      </w:rPr>
-    </w:lvl>
-    <w:lvl w:ilvl="7" w:tplc="04090003" w:tentative="1">
-      <w:start w:val="1"/>
-      <w:numFmt w:val="bullet"/>
-      <w:lvlText w:val="o"/>
-      <w:lvlJc w:val="left"/>
-      <w:pPr>
-        <w:ind w:left="5400" w:hanging="360"/>
-      </w:pPr>
-      <w:rPr>
-        <w:rFonts w:ascii="Courier New" w:hAnsi="Courier New" w:cs="Courier New" w:hint="default"/>
-      </w:rPr>
-    </w:lvl>
-    <w:lvl w:ilvl="8" w:tplc="04090005" w:tentative="1">
-      <w:start w:val="1"/>
-      <w:numFmt w:val="bullet"/>
-      <w:lvlText w:val=""/>
-      <w:lvlJc w:val="left"/>
-      <w:pPr>
-        <w:ind w:left="6120" w:hanging="360"/>
-      </w:pPr>
-      <w:rPr>
-        <w:rFonts w:ascii="Wingdings" w:hAnsi="Wingdings" w:hint="default"/>
-      </w:rPr>
+        <w:ind w:left="6120" w:hanging="180"/>
+      </w:pPr>
     </w:lvl>
   </w:abstractNum>
   <w:abstractNum w:abstractNumId="9" w15:restartNumberingAfterBreak="0">
-    <w:nsid w:val="294C7B15"/>
+    <w:nsid w:val="212E1A90"/>
     <w:multiLevelType w:val="hybridMultilevel"/>
-    <w:tmpl w:val="3870A6A6"/>
-    <w:lvl w:ilvl="0" w:tplc="905A30D4">
-      <w:start w:val="5"/>
-      <w:numFmt w:val="upperLetter"/>
-      <w:lvlText w:val="%1:"/>
-      <w:lvlJc w:val="left"/>
-      <w:pPr>
-        <w:ind w:left="360" w:hanging="360"/>
-      </w:pPr>
-      <w:rPr>
-        <w:rFonts w:ascii="Source Sans 3 Medium" w:hAnsi="Source Sans 3 Medium" w:hint="default"/>
-        <w:b/>
-        <w:bCs/>
-        <w:color w:val="F15575"/>
-      </w:rPr>
-    </w:lvl>
-    <w:lvl w:ilvl="1" w:tplc="04090019" w:tentative="1">
-      <w:start w:val="1"/>
-      <w:numFmt w:val="lowerLetter"/>
-      <w:lvlText w:val="%2."/>
-      <w:lvlJc w:val="left"/>
-      <w:pPr>
-        <w:ind w:left="1440" w:hanging="360"/>
-      </w:pPr>
-    </w:lvl>
-    <w:lvl w:ilvl="2" w:tplc="0409001B" w:tentative="1">
-      <w:start w:val="1"/>
-      <w:numFmt w:val="lowerRoman"/>
-      <w:lvlText w:val="%3."/>
-      <w:lvlJc w:val="right"/>
-      <w:pPr>
-        <w:ind w:left="2160" w:hanging="180"/>
-      </w:pPr>
-    </w:lvl>
-    <w:lvl w:ilvl="3" w:tplc="0409000F" w:tentative="1">
-      <w:start w:val="1"/>
-      <w:numFmt w:val="decimal"/>
-      <w:lvlText w:val="%4."/>
-      <w:lvlJc w:val="left"/>
-      <w:pPr>
-        <w:ind w:left="2880" w:hanging="360"/>
-      </w:pPr>
-    </w:lvl>
-    <w:lvl w:ilvl="4" w:tplc="04090019" w:tentative="1">
-      <w:start w:val="1"/>
-      <w:numFmt w:val="lowerLetter"/>
-      <w:lvlText w:val="%5."/>
-      <w:lvlJc w:val="left"/>
-      <w:pPr>
-        <w:ind w:left="3600" w:hanging="360"/>
-      </w:pPr>
-    </w:lvl>
-    <w:lvl w:ilvl="5" w:tplc="0409001B" w:tentative="1">
-      <w:start w:val="1"/>
-      <w:numFmt w:val="lowerRoman"/>
-      <w:lvlText w:val="%6."/>
-      <w:lvlJc w:val="right"/>
-      <w:pPr>
-        <w:ind w:left="4320" w:hanging="180"/>
-      </w:pPr>
-    </w:lvl>
-    <w:lvl w:ilvl="6" w:tplc="0409000F" w:tentative="1">
-      <w:start w:val="1"/>
-      <w:numFmt w:val="decimal"/>
-      <w:lvlText w:val="%7."/>
-      <w:lvlJc w:val="left"/>
-      <w:pPr>
-        <w:ind w:left="5040" w:hanging="360"/>
-      </w:pPr>
-    </w:lvl>
-    <w:lvl w:ilvl="7" w:tplc="04090019" w:tentative="1">
-      <w:start w:val="1"/>
-      <w:numFmt w:val="lowerLetter"/>
-      <w:lvlText w:val="%8."/>
-      <w:lvlJc w:val="left"/>
-      <w:pPr>
-        <w:ind w:left="5760" w:hanging="360"/>
-      </w:pPr>
-    </w:lvl>
-    <w:lvl w:ilvl="8" w:tplc="0409001B" w:tentative="1">
-      <w:start w:val="1"/>
-      <w:numFmt w:val="lowerRoman"/>
-      <w:lvlText w:val="%9."/>
-      <w:lvlJc w:val="right"/>
-      <w:pPr>
-        <w:ind w:left="6480" w:hanging="180"/>
-      </w:pPr>
-    </w:lvl>
-  </w:abstractNum>
-  <w:abstractNum w:abstractNumId="10" w15:restartNumberingAfterBreak="0">
-    <w:nsid w:val="29F6737C"/>
-    <w:multiLevelType w:val="hybridMultilevel"/>
-    <w:tmpl w:val="4AFC3BC4"/>
-    <w:lvl w:ilvl="0" w:tplc="04090001">
-      <w:start w:val="1"/>
-      <w:numFmt w:val="bullet"/>
-      <w:lvlText w:val=""/>
-      <w:lvlJc w:val="left"/>
-      <w:pPr>
-        <w:ind w:left="720" w:hanging="360"/>
-      </w:pPr>
-      <w:rPr>
-        <w:rFonts w:ascii="Symbol" w:hAnsi="Symbol" w:hint="default"/>
-      </w:rPr>
-    </w:lvl>
-    <w:lvl w:ilvl="1" w:tplc="04090003" w:tentative="1">
-      <w:start w:val="1"/>
-      <w:numFmt w:val="bullet"/>
-      <w:lvlText w:val="o"/>
-      <w:lvlJc w:val="left"/>
-      <w:pPr>
-        <w:ind w:left="1440" w:hanging="360"/>
-      </w:pPr>
-      <w:rPr>
-        <w:rFonts w:ascii="Courier New" w:hAnsi="Courier New" w:cs="Courier New" w:hint="default"/>
-      </w:rPr>
-    </w:lvl>
-    <w:lvl w:ilvl="2" w:tplc="04090005" w:tentative="1">
-      <w:start w:val="1"/>
-      <w:numFmt w:val="bullet"/>
-      <w:lvlText w:val=""/>
-      <w:lvlJc w:val="left"/>
-      <w:pPr>
-        <w:ind w:left="2160" w:hanging="360"/>
-      </w:pPr>
-      <w:rPr>
-        <w:rFonts w:ascii="Wingdings" w:hAnsi="Wingdings" w:hint="default"/>
-      </w:rPr>
-    </w:lvl>
-    <w:lvl w:ilvl="3" w:tplc="04090001" w:tentative="1">
-      <w:start w:val="1"/>
-      <w:numFmt w:val="bullet"/>
-      <w:lvlText w:val=""/>
-      <w:lvlJc w:val="left"/>
-      <w:pPr>
-        <w:ind w:left="2880" w:hanging="360"/>
-      </w:pPr>
-      <w:rPr>
-        <w:rFonts w:ascii="Symbol" w:hAnsi="Symbol" w:hint="default"/>
-      </w:rPr>
-    </w:lvl>
-    <w:lvl w:ilvl="4" w:tplc="04090003" w:tentative="1">
-      <w:start w:val="1"/>
-      <w:numFmt w:val="bullet"/>
-      <w:lvlText w:val="o"/>
-      <w:lvlJc w:val="left"/>
-      <w:pPr>
-        <w:ind w:left="3600" w:hanging="360"/>
-      </w:pPr>
-      <w:rPr>
-        <w:rFonts w:ascii="Courier New" w:hAnsi="Courier New" w:cs="Courier New" w:hint="default"/>
-      </w:rPr>
-    </w:lvl>
-    <w:lvl w:ilvl="5" w:tplc="04090005" w:tentative="1">
-      <w:start w:val="1"/>
-      <w:numFmt w:val="bullet"/>
-      <w:lvlText w:val=""/>
-      <w:lvlJc w:val="left"/>
-      <w:pPr>
-        <w:ind w:left="4320" w:hanging="360"/>
-      </w:pPr>
-      <w:rPr>
-        <w:rFonts w:ascii="Wingdings" w:hAnsi="Wingdings" w:hint="default"/>
-      </w:rPr>
-    </w:lvl>
-    <w:lvl w:ilvl="6" w:tplc="04090001" w:tentative="1">
-      <w:start w:val="1"/>
-      <w:numFmt w:val="bullet"/>
-      <w:lvlText w:val=""/>
-      <w:lvlJc w:val="left"/>
-      <w:pPr>
-        <w:ind w:left="5040" w:hanging="360"/>
-      </w:pPr>
-      <w:rPr>
-        <w:rFonts w:ascii="Symbol" w:hAnsi="Symbol" w:hint="default"/>
-      </w:rPr>
-    </w:lvl>
-    <w:lvl w:ilvl="7" w:tplc="04090003" w:tentative="1">
-      <w:start w:val="1"/>
-      <w:numFmt w:val="bullet"/>
-      <w:lvlText w:val="o"/>
-      <w:lvlJc w:val="left"/>
-      <w:pPr>
-        <w:ind w:left="5760" w:hanging="360"/>
-      </w:pPr>
-      <w:rPr>
-        <w:rFonts w:ascii="Courier New" w:hAnsi="Courier New" w:cs="Courier New" w:hint="default"/>
-      </w:rPr>
-    </w:lvl>
-    <w:lvl w:ilvl="8" w:tplc="04090005" w:tentative="1">
-      <w:start w:val="1"/>
-      <w:numFmt w:val="bullet"/>
-      <w:lvlText w:val=""/>
-      <w:lvlJc w:val="left"/>
-      <w:pPr>
-        <w:ind w:left="6480" w:hanging="360"/>
-      </w:pPr>
-      <w:rPr>
-        <w:rFonts w:ascii="Wingdings" w:hAnsi="Wingdings" w:hint="default"/>
-      </w:rPr>
-    </w:lvl>
-  </w:abstractNum>
-  <w:abstractNum w:abstractNumId="11" w15:restartNumberingAfterBreak="0">
-    <w:nsid w:val="2CB4375C"/>
-    <w:multiLevelType w:val="hybridMultilevel"/>
-    <w:tmpl w:val="291A30C6"/>
-    <w:lvl w:ilvl="0" w:tplc="FFFFFFFF">
-      <w:start w:val="1"/>
-      <w:numFmt w:val="upperLetter"/>
-      <w:lvlText w:val="%1:"/>
-      <w:lvlJc w:val="left"/>
-      <w:pPr>
-        <w:ind w:left="360" w:hanging="360"/>
-      </w:pPr>
-      <w:rPr>
-        <w:rFonts w:hint="default"/>
-        <w:b/>
-        <w:bCs/>
-      </w:rPr>
-    </w:lvl>
-    <w:lvl w:ilvl="1" w:tplc="FFFFFFFF" w:tentative="1">
-      <w:start w:val="1"/>
-      <w:numFmt w:val="lowerLetter"/>
-      <w:lvlText w:val="%2."/>
-      <w:lvlJc w:val="left"/>
-      <w:pPr>
-        <w:ind w:left="1080" w:hanging="360"/>
-      </w:pPr>
-    </w:lvl>
-    <w:lvl w:ilvl="2" w:tplc="FFFFFFFF" w:tentative="1">
-      <w:start w:val="1"/>
-      <w:numFmt w:val="lowerRoman"/>
-      <w:lvlText w:val="%3."/>
-      <w:lvlJc w:val="right"/>
-      <w:pPr>
-        <w:ind w:left="1800" w:hanging="180"/>
-      </w:pPr>
-    </w:lvl>
-    <w:lvl w:ilvl="3" w:tplc="FFFFFFFF" w:tentative="1">
-      <w:start w:val="1"/>
-      <w:numFmt w:val="decimal"/>
-      <w:lvlText w:val="%4."/>
-      <w:lvlJc w:val="left"/>
-      <w:pPr>
-        <w:ind w:left="2520" w:hanging="360"/>
-      </w:pPr>
-    </w:lvl>
-    <w:lvl w:ilvl="4" w:tplc="FFFFFFFF" w:tentative="1">
-      <w:start w:val="1"/>
-      <w:numFmt w:val="lowerLetter"/>
-      <w:lvlText w:val="%5."/>
-      <w:lvlJc w:val="left"/>
-      <w:pPr>
-        <w:ind w:left="3240" w:hanging="360"/>
-      </w:pPr>
-    </w:lvl>
-    <w:lvl w:ilvl="5" w:tplc="FFFFFFFF" w:tentative="1">
-      <w:start w:val="1"/>
-      <w:numFmt w:val="lowerRoman"/>
-      <w:lvlText w:val="%6."/>
-      <w:lvlJc w:val="right"/>
-      <w:pPr>
-        <w:ind w:left="3960" w:hanging="180"/>
-      </w:pPr>
-    </w:lvl>
-    <w:lvl w:ilvl="6" w:tplc="FFFFFFFF" w:tentative="1">
-      <w:start w:val="1"/>
-      <w:numFmt w:val="decimal"/>
-      <w:lvlText w:val="%7."/>
-      <w:lvlJc w:val="left"/>
-      <w:pPr>
-        <w:ind w:left="4680" w:hanging="360"/>
-      </w:pPr>
-    </w:lvl>
-    <w:lvl w:ilvl="7" w:tplc="FFFFFFFF" w:tentative="1">
-      <w:start w:val="1"/>
-      <w:numFmt w:val="lowerLetter"/>
-      <w:lvlText w:val="%8."/>
-      <w:lvlJc w:val="left"/>
-      <w:pPr>
-        <w:ind w:left="5400" w:hanging="360"/>
-      </w:pPr>
-    </w:lvl>
-    <w:lvl w:ilvl="8" w:tplc="FFFFFFFF" w:tentative="1">
-      <w:start w:val="1"/>
-      <w:numFmt w:val="lowerRoman"/>
-      <w:lvlText w:val="%9."/>
-      <w:lvlJc w:val="right"/>
-      <w:pPr>
-        <w:ind w:left="6120" w:hanging="180"/>
-      </w:pPr>
-    </w:lvl>
-  </w:abstractNum>
-  <w:abstractNum w:abstractNumId="12" w15:restartNumberingAfterBreak="0">
-    <w:nsid w:val="2F0E685D"/>
-    <w:multiLevelType w:val="hybridMultilevel"/>
-    <w:tmpl w:val="09DA465E"/>
-    <w:lvl w:ilvl="0" w:tplc="5BD46172">
-      <w:start w:val="1"/>
-      <w:numFmt w:val="upperLetter"/>
-      <w:lvlText w:val="%1:"/>
-      <w:lvlJc w:val="left"/>
-      <w:pPr>
-        <w:ind w:left="360" w:hanging="360"/>
-      </w:pPr>
-      <w:rPr>
-        <w:rFonts w:hint="default"/>
-        <w:b/>
-        <w:bCs/>
-      </w:rPr>
-    </w:lvl>
-    <w:lvl w:ilvl="1" w:tplc="04090019" w:tentative="1">
-      <w:start w:val="1"/>
-      <w:numFmt w:val="lowerLetter"/>
-      <w:lvlText w:val="%2."/>
-      <w:lvlJc w:val="left"/>
-      <w:pPr>
-        <w:ind w:left="1080" w:hanging="360"/>
-      </w:pPr>
-    </w:lvl>
-    <w:lvl w:ilvl="2" w:tplc="0409001B" w:tentative="1">
-      <w:start w:val="1"/>
-      <w:numFmt w:val="lowerRoman"/>
-      <w:lvlText w:val="%3."/>
-      <w:lvlJc w:val="right"/>
-      <w:pPr>
-        <w:ind w:left="1800" w:hanging="180"/>
-      </w:pPr>
-    </w:lvl>
-    <w:lvl w:ilvl="3" w:tplc="0409000F" w:tentative="1">
-      <w:start w:val="1"/>
-      <w:numFmt w:val="decimal"/>
-      <w:lvlText w:val="%4."/>
-      <w:lvlJc w:val="left"/>
-      <w:pPr>
-        <w:ind w:left="2520" w:hanging="360"/>
-      </w:pPr>
-    </w:lvl>
-    <w:lvl w:ilvl="4" w:tplc="04090019" w:tentative="1">
-      <w:start w:val="1"/>
-      <w:numFmt w:val="lowerLetter"/>
-      <w:lvlText w:val="%5."/>
-      <w:lvlJc w:val="left"/>
-      <w:pPr>
-        <w:ind w:left="3240" w:hanging="360"/>
-      </w:pPr>
-    </w:lvl>
-    <w:lvl w:ilvl="5" w:tplc="0409001B" w:tentative="1">
-      <w:start w:val="1"/>
-      <w:numFmt w:val="lowerRoman"/>
-      <w:lvlText w:val="%6."/>
-      <w:lvlJc w:val="right"/>
-      <w:pPr>
-        <w:ind w:left="3960" w:hanging="180"/>
-      </w:pPr>
-    </w:lvl>
-    <w:lvl w:ilvl="6" w:tplc="0409000F" w:tentative="1">
-      <w:start w:val="1"/>
-      <w:numFmt w:val="decimal"/>
-      <w:lvlText w:val="%7."/>
-      <w:lvlJc w:val="left"/>
-      <w:pPr>
-        <w:ind w:left="4680" w:hanging="360"/>
-      </w:pPr>
-    </w:lvl>
-    <w:lvl w:ilvl="7" w:tplc="04090019" w:tentative="1">
-      <w:start w:val="1"/>
-      <w:numFmt w:val="lowerLetter"/>
-      <w:lvlText w:val="%8."/>
-      <w:lvlJc w:val="left"/>
-      <w:pPr>
-        <w:ind w:left="5400" w:hanging="360"/>
-      </w:pPr>
-    </w:lvl>
-    <w:lvl w:ilvl="8" w:tplc="0409001B" w:tentative="1">
-      <w:start w:val="1"/>
-      <w:numFmt w:val="lowerRoman"/>
-      <w:lvlText w:val="%9."/>
-      <w:lvlJc w:val="right"/>
-      <w:pPr>
-        <w:ind w:left="6120" w:hanging="180"/>
-      </w:pPr>
-    </w:lvl>
-  </w:abstractNum>
-  <w:abstractNum w:abstractNumId="13" w15:restartNumberingAfterBreak="0">
-    <w:nsid w:val="34555D51"/>
-    <w:multiLevelType w:val="hybridMultilevel"/>
-    <w:tmpl w:val="8C28476E"/>
-    <w:lvl w:ilvl="0" w:tplc="72A80D18">
-      <w:start w:val="1"/>
-      <w:numFmt w:val="decimal"/>
-      <w:lvlText w:val="%1:"/>
-      <w:lvlJc w:val="left"/>
-      <w:pPr>
-        <w:ind w:left="360" w:hanging="360"/>
-      </w:pPr>
-      <w:rPr>
-        <w:rFonts w:ascii="Source Sans 3 Bold" w:hAnsi="Source Sans 3 Bold" w:cstheme="minorBidi" w:hint="default"/>
-        <w:b/>
-        <w:bCs/>
-      </w:rPr>
-    </w:lvl>
-    <w:lvl w:ilvl="1" w:tplc="04090019" w:tentative="1">
-      <w:start w:val="1"/>
-      <w:numFmt w:val="lowerLetter"/>
-      <w:lvlText w:val="%2."/>
-      <w:lvlJc w:val="left"/>
-      <w:pPr>
-        <w:ind w:left="1080" w:hanging="360"/>
-      </w:pPr>
-    </w:lvl>
-    <w:lvl w:ilvl="2" w:tplc="0409001B" w:tentative="1">
-      <w:start w:val="1"/>
-      <w:numFmt w:val="lowerRoman"/>
-      <w:lvlText w:val="%3."/>
-      <w:lvlJc w:val="right"/>
-      <w:pPr>
-        <w:ind w:left="1800" w:hanging="180"/>
-      </w:pPr>
-    </w:lvl>
-    <w:lvl w:ilvl="3" w:tplc="0409000F" w:tentative="1">
-      <w:start w:val="1"/>
-      <w:numFmt w:val="decimal"/>
-      <w:lvlText w:val="%4."/>
-      <w:lvlJc w:val="left"/>
-      <w:pPr>
-        <w:ind w:left="2520" w:hanging="360"/>
-      </w:pPr>
-    </w:lvl>
-    <w:lvl w:ilvl="4" w:tplc="04090019" w:tentative="1">
-      <w:start w:val="1"/>
-      <w:numFmt w:val="lowerLetter"/>
-      <w:lvlText w:val="%5."/>
-      <w:lvlJc w:val="left"/>
-      <w:pPr>
-        <w:ind w:left="3240" w:hanging="360"/>
-      </w:pPr>
-    </w:lvl>
-    <w:lvl w:ilvl="5" w:tplc="0409001B" w:tentative="1">
-      <w:start w:val="1"/>
-      <w:numFmt w:val="lowerRoman"/>
-      <w:lvlText w:val="%6."/>
-      <w:lvlJc w:val="right"/>
-      <w:pPr>
-        <w:ind w:left="3960" w:hanging="180"/>
-      </w:pPr>
-    </w:lvl>
-    <w:lvl w:ilvl="6" w:tplc="0409000F" w:tentative="1">
-      <w:start w:val="1"/>
-      <w:numFmt w:val="decimal"/>
-      <w:lvlText w:val="%7."/>
-      <w:lvlJc w:val="left"/>
-      <w:pPr>
-        <w:ind w:left="4680" w:hanging="360"/>
-      </w:pPr>
-    </w:lvl>
-    <w:lvl w:ilvl="7" w:tplc="04090019" w:tentative="1">
-      <w:start w:val="1"/>
-      <w:numFmt w:val="lowerLetter"/>
-      <w:lvlText w:val="%8."/>
-      <w:lvlJc w:val="left"/>
-      <w:pPr>
-        <w:ind w:left="5400" w:hanging="360"/>
-      </w:pPr>
-    </w:lvl>
-    <w:lvl w:ilvl="8" w:tplc="0409001B" w:tentative="1">
-      <w:start w:val="1"/>
-      <w:numFmt w:val="lowerRoman"/>
-      <w:lvlText w:val="%9."/>
-      <w:lvlJc w:val="right"/>
-      <w:pPr>
-        <w:ind w:left="6120" w:hanging="180"/>
-      </w:pPr>
-    </w:lvl>
-  </w:abstractNum>
-  <w:abstractNum w:abstractNumId="14" w15:restartNumberingAfterBreak="0">
-    <w:nsid w:val="38025215"/>
-    <w:multiLevelType w:val="hybridMultilevel"/>
-    <w:tmpl w:val="01022858"/>
-    <w:lvl w:ilvl="0" w:tplc="4282E6C4">
+    <w:tmpl w:val="8EA8656A"/>
+    <w:lvl w:ilvl="0" w:tplc="19A42D6C">
       <w:start w:val="1"/>
       <w:numFmt w:val="lowerLetter"/>
       <w:lvlText w:val="%1:"/>
       <w:lvlJc w:val="left"/>
       <w:pPr>
-        <w:ind w:left="360" w:hanging="360"/>
+        <w:ind w:left="720" w:hanging="360"/>
       </w:pPr>
       <w:rPr>
         <w:rFonts w:ascii="Source Sans 3" w:hAnsi="Source Sans 3" w:hint="default"/>
@@ -15521,7 +16665,7 @@
       <w:lvlText w:val="%2."/>
       <w:lvlJc w:val="left"/>
       <w:pPr>
-        <w:ind w:left="1080" w:hanging="360"/>
+        <w:ind w:left="1440" w:hanging="360"/>
       </w:pPr>
     </w:lvl>
     <w:lvl w:ilvl="2" w:tplc="0409001B" w:tentative="1">
@@ -15530,7 +16674,7 @@
       <w:lvlText w:val="%3."/>
       <w:lvlJc w:val="right"/>
       <w:pPr>
-        <w:ind w:left="1800" w:hanging="180"/>
+        <w:ind w:left="2160" w:hanging="180"/>
       </w:pPr>
     </w:lvl>
     <w:lvl w:ilvl="3" w:tplc="0409000F" w:tentative="1">
@@ -15539,7 +16683,7 @@
       <w:lvlText w:val="%4."/>
       <w:lvlJc w:val="left"/>
       <w:pPr>
-        <w:ind w:left="2520" w:hanging="360"/>
+        <w:ind w:left="2880" w:hanging="360"/>
       </w:pPr>
     </w:lvl>
     <w:lvl w:ilvl="4" w:tplc="04090019" w:tentative="1">
@@ -15548,7 +16692,7 @@
       <w:lvlText w:val="%5."/>
       <w:lvlJc w:val="left"/>
       <w:pPr>
-        <w:ind w:left="3240" w:hanging="360"/>
+        <w:ind w:left="3600" w:hanging="360"/>
       </w:pPr>
     </w:lvl>
     <w:lvl w:ilvl="5" w:tplc="0409001B" w:tentative="1">
@@ -15557,7 +16701,7 @@
       <w:lvlText w:val="%6."/>
       <w:lvlJc w:val="right"/>
       <w:pPr>
-        <w:ind w:left="3960" w:hanging="180"/>
+        <w:ind w:left="4320" w:hanging="180"/>
       </w:pPr>
     </w:lvl>
     <w:lvl w:ilvl="6" w:tplc="0409000F" w:tentative="1">
@@ -15566,7 +16710,7 @@
       <w:lvlText w:val="%7."/>
       <w:lvlJc w:val="left"/>
       <w:pPr>
-        <w:ind w:left="4680" w:hanging="360"/>
+        <w:ind w:left="5040" w:hanging="360"/>
       </w:pPr>
     </w:lvl>
     <w:lvl w:ilvl="7" w:tplc="04090019" w:tentative="1">
@@ -15575,7 +16719,7 @@
       <w:lvlText w:val="%8."/>
       <w:lvlJc w:val="left"/>
       <w:pPr>
-        <w:ind w:left="5400" w:hanging="360"/>
+        <w:ind w:left="5760" w:hanging="360"/>
       </w:pPr>
     </w:lvl>
     <w:lvl w:ilvl="8" w:tplc="0409001B" w:tentative="1">
@@ -15584,128 +16728,702 @@
       <w:lvlText w:val="%9."/>
       <w:lvlJc w:val="right"/>
       <w:pPr>
-        <w:ind w:left="6120" w:hanging="180"/>
+        <w:ind w:left="6480" w:hanging="180"/>
       </w:pPr>
     </w:lvl>
   </w:abstractNum>
-  <w:abstractNum w:abstractNumId="15" w15:restartNumberingAfterBreak="0">
-    <w:nsid w:val="3CDC7B7F"/>
+  <w:abstractNum w:abstractNumId="10" w15:restartNumberingAfterBreak="0">
+    <w:nsid w:val="25277E32"/>
     <w:multiLevelType w:val="hybridMultilevel"/>
-    <w:tmpl w:val="F9EC833C"/>
-    <w:lvl w:ilvl="0" w:tplc="04090001">
+    <w:tmpl w:val="59B4B60E"/>
+    <w:lvl w:ilvl="0" w:tplc="72A80D18">
+      <w:start w:val="1"/>
+      <w:numFmt w:val="decimal"/>
+      <w:lvlText w:val="%1:"/>
+      <w:lvlJc w:val="left"/>
+      <w:pPr>
+        <w:ind w:left="360" w:hanging="360"/>
+      </w:pPr>
+      <w:rPr>
+        <w:rFonts w:ascii="Source Sans 3 Bold" w:hAnsi="Source Sans 3 Bold" w:cstheme="minorBidi" w:hint="default"/>
+        <w:b/>
+        <w:bCs/>
+      </w:rPr>
+    </w:lvl>
+    <w:lvl w:ilvl="1" w:tplc="04090003" w:tentative="1">
+      <w:start w:val="1"/>
+      <w:numFmt w:val="bullet"/>
+      <w:lvlText w:val="o"/>
+      <w:lvlJc w:val="left"/>
+      <w:pPr>
+        <w:ind w:left="1080" w:hanging="360"/>
+      </w:pPr>
+      <w:rPr>
+        <w:rFonts w:ascii="Courier New" w:hAnsi="Courier New" w:cs="Courier New" w:hint="default"/>
+      </w:rPr>
+    </w:lvl>
+    <w:lvl w:ilvl="2" w:tplc="04090005" w:tentative="1">
+      <w:start w:val="1"/>
+      <w:numFmt w:val="bullet"/>
+      <w:lvlText w:val=""/>
+      <w:lvlJc w:val="left"/>
+      <w:pPr>
+        <w:ind w:left="1800" w:hanging="360"/>
+      </w:pPr>
+      <w:rPr>
+        <w:rFonts w:ascii="Wingdings" w:hAnsi="Wingdings" w:hint="default"/>
+      </w:rPr>
+    </w:lvl>
+    <w:lvl w:ilvl="3" w:tplc="04090001" w:tentative="1">
       <w:start w:val="1"/>
       <w:numFmt w:val="bullet"/>
       <w:lvlText w:val=""/>
       <w:lvlJc w:val="left"/>
       <w:pPr>
-        <w:ind w:left="720" w:hanging="360"/>
+        <w:ind w:left="2520" w:hanging="360"/>
       </w:pPr>
       <w:rPr>
         <w:rFonts w:ascii="Symbol" w:hAnsi="Symbol" w:hint="default"/>
       </w:rPr>
     </w:lvl>
-    <w:lvl w:ilvl="1" w:tplc="04090003" w:tentative="1">
+    <w:lvl w:ilvl="4" w:tplc="04090003" w:tentative="1">
       <w:start w:val="1"/>
       <w:numFmt w:val="bullet"/>
       <w:lvlText w:val="o"/>
       <w:lvlJc w:val="left"/>
       <w:pPr>
-        <w:ind w:left="1440" w:hanging="360"/>
+        <w:ind w:left="3240" w:hanging="360"/>
       </w:pPr>
       <w:rPr>
         <w:rFonts w:ascii="Courier New" w:hAnsi="Courier New" w:cs="Courier New" w:hint="default"/>
       </w:rPr>
     </w:lvl>
-    <w:lvl w:ilvl="2" w:tplc="04090005" w:tentative="1">
+    <w:lvl w:ilvl="5" w:tplc="04090005" w:tentative="1">
       <w:start w:val="1"/>
       <w:numFmt w:val="bullet"/>
       <w:lvlText w:val=""/>
       <w:lvlJc w:val="left"/>
       <w:pPr>
-        <w:ind w:left="2160" w:hanging="360"/>
+        <w:ind w:left="3960" w:hanging="360"/>
       </w:pPr>
       <w:rPr>
         <w:rFonts w:ascii="Wingdings" w:hAnsi="Wingdings" w:hint="default"/>
       </w:rPr>
     </w:lvl>
-    <w:lvl w:ilvl="3" w:tplc="04090001" w:tentative="1">
+    <w:lvl w:ilvl="6" w:tplc="04090001" w:tentative="1">
       <w:start w:val="1"/>
       <w:numFmt w:val="bullet"/>
       <w:lvlText w:val=""/>
       <w:lvlJc w:val="left"/>
       <w:pPr>
-        <w:ind w:left="2880" w:hanging="360"/>
+        <w:ind w:left="4680" w:hanging="360"/>
       </w:pPr>
       <w:rPr>
         <w:rFonts w:ascii="Symbol" w:hAnsi="Symbol" w:hint="default"/>
       </w:rPr>
     </w:lvl>
-    <w:lvl w:ilvl="4" w:tplc="04090003" w:tentative="1">
+    <w:lvl w:ilvl="7" w:tplc="04090003" w:tentative="1">
       <w:start w:val="1"/>
       <w:numFmt w:val="bullet"/>
       <w:lvlText w:val="o"/>
       <w:lvlJc w:val="left"/>
       <w:pPr>
-        <w:ind w:left="3600" w:hanging="360"/>
+        <w:ind w:left="5400" w:hanging="360"/>
       </w:pPr>
       <w:rPr>
         <w:rFonts w:ascii="Courier New" w:hAnsi="Courier New" w:cs="Courier New" w:hint="default"/>
       </w:rPr>
     </w:lvl>
-    <w:lvl w:ilvl="5" w:tplc="04090005" w:tentative="1">
+    <w:lvl w:ilvl="8" w:tplc="04090005" w:tentative="1">
       <w:start w:val="1"/>
       <w:numFmt w:val="bullet"/>
       <w:lvlText w:val=""/>
       <w:lvlJc w:val="left"/>
       <w:pPr>
-        <w:ind w:left="4320" w:hanging="360"/>
+        <w:ind w:left="6120" w:hanging="360"/>
       </w:pPr>
       <w:rPr>
         <w:rFonts w:ascii="Wingdings" w:hAnsi="Wingdings" w:hint="default"/>
       </w:rPr>
     </w:lvl>
-    <w:lvl w:ilvl="6" w:tplc="04090001" w:tentative="1">
+  </w:abstractNum>
+  <w:abstractNum w:abstractNumId="11" w15:restartNumberingAfterBreak="0">
+    <w:nsid w:val="294C7B15"/>
+    <w:multiLevelType w:val="hybridMultilevel"/>
+    <w:tmpl w:val="3870A6A6"/>
+    <w:lvl w:ilvl="0" w:tplc="905A30D4">
+      <w:start w:val="5"/>
+      <w:numFmt w:val="upperLetter"/>
+      <w:lvlText w:val="%1:"/>
+      <w:lvlJc w:val="left"/>
+      <w:pPr>
+        <w:ind w:left="360" w:hanging="360"/>
+      </w:pPr>
+      <w:rPr>
+        <w:rFonts w:ascii="Source Sans 3 Medium" w:hAnsi="Source Sans 3 Medium" w:hint="default"/>
+        <w:b/>
+        <w:bCs/>
+        <w:color w:val="F15575"/>
+      </w:rPr>
+    </w:lvl>
+    <w:lvl w:ilvl="1" w:tplc="04090019" w:tentative="1">
+      <w:start w:val="1"/>
+      <w:numFmt w:val="lowerLetter"/>
+      <w:lvlText w:val="%2."/>
+      <w:lvlJc w:val="left"/>
+      <w:pPr>
+        <w:ind w:left="1440" w:hanging="360"/>
+      </w:pPr>
+    </w:lvl>
+    <w:lvl w:ilvl="2" w:tplc="0409001B" w:tentative="1">
+      <w:start w:val="1"/>
+      <w:numFmt w:val="lowerRoman"/>
+      <w:lvlText w:val="%3."/>
+      <w:lvlJc w:val="right"/>
+      <w:pPr>
+        <w:ind w:left="2160" w:hanging="180"/>
+      </w:pPr>
+    </w:lvl>
+    <w:lvl w:ilvl="3" w:tplc="0409000F" w:tentative="1">
+      <w:start w:val="1"/>
+      <w:numFmt w:val="decimal"/>
+      <w:lvlText w:val="%4."/>
+      <w:lvlJc w:val="left"/>
+      <w:pPr>
+        <w:ind w:left="2880" w:hanging="360"/>
+      </w:pPr>
+    </w:lvl>
+    <w:lvl w:ilvl="4" w:tplc="04090019" w:tentative="1">
+      <w:start w:val="1"/>
+      <w:numFmt w:val="lowerLetter"/>
+      <w:lvlText w:val="%5."/>
+      <w:lvlJc w:val="left"/>
+      <w:pPr>
+        <w:ind w:left="3600" w:hanging="360"/>
+      </w:pPr>
+    </w:lvl>
+    <w:lvl w:ilvl="5" w:tplc="0409001B" w:tentative="1">
+      <w:start w:val="1"/>
+      <w:numFmt w:val="lowerRoman"/>
+      <w:lvlText w:val="%6."/>
+      <w:lvlJc w:val="right"/>
+      <w:pPr>
+        <w:ind w:left="4320" w:hanging="180"/>
+      </w:pPr>
+    </w:lvl>
+    <w:lvl w:ilvl="6" w:tplc="0409000F" w:tentative="1">
+      <w:start w:val="1"/>
+      <w:numFmt w:val="decimal"/>
+      <w:lvlText w:val="%7."/>
+      <w:lvlJc w:val="left"/>
+      <w:pPr>
+        <w:ind w:left="5040" w:hanging="360"/>
+      </w:pPr>
+    </w:lvl>
+    <w:lvl w:ilvl="7" w:tplc="04090019" w:tentative="1">
+      <w:start w:val="1"/>
+      <w:numFmt w:val="lowerLetter"/>
+      <w:lvlText w:val="%8."/>
+      <w:lvlJc w:val="left"/>
+      <w:pPr>
+        <w:ind w:left="5760" w:hanging="360"/>
+      </w:pPr>
+    </w:lvl>
+    <w:lvl w:ilvl="8" w:tplc="0409001B" w:tentative="1">
+      <w:start w:val="1"/>
+      <w:numFmt w:val="lowerRoman"/>
+      <w:lvlText w:val="%9."/>
+      <w:lvlJc w:val="right"/>
+      <w:pPr>
+        <w:ind w:left="6480" w:hanging="180"/>
+      </w:pPr>
+    </w:lvl>
+  </w:abstractNum>
+  <w:abstractNum w:abstractNumId="12" w15:restartNumberingAfterBreak="0">
+    <w:nsid w:val="29F6737C"/>
+    <w:multiLevelType w:val="hybridMultilevel"/>
+    <w:tmpl w:val="4AFC3BC4"/>
+    <w:lvl w:ilvl="0" w:tplc="04090001">
       <w:start w:val="1"/>
       <w:numFmt w:val="bullet"/>
       <w:lvlText w:val=""/>
       <w:lvlJc w:val="left"/>
       <w:pPr>
-        <w:ind w:left="5040" w:hanging="360"/>
+        <w:ind w:left="720" w:hanging="360"/>
       </w:pPr>
       <w:rPr>
         <w:rFonts w:ascii="Symbol" w:hAnsi="Symbol" w:hint="default"/>
       </w:rPr>
     </w:lvl>
-    <w:lvl w:ilvl="7" w:tplc="04090003" w:tentative="1">
+    <w:lvl w:ilvl="1" w:tplc="04090003" w:tentative="1">
       <w:start w:val="1"/>
       <w:numFmt w:val="bullet"/>
       <w:lvlText w:val="o"/>
       <w:lvlJc w:val="left"/>
       <w:pPr>
-        <w:ind w:left="5760" w:hanging="360"/>
+        <w:ind w:left="1440" w:hanging="360"/>
       </w:pPr>
       <w:rPr>
         <w:rFonts w:ascii="Courier New" w:hAnsi="Courier New" w:cs="Courier New" w:hint="default"/>
       </w:rPr>
     </w:lvl>
-    <w:lvl w:ilvl="8" w:tplc="04090005" w:tentative="1">
+    <w:lvl w:ilvl="2" w:tplc="04090005" w:tentative="1">
       <w:start w:val="1"/>
       <w:numFmt w:val="bullet"/>
       <w:lvlText w:val=""/>
       <w:lvlJc w:val="left"/>
       <w:pPr>
-        <w:ind w:left="6480" w:hanging="360"/>
+        <w:ind w:left="2160" w:hanging="360"/>
       </w:pPr>
       <w:rPr>
         <w:rFonts w:ascii="Wingdings" w:hAnsi="Wingdings" w:hint="default"/>
       </w:rPr>
     </w:lvl>
+    <w:lvl w:ilvl="3" w:tplc="04090001" w:tentative="1">
+      <w:start w:val="1"/>
+      <w:numFmt w:val="bullet"/>
+      <w:lvlText w:val=""/>
+      <w:lvlJc w:val="left"/>
+      <w:pPr>
+        <w:ind w:left="2880" w:hanging="360"/>
+      </w:pPr>
+      <w:rPr>
+        <w:rFonts w:ascii="Symbol" w:hAnsi="Symbol" w:hint="default"/>
+      </w:rPr>
+    </w:lvl>
+    <w:lvl w:ilvl="4" w:tplc="04090003" w:tentative="1">
+      <w:start w:val="1"/>
+      <w:numFmt w:val="bullet"/>
+      <w:lvlText w:val="o"/>
+      <w:lvlJc w:val="left"/>
+      <w:pPr>
+        <w:ind w:left="3600" w:hanging="360"/>
+      </w:pPr>
+      <w:rPr>
+        <w:rFonts w:ascii="Courier New" w:hAnsi="Courier New" w:cs="Courier New" w:hint="default"/>
+      </w:rPr>
+    </w:lvl>
+    <w:lvl w:ilvl="5" w:tplc="04090005" w:tentative="1">
+      <w:start w:val="1"/>
+      <w:numFmt w:val="bullet"/>
+      <w:lvlText w:val=""/>
+      <w:lvlJc w:val="left"/>
+      <w:pPr>
+        <w:ind w:left="4320" w:hanging="360"/>
+      </w:pPr>
+      <w:rPr>
+        <w:rFonts w:ascii="Wingdings" w:hAnsi="Wingdings" w:hint="default"/>
+      </w:rPr>
+    </w:lvl>
+    <w:lvl w:ilvl="6" w:tplc="04090001" w:tentative="1">
+      <w:start w:val="1"/>
+      <w:numFmt w:val="bullet"/>
+      <w:lvlText w:val=""/>
+      <w:lvlJc w:val="left"/>
+      <w:pPr>
+        <w:ind w:left="5040" w:hanging="360"/>
+      </w:pPr>
+      <w:rPr>
+        <w:rFonts w:ascii="Symbol" w:hAnsi="Symbol" w:hint="default"/>
+      </w:rPr>
+    </w:lvl>
+    <w:lvl w:ilvl="7" w:tplc="04090003" w:tentative="1">
+      <w:start w:val="1"/>
+      <w:numFmt w:val="bullet"/>
+      <w:lvlText w:val="o"/>
+      <w:lvlJc w:val="left"/>
+      <w:pPr>
+        <w:ind w:left="5760" w:hanging="360"/>
+      </w:pPr>
+      <w:rPr>
+        <w:rFonts w:ascii="Courier New" w:hAnsi="Courier New" w:cs="Courier New" w:hint="default"/>
+      </w:rPr>
+    </w:lvl>
+    <w:lvl w:ilvl="8" w:tplc="04090005" w:tentative="1">
+      <w:start w:val="1"/>
+      <w:numFmt w:val="bullet"/>
+      <w:lvlText w:val=""/>
+      <w:lvlJc w:val="left"/>
+      <w:pPr>
+        <w:ind w:left="6480" w:hanging="360"/>
+      </w:pPr>
+      <w:rPr>
+        <w:rFonts w:ascii="Wingdings" w:hAnsi="Wingdings" w:hint="default"/>
+      </w:rPr>
+    </w:lvl>
+  </w:abstractNum>
+  <w:abstractNum w:abstractNumId="13" w15:restartNumberingAfterBreak="0">
+    <w:nsid w:val="2CB4375C"/>
+    <w:multiLevelType w:val="hybridMultilevel"/>
+    <w:tmpl w:val="291A30C6"/>
+    <w:lvl w:ilvl="0" w:tplc="FFFFFFFF">
+      <w:start w:val="1"/>
+      <w:numFmt w:val="upperLetter"/>
+      <w:lvlText w:val="%1:"/>
+      <w:lvlJc w:val="left"/>
+      <w:pPr>
+        <w:ind w:left="360" w:hanging="360"/>
+      </w:pPr>
+      <w:rPr>
+        <w:rFonts w:hint="default"/>
+        <w:b/>
+        <w:bCs/>
+      </w:rPr>
+    </w:lvl>
+    <w:lvl w:ilvl="1" w:tplc="FFFFFFFF" w:tentative="1">
+      <w:start w:val="1"/>
+      <w:numFmt w:val="lowerLetter"/>
+      <w:lvlText w:val="%2."/>
+      <w:lvlJc w:val="left"/>
+      <w:pPr>
+        <w:ind w:left="1080" w:hanging="360"/>
+      </w:pPr>
+    </w:lvl>
+    <w:lvl w:ilvl="2" w:tplc="FFFFFFFF" w:tentative="1">
+      <w:start w:val="1"/>
+      <w:numFmt w:val="lowerRoman"/>
+      <w:lvlText w:val="%3."/>
+      <w:lvlJc w:val="right"/>
+      <w:pPr>
+        <w:ind w:left="1800" w:hanging="180"/>
+      </w:pPr>
+    </w:lvl>
+    <w:lvl w:ilvl="3" w:tplc="FFFFFFFF" w:tentative="1">
+      <w:start w:val="1"/>
+      <w:numFmt w:val="decimal"/>
+      <w:lvlText w:val="%4."/>
+      <w:lvlJc w:val="left"/>
+      <w:pPr>
+        <w:ind w:left="2520" w:hanging="360"/>
+      </w:pPr>
+    </w:lvl>
+    <w:lvl w:ilvl="4" w:tplc="FFFFFFFF" w:tentative="1">
+      <w:start w:val="1"/>
+      <w:numFmt w:val="lowerLetter"/>
+      <w:lvlText w:val="%5."/>
+      <w:lvlJc w:val="left"/>
+      <w:pPr>
+        <w:ind w:left="3240" w:hanging="360"/>
+      </w:pPr>
+    </w:lvl>
+    <w:lvl w:ilvl="5" w:tplc="FFFFFFFF" w:tentative="1">
+      <w:start w:val="1"/>
+      <w:numFmt w:val="lowerRoman"/>
+      <w:lvlText w:val="%6."/>
+      <w:lvlJc w:val="right"/>
+      <w:pPr>
+        <w:ind w:left="3960" w:hanging="180"/>
+      </w:pPr>
+    </w:lvl>
+    <w:lvl w:ilvl="6" w:tplc="FFFFFFFF" w:tentative="1">
+      <w:start w:val="1"/>
+      <w:numFmt w:val="decimal"/>
+      <w:lvlText w:val="%7."/>
+      <w:lvlJc w:val="left"/>
+      <w:pPr>
+        <w:ind w:left="4680" w:hanging="360"/>
+      </w:pPr>
+    </w:lvl>
+    <w:lvl w:ilvl="7" w:tplc="FFFFFFFF" w:tentative="1">
+      <w:start w:val="1"/>
+      <w:numFmt w:val="lowerLetter"/>
+      <w:lvlText w:val="%8."/>
+      <w:lvlJc w:val="left"/>
+      <w:pPr>
+        <w:ind w:left="5400" w:hanging="360"/>
+      </w:pPr>
+    </w:lvl>
+    <w:lvl w:ilvl="8" w:tplc="FFFFFFFF" w:tentative="1">
+      <w:start w:val="1"/>
+      <w:numFmt w:val="lowerRoman"/>
+      <w:lvlText w:val="%9."/>
+      <w:lvlJc w:val="right"/>
+      <w:pPr>
+        <w:ind w:left="6120" w:hanging="180"/>
+      </w:pPr>
+    </w:lvl>
+  </w:abstractNum>
+  <w:abstractNum w:abstractNumId="14" w15:restartNumberingAfterBreak="0">
+    <w:nsid w:val="2F0E685D"/>
+    <w:multiLevelType w:val="hybridMultilevel"/>
+    <w:tmpl w:val="09DA465E"/>
+    <w:lvl w:ilvl="0" w:tplc="5BD46172">
+      <w:start w:val="1"/>
+      <w:numFmt w:val="upperLetter"/>
+      <w:lvlText w:val="%1:"/>
+      <w:lvlJc w:val="left"/>
+      <w:pPr>
+        <w:ind w:left="360" w:hanging="360"/>
+      </w:pPr>
+      <w:rPr>
+        <w:rFonts w:hint="default"/>
+        <w:b/>
+        <w:bCs/>
+      </w:rPr>
+    </w:lvl>
+    <w:lvl w:ilvl="1" w:tplc="04090019" w:tentative="1">
+      <w:start w:val="1"/>
+      <w:numFmt w:val="lowerLetter"/>
+      <w:lvlText w:val="%2."/>
+      <w:lvlJc w:val="left"/>
+      <w:pPr>
+        <w:ind w:left="1080" w:hanging="360"/>
+      </w:pPr>
+    </w:lvl>
+    <w:lvl w:ilvl="2" w:tplc="0409001B" w:tentative="1">
+      <w:start w:val="1"/>
+      <w:numFmt w:val="lowerRoman"/>
+      <w:lvlText w:val="%3."/>
+      <w:lvlJc w:val="right"/>
+      <w:pPr>
+        <w:ind w:left="1800" w:hanging="180"/>
+      </w:pPr>
+    </w:lvl>
+    <w:lvl w:ilvl="3" w:tplc="0409000F" w:tentative="1">
+      <w:start w:val="1"/>
+      <w:numFmt w:val="decimal"/>
+      <w:lvlText w:val="%4."/>
+      <w:lvlJc w:val="left"/>
+      <w:pPr>
+        <w:ind w:left="2520" w:hanging="360"/>
+      </w:pPr>
+    </w:lvl>
+    <w:lvl w:ilvl="4" w:tplc="04090019" w:tentative="1">
+      <w:start w:val="1"/>
+      <w:numFmt w:val="lowerLetter"/>
+      <w:lvlText w:val="%5."/>
+      <w:lvlJc w:val="left"/>
+      <w:pPr>
+        <w:ind w:left="3240" w:hanging="360"/>
+      </w:pPr>
+    </w:lvl>
+    <w:lvl w:ilvl="5" w:tplc="0409001B" w:tentative="1">
+      <w:start w:val="1"/>
+      <w:numFmt w:val="lowerRoman"/>
+      <w:lvlText w:val="%6."/>
+      <w:lvlJc w:val="right"/>
+      <w:pPr>
+        <w:ind w:left="3960" w:hanging="180"/>
+      </w:pPr>
+    </w:lvl>
+    <w:lvl w:ilvl="6" w:tplc="0409000F" w:tentative="1">
+      <w:start w:val="1"/>
+      <w:numFmt w:val="decimal"/>
+      <w:lvlText w:val="%7."/>
+      <w:lvlJc w:val="left"/>
+      <w:pPr>
+        <w:ind w:left="4680" w:hanging="360"/>
+      </w:pPr>
+    </w:lvl>
+    <w:lvl w:ilvl="7" w:tplc="04090019" w:tentative="1">
+      <w:start w:val="1"/>
+      <w:numFmt w:val="lowerLetter"/>
+      <w:lvlText w:val="%8."/>
+      <w:lvlJc w:val="left"/>
+      <w:pPr>
+        <w:ind w:left="5400" w:hanging="360"/>
+      </w:pPr>
+    </w:lvl>
+    <w:lvl w:ilvl="8" w:tplc="0409001B" w:tentative="1">
+      <w:start w:val="1"/>
+      <w:numFmt w:val="lowerRoman"/>
+      <w:lvlText w:val="%9."/>
+      <w:lvlJc w:val="right"/>
+      <w:pPr>
+        <w:ind w:left="6120" w:hanging="180"/>
+      </w:pPr>
+    </w:lvl>
+  </w:abstractNum>
+  <w:abstractNum w:abstractNumId="15" w15:restartNumberingAfterBreak="0">
+    <w:nsid w:val="34555D51"/>
+    <w:multiLevelType w:val="hybridMultilevel"/>
+    <w:tmpl w:val="8C28476E"/>
+    <w:lvl w:ilvl="0" w:tplc="72A80D18">
+      <w:start w:val="1"/>
+      <w:numFmt w:val="decimal"/>
+      <w:lvlText w:val="%1:"/>
+      <w:lvlJc w:val="left"/>
+      <w:pPr>
+        <w:ind w:left="360" w:hanging="360"/>
+      </w:pPr>
+      <w:rPr>
+        <w:rFonts w:ascii="Source Sans 3 Bold" w:hAnsi="Source Sans 3 Bold" w:cstheme="minorBidi" w:hint="default"/>
+        <w:b/>
+        <w:bCs/>
+      </w:rPr>
+    </w:lvl>
+    <w:lvl w:ilvl="1" w:tplc="04090019" w:tentative="1">
+      <w:start w:val="1"/>
+      <w:numFmt w:val="lowerLetter"/>
+      <w:lvlText w:val="%2."/>
+      <w:lvlJc w:val="left"/>
+      <w:pPr>
+        <w:ind w:left="1080" w:hanging="360"/>
+      </w:pPr>
+    </w:lvl>
+    <w:lvl w:ilvl="2" w:tplc="0409001B" w:tentative="1">
+      <w:start w:val="1"/>
+      <w:numFmt w:val="lowerRoman"/>
+      <w:lvlText w:val="%3."/>
+      <w:lvlJc w:val="right"/>
+      <w:pPr>
+        <w:ind w:left="1800" w:hanging="180"/>
+      </w:pPr>
+    </w:lvl>
+    <w:lvl w:ilvl="3" w:tplc="0409000F" w:tentative="1">
+      <w:start w:val="1"/>
+      <w:numFmt w:val="decimal"/>
+      <w:lvlText w:val="%4."/>
+      <w:lvlJc w:val="left"/>
+      <w:pPr>
+        <w:ind w:left="2520" w:hanging="360"/>
+      </w:pPr>
+    </w:lvl>
+    <w:lvl w:ilvl="4" w:tplc="04090019" w:tentative="1">
+      <w:start w:val="1"/>
+      <w:numFmt w:val="lowerLetter"/>
+      <w:lvlText w:val="%5."/>
+      <w:lvlJc w:val="left"/>
+      <w:pPr>
+        <w:ind w:left="3240" w:hanging="360"/>
+      </w:pPr>
+    </w:lvl>
+    <w:lvl w:ilvl="5" w:tplc="0409001B" w:tentative="1">
+      <w:start w:val="1"/>
+      <w:numFmt w:val="lowerRoman"/>
+      <w:lvlText w:val="%6."/>
+      <w:lvlJc w:val="right"/>
+      <w:pPr>
+        <w:ind w:left="3960" w:hanging="180"/>
+      </w:pPr>
+    </w:lvl>
+    <w:lvl w:ilvl="6" w:tplc="0409000F" w:tentative="1">
+      <w:start w:val="1"/>
+      <w:numFmt w:val="decimal"/>
+      <w:lvlText w:val="%7."/>
+      <w:lvlJc w:val="left"/>
+      <w:pPr>
+        <w:ind w:left="4680" w:hanging="360"/>
+      </w:pPr>
+    </w:lvl>
+    <w:lvl w:ilvl="7" w:tplc="04090019" w:tentative="1">
+      <w:start w:val="1"/>
+      <w:numFmt w:val="lowerLetter"/>
+      <w:lvlText w:val="%8."/>
+      <w:lvlJc w:val="left"/>
+      <w:pPr>
+        <w:ind w:left="5400" w:hanging="360"/>
+      </w:pPr>
+    </w:lvl>
+    <w:lvl w:ilvl="8" w:tplc="0409001B" w:tentative="1">
+      <w:start w:val="1"/>
+      <w:numFmt w:val="lowerRoman"/>
+      <w:lvlText w:val="%9."/>
+      <w:lvlJc w:val="right"/>
+      <w:pPr>
+        <w:ind w:left="6120" w:hanging="180"/>
+      </w:pPr>
+    </w:lvl>
   </w:abstractNum>
   <w:abstractNum w:abstractNumId="16" w15:restartNumberingAfterBreak="0">
-    <w:nsid w:val="3F584A02"/>
+    <w:nsid w:val="358B4BB3"/>
     <w:multiLevelType w:val="hybridMultilevel"/>
-    <w:tmpl w:val="B5B08E1E"/>
-    <w:lvl w:ilvl="0" w:tplc="AFA6FC62">
+    <w:tmpl w:val="A678E960"/>
+    <w:lvl w:ilvl="0" w:tplc="937EC672">
+      <w:start w:val="1"/>
+      <w:numFmt w:val="decimal"/>
+      <w:lvlText w:val="%1"/>
+      <w:lvlJc w:val="left"/>
+      <w:pPr>
+        <w:ind w:left="360" w:hanging="360"/>
+      </w:pPr>
+      <w:rPr>
+        <w:rFonts w:ascii="Source Sans 3 Medium" w:hAnsi="Source Sans 3 Medium" w:hint="default"/>
+        <w:b/>
+        <w:bCs/>
+        <w:spacing w:val="0"/>
+        <w:w w:val="74"/>
+        <w:lang w:val="en-US" w:eastAsia="en-US" w:bidi="ar-SA"/>
+      </w:rPr>
+    </w:lvl>
+    <w:lvl w:ilvl="1" w:tplc="04090019" w:tentative="1">
+      <w:start w:val="1"/>
+      <w:numFmt w:val="lowerLetter"/>
+      <w:lvlText w:val="%2."/>
+      <w:lvlJc w:val="left"/>
+      <w:pPr>
+        <w:ind w:left="1080" w:hanging="360"/>
+      </w:pPr>
+    </w:lvl>
+    <w:lvl w:ilvl="2" w:tplc="0409001B" w:tentative="1">
+      <w:start w:val="1"/>
+      <w:numFmt w:val="lowerRoman"/>
+      <w:lvlText w:val="%3."/>
+      <w:lvlJc w:val="right"/>
+      <w:pPr>
+        <w:ind w:left="1800" w:hanging="180"/>
+      </w:pPr>
+    </w:lvl>
+    <w:lvl w:ilvl="3" w:tplc="0409000F" w:tentative="1">
+      <w:start w:val="1"/>
+      <w:numFmt w:val="decimal"/>
+      <w:lvlText w:val="%4."/>
+      <w:lvlJc w:val="left"/>
+      <w:pPr>
+        <w:ind w:left="2520" w:hanging="360"/>
+      </w:pPr>
+    </w:lvl>
+    <w:lvl w:ilvl="4" w:tplc="04090019" w:tentative="1">
+      <w:start w:val="1"/>
+      <w:numFmt w:val="lowerLetter"/>
+      <w:lvlText w:val="%5."/>
+      <w:lvlJc w:val="left"/>
+      <w:pPr>
+        <w:ind w:left="3240" w:hanging="360"/>
+      </w:pPr>
+    </w:lvl>
+    <w:lvl w:ilvl="5" w:tplc="0409001B" w:tentative="1">
+      <w:start w:val="1"/>
+      <w:numFmt w:val="lowerRoman"/>
+      <w:lvlText w:val="%6."/>
+      <w:lvlJc w:val="right"/>
+      <w:pPr>
+        <w:ind w:left="3960" w:hanging="180"/>
+      </w:pPr>
+    </w:lvl>
+    <w:lvl w:ilvl="6" w:tplc="0409000F" w:tentative="1">
+      <w:start w:val="1"/>
+      <w:numFmt w:val="decimal"/>
+      <w:lvlText w:val="%7."/>
+      <w:lvlJc w:val="left"/>
+      <w:pPr>
+        <w:ind w:left="4680" w:hanging="360"/>
+      </w:pPr>
+    </w:lvl>
+    <w:lvl w:ilvl="7" w:tplc="04090019" w:tentative="1">
+      <w:start w:val="1"/>
+      <w:numFmt w:val="lowerLetter"/>
+      <w:lvlText w:val="%8."/>
+      <w:lvlJc w:val="left"/>
+      <w:pPr>
+        <w:ind w:left="5400" w:hanging="360"/>
+      </w:pPr>
+    </w:lvl>
+    <w:lvl w:ilvl="8" w:tplc="0409001B" w:tentative="1">
+      <w:start w:val="1"/>
+      <w:numFmt w:val="lowerRoman"/>
+      <w:lvlText w:val="%9."/>
+      <w:lvlJc w:val="right"/>
+      <w:pPr>
+        <w:ind w:left="6120" w:hanging="180"/>
+      </w:pPr>
+    </w:lvl>
+  </w:abstractNum>
+  <w:abstractNum w:abstractNumId="17" w15:restartNumberingAfterBreak="0">
+    <w:nsid w:val="38025215"/>
+    <w:multiLevelType w:val="hybridMultilevel"/>
+    <w:tmpl w:val="01022858"/>
+    <w:lvl w:ilvl="0" w:tplc="4282E6C4">
       <w:start w:val="1"/>
       <w:numFmt w:val="lowerLetter"/>
       <w:lvlText w:val="%1:"/>
@@ -15795,976 +17513,226 @@
       </w:pPr>
     </w:lvl>
   </w:abstractNum>
-  <w:abstractNum w:abstractNumId="17" w15:restartNumberingAfterBreak="0">
-    <w:nsid w:val="477D5AA2"/>
+  <w:abstractNum w:abstractNumId="18" w15:restartNumberingAfterBreak="0">
+    <w:nsid w:val="3B3A6776"/>
     <w:multiLevelType w:val="hybridMultilevel"/>
-    <w:tmpl w:val="882EE4CC"/>
-    <w:lvl w:ilvl="0" w:tplc="72A80D18">
-      <w:start w:val="1"/>
-      <w:numFmt w:val="decimal"/>
-      <w:lvlText w:val="%1:"/>
-      <w:lvlJc w:val="left"/>
-      <w:pPr>
-        <w:ind w:left="360" w:hanging="360"/>
-      </w:pPr>
-      <w:rPr>
-        <w:rFonts w:ascii="Source Sans 3 Bold" w:hAnsi="Source Sans 3 Bold" w:cstheme="minorBidi" w:hint="default"/>
-        <w:b/>
-        <w:bCs/>
-      </w:rPr>
-    </w:lvl>
-    <w:lvl w:ilvl="1" w:tplc="04090019" w:tentative="1">
-      <w:start w:val="1"/>
-      <w:numFmt w:val="lowerLetter"/>
-      <w:lvlText w:val="%2."/>
-      <w:lvlJc w:val="left"/>
-      <w:pPr>
-        <w:ind w:left="1080" w:hanging="360"/>
-      </w:pPr>
-    </w:lvl>
-    <w:lvl w:ilvl="2" w:tplc="0409001B" w:tentative="1">
-      <w:start w:val="1"/>
-      <w:numFmt w:val="lowerRoman"/>
-      <w:lvlText w:val="%3."/>
-      <w:lvlJc w:val="right"/>
-      <w:pPr>
-        <w:ind w:left="1800" w:hanging="180"/>
-      </w:pPr>
-    </w:lvl>
-    <w:lvl w:ilvl="3" w:tplc="0409000F" w:tentative="1">
-      <w:start w:val="1"/>
-      <w:numFmt w:val="decimal"/>
-      <w:lvlText w:val="%4."/>
-      <w:lvlJc w:val="left"/>
-      <w:pPr>
-        <w:ind w:left="2520" w:hanging="360"/>
-      </w:pPr>
-    </w:lvl>
-    <w:lvl w:ilvl="4" w:tplc="04090019" w:tentative="1">
-      <w:start w:val="1"/>
-      <w:numFmt w:val="lowerLetter"/>
-      <w:lvlText w:val="%5."/>
-      <w:lvlJc w:val="left"/>
-      <w:pPr>
-        <w:ind w:left="3240" w:hanging="360"/>
-      </w:pPr>
-    </w:lvl>
-    <w:lvl w:ilvl="5" w:tplc="0409001B" w:tentative="1">
-      <w:start w:val="1"/>
-      <w:numFmt w:val="lowerRoman"/>
-      <w:lvlText w:val="%6."/>
-      <w:lvlJc w:val="right"/>
-      <w:pPr>
-        <w:ind w:left="3960" w:hanging="180"/>
-      </w:pPr>
-    </w:lvl>
-    <w:lvl w:ilvl="6" w:tplc="0409000F" w:tentative="1">
-      <w:start w:val="1"/>
-      <w:numFmt w:val="decimal"/>
-      <w:lvlText w:val="%7."/>
-      <w:lvlJc w:val="left"/>
-      <w:pPr>
-        <w:ind w:left="4680" w:hanging="360"/>
-      </w:pPr>
-    </w:lvl>
-    <w:lvl w:ilvl="7" w:tplc="04090019" w:tentative="1">
-      <w:start w:val="1"/>
-      <w:numFmt w:val="lowerLetter"/>
-      <w:lvlText w:val="%8."/>
-      <w:lvlJc w:val="left"/>
-      <w:pPr>
-        <w:ind w:left="5400" w:hanging="360"/>
-      </w:pPr>
-    </w:lvl>
-    <w:lvl w:ilvl="8" w:tplc="0409001B" w:tentative="1">
-      <w:start w:val="1"/>
-      <w:numFmt w:val="lowerRoman"/>
-      <w:lvlText w:val="%9."/>
-      <w:lvlJc w:val="right"/>
-      <w:pPr>
-        <w:ind w:left="6120" w:hanging="180"/>
-      </w:pPr>
-    </w:lvl>
-  </w:abstractNum>
-  <w:abstractNum w:abstractNumId="18" w15:restartNumberingAfterBreak="0">
-    <w:nsid w:val="493E0CCB"/>
-    <w:multiLevelType w:val="hybridMultilevel"/>
-    <w:tmpl w:val="DE1A3DA8"/>
-    <w:lvl w:ilvl="0" w:tplc="D3C6E634">
-      <w:start w:val="1"/>
-      <w:numFmt w:val="bullet"/>
-      <w:lvlText w:val=""/>
-      <w:lvlJc w:val="left"/>
-      <w:pPr>
-        <w:ind w:left="360" w:hanging="360"/>
-      </w:pPr>
-      <w:rPr>
-        <w:rFonts w:ascii="Symbol" w:hAnsi="Symbol" w:hint="default"/>
-        <w:color w:val="000000" w:themeColor="text1"/>
-        <w:sz w:val="23"/>
-        <w:szCs w:val="23"/>
-      </w:rPr>
-    </w:lvl>
-    <w:lvl w:ilvl="1" w:tplc="04090003" w:tentative="1">
-      <w:start w:val="1"/>
-      <w:numFmt w:val="bullet"/>
-      <w:lvlText w:val="o"/>
-      <w:lvlJc w:val="left"/>
-      <w:pPr>
-        <w:ind w:left="1080" w:hanging="360"/>
-      </w:pPr>
-      <w:rPr>
-        <w:rFonts w:ascii="Courier New" w:hAnsi="Courier New" w:cs="Courier New" w:hint="default"/>
-      </w:rPr>
-    </w:lvl>
-    <w:lvl w:ilvl="2" w:tplc="04090005" w:tentative="1">
-      <w:start w:val="1"/>
-      <w:numFmt w:val="bullet"/>
-      <w:lvlText w:val=""/>
-      <w:lvlJc w:val="left"/>
-      <w:pPr>
-        <w:ind w:left="1800" w:hanging="360"/>
-      </w:pPr>
-      <w:rPr>
-        <w:rFonts w:ascii="Wingdings" w:hAnsi="Wingdings" w:hint="default"/>
-      </w:rPr>
-    </w:lvl>
-    <w:lvl w:ilvl="3" w:tplc="04090001" w:tentative="1">
-      <w:start w:val="1"/>
-      <w:numFmt w:val="bullet"/>
-      <w:lvlText w:val=""/>
-      <w:lvlJc w:val="left"/>
-      <w:pPr>
-        <w:ind w:left="2520" w:hanging="360"/>
-      </w:pPr>
-      <w:rPr>
-        <w:rFonts w:ascii="Symbol" w:hAnsi="Symbol" w:hint="default"/>
-      </w:rPr>
-    </w:lvl>
-    <w:lvl w:ilvl="4" w:tplc="04090003" w:tentative="1">
-      <w:start w:val="1"/>
-      <w:numFmt w:val="bullet"/>
-      <w:lvlText w:val="o"/>
-      <w:lvlJc w:val="left"/>
-      <w:pPr>
-        <w:ind w:left="3240" w:hanging="360"/>
-      </w:pPr>
-      <w:rPr>
-        <w:rFonts w:ascii="Courier New" w:hAnsi="Courier New" w:cs="Courier New" w:hint="default"/>
-      </w:rPr>
-    </w:lvl>
-    <w:lvl w:ilvl="5" w:tplc="04090005" w:tentative="1">
-      <w:start w:val="1"/>
-      <w:numFmt w:val="bullet"/>
-      <w:lvlText w:val=""/>
-      <w:lvlJc w:val="left"/>
-      <w:pPr>
-        <w:ind w:left="3960" w:hanging="360"/>
-      </w:pPr>
-      <w:rPr>
-        <w:rFonts w:ascii="Wingdings" w:hAnsi="Wingdings" w:hint="default"/>
-      </w:rPr>
-    </w:lvl>
-    <w:lvl w:ilvl="6" w:tplc="04090001" w:tentative="1">
-      <w:start w:val="1"/>
-      <w:numFmt w:val="bullet"/>
-      <w:lvlText w:val=""/>
-      <w:lvlJc w:val="left"/>
-      <w:pPr>
-        <w:ind w:left="4680" w:hanging="360"/>
-      </w:pPr>
-      <w:rPr>
-        <w:rFonts w:ascii="Symbol" w:hAnsi="Symbol" w:hint="default"/>
-      </w:rPr>
-    </w:lvl>
-    <w:lvl w:ilvl="7" w:tplc="04090003" w:tentative="1">
-      <w:start w:val="1"/>
-      <w:numFmt w:val="bullet"/>
-      <w:lvlText w:val="o"/>
-      <w:lvlJc w:val="left"/>
-      <w:pPr>
-        <w:ind w:left="5400" w:hanging="360"/>
-      </w:pPr>
-      <w:rPr>
-        <w:rFonts w:ascii="Courier New" w:hAnsi="Courier New" w:cs="Courier New" w:hint="default"/>
-      </w:rPr>
-    </w:lvl>
-    <w:lvl w:ilvl="8" w:tplc="04090005" w:tentative="1">
-      <w:start w:val="1"/>
-      <w:numFmt w:val="bullet"/>
-      <w:lvlText w:val=""/>
-      <w:lvlJc w:val="left"/>
-      <w:pPr>
-        <w:ind w:left="6120" w:hanging="360"/>
-      </w:pPr>
-      <w:rPr>
-        <w:rFonts w:ascii="Wingdings" w:hAnsi="Wingdings" w:hint="default"/>
-      </w:rPr>
-    </w:lvl>
-  </w:abstractNum>
-  <w:abstractNum w:abstractNumId="19" w15:restartNumberingAfterBreak="0">
-    <w:nsid w:val="4A2A784D"/>
-    <w:multiLevelType w:val="hybridMultilevel"/>
-    <w:tmpl w:val="D04A441C"/>
-    <w:lvl w:ilvl="0" w:tplc="EEC0F458">
-      <w:start w:val="6"/>
+    <w:tmpl w:val="BEA6841C"/>
+    <w:lvl w:ilvl="0" w:tplc="5BD46172">
+      <w:start w:val="1"/>
       <w:numFmt w:val="upperLetter"/>
       <w:lvlText w:val="%1:"/>
       <w:lvlJc w:val="left"/>
       <w:pPr>
-        <w:ind w:left="360" w:hanging="360"/>
-      </w:pPr>
-      <w:rPr>
-        <w:rFonts w:ascii="Source Sans 3 Medium" w:hAnsi="Source Sans 3 Medium" w:hint="default"/>
-        <w:b/>
-        <w:bCs/>
-        <w:color w:val="F15575"/>
-      </w:rPr>
-    </w:lvl>
-    <w:lvl w:ilvl="1" w:tplc="04090019" w:tentative="1">
-      <w:start w:val="1"/>
-      <w:numFmt w:val="lowerLetter"/>
-      <w:lvlText w:val="%2."/>
-      <w:lvlJc w:val="left"/>
-      <w:pPr>
-        <w:ind w:left="1440" w:hanging="360"/>
-      </w:pPr>
-    </w:lvl>
-    <w:lvl w:ilvl="2" w:tplc="0409001B" w:tentative="1">
-      <w:start w:val="1"/>
-      <w:numFmt w:val="lowerRoman"/>
-      <w:lvlText w:val="%3."/>
-      <w:lvlJc w:val="right"/>
-      <w:pPr>
-        <w:ind w:left="2160" w:hanging="180"/>
-      </w:pPr>
-    </w:lvl>
-    <w:lvl w:ilvl="3" w:tplc="0409000F" w:tentative="1">
-      <w:start w:val="1"/>
-      <w:numFmt w:val="decimal"/>
-      <w:lvlText w:val="%4."/>
-      <w:lvlJc w:val="left"/>
-      <w:pPr>
-        <w:ind w:left="2880" w:hanging="360"/>
-      </w:pPr>
-    </w:lvl>
-    <w:lvl w:ilvl="4" w:tplc="04090019" w:tentative="1">
-      <w:start w:val="1"/>
-      <w:numFmt w:val="lowerLetter"/>
-      <w:lvlText w:val="%5."/>
-      <w:lvlJc w:val="left"/>
-      <w:pPr>
-        <w:ind w:left="3600" w:hanging="360"/>
-      </w:pPr>
-    </w:lvl>
-    <w:lvl w:ilvl="5" w:tplc="0409001B" w:tentative="1">
-      <w:start w:val="1"/>
-      <w:numFmt w:val="lowerRoman"/>
-      <w:lvlText w:val="%6."/>
-      <w:lvlJc w:val="right"/>
-      <w:pPr>
-        <w:ind w:left="4320" w:hanging="180"/>
-      </w:pPr>
-    </w:lvl>
-    <w:lvl w:ilvl="6" w:tplc="0409000F" w:tentative="1">
-      <w:start w:val="1"/>
-      <w:numFmt w:val="decimal"/>
-      <w:lvlText w:val="%7."/>
-      <w:lvlJc w:val="left"/>
-      <w:pPr>
-        <w:ind w:left="5040" w:hanging="360"/>
-      </w:pPr>
-    </w:lvl>
-    <w:lvl w:ilvl="7" w:tplc="04090019" w:tentative="1">
-      <w:start w:val="1"/>
-      <w:numFmt w:val="lowerLetter"/>
-      <w:lvlText w:val="%8."/>
-      <w:lvlJc w:val="left"/>
-      <w:pPr>
-        <w:ind w:left="5760" w:hanging="360"/>
-      </w:pPr>
-    </w:lvl>
-    <w:lvl w:ilvl="8" w:tplc="0409001B" w:tentative="1">
-      <w:start w:val="1"/>
-      <w:numFmt w:val="lowerRoman"/>
-      <w:lvlText w:val="%9."/>
-      <w:lvlJc w:val="right"/>
-      <w:pPr>
-        <w:ind w:left="6480" w:hanging="180"/>
-      </w:pPr>
-    </w:lvl>
-  </w:abstractNum>
-  <w:abstractNum w:abstractNumId="20" w15:restartNumberingAfterBreak="0">
-    <w:nsid w:val="4A62576A"/>
-    <w:multiLevelType w:val="hybridMultilevel"/>
-    <w:tmpl w:val="B096158E"/>
-    <w:lvl w:ilvl="0" w:tplc="72A80D18">
-      <w:start w:val="1"/>
-      <w:numFmt w:val="decimal"/>
-      <w:lvlText w:val="%1:"/>
-      <w:lvlJc w:val="left"/>
-      <w:pPr>
-        <w:ind w:left="360" w:hanging="360"/>
-      </w:pPr>
-      <w:rPr>
-        <w:rFonts w:ascii="Source Sans 3 Bold" w:hAnsi="Source Sans 3 Bold" w:cstheme="minorBidi" w:hint="default"/>
-        <w:b/>
-        <w:bCs/>
-      </w:rPr>
-    </w:lvl>
-    <w:lvl w:ilvl="1" w:tplc="04090019" w:tentative="1">
-      <w:start w:val="1"/>
-      <w:numFmt w:val="lowerLetter"/>
-      <w:lvlText w:val="%2."/>
-      <w:lvlJc w:val="left"/>
-      <w:pPr>
-        <w:ind w:left="1080" w:hanging="360"/>
-      </w:pPr>
-    </w:lvl>
-    <w:lvl w:ilvl="2" w:tplc="0409001B" w:tentative="1">
-      <w:start w:val="1"/>
-      <w:numFmt w:val="lowerRoman"/>
-      <w:lvlText w:val="%3."/>
-      <w:lvlJc w:val="right"/>
-      <w:pPr>
-        <w:ind w:left="1800" w:hanging="180"/>
-      </w:pPr>
-    </w:lvl>
-    <w:lvl w:ilvl="3" w:tplc="0409000F" w:tentative="1">
-      <w:start w:val="1"/>
-      <w:numFmt w:val="decimal"/>
-      <w:lvlText w:val="%4."/>
-      <w:lvlJc w:val="left"/>
-      <w:pPr>
-        <w:ind w:left="2520" w:hanging="360"/>
-      </w:pPr>
-    </w:lvl>
-    <w:lvl w:ilvl="4" w:tplc="04090019" w:tentative="1">
-      <w:start w:val="1"/>
-      <w:numFmt w:val="lowerLetter"/>
-      <w:lvlText w:val="%5."/>
-      <w:lvlJc w:val="left"/>
-      <w:pPr>
-        <w:ind w:left="3240" w:hanging="360"/>
-      </w:pPr>
-    </w:lvl>
-    <w:lvl w:ilvl="5" w:tplc="0409001B" w:tentative="1">
-      <w:start w:val="1"/>
-      <w:numFmt w:val="lowerRoman"/>
-      <w:lvlText w:val="%6."/>
-      <w:lvlJc w:val="right"/>
-      <w:pPr>
-        <w:ind w:left="3960" w:hanging="180"/>
-      </w:pPr>
-    </w:lvl>
-    <w:lvl w:ilvl="6" w:tplc="0409000F" w:tentative="1">
-      <w:start w:val="1"/>
-      <w:numFmt w:val="decimal"/>
-      <w:lvlText w:val="%7."/>
-      <w:lvlJc w:val="left"/>
-      <w:pPr>
-        <w:ind w:left="4680" w:hanging="360"/>
-      </w:pPr>
-    </w:lvl>
-    <w:lvl w:ilvl="7" w:tplc="04090019" w:tentative="1">
-      <w:start w:val="1"/>
-      <w:numFmt w:val="lowerLetter"/>
-      <w:lvlText w:val="%8."/>
-      <w:lvlJc w:val="left"/>
-      <w:pPr>
-        <w:ind w:left="5400" w:hanging="360"/>
-      </w:pPr>
-    </w:lvl>
-    <w:lvl w:ilvl="8" w:tplc="0409001B" w:tentative="1">
-      <w:start w:val="1"/>
-      <w:numFmt w:val="lowerRoman"/>
-      <w:lvlText w:val="%9."/>
-      <w:lvlJc w:val="right"/>
-      <w:pPr>
-        <w:ind w:left="6120" w:hanging="180"/>
-      </w:pPr>
-    </w:lvl>
-  </w:abstractNum>
-  <w:abstractNum w:abstractNumId="21" w15:restartNumberingAfterBreak="0">
-    <w:nsid w:val="4B8F04E0"/>
-    <w:multiLevelType w:val="hybridMultilevel"/>
-    <w:tmpl w:val="6F209A9A"/>
-    <w:lvl w:ilvl="0" w:tplc="04090001">
-      <w:start w:val="1"/>
-      <w:numFmt w:val="bullet"/>
-      <w:lvlText w:val=""/>
-      <w:lvlJc w:val="left"/>
-      <w:pPr>
-        <w:ind w:left="360" w:hanging="360"/>
-      </w:pPr>
-      <w:rPr>
-        <w:rFonts w:ascii="Symbol" w:hAnsi="Symbol" w:hint="default"/>
-      </w:rPr>
-    </w:lvl>
-    <w:lvl w:ilvl="1" w:tplc="04090003" w:tentative="1">
-      <w:start w:val="1"/>
-      <w:numFmt w:val="bullet"/>
-      <w:lvlText w:val="o"/>
-      <w:lvlJc w:val="left"/>
-      <w:pPr>
-        <w:ind w:left="1080" w:hanging="360"/>
-      </w:pPr>
-      <w:rPr>
-        <w:rFonts w:ascii="Courier New" w:hAnsi="Courier New" w:cs="Courier New" w:hint="default"/>
-      </w:rPr>
-    </w:lvl>
-    <w:lvl w:ilvl="2" w:tplc="04090005" w:tentative="1">
-      <w:start w:val="1"/>
-      <w:numFmt w:val="bullet"/>
-      <w:lvlText w:val=""/>
-      <w:lvlJc w:val="left"/>
-      <w:pPr>
-        <w:ind w:left="1800" w:hanging="360"/>
-      </w:pPr>
-      <w:rPr>
-        <w:rFonts w:ascii="Wingdings" w:hAnsi="Wingdings" w:hint="default"/>
-      </w:rPr>
-    </w:lvl>
-    <w:lvl w:ilvl="3" w:tplc="04090001" w:tentative="1">
-      <w:start w:val="1"/>
-      <w:numFmt w:val="bullet"/>
-      <w:lvlText w:val=""/>
-      <w:lvlJc w:val="left"/>
-      <w:pPr>
-        <w:ind w:left="2520" w:hanging="360"/>
-      </w:pPr>
-      <w:rPr>
-        <w:rFonts w:ascii="Symbol" w:hAnsi="Symbol" w:hint="default"/>
-      </w:rPr>
-    </w:lvl>
-    <w:lvl w:ilvl="4" w:tplc="04090003" w:tentative="1">
-      <w:start w:val="1"/>
-      <w:numFmt w:val="bullet"/>
-      <w:lvlText w:val="o"/>
-      <w:lvlJc w:val="left"/>
-      <w:pPr>
-        <w:ind w:left="3240" w:hanging="360"/>
-      </w:pPr>
-      <w:rPr>
-        <w:rFonts w:ascii="Courier New" w:hAnsi="Courier New" w:cs="Courier New" w:hint="default"/>
-      </w:rPr>
-    </w:lvl>
-    <w:lvl w:ilvl="5" w:tplc="04090005" w:tentative="1">
-      <w:start w:val="1"/>
-      <w:numFmt w:val="bullet"/>
-      <w:lvlText w:val=""/>
-      <w:lvlJc w:val="left"/>
-      <w:pPr>
-        <w:ind w:left="3960" w:hanging="360"/>
-      </w:pPr>
-      <w:rPr>
-        <w:rFonts w:ascii="Wingdings" w:hAnsi="Wingdings" w:hint="default"/>
-      </w:rPr>
-    </w:lvl>
-    <w:lvl w:ilvl="6" w:tplc="04090001" w:tentative="1">
-      <w:start w:val="1"/>
-      <w:numFmt w:val="bullet"/>
-      <w:lvlText w:val=""/>
-      <w:lvlJc w:val="left"/>
-      <w:pPr>
-        <w:ind w:left="4680" w:hanging="360"/>
-      </w:pPr>
-      <w:rPr>
-        <w:rFonts w:ascii="Symbol" w:hAnsi="Symbol" w:hint="default"/>
-      </w:rPr>
-    </w:lvl>
-    <w:lvl w:ilvl="7" w:tplc="04090003" w:tentative="1">
-      <w:start w:val="1"/>
-      <w:numFmt w:val="bullet"/>
-      <w:lvlText w:val="o"/>
-      <w:lvlJc w:val="left"/>
-      <w:pPr>
-        <w:ind w:left="5400" w:hanging="360"/>
-      </w:pPr>
-      <w:rPr>
-        <w:rFonts w:ascii="Courier New" w:hAnsi="Courier New" w:cs="Courier New" w:hint="default"/>
-      </w:rPr>
-    </w:lvl>
-    <w:lvl w:ilvl="8" w:tplc="04090005" w:tentative="1">
-      <w:start w:val="1"/>
-      <w:numFmt w:val="bullet"/>
-      <w:lvlText w:val=""/>
-      <w:lvlJc w:val="left"/>
-      <w:pPr>
-        <w:ind w:left="6120" w:hanging="360"/>
-      </w:pPr>
-      <w:rPr>
-        <w:rFonts w:ascii="Wingdings" w:hAnsi="Wingdings" w:hint="default"/>
-      </w:rPr>
-    </w:lvl>
-  </w:abstractNum>
-  <w:abstractNum w:abstractNumId="22" w15:restartNumberingAfterBreak="0">
-    <w:nsid w:val="52D04E3D"/>
-    <w:multiLevelType w:val="hybridMultilevel"/>
-    <w:tmpl w:val="7012BE88"/>
-    <w:lvl w:ilvl="0" w:tplc="72A80D18">
-      <w:start w:val="1"/>
-      <w:numFmt w:val="decimal"/>
-      <w:lvlText w:val="%1:"/>
-      <w:lvlJc w:val="left"/>
-      <w:pPr>
-        <w:ind w:left="360" w:hanging="360"/>
-      </w:pPr>
-      <w:rPr>
-        <w:rFonts w:ascii="Source Sans 3 Bold" w:hAnsi="Source Sans 3 Bold" w:cstheme="minorBidi" w:hint="default"/>
-        <w:b/>
-        <w:bCs/>
-      </w:rPr>
-    </w:lvl>
-    <w:lvl w:ilvl="1" w:tplc="04090019" w:tentative="1">
-      <w:start w:val="1"/>
-      <w:numFmt w:val="lowerLetter"/>
-      <w:lvlText w:val="%2."/>
-      <w:lvlJc w:val="left"/>
-      <w:pPr>
-        <w:ind w:left="1080" w:hanging="360"/>
-      </w:pPr>
-    </w:lvl>
-    <w:lvl w:ilvl="2" w:tplc="0409001B" w:tentative="1">
-      <w:start w:val="1"/>
-      <w:numFmt w:val="lowerRoman"/>
-      <w:lvlText w:val="%3."/>
-      <w:lvlJc w:val="right"/>
-      <w:pPr>
-        <w:ind w:left="1800" w:hanging="180"/>
-      </w:pPr>
-    </w:lvl>
-    <w:lvl w:ilvl="3" w:tplc="0409000F" w:tentative="1">
-      <w:start w:val="1"/>
-      <w:numFmt w:val="decimal"/>
-      <w:lvlText w:val="%4."/>
-      <w:lvlJc w:val="left"/>
-      <w:pPr>
-        <w:ind w:left="2520" w:hanging="360"/>
-      </w:pPr>
-    </w:lvl>
-    <w:lvl w:ilvl="4" w:tplc="04090019" w:tentative="1">
-      <w:start w:val="1"/>
-      <w:numFmt w:val="lowerLetter"/>
-      <w:lvlText w:val="%5."/>
-      <w:lvlJc w:val="left"/>
-      <w:pPr>
-        <w:ind w:left="3240" w:hanging="360"/>
-      </w:pPr>
-    </w:lvl>
-    <w:lvl w:ilvl="5" w:tplc="0409001B" w:tentative="1">
-      <w:start w:val="1"/>
-      <w:numFmt w:val="lowerRoman"/>
-      <w:lvlText w:val="%6."/>
-      <w:lvlJc w:val="right"/>
-      <w:pPr>
-        <w:ind w:left="3960" w:hanging="180"/>
-      </w:pPr>
-    </w:lvl>
-    <w:lvl w:ilvl="6" w:tplc="0409000F" w:tentative="1">
-      <w:start w:val="1"/>
-      <w:numFmt w:val="decimal"/>
-      <w:lvlText w:val="%7."/>
-      <w:lvlJc w:val="left"/>
-      <w:pPr>
-        <w:ind w:left="4680" w:hanging="360"/>
-      </w:pPr>
-    </w:lvl>
-    <w:lvl w:ilvl="7" w:tplc="04090019" w:tentative="1">
-      <w:start w:val="1"/>
-      <w:numFmt w:val="lowerLetter"/>
-      <w:lvlText w:val="%8."/>
-      <w:lvlJc w:val="left"/>
-      <w:pPr>
-        <w:ind w:left="5400" w:hanging="360"/>
-      </w:pPr>
-    </w:lvl>
-    <w:lvl w:ilvl="8" w:tplc="0409001B" w:tentative="1">
-      <w:start w:val="1"/>
-      <w:numFmt w:val="lowerRoman"/>
-      <w:lvlText w:val="%9."/>
-      <w:lvlJc w:val="right"/>
-      <w:pPr>
-        <w:ind w:left="6120" w:hanging="180"/>
-      </w:pPr>
-    </w:lvl>
-  </w:abstractNum>
-  <w:abstractNum w:abstractNumId="23" w15:restartNumberingAfterBreak="0">
-    <w:nsid w:val="55F60A70"/>
-    <w:multiLevelType w:val="hybridMultilevel"/>
-    <w:tmpl w:val="291A30C6"/>
-    <w:lvl w:ilvl="0" w:tplc="FFFFFFFF">
-      <w:start w:val="1"/>
-      <w:numFmt w:val="upperLetter"/>
-      <w:lvlText w:val="%1:"/>
-      <w:lvlJc w:val="left"/>
-      <w:pPr>
-        <w:ind w:left="360" w:hanging="360"/>
+        <w:ind w:left="587" w:hanging="360"/>
       </w:pPr>
       <w:rPr>
         <w:rFonts w:hint="default"/>
         <w:b/>
         <w:bCs/>
+        <w:i w:val="0"/>
+        <w:iCs w:val="0"/>
+        <w:spacing w:val="0"/>
+        <w:w w:val="84"/>
+        <w:lang w:val="en-US" w:eastAsia="en-US" w:bidi="ar-SA"/>
       </w:rPr>
     </w:lvl>
-    <w:lvl w:ilvl="1" w:tplc="FFFFFFFF" w:tentative="1">
+    <w:lvl w:ilvl="1" w:tplc="04090019" w:tentative="1">
       <w:start w:val="1"/>
       <w:numFmt w:val="lowerLetter"/>
       <w:lvlText w:val="%2."/>
       <w:lvlJc w:val="left"/>
       <w:pPr>
-        <w:ind w:left="1080" w:hanging="360"/>
-      </w:pPr>
-    </w:lvl>
-    <w:lvl w:ilvl="2" w:tplc="FFFFFFFF" w:tentative="1">
+        <w:ind w:left="1307" w:hanging="360"/>
+      </w:pPr>
+    </w:lvl>
+    <w:lvl w:ilvl="2" w:tplc="0409001B" w:tentative="1">
       <w:start w:val="1"/>
       <w:numFmt w:val="lowerRoman"/>
       <w:lvlText w:val="%3."/>
       <w:lvlJc w:val="right"/>
       <w:pPr>
-        <w:ind w:left="1800" w:hanging="180"/>
-      </w:pPr>
-    </w:lvl>
-    <w:lvl w:ilvl="3" w:tplc="FFFFFFFF" w:tentative="1">
+        <w:ind w:left="2027" w:hanging="180"/>
+      </w:pPr>
+    </w:lvl>
+    <w:lvl w:ilvl="3" w:tplc="0409000F" w:tentative="1">
       <w:start w:val="1"/>
       <w:numFmt w:val="decimal"/>
       <w:lvlText w:val="%4."/>
       <w:lvlJc w:val="left"/>
       <w:pPr>
-        <w:ind w:left="2520" w:hanging="360"/>
-      </w:pPr>
-    </w:lvl>
-    <w:lvl w:ilvl="4" w:tplc="FFFFFFFF" w:tentative="1">
+        <w:ind w:left="2747" w:hanging="360"/>
+      </w:pPr>
+    </w:lvl>
+    <w:lvl w:ilvl="4" w:tplc="04090019" w:tentative="1">
       <w:start w:val="1"/>
       <w:numFmt w:val="lowerLetter"/>
       <w:lvlText w:val="%5."/>
       <w:lvlJc w:val="left"/>
       <w:pPr>
-        <w:ind w:left="3240" w:hanging="360"/>
-      </w:pPr>
-    </w:lvl>
-    <w:lvl w:ilvl="5" w:tplc="FFFFFFFF" w:tentative="1">
+        <w:ind w:left="3467" w:hanging="360"/>
+      </w:pPr>
+    </w:lvl>
+    <w:lvl w:ilvl="5" w:tplc="0409001B" w:tentative="1">
       <w:start w:val="1"/>
       <w:numFmt w:val="lowerRoman"/>
       <w:lvlText w:val="%6."/>
       <w:lvlJc w:val="right"/>
       <w:pPr>
-        <w:ind w:left="3960" w:hanging="180"/>
-      </w:pPr>
-    </w:lvl>
-    <w:lvl w:ilvl="6" w:tplc="FFFFFFFF" w:tentative="1">
+        <w:ind w:left="4187" w:hanging="180"/>
+      </w:pPr>
+    </w:lvl>
+    <w:lvl w:ilvl="6" w:tplc="0409000F" w:tentative="1">
       <w:start w:val="1"/>
       <w:numFmt w:val="decimal"/>
       <w:lvlText w:val="%7."/>
       <w:lvlJc w:val="left"/>
       <w:pPr>
-        <w:ind w:left="4680" w:hanging="360"/>
-      </w:pPr>
-    </w:lvl>
-    <w:lvl w:ilvl="7" w:tplc="FFFFFFFF" w:tentative="1">
+        <w:ind w:left="4907" w:hanging="360"/>
+      </w:pPr>
+    </w:lvl>
+    <w:lvl w:ilvl="7" w:tplc="04090019" w:tentative="1">
       <w:start w:val="1"/>
       <w:numFmt w:val="lowerLetter"/>
       <w:lvlText w:val="%8."/>
       <w:lvlJc w:val="left"/>
       <w:pPr>
-        <w:ind w:left="5400" w:hanging="360"/>
-      </w:pPr>
-    </w:lvl>
-    <w:lvl w:ilvl="8" w:tplc="FFFFFFFF" w:tentative="1">
+        <w:ind w:left="5627" w:hanging="360"/>
+      </w:pPr>
+    </w:lvl>
+    <w:lvl w:ilvl="8" w:tplc="0409001B" w:tentative="1">
       <w:start w:val="1"/>
       <w:numFmt w:val="lowerRoman"/>
       <w:lvlText w:val="%9."/>
       <w:lvlJc w:val="right"/>
       <w:pPr>
-        <w:ind w:left="6120" w:hanging="180"/>
+        <w:ind w:left="6347" w:hanging="180"/>
       </w:pPr>
     </w:lvl>
   </w:abstractNum>
-  <w:abstractNum w:abstractNumId="24" w15:restartNumberingAfterBreak="0">
-    <w:nsid w:val="5767473C"/>
+  <w:abstractNum w:abstractNumId="19" w15:restartNumberingAfterBreak="0">
+    <w:nsid w:val="3CDC7B7F"/>
     <w:multiLevelType w:val="hybridMultilevel"/>
-    <w:tmpl w:val="3104F218"/>
-    <w:lvl w:ilvl="0" w:tplc="72A80D18">
-      <w:start w:val="1"/>
-      <w:numFmt w:val="decimal"/>
-      <w:lvlText w:val="%1:"/>
-      <w:lvlJc w:val="left"/>
-      <w:pPr>
-        <w:ind w:left="360" w:hanging="360"/>
+    <w:tmpl w:val="F9EC833C"/>
+    <w:lvl w:ilvl="0" w:tplc="04090001">
+      <w:start w:val="1"/>
+      <w:numFmt w:val="bullet"/>
+      <w:lvlText w:val=""/>
+      <w:lvlJc w:val="left"/>
+      <w:pPr>
+        <w:ind w:left="720" w:hanging="360"/>
       </w:pPr>
       <w:rPr>
-        <w:rFonts w:ascii="Source Sans 3 Bold" w:hAnsi="Source Sans 3 Bold" w:cstheme="minorBidi" w:hint="default"/>
-        <w:b/>
-        <w:bCs/>
+        <w:rFonts w:ascii="Symbol" w:hAnsi="Symbol" w:hint="default"/>
       </w:rPr>
     </w:lvl>
-    <w:lvl w:ilvl="1" w:tplc="04090019" w:tentative="1">
-      <w:start w:val="1"/>
-      <w:numFmt w:val="lowerLetter"/>
-      <w:lvlText w:val="%2."/>
-      <w:lvlJc w:val="left"/>
-      <w:pPr>
-        <w:ind w:left="1080" w:hanging="360"/>
-      </w:pPr>
-    </w:lvl>
-    <w:lvl w:ilvl="2" w:tplc="0409001B" w:tentative="1">
-      <w:start w:val="1"/>
-      <w:numFmt w:val="lowerRoman"/>
-      <w:lvlText w:val="%3."/>
-      <w:lvlJc w:val="right"/>
-      <w:pPr>
-        <w:ind w:left="1800" w:hanging="180"/>
-      </w:pPr>
-    </w:lvl>
-    <w:lvl w:ilvl="3" w:tplc="0409000F" w:tentative="1">
-      <w:start w:val="1"/>
-      <w:numFmt w:val="decimal"/>
-      <w:lvlText w:val="%4."/>
-      <w:lvlJc w:val="left"/>
-      <w:pPr>
-        <w:ind w:left="2520" w:hanging="360"/>
-      </w:pPr>
-    </w:lvl>
-    <w:lvl w:ilvl="4" w:tplc="04090019" w:tentative="1">
-      <w:start w:val="1"/>
-      <w:numFmt w:val="lowerLetter"/>
-      <w:lvlText w:val="%5."/>
-      <w:lvlJc w:val="left"/>
-      <w:pPr>
-        <w:ind w:left="3240" w:hanging="360"/>
-      </w:pPr>
-    </w:lvl>
-    <w:lvl w:ilvl="5" w:tplc="0409001B" w:tentative="1">
-      <w:start w:val="1"/>
-      <w:numFmt w:val="lowerRoman"/>
-      <w:lvlText w:val="%6."/>
-      <w:lvlJc w:val="right"/>
-      <w:pPr>
-        <w:ind w:left="3960" w:hanging="180"/>
-      </w:pPr>
-    </w:lvl>
-    <w:lvl w:ilvl="6" w:tplc="0409000F" w:tentative="1">
-      <w:start w:val="1"/>
-      <w:numFmt w:val="decimal"/>
-      <w:lvlText w:val="%7."/>
-      <w:lvlJc w:val="left"/>
-      <w:pPr>
-        <w:ind w:left="4680" w:hanging="360"/>
-      </w:pPr>
-    </w:lvl>
-    <w:lvl w:ilvl="7" w:tplc="04090019" w:tentative="1">
-      <w:start w:val="1"/>
-      <w:numFmt w:val="lowerLetter"/>
-      <w:lvlText w:val="%8."/>
-      <w:lvlJc w:val="left"/>
-      <w:pPr>
-        <w:ind w:left="5400" w:hanging="360"/>
-      </w:pPr>
-    </w:lvl>
-    <w:lvl w:ilvl="8" w:tplc="0409001B" w:tentative="1">
-      <w:start w:val="1"/>
-      <w:numFmt w:val="lowerRoman"/>
-      <w:lvlText w:val="%9."/>
-      <w:lvlJc w:val="right"/>
-      <w:pPr>
-        <w:ind w:left="6120" w:hanging="180"/>
-      </w:pPr>
+    <w:lvl w:ilvl="1" w:tplc="04090003" w:tentative="1">
+      <w:start w:val="1"/>
+      <w:numFmt w:val="bullet"/>
+      <w:lvlText w:val="o"/>
+      <w:lvlJc w:val="left"/>
+      <w:pPr>
+        <w:ind w:left="1440" w:hanging="360"/>
+      </w:pPr>
+      <w:rPr>
+        <w:rFonts w:ascii="Courier New" w:hAnsi="Courier New" w:cs="Courier New" w:hint="default"/>
+      </w:rPr>
+    </w:lvl>
+    <w:lvl w:ilvl="2" w:tplc="04090005" w:tentative="1">
+      <w:start w:val="1"/>
+      <w:numFmt w:val="bullet"/>
+      <w:lvlText w:val=""/>
+      <w:lvlJc w:val="left"/>
+      <w:pPr>
+        <w:ind w:left="2160" w:hanging="360"/>
+      </w:pPr>
+      <w:rPr>
+        <w:rFonts w:ascii="Wingdings" w:hAnsi="Wingdings" w:hint="default"/>
+      </w:rPr>
+    </w:lvl>
+    <w:lvl w:ilvl="3" w:tplc="04090001" w:tentative="1">
+      <w:start w:val="1"/>
+      <w:numFmt w:val="bullet"/>
+      <w:lvlText w:val=""/>
+      <w:lvlJc w:val="left"/>
+      <w:pPr>
+        <w:ind w:left="2880" w:hanging="360"/>
+      </w:pPr>
+      <w:rPr>
+        <w:rFonts w:ascii="Symbol" w:hAnsi="Symbol" w:hint="default"/>
+      </w:rPr>
+    </w:lvl>
+    <w:lvl w:ilvl="4" w:tplc="04090003" w:tentative="1">
+      <w:start w:val="1"/>
+      <w:numFmt w:val="bullet"/>
+      <w:lvlText w:val="o"/>
+      <w:lvlJc w:val="left"/>
+      <w:pPr>
+        <w:ind w:left="3600" w:hanging="360"/>
+      </w:pPr>
+      <w:rPr>
+        <w:rFonts w:ascii="Courier New" w:hAnsi="Courier New" w:cs="Courier New" w:hint="default"/>
+      </w:rPr>
+    </w:lvl>
+    <w:lvl w:ilvl="5" w:tplc="04090005" w:tentative="1">
+      <w:start w:val="1"/>
+      <w:numFmt w:val="bullet"/>
+      <w:lvlText w:val=""/>
+      <w:lvlJc w:val="left"/>
+      <w:pPr>
+        <w:ind w:left="4320" w:hanging="360"/>
+      </w:pPr>
+      <w:rPr>
+        <w:rFonts w:ascii="Wingdings" w:hAnsi="Wingdings" w:hint="default"/>
+      </w:rPr>
+    </w:lvl>
+    <w:lvl w:ilvl="6" w:tplc="04090001" w:tentative="1">
+      <w:start w:val="1"/>
+      <w:numFmt w:val="bullet"/>
+      <w:lvlText w:val=""/>
+      <w:lvlJc w:val="left"/>
+      <w:pPr>
+        <w:ind w:left="5040" w:hanging="360"/>
+      </w:pPr>
+      <w:rPr>
+        <w:rFonts w:ascii="Symbol" w:hAnsi="Symbol" w:hint="default"/>
+      </w:rPr>
+    </w:lvl>
+    <w:lvl w:ilvl="7" w:tplc="04090003" w:tentative="1">
+      <w:start w:val="1"/>
+      <w:numFmt w:val="bullet"/>
+      <w:lvlText w:val="o"/>
+      <w:lvlJc w:val="left"/>
+      <w:pPr>
+        <w:ind w:left="5760" w:hanging="360"/>
+      </w:pPr>
+      <w:rPr>
+        <w:rFonts w:ascii="Courier New" w:hAnsi="Courier New" w:cs="Courier New" w:hint="default"/>
+      </w:rPr>
+    </w:lvl>
+    <w:lvl w:ilvl="8" w:tplc="04090005" w:tentative="1">
+      <w:start w:val="1"/>
+      <w:numFmt w:val="bullet"/>
+      <w:lvlText w:val=""/>
+      <w:lvlJc w:val="left"/>
+      <w:pPr>
+        <w:ind w:left="6480" w:hanging="360"/>
+      </w:pPr>
+      <w:rPr>
+        <w:rFonts w:ascii="Wingdings" w:hAnsi="Wingdings" w:hint="default"/>
+      </w:rPr>
     </w:lvl>
   </w:abstractNum>
-  <w:abstractNum w:abstractNumId="25" w15:restartNumberingAfterBreak="0">
-    <w:nsid w:val="59BD6BAB"/>
+  <w:abstractNum w:abstractNumId="20" w15:restartNumberingAfterBreak="0">
+    <w:nsid w:val="3F584A02"/>
     <w:multiLevelType w:val="hybridMultilevel"/>
-    <w:tmpl w:val="77D22F20"/>
-    <w:lvl w:ilvl="0" w:tplc="AFBA0912">
-      <w:start w:val="4"/>
-      <w:numFmt w:val="upperLetter"/>
-      <w:lvlText w:val="%1:"/>
-      <w:lvlJc w:val="left"/>
-      <w:pPr>
-        <w:ind w:left="360" w:hanging="360"/>
-      </w:pPr>
-      <w:rPr>
-        <w:rFonts w:ascii="Source Sans 3 Medium" w:hAnsi="Source Sans 3 Medium" w:hint="default"/>
-        <w:b/>
-        <w:bCs/>
-        <w:color w:val="F15575"/>
-      </w:rPr>
-    </w:lvl>
-    <w:lvl w:ilvl="1" w:tplc="04090019" w:tentative="1">
-      <w:start w:val="1"/>
-      <w:numFmt w:val="lowerLetter"/>
-      <w:lvlText w:val="%2."/>
-      <w:lvlJc w:val="left"/>
-      <w:pPr>
-        <w:ind w:left="1440" w:hanging="360"/>
-      </w:pPr>
-    </w:lvl>
-    <w:lvl w:ilvl="2" w:tplc="0409001B" w:tentative="1">
-      <w:start w:val="1"/>
-      <w:numFmt w:val="lowerRoman"/>
-      <w:lvlText w:val="%3."/>
-      <w:lvlJc w:val="right"/>
-      <w:pPr>
-        <w:ind w:left="2160" w:hanging="180"/>
-      </w:pPr>
-    </w:lvl>
-    <w:lvl w:ilvl="3" w:tplc="0409000F" w:tentative="1">
-      <w:start w:val="1"/>
-      <w:numFmt w:val="decimal"/>
-      <w:lvlText w:val="%4."/>
-      <w:lvlJc w:val="left"/>
-      <w:pPr>
-        <w:ind w:left="2880" w:hanging="360"/>
-      </w:pPr>
-    </w:lvl>
-    <w:lvl w:ilvl="4" w:tplc="04090019" w:tentative="1">
-      <w:start w:val="1"/>
-      <w:numFmt w:val="lowerLetter"/>
-      <w:lvlText w:val="%5."/>
-      <w:lvlJc w:val="left"/>
-      <w:pPr>
-        <w:ind w:left="3600" w:hanging="360"/>
-      </w:pPr>
-    </w:lvl>
-    <w:lvl w:ilvl="5" w:tplc="0409001B" w:tentative="1">
-      <w:start w:val="1"/>
-      <w:numFmt w:val="lowerRoman"/>
-      <w:lvlText w:val="%6."/>
-      <w:lvlJc w:val="right"/>
-      <w:pPr>
-        <w:ind w:left="4320" w:hanging="180"/>
-      </w:pPr>
-    </w:lvl>
-    <w:lvl w:ilvl="6" w:tplc="0409000F" w:tentative="1">
-      <w:start w:val="1"/>
-      <w:numFmt w:val="decimal"/>
-      <w:lvlText w:val="%7."/>
-      <w:lvlJc w:val="left"/>
-      <w:pPr>
-        <w:ind w:left="5040" w:hanging="360"/>
-      </w:pPr>
-    </w:lvl>
-    <w:lvl w:ilvl="7" w:tplc="04090019" w:tentative="1">
-      <w:start w:val="1"/>
-      <w:numFmt w:val="lowerLetter"/>
-      <w:lvlText w:val="%8."/>
-      <w:lvlJc w:val="left"/>
-      <w:pPr>
-        <w:ind w:left="5760" w:hanging="360"/>
-      </w:pPr>
-    </w:lvl>
-    <w:lvl w:ilvl="8" w:tplc="0409001B" w:tentative="1">
-      <w:start w:val="1"/>
-      <w:numFmt w:val="lowerRoman"/>
-      <w:lvlText w:val="%9."/>
-      <w:lvlJc w:val="right"/>
-      <w:pPr>
-        <w:ind w:left="6480" w:hanging="180"/>
-      </w:pPr>
-    </w:lvl>
-  </w:abstractNum>
-  <w:abstractNum w:abstractNumId="26" w15:restartNumberingAfterBreak="0">
-    <w:nsid w:val="59D910B2"/>
-    <w:multiLevelType w:val="hybridMultilevel"/>
-    <w:tmpl w:val="678CE024"/>
-    <w:lvl w:ilvl="0" w:tplc="72A80D18">
-      <w:start w:val="1"/>
-      <w:numFmt w:val="decimal"/>
-      <w:lvlText w:val="%1:"/>
-      <w:lvlJc w:val="left"/>
-      <w:pPr>
-        <w:ind w:left="360" w:hanging="360"/>
-      </w:pPr>
-      <w:rPr>
-        <w:rFonts w:ascii="Source Sans 3 Bold" w:hAnsi="Source Sans 3 Bold" w:cstheme="minorBidi" w:hint="default"/>
-        <w:b/>
-        <w:bCs/>
-      </w:rPr>
-    </w:lvl>
-    <w:lvl w:ilvl="1" w:tplc="04090019" w:tentative="1">
-      <w:start w:val="1"/>
-      <w:numFmt w:val="lowerLetter"/>
-      <w:lvlText w:val="%2."/>
-      <w:lvlJc w:val="left"/>
-      <w:pPr>
-        <w:ind w:left="1080" w:hanging="360"/>
-      </w:pPr>
-    </w:lvl>
-    <w:lvl w:ilvl="2" w:tplc="0409001B" w:tentative="1">
-      <w:start w:val="1"/>
-      <w:numFmt w:val="lowerRoman"/>
-      <w:lvlText w:val="%3."/>
-      <w:lvlJc w:val="right"/>
-      <w:pPr>
-        <w:ind w:left="1800" w:hanging="180"/>
-      </w:pPr>
-    </w:lvl>
-    <w:lvl w:ilvl="3" w:tplc="0409000F" w:tentative="1">
-      <w:start w:val="1"/>
-      <w:numFmt w:val="decimal"/>
-      <w:lvlText w:val="%4."/>
-      <w:lvlJc w:val="left"/>
-      <w:pPr>
-        <w:ind w:left="2520" w:hanging="360"/>
-      </w:pPr>
-    </w:lvl>
-    <w:lvl w:ilvl="4" w:tplc="04090019" w:tentative="1">
-      <w:start w:val="1"/>
-      <w:numFmt w:val="lowerLetter"/>
-      <w:lvlText w:val="%5."/>
-      <w:lvlJc w:val="left"/>
-      <w:pPr>
-        <w:ind w:left="3240" w:hanging="360"/>
-      </w:pPr>
-    </w:lvl>
-    <w:lvl w:ilvl="5" w:tplc="0409001B" w:tentative="1">
-      <w:start w:val="1"/>
-      <w:numFmt w:val="lowerRoman"/>
-      <w:lvlText w:val="%6."/>
-      <w:lvlJc w:val="right"/>
-      <w:pPr>
-        <w:ind w:left="3960" w:hanging="180"/>
-      </w:pPr>
-    </w:lvl>
-    <w:lvl w:ilvl="6" w:tplc="0409000F" w:tentative="1">
-      <w:start w:val="1"/>
-      <w:numFmt w:val="decimal"/>
-      <w:lvlText w:val="%7."/>
-      <w:lvlJc w:val="left"/>
-      <w:pPr>
-        <w:ind w:left="4680" w:hanging="360"/>
-      </w:pPr>
-    </w:lvl>
-    <w:lvl w:ilvl="7" w:tplc="04090019" w:tentative="1">
-      <w:start w:val="1"/>
-      <w:numFmt w:val="lowerLetter"/>
-      <w:lvlText w:val="%8."/>
-      <w:lvlJc w:val="left"/>
-      <w:pPr>
-        <w:ind w:left="5400" w:hanging="360"/>
-      </w:pPr>
-    </w:lvl>
-    <w:lvl w:ilvl="8" w:tplc="0409001B" w:tentative="1">
-      <w:start w:val="1"/>
-      <w:numFmt w:val="lowerRoman"/>
-      <w:lvlText w:val="%9."/>
-      <w:lvlJc w:val="right"/>
-      <w:pPr>
-        <w:ind w:left="6120" w:hanging="180"/>
-      </w:pPr>
-    </w:lvl>
-  </w:abstractNum>
-  <w:abstractNum w:abstractNumId="27" w15:restartNumberingAfterBreak="0">
-    <w:nsid w:val="5D096BE3"/>
-    <w:multiLevelType w:val="hybridMultilevel"/>
-    <w:tmpl w:val="7758F8FE"/>
-    <w:lvl w:ilvl="0" w:tplc="19A42D6C">
+    <w:tmpl w:val="B5B08E1E"/>
+    <w:lvl w:ilvl="0" w:tplc="AFA6FC62">
       <w:start w:val="1"/>
       <w:numFmt w:val="lowerLetter"/>
       <w:lvlText w:val="%1:"/>
       <w:lvlJc w:val="left"/>
       <w:pPr>
-        <w:ind w:left="720" w:hanging="360"/>
+        <w:ind w:left="360" w:hanging="360"/>
       </w:pPr>
       <w:rPr>
         <w:rFonts w:ascii="Source Sans 3" w:hAnsi="Source Sans 3" w:hint="default"/>
@@ -16781,7 +17749,7 @@
       <w:lvlText w:val="%2."/>
       <w:lvlJc w:val="left"/>
       <w:pPr>
-        <w:ind w:left="1440" w:hanging="360"/>
+        <w:ind w:left="1080" w:hanging="360"/>
       </w:pPr>
     </w:lvl>
     <w:lvl w:ilvl="2" w:tplc="0409001B" w:tentative="1">
@@ -16790,7 +17758,7 @@
       <w:lvlText w:val="%3."/>
       <w:lvlJc w:val="right"/>
       <w:pPr>
-        <w:ind w:left="2160" w:hanging="180"/>
+        <w:ind w:left="1800" w:hanging="180"/>
       </w:pPr>
     </w:lvl>
     <w:lvl w:ilvl="3" w:tplc="0409000F" w:tentative="1">
@@ -16799,7 +17767,7 @@
       <w:lvlText w:val="%4."/>
       <w:lvlJc w:val="left"/>
       <w:pPr>
-        <w:ind w:left="2880" w:hanging="360"/>
+        <w:ind w:left="2520" w:hanging="360"/>
       </w:pPr>
     </w:lvl>
     <w:lvl w:ilvl="4" w:tplc="04090019" w:tentative="1">
@@ -16808,7 +17776,7 @@
       <w:lvlText w:val="%5."/>
       <w:lvlJc w:val="left"/>
       <w:pPr>
-        <w:ind w:left="3600" w:hanging="360"/>
+        <w:ind w:left="3240" w:hanging="360"/>
       </w:pPr>
     </w:lvl>
     <w:lvl w:ilvl="5" w:tplc="0409001B" w:tentative="1">
@@ -16817,7 +17785,7 @@
       <w:lvlText w:val="%6."/>
       <w:lvlJc w:val="right"/>
       <w:pPr>
-        <w:ind w:left="4320" w:hanging="180"/>
+        <w:ind w:left="3960" w:hanging="180"/>
       </w:pPr>
     </w:lvl>
     <w:lvl w:ilvl="6" w:tplc="0409000F" w:tentative="1">
@@ -16826,7 +17794,7 @@
       <w:lvlText w:val="%7."/>
       <w:lvlJc w:val="left"/>
       <w:pPr>
-        <w:ind w:left="5040" w:hanging="360"/>
+        <w:ind w:left="4680" w:hanging="360"/>
       </w:pPr>
     </w:lvl>
     <w:lvl w:ilvl="7" w:tplc="04090019" w:tentative="1">
@@ -16835,7 +17803,7 @@
       <w:lvlText w:val="%8."/>
       <w:lvlJc w:val="left"/>
       <w:pPr>
-        <w:ind w:left="5760" w:hanging="360"/>
+        <w:ind w:left="5400" w:hanging="360"/>
       </w:pPr>
     </w:lvl>
     <w:lvl w:ilvl="8" w:tplc="0409001B" w:tentative="1">
@@ -16844,15 +17812,15 @@
       <w:lvlText w:val="%9."/>
       <w:lvlJc w:val="right"/>
       <w:pPr>
-        <w:ind w:left="6480" w:hanging="180"/>
+        <w:ind w:left="6120" w:hanging="180"/>
       </w:pPr>
     </w:lvl>
   </w:abstractNum>
-  <w:abstractNum w:abstractNumId="28" w15:restartNumberingAfterBreak="0">
-    <w:nsid w:val="5EBE5C6C"/>
+  <w:abstractNum w:abstractNumId="21" w15:restartNumberingAfterBreak="0">
+    <w:nsid w:val="477D5AA2"/>
     <w:multiLevelType w:val="hybridMultilevel"/>
     <w:tmpl w:val="882EE4CC"/>
-    <w:lvl w:ilvl="0" w:tplc="FFFFFFFF">
+    <w:lvl w:ilvl="0" w:tplc="72A80D18">
       <w:start w:val="1"/>
       <w:numFmt w:val="decimal"/>
       <w:lvlText w:val="%1:"/>
@@ -16866,7 +17834,7 @@
         <w:bCs/>
       </w:rPr>
     </w:lvl>
-    <w:lvl w:ilvl="1" w:tplc="FFFFFFFF" w:tentative="1">
+    <w:lvl w:ilvl="1" w:tplc="04090019" w:tentative="1">
       <w:start w:val="1"/>
       <w:numFmt w:val="lowerLetter"/>
       <w:lvlText w:val="%2."/>
@@ -16875,7 +17843,7 @@
         <w:ind w:left="1080" w:hanging="360"/>
       </w:pPr>
     </w:lvl>
-    <w:lvl w:ilvl="2" w:tplc="FFFFFFFF" w:tentative="1">
+    <w:lvl w:ilvl="2" w:tplc="0409001B" w:tentative="1">
       <w:start w:val="1"/>
       <w:numFmt w:val="lowerRoman"/>
       <w:lvlText w:val="%3."/>
@@ -16884,7 +17852,7 @@
         <w:ind w:left="1800" w:hanging="180"/>
       </w:pPr>
     </w:lvl>
-    <w:lvl w:ilvl="3" w:tplc="FFFFFFFF" w:tentative="1">
+    <w:lvl w:ilvl="3" w:tplc="0409000F" w:tentative="1">
       <w:start w:val="1"/>
       <w:numFmt w:val="decimal"/>
       <w:lvlText w:val="%4."/>
@@ -16893,7 +17861,7 @@
         <w:ind w:left="2520" w:hanging="360"/>
       </w:pPr>
     </w:lvl>
-    <w:lvl w:ilvl="4" w:tplc="FFFFFFFF" w:tentative="1">
+    <w:lvl w:ilvl="4" w:tplc="04090019" w:tentative="1">
       <w:start w:val="1"/>
       <w:numFmt w:val="lowerLetter"/>
       <w:lvlText w:val="%5."/>
@@ -16902,7 +17870,7 @@
         <w:ind w:left="3240" w:hanging="360"/>
       </w:pPr>
     </w:lvl>
-    <w:lvl w:ilvl="5" w:tplc="FFFFFFFF" w:tentative="1">
+    <w:lvl w:ilvl="5" w:tplc="0409001B" w:tentative="1">
       <w:start w:val="1"/>
       <w:numFmt w:val="lowerRoman"/>
       <w:lvlText w:val="%6."/>
@@ -16911,7 +17879,7 @@
         <w:ind w:left="3960" w:hanging="180"/>
       </w:pPr>
     </w:lvl>
-    <w:lvl w:ilvl="6" w:tplc="FFFFFFFF" w:tentative="1">
+    <w:lvl w:ilvl="6" w:tplc="0409000F" w:tentative="1">
       <w:start w:val="1"/>
       <w:numFmt w:val="decimal"/>
       <w:lvlText w:val="%7."/>
@@ -16920,7 +17888,7 @@
         <w:ind w:left="4680" w:hanging="360"/>
       </w:pPr>
     </w:lvl>
-    <w:lvl w:ilvl="7" w:tplc="FFFFFFFF" w:tentative="1">
+    <w:lvl w:ilvl="7" w:tplc="04090019" w:tentative="1">
       <w:start w:val="1"/>
       <w:numFmt w:val="lowerLetter"/>
       <w:lvlText w:val="%8."/>
@@ -16929,7 +17897,7 @@
         <w:ind w:left="5400" w:hanging="360"/>
       </w:pPr>
     </w:lvl>
-    <w:lvl w:ilvl="8" w:tplc="FFFFFFFF" w:tentative="1">
+    <w:lvl w:ilvl="8" w:tplc="0409001B" w:tentative="1">
       <w:start w:val="1"/>
       <w:numFmt w:val="lowerRoman"/>
       <w:lvlText w:val="%9."/>
@@ -16939,10 +17907,218 @@
       </w:pPr>
     </w:lvl>
   </w:abstractNum>
-  <w:abstractNum w:abstractNumId="29" w15:restartNumberingAfterBreak="0">
-    <w:nsid w:val="61164B02"/>
+  <w:abstractNum w:abstractNumId="22" w15:restartNumberingAfterBreak="0">
+    <w:nsid w:val="493E0CCB"/>
     <w:multiLevelType w:val="hybridMultilevel"/>
-    <w:tmpl w:val="C602D860"/>
+    <w:tmpl w:val="DE1A3DA8"/>
+    <w:lvl w:ilvl="0" w:tplc="D3C6E634">
+      <w:start w:val="1"/>
+      <w:numFmt w:val="bullet"/>
+      <w:lvlText w:val=""/>
+      <w:lvlJc w:val="left"/>
+      <w:pPr>
+        <w:ind w:left="360" w:hanging="360"/>
+      </w:pPr>
+      <w:rPr>
+        <w:rFonts w:ascii="Symbol" w:hAnsi="Symbol" w:hint="default"/>
+        <w:color w:val="000000" w:themeColor="text1"/>
+        <w:sz w:val="23"/>
+        <w:szCs w:val="23"/>
+      </w:rPr>
+    </w:lvl>
+    <w:lvl w:ilvl="1" w:tplc="04090003" w:tentative="1">
+      <w:start w:val="1"/>
+      <w:numFmt w:val="bullet"/>
+      <w:lvlText w:val="o"/>
+      <w:lvlJc w:val="left"/>
+      <w:pPr>
+        <w:ind w:left="1080" w:hanging="360"/>
+      </w:pPr>
+      <w:rPr>
+        <w:rFonts w:ascii="Courier New" w:hAnsi="Courier New" w:cs="Courier New" w:hint="default"/>
+      </w:rPr>
+    </w:lvl>
+    <w:lvl w:ilvl="2" w:tplc="04090005" w:tentative="1">
+      <w:start w:val="1"/>
+      <w:numFmt w:val="bullet"/>
+      <w:lvlText w:val=""/>
+      <w:lvlJc w:val="left"/>
+      <w:pPr>
+        <w:ind w:left="1800" w:hanging="360"/>
+      </w:pPr>
+      <w:rPr>
+        <w:rFonts w:ascii="Wingdings" w:hAnsi="Wingdings" w:hint="default"/>
+      </w:rPr>
+    </w:lvl>
+    <w:lvl w:ilvl="3" w:tplc="04090001" w:tentative="1">
+      <w:start w:val="1"/>
+      <w:numFmt w:val="bullet"/>
+      <w:lvlText w:val=""/>
+      <w:lvlJc w:val="left"/>
+      <w:pPr>
+        <w:ind w:left="2520" w:hanging="360"/>
+      </w:pPr>
+      <w:rPr>
+        <w:rFonts w:ascii="Symbol" w:hAnsi="Symbol" w:hint="default"/>
+      </w:rPr>
+    </w:lvl>
+    <w:lvl w:ilvl="4" w:tplc="04090003" w:tentative="1">
+      <w:start w:val="1"/>
+      <w:numFmt w:val="bullet"/>
+      <w:lvlText w:val="o"/>
+      <w:lvlJc w:val="left"/>
+      <w:pPr>
+        <w:ind w:left="3240" w:hanging="360"/>
+      </w:pPr>
+      <w:rPr>
+        <w:rFonts w:ascii="Courier New" w:hAnsi="Courier New" w:cs="Courier New" w:hint="default"/>
+      </w:rPr>
+    </w:lvl>
+    <w:lvl w:ilvl="5" w:tplc="04090005" w:tentative="1">
+      <w:start w:val="1"/>
+      <w:numFmt w:val="bullet"/>
+      <w:lvlText w:val=""/>
+      <w:lvlJc w:val="left"/>
+      <w:pPr>
+        <w:ind w:left="3960" w:hanging="360"/>
+      </w:pPr>
+      <w:rPr>
+        <w:rFonts w:ascii="Wingdings" w:hAnsi="Wingdings" w:hint="default"/>
+      </w:rPr>
+    </w:lvl>
+    <w:lvl w:ilvl="6" w:tplc="04090001" w:tentative="1">
+      <w:start w:val="1"/>
+      <w:numFmt w:val="bullet"/>
+      <w:lvlText w:val=""/>
+      <w:lvlJc w:val="left"/>
+      <w:pPr>
+        <w:ind w:left="4680" w:hanging="360"/>
+      </w:pPr>
+      <w:rPr>
+        <w:rFonts w:ascii="Symbol" w:hAnsi="Symbol" w:hint="default"/>
+      </w:rPr>
+    </w:lvl>
+    <w:lvl w:ilvl="7" w:tplc="04090003" w:tentative="1">
+      <w:start w:val="1"/>
+      <w:numFmt w:val="bullet"/>
+      <w:lvlText w:val="o"/>
+      <w:lvlJc w:val="left"/>
+      <w:pPr>
+        <w:ind w:left="5400" w:hanging="360"/>
+      </w:pPr>
+      <w:rPr>
+        <w:rFonts w:ascii="Courier New" w:hAnsi="Courier New" w:cs="Courier New" w:hint="default"/>
+      </w:rPr>
+    </w:lvl>
+    <w:lvl w:ilvl="8" w:tplc="04090005" w:tentative="1">
+      <w:start w:val="1"/>
+      <w:numFmt w:val="bullet"/>
+      <w:lvlText w:val=""/>
+      <w:lvlJc w:val="left"/>
+      <w:pPr>
+        <w:ind w:left="6120" w:hanging="360"/>
+      </w:pPr>
+      <w:rPr>
+        <w:rFonts w:ascii="Wingdings" w:hAnsi="Wingdings" w:hint="default"/>
+      </w:rPr>
+    </w:lvl>
+  </w:abstractNum>
+  <w:abstractNum w:abstractNumId="23" w15:restartNumberingAfterBreak="0">
+    <w:nsid w:val="4A2A784D"/>
+    <w:multiLevelType w:val="hybridMultilevel"/>
+    <w:tmpl w:val="D04A441C"/>
+    <w:lvl w:ilvl="0" w:tplc="EEC0F458">
+      <w:start w:val="6"/>
+      <w:numFmt w:val="upperLetter"/>
+      <w:lvlText w:val="%1:"/>
+      <w:lvlJc w:val="left"/>
+      <w:pPr>
+        <w:ind w:left="360" w:hanging="360"/>
+      </w:pPr>
+      <w:rPr>
+        <w:rFonts w:ascii="Source Sans 3 Medium" w:hAnsi="Source Sans 3 Medium" w:hint="default"/>
+        <w:b/>
+        <w:bCs/>
+        <w:color w:val="F15575"/>
+      </w:rPr>
+    </w:lvl>
+    <w:lvl w:ilvl="1" w:tplc="04090019" w:tentative="1">
+      <w:start w:val="1"/>
+      <w:numFmt w:val="lowerLetter"/>
+      <w:lvlText w:val="%2."/>
+      <w:lvlJc w:val="left"/>
+      <w:pPr>
+        <w:ind w:left="1440" w:hanging="360"/>
+      </w:pPr>
+    </w:lvl>
+    <w:lvl w:ilvl="2" w:tplc="0409001B" w:tentative="1">
+      <w:start w:val="1"/>
+      <w:numFmt w:val="lowerRoman"/>
+      <w:lvlText w:val="%3."/>
+      <w:lvlJc w:val="right"/>
+      <w:pPr>
+        <w:ind w:left="2160" w:hanging="180"/>
+      </w:pPr>
+    </w:lvl>
+    <w:lvl w:ilvl="3" w:tplc="0409000F" w:tentative="1">
+      <w:start w:val="1"/>
+      <w:numFmt w:val="decimal"/>
+      <w:lvlText w:val="%4."/>
+      <w:lvlJc w:val="left"/>
+      <w:pPr>
+        <w:ind w:left="2880" w:hanging="360"/>
+      </w:pPr>
+    </w:lvl>
+    <w:lvl w:ilvl="4" w:tplc="04090019" w:tentative="1">
+      <w:start w:val="1"/>
+      <w:numFmt w:val="lowerLetter"/>
+      <w:lvlText w:val="%5."/>
+      <w:lvlJc w:val="left"/>
+      <w:pPr>
+        <w:ind w:left="3600" w:hanging="360"/>
+      </w:pPr>
+    </w:lvl>
+    <w:lvl w:ilvl="5" w:tplc="0409001B" w:tentative="1">
+      <w:start w:val="1"/>
+      <w:numFmt w:val="lowerRoman"/>
+      <w:lvlText w:val="%6."/>
+      <w:lvlJc w:val="right"/>
+      <w:pPr>
+        <w:ind w:left="4320" w:hanging="180"/>
+      </w:pPr>
+    </w:lvl>
+    <w:lvl w:ilvl="6" w:tplc="0409000F" w:tentative="1">
+      <w:start w:val="1"/>
+      <w:numFmt w:val="decimal"/>
+      <w:lvlText w:val="%7."/>
+      <w:lvlJc w:val="left"/>
+      <w:pPr>
+        <w:ind w:left="5040" w:hanging="360"/>
+      </w:pPr>
+    </w:lvl>
+    <w:lvl w:ilvl="7" w:tplc="04090019" w:tentative="1">
+      <w:start w:val="1"/>
+      <w:numFmt w:val="lowerLetter"/>
+      <w:lvlText w:val="%8."/>
+      <w:lvlJc w:val="left"/>
+      <w:pPr>
+        <w:ind w:left="5760" w:hanging="360"/>
+      </w:pPr>
+    </w:lvl>
+    <w:lvl w:ilvl="8" w:tplc="0409001B" w:tentative="1">
+      <w:start w:val="1"/>
+      <w:numFmt w:val="lowerRoman"/>
+      <w:lvlText w:val="%9."/>
+      <w:lvlJc w:val="right"/>
+      <w:pPr>
+        <w:ind w:left="6480" w:hanging="180"/>
+      </w:pPr>
+    </w:lvl>
+  </w:abstractNum>
+  <w:abstractNum w:abstractNumId="24" w15:restartNumberingAfterBreak="0">
+    <w:nsid w:val="4A62576A"/>
+    <w:multiLevelType w:val="hybridMultilevel"/>
+    <w:tmpl w:val="B096158E"/>
     <w:lvl w:ilvl="0" w:tplc="72A80D18">
       <w:start w:val="1"/>
       <w:numFmt w:val="decimal"/>
@@ -17030,20 +18206,20 @@
       </w:pPr>
     </w:lvl>
   </w:abstractNum>
-  <w:abstractNum w:abstractNumId="30" w15:restartNumberingAfterBreak="0">
-    <w:nsid w:val="65C45C9E"/>
+  <w:abstractNum w:abstractNumId="25" w15:restartNumberingAfterBreak="0">
+    <w:nsid w:val="52D04E3D"/>
     <w:multiLevelType w:val="hybridMultilevel"/>
-    <w:tmpl w:val="D68C57F0"/>
-    <w:lvl w:ilvl="0" w:tplc="5BD46172">
-      <w:start w:val="1"/>
-      <w:numFmt w:val="upperLetter"/>
+    <w:tmpl w:val="7012BE88"/>
+    <w:lvl w:ilvl="0" w:tplc="72A80D18">
+      <w:start w:val="1"/>
+      <w:numFmt w:val="decimal"/>
       <w:lvlText w:val="%1:"/>
       <w:lvlJc w:val="left"/>
       <w:pPr>
-        <w:ind w:left="720" w:hanging="360"/>
+        <w:ind w:left="360" w:hanging="360"/>
       </w:pPr>
       <w:rPr>
-        <w:rFonts w:hint="default"/>
+        <w:rFonts w:ascii="Source Sans 3 Bold" w:hAnsi="Source Sans 3 Bold" w:cstheme="minorBidi" w:hint="default"/>
         <w:b/>
         <w:bCs/>
       </w:rPr>
@@ -17054,7 +18230,7 @@
       <w:lvlText w:val="%2."/>
       <w:lvlJc w:val="left"/>
       <w:pPr>
-        <w:ind w:left="1440" w:hanging="360"/>
+        <w:ind w:left="1080" w:hanging="360"/>
       </w:pPr>
     </w:lvl>
     <w:lvl w:ilvl="2" w:tplc="0409001B" w:tentative="1">
@@ -17063,7 +18239,7 @@
       <w:lvlText w:val="%3."/>
       <w:lvlJc w:val="right"/>
       <w:pPr>
-        <w:ind w:left="2160" w:hanging="180"/>
+        <w:ind w:left="1800" w:hanging="180"/>
       </w:pPr>
     </w:lvl>
     <w:lvl w:ilvl="3" w:tplc="0409000F" w:tentative="1">
@@ -17072,7 +18248,7 @@
       <w:lvlText w:val="%4."/>
       <w:lvlJc w:val="left"/>
       <w:pPr>
-        <w:ind w:left="2880" w:hanging="360"/>
+        <w:ind w:left="2520" w:hanging="360"/>
       </w:pPr>
     </w:lvl>
     <w:lvl w:ilvl="4" w:tplc="04090019" w:tentative="1">
@@ -17081,7 +18257,7 @@
       <w:lvlText w:val="%5."/>
       <w:lvlJc w:val="left"/>
       <w:pPr>
-        <w:ind w:left="3600" w:hanging="360"/>
+        <w:ind w:left="3240" w:hanging="360"/>
       </w:pPr>
     </w:lvl>
     <w:lvl w:ilvl="5" w:tplc="0409001B" w:tentative="1">
@@ -17090,7 +18266,7 @@
       <w:lvlText w:val="%6."/>
       <w:lvlJc w:val="right"/>
       <w:pPr>
-        <w:ind w:left="4320" w:hanging="180"/>
+        <w:ind w:left="3960" w:hanging="180"/>
       </w:pPr>
     </w:lvl>
     <w:lvl w:ilvl="6" w:tplc="0409000F" w:tentative="1">
@@ -17099,7 +18275,7 @@
       <w:lvlText w:val="%7."/>
       <w:lvlJc w:val="left"/>
       <w:pPr>
-        <w:ind w:left="5040" w:hanging="360"/>
+        <w:ind w:left="4680" w:hanging="360"/>
       </w:pPr>
     </w:lvl>
     <w:lvl w:ilvl="7" w:tplc="04090019" w:tentative="1">
@@ -17108,7 +18284,7 @@
       <w:lvlText w:val="%8."/>
       <w:lvlJc w:val="left"/>
       <w:pPr>
-        <w:ind w:left="5760" w:hanging="360"/>
+        <w:ind w:left="5400" w:hanging="360"/>
       </w:pPr>
     </w:lvl>
     <w:lvl w:ilvl="8" w:tplc="0409001B" w:tentative="1">
@@ -17117,106 +18293,15 @@
       <w:lvlText w:val="%9."/>
       <w:lvlJc w:val="right"/>
       <w:pPr>
-        <w:ind w:left="6480" w:hanging="180"/>
+        <w:ind w:left="6120" w:hanging="180"/>
       </w:pPr>
     </w:lvl>
   </w:abstractNum>
-  <w:abstractNum w:abstractNumId="31" w15:restartNumberingAfterBreak="0">
-    <w:nsid w:val="66F75F44"/>
+  <w:abstractNum w:abstractNumId="26" w15:restartNumberingAfterBreak="0">
+    <w:nsid w:val="54B149BE"/>
     <w:multiLevelType w:val="hybridMultilevel"/>
-    <w:tmpl w:val="F774CC24"/>
-    <w:lvl w:ilvl="0" w:tplc="5BD46172">
-      <w:start w:val="1"/>
-      <w:numFmt w:val="upperLetter"/>
-      <w:lvlText w:val="%1:"/>
-      <w:lvlJc w:val="left"/>
-      <w:pPr>
-        <w:ind w:left="720" w:hanging="360"/>
-      </w:pPr>
-      <w:rPr>
-        <w:rFonts w:hint="default"/>
-        <w:b/>
-        <w:bCs/>
-      </w:rPr>
-    </w:lvl>
-    <w:lvl w:ilvl="1" w:tplc="04090019" w:tentative="1">
-      <w:start w:val="1"/>
-      <w:numFmt w:val="lowerLetter"/>
-      <w:lvlText w:val="%2."/>
-      <w:lvlJc w:val="left"/>
-      <w:pPr>
-        <w:ind w:left="1440" w:hanging="360"/>
-      </w:pPr>
-    </w:lvl>
-    <w:lvl w:ilvl="2" w:tplc="0409001B" w:tentative="1">
-      <w:start w:val="1"/>
-      <w:numFmt w:val="lowerRoman"/>
-      <w:lvlText w:val="%3."/>
-      <w:lvlJc w:val="right"/>
-      <w:pPr>
-        <w:ind w:left="2160" w:hanging="180"/>
-      </w:pPr>
-    </w:lvl>
-    <w:lvl w:ilvl="3" w:tplc="0409000F" w:tentative="1">
-      <w:start w:val="1"/>
-      <w:numFmt w:val="decimal"/>
-      <w:lvlText w:val="%4."/>
-      <w:lvlJc w:val="left"/>
-      <w:pPr>
-        <w:ind w:left="2880" w:hanging="360"/>
-      </w:pPr>
-    </w:lvl>
-    <w:lvl w:ilvl="4" w:tplc="04090019" w:tentative="1">
-      <w:start w:val="1"/>
-      <w:numFmt w:val="lowerLetter"/>
-      <w:lvlText w:val="%5."/>
-      <w:lvlJc w:val="left"/>
-      <w:pPr>
-        <w:ind w:left="3600" w:hanging="360"/>
-      </w:pPr>
-    </w:lvl>
-    <w:lvl w:ilvl="5" w:tplc="0409001B" w:tentative="1">
-      <w:start w:val="1"/>
-      <w:numFmt w:val="lowerRoman"/>
-      <w:lvlText w:val="%6."/>
-      <w:lvlJc w:val="right"/>
-      <w:pPr>
-        <w:ind w:left="4320" w:hanging="180"/>
-      </w:pPr>
-    </w:lvl>
-    <w:lvl w:ilvl="6" w:tplc="0409000F" w:tentative="1">
-      <w:start w:val="1"/>
-      <w:numFmt w:val="decimal"/>
-      <w:lvlText w:val="%7."/>
-      <w:lvlJc w:val="left"/>
-      <w:pPr>
-        <w:ind w:left="5040" w:hanging="360"/>
-      </w:pPr>
-    </w:lvl>
-    <w:lvl w:ilvl="7" w:tplc="04090019" w:tentative="1">
-      <w:start w:val="1"/>
-      <w:numFmt w:val="lowerLetter"/>
-      <w:lvlText w:val="%8."/>
-      <w:lvlJc w:val="left"/>
-      <w:pPr>
-        <w:ind w:left="5760" w:hanging="360"/>
-      </w:pPr>
-    </w:lvl>
-    <w:lvl w:ilvl="8" w:tplc="0409001B" w:tentative="1">
-      <w:start w:val="1"/>
-      <w:numFmt w:val="lowerRoman"/>
-      <w:lvlText w:val="%9."/>
-      <w:lvlJc w:val="right"/>
-      <w:pPr>
-        <w:ind w:left="6480" w:hanging="180"/>
-      </w:pPr>
-    </w:lvl>
-  </w:abstractNum>
-  <w:abstractNum w:abstractNumId="32" w15:restartNumberingAfterBreak="0">
-    <w:nsid w:val="681A0CDC"/>
-    <w:multiLevelType w:val="hybridMultilevel"/>
-    <w:tmpl w:val="3072FDB4"/>
-    <w:lvl w:ilvl="0" w:tplc="19A42D6C">
+    <w:tmpl w:val="7D56C986"/>
+    <w:lvl w:ilvl="0" w:tplc="A1D4B922">
       <w:start w:val="1"/>
       <w:numFmt w:val="lowerLetter"/>
       <w:lvlText w:val="%1:"/>
@@ -17233,7 +18318,122 @@
         <w:lang w:val="en-US" w:eastAsia="en-US" w:bidi="ar-SA"/>
       </w:rPr>
     </w:lvl>
-    <w:lvl w:ilvl="1" w:tplc="04090019" w:tentative="1">
+    <w:lvl w:ilvl="1" w:tplc="FFFFFFFF" w:tentative="1">
+      <w:start w:val="1"/>
+      <w:numFmt w:val="bullet"/>
+      <w:lvlText w:val="o"/>
+      <w:lvlJc w:val="left"/>
+      <w:pPr>
+        <w:ind w:left="1080" w:hanging="360"/>
+      </w:pPr>
+      <w:rPr>
+        <w:rFonts w:ascii="Courier New" w:hAnsi="Courier New" w:cs="Courier New" w:hint="default"/>
+      </w:rPr>
+    </w:lvl>
+    <w:lvl w:ilvl="2" w:tplc="FFFFFFFF" w:tentative="1">
+      <w:start w:val="1"/>
+      <w:numFmt w:val="bullet"/>
+      <w:lvlText w:val=""/>
+      <w:lvlJc w:val="left"/>
+      <w:pPr>
+        <w:ind w:left="1800" w:hanging="360"/>
+      </w:pPr>
+      <w:rPr>
+        <w:rFonts w:ascii="Wingdings" w:hAnsi="Wingdings" w:hint="default"/>
+      </w:rPr>
+    </w:lvl>
+    <w:lvl w:ilvl="3" w:tplc="FFFFFFFF" w:tentative="1">
+      <w:start w:val="1"/>
+      <w:numFmt w:val="bullet"/>
+      <w:lvlText w:val=""/>
+      <w:lvlJc w:val="left"/>
+      <w:pPr>
+        <w:ind w:left="2520" w:hanging="360"/>
+      </w:pPr>
+      <w:rPr>
+        <w:rFonts w:ascii="Symbol" w:hAnsi="Symbol" w:hint="default"/>
+      </w:rPr>
+    </w:lvl>
+    <w:lvl w:ilvl="4" w:tplc="FFFFFFFF" w:tentative="1">
+      <w:start w:val="1"/>
+      <w:numFmt w:val="bullet"/>
+      <w:lvlText w:val="o"/>
+      <w:lvlJc w:val="left"/>
+      <w:pPr>
+        <w:ind w:left="3240" w:hanging="360"/>
+      </w:pPr>
+      <w:rPr>
+        <w:rFonts w:ascii="Courier New" w:hAnsi="Courier New" w:cs="Courier New" w:hint="default"/>
+      </w:rPr>
+    </w:lvl>
+    <w:lvl w:ilvl="5" w:tplc="FFFFFFFF" w:tentative="1">
+      <w:start w:val="1"/>
+      <w:numFmt w:val="bullet"/>
+      <w:lvlText w:val=""/>
+      <w:lvlJc w:val="left"/>
+      <w:pPr>
+        <w:ind w:left="3960" w:hanging="360"/>
+      </w:pPr>
+      <w:rPr>
+        <w:rFonts w:ascii="Wingdings" w:hAnsi="Wingdings" w:hint="default"/>
+      </w:rPr>
+    </w:lvl>
+    <w:lvl w:ilvl="6" w:tplc="FFFFFFFF" w:tentative="1">
+      <w:start w:val="1"/>
+      <w:numFmt w:val="bullet"/>
+      <w:lvlText w:val=""/>
+      <w:lvlJc w:val="left"/>
+      <w:pPr>
+        <w:ind w:left="4680" w:hanging="360"/>
+      </w:pPr>
+      <w:rPr>
+        <w:rFonts w:ascii="Symbol" w:hAnsi="Symbol" w:hint="default"/>
+      </w:rPr>
+    </w:lvl>
+    <w:lvl w:ilvl="7" w:tplc="FFFFFFFF" w:tentative="1">
+      <w:start w:val="1"/>
+      <w:numFmt w:val="bullet"/>
+      <w:lvlText w:val="o"/>
+      <w:lvlJc w:val="left"/>
+      <w:pPr>
+        <w:ind w:left="5400" w:hanging="360"/>
+      </w:pPr>
+      <w:rPr>
+        <w:rFonts w:ascii="Courier New" w:hAnsi="Courier New" w:cs="Courier New" w:hint="default"/>
+      </w:rPr>
+    </w:lvl>
+    <w:lvl w:ilvl="8" w:tplc="FFFFFFFF" w:tentative="1">
+      <w:start w:val="1"/>
+      <w:numFmt w:val="bullet"/>
+      <w:lvlText w:val=""/>
+      <w:lvlJc w:val="left"/>
+      <w:pPr>
+        <w:ind w:left="6120" w:hanging="360"/>
+      </w:pPr>
+      <w:rPr>
+        <w:rFonts w:ascii="Wingdings" w:hAnsi="Wingdings" w:hint="default"/>
+      </w:rPr>
+    </w:lvl>
+  </w:abstractNum>
+  <w:abstractNum w:abstractNumId="27" w15:restartNumberingAfterBreak="0">
+    <w:nsid w:val="55F60A70"/>
+    <w:multiLevelType w:val="hybridMultilevel"/>
+    <w:tmpl w:val="291A30C6"/>
+    <w:lvl w:ilvl="0" w:tplc="FFFFFFFF">
+      <w:start w:val="1"/>
+      <w:numFmt w:val="upperLetter"/>
+      <w:lvlText w:val="%1:"/>
+      <w:lvlJc w:val="left"/>
+      <w:pPr>
+        <w:ind w:left="360" w:hanging="360"/>
+      </w:pPr>
+      <w:rPr>
+        <w:rFonts w:hint="default"/>
+        <w:b/>
+        <w:bCs/>
+      </w:rPr>
+    </w:lvl>
+    <w:lvl w:ilvl="1" w:tplc="FFFFFFFF" w:tentative="1">
       <w:start w:val="1"/>
       <w:numFmt w:val="lowerLetter"/>
       <w:lvlText w:val="%2."/>
@@ -17242,7 +18442,7 @@
         <w:ind w:left="1080" w:hanging="360"/>
       </w:pPr>
     </w:lvl>
-    <w:lvl w:ilvl="2" w:tplc="0409001B" w:tentative="1">
+    <w:lvl w:ilvl="2" w:tplc="FFFFFFFF" w:tentative="1">
       <w:start w:val="1"/>
       <w:numFmt w:val="lowerRoman"/>
       <w:lvlText w:val="%3."/>
@@ -17251,7 +18451,7 @@
         <w:ind w:left="1800" w:hanging="180"/>
       </w:pPr>
     </w:lvl>
-    <w:lvl w:ilvl="3" w:tplc="0409000F" w:tentative="1">
+    <w:lvl w:ilvl="3" w:tplc="FFFFFFFF" w:tentative="1">
       <w:start w:val="1"/>
       <w:numFmt w:val="decimal"/>
       <w:lvlText w:val="%4."/>
@@ -17260,7 +18460,7 @@
         <w:ind w:left="2520" w:hanging="360"/>
       </w:pPr>
     </w:lvl>
-    <w:lvl w:ilvl="4" w:tplc="04090019" w:tentative="1">
+    <w:lvl w:ilvl="4" w:tplc="FFFFFFFF" w:tentative="1">
       <w:start w:val="1"/>
       <w:numFmt w:val="lowerLetter"/>
       <w:lvlText w:val="%5."/>
@@ -17269,7 +18469,7 @@
         <w:ind w:left="3240" w:hanging="360"/>
       </w:pPr>
     </w:lvl>
-    <w:lvl w:ilvl="5" w:tplc="0409001B" w:tentative="1">
+    <w:lvl w:ilvl="5" w:tplc="FFFFFFFF" w:tentative="1">
       <w:start w:val="1"/>
       <w:numFmt w:val="lowerRoman"/>
       <w:lvlText w:val="%6."/>
@@ -17278,7 +18478,7 @@
         <w:ind w:left="3960" w:hanging="180"/>
       </w:pPr>
     </w:lvl>
-    <w:lvl w:ilvl="6" w:tplc="0409000F" w:tentative="1">
+    <w:lvl w:ilvl="6" w:tplc="FFFFFFFF" w:tentative="1">
       <w:start w:val="1"/>
       <w:numFmt w:val="decimal"/>
       <w:lvlText w:val="%7."/>
@@ -17287,7 +18487,7 @@
         <w:ind w:left="4680" w:hanging="360"/>
       </w:pPr>
     </w:lvl>
-    <w:lvl w:ilvl="7" w:tplc="04090019" w:tentative="1">
+    <w:lvl w:ilvl="7" w:tplc="FFFFFFFF" w:tentative="1">
       <w:start w:val="1"/>
       <w:numFmt w:val="lowerLetter"/>
       <w:lvlText w:val="%8."/>
@@ -17296,7 +18496,7 @@
         <w:ind w:left="5400" w:hanging="360"/>
       </w:pPr>
     </w:lvl>
-    <w:lvl w:ilvl="8" w:tplc="0409001B" w:tentative="1">
+    <w:lvl w:ilvl="8" w:tplc="FFFFFFFF" w:tentative="1">
       <w:start w:val="1"/>
       <w:numFmt w:val="lowerRoman"/>
       <w:lvlText w:val="%9."/>
@@ -17306,12 +18506,295 @@
       </w:pPr>
     </w:lvl>
   </w:abstractNum>
-  <w:abstractNum w:abstractNumId="33" w15:restartNumberingAfterBreak="0">
-    <w:nsid w:val="68930CE9"/>
+  <w:abstractNum w:abstractNumId="28" w15:restartNumberingAfterBreak="0">
+    <w:nsid w:val="562B77A1"/>
     <w:multiLevelType w:val="hybridMultilevel"/>
-    <w:tmpl w:val="C2D02C52"/>
-    <w:lvl w:ilvl="0" w:tplc="CE729E2A">
-      <w:start w:val="1"/>
+    <w:tmpl w:val="81B45C5E"/>
+    <w:lvl w:ilvl="0" w:tplc="FFFFFFFF">
+      <w:start w:val="1"/>
+      <w:numFmt w:val="upperLetter"/>
+      <w:lvlText w:val="%1:"/>
+      <w:lvlJc w:val="left"/>
+      <w:pPr>
+        <w:ind w:left="587" w:hanging="360"/>
+      </w:pPr>
+      <w:rPr>
+        <w:rFonts w:hint="default"/>
+        <w:b/>
+        <w:bCs/>
+        <w:i w:val="0"/>
+        <w:iCs w:val="0"/>
+        <w:spacing w:val="0"/>
+        <w:w w:val="84"/>
+        <w:lang w:val="en-US" w:eastAsia="en-US" w:bidi="ar-SA"/>
+      </w:rPr>
+    </w:lvl>
+    <w:lvl w:ilvl="1" w:tplc="FFFFFFFF" w:tentative="1">
+      <w:start w:val="1"/>
+      <w:numFmt w:val="lowerLetter"/>
+      <w:lvlText w:val="%2."/>
+      <w:lvlJc w:val="left"/>
+      <w:pPr>
+        <w:ind w:left="1307" w:hanging="360"/>
+      </w:pPr>
+    </w:lvl>
+    <w:lvl w:ilvl="2" w:tplc="FFFFFFFF" w:tentative="1">
+      <w:start w:val="1"/>
+      <w:numFmt w:val="lowerRoman"/>
+      <w:lvlText w:val="%3."/>
+      <w:lvlJc w:val="right"/>
+      <w:pPr>
+        <w:ind w:left="2027" w:hanging="180"/>
+      </w:pPr>
+    </w:lvl>
+    <w:lvl w:ilvl="3" w:tplc="FFFFFFFF" w:tentative="1">
+      <w:start w:val="1"/>
+      <w:numFmt w:val="decimal"/>
+      <w:lvlText w:val="%4."/>
+      <w:lvlJc w:val="left"/>
+      <w:pPr>
+        <w:ind w:left="2747" w:hanging="360"/>
+      </w:pPr>
+    </w:lvl>
+    <w:lvl w:ilvl="4" w:tplc="FFFFFFFF" w:tentative="1">
+      <w:start w:val="1"/>
+      <w:numFmt w:val="lowerLetter"/>
+      <w:lvlText w:val="%5."/>
+      <w:lvlJc w:val="left"/>
+      <w:pPr>
+        <w:ind w:left="3467" w:hanging="360"/>
+      </w:pPr>
+    </w:lvl>
+    <w:lvl w:ilvl="5" w:tplc="FFFFFFFF" w:tentative="1">
+      <w:start w:val="1"/>
+      <w:numFmt w:val="lowerRoman"/>
+      <w:lvlText w:val="%6."/>
+      <w:lvlJc w:val="right"/>
+      <w:pPr>
+        <w:ind w:left="4187" w:hanging="180"/>
+      </w:pPr>
+    </w:lvl>
+    <w:lvl w:ilvl="6" w:tplc="FFFFFFFF" w:tentative="1">
+      <w:start w:val="1"/>
+      <w:numFmt w:val="decimal"/>
+      <w:lvlText w:val="%7."/>
+      <w:lvlJc w:val="left"/>
+      <w:pPr>
+        <w:ind w:left="4907" w:hanging="360"/>
+      </w:pPr>
+    </w:lvl>
+    <w:lvl w:ilvl="7" w:tplc="FFFFFFFF" w:tentative="1">
+      <w:start w:val="1"/>
+      <w:numFmt w:val="lowerLetter"/>
+      <w:lvlText w:val="%8."/>
+      <w:lvlJc w:val="left"/>
+      <w:pPr>
+        <w:ind w:left="5627" w:hanging="360"/>
+      </w:pPr>
+    </w:lvl>
+    <w:lvl w:ilvl="8" w:tplc="FFFFFFFF" w:tentative="1">
+      <w:start w:val="1"/>
+      <w:numFmt w:val="lowerRoman"/>
+      <w:lvlText w:val="%9."/>
+      <w:lvlJc w:val="right"/>
+      <w:pPr>
+        <w:ind w:left="6347" w:hanging="180"/>
+      </w:pPr>
+    </w:lvl>
+  </w:abstractNum>
+  <w:abstractNum w:abstractNumId="29" w15:restartNumberingAfterBreak="0">
+    <w:nsid w:val="5767473C"/>
+    <w:multiLevelType w:val="hybridMultilevel"/>
+    <w:tmpl w:val="3104F218"/>
+    <w:lvl w:ilvl="0" w:tplc="72A80D18">
+      <w:start w:val="1"/>
+      <w:numFmt w:val="decimal"/>
+      <w:lvlText w:val="%1:"/>
+      <w:lvlJc w:val="left"/>
+      <w:pPr>
+        <w:ind w:left="360" w:hanging="360"/>
+      </w:pPr>
+      <w:rPr>
+        <w:rFonts w:ascii="Source Sans 3 Bold" w:hAnsi="Source Sans 3 Bold" w:cstheme="minorBidi" w:hint="default"/>
+        <w:b/>
+        <w:bCs/>
+      </w:rPr>
+    </w:lvl>
+    <w:lvl w:ilvl="1" w:tplc="04090019" w:tentative="1">
+      <w:start w:val="1"/>
+      <w:numFmt w:val="lowerLetter"/>
+      <w:lvlText w:val="%2."/>
+      <w:lvlJc w:val="left"/>
+      <w:pPr>
+        <w:ind w:left="1080" w:hanging="360"/>
+      </w:pPr>
+    </w:lvl>
+    <w:lvl w:ilvl="2" w:tplc="0409001B" w:tentative="1">
+      <w:start w:val="1"/>
+      <w:numFmt w:val="lowerRoman"/>
+      <w:lvlText w:val="%3."/>
+      <w:lvlJc w:val="right"/>
+      <w:pPr>
+        <w:ind w:left="1800" w:hanging="180"/>
+      </w:pPr>
+    </w:lvl>
+    <w:lvl w:ilvl="3" w:tplc="0409000F" w:tentative="1">
+      <w:start w:val="1"/>
+      <w:numFmt w:val="decimal"/>
+      <w:lvlText w:val="%4."/>
+      <w:lvlJc w:val="left"/>
+      <w:pPr>
+        <w:ind w:left="2520" w:hanging="360"/>
+      </w:pPr>
+    </w:lvl>
+    <w:lvl w:ilvl="4" w:tplc="04090019" w:tentative="1">
+      <w:start w:val="1"/>
+      <w:numFmt w:val="lowerLetter"/>
+      <w:lvlText w:val="%5."/>
+      <w:lvlJc w:val="left"/>
+      <w:pPr>
+        <w:ind w:left="3240" w:hanging="360"/>
+      </w:pPr>
+    </w:lvl>
+    <w:lvl w:ilvl="5" w:tplc="0409001B" w:tentative="1">
+      <w:start w:val="1"/>
+      <w:numFmt w:val="lowerRoman"/>
+      <w:lvlText w:val="%6."/>
+      <w:lvlJc w:val="right"/>
+      <w:pPr>
+        <w:ind w:left="3960" w:hanging="180"/>
+      </w:pPr>
+    </w:lvl>
+    <w:lvl w:ilvl="6" w:tplc="0409000F" w:tentative="1">
+      <w:start w:val="1"/>
+      <w:numFmt w:val="decimal"/>
+      <w:lvlText w:val="%7."/>
+      <w:lvlJc w:val="left"/>
+      <w:pPr>
+        <w:ind w:left="4680" w:hanging="360"/>
+      </w:pPr>
+    </w:lvl>
+    <w:lvl w:ilvl="7" w:tplc="04090019" w:tentative="1">
+      <w:start w:val="1"/>
+      <w:numFmt w:val="lowerLetter"/>
+      <w:lvlText w:val="%8."/>
+      <w:lvlJc w:val="left"/>
+      <w:pPr>
+        <w:ind w:left="5400" w:hanging="360"/>
+      </w:pPr>
+    </w:lvl>
+    <w:lvl w:ilvl="8" w:tplc="0409001B" w:tentative="1">
+      <w:start w:val="1"/>
+      <w:numFmt w:val="lowerRoman"/>
+      <w:lvlText w:val="%9."/>
+      <w:lvlJc w:val="right"/>
+      <w:pPr>
+        <w:ind w:left="6120" w:hanging="180"/>
+      </w:pPr>
+    </w:lvl>
+  </w:abstractNum>
+  <w:abstractNum w:abstractNumId="30" w15:restartNumberingAfterBreak="0">
+    <w:nsid w:val="586431B8"/>
+    <w:multiLevelType w:val="hybridMultilevel"/>
+    <w:tmpl w:val="81B45C5E"/>
+    <w:lvl w:ilvl="0" w:tplc="FFFFFFFF">
+      <w:start w:val="1"/>
+      <w:numFmt w:val="upperLetter"/>
+      <w:lvlText w:val="%1:"/>
+      <w:lvlJc w:val="left"/>
+      <w:pPr>
+        <w:ind w:left="587" w:hanging="360"/>
+      </w:pPr>
+      <w:rPr>
+        <w:rFonts w:hint="default"/>
+        <w:b/>
+        <w:bCs/>
+        <w:i w:val="0"/>
+        <w:iCs w:val="0"/>
+        <w:spacing w:val="0"/>
+        <w:w w:val="84"/>
+        <w:lang w:val="en-US" w:eastAsia="en-US" w:bidi="ar-SA"/>
+      </w:rPr>
+    </w:lvl>
+    <w:lvl w:ilvl="1" w:tplc="FFFFFFFF" w:tentative="1">
+      <w:start w:val="1"/>
+      <w:numFmt w:val="lowerLetter"/>
+      <w:lvlText w:val="%2."/>
+      <w:lvlJc w:val="left"/>
+      <w:pPr>
+        <w:ind w:left="1307" w:hanging="360"/>
+      </w:pPr>
+    </w:lvl>
+    <w:lvl w:ilvl="2" w:tplc="FFFFFFFF" w:tentative="1">
+      <w:start w:val="1"/>
+      <w:numFmt w:val="lowerRoman"/>
+      <w:lvlText w:val="%3."/>
+      <w:lvlJc w:val="right"/>
+      <w:pPr>
+        <w:ind w:left="2027" w:hanging="180"/>
+      </w:pPr>
+    </w:lvl>
+    <w:lvl w:ilvl="3" w:tplc="FFFFFFFF" w:tentative="1">
+      <w:start w:val="1"/>
+      <w:numFmt w:val="decimal"/>
+      <w:lvlText w:val="%4."/>
+      <w:lvlJc w:val="left"/>
+      <w:pPr>
+        <w:ind w:left="2747" w:hanging="360"/>
+      </w:pPr>
+    </w:lvl>
+    <w:lvl w:ilvl="4" w:tplc="FFFFFFFF" w:tentative="1">
+      <w:start w:val="1"/>
+      <w:numFmt w:val="lowerLetter"/>
+      <w:lvlText w:val="%5."/>
+      <w:lvlJc w:val="left"/>
+      <w:pPr>
+        <w:ind w:left="3467" w:hanging="360"/>
+      </w:pPr>
+    </w:lvl>
+    <w:lvl w:ilvl="5" w:tplc="FFFFFFFF" w:tentative="1">
+      <w:start w:val="1"/>
+      <w:numFmt w:val="lowerRoman"/>
+      <w:lvlText w:val="%6."/>
+      <w:lvlJc w:val="right"/>
+      <w:pPr>
+        <w:ind w:left="4187" w:hanging="180"/>
+      </w:pPr>
+    </w:lvl>
+    <w:lvl w:ilvl="6" w:tplc="FFFFFFFF" w:tentative="1">
+      <w:start w:val="1"/>
+      <w:numFmt w:val="decimal"/>
+      <w:lvlText w:val="%7."/>
+      <w:lvlJc w:val="left"/>
+      <w:pPr>
+        <w:ind w:left="4907" w:hanging="360"/>
+      </w:pPr>
+    </w:lvl>
+    <w:lvl w:ilvl="7" w:tplc="FFFFFFFF" w:tentative="1">
+      <w:start w:val="1"/>
+      <w:numFmt w:val="lowerLetter"/>
+      <w:lvlText w:val="%8."/>
+      <w:lvlJc w:val="left"/>
+      <w:pPr>
+        <w:ind w:left="5627" w:hanging="360"/>
+      </w:pPr>
+    </w:lvl>
+    <w:lvl w:ilvl="8" w:tplc="FFFFFFFF" w:tentative="1">
+      <w:start w:val="1"/>
+      <w:numFmt w:val="lowerRoman"/>
+      <w:lvlText w:val="%9."/>
+      <w:lvlJc w:val="right"/>
+      <w:pPr>
+        <w:ind w:left="6347" w:hanging="180"/>
+      </w:pPr>
+    </w:lvl>
+  </w:abstractNum>
+  <w:abstractNum w:abstractNumId="31" w15:restartNumberingAfterBreak="0">
+    <w:nsid w:val="59BD6BAB"/>
+    <w:multiLevelType w:val="hybridMultilevel"/>
+    <w:tmpl w:val="77D22F20"/>
+    <w:lvl w:ilvl="0" w:tplc="AFBA0912">
+      <w:start w:val="4"/>
       <w:numFmt w:val="upperLetter"/>
       <w:lvlText w:val="%1:"/>
       <w:lvlJc w:val="left"/>
@@ -17331,7 +18814,7 @@
       <w:lvlText w:val="%2."/>
       <w:lvlJc w:val="left"/>
       <w:pPr>
-        <w:ind w:left="1080" w:hanging="360"/>
+        <w:ind w:left="1440" w:hanging="360"/>
       </w:pPr>
     </w:lvl>
     <w:lvl w:ilvl="2" w:tplc="0409001B" w:tentative="1">
@@ -17340,7 +18823,7 @@
       <w:lvlText w:val="%3."/>
       <w:lvlJc w:val="right"/>
       <w:pPr>
-        <w:ind w:left="1800" w:hanging="180"/>
+        <w:ind w:left="2160" w:hanging="180"/>
       </w:pPr>
     </w:lvl>
     <w:lvl w:ilvl="3" w:tplc="0409000F" w:tentative="1">
@@ -17349,7 +18832,7 @@
       <w:lvlText w:val="%4."/>
       <w:lvlJc w:val="left"/>
       <w:pPr>
-        <w:ind w:left="2520" w:hanging="360"/>
+        <w:ind w:left="2880" w:hanging="360"/>
       </w:pPr>
     </w:lvl>
     <w:lvl w:ilvl="4" w:tplc="04090019" w:tentative="1">
@@ -17358,7 +18841,7 @@
       <w:lvlText w:val="%5."/>
       <w:lvlJc w:val="left"/>
       <w:pPr>
-        <w:ind w:left="3240" w:hanging="360"/>
+        <w:ind w:left="3600" w:hanging="360"/>
       </w:pPr>
     </w:lvl>
     <w:lvl w:ilvl="5" w:tplc="0409001B" w:tentative="1">
@@ -17367,7 +18850,7 @@
       <w:lvlText w:val="%6."/>
       <w:lvlJc w:val="right"/>
       <w:pPr>
-        <w:ind w:left="3960" w:hanging="180"/>
+        <w:ind w:left="4320" w:hanging="180"/>
       </w:pPr>
     </w:lvl>
     <w:lvl w:ilvl="6" w:tplc="0409000F" w:tentative="1">
@@ -17376,7 +18859,7 @@
       <w:lvlText w:val="%7."/>
       <w:lvlJc w:val="left"/>
       <w:pPr>
-        <w:ind w:left="4680" w:hanging="360"/>
+        <w:ind w:left="5040" w:hanging="360"/>
       </w:pPr>
     </w:lvl>
     <w:lvl w:ilvl="7" w:tplc="04090019" w:tentative="1">
@@ -17385,7 +18868,7 @@
       <w:lvlText w:val="%8."/>
       <w:lvlJc w:val="left"/>
       <w:pPr>
-        <w:ind w:left="5400" w:hanging="360"/>
+        <w:ind w:left="5760" w:hanging="360"/>
       </w:pPr>
     </w:lvl>
     <w:lvl w:ilvl="8" w:tplc="0409001B" w:tentative="1">
@@ -17394,11 +18877,861 @@
       <w:lvlText w:val="%9."/>
       <w:lvlJc w:val="right"/>
       <w:pPr>
+        <w:ind w:left="6480" w:hanging="180"/>
+      </w:pPr>
+    </w:lvl>
+  </w:abstractNum>
+  <w:abstractNum w:abstractNumId="32" w15:restartNumberingAfterBreak="0">
+    <w:nsid w:val="59D910B2"/>
+    <w:multiLevelType w:val="hybridMultilevel"/>
+    <w:tmpl w:val="678CE024"/>
+    <w:lvl w:ilvl="0" w:tplc="72A80D18">
+      <w:start w:val="1"/>
+      <w:numFmt w:val="decimal"/>
+      <w:lvlText w:val="%1:"/>
+      <w:lvlJc w:val="left"/>
+      <w:pPr>
+        <w:ind w:left="360" w:hanging="360"/>
+      </w:pPr>
+      <w:rPr>
+        <w:rFonts w:ascii="Source Sans 3 Bold" w:hAnsi="Source Sans 3 Bold" w:cstheme="minorBidi" w:hint="default"/>
+        <w:b/>
+        <w:bCs/>
+      </w:rPr>
+    </w:lvl>
+    <w:lvl w:ilvl="1" w:tplc="04090019" w:tentative="1">
+      <w:start w:val="1"/>
+      <w:numFmt w:val="lowerLetter"/>
+      <w:lvlText w:val="%2."/>
+      <w:lvlJc w:val="left"/>
+      <w:pPr>
+        <w:ind w:left="1080" w:hanging="360"/>
+      </w:pPr>
+    </w:lvl>
+    <w:lvl w:ilvl="2" w:tplc="0409001B" w:tentative="1">
+      <w:start w:val="1"/>
+      <w:numFmt w:val="lowerRoman"/>
+      <w:lvlText w:val="%3."/>
+      <w:lvlJc w:val="right"/>
+      <w:pPr>
+        <w:ind w:left="1800" w:hanging="180"/>
+      </w:pPr>
+    </w:lvl>
+    <w:lvl w:ilvl="3" w:tplc="0409000F" w:tentative="1">
+      <w:start w:val="1"/>
+      <w:numFmt w:val="decimal"/>
+      <w:lvlText w:val="%4."/>
+      <w:lvlJc w:val="left"/>
+      <w:pPr>
+        <w:ind w:left="2520" w:hanging="360"/>
+      </w:pPr>
+    </w:lvl>
+    <w:lvl w:ilvl="4" w:tplc="04090019" w:tentative="1">
+      <w:start w:val="1"/>
+      <w:numFmt w:val="lowerLetter"/>
+      <w:lvlText w:val="%5."/>
+      <w:lvlJc w:val="left"/>
+      <w:pPr>
+        <w:ind w:left="3240" w:hanging="360"/>
+      </w:pPr>
+    </w:lvl>
+    <w:lvl w:ilvl="5" w:tplc="0409001B" w:tentative="1">
+      <w:start w:val="1"/>
+      <w:numFmt w:val="lowerRoman"/>
+      <w:lvlText w:val="%6."/>
+      <w:lvlJc w:val="right"/>
+      <w:pPr>
+        <w:ind w:left="3960" w:hanging="180"/>
+      </w:pPr>
+    </w:lvl>
+    <w:lvl w:ilvl="6" w:tplc="0409000F" w:tentative="1">
+      <w:start w:val="1"/>
+      <w:numFmt w:val="decimal"/>
+      <w:lvlText w:val="%7."/>
+      <w:lvlJc w:val="left"/>
+      <w:pPr>
+        <w:ind w:left="4680" w:hanging="360"/>
+      </w:pPr>
+    </w:lvl>
+    <w:lvl w:ilvl="7" w:tplc="04090019" w:tentative="1">
+      <w:start w:val="1"/>
+      <w:numFmt w:val="lowerLetter"/>
+      <w:lvlText w:val="%8."/>
+      <w:lvlJc w:val="left"/>
+      <w:pPr>
+        <w:ind w:left="5400" w:hanging="360"/>
+      </w:pPr>
+    </w:lvl>
+    <w:lvl w:ilvl="8" w:tplc="0409001B" w:tentative="1">
+      <w:start w:val="1"/>
+      <w:numFmt w:val="lowerRoman"/>
+      <w:lvlText w:val="%9."/>
+      <w:lvlJc w:val="right"/>
+      <w:pPr>
         <w:ind w:left="6120" w:hanging="180"/>
+      </w:pPr>
+    </w:lvl>
+  </w:abstractNum>
+  <w:abstractNum w:abstractNumId="33" w15:restartNumberingAfterBreak="0">
+    <w:nsid w:val="5D096BE3"/>
+    <w:multiLevelType w:val="hybridMultilevel"/>
+    <w:tmpl w:val="7758F8FE"/>
+    <w:lvl w:ilvl="0" w:tplc="19A42D6C">
+      <w:start w:val="1"/>
+      <w:numFmt w:val="lowerLetter"/>
+      <w:lvlText w:val="%1:"/>
+      <w:lvlJc w:val="left"/>
+      <w:pPr>
+        <w:ind w:left="720" w:hanging="360"/>
+      </w:pPr>
+      <w:rPr>
+        <w:rFonts w:ascii="Source Sans 3" w:hAnsi="Source Sans 3" w:hint="default"/>
+        <w:b/>
+        <w:bCs/>
+        <w:spacing w:val="0"/>
+        <w:w w:val="77"/>
+        <w:lang w:val="en-US" w:eastAsia="en-US" w:bidi="ar-SA"/>
+      </w:rPr>
+    </w:lvl>
+    <w:lvl w:ilvl="1" w:tplc="04090019" w:tentative="1">
+      <w:start w:val="1"/>
+      <w:numFmt w:val="lowerLetter"/>
+      <w:lvlText w:val="%2."/>
+      <w:lvlJc w:val="left"/>
+      <w:pPr>
+        <w:ind w:left="1440" w:hanging="360"/>
+      </w:pPr>
+    </w:lvl>
+    <w:lvl w:ilvl="2" w:tplc="0409001B" w:tentative="1">
+      <w:start w:val="1"/>
+      <w:numFmt w:val="lowerRoman"/>
+      <w:lvlText w:val="%3."/>
+      <w:lvlJc w:val="right"/>
+      <w:pPr>
+        <w:ind w:left="2160" w:hanging="180"/>
+      </w:pPr>
+    </w:lvl>
+    <w:lvl w:ilvl="3" w:tplc="0409000F" w:tentative="1">
+      <w:start w:val="1"/>
+      <w:numFmt w:val="decimal"/>
+      <w:lvlText w:val="%4."/>
+      <w:lvlJc w:val="left"/>
+      <w:pPr>
+        <w:ind w:left="2880" w:hanging="360"/>
+      </w:pPr>
+    </w:lvl>
+    <w:lvl w:ilvl="4" w:tplc="04090019" w:tentative="1">
+      <w:start w:val="1"/>
+      <w:numFmt w:val="lowerLetter"/>
+      <w:lvlText w:val="%5."/>
+      <w:lvlJc w:val="left"/>
+      <w:pPr>
+        <w:ind w:left="3600" w:hanging="360"/>
+      </w:pPr>
+    </w:lvl>
+    <w:lvl w:ilvl="5" w:tplc="0409001B" w:tentative="1">
+      <w:start w:val="1"/>
+      <w:numFmt w:val="lowerRoman"/>
+      <w:lvlText w:val="%6."/>
+      <w:lvlJc w:val="right"/>
+      <w:pPr>
+        <w:ind w:left="4320" w:hanging="180"/>
+      </w:pPr>
+    </w:lvl>
+    <w:lvl w:ilvl="6" w:tplc="0409000F" w:tentative="1">
+      <w:start w:val="1"/>
+      <w:numFmt w:val="decimal"/>
+      <w:lvlText w:val="%7."/>
+      <w:lvlJc w:val="left"/>
+      <w:pPr>
+        <w:ind w:left="5040" w:hanging="360"/>
+      </w:pPr>
+    </w:lvl>
+    <w:lvl w:ilvl="7" w:tplc="04090019" w:tentative="1">
+      <w:start w:val="1"/>
+      <w:numFmt w:val="lowerLetter"/>
+      <w:lvlText w:val="%8."/>
+      <w:lvlJc w:val="left"/>
+      <w:pPr>
+        <w:ind w:left="5760" w:hanging="360"/>
+      </w:pPr>
+    </w:lvl>
+    <w:lvl w:ilvl="8" w:tplc="0409001B" w:tentative="1">
+      <w:start w:val="1"/>
+      <w:numFmt w:val="lowerRoman"/>
+      <w:lvlText w:val="%9."/>
+      <w:lvlJc w:val="right"/>
+      <w:pPr>
+        <w:ind w:left="6480" w:hanging="180"/>
       </w:pPr>
     </w:lvl>
   </w:abstractNum>
   <w:abstractNum w:abstractNumId="34" w15:restartNumberingAfterBreak="0">
+    <w:nsid w:val="5EBE5C6C"/>
+    <w:multiLevelType w:val="hybridMultilevel"/>
+    <w:tmpl w:val="882EE4CC"/>
+    <w:lvl w:ilvl="0" w:tplc="FFFFFFFF">
+      <w:start w:val="1"/>
+      <w:numFmt w:val="decimal"/>
+      <w:lvlText w:val="%1:"/>
+      <w:lvlJc w:val="left"/>
+      <w:pPr>
+        <w:ind w:left="360" w:hanging="360"/>
+      </w:pPr>
+      <w:rPr>
+        <w:rFonts w:ascii="Source Sans 3 Bold" w:hAnsi="Source Sans 3 Bold" w:cstheme="minorBidi" w:hint="default"/>
+        <w:b/>
+        <w:bCs/>
+      </w:rPr>
+    </w:lvl>
+    <w:lvl w:ilvl="1" w:tplc="FFFFFFFF" w:tentative="1">
+      <w:start w:val="1"/>
+      <w:numFmt w:val="lowerLetter"/>
+      <w:lvlText w:val="%2."/>
+      <w:lvlJc w:val="left"/>
+      <w:pPr>
+        <w:ind w:left="1080" w:hanging="360"/>
+      </w:pPr>
+    </w:lvl>
+    <w:lvl w:ilvl="2" w:tplc="FFFFFFFF" w:tentative="1">
+      <w:start w:val="1"/>
+      <w:numFmt w:val="lowerRoman"/>
+      <w:lvlText w:val="%3."/>
+      <w:lvlJc w:val="right"/>
+      <w:pPr>
+        <w:ind w:left="1800" w:hanging="180"/>
+      </w:pPr>
+    </w:lvl>
+    <w:lvl w:ilvl="3" w:tplc="FFFFFFFF" w:tentative="1">
+      <w:start w:val="1"/>
+      <w:numFmt w:val="decimal"/>
+      <w:lvlText w:val="%4."/>
+      <w:lvlJc w:val="left"/>
+      <w:pPr>
+        <w:ind w:left="2520" w:hanging="360"/>
+      </w:pPr>
+    </w:lvl>
+    <w:lvl w:ilvl="4" w:tplc="FFFFFFFF" w:tentative="1">
+      <w:start w:val="1"/>
+      <w:numFmt w:val="lowerLetter"/>
+      <w:lvlText w:val="%5."/>
+      <w:lvlJc w:val="left"/>
+      <w:pPr>
+        <w:ind w:left="3240" w:hanging="360"/>
+      </w:pPr>
+    </w:lvl>
+    <w:lvl w:ilvl="5" w:tplc="FFFFFFFF" w:tentative="1">
+      <w:start w:val="1"/>
+      <w:numFmt w:val="lowerRoman"/>
+      <w:lvlText w:val="%6."/>
+      <w:lvlJc w:val="right"/>
+      <w:pPr>
+        <w:ind w:left="3960" w:hanging="180"/>
+      </w:pPr>
+    </w:lvl>
+    <w:lvl w:ilvl="6" w:tplc="FFFFFFFF" w:tentative="1">
+      <w:start w:val="1"/>
+      <w:numFmt w:val="decimal"/>
+      <w:lvlText w:val="%7."/>
+      <w:lvlJc w:val="left"/>
+      <w:pPr>
+        <w:ind w:left="4680" w:hanging="360"/>
+      </w:pPr>
+    </w:lvl>
+    <w:lvl w:ilvl="7" w:tplc="FFFFFFFF" w:tentative="1">
+      <w:start w:val="1"/>
+      <w:numFmt w:val="lowerLetter"/>
+      <w:lvlText w:val="%8."/>
+      <w:lvlJc w:val="left"/>
+      <w:pPr>
+        <w:ind w:left="5400" w:hanging="360"/>
+      </w:pPr>
+    </w:lvl>
+    <w:lvl w:ilvl="8" w:tplc="FFFFFFFF" w:tentative="1">
+      <w:start w:val="1"/>
+      <w:numFmt w:val="lowerRoman"/>
+      <w:lvlText w:val="%9."/>
+      <w:lvlJc w:val="right"/>
+      <w:pPr>
+        <w:ind w:left="6120" w:hanging="180"/>
+      </w:pPr>
+    </w:lvl>
+  </w:abstractNum>
+  <w:abstractNum w:abstractNumId="35" w15:restartNumberingAfterBreak="0">
+    <w:nsid w:val="60E466AB"/>
+    <w:multiLevelType w:val="hybridMultilevel"/>
+    <w:tmpl w:val="59B4B60E"/>
+    <w:lvl w:ilvl="0" w:tplc="FFFFFFFF">
+      <w:start w:val="1"/>
+      <w:numFmt w:val="decimal"/>
+      <w:lvlText w:val="%1:"/>
+      <w:lvlJc w:val="left"/>
+      <w:pPr>
+        <w:ind w:left="360" w:hanging="360"/>
+      </w:pPr>
+      <w:rPr>
+        <w:rFonts w:ascii="Source Sans 3 Bold" w:hAnsi="Source Sans 3 Bold" w:cstheme="minorBidi" w:hint="default"/>
+        <w:b/>
+        <w:bCs/>
+      </w:rPr>
+    </w:lvl>
+    <w:lvl w:ilvl="1" w:tplc="FFFFFFFF" w:tentative="1">
+      <w:start w:val="1"/>
+      <w:numFmt w:val="bullet"/>
+      <w:lvlText w:val="o"/>
+      <w:lvlJc w:val="left"/>
+      <w:pPr>
+        <w:ind w:left="1080" w:hanging="360"/>
+      </w:pPr>
+      <w:rPr>
+        <w:rFonts w:ascii="Courier New" w:hAnsi="Courier New" w:cs="Courier New" w:hint="default"/>
+      </w:rPr>
+    </w:lvl>
+    <w:lvl w:ilvl="2" w:tplc="FFFFFFFF" w:tentative="1">
+      <w:start w:val="1"/>
+      <w:numFmt w:val="bullet"/>
+      <w:lvlText w:val=""/>
+      <w:lvlJc w:val="left"/>
+      <w:pPr>
+        <w:ind w:left="1800" w:hanging="360"/>
+      </w:pPr>
+      <w:rPr>
+        <w:rFonts w:ascii="Wingdings" w:hAnsi="Wingdings" w:hint="default"/>
+      </w:rPr>
+    </w:lvl>
+    <w:lvl w:ilvl="3" w:tplc="FFFFFFFF" w:tentative="1">
+      <w:start w:val="1"/>
+      <w:numFmt w:val="bullet"/>
+      <w:lvlText w:val=""/>
+      <w:lvlJc w:val="left"/>
+      <w:pPr>
+        <w:ind w:left="2520" w:hanging="360"/>
+      </w:pPr>
+      <w:rPr>
+        <w:rFonts w:ascii="Symbol" w:hAnsi="Symbol" w:hint="default"/>
+      </w:rPr>
+    </w:lvl>
+    <w:lvl w:ilvl="4" w:tplc="FFFFFFFF" w:tentative="1">
+      <w:start w:val="1"/>
+      <w:numFmt w:val="bullet"/>
+      <w:lvlText w:val="o"/>
+      <w:lvlJc w:val="left"/>
+      <w:pPr>
+        <w:ind w:left="3240" w:hanging="360"/>
+      </w:pPr>
+      <w:rPr>
+        <w:rFonts w:ascii="Courier New" w:hAnsi="Courier New" w:cs="Courier New" w:hint="default"/>
+      </w:rPr>
+    </w:lvl>
+    <w:lvl w:ilvl="5" w:tplc="FFFFFFFF" w:tentative="1">
+      <w:start w:val="1"/>
+      <w:numFmt w:val="bullet"/>
+      <w:lvlText w:val=""/>
+      <w:lvlJc w:val="left"/>
+      <w:pPr>
+        <w:ind w:left="3960" w:hanging="360"/>
+      </w:pPr>
+      <w:rPr>
+        <w:rFonts w:ascii="Wingdings" w:hAnsi="Wingdings" w:hint="default"/>
+      </w:rPr>
+    </w:lvl>
+    <w:lvl w:ilvl="6" w:tplc="FFFFFFFF" w:tentative="1">
+      <w:start w:val="1"/>
+      <w:numFmt w:val="bullet"/>
+      <w:lvlText w:val=""/>
+      <w:lvlJc w:val="left"/>
+      <w:pPr>
+        <w:ind w:left="4680" w:hanging="360"/>
+      </w:pPr>
+      <w:rPr>
+        <w:rFonts w:ascii="Symbol" w:hAnsi="Symbol" w:hint="default"/>
+      </w:rPr>
+    </w:lvl>
+    <w:lvl w:ilvl="7" w:tplc="FFFFFFFF" w:tentative="1">
+      <w:start w:val="1"/>
+      <w:numFmt w:val="bullet"/>
+      <w:lvlText w:val="o"/>
+      <w:lvlJc w:val="left"/>
+      <w:pPr>
+        <w:ind w:left="5400" w:hanging="360"/>
+      </w:pPr>
+      <w:rPr>
+        <w:rFonts w:ascii="Courier New" w:hAnsi="Courier New" w:cs="Courier New" w:hint="default"/>
+      </w:rPr>
+    </w:lvl>
+    <w:lvl w:ilvl="8" w:tplc="FFFFFFFF" w:tentative="1">
+      <w:start w:val="1"/>
+      <w:numFmt w:val="bullet"/>
+      <w:lvlText w:val=""/>
+      <w:lvlJc w:val="left"/>
+      <w:pPr>
+        <w:ind w:left="6120" w:hanging="360"/>
+      </w:pPr>
+      <w:rPr>
+        <w:rFonts w:ascii="Wingdings" w:hAnsi="Wingdings" w:hint="default"/>
+      </w:rPr>
+    </w:lvl>
+  </w:abstractNum>
+  <w:abstractNum w:abstractNumId="36" w15:restartNumberingAfterBreak="0">
+    <w:nsid w:val="61164B02"/>
+    <w:multiLevelType w:val="hybridMultilevel"/>
+    <w:tmpl w:val="C602D860"/>
+    <w:lvl w:ilvl="0" w:tplc="72A80D18">
+      <w:start w:val="1"/>
+      <w:numFmt w:val="decimal"/>
+      <w:lvlText w:val="%1:"/>
+      <w:lvlJc w:val="left"/>
+      <w:pPr>
+        <w:ind w:left="360" w:hanging="360"/>
+      </w:pPr>
+      <w:rPr>
+        <w:rFonts w:ascii="Source Sans 3 Bold" w:hAnsi="Source Sans 3 Bold" w:cstheme="minorBidi" w:hint="default"/>
+        <w:b/>
+        <w:bCs/>
+      </w:rPr>
+    </w:lvl>
+    <w:lvl w:ilvl="1" w:tplc="04090019" w:tentative="1">
+      <w:start w:val="1"/>
+      <w:numFmt w:val="lowerLetter"/>
+      <w:lvlText w:val="%2."/>
+      <w:lvlJc w:val="left"/>
+      <w:pPr>
+        <w:ind w:left="1080" w:hanging="360"/>
+      </w:pPr>
+    </w:lvl>
+    <w:lvl w:ilvl="2" w:tplc="0409001B" w:tentative="1">
+      <w:start w:val="1"/>
+      <w:numFmt w:val="lowerRoman"/>
+      <w:lvlText w:val="%3."/>
+      <w:lvlJc w:val="right"/>
+      <w:pPr>
+        <w:ind w:left="1800" w:hanging="180"/>
+      </w:pPr>
+    </w:lvl>
+    <w:lvl w:ilvl="3" w:tplc="0409000F" w:tentative="1">
+      <w:start w:val="1"/>
+      <w:numFmt w:val="decimal"/>
+      <w:lvlText w:val="%4."/>
+      <w:lvlJc w:val="left"/>
+      <w:pPr>
+        <w:ind w:left="2520" w:hanging="360"/>
+      </w:pPr>
+    </w:lvl>
+    <w:lvl w:ilvl="4" w:tplc="04090019" w:tentative="1">
+      <w:start w:val="1"/>
+      <w:numFmt w:val="lowerLetter"/>
+      <w:lvlText w:val="%5."/>
+      <w:lvlJc w:val="left"/>
+      <w:pPr>
+        <w:ind w:left="3240" w:hanging="360"/>
+      </w:pPr>
+    </w:lvl>
+    <w:lvl w:ilvl="5" w:tplc="0409001B" w:tentative="1">
+      <w:start w:val="1"/>
+      <w:numFmt w:val="lowerRoman"/>
+      <w:lvlText w:val="%6."/>
+      <w:lvlJc w:val="right"/>
+      <w:pPr>
+        <w:ind w:left="3960" w:hanging="180"/>
+      </w:pPr>
+    </w:lvl>
+    <w:lvl w:ilvl="6" w:tplc="0409000F" w:tentative="1">
+      <w:start w:val="1"/>
+      <w:numFmt w:val="decimal"/>
+      <w:lvlText w:val="%7."/>
+      <w:lvlJc w:val="left"/>
+      <w:pPr>
+        <w:ind w:left="4680" w:hanging="360"/>
+      </w:pPr>
+    </w:lvl>
+    <w:lvl w:ilvl="7" w:tplc="04090019" w:tentative="1">
+      <w:start w:val="1"/>
+      <w:numFmt w:val="lowerLetter"/>
+      <w:lvlText w:val="%8."/>
+      <w:lvlJc w:val="left"/>
+      <w:pPr>
+        <w:ind w:left="5400" w:hanging="360"/>
+      </w:pPr>
+    </w:lvl>
+    <w:lvl w:ilvl="8" w:tplc="0409001B" w:tentative="1">
+      <w:start w:val="1"/>
+      <w:numFmt w:val="lowerRoman"/>
+      <w:lvlText w:val="%9."/>
+      <w:lvlJc w:val="right"/>
+      <w:pPr>
+        <w:ind w:left="6120" w:hanging="180"/>
+      </w:pPr>
+    </w:lvl>
+  </w:abstractNum>
+  <w:abstractNum w:abstractNumId="37" w15:restartNumberingAfterBreak="0">
+    <w:nsid w:val="65C45C9E"/>
+    <w:multiLevelType w:val="hybridMultilevel"/>
+    <w:tmpl w:val="D68C57F0"/>
+    <w:lvl w:ilvl="0" w:tplc="5BD46172">
+      <w:start w:val="1"/>
+      <w:numFmt w:val="upperLetter"/>
+      <w:lvlText w:val="%1:"/>
+      <w:lvlJc w:val="left"/>
+      <w:pPr>
+        <w:ind w:left="720" w:hanging="360"/>
+      </w:pPr>
+      <w:rPr>
+        <w:rFonts w:hint="default"/>
+        <w:b/>
+        <w:bCs/>
+      </w:rPr>
+    </w:lvl>
+    <w:lvl w:ilvl="1" w:tplc="04090019" w:tentative="1">
+      <w:start w:val="1"/>
+      <w:numFmt w:val="lowerLetter"/>
+      <w:lvlText w:val="%2."/>
+      <w:lvlJc w:val="left"/>
+      <w:pPr>
+        <w:ind w:left="1440" w:hanging="360"/>
+      </w:pPr>
+    </w:lvl>
+    <w:lvl w:ilvl="2" w:tplc="0409001B" w:tentative="1">
+      <w:start w:val="1"/>
+      <w:numFmt w:val="lowerRoman"/>
+      <w:lvlText w:val="%3."/>
+      <w:lvlJc w:val="right"/>
+      <w:pPr>
+        <w:ind w:left="2160" w:hanging="180"/>
+      </w:pPr>
+    </w:lvl>
+    <w:lvl w:ilvl="3" w:tplc="0409000F" w:tentative="1">
+      <w:start w:val="1"/>
+      <w:numFmt w:val="decimal"/>
+      <w:lvlText w:val="%4."/>
+      <w:lvlJc w:val="left"/>
+      <w:pPr>
+        <w:ind w:left="2880" w:hanging="360"/>
+      </w:pPr>
+    </w:lvl>
+    <w:lvl w:ilvl="4" w:tplc="04090019" w:tentative="1">
+      <w:start w:val="1"/>
+      <w:numFmt w:val="lowerLetter"/>
+      <w:lvlText w:val="%5."/>
+      <w:lvlJc w:val="left"/>
+      <w:pPr>
+        <w:ind w:left="3600" w:hanging="360"/>
+      </w:pPr>
+    </w:lvl>
+    <w:lvl w:ilvl="5" w:tplc="0409001B" w:tentative="1">
+      <w:start w:val="1"/>
+      <w:numFmt w:val="lowerRoman"/>
+      <w:lvlText w:val="%6."/>
+      <w:lvlJc w:val="right"/>
+      <w:pPr>
+        <w:ind w:left="4320" w:hanging="180"/>
+      </w:pPr>
+    </w:lvl>
+    <w:lvl w:ilvl="6" w:tplc="0409000F" w:tentative="1">
+      <w:start w:val="1"/>
+      <w:numFmt w:val="decimal"/>
+      <w:lvlText w:val="%7."/>
+      <w:lvlJc w:val="left"/>
+      <w:pPr>
+        <w:ind w:left="5040" w:hanging="360"/>
+      </w:pPr>
+    </w:lvl>
+    <w:lvl w:ilvl="7" w:tplc="04090019" w:tentative="1">
+      <w:start w:val="1"/>
+      <w:numFmt w:val="lowerLetter"/>
+      <w:lvlText w:val="%8."/>
+      <w:lvlJc w:val="left"/>
+      <w:pPr>
+        <w:ind w:left="5760" w:hanging="360"/>
+      </w:pPr>
+    </w:lvl>
+    <w:lvl w:ilvl="8" w:tplc="0409001B" w:tentative="1">
+      <w:start w:val="1"/>
+      <w:numFmt w:val="lowerRoman"/>
+      <w:lvlText w:val="%9."/>
+      <w:lvlJc w:val="right"/>
+      <w:pPr>
+        <w:ind w:left="6480" w:hanging="180"/>
+      </w:pPr>
+    </w:lvl>
+  </w:abstractNum>
+  <w:abstractNum w:abstractNumId="38" w15:restartNumberingAfterBreak="0">
+    <w:nsid w:val="66F75F44"/>
+    <w:multiLevelType w:val="hybridMultilevel"/>
+    <w:tmpl w:val="F774CC24"/>
+    <w:lvl w:ilvl="0" w:tplc="5BD46172">
+      <w:start w:val="1"/>
+      <w:numFmt w:val="upperLetter"/>
+      <w:lvlText w:val="%1:"/>
+      <w:lvlJc w:val="left"/>
+      <w:pPr>
+        <w:ind w:left="720" w:hanging="360"/>
+      </w:pPr>
+      <w:rPr>
+        <w:rFonts w:hint="default"/>
+        <w:b/>
+        <w:bCs/>
+      </w:rPr>
+    </w:lvl>
+    <w:lvl w:ilvl="1" w:tplc="04090019" w:tentative="1">
+      <w:start w:val="1"/>
+      <w:numFmt w:val="lowerLetter"/>
+      <w:lvlText w:val="%2."/>
+      <w:lvlJc w:val="left"/>
+      <w:pPr>
+        <w:ind w:left="1440" w:hanging="360"/>
+      </w:pPr>
+    </w:lvl>
+    <w:lvl w:ilvl="2" w:tplc="0409001B" w:tentative="1">
+      <w:start w:val="1"/>
+      <w:numFmt w:val="lowerRoman"/>
+      <w:lvlText w:val="%3."/>
+      <w:lvlJc w:val="right"/>
+      <w:pPr>
+        <w:ind w:left="2160" w:hanging="180"/>
+      </w:pPr>
+    </w:lvl>
+    <w:lvl w:ilvl="3" w:tplc="0409000F" w:tentative="1">
+      <w:start w:val="1"/>
+      <w:numFmt w:val="decimal"/>
+      <w:lvlText w:val="%4."/>
+      <w:lvlJc w:val="left"/>
+      <w:pPr>
+        <w:ind w:left="2880" w:hanging="360"/>
+      </w:pPr>
+    </w:lvl>
+    <w:lvl w:ilvl="4" w:tplc="04090019" w:tentative="1">
+      <w:start w:val="1"/>
+      <w:numFmt w:val="lowerLetter"/>
+      <w:lvlText w:val="%5."/>
+      <w:lvlJc w:val="left"/>
+      <w:pPr>
+        <w:ind w:left="3600" w:hanging="360"/>
+      </w:pPr>
+    </w:lvl>
+    <w:lvl w:ilvl="5" w:tplc="0409001B" w:tentative="1">
+      <w:start w:val="1"/>
+      <w:numFmt w:val="lowerRoman"/>
+      <w:lvlText w:val="%6."/>
+      <w:lvlJc w:val="right"/>
+      <w:pPr>
+        <w:ind w:left="4320" w:hanging="180"/>
+      </w:pPr>
+    </w:lvl>
+    <w:lvl w:ilvl="6" w:tplc="0409000F" w:tentative="1">
+      <w:start w:val="1"/>
+      <w:numFmt w:val="decimal"/>
+      <w:lvlText w:val="%7."/>
+      <w:lvlJc w:val="left"/>
+      <w:pPr>
+        <w:ind w:left="5040" w:hanging="360"/>
+      </w:pPr>
+    </w:lvl>
+    <w:lvl w:ilvl="7" w:tplc="04090019" w:tentative="1">
+      <w:start w:val="1"/>
+      <w:numFmt w:val="lowerLetter"/>
+      <w:lvlText w:val="%8."/>
+      <w:lvlJc w:val="left"/>
+      <w:pPr>
+        <w:ind w:left="5760" w:hanging="360"/>
+      </w:pPr>
+    </w:lvl>
+    <w:lvl w:ilvl="8" w:tplc="0409001B" w:tentative="1">
+      <w:start w:val="1"/>
+      <w:numFmt w:val="lowerRoman"/>
+      <w:lvlText w:val="%9."/>
+      <w:lvlJc w:val="right"/>
+      <w:pPr>
+        <w:ind w:left="6480" w:hanging="180"/>
+      </w:pPr>
+    </w:lvl>
+  </w:abstractNum>
+  <w:abstractNum w:abstractNumId="39" w15:restartNumberingAfterBreak="0">
+    <w:nsid w:val="681A0CDC"/>
+    <w:multiLevelType w:val="hybridMultilevel"/>
+    <w:tmpl w:val="3072FDB4"/>
+    <w:lvl w:ilvl="0" w:tplc="19A42D6C">
+      <w:start w:val="1"/>
+      <w:numFmt w:val="lowerLetter"/>
+      <w:lvlText w:val="%1:"/>
+      <w:lvlJc w:val="left"/>
+      <w:pPr>
+        <w:ind w:left="360" w:hanging="360"/>
+      </w:pPr>
+      <w:rPr>
+        <w:rFonts w:ascii="Source Sans 3" w:hAnsi="Source Sans 3" w:hint="default"/>
+        <w:b/>
+        <w:bCs/>
+        <w:spacing w:val="0"/>
+        <w:w w:val="77"/>
+        <w:lang w:val="en-US" w:eastAsia="en-US" w:bidi="ar-SA"/>
+      </w:rPr>
+    </w:lvl>
+    <w:lvl w:ilvl="1" w:tplc="04090019" w:tentative="1">
+      <w:start w:val="1"/>
+      <w:numFmt w:val="lowerLetter"/>
+      <w:lvlText w:val="%2."/>
+      <w:lvlJc w:val="left"/>
+      <w:pPr>
+        <w:ind w:left="1080" w:hanging="360"/>
+      </w:pPr>
+    </w:lvl>
+    <w:lvl w:ilvl="2" w:tplc="0409001B" w:tentative="1">
+      <w:start w:val="1"/>
+      <w:numFmt w:val="lowerRoman"/>
+      <w:lvlText w:val="%3."/>
+      <w:lvlJc w:val="right"/>
+      <w:pPr>
+        <w:ind w:left="1800" w:hanging="180"/>
+      </w:pPr>
+    </w:lvl>
+    <w:lvl w:ilvl="3" w:tplc="0409000F" w:tentative="1">
+      <w:start w:val="1"/>
+      <w:numFmt w:val="decimal"/>
+      <w:lvlText w:val="%4."/>
+      <w:lvlJc w:val="left"/>
+      <w:pPr>
+        <w:ind w:left="2520" w:hanging="360"/>
+      </w:pPr>
+    </w:lvl>
+    <w:lvl w:ilvl="4" w:tplc="04090019" w:tentative="1">
+      <w:start w:val="1"/>
+      <w:numFmt w:val="lowerLetter"/>
+      <w:lvlText w:val="%5."/>
+      <w:lvlJc w:val="left"/>
+      <w:pPr>
+        <w:ind w:left="3240" w:hanging="360"/>
+      </w:pPr>
+    </w:lvl>
+    <w:lvl w:ilvl="5" w:tplc="0409001B" w:tentative="1">
+      <w:start w:val="1"/>
+      <w:numFmt w:val="lowerRoman"/>
+      <w:lvlText w:val="%6."/>
+      <w:lvlJc w:val="right"/>
+      <w:pPr>
+        <w:ind w:left="3960" w:hanging="180"/>
+      </w:pPr>
+    </w:lvl>
+    <w:lvl w:ilvl="6" w:tplc="0409000F" w:tentative="1">
+      <w:start w:val="1"/>
+      <w:numFmt w:val="decimal"/>
+      <w:lvlText w:val="%7."/>
+      <w:lvlJc w:val="left"/>
+      <w:pPr>
+        <w:ind w:left="4680" w:hanging="360"/>
+      </w:pPr>
+    </w:lvl>
+    <w:lvl w:ilvl="7" w:tplc="04090019" w:tentative="1">
+      <w:start w:val="1"/>
+      <w:numFmt w:val="lowerLetter"/>
+      <w:lvlText w:val="%8."/>
+      <w:lvlJc w:val="left"/>
+      <w:pPr>
+        <w:ind w:left="5400" w:hanging="360"/>
+      </w:pPr>
+    </w:lvl>
+    <w:lvl w:ilvl="8" w:tplc="0409001B" w:tentative="1">
+      <w:start w:val="1"/>
+      <w:numFmt w:val="lowerRoman"/>
+      <w:lvlText w:val="%9."/>
+      <w:lvlJc w:val="right"/>
+      <w:pPr>
+        <w:ind w:left="6120" w:hanging="180"/>
+      </w:pPr>
+    </w:lvl>
+  </w:abstractNum>
+  <w:abstractNum w:abstractNumId="40" w15:restartNumberingAfterBreak="0">
+    <w:nsid w:val="68930CE9"/>
+    <w:multiLevelType w:val="hybridMultilevel"/>
+    <w:tmpl w:val="C2D02C52"/>
+    <w:lvl w:ilvl="0" w:tplc="CE729E2A">
+      <w:start w:val="1"/>
+      <w:numFmt w:val="upperLetter"/>
+      <w:lvlText w:val="%1:"/>
+      <w:lvlJc w:val="left"/>
+      <w:pPr>
+        <w:ind w:left="360" w:hanging="360"/>
+      </w:pPr>
+      <w:rPr>
+        <w:rFonts w:ascii="Source Sans 3 Medium" w:hAnsi="Source Sans 3 Medium" w:hint="default"/>
+        <w:b/>
+        <w:bCs/>
+        <w:color w:val="F15575"/>
+      </w:rPr>
+    </w:lvl>
+    <w:lvl w:ilvl="1" w:tplc="04090019" w:tentative="1">
+      <w:start w:val="1"/>
+      <w:numFmt w:val="lowerLetter"/>
+      <w:lvlText w:val="%2."/>
+      <w:lvlJc w:val="left"/>
+      <w:pPr>
+        <w:ind w:left="1080" w:hanging="360"/>
+      </w:pPr>
+    </w:lvl>
+    <w:lvl w:ilvl="2" w:tplc="0409001B" w:tentative="1">
+      <w:start w:val="1"/>
+      <w:numFmt w:val="lowerRoman"/>
+      <w:lvlText w:val="%3."/>
+      <w:lvlJc w:val="right"/>
+      <w:pPr>
+        <w:ind w:left="1800" w:hanging="180"/>
+      </w:pPr>
+    </w:lvl>
+    <w:lvl w:ilvl="3" w:tplc="0409000F" w:tentative="1">
+      <w:start w:val="1"/>
+      <w:numFmt w:val="decimal"/>
+      <w:lvlText w:val="%4."/>
+      <w:lvlJc w:val="left"/>
+      <w:pPr>
+        <w:ind w:left="2520" w:hanging="360"/>
+      </w:pPr>
+    </w:lvl>
+    <w:lvl w:ilvl="4" w:tplc="04090019" w:tentative="1">
+      <w:start w:val="1"/>
+      <w:numFmt w:val="lowerLetter"/>
+      <w:lvlText w:val="%5."/>
+      <w:lvlJc w:val="left"/>
+      <w:pPr>
+        <w:ind w:left="3240" w:hanging="360"/>
+      </w:pPr>
+    </w:lvl>
+    <w:lvl w:ilvl="5" w:tplc="0409001B" w:tentative="1">
+      <w:start w:val="1"/>
+      <w:numFmt w:val="lowerRoman"/>
+      <w:lvlText w:val="%6."/>
+      <w:lvlJc w:val="right"/>
+      <w:pPr>
+        <w:ind w:left="3960" w:hanging="180"/>
+      </w:pPr>
+    </w:lvl>
+    <w:lvl w:ilvl="6" w:tplc="0409000F" w:tentative="1">
+      <w:start w:val="1"/>
+      <w:numFmt w:val="decimal"/>
+      <w:lvlText w:val="%7."/>
+      <w:lvlJc w:val="left"/>
+      <w:pPr>
+        <w:ind w:left="4680" w:hanging="360"/>
+      </w:pPr>
+    </w:lvl>
+    <w:lvl w:ilvl="7" w:tplc="04090019" w:tentative="1">
+      <w:start w:val="1"/>
+      <w:numFmt w:val="lowerLetter"/>
+      <w:lvlText w:val="%8."/>
+      <w:lvlJc w:val="left"/>
+      <w:pPr>
+        <w:ind w:left="5400" w:hanging="360"/>
+      </w:pPr>
+    </w:lvl>
+    <w:lvl w:ilvl="8" w:tplc="0409001B" w:tentative="1">
+      <w:start w:val="1"/>
+      <w:numFmt w:val="lowerRoman"/>
+      <w:lvlText w:val="%9."/>
+      <w:lvlJc w:val="right"/>
+      <w:pPr>
+        <w:ind w:left="6120" w:hanging="180"/>
+      </w:pPr>
+    </w:lvl>
+  </w:abstractNum>
+  <w:abstractNum w:abstractNumId="41" w15:restartNumberingAfterBreak="0">
     <w:nsid w:val="69CF734A"/>
     <w:multiLevelType w:val="hybridMultilevel"/>
     <w:tmpl w:val="3B687E36"/>
@@ -17492,7 +19825,100 @@
       </w:pPr>
     </w:lvl>
   </w:abstractNum>
-  <w:abstractNum w:abstractNumId="35" w15:restartNumberingAfterBreak="0">
+  <w:abstractNum w:abstractNumId="42" w15:restartNumberingAfterBreak="0">
+    <w:nsid w:val="6F816CC4"/>
+    <w:multiLevelType w:val="hybridMultilevel"/>
+    <w:tmpl w:val="D3AE3B5E"/>
+    <w:lvl w:ilvl="0" w:tplc="09EA9304">
+      <w:start w:val="4"/>
+      <w:numFmt w:val="decimal"/>
+      <w:lvlText w:val="%1"/>
+      <w:lvlJc w:val="left"/>
+      <w:pPr>
+        <w:ind w:left="720" w:hanging="360"/>
+      </w:pPr>
+      <w:rPr>
+        <w:rFonts w:ascii="Source Sans 3 Medium" w:hAnsi="Source Sans 3 Medium" w:hint="default"/>
+        <w:b/>
+        <w:bCs/>
+        <w:spacing w:val="0"/>
+        <w:w w:val="74"/>
+      </w:rPr>
+    </w:lvl>
+    <w:lvl w:ilvl="1" w:tplc="04090019" w:tentative="1">
+      <w:start w:val="1"/>
+      <w:numFmt w:val="lowerLetter"/>
+      <w:lvlText w:val="%2."/>
+      <w:lvlJc w:val="left"/>
+      <w:pPr>
+        <w:ind w:left="1440" w:hanging="360"/>
+      </w:pPr>
+    </w:lvl>
+    <w:lvl w:ilvl="2" w:tplc="0409001B" w:tentative="1">
+      <w:start w:val="1"/>
+      <w:numFmt w:val="lowerRoman"/>
+      <w:lvlText w:val="%3."/>
+      <w:lvlJc w:val="right"/>
+      <w:pPr>
+        <w:ind w:left="2160" w:hanging="180"/>
+      </w:pPr>
+    </w:lvl>
+    <w:lvl w:ilvl="3" w:tplc="0409000F" w:tentative="1">
+      <w:start w:val="1"/>
+      <w:numFmt w:val="decimal"/>
+      <w:lvlText w:val="%4."/>
+      <w:lvlJc w:val="left"/>
+      <w:pPr>
+        <w:ind w:left="2880" w:hanging="360"/>
+      </w:pPr>
+    </w:lvl>
+    <w:lvl w:ilvl="4" w:tplc="04090019" w:tentative="1">
+      <w:start w:val="1"/>
+      <w:numFmt w:val="lowerLetter"/>
+      <w:lvlText w:val="%5."/>
+      <w:lvlJc w:val="left"/>
+      <w:pPr>
+        <w:ind w:left="3600" w:hanging="360"/>
+      </w:pPr>
+    </w:lvl>
+    <w:lvl w:ilvl="5" w:tplc="0409001B" w:tentative="1">
+      <w:start w:val="1"/>
+      <w:numFmt w:val="lowerRoman"/>
+      <w:lvlText w:val="%6."/>
+      <w:lvlJc w:val="right"/>
+      <w:pPr>
+        <w:ind w:left="4320" w:hanging="180"/>
+      </w:pPr>
+    </w:lvl>
+    <w:lvl w:ilvl="6" w:tplc="0409000F" w:tentative="1">
+      <w:start w:val="1"/>
+      <w:numFmt w:val="decimal"/>
+      <w:lvlText w:val="%7."/>
+      <w:lvlJc w:val="left"/>
+      <w:pPr>
+        <w:ind w:left="5040" w:hanging="360"/>
+      </w:pPr>
+    </w:lvl>
+    <w:lvl w:ilvl="7" w:tplc="04090019" w:tentative="1">
+      <w:start w:val="1"/>
+      <w:numFmt w:val="lowerLetter"/>
+      <w:lvlText w:val="%8."/>
+      <w:lvlJc w:val="left"/>
+      <w:pPr>
+        <w:ind w:left="5760" w:hanging="360"/>
+      </w:pPr>
+    </w:lvl>
+    <w:lvl w:ilvl="8" w:tplc="0409001B" w:tentative="1">
+      <w:start w:val="1"/>
+      <w:numFmt w:val="lowerRoman"/>
+      <w:lvlText w:val="%9."/>
+      <w:lvlJc w:val="right"/>
+      <w:pPr>
+        <w:ind w:left="6480" w:hanging="180"/>
+      </w:pPr>
+    </w:lvl>
+  </w:abstractNum>
+  <w:abstractNum w:abstractNumId="43" w15:restartNumberingAfterBreak="0">
     <w:nsid w:val="72A749C7"/>
     <w:multiLevelType w:val="hybridMultilevel"/>
     <w:tmpl w:val="56A69A5C"/>
@@ -17583,7 +20009,7 @@
       </w:pPr>
     </w:lvl>
   </w:abstractNum>
-  <w:abstractNum w:abstractNumId="36" w15:restartNumberingAfterBreak="0">
+  <w:abstractNum w:abstractNumId="44" w15:restartNumberingAfterBreak="0">
     <w:nsid w:val="764873C4"/>
     <w:multiLevelType w:val="hybridMultilevel"/>
     <w:tmpl w:val="08D655B4"/>
@@ -17677,7 +20103,103 @@
       </w:pPr>
     </w:lvl>
   </w:abstractNum>
-  <w:abstractNum w:abstractNumId="37" w15:restartNumberingAfterBreak="0">
+  <w:abstractNum w:abstractNumId="45" w15:restartNumberingAfterBreak="0">
+    <w:nsid w:val="765A1B30"/>
+    <w:multiLevelType w:val="hybridMultilevel"/>
+    <w:tmpl w:val="BEA6841C"/>
+    <w:lvl w:ilvl="0" w:tplc="FFFFFFFF">
+      <w:start w:val="1"/>
+      <w:numFmt w:val="upperLetter"/>
+      <w:lvlText w:val="%1:"/>
+      <w:lvlJc w:val="left"/>
+      <w:pPr>
+        <w:ind w:left="587" w:hanging="360"/>
+      </w:pPr>
+      <w:rPr>
+        <w:rFonts w:hint="default"/>
+        <w:b/>
+        <w:bCs/>
+        <w:i w:val="0"/>
+        <w:iCs w:val="0"/>
+        <w:spacing w:val="0"/>
+        <w:w w:val="84"/>
+        <w:lang w:val="en-US" w:eastAsia="en-US" w:bidi="ar-SA"/>
+      </w:rPr>
+    </w:lvl>
+    <w:lvl w:ilvl="1" w:tplc="FFFFFFFF" w:tentative="1">
+      <w:start w:val="1"/>
+      <w:numFmt w:val="lowerLetter"/>
+      <w:lvlText w:val="%2."/>
+      <w:lvlJc w:val="left"/>
+      <w:pPr>
+        <w:ind w:left="1307" w:hanging="360"/>
+      </w:pPr>
+    </w:lvl>
+    <w:lvl w:ilvl="2" w:tplc="FFFFFFFF" w:tentative="1">
+      <w:start w:val="1"/>
+      <w:numFmt w:val="lowerRoman"/>
+      <w:lvlText w:val="%3."/>
+      <w:lvlJc w:val="right"/>
+      <w:pPr>
+        <w:ind w:left="2027" w:hanging="180"/>
+      </w:pPr>
+    </w:lvl>
+    <w:lvl w:ilvl="3" w:tplc="FFFFFFFF" w:tentative="1">
+      <w:start w:val="1"/>
+      <w:numFmt w:val="decimal"/>
+      <w:lvlText w:val="%4."/>
+      <w:lvlJc w:val="left"/>
+      <w:pPr>
+        <w:ind w:left="2747" w:hanging="360"/>
+      </w:pPr>
+    </w:lvl>
+    <w:lvl w:ilvl="4" w:tplc="FFFFFFFF" w:tentative="1">
+      <w:start w:val="1"/>
+      <w:numFmt w:val="lowerLetter"/>
+      <w:lvlText w:val="%5."/>
+      <w:lvlJc w:val="left"/>
+      <w:pPr>
+        <w:ind w:left="3467" w:hanging="360"/>
+      </w:pPr>
+    </w:lvl>
+    <w:lvl w:ilvl="5" w:tplc="FFFFFFFF" w:tentative="1">
+      <w:start w:val="1"/>
+      <w:numFmt w:val="lowerRoman"/>
+      <w:lvlText w:val="%6."/>
+      <w:lvlJc w:val="right"/>
+      <w:pPr>
+        <w:ind w:left="4187" w:hanging="180"/>
+      </w:pPr>
+    </w:lvl>
+    <w:lvl w:ilvl="6" w:tplc="FFFFFFFF" w:tentative="1">
+      <w:start w:val="1"/>
+      <w:numFmt w:val="decimal"/>
+      <w:lvlText w:val="%7."/>
+      <w:lvlJc w:val="left"/>
+      <w:pPr>
+        <w:ind w:left="4907" w:hanging="360"/>
+      </w:pPr>
+    </w:lvl>
+    <w:lvl w:ilvl="7" w:tplc="FFFFFFFF" w:tentative="1">
+      <w:start w:val="1"/>
+      <w:numFmt w:val="lowerLetter"/>
+      <w:lvlText w:val="%8."/>
+      <w:lvlJc w:val="left"/>
+      <w:pPr>
+        <w:ind w:left="5627" w:hanging="360"/>
+      </w:pPr>
+    </w:lvl>
+    <w:lvl w:ilvl="8" w:tplc="FFFFFFFF" w:tentative="1">
+      <w:start w:val="1"/>
+      <w:numFmt w:val="lowerRoman"/>
+      <w:lvlText w:val="%9."/>
+      <w:lvlJc w:val="right"/>
+      <w:pPr>
+        <w:ind w:left="6347" w:hanging="180"/>
+      </w:pPr>
+    </w:lvl>
+  </w:abstractNum>
+  <w:abstractNum w:abstractNumId="46" w15:restartNumberingAfterBreak="0">
     <w:nsid w:val="77CD49EA"/>
     <w:multiLevelType w:val="hybridMultilevel"/>
     <w:tmpl w:val="9D949C3A"/>
@@ -17769,7 +20291,7 @@
       </w:pPr>
     </w:lvl>
   </w:abstractNum>
-  <w:abstractNum w:abstractNumId="38" w15:restartNumberingAfterBreak="0">
+  <w:abstractNum w:abstractNumId="47" w15:restartNumberingAfterBreak="0">
     <w:nsid w:val="79313269"/>
     <w:multiLevelType w:val="hybridMultilevel"/>
     <w:tmpl w:val="279E3142"/>
@@ -17860,7 +20382,103 @@
       </w:pPr>
     </w:lvl>
   </w:abstractNum>
-  <w:abstractNum w:abstractNumId="39" w15:restartNumberingAfterBreak="0">
+  <w:abstractNum w:abstractNumId="48" w15:restartNumberingAfterBreak="0">
+    <w:nsid w:val="7A902B9B"/>
+    <w:multiLevelType w:val="hybridMultilevel"/>
+    <w:tmpl w:val="BEA6841C"/>
+    <w:lvl w:ilvl="0" w:tplc="FFFFFFFF">
+      <w:start w:val="1"/>
+      <w:numFmt w:val="upperLetter"/>
+      <w:lvlText w:val="%1:"/>
+      <w:lvlJc w:val="left"/>
+      <w:pPr>
+        <w:ind w:left="587" w:hanging="360"/>
+      </w:pPr>
+      <w:rPr>
+        <w:rFonts w:hint="default"/>
+        <w:b/>
+        <w:bCs/>
+        <w:i w:val="0"/>
+        <w:iCs w:val="0"/>
+        <w:spacing w:val="0"/>
+        <w:w w:val="84"/>
+        <w:lang w:val="en-US" w:eastAsia="en-US" w:bidi="ar-SA"/>
+      </w:rPr>
+    </w:lvl>
+    <w:lvl w:ilvl="1" w:tplc="FFFFFFFF" w:tentative="1">
+      <w:start w:val="1"/>
+      <w:numFmt w:val="lowerLetter"/>
+      <w:lvlText w:val="%2."/>
+      <w:lvlJc w:val="left"/>
+      <w:pPr>
+        <w:ind w:left="1307" w:hanging="360"/>
+      </w:pPr>
+    </w:lvl>
+    <w:lvl w:ilvl="2" w:tplc="FFFFFFFF" w:tentative="1">
+      <w:start w:val="1"/>
+      <w:numFmt w:val="lowerRoman"/>
+      <w:lvlText w:val="%3."/>
+      <w:lvlJc w:val="right"/>
+      <w:pPr>
+        <w:ind w:left="2027" w:hanging="180"/>
+      </w:pPr>
+    </w:lvl>
+    <w:lvl w:ilvl="3" w:tplc="FFFFFFFF" w:tentative="1">
+      <w:start w:val="1"/>
+      <w:numFmt w:val="decimal"/>
+      <w:lvlText w:val="%4."/>
+      <w:lvlJc w:val="left"/>
+      <w:pPr>
+        <w:ind w:left="2747" w:hanging="360"/>
+      </w:pPr>
+    </w:lvl>
+    <w:lvl w:ilvl="4" w:tplc="FFFFFFFF" w:tentative="1">
+      <w:start w:val="1"/>
+      <w:numFmt w:val="lowerLetter"/>
+      <w:lvlText w:val="%5."/>
+      <w:lvlJc w:val="left"/>
+      <w:pPr>
+        <w:ind w:left="3467" w:hanging="360"/>
+      </w:pPr>
+    </w:lvl>
+    <w:lvl w:ilvl="5" w:tplc="FFFFFFFF" w:tentative="1">
+      <w:start w:val="1"/>
+      <w:numFmt w:val="lowerRoman"/>
+      <w:lvlText w:val="%6."/>
+      <w:lvlJc w:val="right"/>
+      <w:pPr>
+        <w:ind w:left="4187" w:hanging="180"/>
+      </w:pPr>
+    </w:lvl>
+    <w:lvl w:ilvl="6" w:tplc="FFFFFFFF" w:tentative="1">
+      <w:start w:val="1"/>
+      <w:numFmt w:val="decimal"/>
+      <w:lvlText w:val="%7."/>
+      <w:lvlJc w:val="left"/>
+      <w:pPr>
+        <w:ind w:left="4907" w:hanging="360"/>
+      </w:pPr>
+    </w:lvl>
+    <w:lvl w:ilvl="7" w:tplc="FFFFFFFF" w:tentative="1">
+      <w:start w:val="1"/>
+      <w:numFmt w:val="lowerLetter"/>
+      <w:lvlText w:val="%8."/>
+      <w:lvlJc w:val="left"/>
+      <w:pPr>
+        <w:ind w:left="5627" w:hanging="360"/>
+      </w:pPr>
+    </w:lvl>
+    <w:lvl w:ilvl="8" w:tplc="FFFFFFFF" w:tentative="1">
+      <w:start w:val="1"/>
+      <w:numFmt w:val="lowerRoman"/>
+      <w:lvlText w:val="%9."/>
+      <w:lvlJc w:val="right"/>
+      <w:pPr>
+        <w:ind w:left="6347" w:hanging="180"/>
+      </w:pPr>
+    </w:lvl>
+  </w:abstractNum>
+  <w:abstractNum w:abstractNumId="49" w15:restartNumberingAfterBreak="0">
     <w:nsid w:val="7EA67624"/>
     <w:multiLevelType w:val="hybridMultilevel"/>
     <w:tmpl w:val="291A30C6"/>
@@ -17952,126 +20570,156 @@
     </w:lvl>
   </w:abstractNum>
   <w:num w:numId="1" w16cid:durableId="667248184">
-    <w:abstractNumId w:val="18"/>
+    <w:abstractNumId w:val="22"/>
   </w:num>
   <w:num w:numId="2" w16cid:durableId="1264069730">
-    <w:abstractNumId w:val="34"/>
+    <w:abstractNumId w:val="41"/>
   </w:num>
   <w:num w:numId="3" w16cid:durableId="1546023152">
-    <w:abstractNumId w:val="33"/>
+    <w:abstractNumId w:val="40"/>
   </w:num>
   <w:num w:numId="4" w16cid:durableId="1226453288">
     <w:abstractNumId w:val="3"/>
   </w:num>
   <w:num w:numId="5" w16cid:durableId="195582916">
-    <w:abstractNumId w:val="8"/>
+    <w:abstractNumId w:val="10"/>
   </w:num>
   <w:num w:numId="6" w16cid:durableId="1166481521">
-    <w:abstractNumId w:val="19"/>
+    <w:abstractNumId w:val="23"/>
   </w:num>
   <w:num w:numId="7" w16cid:durableId="439492112">
-    <w:abstractNumId w:val="37"/>
+    <w:abstractNumId w:val="46"/>
   </w:num>
   <w:num w:numId="8" w16cid:durableId="997658750">
+    <w:abstractNumId w:val="31"/>
+  </w:num>
+  <w:num w:numId="9" w16cid:durableId="1445492604">
+    <w:abstractNumId w:val="11"/>
+  </w:num>
+  <w:num w:numId="10" w16cid:durableId="1324813548">
+    <w:abstractNumId w:val="43"/>
+  </w:num>
+  <w:num w:numId="11" w16cid:durableId="1995328297">
+    <w:abstractNumId w:val="12"/>
+  </w:num>
+  <w:num w:numId="12" w16cid:durableId="1538278096">
+    <w:abstractNumId w:val="39"/>
+  </w:num>
+  <w:num w:numId="13" w16cid:durableId="1605729890">
     <w:abstractNumId w:val="25"/>
   </w:num>
-  <w:num w:numId="9" w16cid:durableId="1445492604">
-    <w:abstractNumId w:val="9"/>
-  </w:num>
-  <w:num w:numId="10" w16cid:durableId="1324813548">
-    <w:abstractNumId w:val="35"/>
-  </w:num>
-  <w:num w:numId="11" w16cid:durableId="1995328297">
-    <w:abstractNumId w:val="10"/>
-  </w:num>
-  <w:num w:numId="12" w16cid:durableId="1538278096">
-    <w:abstractNumId w:val="32"/>
-  </w:num>
-  <w:num w:numId="13" w16cid:durableId="1605729890">
-    <w:abstractNumId w:val="22"/>
-  </w:num>
   <w:num w:numId="14" w16cid:durableId="613176844">
-    <w:abstractNumId w:val="27"/>
+    <w:abstractNumId w:val="33"/>
   </w:num>
   <w:num w:numId="15" w16cid:durableId="1752239720">
-    <w:abstractNumId w:val="29"/>
+    <w:abstractNumId w:val="36"/>
   </w:num>
   <w:num w:numId="16" w16cid:durableId="1832410741">
     <w:abstractNumId w:val="2"/>
   </w:num>
   <w:num w:numId="17" w16cid:durableId="1483304690">
+    <w:abstractNumId w:val="7"/>
+  </w:num>
+  <w:num w:numId="18" w16cid:durableId="259028912">
+    <w:abstractNumId w:val="47"/>
+  </w:num>
+  <w:num w:numId="19" w16cid:durableId="618530009">
     <w:abstractNumId w:val="6"/>
   </w:num>
-  <w:num w:numId="18" w16cid:durableId="259028912">
+  <w:num w:numId="20" w16cid:durableId="2050913877">
     <w:abstractNumId w:val="38"/>
   </w:num>
-  <w:num w:numId="19" w16cid:durableId="618530009">
-    <w:abstractNumId w:val="5"/>
-  </w:num>
-  <w:num w:numId="20" w16cid:durableId="2050913877">
-    <w:abstractNumId w:val="31"/>
-  </w:num>
   <w:num w:numId="21" w16cid:durableId="795563217">
-    <w:abstractNumId w:val="7"/>
+    <w:abstractNumId w:val="9"/>
   </w:num>
   <w:num w:numId="22" w16cid:durableId="28991042">
-    <w:abstractNumId w:val="24"/>
+    <w:abstractNumId w:val="29"/>
   </w:num>
   <w:num w:numId="23" w16cid:durableId="951788158">
     <w:abstractNumId w:val="1"/>
   </w:num>
   <w:num w:numId="24" w16cid:durableId="886261180">
-    <w:abstractNumId w:val="36"/>
+    <w:abstractNumId w:val="44"/>
   </w:num>
   <w:num w:numId="25" w16cid:durableId="1882479073">
+    <w:abstractNumId w:val="32"/>
+  </w:num>
+  <w:num w:numId="26" w16cid:durableId="1665552601">
+    <w:abstractNumId w:val="24"/>
+  </w:num>
+  <w:num w:numId="27" w16cid:durableId="1373191236">
+    <w:abstractNumId w:val="14"/>
+  </w:num>
+  <w:num w:numId="28" w16cid:durableId="1206874510">
+    <w:abstractNumId w:val="15"/>
+  </w:num>
+  <w:num w:numId="29" w16cid:durableId="1185636100">
+    <w:abstractNumId w:val="37"/>
+  </w:num>
+  <w:num w:numId="30" w16cid:durableId="333799131">
+    <w:abstractNumId w:val="17"/>
+  </w:num>
+  <w:num w:numId="31" w16cid:durableId="214898011">
+    <w:abstractNumId w:val="27"/>
+  </w:num>
+  <w:num w:numId="32" w16cid:durableId="29763134">
+    <w:abstractNumId w:val="21"/>
+  </w:num>
+  <w:num w:numId="33" w16cid:durableId="314339201">
+    <w:abstractNumId w:val="5"/>
+  </w:num>
+  <w:num w:numId="34" w16cid:durableId="1770811348">
+    <w:abstractNumId w:val="34"/>
+  </w:num>
+  <w:num w:numId="35" w16cid:durableId="360473341">
+    <w:abstractNumId w:val="13"/>
+  </w:num>
+  <w:num w:numId="36" w16cid:durableId="69236877">
+    <w:abstractNumId w:val="49"/>
+  </w:num>
+  <w:num w:numId="37" w16cid:durableId="1829439796">
+    <w:abstractNumId w:val="20"/>
+  </w:num>
+  <w:num w:numId="38" w16cid:durableId="1814908951">
+    <w:abstractNumId w:val="19"/>
+  </w:num>
+  <w:num w:numId="39" w16cid:durableId="471602117">
+    <w:abstractNumId w:val="8"/>
+  </w:num>
+  <w:num w:numId="40" w16cid:durableId="76555911">
+    <w:abstractNumId w:val="35"/>
+  </w:num>
+  <w:num w:numId="41" w16cid:durableId="995885420">
     <w:abstractNumId w:val="26"/>
   </w:num>
-  <w:num w:numId="26" w16cid:durableId="1665552601">
-    <w:abstractNumId w:val="20"/>
+  <w:num w:numId="42" w16cid:durableId="1752507585">
+    <w:abstractNumId w:val="16"/>
   </w:num>
-  <w:num w:numId="27" w16cid:durableId="790367420">
-    <w:abstractNumId w:val="21"/>
+  <w:num w:numId="43" w16cid:durableId="1231427931">
+    <w:abstractNumId w:val="42"/>
   </w:num>
-  <w:num w:numId="28" w16cid:durableId="1373191236">
-    <w:abstractNumId w:val="12"/>
+  <w:num w:numId="44" w16cid:durableId="717049857">
+    <w:abstractNumId w:val="0"/>
   </w:num>
-  <w:num w:numId="29" w16cid:durableId="1206874510">
-    <w:abstractNumId w:val="13"/>
+  <w:num w:numId="45" w16cid:durableId="893321363">
+    <w:abstractNumId w:val="18"/>
   </w:num>
-  <w:num w:numId="30" w16cid:durableId="1185636100">
+  <w:num w:numId="46" w16cid:durableId="517475190">
     <w:abstractNumId w:val="30"/>
   </w:num>
-  <w:num w:numId="31" w16cid:durableId="333799131">
-    <w:abstractNumId w:val="14"/>
+  <w:num w:numId="47" w16cid:durableId="945579164">
+    <w:abstractNumId w:val="28"/>
   </w:num>
-  <w:num w:numId="32" w16cid:durableId="727875462">
-    <w:abstractNumId w:val="0"/>
-  </w:num>
-  <w:num w:numId="33" w16cid:durableId="214898011">
-    <w:abstractNumId w:val="23"/>
-  </w:num>
-  <w:num w:numId="34" w16cid:durableId="29763134">
-    <w:abstractNumId w:val="17"/>
-  </w:num>
-  <w:num w:numId="35" w16cid:durableId="314339201">
+  <w:num w:numId="48" w16cid:durableId="1837259727">
     <w:abstractNumId w:val="4"/>
   </w:num>
-  <w:num w:numId="36" w16cid:durableId="1770811348">
-    <w:abstractNumId w:val="28"/>
+  <w:num w:numId="49" w16cid:durableId="799567825">
+    <w:abstractNumId w:val="45"/>
   </w:num>
-  <w:num w:numId="37" w16cid:durableId="360473341">
-    <w:abstractNumId w:val="11"/>
+  <w:num w:numId="50" w16cid:durableId="138963974">
+    <w:abstractNumId w:val="48"/>
   </w:num>
-  <w:num w:numId="38" w16cid:durableId="69236877">
-    <w:abstractNumId w:val="39"/>
-  </w:num>
-  <w:num w:numId="39" w16cid:durableId="1829439796">
-    <w:abstractNumId w:val="16"/>
-  </w:num>
-  <w:num w:numId="40" w16cid:durableId="1814908951">
-    <w:abstractNumId w:val="15"/>
-  </w:num>
-  <w:numIdMacAtCleanup w:val="39"/>
+  <w:numIdMacAtCleanup w:val="50"/>
 </w:numbering>
 </file>
 
@@ -18480,7 +21128,6 @@
   <w:style w:type="character" w:default="1" w:styleId="DefaultParagraphFont">
     <w:name w:val="Default Paragraph Font"/>
     <w:uiPriority w:val="1"/>
-    <w:semiHidden/>
     <w:unhideWhenUsed/>
   </w:style>
   <w:style w:type="table" w:default="1" w:styleId="TableNormal">
@@ -18945,7 +21592,7 @@
     <w:name w:val="List Paragraph Char"/>
     <w:basedOn w:val="DefaultParagraphFont"/>
     <w:link w:val="ListParagraph"/>
-    <w:uiPriority w:val="34"/>
+    <w:uiPriority w:val="1"/>
     <w:rsid w:val="0036092A"/>
     <w:rPr>
       <w:rFonts w:ascii="Calibri" w:eastAsia="Calibri" w:hAnsi="Calibri" w:cs="Calibri"/>

--- a/assets/data/Mindset 01/Mindset1- Custom.docx
+++ b/assets/data/Mindset 01/Mindset1- Custom.docx
@@ -407,19 +407,11 @@
             <w:r>
               <w:t xml:space="preserve">I </w:t>
             </w:r>
-            <w:proofErr w:type="gramStart"/>
             <w:r>
               <w:rPr>
                 <w:i/>
               </w:rPr>
-              <w:t>other</w:t>
-            </w:r>
-            <w:proofErr w:type="gramEnd"/>
-            <w:r>
-              <w:rPr>
-                <w:i/>
-              </w:rPr>
-              <w:t xml:space="preserve"> daughter</w:t>
+              <w:t>other daughter</w:t>
             </w:r>
             <w:r>
               <w:rPr>
@@ -4191,23 +4183,7 @@
                       <w:sz w:val="21"/>
                       <w:szCs w:val="21"/>
                     </w:rPr>
-                    <w:t xml:space="preserve">is an adverb of frequency. It gives us an idea of how often something happens. The present </w:t>
-                  </w:r>
-                  <w:proofErr w:type="gramStart"/>
-                  <w:r>
-                    <w:rPr>
-                      <w:sz w:val="21"/>
-                      <w:szCs w:val="21"/>
-                    </w:rPr>
-                    <w:t>simple</w:t>
-                  </w:r>
-                  <w:proofErr w:type="gramEnd"/>
-                  <w:r>
-                    <w:rPr>
-                      <w:sz w:val="21"/>
-                      <w:szCs w:val="21"/>
-                    </w:rPr>
-                    <w:t xml:space="preserve"> tells us about regular events, and adverbs of frequency are common with this tense</w:t>
+                    <w:t>is an adverb of frequency. It gives us an idea of how often something happens. The present simple tells us about regular events, and adverbs of frequency are common with this tense</w:t>
                   </w:r>
                   <w:r>
                     <w:rPr>
@@ -4685,15 +4661,7 @@
               <w:ind w:left="284" w:hanging="284"/>
             </w:pPr>
             <w:r>
-              <w:t xml:space="preserve">What work-related problem </w:t>
-            </w:r>
-            <w:proofErr w:type="gramStart"/>
-            <w:r>
-              <w:t>do</w:t>
-            </w:r>
-            <w:proofErr w:type="gramEnd"/>
-            <w:r>
-              <w:t xml:space="preserve"> people have that makes them less likely to form friendships?</w:t>
+              <w:t>What work-related problem do people have that makes them less likely to form friendships?</w:t>
             </w:r>
           </w:p>
           <w:p>
@@ -5476,15 +5444,7 @@
                   </w:r>
                   <w:proofErr w:type="spellEnd"/>
                   <w:r>
-                    <w:t xml:space="preserve"> is round and there are handles on each side. </w:t>
-                  </w:r>
-                  <w:proofErr w:type="gramStart"/>
-                  <w:r>
-                    <w:t>One part</w:t>
-                  </w:r>
-                  <w:proofErr w:type="gramEnd"/>
-                  <w:r>
-                    <w:t xml:space="preserve"> fits into the other.</w:t>
+                    <w:t xml:space="preserve"> is round and there are handles on each side. One part fits into the other.</w:t>
                   </w:r>
                 </w:p>
                 <w:p>
@@ -7635,7 +7595,6 @@
                       </w14:textOutline>
                     </w:rPr>
                   </w:pPr>
-                  <w:proofErr w:type="gramStart"/>
                   <w:r>
                     <w:rPr>
                       <w:sz w:val="23"/>
@@ -7643,7 +7602,6 @@
                     </w:rPr>
                     <w:t>Finally</w:t>
                   </w:r>
-                  <w:proofErr w:type="gramEnd"/>
                 </w:p>
               </w:tc>
               <w:tc>
@@ -10798,29 +10756,7 @@
                 <w:sz w:val="23"/>
                 <w:szCs w:val="23"/>
               </w:rPr>
-              <w:t xml:space="preserve">In Section 1 of the Listening </w:t>
-            </w:r>
-            <w:proofErr w:type="gramStart"/>
-            <w:r>
-              <w:rPr>
-                <w:rFonts w:ascii="Source Sans 3 Medium" w:hAnsi="Source Sans 3 Medium"/>
-                <w:b/>
-                <w:bCs/>
-                <w:sz w:val="23"/>
-                <w:szCs w:val="23"/>
-              </w:rPr>
-              <w:t>test</w:t>
-            </w:r>
-            <w:proofErr w:type="gramEnd"/>
-            <w:r>
-              <w:rPr>
-                <w:rFonts w:ascii="Source Sans 3 Medium" w:hAnsi="Source Sans 3 Medium"/>
-                <w:b/>
-                <w:bCs/>
-                <w:sz w:val="23"/>
-                <w:szCs w:val="23"/>
-              </w:rPr>
-              <w:t xml:space="preserve"> you will hear two people talking in everyday situations. Tick TWO situations that could be in Section 1 of the Listening test</w:t>
+              <w:t>In Section 1 of the Listening test you will hear two people talking in everyday situations. Tick TWO situations that could be in Section 1 of the Listening test</w:t>
             </w:r>
             <w:r>
               <w:rPr>
@@ -14098,16 +14034,11 @@
                     <w:t xml:space="preserve"> ---</w:t>
                   </w:r>
                   <w:r>
-                    <w:t xml:space="preserve"> pounds, but actually we've got a sale on at the pounds. </w:t>
-                  </w:r>
-                  <w:proofErr w:type="gramStart"/>
-                  <w:r>
-                    <w:t>S</w:t>
+                    <w:t xml:space="preserve"> pounds, but actually we've got a sale on at the pounds. S</w:t>
                   </w:r>
                   <w:r>
                     <w:t>o</w:t>
                   </w:r>
-                  <w:proofErr w:type="gramEnd"/>
                   <w:r>
                     <w:t xml:space="preserve"> you can save </w:t>
                   </w:r>
@@ -14628,7 +14559,6 @@
           <w:tcPr>
             <w:tcW w:w="5466" w:type="dxa"/>
           </w:tcPr>
-          <w:p/>
           <w:p>
             <w:pPr>
               <w:rPr>
@@ -15720,7 +15650,7 @@
                 <w:bdr w:val="single" w:sz="24" w:space="0" w:color="BE1085"/>
                 <w:shd w:val="clear" w:color="auto" w:fill="FFFFFF" w:themeFill="background1"/>
               </w:rPr>
-              <w:t>11</w:t>
+              <w:t>13</w:t>
             </w:r>
           </w:p>
           <w:tbl>
@@ -15760,7 +15690,7 @@
                       <w:sz w:val="21"/>
                       <w:szCs w:val="21"/>
                     </w:rPr>
-                    <w:t>The words in the questions and options (A, B, C) may not be the same as the words you hear on the recording. You need to listen for words with a similar meaning. It can sometimes help to rephrase the question in your own words before you listen.</w:t>
+                    <w:t>Use the questions to help you to follow the recording. Multiple-choice questions are in the same order as the information in the recording. You will hear the answer to question 2 before you hear the information which gives you the answer to question 3.</w:t>
                   </w:r>
                 </w:p>
               </w:tc>
@@ -15775,6 +15705,2723 @@
                 <w:bCs/>
                 <w:sz w:val="23"/>
                 <w:szCs w:val="23"/>
+              </w:rPr>
+            </w:pPr>
+          </w:p>
+        </w:tc>
+      </w:tr>
+    </w:tbl>
+    <w:p>
+      <w:pPr>
+        <w:rPr>
+          <w:rFonts w:ascii="Source Sans 3" w:hAnsi="Source Sans 3"/>
+          <w:sz w:val="23"/>
+          <w:szCs w:val="23"/>
+          <w:lang w:bidi="ar-SA"/>
+        </w:rPr>
+      </w:pPr>
+      <w:r>
+        <w:br w:type="page"/>
+      </w:r>
+    </w:p>
+    <w:tbl>
+      <w:tblPr>
+        <w:tblStyle w:val="DottedTable"/>
+        <w:tblW w:w="14312" w:type="dxa"/>
+        <w:tblLook w:val="04A0" w:firstRow="1" w:lastRow="0" w:firstColumn="1" w:lastColumn="0" w:noHBand="0" w:noVBand="1"/>
+      </w:tblPr>
+      <w:tblGrid>
+        <w:gridCol w:w="14312"/>
+      </w:tblGrid>
+      <w:tr>
+        <w:tc>
+          <w:tcPr>
+            <w:tcW w:w="14312" w:type="dxa"/>
+            <w:shd w:val="clear" w:color="auto" w:fill="047FDC"/>
+          </w:tcPr>
+          <w:tbl>
+            <w:tblPr>
+              <w:tblStyle w:val="DottedTable"/>
+              <w:tblW w:w="0" w:type="auto"/>
+              <w:tblLook w:val="04A0" w:firstRow="1" w:lastRow="0" w:firstColumn="1" w:lastColumn="0" w:noHBand="0" w:noVBand="1"/>
+            </w:tblPr>
+            <w:tblGrid>
+              <w:gridCol w:w="3859"/>
+            </w:tblGrid>
+            <w:tr>
+              <w:tc>
+                <w:tcPr>
+                  <w:tcW w:w="0" w:type="auto"/>
+                  <w:tcBorders>
+                    <w:top w:val="single" w:sz="24" w:space="0" w:color="auto"/>
+                    <w:left w:val="single" w:sz="24" w:space="0" w:color="auto"/>
+                    <w:bottom w:val="single" w:sz="24" w:space="0" w:color="auto"/>
+                    <w:right w:val="single" w:sz="24" w:space="0" w:color="auto"/>
+                  </w:tcBorders>
+                  <w:tcMar>
+                    <w:left w:w="0" w:type="dxa"/>
+                    <w:right w:w="0" w:type="dxa"/>
+                  </w:tcMar>
+                </w:tcPr>
+                <w:p>
+                  <w:pPr>
+                    <w:rPr>
+                      <w:rFonts w:ascii="Source Sans 3 ExtraBold" w:hAnsi="Source Sans 3 ExtraBold"/>
+                      <w:b/>
+                      <w:bCs/>
+                      <w:color w:val="DDF03C"/>
+                      <w:sz w:val="34"/>
+                      <w:szCs w:val="34"/>
+                      <w:shd w:val="clear" w:color="auto" w:fill="FFFFFF" w:themeFill="background1"/>
+                    </w:rPr>
+                  </w:pPr>
+                  <w:r>
+                    <w:rPr>
+                      <w:rFonts w:ascii="Source Sans 3 ExtraBold" w:hAnsi="Source Sans 3 ExtraBold"/>
+                      <w:b/>
+                      <w:bCs/>
+                      <w:sz w:val="34"/>
+                      <w:szCs w:val="34"/>
+                      <w:shd w:val="clear" w:color="auto" w:fill="FFFFFF" w:themeFill="background1"/>
+                    </w:rPr>
+                    <w:lastRenderedPageBreak/>
+                    <w:t xml:space="preserve">UNIT/01: </w:t>
+                  </w:r>
+                  <w:r>
+                    <w:rPr>
+                      <w:rFonts w:ascii="Source Sans 3 ExtraBold" w:hAnsi="Source Sans 3 ExtraBold"/>
+                      <w:b/>
+                      <w:bCs/>
+                      <w:color w:val="047FDC"/>
+                      <w:sz w:val="34"/>
+                      <w:szCs w:val="34"/>
+                      <w:shd w:val="clear" w:color="auto" w:fill="FFFFFF" w:themeFill="background1"/>
+                    </w:rPr>
+                    <w:t>RELATIONSHIPS</w:t>
+                  </w:r>
+                </w:p>
+              </w:tc>
+            </w:tr>
+          </w:tbl>
+          <w:p>
+            <w:pPr>
+              <w:rPr>
+                <w:rFonts w:ascii="Source Sans 3 Black" w:hAnsi="Source Sans 3 Black"/>
+                <w:b/>
+                <w:bCs/>
+                <w:color w:val="FFFFFF" w:themeColor="background1"/>
+                <w:sz w:val="90"/>
+                <w:szCs w:val="90"/>
+              </w:rPr>
+            </w:pPr>
+            <w:r>
+              <w:rPr>
+                <w:rFonts w:ascii="Source Sans 3 Black" w:hAnsi="Source Sans 3 Black"/>
+                <w:b/>
+                <w:bCs/>
+                <w:color w:val="FFFFFF" w:themeColor="background1"/>
+                <w:sz w:val="90"/>
+                <w:szCs w:val="90"/>
+              </w:rPr>
+              <w:t>SPEAKING</w:t>
+            </w:r>
+          </w:p>
+          <w:p>
+            <w:pPr>
+              <w:rPr>
+                <w:rFonts w:ascii="Source Sans 3 Bold" w:hAnsi="Source Sans 3 Bold"/>
+                <w:b/>
+                <w:bCs/>
+                <w:caps/>
+              </w:rPr>
+            </w:pPr>
+            <w:r>
+              <w:rPr>
+                <w:rFonts w:ascii="Source Sans 3 Bold" w:hAnsi="Source Sans 3 Bold"/>
+                <w:b/>
+                <w:bCs/>
+                <w:caps/>
+              </w:rPr>
+              <w:t>IN THIS unIT YOU WILL</w:t>
+            </w:r>
+            <w:r>
+              <w:rPr>
+                <w:rFonts w:ascii="Source Sans 3 Bold" w:hAnsi="Source Sans 3 Bold"/>
+                <w:b/>
+                <w:bCs/>
+                <w:caps/>
+              </w:rPr>
+              <w:br/>
+              <w:t>LEARN HOW TO</w:t>
+            </w:r>
+          </w:p>
+          <w:p>
+            <w:pPr>
+              <w:pStyle w:val="ListParagraph"/>
+              <w:numPr>
+                <w:ilvl w:val="0"/>
+                <w:numId w:val="1"/>
+              </w:numPr>
+              <w:ind w:left="284" w:hanging="284"/>
+              <w:rPr>
+                <w:rFonts w:ascii="Source Sans 3" w:hAnsi="Source Sans 3"/>
+                <w:color w:val="FFFFFF" w:themeColor="background1"/>
+                <w:sz w:val="23"/>
+                <w:szCs w:val="23"/>
+              </w:rPr>
+            </w:pPr>
+            <w:r>
+              <w:rPr>
+                <w:rFonts w:ascii="Source Sans 3" w:hAnsi="Source Sans 3"/>
+                <w:color w:val="FFFFFF" w:themeColor="background1"/>
+                <w:sz w:val="23"/>
+                <w:szCs w:val="23"/>
+              </w:rPr>
+              <w:t>use simple adjective-noun collocations relating to family</w:t>
+            </w:r>
+          </w:p>
+          <w:p>
+            <w:pPr>
+              <w:pStyle w:val="ListParagraph"/>
+              <w:numPr>
+                <w:ilvl w:val="0"/>
+                <w:numId w:val="1"/>
+              </w:numPr>
+              <w:ind w:left="284" w:hanging="284"/>
+              <w:rPr>
+                <w:rFonts w:ascii="Source Sans 3" w:hAnsi="Source Sans 3"/>
+                <w:color w:val="FFFFFF" w:themeColor="background1"/>
+                <w:sz w:val="23"/>
+                <w:szCs w:val="23"/>
+              </w:rPr>
+            </w:pPr>
+            <w:r>
+              <w:rPr>
+                <w:rFonts w:ascii="Source Sans 3" w:hAnsi="Source Sans 3"/>
+                <w:color w:val="FFFFFF" w:themeColor="background1"/>
+                <w:sz w:val="23"/>
+                <w:szCs w:val="23"/>
+              </w:rPr>
+              <w:t>answer simple questions about your family</w:t>
+            </w:r>
+          </w:p>
+          <w:p>
+            <w:pPr>
+              <w:pStyle w:val="ListParagraph"/>
+              <w:numPr>
+                <w:ilvl w:val="0"/>
+                <w:numId w:val="1"/>
+              </w:numPr>
+              <w:ind w:left="284" w:hanging="284"/>
+              <w:rPr>
+                <w:sz w:val="26"/>
+                <w:szCs w:val="26"/>
+              </w:rPr>
+            </w:pPr>
+            <w:r>
+              <w:rPr>
+                <w:rFonts w:ascii="Source Sans 3" w:hAnsi="Source Sans 3"/>
+                <w:color w:val="FFFFFF" w:themeColor="background1"/>
+                <w:sz w:val="23"/>
+                <w:szCs w:val="23"/>
+              </w:rPr>
+              <w:t>give full answers to Part 1 questions.</w:t>
+            </w:r>
+          </w:p>
+        </w:tc>
+      </w:tr>
+    </w:tbl>
+    <w:p>
+      <w:pPr>
+        <w:spacing w:before="240" w:after="0"/>
+        <w:rPr>
+          <w:rFonts w:ascii="Source Sans 3 Medium" w:hAnsi="Source Sans 3 Medium"/>
+          <w:b/>
+          <w:bCs/>
+          <w:sz w:val="2"/>
+          <w:szCs w:val="2"/>
+          <w:lang w:bidi="ar-SA"/>
+        </w:rPr>
+      </w:pPr>
+    </w:p>
+    <w:tbl>
+      <w:tblPr>
+        <w:tblStyle w:val="CommonTable"/>
+        <w:tblW w:w="0" w:type="auto"/>
+        <w:tblBorders>
+          <w:top w:val="single" w:sz="24" w:space="0" w:color="auto"/>
+          <w:left w:val="single" w:sz="24" w:space="0" w:color="auto"/>
+          <w:bottom w:val="single" w:sz="24" w:space="0" w:color="auto"/>
+          <w:right w:val="single" w:sz="24" w:space="0" w:color="auto"/>
+          <w:insideH w:val="single" w:sz="24" w:space="0" w:color="auto"/>
+          <w:insideV w:val="single" w:sz="24" w:space="0" w:color="auto"/>
+        </w:tblBorders>
+        <w:tblLook w:val="04A0" w:firstRow="1" w:lastRow="0" w:firstColumn="1" w:lastColumn="0" w:noHBand="0" w:noVBand="1"/>
+      </w:tblPr>
+      <w:tblGrid>
+        <w:gridCol w:w="1074"/>
+      </w:tblGrid>
+      <w:tr>
+        <w:tc>
+          <w:tcPr>
+            <w:tcW w:w="0" w:type="auto"/>
+            <w:shd w:val="clear" w:color="auto" w:fill="047FDC"/>
+          </w:tcPr>
+          <w:p>
+            <w:pPr>
+              <w:rPr>
+                <w:rFonts w:ascii="Source Sans 3 Medium" w:hAnsi="Source Sans 3 Medium"/>
+                <w:b/>
+                <w:bCs/>
+                <w:sz w:val="23"/>
+                <w:szCs w:val="23"/>
+                <w:lang w:bidi="ar-SA"/>
+              </w:rPr>
+            </w:pPr>
+            <w:r>
+              <w:rPr>
+                <w:b/>
+                <w:bCs/>
+                <w:color w:val="FFFFFF" w:themeColor="background1"/>
+                <w:sz w:val="24"/>
+                <w:szCs w:val="24"/>
+              </w:rPr>
+              <w:t>Lead-in</w:t>
+            </w:r>
+          </w:p>
+        </w:tc>
+      </w:tr>
+    </w:tbl>
+    <w:p>
+      <w:pPr>
+        <w:spacing w:after="0"/>
+        <w:rPr>
+          <w:rFonts w:ascii="Source Sans 3" w:hAnsi="Source Sans 3"/>
+          <w:b/>
+          <w:bCs/>
+          <w:sz w:val="2"/>
+          <w:szCs w:val="2"/>
+          <w:shd w:val="clear" w:color="auto" w:fill="FFFF00"/>
+          <w:rtl/>
+        </w:rPr>
+      </w:pPr>
+    </w:p>
+    <w:tbl>
+      <w:tblPr>
+        <w:tblStyle w:val="DottedTable"/>
+        <w:tblW w:w="14312" w:type="dxa"/>
+        <w:tblLook w:val="04A0" w:firstRow="1" w:lastRow="0" w:firstColumn="1" w:lastColumn="0" w:noHBand="0" w:noVBand="1"/>
+      </w:tblPr>
+      <w:tblGrid>
+        <w:gridCol w:w="650"/>
+        <w:gridCol w:w="13662"/>
+      </w:tblGrid>
+      <w:tr>
+        <w:tc>
+          <w:tcPr>
+            <w:tcW w:w="582" w:type="dxa"/>
+          </w:tcPr>
+          <w:tbl>
+            <w:tblPr>
+              <w:tblStyle w:val="CompactTable"/>
+              <w:tblW w:w="0" w:type="auto"/>
+              <w:tblBorders>
+                <w:top w:val="single" w:sz="18" w:space="0" w:color="047FDC"/>
+                <w:left w:val="single" w:sz="18" w:space="0" w:color="047FDC"/>
+                <w:bottom w:val="single" w:sz="18" w:space="0" w:color="047FDC"/>
+                <w:right w:val="single" w:sz="18" w:space="0" w:color="047FDC"/>
+                <w:insideH w:val="single" w:sz="18" w:space="0" w:color="047FDC"/>
+                <w:insideV w:val="single" w:sz="18" w:space="0" w:color="047FDC"/>
+              </w:tblBorders>
+              <w:tblLook w:val="04A0" w:firstRow="1" w:lastRow="0" w:firstColumn="1" w:lastColumn="0" w:noHBand="0" w:noVBand="1"/>
+            </w:tblPr>
+            <w:tblGrid>
+              <w:gridCol w:w="320"/>
+            </w:tblGrid>
+            <w:tr>
+              <w:tc>
+                <w:tcPr>
+                  <w:tcW w:w="385" w:type="dxa"/>
+                </w:tcPr>
+                <w:p>
+                  <w:pPr>
+                    <w:rPr>
+                      <w:b w:val="0"/>
+                      <w:bCs/>
+                      <w:szCs w:val="26"/>
+                      <w:bdr w:val="single" w:sz="12" w:space="0" w:color="FFFF00"/>
+                    </w:rPr>
+                  </w:pPr>
+                  <w:r>
+                    <w:rPr>
+                      <w:bCs/>
+                      <w:szCs w:val="26"/>
+                      <w:lang w:bidi="ar-SA"/>
+                    </w:rPr>
+                    <w:t>01</w:t>
+                  </w:r>
+                </w:p>
+              </w:tc>
+            </w:tr>
+          </w:tbl>
+          <w:p>
+            <w:pPr>
+              <w:rPr>
+                <w:rFonts w:ascii="Source Sans 3" w:hAnsi="Source Sans 3"/>
+                <w:b/>
+                <w:bCs/>
+                <w:sz w:val="26"/>
+                <w:szCs w:val="26"/>
+                <w:bdr w:val="single" w:sz="12" w:space="0" w:color="FFFF00"/>
+              </w:rPr>
+            </w:pPr>
+          </w:p>
+        </w:tc>
+        <w:tc>
+          <w:tcPr>
+            <w:tcW w:w="13730" w:type="dxa"/>
+          </w:tcPr>
+          <w:p>
+            <w:pPr>
+              <w:spacing w:after="120"/>
+              <w:rPr>
+                <w:rFonts w:ascii="Source Sans 3 Medium" w:hAnsi="Source Sans 3 Medium"/>
+                <w:b/>
+                <w:bCs/>
+                <w:sz w:val="23"/>
+                <w:szCs w:val="23"/>
+              </w:rPr>
+            </w:pPr>
+            <w:r>
+              <w:rPr>
+                <w:rFonts w:ascii="Source Sans 3 Medium" w:hAnsi="Source Sans 3 Medium"/>
+                <w:b/>
+                <w:bCs/>
+                <w:sz w:val="23"/>
+                <w:szCs w:val="23"/>
+              </w:rPr>
+              <w:t>Talk to a partner about these members of your family for 20 seconds each. Try to keep talking for the full 20 seconds</w:t>
+            </w:r>
+            <w:r>
+              <w:rPr>
+                <w:rFonts w:ascii="Source Sans 3 Medium" w:hAnsi="Source Sans 3 Medium"/>
+                <w:b/>
+                <w:bCs/>
+                <w:sz w:val="23"/>
+                <w:szCs w:val="23"/>
+              </w:rPr>
+              <w:t>.</w:t>
+            </w:r>
+          </w:p>
+          <w:p>
+            <w:pPr>
+              <w:pStyle w:val="SS3-115"/>
+              <w:rPr>
+                <w:i/>
+              </w:rPr>
+            </w:pPr>
+            <w:r>
+              <w:t xml:space="preserve">Example: sister </w:t>
+            </w:r>
+            <w:r>
+              <w:rPr>
+                <w:i/>
+              </w:rPr>
+              <w:t xml:space="preserve">My sister is my parents' daughter </w:t>
+            </w:r>
+            <w:r>
+              <w:t xml:space="preserve">I </w:t>
+            </w:r>
+            <w:r>
+              <w:rPr>
+                <w:i/>
+              </w:rPr>
+              <w:t>other daughter</w:t>
+            </w:r>
+            <w:r>
+              <w:rPr>
+                <w:i/>
+              </w:rPr>
+              <w:t>.</w:t>
+            </w:r>
+          </w:p>
+          <w:tbl>
+            <w:tblPr>
+              <w:tblStyle w:val="CommonTable"/>
+              <w:tblW w:w="0" w:type="auto"/>
+              <w:tblBorders>
+                <w:top w:val="single" w:sz="18" w:space="0" w:color="047FDC"/>
+                <w:left w:val="single" w:sz="18" w:space="0" w:color="047FDC"/>
+                <w:bottom w:val="single" w:sz="18" w:space="0" w:color="047FDC"/>
+                <w:right w:val="single" w:sz="18" w:space="0" w:color="047FDC"/>
+                <w:insideH w:val="single" w:sz="18" w:space="0" w:color="047FDC"/>
+                <w:insideV w:val="none" w:sz="0" w:space="0" w:color="auto"/>
+              </w:tblBorders>
+              <w:tblLook w:val="04A0" w:firstRow="1" w:lastRow="0" w:firstColumn="1" w:lastColumn="0" w:noHBand="0" w:noVBand="1"/>
+            </w:tblPr>
+            <w:tblGrid>
+              <w:gridCol w:w="832"/>
+              <w:gridCol w:w="962"/>
+              <w:gridCol w:w="975"/>
+              <w:gridCol w:w="1497"/>
+              <w:gridCol w:w="1367"/>
+              <w:gridCol w:w="290"/>
+            </w:tblGrid>
+            <w:tr>
+              <w:tc>
+                <w:tcPr>
+                  <w:tcW w:w="0" w:type="auto"/>
+                </w:tcPr>
+                <w:p>
+                  <w:pPr>
+                    <w:rPr>
+                      <w:rStyle w:val="BlankWord1"/>
+                      <w:iCs/>
+                      <w:bdr w:val="none" w:sz="0" w:space="0" w:color="auto"/>
+                      <w:shd w:val="clear" w:color="auto" w:fill="auto"/>
+                      <w14:textOutline w14:w="0" w14:cap="rnd" w14:cmpd="sng" w14:algn="ctr">
+                        <w14:noFill/>
+                        <w14:prstDash w14:val="solid"/>
+                        <w14:bevel/>
+                      </w14:textOutline>
+                    </w:rPr>
+                  </w:pPr>
+                  <w:r>
+                    <w:t>father</w:t>
+                  </w:r>
+                </w:p>
+              </w:tc>
+              <w:tc>
+                <w:tcPr>
+                  <w:tcW w:w="0" w:type="auto"/>
+                </w:tcPr>
+                <w:p>
+                  <w:pPr>
+                    <w:rPr>
+                      <w:rStyle w:val="BlankWord1"/>
+                      <w:iCs/>
+                      <w:bdr w:val="none" w:sz="0" w:space="0" w:color="auto"/>
+                      <w:shd w:val="clear" w:color="auto" w:fill="auto"/>
+                      <w14:textOutline w14:w="0" w14:cap="rnd" w14:cmpd="sng" w14:algn="ctr">
+                        <w14:noFill/>
+                        <w14:prstDash w14:val="solid"/>
+                        <w14:bevel/>
+                      </w14:textOutline>
+                    </w:rPr>
+                  </w:pPr>
+                  <w:r>
+                    <w:t>mother</w:t>
+                  </w:r>
+                </w:p>
+              </w:tc>
+              <w:tc>
+                <w:tcPr>
+                  <w:tcW w:w="0" w:type="auto"/>
+                </w:tcPr>
+                <w:p>
+                  <w:pPr>
+                    <w:rPr>
+                      <w:rStyle w:val="BlankWord1"/>
+                      <w:iCs/>
+                      <w:bdr w:val="none" w:sz="0" w:space="0" w:color="auto"/>
+                      <w:shd w:val="clear" w:color="auto" w:fill="auto"/>
+                      <w14:textOutline w14:w="0" w14:cap="rnd" w14:cmpd="sng" w14:algn="ctr">
+                        <w14:noFill/>
+                        <w14:prstDash w14:val="solid"/>
+                        <w14:bevel/>
+                      </w14:textOutline>
+                    </w:rPr>
+                  </w:pPr>
+                  <w:r>
+                    <w:t>brother</w:t>
+                  </w:r>
+                </w:p>
+              </w:tc>
+              <w:tc>
+                <w:tcPr>
+                  <w:tcW w:w="0" w:type="auto"/>
+                </w:tcPr>
+                <w:p>
+                  <w:pPr>
+                    <w:rPr>
+                      <w:rStyle w:val="BlankWord1"/>
+                      <w:iCs/>
+                      <w:bdr w:val="none" w:sz="0" w:space="0" w:color="auto"/>
+                      <w:shd w:val="clear" w:color="auto" w:fill="auto"/>
+                      <w14:textOutline w14:w="0" w14:cap="rnd" w14:cmpd="sng" w14:algn="ctr">
+                        <w14:noFill/>
+                        <w14:prstDash w14:val="solid"/>
+                        <w14:bevel/>
+                      </w14:textOutline>
+                    </w:rPr>
+                  </w:pPr>
+                  <w:r>
+                    <w:t>grandmother</w:t>
+                  </w:r>
+                </w:p>
+              </w:tc>
+              <w:tc>
+                <w:tcPr>
+                  <w:tcW w:w="0" w:type="auto"/>
+                </w:tcPr>
+                <w:p>
+                  <w:pPr>
+                    <w:rPr>
+                      <w:rStyle w:val="BlankWord1"/>
+                      <w:iCs/>
+                      <w:bdr w:val="none" w:sz="0" w:space="0" w:color="auto"/>
+                      <w:shd w:val="clear" w:color="auto" w:fill="auto"/>
+                      <w14:textOutline w14:w="0" w14:cap="rnd" w14:cmpd="sng" w14:algn="ctr">
+                        <w14:noFill/>
+                        <w14:prstDash w14:val="solid"/>
+                        <w14:bevel/>
+                      </w14:textOutline>
+                    </w:rPr>
+                  </w:pPr>
+                  <w:r>
+                    <w:t>grand</w:t>
+                  </w:r>
+                  <w:r>
+                    <w:t>fa</w:t>
+                  </w:r>
+                  <w:r>
+                    <w:t>ther</w:t>
+                  </w:r>
+                </w:p>
+              </w:tc>
+              <w:tc>
+                <w:tcPr>
+                  <w:tcW w:w="0" w:type="auto"/>
+                </w:tcPr>
+                <w:p>
+                  <w:pPr>
+                    <w:pStyle w:val="SS3-115"/>
+                    <w:rPr>
+                      <w:rStyle w:val="BlankWord1"/>
+                      <w:iCs/>
+                      <w:bdr w:val="none" w:sz="0" w:space="0" w:color="auto"/>
+                      <w:shd w:val="clear" w:color="auto" w:fill="auto"/>
+                      <w14:textOutline w14:w="0" w14:cap="rnd" w14:cmpd="sng" w14:algn="ctr">
+                        <w14:noFill/>
+                        <w14:prstDash w14:val="solid"/>
+                        <w14:bevel/>
+                      </w14:textOutline>
+                    </w:rPr>
+                  </w:pPr>
+                </w:p>
+              </w:tc>
+            </w:tr>
+          </w:tbl>
+          <w:p>
+            <w:pPr>
+              <w:pStyle w:val="SS3-115"/>
+              <w:spacing w:before="240"/>
+              <w:rPr>
+                <w:rStyle w:val="BlankWord1"/>
+                <w:iCs/>
+                <w:bdr w:val="none" w:sz="0" w:space="0" w:color="auto"/>
+                <w:shd w:val="clear" w:color="auto" w:fill="auto"/>
+                <w:rtl/>
+                <w14:textOutline w14:w="0" w14:cap="rnd" w14:cmpd="sng" w14:algn="ctr">
+                  <w14:noFill/>
+                  <w14:prstDash w14:val="solid"/>
+                  <w14:bevel/>
+                </w14:textOutline>
+              </w:rPr>
+            </w:pPr>
+          </w:p>
+        </w:tc>
+      </w:tr>
+    </w:tbl>
+    <w:p>
+      <w:pPr>
+        <w:rPr>
+          <w:rFonts w:ascii="Source Sans 3" w:hAnsi="Source Sans 3"/>
+          <w:sz w:val="23"/>
+          <w:szCs w:val="23"/>
+          <w:lang w:bidi="ar-SA"/>
+        </w:rPr>
+      </w:pPr>
+      <w:r>
+        <w:br w:type="page"/>
+      </w:r>
+    </w:p>
+    <w:tbl>
+      <w:tblPr>
+        <w:tblStyle w:val="CommonTable"/>
+        <w:tblW w:w="0" w:type="auto"/>
+        <w:tblBorders>
+          <w:top w:val="single" w:sz="24" w:space="0" w:color="auto"/>
+          <w:left w:val="single" w:sz="24" w:space="0" w:color="auto"/>
+          <w:bottom w:val="single" w:sz="24" w:space="0" w:color="auto"/>
+          <w:right w:val="single" w:sz="24" w:space="0" w:color="auto"/>
+          <w:insideH w:val="single" w:sz="24" w:space="0" w:color="auto"/>
+          <w:insideV w:val="single" w:sz="24" w:space="0" w:color="auto"/>
+        </w:tblBorders>
+        <w:tblLook w:val="04A0" w:firstRow="1" w:lastRow="0" w:firstColumn="1" w:lastColumn="0" w:noHBand="0" w:noVBand="1"/>
+      </w:tblPr>
+      <w:tblGrid>
+        <w:gridCol w:w="6469"/>
+      </w:tblGrid>
+      <w:tr>
+        <w:tc>
+          <w:tcPr>
+            <w:tcW w:w="0" w:type="auto"/>
+            <w:shd w:val="clear" w:color="auto" w:fill="00B5F8"/>
+          </w:tcPr>
+          <w:p>
+            <w:pPr>
+              <w:rPr>
+                <w:rFonts w:ascii="Source Sans 3 Medium" w:hAnsi="Source Sans 3 Medium"/>
+                <w:b/>
+                <w:bCs/>
+                <w:sz w:val="23"/>
+                <w:szCs w:val="23"/>
+                <w:lang w:bidi="ar-SA"/>
+              </w:rPr>
+            </w:pPr>
+            <w:r>
+              <w:rPr>
+                <w:b/>
+                <w:bCs/>
+                <w:color w:val="FFFFFF" w:themeColor="background1"/>
+                <w:sz w:val="24"/>
+                <w:szCs w:val="24"/>
+              </w:rPr>
+              <w:lastRenderedPageBreak/>
+              <w:t>USING ADJECTIVES AND NOUNS TO DESCRIBE YOUR FAMILY</w:t>
+            </w:r>
+          </w:p>
+        </w:tc>
+      </w:tr>
+    </w:tbl>
+    <w:p>
+      <w:pPr>
+        <w:spacing w:after="0"/>
+        <w:rPr>
+          <w:rFonts w:ascii="Source Sans 3" w:hAnsi="Source Sans 3"/>
+          <w:b/>
+          <w:bCs/>
+          <w:sz w:val="2"/>
+          <w:szCs w:val="2"/>
+          <w:shd w:val="clear" w:color="auto" w:fill="FFFF00"/>
+          <w:rtl/>
+        </w:rPr>
+      </w:pPr>
+    </w:p>
+    <w:tbl>
+      <w:tblPr>
+        <w:tblStyle w:val="DottedTable"/>
+        <w:tblW w:w="14392" w:type="dxa"/>
+        <w:tblLook w:val="04A0" w:firstRow="1" w:lastRow="0" w:firstColumn="1" w:lastColumn="0" w:noHBand="0" w:noVBand="1"/>
+      </w:tblPr>
+      <w:tblGrid>
+        <w:gridCol w:w="650"/>
+        <w:gridCol w:w="10134"/>
+        <w:gridCol w:w="3608"/>
+      </w:tblGrid>
+      <w:tr>
+        <w:tc>
+          <w:tcPr>
+            <w:tcW w:w="650" w:type="dxa"/>
+          </w:tcPr>
+          <w:tbl>
+            <w:tblPr>
+              <w:tblStyle w:val="CompactTable"/>
+              <w:tblW w:w="0" w:type="auto"/>
+              <w:tblBorders>
+                <w:top w:val="single" w:sz="18" w:space="0" w:color="B01070"/>
+                <w:left w:val="single" w:sz="18" w:space="0" w:color="B01070"/>
+                <w:bottom w:val="single" w:sz="18" w:space="0" w:color="B01070"/>
+                <w:right w:val="single" w:sz="18" w:space="0" w:color="B01070"/>
+                <w:insideH w:val="single" w:sz="18" w:space="0" w:color="B01070"/>
+                <w:insideV w:val="single" w:sz="18" w:space="0" w:color="B01070"/>
+              </w:tblBorders>
+              <w:tblLook w:val="04A0" w:firstRow="1" w:lastRow="0" w:firstColumn="1" w:lastColumn="0" w:noHBand="0" w:noVBand="1"/>
+            </w:tblPr>
+            <w:tblGrid>
+              <w:gridCol w:w="320"/>
+            </w:tblGrid>
+            <w:tr>
+              <w:tc>
+                <w:tcPr>
+                  <w:tcW w:w="385" w:type="dxa"/>
+                  <w:tcBorders>
+                    <w:top w:val="single" w:sz="18" w:space="0" w:color="00B5F8"/>
+                    <w:left w:val="single" w:sz="18" w:space="0" w:color="00B5F8"/>
+                    <w:bottom w:val="single" w:sz="18" w:space="0" w:color="00B5F8"/>
+                    <w:right w:val="single" w:sz="18" w:space="0" w:color="00B5F8"/>
+                  </w:tcBorders>
+                </w:tcPr>
+                <w:p>
+                  <w:pPr>
+                    <w:rPr>
+                      <w:b w:val="0"/>
+                      <w:bCs/>
+                      <w:szCs w:val="26"/>
+                      <w:bdr w:val="single" w:sz="12" w:space="0" w:color="FFFF00"/>
+                    </w:rPr>
+                  </w:pPr>
+                  <w:r>
+                    <w:rPr>
+                      <w:bCs/>
+                      <w:szCs w:val="26"/>
+                      <w:lang w:bidi="ar-SA"/>
+                    </w:rPr>
+                    <w:t>02</w:t>
+                  </w:r>
+                </w:p>
+              </w:tc>
+            </w:tr>
+          </w:tbl>
+          <w:p>
+            <w:pPr>
+              <w:rPr>
+                <w:rFonts w:ascii="Source Sans 3" w:hAnsi="Source Sans 3"/>
+                <w:b/>
+                <w:bCs/>
+                <w:sz w:val="26"/>
+                <w:szCs w:val="26"/>
+                <w:bdr w:val="single" w:sz="12" w:space="0" w:color="FFFF00"/>
+              </w:rPr>
+            </w:pPr>
+          </w:p>
+        </w:tc>
+        <w:tc>
+          <w:tcPr>
+            <w:tcW w:w="10134" w:type="dxa"/>
+          </w:tcPr>
+          <w:p>
+            <w:pPr>
+              <w:rPr>
+                <w:rFonts w:ascii="Source Sans 3 Medium" w:hAnsi="Source Sans 3 Medium"/>
+                <w:b/>
+                <w:bCs/>
+                <w:sz w:val="23"/>
+                <w:szCs w:val="23"/>
+              </w:rPr>
+            </w:pPr>
+            <w:r>
+              <w:rPr>
+                <w:rFonts w:ascii="Source Sans 3 Medium" w:hAnsi="Source Sans 3 Medium"/>
+                <w:b/>
+                <w:bCs/>
+                <w:sz w:val="23"/>
+                <w:szCs w:val="23"/>
+              </w:rPr>
+              <w:t>Listen to Hoi Chin talking about her family and read the first part of what she says. Which collocations does she use to describe her family?</w:t>
+            </w:r>
+          </w:p>
+          <w:p>
+            <w:pPr>
+              <w:spacing w:after="120"/>
+            </w:pPr>
+            <w:hyperlink r:id="rId33" w:history="1">
+              <w:r>
+                <w:rPr>
+                  <w:rStyle w:val="Hyperlink"/>
+                  <w:rFonts w:ascii="Source Sans 3" w:hAnsi="Source Sans 3"/>
+                  <w:b/>
+                  <w:bCs/>
+                  <w:sz w:val="26"/>
+                  <w:szCs w:val="26"/>
+                </w:rPr>
+                <w:t>09</w:t>
+              </w:r>
+            </w:hyperlink>
+          </w:p>
+          <w:tbl>
+            <w:tblPr>
+              <w:tblStyle w:val="DottedTable"/>
+              <w:tblW w:w="0" w:type="auto"/>
+              <w:tblLook w:val="04A0" w:firstRow="1" w:lastRow="0" w:firstColumn="1" w:lastColumn="0" w:noHBand="0" w:noVBand="1"/>
+            </w:tblPr>
+            <w:tblGrid>
+              <w:gridCol w:w="1240"/>
+              <w:gridCol w:w="8600"/>
+            </w:tblGrid>
+            <w:tr>
+              <w:tc>
+                <w:tcPr>
+                  <w:tcW w:w="0" w:type="auto"/>
+                </w:tcPr>
+                <w:p>
+                  <w:pPr>
+                    <w:jc w:val="right"/>
+                    <w:rPr>
+                      <w:rStyle w:val="BlankWord1"/>
+                      <w:b/>
+                      <w:bCs/>
+                      <w:szCs w:val="23"/>
+                      <w:bdr w:val="none" w:sz="0" w:space="0" w:color="auto"/>
+                      <w:shd w:val="clear" w:color="auto" w:fill="auto"/>
+                      <w14:textOutline w14:w="0" w14:cap="rnd" w14:cmpd="sng" w14:algn="ctr">
+                        <w14:noFill/>
+                        <w14:prstDash w14:val="solid"/>
+                        <w14:bevel/>
+                      </w14:textOutline>
+                    </w:rPr>
+                  </w:pPr>
+                  <w:r>
+                    <w:rPr>
+                      <w:rFonts w:ascii="Source Sans 3" w:hAnsi="Source Sans 3"/>
+                      <w:b/>
+                      <w:bCs/>
+                      <w:sz w:val="23"/>
+                      <w:szCs w:val="23"/>
+                    </w:rPr>
+                    <w:t>Examiner</w:t>
+                  </w:r>
+                </w:p>
+              </w:tc>
+              <w:tc>
+                <w:tcPr>
+                  <w:tcW w:w="0" w:type="auto"/>
+                </w:tcPr>
+                <w:p>
+                  <w:pPr>
+                    <w:rPr>
+                      <w:rStyle w:val="BlankWord1"/>
+                      <w:szCs w:val="23"/>
+                      <w:bdr w:val="none" w:sz="0" w:space="0" w:color="auto"/>
+                      <w:shd w:val="clear" w:color="auto" w:fill="auto"/>
+                      <w14:textOutline w14:w="0" w14:cap="rnd" w14:cmpd="sng" w14:algn="ctr">
+                        <w14:noFill/>
+                        <w14:prstDash w14:val="solid"/>
+                        <w14:bevel/>
+                      </w14:textOutline>
+                    </w:rPr>
+                  </w:pPr>
+                  <w:r>
+                    <w:rPr>
+                      <w:rFonts w:ascii="Source Sans 3" w:hAnsi="Source Sans 3"/>
+                      <w:sz w:val="23"/>
+                      <w:szCs w:val="23"/>
+                    </w:rPr>
+                    <w:t>Let's talk about family. So, tell me about your family</w:t>
+                  </w:r>
+                </w:p>
+              </w:tc>
+            </w:tr>
+            <w:tr>
+              <w:tc>
+                <w:tcPr>
+                  <w:tcW w:w="0" w:type="auto"/>
+                </w:tcPr>
+                <w:p>
+                  <w:pPr>
+                    <w:jc w:val="right"/>
+                    <w:rPr>
+                      <w:rStyle w:val="BlankWord1"/>
+                      <w:b/>
+                      <w:bCs/>
+                      <w:szCs w:val="23"/>
+                      <w:bdr w:val="none" w:sz="0" w:space="0" w:color="auto"/>
+                      <w:shd w:val="clear" w:color="auto" w:fill="auto"/>
+                      <w14:textOutline w14:w="0" w14:cap="rnd" w14:cmpd="sng" w14:algn="ctr">
+                        <w14:noFill/>
+                        <w14:prstDash w14:val="solid"/>
+                        <w14:bevel/>
+                      </w14:textOutline>
+                    </w:rPr>
+                  </w:pPr>
+                  <w:r>
+                    <w:rPr>
+                      <w:rFonts w:ascii="Source Sans 3" w:hAnsi="Source Sans 3"/>
+                      <w:b/>
+                      <w:bCs/>
+                      <w:sz w:val="23"/>
+                      <w:szCs w:val="23"/>
+                    </w:rPr>
+                    <w:t>Hoi Chin</w:t>
+                  </w:r>
+                </w:p>
+              </w:tc>
+              <w:tc>
+                <w:tcPr>
+                  <w:tcW w:w="0" w:type="auto"/>
+                </w:tcPr>
+                <w:p>
+                  <w:pPr>
+                    <w:rPr>
+                      <w:rStyle w:val="BlankWord1"/>
+                      <w:szCs w:val="23"/>
+                      <w:bdr w:val="none" w:sz="0" w:space="0" w:color="auto"/>
+                      <w:shd w:val="clear" w:color="auto" w:fill="auto"/>
+                      <w14:textOutline w14:w="0" w14:cap="rnd" w14:cmpd="sng" w14:algn="ctr">
+                        <w14:noFill/>
+                        <w14:prstDash w14:val="solid"/>
+                        <w14:bevel/>
+                      </w14:textOutline>
+                    </w:rPr>
+                  </w:pPr>
+                  <w:r>
+                    <w:rPr>
+                      <w:rFonts w:ascii="Source Sans 3" w:hAnsi="Source Sans 3"/>
+                      <w:sz w:val="23"/>
+                      <w:szCs w:val="23"/>
+                    </w:rPr>
+                    <w:t>My family? Well, my family isn't a large family. It's quite a small family1 in fact - and quite a typical family for my country. Just my parents, my older brother and me. So, I'm the baby of the family! I think we're a close, happy family. We do a lot of things together, particularly preparing food - and eating it of course!</w:t>
+                  </w:r>
+                </w:p>
+              </w:tc>
+            </w:tr>
+          </w:tbl>
+          <w:p>
+            <w:pPr>
+              <w:spacing w:before="240"/>
+              <w:rPr>
+                <w:rStyle w:val="BlankWord1"/>
+                <w:b/>
+                <w:bCs/>
+                <w:szCs w:val="23"/>
+                <w:bdr w:val="none" w:sz="0" w:space="0" w:color="auto"/>
+                <w:shd w:val="clear" w:color="auto" w:fill="auto"/>
+                <w:rtl/>
+                <w14:textOutline w14:w="0" w14:cap="rnd" w14:cmpd="sng" w14:algn="ctr">
+                  <w14:noFill/>
+                  <w14:prstDash w14:val="solid"/>
+                  <w14:bevel/>
+                </w14:textOutline>
+              </w:rPr>
+            </w:pPr>
+          </w:p>
+        </w:tc>
+        <w:tc>
+          <w:tcPr>
+            <w:tcW w:w="3608" w:type="dxa"/>
+          </w:tcPr>
+          <w:tbl>
+            <w:tblPr>
+              <w:tblStyle w:val="NormalTable"/>
+              <w:tblW w:w="0" w:type="auto"/>
+              <w:tblBorders>
+                <w:top w:val="single" w:sz="18" w:space="0" w:color="00B5F8"/>
+                <w:left w:val="single" w:sz="18" w:space="0" w:color="00B5F8"/>
+                <w:bottom w:val="single" w:sz="18" w:space="0" w:color="00B5F8"/>
+                <w:right w:val="single" w:sz="18" w:space="0" w:color="00B5F8"/>
+                <w:insideH w:val="single" w:sz="18" w:space="0" w:color="00B5F8"/>
+                <w:insideV w:val="single" w:sz="18" w:space="0" w:color="00B5F8"/>
+              </w:tblBorders>
+              <w:shd w:val="clear" w:color="auto" w:fill="E7EAEF"/>
+              <w:tblLook w:val="04A0" w:firstRow="1" w:lastRow="0" w:firstColumn="1" w:lastColumn="0" w:noHBand="0" w:noVBand="1"/>
+            </w:tblPr>
+            <w:tblGrid>
+              <w:gridCol w:w="3220"/>
+            </w:tblGrid>
+            <w:tr>
+              <w:tc>
+                <w:tcPr>
+                  <w:tcW w:w="3220" w:type="dxa"/>
+                  <w:shd w:val="clear" w:color="auto" w:fill="FFFFFF" w:themeFill="background1"/>
+                </w:tcPr>
+                <w:p>
+                  <w:pPr>
+                    <w:rPr>
+                      <w:i/>
+                      <w:sz w:val="21"/>
+                      <w:szCs w:val="21"/>
+                    </w:rPr>
+                  </w:pPr>
+                  <w:r>
+                    <w:rPr>
+                      <w:rFonts w:ascii="Cambria Math" w:hAnsi="Cambria Math" w:cs="Cambria Math"/>
+                      <w:color w:val="047FDC"/>
+                      <w:sz w:val="32"/>
+                      <w:szCs w:val="32"/>
+                    </w:rPr>
+                    <w:t>◉</w:t>
+                  </w:r>
+                  <w:r>
+                    <w:rPr>
+                      <w:color w:val="E9DB85"/>
+                      <w:sz w:val="32"/>
+                      <w:szCs w:val="32"/>
+                    </w:rPr>
+                    <w:t xml:space="preserve"> </w:t>
+                  </w:r>
+                  <w:r>
+                    <w:rPr>
+                      <w:sz w:val="21"/>
+                      <w:szCs w:val="21"/>
+                    </w:rPr>
+                    <w:t>Many words in English often 'go together' with other words. This is called 'collocation'. For example,</w:t>
+                  </w:r>
+                  <w:r>
+                    <w:rPr>
+                      <w:sz w:val="21"/>
+                      <w:szCs w:val="21"/>
+                    </w:rPr>
+                    <w:t xml:space="preserve"> </w:t>
+                  </w:r>
+                  <w:r>
+                    <w:rPr>
+                      <w:sz w:val="21"/>
+                      <w:szCs w:val="21"/>
+                    </w:rPr>
+                    <w:t xml:space="preserve">we say </w:t>
+                  </w:r>
+                  <w:r>
+                    <w:rPr>
+                      <w:i/>
+                      <w:sz w:val="21"/>
+                      <w:szCs w:val="21"/>
+                    </w:rPr>
+                    <w:t xml:space="preserve">a </w:t>
+                  </w:r>
+                  <w:r>
+                    <w:rPr>
+                      <w:b/>
+                      <w:bCs/>
+                      <w:i/>
+                      <w:sz w:val="21"/>
+                      <w:szCs w:val="21"/>
+                    </w:rPr>
+                    <w:t>fast</w:t>
+                  </w:r>
+                  <w:r>
+                    <w:rPr>
+                      <w:i/>
+                      <w:sz w:val="21"/>
+                      <w:szCs w:val="21"/>
+                    </w:rPr>
+                    <w:t xml:space="preserve"> car, </w:t>
+                  </w:r>
+                  <w:r>
+                    <w:rPr>
+                      <w:sz w:val="21"/>
+                      <w:szCs w:val="21"/>
+                    </w:rPr>
+                    <w:t xml:space="preserve">but we </w:t>
+                  </w:r>
+                  <w:r>
+                    <w:rPr>
+                      <w:b/>
+                      <w:sz w:val="21"/>
+                      <w:szCs w:val="21"/>
+                    </w:rPr>
+                    <w:t xml:space="preserve">don't </w:t>
+                  </w:r>
+                  <w:r>
+                    <w:rPr>
+                      <w:sz w:val="21"/>
+                      <w:szCs w:val="21"/>
+                    </w:rPr>
+                    <w:t>say</w:t>
+                  </w:r>
+                  <w:r>
+                    <w:rPr>
+                      <w:sz w:val="21"/>
+                      <w:szCs w:val="21"/>
+                    </w:rPr>
+                    <w:t xml:space="preserve"> </w:t>
+                  </w:r>
+                  <w:r>
+                    <w:rPr>
+                      <w:i/>
+                      <w:sz w:val="21"/>
+                      <w:szCs w:val="21"/>
+                    </w:rPr>
+                    <w:t xml:space="preserve">a </w:t>
+                  </w:r>
+                  <w:r>
+                    <w:rPr>
+                      <w:b/>
+                      <w:bCs/>
+                      <w:i/>
+                      <w:sz w:val="21"/>
+                      <w:szCs w:val="21"/>
+                    </w:rPr>
+                    <w:t>quick</w:t>
+                  </w:r>
+                  <w:r>
+                    <w:rPr>
+                      <w:i/>
+                      <w:sz w:val="21"/>
+                      <w:szCs w:val="21"/>
+                    </w:rPr>
+                    <w:t xml:space="preserve"> car.</w:t>
+                  </w:r>
+                </w:p>
+              </w:tc>
+            </w:tr>
+          </w:tbl>
+          <w:p>
+            <w:pPr>
+              <w:rPr>
+                <w:rFonts w:ascii="Source Sans 3 Medium" w:hAnsi="Source Sans 3 Medium"/>
+                <w:b/>
+                <w:bCs/>
+                <w:sz w:val="23"/>
+                <w:szCs w:val="23"/>
+              </w:rPr>
+            </w:pPr>
+          </w:p>
+        </w:tc>
+      </w:tr>
+      <w:tr>
+        <w:tc>
+          <w:tcPr>
+            <w:tcW w:w="650" w:type="dxa"/>
+          </w:tcPr>
+          <w:tbl>
+            <w:tblPr>
+              <w:tblStyle w:val="CompactTable"/>
+              <w:tblW w:w="0" w:type="auto"/>
+              <w:tblBorders>
+                <w:top w:val="single" w:sz="18" w:space="0" w:color="B01070"/>
+                <w:left w:val="single" w:sz="18" w:space="0" w:color="B01070"/>
+                <w:bottom w:val="single" w:sz="18" w:space="0" w:color="B01070"/>
+                <w:right w:val="single" w:sz="18" w:space="0" w:color="B01070"/>
+                <w:insideH w:val="single" w:sz="18" w:space="0" w:color="B01070"/>
+                <w:insideV w:val="single" w:sz="18" w:space="0" w:color="B01070"/>
+              </w:tblBorders>
+              <w:tblLook w:val="04A0" w:firstRow="1" w:lastRow="0" w:firstColumn="1" w:lastColumn="0" w:noHBand="0" w:noVBand="1"/>
+            </w:tblPr>
+            <w:tblGrid>
+              <w:gridCol w:w="320"/>
+            </w:tblGrid>
+            <w:tr>
+              <w:tc>
+                <w:tcPr>
+                  <w:tcW w:w="385" w:type="dxa"/>
+                  <w:tcBorders>
+                    <w:top w:val="single" w:sz="18" w:space="0" w:color="00B5F8"/>
+                    <w:left w:val="single" w:sz="18" w:space="0" w:color="00B5F8"/>
+                    <w:bottom w:val="single" w:sz="18" w:space="0" w:color="00B5F8"/>
+                    <w:right w:val="single" w:sz="18" w:space="0" w:color="00B5F8"/>
+                  </w:tcBorders>
+                </w:tcPr>
+                <w:p>
+                  <w:pPr>
+                    <w:rPr>
+                      <w:b w:val="0"/>
+                      <w:bCs/>
+                      <w:szCs w:val="26"/>
+                      <w:bdr w:val="single" w:sz="12" w:space="0" w:color="FFFF00"/>
+                    </w:rPr>
+                  </w:pPr>
+                  <w:r>
+                    <w:rPr>
+                      <w:bCs/>
+                      <w:szCs w:val="26"/>
+                      <w:lang w:bidi="ar-SA"/>
+                    </w:rPr>
+                    <w:t>03</w:t>
+                  </w:r>
+                </w:p>
+              </w:tc>
+            </w:tr>
+          </w:tbl>
+          <w:p>
+            <w:pPr>
+              <w:rPr>
+                <w:bCs/>
+                <w:szCs w:val="26"/>
+              </w:rPr>
+            </w:pPr>
+          </w:p>
+        </w:tc>
+        <w:tc>
+          <w:tcPr>
+            <w:tcW w:w="10134" w:type="dxa"/>
+          </w:tcPr>
+          <w:p>
+            <w:pPr>
+              <w:rPr>
+                <w:rFonts w:ascii="Source Sans 3 Medium" w:hAnsi="Source Sans 3 Medium"/>
+                <w:b/>
+                <w:bCs/>
+                <w:sz w:val="23"/>
+                <w:szCs w:val="23"/>
+              </w:rPr>
+            </w:pPr>
+            <w:r>
+              <w:rPr>
+                <w:rFonts w:ascii="Source Sans 3 Medium" w:hAnsi="Source Sans 3 Medium"/>
+                <w:b/>
+                <w:bCs/>
+                <w:sz w:val="23"/>
+                <w:szCs w:val="23"/>
+              </w:rPr>
+              <w:t>Which adjective in the box can you NOT use in this sentence?</w:t>
+            </w:r>
+          </w:p>
+          <w:tbl>
+            <w:tblPr>
+              <w:tblStyle w:val="ColumnStackTable"/>
+              <w:tblW w:w="0" w:type="auto"/>
+              <w:tblLook w:val="04A0" w:firstRow="1" w:lastRow="0" w:firstColumn="1" w:lastColumn="0" w:noHBand="0" w:noVBand="1"/>
+            </w:tblPr>
+            <w:tblGrid>
+              <w:gridCol w:w="6288"/>
+              <w:gridCol w:w="3552"/>
+            </w:tblGrid>
+            <w:tr>
+              <w:tc>
+                <w:tcPr>
+                  <w:tcW w:w="6288" w:type="dxa"/>
+                </w:tcPr>
+                <w:p>
+                  <w:pPr>
+                    <w:rPr>
+                      <w:rStyle w:val="BlankWord1"/>
+                      <w:szCs w:val="23"/>
+                      <w:bdr w:val="none" w:sz="0" w:space="0" w:color="auto"/>
+                      <w:shd w:val="clear" w:color="auto" w:fill="auto"/>
+                      <w14:textOutline w14:w="0" w14:cap="rnd" w14:cmpd="sng" w14:algn="ctr">
+                        <w14:noFill/>
+                        <w14:prstDash w14:val="solid"/>
+                        <w14:bevel/>
+                      </w14:textOutline>
+                    </w:rPr>
+                  </w:pPr>
+                  <w:r>
+                    <w:rPr>
+                      <w:rFonts w:ascii="Source Sans 3" w:hAnsi="Source Sans 3"/>
+                      <w:sz w:val="23"/>
+                      <w:szCs w:val="23"/>
+                      <w:lang w:bidi="ar-SA"/>
+                    </w:rPr>
+                    <w:t>We are a</w:t>
+                  </w:r>
+                  <w:r>
+                    <w:rPr>
+                      <w:rFonts w:ascii="Source Sans 3" w:hAnsi="Source Sans 3"/>
+                      <w:sz w:val="23"/>
+                      <w:szCs w:val="23"/>
+                    </w:rPr>
+                    <w:t xml:space="preserve"> </w:t>
+                  </w:r>
+                  <w:r>
+                    <w:rPr>
+                      <w:rStyle w:val="BlankWord1"/>
+                    </w:rPr>
+                    <w:t>typical</w:t>
+                  </w:r>
+                  <w:r>
+                    <w:rPr>
+                      <w:rFonts w:ascii="Source Sans 3" w:hAnsi="Source Sans 3"/>
+                      <w:sz w:val="23"/>
+                      <w:szCs w:val="23"/>
+                    </w:rPr>
+                    <w:t xml:space="preserve"> family.</w:t>
+                  </w:r>
+                </w:p>
+              </w:tc>
+              <w:tc>
+                <w:tcPr>
+                  <w:tcW w:w="3552" w:type="dxa"/>
+                </w:tcPr>
+                <w:tbl>
+                  <w:tblPr>
+                    <w:tblStyle w:val="CommonTable"/>
+                    <w:tblW w:w="0" w:type="auto"/>
+                    <w:tblBorders>
+                      <w:top w:val="single" w:sz="18" w:space="0" w:color="5B9BD5" w:themeColor="accent5"/>
+                      <w:left w:val="single" w:sz="18" w:space="0" w:color="5B9BD5" w:themeColor="accent5"/>
+                      <w:bottom w:val="single" w:sz="18" w:space="0" w:color="5B9BD5" w:themeColor="accent5"/>
+                      <w:right w:val="single" w:sz="18" w:space="0" w:color="5B9BD5" w:themeColor="accent5"/>
+                      <w:insideH w:val="single" w:sz="18" w:space="0" w:color="5B9BD5" w:themeColor="accent5"/>
+                      <w:insideV w:val="none" w:sz="0" w:space="0" w:color="auto"/>
+                    </w:tblBorders>
+                    <w:tblLook w:val="04A0" w:firstRow="1" w:lastRow="0" w:firstColumn="1" w:lastColumn="0" w:noHBand="0" w:noVBand="1"/>
+                  </w:tblPr>
+                  <w:tblGrid>
+                    <w:gridCol w:w="743"/>
+                    <w:gridCol w:w="782"/>
+                    <w:gridCol w:w="903"/>
+                  </w:tblGrid>
+                  <w:tr>
+                    <w:tc>
+                      <w:tcPr>
+                        <w:tcW w:w="0" w:type="auto"/>
+                      </w:tcPr>
+                      <w:p>
+                        <w:r>
+                          <w:t>best</w:t>
+                        </w:r>
+                      </w:p>
+                    </w:tc>
+                    <w:tc>
+                      <w:tcPr>
+                        <w:tcW w:w="0" w:type="auto"/>
+                      </w:tcPr>
+                      <w:p>
+                        <w:r>
+                          <w:t>close</w:t>
+                        </w:r>
+                      </w:p>
+                    </w:tc>
+                    <w:tc>
+                      <w:tcPr>
+                        <w:tcW w:w="0" w:type="auto"/>
+                      </w:tcPr>
+                      <w:p>
+                        <w:r>
+                          <w:t>happy</w:t>
+                        </w:r>
+                      </w:p>
+                    </w:tc>
+                  </w:tr>
+                  <w:tr>
+                    <w:tc>
+                      <w:tcPr>
+                        <w:tcW w:w="0" w:type="auto"/>
+                      </w:tcPr>
+                      <w:p>
+                        <w:r>
+                          <w:t>large</w:t>
+                        </w:r>
+                      </w:p>
+                    </w:tc>
+                    <w:tc>
+                      <w:tcPr>
+                        <w:tcW w:w="0" w:type="auto"/>
+                      </w:tcPr>
+                      <w:p>
+                        <w:r>
+                          <w:t>small</w:t>
+                        </w:r>
+                      </w:p>
+                    </w:tc>
+                    <w:tc>
+                      <w:tcPr>
+                        <w:tcW w:w="0" w:type="auto"/>
+                      </w:tcPr>
+                      <w:p>
+                        <w:r>
+                          <w:t>typical</w:t>
+                        </w:r>
+                      </w:p>
+                    </w:tc>
+                  </w:tr>
+                </w:tbl>
+                <w:p>
+                  <w:pPr>
+                    <w:rPr>
+                      <w:rStyle w:val="BlankWord1"/>
+                      <w:szCs w:val="23"/>
+                      <w:bdr w:val="none" w:sz="0" w:space="0" w:color="auto"/>
+                      <w:shd w:val="clear" w:color="auto" w:fill="auto"/>
+                      <w14:textOutline w14:w="0" w14:cap="rnd" w14:cmpd="sng" w14:algn="ctr">
+                        <w14:noFill/>
+                        <w14:prstDash w14:val="solid"/>
+                        <w14:bevel/>
+                      </w14:textOutline>
+                    </w:rPr>
+                  </w:pPr>
+                </w:p>
+              </w:tc>
+            </w:tr>
+            <w:tr>
+              <w:tc>
+                <w:tcPr>
+                  <w:tcW w:w="6288" w:type="dxa"/>
+                </w:tcPr>
+                <w:p>
+                  <w:pPr>
+                    <w:rPr>
+                      <w:rFonts w:ascii="Source Sans 3" w:hAnsi="Source Sans 3"/>
+                      <w:sz w:val="23"/>
+                      <w:szCs w:val="23"/>
+                      <w:lang w:bidi="ar-SA"/>
+                    </w:rPr>
+                  </w:pPr>
+                  <w:r>
+                    <w:rPr>
+                      <w:rFonts w:ascii="Source Sans 3 Medium" w:hAnsi="Source Sans 3 Medium"/>
+                      <w:b/>
+                      <w:bCs/>
+                      <w:sz w:val="23"/>
+                      <w:szCs w:val="23"/>
+                      <w:lang w:bidi="ar-SA"/>
+                    </w:rPr>
+                    <w:t>With a partner, describe your family using the collocations in the box.</w:t>
+                  </w:r>
+                </w:p>
+              </w:tc>
+              <w:tc>
+                <w:tcPr>
+                  <w:tcW w:w="3552" w:type="dxa"/>
+                </w:tcPr>
+                <w:p>
+                  <w:pPr>
+                    <w:rPr>
+                      <w:rFonts w:ascii="Source Sans 3" w:hAnsi="Source Sans 3"/>
+                      <w:sz w:val="23"/>
+                      <w:szCs w:val="23"/>
+                      <w:lang w:bidi="ar-SA"/>
+                    </w:rPr>
+                  </w:pPr>
+                </w:p>
+              </w:tc>
+            </w:tr>
+          </w:tbl>
+          <w:p/>
+        </w:tc>
+        <w:tc>
+          <w:tcPr>
+            <w:tcW w:w="3608" w:type="dxa"/>
+          </w:tcPr>
+          <w:p>
+            <w:pPr>
+              <w:rPr>
+                <w:rFonts w:ascii="Source Sans 3 SemiBold" w:hAnsi="Source Sans 3 SemiBold"/>
+                <w:b/>
+                <w:bCs/>
+                <w:noProof/>
+                <w:color w:val="FFFFFF" w:themeColor="background1"/>
+                <w:shd w:val="clear" w:color="auto" w:fill="68AF3D"/>
+              </w:rPr>
+            </w:pPr>
+            <w:r>
+              <w:rPr>
+                <w:rFonts w:ascii="Source Sans 3 SemiBold" w:hAnsi="Source Sans 3 SemiBold"/>
+                <w:b/>
+                <w:bCs/>
+                <w:noProof/>
+                <w:color w:val="FFFFFF" w:themeColor="background1"/>
+                <w:bdr w:val="single" w:sz="24" w:space="0" w:color="47DCE9"/>
+                <w:shd w:val="clear" w:color="auto" w:fill="02B1FD"/>
+              </w:rPr>
+              <w:t xml:space="preserve">TIP </w:t>
+            </w:r>
+            <w:r>
+              <w:rPr>
+                <w:rFonts w:ascii="Source Sans 3 SemiBold" w:hAnsi="Source Sans 3 SemiBold"/>
+                <w:b/>
+                <w:bCs/>
+                <w:noProof/>
+                <w:bdr w:val="single" w:sz="24" w:space="0" w:color="47DCE9"/>
+                <w:shd w:val="clear" w:color="auto" w:fill="FFFFFF" w:themeFill="background1"/>
+              </w:rPr>
+              <w:t>02</w:t>
+            </w:r>
+          </w:p>
+          <w:tbl>
+            <w:tblPr>
+              <w:tblStyle w:val="NormalTable"/>
+              <w:tblW w:w="0" w:type="auto"/>
+              <w:tblBorders>
+                <w:top w:val="single" w:sz="18" w:space="0" w:color="02B1FD"/>
+                <w:left w:val="single" w:sz="18" w:space="0" w:color="02B1FD"/>
+                <w:bottom w:val="single" w:sz="18" w:space="0" w:color="02B1FD"/>
+                <w:right w:val="single" w:sz="18" w:space="0" w:color="02B1FD"/>
+                <w:insideH w:val="single" w:sz="18" w:space="0" w:color="02B1FD"/>
+                <w:insideV w:val="single" w:sz="18" w:space="0" w:color="02B1FD"/>
+              </w:tblBorders>
+              <w:shd w:val="clear" w:color="auto" w:fill="E7EAEF"/>
+              <w:tblLook w:val="04A0" w:firstRow="1" w:lastRow="0" w:firstColumn="1" w:lastColumn="0" w:noHBand="0" w:noVBand="1"/>
+            </w:tblPr>
+            <w:tblGrid>
+              <w:gridCol w:w="3278"/>
+            </w:tblGrid>
+            <w:tr>
+              <w:tc>
+                <w:tcPr>
+                  <w:tcW w:w="6061" w:type="dxa"/>
+                  <w:shd w:val="clear" w:color="auto" w:fill="FFFFFF" w:themeFill="background1"/>
+                </w:tcPr>
+                <w:p>
+                  <w:pPr>
+                    <w:rPr>
+                      <w:noProof/>
+                      <w:sz w:val="21"/>
+                      <w:szCs w:val="21"/>
+                    </w:rPr>
+                  </w:pPr>
+                  <w:r>
+                    <w:rPr>
+                      <w:rFonts w:ascii="Cambria Math" w:hAnsi="Cambria Math" w:cs="Cambria Math"/>
+                      <w:color w:val="047FDC"/>
+                      <w:sz w:val="32"/>
+                      <w:szCs w:val="32"/>
+                    </w:rPr>
+                    <w:t>◉</w:t>
+                  </w:r>
+                  <w:r>
+                    <w:rPr>
+                      <w:color w:val="E9DB85"/>
+                      <w:sz w:val="32"/>
+                      <w:szCs w:val="32"/>
+                    </w:rPr>
+                    <w:t xml:space="preserve"> </w:t>
+                  </w:r>
+                  <w:r>
+                    <w:rPr>
+                      <w:sz w:val="21"/>
+                      <w:szCs w:val="21"/>
+                    </w:rPr>
+                    <w:t>It is a good idea to use collocations in the Speaking test. This shows the examiner that you have a good vocabulary.</w:t>
+                  </w:r>
+                </w:p>
+              </w:tc>
+            </w:tr>
+          </w:tbl>
+          <w:p>
+            <w:pPr>
+              <w:rPr>
+                <w:rFonts w:ascii="Source Sans 3 Medium" w:hAnsi="Source Sans 3 Medium"/>
+                <w:b/>
+                <w:bCs/>
+                <w:sz w:val="23"/>
+                <w:szCs w:val="23"/>
+              </w:rPr>
+            </w:pPr>
+          </w:p>
+        </w:tc>
+      </w:tr>
+      <w:tr>
+        <w:tc>
+          <w:tcPr>
+            <w:tcW w:w="650" w:type="dxa"/>
+          </w:tcPr>
+          <w:tbl>
+            <w:tblPr>
+              <w:tblStyle w:val="CompactTable"/>
+              <w:tblW w:w="0" w:type="auto"/>
+              <w:tblBorders>
+                <w:top w:val="single" w:sz="18" w:space="0" w:color="B01070"/>
+                <w:left w:val="single" w:sz="18" w:space="0" w:color="B01070"/>
+                <w:bottom w:val="single" w:sz="18" w:space="0" w:color="B01070"/>
+                <w:right w:val="single" w:sz="18" w:space="0" w:color="B01070"/>
+                <w:insideH w:val="single" w:sz="18" w:space="0" w:color="B01070"/>
+                <w:insideV w:val="single" w:sz="18" w:space="0" w:color="B01070"/>
+              </w:tblBorders>
+              <w:tblLook w:val="04A0" w:firstRow="1" w:lastRow="0" w:firstColumn="1" w:lastColumn="0" w:noHBand="0" w:noVBand="1"/>
+            </w:tblPr>
+            <w:tblGrid>
+              <w:gridCol w:w="320"/>
+            </w:tblGrid>
+            <w:tr>
+              <w:tc>
+                <w:tcPr>
+                  <w:tcW w:w="385" w:type="dxa"/>
+                </w:tcPr>
+                <w:p>
+                  <w:pPr>
+                    <w:rPr>
+                      <w:b w:val="0"/>
+                      <w:bCs/>
+                      <w:szCs w:val="26"/>
+                      <w:bdr w:val="single" w:sz="12" w:space="0" w:color="FFFF00"/>
+                    </w:rPr>
+                  </w:pPr>
+                  <w:r>
+                    <w:rPr>
+                      <w:bCs/>
+                      <w:szCs w:val="26"/>
+                      <w:lang w:bidi="ar-SA"/>
+                    </w:rPr>
+                    <w:t>07</w:t>
+                  </w:r>
+                </w:p>
+              </w:tc>
+            </w:tr>
+          </w:tbl>
+          <w:p>
+            <w:pPr>
+              <w:rPr>
+                <w:bCs/>
+                <w:szCs w:val="26"/>
+              </w:rPr>
+            </w:pPr>
+          </w:p>
+        </w:tc>
+        <w:tc>
+          <w:tcPr>
+            <w:tcW w:w="10134" w:type="dxa"/>
+          </w:tcPr>
+          <w:p>
+            <w:pPr>
+              <w:spacing w:after="120"/>
+              <w:rPr>
+                <w:rFonts w:ascii="Source Sans 3 Medium" w:hAnsi="Source Sans 3 Medium"/>
+                <w:b/>
+                <w:bCs/>
+                <w:sz w:val="23"/>
+                <w:szCs w:val="23"/>
+              </w:rPr>
+            </w:pPr>
+            <w:r>
+              <w:rPr>
+                <w:rFonts w:ascii="Source Sans 3 Medium" w:hAnsi="Source Sans 3 Medium"/>
+                <w:b/>
+                <w:bCs/>
+                <w:sz w:val="23"/>
+                <w:szCs w:val="23"/>
+              </w:rPr>
+              <w:t>Look at the following phrases taken from the recording.</w:t>
+            </w:r>
+          </w:p>
+          <w:p>
+            <w:pPr>
+              <w:spacing w:after="120"/>
+            </w:pPr>
+            <w:r>
+              <w:rPr>
+                <w:rFonts w:ascii="Source Sans 3 Medium" w:hAnsi="Source Sans 3 Medium"/>
+                <w:b/>
+                <w:bCs/>
+                <w:sz w:val="23"/>
+                <w:szCs w:val="23"/>
+              </w:rPr>
+              <w:t>What number is missing?</w:t>
+            </w:r>
+          </w:p>
+          <w:p>
+            <w:pPr>
+              <w:pStyle w:val="SS3-115"/>
+              <w:numPr>
+                <w:ilvl w:val="0"/>
+                <w:numId w:val="32"/>
+              </w:numPr>
+              <w:ind w:left="284" w:hanging="284"/>
+            </w:pPr>
+            <w:r>
+              <w:t>No, no, it's the day after – the ---.</w:t>
+            </w:r>
+          </w:p>
+          <w:p>
+            <w:pPr>
+              <w:pStyle w:val="SS3-115"/>
+              <w:ind w:left="284"/>
+              <w:rPr>
+                <w:b/>
+                <w:bCs/>
+              </w:rPr>
+            </w:pPr>
+            <w:r>
+              <w:rPr>
+                <w:b/>
+                <w:bCs/>
+              </w:rPr>
+              <w:t>16th/17th</w:t>
+            </w:r>
+          </w:p>
+          <w:p>
+            <w:pPr>
+              <w:pStyle w:val="SS3-115"/>
+              <w:numPr>
+                <w:ilvl w:val="0"/>
+                <w:numId w:val="32"/>
+              </w:numPr>
+              <w:ind w:left="284" w:hanging="284"/>
+            </w:pPr>
+            <w:r>
+              <w:t>The private room can seat up to --- people.</w:t>
+            </w:r>
+          </w:p>
+          <w:p>
+            <w:pPr>
+              <w:pStyle w:val="SS3-115"/>
+              <w:ind w:left="284"/>
+              <w:rPr>
+                <w:b/>
+                <w:bCs/>
+              </w:rPr>
+            </w:pPr>
+            <w:r>
+              <w:rPr>
+                <w:b/>
+                <w:bCs/>
+              </w:rPr>
+              <w:t>12/20</w:t>
+            </w:r>
+          </w:p>
+        </w:tc>
+        <w:tc>
+          <w:tcPr>
+            <w:tcW w:w="3608" w:type="dxa"/>
+          </w:tcPr>
+          <w:p>
+            <w:pPr>
+              <w:rPr>
+                <w:rFonts w:ascii="Source Sans 3 Medium" w:hAnsi="Source Sans 3 Medium"/>
+                <w:b/>
+                <w:bCs/>
+                <w:sz w:val="23"/>
+                <w:szCs w:val="23"/>
+              </w:rPr>
+            </w:pPr>
+          </w:p>
+        </w:tc>
+      </w:tr>
+      <w:tr>
+        <w:tc>
+          <w:tcPr>
+            <w:tcW w:w="650" w:type="dxa"/>
+          </w:tcPr>
+          <w:tbl>
+            <w:tblPr>
+              <w:tblStyle w:val="CompactTable"/>
+              <w:tblW w:w="0" w:type="auto"/>
+              <w:tblBorders>
+                <w:top w:val="single" w:sz="18" w:space="0" w:color="B01070"/>
+                <w:left w:val="single" w:sz="18" w:space="0" w:color="B01070"/>
+                <w:bottom w:val="single" w:sz="18" w:space="0" w:color="B01070"/>
+                <w:right w:val="single" w:sz="18" w:space="0" w:color="B01070"/>
+                <w:insideH w:val="single" w:sz="18" w:space="0" w:color="B01070"/>
+                <w:insideV w:val="single" w:sz="18" w:space="0" w:color="B01070"/>
+              </w:tblBorders>
+              <w:tblLook w:val="04A0" w:firstRow="1" w:lastRow="0" w:firstColumn="1" w:lastColumn="0" w:noHBand="0" w:noVBand="1"/>
+            </w:tblPr>
+            <w:tblGrid>
+              <w:gridCol w:w="320"/>
+            </w:tblGrid>
+            <w:tr>
+              <w:tc>
+                <w:tcPr>
+                  <w:tcW w:w="385" w:type="dxa"/>
+                </w:tcPr>
+                <w:p>
+                  <w:pPr>
+                    <w:rPr>
+                      <w:b w:val="0"/>
+                      <w:bCs/>
+                      <w:szCs w:val="26"/>
+                      <w:bdr w:val="single" w:sz="12" w:space="0" w:color="FFFF00"/>
+                    </w:rPr>
+                  </w:pPr>
+                  <w:r>
+                    <w:rPr>
+                      <w:bCs/>
+                      <w:szCs w:val="26"/>
+                      <w:lang w:bidi="ar-SA"/>
+                    </w:rPr>
+                    <w:t>08</w:t>
+                  </w:r>
+                </w:p>
+              </w:tc>
+            </w:tr>
+          </w:tbl>
+          <w:p>
+            <w:pPr>
+              <w:rPr>
+                <w:bCs/>
+                <w:szCs w:val="26"/>
+              </w:rPr>
+            </w:pPr>
+          </w:p>
+        </w:tc>
+        <w:tc>
+          <w:tcPr>
+            <w:tcW w:w="13742" w:type="dxa"/>
+            <w:gridSpan w:val="2"/>
+          </w:tcPr>
+          <w:p>
+            <w:pPr>
+              <w:rPr>
+                <w:rFonts w:ascii="Source Sans 3 Medium" w:hAnsi="Source Sans 3 Medium"/>
+                <w:b/>
+                <w:bCs/>
+                <w:sz w:val="23"/>
+                <w:szCs w:val="23"/>
+              </w:rPr>
+            </w:pPr>
+            <w:r>
+              <w:rPr>
+                <w:rFonts w:ascii="Source Sans 3 Medium" w:hAnsi="Source Sans 3 Medium"/>
+                <w:b/>
+                <w:bCs/>
+                <w:sz w:val="23"/>
+                <w:szCs w:val="23"/>
+              </w:rPr>
+              <w:t>Now listen to the rest of conversation 1 and choose the correct answer</w:t>
+            </w:r>
+            <w:r>
+              <w:rPr>
+                <w:rFonts w:ascii="Source Sans 3 Medium" w:hAnsi="Source Sans 3 Medium"/>
+                <w:b/>
+                <w:bCs/>
+                <w:sz w:val="23"/>
+                <w:szCs w:val="23"/>
+              </w:rPr>
+              <w:t>.</w:t>
+            </w:r>
+          </w:p>
+          <w:p>
+            <w:pPr>
+              <w:pStyle w:val="SS3-115"/>
+            </w:pPr>
+            <w:hyperlink r:id="rId34" w:history="1">
+              <w:r>
+                <w:rPr>
+                  <w:rStyle w:val="Hyperlink"/>
+                  <w:b/>
+                  <w:bCs/>
+                  <w:sz w:val="26"/>
+                  <w:szCs w:val="26"/>
+                </w:rPr>
+                <w:t>05</w:t>
+              </w:r>
+            </w:hyperlink>
+          </w:p>
+          <w:p>
+            <w:pPr>
+              <w:pStyle w:val="SS3-115"/>
+            </w:pPr>
+            <w:r>
+              <w:t>How much is the total cost of the booking?</w:t>
+            </w:r>
+          </w:p>
+          <w:tbl>
+            <w:tblPr>
+              <w:tblStyle w:val="CommonTable"/>
+              <w:tblW w:w="0" w:type="auto"/>
+              <w:tblBorders>
+                <w:top w:val="none" w:sz="0" w:space="0" w:color="auto"/>
+                <w:left w:val="none" w:sz="0" w:space="0" w:color="auto"/>
+                <w:bottom w:val="none" w:sz="0" w:space="0" w:color="auto"/>
+                <w:right w:val="none" w:sz="0" w:space="0" w:color="auto"/>
+                <w:insideH w:val="none" w:sz="0" w:space="0" w:color="auto"/>
+                <w:insideV w:val="none" w:sz="0" w:space="0" w:color="auto"/>
+              </w:tblBorders>
+              <w:tblLook w:val="04A0" w:firstRow="1" w:lastRow="0" w:firstColumn="1" w:lastColumn="0" w:noHBand="0" w:noVBand="1"/>
+            </w:tblPr>
+            <w:tblGrid>
+              <w:gridCol w:w="1102"/>
+              <w:gridCol w:w="1102"/>
+              <w:gridCol w:w="1096"/>
+            </w:tblGrid>
+            <w:tr>
+              <w:tc>
+                <w:tcPr>
+                  <w:tcW w:w="1034" w:type="dxa"/>
+                </w:tcPr>
+                <w:p>
+                  <w:pPr>
+                    <w:pStyle w:val="ListParagraph"/>
+                    <w:numPr>
+                      <w:ilvl w:val="0"/>
+                      <w:numId w:val="33"/>
+                    </w:numPr>
+                    <w:rPr>
+                      <w:rStyle w:val="BlankWord1"/>
+                      <w:iCs/>
+                      <w:bdr w:val="none" w:sz="0" w:space="0" w:color="auto"/>
+                      <w:shd w:val="clear" w:color="auto" w:fill="auto"/>
+                      <w14:textOutline w14:w="0" w14:cap="rnd" w14:cmpd="sng" w14:algn="ctr">
+                        <w14:noFill/>
+                        <w14:prstDash w14:val="solid"/>
+                        <w14:bevel/>
+                      </w14:textOutline>
+                    </w:rPr>
+                  </w:pPr>
+                  <w:r>
+                    <w:rPr>
+                      <w:rFonts w:ascii="Source Sans 3" w:hAnsi="Source Sans 3"/>
+                      <w:iCs/>
+                      <w:sz w:val="23"/>
+                    </w:rPr>
+                    <w:t>£218</w:t>
+                  </w:r>
+                </w:p>
+              </w:tc>
+              <w:tc>
+                <w:tcPr>
+                  <w:tcW w:w="1034" w:type="dxa"/>
+                </w:tcPr>
+                <w:p>
+                  <w:pPr>
+                    <w:pStyle w:val="ListParagraph"/>
+                    <w:numPr>
+                      <w:ilvl w:val="0"/>
+                      <w:numId w:val="33"/>
+                    </w:numPr>
+                    <w:rPr>
+                      <w:rStyle w:val="BlankWord1"/>
+                      <w:iCs/>
+                      <w:bdr w:val="none" w:sz="0" w:space="0" w:color="auto"/>
+                      <w:shd w:val="clear" w:color="auto" w:fill="auto"/>
+                      <w14:textOutline w14:w="0" w14:cap="rnd" w14:cmpd="sng" w14:algn="ctr">
+                        <w14:noFill/>
+                        <w14:prstDash w14:val="solid"/>
+                        <w14:bevel/>
+                      </w14:textOutline>
+                    </w:rPr>
+                  </w:pPr>
+                  <w:r>
+                    <w:rPr>
+                      <w:rFonts w:ascii="Source Sans 3" w:hAnsi="Source Sans 3"/>
+                      <w:iCs/>
+                      <w:sz w:val="23"/>
+                    </w:rPr>
+                    <w:t>£</w:t>
+                  </w:r>
+                  <w:r>
+                    <w:rPr>
+                      <w:rFonts w:ascii="Source Sans 3" w:hAnsi="Source Sans 3"/>
+                      <w:iCs/>
+                      <w:sz w:val="23"/>
+                    </w:rPr>
+                    <w:t>3</w:t>
+                  </w:r>
+                  <w:r>
+                    <w:rPr>
+                      <w:rFonts w:ascii="Source Sans 3" w:hAnsi="Source Sans 3"/>
+                      <w:iCs/>
+                      <w:sz w:val="23"/>
+                    </w:rPr>
+                    <w:t>18</w:t>
+                  </w:r>
+                </w:p>
+              </w:tc>
+              <w:tc>
+                <w:tcPr>
+                  <w:tcW w:w="1048" w:type="dxa"/>
+                </w:tcPr>
+                <w:p>
+                  <w:pPr>
+                    <w:pStyle w:val="ListParagraph"/>
+                    <w:numPr>
+                      <w:ilvl w:val="0"/>
+                      <w:numId w:val="33"/>
+                    </w:numPr>
+                    <w:rPr>
+                      <w:rStyle w:val="BlankWord1"/>
+                      <w:iCs/>
+                      <w:bdr w:val="none" w:sz="0" w:space="0" w:color="auto"/>
+                      <w:shd w:val="clear" w:color="auto" w:fill="auto"/>
+                      <w14:textOutline w14:w="0" w14:cap="rnd" w14:cmpd="sng" w14:algn="ctr">
+                        <w14:noFill/>
+                        <w14:prstDash w14:val="solid"/>
+                        <w14:bevel/>
+                      </w14:textOutline>
+                    </w:rPr>
+                  </w:pPr>
+                  <w:r>
+                    <w:rPr>
+                      <w:rFonts w:ascii="Source Sans 3" w:hAnsi="Source Sans 3"/>
+                      <w:iCs/>
+                      <w:sz w:val="23"/>
+                    </w:rPr>
+                    <w:t>£</w:t>
+                  </w:r>
+                  <w:r>
+                    <w:rPr>
+                      <w:rFonts w:ascii="Source Sans 3" w:hAnsi="Source Sans 3"/>
+                      <w:iCs/>
+                      <w:sz w:val="23"/>
+                    </w:rPr>
+                    <w:t>3</w:t>
+                  </w:r>
+                  <w:r>
+                    <w:t>80</w:t>
+                  </w:r>
+                </w:p>
+              </w:tc>
+            </w:tr>
+          </w:tbl>
+          <w:p>
+            <w:pPr>
+              <w:rPr>
+                <w:rFonts w:ascii="Source Sans 3 Medium" w:hAnsi="Source Sans 3 Medium"/>
+                <w:b/>
+                <w:bCs/>
+                <w:sz w:val="23"/>
+                <w:szCs w:val="23"/>
+              </w:rPr>
+            </w:pPr>
+          </w:p>
+        </w:tc>
+      </w:tr>
+      <w:tr>
+        <w:tc>
+          <w:tcPr>
+            <w:tcW w:w="650" w:type="dxa"/>
+          </w:tcPr>
+          <w:tbl>
+            <w:tblPr>
+              <w:tblStyle w:val="CompactTable"/>
+              <w:tblW w:w="0" w:type="auto"/>
+              <w:tblBorders>
+                <w:top w:val="single" w:sz="18" w:space="0" w:color="B01070"/>
+                <w:left w:val="single" w:sz="18" w:space="0" w:color="B01070"/>
+                <w:bottom w:val="single" w:sz="18" w:space="0" w:color="B01070"/>
+                <w:right w:val="single" w:sz="18" w:space="0" w:color="B01070"/>
+                <w:insideH w:val="single" w:sz="18" w:space="0" w:color="B01070"/>
+                <w:insideV w:val="single" w:sz="18" w:space="0" w:color="B01070"/>
+              </w:tblBorders>
+              <w:tblLook w:val="04A0" w:firstRow="1" w:lastRow="0" w:firstColumn="1" w:lastColumn="0" w:noHBand="0" w:noVBand="1"/>
+            </w:tblPr>
+            <w:tblGrid>
+              <w:gridCol w:w="320"/>
+            </w:tblGrid>
+            <w:tr>
+              <w:tc>
+                <w:tcPr>
+                  <w:tcW w:w="385" w:type="dxa"/>
+                </w:tcPr>
+                <w:p>
+                  <w:pPr>
+                    <w:rPr>
+                      <w:b w:val="0"/>
+                      <w:bCs/>
+                      <w:szCs w:val="26"/>
+                      <w:bdr w:val="single" w:sz="12" w:space="0" w:color="FFFF00"/>
+                    </w:rPr>
+                  </w:pPr>
+                  <w:r>
+                    <w:rPr>
+                      <w:bCs/>
+                      <w:szCs w:val="26"/>
+                      <w:lang w:bidi="ar-SA"/>
+                    </w:rPr>
+                    <w:t>0</w:t>
+                  </w:r>
+                  <w:r>
+                    <w:rPr>
+                      <w:bCs/>
+                      <w:szCs w:val="26"/>
+                    </w:rPr>
+                    <w:t>9</w:t>
+                  </w:r>
+                </w:p>
+              </w:tc>
+            </w:tr>
+          </w:tbl>
+          <w:p>
+            <w:pPr>
+              <w:rPr>
+                <w:bCs/>
+                <w:szCs w:val="26"/>
+              </w:rPr>
+            </w:pPr>
+          </w:p>
+        </w:tc>
+        <w:tc>
+          <w:tcPr>
+            <w:tcW w:w="13742" w:type="dxa"/>
+            <w:gridSpan w:val="2"/>
+          </w:tcPr>
+          <w:p>
+            <w:pPr>
+              <w:rPr>
+                <w:rFonts w:ascii="Source Sans 3 Medium" w:hAnsi="Source Sans 3 Medium"/>
+                <w:b/>
+                <w:bCs/>
+                <w:sz w:val="23"/>
+                <w:szCs w:val="23"/>
+              </w:rPr>
+            </w:pPr>
+            <w:r>
+              <w:rPr>
+                <w:rFonts w:ascii="Source Sans 3 Medium" w:hAnsi="Source Sans 3 Medium"/>
+                <w:b/>
+                <w:bCs/>
+                <w:sz w:val="23"/>
+                <w:szCs w:val="23"/>
+              </w:rPr>
+              <w:t>Listen to the second part of conversation 2 and answer the questions.</w:t>
+            </w:r>
+          </w:p>
+          <w:p>
+            <w:hyperlink r:id="rId35" w:history="1">
+              <w:r>
+                <w:rPr>
+                  <w:rStyle w:val="Hyperlink"/>
+                  <w:rFonts w:ascii="Source Sans 3" w:hAnsi="Source Sans 3"/>
+                  <w:b/>
+                  <w:bCs/>
+                  <w:sz w:val="26"/>
+                  <w:szCs w:val="26"/>
+                </w:rPr>
+                <w:t>06</w:t>
+              </w:r>
+            </w:hyperlink>
+          </w:p>
+          <w:p>
+            <w:pPr>
+              <w:pStyle w:val="SS3-115"/>
+              <w:numPr>
+                <w:ilvl w:val="0"/>
+                <w:numId w:val="34"/>
+              </w:numPr>
+            </w:pPr>
+            <w:r>
+              <w:t>The price of the earrings now is</w:t>
+            </w:r>
+            <w:r>
+              <w:t xml:space="preserve"> ---</w:t>
+            </w:r>
+          </w:p>
+          <w:tbl>
+            <w:tblPr>
+              <w:tblStyle w:val="CommonTable"/>
+              <w:tblW w:w="0" w:type="auto"/>
+              <w:tblBorders>
+                <w:top w:val="none" w:sz="0" w:space="0" w:color="auto"/>
+                <w:left w:val="none" w:sz="0" w:space="0" w:color="auto"/>
+                <w:bottom w:val="none" w:sz="0" w:space="0" w:color="auto"/>
+                <w:right w:val="none" w:sz="0" w:space="0" w:color="auto"/>
+                <w:insideH w:val="none" w:sz="0" w:space="0" w:color="auto"/>
+                <w:insideV w:val="none" w:sz="0" w:space="0" w:color="auto"/>
+              </w:tblBorders>
+              <w:tblLook w:val="04A0" w:firstRow="1" w:lastRow="0" w:firstColumn="1" w:lastColumn="0" w:noHBand="0" w:noVBand="1"/>
+            </w:tblPr>
+            <w:tblGrid>
+              <w:gridCol w:w="987"/>
+              <w:gridCol w:w="987"/>
+              <w:gridCol w:w="987"/>
+            </w:tblGrid>
+            <w:tr>
+              <w:tc>
+                <w:tcPr>
+                  <w:tcW w:w="865" w:type="dxa"/>
+                </w:tcPr>
+                <w:p>
+                  <w:pPr>
+                    <w:pStyle w:val="ListParagraph"/>
+                    <w:numPr>
+                      <w:ilvl w:val="0"/>
+                      <w:numId w:val="35"/>
+                    </w:numPr>
+                    <w:rPr>
+                      <w:rStyle w:val="BlankWord1"/>
+                      <w:iCs/>
+                      <w:bdr w:val="none" w:sz="0" w:space="0" w:color="auto"/>
+                      <w:shd w:val="clear" w:color="auto" w:fill="auto"/>
+                      <w14:textOutline w14:w="0" w14:cap="rnd" w14:cmpd="sng" w14:algn="ctr">
+                        <w14:noFill/>
+                        <w14:prstDash w14:val="solid"/>
+                        <w14:bevel/>
+                      </w14:textOutline>
+                    </w:rPr>
+                  </w:pPr>
+                  <w:r>
+                    <w:rPr>
+                      <w:rFonts w:ascii="Source Sans 3" w:hAnsi="Source Sans 3"/>
+                      <w:iCs/>
+                      <w:sz w:val="23"/>
+                    </w:rPr>
+                    <w:t>£</w:t>
+                  </w:r>
+                  <w:r>
+                    <w:rPr>
+                      <w:rFonts w:ascii="Source Sans 3" w:hAnsi="Source Sans 3"/>
+                      <w:iCs/>
+                      <w:sz w:val="23"/>
+                    </w:rPr>
+                    <w:t>10</w:t>
+                  </w:r>
+                </w:p>
+              </w:tc>
+              <w:tc>
+                <w:tcPr>
+                  <w:tcW w:w="850" w:type="dxa"/>
+                </w:tcPr>
+                <w:p>
+                  <w:pPr>
+                    <w:pStyle w:val="ListParagraph"/>
+                    <w:numPr>
+                      <w:ilvl w:val="0"/>
+                      <w:numId w:val="35"/>
+                    </w:numPr>
+                    <w:rPr>
+                      <w:rStyle w:val="BlankWord1"/>
+                      <w:iCs/>
+                      <w:bdr w:val="none" w:sz="0" w:space="0" w:color="auto"/>
+                      <w:shd w:val="clear" w:color="auto" w:fill="auto"/>
+                      <w14:textOutline w14:w="0" w14:cap="rnd" w14:cmpd="sng" w14:algn="ctr">
+                        <w14:noFill/>
+                        <w14:prstDash w14:val="solid"/>
+                        <w14:bevel/>
+                      </w14:textOutline>
+                    </w:rPr>
+                  </w:pPr>
+                  <w:r>
+                    <w:rPr>
+                      <w:rFonts w:ascii="Source Sans 3" w:hAnsi="Source Sans 3"/>
+                      <w:iCs/>
+                      <w:sz w:val="23"/>
+                    </w:rPr>
+                    <w:t>£</w:t>
+                  </w:r>
+                  <w:r>
+                    <w:rPr>
+                      <w:rFonts w:ascii="Source Sans 3" w:hAnsi="Source Sans 3"/>
+                      <w:iCs/>
+                      <w:sz w:val="23"/>
+                    </w:rPr>
+                    <w:t>20</w:t>
+                  </w:r>
+                </w:p>
+              </w:tc>
+              <w:tc>
+                <w:tcPr>
+                  <w:tcW w:w="851" w:type="dxa"/>
+                </w:tcPr>
+                <w:p>
+                  <w:pPr>
+                    <w:pStyle w:val="ListParagraph"/>
+                    <w:numPr>
+                      <w:ilvl w:val="0"/>
+                      <w:numId w:val="35"/>
+                    </w:numPr>
+                    <w:rPr>
+                      <w:rStyle w:val="BlankWord1"/>
+                      <w:iCs/>
+                      <w:bdr w:val="none" w:sz="0" w:space="0" w:color="auto"/>
+                      <w:shd w:val="clear" w:color="auto" w:fill="auto"/>
+                      <w14:textOutline w14:w="0" w14:cap="rnd" w14:cmpd="sng" w14:algn="ctr">
+                        <w14:noFill/>
+                        <w14:prstDash w14:val="solid"/>
+                        <w14:bevel/>
+                      </w14:textOutline>
+                    </w:rPr>
+                  </w:pPr>
+                  <w:r>
+                    <w:rPr>
+                      <w:rFonts w:ascii="Source Sans 3" w:hAnsi="Source Sans 3"/>
+                      <w:iCs/>
+                      <w:sz w:val="23"/>
+                    </w:rPr>
+                    <w:t>£</w:t>
+                  </w:r>
+                  <w:r>
+                    <w:rPr>
+                      <w:rFonts w:ascii="Source Sans 3" w:hAnsi="Source Sans 3"/>
+                      <w:iCs/>
+                      <w:sz w:val="23"/>
+                    </w:rPr>
+                    <w:t>30</w:t>
+                  </w:r>
+                </w:p>
+              </w:tc>
+            </w:tr>
+          </w:tbl>
+          <w:p/>
+          <w:p>
+            <w:pPr>
+              <w:pStyle w:val="SS3-115"/>
+              <w:numPr>
+                <w:ilvl w:val="0"/>
+                <w:numId w:val="34"/>
+              </w:numPr>
+            </w:pPr>
+            <w:r>
+              <w:t>How much does the customer pay for the gift wrapping?</w:t>
+            </w:r>
+          </w:p>
+          <w:tbl>
+            <w:tblPr>
+              <w:tblStyle w:val="CommonTable"/>
+              <w:tblW w:w="0" w:type="auto"/>
+              <w:tblBorders>
+                <w:top w:val="none" w:sz="0" w:space="0" w:color="auto"/>
+                <w:left w:val="none" w:sz="0" w:space="0" w:color="auto"/>
+                <w:bottom w:val="none" w:sz="0" w:space="0" w:color="auto"/>
+                <w:right w:val="none" w:sz="0" w:space="0" w:color="auto"/>
+                <w:insideH w:val="none" w:sz="0" w:space="0" w:color="auto"/>
+                <w:insideV w:val="none" w:sz="0" w:space="0" w:color="auto"/>
+              </w:tblBorders>
+              <w:tblLook w:val="04A0" w:firstRow="1" w:lastRow="0" w:firstColumn="1" w:lastColumn="0" w:noHBand="0" w:noVBand="1"/>
+            </w:tblPr>
+            <w:tblGrid>
+              <w:gridCol w:w="873"/>
+              <w:gridCol w:w="873"/>
+              <w:gridCol w:w="873"/>
+            </w:tblGrid>
+            <w:tr>
+              <w:tc>
+                <w:tcPr>
+                  <w:tcW w:w="865" w:type="dxa"/>
+                </w:tcPr>
+                <w:p>
+                  <w:pPr>
+                    <w:pStyle w:val="ListParagraph"/>
+                    <w:numPr>
+                      <w:ilvl w:val="0"/>
+                      <w:numId w:val="36"/>
+                    </w:numPr>
+                    <w:rPr>
+                      <w:rStyle w:val="BlankWord1"/>
+                      <w:iCs/>
+                      <w:bdr w:val="none" w:sz="0" w:space="0" w:color="auto"/>
+                      <w:shd w:val="clear" w:color="auto" w:fill="auto"/>
+                      <w14:textOutline w14:w="0" w14:cap="rnd" w14:cmpd="sng" w14:algn="ctr">
+                        <w14:noFill/>
+                        <w14:prstDash w14:val="solid"/>
+                        <w14:bevel/>
+                      </w14:textOutline>
+                    </w:rPr>
+                  </w:pPr>
+                  <w:r>
+                    <w:rPr>
+                      <w:rFonts w:ascii="Source Sans 3" w:hAnsi="Source Sans 3"/>
+                      <w:iCs/>
+                      <w:sz w:val="23"/>
+                    </w:rPr>
+                    <w:t>£</w:t>
+                  </w:r>
+                  <w:r>
+                    <w:rPr>
+                      <w:rFonts w:ascii="Source Sans 3" w:hAnsi="Source Sans 3"/>
+                      <w:iCs/>
+                      <w:sz w:val="23"/>
+                    </w:rPr>
+                    <w:t>4</w:t>
+                  </w:r>
+                </w:p>
+              </w:tc>
+              <w:tc>
+                <w:tcPr>
+                  <w:tcW w:w="850" w:type="dxa"/>
+                </w:tcPr>
+                <w:p>
+                  <w:pPr>
+                    <w:pStyle w:val="ListParagraph"/>
+                    <w:numPr>
+                      <w:ilvl w:val="0"/>
+                      <w:numId w:val="36"/>
+                    </w:numPr>
+                    <w:rPr>
+                      <w:rStyle w:val="BlankWord1"/>
+                      <w:iCs/>
+                      <w:bdr w:val="none" w:sz="0" w:space="0" w:color="auto"/>
+                      <w:shd w:val="clear" w:color="auto" w:fill="auto"/>
+                      <w14:textOutline w14:w="0" w14:cap="rnd" w14:cmpd="sng" w14:algn="ctr">
+                        <w14:noFill/>
+                        <w14:prstDash w14:val="solid"/>
+                        <w14:bevel/>
+                      </w14:textOutline>
+                    </w:rPr>
+                  </w:pPr>
+                  <w:r>
+                    <w:rPr>
+                      <w:rFonts w:ascii="Source Sans 3" w:hAnsi="Source Sans 3"/>
+                      <w:iCs/>
+                      <w:sz w:val="23"/>
+                    </w:rPr>
+                    <w:t>£</w:t>
+                  </w:r>
+                  <w:r>
+                    <w:rPr>
+                      <w:rFonts w:ascii="Source Sans 3" w:hAnsi="Source Sans 3"/>
+                      <w:iCs/>
+                      <w:sz w:val="23"/>
+                    </w:rPr>
+                    <w:t>5</w:t>
+                  </w:r>
+                </w:p>
+              </w:tc>
+              <w:tc>
+                <w:tcPr>
+                  <w:tcW w:w="851" w:type="dxa"/>
+                </w:tcPr>
+                <w:p>
+                  <w:pPr>
+                    <w:pStyle w:val="ListParagraph"/>
+                    <w:numPr>
+                      <w:ilvl w:val="0"/>
+                      <w:numId w:val="36"/>
+                    </w:numPr>
+                    <w:rPr>
+                      <w:rStyle w:val="BlankWord1"/>
+                      <w:iCs/>
+                      <w:bdr w:val="none" w:sz="0" w:space="0" w:color="auto"/>
+                      <w:shd w:val="clear" w:color="auto" w:fill="auto"/>
+                      <w14:textOutline w14:w="0" w14:cap="rnd" w14:cmpd="sng" w14:algn="ctr">
+                        <w14:noFill/>
+                        <w14:prstDash w14:val="solid"/>
+                        <w14:bevel/>
+                      </w14:textOutline>
+                    </w:rPr>
+                  </w:pPr>
+                  <w:r>
+                    <w:rPr>
+                      <w:rFonts w:ascii="Source Sans 3" w:hAnsi="Source Sans 3"/>
+                      <w:iCs/>
+                      <w:sz w:val="23"/>
+                    </w:rPr>
+                    <w:t>£</w:t>
+                  </w:r>
+                  <w:r>
+                    <w:rPr>
+                      <w:rFonts w:ascii="Source Sans 3" w:hAnsi="Source Sans 3"/>
+                      <w:iCs/>
+                      <w:sz w:val="23"/>
+                    </w:rPr>
+                    <w:t>7</w:t>
+                  </w:r>
+                </w:p>
+              </w:tc>
+            </w:tr>
+          </w:tbl>
+          <w:p>
+            <w:pPr>
+              <w:rPr>
+                <w:rFonts w:ascii="Source Sans 3 Medium" w:hAnsi="Source Sans 3 Medium"/>
+                <w:b/>
+                <w:bCs/>
+                <w:sz w:val="23"/>
+                <w:szCs w:val="23"/>
+              </w:rPr>
+            </w:pPr>
+          </w:p>
+        </w:tc>
+      </w:tr>
+      <w:tr>
+        <w:tc>
+          <w:tcPr>
+            <w:tcW w:w="650" w:type="dxa"/>
+          </w:tcPr>
+          <w:tbl>
+            <w:tblPr>
+              <w:tblStyle w:val="CompactTable"/>
+              <w:tblW w:w="0" w:type="auto"/>
+              <w:tblBorders>
+                <w:top w:val="single" w:sz="18" w:space="0" w:color="B01070"/>
+                <w:left w:val="single" w:sz="18" w:space="0" w:color="B01070"/>
+                <w:bottom w:val="single" w:sz="18" w:space="0" w:color="B01070"/>
+                <w:right w:val="single" w:sz="18" w:space="0" w:color="B01070"/>
+                <w:insideH w:val="single" w:sz="18" w:space="0" w:color="B01070"/>
+                <w:insideV w:val="single" w:sz="18" w:space="0" w:color="B01070"/>
+              </w:tblBorders>
+              <w:tblLook w:val="04A0" w:firstRow="1" w:lastRow="0" w:firstColumn="1" w:lastColumn="0" w:noHBand="0" w:noVBand="1"/>
+            </w:tblPr>
+            <w:tblGrid>
+              <w:gridCol w:w="320"/>
+            </w:tblGrid>
+            <w:tr>
+              <w:tc>
+                <w:tcPr>
+                  <w:tcW w:w="385" w:type="dxa"/>
+                </w:tcPr>
+                <w:p>
+                  <w:pPr>
+                    <w:rPr>
+                      <w:b w:val="0"/>
+                      <w:bCs/>
+                      <w:szCs w:val="26"/>
+                      <w:bdr w:val="single" w:sz="12" w:space="0" w:color="FFFF00"/>
+                    </w:rPr>
+                  </w:pPr>
+                  <w:r>
+                    <w:rPr>
+                      <w:bCs/>
+                      <w:szCs w:val="26"/>
+                      <w:lang w:bidi="ar-SA"/>
+                    </w:rPr>
+                    <w:t>10</w:t>
+                  </w:r>
+                </w:p>
+              </w:tc>
+            </w:tr>
+          </w:tbl>
+          <w:p>
+            <w:pPr>
+              <w:rPr>
+                <w:bCs/>
+                <w:szCs w:val="26"/>
+              </w:rPr>
+            </w:pPr>
+          </w:p>
+        </w:tc>
+        <w:tc>
+          <w:tcPr>
+            <w:tcW w:w="13742" w:type="dxa"/>
+            <w:gridSpan w:val="2"/>
+          </w:tcPr>
+          <w:p>
+            <w:pPr>
+              <w:rPr>
+                <w:rFonts w:ascii="Source Sans 3 Medium" w:hAnsi="Source Sans 3 Medium"/>
+                <w:b/>
+                <w:bCs/>
+                <w:sz w:val="23"/>
+                <w:szCs w:val="23"/>
+              </w:rPr>
+            </w:pPr>
+            <w:r>
+              <w:rPr>
+                <w:rFonts w:ascii="Source Sans 3 Medium" w:hAnsi="Source Sans 3 Medium"/>
+                <w:b/>
+                <w:bCs/>
+                <w:sz w:val="23"/>
+                <w:szCs w:val="23"/>
+              </w:rPr>
+              <w:t>Listen again and complete this part of the conversation</w:t>
+            </w:r>
+            <w:r>
+              <w:rPr>
+                <w:rFonts w:ascii="Source Sans 3 Medium" w:hAnsi="Source Sans 3 Medium"/>
+                <w:b/>
+                <w:bCs/>
+                <w:sz w:val="23"/>
+                <w:szCs w:val="23"/>
+              </w:rPr>
+              <w:t>.</w:t>
+            </w:r>
+          </w:p>
+          <w:p>
+            <w:pPr>
+              <w:pStyle w:val="SS3-115"/>
+            </w:pPr>
+            <w:hyperlink r:id="rId36" w:history="1">
+              <w:r>
+                <w:rPr>
+                  <w:rStyle w:val="Hyperlink"/>
+                  <w:b/>
+                  <w:bCs/>
+                  <w:sz w:val="26"/>
+                  <w:szCs w:val="26"/>
+                </w:rPr>
+                <w:t>07</w:t>
+              </w:r>
+            </w:hyperlink>
+          </w:p>
+          <w:tbl>
+            <w:tblPr>
+              <w:tblStyle w:val="DottedTable"/>
+              <w:tblW w:w="0" w:type="auto"/>
+              <w:tblLook w:val="04A0" w:firstRow="1" w:lastRow="0" w:firstColumn="1" w:lastColumn="0" w:noHBand="0" w:noVBand="1"/>
+            </w:tblPr>
+            <w:tblGrid>
+              <w:gridCol w:w="1430"/>
+              <w:gridCol w:w="12018"/>
+            </w:tblGrid>
+            <w:tr>
+              <w:tc>
+                <w:tcPr>
+                  <w:tcW w:w="1432" w:type="dxa"/>
+                </w:tcPr>
+                <w:p>
+                  <w:pPr>
+                    <w:pStyle w:val="SS3-115"/>
+                    <w:spacing w:after="0"/>
+                  </w:pPr>
+                  <w:r>
+                    <w:rPr>
+                      <w:b/>
+                      <w:bCs/>
+                    </w:rPr>
+                    <w:t>Customer</w:t>
+                  </w:r>
+                </w:p>
+              </w:tc>
+              <w:tc>
+                <w:tcPr>
+                  <w:tcW w:w="12152" w:type="dxa"/>
+                </w:tcPr>
+                <w:p>
+                  <w:pPr>
+                    <w:pStyle w:val="SS3-115"/>
+                    <w:spacing w:after="0"/>
+                  </w:pPr>
+                  <w:r>
+                    <w:t>Oh, really? So, how much are they?</w:t>
+                  </w:r>
+                </w:p>
+              </w:tc>
+            </w:tr>
+            <w:tr>
+              <w:tc>
+                <w:tcPr>
+                  <w:tcW w:w="1432" w:type="dxa"/>
+                </w:tcPr>
+                <w:p>
+                  <w:pPr>
+                    <w:pStyle w:val="SS3-115"/>
+                    <w:spacing w:after="0"/>
+                  </w:pPr>
+                  <w:r>
+                    <w:rPr>
+                      <w:b/>
+                      <w:bCs/>
+                    </w:rPr>
+                    <w:t>Assistant</w:t>
+                  </w:r>
+                </w:p>
+              </w:tc>
+              <w:tc>
+                <w:tcPr>
+                  <w:tcW w:w="12152" w:type="dxa"/>
+                </w:tcPr>
+                <w:p>
+                  <w:pPr>
+                    <w:pStyle w:val="SS3-115"/>
+                    <w:spacing w:after="0"/>
+                  </w:pPr>
+                  <w:r>
+                    <w:t xml:space="preserve">Well, they </w:t>
+                  </w:r>
+                  <w:r>
+                    <w:rPr>
+                      <w:i/>
+                      <w:iCs/>
+                    </w:rPr>
+                    <w:t>were</w:t>
+                  </w:r>
+                  <w:r>
+                    <w:t xml:space="preserve"> </w:t>
+                  </w:r>
+                  <w:r>
+                    <w:rPr>
+                      <w:b/>
+                      <w:bCs/>
+                    </w:rPr>
+                    <w:t>1</w:t>
+                  </w:r>
+                  <w:r>
+                    <w:t xml:space="preserve"> </w:t>
+                  </w:r>
+                  <w:r>
+                    <w:t xml:space="preserve">--- </w:t>
+                  </w:r>
+                  <w:r>
+                    <w:t xml:space="preserve">moment, so they're a little cheaper - only </w:t>
+                  </w:r>
+                  <w:r>
+                    <w:rPr>
+                      <w:b/>
+                      <w:bCs/>
+                    </w:rPr>
+                    <w:t>2</w:t>
+                  </w:r>
+                  <w:r>
+                    <w:t xml:space="preserve"> ---</w:t>
+                  </w:r>
+                  <w:r>
+                    <w:t xml:space="preserve"> pounds, but actually we've got a sale on at the pounds. S</w:t>
+                  </w:r>
+                  <w:r>
+                    <w:t>o</w:t>
+                  </w:r>
+                  <w:r>
+                    <w:t xml:space="preserve"> you can save </w:t>
+                  </w:r>
+                  <w:r>
+                    <w:rPr>
+                      <w:b/>
+                      <w:bCs/>
+                    </w:rPr>
+                    <w:t>3</w:t>
+                  </w:r>
+                  <w:r>
+                    <w:t xml:space="preserve"> ---</w:t>
+                  </w:r>
+                  <w:r>
+                    <w:t xml:space="preserve"> pounds!</w:t>
+                  </w:r>
+                </w:p>
+              </w:tc>
+            </w:tr>
+          </w:tbl>
+          <w:p>
+            <w:pPr>
+              <w:pStyle w:val="SS3-115"/>
+            </w:pPr>
+          </w:p>
+          <w:p>
+            <w:pPr>
+              <w:pStyle w:val="SS3-115"/>
+              <w:rPr>
+                <w:rFonts w:ascii="Source Sans 3 Medium" w:hAnsi="Source Sans 3 Medium"/>
+                <w:b/>
+                <w:bCs/>
               </w:rPr>
             </w:pPr>
           </w:p>

--- a/assets/data/Mindset 01/Mindset1- Custom.docx
+++ b/assets/data/Mindset 01/Mindset1- Custom.docx
@@ -2,6 +2,52 @@
 <file path=word/document.xml><?xml version="1.0" encoding="utf-8"?>
 <w:document xmlns:wpc="http://schemas.microsoft.com/office/word/2010/wordprocessingCanvas" xmlns:cx="http://schemas.microsoft.com/office/drawing/2014/chartex" xmlns:cx1="http://schemas.microsoft.com/office/drawing/2015/9/8/chartex" xmlns:cx2="http://schemas.microsoft.com/office/drawing/2015/10/21/chartex" xmlns:cx3="http://schemas.microsoft.com/office/drawing/2016/5/9/chartex" xmlns:cx4="http://schemas.microsoft.com/office/drawing/2016/5/10/chartex" xmlns:cx5="http://schemas.microsoft.com/office/drawing/2016/5/11/chartex" xmlns:cx6="http://schemas.microsoft.com/office/drawing/2016/5/12/chartex" xmlns:cx7="http://schemas.microsoft.com/office/drawing/2016/5/13/chartex" xmlns:cx8="http://schemas.microsoft.com/office/drawing/2016/5/14/chartex" xmlns:mc="http://schemas.openxmlformats.org/markup-compatibility/2006" xmlns:aink="http://schemas.microsoft.com/office/drawing/2016/ink" xmlns:am3d="http://schemas.microsoft.com/office/drawing/2017/model3d" xmlns:o="urn:schemas-microsoft-com:office:office" xmlns:oel="http://schemas.microsoft.com/office/2019/extlst" xmlns:r="http://schemas.openxmlformats.org/officeDocument/2006/relationships" xmlns:m="http://schemas.openxmlformats.org/officeDocument/2006/math" xmlns:v="urn:schemas-microsoft-com:vml" xmlns:wp14="http://schemas.microsoft.com/office/word/2010/wordprocessingDrawing" xmlns:wp="http://schemas.openxmlformats.org/drawingml/2006/wordprocessingDrawing" xmlns:w10="urn:schemas-microsoft-com:office:word" xmlns:w="http://schemas.openxmlformats.org/wordprocessingml/2006/main" xmlns:w14="http://schemas.microsoft.com/office/word/2010/wordml" xmlns:w15="http://schemas.microsoft.com/office/word/2012/wordml" xmlns:w16cei="http://schemas.microsoft.com/office/word/2026/wordml/cei" xmlns:w16cex="http://schemas.microsoft.com/office/word/2018/wordml/cex" xmlns:w16cid="http://schemas.microsoft.com/office/word/2016/wordml/cid" xmlns:w16="http://schemas.microsoft.com/office/word/2018/wordml" xmlns:w16du="http://schemas.microsoft.com/office/word/2023/wordml/word16du" xmlns:w16sdtdh="http://schemas.microsoft.com/office/word/2020/wordml/sdtdatahash" xmlns:w16sdtfl="http://schemas.microsoft.com/office/word/2024/wordml/sdtformatlock" xmlns:w16se="http://schemas.microsoft.com/office/word/2015/wordml/symex" xmlns:wpg="http://schemas.microsoft.com/office/word/2010/wordprocessingGroup" xmlns:wpi="http://schemas.microsoft.com/office/word/2010/wordprocessingInk" xmlns:wne="http://schemas.microsoft.com/office/word/2006/wordml" xmlns:wps="http://schemas.microsoft.com/office/word/2010/wordprocessingShape" mc:Ignorable="w14 w15 w16se w16cid w16 w16cex w16sdtdh w16sdtfl w16du wp14">
   <w:body>
+    <w:p>
+      <w:bookmarkStart w:id="0" w:name="_Hlk231802413"/>
+      <w:r>
+        <w:br w:type="page"/>
+      </w:r>
+      <w:r>
+        <w:lastRenderedPageBreak/>
+        <w:br w:type="page"/>
+      </w:r>
+    </w:p>
+    <w:p>
+      <w:r>
+        <w:lastRenderedPageBreak/>
+        <w:br w:type="page"/>
+      </w:r>
+    </w:p>
+    <w:p>
+      <w:r>
+        <w:lastRenderedPageBreak/>
+        <w:br w:type="page"/>
+      </w:r>
+    </w:p>
+    <w:p>
+      <w:r>
+        <w:lastRenderedPageBreak/>
+        <w:br w:type="page"/>
+      </w:r>
+    </w:p>
+    <w:p>
+      <w:r>
+        <w:lastRenderedPageBreak/>
+        <w:br w:type="page"/>
+      </w:r>
+    </w:p>
+    <w:p>
+      <w:r>
+        <w:lastRenderedPageBreak/>
+        <w:br w:type="page"/>
+      </w:r>
+    </w:p>
+    <w:p>
+      <w:r>
+        <w:lastRenderedPageBreak/>
+        <w:br w:type="page"/>
+      </w:r>
+    </w:p>
     <w:tbl>
       <w:tblPr>
         <w:tblStyle w:val="DottedTable"/>
@@ -53,7 +99,6 @@
                       <w:shd w:val="clear" w:color="auto" w:fill="FFFFFF" w:themeFill="background1"/>
                     </w:rPr>
                   </w:pPr>
-                  <w:bookmarkStart w:id="0" w:name="_Hlk231802413"/>
                   <w:r>
                     <w:rPr>
                       <w:rFonts w:ascii="Source Sans 3 ExtraBold" w:hAnsi="Source Sans 3 ExtraBold"/>
@@ -63,6 +108,7 @@
                       <w:szCs w:val="34"/>
                       <w:shd w:val="clear" w:color="auto" w:fill="FFFFFF" w:themeFill="background1"/>
                     </w:rPr>
+                    <w:lastRenderedPageBreak/>
                     <w:t xml:space="preserve">UNIT/01: </w:t>
                   </w:r>
                   <w:r>
@@ -407,11 +453,19 @@
             <w:r>
               <w:t xml:space="preserve">I </w:t>
             </w:r>
+            <w:proofErr w:type="gramStart"/>
             <w:r>
               <w:rPr>
                 <w:i/>
               </w:rPr>
-              <w:t>other daughter</w:t>
+              <w:t>other</w:t>
+            </w:r>
+            <w:proofErr w:type="gramEnd"/>
+            <w:r>
+              <w:rPr>
+                <w:i/>
+              </w:rPr>
+              <w:t xml:space="preserve"> daughter</w:t>
             </w:r>
             <w:r>
               <w:rPr>
@@ -1325,79 +1379,7 @@
                 <w:sz w:val="23"/>
                 <w:szCs w:val="23"/>
               </w:rPr>
-              <w:t xml:space="preserve"> says, 'Se non </w:t>
-            </w:r>
-            <w:proofErr w:type="spellStart"/>
-            <w:r>
-              <w:rPr>
-                <w:rFonts w:ascii="Source Sans 3" w:hAnsi="Source Sans 3"/>
-                <w:sz w:val="23"/>
-                <w:szCs w:val="23"/>
-              </w:rPr>
-              <w:t>sta</w:t>
-            </w:r>
-            <w:proofErr w:type="spellEnd"/>
-            <w:r>
-              <w:rPr>
-                <w:rFonts w:ascii="Source Sans 3" w:hAnsi="Source Sans 3"/>
-                <w:sz w:val="23"/>
-                <w:szCs w:val="23"/>
-              </w:rPr>
-              <w:t xml:space="preserve"> </w:t>
-            </w:r>
-            <w:proofErr w:type="spellStart"/>
-            <w:r>
-              <w:rPr>
-                <w:rFonts w:ascii="Source Sans 3" w:hAnsi="Source Sans 3"/>
-                <w:sz w:val="23"/>
-                <w:szCs w:val="23"/>
-              </w:rPr>
-              <w:t>andando</w:t>
-            </w:r>
-            <w:proofErr w:type="spellEnd"/>
-            <w:r>
-              <w:rPr>
-                <w:rFonts w:ascii="Source Sans 3" w:hAnsi="Source Sans 3"/>
-                <w:sz w:val="23"/>
-                <w:szCs w:val="23"/>
-              </w:rPr>
-              <w:t xml:space="preserve"> bene </w:t>
-            </w:r>
-            <w:proofErr w:type="spellStart"/>
-            <w:r>
-              <w:rPr>
-                <w:rFonts w:ascii="Source Sans 3" w:hAnsi="Source Sans 3"/>
-                <w:sz w:val="23"/>
-                <w:szCs w:val="23"/>
-              </w:rPr>
-              <w:t>chiamare</w:t>
-            </w:r>
-            <w:proofErr w:type="spellEnd"/>
-            <w:r>
-              <w:rPr>
-                <w:rFonts w:ascii="Source Sans 3" w:hAnsi="Source Sans 3"/>
-                <w:sz w:val="23"/>
-                <w:szCs w:val="23"/>
-              </w:rPr>
-              <w:t xml:space="preserve"> la </w:t>
-            </w:r>
-            <w:proofErr w:type="spellStart"/>
-            <w:r>
-              <w:rPr>
-                <w:rFonts w:ascii="Source Sans 3" w:hAnsi="Source Sans 3"/>
-                <w:sz w:val="23"/>
-                <w:szCs w:val="23"/>
-              </w:rPr>
-              <w:t>nonna</w:t>
-            </w:r>
-            <w:proofErr w:type="spellEnd"/>
-            <w:r>
-              <w:rPr>
-                <w:rFonts w:ascii="Source Sans 3" w:hAnsi="Source Sans 3"/>
-                <w:sz w:val="23"/>
-                <w:szCs w:val="23"/>
-              </w:rPr>
-              <w:t>.'- 'If things aren't going well, call your grandmother."</w:t>
+              <w:t xml:space="preserve"> says, 'Se non sta andando bene chiamare la nonna.'- 'If things aren't going well, call your grandmother."</w:t>
             </w:r>
           </w:p>
         </w:tc>
@@ -2042,25 +2024,7 @@
                       <w:sz w:val="23"/>
                       <w:szCs w:val="23"/>
                     </w:rPr>
-                    <w:t xml:space="preserve">caring only about yourself and </w:t>
-                  </w:r>
-                  <w:proofErr w:type="spellStart"/>
-                  <w:r>
-                    <w:rPr>
-                      <w:rFonts w:ascii="Source Sans 3" w:hAnsi="Source Sans 3"/>
-                      <w:sz w:val="23"/>
-                      <w:szCs w:val="23"/>
-                    </w:rPr>
-                    <w:t>not</w:t>
-                  </w:r>
-                  <w:proofErr w:type="spellEnd"/>
-                  <w:r>
-                    <w:rPr>
-                      <w:rFonts w:ascii="Source Sans 3" w:hAnsi="Source Sans 3"/>
-                      <w:sz w:val="23"/>
-                      <w:szCs w:val="23"/>
-                    </w:rPr>
-                    <w:t xml:space="preserve"> other people</w:t>
+                    <w:t>caring only about yourself and not other people</w:t>
                   </w:r>
                 </w:p>
                 <w:p>
@@ -2317,29 +2281,7 @@
                 <w:sz w:val="23"/>
                 <w:szCs w:val="23"/>
               </w:rPr>
-              <w:t xml:space="preserve">To </w:t>
-            </w:r>
-            <w:proofErr w:type="spellStart"/>
-            <w:r>
-              <w:rPr>
-                <w:rFonts w:ascii="Source Sans 3 Medium" w:hAnsi="Source Sans 3 Medium"/>
-                <w:b/>
-                <w:bCs/>
-                <w:sz w:val="23"/>
-                <w:szCs w:val="23"/>
-              </w:rPr>
-              <w:t>practise</w:t>
-            </w:r>
-            <w:proofErr w:type="spellEnd"/>
-            <w:r>
-              <w:rPr>
-                <w:rFonts w:ascii="Source Sans 3 Medium" w:hAnsi="Source Sans 3 Medium"/>
-                <w:b/>
-                <w:bCs/>
-                <w:sz w:val="23"/>
-                <w:szCs w:val="23"/>
-              </w:rPr>
-              <w:t xml:space="preserve"> finding information quickly, have a race with your partner to find the following phrases in the text. They are not in order.</w:t>
+              <w:t>To practise finding information quickly, have a race with your partner to find the following phrases in the text. They are not in order.</w:t>
             </w:r>
           </w:p>
           <w:tbl>
@@ -3370,16 +3312,8 @@
               <w:rPr>
                 <w:u w:val="single"/>
               </w:rPr>
-              <w:t xml:space="preserve">Answer 2: grandparents </w:t>
-            </w:r>
-            <w:proofErr w:type="spellStart"/>
-            <w:r>
-              <w:rPr>
-                <w:u w:val="single"/>
-              </w:rPr>
-              <w:t>storys</w:t>
-            </w:r>
-            <w:proofErr w:type="spellEnd"/>
+              <w:t>Answer 2: grandparents storys</w:t>
+            </w:r>
           </w:p>
           <w:p>
             <w:pPr>
@@ -4183,7 +4117,23 @@
                       <w:sz w:val="21"/>
                       <w:szCs w:val="21"/>
                     </w:rPr>
-                    <w:t>is an adverb of frequency. It gives us an idea of how often something happens. The present simple tells us about regular events, and adverbs of frequency are common with this tense</w:t>
+                    <w:t xml:space="preserve">is an adverb of frequency. It gives us an idea of how often something happens. The present </w:t>
+                  </w:r>
+                  <w:proofErr w:type="gramStart"/>
+                  <w:r>
+                    <w:rPr>
+                      <w:sz w:val="21"/>
+                      <w:szCs w:val="21"/>
+                    </w:rPr>
+                    <w:t>simple</w:t>
+                  </w:r>
+                  <w:proofErr w:type="gramEnd"/>
+                  <w:r>
+                    <w:rPr>
+                      <w:sz w:val="21"/>
+                      <w:szCs w:val="21"/>
+                    </w:rPr>
+                    <w:t xml:space="preserve"> tells us about regular events, and adverbs of frequency are common with this tense</w:t>
                   </w:r>
                   <w:r>
                     <w:rPr>
@@ -4661,7 +4611,15 @@
               <w:ind w:left="284" w:hanging="284"/>
             </w:pPr>
             <w:r>
-              <w:t>What work-related problem do people have that makes them less likely to form friendships?</w:t>
+              <w:t xml:space="preserve">What work-related problem </w:t>
+            </w:r>
+            <w:proofErr w:type="gramStart"/>
+            <w:r>
+              <w:t>do</w:t>
+            </w:r>
+            <w:proofErr w:type="gramEnd"/>
+            <w:r>
+              <w:t xml:space="preserve"> people have that makes them less likely to form friendships?</w:t>
             </w:r>
           </w:p>
           <w:p>
@@ -5208,51 +5166,7 @@
                 <w:sz w:val="23"/>
                 <w:szCs w:val="23"/>
               </w:rPr>
-              <w:t xml:space="preserve">In Sri Lanka, a family meal often includes </w:t>
-            </w:r>
-            <w:proofErr w:type="spellStart"/>
-            <w:r>
-              <w:rPr>
-                <w:rFonts w:ascii="Source Sans 3 Medium" w:hAnsi="Source Sans 3 Medium"/>
-                <w:b/>
-                <w:bCs/>
-                <w:sz w:val="23"/>
-                <w:szCs w:val="23"/>
-              </w:rPr>
-              <w:t>stringhoppers</w:t>
-            </w:r>
-            <w:proofErr w:type="spellEnd"/>
-            <w:r>
-              <w:rPr>
-                <w:rFonts w:ascii="Source Sans 3 Medium" w:hAnsi="Source Sans 3 Medium"/>
-                <w:b/>
-                <w:bCs/>
-                <w:sz w:val="23"/>
-                <w:szCs w:val="23"/>
-              </w:rPr>
-              <w:t xml:space="preserve">. To make </w:t>
-            </w:r>
-            <w:proofErr w:type="spellStart"/>
-            <w:r>
-              <w:rPr>
-                <w:rFonts w:ascii="Source Sans 3 Medium" w:hAnsi="Source Sans 3 Medium"/>
-                <w:b/>
-                <w:bCs/>
-                <w:sz w:val="23"/>
-                <w:szCs w:val="23"/>
-              </w:rPr>
-              <w:t>stringhoppers</w:t>
-            </w:r>
-            <w:proofErr w:type="spellEnd"/>
-            <w:r>
-              <w:rPr>
-                <w:rFonts w:ascii="Source Sans 3 Medium" w:hAnsi="Source Sans 3 Medium"/>
-                <w:b/>
-                <w:bCs/>
-                <w:sz w:val="23"/>
-                <w:szCs w:val="23"/>
-              </w:rPr>
-              <w:t xml:space="preserve"> you need some special equipment. Choose the best description of each piece of equipment.</w:t>
+              <w:t>In Sri Lanka, a family meal often includes stringhoppers. To make stringhoppers you need some special equipment. Choose the best description of each piece of equipment.</w:t>
             </w:r>
           </w:p>
           <w:p>
@@ -5404,13 +5318,8 @@
                       <w:numId w:val="18"/>
                     </w:numPr>
                   </w:pPr>
-                  <w:proofErr w:type="spellStart"/>
-                  <w:r>
-                    <w:t>Stringhopper</w:t>
-                  </w:r>
-                  <w:proofErr w:type="spellEnd"/>
-                  <w:r>
-                    <w:t xml:space="preserve"> press</w:t>
+                  <w:r>
+                    <w:t>Stringhopper press</w:t>
                   </w:r>
                 </w:p>
                 <w:p>
@@ -5436,15 +5345,15 @@
                     <w:ind w:left="454" w:hanging="284"/>
                   </w:pPr>
                   <w:r>
-                    <w:t xml:space="preserve">It's made of heavy metal and has two parts which are similar in shape. The </w:t>
-                  </w:r>
-                  <w:proofErr w:type="spellStart"/>
-                  <w:r>
-                    <w:t>centre</w:t>
-                  </w:r>
-                  <w:proofErr w:type="spellEnd"/>
-                  <w:r>
-                    <w:t xml:space="preserve"> is round and there are handles on each side. One part fits into the other.</w:t>
+                    <w:t xml:space="preserve">It's made of heavy metal and has two parts which are similar in shape. The centre is round and there are handles on each side. </w:t>
+                  </w:r>
+                  <w:proofErr w:type="gramStart"/>
+                  <w:r>
+                    <w:t>One part</w:t>
+                  </w:r>
+                  <w:proofErr w:type="gramEnd"/>
+                  <w:r>
+                    <w:t xml:space="preserve"> fits into the other.</w:t>
                   </w:r>
                 </w:p>
                 <w:p>
@@ -5578,13 +5487,8 @@
                       <w:numId w:val="18"/>
                     </w:numPr>
                   </w:pPr>
-                  <w:proofErr w:type="spellStart"/>
-                  <w:r>
-                    <w:t>Stringhopper</w:t>
-                  </w:r>
-                  <w:proofErr w:type="spellEnd"/>
-                  <w:r>
-                    <w:t xml:space="preserve"> </w:t>
+                  <w:r>
+                    <w:t xml:space="preserve">Stringhopper </w:t>
                   </w:r>
                   <w:r>
                     <w:t>mats</w:t>
@@ -5600,15 +5504,7 @@
                     <w:ind w:left="454" w:hanging="284"/>
                   </w:pPr>
                   <w:r>
-                    <w:t xml:space="preserve">These are round shallow baskets made of thin pieces of wood. The wood is in a </w:t>
-                  </w:r>
-                  <w:proofErr w:type="spellStart"/>
-                  <w:r>
-                    <w:t>criss-cross</w:t>
-                  </w:r>
-                  <w:proofErr w:type="spellEnd"/>
-                  <w:r>
-                    <w:t xml:space="preserve"> pattern to form large holes.</w:t>
+                    <w:t>These are round shallow baskets made of thin pieces of wood. The wood is in a criss-cross pattern to form large holes.</w:t>
                   </w:r>
                 </w:p>
                 <w:p>
@@ -5724,13 +5620,8 @@
                       <w:numId w:val="18"/>
                     </w:numPr>
                   </w:pPr>
-                  <w:proofErr w:type="spellStart"/>
-                  <w:r>
-                    <w:t>Stringhopper</w:t>
-                  </w:r>
-                  <w:proofErr w:type="spellEnd"/>
-                  <w:r>
-                    <w:t xml:space="preserve"> </w:t>
+                  <w:r>
+                    <w:t xml:space="preserve">Stringhopper </w:t>
                   </w:r>
                   <w:r>
                     <w:t>mats</w:t>
@@ -6236,29 +6127,7 @@
                 <w:sz w:val="23"/>
                 <w:szCs w:val="23"/>
               </w:rPr>
-              <w:t xml:space="preserve">The pictures show the process of making </w:t>
-            </w:r>
-            <w:proofErr w:type="spellStart"/>
-            <w:r>
-              <w:rPr>
-                <w:rFonts w:ascii="Source Sans 3 Medium" w:hAnsi="Source Sans 3 Medium"/>
-                <w:b/>
-                <w:bCs/>
-                <w:sz w:val="23"/>
-                <w:szCs w:val="23"/>
-              </w:rPr>
-              <w:t>stringhoppers</w:t>
-            </w:r>
-            <w:proofErr w:type="spellEnd"/>
-            <w:r>
-              <w:rPr>
-                <w:rFonts w:ascii="Source Sans 3 Medium" w:hAnsi="Source Sans 3 Medium"/>
-                <w:b/>
-                <w:bCs/>
-                <w:sz w:val="23"/>
-                <w:szCs w:val="23"/>
-              </w:rPr>
-              <w:t>.</w:t>
+              <w:t>The pictures show the process of making stringhoppers.</w:t>
             </w:r>
           </w:p>
           <w:p>
@@ -6834,26 +6703,13 @@
               <w:ind w:left="284" w:hanging="284"/>
             </w:pPr>
             <w:r>
-              <w:t xml:space="preserve">push through the </w:t>
-            </w:r>
-            <w:proofErr w:type="spellStart"/>
-            <w:r>
-              <w:t>stringhopper</w:t>
-            </w:r>
-            <w:proofErr w:type="spellEnd"/>
-            <w:r>
-              <w:t xml:space="preserve"> press onto the</w:t>
+              <w:t>push through the stringhopper press onto the</w:t>
             </w:r>
             <w:r>
               <w:t xml:space="preserve"> </w:t>
             </w:r>
-            <w:proofErr w:type="spellStart"/>
-            <w:r>
-              <w:t>stringhopper</w:t>
-            </w:r>
-            <w:proofErr w:type="spellEnd"/>
-            <w:r>
-              <w:t xml:space="preserve"> mats</w:t>
+            <w:r>
+              <w:t>stringhopper mats</w:t>
             </w:r>
           </w:p>
           <w:p>
@@ -7498,31 +7354,7 @@
                 <w:spacing w:val="-2"/>
                 <w:w w:val="105"/>
               </w:rPr>
-              <w:t xml:space="preserve">Complete the sentences about making </w:t>
-            </w:r>
-            <w:proofErr w:type="spellStart"/>
-            <w:r>
-              <w:rPr>
-                <w:rFonts w:ascii="Source Sans 3 Medium" w:hAnsi="Source Sans 3 Medium"/>
-                <w:b/>
-                <w:bCs/>
-                <w:color w:val="101312"/>
-                <w:spacing w:val="-2"/>
-                <w:w w:val="105"/>
-              </w:rPr>
-              <w:t>stringhoppers</w:t>
-            </w:r>
-            <w:proofErr w:type="spellEnd"/>
-            <w:r>
-              <w:rPr>
-                <w:rFonts w:ascii="Source Sans 3 Medium" w:hAnsi="Source Sans 3 Medium"/>
-                <w:b/>
-                <w:bCs/>
-                <w:color w:val="101312"/>
-                <w:spacing w:val="-2"/>
-                <w:w w:val="105"/>
-              </w:rPr>
-              <w:t xml:space="preserve"> with words from the box.</w:t>
+              <w:t>Complete the sentences about making stringhoppers with words from the box.</w:t>
             </w:r>
           </w:p>
           <w:tbl>
@@ -7595,6 +7427,7 @@
                       </w14:textOutline>
                     </w:rPr>
                   </w:pPr>
+                  <w:proofErr w:type="gramStart"/>
                   <w:r>
                     <w:rPr>
                       <w:sz w:val="23"/>
@@ -7602,6 +7435,7 @@
                     </w:rPr>
                     <w:t>Finally</w:t>
                   </w:r>
+                  <w:proofErr w:type="gramEnd"/>
                 </w:p>
               </w:tc>
               <w:tc>
@@ -7759,15 +7593,7 @@
               </w:numPr>
             </w:pPr>
             <w:r>
-              <w:t xml:space="preserve">is to push the dough through the </w:t>
-            </w:r>
-            <w:proofErr w:type="spellStart"/>
-            <w:r>
-              <w:t>stringhopper</w:t>
-            </w:r>
-            <w:proofErr w:type="spellEnd"/>
-            <w:r>
-              <w:t xml:space="preserve"> press.</w:t>
+              <w:t>is to push the dough through the stringhopper press.</w:t>
             </w:r>
           </w:p>
           <w:p>
@@ -7779,15 +7605,7 @@
               </w:numPr>
             </w:pPr>
             <w:r>
-              <w:t xml:space="preserve">the </w:t>
-            </w:r>
-            <w:proofErr w:type="spellStart"/>
-            <w:r>
-              <w:t>stringhoppers</w:t>
-            </w:r>
-            <w:proofErr w:type="spellEnd"/>
-            <w:r>
-              <w:t xml:space="preserve"> are placed in a steamer.</w:t>
+              <w:t>the stringhoppers are placed in a steamer.</w:t>
             </w:r>
           </w:p>
           <w:p>
@@ -8087,23 +7905,7 @@
               <w:ind w:left="284" w:hanging="284"/>
             </w:pPr>
             <w:r>
-              <w:t xml:space="preserve">There are six stages in the process of making </w:t>
-            </w:r>
-            <w:proofErr w:type="spellStart"/>
-            <w:r>
-              <w:t>stringhoppers</w:t>
-            </w:r>
-            <w:proofErr w:type="spellEnd"/>
-            <w:r>
-              <w:t xml:space="preserve">, beginning with grinding the rice and making a dough and ending with using a steamer to cook the </w:t>
-            </w:r>
-            <w:proofErr w:type="spellStart"/>
-            <w:r>
-              <w:t>stringhoppers</w:t>
-            </w:r>
-            <w:proofErr w:type="spellEnd"/>
-            <w:r>
-              <w:t>.</w:t>
+              <w:t>There are six stages in the process of making stringhoppers, beginning with grinding the rice and making a dough and ending with using a steamer to cook the stringhoppers.</w:t>
             </w:r>
           </w:p>
           <w:p>
@@ -8116,15 +7918,7 @@
               <w:ind w:left="284" w:hanging="284"/>
             </w:pPr>
             <w:r>
-              <w:t xml:space="preserve">The diagram demonstrates the process of preparing </w:t>
-            </w:r>
-            <w:proofErr w:type="spellStart"/>
-            <w:r>
-              <w:t>stringhoppers</w:t>
-            </w:r>
-            <w:proofErr w:type="spellEnd"/>
-            <w:r>
-              <w:t>, a kind of noodle.</w:t>
+              <w:t>The diagram demonstrates the process of preparing stringhoppers, a kind of noodle.</w:t>
             </w:r>
           </w:p>
         </w:tc>
@@ -8336,15 +8130,7 @@
               <w:ind w:left="284" w:hanging="284"/>
             </w:pPr>
             <w:r>
-              <w:t xml:space="preserve">To make a perfect </w:t>
-            </w:r>
-            <w:proofErr w:type="spellStart"/>
-            <w:r>
-              <w:t>omelette</w:t>
-            </w:r>
-            <w:proofErr w:type="spellEnd"/>
-            <w:r>
-              <w:t xml:space="preserve"> you need fresh ingredients, the right equipment and the correct technique. You must also cook it for the correct amount of time and pay attention to the temperature.</w:t>
+              <w:t>To make a perfect omelette you need fresh ingredients, the right equipment and the correct technique. You must also cook it for the correct amount of time and pay attention to the temperature.</w:t>
             </w:r>
           </w:p>
           <w:p>
@@ -8729,39 +8515,7 @@
                       <w:sz w:val="21"/>
                       <w:szCs w:val="21"/>
                     </w:rPr>
-                    <w:t xml:space="preserve">The diagram demonstrates the process of preparing </w:t>
-                  </w:r>
-                  <w:proofErr w:type="spellStart"/>
-                  <w:r>
-                    <w:rPr>
-                      <w:sz w:val="21"/>
-                      <w:szCs w:val="21"/>
-                    </w:rPr>
-                    <w:t>stringhoppers</w:t>
-                  </w:r>
-                  <w:proofErr w:type="spellEnd"/>
-                  <w:r>
-                    <w:rPr>
-                      <w:sz w:val="21"/>
-                      <w:szCs w:val="21"/>
-                    </w:rPr>
-                    <w:t xml:space="preserve">. a kind of noodle dish. There are six main stages in the process, beginning with grinding the rice and making a dough and ending with using a steamer to cook the </w:t>
-                  </w:r>
-                  <w:proofErr w:type="spellStart"/>
-                  <w:r>
-                    <w:rPr>
-                      <w:sz w:val="21"/>
-                      <w:szCs w:val="21"/>
-                    </w:rPr>
-                    <w:t>stringhoppers</w:t>
-                  </w:r>
-                  <w:proofErr w:type="spellEnd"/>
-                  <w:r>
-                    <w:rPr>
-                      <w:sz w:val="21"/>
-                      <w:szCs w:val="21"/>
-                    </w:rPr>
-                    <w:t>.</w:t>
+                    <w:t>The diagram demonstrates the process of preparing stringhoppers. a kind of noodle dish. There are six main stages in the process, beginning with grinding the rice and making a dough and ending with using a steamer to cook the stringhoppers.</w:t>
                   </w:r>
                 </w:p>
                 <w:p>
@@ -8777,55 +8531,7 @@
                       <w:sz w:val="21"/>
                       <w:szCs w:val="21"/>
                     </w:rPr>
-                    <w:t xml:space="preserve">First, the dry rice is put into a rice grinder to make it into flour. Next, the flour is mixed with water and formed into dough. After that, the dough is put into a </w:t>
-                  </w:r>
-                  <w:proofErr w:type="spellStart"/>
-                  <w:r>
-                    <w:rPr>
-                      <w:sz w:val="21"/>
-                      <w:szCs w:val="21"/>
-                    </w:rPr>
-                    <w:t>stringhopper</w:t>
-                  </w:r>
-                  <w:proofErr w:type="spellEnd"/>
-                  <w:r>
-                    <w:rPr>
-                      <w:sz w:val="21"/>
-                      <w:szCs w:val="21"/>
-                    </w:rPr>
-                    <w:t xml:space="preserve"> press, which is a metal piece of equipment with two handles and holes in it. The dough is pushed through the holes and it comes out as thin noodles. The noodle 'nests' are placed onto individual </w:t>
-                  </w:r>
-                  <w:proofErr w:type="spellStart"/>
-                  <w:r>
-                    <w:rPr>
-                      <w:sz w:val="21"/>
-                      <w:szCs w:val="21"/>
-                    </w:rPr>
-                    <w:t>stringhopper</w:t>
-                  </w:r>
-                  <w:proofErr w:type="spellEnd"/>
-                  <w:r>
-                    <w:rPr>
-                      <w:sz w:val="21"/>
-                      <w:szCs w:val="21"/>
-                    </w:rPr>
-                    <w:t xml:space="preserve"> mats, which are round baskets made of thin pieces of wood. They are then cooked in a steamer until they are ready. The final stage is to serve the </w:t>
-                  </w:r>
-                  <w:proofErr w:type="spellStart"/>
-                  <w:r>
-                    <w:rPr>
-                      <w:sz w:val="21"/>
-                      <w:szCs w:val="21"/>
-                    </w:rPr>
-                    <w:t>stringhoppers</w:t>
-                  </w:r>
-                  <w:proofErr w:type="spellEnd"/>
-                  <w:r>
-                    <w:rPr>
-                      <w:sz w:val="21"/>
-                      <w:szCs w:val="21"/>
-                    </w:rPr>
-                    <w:t xml:space="preserve"> with a variety of spicy curries.</w:t>
+                    <w:t>First, the dry rice is put into a rice grinder to make it into flour. Next, the flour is mixed with water and formed into dough. After that, the dough is put into a stringhopper press, which is a metal piece of equipment with two handles and holes in it. The dough is pushed through the holes and it comes out as thin noodles. The noodle 'nests' are placed onto individual stringhopper mats, which are round baskets made of thin pieces of wood. They are then cooked in a steamer until they are ready. The final stage is to serve the stringhoppers with a variety of spicy curries.</w:t>
                   </w:r>
                 </w:p>
               </w:tc>
@@ -10756,7 +10462,29 @@
                 <w:sz w:val="23"/>
                 <w:szCs w:val="23"/>
               </w:rPr>
-              <w:t>In Section 1 of the Listening test you will hear two people talking in everyday situations. Tick TWO situations that could be in Section 1 of the Listening test</w:t>
+              <w:t xml:space="preserve">In Section 1 of the Listening </w:t>
+            </w:r>
+            <w:proofErr w:type="gramStart"/>
+            <w:r>
+              <w:rPr>
+                <w:rFonts w:ascii="Source Sans 3 Medium" w:hAnsi="Source Sans 3 Medium"/>
+                <w:b/>
+                <w:bCs/>
+                <w:sz w:val="23"/>
+                <w:szCs w:val="23"/>
+              </w:rPr>
+              <w:t>test</w:t>
+            </w:r>
+            <w:proofErr w:type="gramEnd"/>
+            <w:r>
+              <w:rPr>
+                <w:rFonts w:ascii="Source Sans 3 Medium" w:hAnsi="Source Sans 3 Medium"/>
+                <w:b/>
+                <w:bCs/>
+                <w:sz w:val="23"/>
+                <w:szCs w:val="23"/>
+              </w:rPr>
+              <w:t xml:space="preserve"> you will hear two people talking in everyday situations. Tick TWO situations that could be in Section 1 of the Listening test</w:t>
             </w:r>
             <w:r>
               <w:rPr>
@@ -14034,11 +13762,16 @@
                     <w:t xml:space="preserve"> ---</w:t>
                   </w:r>
                   <w:r>
-                    <w:t xml:space="preserve"> pounds, but actually we've got a sale on at the pounds. S</w:t>
+                    <w:t xml:space="preserve"> pounds, but actually we've got a sale on at the pounds. </w:t>
+                  </w:r>
+                  <w:proofErr w:type="gramStart"/>
+                  <w:r>
+                    <w:t>S</w:t>
                   </w:r>
                   <w:r>
                     <w:t>o</w:t>
                   </w:r>
+                  <w:proofErr w:type="gramEnd"/>
                   <w:r>
                     <w:t xml:space="preserve"> you can save </w:t>
                   </w:r>
@@ -14779,7 +14512,6 @@
                       <w:lang w:bidi="ar-SA"/>
                     </w:rPr>
                   </w:pPr>
-                  <w:proofErr w:type="spellStart"/>
                   <w:r>
                     <w:rPr>
                       <w:rFonts w:ascii="Source Sans 3 Medium" w:hAnsi="Source Sans 3 Medium"/>
@@ -14789,7 +14521,6 @@
                     </w:rPr>
                     <w:t>Colour</w:t>
                   </w:r>
-                  <w:proofErr w:type="spellEnd"/>
                 </w:p>
               </w:tc>
               <w:tc>
@@ -16132,11 +15863,19 @@
             <w:r>
               <w:t xml:space="preserve">I </w:t>
             </w:r>
+            <w:proofErr w:type="gramStart"/>
             <w:r>
               <w:rPr>
                 <w:i/>
               </w:rPr>
-              <w:t>other daughter</w:t>
+              <w:t>other</w:t>
+            </w:r>
+            <w:proofErr w:type="gramEnd"/>
+            <w:r>
+              <w:rPr>
+                <w:i/>
+              </w:rPr>
+              <w:t xml:space="preserve"> daughter</w:t>
             </w:r>
             <w:r>
               <w:rPr>
@@ -16849,6 +16588,84 @@
           <w:p>
             <w:pPr>
               <w:rPr>
+                <w:rFonts w:ascii="Source Sans 3 SemiBold" w:hAnsi="Source Sans 3 SemiBold"/>
+                <w:b/>
+                <w:bCs/>
+                <w:noProof/>
+                <w:color w:val="FFFFFF" w:themeColor="background1"/>
+                <w:shd w:val="clear" w:color="auto" w:fill="68AF3D"/>
+              </w:rPr>
+            </w:pPr>
+            <w:r>
+              <w:rPr>
+                <w:rFonts w:ascii="Source Sans 3 SemiBold" w:hAnsi="Source Sans 3 SemiBold"/>
+                <w:b/>
+                <w:bCs/>
+                <w:noProof/>
+                <w:color w:val="FFFFFF" w:themeColor="background1"/>
+                <w:bdr w:val="single" w:sz="24" w:space="0" w:color="47DCE9"/>
+                <w:shd w:val="clear" w:color="auto" w:fill="02B1FD"/>
+              </w:rPr>
+              <w:t xml:space="preserve">TIP </w:t>
+            </w:r>
+            <w:r>
+              <w:rPr>
+                <w:rFonts w:ascii="Source Sans 3 SemiBold" w:hAnsi="Source Sans 3 SemiBold"/>
+                <w:b/>
+                <w:bCs/>
+                <w:noProof/>
+                <w:bdr w:val="single" w:sz="24" w:space="0" w:color="47DCE9"/>
+                <w:shd w:val="clear" w:color="auto" w:fill="FFFFFF" w:themeFill="background1"/>
+              </w:rPr>
+              <w:t>02</w:t>
+            </w:r>
+          </w:p>
+          <w:tbl>
+            <w:tblPr>
+              <w:tblStyle w:val="NormalTable"/>
+              <w:tblW w:w="0" w:type="auto"/>
+              <w:tblBorders>
+                <w:top w:val="single" w:sz="18" w:space="0" w:color="02B1FD"/>
+                <w:left w:val="single" w:sz="18" w:space="0" w:color="02B1FD"/>
+                <w:bottom w:val="single" w:sz="18" w:space="0" w:color="02B1FD"/>
+                <w:right w:val="single" w:sz="18" w:space="0" w:color="02B1FD"/>
+                <w:insideH w:val="single" w:sz="18" w:space="0" w:color="02B1FD"/>
+                <w:insideV w:val="single" w:sz="18" w:space="0" w:color="02B1FD"/>
+              </w:tblBorders>
+              <w:shd w:val="clear" w:color="auto" w:fill="E7EAEF"/>
+              <w:tblLook w:val="04A0" w:firstRow="1" w:lastRow="0" w:firstColumn="1" w:lastColumn="0" w:noHBand="0" w:noVBand="1"/>
+            </w:tblPr>
+            <w:tblGrid>
+              <w:gridCol w:w="3278"/>
+            </w:tblGrid>
+            <w:tr>
+              <w:tc>
+                <w:tcPr>
+                  <w:tcW w:w="6061" w:type="dxa"/>
+                  <w:shd w:val="clear" w:color="auto" w:fill="FFFFFF" w:themeFill="background1"/>
+                </w:tcPr>
+                <w:p>
+                  <w:pPr>
+                    <w:rPr>
+                      <w:noProof/>
+                      <w:sz w:val="21"/>
+                      <w:szCs w:val="21"/>
+                    </w:rPr>
+                  </w:pPr>
+                  <w:r>
+                    <w:rPr>
+                      <w:sz w:val="21"/>
+                      <w:szCs w:val="21"/>
+                    </w:rPr>
+                    <w:t>It is a good idea to use collocations in the Speaking test. This shows the examiner that you have a good vocabulary.</w:t>
+                  </w:r>
+                </w:p>
+              </w:tc>
+            </w:tr>
+          </w:tbl>
+          <w:p>
+            <w:pPr>
+              <w:rPr>
                 <w:rFonts w:ascii="Source Sans 3 Medium" w:hAnsi="Source Sans 3 Medium"/>
                 <w:b/>
                 <w:bCs/>
@@ -16991,20 +16808,6 @@
                       <w:sz w:val="23"/>
                       <w:szCs w:val="23"/>
                     </w:rPr>
-                    <w:t xml:space="preserve"> </w:t>
-                  </w:r>
-                  <w:r>
-                    <w:rPr>
-                      <w:rStyle w:val="BlankWord1"/>
-                    </w:rPr>
-                    <w:t>typical</w:t>
-                  </w:r>
-                  <w:r>
-                    <w:rPr>
-                      <w:rFonts w:ascii="Source Sans 3" w:hAnsi="Source Sans 3"/>
-                      <w:sz w:val="23"/>
-                      <w:szCs w:val="23"/>
-                    </w:rPr>
                     <w:t xml:space="preserve"> family.</w:t>
                   </w:r>
                 </w:p>
@@ -17022,7 +16825,7 @@
                       <w:left w:val="single" w:sz="18" w:space="0" w:color="5B9BD5" w:themeColor="accent5"/>
                       <w:bottom w:val="single" w:sz="18" w:space="0" w:color="5B9BD5" w:themeColor="accent5"/>
                       <w:right w:val="single" w:sz="18" w:space="0" w:color="5B9BD5" w:themeColor="accent5"/>
-                      <w:insideH w:val="single" w:sz="18" w:space="0" w:color="5B9BD5" w:themeColor="accent5"/>
+                      <w:insideH w:val="none" w:sz="0" w:space="0" w:color="auto"/>
                       <w:insideV w:val="none" w:sz="0" w:space="0" w:color="auto"/>
                     </w:tblBorders>
                     <w:tblLook w:val="04A0" w:firstRow="1" w:lastRow="0" w:firstColumn="1" w:lastColumn="0" w:noHBand="0" w:noVBand="1"/>
@@ -17196,7 +16999,7 @@
                 <w:bdr w:val="single" w:sz="24" w:space="0" w:color="47DCE9"/>
                 <w:shd w:val="clear" w:color="auto" w:fill="FFFFFF" w:themeFill="background1"/>
               </w:rPr>
-              <w:t>02</w:t>
+              <w:t>03</w:t>
             </w:r>
           </w:p>
           <w:tbl>
@@ -17226,6 +17029,21 @@
                 <w:p>
                   <w:pPr>
                     <w:rPr>
+                      <w:sz w:val="21"/>
+                      <w:szCs w:val="21"/>
+                    </w:rPr>
+                  </w:pPr>
+                  <w:r>
+                    <w:rPr>
+                      <w:sz w:val="21"/>
+                      <w:szCs w:val="21"/>
+                    </w:rPr>
+                    <w:t>It is a good idea to make a list of useful words and add to the list as you meet new words when you read and listen, and also to write down words which go together.</w:t>
+                  </w:r>
+                </w:p>
+                <w:p>
+                  <w:pPr>
+                    <w:rPr>
                       <w:noProof/>
                       <w:sz w:val="21"/>
                       <w:szCs w:val="21"/>
@@ -17233,32 +17051,435 @@
                   </w:pPr>
                   <w:r>
                     <w:rPr>
-                      <w:rFonts w:ascii="Cambria Math" w:hAnsi="Cambria Math" w:cs="Cambria Math"/>
-                      <w:color w:val="047FDC"/>
-                      <w:sz w:val="32"/>
-                      <w:szCs w:val="32"/>
-                    </w:rPr>
-                    <w:t>◉</w:t>
-                  </w:r>
-                  <w:r>
-                    <w:rPr>
-                      <w:color w:val="E9DB85"/>
-                      <w:sz w:val="32"/>
-                      <w:szCs w:val="32"/>
-                    </w:rPr>
-                    <w:t xml:space="preserve"> </w:t>
-                  </w:r>
-                  <w:r>
-                    <w:rPr>
                       <w:sz w:val="21"/>
                       <w:szCs w:val="21"/>
                     </w:rPr>
-                    <w:t>It is a good idea to use collocations in the Speaking test. This shows the examiner that you have a good vocabulary.</w:t>
+                    <w:t>You may want to group words under headings to help you remember them.</w:t>
                   </w:r>
                 </w:p>
               </w:tc>
             </w:tr>
           </w:tbl>
+          <w:p>
+            <w:pPr>
+              <w:rPr>
+                <w:rFonts w:ascii="Source Sans 3 Medium" w:hAnsi="Source Sans 3 Medium"/>
+                <w:b/>
+                <w:bCs/>
+                <w:sz w:val="23"/>
+                <w:szCs w:val="23"/>
+              </w:rPr>
+            </w:pPr>
+          </w:p>
+        </w:tc>
+      </w:tr>
+    </w:tbl>
+    <w:p>
+      <w:pPr>
+        <w:rPr>
+          <w:rFonts w:ascii="Source Sans 3" w:hAnsi="Source Sans 3"/>
+          <w:sz w:val="2"/>
+          <w:szCs w:val="2"/>
+        </w:rPr>
+      </w:pPr>
+    </w:p>
+    <w:tbl>
+      <w:tblPr>
+        <w:tblStyle w:val="CommonTable"/>
+        <w:tblW w:w="0" w:type="auto"/>
+        <w:tblBorders>
+          <w:top w:val="single" w:sz="24" w:space="0" w:color="auto"/>
+          <w:left w:val="single" w:sz="24" w:space="0" w:color="auto"/>
+          <w:bottom w:val="single" w:sz="24" w:space="0" w:color="auto"/>
+          <w:right w:val="single" w:sz="24" w:space="0" w:color="auto"/>
+          <w:insideH w:val="single" w:sz="24" w:space="0" w:color="auto"/>
+          <w:insideV w:val="single" w:sz="24" w:space="0" w:color="auto"/>
+        </w:tblBorders>
+        <w:tblLook w:val="04A0" w:firstRow="1" w:lastRow="0" w:firstColumn="1" w:lastColumn="0" w:noHBand="0" w:noVBand="1"/>
+      </w:tblPr>
+      <w:tblGrid>
+        <w:gridCol w:w="5495"/>
+      </w:tblGrid>
+      <w:tr>
+        <w:tc>
+          <w:tcPr>
+            <w:tcW w:w="0" w:type="auto"/>
+            <w:shd w:val="clear" w:color="auto" w:fill="00B5F8"/>
+          </w:tcPr>
+          <w:p>
+            <w:pPr>
+              <w:rPr>
+                <w:b/>
+                <w:bCs/>
+                <w:color w:val="FFFFFF" w:themeColor="background1"/>
+                <w:sz w:val="24"/>
+                <w:szCs w:val="24"/>
+              </w:rPr>
+            </w:pPr>
+            <w:r>
+              <w:rPr>
+                <w:b/>
+                <w:bCs/>
+                <w:color w:val="FFFFFF" w:themeColor="background1"/>
+                <w:sz w:val="24"/>
+                <w:szCs w:val="24"/>
+              </w:rPr>
+              <w:t>GRAMMAR FOCUS: ADVERBS OF FREQUENCY</w:t>
+            </w:r>
+          </w:p>
+          <w:p>
+            <w:pPr>
+              <w:rPr>
+                <w:rFonts w:ascii="Source Sans 3 Medium" w:hAnsi="Source Sans 3 Medium"/>
+                <w:b/>
+                <w:bCs/>
+                <w:sz w:val="23"/>
+                <w:szCs w:val="23"/>
+                <w:lang w:bidi="ar-SA"/>
+              </w:rPr>
+            </w:pPr>
+            <w:r>
+              <w:rPr>
+                <w:b/>
+                <w:bCs/>
+                <w:color w:val="FFFFFF" w:themeColor="background1"/>
+                <w:sz w:val="24"/>
+                <w:szCs w:val="24"/>
+              </w:rPr>
+              <w:t>SOMETIMES, OFTEN, NEVER, RARELY AND ALWAYS</w:t>
+            </w:r>
+          </w:p>
+        </w:tc>
+      </w:tr>
+    </w:tbl>
+    <w:p>
+      <w:pPr>
+        <w:spacing w:after="0"/>
+        <w:rPr>
+          <w:rFonts w:ascii="Source Sans 3" w:hAnsi="Source Sans 3"/>
+          <w:b/>
+          <w:bCs/>
+          <w:sz w:val="2"/>
+          <w:szCs w:val="2"/>
+          <w:shd w:val="clear" w:color="auto" w:fill="FFFF00"/>
+          <w:rtl/>
+        </w:rPr>
+      </w:pPr>
+    </w:p>
+    <w:tbl>
+      <w:tblPr>
+        <w:tblStyle w:val="DottedTable"/>
+        <w:tblW w:w="14392" w:type="dxa"/>
+        <w:tblLook w:val="04A0" w:firstRow="1" w:lastRow="0" w:firstColumn="1" w:lastColumn="0" w:noHBand="0" w:noVBand="1"/>
+      </w:tblPr>
+      <w:tblGrid>
+        <w:gridCol w:w="650"/>
+        <w:gridCol w:w="10134"/>
+        <w:gridCol w:w="3608"/>
+      </w:tblGrid>
+      <w:tr>
+        <w:tc>
+          <w:tcPr>
+            <w:tcW w:w="650" w:type="dxa"/>
+          </w:tcPr>
+          <w:tbl>
+            <w:tblPr>
+              <w:tblStyle w:val="CompactTable"/>
+              <w:tblW w:w="0" w:type="auto"/>
+              <w:tblBorders>
+                <w:top w:val="single" w:sz="18" w:space="0" w:color="B01070"/>
+                <w:left w:val="single" w:sz="18" w:space="0" w:color="B01070"/>
+                <w:bottom w:val="single" w:sz="18" w:space="0" w:color="B01070"/>
+                <w:right w:val="single" w:sz="18" w:space="0" w:color="B01070"/>
+                <w:insideH w:val="single" w:sz="18" w:space="0" w:color="B01070"/>
+                <w:insideV w:val="single" w:sz="18" w:space="0" w:color="B01070"/>
+              </w:tblBorders>
+              <w:tblLook w:val="04A0" w:firstRow="1" w:lastRow="0" w:firstColumn="1" w:lastColumn="0" w:noHBand="0" w:noVBand="1"/>
+            </w:tblPr>
+            <w:tblGrid>
+              <w:gridCol w:w="320"/>
+            </w:tblGrid>
+            <w:tr>
+              <w:tc>
+                <w:tcPr>
+                  <w:tcW w:w="385" w:type="dxa"/>
+                  <w:tcBorders>
+                    <w:top w:val="single" w:sz="18" w:space="0" w:color="00B5F8"/>
+                    <w:left w:val="single" w:sz="18" w:space="0" w:color="00B5F8"/>
+                    <w:bottom w:val="single" w:sz="18" w:space="0" w:color="00B5F8"/>
+                    <w:right w:val="single" w:sz="18" w:space="0" w:color="00B5F8"/>
+                  </w:tcBorders>
+                </w:tcPr>
+                <w:p>
+                  <w:pPr>
+                    <w:rPr>
+                      <w:b w:val="0"/>
+                      <w:bCs/>
+                      <w:szCs w:val="26"/>
+                      <w:bdr w:val="single" w:sz="12" w:space="0" w:color="FFFF00"/>
+                    </w:rPr>
+                  </w:pPr>
+                  <w:r>
+                    <w:rPr>
+                      <w:bCs/>
+                      <w:szCs w:val="26"/>
+                      <w:lang w:bidi="ar-SA"/>
+                    </w:rPr>
+                    <w:t>04</w:t>
+                  </w:r>
+                </w:p>
+              </w:tc>
+            </w:tr>
+          </w:tbl>
+          <w:p>
+            <w:pPr>
+              <w:rPr>
+                <w:rFonts w:ascii="Source Sans 3" w:hAnsi="Source Sans 3"/>
+                <w:b/>
+                <w:bCs/>
+                <w:sz w:val="26"/>
+                <w:szCs w:val="26"/>
+                <w:bdr w:val="single" w:sz="12" w:space="0" w:color="FFFF00"/>
+              </w:rPr>
+            </w:pPr>
+          </w:p>
+        </w:tc>
+        <w:tc>
+          <w:tcPr>
+            <w:tcW w:w="10134" w:type="dxa"/>
+          </w:tcPr>
+          <w:p>
+            <w:pPr>
+              <w:rPr>
+                <w:rFonts w:ascii="Source Sans 3 Medium" w:hAnsi="Source Sans 3 Medium"/>
+                <w:b/>
+                <w:bCs/>
+                <w:sz w:val="23"/>
+                <w:szCs w:val="23"/>
+              </w:rPr>
+            </w:pPr>
+            <w:r>
+              <w:rPr>
+                <w:rFonts w:ascii="Source Sans 3 Medium" w:hAnsi="Source Sans 3 Medium"/>
+                <w:b/>
+                <w:bCs/>
+                <w:sz w:val="23"/>
+                <w:szCs w:val="23"/>
+              </w:rPr>
+              <w:t>Listen to a candidate talking about the things he does with his family. Answer the questions</w:t>
+            </w:r>
+            <w:r>
+              <w:rPr>
+                <w:rFonts w:ascii="Source Sans 3 Medium" w:hAnsi="Source Sans 3 Medium"/>
+                <w:b/>
+                <w:bCs/>
+                <w:sz w:val="23"/>
+                <w:szCs w:val="23"/>
+              </w:rPr>
+              <w:t>.</w:t>
+            </w:r>
+          </w:p>
+          <w:p>
+            <w:pPr>
+              <w:spacing w:after="120"/>
+            </w:pPr>
+            <w:hyperlink r:id="rId34" w:history="1">
+              <w:r>
+                <w:rPr>
+                  <w:rStyle w:val="Hyperlink"/>
+                  <w:rFonts w:ascii="Source Sans 3" w:hAnsi="Source Sans 3"/>
+                  <w:b/>
+                  <w:bCs/>
+                  <w:sz w:val="26"/>
+                  <w:szCs w:val="26"/>
+                </w:rPr>
+                <w:t>10</w:t>
+              </w:r>
+            </w:hyperlink>
+          </w:p>
+          <w:p>
+            <w:pPr>
+              <w:pStyle w:val="ListParagraph"/>
+              <w:numPr>
+                <w:ilvl w:val="0"/>
+                <w:numId w:val="51"/>
+              </w:numPr>
+              <w:spacing w:before="240"/>
+              <w:rPr>
+                <w:rStyle w:val="BlankWord1"/>
+                <w:szCs w:val="23"/>
+                <w:bdr w:val="none" w:sz="0" w:space="0" w:color="auto"/>
+                <w:shd w:val="clear" w:color="auto" w:fill="auto"/>
+                <w14:textOutline w14:w="0" w14:cap="rnd" w14:cmpd="sng" w14:algn="ctr">
+                  <w14:noFill/>
+                  <w14:prstDash w14:val="solid"/>
+                  <w14:bevel/>
+                </w14:textOutline>
+              </w:rPr>
+            </w:pPr>
+            <w:r>
+              <w:rPr>
+                <w:rStyle w:val="BlankWord1"/>
+                <w:szCs w:val="23"/>
+                <w:bdr w:val="none" w:sz="0" w:space="0" w:color="auto"/>
+                <w:shd w:val="clear" w:color="auto" w:fill="auto"/>
+                <w14:textOutline w14:w="0" w14:cap="rnd" w14:cmpd="sng" w14:algn="ctr">
+                  <w14:noFill/>
+                  <w14:prstDash w14:val="solid"/>
+                  <w14:bevel/>
+                </w14:textOutline>
+              </w:rPr>
+              <w:t>How often does he go out with his family?</w:t>
+            </w:r>
+          </w:p>
+          <w:p>
+            <w:pPr>
+              <w:pStyle w:val="ListParagraph"/>
+              <w:numPr>
+                <w:ilvl w:val="0"/>
+                <w:numId w:val="51"/>
+              </w:numPr>
+              <w:spacing w:before="240"/>
+              <w:rPr>
+                <w:rStyle w:val="BlankWord1"/>
+                <w:szCs w:val="23"/>
+                <w:bdr w:val="none" w:sz="0" w:space="0" w:color="auto"/>
+                <w:shd w:val="clear" w:color="auto" w:fill="auto"/>
+                <w14:textOutline w14:w="0" w14:cap="rnd" w14:cmpd="sng" w14:algn="ctr">
+                  <w14:noFill/>
+                  <w14:prstDash w14:val="solid"/>
+                  <w14:bevel/>
+                </w14:textOutline>
+              </w:rPr>
+            </w:pPr>
+            <w:r>
+              <w:rPr>
+                <w:rStyle w:val="BlankWord1"/>
+                <w:szCs w:val="23"/>
+                <w:bdr w:val="none" w:sz="0" w:space="0" w:color="auto"/>
+                <w:shd w:val="clear" w:color="auto" w:fill="auto"/>
+                <w14:textOutline w14:w="0" w14:cap="rnd" w14:cmpd="sng" w14:algn="ctr">
+                  <w14:noFill/>
+                  <w14:prstDash w14:val="solid"/>
+                  <w14:bevel/>
+                </w14:textOutline>
+              </w:rPr>
+              <w:t>What days of the week does he go out with his family?</w:t>
+            </w:r>
+          </w:p>
+          <w:p>
+            <w:pPr>
+              <w:pStyle w:val="ListParagraph"/>
+              <w:numPr>
+                <w:ilvl w:val="0"/>
+                <w:numId w:val="51"/>
+              </w:numPr>
+              <w:spacing w:before="240"/>
+              <w:rPr>
+                <w:rStyle w:val="BlankWord1"/>
+                <w:szCs w:val="23"/>
+                <w:bdr w:val="none" w:sz="0" w:space="0" w:color="auto"/>
+                <w:shd w:val="clear" w:color="auto" w:fill="auto"/>
+                <w14:textOutline w14:w="0" w14:cap="rnd" w14:cmpd="sng" w14:algn="ctr">
+                  <w14:noFill/>
+                  <w14:prstDash w14:val="solid"/>
+                  <w14:bevel/>
+                </w14:textOutline>
+              </w:rPr>
+            </w:pPr>
+            <w:r>
+              <w:rPr>
+                <w:rStyle w:val="BlankWord1"/>
+                <w:szCs w:val="23"/>
+                <w:bdr w:val="none" w:sz="0" w:space="0" w:color="auto"/>
+                <w:shd w:val="clear" w:color="auto" w:fill="auto"/>
+                <w14:textOutline w14:w="0" w14:cap="rnd" w14:cmpd="sng" w14:algn="ctr">
+                  <w14:noFill/>
+                  <w14:prstDash w14:val="solid"/>
+                  <w14:bevel/>
+                </w14:textOutline>
+              </w:rPr>
+              <w:t>Where do they often go?</w:t>
+            </w:r>
+          </w:p>
+          <w:p>
+            <w:pPr>
+              <w:pStyle w:val="ListParagraph"/>
+              <w:numPr>
+                <w:ilvl w:val="0"/>
+                <w:numId w:val="51"/>
+              </w:numPr>
+              <w:spacing w:before="240"/>
+              <w:rPr>
+                <w:rStyle w:val="BlankWord1"/>
+                <w:szCs w:val="23"/>
+                <w:bdr w:val="none" w:sz="0" w:space="0" w:color="auto"/>
+                <w:shd w:val="clear" w:color="auto" w:fill="auto"/>
+                <w14:textOutline w14:w="0" w14:cap="rnd" w14:cmpd="sng" w14:algn="ctr">
+                  <w14:noFill/>
+                  <w14:prstDash w14:val="solid"/>
+                  <w14:bevel/>
+                </w14:textOutline>
+              </w:rPr>
+            </w:pPr>
+            <w:r>
+              <w:rPr>
+                <w:rStyle w:val="BlankWord1"/>
+                <w:szCs w:val="23"/>
+                <w:bdr w:val="none" w:sz="0" w:space="0" w:color="auto"/>
+                <w:shd w:val="clear" w:color="auto" w:fill="auto"/>
+                <w14:textOutline w14:w="0" w14:cap="rnd" w14:cmpd="sng" w14:algn="ctr">
+                  <w14:noFill/>
+                  <w14:prstDash w14:val="solid"/>
+                  <w14:bevel/>
+                </w14:textOutline>
+              </w:rPr>
+              <w:t>What do they usually do when they get to the park?</w:t>
+            </w:r>
+          </w:p>
+          <w:p>
+            <w:pPr>
+              <w:pStyle w:val="ListParagraph"/>
+              <w:numPr>
+                <w:ilvl w:val="0"/>
+                <w:numId w:val="51"/>
+              </w:numPr>
+              <w:spacing w:before="240"/>
+              <w:rPr>
+                <w:rStyle w:val="BlankWord1"/>
+                <w:b/>
+                <w:bCs/>
+                <w:szCs w:val="23"/>
+                <w:bdr w:val="none" w:sz="0" w:space="0" w:color="auto"/>
+                <w:shd w:val="clear" w:color="auto" w:fill="auto"/>
+                <w:rtl/>
+                <w14:textOutline w14:w="0" w14:cap="rnd" w14:cmpd="sng" w14:algn="ctr">
+                  <w14:noFill/>
+                  <w14:prstDash w14:val="solid"/>
+                  <w14:bevel/>
+                </w14:textOutline>
+              </w:rPr>
+            </w:pPr>
+            <w:r>
+              <w:rPr>
+                <w:rStyle w:val="BlankWord1"/>
+                <w:szCs w:val="23"/>
+                <w:bdr w:val="none" w:sz="0" w:space="0" w:color="auto"/>
+                <w:shd w:val="clear" w:color="auto" w:fill="auto"/>
+                <w14:textOutline w14:w="0" w14:cap="rnd" w14:cmpd="sng" w14:algn="ctr">
+                  <w14:noFill/>
+                  <w14:prstDash w14:val="solid"/>
+                  <w14:bevel/>
+                </w14:textOutline>
+              </w:rPr>
+              <w:t>Who sometimes comes with them?</w:t>
+            </w:r>
+          </w:p>
+        </w:tc>
+        <w:tc>
+          <w:tcPr>
+            <w:tcW w:w="3608" w:type="dxa"/>
+          </w:tcPr>
           <w:p>
             <w:pPr>
               <w:rPr>
@@ -17298,6 +17519,12 @@
               <w:tc>
                 <w:tcPr>
                   <w:tcW w:w="385" w:type="dxa"/>
+                  <w:tcBorders>
+                    <w:top w:val="single" w:sz="18" w:space="0" w:color="00B5F8"/>
+                    <w:left w:val="single" w:sz="18" w:space="0" w:color="00B5F8"/>
+                    <w:bottom w:val="single" w:sz="18" w:space="0" w:color="00B5F8"/>
+                    <w:right w:val="single" w:sz="18" w:space="0" w:color="00B5F8"/>
+                  </w:tcBorders>
                 </w:tcPr>
                 <w:p>
                   <w:pPr>
@@ -17314,7 +17541,7 @@
                       <w:szCs w:val="26"/>
                       <w:lang w:bidi="ar-SA"/>
                     </w:rPr>
-                    <w:t>07</w:t>
+                    <w:t>05</w:t>
                   </w:r>
                 </w:p>
               </w:tc>
@@ -17335,7 +17562,6 @@
           </w:tcPr>
           <w:p>
             <w:pPr>
-              <w:spacing w:after="120"/>
               <w:rPr>
                 <w:rFonts w:ascii="Source Sans 3 Medium" w:hAnsi="Source Sans 3 Medium"/>
                 <w:b/>
@@ -17352,13 +17578,8 @@
                 <w:sz w:val="23"/>
                 <w:szCs w:val="23"/>
               </w:rPr>
-              <w:t>Look at the following phrases taken from the recording.</w:t>
-            </w:r>
-          </w:p>
-          <w:p>
-            <w:pPr>
-              <w:spacing w:after="120"/>
-            </w:pPr>
+              <w:t>With a partner, use the questions above to discuss how often you do these things with your family</w:t>
+            </w:r>
             <w:r>
               <w:rPr>
                 <w:rFonts w:ascii="Source Sans 3 Medium" w:hAnsi="Source Sans 3 Medium"/>
@@ -17367,69 +17588,62 @@
                 <w:sz w:val="23"/>
                 <w:szCs w:val="23"/>
               </w:rPr>
-              <w:t>What number is missing?</w:t>
-            </w:r>
-          </w:p>
-          <w:p>
-            <w:pPr>
-              <w:pStyle w:val="SS3-115"/>
-              <w:numPr>
-                <w:ilvl w:val="0"/>
-                <w:numId w:val="32"/>
-              </w:numPr>
-              <w:ind w:left="284" w:hanging="284"/>
-            </w:pPr>
-            <w:r>
-              <w:t>No, no, it's the day after – the ---.</w:t>
-            </w:r>
-          </w:p>
-          <w:p>
-            <w:pPr>
-              <w:pStyle w:val="SS3-115"/>
-              <w:ind w:left="284"/>
-              <w:rPr>
-                <w:b/>
-                <w:bCs/>
-              </w:rPr>
-            </w:pPr>
-            <w:r>
-              <w:rPr>
-                <w:b/>
-                <w:bCs/>
-              </w:rPr>
-              <w:t>16th/17th</w:t>
-            </w:r>
-          </w:p>
-          <w:p>
-            <w:pPr>
-              <w:pStyle w:val="SS3-115"/>
-              <w:numPr>
-                <w:ilvl w:val="0"/>
-                <w:numId w:val="32"/>
-              </w:numPr>
-              <w:ind w:left="284" w:hanging="284"/>
-            </w:pPr>
-            <w:r>
-              <w:t>The private room can seat up to --- people.</w:t>
-            </w:r>
-          </w:p>
-          <w:p>
-            <w:pPr>
-              <w:pStyle w:val="SS3-115"/>
-              <w:ind w:left="284"/>
-              <w:rPr>
-                <w:b/>
-                <w:bCs/>
-              </w:rPr>
-            </w:pPr>
-            <w:r>
-              <w:rPr>
-                <w:b/>
-                <w:bCs/>
-              </w:rPr>
-              <w:t>12/20</w:t>
-            </w:r>
-          </w:p>
+              <w:t>.</w:t>
+            </w:r>
+          </w:p>
+          <w:tbl>
+            <w:tblPr>
+              <w:tblStyle w:val="CommonTable"/>
+              <w:tblW w:w="0" w:type="auto"/>
+              <w:tblBorders>
+                <w:top w:val="single" w:sz="18" w:space="0" w:color="5B9BD5" w:themeColor="accent5"/>
+                <w:left w:val="single" w:sz="18" w:space="0" w:color="5B9BD5" w:themeColor="accent5"/>
+                <w:bottom w:val="single" w:sz="18" w:space="0" w:color="5B9BD5" w:themeColor="accent5"/>
+                <w:right w:val="single" w:sz="18" w:space="0" w:color="5B9BD5" w:themeColor="accent5"/>
+                <w:insideH w:val="none" w:sz="0" w:space="0" w:color="auto"/>
+                <w:insideV w:val="none" w:sz="0" w:space="0" w:color="auto"/>
+              </w:tblBorders>
+              <w:tblLook w:val="04A0" w:firstRow="1" w:lastRow="0" w:firstColumn="1" w:lastColumn="0" w:noHBand="0" w:noVBand="1"/>
+            </w:tblPr>
+            <w:tblGrid>
+              <w:gridCol w:w="930"/>
+              <w:gridCol w:w="1295"/>
+              <w:gridCol w:w="1814"/>
+            </w:tblGrid>
+            <w:tr>
+              <w:tc>
+                <w:tcPr>
+                  <w:tcW w:w="0" w:type="auto"/>
+                </w:tcPr>
+                <w:p>
+                  <w:r>
+                    <w:t>eat out</w:t>
+                  </w:r>
+                </w:p>
+              </w:tc>
+              <w:tc>
+                <w:tcPr>
+                  <w:tcW w:w="0" w:type="auto"/>
+                </w:tcPr>
+                <w:p>
+                  <w:r>
+                    <w:t>go bowling</w:t>
+                  </w:r>
+                </w:p>
+              </w:tc>
+              <w:tc>
+                <w:tcPr>
+                  <w:tcW w:w="0" w:type="auto"/>
+                </w:tcPr>
+                <w:p>
+                  <w:r>
+                    <w:t>go to the cinema</w:t>
+                  </w:r>
+                </w:p>
+              </w:tc>
+            </w:tr>
+          </w:tbl>
+          <w:p/>
         </w:tc>
         <w:tc>
           <w:tcPr>
@@ -17437,6 +17651,469 @@
           </w:tcPr>
           <w:p>
             <w:pPr>
+              <w:rPr>
+                <w:rFonts w:ascii="Source Sans 3 Medium" w:hAnsi="Source Sans 3 Medium"/>
+                <w:b/>
+                <w:bCs/>
+                <w:sz w:val="23"/>
+                <w:szCs w:val="23"/>
+              </w:rPr>
+            </w:pPr>
+          </w:p>
+        </w:tc>
+      </w:tr>
+    </w:tbl>
+    <w:p>
+      <w:r>
+        <w:br w:type="page"/>
+      </w:r>
+    </w:p>
+    <w:p>
+      <w:pPr>
+        <w:spacing w:before="240" w:after="0"/>
+        <w:rPr>
+          <w:color w:val="E8B756"/>
+          <w:sz w:val="34"/>
+          <w:szCs w:val="34"/>
+        </w:rPr>
+      </w:pPr>
+      <w:r>
+        <w:rPr>
+          <w:color w:val="047FDC"/>
+          <w:sz w:val="34"/>
+          <w:szCs w:val="34"/>
+          <w:shd w:val="clear" w:color="auto" w:fill="047FDC"/>
+        </w:rPr>
+        <w:lastRenderedPageBreak/>
+        <w:t>[[[[[[[[[[</w:t>
+      </w:r>
+      <w:r>
+        <w:rPr>
+          <w:rFonts w:ascii="Source Sans 3 SemiBold" w:hAnsi="Source Sans 3 SemiBold"/>
+          <w:b/>
+          <w:bCs/>
+          <w:sz w:val="34"/>
+          <w:szCs w:val="34"/>
+        </w:rPr>
+        <w:t>ANSWERING PART 1 QUESTIONS</w:t>
+      </w:r>
+      <w:r>
+        <w:rPr>
+          <w:color w:val="047FDC"/>
+          <w:sz w:val="34"/>
+          <w:szCs w:val="34"/>
+        </w:rPr>
+        <w:t>]</w:t>
+      </w:r>
+    </w:p>
+    <w:p>
+      <w:pPr>
+        <w:spacing w:before="240" w:after="0"/>
+        <w:rPr>
+          <w:rFonts w:ascii="Source Sans 3" w:hAnsi="Source Sans 3"/>
+          <w:color w:val="DDF03C"/>
+          <w:sz w:val="2"/>
+          <w:szCs w:val="2"/>
+        </w:rPr>
+      </w:pPr>
+    </w:p>
+    <w:tbl>
+      <w:tblPr>
+        <w:tblStyle w:val="DottedTable"/>
+        <w:tblW w:w="14392" w:type="dxa"/>
+        <w:tblLook w:val="04A0" w:firstRow="1" w:lastRow="0" w:firstColumn="1" w:lastColumn="0" w:noHBand="0" w:noVBand="1"/>
+      </w:tblPr>
+      <w:tblGrid>
+        <w:gridCol w:w="650"/>
+        <w:gridCol w:w="8984"/>
+        <w:gridCol w:w="4758"/>
+      </w:tblGrid>
+      <w:tr>
+        <w:tc>
+          <w:tcPr>
+            <w:tcW w:w="650" w:type="dxa"/>
+          </w:tcPr>
+          <w:tbl>
+            <w:tblPr>
+              <w:tblStyle w:val="CompactTable"/>
+              <w:tblW w:w="0" w:type="auto"/>
+              <w:tblBorders>
+                <w:top w:val="single" w:sz="18" w:space="0" w:color="047FDC"/>
+                <w:left w:val="single" w:sz="18" w:space="0" w:color="047FDC"/>
+                <w:bottom w:val="single" w:sz="18" w:space="0" w:color="047FDC"/>
+                <w:right w:val="single" w:sz="18" w:space="0" w:color="047FDC"/>
+                <w:insideH w:val="single" w:sz="18" w:space="0" w:color="047FDC"/>
+                <w:insideV w:val="single" w:sz="18" w:space="0" w:color="047FDC"/>
+              </w:tblBorders>
+              <w:tblLook w:val="04A0" w:firstRow="1" w:lastRow="0" w:firstColumn="1" w:lastColumn="0" w:noHBand="0" w:noVBand="1"/>
+            </w:tblPr>
+            <w:tblGrid>
+              <w:gridCol w:w="320"/>
+            </w:tblGrid>
+            <w:tr>
+              <w:tc>
+                <w:tcPr>
+                  <w:tcW w:w="385" w:type="dxa"/>
+                </w:tcPr>
+                <w:p>
+                  <w:pPr>
+                    <w:rPr>
+                      <w:b w:val="0"/>
+                      <w:bCs/>
+                      <w:szCs w:val="26"/>
+                      <w:bdr w:val="single" w:sz="12" w:space="0" w:color="FFFF00"/>
+                    </w:rPr>
+                  </w:pPr>
+                  <w:r>
+                    <w:rPr>
+                      <w:bCs/>
+                      <w:szCs w:val="26"/>
+                      <w:lang w:bidi="ar-SA"/>
+                    </w:rPr>
+                    <w:t>06</w:t>
+                  </w:r>
+                </w:p>
+              </w:tc>
+            </w:tr>
+          </w:tbl>
+          <w:p>
+            <w:pPr>
+              <w:rPr>
+                <w:rFonts w:ascii="Source Sans 3" w:hAnsi="Source Sans 3"/>
+                <w:b/>
+                <w:bCs/>
+                <w:sz w:val="26"/>
+                <w:szCs w:val="26"/>
+                <w:bdr w:val="single" w:sz="12" w:space="0" w:color="FFFF00"/>
+              </w:rPr>
+            </w:pPr>
+          </w:p>
+        </w:tc>
+        <w:tc>
+          <w:tcPr>
+            <w:tcW w:w="8984" w:type="dxa"/>
+          </w:tcPr>
+          <w:p>
+            <w:pPr>
+              <w:rPr>
+                <w:rFonts w:ascii="Source Sans 3 Medium" w:hAnsi="Source Sans 3 Medium"/>
+                <w:b/>
+                <w:bCs/>
+                <w:sz w:val="23"/>
+                <w:szCs w:val="23"/>
+              </w:rPr>
+            </w:pPr>
+            <w:r>
+              <w:rPr>
+                <w:rFonts w:ascii="Source Sans 3 Medium" w:hAnsi="Source Sans 3 Medium"/>
+                <w:b/>
+                <w:bCs/>
+                <w:sz w:val="23"/>
+                <w:szCs w:val="23"/>
+              </w:rPr>
+              <w:t>Listen to Hoi Chin talking about her family and read the first part of what she says. Which collocations does she use to describe her family?</w:t>
+            </w:r>
+          </w:p>
+          <w:p>
+            <w:pPr>
+              <w:pStyle w:val="SS3-115"/>
+              <w:numPr>
+                <w:ilvl w:val="0"/>
+                <w:numId w:val="52"/>
+              </w:numPr>
+              <w:ind w:left="284" w:hanging="284"/>
+            </w:pPr>
+            <w:r>
+              <w:t>asks you about your likes and dislikes?</w:t>
+            </w:r>
+          </w:p>
+          <w:p>
+            <w:pPr>
+              <w:pStyle w:val="SS3-115"/>
+              <w:numPr>
+                <w:ilvl w:val="0"/>
+                <w:numId w:val="52"/>
+              </w:numPr>
+              <w:ind w:left="284" w:hanging="284"/>
+            </w:pPr>
+            <w:r>
+              <w:t>asks you about your personal preferences?</w:t>
+            </w:r>
+          </w:p>
+          <w:p>
+            <w:pPr>
+              <w:pStyle w:val="SS3-115"/>
+              <w:numPr>
+                <w:ilvl w:val="0"/>
+                <w:numId w:val="52"/>
+              </w:numPr>
+              <w:ind w:left="284" w:hanging="284"/>
+            </w:pPr>
+            <w:r>
+              <w:t>asks you how regularly you do something?</w:t>
+            </w:r>
+          </w:p>
+          <w:p>
+            <w:pPr>
+              <w:pStyle w:val="SS3-115"/>
+              <w:numPr>
+                <w:ilvl w:val="0"/>
+                <w:numId w:val="52"/>
+              </w:numPr>
+              <w:ind w:left="284" w:hanging="284"/>
+            </w:pPr>
+            <w:r>
+              <w:t>asks you to talk about who you are like in your family?</w:t>
+            </w:r>
+          </w:p>
+          <w:p>
+            <w:pPr>
+              <w:pStyle w:val="SS3-115"/>
+              <w:numPr>
+                <w:ilvl w:val="0"/>
+                <w:numId w:val="53"/>
+              </w:numPr>
+              <w:ind w:left="284" w:hanging="284"/>
+            </w:pPr>
+            <w:r>
+              <w:t>Are you more similar to your mother or your father?</w:t>
+            </w:r>
+          </w:p>
+          <w:p>
+            <w:pPr>
+              <w:pStyle w:val="SS3-115"/>
+              <w:numPr>
+                <w:ilvl w:val="0"/>
+                <w:numId w:val="53"/>
+              </w:numPr>
+              <w:ind w:left="284" w:hanging="284"/>
+            </w:pPr>
+            <w:r>
+              <w:t>How often do you go out with your family?</w:t>
+            </w:r>
+          </w:p>
+          <w:p>
+            <w:pPr>
+              <w:pStyle w:val="SS3-115"/>
+              <w:numPr>
+                <w:ilvl w:val="0"/>
+                <w:numId w:val="53"/>
+              </w:numPr>
+              <w:ind w:left="284" w:hanging="284"/>
+            </w:pPr>
+            <w:r>
+              <w:t>What do you enjoy doing with your family?</w:t>
+            </w:r>
+          </w:p>
+          <w:p>
+            <w:pPr>
+              <w:pStyle w:val="SS3-115"/>
+              <w:numPr>
+                <w:ilvl w:val="0"/>
+                <w:numId w:val="53"/>
+              </w:numPr>
+              <w:ind w:left="284" w:hanging="284"/>
+            </w:pPr>
+            <w:r>
+              <w:t>Do you prefer spending time with your family or your friends?</w:t>
+            </w:r>
+          </w:p>
+          <w:p>
+            <w:pPr>
+              <w:rPr>
+                <w:rStyle w:val="BlankWord1"/>
+                <w:rFonts w:ascii="Source Sans 3 Medium" w:hAnsi="Source Sans 3 Medium"/>
+                <w:b/>
+                <w:bCs/>
+                <w:bdr w:val="none" w:sz="0" w:space="0" w:color="auto"/>
+                <w:shd w:val="clear" w:color="auto" w:fill="auto"/>
+                <w:rtl/>
+                <w14:textOutline w14:w="0" w14:cap="rnd" w14:cmpd="sng" w14:algn="ctr">
+                  <w14:noFill/>
+                  <w14:prstDash w14:val="solid"/>
+                  <w14:bevel/>
+                </w14:textOutline>
+              </w:rPr>
+            </w:pPr>
+            <w:r>
+              <w:rPr>
+                <w:rStyle w:val="BlankWord1"/>
+                <w:rFonts w:ascii="Source Sans 3 Medium" w:hAnsi="Source Sans 3 Medium"/>
+                <w:b/>
+                <w:bCs/>
+                <w:bdr w:val="none" w:sz="0" w:space="0" w:color="auto"/>
+                <w:shd w:val="clear" w:color="auto" w:fill="auto"/>
+                <w14:textOutline w14:w="0" w14:cap="rnd" w14:cmpd="sng" w14:algn="ctr">
+                  <w14:noFill/>
+                  <w14:prstDash w14:val="solid"/>
+                  <w14:bevel/>
+                </w14:textOutline>
+              </w:rPr>
+              <w:t>N</w:t>
+            </w:r>
+            <w:r>
+              <w:rPr>
+                <w:rStyle w:val="BlankWord1"/>
+                <w:rFonts w:ascii="Source Sans 3 Medium" w:hAnsi="Source Sans 3 Medium"/>
+                <w:b/>
+                <w:bCs/>
+                <w:bdr w:val="none" w:sz="0" w:space="0" w:color="auto"/>
+                <w:shd w:val="clear" w:color="auto" w:fill="auto"/>
+                <w14:textOutline w14:w="0" w14:cap="rnd" w14:cmpd="sng" w14:algn="ctr">
+                  <w14:noFill/>
+                  <w14:prstDash w14:val="solid"/>
+                  <w14:bevel/>
+                </w14:textOutline>
+              </w:rPr>
+              <w:t>ow, ask and answer these questions with a partner.</w:t>
+            </w:r>
+          </w:p>
+        </w:tc>
+        <w:tc>
+          <w:tcPr>
+            <w:tcW w:w="4758" w:type="dxa"/>
+          </w:tcPr>
+          <w:tbl>
+            <w:tblPr>
+              <w:tblStyle w:val="NormalTable"/>
+              <w:tblW w:w="0" w:type="auto"/>
+              <w:tblBorders>
+                <w:top w:val="single" w:sz="18" w:space="0" w:color="047FDC"/>
+                <w:left w:val="single" w:sz="18" w:space="0" w:color="047FDC"/>
+                <w:bottom w:val="single" w:sz="18" w:space="0" w:color="047FDC"/>
+                <w:right w:val="single" w:sz="18" w:space="0" w:color="047FDC"/>
+                <w:insideH w:val="single" w:sz="18" w:space="0" w:color="047FDC"/>
+                <w:insideV w:val="single" w:sz="18" w:space="0" w:color="047FDC"/>
+              </w:tblBorders>
+              <w:shd w:val="clear" w:color="auto" w:fill="E7EAEF"/>
+              <w:tblLook w:val="04A0" w:firstRow="1" w:lastRow="0" w:firstColumn="1" w:lastColumn="0" w:noHBand="0" w:noVBand="1"/>
+            </w:tblPr>
+            <w:tblGrid>
+              <w:gridCol w:w="3220"/>
+            </w:tblGrid>
+            <w:tr>
+              <w:tc>
+                <w:tcPr>
+                  <w:tcW w:w="3220" w:type="dxa"/>
+                  <w:shd w:val="clear" w:color="auto" w:fill="D1EDFA"/>
+                </w:tcPr>
+                <w:p>
+                  <w:pPr>
+                    <w:rPr>
+                      <w:i/>
+                      <w:sz w:val="21"/>
+                      <w:szCs w:val="21"/>
+                    </w:rPr>
+                  </w:pPr>
+                  <w:r>
+                    <w:rPr>
+                      <w:rFonts w:ascii="Cambria Math" w:hAnsi="Cambria Math" w:cs="Cambria Math"/>
+                      <w:color w:val="047FDC"/>
+                      <w:sz w:val="32"/>
+                      <w:szCs w:val="32"/>
+                    </w:rPr>
+                    <w:t>◉</w:t>
+                  </w:r>
+                  <w:r>
+                    <w:rPr>
+                      <w:color w:val="E9DB85"/>
+                      <w:sz w:val="32"/>
+                      <w:szCs w:val="32"/>
+                    </w:rPr>
+                    <w:t xml:space="preserve"> </w:t>
+                  </w:r>
+                  <w:r>
+                    <w:rPr>
+                      <w:sz w:val="21"/>
+                      <w:szCs w:val="21"/>
+                    </w:rPr>
+                    <w:t>In Part 1 of the Speaking test the examiner will ask you a few questions about yourself, for example about your family, your likes and dislikes, where you live.</w:t>
+                  </w:r>
+                </w:p>
+              </w:tc>
+            </w:tr>
+          </w:tbl>
+          <w:p>
+            <w:pPr>
+              <w:rPr>
+                <w:rFonts w:ascii="Source Sans 3 SemiBold" w:hAnsi="Source Sans 3 SemiBold"/>
+                <w:b/>
+                <w:bCs/>
+                <w:noProof/>
+                <w:color w:val="FFFFFF" w:themeColor="background1"/>
+                <w:shd w:val="clear" w:color="auto" w:fill="68AF3D"/>
+              </w:rPr>
+            </w:pPr>
+            <w:r>
+              <w:rPr>
+                <w:rFonts w:ascii="Source Sans 3 SemiBold" w:hAnsi="Source Sans 3 SemiBold"/>
+                <w:b/>
+                <w:bCs/>
+                <w:noProof/>
+                <w:color w:val="FFFFFF" w:themeColor="background1"/>
+                <w:bdr w:val="single" w:sz="24" w:space="0" w:color="47DCE9"/>
+                <w:shd w:val="clear" w:color="auto" w:fill="02B1FD"/>
+              </w:rPr>
+              <w:t xml:space="preserve">TIP </w:t>
+            </w:r>
+            <w:r>
+              <w:rPr>
+                <w:rFonts w:ascii="Source Sans 3 SemiBold" w:hAnsi="Source Sans 3 SemiBold"/>
+                <w:b/>
+                <w:bCs/>
+                <w:noProof/>
+                <w:bdr w:val="single" w:sz="24" w:space="0" w:color="47DCE9"/>
+                <w:shd w:val="clear" w:color="auto" w:fill="FFFFFF" w:themeFill="background1"/>
+              </w:rPr>
+              <w:t>06</w:t>
+            </w:r>
+          </w:p>
+          <w:tbl>
+            <w:tblPr>
+              <w:tblStyle w:val="NormalTable"/>
+              <w:tblW w:w="0" w:type="auto"/>
+              <w:tblBorders>
+                <w:top w:val="single" w:sz="18" w:space="0" w:color="047FDC"/>
+                <w:left w:val="single" w:sz="18" w:space="0" w:color="047FDC"/>
+                <w:bottom w:val="single" w:sz="18" w:space="0" w:color="047FDC"/>
+                <w:right w:val="single" w:sz="18" w:space="0" w:color="047FDC"/>
+                <w:insideH w:val="single" w:sz="18" w:space="0" w:color="047FDC"/>
+                <w:insideV w:val="single" w:sz="18" w:space="0" w:color="047FDC"/>
+              </w:tblBorders>
+              <w:shd w:val="clear" w:color="auto" w:fill="E7EAEF"/>
+              <w:tblLook w:val="04A0" w:firstRow="1" w:lastRow="0" w:firstColumn="1" w:lastColumn="0" w:noHBand="0" w:noVBand="1"/>
+            </w:tblPr>
+            <w:tblGrid>
+              <w:gridCol w:w="4428"/>
+            </w:tblGrid>
+            <w:tr>
+              <w:tc>
+                <w:tcPr>
+                  <w:tcW w:w="6061" w:type="dxa"/>
+                  <w:shd w:val="clear" w:color="auto" w:fill="FFFFFF" w:themeFill="background1"/>
+                </w:tcPr>
+                <w:p>
+                  <w:pPr>
+                    <w:rPr>
+                      <w:noProof/>
+                      <w:sz w:val="21"/>
+                      <w:szCs w:val="21"/>
+                    </w:rPr>
+                  </w:pPr>
+                  <w:r>
+                    <w:rPr>
+                      <w:sz w:val="21"/>
+                      <w:szCs w:val="21"/>
+                    </w:rPr>
+                    <w:t>It is important to listen carefully to the questions that the examiner uses. Make sure you answer the question that is asked.</w:t>
+                  </w:r>
+                </w:p>
+              </w:tc>
+            </w:tr>
+          </w:tbl>
+          <w:p>
+            <w:pPr>
+              <w:spacing w:after="120"/>
               <w:rPr>
                 <w:rFonts w:ascii="Source Sans 3 Medium" w:hAnsi="Source Sans 3 Medium"/>
                 <w:b/>
@@ -17458,12 +18135,12 @@
               <w:tblStyle w:val="CompactTable"/>
               <w:tblW w:w="0" w:type="auto"/>
               <w:tblBorders>
-                <w:top w:val="single" w:sz="18" w:space="0" w:color="B01070"/>
-                <w:left w:val="single" w:sz="18" w:space="0" w:color="B01070"/>
-                <w:bottom w:val="single" w:sz="18" w:space="0" w:color="B01070"/>
-                <w:right w:val="single" w:sz="18" w:space="0" w:color="B01070"/>
-                <w:insideH w:val="single" w:sz="18" w:space="0" w:color="B01070"/>
-                <w:insideV w:val="single" w:sz="18" w:space="0" w:color="B01070"/>
+                <w:top w:val="single" w:sz="18" w:space="0" w:color="047FDC"/>
+                <w:left w:val="single" w:sz="18" w:space="0" w:color="047FDC"/>
+                <w:bottom w:val="single" w:sz="18" w:space="0" w:color="047FDC"/>
+                <w:right w:val="single" w:sz="18" w:space="0" w:color="047FDC"/>
+                <w:insideH w:val="single" w:sz="18" w:space="0" w:color="047FDC"/>
+                <w:insideV w:val="single" w:sz="18" w:space="0" w:color="047FDC"/>
               </w:tblBorders>
               <w:tblLook w:val="04A0" w:firstRow="1" w:lastRow="0" w:firstColumn="1" w:lastColumn="0" w:noHBand="0" w:noVBand="1"/>
             </w:tblPr>
@@ -17490,7 +18167,7 @@
                       <w:szCs w:val="26"/>
                       <w:lang w:bidi="ar-SA"/>
                     </w:rPr>
-                    <w:t>08</w:t>
+                    <w:t>07</w:t>
                   </w:r>
                 </w:p>
               </w:tc>
@@ -17507,8 +18184,7 @@
         </w:tc>
         <w:tc>
           <w:tcPr>
-            <w:tcW w:w="13742" w:type="dxa"/>
-            <w:gridSpan w:val="2"/>
+            <w:tcW w:w="8984" w:type="dxa"/>
           </w:tcPr>
           <w:p>
             <w:pPr>
@@ -17528,7 +18204,7 @@
                 <w:sz w:val="23"/>
                 <w:szCs w:val="23"/>
               </w:rPr>
-              <w:t>Now listen to the rest of conversation 1 and choose the correct answer</w:t>
+              <w:t>Listen again to Hoi Chin talking about her family and giving more information. Complete the notes below</w:t>
             </w:r>
             <w:r>
               <w:rPr>
@@ -17543,281 +18219,8 @@
           </w:p>
           <w:p>
             <w:pPr>
-              <w:pStyle w:val="SS3-115"/>
-            </w:pPr>
-            <w:hyperlink r:id="rId34" w:history="1">
-              <w:r>
-                <w:rPr>
-                  <w:rStyle w:val="Hyperlink"/>
-                  <w:b/>
-                  <w:bCs/>
-                  <w:sz w:val="26"/>
-                  <w:szCs w:val="26"/>
-                </w:rPr>
-                <w:t>05</w:t>
-              </w:r>
-            </w:hyperlink>
-          </w:p>
-          <w:p>
-            <w:pPr>
-              <w:pStyle w:val="SS3-115"/>
-            </w:pPr>
-            <w:r>
-              <w:t>How much is the total cost of the booking?</w:t>
-            </w:r>
-          </w:p>
-          <w:tbl>
-            <w:tblPr>
-              <w:tblStyle w:val="CommonTable"/>
-              <w:tblW w:w="0" w:type="auto"/>
-              <w:tblBorders>
-                <w:top w:val="none" w:sz="0" w:space="0" w:color="auto"/>
-                <w:left w:val="none" w:sz="0" w:space="0" w:color="auto"/>
-                <w:bottom w:val="none" w:sz="0" w:space="0" w:color="auto"/>
-                <w:right w:val="none" w:sz="0" w:space="0" w:color="auto"/>
-                <w:insideH w:val="none" w:sz="0" w:space="0" w:color="auto"/>
-                <w:insideV w:val="none" w:sz="0" w:space="0" w:color="auto"/>
-              </w:tblBorders>
-              <w:tblLook w:val="04A0" w:firstRow="1" w:lastRow="0" w:firstColumn="1" w:lastColumn="0" w:noHBand="0" w:noVBand="1"/>
-            </w:tblPr>
-            <w:tblGrid>
-              <w:gridCol w:w="1102"/>
-              <w:gridCol w:w="1102"/>
-              <w:gridCol w:w="1096"/>
-            </w:tblGrid>
-            <w:tr>
-              <w:tc>
-                <w:tcPr>
-                  <w:tcW w:w="1034" w:type="dxa"/>
-                </w:tcPr>
-                <w:p>
-                  <w:pPr>
-                    <w:pStyle w:val="ListParagraph"/>
-                    <w:numPr>
-                      <w:ilvl w:val="0"/>
-                      <w:numId w:val="33"/>
-                    </w:numPr>
-                    <w:rPr>
-                      <w:rStyle w:val="BlankWord1"/>
-                      <w:iCs/>
-                      <w:bdr w:val="none" w:sz="0" w:space="0" w:color="auto"/>
-                      <w:shd w:val="clear" w:color="auto" w:fill="auto"/>
-                      <w14:textOutline w14:w="0" w14:cap="rnd" w14:cmpd="sng" w14:algn="ctr">
-                        <w14:noFill/>
-                        <w14:prstDash w14:val="solid"/>
-                        <w14:bevel/>
-                      </w14:textOutline>
-                    </w:rPr>
-                  </w:pPr>
-                  <w:r>
-                    <w:rPr>
-                      <w:rFonts w:ascii="Source Sans 3" w:hAnsi="Source Sans 3"/>
-                      <w:iCs/>
-                      <w:sz w:val="23"/>
-                    </w:rPr>
-                    <w:t>£218</w:t>
-                  </w:r>
-                </w:p>
-              </w:tc>
-              <w:tc>
-                <w:tcPr>
-                  <w:tcW w:w="1034" w:type="dxa"/>
-                </w:tcPr>
-                <w:p>
-                  <w:pPr>
-                    <w:pStyle w:val="ListParagraph"/>
-                    <w:numPr>
-                      <w:ilvl w:val="0"/>
-                      <w:numId w:val="33"/>
-                    </w:numPr>
-                    <w:rPr>
-                      <w:rStyle w:val="BlankWord1"/>
-                      <w:iCs/>
-                      <w:bdr w:val="none" w:sz="0" w:space="0" w:color="auto"/>
-                      <w:shd w:val="clear" w:color="auto" w:fill="auto"/>
-                      <w14:textOutline w14:w="0" w14:cap="rnd" w14:cmpd="sng" w14:algn="ctr">
-                        <w14:noFill/>
-                        <w14:prstDash w14:val="solid"/>
-                        <w14:bevel/>
-                      </w14:textOutline>
-                    </w:rPr>
-                  </w:pPr>
-                  <w:r>
-                    <w:rPr>
-                      <w:rFonts w:ascii="Source Sans 3" w:hAnsi="Source Sans 3"/>
-                      <w:iCs/>
-                      <w:sz w:val="23"/>
-                    </w:rPr>
-                    <w:t>£</w:t>
-                  </w:r>
-                  <w:r>
-                    <w:rPr>
-                      <w:rFonts w:ascii="Source Sans 3" w:hAnsi="Source Sans 3"/>
-                      <w:iCs/>
-                      <w:sz w:val="23"/>
-                    </w:rPr>
-                    <w:t>3</w:t>
-                  </w:r>
-                  <w:r>
-                    <w:rPr>
-                      <w:rFonts w:ascii="Source Sans 3" w:hAnsi="Source Sans 3"/>
-                      <w:iCs/>
-                      <w:sz w:val="23"/>
-                    </w:rPr>
-                    <w:t>18</w:t>
-                  </w:r>
-                </w:p>
-              </w:tc>
-              <w:tc>
-                <w:tcPr>
-                  <w:tcW w:w="1048" w:type="dxa"/>
-                </w:tcPr>
-                <w:p>
-                  <w:pPr>
-                    <w:pStyle w:val="ListParagraph"/>
-                    <w:numPr>
-                      <w:ilvl w:val="0"/>
-                      <w:numId w:val="33"/>
-                    </w:numPr>
-                    <w:rPr>
-                      <w:rStyle w:val="BlankWord1"/>
-                      <w:iCs/>
-                      <w:bdr w:val="none" w:sz="0" w:space="0" w:color="auto"/>
-                      <w:shd w:val="clear" w:color="auto" w:fill="auto"/>
-                      <w14:textOutline w14:w="0" w14:cap="rnd" w14:cmpd="sng" w14:algn="ctr">
-                        <w14:noFill/>
-                        <w14:prstDash w14:val="solid"/>
-                        <w14:bevel/>
-                      </w14:textOutline>
-                    </w:rPr>
-                  </w:pPr>
-                  <w:r>
-                    <w:rPr>
-                      <w:rFonts w:ascii="Source Sans 3" w:hAnsi="Source Sans 3"/>
-                      <w:iCs/>
-                      <w:sz w:val="23"/>
-                    </w:rPr>
-                    <w:t>£</w:t>
-                  </w:r>
-                  <w:r>
-                    <w:rPr>
-                      <w:rFonts w:ascii="Source Sans 3" w:hAnsi="Source Sans 3"/>
-                      <w:iCs/>
-                      <w:sz w:val="23"/>
-                    </w:rPr>
-                    <w:t>3</w:t>
-                  </w:r>
-                  <w:r>
-                    <w:t>80</w:t>
-                  </w:r>
-                </w:p>
-              </w:tc>
-            </w:tr>
-          </w:tbl>
-          <w:p>
-            <w:pPr>
-              <w:rPr>
-                <w:rFonts w:ascii="Source Sans 3 Medium" w:hAnsi="Source Sans 3 Medium"/>
-                <w:b/>
-                <w:bCs/>
-                <w:sz w:val="23"/>
-                <w:szCs w:val="23"/>
-              </w:rPr>
-            </w:pPr>
-          </w:p>
-        </w:tc>
-      </w:tr>
-      <w:tr>
-        <w:tc>
-          <w:tcPr>
-            <w:tcW w:w="650" w:type="dxa"/>
-          </w:tcPr>
-          <w:tbl>
-            <w:tblPr>
-              <w:tblStyle w:val="CompactTable"/>
-              <w:tblW w:w="0" w:type="auto"/>
-              <w:tblBorders>
-                <w:top w:val="single" w:sz="18" w:space="0" w:color="B01070"/>
-                <w:left w:val="single" w:sz="18" w:space="0" w:color="B01070"/>
-                <w:bottom w:val="single" w:sz="18" w:space="0" w:color="B01070"/>
-                <w:right w:val="single" w:sz="18" w:space="0" w:color="B01070"/>
-                <w:insideH w:val="single" w:sz="18" w:space="0" w:color="B01070"/>
-                <w:insideV w:val="single" w:sz="18" w:space="0" w:color="B01070"/>
-              </w:tblBorders>
-              <w:tblLook w:val="04A0" w:firstRow="1" w:lastRow="0" w:firstColumn="1" w:lastColumn="0" w:noHBand="0" w:noVBand="1"/>
-            </w:tblPr>
-            <w:tblGrid>
-              <w:gridCol w:w="320"/>
-            </w:tblGrid>
-            <w:tr>
-              <w:tc>
-                <w:tcPr>
-                  <w:tcW w:w="385" w:type="dxa"/>
-                </w:tcPr>
-                <w:p>
-                  <w:pPr>
-                    <w:rPr>
-                      <w:b w:val="0"/>
-                      <w:bCs/>
-                      <w:szCs w:val="26"/>
-                      <w:bdr w:val="single" w:sz="12" w:space="0" w:color="FFFF00"/>
-                    </w:rPr>
-                  </w:pPr>
-                  <w:r>
-                    <w:rPr>
-                      <w:bCs/>
-                      <w:szCs w:val="26"/>
-                      <w:lang w:bidi="ar-SA"/>
-                    </w:rPr>
-                    <w:t>0</w:t>
-                  </w:r>
-                  <w:r>
-                    <w:rPr>
-                      <w:bCs/>
-                      <w:szCs w:val="26"/>
-                    </w:rPr>
-                    <w:t>9</w:t>
-                  </w:r>
-                </w:p>
-              </w:tc>
-            </w:tr>
-          </w:tbl>
-          <w:p>
-            <w:pPr>
-              <w:rPr>
-                <w:bCs/>
-                <w:szCs w:val="26"/>
-              </w:rPr>
-            </w:pPr>
-          </w:p>
-        </w:tc>
-        <w:tc>
-          <w:tcPr>
-            <w:tcW w:w="13742" w:type="dxa"/>
-            <w:gridSpan w:val="2"/>
-          </w:tcPr>
-          <w:p>
-            <w:pPr>
-              <w:rPr>
-                <w:rFonts w:ascii="Source Sans 3 Medium" w:hAnsi="Source Sans 3 Medium"/>
-                <w:b/>
-                <w:bCs/>
-                <w:sz w:val="23"/>
-                <w:szCs w:val="23"/>
-              </w:rPr>
-            </w:pPr>
-            <w:r>
-              <w:rPr>
-                <w:rFonts w:ascii="Source Sans 3 Medium" w:hAnsi="Source Sans 3 Medium"/>
-                <w:b/>
-                <w:bCs/>
-                <w:sz w:val="23"/>
-                <w:szCs w:val="23"/>
-              </w:rPr>
-              <w:t>Listen to the second part of conversation 2 and answer the questions.</w:t>
-            </w:r>
-          </w:p>
-          <w:p>
+              <w:spacing w:after="120"/>
+            </w:pPr>
             <w:hyperlink r:id="rId35" w:history="1">
               <w:r>
                 <w:rPr>
@@ -17828,7 +18231,7 @@
                   <w:sz w:val="26"/>
                   <w:szCs w:val="26"/>
                 </w:rPr>
-                <w:t>06</w:t>
+                <w:t>11</w:t>
               </w:r>
             </w:hyperlink>
           </w:p>
@@ -17837,603 +18240,221 @@
               <w:pStyle w:val="SS3-115"/>
               <w:numPr>
                 <w:ilvl w:val="0"/>
-                <w:numId w:val="34"/>
+                <w:numId w:val="54"/>
               </w:numPr>
-            </w:pPr>
-            <w:r>
-              <w:t>The price of the earrings now is</w:t>
-            </w:r>
-            <w:r>
-              <w:t xml:space="preserve"> ---</w:t>
-            </w:r>
-          </w:p>
-          <w:tbl>
-            <w:tblPr>
-              <w:tblStyle w:val="CommonTable"/>
-              <w:tblW w:w="0" w:type="auto"/>
-              <w:tblBorders>
-                <w:top w:val="none" w:sz="0" w:space="0" w:color="auto"/>
-                <w:left w:val="none" w:sz="0" w:space="0" w:color="auto"/>
-                <w:bottom w:val="none" w:sz="0" w:space="0" w:color="auto"/>
-                <w:right w:val="none" w:sz="0" w:space="0" w:color="auto"/>
-                <w:insideH w:val="none" w:sz="0" w:space="0" w:color="auto"/>
-                <w:insideV w:val="none" w:sz="0" w:space="0" w:color="auto"/>
-              </w:tblBorders>
-              <w:tblLook w:val="04A0" w:firstRow="1" w:lastRow="0" w:firstColumn="1" w:lastColumn="0" w:noHBand="0" w:noVBand="1"/>
-            </w:tblPr>
-            <w:tblGrid>
-              <w:gridCol w:w="987"/>
-              <w:gridCol w:w="987"/>
-              <w:gridCol w:w="987"/>
-            </w:tblGrid>
-            <w:tr>
-              <w:tc>
-                <w:tcPr>
-                  <w:tcW w:w="865" w:type="dxa"/>
-                </w:tcPr>
-                <w:p>
-                  <w:pPr>
-                    <w:pStyle w:val="ListParagraph"/>
-                    <w:numPr>
-                      <w:ilvl w:val="0"/>
-                      <w:numId w:val="35"/>
-                    </w:numPr>
-                    <w:rPr>
-                      <w:rStyle w:val="BlankWord1"/>
-                      <w:iCs/>
-                      <w:bdr w:val="none" w:sz="0" w:space="0" w:color="auto"/>
-                      <w:shd w:val="clear" w:color="auto" w:fill="auto"/>
-                      <w14:textOutline w14:w="0" w14:cap="rnd" w14:cmpd="sng" w14:algn="ctr">
-                        <w14:noFill/>
-                        <w14:prstDash w14:val="solid"/>
-                        <w14:bevel/>
-                      </w14:textOutline>
-                    </w:rPr>
-                  </w:pPr>
-                  <w:r>
-                    <w:rPr>
-                      <w:rFonts w:ascii="Source Sans 3" w:hAnsi="Source Sans 3"/>
-                      <w:iCs/>
-                      <w:sz w:val="23"/>
-                    </w:rPr>
-                    <w:t>£</w:t>
-                  </w:r>
-                  <w:r>
-                    <w:rPr>
-                      <w:rFonts w:ascii="Source Sans 3" w:hAnsi="Source Sans 3"/>
-                      <w:iCs/>
-                      <w:sz w:val="23"/>
-                    </w:rPr>
-                    <w:t>10</w:t>
-                  </w:r>
-                </w:p>
-              </w:tc>
-              <w:tc>
-                <w:tcPr>
-                  <w:tcW w:w="850" w:type="dxa"/>
-                </w:tcPr>
-                <w:p>
-                  <w:pPr>
-                    <w:pStyle w:val="ListParagraph"/>
-                    <w:numPr>
-                      <w:ilvl w:val="0"/>
-                      <w:numId w:val="35"/>
-                    </w:numPr>
-                    <w:rPr>
-                      <w:rStyle w:val="BlankWord1"/>
-                      <w:iCs/>
-                      <w:bdr w:val="none" w:sz="0" w:space="0" w:color="auto"/>
-                      <w:shd w:val="clear" w:color="auto" w:fill="auto"/>
-                      <w14:textOutline w14:w="0" w14:cap="rnd" w14:cmpd="sng" w14:algn="ctr">
-                        <w14:noFill/>
-                        <w14:prstDash w14:val="solid"/>
-                        <w14:bevel/>
-                      </w14:textOutline>
-                    </w:rPr>
-                  </w:pPr>
-                  <w:r>
-                    <w:rPr>
-                      <w:rFonts w:ascii="Source Sans 3" w:hAnsi="Source Sans 3"/>
-                      <w:iCs/>
-                      <w:sz w:val="23"/>
-                    </w:rPr>
-                    <w:t>£</w:t>
-                  </w:r>
-                  <w:r>
-                    <w:rPr>
-                      <w:rFonts w:ascii="Source Sans 3" w:hAnsi="Source Sans 3"/>
-                      <w:iCs/>
-                      <w:sz w:val="23"/>
-                    </w:rPr>
-                    <w:t>20</w:t>
-                  </w:r>
-                </w:p>
-              </w:tc>
-              <w:tc>
-                <w:tcPr>
-                  <w:tcW w:w="851" w:type="dxa"/>
-                </w:tcPr>
-                <w:p>
-                  <w:pPr>
-                    <w:pStyle w:val="ListParagraph"/>
-                    <w:numPr>
-                      <w:ilvl w:val="0"/>
-                      <w:numId w:val="35"/>
-                    </w:numPr>
-                    <w:rPr>
-                      <w:rStyle w:val="BlankWord1"/>
-                      <w:iCs/>
-                      <w:bdr w:val="none" w:sz="0" w:space="0" w:color="auto"/>
-                      <w:shd w:val="clear" w:color="auto" w:fill="auto"/>
-                      <w14:textOutline w14:w="0" w14:cap="rnd" w14:cmpd="sng" w14:algn="ctr">
-                        <w14:noFill/>
-                        <w14:prstDash w14:val="solid"/>
-                        <w14:bevel/>
-                      </w14:textOutline>
-                    </w:rPr>
-                  </w:pPr>
-                  <w:r>
-                    <w:rPr>
-                      <w:rFonts w:ascii="Source Sans 3" w:hAnsi="Source Sans 3"/>
-                      <w:iCs/>
-                      <w:sz w:val="23"/>
-                    </w:rPr>
-                    <w:t>£</w:t>
-                  </w:r>
-                  <w:r>
-                    <w:rPr>
-                      <w:rFonts w:ascii="Source Sans 3" w:hAnsi="Source Sans 3"/>
-                      <w:iCs/>
-                      <w:sz w:val="23"/>
-                    </w:rPr>
-                    <w:t>30</w:t>
-                  </w:r>
-                </w:p>
-              </w:tc>
-            </w:tr>
-          </w:tbl>
-          <w:p/>
+              <w:ind w:left="227" w:hanging="227"/>
+            </w:pPr>
+            <w:r>
+              <w:t xml:space="preserve">Her parents and </w:t>
+            </w:r>
+            <w:r>
+              <w:rPr>
+                <w:b/>
+                <w:bCs/>
+              </w:rPr>
+              <w:t>1</w:t>
+            </w:r>
+            <w:r>
+              <w:t xml:space="preserve"> </w:t>
+            </w:r>
+            <w:r>
+              <w:rPr>
+                <w:color w:val="7D2F27"/>
+              </w:rPr>
+              <w:t>ol</w:t>
+            </w:r>
+            <w:r>
+              <w:rPr>
+                <w:color w:val="7D2F27"/>
+              </w:rPr>
+              <w:t>der</w:t>
+            </w:r>
+            <w:r>
+              <w:t xml:space="preserve"> der brother</w:t>
+            </w:r>
+          </w:p>
           <w:p>
             <w:pPr>
               <w:pStyle w:val="SS3-115"/>
               <w:numPr>
                 <w:ilvl w:val="0"/>
-                <w:numId w:val="34"/>
+                <w:numId w:val="54"/>
               </w:numPr>
-            </w:pPr>
-            <w:r>
-              <w:t>How much does the customer pay for the gift wrapping?</w:t>
-            </w:r>
-          </w:p>
-          <w:tbl>
-            <w:tblPr>
-              <w:tblStyle w:val="CommonTable"/>
-              <w:tblW w:w="0" w:type="auto"/>
-              <w:tblBorders>
-                <w:top w:val="none" w:sz="0" w:space="0" w:color="auto"/>
-                <w:left w:val="none" w:sz="0" w:space="0" w:color="auto"/>
-                <w:bottom w:val="none" w:sz="0" w:space="0" w:color="auto"/>
-                <w:right w:val="none" w:sz="0" w:space="0" w:color="auto"/>
-                <w:insideH w:val="none" w:sz="0" w:space="0" w:color="auto"/>
-                <w:insideV w:val="none" w:sz="0" w:space="0" w:color="auto"/>
-              </w:tblBorders>
-              <w:tblLook w:val="04A0" w:firstRow="1" w:lastRow="0" w:firstColumn="1" w:lastColumn="0" w:noHBand="0" w:noVBand="1"/>
-            </w:tblPr>
-            <w:tblGrid>
-              <w:gridCol w:w="873"/>
-              <w:gridCol w:w="873"/>
-              <w:gridCol w:w="873"/>
-            </w:tblGrid>
-            <w:tr>
-              <w:tc>
-                <w:tcPr>
-                  <w:tcW w:w="865" w:type="dxa"/>
-                </w:tcPr>
-                <w:p>
-                  <w:pPr>
-                    <w:pStyle w:val="ListParagraph"/>
-                    <w:numPr>
-                      <w:ilvl w:val="0"/>
-                      <w:numId w:val="36"/>
-                    </w:numPr>
-                    <w:rPr>
-                      <w:rStyle w:val="BlankWord1"/>
-                      <w:iCs/>
-                      <w:bdr w:val="none" w:sz="0" w:space="0" w:color="auto"/>
-                      <w:shd w:val="clear" w:color="auto" w:fill="auto"/>
-                      <w14:textOutline w14:w="0" w14:cap="rnd" w14:cmpd="sng" w14:algn="ctr">
-                        <w14:noFill/>
-                        <w14:prstDash w14:val="solid"/>
-                        <w14:bevel/>
-                      </w14:textOutline>
-                    </w:rPr>
-                  </w:pPr>
-                  <w:r>
-                    <w:rPr>
-                      <w:rFonts w:ascii="Source Sans 3" w:hAnsi="Source Sans 3"/>
-                      <w:iCs/>
-                      <w:sz w:val="23"/>
-                    </w:rPr>
-                    <w:t>£</w:t>
-                  </w:r>
-                  <w:r>
-                    <w:rPr>
-                      <w:rFonts w:ascii="Source Sans 3" w:hAnsi="Source Sans 3"/>
-                      <w:iCs/>
-                      <w:sz w:val="23"/>
-                    </w:rPr>
-                    <w:t>4</w:t>
-                  </w:r>
-                </w:p>
-              </w:tc>
-              <w:tc>
-                <w:tcPr>
-                  <w:tcW w:w="850" w:type="dxa"/>
-                </w:tcPr>
-                <w:p>
-                  <w:pPr>
-                    <w:pStyle w:val="ListParagraph"/>
-                    <w:numPr>
-                      <w:ilvl w:val="0"/>
-                      <w:numId w:val="36"/>
-                    </w:numPr>
-                    <w:rPr>
-                      <w:rStyle w:val="BlankWord1"/>
-                      <w:iCs/>
-                      <w:bdr w:val="none" w:sz="0" w:space="0" w:color="auto"/>
-                      <w:shd w:val="clear" w:color="auto" w:fill="auto"/>
-                      <w14:textOutline w14:w="0" w14:cap="rnd" w14:cmpd="sng" w14:algn="ctr">
-                        <w14:noFill/>
-                        <w14:prstDash w14:val="solid"/>
-                        <w14:bevel/>
-                      </w14:textOutline>
-                    </w:rPr>
-                  </w:pPr>
-                  <w:r>
-                    <w:rPr>
-                      <w:rFonts w:ascii="Source Sans 3" w:hAnsi="Source Sans 3"/>
-                      <w:iCs/>
-                      <w:sz w:val="23"/>
-                    </w:rPr>
-                    <w:t>£</w:t>
-                  </w:r>
-                  <w:r>
-                    <w:rPr>
-                      <w:rFonts w:ascii="Source Sans 3" w:hAnsi="Source Sans 3"/>
-                      <w:iCs/>
-                      <w:sz w:val="23"/>
-                    </w:rPr>
-                    <w:t>5</w:t>
-                  </w:r>
-                </w:p>
-              </w:tc>
-              <w:tc>
-                <w:tcPr>
-                  <w:tcW w:w="851" w:type="dxa"/>
-                </w:tcPr>
-                <w:p>
-                  <w:pPr>
-                    <w:pStyle w:val="ListParagraph"/>
-                    <w:numPr>
-                      <w:ilvl w:val="0"/>
-                      <w:numId w:val="36"/>
-                    </w:numPr>
-                    <w:rPr>
-                      <w:rStyle w:val="BlankWord1"/>
-                      <w:iCs/>
-                      <w:bdr w:val="none" w:sz="0" w:space="0" w:color="auto"/>
-                      <w:shd w:val="clear" w:color="auto" w:fill="auto"/>
-                      <w14:textOutline w14:w="0" w14:cap="rnd" w14:cmpd="sng" w14:algn="ctr">
-                        <w14:noFill/>
-                        <w14:prstDash w14:val="solid"/>
-                        <w14:bevel/>
-                      </w14:textOutline>
-                    </w:rPr>
-                  </w:pPr>
-                  <w:r>
-                    <w:rPr>
-                      <w:rFonts w:ascii="Source Sans 3" w:hAnsi="Source Sans 3"/>
-                      <w:iCs/>
-                      <w:sz w:val="23"/>
-                    </w:rPr>
-                    <w:t>£</w:t>
-                  </w:r>
-                  <w:r>
-                    <w:rPr>
-                      <w:rFonts w:ascii="Source Sans 3" w:hAnsi="Source Sans 3"/>
-                      <w:iCs/>
-                      <w:sz w:val="23"/>
-                    </w:rPr>
-                    <w:t>7</w:t>
-                  </w:r>
-                </w:p>
-              </w:tc>
-            </w:tr>
-          </w:tbl>
-          <w:p>
-            <w:pPr>
-              <w:rPr>
-                <w:rFonts w:ascii="Source Sans 3 Medium" w:hAnsi="Source Sans 3 Medium"/>
-                <w:b/>
-                <w:bCs/>
-                <w:sz w:val="23"/>
-                <w:szCs w:val="23"/>
-              </w:rPr>
-            </w:pPr>
-          </w:p>
-        </w:tc>
-      </w:tr>
-      <w:tr>
-        <w:tc>
-          <w:tcPr>
-            <w:tcW w:w="650" w:type="dxa"/>
-          </w:tcPr>
-          <w:tbl>
-            <w:tblPr>
-              <w:tblStyle w:val="CompactTable"/>
-              <w:tblW w:w="0" w:type="auto"/>
-              <w:tblBorders>
-                <w:top w:val="single" w:sz="18" w:space="0" w:color="B01070"/>
-                <w:left w:val="single" w:sz="18" w:space="0" w:color="B01070"/>
-                <w:bottom w:val="single" w:sz="18" w:space="0" w:color="B01070"/>
-                <w:right w:val="single" w:sz="18" w:space="0" w:color="B01070"/>
-                <w:insideH w:val="single" w:sz="18" w:space="0" w:color="B01070"/>
-                <w:insideV w:val="single" w:sz="18" w:space="0" w:color="B01070"/>
-              </w:tblBorders>
-              <w:tblLook w:val="04A0" w:firstRow="1" w:lastRow="0" w:firstColumn="1" w:lastColumn="0" w:noHBand="0" w:noVBand="1"/>
-            </w:tblPr>
-            <w:tblGrid>
-              <w:gridCol w:w="320"/>
-            </w:tblGrid>
-            <w:tr>
-              <w:tc>
-                <w:tcPr>
-                  <w:tcW w:w="385" w:type="dxa"/>
-                </w:tcPr>
-                <w:p>
-                  <w:pPr>
-                    <w:rPr>
-                      <w:b w:val="0"/>
-                      <w:bCs/>
-                      <w:szCs w:val="26"/>
-                      <w:bdr w:val="single" w:sz="12" w:space="0" w:color="FFFF00"/>
-                    </w:rPr>
-                  </w:pPr>
-                  <w:r>
-                    <w:rPr>
-                      <w:bCs/>
-                      <w:szCs w:val="26"/>
-                      <w:lang w:bidi="ar-SA"/>
-                    </w:rPr>
-                    <w:t>10</w:t>
-                  </w:r>
-                </w:p>
-              </w:tc>
-            </w:tr>
-          </w:tbl>
-          <w:p>
-            <w:pPr>
-              <w:rPr>
-                <w:bCs/>
-                <w:szCs w:val="26"/>
-              </w:rPr>
-            </w:pPr>
+              <w:ind w:left="227" w:hanging="227"/>
+            </w:pPr>
+            <w:r>
+              <w:t xml:space="preserve">They are a </w:t>
+            </w:r>
+            <w:r>
+              <w:rPr>
+                <w:b/>
+                <w:bCs/>
+              </w:rPr>
+              <w:t>2</w:t>
+            </w:r>
+            <w:r>
+              <w:t xml:space="preserve"> </w:t>
+            </w:r>
+            <w:r>
+              <w:t xml:space="preserve">--- </w:t>
+            </w:r>
+            <w:r>
+              <w:t>happy family.</w:t>
+            </w:r>
+          </w:p>
+          <w:p>
+            <w:pPr>
+              <w:pStyle w:val="SS3-115"/>
+              <w:numPr>
+                <w:ilvl w:val="0"/>
+                <w:numId w:val="54"/>
+              </w:numPr>
+              <w:ind w:left="227" w:hanging="227"/>
+            </w:pPr>
+            <w:r>
+              <w:t xml:space="preserve">They like preparing food and </w:t>
+            </w:r>
+            <w:r>
+              <w:rPr>
+                <w:b/>
+                <w:bCs/>
+              </w:rPr>
+              <w:t>3</w:t>
+            </w:r>
+            <w:r>
+              <w:t xml:space="preserve"> ---</w:t>
+            </w:r>
+            <w:r>
+              <w:t xml:space="preserve"> it.</w:t>
+            </w:r>
+          </w:p>
+          <w:p>
+            <w:pPr>
+              <w:pStyle w:val="SS3-115"/>
+              <w:numPr>
+                <w:ilvl w:val="0"/>
+                <w:numId w:val="54"/>
+              </w:numPr>
+              <w:ind w:left="227" w:hanging="227"/>
+            </w:pPr>
+            <w:r>
+              <w:t xml:space="preserve">Her father is a better </w:t>
+            </w:r>
+            <w:r>
+              <w:rPr>
+                <w:b/>
+                <w:bCs/>
+              </w:rPr>
+              <w:t>4</w:t>
+            </w:r>
+            <w:r>
+              <w:t xml:space="preserve"> </w:t>
+            </w:r>
+            <w:r>
+              <w:t xml:space="preserve">--- </w:t>
+            </w:r>
+            <w:r>
+              <w:t>than her mother.</w:t>
+            </w:r>
+          </w:p>
+          <w:p>
+            <w:pPr>
+              <w:pStyle w:val="SS3-115"/>
+              <w:numPr>
+                <w:ilvl w:val="0"/>
+                <w:numId w:val="54"/>
+              </w:numPr>
+              <w:ind w:left="227" w:hanging="227"/>
+            </w:pPr>
+            <w:r>
+              <w:t xml:space="preserve">Her brother is getting </w:t>
+            </w:r>
+            <w:r>
+              <w:rPr>
+                <w:b/>
+                <w:bCs/>
+              </w:rPr>
+              <w:t>5</w:t>
+            </w:r>
+            <w:r>
+              <w:t xml:space="preserve"> </w:t>
+            </w:r>
+            <w:r>
+              <w:t xml:space="preserve">--- </w:t>
+            </w:r>
+            <w:r>
+              <w:t>next year.</w:t>
+            </w:r>
+          </w:p>
+          <w:p>
+            <w:pPr>
+              <w:pStyle w:val="SS3-115"/>
+              <w:numPr>
+                <w:ilvl w:val="0"/>
+                <w:numId w:val="54"/>
+              </w:numPr>
+              <w:ind w:left="227" w:hanging="227"/>
+            </w:pPr>
+            <w:r>
+              <w:t xml:space="preserve">Hoi Chin would like to have a </w:t>
+            </w:r>
+            <w:r>
+              <w:rPr>
+                <w:b/>
+                <w:bCs/>
+              </w:rPr>
+              <w:t>6</w:t>
+            </w:r>
+            <w:r>
+              <w:t xml:space="preserve"> ---</w:t>
+            </w:r>
+            <w:r>
+              <w:t xml:space="preserve"> or </w:t>
+            </w:r>
+            <w:r>
+              <w:rPr>
+                <w:b/>
+                <w:bCs/>
+              </w:rPr>
+              <w:t>7</w:t>
+            </w:r>
+            <w:r>
+              <w:t xml:space="preserve"> </w:t>
+            </w:r>
+            <w:r>
+              <w:t xml:space="preserve">--- </w:t>
+            </w:r>
+            <w:r>
+              <w:t>one day.</w:t>
+            </w:r>
+          </w:p>
+          <w:p>
+            <w:pPr>
+              <w:pStyle w:val="SS3M-115"/>
+            </w:pPr>
+            <w:r>
+              <w:t>Tell your partner what you remember about Hoi Chin's family. Is your family similar or very different to hers?</w:t>
+            </w:r>
           </w:p>
         </w:tc>
         <w:tc>
           <w:tcPr>
-            <w:tcW w:w="13742" w:type="dxa"/>
-            <w:gridSpan w:val="2"/>
+            <w:tcW w:w="4758" w:type="dxa"/>
           </w:tcPr>
           <w:p>
             <w:pPr>
               <w:rPr>
-                <w:rFonts w:ascii="Source Sans 3 Medium" w:hAnsi="Source Sans 3 Medium"/>
-                <w:b/>
-                <w:bCs/>
-                <w:sz w:val="23"/>
-                <w:szCs w:val="23"/>
-              </w:rPr>
-            </w:pPr>
-            <w:r>
-              <w:rPr>
-                <w:rFonts w:ascii="Source Sans 3 Medium" w:hAnsi="Source Sans 3 Medium"/>
-                <w:b/>
-                <w:bCs/>
-                <w:sz w:val="23"/>
-                <w:szCs w:val="23"/>
-              </w:rPr>
-              <w:t>Listen again and complete this part of the conversation</w:t>
-            </w:r>
-            <w:r>
-              <w:rPr>
-                <w:rFonts w:ascii="Source Sans 3 Medium" w:hAnsi="Source Sans 3 Medium"/>
-                <w:b/>
-                <w:bCs/>
-                <w:sz w:val="23"/>
-                <w:szCs w:val="23"/>
-              </w:rPr>
-              <w:t>.</w:t>
-            </w:r>
-          </w:p>
-          <w:p>
-            <w:pPr>
-              <w:pStyle w:val="SS3-115"/>
-            </w:pPr>
-            <w:hyperlink r:id="rId36" w:history="1">
-              <w:r>
-                <w:rPr>
-                  <w:rStyle w:val="Hyperlink"/>
-                  <w:b/>
-                  <w:bCs/>
-                  <w:sz w:val="26"/>
-                  <w:szCs w:val="26"/>
-                </w:rPr>
-                <w:t>07</w:t>
-              </w:r>
-            </w:hyperlink>
-          </w:p>
-          <w:tbl>
-            <w:tblPr>
-              <w:tblStyle w:val="DottedTable"/>
-              <w:tblW w:w="0" w:type="auto"/>
-              <w:tblLook w:val="04A0" w:firstRow="1" w:lastRow="0" w:firstColumn="1" w:lastColumn="0" w:noHBand="0" w:noVBand="1"/>
-            </w:tblPr>
-            <w:tblGrid>
-              <w:gridCol w:w="1430"/>
-              <w:gridCol w:w="12018"/>
-            </w:tblGrid>
-            <w:tr>
-              <w:tc>
-                <w:tcPr>
-                  <w:tcW w:w="1432" w:type="dxa"/>
-                </w:tcPr>
-                <w:p>
-                  <w:pPr>
-                    <w:pStyle w:val="SS3-115"/>
-                    <w:spacing w:after="0"/>
-                  </w:pPr>
-                  <w:r>
-                    <w:rPr>
-                      <w:b/>
-                      <w:bCs/>
-                    </w:rPr>
-                    <w:t>Customer</w:t>
-                  </w:r>
-                </w:p>
-              </w:tc>
-              <w:tc>
-                <w:tcPr>
-                  <w:tcW w:w="12152" w:type="dxa"/>
-                </w:tcPr>
-                <w:p>
-                  <w:pPr>
-                    <w:pStyle w:val="SS3-115"/>
-                    <w:spacing w:after="0"/>
-                  </w:pPr>
-                  <w:r>
-                    <w:t>Oh, really? So, how much are they?</w:t>
-                  </w:r>
-                </w:p>
-              </w:tc>
-            </w:tr>
-            <w:tr>
-              <w:tc>
-                <w:tcPr>
-                  <w:tcW w:w="1432" w:type="dxa"/>
-                </w:tcPr>
-                <w:p>
-                  <w:pPr>
-                    <w:pStyle w:val="SS3-115"/>
-                    <w:spacing w:after="0"/>
-                  </w:pPr>
-                  <w:r>
-                    <w:rPr>
-                      <w:b/>
-                      <w:bCs/>
-                    </w:rPr>
-                    <w:t>Assistant</w:t>
-                  </w:r>
-                </w:p>
-              </w:tc>
-              <w:tc>
-                <w:tcPr>
-                  <w:tcW w:w="12152" w:type="dxa"/>
-                </w:tcPr>
-                <w:p>
-                  <w:pPr>
-                    <w:pStyle w:val="SS3-115"/>
-                    <w:spacing w:after="0"/>
-                  </w:pPr>
-                  <w:r>
-                    <w:t xml:space="preserve">Well, they </w:t>
-                  </w:r>
-                  <w:r>
-                    <w:rPr>
-                      <w:i/>
-                      <w:iCs/>
-                    </w:rPr>
-                    <w:t>were</w:t>
-                  </w:r>
-                  <w:r>
-                    <w:t xml:space="preserve"> </w:t>
-                  </w:r>
-                  <w:r>
-                    <w:rPr>
-                      <w:b/>
-                      <w:bCs/>
-                    </w:rPr>
-                    <w:t>1</w:t>
-                  </w:r>
-                  <w:r>
-                    <w:t xml:space="preserve"> </w:t>
-                  </w:r>
-                  <w:r>
-                    <w:t xml:space="preserve">--- </w:t>
-                  </w:r>
-                  <w:r>
-                    <w:t xml:space="preserve">moment, so they're a little cheaper - only </w:t>
-                  </w:r>
-                  <w:r>
-                    <w:rPr>
-                      <w:b/>
-                      <w:bCs/>
-                    </w:rPr>
-                    <w:t>2</w:t>
-                  </w:r>
-                  <w:r>
-                    <w:t xml:space="preserve"> ---</w:t>
-                  </w:r>
-                  <w:r>
-                    <w:t xml:space="preserve"> pounds, but actually we've got a sale on at the pounds. S</w:t>
-                  </w:r>
-                  <w:r>
-                    <w:t>o</w:t>
-                  </w:r>
-                  <w:r>
-                    <w:t xml:space="preserve"> you can save </w:t>
-                  </w:r>
-                  <w:r>
-                    <w:rPr>
-                      <w:b/>
-                      <w:bCs/>
-                    </w:rPr>
-                    <w:t>3</w:t>
-                  </w:r>
-                  <w:r>
-                    <w:t xml:space="preserve"> ---</w:t>
-                  </w:r>
-                  <w:r>
-                    <w:t xml:space="preserve"> pounds!</w:t>
-                  </w:r>
-                </w:p>
-              </w:tc>
-            </w:tr>
-          </w:tbl>
-          <w:p>
-            <w:pPr>
-              <w:pStyle w:val="SS3-115"/>
-            </w:pPr>
-          </w:p>
-          <w:p>
-            <w:pPr>
-              <w:pStyle w:val="SS3-115"/>
-              <w:rPr>
-                <w:rFonts w:ascii="Source Sans 3 Medium" w:hAnsi="Source Sans 3 Medium"/>
-                <w:b/>
-                <w:bCs/>
+                <w:rFonts w:ascii="Cambria Math" w:hAnsi="Cambria Math" w:cs="Cambria Math"/>
+                <w:color w:val="047FDC"/>
+                <w:sz w:val="32"/>
+                <w:szCs w:val="32"/>
               </w:rPr>
             </w:pPr>
           </w:p>
         </w:tc>
       </w:tr>
     </w:tbl>
-    <w:p>
-      <w:pPr>
-        <w:pStyle w:val="SS3-115"/>
-        <w:spacing w:before="240"/>
-      </w:pPr>
-    </w:p>
+    <w:p/>
     <w:sectPr>
       <w:pgSz w:w="15842" w:h="30147" w:code="3"/>
       <w:pgMar w:top="720" w:right="720" w:bottom="720" w:left="720" w:header="284" w:footer="284" w:gutter="0"/>
@@ -19101,100 +19122,9 @@
     </w:lvl>
   </w:abstractNum>
   <w:abstractNum w:abstractNumId="7" w15:restartNumberingAfterBreak="0">
-    <w:nsid w:val="13FD0469"/>
+    <w:nsid w:val="13F37566"/>
     <w:multiLevelType w:val="hybridMultilevel"/>
-    <w:tmpl w:val="CA825B1C"/>
-    <w:lvl w:ilvl="0" w:tplc="5BD46172">
-      <w:start w:val="1"/>
-      <w:numFmt w:val="upperLetter"/>
-      <w:lvlText w:val="%1:"/>
-      <w:lvlJc w:val="left"/>
-      <w:pPr>
-        <w:ind w:left="360" w:hanging="360"/>
-      </w:pPr>
-      <w:rPr>
-        <w:rFonts w:hint="default"/>
-        <w:b/>
-        <w:bCs/>
-      </w:rPr>
-    </w:lvl>
-    <w:lvl w:ilvl="1" w:tplc="04090019" w:tentative="1">
-      <w:start w:val="1"/>
-      <w:numFmt w:val="lowerLetter"/>
-      <w:lvlText w:val="%2."/>
-      <w:lvlJc w:val="left"/>
-      <w:pPr>
-        <w:ind w:left="1080" w:hanging="360"/>
-      </w:pPr>
-    </w:lvl>
-    <w:lvl w:ilvl="2" w:tplc="0409001B" w:tentative="1">
-      <w:start w:val="1"/>
-      <w:numFmt w:val="lowerRoman"/>
-      <w:lvlText w:val="%3."/>
-      <w:lvlJc w:val="right"/>
-      <w:pPr>
-        <w:ind w:left="1800" w:hanging="180"/>
-      </w:pPr>
-    </w:lvl>
-    <w:lvl w:ilvl="3" w:tplc="0409000F" w:tentative="1">
-      <w:start w:val="1"/>
-      <w:numFmt w:val="decimal"/>
-      <w:lvlText w:val="%4."/>
-      <w:lvlJc w:val="left"/>
-      <w:pPr>
-        <w:ind w:left="2520" w:hanging="360"/>
-      </w:pPr>
-    </w:lvl>
-    <w:lvl w:ilvl="4" w:tplc="04090019" w:tentative="1">
-      <w:start w:val="1"/>
-      <w:numFmt w:val="lowerLetter"/>
-      <w:lvlText w:val="%5."/>
-      <w:lvlJc w:val="left"/>
-      <w:pPr>
-        <w:ind w:left="3240" w:hanging="360"/>
-      </w:pPr>
-    </w:lvl>
-    <w:lvl w:ilvl="5" w:tplc="0409001B" w:tentative="1">
-      <w:start w:val="1"/>
-      <w:numFmt w:val="lowerRoman"/>
-      <w:lvlText w:val="%6."/>
-      <w:lvlJc w:val="right"/>
-      <w:pPr>
-        <w:ind w:left="3960" w:hanging="180"/>
-      </w:pPr>
-    </w:lvl>
-    <w:lvl w:ilvl="6" w:tplc="0409000F" w:tentative="1">
-      <w:start w:val="1"/>
-      <w:numFmt w:val="decimal"/>
-      <w:lvlText w:val="%7."/>
-      <w:lvlJc w:val="left"/>
-      <w:pPr>
-        <w:ind w:left="4680" w:hanging="360"/>
-      </w:pPr>
-    </w:lvl>
-    <w:lvl w:ilvl="7" w:tplc="04090019" w:tentative="1">
-      <w:start w:val="1"/>
-      <w:numFmt w:val="lowerLetter"/>
-      <w:lvlText w:val="%8."/>
-      <w:lvlJc w:val="left"/>
-      <w:pPr>
-        <w:ind w:left="5400" w:hanging="360"/>
-      </w:pPr>
-    </w:lvl>
-    <w:lvl w:ilvl="8" w:tplc="0409001B" w:tentative="1">
-      <w:start w:val="1"/>
-      <w:numFmt w:val="lowerRoman"/>
-      <w:lvlText w:val="%9."/>
-      <w:lvlJc w:val="right"/>
-      <w:pPr>
-        <w:ind w:left="6120" w:hanging="180"/>
-      </w:pPr>
-    </w:lvl>
-  </w:abstractNum>
-  <w:abstractNum w:abstractNumId="8" w15:restartNumberingAfterBreak="0">
-    <w:nsid w:val="15B15EC0"/>
-    <w:multiLevelType w:val="hybridMultilevel"/>
-    <w:tmpl w:val="732CCC16"/>
+    <w:tmpl w:val="2DB4CE2E"/>
     <w:lvl w:ilvl="0" w:tplc="A1D4B922">
       <w:start w:val="1"/>
       <w:numFmt w:val="lowerLetter"/>
@@ -19285,17 +19215,108 @@
       </w:pPr>
     </w:lvl>
   </w:abstractNum>
+  <w:abstractNum w:abstractNumId="8" w15:restartNumberingAfterBreak="0">
+    <w:nsid w:val="13FD0469"/>
+    <w:multiLevelType w:val="hybridMultilevel"/>
+    <w:tmpl w:val="CA825B1C"/>
+    <w:lvl w:ilvl="0" w:tplc="5BD46172">
+      <w:start w:val="1"/>
+      <w:numFmt w:val="upperLetter"/>
+      <w:lvlText w:val="%1:"/>
+      <w:lvlJc w:val="left"/>
+      <w:pPr>
+        <w:ind w:left="360" w:hanging="360"/>
+      </w:pPr>
+      <w:rPr>
+        <w:rFonts w:hint="default"/>
+        <w:b/>
+        <w:bCs/>
+      </w:rPr>
+    </w:lvl>
+    <w:lvl w:ilvl="1" w:tplc="04090019" w:tentative="1">
+      <w:start w:val="1"/>
+      <w:numFmt w:val="lowerLetter"/>
+      <w:lvlText w:val="%2."/>
+      <w:lvlJc w:val="left"/>
+      <w:pPr>
+        <w:ind w:left="1080" w:hanging="360"/>
+      </w:pPr>
+    </w:lvl>
+    <w:lvl w:ilvl="2" w:tplc="0409001B" w:tentative="1">
+      <w:start w:val="1"/>
+      <w:numFmt w:val="lowerRoman"/>
+      <w:lvlText w:val="%3."/>
+      <w:lvlJc w:val="right"/>
+      <w:pPr>
+        <w:ind w:left="1800" w:hanging="180"/>
+      </w:pPr>
+    </w:lvl>
+    <w:lvl w:ilvl="3" w:tplc="0409000F" w:tentative="1">
+      <w:start w:val="1"/>
+      <w:numFmt w:val="decimal"/>
+      <w:lvlText w:val="%4."/>
+      <w:lvlJc w:val="left"/>
+      <w:pPr>
+        <w:ind w:left="2520" w:hanging="360"/>
+      </w:pPr>
+    </w:lvl>
+    <w:lvl w:ilvl="4" w:tplc="04090019" w:tentative="1">
+      <w:start w:val="1"/>
+      <w:numFmt w:val="lowerLetter"/>
+      <w:lvlText w:val="%5."/>
+      <w:lvlJc w:val="left"/>
+      <w:pPr>
+        <w:ind w:left="3240" w:hanging="360"/>
+      </w:pPr>
+    </w:lvl>
+    <w:lvl w:ilvl="5" w:tplc="0409001B" w:tentative="1">
+      <w:start w:val="1"/>
+      <w:numFmt w:val="lowerRoman"/>
+      <w:lvlText w:val="%6."/>
+      <w:lvlJc w:val="right"/>
+      <w:pPr>
+        <w:ind w:left="3960" w:hanging="180"/>
+      </w:pPr>
+    </w:lvl>
+    <w:lvl w:ilvl="6" w:tplc="0409000F" w:tentative="1">
+      <w:start w:val="1"/>
+      <w:numFmt w:val="decimal"/>
+      <w:lvlText w:val="%7."/>
+      <w:lvlJc w:val="left"/>
+      <w:pPr>
+        <w:ind w:left="4680" w:hanging="360"/>
+      </w:pPr>
+    </w:lvl>
+    <w:lvl w:ilvl="7" w:tplc="04090019" w:tentative="1">
+      <w:start w:val="1"/>
+      <w:numFmt w:val="lowerLetter"/>
+      <w:lvlText w:val="%8."/>
+      <w:lvlJc w:val="left"/>
+      <w:pPr>
+        <w:ind w:left="5400" w:hanging="360"/>
+      </w:pPr>
+    </w:lvl>
+    <w:lvl w:ilvl="8" w:tplc="0409001B" w:tentative="1">
+      <w:start w:val="1"/>
+      <w:numFmt w:val="lowerRoman"/>
+      <w:lvlText w:val="%9."/>
+      <w:lvlJc w:val="right"/>
+      <w:pPr>
+        <w:ind w:left="6120" w:hanging="180"/>
+      </w:pPr>
+    </w:lvl>
+  </w:abstractNum>
   <w:abstractNum w:abstractNumId="9" w15:restartNumberingAfterBreak="0">
-    <w:nsid w:val="212E1A90"/>
+    <w:nsid w:val="15B15EC0"/>
     <w:multiLevelType w:val="hybridMultilevel"/>
-    <w:tmpl w:val="8EA8656A"/>
-    <w:lvl w:ilvl="0" w:tplc="19A42D6C">
+    <w:tmpl w:val="732CCC16"/>
+    <w:lvl w:ilvl="0" w:tplc="A1D4B922">
       <w:start w:val="1"/>
       <w:numFmt w:val="lowerLetter"/>
       <w:lvlText w:val="%1:"/>
       <w:lvlJc w:val="left"/>
       <w:pPr>
-        <w:ind w:left="720" w:hanging="360"/>
+        <w:ind w:left="360" w:hanging="360"/>
       </w:pPr>
       <w:rPr>
         <w:rFonts w:ascii="Source Sans 3" w:hAnsi="Source Sans 3" w:hint="default"/>
@@ -19312,7 +19333,7 @@
       <w:lvlText w:val="%2."/>
       <w:lvlJc w:val="left"/>
       <w:pPr>
-        <w:ind w:left="1440" w:hanging="360"/>
+        <w:ind w:left="1080" w:hanging="360"/>
       </w:pPr>
     </w:lvl>
     <w:lvl w:ilvl="2" w:tplc="0409001B" w:tentative="1">
@@ -19321,7 +19342,7 @@
       <w:lvlText w:val="%3."/>
       <w:lvlJc w:val="right"/>
       <w:pPr>
-        <w:ind w:left="2160" w:hanging="180"/>
+        <w:ind w:left="1800" w:hanging="180"/>
       </w:pPr>
     </w:lvl>
     <w:lvl w:ilvl="3" w:tplc="0409000F" w:tentative="1">
@@ -19330,7 +19351,7 @@
       <w:lvlText w:val="%4."/>
       <w:lvlJc w:val="left"/>
       <w:pPr>
-        <w:ind w:left="2880" w:hanging="360"/>
+        <w:ind w:left="2520" w:hanging="360"/>
       </w:pPr>
     </w:lvl>
     <w:lvl w:ilvl="4" w:tplc="04090019" w:tentative="1">
@@ -19339,7 +19360,7 @@
       <w:lvlText w:val="%5."/>
       <w:lvlJc w:val="left"/>
       <w:pPr>
-        <w:ind w:left="3600" w:hanging="360"/>
+        <w:ind w:left="3240" w:hanging="360"/>
       </w:pPr>
     </w:lvl>
     <w:lvl w:ilvl="5" w:tplc="0409001B" w:tentative="1">
@@ -19348,7 +19369,7 @@
       <w:lvlText w:val="%6."/>
       <w:lvlJc w:val="right"/>
       <w:pPr>
-        <w:ind w:left="4320" w:hanging="180"/>
+        <w:ind w:left="3960" w:hanging="180"/>
       </w:pPr>
     </w:lvl>
     <w:lvl w:ilvl="6" w:tplc="0409000F" w:tentative="1">
@@ -19357,7 +19378,7 @@
       <w:lvlText w:val="%7."/>
       <w:lvlJc w:val="left"/>
       <w:pPr>
-        <w:ind w:left="5040" w:hanging="360"/>
+        <w:ind w:left="4680" w:hanging="360"/>
       </w:pPr>
     </w:lvl>
     <w:lvl w:ilvl="7" w:tplc="04090019" w:tentative="1">
@@ -19366,7 +19387,7 @@
       <w:lvlText w:val="%8."/>
       <w:lvlJc w:val="left"/>
       <w:pPr>
-        <w:ind w:left="5760" w:hanging="360"/>
+        <w:ind w:left="5400" w:hanging="360"/>
       </w:pPr>
     </w:lvl>
     <w:lvl w:ilvl="8" w:tplc="0409001B" w:tentative="1">
@@ -19375,11 +19396,105 @@
       <w:lvlText w:val="%9."/>
       <w:lvlJc w:val="right"/>
       <w:pPr>
-        <w:ind w:left="6480" w:hanging="180"/>
+        <w:ind w:left="6120" w:hanging="180"/>
       </w:pPr>
     </w:lvl>
   </w:abstractNum>
   <w:abstractNum w:abstractNumId="10" w15:restartNumberingAfterBreak="0">
+    <w:nsid w:val="212E1A90"/>
+    <w:multiLevelType w:val="hybridMultilevel"/>
+    <w:tmpl w:val="8EA8656A"/>
+    <w:lvl w:ilvl="0" w:tplc="19A42D6C">
+      <w:start w:val="1"/>
+      <w:numFmt w:val="lowerLetter"/>
+      <w:lvlText w:val="%1:"/>
+      <w:lvlJc w:val="left"/>
+      <w:pPr>
+        <w:ind w:left="720" w:hanging="360"/>
+      </w:pPr>
+      <w:rPr>
+        <w:rFonts w:ascii="Source Sans 3" w:hAnsi="Source Sans 3" w:hint="default"/>
+        <w:b/>
+        <w:bCs/>
+        <w:spacing w:val="0"/>
+        <w:w w:val="77"/>
+        <w:lang w:val="en-US" w:eastAsia="en-US" w:bidi="ar-SA"/>
+      </w:rPr>
+    </w:lvl>
+    <w:lvl w:ilvl="1" w:tplc="04090019" w:tentative="1">
+      <w:start w:val="1"/>
+      <w:numFmt w:val="lowerLetter"/>
+      <w:lvlText w:val="%2."/>
+      <w:lvlJc w:val="left"/>
+      <w:pPr>
+        <w:ind w:left="1440" w:hanging="360"/>
+      </w:pPr>
+    </w:lvl>
+    <w:lvl w:ilvl="2" w:tplc="0409001B" w:tentative="1">
+      <w:start w:val="1"/>
+      <w:numFmt w:val="lowerRoman"/>
+      <w:lvlText w:val="%3."/>
+      <w:lvlJc w:val="right"/>
+      <w:pPr>
+        <w:ind w:left="2160" w:hanging="180"/>
+      </w:pPr>
+    </w:lvl>
+    <w:lvl w:ilvl="3" w:tplc="0409000F" w:tentative="1">
+      <w:start w:val="1"/>
+      <w:numFmt w:val="decimal"/>
+      <w:lvlText w:val="%4."/>
+      <w:lvlJc w:val="left"/>
+      <w:pPr>
+        <w:ind w:left="2880" w:hanging="360"/>
+      </w:pPr>
+    </w:lvl>
+    <w:lvl w:ilvl="4" w:tplc="04090019" w:tentative="1">
+      <w:start w:val="1"/>
+      <w:numFmt w:val="lowerLetter"/>
+      <w:lvlText w:val="%5."/>
+      <w:lvlJc w:val="left"/>
+      <w:pPr>
+        <w:ind w:left="3600" w:hanging="360"/>
+      </w:pPr>
+    </w:lvl>
+    <w:lvl w:ilvl="5" w:tplc="0409001B" w:tentative="1">
+      <w:start w:val="1"/>
+      <w:numFmt w:val="lowerRoman"/>
+      <w:lvlText w:val="%6."/>
+      <w:lvlJc w:val="right"/>
+      <w:pPr>
+        <w:ind w:left="4320" w:hanging="180"/>
+      </w:pPr>
+    </w:lvl>
+    <w:lvl w:ilvl="6" w:tplc="0409000F" w:tentative="1">
+      <w:start w:val="1"/>
+      <w:numFmt w:val="decimal"/>
+      <w:lvlText w:val="%7."/>
+      <w:lvlJc w:val="left"/>
+      <w:pPr>
+        <w:ind w:left="5040" w:hanging="360"/>
+      </w:pPr>
+    </w:lvl>
+    <w:lvl w:ilvl="7" w:tplc="04090019" w:tentative="1">
+      <w:start w:val="1"/>
+      <w:numFmt w:val="lowerLetter"/>
+      <w:lvlText w:val="%8."/>
+      <w:lvlJc w:val="left"/>
+      <w:pPr>
+        <w:ind w:left="5760" w:hanging="360"/>
+      </w:pPr>
+    </w:lvl>
+    <w:lvl w:ilvl="8" w:tplc="0409001B" w:tentative="1">
+      <w:start w:val="1"/>
+      <w:numFmt w:val="lowerRoman"/>
+      <w:lvlText w:val="%9."/>
+      <w:lvlJc w:val="right"/>
+      <w:pPr>
+        <w:ind w:left="6480" w:hanging="180"/>
+      </w:pPr>
+    </w:lvl>
+  </w:abstractNum>
+  <w:abstractNum w:abstractNumId="11" w15:restartNumberingAfterBreak="0">
     <w:nsid w:val="25277E32"/>
     <w:multiLevelType w:val="hybridMultilevel"/>
     <w:tmpl w:val="59B4B60E"/>
@@ -19494,7 +19609,7 @@
       </w:rPr>
     </w:lvl>
   </w:abstractNum>
-  <w:abstractNum w:abstractNumId="11" w15:restartNumberingAfterBreak="0">
+  <w:abstractNum w:abstractNumId="12" w15:restartNumberingAfterBreak="0">
     <w:nsid w:val="294C7B15"/>
     <w:multiLevelType w:val="hybridMultilevel"/>
     <w:tmpl w:val="3870A6A6"/>
@@ -19586,7 +19701,7 @@
       </w:pPr>
     </w:lvl>
   </w:abstractNum>
-  <w:abstractNum w:abstractNumId="12" w15:restartNumberingAfterBreak="0">
+  <w:abstractNum w:abstractNumId="13" w15:restartNumberingAfterBreak="0">
     <w:nsid w:val="29F6737C"/>
     <w:multiLevelType w:val="hybridMultilevel"/>
     <w:tmpl w:val="4AFC3BC4"/>
@@ -19699,7 +19814,7 @@
       </w:rPr>
     </w:lvl>
   </w:abstractNum>
-  <w:abstractNum w:abstractNumId="13" w15:restartNumberingAfterBreak="0">
+  <w:abstractNum w:abstractNumId="14" w15:restartNumberingAfterBreak="0">
     <w:nsid w:val="2CB4375C"/>
     <w:multiLevelType w:val="hybridMultilevel"/>
     <w:tmpl w:val="291A30C6"/>
@@ -19790,7 +19905,7 @@
       </w:pPr>
     </w:lvl>
   </w:abstractNum>
-  <w:abstractNum w:abstractNumId="14" w15:restartNumberingAfterBreak="0">
+  <w:abstractNum w:abstractNumId="15" w15:restartNumberingAfterBreak="0">
     <w:nsid w:val="2F0E685D"/>
     <w:multiLevelType w:val="hybridMultilevel"/>
     <w:tmpl w:val="09DA465E"/>
@@ -19881,7 +19996,7 @@
       </w:pPr>
     </w:lvl>
   </w:abstractNum>
-  <w:abstractNum w:abstractNumId="15" w15:restartNumberingAfterBreak="0">
+  <w:abstractNum w:abstractNumId="16" w15:restartNumberingAfterBreak="0">
     <w:nsid w:val="34555D51"/>
     <w:multiLevelType w:val="hybridMultilevel"/>
     <w:tmpl w:val="8C28476E"/>
@@ -19972,7 +20087,7 @@
       </w:pPr>
     </w:lvl>
   </w:abstractNum>
-  <w:abstractNum w:abstractNumId="16" w15:restartNumberingAfterBreak="0">
+  <w:abstractNum w:abstractNumId="17" w15:restartNumberingAfterBreak="0">
     <w:nsid w:val="358B4BB3"/>
     <w:multiLevelType w:val="hybridMultilevel"/>
     <w:tmpl w:val="A678E960"/>
@@ -20066,7 +20181,7 @@
       </w:pPr>
     </w:lvl>
   </w:abstractNum>
-  <w:abstractNum w:abstractNumId="17" w15:restartNumberingAfterBreak="0">
+  <w:abstractNum w:abstractNumId="18" w15:restartNumberingAfterBreak="0">
     <w:nsid w:val="38025215"/>
     <w:multiLevelType w:val="hybridMultilevel"/>
     <w:tmpl w:val="01022858"/>
@@ -20160,7 +20275,7 @@
       </w:pPr>
     </w:lvl>
   </w:abstractNum>
-  <w:abstractNum w:abstractNumId="18" w15:restartNumberingAfterBreak="0">
+  <w:abstractNum w:abstractNumId="19" w15:restartNumberingAfterBreak="0">
     <w:nsid w:val="3B3A6776"/>
     <w:multiLevelType w:val="hybridMultilevel"/>
     <w:tmpl w:val="BEA6841C"/>
@@ -20256,7 +20371,7 @@
       </w:pPr>
     </w:lvl>
   </w:abstractNum>
-  <w:abstractNum w:abstractNumId="19" w15:restartNumberingAfterBreak="0">
+  <w:abstractNum w:abstractNumId="20" w15:restartNumberingAfterBreak="0">
     <w:nsid w:val="3CDC7B7F"/>
     <w:multiLevelType w:val="hybridMultilevel"/>
     <w:tmpl w:val="F9EC833C"/>
@@ -20369,7 +20484,7 @@
       </w:rPr>
     </w:lvl>
   </w:abstractNum>
-  <w:abstractNum w:abstractNumId="20" w15:restartNumberingAfterBreak="0">
+  <w:abstractNum w:abstractNumId="21" w15:restartNumberingAfterBreak="0">
     <w:nsid w:val="3F584A02"/>
     <w:multiLevelType w:val="hybridMultilevel"/>
     <w:tmpl w:val="B5B08E1E"/>
@@ -20463,7 +20578,7 @@
       </w:pPr>
     </w:lvl>
   </w:abstractNum>
-  <w:abstractNum w:abstractNumId="21" w15:restartNumberingAfterBreak="0">
+  <w:abstractNum w:abstractNumId="22" w15:restartNumberingAfterBreak="0">
     <w:nsid w:val="477D5AA2"/>
     <w:multiLevelType w:val="hybridMultilevel"/>
     <w:tmpl w:val="882EE4CC"/>
@@ -20554,7 +20669,7 @@
       </w:pPr>
     </w:lvl>
   </w:abstractNum>
-  <w:abstractNum w:abstractNumId="22" w15:restartNumberingAfterBreak="0">
+  <w:abstractNum w:abstractNumId="23" w15:restartNumberingAfterBreak="0">
     <w:nsid w:val="493E0CCB"/>
     <w:multiLevelType w:val="hybridMultilevel"/>
     <w:tmpl w:val="DE1A3DA8"/>
@@ -20670,7 +20785,7 @@
       </w:rPr>
     </w:lvl>
   </w:abstractNum>
-  <w:abstractNum w:abstractNumId="23" w15:restartNumberingAfterBreak="0">
+  <w:abstractNum w:abstractNumId="24" w15:restartNumberingAfterBreak="0">
     <w:nsid w:val="4A2A784D"/>
     <w:multiLevelType w:val="hybridMultilevel"/>
     <w:tmpl w:val="D04A441C"/>
@@ -20762,7 +20877,7 @@
       </w:pPr>
     </w:lvl>
   </w:abstractNum>
-  <w:abstractNum w:abstractNumId="24" w15:restartNumberingAfterBreak="0">
+  <w:abstractNum w:abstractNumId="25" w15:restartNumberingAfterBreak="0">
     <w:nsid w:val="4A62576A"/>
     <w:multiLevelType w:val="hybridMultilevel"/>
     <w:tmpl w:val="B096158E"/>
@@ -20853,10 +20968,10 @@
       </w:pPr>
     </w:lvl>
   </w:abstractNum>
-  <w:abstractNum w:abstractNumId="25" w15:restartNumberingAfterBreak="0">
-    <w:nsid w:val="52D04E3D"/>
+  <w:abstractNum w:abstractNumId="26" w15:restartNumberingAfterBreak="0">
+    <w:nsid w:val="4DA14D27"/>
     <w:multiLevelType w:val="hybridMultilevel"/>
-    <w:tmpl w:val="7012BE88"/>
+    <w:tmpl w:val="408A5FA6"/>
     <w:lvl w:ilvl="0" w:tplc="72A80D18">
       <w:start w:val="1"/>
       <w:numFmt w:val="decimal"/>
@@ -20944,7 +21059,98 @@
       </w:pPr>
     </w:lvl>
   </w:abstractNum>
-  <w:abstractNum w:abstractNumId="26" w15:restartNumberingAfterBreak="0">
+  <w:abstractNum w:abstractNumId="27" w15:restartNumberingAfterBreak="0">
+    <w:nsid w:val="52D04E3D"/>
+    <w:multiLevelType w:val="hybridMultilevel"/>
+    <w:tmpl w:val="7012BE88"/>
+    <w:lvl w:ilvl="0" w:tplc="72A80D18">
+      <w:start w:val="1"/>
+      <w:numFmt w:val="decimal"/>
+      <w:lvlText w:val="%1:"/>
+      <w:lvlJc w:val="left"/>
+      <w:pPr>
+        <w:ind w:left="360" w:hanging="360"/>
+      </w:pPr>
+      <w:rPr>
+        <w:rFonts w:ascii="Source Sans 3 Bold" w:hAnsi="Source Sans 3 Bold" w:cstheme="minorBidi" w:hint="default"/>
+        <w:b/>
+        <w:bCs/>
+      </w:rPr>
+    </w:lvl>
+    <w:lvl w:ilvl="1" w:tplc="04090019" w:tentative="1">
+      <w:start w:val="1"/>
+      <w:numFmt w:val="lowerLetter"/>
+      <w:lvlText w:val="%2."/>
+      <w:lvlJc w:val="left"/>
+      <w:pPr>
+        <w:ind w:left="1080" w:hanging="360"/>
+      </w:pPr>
+    </w:lvl>
+    <w:lvl w:ilvl="2" w:tplc="0409001B" w:tentative="1">
+      <w:start w:val="1"/>
+      <w:numFmt w:val="lowerRoman"/>
+      <w:lvlText w:val="%3."/>
+      <w:lvlJc w:val="right"/>
+      <w:pPr>
+        <w:ind w:left="1800" w:hanging="180"/>
+      </w:pPr>
+    </w:lvl>
+    <w:lvl w:ilvl="3" w:tplc="0409000F" w:tentative="1">
+      <w:start w:val="1"/>
+      <w:numFmt w:val="decimal"/>
+      <w:lvlText w:val="%4."/>
+      <w:lvlJc w:val="left"/>
+      <w:pPr>
+        <w:ind w:left="2520" w:hanging="360"/>
+      </w:pPr>
+    </w:lvl>
+    <w:lvl w:ilvl="4" w:tplc="04090019" w:tentative="1">
+      <w:start w:val="1"/>
+      <w:numFmt w:val="lowerLetter"/>
+      <w:lvlText w:val="%5."/>
+      <w:lvlJc w:val="left"/>
+      <w:pPr>
+        <w:ind w:left="3240" w:hanging="360"/>
+      </w:pPr>
+    </w:lvl>
+    <w:lvl w:ilvl="5" w:tplc="0409001B" w:tentative="1">
+      <w:start w:val="1"/>
+      <w:numFmt w:val="lowerRoman"/>
+      <w:lvlText w:val="%6."/>
+      <w:lvlJc w:val="right"/>
+      <w:pPr>
+        <w:ind w:left="3960" w:hanging="180"/>
+      </w:pPr>
+    </w:lvl>
+    <w:lvl w:ilvl="6" w:tplc="0409000F" w:tentative="1">
+      <w:start w:val="1"/>
+      <w:numFmt w:val="decimal"/>
+      <w:lvlText w:val="%7."/>
+      <w:lvlJc w:val="left"/>
+      <w:pPr>
+        <w:ind w:left="4680" w:hanging="360"/>
+      </w:pPr>
+    </w:lvl>
+    <w:lvl w:ilvl="7" w:tplc="04090019" w:tentative="1">
+      <w:start w:val="1"/>
+      <w:numFmt w:val="lowerLetter"/>
+      <w:lvlText w:val="%8."/>
+      <w:lvlJc w:val="left"/>
+      <w:pPr>
+        <w:ind w:left="5400" w:hanging="360"/>
+      </w:pPr>
+    </w:lvl>
+    <w:lvl w:ilvl="8" w:tplc="0409001B" w:tentative="1">
+      <w:start w:val="1"/>
+      <w:numFmt w:val="lowerRoman"/>
+      <w:lvlText w:val="%9."/>
+      <w:lvlJc w:val="right"/>
+      <w:pPr>
+        <w:ind w:left="6120" w:hanging="180"/>
+      </w:pPr>
+    </w:lvl>
+  </w:abstractNum>
+  <w:abstractNum w:abstractNumId="28" w15:restartNumberingAfterBreak="0">
     <w:nsid w:val="54B149BE"/>
     <w:multiLevelType w:val="hybridMultilevel"/>
     <w:tmpl w:val="7D56C986"/>
@@ -21062,7 +21268,7 @@
       </w:rPr>
     </w:lvl>
   </w:abstractNum>
-  <w:abstractNum w:abstractNumId="27" w15:restartNumberingAfterBreak="0">
+  <w:abstractNum w:abstractNumId="29" w15:restartNumberingAfterBreak="0">
     <w:nsid w:val="55F60A70"/>
     <w:multiLevelType w:val="hybridMultilevel"/>
     <w:tmpl w:val="291A30C6"/>
@@ -21153,7 +21359,7 @@
       </w:pPr>
     </w:lvl>
   </w:abstractNum>
-  <w:abstractNum w:abstractNumId="28" w15:restartNumberingAfterBreak="0">
+  <w:abstractNum w:abstractNumId="30" w15:restartNumberingAfterBreak="0">
     <w:nsid w:val="562B77A1"/>
     <w:multiLevelType w:val="hybridMultilevel"/>
     <w:tmpl w:val="81B45C5E"/>
@@ -21249,7 +21455,7 @@
       </w:pPr>
     </w:lvl>
   </w:abstractNum>
-  <w:abstractNum w:abstractNumId="29" w15:restartNumberingAfterBreak="0">
+  <w:abstractNum w:abstractNumId="31" w15:restartNumberingAfterBreak="0">
     <w:nsid w:val="5767473C"/>
     <w:multiLevelType w:val="hybridMultilevel"/>
     <w:tmpl w:val="3104F218"/>
@@ -21340,7 +21546,7 @@
       </w:pPr>
     </w:lvl>
   </w:abstractNum>
-  <w:abstractNum w:abstractNumId="30" w15:restartNumberingAfterBreak="0">
+  <w:abstractNum w:abstractNumId="32" w15:restartNumberingAfterBreak="0">
     <w:nsid w:val="586431B8"/>
     <w:multiLevelType w:val="hybridMultilevel"/>
     <w:tmpl w:val="81B45C5E"/>
@@ -21436,7 +21642,7 @@
       </w:pPr>
     </w:lvl>
   </w:abstractNum>
-  <w:abstractNum w:abstractNumId="31" w15:restartNumberingAfterBreak="0">
+  <w:abstractNum w:abstractNumId="33" w15:restartNumberingAfterBreak="0">
     <w:nsid w:val="59BD6BAB"/>
     <w:multiLevelType w:val="hybridMultilevel"/>
     <w:tmpl w:val="77D22F20"/>
@@ -21528,7 +21734,7 @@
       </w:pPr>
     </w:lvl>
   </w:abstractNum>
-  <w:abstractNum w:abstractNumId="32" w15:restartNumberingAfterBreak="0">
+  <w:abstractNum w:abstractNumId="34" w15:restartNumberingAfterBreak="0">
     <w:nsid w:val="59D910B2"/>
     <w:multiLevelType w:val="hybridMultilevel"/>
     <w:tmpl w:val="678CE024"/>
@@ -21619,7 +21825,98 @@
       </w:pPr>
     </w:lvl>
   </w:abstractNum>
-  <w:abstractNum w:abstractNumId="33" w15:restartNumberingAfterBreak="0">
+  <w:abstractNum w:abstractNumId="35" w15:restartNumberingAfterBreak="0">
+    <w:nsid w:val="5B1160CF"/>
+    <w:multiLevelType w:val="hybridMultilevel"/>
+    <w:tmpl w:val="57F843B4"/>
+    <w:lvl w:ilvl="0" w:tplc="72A80D18">
+      <w:start w:val="1"/>
+      <w:numFmt w:val="decimal"/>
+      <w:lvlText w:val="%1:"/>
+      <w:lvlJc w:val="left"/>
+      <w:pPr>
+        <w:ind w:left="360" w:hanging="360"/>
+      </w:pPr>
+      <w:rPr>
+        <w:rFonts w:ascii="Source Sans 3 Bold" w:hAnsi="Source Sans 3 Bold" w:cstheme="minorBidi" w:hint="default"/>
+        <w:b/>
+        <w:bCs/>
+      </w:rPr>
+    </w:lvl>
+    <w:lvl w:ilvl="1" w:tplc="04090019" w:tentative="1">
+      <w:start w:val="1"/>
+      <w:numFmt w:val="lowerLetter"/>
+      <w:lvlText w:val="%2."/>
+      <w:lvlJc w:val="left"/>
+      <w:pPr>
+        <w:ind w:left="1080" w:hanging="360"/>
+      </w:pPr>
+    </w:lvl>
+    <w:lvl w:ilvl="2" w:tplc="0409001B" w:tentative="1">
+      <w:start w:val="1"/>
+      <w:numFmt w:val="lowerRoman"/>
+      <w:lvlText w:val="%3."/>
+      <w:lvlJc w:val="right"/>
+      <w:pPr>
+        <w:ind w:left="1800" w:hanging="180"/>
+      </w:pPr>
+    </w:lvl>
+    <w:lvl w:ilvl="3" w:tplc="0409000F" w:tentative="1">
+      <w:start w:val="1"/>
+      <w:numFmt w:val="decimal"/>
+      <w:lvlText w:val="%4."/>
+      <w:lvlJc w:val="left"/>
+      <w:pPr>
+        <w:ind w:left="2520" w:hanging="360"/>
+      </w:pPr>
+    </w:lvl>
+    <w:lvl w:ilvl="4" w:tplc="04090019" w:tentative="1">
+      <w:start w:val="1"/>
+      <w:numFmt w:val="lowerLetter"/>
+      <w:lvlText w:val="%5."/>
+      <w:lvlJc w:val="left"/>
+      <w:pPr>
+        <w:ind w:left="3240" w:hanging="360"/>
+      </w:pPr>
+    </w:lvl>
+    <w:lvl w:ilvl="5" w:tplc="0409001B" w:tentative="1">
+      <w:start w:val="1"/>
+      <w:numFmt w:val="lowerRoman"/>
+      <w:lvlText w:val="%6."/>
+      <w:lvlJc w:val="right"/>
+      <w:pPr>
+        <w:ind w:left="3960" w:hanging="180"/>
+      </w:pPr>
+    </w:lvl>
+    <w:lvl w:ilvl="6" w:tplc="0409000F" w:tentative="1">
+      <w:start w:val="1"/>
+      <w:numFmt w:val="decimal"/>
+      <w:lvlText w:val="%7."/>
+      <w:lvlJc w:val="left"/>
+      <w:pPr>
+        <w:ind w:left="4680" w:hanging="360"/>
+      </w:pPr>
+    </w:lvl>
+    <w:lvl w:ilvl="7" w:tplc="04090019" w:tentative="1">
+      <w:start w:val="1"/>
+      <w:numFmt w:val="lowerLetter"/>
+      <w:lvlText w:val="%8."/>
+      <w:lvlJc w:val="left"/>
+      <w:pPr>
+        <w:ind w:left="5400" w:hanging="360"/>
+      </w:pPr>
+    </w:lvl>
+    <w:lvl w:ilvl="8" w:tplc="0409001B" w:tentative="1">
+      <w:start w:val="1"/>
+      <w:numFmt w:val="lowerRoman"/>
+      <w:lvlText w:val="%9."/>
+      <w:lvlJc w:val="right"/>
+      <w:pPr>
+        <w:ind w:left="6120" w:hanging="180"/>
+      </w:pPr>
+    </w:lvl>
+  </w:abstractNum>
+  <w:abstractNum w:abstractNumId="36" w15:restartNumberingAfterBreak="0">
     <w:nsid w:val="5D096BE3"/>
     <w:multiLevelType w:val="hybridMultilevel"/>
     <w:tmpl w:val="7758F8FE"/>
@@ -21713,7 +22010,7 @@
       </w:pPr>
     </w:lvl>
   </w:abstractNum>
-  <w:abstractNum w:abstractNumId="34" w15:restartNumberingAfterBreak="0">
+  <w:abstractNum w:abstractNumId="37" w15:restartNumberingAfterBreak="0">
     <w:nsid w:val="5EBE5C6C"/>
     <w:multiLevelType w:val="hybridMultilevel"/>
     <w:tmpl w:val="882EE4CC"/>
@@ -21804,7 +22101,7 @@
       </w:pPr>
     </w:lvl>
   </w:abstractNum>
-  <w:abstractNum w:abstractNumId="35" w15:restartNumberingAfterBreak="0">
+  <w:abstractNum w:abstractNumId="38" w15:restartNumberingAfterBreak="0">
     <w:nsid w:val="60E466AB"/>
     <w:multiLevelType w:val="hybridMultilevel"/>
     <w:tmpl w:val="59B4B60E"/>
@@ -21919,7 +22216,7 @@
       </w:rPr>
     </w:lvl>
   </w:abstractNum>
-  <w:abstractNum w:abstractNumId="36" w15:restartNumberingAfterBreak="0">
+  <w:abstractNum w:abstractNumId="39" w15:restartNumberingAfterBreak="0">
     <w:nsid w:val="61164B02"/>
     <w:multiLevelType w:val="hybridMultilevel"/>
     <w:tmpl w:val="C602D860"/>
@@ -22010,7 +22307,7 @@
       </w:pPr>
     </w:lvl>
   </w:abstractNum>
-  <w:abstractNum w:abstractNumId="37" w15:restartNumberingAfterBreak="0">
+  <w:abstractNum w:abstractNumId="40" w15:restartNumberingAfterBreak="0">
     <w:nsid w:val="65C45C9E"/>
     <w:multiLevelType w:val="hybridMultilevel"/>
     <w:tmpl w:val="D68C57F0"/>
@@ -22101,7 +22398,7 @@
       </w:pPr>
     </w:lvl>
   </w:abstractNum>
-  <w:abstractNum w:abstractNumId="38" w15:restartNumberingAfterBreak="0">
+  <w:abstractNum w:abstractNumId="41" w15:restartNumberingAfterBreak="0">
     <w:nsid w:val="66F75F44"/>
     <w:multiLevelType w:val="hybridMultilevel"/>
     <w:tmpl w:val="F774CC24"/>
@@ -22192,7 +22489,7 @@
       </w:pPr>
     </w:lvl>
   </w:abstractNum>
-  <w:abstractNum w:abstractNumId="39" w15:restartNumberingAfterBreak="0">
+  <w:abstractNum w:abstractNumId="42" w15:restartNumberingAfterBreak="0">
     <w:nsid w:val="681A0CDC"/>
     <w:multiLevelType w:val="hybridMultilevel"/>
     <w:tmpl w:val="3072FDB4"/>
@@ -22286,7 +22583,7 @@
       </w:pPr>
     </w:lvl>
   </w:abstractNum>
-  <w:abstractNum w:abstractNumId="40" w15:restartNumberingAfterBreak="0">
+  <w:abstractNum w:abstractNumId="43" w15:restartNumberingAfterBreak="0">
     <w:nsid w:val="68930CE9"/>
     <w:multiLevelType w:val="hybridMultilevel"/>
     <w:tmpl w:val="C2D02C52"/>
@@ -22378,7 +22675,7 @@
       </w:pPr>
     </w:lvl>
   </w:abstractNum>
-  <w:abstractNum w:abstractNumId="41" w15:restartNumberingAfterBreak="0">
+  <w:abstractNum w:abstractNumId="44" w15:restartNumberingAfterBreak="0">
     <w:nsid w:val="69CF734A"/>
     <w:multiLevelType w:val="hybridMultilevel"/>
     <w:tmpl w:val="3B687E36"/>
@@ -22472,7 +22769,7 @@
       </w:pPr>
     </w:lvl>
   </w:abstractNum>
-  <w:abstractNum w:abstractNumId="42" w15:restartNumberingAfterBreak="0">
+  <w:abstractNum w:abstractNumId="45" w15:restartNumberingAfterBreak="0">
     <w:nsid w:val="6F816CC4"/>
     <w:multiLevelType w:val="hybridMultilevel"/>
     <w:tmpl w:val="D3AE3B5E"/>
@@ -22565,7 +22862,7 @@
       </w:pPr>
     </w:lvl>
   </w:abstractNum>
-  <w:abstractNum w:abstractNumId="43" w15:restartNumberingAfterBreak="0">
+  <w:abstractNum w:abstractNumId="46" w15:restartNumberingAfterBreak="0">
     <w:nsid w:val="72A749C7"/>
     <w:multiLevelType w:val="hybridMultilevel"/>
     <w:tmpl w:val="56A69A5C"/>
@@ -22656,7 +22953,120 @@
       </w:pPr>
     </w:lvl>
   </w:abstractNum>
-  <w:abstractNum w:abstractNumId="44" w15:restartNumberingAfterBreak="0">
+  <w:abstractNum w:abstractNumId="47" w15:restartNumberingAfterBreak="0">
+    <w:nsid w:val="741800C0"/>
+    <w:multiLevelType w:val="hybridMultilevel"/>
+    <w:tmpl w:val="F3021D0C"/>
+    <w:lvl w:ilvl="0" w:tplc="04090001">
+      <w:start w:val="1"/>
+      <w:numFmt w:val="bullet"/>
+      <w:lvlText w:val=""/>
+      <w:lvlJc w:val="left"/>
+      <w:pPr>
+        <w:ind w:left="360" w:hanging="360"/>
+      </w:pPr>
+      <w:rPr>
+        <w:rFonts w:ascii="Symbol" w:hAnsi="Symbol" w:hint="default"/>
+      </w:rPr>
+    </w:lvl>
+    <w:lvl w:ilvl="1" w:tplc="04090003" w:tentative="1">
+      <w:start w:val="1"/>
+      <w:numFmt w:val="bullet"/>
+      <w:lvlText w:val="o"/>
+      <w:lvlJc w:val="left"/>
+      <w:pPr>
+        <w:ind w:left="1080" w:hanging="360"/>
+      </w:pPr>
+      <w:rPr>
+        <w:rFonts w:ascii="Courier New" w:hAnsi="Courier New" w:cs="Courier New" w:hint="default"/>
+      </w:rPr>
+    </w:lvl>
+    <w:lvl w:ilvl="2" w:tplc="04090005" w:tentative="1">
+      <w:start w:val="1"/>
+      <w:numFmt w:val="bullet"/>
+      <w:lvlText w:val=""/>
+      <w:lvlJc w:val="left"/>
+      <w:pPr>
+        <w:ind w:left="1800" w:hanging="360"/>
+      </w:pPr>
+      <w:rPr>
+        <w:rFonts w:ascii="Wingdings" w:hAnsi="Wingdings" w:hint="default"/>
+      </w:rPr>
+    </w:lvl>
+    <w:lvl w:ilvl="3" w:tplc="04090001" w:tentative="1">
+      <w:start w:val="1"/>
+      <w:numFmt w:val="bullet"/>
+      <w:lvlText w:val=""/>
+      <w:lvlJc w:val="left"/>
+      <w:pPr>
+        <w:ind w:left="2520" w:hanging="360"/>
+      </w:pPr>
+      <w:rPr>
+        <w:rFonts w:ascii="Symbol" w:hAnsi="Symbol" w:hint="default"/>
+      </w:rPr>
+    </w:lvl>
+    <w:lvl w:ilvl="4" w:tplc="04090003" w:tentative="1">
+      <w:start w:val="1"/>
+      <w:numFmt w:val="bullet"/>
+      <w:lvlText w:val="o"/>
+      <w:lvlJc w:val="left"/>
+      <w:pPr>
+        <w:ind w:left="3240" w:hanging="360"/>
+      </w:pPr>
+      <w:rPr>
+        <w:rFonts w:ascii="Courier New" w:hAnsi="Courier New" w:cs="Courier New" w:hint="default"/>
+      </w:rPr>
+    </w:lvl>
+    <w:lvl w:ilvl="5" w:tplc="04090005" w:tentative="1">
+      <w:start w:val="1"/>
+      <w:numFmt w:val="bullet"/>
+      <w:lvlText w:val=""/>
+      <w:lvlJc w:val="left"/>
+      <w:pPr>
+        <w:ind w:left="3960" w:hanging="360"/>
+      </w:pPr>
+      <w:rPr>
+        <w:rFonts w:ascii="Wingdings" w:hAnsi="Wingdings" w:hint="default"/>
+      </w:rPr>
+    </w:lvl>
+    <w:lvl w:ilvl="6" w:tplc="04090001" w:tentative="1">
+      <w:start w:val="1"/>
+      <w:numFmt w:val="bullet"/>
+      <w:lvlText w:val=""/>
+      <w:lvlJc w:val="left"/>
+      <w:pPr>
+        <w:ind w:left="4680" w:hanging="360"/>
+      </w:pPr>
+      <w:rPr>
+        <w:rFonts w:ascii="Symbol" w:hAnsi="Symbol" w:hint="default"/>
+      </w:rPr>
+    </w:lvl>
+    <w:lvl w:ilvl="7" w:tplc="04090003" w:tentative="1">
+      <w:start w:val="1"/>
+      <w:numFmt w:val="bullet"/>
+      <w:lvlText w:val="o"/>
+      <w:lvlJc w:val="left"/>
+      <w:pPr>
+        <w:ind w:left="5400" w:hanging="360"/>
+      </w:pPr>
+      <w:rPr>
+        <w:rFonts w:ascii="Courier New" w:hAnsi="Courier New" w:cs="Courier New" w:hint="default"/>
+      </w:rPr>
+    </w:lvl>
+    <w:lvl w:ilvl="8" w:tplc="04090005" w:tentative="1">
+      <w:start w:val="1"/>
+      <w:numFmt w:val="bullet"/>
+      <w:lvlText w:val=""/>
+      <w:lvlJc w:val="left"/>
+      <w:pPr>
+        <w:ind w:left="6120" w:hanging="360"/>
+      </w:pPr>
+      <w:rPr>
+        <w:rFonts w:ascii="Wingdings" w:hAnsi="Wingdings" w:hint="default"/>
+      </w:rPr>
+    </w:lvl>
+  </w:abstractNum>
+  <w:abstractNum w:abstractNumId="48" w15:restartNumberingAfterBreak="0">
     <w:nsid w:val="764873C4"/>
     <w:multiLevelType w:val="hybridMultilevel"/>
     <w:tmpl w:val="08D655B4"/>
@@ -22750,7 +23160,7 @@
       </w:pPr>
     </w:lvl>
   </w:abstractNum>
-  <w:abstractNum w:abstractNumId="45" w15:restartNumberingAfterBreak="0">
+  <w:abstractNum w:abstractNumId="49" w15:restartNumberingAfterBreak="0">
     <w:nsid w:val="765A1B30"/>
     <w:multiLevelType w:val="hybridMultilevel"/>
     <w:tmpl w:val="BEA6841C"/>
@@ -22846,7 +23256,7 @@
       </w:pPr>
     </w:lvl>
   </w:abstractNum>
-  <w:abstractNum w:abstractNumId="46" w15:restartNumberingAfterBreak="0">
+  <w:abstractNum w:abstractNumId="50" w15:restartNumberingAfterBreak="0">
     <w:nsid w:val="77CD49EA"/>
     <w:multiLevelType w:val="hybridMultilevel"/>
     <w:tmpl w:val="9D949C3A"/>
@@ -22938,7 +23348,7 @@
       </w:pPr>
     </w:lvl>
   </w:abstractNum>
-  <w:abstractNum w:abstractNumId="47" w15:restartNumberingAfterBreak="0">
+  <w:abstractNum w:abstractNumId="51" w15:restartNumberingAfterBreak="0">
     <w:nsid w:val="79313269"/>
     <w:multiLevelType w:val="hybridMultilevel"/>
     <w:tmpl w:val="279E3142"/>
@@ -23029,7 +23439,7 @@
       </w:pPr>
     </w:lvl>
   </w:abstractNum>
-  <w:abstractNum w:abstractNumId="48" w15:restartNumberingAfterBreak="0">
+  <w:abstractNum w:abstractNumId="52" w15:restartNumberingAfterBreak="0">
     <w:nsid w:val="7A902B9B"/>
     <w:multiLevelType w:val="hybridMultilevel"/>
     <w:tmpl w:val="BEA6841C"/>
@@ -23125,7 +23535,7 @@
       </w:pPr>
     </w:lvl>
   </w:abstractNum>
-  <w:abstractNum w:abstractNumId="49" w15:restartNumberingAfterBreak="0">
+  <w:abstractNum w:abstractNumId="53" w15:restartNumberingAfterBreak="0">
     <w:nsid w:val="7EA67624"/>
     <w:multiLevelType w:val="hybridMultilevel"/>
     <w:tmpl w:val="291A30C6"/>
@@ -23217,156 +23627,168 @@
     </w:lvl>
   </w:abstractNum>
   <w:num w:numId="1" w16cid:durableId="667248184">
-    <w:abstractNumId w:val="22"/>
+    <w:abstractNumId w:val="23"/>
   </w:num>
   <w:num w:numId="2" w16cid:durableId="1264069730">
-    <w:abstractNumId w:val="41"/>
+    <w:abstractNumId w:val="44"/>
   </w:num>
   <w:num w:numId="3" w16cid:durableId="1546023152">
-    <w:abstractNumId w:val="40"/>
+    <w:abstractNumId w:val="43"/>
   </w:num>
   <w:num w:numId="4" w16cid:durableId="1226453288">
     <w:abstractNumId w:val="3"/>
   </w:num>
   <w:num w:numId="5" w16cid:durableId="195582916">
-    <w:abstractNumId w:val="10"/>
+    <w:abstractNumId w:val="11"/>
   </w:num>
   <w:num w:numId="6" w16cid:durableId="1166481521">
-    <w:abstractNumId w:val="23"/>
+    <w:abstractNumId w:val="24"/>
   </w:num>
   <w:num w:numId="7" w16cid:durableId="439492112">
+    <w:abstractNumId w:val="50"/>
+  </w:num>
+  <w:num w:numId="8" w16cid:durableId="997658750">
+    <w:abstractNumId w:val="33"/>
+  </w:num>
+  <w:num w:numId="9" w16cid:durableId="1445492604">
+    <w:abstractNumId w:val="12"/>
+  </w:num>
+  <w:num w:numId="10" w16cid:durableId="1324813548">
     <w:abstractNumId w:val="46"/>
   </w:num>
-  <w:num w:numId="8" w16cid:durableId="997658750">
-    <w:abstractNumId w:val="31"/>
-  </w:num>
-  <w:num w:numId="9" w16cid:durableId="1445492604">
-    <w:abstractNumId w:val="11"/>
-  </w:num>
-  <w:num w:numId="10" w16cid:durableId="1324813548">
-    <w:abstractNumId w:val="43"/>
-  </w:num>
   <w:num w:numId="11" w16cid:durableId="1995328297">
-    <w:abstractNumId w:val="12"/>
+    <w:abstractNumId w:val="13"/>
   </w:num>
   <w:num w:numId="12" w16cid:durableId="1538278096">
-    <w:abstractNumId w:val="39"/>
+    <w:abstractNumId w:val="42"/>
   </w:num>
   <w:num w:numId="13" w16cid:durableId="1605729890">
-    <w:abstractNumId w:val="25"/>
+    <w:abstractNumId w:val="27"/>
   </w:num>
   <w:num w:numId="14" w16cid:durableId="613176844">
-    <w:abstractNumId w:val="33"/>
+    <w:abstractNumId w:val="36"/>
   </w:num>
   <w:num w:numId="15" w16cid:durableId="1752239720">
-    <w:abstractNumId w:val="36"/>
+    <w:abstractNumId w:val="39"/>
   </w:num>
   <w:num w:numId="16" w16cid:durableId="1832410741">
     <w:abstractNumId w:val="2"/>
   </w:num>
   <w:num w:numId="17" w16cid:durableId="1483304690">
-    <w:abstractNumId w:val="7"/>
+    <w:abstractNumId w:val="8"/>
   </w:num>
   <w:num w:numId="18" w16cid:durableId="259028912">
-    <w:abstractNumId w:val="47"/>
+    <w:abstractNumId w:val="51"/>
   </w:num>
   <w:num w:numId="19" w16cid:durableId="618530009">
     <w:abstractNumId w:val="6"/>
   </w:num>
   <w:num w:numId="20" w16cid:durableId="2050913877">
-    <w:abstractNumId w:val="38"/>
+    <w:abstractNumId w:val="41"/>
   </w:num>
   <w:num w:numId="21" w16cid:durableId="795563217">
-    <w:abstractNumId w:val="9"/>
+    <w:abstractNumId w:val="10"/>
   </w:num>
   <w:num w:numId="22" w16cid:durableId="28991042">
-    <w:abstractNumId w:val="29"/>
+    <w:abstractNumId w:val="31"/>
   </w:num>
   <w:num w:numId="23" w16cid:durableId="951788158">
     <w:abstractNumId w:val="1"/>
   </w:num>
   <w:num w:numId="24" w16cid:durableId="886261180">
-    <w:abstractNumId w:val="44"/>
+    <w:abstractNumId w:val="48"/>
   </w:num>
   <w:num w:numId="25" w16cid:durableId="1882479073">
-    <w:abstractNumId w:val="32"/>
+    <w:abstractNumId w:val="34"/>
   </w:num>
   <w:num w:numId="26" w16cid:durableId="1665552601">
-    <w:abstractNumId w:val="24"/>
+    <w:abstractNumId w:val="25"/>
   </w:num>
   <w:num w:numId="27" w16cid:durableId="1373191236">
-    <w:abstractNumId w:val="14"/>
+    <w:abstractNumId w:val="15"/>
   </w:num>
   <w:num w:numId="28" w16cid:durableId="1206874510">
-    <w:abstractNumId w:val="15"/>
+    <w:abstractNumId w:val="16"/>
   </w:num>
   <w:num w:numId="29" w16cid:durableId="1185636100">
-    <w:abstractNumId w:val="37"/>
+    <w:abstractNumId w:val="40"/>
   </w:num>
   <w:num w:numId="30" w16cid:durableId="333799131">
-    <w:abstractNumId w:val="17"/>
+    <w:abstractNumId w:val="18"/>
   </w:num>
   <w:num w:numId="31" w16cid:durableId="214898011">
-    <w:abstractNumId w:val="27"/>
+    <w:abstractNumId w:val="29"/>
   </w:num>
   <w:num w:numId="32" w16cid:durableId="29763134">
-    <w:abstractNumId w:val="21"/>
+    <w:abstractNumId w:val="22"/>
   </w:num>
   <w:num w:numId="33" w16cid:durableId="314339201">
     <w:abstractNumId w:val="5"/>
   </w:num>
   <w:num w:numId="34" w16cid:durableId="1770811348">
-    <w:abstractNumId w:val="34"/>
+    <w:abstractNumId w:val="37"/>
   </w:num>
   <w:num w:numId="35" w16cid:durableId="360473341">
-    <w:abstractNumId w:val="13"/>
+    <w:abstractNumId w:val="14"/>
   </w:num>
   <w:num w:numId="36" w16cid:durableId="69236877">
-    <w:abstractNumId w:val="49"/>
+    <w:abstractNumId w:val="53"/>
   </w:num>
   <w:num w:numId="37" w16cid:durableId="1829439796">
+    <w:abstractNumId w:val="21"/>
+  </w:num>
+  <w:num w:numId="38" w16cid:durableId="1814908951">
     <w:abstractNumId w:val="20"/>
   </w:num>
-  <w:num w:numId="38" w16cid:durableId="1814908951">
-    <w:abstractNumId w:val="19"/>
-  </w:num>
   <w:num w:numId="39" w16cid:durableId="471602117">
-    <w:abstractNumId w:val="8"/>
+    <w:abstractNumId w:val="9"/>
   </w:num>
   <w:num w:numId="40" w16cid:durableId="76555911">
-    <w:abstractNumId w:val="35"/>
+    <w:abstractNumId w:val="38"/>
   </w:num>
   <w:num w:numId="41" w16cid:durableId="995885420">
-    <w:abstractNumId w:val="26"/>
+    <w:abstractNumId w:val="28"/>
   </w:num>
   <w:num w:numId="42" w16cid:durableId="1752507585">
-    <w:abstractNumId w:val="16"/>
+    <w:abstractNumId w:val="17"/>
   </w:num>
   <w:num w:numId="43" w16cid:durableId="1231427931">
-    <w:abstractNumId w:val="42"/>
+    <w:abstractNumId w:val="45"/>
   </w:num>
   <w:num w:numId="44" w16cid:durableId="717049857">
     <w:abstractNumId w:val="0"/>
   </w:num>
   <w:num w:numId="45" w16cid:durableId="893321363">
-    <w:abstractNumId w:val="18"/>
+    <w:abstractNumId w:val="19"/>
   </w:num>
   <w:num w:numId="46" w16cid:durableId="517475190">
-    <w:abstractNumId w:val="30"/>
+    <w:abstractNumId w:val="32"/>
   </w:num>
   <w:num w:numId="47" w16cid:durableId="945579164">
-    <w:abstractNumId w:val="28"/>
+    <w:abstractNumId w:val="30"/>
   </w:num>
   <w:num w:numId="48" w16cid:durableId="1837259727">
     <w:abstractNumId w:val="4"/>
   </w:num>
   <w:num w:numId="49" w16cid:durableId="799567825">
-    <w:abstractNumId w:val="45"/>
+    <w:abstractNumId w:val="49"/>
   </w:num>
   <w:num w:numId="50" w16cid:durableId="138963974">
-    <w:abstractNumId w:val="48"/>
+    <w:abstractNumId w:val="52"/>
   </w:num>
-  <w:numIdMacAtCleanup w:val="50"/>
+  <w:num w:numId="51" w16cid:durableId="635910569">
+    <w:abstractNumId w:val="26"/>
+  </w:num>
+  <w:num w:numId="52" w16cid:durableId="1824153588">
+    <w:abstractNumId w:val="35"/>
+  </w:num>
+  <w:num w:numId="53" w16cid:durableId="1059717416">
+    <w:abstractNumId w:val="7"/>
+  </w:num>
+  <w:num w:numId="54" w16cid:durableId="1735008323">
+    <w:abstractNumId w:val="47"/>
+  </w:num>
+  <w:numIdMacAtCleanup w:val="54"/>
 </w:numbering>
 </file>
 

--- a/assets/data/Mindset 01/Mindset1- Custom.docx
+++ b/assets/data/Mindset 01/Mindset1- Custom.docx
@@ -7,12 +7,12 @@
       <w:r>
         <w:br w:type="page"/>
       </w:r>
+    </w:p>
+    <w:p>
       <w:r>
         <w:lastRenderedPageBreak/>
         <w:br w:type="page"/>
       </w:r>
-    </w:p>
-    <w:p>
       <w:r>
         <w:lastRenderedPageBreak/>
         <w:br w:type="page"/>
@@ -1379,7 +1379,79 @@
                 <w:sz w:val="23"/>
                 <w:szCs w:val="23"/>
               </w:rPr>
-              <w:t xml:space="preserve"> says, 'Se non sta andando bene chiamare la nonna.'- 'If things aren't going well, call your grandmother."</w:t>
+              <w:t xml:space="preserve"> says, 'Se non </w:t>
+            </w:r>
+            <w:proofErr w:type="spellStart"/>
+            <w:r>
+              <w:rPr>
+                <w:rFonts w:ascii="Source Sans 3" w:hAnsi="Source Sans 3"/>
+                <w:sz w:val="23"/>
+                <w:szCs w:val="23"/>
+              </w:rPr>
+              <w:t>sta</w:t>
+            </w:r>
+            <w:proofErr w:type="spellEnd"/>
+            <w:r>
+              <w:rPr>
+                <w:rFonts w:ascii="Source Sans 3" w:hAnsi="Source Sans 3"/>
+                <w:sz w:val="23"/>
+                <w:szCs w:val="23"/>
+              </w:rPr>
+              <w:t xml:space="preserve"> </w:t>
+            </w:r>
+            <w:proofErr w:type="spellStart"/>
+            <w:r>
+              <w:rPr>
+                <w:rFonts w:ascii="Source Sans 3" w:hAnsi="Source Sans 3"/>
+                <w:sz w:val="23"/>
+                <w:szCs w:val="23"/>
+              </w:rPr>
+              <w:t>andando</w:t>
+            </w:r>
+            <w:proofErr w:type="spellEnd"/>
+            <w:r>
+              <w:rPr>
+                <w:rFonts w:ascii="Source Sans 3" w:hAnsi="Source Sans 3"/>
+                <w:sz w:val="23"/>
+                <w:szCs w:val="23"/>
+              </w:rPr>
+              <w:t xml:space="preserve"> bene </w:t>
+            </w:r>
+            <w:proofErr w:type="spellStart"/>
+            <w:r>
+              <w:rPr>
+                <w:rFonts w:ascii="Source Sans 3" w:hAnsi="Source Sans 3"/>
+                <w:sz w:val="23"/>
+                <w:szCs w:val="23"/>
+              </w:rPr>
+              <w:t>chiamare</w:t>
+            </w:r>
+            <w:proofErr w:type="spellEnd"/>
+            <w:r>
+              <w:rPr>
+                <w:rFonts w:ascii="Source Sans 3" w:hAnsi="Source Sans 3"/>
+                <w:sz w:val="23"/>
+                <w:szCs w:val="23"/>
+              </w:rPr>
+              <w:t xml:space="preserve"> la </w:t>
+            </w:r>
+            <w:proofErr w:type="spellStart"/>
+            <w:r>
+              <w:rPr>
+                <w:rFonts w:ascii="Source Sans 3" w:hAnsi="Source Sans 3"/>
+                <w:sz w:val="23"/>
+                <w:szCs w:val="23"/>
+              </w:rPr>
+              <w:t>nonna</w:t>
+            </w:r>
+            <w:proofErr w:type="spellEnd"/>
+            <w:r>
+              <w:rPr>
+                <w:rFonts w:ascii="Source Sans 3" w:hAnsi="Source Sans 3"/>
+                <w:sz w:val="23"/>
+                <w:szCs w:val="23"/>
+              </w:rPr>
+              <w:t>.'- 'If things aren't going well, call your grandmother."</w:t>
             </w:r>
           </w:p>
         </w:tc>
@@ -2024,7 +2096,25 @@
                       <w:sz w:val="23"/>
                       <w:szCs w:val="23"/>
                     </w:rPr>
-                    <w:t>caring only about yourself and not other people</w:t>
+                    <w:t xml:space="preserve">caring only about yourself and </w:t>
+                  </w:r>
+                  <w:proofErr w:type="spellStart"/>
+                  <w:r>
+                    <w:rPr>
+                      <w:rFonts w:ascii="Source Sans 3" w:hAnsi="Source Sans 3"/>
+                      <w:sz w:val="23"/>
+                      <w:szCs w:val="23"/>
+                    </w:rPr>
+                    <w:t>not</w:t>
+                  </w:r>
+                  <w:proofErr w:type="spellEnd"/>
+                  <w:r>
+                    <w:rPr>
+                      <w:rFonts w:ascii="Source Sans 3" w:hAnsi="Source Sans 3"/>
+                      <w:sz w:val="23"/>
+                      <w:szCs w:val="23"/>
+                    </w:rPr>
+                    <w:t xml:space="preserve"> other people</w:t>
                   </w:r>
                 </w:p>
                 <w:p>
@@ -2281,7 +2371,29 @@
                 <w:sz w:val="23"/>
                 <w:szCs w:val="23"/>
               </w:rPr>
-              <w:t>To practise finding information quickly, have a race with your partner to find the following phrases in the text. They are not in order.</w:t>
+              <w:t xml:space="preserve">To </w:t>
+            </w:r>
+            <w:proofErr w:type="spellStart"/>
+            <w:r>
+              <w:rPr>
+                <w:rFonts w:ascii="Source Sans 3 Medium" w:hAnsi="Source Sans 3 Medium"/>
+                <w:b/>
+                <w:bCs/>
+                <w:sz w:val="23"/>
+                <w:szCs w:val="23"/>
+              </w:rPr>
+              <w:t>practise</w:t>
+            </w:r>
+            <w:proofErr w:type="spellEnd"/>
+            <w:r>
+              <w:rPr>
+                <w:rFonts w:ascii="Source Sans 3 Medium" w:hAnsi="Source Sans 3 Medium"/>
+                <w:b/>
+                <w:bCs/>
+                <w:sz w:val="23"/>
+                <w:szCs w:val="23"/>
+              </w:rPr>
+              <w:t xml:space="preserve"> finding information quickly, have a race with your partner to find the following phrases in the text. They are not in order.</w:t>
             </w:r>
           </w:p>
           <w:tbl>
@@ -3312,8 +3424,16 @@
               <w:rPr>
                 <w:u w:val="single"/>
               </w:rPr>
-              <w:t>Answer 2: grandparents storys</w:t>
-            </w:r>
+              <w:t xml:space="preserve">Answer 2: grandparents </w:t>
+            </w:r>
+            <w:proofErr w:type="spellStart"/>
+            <w:r>
+              <w:rPr>
+                <w:u w:val="single"/>
+              </w:rPr>
+              <w:t>storys</w:t>
+            </w:r>
+            <w:proofErr w:type="spellEnd"/>
           </w:p>
           <w:p>
             <w:pPr>
@@ -5166,7 +5286,51 @@
                 <w:sz w:val="23"/>
                 <w:szCs w:val="23"/>
               </w:rPr>
-              <w:t>In Sri Lanka, a family meal often includes stringhoppers. To make stringhoppers you need some special equipment. Choose the best description of each piece of equipment.</w:t>
+              <w:t xml:space="preserve">In Sri Lanka, a family meal often includes </w:t>
+            </w:r>
+            <w:proofErr w:type="spellStart"/>
+            <w:r>
+              <w:rPr>
+                <w:rFonts w:ascii="Source Sans 3 Medium" w:hAnsi="Source Sans 3 Medium"/>
+                <w:b/>
+                <w:bCs/>
+                <w:sz w:val="23"/>
+                <w:szCs w:val="23"/>
+              </w:rPr>
+              <w:t>stringhoppers</w:t>
+            </w:r>
+            <w:proofErr w:type="spellEnd"/>
+            <w:r>
+              <w:rPr>
+                <w:rFonts w:ascii="Source Sans 3 Medium" w:hAnsi="Source Sans 3 Medium"/>
+                <w:b/>
+                <w:bCs/>
+                <w:sz w:val="23"/>
+                <w:szCs w:val="23"/>
+              </w:rPr>
+              <w:t xml:space="preserve">. To make </w:t>
+            </w:r>
+            <w:proofErr w:type="spellStart"/>
+            <w:r>
+              <w:rPr>
+                <w:rFonts w:ascii="Source Sans 3 Medium" w:hAnsi="Source Sans 3 Medium"/>
+                <w:b/>
+                <w:bCs/>
+                <w:sz w:val="23"/>
+                <w:szCs w:val="23"/>
+              </w:rPr>
+              <w:t>stringhoppers</w:t>
+            </w:r>
+            <w:proofErr w:type="spellEnd"/>
+            <w:r>
+              <w:rPr>
+                <w:rFonts w:ascii="Source Sans 3 Medium" w:hAnsi="Source Sans 3 Medium"/>
+                <w:b/>
+                <w:bCs/>
+                <w:sz w:val="23"/>
+                <w:szCs w:val="23"/>
+              </w:rPr>
+              <w:t xml:space="preserve"> you need some special equipment. Choose the best description of each piece of equipment.</w:t>
             </w:r>
           </w:p>
           <w:p>
@@ -5318,8 +5482,13 @@
                       <w:numId w:val="18"/>
                     </w:numPr>
                   </w:pPr>
-                  <w:r>
-                    <w:t>Stringhopper press</w:t>
+                  <w:proofErr w:type="spellStart"/>
+                  <w:r>
+                    <w:t>Stringhopper</w:t>
+                  </w:r>
+                  <w:proofErr w:type="spellEnd"/>
+                  <w:r>
+                    <w:t xml:space="preserve"> press</w:t>
                   </w:r>
                 </w:p>
                 <w:p>
@@ -5345,7 +5514,15 @@
                     <w:ind w:left="454" w:hanging="284"/>
                   </w:pPr>
                   <w:r>
-                    <w:t xml:space="preserve">It's made of heavy metal and has two parts which are similar in shape. The centre is round and there are handles on each side. </w:t>
+                    <w:t xml:space="preserve">It's made of heavy metal and has two parts which are similar in shape. The </w:t>
+                  </w:r>
+                  <w:proofErr w:type="spellStart"/>
+                  <w:r>
+                    <w:t>centre</w:t>
+                  </w:r>
+                  <w:proofErr w:type="spellEnd"/>
+                  <w:r>
+                    <w:t xml:space="preserve"> is round and there are handles on each side. </w:t>
                   </w:r>
                   <w:proofErr w:type="gramStart"/>
                   <w:r>
@@ -5487,8 +5664,13 @@
                       <w:numId w:val="18"/>
                     </w:numPr>
                   </w:pPr>
-                  <w:r>
-                    <w:t xml:space="preserve">Stringhopper </w:t>
+                  <w:proofErr w:type="spellStart"/>
+                  <w:r>
+                    <w:t>Stringhopper</w:t>
+                  </w:r>
+                  <w:proofErr w:type="spellEnd"/>
+                  <w:r>
+                    <w:t xml:space="preserve"> </w:t>
                   </w:r>
                   <w:r>
                     <w:t>mats</w:t>
@@ -5504,7 +5686,15 @@
                     <w:ind w:left="454" w:hanging="284"/>
                   </w:pPr>
                   <w:r>
-                    <w:t>These are round shallow baskets made of thin pieces of wood. The wood is in a criss-cross pattern to form large holes.</w:t>
+                    <w:t xml:space="preserve">These are round shallow baskets made of thin pieces of wood. The wood is in a </w:t>
+                  </w:r>
+                  <w:proofErr w:type="spellStart"/>
+                  <w:r>
+                    <w:t>criss-cross</w:t>
+                  </w:r>
+                  <w:proofErr w:type="spellEnd"/>
+                  <w:r>
+                    <w:t xml:space="preserve"> pattern to form large holes.</w:t>
                   </w:r>
                 </w:p>
                 <w:p>
@@ -5620,8 +5810,13 @@
                       <w:numId w:val="18"/>
                     </w:numPr>
                   </w:pPr>
-                  <w:r>
-                    <w:t xml:space="preserve">Stringhopper </w:t>
+                  <w:proofErr w:type="spellStart"/>
+                  <w:r>
+                    <w:t>Stringhopper</w:t>
+                  </w:r>
+                  <w:proofErr w:type="spellEnd"/>
+                  <w:r>
+                    <w:t xml:space="preserve"> </w:t>
                   </w:r>
                   <w:r>
                     <w:t>mats</w:t>
@@ -6127,7 +6322,29 @@
                 <w:sz w:val="23"/>
                 <w:szCs w:val="23"/>
               </w:rPr>
-              <w:t>The pictures show the process of making stringhoppers.</w:t>
+              <w:t xml:space="preserve">The pictures show the process of making </w:t>
+            </w:r>
+            <w:proofErr w:type="spellStart"/>
+            <w:r>
+              <w:rPr>
+                <w:rFonts w:ascii="Source Sans 3 Medium" w:hAnsi="Source Sans 3 Medium"/>
+                <w:b/>
+                <w:bCs/>
+                <w:sz w:val="23"/>
+                <w:szCs w:val="23"/>
+              </w:rPr>
+              <w:t>stringhoppers</w:t>
+            </w:r>
+            <w:proofErr w:type="spellEnd"/>
+            <w:r>
+              <w:rPr>
+                <w:rFonts w:ascii="Source Sans 3 Medium" w:hAnsi="Source Sans 3 Medium"/>
+                <w:b/>
+                <w:bCs/>
+                <w:sz w:val="23"/>
+                <w:szCs w:val="23"/>
+              </w:rPr>
+              <w:t>.</w:t>
             </w:r>
           </w:p>
           <w:p>
@@ -6703,13 +6920,26 @@
               <w:ind w:left="284" w:hanging="284"/>
             </w:pPr>
             <w:r>
-              <w:t>push through the stringhopper press onto the</w:t>
+              <w:t xml:space="preserve">push through the </w:t>
+            </w:r>
+            <w:proofErr w:type="spellStart"/>
+            <w:r>
+              <w:t>stringhopper</w:t>
+            </w:r>
+            <w:proofErr w:type="spellEnd"/>
+            <w:r>
+              <w:t xml:space="preserve"> press onto the</w:t>
             </w:r>
             <w:r>
               <w:t xml:space="preserve"> </w:t>
             </w:r>
-            <w:r>
-              <w:t>stringhopper mats</w:t>
+            <w:proofErr w:type="spellStart"/>
+            <w:r>
+              <w:t>stringhopper</w:t>
+            </w:r>
+            <w:proofErr w:type="spellEnd"/>
+            <w:r>
+              <w:t xml:space="preserve"> mats</w:t>
             </w:r>
           </w:p>
           <w:p>
@@ -7354,7 +7584,31 @@
                 <w:spacing w:val="-2"/>
                 <w:w w:val="105"/>
               </w:rPr>
-              <w:t>Complete the sentences about making stringhoppers with words from the box.</w:t>
+              <w:t xml:space="preserve">Complete the sentences about making </w:t>
+            </w:r>
+            <w:proofErr w:type="spellStart"/>
+            <w:r>
+              <w:rPr>
+                <w:rFonts w:ascii="Source Sans 3 Medium" w:hAnsi="Source Sans 3 Medium"/>
+                <w:b/>
+                <w:bCs/>
+                <w:color w:val="101312"/>
+                <w:spacing w:val="-2"/>
+                <w:w w:val="105"/>
+              </w:rPr>
+              <w:t>stringhoppers</w:t>
+            </w:r>
+            <w:proofErr w:type="spellEnd"/>
+            <w:r>
+              <w:rPr>
+                <w:rFonts w:ascii="Source Sans 3 Medium" w:hAnsi="Source Sans 3 Medium"/>
+                <w:b/>
+                <w:bCs/>
+                <w:color w:val="101312"/>
+                <w:spacing w:val="-2"/>
+                <w:w w:val="105"/>
+              </w:rPr>
+              <w:t xml:space="preserve"> with words from the box.</w:t>
             </w:r>
           </w:p>
           <w:tbl>
@@ -7593,7 +7847,15 @@
               </w:numPr>
             </w:pPr>
             <w:r>
-              <w:t>is to push the dough through the stringhopper press.</w:t>
+              <w:t xml:space="preserve">is to push the dough through the </w:t>
+            </w:r>
+            <w:proofErr w:type="spellStart"/>
+            <w:r>
+              <w:t>stringhopper</w:t>
+            </w:r>
+            <w:proofErr w:type="spellEnd"/>
+            <w:r>
+              <w:t xml:space="preserve"> press.</w:t>
             </w:r>
           </w:p>
           <w:p>
@@ -7605,7 +7867,15 @@
               </w:numPr>
             </w:pPr>
             <w:r>
-              <w:t>the stringhoppers are placed in a steamer.</w:t>
+              <w:t xml:space="preserve">the </w:t>
+            </w:r>
+            <w:proofErr w:type="spellStart"/>
+            <w:r>
+              <w:t>stringhoppers</w:t>
+            </w:r>
+            <w:proofErr w:type="spellEnd"/>
+            <w:r>
+              <w:t xml:space="preserve"> are placed in a steamer.</w:t>
             </w:r>
           </w:p>
           <w:p>
@@ -7905,7 +8175,23 @@
               <w:ind w:left="284" w:hanging="284"/>
             </w:pPr>
             <w:r>
-              <w:t>There are six stages in the process of making stringhoppers, beginning with grinding the rice and making a dough and ending with using a steamer to cook the stringhoppers.</w:t>
+              <w:t xml:space="preserve">There are six stages in the process of making </w:t>
+            </w:r>
+            <w:proofErr w:type="spellStart"/>
+            <w:r>
+              <w:t>stringhoppers</w:t>
+            </w:r>
+            <w:proofErr w:type="spellEnd"/>
+            <w:r>
+              <w:t xml:space="preserve">, beginning with grinding the rice and making a dough and ending with using a steamer to cook the </w:t>
+            </w:r>
+            <w:proofErr w:type="spellStart"/>
+            <w:r>
+              <w:t>stringhoppers</w:t>
+            </w:r>
+            <w:proofErr w:type="spellEnd"/>
+            <w:r>
+              <w:t>.</w:t>
             </w:r>
           </w:p>
           <w:p>
@@ -7918,7 +8204,15 @@
               <w:ind w:left="284" w:hanging="284"/>
             </w:pPr>
             <w:r>
-              <w:t>The diagram demonstrates the process of preparing stringhoppers, a kind of noodle.</w:t>
+              <w:t xml:space="preserve">The diagram demonstrates the process of preparing </w:t>
+            </w:r>
+            <w:proofErr w:type="spellStart"/>
+            <w:r>
+              <w:t>stringhoppers</w:t>
+            </w:r>
+            <w:proofErr w:type="spellEnd"/>
+            <w:r>
+              <w:t>, a kind of noodle.</w:t>
             </w:r>
           </w:p>
         </w:tc>
@@ -8130,7 +8424,15 @@
               <w:ind w:left="284" w:hanging="284"/>
             </w:pPr>
             <w:r>
-              <w:t>To make a perfect omelette you need fresh ingredients, the right equipment and the correct technique. You must also cook it for the correct amount of time and pay attention to the temperature.</w:t>
+              <w:t xml:space="preserve">To make a perfect </w:t>
+            </w:r>
+            <w:proofErr w:type="spellStart"/>
+            <w:r>
+              <w:t>omelette</w:t>
+            </w:r>
+            <w:proofErr w:type="spellEnd"/>
+            <w:r>
+              <w:t xml:space="preserve"> you need fresh ingredients, the right equipment and the correct technique. You must also cook it for the correct amount of time and pay attention to the temperature.</w:t>
             </w:r>
           </w:p>
           <w:p>
@@ -8515,7 +8817,39 @@
                       <w:sz w:val="21"/>
                       <w:szCs w:val="21"/>
                     </w:rPr>
-                    <w:t>The diagram demonstrates the process of preparing stringhoppers. a kind of noodle dish. There are six main stages in the process, beginning with grinding the rice and making a dough and ending with using a steamer to cook the stringhoppers.</w:t>
+                    <w:t xml:space="preserve">The diagram demonstrates the process of preparing </w:t>
+                  </w:r>
+                  <w:proofErr w:type="spellStart"/>
+                  <w:r>
+                    <w:rPr>
+                      <w:sz w:val="21"/>
+                      <w:szCs w:val="21"/>
+                    </w:rPr>
+                    <w:t>stringhoppers</w:t>
+                  </w:r>
+                  <w:proofErr w:type="spellEnd"/>
+                  <w:r>
+                    <w:rPr>
+                      <w:sz w:val="21"/>
+                      <w:szCs w:val="21"/>
+                    </w:rPr>
+                    <w:t xml:space="preserve">. a kind of noodle dish. There are six main stages in the process, beginning with grinding the rice and making a dough and ending with using a steamer to cook the </w:t>
+                  </w:r>
+                  <w:proofErr w:type="spellStart"/>
+                  <w:r>
+                    <w:rPr>
+                      <w:sz w:val="21"/>
+                      <w:szCs w:val="21"/>
+                    </w:rPr>
+                    <w:t>stringhoppers</w:t>
+                  </w:r>
+                  <w:proofErr w:type="spellEnd"/>
+                  <w:r>
+                    <w:rPr>
+                      <w:sz w:val="21"/>
+                      <w:szCs w:val="21"/>
+                    </w:rPr>
+                    <w:t>.</w:t>
                   </w:r>
                 </w:p>
                 <w:p>
@@ -8531,7 +8865,55 @@
                       <w:sz w:val="21"/>
                       <w:szCs w:val="21"/>
                     </w:rPr>
-                    <w:t>First, the dry rice is put into a rice grinder to make it into flour. Next, the flour is mixed with water and formed into dough. After that, the dough is put into a stringhopper press, which is a metal piece of equipment with two handles and holes in it. The dough is pushed through the holes and it comes out as thin noodles. The noodle 'nests' are placed onto individual stringhopper mats, which are round baskets made of thin pieces of wood. They are then cooked in a steamer until they are ready. The final stage is to serve the stringhoppers with a variety of spicy curries.</w:t>
+                    <w:t xml:space="preserve">First, the dry rice is put into a rice grinder to make it into flour. Next, the flour is mixed with water and formed into dough. After that, the dough is put into a </w:t>
+                  </w:r>
+                  <w:proofErr w:type="spellStart"/>
+                  <w:r>
+                    <w:rPr>
+                      <w:sz w:val="21"/>
+                      <w:szCs w:val="21"/>
+                    </w:rPr>
+                    <w:t>stringhopper</w:t>
+                  </w:r>
+                  <w:proofErr w:type="spellEnd"/>
+                  <w:r>
+                    <w:rPr>
+                      <w:sz w:val="21"/>
+                      <w:szCs w:val="21"/>
+                    </w:rPr>
+                    <w:t xml:space="preserve"> press, which is a metal piece of equipment with two handles and holes in it. The dough is pushed through the holes and it comes out as thin noodles. The noodle 'nests' are placed onto individual </w:t>
+                  </w:r>
+                  <w:proofErr w:type="spellStart"/>
+                  <w:r>
+                    <w:rPr>
+                      <w:sz w:val="21"/>
+                      <w:szCs w:val="21"/>
+                    </w:rPr>
+                    <w:t>stringhopper</w:t>
+                  </w:r>
+                  <w:proofErr w:type="spellEnd"/>
+                  <w:r>
+                    <w:rPr>
+                      <w:sz w:val="21"/>
+                      <w:szCs w:val="21"/>
+                    </w:rPr>
+                    <w:t xml:space="preserve"> mats, which are round baskets made of thin pieces of wood. They are then cooked in a steamer until they are ready. The final stage is to serve the </w:t>
+                  </w:r>
+                  <w:proofErr w:type="spellStart"/>
+                  <w:r>
+                    <w:rPr>
+                      <w:sz w:val="21"/>
+                      <w:szCs w:val="21"/>
+                    </w:rPr>
+                    <w:t>stringhoppers</w:t>
+                  </w:r>
+                  <w:proofErr w:type="spellEnd"/>
+                  <w:r>
+                    <w:rPr>
+                      <w:sz w:val="21"/>
+                      <w:szCs w:val="21"/>
+                    </w:rPr>
+                    <w:t xml:space="preserve"> with a variety of spicy curries.</w:t>
                   </w:r>
                 </w:p>
               </w:tc>
@@ -14512,6 +14894,7 @@
                       <w:lang w:bidi="ar-SA"/>
                     </w:rPr>
                   </w:pPr>
+                  <w:proofErr w:type="spellStart"/>
                   <w:r>
                     <w:rPr>
                       <w:rFonts w:ascii="Source Sans 3 Medium" w:hAnsi="Source Sans 3 Medium"/>
@@ -14521,6 +14904,7 @@
                     </w:rPr>
                     <w:t>Colour</w:t>
                   </w:r>
+                  <w:proofErr w:type="spellEnd"/>
                 </w:p>
               </w:tc>
               <w:tc>
@@ -17299,157 +17683,68 @@
           </w:p>
           <w:p>
             <w:pPr>
-              <w:pStyle w:val="ListParagraph"/>
+              <w:pStyle w:val="SS3-115"/>
               <w:numPr>
                 <w:ilvl w:val="0"/>
-                <w:numId w:val="51"/>
+                <w:numId w:val="54"/>
               </w:numPr>
-              <w:spacing w:before="240"/>
-              <w:rPr>
-                <w:rStyle w:val="BlankWord1"/>
-                <w:szCs w:val="23"/>
-                <w:bdr w:val="none" w:sz="0" w:space="0" w:color="auto"/>
-                <w:shd w:val="clear" w:color="auto" w:fill="auto"/>
-                <w14:textOutline w14:w="0" w14:cap="rnd" w14:cmpd="sng" w14:algn="ctr">
-                  <w14:noFill/>
-                  <w14:prstDash w14:val="solid"/>
-                  <w14:bevel/>
-                </w14:textOutline>
-              </w:rPr>
-            </w:pPr>
-            <w:r>
-              <w:rPr>
-                <w:rStyle w:val="BlankWord1"/>
-                <w:szCs w:val="23"/>
-                <w:bdr w:val="none" w:sz="0" w:space="0" w:color="auto"/>
-                <w:shd w:val="clear" w:color="auto" w:fill="auto"/>
-                <w14:textOutline w14:w="0" w14:cap="rnd" w14:cmpd="sng" w14:algn="ctr">
-                  <w14:noFill/>
-                  <w14:prstDash w14:val="solid"/>
-                  <w14:bevel/>
-                </w14:textOutline>
-              </w:rPr>
+              <w:ind w:left="284" w:hanging="284"/>
+            </w:pPr>
+            <w:r>
               <w:t>How often does he go out with his family?</w:t>
             </w:r>
           </w:p>
           <w:p>
             <w:pPr>
-              <w:pStyle w:val="ListParagraph"/>
+              <w:pStyle w:val="SS3-115"/>
               <w:numPr>
                 <w:ilvl w:val="0"/>
-                <w:numId w:val="51"/>
+                <w:numId w:val="54"/>
               </w:numPr>
-              <w:spacing w:before="240"/>
-              <w:rPr>
-                <w:rStyle w:val="BlankWord1"/>
-                <w:szCs w:val="23"/>
-                <w:bdr w:val="none" w:sz="0" w:space="0" w:color="auto"/>
-                <w:shd w:val="clear" w:color="auto" w:fill="auto"/>
-                <w14:textOutline w14:w="0" w14:cap="rnd" w14:cmpd="sng" w14:algn="ctr">
-                  <w14:noFill/>
-                  <w14:prstDash w14:val="solid"/>
-                  <w14:bevel/>
-                </w14:textOutline>
-              </w:rPr>
-            </w:pPr>
-            <w:r>
-              <w:rPr>
-                <w:rStyle w:val="BlankWord1"/>
-                <w:szCs w:val="23"/>
-                <w:bdr w:val="none" w:sz="0" w:space="0" w:color="auto"/>
-                <w:shd w:val="clear" w:color="auto" w:fill="auto"/>
-                <w14:textOutline w14:w="0" w14:cap="rnd" w14:cmpd="sng" w14:algn="ctr">
-                  <w14:noFill/>
-                  <w14:prstDash w14:val="solid"/>
-                  <w14:bevel/>
-                </w14:textOutline>
-              </w:rPr>
+              <w:ind w:left="284" w:hanging="284"/>
+            </w:pPr>
+            <w:r>
               <w:t>What days of the week does he go out with his family?</w:t>
             </w:r>
           </w:p>
           <w:p>
             <w:pPr>
-              <w:pStyle w:val="ListParagraph"/>
+              <w:pStyle w:val="SS3-115"/>
               <w:numPr>
                 <w:ilvl w:val="0"/>
-                <w:numId w:val="51"/>
+                <w:numId w:val="54"/>
               </w:numPr>
-              <w:spacing w:before="240"/>
-              <w:rPr>
-                <w:rStyle w:val="BlankWord1"/>
-                <w:szCs w:val="23"/>
-                <w:bdr w:val="none" w:sz="0" w:space="0" w:color="auto"/>
-                <w:shd w:val="clear" w:color="auto" w:fill="auto"/>
-                <w14:textOutline w14:w="0" w14:cap="rnd" w14:cmpd="sng" w14:algn="ctr">
-                  <w14:noFill/>
-                  <w14:prstDash w14:val="solid"/>
-                  <w14:bevel/>
-                </w14:textOutline>
-              </w:rPr>
-            </w:pPr>
-            <w:r>
-              <w:rPr>
-                <w:rStyle w:val="BlankWord1"/>
-                <w:szCs w:val="23"/>
-                <w:bdr w:val="none" w:sz="0" w:space="0" w:color="auto"/>
-                <w:shd w:val="clear" w:color="auto" w:fill="auto"/>
-                <w14:textOutline w14:w="0" w14:cap="rnd" w14:cmpd="sng" w14:algn="ctr">
-                  <w14:noFill/>
-                  <w14:prstDash w14:val="solid"/>
-                  <w14:bevel/>
-                </w14:textOutline>
-              </w:rPr>
+              <w:ind w:left="284" w:hanging="284"/>
+            </w:pPr>
+            <w:r>
               <w:t>Where do they often go?</w:t>
             </w:r>
           </w:p>
           <w:p>
             <w:pPr>
-              <w:pStyle w:val="ListParagraph"/>
+              <w:pStyle w:val="SS3-115"/>
               <w:numPr>
                 <w:ilvl w:val="0"/>
-                <w:numId w:val="51"/>
+                <w:numId w:val="54"/>
               </w:numPr>
-              <w:spacing w:before="240"/>
-              <w:rPr>
-                <w:rStyle w:val="BlankWord1"/>
-                <w:szCs w:val="23"/>
-                <w:bdr w:val="none" w:sz="0" w:space="0" w:color="auto"/>
-                <w:shd w:val="clear" w:color="auto" w:fill="auto"/>
-                <w14:textOutline w14:w="0" w14:cap="rnd" w14:cmpd="sng" w14:algn="ctr">
-                  <w14:noFill/>
-                  <w14:prstDash w14:val="solid"/>
-                  <w14:bevel/>
-                </w14:textOutline>
-              </w:rPr>
-            </w:pPr>
-            <w:r>
-              <w:rPr>
-                <w:rStyle w:val="BlankWord1"/>
-                <w:szCs w:val="23"/>
-                <w:bdr w:val="none" w:sz="0" w:space="0" w:color="auto"/>
-                <w:shd w:val="clear" w:color="auto" w:fill="auto"/>
-                <w14:textOutline w14:w="0" w14:cap="rnd" w14:cmpd="sng" w14:algn="ctr">
-                  <w14:noFill/>
-                  <w14:prstDash w14:val="solid"/>
-                  <w14:bevel/>
-                </w14:textOutline>
-              </w:rPr>
+              <w:ind w:left="284" w:hanging="284"/>
+            </w:pPr>
+            <w:r>
               <w:t>What do they usually do when they get to the park?</w:t>
             </w:r>
           </w:p>
           <w:p>
             <w:pPr>
-              <w:pStyle w:val="ListParagraph"/>
+              <w:pStyle w:val="SS3-115"/>
               <w:numPr>
                 <w:ilvl w:val="0"/>
-                <w:numId w:val="51"/>
+                <w:numId w:val="54"/>
               </w:numPr>
-              <w:spacing w:before="240"/>
+              <w:ind w:left="284" w:hanging="284"/>
               <w:rPr>
                 <w:rStyle w:val="BlankWord1"/>
                 <w:b/>
                 <w:bCs/>
-                <w:szCs w:val="23"/>
                 <w:bdr w:val="none" w:sz="0" w:space="0" w:color="auto"/>
                 <w:shd w:val="clear" w:color="auto" w:fill="auto"/>
                 <w:rtl/>
@@ -17461,17 +17756,6 @@
               </w:rPr>
             </w:pPr>
             <w:r>
-              <w:rPr>
-                <w:rStyle w:val="BlankWord1"/>
-                <w:szCs w:val="23"/>
-                <w:bdr w:val="none" w:sz="0" w:space="0" w:color="auto"/>
-                <w:shd w:val="clear" w:color="auto" w:fill="auto"/>
-                <w14:textOutline w14:w="0" w14:cap="rnd" w14:cmpd="sng" w14:algn="ctr">
-                  <w14:noFill/>
-                  <w14:prstDash w14:val="solid"/>
-                  <w14:bevel/>
-                </w14:textOutline>
-              </w:rPr>
               <w:t>Who sometimes comes with them?</w:t>
             </w:r>
           </w:p>
@@ -17819,12 +18103,51 @@
               <w:pStyle w:val="SS3-115"/>
               <w:numPr>
                 <w:ilvl w:val="0"/>
-                <w:numId w:val="52"/>
+                <w:numId w:val="51"/>
               </w:numPr>
               <w:ind w:left="284" w:hanging="284"/>
             </w:pPr>
             <w:r>
               <w:t>asks you about your likes and dislikes?</w:t>
+            </w:r>
+          </w:p>
+          <w:p>
+            <w:pPr>
+              <w:pStyle w:val="SS3-115"/>
+              <w:numPr>
+                <w:ilvl w:val="0"/>
+                <w:numId w:val="51"/>
+              </w:numPr>
+              <w:ind w:left="284" w:hanging="284"/>
+            </w:pPr>
+            <w:r>
+              <w:t>asks you about your personal preferences?</w:t>
+            </w:r>
+          </w:p>
+          <w:p>
+            <w:pPr>
+              <w:pStyle w:val="SS3-115"/>
+              <w:numPr>
+                <w:ilvl w:val="0"/>
+                <w:numId w:val="51"/>
+              </w:numPr>
+              <w:ind w:left="284" w:hanging="284"/>
+            </w:pPr>
+            <w:r>
+              <w:t>asks you how regularly you do something?</w:t>
+            </w:r>
+          </w:p>
+          <w:p>
+            <w:pPr>
+              <w:pStyle w:val="SS3-115"/>
+              <w:numPr>
+                <w:ilvl w:val="0"/>
+                <w:numId w:val="51"/>
+              </w:numPr>
+              <w:ind w:left="284" w:hanging="284"/>
+            </w:pPr>
+            <w:r>
+              <w:t>asks you to talk about who you are like in your family?</w:t>
             </w:r>
           </w:p>
           <w:p>
@@ -17837,7 +18160,7 @@
               <w:ind w:left="284" w:hanging="284"/>
             </w:pPr>
             <w:r>
-              <w:t>asks you about your personal preferences?</w:t>
+              <w:t>Are you more similar to your mother or your father?</w:t>
             </w:r>
           </w:p>
           <w:p>
@@ -17850,7 +18173,7 @@
               <w:ind w:left="284" w:hanging="284"/>
             </w:pPr>
             <w:r>
-              <w:t>asks you how regularly you do something?</w:t>
+              <w:t>How often do you go out with your family?</w:t>
             </w:r>
           </w:p>
           <w:p>
@@ -17863,7 +18186,7 @@
               <w:ind w:left="284" w:hanging="284"/>
             </w:pPr>
             <w:r>
-              <w:t>asks you to talk about who you are like in your family?</w:t>
+              <w:t>What do you enjoy doing with your family?</w:t>
             </w:r>
           </w:p>
           <w:p>
@@ -17871,46 +18194,7 @@
               <w:pStyle w:val="SS3-115"/>
               <w:numPr>
                 <w:ilvl w:val="0"/>
-                <w:numId w:val="53"/>
-              </w:numPr>
-              <w:ind w:left="284" w:hanging="284"/>
-            </w:pPr>
-            <w:r>
-              <w:t>Are you more similar to your mother or your father?</w:t>
-            </w:r>
-          </w:p>
-          <w:p>
-            <w:pPr>
-              <w:pStyle w:val="SS3-115"/>
-              <w:numPr>
-                <w:ilvl w:val="0"/>
-                <w:numId w:val="53"/>
-              </w:numPr>
-              <w:ind w:left="284" w:hanging="284"/>
-            </w:pPr>
-            <w:r>
-              <w:t>How often do you go out with your family?</w:t>
-            </w:r>
-          </w:p>
-          <w:p>
-            <w:pPr>
-              <w:pStyle w:val="SS3-115"/>
-              <w:numPr>
-                <w:ilvl w:val="0"/>
-                <w:numId w:val="53"/>
-              </w:numPr>
-              <w:ind w:left="284" w:hanging="284"/>
-            </w:pPr>
-            <w:r>
-              <w:t>What do you enjoy doing with your family?</w:t>
-            </w:r>
-          </w:p>
-          <w:p>
-            <w:pPr>
-              <w:pStyle w:val="SS3-115"/>
-              <w:numPr>
-                <w:ilvl w:val="0"/>
-                <w:numId w:val="53"/>
+                <w:numId w:val="52"/>
               </w:numPr>
               <w:ind w:left="284" w:hanging="284"/>
             </w:pPr>
@@ -18240,7 +18524,7 @@
               <w:pStyle w:val="SS3-115"/>
               <w:numPr>
                 <w:ilvl w:val="0"/>
-                <w:numId w:val="54"/>
+                <w:numId w:val="53"/>
               </w:numPr>
               <w:ind w:left="227" w:hanging="227"/>
             </w:pPr>
@@ -18278,7 +18562,7 @@
               <w:pStyle w:val="SS3-115"/>
               <w:numPr>
                 <w:ilvl w:val="0"/>
-                <w:numId w:val="54"/>
+                <w:numId w:val="53"/>
               </w:numPr>
               <w:ind w:left="227" w:hanging="227"/>
             </w:pPr>
@@ -18307,7 +18591,7 @@
               <w:pStyle w:val="SS3-115"/>
               <w:numPr>
                 <w:ilvl w:val="0"/>
-                <w:numId w:val="54"/>
+                <w:numId w:val="53"/>
               </w:numPr>
               <w:ind w:left="227" w:hanging="227"/>
             </w:pPr>
@@ -18333,7 +18617,7 @@
               <w:pStyle w:val="SS3-115"/>
               <w:numPr>
                 <w:ilvl w:val="0"/>
-                <w:numId w:val="54"/>
+                <w:numId w:val="53"/>
               </w:numPr>
               <w:ind w:left="227" w:hanging="227"/>
             </w:pPr>
@@ -18362,7 +18646,7 @@
               <w:pStyle w:val="SS3-115"/>
               <w:numPr>
                 <w:ilvl w:val="0"/>
-                <w:numId w:val="54"/>
+                <w:numId w:val="53"/>
               </w:numPr>
               <w:ind w:left="227" w:hanging="227"/>
             </w:pPr>
@@ -18391,7 +18675,7 @@
               <w:pStyle w:val="SS3-115"/>
               <w:numPr>
                 <w:ilvl w:val="0"/>
-                <w:numId w:val="54"/>
+                <w:numId w:val="53"/>
               </w:numPr>
               <w:ind w:left="227" w:hanging="227"/>
             </w:pPr>
@@ -18469,6 +18753,97 @@
 <file path=word/numbering.xml><?xml version="1.0" encoding="utf-8"?>
 <w:numbering xmlns:wpc="http://schemas.microsoft.com/office/word/2010/wordprocessingCanvas" xmlns:cx="http://schemas.microsoft.com/office/drawing/2014/chartex" xmlns:cx1="http://schemas.microsoft.com/office/drawing/2015/9/8/chartex" xmlns:cx2="http://schemas.microsoft.com/office/drawing/2015/10/21/chartex" xmlns:cx3="http://schemas.microsoft.com/office/drawing/2016/5/9/chartex" xmlns:cx4="http://schemas.microsoft.com/office/drawing/2016/5/10/chartex" xmlns:cx5="http://schemas.microsoft.com/office/drawing/2016/5/11/chartex" xmlns:cx6="http://schemas.microsoft.com/office/drawing/2016/5/12/chartex" xmlns:cx7="http://schemas.microsoft.com/office/drawing/2016/5/13/chartex" xmlns:cx8="http://schemas.microsoft.com/office/drawing/2016/5/14/chartex" xmlns:mc="http://schemas.openxmlformats.org/markup-compatibility/2006" xmlns:aink="http://schemas.microsoft.com/office/drawing/2016/ink" xmlns:am3d="http://schemas.microsoft.com/office/drawing/2017/model3d" xmlns:o="urn:schemas-microsoft-com:office:office" xmlns:oel="http://schemas.microsoft.com/office/2019/extlst" xmlns:r="http://schemas.openxmlformats.org/officeDocument/2006/relationships" xmlns:m="http://schemas.openxmlformats.org/officeDocument/2006/math" xmlns:v="urn:schemas-microsoft-com:vml" xmlns:wp14="http://schemas.microsoft.com/office/word/2010/wordprocessingDrawing" xmlns:wp="http://schemas.openxmlformats.org/drawingml/2006/wordprocessingDrawing" xmlns:w10="urn:schemas-microsoft-com:office:word" xmlns:w="http://schemas.openxmlformats.org/wordprocessingml/2006/main" xmlns:w14="http://schemas.microsoft.com/office/word/2010/wordml" xmlns:w15="http://schemas.microsoft.com/office/word/2012/wordml" xmlns:w16cei="http://schemas.microsoft.com/office/word/2026/wordml/cei" xmlns:w16cex="http://schemas.microsoft.com/office/word/2018/wordml/cex" xmlns:w16cid="http://schemas.microsoft.com/office/word/2016/wordml/cid" xmlns:w16="http://schemas.microsoft.com/office/word/2018/wordml" xmlns:w16du="http://schemas.microsoft.com/office/word/2023/wordml/word16du" xmlns:w16sdtdh="http://schemas.microsoft.com/office/word/2020/wordml/sdtdatahash" xmlns:w16sdtfl="http://schemas.microsoft.com/office/word/2024/wordml/sdtformatlock" xmlns:w16se="http://schemas.microsoft.com/office/word/2015/wordml/symex" xmlns:wpg="http://schemas.microsoft.com/office/word/2010/wordprocessingGroup" xmlns:wpi="http://schemas.microsoft.com/office/word/2010/wordprocessingInk" xmlns:wne="http://schemas.microsoft.com/office/word/2006/wordml" xmlns:wps="http://schemas.microsoft.com/office/word/2010/wordprocessingShape" mc:Ignorable="w14 w15 w16se w16cid w16 w16cex w16sdtdh w16sdtfl w16du wp14">
   <w:abstractNum w:abstractNumId="0" w15:restartNumberingAfterBreak="0">
+    <w:nsid w:val="012C25CA"/>
+    <w:multiLevelType w:val="hybridMultilevel"/>
+    <w:tmpl w:val="D958A9E0"/>
+    <w:lvl w:ilvl="0" w:tplc="72A80D18">
+      <w:start w:val="1"/>
+      <w:numFmt w:val="decimal"/>
+      <w:lvlText w:val="%1:"/>
+      <w:lvlJc w:val="left"/>
+      <w:pPr>
+        <w:ind w:left="360" w:hanging="360"/>
+      </w:pPr>
+      <w:rPr>
+        <w:rFonts w:ascii="Source Sans 3 Bold" w:hAnsi="Source Sans 3 Bold" w:cstheme="minorBidi" w:hint="default"/>
+        <w:b/>
+        <w:bCs/>
+      </w:rPr>
+    </w:lvl>
+    <w:lvl w:ilvl="1" w:tplc="04090019" w:tentative="1">
+      <w:start w:val="1"/>
+      <w:numFmt w:val="lowerLetter"/>
+      <w:lvlText w:val="%2."/>
+      <w:lvlJc w:val="left"/>
+      <w:pPr>
+        <w:ind w:left="1080" w:hanging="360"/>
+      </w:pPr>
+    </w:lvl>
+    <w:lvl w:ilvl="2" w:tplc="0409001B" w:tentative="1">
+      <w:start w:val="1"/>
+      <w:numFmt w:val="lowerRoman"/>
+      <w:lvlText w:val="%3."/>
+      <w:lvlJc w:val="right"/>
+      <w:pPr>
+        <w:ind w:left="1800" w:hanging="180"/>
+      </w:pPr>
+    </w:lvl>
+    <w:lvl w:ilvl="3" w:tplc="0409000F" w:tentative="1">
+      <w:start w:val="1"/>
+      <w:numFmt w:val="decimal"/>
+      <w:lvlText w:val="%4."/>
+      <w:lvlJc w:val="left"/>
+      <w:pPr>
+        <w:ind w:left="2520" w:hanging="360"/>
+      </w:pPr>
+    </w:lvl>
+    <w:lvl w:ilvl="4" w:tplc="04090019" w:tentative="1">
+      <w:start w:val="1"/>
+      <w:numFmt w:val="lowerLetter"/>
+      <w:lvlText w:val="%5."/>
+      <w:lvlJc w:val="left"/>
+      <w:pPr>
+        <w:ind w:left="3240" w:hanging="360"/>
+      </w:pPr>
+    </w:lvl>
+    <w:lvl w:ilvl="5" w:tplc="0409001B" w:tentative="1">
+      <w:start w:val="1"/>
+      <w:numFmt w:val="lowerRoman"/>
+      <w:lvlText w:val="%6."/>
+      <w:lvlJc w:val="right"/>
+      <w:pPr>
+        <w:ind w:left="3960" w:hanging="180"/>
+      </w:pPr>
+    </w:lvl>
+    <w:lvl w:ilvl="6" w:tplc="0409000F" w:tentative="1">
+      <w:start w:val="1"/>
+      <w:numFmt w:val="decimal"/>
+      <w:lvlText w:val="%7."/>
+      <w:lvlJc w:val="left"/>
+      <w:pPr>
+        <w:ind w:left="4680" w:hanging="360"/>
+      </w:pPr>
+    </w:lvl>
+    <w:lvl w:ilvl="7" w:tplc="04090019" w:tentative="1">
+      <w:start w:val="1"/>
+      <w:numFmt w:val="lowerLetter"/>
+      <w:lvlText w:val="%8."/>
+      <w:lvlJc w:val="left"/>
+      <w:pPr>
+        <w:ind w:left="5400" w:hanging="360"/>
+      </w:pPr>
+    </w:lvl>
+    <w:lvl w:ilvl="8" w:tplc="0409001B" w:tentative="1">
+      <w:start w:val="1"/>
+      <w:numFmt w:val="lowerRoman"/>
+      <w:lvlText w:val="%9."/>
+      <w:lvlJc w:val="right"/>
+      <w:pPr>
+        <w:ind w:left="6120" w:hanging="180"/>
+      </w:pPr>
+    </w:lvl>
+  </w:abstractNum>
+  <w:abstractNum w:abstractNumId="1" w15:restartNumberingAfterBreak="0">
     <w:nsid w:val="052053CA"/>
     <w:multiLevelType w:val="hybridMultilevel"/>
     <w:tmpl w:val="81B45C5E"/>
@@ -18564,7 +18939,7 @@
       </w:pPr>
     </w:lvl>
   </w:abstractNum>
-  <w:abstractNum w:abstractNumId="1" w15:restartNumberingAfterBreak="0">
+  <w:abstractNum w:abstractNumId="2" w15:restartNumberingAfterBreak="0">
     <w:nsid w:val="05275103"/>
     <w:multiLevelType w:val="hybridMultilevel"/>
     <w:tmpl w:val="F89C051A"/>
@@ -18658,7 +19033,7 @@
       </w:pPr>
     </w:lvl>
   </w:abstractNum>
-  <w:abstractNum w:abstractNumId="2" w15:restartNumberingAfterBreak="0">
+  <w:abstractNum w:abstractNumId="3" w15:restartNumberingAfterBreak="0">
     <w:nsid w:val="06F33DD3"/>
     <w:multiLevelType w:val="hybridMultilevel"/>
     <w:tmpl w:val="F8F8DE1A"/>
@@ -18749,7 +19124,7 @@
       </w:pPr>
     </w:lvl>
   </w:abstractNum>
-  <w:abstractNum w:abstractNumId="3" w15:restartNumberingAfterBreak="0">
+  <w:abstractNum w:abstractNumId="4" w15:restartNumberingAfterBreak="0">
     <w:nsid w:val="079062CD"/>
     <w:multiLevelType w:val="hybridMultilevel"/>
     <w:tmpl w:val="52C26A32"/>
@@ -18843,7 +19218,7 @@
       </w:pPr>
     </w:lvl>
   </w:abstractNum>
-  <w:abstractNum w:abstractNumId="4" w15:restartNumberingAfterBreak="0">
+  <w:abstractNum w:abstractNumId="5" w15:restartNumberingAfterBreak="0">
     <w:nsid w:val="08AE3AFE"/>
     <w:multiLevelType w:val="hybridMultilevel"/>
     <w:tmpl w:val="BEA6841C"/>
@@ -18939,7 +19314,7 @@
       </w:pPr>
     </w:lvl>
   </w:abstractNum>
-  <w:abstractNum w:abstractNumId="5" w15:restartNumberingAfterBreak="0">
+  <w:abstractNum w:abstractNumId="6" w15:restartNumberingAfterBreak="0">
     <w:nsid w:val="0A1157D0"/>
     <w:multiLevelType w:val="hybridMultilevel"/>
     <w:tmpl w:val="291A30C6"/>
@@ -19030,7 +19405,7 @@
       </w:pPr>
     </w:lvl>
   </w:abstractNum>
-  <w:abstractNum w:abstractNumId="6" w15:restartNumberingAfterBreak="0">
+  <w:abstractNum w:abstractNumId="7" w15:restartNumberingAfterBreak="0">
     <w:nsid w:val="0F253280"/>
     <w:multiLevelType w:val="hybridMultilevel"/>
     <w:tmpl w:val="CA825B1C"/>
@@ -19121,7 +19496,7 @@
       </w:pPr>
     </w:lvl>
   </w:abstractNum>
-  <w:abstractNum w:abstractNumId="7" w15:restartNumberingAfterBreak="0">
+  <w:abstractNum w:abstractNumId="8" w15:restartNumberingAfterBreak="0">
     <w:nsid w:val="13F37566"/>
     <w:multiLevelType w:val="hybridMultilevel"/>
     <w:tmpl w:val="2DB4CE2E"/>
@@ -19215,7 +19590,7 @@
       </w:pPr>
     </w:lvl>
   </w:abstractNum>
-  <w:abstractNum w:abstractNumId="8" w15:restartNumberingAfterBreak="0">
+  <w:abstractNum w:abstractNumId="9" w15:restartNumberingAfterBreak="0">
     <w:nsid w:val="13FD0469"/>
     <w:multiLevelType w:val="hybridMultilevel"/>
     <w:tmpl w:val="CA825B1C"/>
@@ -19306,7 +19681,7 @@
       </w:pPr>
     </w:lvl>
   </w:abstractNum>
-  <w:abstractNum w:abstractNumId="9" w15:restartNumberingAfterBreak="0">
+  <w:abstractNum w:abstractNumId="10" w15:restartNumberingAfterBreak="0">
     <w:nsid w:val="15B15EC0"/>
     <w:multiLevelType w:val="hybridMultilevel"/>
     <w:tmpl w:val="732CCC16"/>
@@ -19400,7 +19775,7 @@
       </w:pPr>
     </w:lvl>
   </w:abstractNum>
-  <w:abstractNum w:abstractNumId="10" w15:restartNumberingAfterBreak="0">
+  <w:abstractNum w:abstractNumId="11" w15:restartNumberingAfterBreak="0">
     <w:nsid w:val="212E1A90"/>
     <w:multiLevelType w:val="hybridMultilevel"/>
     <w:tmpl w:val="8EA8656A"/>
@@ -19494,7 +19869,7 @@
       </w:pPr>
     </w:lvl>
   </w:abstractNum>
-  <w:abstractNum w:abstractNumId="11" w15:restartNumberingAfterBreak="0">
+  <w:abstractNum w:abstractNumId="12" w15:restartNumberingAfterBreak="0">
     <w:nsid w:val="25277E32"/>
     <w:multiLevelType w:val="hybridMultilevel"/>
     <w:tmpl w:val="59B4B60E"/>
@@ -19609,7 +19984,7 @@
       </w:rPr>
     </w:lvl>
   </w:abstractNum>
-  <w:abstractNum w:abstractNumId="12" w15:restartNumberingAfterBreak="0">
+  <w:abstractNum w:abstractNumId="13" w15:restartNumberingAfterBreak="0">
     <w:nsid w:val="294C7B15"/>
     <w:multiLevelType w:val="hybridMultilevel"/>
     <w:tmpl w:val="3870A6A6"/>
@@ -19701,7 +20076,7 @@
       </w:pPr>
     </w:lvl>
   </w:abstractNum>
-  <w:abstractNum w:abstractNumId="13" w15:restartNumberingAfterBreak="0">
+  <w:abstractNum w:abstractNumId="14" w15:restartNumberingAfterBreak="0">
     <w:nsid w:val="29F6737C"/>
     <w:multiLevelType w:val="hybridMultilevel"/>
     <w:tmpl w:val="4AFC3BC4"/>
@@ -19814,7 +20189,7 @@
       </w:rPr>
     </w:lvl>
   </w:abstractNum>
-  <w:abstractNum w:abstractNumId="14" w15:restartNumberingAfterBreak="0">
+  <w:abstractNum w:abstractNumId="15" w15:restartNumberingAfterBreak="0">
     <w:nsid w:val="2CB4375C"/>
     <w:multiLevelType w:val="hybridMultilevel"/>
     <w:tmpl w:val="291A30C6"/>
@@ -19905,7 +20280,7 @@
       </w:pPr>
     </w:lvl>
   </w:abstractNum>
-  <w:abstractNum w:abstractNumId="15" w15:restartNumberingAfterBreak="0">
+  <w:abstractNum w:abstractNumId="16" w15:restartNumberingAfterBreak="0">
     <w:nsid w:val="2F0E685D"/>
     <w:multiLevelType w:val="hybridMultilevel"/>
     <w:tmpl w:val="09DA465E"/>
@@ -19996,7 +20371,7 @@
       </w:pPr>
     </w:lvl>
   </w:abstractNum>
-  <w:abstractNum w:abstractNumId="16" w15:restartNumberingAfterBreak="0">
+  <w:abstractNum w:abstractNumId="17" w15:restartNumberingAfterBreak="0">
     <w:nsid w:val="34555D51"/>
     <w:multiLevelType w:val="hybridMultilevel"/>
     <w:tmpl w:val="8C28476E"/>
@@ -20087,7 +20462,7 @@
       </w:pPr>
     </w:lvl>
   </w:abstractNum>
-  <w:abstractNum w:abstractNumId="17" w15:restartNumberingAfterBreak="0">
+  <w:abstractNum w:abstractNumId="18" w15:restartNumberingAfterBreak="0">
     <w:nsid w:val="358B4BB3"/>
     <w:multiLevelType w:val="hybridMultilevel"/>
     <w:tmpl w:val="A678E960"/>
@@ -20181,7 +20556,7 @@
       </w:pPr>
     </w:lvl>
   </w:abstractNum>
-  <w:abstractNum w:abstractNumId="18" w15:restartNumberingAfterBreak="0">
+  <w:abstractNum w:abstractNumId="19" w15:restartNumberingAfterBreak="0">
     <w:nsid w:val="38025215"/>
     <w:multiLevelType w:val="hybridMultilevel"/>
     <w:tmpl w:val="01022858"/>
@@ -20275,7 +20650,7 @@
       </w:pPr>
     </w:lvl>
   </w:abstractNum>
-  <w:abstractNum w:abstractNumId="19" w15:restartNumberingAfterBreak="0">
+  <w:abstractNum w:abstractNumId="20" w15:restartNumberingAfterBreak="0">
     <w:nsid w:val="3B3A6776"/>
     <w:multiLevelType w:val="hybridMultilevel"/>
     <w:tmpl w:val="BEA6841C"/>
@@ -20371,7 +20746,7 @@
       </w:pPr>
     </w:lvl>
   </w:abstractNum>
-  <w:abstractNum w:abstractNumId="20" w15:restartNumberingAfterBreak="0">
+  <w:abstractNum w:abstractNumId="21" w15:restartNumberingAfterBreak="0">
     <w:nsid w:val="3CDC7B7F"/>
     <w:multiLevelType w:val="hybridMultilevel"/>
     <w:tmpl w:val="F9EC833C"/>
@@ -20484,7 +20859,7 @@
       </w:rPr>
     </w:lvl>
   </w:abstractNum>
-  <w:abstractNum w:abstractNumId="21" w15:restartNumberingAfterBreak="0">
+  <w:abstractNum w:abstractNumId="22" w15:restartNumberingAfterBreak="0">
     <w:nsid w:val="3F584A02"/>
     <w:multiLevelType w:val="hybridMultilevel"/>
     <w:tmpl w:val="B5B08E1E"/>
@@ -20578,7 +20953,7 @@
       </w:pPr>
     </w:lvl>
   </w:abstractNum>
-  <w:abstractNum w:abstractNumId="22" w15:restartNumberingAfterBreak="0">
+  <w:abstractNum w:abstractNumId="23" w15:restartNumberingAfterBreak="0">
     <w:nsid w:val="477D5AA2"/>
     <w:multiLevelType w:val="hybridMultilevel"/>
     <w:tmpl w:val="882EE4CC"/>
@@ -20669,7 +21044,7 @@
       </w:pPr>
     </w:lvl>
   </w:abstractNum>
-  <w:abstractNum w:abstractNumId="23" w15:restartNumberingAfterBreak="0">
+  <w:abstractNum w:abstractNumId="24" w15:restartNumberingAfterBreak="0">
     <w:nsid w:val="493E0CCB"/>
     <w:multiLevelType w:val="hybridMultilevel"/>
     <w:tmpl w:val="DE1A3DA8"/>
@@ -20785,7 +21160,7 @@
       </w:rPr>
     </w:lvl>
   </w:abstractNum>
-  <w:abstractNum w:abstractNumId="24" w15:restartNumberingAfterBreak="0">
+  <w:abstractNum w:abstractNumId="25" w15:restartNumberingAfterBreak="0">
     <w:nsid w:val="4A2A784D"/>
     <w:multiLevelType w:val="hybridMultilevel"/>
     <w:tmpl w:val="D04A441C"/>
@@ -20877,101 +21252,10 @@
       </w:pPr>
     </w:lvl>
   </w:abstractNum>
-  <w:abstractNum w:abstractNumId="25" w15:restartNumberingAfterBreak="0">
+  <w:abstractNum w:abstractNumId="26" w15:restartNumberingAfterBreak="0">
     <w:nsid w:val="4A62576A"/>
     <w:multiLevelType w:val="hybridMultilevel"/>
     <w:tmpl w:val="B096158E"/>
-    <w:lvl w:ilvl="0" w:tplc="72A80D18">
-      <w:start w:val="1"/>
-      <w:numFmt w:val="decimal"/>
-      <w:lvlText w:val="%1:"/>
-      <w:lvlJc w:val="left"/>
-      <w:pPr>
-        <w:ind w:left="360" w:hanging="360"/>
-      </w:pPr>
-      <w:rPr>
-        <w:rFonts w:ascii="Source Sans 3 Bold" w:hAnsi="Source Sans 3 Bold" w:cstheme="minorBidi" w:hint="default"/>
-        <w:b/>
-        <w:bCs/>
-      </w:rPr>
-    </w:lvl>
-    <w:lvl w:ilvl="1" w:tplc="04090019" w:tentative="1">
-      <w:start w:val="1"/>
-      <w:numFmt w:val="lowerLetter"/>
-      <w:lvlText w:val="%2."/>
-      <w:lvlJc w:val="left"/>
-      <w:pPr>
-        <w:ind w:left="1080" w:hanging="360"/>
-      </w:pPr>
-    </w:lvl>
-    <w:lvl w:ilvl="2" w:tplc="0409001B" w:tentative="1">
-      <w:start w:val="1"/>
-      <w:numFmt w:val="lowerRoman"/>
-      <w:lvlText w:val="%3."/>
-      <w:lvlJc w:val="right"/>
-      <w:pPr>
-        <w:ind w:left="1800" w:hanging="180"/>
-      </w:pPr>
-    </w:lvl>
-    <w:lvl w:ilvl="3" w:tplc="0409000F" w:tentative="1">
-      <w:start w:val="1"/>
-      <w:numFmt w:val="decimal"/>
-      <w:lvlText w:val="%4."/>
-      <w:lvlJc w:val="left"/>
-      <w:pPr>
-        <w:ind w:left="2520" w:hanging="360"/>
-      </w:pPr>
-    </w:lvl>
-    <w:lvl w:ilvl="4" w:tplc="04090019" w:tentative="1">
-      <w:start w:val="1"/>
-      <w:numFmt w:val="lowerLetter"/>
-      <w:lvlText w:val="%5."/>
-      <w:lvlJc w:val="left"/>
-      <w:pPr>
-        <w:ind w:left="3240" w:hanging="360"/>
-      </w:pPr>
-    </w:lvl>
-    <w:lvl w:ilvl="5" w:tplc="0409001B" w:tentative="1">
-      <w:start w:val="1"/>
-      <w:numFmt w:val="lowerRoman"/>
-      <w:lvlText w:val="%6."/>
-      <w:lvlJc w:val="right"/>
-      <w:pPr>
-        <w:ind w:left="3960" w:hanging="180"/>
-      </w:pPr>
-    </w:lvl>
-    <w:lvl w:ilvl="6" w:tplc="0409000F" w:tentative="1">
-      <w:start w:val="1"/>
-      <w:numFmt w:val="decimal"/>
-      <w:lvlText w:val="%7."/>
-      <w:lvlJc w:val="left"/>
-      <w:pPr>
-        <w:ind w:left="4680" w:hanging="360"/>
-      </w:pPr>
-    </w:lvl>
-    <w:lvl w:ilvl="7" w:tplc="04090019" w:tentative="1">
-      <w:start w:val="1"/>
-      <w:numFmt w:val="lowerLetter"/>
-      <w:lvlText w:val="%8."/>
-      <w:lvlJc w:val="left"/>
-      <w:pPr>
-        <w:ind w:left="5400" w:hanging="360"/>
-      </w:pPr>
-    </w:lvl>
-    <w:lvl w:ilvl="8" w:tplc="0409001B" w:tentative="1">
-      <w:start w:val="1"/>
-      <w:numFmt w:val="lowerRoman"/>
-      <w:lvlText w:val="%9."/>
-      <w:lvlJc w:val="right"/>
-      <w:pPr>
-        <w:ind w:left="6120" w:hanging="180"/>
-      </w:pPr>
-    </w:lvl>
-  </w:abstractNum>
-  <w:abstractNum w:abstractNumId="26" w15:restartNumberingAfterBreak="0">
-    <w:nsid w:val="4DA14D27"/>
-    <w:multiLevelType w:val="hybridMultilevel"/>
-    <w:tmpl w:val="408A5FA6"/>
     <w:lvl w:ilvl="0" w:tplc="72A80D18">
       <w:start w:val="1"/>
       <w:numFmt w:val="decimal"/>
@@ -23627,7 +23911,7 @@
     </w:lvl>
   </w:abstractNum>
   <w:num w:numId="1" w16cid:durableId="667248184">
-    <w:abstractNumId w:val="23"/>
+    <w:abstractNumId w:val="24"/>
   </w:num>
   <w:num w:numId="2" w16cid:durableId="1264069730">
     <w:abstractNumId w:val="44"/>
@@ -23636,13 +23920,13 @@
     <w:abstractNumId w:val="43"/>
   </w:num>
   <w:num w:numId="4" w16cid:durableId="1226453288">
-    <w:abstractNumId w:val="3"/>
+    <w:abstractNumId w:val="4"/>
   </w:num>
   <w:num w:numId="5" w16cid:durableId="195582916">
-    <w:abstractNumId w:val="11"/>
+    <w:abstractNumId w:val="12"/>
   </w:num>
   <w:num w:numId="6" w16cid:durableId="1166481521">
-    <w:abstractNumId w:val="24"/>
+    <w:abstractNumId w:val="25"/>
   </w:num>
   <w:num w:numId="7" w16cid:durableId="439492112">
     <w:abstractNumId w:val="50"/>
@@ -23651,13 +23935,13 @@
     <w:abstractNumId w:val="33"/>
   </w:num>
   <w:num w:numId="9" w16cid:durableId="1445492604">
-    <w:abstractNumId w:val="12"/>
+    <w:abstractNumId w:val="13"/>
   </w:num>
   <w:num w:numId="10" w16cid:durableId="1324813548">
     <w:abstractNumId w:val="46"/>
   </w:num>
   <w:num w:numId="11" w16cid:durableId="1995328297">
-    <w:abstractNumId w:val="13"/>
+    <w:abstractNumId w:val="14"/>
   </w:num>
   <w:num w:numId="12" w16cid:durableId="1538278096">
     <w:abstractNumId w:val="42"/>
@@ -23672,28 +23956,28 @@
     <w:abstractNumId w:val="39"/>
   </w:num>
   <w:num w:numId="16" w16cid:durableId="1832410741">
-    <w:abstractNumId w:val="2"/>
+    <w:abstractNumId w:val="3"/>
   </w:num>
   <w:num w:numId="17" w16cid:durableId="1483304690">
-    <w:abstractNumId w:val="8"/>
+    <w:abstractNumId w:val="9"/>
   </w:num>
   <w:num w:numId="18" w16cid:durableId="259028912">
     <w:abstractNumId w:val="51"/>
   </w:num>
   <w:num w:numId="19" w16cid:durableId="618530009">
-    <w:abstractNumId w:val="6"/>
+    <w:abstractNumId w:val="7"/>
   </w:num>
   <w:num w:numId="20" w16cid:durableId="2050913877">
     <w:abstractNumId w:val="41"/>
   </w:num>
   <w:num w:numId="21" w16cid:durableId="795563217">
-    <w:abstractNumId w:val="10"/>
+    <w:abstractNumId w:val="11"/>
   </w:num>
   <w:num w:numId="22" w16cid:durableId="28991042">
     <w:abstractNumId w:val="31"/>
   </w:num>
   <w:num w:numId="23" w16cid:durableId="951788158">
-    <w:abstractNumId w:val="1"/>
+    <w:abstractNumId w:val="2"/>
   </w:num>
   <w:num w:numId="24" w16cid:durableId="886261180">
     <w:abstractNumId w:val="48"/>
@@ -23702,46 +23986,46 @@
     <w:abstractNumId w:val="34"/>
   </w:num>
   <w:num w:numId="26" w16cid:durableId="1665552601">
-    <w:abstractNumId w:val="25"/>
+    <w:abstractNumId w:val="26"/>
   </w:num>
   <w:num w:numId="27" w16cid:durableId="1373191236">
-    <w:abstractNumId w:val="15"/>
+    <w:abstractNumId w:val="16"/>
   </w:num>
   <w:num w:numId="28" w16cid:durableId="1206874510">
-    <w:abstractNumId w:val="16"/>
+    <w:abstractNumId w:val="17"/>
   </w:num>
   <w:num w:numId="29" w16cid:durableId="1185636100">
     <w:abstractNumId w:val="40"/>
   </w:num>
   <w:num w:numId="30" w16cid:durableId="333799131">
-    <w:abstractNumId w:val="18"/>
+    <w:abstractNumId w:val="19"/>
   </w:num>
   <w:num w:numId="31" w16cid:durableId="214898011">
     <w:abstractNumId w:val="29"/>
   </w:num>
   <w:num w:numId="32" w16cid:durableId="29763134">
-    <w:abstractNumId w:val="22"/>
+    <w:abstractNumId w:val="23"/>
   </w:num>
   <w:num w:numId="33" w16cid:durableId="314339201">
-    <w:abstractNumId w:val="5"/>
+    <w:abstractNumId w:val="6"/>
   </w:num>
   <w:num w:numId="34" w16cid:durableId="1770811348">
     <w:abstractNumId w:val="37"/>
   </w:num>
   <w:num w:numId="35" w16cid:durableId="360473341">
-    <w:abstractNumId w:val="14"/>
+    <w:abstractNumId w:val="15"/>
   </w:num>
   <w:num w:numId="36" w16cid:durableId="69236877">
     <w:abstractNumId w:val="53"/>
   </w:num>
   <w:num w:numId="37" w16cid:durableId="1829439796">
+    <w:abstractNumId w:val="22"/>
+  </w:num>
+  <w:num w:numId="38" w16cid:durableId="1814908951">
     <w:abstractNumId w:val="21"/>
   </w:num>
-  <w:num w:numId="38" w16cid:durableId="1814908951">
-    <w:abstractNumId w:val="20"/>
-  </w:num>
   <w:num w:numId="39" w16cid:durableId="471602117">
-    <w:abstractNumId w:val="9"/>
+    <w:abstractNumId w:val="10"/>
   </w:num>
   <w:num w:numId="40" w16cid:durableId="76555911">
     <w:abstractNumId w:val="38"/>
@@ -23750,16 +24034,16 @@
     <w:abstractNumId w:val="28"/>
   </w:num>
   <w:num w:numId="42" w16cid:durableId="1752507585">
-    <w:abstractNumId w:val="17"/>
+    <w:abstractNumId w:val="18"/>
   </w:num>
   <w:num w:numId="43" w16cid:durableId="1231427931">
     <w:abstractNumId w:val="45"/>
   </w:num>
   <w:num w:numId="44" w16cid:durableId="717049857">
-    <w:abstractNumId w:val="0"/>
+    <w:abstractNumId w:val="1"/>
   </w:num>
   <w:num w:numId="45" w16cid:durableId="893321363">
-    <w:abstractNumId w:val="19"/>
+    <w:abstractNumId w:val="20"/>
   </w:num>
   <w:num w:numId="46" w16cid:durableId="517475190">
     <w:abstractNumId w:val="32"/>
@@ -23768,7 +24052,7 @@
     <w:abstractNumId w:val="30"/>
   </w:num>
   <w:num w:numId="48" w16cid:durableId="1837259727">
-    <w:abstractNumId w:val="4"/>
+    <w:abstractNumId w:val="5"/>
   </w:num>
   <w:num w:numId="49" w16cid:durableId="799567825">
     <w:abstractNumId w:val="49"/>
@@ -23776,17 +24060,17 @@
   <w:num w:numId="50" w16cid:durableId="138963974">
     <w:abstractNumId w:val="52"/>
   </w:num>
-  <w:num w:numId="51" w16cid:durableId="635910569">
-    <w:abstractNumId w:val="26"/>
-  </w:num>
-  <w:num w:numId="52" w16cid:durableId="1824153588">
+  <w:num w:numId="51" w16cid:durableId="1824153588">
     <w:abstractNumId w:val="35"/>
   </w:num>
-  <w:num w:numId="53" w16cid:durableId="1059717416">
-    <w:abstractNumId w:val="7"/>
+  <w:num w:numId="52" w16cid:durableId="1059717416">
+    <w:abstractNumId w:val="8"/>
   </w:num>
-  <w:num w:numId="54" w16cid:durableId="1735008323">
+  <w:num w:numId="53" w16cid:durableId="1735008323">
     <w:abstractNumId w:val="47"/>
+  </w:num>
+  <w:num w:numId="54" w16cid:durableId="1612975694">
+    <w:abstractNumId w:val="0"/>
   </w:num>
   <w:numIdMacAtCleanup w:val="54"/>
 </w:numbering>

--- a/assets/data/Mindset 01/Mindset1- Custom.docx
+++ b/assets/data/Mindset 01/Mindset1- Custom.docx
@@ -2,254 +2,6 @@
 <file path=word/document.xml><?xml version="1.0" encoding="utf-8"?>
 <w:document xmlns:wpc="http://schemas.microsoft.com/office/word/2010/wordprocessingCanvas" xmlns:cx="http://schemas.microsoft.com/office/drawing/2014/chartex" xmlns:cx1="http://schemas.microsoft.com/office/drawing/2015/9/8/chartex" xmlns:cx2="http://schemas.microsoft.com/office/drawing/2015/10/21/chartex" xmlns:cx3="http://schemas.microsoft.com/office/drawing/2016/5/9/chartex" xmlns:cx4="http://schemas.microsoft.com/office/drawing/2016/5/10/chartex" xmlns:cx5="http://schemas.microsoft.com/office/drawing/2016/5/11/chartex" xmlns:cx6="http://schemas.microsoft.com/office/drawing/2016/5/12/chartex" xmlns:cx7="http://schemas.microsoft.com/office/drawing/2016/5/13/chartex" xmlns:cx8="http://schemas.microsoft.com/office/drawing/2016/5/14/chartex" xmlns:mc="http://schemas.openxmlformats.org/markup-compatibility/2006" xmlns:aink="http://schemas.microsoft.com/office/drawing/2016/ink" xmlns:am3d="http://schemas.microsoft.com/office/drawing/2017/model3d" xmlns:o="urn:schemas-microsoft-com:office:office" xmlns:oel="http://schemas.microsoft.com/office/2019/extlst" xmlns:r="http://schemas.openxmlformats.org/officeDocument/2006/relationships" xmlns:m="http://schemas.openxmlformats.org/officeDocument/2006/math" xmlns:v="urn:schemas-microsoft-com:vml" xmlns:wp14="http://schemas.microsoft.com/office/word/2010/wordprocessingDrawing" xmlns:wp="http://schemas.openxmlformats.org/drawingml/2006/wordprocessingDrawing" xmlns:w10="urn:schemas-microsoft-com:office:word" xmlns:w="http://schemas.openxmlformats.org/wordprocessingml/2006/main" xmlns:w14="http://schemas.microsoft.com/office/word/2010/wordml" xmlns:w15="http://schemas.microsoft.com/office/word/2012/wordml" xmlns:w16cei="http://schemas.microsoft.com/office/word/2026/wordml/cei" xmlns:w16cex="http://schemas.microsoft.com/office/word/2018/wordml/cex" xmlns:w16cid="http://schemas.microsoft.com/office/word/2016/wordml/cid" xmlns:w16="http://schemas.microsoft.com/office/word/2018/wordml" xmlns:w16du="http://schemas.microsoft.com/office/word/2023/wordml/word16du" xmlns:w16sdtdh="http://schemas.microsoft.com/office/word/2020/wordml/sdtdatahash" xmlns:w16sdtfl="http://schemas.microsoft.com/office/word/2024/wordml/sdtformatlock" xmlns:w16se="http://schemas.microsoft.com/office/word/2015/wordml/symex" xmlns:wpg="http://schemas.microsoft.com/office/word/2010/wordprocessingGroup" xmlns:wpi="http://schemas.microsoft.com/office/word/2010/wordprocessingInk" xmlns:wne="http://schemas.microsoft.com/office/word/2006/wordml" xmlns:wps="http://schemas.microsoft.com/office/word/2010/wordprocessingShape" mc:Ignorable="w14 w15 w16se w16cid w16 w16cex w16sdtdh w16sdtfl w16du wp14">
   <w:body>
-    <w:p>
-      <w:bookmarkStart w:id="0" w:name="_Hlk231802413"/>
-      <w:r>
-        <w:br w:type="page"/>
-      </w:r>
-    </w:p>
-    <w:p>
-      <w:r>
-        <w:lastRenderedPageBreak/>
-        <w:br w:type="page"/>
-      </w:r>
-      <w:r>
-        <w:lastRenderedPageBreak/>
-        <w:br w:type="page"/>
-      </w:r>
-    </w:p>
-    <w:p>
-      <w:r>
-        <w:lastRenderedPageBreak/>
-        <w:br w:type="page"/>
-      </w:r>
-    </w:p>
-    <w:p>
-      <w:r>
-        <w:lastRenderedPageBreak/>
-        <w:br w:type="page"/>
-      </w:r>
-    </w:p>
-    <w:p>
-      <w:r>
-        <w:lastRenderedPageBreak/>
-        <w:br w:type="page"/>
-      </w:r>
-    </w:p>
-    <w:p>
-      <w:r>
-        <w:lastRenderedPageBreak/>
-        <w:br w:type="page"/>
-      </w:r>
-    </w:p>
-    <w:p>
-      <w:r>
-        <w:lastRenderedPageBreak/>
-        <w:br w:type="page"/>
-      </w:r>
-    </w:p>
-    <w:tbl>
-      <w:tblPr>
-        <w:tblStyle w:val="DottedTable"/>
-        <w:tblW w:w="14312" w:type="dxa"/>
-        <w:tblLook w:val="04A0" w:firstRow="1" w:lastRow="0" w:firstColumn="1" w:lastColumn="0" w:noHBand="0" w:noVBand="1"/>
-      </w:tblPr>
-      <w:tblGrid>
-        <w:gridCol w:w="14312"/>
-      </w:tblGrid>
-      <w:tr>
-        <w:tc>
-          <w:tcPr>
-            <w:tcW w:w="14312" w:type="dxa"/>
-            <w:shd w:val="clear" w:color="auto" w:fill="DDF03C"/>
-          </w:tcPr>
-          <w:tbl>
-            <w:tblPr>
-              <w:tblStyle w:val="DottedTable"/>
-              <w:tblW w:w="0" w:type="auto"/>
-              <w:tblLook w:val="04A0" w:firstRow="1" w:lastRow="0" w:firstColumn="1" w:lastColumn="0" w:noHBand="0" w:noVBand="1"/>
-            </w:tblPr>
-            <w:tblGrid>
-              <w:gridCol w:w="3859"/>
-            </w:tblGrid>
-            <w:tr>
-              <w:tc>
-                <w:tcPr>
-                  <w:tcW w:w="0" w:type="auto"/>
-                  <w:tcBorders>
-                    <w:top w:val="single" w:sz="24" w:space="0" w:color="auto"/>
-                    <w:left w:val="single" w:sz="24" w:space="0" w:color="auto"/>
-                    <w:bottom w:val="single" w:sz="24" w:space="0" w:color="auto"/>
-                    <w:right w:val="single" w:sz="24" w:space="0" w:color="auto"/>
-                  </w:tcBorders>
-                  <w:tcMar>
-                    <w:left w:w="0" w:type="dxa"/>
-                    <w:right w:w="0" w:type="dxa"/>
-                  </w:tcMar>
-                </w:tcPr>
-                <w:p>
-                  <w:pPr>
-                    <w:rPr>
-                      <w:rFonts w:ascii="Source Sans 3 ExtraBold" w:hAnsi="Source Sans 3 ExtraBold"/>
-                      <w:b/>
-                      <w:bCs/>
-                      <w:color w:val="DDF03C"/>
-                      <w:sz w:val="34"/>
-                      <w:szCs w:val="34"/>
-                      <w:shd w:val="clear" w:color="auto" w:fill="FFFFFF" w:themeFill="background1"/>
-                    </w:rPr>
-                  </w:pPr>
-                  <w:r>
-                    <w:rPr>
-                      <w:rFonts w:ascii="Source Sans 3 ExtraBold" w:hAnsi="Source Sans 3 ExtraBold"/>
-                      <w:b/>
-                      <w:bCs/>
-                      <w:sz w:val="34"/>
-                      <w:szCs w:val="34"/>
-                      <w:shd w:val="clear" w:color="auto" w:fill="FFFFFF" w:themeFill="background1"/>
-                    </w:rPr>
-                    <w:lastRenderedPageBreak/>
-                    <w:t xml:space="preserve">UNIT/01: </w:t>
-                  </w:r>
-                  <w:r>
-                    <w:rPr>
-                      <w:rFonts w:ascii="Source Sans 3 ExtraBold" w:hAnsi="Source Sans 3 ExtraBold"/>
-                      <w:b/>
-                      <w:bCs/>
-                      <w:color w:val="DDF03C"/>
-                      <w:sz w:val="34"/>
-                      <w:szCs w:val="34"/>
-                      <w:shd w:val="clear" w:color="auto" w:fill="FFFFFF" w:themeFill="background1"/>
-                    </w:rPr>
-                    <w:t>RELATIONSHIPS</w:t>
-                  </w:r>
-                </w:p>
-              </w:tc>
-            </w:tr>
-          </w:tbl>
-          <w:p>
-            <w:pPr>
-              <w:rPr>
-                <w:rFonts w:ascii="Source Sans 3 Black" w:hAnsi="Source Sans 3 Black"/>
-                <w:b/>
-                <w:bCs/>
-                <w:color w:val="FFFFFF" w:themeColor="background1"/>
-                <w:sz w:val="90"/>
-                <w:szCs w:val="90"/>
-              </w:rPr>
-            </w:pPr>
-            <w:r>
-              <w:rPr>
-                <w:rFonts w:ascii="Source Sans 3 Black" w:hAnsi="Source Sans 3 Black"/>
-                <w:b/>
-                <w:bCs/>
-                <w:color w:val="FFFFFF" w:themeColor="background1"/>
-                <w:sz w:val="90"/>
-                <w:szCs w:val="90"/>
-              </w:rPr>
-              <w:t>READING</w:t>
-            </w:r>
-          </w:p>
-          <w:p>
-            <w:pPr>
-              <w:rPr>
-                <w:rFonts w:ascii="Source Sans 3 Bold" w:hAnsi="Source Sans 3 Bold"/>
-                <w:b/>
-                <w:bCs/>
-                <w:caps/>
-              </w:rPr>
-            </w:pPr>
-            <w:r>
-              <w:rPr>
-                <w:rFonts w:ascii="Source Sans 3 Bold" w:hAnsi="Source Sans 3 Bold"/>
-                <w:b/>
-                <w:bCs/>
-                <w:caps/>
-              </w:rPr>
-              <w:t>IN THIS unIT YOU WILL</w:t>
-            </w:r>
-            <w:r>
-              <w:rPr>
-                <w:rFonts w:ascii="Source Sans 3 Bold" w:hAnsi="Source Sans 3 Bold"/>
-                <w:b/>
-                <w:bCs/>
-                <w:caps/>
-              </w:rPr>
-              <w:br/>
-              <w:t>LEARN HOW TO</w:t>
-            </w:r>
-          </w:p>
-          <w:p>
-            <w:pPr>
-              <w:pStyle w:val="ListParagraph"/>
-              <w:numPr>
-                <w:ilvl w:val="0"/>
-                <w:numId w:val="1"/>
-              </w:numPr>
-              <w:ind w:left="284" w:hanging="284"/>
-              <w:rPr>
-                <w:rFonts w:ascii="Source Sans 3" w:hAnsi="Source Sans 3"/>
-                <w:sz w:val="23"/>
-                <w:szCs w:val="23"/>
-              </w:rPr>
-            </w:pPr>
-            <w:r>
-              <w:rPr>
-                <w:rFonts w:ascii="Source Sans 3" w:hAnsi="Source Sans 3"/>
-                <w:sz w:val="23"/>
-                <w:szCs w:val="23"/>
-              </w:rPr>
-              <w:t>answer questions using up to three words</w:t>
-            </w:r>
-          </w:p>
-          <w:p>
-            <w:pPr>
-              <w:pStyle w:val="ListParagraph"/>
-              <w:numPr>
-                <w:ilvl w:val="0"/>
-                <w:numId w:val="1"/>
-              </w:numPr>
-              <w:ind w:left="284" w:hanging="284"/>
-              <w:rPr>
-                <w:rFonts w:ascii="Source Sans 3" w:hAnsi="Source Sans 3"/>
-                <w:sz w:val="23"/>
-                <w:szCs w:val="23"/>
-              </w:rPr>
-            </w:pPr>
-            <w:r>
-              <w:rPr>
-                <w:rFonts w:ascii="Source Sans 3" w:hAnsi="Source Sans 3"/>
-                <w:sz w:val="23"/>
-                <w:szCs w:val="23"/>
-              </w:rPr>
-              <w:t>identify key words in a question</w:t>
-            </w:r>
-          </w:p>
-          <w:p>
-            <w:pPr>
-              <w:pStyle w:val="ListParagraph"/>
-              <w:numPr>
-                <w:ilvl w:val="0"/>
-                <w:numId w:val="1"/>
-              </w:numPr>
-              <w:ind w:left="284" w:hanging="284"/>
-              <w:rPr>
-                <w:sz w:val="26"/>
-                <w:szCs w:val="26"/>
-              </w:rPr>
-            </w:pPr>
-            <w:r>
-              <w:rPr>
-                <w:rFonts w:ascii="Source Sans 3" w:hAnsi="Source Sans 3"/>
-                <w:sz w:val="23"/>
-                <w:szCs w:val="23"/>
-              </w:rPr>
-              <w:t>scan a text to find specific information.</w:t>
-            </w:r>
-          </w:p>
-        </w:tc>
-      </w:tr>
-    </w:tbl>
     <w:p>
       <w:pPr>
         <w:spacing w:before="240" w:after="0"/>
@@ -262,8 +14,7 @@
           <w:lang w:bidi="ar-SA"/>
         </w:rPr>
       </w:pPr>
-      <w:bookmarkStart w:id="1" w:name="_Hlk231802801"/>
-      <w:bookmarkEnd w:id="0"/>
+      <w:bookmarkStart w:id="0" w:name="_Hlk231802801"/>
     </w:p>
     <w:tbl>
       <w:tblPr>
@@ -363,7 +114,7 @@
                 <w:tcPr>
                   <w:tcW w:w="385" w:type="dxa"/>
                 </w:tcPr>
-                <w:bookmarkEnd w:id="1"/>
+                <w:bookmarkEnd w:id="0"/>
                 <w:p>
                   <w:pPr>
                     <w:rPr>

--- a/assets/data/Mindset 01/Mindset1- Custom.docx
+++ b/assets/data/Mindset 01/Mindset1- Custom.docx
@@ -6,12 +6,12 @@
       <w:pPr>
         <w:spacing w:before="240" w:after="0"/>
         <w:rPr>
-          <w:rFonts w:ascii="Source Sans 3 Medium" w:hAnsi="Source Sans 3 Medium"/>
+          <w:rFonts w:ascii="Source Sans 3 Medium" w:hAnsi="Source Sans 3 Medium" w:hint="cs"/>
           <w:b/>
           <w:bCs/>
           <w:sz w:val="2"/>
           <w:szCs w:val="2"/>
-          <w:lang w:bidi="ar-SA"/>
+          <w:rtl/>
         </w:rPr>
       </w:pPr>
       <w:bookmarkStart w:id="0" w:name="_Hlk231802801"/>
@@ -5119,7 +5119,7 @@
                           <pic:cNvPicPr/>
                         </pic:nvPicPr>
                         <pic:blipFill>
-                          <a:blip r:embed="rId5"/>
+                          <a:blip r:embed="rId7"/>
                           <a:stretch>
                             <a:fillRect/>
                           </a:stretch>
@@ -5199,7 +5199,7 @@
                                 <pic:cNvPicPr/>
                               </pic:nvPicPr>
                               <pic:blipFill>
-                                <a:blip r:embed="rId6"/>
+                                <a:blip r:embed="rId8"/>
                                 <a:stretch>
                                   <a:fillRect/>
                                 </a:stretch>
@@ -5381,7 +5381,7 @@
                                 <pic:cNvPicPr/>
                               </pic:nvPicPr>
                               <pic:blipFill>
-                                <a:blip r:embed="rId7"/>
+                                <a:blip r:embed="rId9"/>
                                 <a:stretch>
                                   <a:fillRect/>
                                 </a:stretch>
@@ -5527,7 +5527,7 @@
                                 <pic:cNvPicPr/>
                               </pic:nvPicPr>
                               <pic:blipFill>
-                                <a:blip r:embed="rId8"/>
+                                <a:blip r:embed="rId10"/>
                                 <a:stretch>
                                   <a:fillRect/>
                                 </a:stretch>
@@ -6279,7 +6279,7 @@
                           <pic:cNvPicPr/>
                         </pic:nvPicPr>
                         <pic:blipFill>
-                          <a:blip r:embed="rId9"/>
+                          <a:blip r:embed="rId11"/>
                           <a:stretch>
                             <a:fillRect/>
                           </a:stretch>
@@ -6333,150 +6333,6 @@
                   <wp:extent cx="1743075" cy="1190625"/>
                   <wp:effectExtent l="0" t="0" r="9525" b="9525"/>
                   <wp:docPr id="6" name="Picture 6"/>
-                  <wp:cNvGraphicFramePr>
-                    <a:graphicFrameLocks xmlns:a="http://schemas.openxmlformats.org/drawingml/2006/main" noChangeAspect="1"/>
-                  </wp:cNvGraphicFramePr>
-                  <a:graphic xmlns:a="http://schemas.openxmlformats.org/drawingml/2006/main">
-                    <a:graphicData uri="http://schemas.openxmlformats.org/drawingml/2006/picture">
-                      <pic:pic xmlns:pic="http://schemas.openxmlformats.org/drawingml/2006/picture">
-                        <pic:nvPicPr>
-                          <pic:cNvPr id="1" name=""/>
-                          <pic:cNvPicPr/>
-                        </pic:nvPicPr>
-                        <pic:blipFill>
-                          <a:blip r:embed="rId10"/>
-                          <a:stretch>
-                            <a:fillRect/>
-                          </a:stretch>
-                        </pic:blipFill>
-                        <pic:spPr>
-                          <a:xfrm>
-                            <a:off x="0" y="0"/>
-                            <a:ext cx="1743075" cy="1190625"/>
-                          </a:xfrm>
-                          <a:prstGeom prst="rect">
-                            <a:avLst/>
-                          </a:prstGeom>
-                        </pic:spPr>
-                      </pic:pic>
-                    </a:graphicData>
-                  </a:graphic>
-                </wp:inline>
-              </w:drawing>
-            </w:r>
-          </w:p>
-        </w:tc>
-        <w:tc>
-          <w:tcPr>
-            <w:tcW w:w="4604" w:type="dxa"/>
-            <w:gridSpan w:val="2"/>
-          </w:tcPr>
-          <w:p>
-            <w:pPr>
-              <w:rPr>
-                <w:rFonts w:ascii="Source Sans 3 SemiBold" w:hAnsi="Source Sans 3 SemiBold"/>
-                <w:b/>
-                <w:bCs/>
-                <w:noProof/>
-                <w:color w:val="FFFFFF" w:themeColor="background1"/>
-                <w:bdr w:val="single" w:sz="24" w:space="0" w:color="F4A349"/>
-                <w:shd w:val="clear" w:color="auto" w:fill="EF4740"/>
-              </w:rPr>
-            </w:pPr>
-            <w:r>
-              <w:rPr>
-                <w:rFonts w:ascii="Source Sans 3 SemiBold" w:hAnsi="Source Sans 3 SemiBold"/>
-                <w:b/>
-                <w:bCs/>
-                <w:noProof/>
-                <w:color w:val="FFFFFF" w:themeColor="background1"/>
-                <w:bdr w:val="single" w:sz="24" w:space="0" w:color="F4A349"/>
-                <w:shd w:val="clear" w:color="auto" w:fill="EF4740"/>
-              </w:rPr>
-              <w:drawing>
-                <wp:inline distT="0" distB="0" distL="0" distR="0" wp14:anchorId="7BD1AEF3" wp14:editId="36319398">
-                  <wp:extent cx="1476375" cy="1181100"/>
-                  <wp:effectExtent l="0" t="0" r="9525" b="0"/>
-                  <wp:docPr id="7" name="Picture 7"/>
-                  <wp:cNvGraphicFramePr>
-                    <a:graphicFrameLocks xmlns:a="http://schemas.openxmlformats.org/drawingml/2006/main" noChangeAspect="1"/>
-                  </wp:cNvGraphicFramePr>
-                  <a:graphic xmlns:a="http://schemas.openxmlformats.org/drawingml/2006/main">
-                    <a:graphicData uri="http://schemas.openxmlformats.org/drawingml/2006/picture">
-                      <pic:pic xmlns:pic="http://schemas.openxmlformats.org/drawingml/2006/picture">
-                        <pic:nvPicPr>
-                          <pic:cNvPr id="1" name=""/>
-                          <pic:cNvPicPr/>
-                        </pic:nvPicPr>
-                        <pic:blipFill>
-                          <a:blip r:embed="rId11"/>
-                          <a:stretch>
-                            <a:fillRect/>
-                          </a:stretch>
-                        </pic:blipFill>
-                        <pic:spPr>
-                          <a:xfrm>
-                            <a:off x="0" y="0"/>
-                            <a:ext cx="1476375" cy="1181100"/>
-                          </a:xfrm>
-                          <a:prstGeom prst="rect">
-                            <a:avLst/>
-                          </a:prstGeom>
-                        </pic:spPr>
-                      </pic:pic>
-                    </a:graphicData>
-                  </a:graphic>
-                </wp:inline>
-              </w:drawing>
-            </w:r>
-          </w:p>
-        </w:tc>
-      </w:tr>
-      <w:tr>
-        <w:tc>
-          <w:tcPr>
-            <w:tcW w:w="582" w:type="dxa"/>
-          </w:tcPr>
-          <w:p>
-            <w:pPr>
-              <w:rPr>
-                <w:bCs/>
-                <w:szCs w:val="26"/>
-              </w:rPr>
-            </w:pPr>
-          </w:p>
-        </w:tc>
-        <w:tc>
-          <w:tcPr>
-            <w:tcW w:w="4603" w:type="dxa"/>
-          </w:tcPr>
-          <w:p>
-            <w:pPr>
-              <w:rPr>
-                <w:rFonts w:ascii="Source Sans 3 SemiBold" w:hAnsi="Source Sans 3 SemiBold"/>
-                <w:b/>
-                <w:bCs/>
-                <w:noProof/>
-                <w:color w:val="FFFFFF" w:themeColor="background1"/>
-                <w:bdr w:val="single" w:sz="24" w:space="0" w:color="F4A349"/>
-                <w:shd w:val="clear" w:color="auto" w:fill="EF4740"/>
-              </w:rPr>
-            </w:pPr>
-            <w:r>
-              <w:rPr>
-                <w:rFonts w:ascii="Source Sans 3 SemiBold" w:hAnsi="Source Sans 3 SemiBold"/>
-                <w:b/>
-                <w:bCs/>
-                <w:noProof/>
-                <w:color w:val="FFFFFF" w:themeColor="background1"/>
-                <w:bdr w:val="single" w:sz="24" w:space="0" w:color="F4A349"/>
-                <w:shd w:val="clear" w:color="auto" w:fill="EF4740"/>
-              </w:rPr>
-              <w:drawing>
-                <wp:inline distT="0" distB="0" distL="0" distR="0" wp14:anchorId="5A12DA47" wp14:editId="204CC9EF">
-                  <wp:extent cx="1381125" cy="1181100"/>
-                  <wp:effectExtent l="0" t="0" r="9525" b="0"/>
-                  <wp:docPr id="8" name="Picture 8"/>
                   <wp:cNvGraphicFramePr>
                     <a:graphicFrameLocks xmlns:a="http://schemas.openxmlformats.org/drawingml/2006/main" noChangeAspect="1"/>
                   </wp:cNvGraphicFramePr>
@@ -6496,7 +6352,7 @@
                         <pic:spPr>
                           <a:xfrm>
                             <a:off x="0" y="0"/>
-                            <a:ext cx="1381125" cy="1181100"/>
+                            <a:ext cx="1743075" cy="1190625"/>
                           </a:xfrm>
                           <a:prstGeom prst="rect">
                             <a:avLst/>
@@ -6512,7 +6368,7 @@
         </w:tc>
         <w:tc>
           <w:tcPr>
-            <w:tcW w:w="4603" w:type="dxa"/>
+            <w:tcW w:w="4604" w:type="dxa"/>
             <w:gridSpan w:val="2"/>
           </w:tcPr>
           <w:p>
@@ -6538,10 +6394,10 @@
                 <w:shd w:val="clear" w:color="auto" w:fill="EF4740"/>
               </w:rPr>
               <w:drawing>
-                <wp:inline distT="0" distB="0" distL="0" distR="0" wp14:anchorId="0726FC59" wp14:editId="7DABA1A5">
-                  <wp:extent cx="1085850" cy="1181100"/>
-                  <wp:effectExtent l="0" t="0" r="0" b="0"/>
-                  <wp:docPr id="9" name="Picture 9"/>
+                <wp:inline distT="0" distB="0" distL="0" distR="0" wp14:anchorId="7BD1AEF3" wp14:editId="36319398">
+                  <wp:extent cx="1476375" cy="1181100"/>
+                  <wp:effectExtent l="0" t="0" r="9525" b="0"/>
+                  <wp:docPr id="7" name="Picture 7"/>
                   <wp:cNvGraphicFramePr>
                     <a:graphicFrameLocks xmlns:a="http://schemas.openxmlformats.org/drawingml/2006/main" noChangeAspect="1"/>
                   </wp:cNvGraphicFramePr>
@@ -6561,6 +6417,150 @@
                         <pic:spPr>
                           <a:xfrm>
                             <a:off x="0" y="0"/>
+                            <a:ext cx="1476375" cy="1181100"/>
+                          </a:xfrm>
+                          <a:prstGeom prst="rect">
+                            <a:avLst/>
+                          </a:prstGeom>
+                        </pic:spPr>
+                      </pic:pic>
+                    </a:graphicData>
+                  </a:graphic>
+                </wp:inline>
+              </w:drawing>
+            </w:r>
+          </w:p>
+        </w:tc>
+      </w:tr>
+      <w:tr>
+        <w:tc>
+          <w:tcPr>
+            <w:tcW w:w="582" w:type="dxa"/>
+          </w:tcPr>
+          <w:p>
+            <w:pPr>
+              <w:rPr>
+                <w:bCs/>
+                <w:szCs w:val="26"/>
+              </w:rPr>
+            </w:pPr>
+          </w:p>
+        </w:tc>
+        <w:tc>
+          <w:tcPr>
+            <w:tcW w:w="4603" w:type="dxa"/>
+          </w:tcPr>
+          <w:p>
+            <w:pPr>
+              <w:rPr>
+                <w:rFonts w:ascii="Source Sans 3 SemiBold" w:hAnsi="Source Sans 3 SemiBold"/>
+                <w:b/>
+                <w:bCs/>
+                <w:noProof/>
+                <w:color w:val="FFFFFF" w:themeColor="background1"/>
+                <w:bdr w:val="single" w:sz="24" w:space="0" w:color="F4A349"/>
+                <w:shd w:val="clear" w:color="auto" w:fill="EF4740"/>
+              </w:rPr>
+            </w:pPr>
+            <w:r>
+              <w:rPr>
+                <w:rFonts w:ascii="Source Sans 3 SemiBold" w:hAnsi="Source Sans 3 SemiBold"/>
+                <w:b/>
+                <w:bCs/>
+                <w:noProof/>
+                <w:color w:val="FFFFFF" w:themeColor="background1"/>
+                <w:bdr w:val="single" w:sz="24" w:space="0" w:color="F4A349"/>
+                <w:shd w:val="clear" w:color="auto" w:fill="EF4740"/>
+              </w:rPr>
+              <w:drawing>
+                <wp:inline distT="0" distB="0" distL="0" distR="0" wp14:anchorId="5A12DA47" wp14:editId="204CC9EF">
+                  <wp:extent cx="1381125" cy="1181100"/>
+                  <wp:effectExtent l="0" t="0" r="9525" b="0"/>
+                  <wp:docPr id="8" name="Picture 8"/>
+                  <wp:cNvGraphicFramePr>
+                    <a:graphicFrameLocks xmlns:a="http://schemas.openxmlformats.org/drawingml/2006/main" noChangeAspect="1"/>
+                  </wp:cNvGraphicFramePr>
+                  <a:graphic xmlns:a="http://schemas.openxmlformats.org/drawingml/2006/main">
+                    <a:graphicData uri="http://schemas.openxmlformats.org/drawingml/2006/picture">
+                      <pic:pic xmlns:pic="http://schemas.openxmlformats.org/drawingml/2006/picture">
+                        <pic:nvPicPr>
+                          <pic:cNvPr id="1" name=""/>
+                          <pic:cNvPicPr/>
+                        </pic:nvPicPr>
+                        <pic:blipFill>
+                          <a:blip r:embed="rId14"/>
+                          <a:stretch>
+                            <a:fillRect/>
+                          </a:stretch>
+                        </pic:blipFill>
+                        <pic:spPr>
+                          <a:xfrm>
+                            <a:off x="0" y="0"/>
+                            <a:ext cx="1381125" cy="1181100"/>
+                          </a:xfrm>
+                          <a:prstGeom prst="rect">
+                            <a:avLst/>
+                          </a:prstGeom>
+                        </pic:spPr>
+                      </pic:pic>
+                    </a:graphicData>
+                  </a:graphic>
+                </wp:inline>
+              </w:drawing>
+            </w:r>
+          </w:p>
+        </w:tc>
+        <w:tc>
+          <w:tcPr>
+            <w:tcW w:w="4603" w:type="dxa"/>
+            <w:gridSpan w:val="2"/>
+          </w:tcPr>
+          <w:p>
+            <w:pPr>
+              <w:rPr>
+                <w:rFonts w:ascii="Source Sans 3 SemiBold" w:hAnsi="Source Sans 3 SemiBold"/>
+                <w:b/>
+                <w:bCs/>
+                <w:noProof/>
+                <w:color w:val="FFFFFF" w:themeColor="background1"/>
+                <w:bdr w:val="single" w:sz="24" w:space="0" w:color="F4A349"/>
+                <w:shd w:val="clear" w:color="auto" w:fill="EF4740"/>
+              </w:rPr>
+            </w:pPr>
+            <w:r>
+              <w:rPr>
+                <w:rFonts w:ascii="Source Sans 3 SemiBold" w:hAnsi="Source Sans 3 SemiBold"/>
+                <w:b/>
+                <w:bCs/>
+                <w:noProof/>
+                <w:color w:val="FFFFFF" w:themeColor="background1"/>
+                <w:bdr w:val="single" w:sz="24" w:space="0" w:color="F4A349"/>
+                <w:shd w:val="clear" w:color="auto" w:fill="EF4740"/>
+              </w:rPr>
+              <w:drawing>
+                <wp:inline distT="0" distB="0" distL="0" distR="0" wp14:anchorId="0726FC59" wp14:editId="7DABA1A5">
+                  <wp:extent cx="1085850" cy="1181100"/>
+                  <wp:effectExtent l="0" t="0" r="0" b="0"/>
+                  <wp:docPr id="9" name="Picture 9"/>
+                  <wp:cNvGraphicFramePr>
+                    <a:graphicFrameLocks xmlns:a="http://schemas.openxmlformats.org/drawingml/2006/main" noChangeAspect="1"/>
+                  </wp:cNvGraphicFramePr>
+                  <a:graphic xmlns:a="http://schemas.openxmlformats.org/drawingml/2006/main">
+                    <a:graphicData uri="http://schemas.openxmlformats.org/drawingml/2006/picture">
+                      <pic:pic xmlns:pic="http://schemas.openxmlformats.org/drawingml/2006/picture">
+                        <pic:nvPicPr>
+                          <pic:cNvPr id="1" name=""/>
+                          <pic:cNvPicPr/>
+                        </pic:nvPicPr>
+                        <pic:blipFill>
+                          <a:blip r:embed="rId15"/>
+                          <a:stretch>
+                            <a:fillRect/>
+                          </a:stretch>
+                        </pic:blipFill>
+                        <pic:spPr>
+                          <a:xfrm>
+                            <a:off x="0" y="0"/>
                             <a:ext cx="1085850" cy="1181100"/>
                           </a:xfrm>
                           <a:prstGeom prst="rect">
@@ -6618,7 +6618,7 @@
                           <pic:cNvPicPr/>
                         </pic:nvPicPr>
                         <pic:blipFill>
-                          <a:blip r:embed="rId14"/>
+                          <a:blip r:embed="rId16"/>
                           <a:stretch>
                             <a:fillRect/>
                           </a:stretch>
@@ -8855,7 +8855,7 @@
                                 <pic:cNvPicPr/>
                               </pic:nvPicPr>
                               <pic:blipFill>
-                                <a:blip r:embed="rId15"/>
+                                <a:blip r:embed="rId17"/>
                                 <a:stretch>
                                   <a:fillRect/>
                                 </a:stretch>
@@ -8910,139 +8910,6 @@
                         <wp:extent cx="1838325" cy="1057275"/>
                         <wp:effectExtent l="0" t="0" r="9525" b="9525"/>
                         <wp:docPr id="12" name="Picture 12"/>
-                        <wp:cNvGraphicFramePr>
-                          <a:graphicFrameLocks xmlns:a="http://schemas.openxmlformats.org/drawingml/2006/main" noChangeAspect="1"/>
-                        </wp:cNvGraphicFramePr>
-                        <a:graphic xmlns:a="http://schemas.openxmlformats.org/drawingml/2006/main">
-                          <a:graphicData uri="http://schemas.openxmlformats.org/drawingml/2006/picture">
-                            <pic:pic xmlns:pic="http://schemas.openxmlformats.org/drawingml/2006/picture">
-                              <pic:nvPicPr>
-                                <pic:cNvPr id="1" name=""/>
-                                <pic:cNvPicPr/>
-                              </pic:nvPicPr>
-                              <pic:blipFill>
-                                <a:blip r:embed="rId16"/>
-                                <a:stretch>
-                                  <a:fillRect/>
-                                </a:stretch>
-                              </pic:blipFill>
-                              <pic:spPr>
-                                <a:xfrm>
-                                  <a:off x="0" y="0"/>
-                                  <a:ext cx="1838325" cy="1057275"/>
-                                </a:xfrm>
-                                <a:prstGeom prst="rect">
-                                  <a:avLst/>
-                                </a:prstGeom>
-                              </pic:spPr>
-                            </pic:pic>
-                          </a:graphicData>
-                        </a:graphic>
-                      </wp:inline>
-                    </w:drawing>
-                  </w:r>
-                </w:p>
-              </w:tc>
-              <w:tc>
-                <w:tcPr>
-                  <w:tcW w:w="3354" w:type="dxa"/>
-                  <w:gridSpan w:val="2"/>
-                  <w:vAlign w:val="bottom"/>
-                </w:tcPr>
-                <w:p>
-                  <w:pPr>
-                    <w:pStyle w:val="SS3-115"/>
-                    <w:rPr>
-                      <w:rFonts w:ascii="Source Sans 3 Medium" w:hAnsi="Source Sans 3 Medium"/>
-                      <w:b/>
-                      <w:bCs/>
-                      <w:color w:val="101312"/>
-                      <w:spacing w:val="-2"/>
-                      <w:w w:val="105"/>
-                    </w:rPr>
-                  </w:pPr>
-                  <w:r>
-                    <w:rPr>
-                      <w:rFonts w:ascii="Source Sans 3 Medium" w:hAnsi="Source Sans 3 Medium"/>
-                      <w:b/>
-                      <w:bCs/>
-                      <w:noProof/>
-                      <w:color w:val="101312"/>
-                      <w:spacing w:val="-2"/>
-                      <w:w w:val="105"/>
-                    </w:rPr>
-                    <w:drawing>
-                      <wp:inline distT="0" distB="0" distL="0" distR="0" wp14:anchorId="2D1BE18C" wp14:editId="21A87BF9">
-                        <wp:extent cx="1533525" cy="1057275"/>
-                        <wp:effectExtent l="0" t="0" r="9525" b="9525"/>
-                        <wp:docPr id="13" name="Picture 13"/>
-                        <wp:cNvGraphicFramePr>
-                          <a:graphicFrameLocks xmlns:a="http://schemas.openxmlformats.org/drawingml/2006/main" noChangeAspect="1"/>
-                        </wp:cNvGraphicFramePr>
-                        <a:graphic xmlns:a="http://schemas.openxmlformats.org/drawingml/2006/main">
-                          <a:graphicData uri="http://schemas.openxmlformats.org/drawingml/2006/picture">
-                            <pic:pic xmlns:pic="http://schemas.openxmlformats.org/drawingml/2006/picture">
-                              <pic:nvPicPr>
-                                <pic:cNvPr id="1" name=""/>
-                                <pic:cNvPicPr/>
-                              </pic:nvPicPr>
-                              <pic:blipFill>
-                                <a:blip r:embed="rId17"/>
-                                <a:stretch>
-                                  <a:fillRect/>
-                                </a:stretch>
-                              </pic:blipFill>
-                              <pic:spPr>
-                                <a:xfrm>
-                                  <a:off x="0" y="0"/>
-                                  <a:ext cx="1533525" cy="1057275"/>
-                                </a:xfrm>
-                                <a:prstGeom prst="rect">
-                                  <a:avLst/>
-                                </a:prstGeom>
-                              </pic:spPr>
-                            </pic:pic>
-                          </a:graphicData>
-                        </a:graphic>
-                      </wp:inline>
-                    </w:drawing>
-                  </w:r>
-                </w:p>
-              </w:tc>
-            </w:tr>
-            <w:tr>
-              <w:tc>
-                <w:tcPr>
-                  <w:tcW w:w="2515" w:type="dxa"/>
-                  <w:vAlign w:val="center"/>
-                </w:tcPr>
-                <w:p>
-                  <w:pPr>
-                    <w:pStyle w:val="SS3-115"/>
-                    <w:rPr>
-                      <w:rFonts w:ascii="Source Sans 3 Medium" w:hAnsi="Source Sans 3 Medium"/>
-                      <w:b/>
-                      <w:bCs/>
-                      <w:color w:val="101312"/>
-                      <w:spacing w:val="-2"/>
-                      <w:w w:val="105"/>
-                    </w:rPr>
-                  </w:pPr>
-                  <w:r>
-                    <w:rPr>
-                      <w:rFonts w:ascii="Source Sans 3 Medium" w:hAnsi="Source Sans 3 Medium"/>
-                      <w:b/>
-                      <w:bCs/>
-                      <w:noProof/>
-                      <w:color w:val="101312"/>
-                      <w:spacing w:val="-2"/>
-                      <w:w w:val="105"/>
-                    </w:rPr>
-                    <w:drawing>
-                      <wp:inline distT="0" distB="0" distL="0" distR="0" wp14:anchorId="10507C65" wp14:editId="7AC0E5AF">
-                        <wp:extent cx="1428750" cy="1152525"/>
-                        <wp:effectExtent l="0" t="0" r="0" b="9525"/>
-                        <wp:docPr id="14" name="Picture 14"/>
                         <wp:cNvGraphicFramePr>
                           <a:graphicFrameLocks xmlns:a="http://schemas.openxmlformats.org/drawingml/2006/main" noChangeAspect="1"/>
                         </wp:cNvGraphicFramePr>
@@ -9062,7 +8929,7 @@
                               <pic:spPr>
                                 <a:xfrm>
                                   <a:off x="0" y="0"/>
-                                  <a:ext cx="1428750" cy="1152525"/>
+                                  <a:ext cx="1838325" cy="1057275"/>
                                 </a:xfrm>
                                 <a:prstGeom prst="rect">
                                   <a:avLst/>
@@ -9078,9 +8945,9 @@
               </w:tc>
               <w:tc>
                 <w:tcPr>
-                  <w:tcW w:w="2515" w:type="dxa"/>
+                  <w:tcW w:w="3354" w:type="dxa"/>
                   <w:gridSpan w:val="2"/>
-                  <w:vAlign w:val="center"/>
+                  <w:vAlign w:val="bottom"/>
                 </w:tcPr>
                 <w:p>
                   <w:pPr>
@@ -9105,10 +8972,10 @@
                       <w:w w:val="105"/>
                     </w:rPr>
                     <w:drawing>
-                      <wp:inline distT="0" distB="0" distL="0" distR="0" wp14:anchorId="7A06AA82" wp14:editId="6CC836D5">
-                        <wp:extent cx="1504950" cy="866775"/>
-                        <wp:effectExtent l="0" t="0" r="0" b="9525"/>
-                        <wp:docPr id="15" name="Picture 15"/>
+                      <wp:inline distT="0" distB="0" distL="0" distR="0" wp14:anchorId="2D1BE18C" wp14:editId="21A87BF9">
+                        <wp:extent cx="1533525" cy="1057275"/>
+                        <wp:effectExtent l="0" t="0" r="9525" b="9525"/>
+                        <wp:docPr id="13" name="Picture 13"/>
                         <wp:cNvGraphicFramePr>
                           <a:graphicFrameLocks xmlns:a="http://schemas.openxmlformats.org/drawingml/2006/main" noChangeAspect="1"/>
                         </wp:cNvGraphicFramePr>
@@ -9128,7 +8995,7 @@
                               <pic:spPr>
                                 <a:xfrm>
                                   <a:off x="0" y="0"/>
-                                  <a:ext cx="1504950" cy="866775"/>
+                                  <a:ext cx="1533525" cy="1057275"/>
                                 </a:xfrm>
                                 <a:prstGeom prst="rect">
                                   <a:avLst/>
@@ -9142,10 +9009,12 @@
                   </w:r>
                 </w:p>
               </w:tc>
+            </w:tr>
+            <w:tr>
               <w:tc>
                 <w:tcPr>
-                  <w:tcW w:w="2516" w:type="dxa"/>
-                  <w:gridSpan w:val="2"/>
+                  <w:tcW w:w="2515" w:type="dxa"/>
+                  <w:vAlign w:val="center"/>
                 </w:tcPr>
                 <w:p>
                   <w:pPr>
@@ -9170,10 +9039,10 @@
                       <w:w w:val="105"/>
                     </w:rPr>
                     <w:drawing>
-                      <wp:inline distT="0" distB="0" distL="0" distR="0" wp14:anchorId="7B16C3A3" wp14:editId="335C4398">
-                        <wp:extent cx="1114425" cy="1162050"/>
-                        <wp:effectExtent l="0" t="0" r="9525" b="0"/>
-                        <wp:docPr id="16" name="Picture 16"/>
+                      <wp:inline distT="0" distB="0" distL="0" distR="0" wp14:anchorId="10507C65" wp14:editId="7AC0E5AF">
+                        <wp:extent cx="1428750" cy="1152525"/>
+                        <wp:effectExtent l="0" t="0" r="0" b="9525"/>
+                        <wp:docPr id="14" name="Picture 14"/>
                         <wp:cNvGraphicFramePr>
                           <a:graphicFrameLocks xmlns:a="http://schemas.openxmlformats.org/drawingml/2006/main" noChangeAspect="1"/>
                         </wp:cNvGraphicFramePr>
@@ -9193,7 +9062,7 @@
                               <pic:spPr>
                                 <a:xfrm>
                                   <a:off x="0" y="0"/>
-                                  <a:ext cx="1114425" cy="1162050"/>
+                                  <a:ext cx="1428750" cy="1152525"/>
                                 </a:xfrm>
                                 <a:prstGeom prst="rect">
                                   <a:avLst/>
@@ -9209,7 +9078,9 @@
               </w:tc>
               <w:tc>
                 <w:tcPr>
-                  <w:tcW w:w="2516" w:type="dxa"/>
+                  <w:tcW w:w="2515" w:type="dxa"/>
+                  <w:gridSpan w:val="2"/>
+                  <w:vAlign w:val="center"/>
                 </w:tcPr>
                 <w:p>
                   <w:pPr>
@@ -9234,10 +9105,10 @@
                       <w:w w:val="105"/>
                     </w:rPr>
                     <w:drawing>
-                      <wp:inline distT="0" distB="0" distL="0" distR="0" wp14:anchorId="0A5BFC01" wp14:editId="05DF7281">
-                        <wp:extent cx="942975" cy="1343025"/>
-                        <wp:effectExtent l="0" t="0" r="9525" b="9525"/>
-                        <wp:docPr id="17" name="Picture 17"/>
+                      <wp:inline distT="0" distB="0" distL="0" distR="0" wp14:anchorId="7A06AA82" wp14:editId="6CC836D5">
+                        <wp:extent cx="1504950" cy="866775"/>
+                        <wp:effectExtent l="0" t="0" r="0" b="9525"/>
+                        <wp:docPr id="15" name="Picture 15"/>
                         <wp:cNvGraphicFramePr>
                           <a:graphicFrameLocks xmlns:a="http://schemas.openxmlformats.org/drawingml/2006/main" noChangeAspect="1"/>
                         </wp:cNvGraphicFramePr>
@@ -9257,7 +9128,7 @@
                               <pic:spPr>
                                 <a:xfrm>
                                   <a:off x="0" y="0"/>
-                                  <a:ext cx="942975" cy="1343025"/>
+                                  <a:ext cx="1504950" cy="866775"/>
                                 </a:xfrm>
                                 <a:prstGeom prst="rect">
                                   <a:avLst/>
@@ -9271,11 +9142,10 @@
                   </w:r>
                 </w:p>
               </w:tc>
-            </w:tr>
-            <w:tr>
               <w:tc>
                 <w:tcPr>
-                  <w:tcW w:w="2515" w:type="dxa"/>
+                  <w:tcW w:w="2516" w:type="dxa"/>
+                  <w:gridSpan w:val="2"/>
                 </w:tcPr>
                 <w:p>
                   <w:pPr>
@@ -9300,10 +9170,10 @@
                       <w:w w:val="105"/>
                     </w:rPr>
                     <w:drawing>
-                      <wp:inline distT="0" distB="0" distL="0" distR="0" wp14:anchorId="11D3363D" wp14:editId="6ED46D17">
-                        <wp:extent cx="1257300" cy="971550"/>
-                        <wp:effectExtent l="0" t="0" r="0" b="0"/>
-                        <wp:docPr id="18" name="Picture 18"/>
+                      <wp:inline distT="0" distB="0" distL="0" distR="0" wp14:anchorId="7B16C3A3" wp14:editId="335C4398">
+                        <wp:extent cx="1114425" cy="1162050"/>
+                        <wp:effectExtent l="0" t="0" r="9525" b="0"/>
+                        <wp:docPr id="16" name="Picture 16"/>
                         <wp:cNvGraphicFramePr>
                           <a:graphicFrameLocks xmlns:a="http://schemas.openxmlformats.org/drawingml/2006/main" noChangeAspect="1"/>
                         </wp:cNvGraphicFramePr>
@@ -9323,6 +9193,136 @@
                               <pic:spPr>
                                 <a:xfrm>
                                   <a:off x="0" y="0"/>
+                                  <a:ext cx="1114425" cy="1162050"/>
+                                </a:xfrm>
+                                <a:prstGeom prst="rect">
+                                  <a:avLst/>
+                                </a:prstGeom>
+                              </pic:spPr>
+                            </pic:pic>
+                          </a:graphicData>
+                        </a:graphic>
+                      </wp:inline>
+                    </w:drawing>
+                  </w:r>
+                </w:p>
+              </w:tc>
+              <w:tc>
+                <w:tcPr>
+                  <w:tcW w:w="2516" w:type="dxa"/>
+                </w:tcPr>
+                <w:p>
+                  <w:pPr>
+                    <w:pStyle w:val="SS3-115"/>
+                    <w:rPr>
+                      <w:rFonts w:ascii="Source Sans 3 Medium" w:hAnsi="Source Sans 3 Medium"/>
+                      <w:b/>
+                      <w:bCs/>
+                      <w:color w:val="101312"/>
+                      <w:spacing w:val="-2"/>
+                      <w:w w:val="105"/>
+                    </w:rPr>
+                  </w:pPr>
+                  <w:r>
+                    <w:rPr>
+                      <w:rFonts w:ascii="Source Sans 3 Medium" w:hAnsi="Source Sans 3 Medium"/>
+                      <w:b/>
+                      <w:bCs/>
+                      <w:noProof/>
+                      <w:color w:val="101312"/>
+                      <w:spacing w:val="-2"/>
+                      <w:w w:val="105"/>
+                    </w:rPr>
+                    <w:drawing>
+                      <wp:inline distT="0" distB="0" distL="0" distR="0" wp14:anchorId="0A5BFC01" wp14:editId="05DF7281">
+                        <wp:extent cx="942975" cy="1343025"/>
+                        <wp:effectExtent l="0" t="0" r="9525" b="9525"/>
+                        <wp:docPr id="17" name="Picture 17"/>
+                        <wp:cNvGraphicFramePr>
+                          <a:graphicFrameLocks xmlns:a="http://schemas.openxmlformats.org/drawingml/2006/main" noChangeAspect="1"/>
+                        </wp:cNvGraphicFramePr>
+                        <a:graphic xmlns:a="http://schemas.openxmlformats.org/drawingml/2006/main">
+                          <a:graphicData uri="http://schemas.openxmlformats.org/drawingml/2006/picture">
+                            <pic:pic xmlns:pic="http://schemas.openxmlformats.org/drawingml/2006/picture">
+                              <pic:nvPicPr>
+                                <pic:cNvPr id="1" name=""/>
+                                <pic:cNvPicPr/>
+                              </pic:nvPicPr>
+                              <pic:blipFill>
+                                <a:blip r:embed="rId23"/>
+                                <a:stretch>
+                                  <a:fillRect/>
+                                </a:stretch>
+                              </pic:blipFill>
+                              <pic:spPr>
+                                <a:xfrm>
+                                  <a:off x="0" y="0"/>
+                                  <a:ext cx="942975" cy="1343025"/>
+                                </a:xfrm>
+                                <a:prstGeom prst="rect">
+                                  <a:avLst/>
+                                </a:prstGeom>
+                              </pic:spPr>
+                            </pic:pic>
+                          </a:graphicData>
+                        </a:graphic>
+                      </wp:inline>
+                    </w:drawing>
+                  </w:r>
+                </w:p>
+              </w:tc>
+            </w:tr>
+            <w:tr>
+              <w:tc>
+                <w:tcPr>
+                  <w:tcW w:w="2515" w:type="dxa"/>
+                </w:tcPr>
+                <w:p>
+                  <w:pPr>
+                    <w:pStyle w:val="SS3-115"/>
+                    <w:rPr>
+                      <w:rFonts w:ascii="Source Sans 3 Medium" w:hAnsi="Source Sans 3 Medium"/>
+                      <w:b/>
+                      <w:bCs/>
+                      <w:color w:val="101312"/>
+                      <w:spacing w:val="-2"/>
+                      <w:w w:val="105"/>
+                    </w:rPr>
+                  </w:pPr>
+                  <w:r>
+                    <w:rPr>
+                      <w:rFonts w:ascii="Source Sans 3 Medium" w:hAnsi="Source Sans 3 Medium"/>
+                      <w:b/>
+                      <w:bCs/>
+                      <w:noProof/>
+                      <w:color w:val="101312"/>
+                      <w:spacing w:val="-2"/>
+                      <w:w w:val="105"/>
+                    </w:rPr>
+                    <w:drawing>
+                      <wp:inline distT="0" distB="0" distL="0" distR="0" wp14:anchorId="11D3363D" wp14:editId="6ED46D17">
+                        <wp:extent cx="1257300" cy="971550"/>
+                        <wp:effectExtent l="0" t="0" r="0" b="0"/>
+                        <wp:docPr id="18" name="Picture 18"/>
+                        <wp:cNvGraphicFramePr>
+                          <a:graphicFrameLocks xmlns:a="http://schemas.openxmlformats.org/drawingml/2006/main" noChangeAspect="1"/>
+                        </wp:cNvGraphicFramePr>
+                        <a:graphic xmlns:a="http://schemas.openxmlformats.org/drawingml/2006/main">
+                          <a:graphicData uri="http://schemas.openxmlformats.org/drawingml/2006/picture">
+                            <pic:pic xmlns:pic="http://schemas.openxmlformats.org/drawingml/2006/picture">
+                              <pic:nvPicPr>
+                                <pic:cNvPr id="1" name=""/>
+                                <pic:cNvPicPr/>
+                              </pic:nvPicPr>
+                              <pic:blipFill>
+                                <a:blip r:embed="rId24"/>
+                                <a:stretch>
+                                  <a:fillRect/>
+                                </a:stretch>
+                              </pic:blipFill>
+                              <pic:spPr>
+                                <a:xfrm>
+                                  <a:off x="0" y="0"/>
                                   <a:ext cx="1257300" cy="971550"/>
                                 </a:xfrm>
                                 <a:prstGeom prst="rect">
@@ -9381,7 +9381,7 @@
                                 <pic:cNvPicPr/>
                               </pic:nvPicPr>
                               <pic:blipFill>
-                                <a:blip r:embed="rId23"/>
+                                <a:blip r:embed="rId25"/>
                                 <a:stretch>
                                   <a:fillRect/>
                                 </a:stretch>
@@ -10812,7 +10812,7 @@
                 <w:szCs w:val="23"/>
               </w:rPr>
             </w:pPr>
-            <w:hyperlink r:id="rId24" w:history="1">
+            <w:hyperlink r:id="rId26" w:history="1">
               <w:r>
                 <w:rPr>
                   <w:rStyle w:val="Hyperlink"/>
@@ -11030,7 +11030,7 @@
             </w:r>
           </w:p>
           <w:p>
-            <w:hyperlink r:id="rId25" w:history="1">
+            <w:hyperlink r:id="rId27" w:history="1">
               <w:r>
                 <w:rPr>
                   <w:rStyle w:val="Hyperlink"/>
@@ -11750,7 +11750,7 @@
             </w:r>
           </w:p>
           <w:p>
-            <w:hyperlink r:id="rId26" w:history="1">
+            <w:hyperlink r:id="rId28" w:history="1">
               <w:r>
                 <w:rPr>
                   <w:rStyle w:val="Hyperlink"/>
@@ -11970,7 +11970,7 @@
             <w:pPr>
               <w:spacing w:after="120"/>
             </w:pPr>
-            <w:hyperlink r:id="rId27" w:history="1">
+            <w:hyperlink r:id="rId29" w:history="1">
               <w:r>
                 <w:rPr>
                   <w:rStyle w:val="Hyperlink"/>
@@ -12366,7 +12366,7 @@
             </w:r>
           </w:p>
           <w:p>
-            <w:hyperlink r:id="rId28" w:history="1">
+            <w:hyperlink r:id="rId30" w:history="1">
               <w:r>
                 <w:rPr>
                   <w:rStyle w:val="Hyperlink"/>
@@ -13055,7 +13055,7 @@
             <w:pPr>
               <w:pStyle w:val="SS3-115"/>
             </w:pPr>
-            <w:hyperlink r:id="rId29" w:history="1">
+            <w:hyperlink r:id="rId31" w:history="1">
               <w:r>
                 <w:rPr>
                   <w:rStyle w:val="Hyperlink"/>
@@ -13328,7 +13328,7 @@
             </w:r>
           </w:p>
           <w:p>
-            <w:hyperlink r:id="rId30" w:history="1">
+            <w:hyperlink r:id="rId32" w:history="1">
               <w:r>
                 <w:rPr>
                   <w:rStyle w:val="Hyperlink"/>
@@ -13770,7 +13770,7 @@
             <w:pPr>
               <w:pStyle w:val="SS3-115"/>
             </w:pPr>
-            <w:hyperlink r:id="rId31" w:history="1">
+            <w:hyperlink r:id="rId33" w:history="1">
               <w:r>
                 <w:rPr>
                   <w:rStyle w:val="Hyperlink"/>
@@ -14968,7 +14968,7 @@
             <w:pPr>
               <w:pStyle w:val="SS3-115"/>
             </w:pPr>
-            <w:hyperlink r:id="rId32" w:history="1">
+            <w:hyperlink r:id="rId34" w:history="1">
               <w:r>
                 <w:rPr>
                   <w:rStyle w:val="Hyperlink"/>
@@ -16390,7 +16390,7 @@
             <w:pPr>
               <w:spacing w:after="120"/>
             </w:pPr>
-            <w:hyperlink r:id="rId33" w:history="1">
+            <w:hyperlink r:id="rId35" w:history="1">
               <w:r>
                 <w:rPr>
                   <w:rStyle w:val="Hyperlink"/>
@@ -17418,7 +17418,7 @@
             <w:pPr>
               <w:spacing w:after="120"/>
             </w:pPr>
-            <w:hyperlink r:id="rId34" w:history="1">
+            <w:hyperlink r:id="rId36" w:history="1">
               <w:r>
                 <w:rPr>
                   <w:rStyle w:val="Hyperlink"/>
@@ -18256,7 +18256,7 @@
             <w:pPr>
               <w:spacing w:after="120"/>
             </w:pPr>
-            <w:hyperlink r:id="rId35" w:history="1">
+            <w:hyperlink r:id="rId37" w:history="1">
               <w:r>
                 <w:rPr>
                   <w:rStyle w:val="Hyperlink"/>
@@ -18294,12 +18294,14 @@
             </w:r>
             <w:r>
               <w:rPr>
+                <w:rFonts w:ascii="Segoe Print" w:hAnsi="Segoe Print" w:cstheme="majorBidi"/>
                 <w:color w:val="7D2F27"/>
               </w:rPr>
               <w:t>ol</w:t>
             </w:r>
             <w:r>
               <w:rPr>
+                <w:rFonts w:ascii="Segoe Print" w:hAnsi="Segoe Print" w:cstheme="majorBidi"/>
                 <w:color w:val="7D2F27"/>
               </w:rPr>
               <w:t>der</w:t>
@@ -18491,14 +18493,118 @@
     </w:tbl>
     <w:p/>
     <w:sectPr>
+      <w:footerReference w:type="default" r:id="rId38"/>
       <w:pgSz w:w="15842" w:h="30147" w:code="3"/>
       <w:pgMar w:top="720" w:right="720" w:bottom="720" w:left="720" w:header="284" w:footer="284" w:gutter="0"/>
-      <w:pgNumType w:start="1"/>
+      <w:pgNumType w:start="9"/>
       <w:cols w:space="720"/>
       <w:docGrid w:linePitch="360"/>
     </w:sectPr>
   </w:body>
 </w:document>
+</file>
+
+<file path=word/endnotes.xml><?xml version="1.0" encoding="utf-8"?>
+<w:endnotes xmlns:wpc="http://schemas.microsoft.com/office/word/2010/wordprocessingCanvas" xmlns:cx="http://schemas.microsoft.com/office/drawing/2014/chartex" xmlns:cx1="http://schemas.microsoft.com/office/drawing/2015/9/8/chartex" xmlns:cx2="http://schemas.microsoft.com/office/drawing/2015/10/21/chartex" xmlns:cx3="http://schemas.microsoft.com/office/drawing/2016/5/9/chartex" xmlns:cx4="http://schemas.microsoft.com/office/drawing/2016/5/10/chartex" xmlns:cx5="http://schemas.microsoft.com/office/drawing/2016/5/11/chartex" xmlns:cx6="http://schemas.microsoft.com/office/drawing/2016/5/12/chartex" xmlns:cx7="http://schemas.microsoft.com/office/drawing/2016/5/13/chartex" xmlns:cx8="http://schemas.microsoft.com/office/drawing/2016/5/14/chartex" xmlns:mc="http://schemas.openxmlformats.org/markup-compatibility/2006" xmlns:aink="http://schemas.microsoft.com/office/drawing/2016/ink" xmlns:am3d="http://schemas.microsoft.com/office/drawing/2017/model3d" xmlns:o="urn:schemas-microsoft-com:office:office" xmlns:oel="http://schemas.microsoft.com/office/2019/extlst" xmlns:r="http://schemas.openxmlformats.org/officeDocument/2006/relationships" xmlns:m="http://schemas.openxmlformats.org/officeDocument/2006/math" xmlns:v="urn:schemas-microsoft-com:vml" xmlns:wp14="http://schemas.microsoft.com/office/word/2010/wordprocessingDrawing" xmlns:wp="http://schemas.openxmlformats.org/drawingml/2006/wordprocessingDrawing" xmlns:w10="urn:schemas-microsoft-com:office:word" xmlns:w="http://schemas.openxmlformats.org/wordprocessingml/2006/main" xmlns:w14="http://schemas.microsoft.com/office/word/2010/wordml" xmlns:w15="http://schemas.microsoft.com/office/word/2012/wordml" xmlns:w16cei="http://schemas.microsoft.com/office/word/2026/wordml/cei" xmlns:w16cex="http://schemas.microsoft.com/office/word/2018/wordml/cex" xmlns:w16cid="http://schemas.microsoft.com/office/word/2016/wordml/cid" xmlns:w16="http://schemas.microsoft.com/office/word/2018/wordml" xmlns:w16du="http://schemas.microsoft.com/office/word/2023/wordml/word16du" xmlns:w16sdtdh="http://schemas.microsoft.com/office/word/2020/wordml/sdtdatahash" xmlns:w16sdtfl="http://schemas.microsoft.com/office/word/2024/wordml/sdtformatlock" xmlns:w16se="http://schemas.microsoft.com/office/word/2015/wordml/symex" xmlns:wpg="http://schemas.microsoft.com/office/word/2010/wordprocessingGroup" xmlns:wpi="http://schemas.microsoft.com/office/word/2010/wordprocessingInk" xmlns:wne="http://schemas.microsoft.com/office/word/2006/wordml" xmlns:wps="http://schemas.microsoft.com/office/word/2010/wordprocessingShape" mc:Ignorable="w14 w15 w16se w16cid w16 w16cex w16sdtdh w16sdtfl w16du wp14">
+  <w:endnote w:type="separator" w:id="-1">
+    <w:p>
+      <w:pPr>
+        <w:spacing w:after="0" w:line="240" w:lineRule="auto"/>
+      </w:pPr>
+      <w:r>
+        <w:separator/>
+      </w:r>
+    </w:p>
+  </w:endnote>
+  <w:endnote w:type="continuationSeparator" w:id="0">
+    <w:p>
+      <w:pPr>
+        <w:spacing w:after="0" w:line="240" w:lineRule="auto"/>
+      </w:pPr>
+      <w:r>
+        <w:continuationSeparator/>
+      </w:r>
+    </w:p>
+  </w:endnote>
+</w:endnotes>
+</file>
+
+<file path=word/footer1.xml><?xml version="1.0" encoding="utf-8"?>
+<w:ftr xmlns:wpc="http://schemas.microsoft.com/office/word/2010/wordprocessingCanvas" xmlns:cx="http://schemas.microsoft.com/office/drawing/2014/chartex" xmlns:cx1="http://schemas.microsoft.com/office/drawing/2015/9/8/chartex" xmlns:cx2="http://schemas.microsoft.com/office/drawing/2015/10/21/chartex" xmlns:cx3="http://schemas.microsoft.com/office/drawing/2016/5/9/chartex" xmlns:cx4="http://schemas.microsoft.com/office/drawing/2016/5/10/chartex" xmlns:cx5="http://schemas.microsoft.com/office/drawing/2016/5/11/chartex" xmlns:cx6="http://schemas.microsoft.com/office/drawing/2016/5/12/chartex" xmlns:cx7="http://schemas.microsoft.com/office/drawing/2016/5/13/chartex" xmlns:cx8="http://schemas.microsoft.com/office/drawing/2016/5/14/chartex" xmlns:mc="http://schemas.openxmlformats.org/markup-compatibility/2006" xmlns:aink="http://schemas.microsoft.com/office/drawing/2016/ink" xmlns:am3d="http://schemas.microsoft.com/office/drawing/2017/model3d" xmlns:o="urn:schemas-microsoft-com:office:office" xmlns:oel="http://schemas.microsoft.com/office/2019/extlst" xmlns:r="http://schemas.openxmlformats.org/officeDocument/2006/relationships" xmlns:m="http://schemas.openxmlformats.org/officeDocument/2006/math" xmlns:v="urn:schemas-microsoft-com:vml" xmlns:wp14="http://schemas.microsoft.com/office/word/2010/wordprocessingDrawing" xmlns:wp="http://schemas.openxmlformats.org/drawingml/2006/wordprocessingDrawing" xmlns:w10="urn:schemas-microsoft-com:office:word" xmlns:w="http://schemas.openxmlformats.org/wordprocessingml/2006/main" xmlns:w14="http://schemas.microsoft.com/office/word/2010/wordml" xmlns:w15="http://schemas.microsoft.com/office/word/2012/wordml" xmlns:w16cei="http://schemas.microsoft.com/office/word/2026/wordml/cei" xmlns:w16cex="http://schemas.microsoft.com/office/word/2018/wordml/cex" xmlns:w16cid="http://schemas.microsoft.com/office/word/2016/wordml/cid" xmlns:w16="http://schemas.microsoft.com/office/word/2018/wordml" xmlns:w16du="http://schemas.microsoft.com/office/word/2023/wordml/word16du" xmlns:w16sdtdh="http://schemas.microsoft.com/office/word/2020/wordml/sdtdatahash" xmlns:w16sdtfl="http://schemas.microsoft.com/office/word/2024/wordml/sdtformatlock" xmlns:w16se="http://schemas.microsoft.com/office/word/2015/wordml/symex" xmlns:wpg="http://schemas.microsoft.com/office/word/2010/wordprocessingGroup" xmlns:wpi="http://schemas.microsoft.com/office/word/2010/wordprocessingInk" xmlns:wne="http://schemas.microsoft.com/office/word/2006/wordml" xmlns:wps="http://schemas.microsoft.com/office/word/2010/wordprocessingShape" mc:Ignorable="w14 w15 w16se w16cid w16 w16cex w16sdtdh w16sdtfl w16du wp14">
+  <w:sdt>
+    <w:sdtPr>
+      <w:id w:val="-1056395714"/>
+      <w:docPartObj>
+        <w:docPartGallery w:val="Page Numbers (Bottom of Page)"/>
+        <w:docPartUnique/>
+      </w:docPartObj>
+    </w:sdtPr>
+    <w:sdtEndPr>
+      <w:rPr>
+        <w:noProof/>
+      </w:rPr>
+    </w:sdtEndPr>
+    <w:sdtContent>
+      <w:p>
+        <w:pPr>
+          <w:pStyle w:val="Footer"/>
+          <w:jc w:val="center"/>
+        </w:pPr>
+        <w:r>
+          <w:fldChar w:fldCharType="begin"/>
+        </w:r>
+        <w:r>
+          <w:instrText xml:space="preserve"> PAGE   \* MERGEFORMAT </w:instrText>
+        </w:r>
+        <w:r>
+          <w:fldChar w:fldCharType="separate"/>
+        </w:r>
+        <w:r>
+          <w:rPr>
+            <w:noProof/>
+          </w:rPr>
+          <w:t>2</w:t>
+        </w:r>
+        <w:r>
+          <w:rPr>
+            <w:noProof/>
+          </w:rPr>
+          <w:fldChar w:fldCharType="end"/>
+        </w:r>
+      </w:p>
+    </w:sdtContent>
+  </w:sdt>
+  <w:p>
+    <w:pPr>
+      <w:pStyle w:val="Footer"/>
+    </w:pPr>
+  </w:p>
+</w:ftr>
+</file>
+
+<file path=word/footnotes.xml><?xml version="1.0" encoding="utf-8"?>
+<w:footnotes xmlns:wpc="http://schemas.microsoft.com/office/word/2010/wordprocessingCanvas" xmlns:cx="http://schemas.microsoft.com/office/drawing/2014/chartex" xmlns:cx1="http://schemas.microsoft.com/office/drawing/2015/9/8/chartex" xmlns:cx2="http://schemas.microsoft.com/office/drawing/2015/10/21/chartex" xmlns:cx3="http://schemas.microsoft.com/office/drawing/2016/5/9/chartex" xmlns:cx4="http://schemas.microsoft.com/office/drawing/2016/5/10/chartex" xmlns:cx5="http://schemas.microsoft.com/office/drawing/2016/5/11/chartex" xmlns:cx6="http://schemas.microsoft.com/office/drawing/2016/5/12/chartex" xmlns:cx7="http://schemas.microsoft.com/office/drawing/2016/5/13/chartex" xmlns:cx8="http://schemas.microsoft.com/office/drawing/2016/5/14/chartex" xmlns:mc="http://schemas.openxmlformats.org/markup-compatibility/2006" xmlns:aink="http://schemas.microsoft.com/office/drawing/2016/ink" xmlns:am3d="http://schemas.microsoft.com/office/drawing/2017/model3d" xmlns:o="urn:schemas-microsoft-com:office:office" xmlns:oel="http://schemas.microsoft.com/office/2019/extlst" xmlns:r="http://schemas.openxmlformats.org/officeDocument/2006/relationships" xmlns:m="http://schemas.openxmlformats.org/officeDocument/2006/math" xmlns:v="urn:schemas-microsoft-com:vml" xmlns:wp14="http://schemas.microsoft.com/office/word/2010/wordprocessingDrawing" xmlns:wp="http://schemas.openxmlformats.org/drawingml/2006/wordprocessingDrawing" xmlns:w10="urn:schemas-microsoft-com:office:word" xmlns:w="http://schemas.openxmlformats.org/wordprocessingml/2006/main" xmlns:w14="http://schemas.microsoft.com/office/word/2010/wordml" xmlns:w15="http://schemas.microsoft.com/office/word/2012/wordml" xmlns:w16cei="http://schemas.microsoft.com/office/word/2026/wordml/cei" xmlns:w16cex="http://schemas.microsoft.com/office/word/2018/wordml/cex" xmlns:w16cid="http://schemas.microsoft.com/office/word/2016/wordml/cid" xmlns:w16="http://schemas.microsoft.com/office/word/2018/wordml" xmlns:w16du="http://schemas.microsoft.com/office/word/2023/wordml/word16du" xmlns:w16sdtdh="http://schemas.microsoft.com/office/word/2020/wordml/sdtdatahash" xmlns:w16sdtfl="http://schemas.microsoft.com/office/word/2024/wordml/sdtformatlock" xmlns:w16se="http://schemas.microsoft.com/office/word/2015/wordml/symex" xmlns:wpg="http://schemas.microsoft.com/office/word/2010/wordprocessingGroup" xmlns:wpi="http://schemas.microsoft.com/office/word/2010/wordprocessingInk" xmlns:wne="http://schemas.microsoft.com/office/word/2006/wordml" xmlns:wps="http://schemas.microsoft.com/office/word/2010/wordprocessingShape" mc:Ignorable="w14 w15 w16se w16cid w16 w16cex w16sdtdh w16sdtfl w16du wp14">
+  <w:footnote w:type="separator" w:id="-1">
+    <w:p>
+      <w:pPr>
+        <w:spacing w:after="0" w:line="240" w:lineRule="auto"/>
+      </w:pPr>
+      <w:r>
+        <w:separator/>
+      </w:r>
+    </w:p>
+  </w:footnote>
+  <w:footnote w:type="continuationSeparator" w:id="0">
+    <w:p>
+      <w:pPr>
+        <w:spacing w:after="0" w:line="240" w:lineRule="auto"/>
+      </w:pPr>
+      <w:r>
+        <w:continuationSeparator/>
+      </w:r>
+    </w:p>
+  </w:footnote>
+</w:footnotes>
 </file>
 
 <file path=word/numbering.xml><?xml version="1.0" encoding="utf-8"?>
@@ -24982,6 +25088,50 @@
       <w:lang w:bidi="ar-SA"/>
     </w:rPr>
   </w:style>
+  <w:style w:type="paragraph" w:styleId="Header">
+    <w:name w:val="header"/>
+    <w:basedOn w:val="Normal"/>
+    <w:link w:val="HeaderChar"/>
+    <w:uiPriority w:val="99"/>
+    <w:unhideWhenUsed/>
+    <w:rsid w:val="00C50AE0"/>
+    <w:pPr>
+      <w:tabs>
+        <w:tab w:val="center" w:pos="4680"/>
+        <w:tab w:val="right" w:pos="9360"/>
+      </w:tabs>
+      <w:spacing w:after="0" w:line="240" w:lineRule="auto"/>
+    </w:pPr>
+  </w:style>
+  <w:style w:type="character" w:customStyle="1" w:styleId="HeaderChar">
+    <w:name w:val="Header Char"/>
+    <w:basedOn w:val="DefaultParagraphFont"/>
+    <w:link w:val="Header"/>
+    <w:uiPriority w:val="99"/>
+    <w:rsid w:val="00C50AE0"/>
+  </w:style>
+  <w:style w:type="paragraph" w:styleId="Footer">
+    <w:name w:val="footer"/>
+    <w:basedOn w:val="Normal"/>
+    <w:link w:val="FooterChar"/>
+    <w:uiPriority w:val="99"/>
+    <w:unhideWhenUsed/>
+    <w:rsid w:val="00C50AE0"/>
+    <w:pPr>
+      <w:tabs>
+        <w:tab w:val="center" w:pos="4680"/>
+        <w:tab w:val="right" w:pos="9360"/>
+      </w:tabs>
+      <w:spacing w:after="0" w:line="240" w:lineRule="auto"/>
+    </w:pPr>
+  </w:style>
+  <w:style w:type="character" w:customStyle="1" w:styleId="FooterChar">
+    <w:name w:val="Footer Char"/>
+    <w:basedOn w:val="DefaultParagraphFont"/>
+    <w:link w:val="Footer"/>
+    <w:uiPriority w:val="99"/>
+    <w:rsid w:val="00C50AE0"/>
+  </w:style>
 </w:styles>
 </file>
 

--- a/assets/data/Mindset 01/Mindset1- Custom.docx
+++ b/assets/data/Mindset 01/Mindset1- Custom.docx
@@ -16269,6 +16269,15 @@
         </w:tc>
       </w:tr>
     </w:tbl>
+    <w:p>
+      <w:pPr>
+        <w:rPr>
+          <w:rFonts w:ascii="Source Sans 3" w:hAnsi="Source Sans 3"/>
+          <w:sz w:val="2"/>
+          <w:szCs w:val="2"/>
+        </w:rPr>
+      </w:pPr>
+    </w:p>
     <w:p>
       <w:pPr>
         <w:spacing w:after="0"/>
@@ -18491,12 +18500,2463 @@
         </w:tc>
       </w:tr>
     </w:tbl>
+    <w:p>
+      <w:r>
+        <w:br w:type="page"/>
+      </w:r>
+    </w:p>
+    <w:tbl>
+      <w:tblPr>
+        <w:tblStyle w:val="CommonTable"/>
+        <w:tblW w:w="0" w:type="auto"/>
+        <w:tblBorders>
+          <w:top w:val="single" w:sz="24" w:space="0" w:color="auto"/>
+          <w:left w:val="single" w:sz="24" w:space="0" w:color="auto"/>
+          <w:bottom w:val="single" w:sz="24" w:space="0" w:color="auto"/>
+          <w:right w:val="single" w:sz="24" w:space="0" w:color="auto"/>
+          <w:insideH w:val="single" w:sz="24" w:space="0" w:color="auto"/>
+          <w:insideV w:val="single" w:sz="24" w:space="0" w:color="auto"/>
+        </w:tblBorders>
+        <w:tblLook w:val="04A0" w:firstRow="1" w:lastRow="0" w:firstColumn="1" w:lastColumn="0" w:noHBand="0" w:noVBand="1"/>
+      </w:tblPr>
+      <w:tblGrid>
+        <w:gridCol w:w="5407"/>
+      </w:tblGrid>
+      <w:tr>
+        <w:tc>
+          <w:tcPr>
+            <w:tcW w:w="0" w:type="auto"/>
+            <w:shd w:val="clear" w:color="auto" w:fill="009CE9"/>
+          </w:tcPr>
+          <w:p>
+            <w:pPr>
+              <w:rPr>
+                <w:rFonts w:ascii="Source Sans 3 Medium" w:hAnsi="Source Sans 3 Medium"/>
+                <w:b/>
+                <w:bCs/>
+                <w:sz w:val="23"/>
+                <w:szCs w:val="23"/>
+                <w:lang w:bidi="ar-SA"/>
+              </w:rPr>
+            </w:pPr>
+            <w:r>
+              <w:rPr>
+                <w:b/>
+                <w:bCs/>
+                <w:color w:val="FFFFFF" w:themeColor="background1"/>
+                <w:sz w:val="24"/>
+                <w:szCs w:val="24"/>
+              </w:rPr>
+              <w:lastRenderedPageBreak/>
+              <w:t>EXTENDING YOUR ANSWERS IN SPEAKING PART 1</w:t>
+            </w:r>
+          </w:p>
+        </w:tc>
+      </w:tr>
+    </w:tbl>
+    <w:p>
+      <w:pPr>
+        <w:spacing w:after="0"/>
+        <w:rPr>
+          <w:rFonts w:ascii="Source Sans 3" w:hAnsi="Source Sans 3"/>
+          <w:b/>
+          <w:bCs/>
+          <w:sz w:val="2"/>
+          <w:szCs w:val="2"/>
+          <w:shd w:val="clear" w:color="auto" w:fill="FFFF00"/>
+          <w:rtl/>
+        </w:rPr>
+      </w:pPr>
+    </w:p>
+    <w:tbl>
+      <w:tblPr>
+        <w:tblStyle w:val="DottedTable"/>
+        <w:tblW w:w="14392" w:type="dxa"/>
+        <w:tblLook w:val="04A0" w:firstRow="1" w:lastRow="0" w:firstColumn="1" w:lastColumn="0" w:noHBand="0" w:noVBand="1"/>
+      </w:tblPr>
+      <w:tblGrid>
+        <w:gridCol w:w="650"/>
+        <w:gridCol w:w="10134"/>
+        <w:gridCol w:w="3608"/>
+      </w:tblGrid>
+      <w:tr>
+        <w:tc>
+          <w:tcPr>
+            <w:tcW w:w="650" w:type="dxa"/>
+          </w:tcPr>
+          <w:tbl>
+            <w:tblPr>
+              <w:tblStyle w:val="CompactTable"/>
+              <w:tblW w:w="0" w:type="auto"/>
+              <w:tblBorders>
+                <w:top w:val="single" w:sz="18" w:space="0" w:color="009CE9"/>
+                <w:left w:val="single" w:sz="18" w:space="0" w:color="009CE9"/>
+                <w:bottom w:val="single" w:sz="18" w:space="0" w:color="009CE9"/>
+                <w:right w:val="single" w:sz="18" w:space="0" w:color="009CE9"/>
+                <w:insideH w:val="single" w:sz="18" w:space="0" w:color="009CE9"/>
+                <w:insideV w:val="single" w:sz="18" w:space="0" w:color="009CE9"/>
+              </w:tblBorders>
+              <w:tblLook w:val="04A0" w:firstRow="1" w:lastRow="0" w:firstColumn="1" w:lastColumn="0" w:noHBand="0" w:noVBand="1"/>
+            </w:tblPr>
+            <w:tblGrid>
+              <w:gridCol w:w="320"/>
+            </w:tblGrid>
+            <w:tr>
+              <w:tc>
+                <w:tcPr>
+                  <w:tcW w:w="385" w:type="dxa"/>
+                </w:tcPr>
+                <w:p>
+                  <w:pPr>
+                    <w:rPr>
+                      <w:b w:val="0"/>
+                      <w:bCs/>
+                      <w:szCs w:val="26"/>
+                      <w:bdr w:val="single" w:sz="12" w:space="0" w:color="FFFF00"/>
+                    </w:rPr>
+                  </w:pPr>
+                  <w:r>
+                    <w:rPr>
+                      <w:bCs/>
+                      <w:szCs w:val="26"/>
+                      <w:lang w:bidi="ar-SA"/>
+                    </w:rPr>
+                    <w:t>08</w:t>
+                  </w:r>
+                </w:p>
+              </w:tc>
+            </w:tr>
+          </w:tbl>
+          <w:p>
+            <w:pPr>
+              <w:rPr>
+                <w:rFonts w:ascii="Source Sans 3" w:hAnsi="Source Sans 3"/>
+                <w:b/>
+                <w:bCs/>
+                <w:sz w:val="26"/>
+                <w:szCs w:val="26"/>
+                <w:bdr w:val="single" w:sz="12" w:space="0" w:color="FFFF00"/>
+              </w:rPr>
+            </w:pPr>
+          </w:p>
+        </w:tc>
+        <w:tc>
+          <w:tcPr>
+            <w:tcW w:w="10134" w:type="dxa"/>
+          </w:tcPr>
+          <w:p>
+            <w:pPr>
+              <w:rPr>
+                <w:rFonts w:ascii="Source Sans 3 Medium" w:hAnsi="Source Sans 3 Medium"/>
+                <w:b/>
+                <w:bCs/>
+                <w:sz w:val="23"/>
+                <w:szCs w:val="23"/>
+              </w:rPr>
+            </w:pPr>
+            <w:r>
+              <w:rPr>
+                <w:rFonts w:ascii="Source Sans 3 Medium" w:hAnsi="Source Sans 3 Medium"/>
+                <w:b/>
+                <w:bCs/>
+                <w:sz w:val="23"/>
+                <w:szCs w:val="23"/>
+              </w:rPr>
+              <w:t xml:space="preserve">Listen to three students answering the question </w:t>
+            </w:r>
+            <w:r>
+              <w:rPr>
+                <w:rFonts w:ascii="Source Sans 3 Medium" w:hAnsi="Source Sans 3 Medium"/>
+                <w:b/>
+                <w:bCs/>
+                <w:i/>
+                <w:iCs/>
+                <w:sz w:val="23"/>
+                <w:szCs w:val="23"/>
+              </w:rPr>
+              <w:t>Who are you most similar to in your family?</w:t>
+            </w:r>
+          </w:p>
+          <w:p>
+            <w:pPr>
+              <w:spacing w:after="120"/>
+            </w:pPr>
+            <w:hyperlink r:id="rId38" w:history="1">
+              <w:r>
+                <w:rPr>
+                  <w:rStyle w:val="Hyperlink"/>
+                  <w:rFonts w:ascii="Source Sans 3" w:hAnsi="Source Sans 3"/>
+                  <w:b/>
+                  <w:bCs/>
+                  <w:sz w:val="26"/>
+                  <w:szCs w:val="26"/>
+                </w:rPr>
+                <w:t>12</w:t>
+              </w:r>
+            </w:hyperlink>
+          </w:p>
+          <w:p>
+            <w:pPr>
+              <w:pStyle w:val="SS3-115"/>
+              <w:numPr>
+                <w:ilvl w:val="0"/>
+                <w:numId w:val="55"/>
+              </w:numPr>
+              <w:ind w:left="284" w:hanging="284"/>
+            </w:pPr>
+            <w:r>
+              <w:t>Which student's answer was too short?</w:t>
+            </w:r>
+          </w:p>
+          <w:p>
+            <w:pPr>
+              <w:pStyle w:val="SS3-115"/>
+              <w:numPr>
+                <w:ilvl w:val="0"/>
+                <w:numId w:val="55"/>
+              </w:numPr>
+              <w:ind w:left="284" w:hanging="284"/>
+            </w:pPr>
+            <w:r>
+              <w:t>Which student didn't answer the question?</w:t>
+            </w:r>
+          </w:p>
+          <w:p>
+            <w:pPr>
+              <w:pStyle w:val="SS3-115"/>
+              <w:numPr>
+                <w:ilvl w:val="0"/>
+                <w:numId w:val="55"/>
+              </w:numPr>
+              <w:ind w:left="284" w:hanging="284"/>
+            </w:pPr>
+            <w:r>
+              <w:t>Which student's answer was the best?</w:t>
+            </w:r>
+          </w:p>
+          <w:tbl>
+            <w:tblPr>
+              <w:tblStyle w:val="NormalTable"/>
+              <w:tblW w:w="0" w:type="auto"/>
+              <w:tblBorders>
+                <w:top w:val="single" w:sz="18" w:space="0" w:color="009CE9"/>
+                <w:left w:val="single" w:sz="18" w:space="0" w:color="009CE9"/>
+                <w:bottom w:val="single" w:sz="18" w:space="0" w:color="009CE9"/>
+                <w:right w:val="single" w:sz="18" w:space="0" w:color="009CE9"/>
+                <w:insideH w:val="single" w:sz="18" w:space="0" w:color="009CE9"/>
+                <w:insideV w:val="single" w:sz="18" w:space="0" w:color="009CE9"/>
+              </w:tblBorders>
+              <w:shd w:val="clear" w:color="auto" w:fill="E7EAEF"/>
+              <w:tblLook w:val="04A0" w:firstRow="1" w:lastRow="0" w:firstColumn="1" w:lastColumn="0" w:noHBand="0" w:noVBand="1"/>
+            </w:tblPr>
+            <w:tblGrid>
+              <w:gridCol w:w="7404"/>
+            </w:tblGrid>
+            <w:tr>
+              <w:tc>
+                <w:tcPr>
+                  <w:tcW w:w="7404" w:type="dxa"/>
+                  <w:shd w:val="clear" w:color="auto" w:fill="E0F8FA"/>
+                </w:tcPr>
+                <w:p>
+                  <w:pPr>
+                    <w:rPr>
+                      <w:sz w:val="21"/>
+                      <w:szCs w:val="21"/>
+                    </w:rPr>
+                  </w:pPr>
+                  <w:r>
+                    <w:rPr>
+                      <w:rFonts w:ascii="Cambria Math" w:hAnsi="Cambria Math" w:cs="Cambria Math"/>
+                      <w:color w:val="009CE9"/>
+                      <w:sz w:val="32"/>
+                      <w:szCs w:val="32"/>
+                    </w:rPr>
+                    <w:t>◉</w:t>
+                  </w:r>
+                  <w:r>
+                    <w:rPr>
+                      <w:color w:val="E9DB85"/>
+                      <w:sz w:val="32"/>
+                      <w:szCs w:val="32"/>
+                    </w:rPr>
+                    <w:t xml:space="preserve"> </w:t>
+                  </w:r>
+                  <w:r>
+                    <w:rPr>
+                      <w:sz w:val="21"/>
+                      <w:szCs w:val="21"/>
+                    </w:rPr>
+                    <w:t>You can add information to your answer by adding a reason, extra details or combining information:</w:t>
+                  </w:r>
+                </w:p>
+                <w:p>
+                  <w:pPr>
+                    <w:rPr>
+                      <w:i/>
+                      <w:sz w:val="21"/>
+                      <w:szCs w:val="21"/>
+                    </w:rPr>
+                  </w:pPr>
+                  <w:r>
+                    <w:rPr>
+                      <w:i/>
+                      <w:sz w:val="21"/>
+                      <w:szCs w:val="21"/>
+                    </w:rPr>
+                    <w:t xml:space="preserve">I don't see my grandparents very often </w:t>
+                  </w:r>
+                  <w:r>
+                    <w:rPr>
+                      <w:b/>
+                      <w:bCs/>
+                      <w:i/>
+                      <w:sz w:val="21"/>
+                      <w:szCs w:val="21"/>
+                    </w:rPr>
+                    <w:t>because</w:t>
+                  </w:r>
+                  <w:r>
+                    <w:rPr>
+                      <w:i/>
+                      <w:sz w:val="21"/>
+                      <w:szCs w:val="21"/>
+                    </w:rPr>
+                    <w:t xml:space="preserve"> they live in the north of the country.</w:t>
+                  </w:r>
+                </w:p>
+                <w:p>
+                  <w:pPr>
+                    <w:rPr>
+                      <w:i/>
+                      <w:sz w:val="21"/>
+                      <w:szCs w:val="21"/>
+                    </w:rPr>
+                  </w:pPr>
+                  <w:r>
+                    <w:rPr>
+                      <w:i/>
+                      <w:sz w:val="21"/>
+                      <w:szCs w:val="21"/>
+                    </w:rPr>
+                    <w:t xml:space="preserve">I don't see my family very often </w:t>
+                  </w:r>
+                  <w:r>
+                    <w:rPr>
+                      <w:b/>
+                      <w:bCs/>
+                      <w:i/>
+                      <w:sz w:val="21"/>
+                      <w:szCs w:val="21"/>
+                    </w:rPr>
+                    <w:t>but</w:t>
+                  </w:r>
+                  <w:r>
+                    <w:rPr>
+                      <w:i/>
+                      <w:sz w:val="21"/>
+                      <w:szCs w:val="21"/>
+                    </w:rPr>
+                    <w:t xml:space="preserve"> I miss them very much.</w:t>
+                  </w:r>
+                </w:p>
+                <w:p>
+                  <w:pPr>
+                    <w:rPr>
+                      <w:i/>
+                      <w:sz w:val="21"/>
+                      <w:szCs w:val="21"/>
+                    </w:rPr>
+                  </w:pPr>
+                  <w:r>
+                    <w:rPr>
+                      <w:i/>
+                      <w:sz w:val="21"/>
+                      <w:szCs w:val="21"/>
+                    </w:rPr>
+                    <w:t xml:space="preserve">I have a twin brother, </w:t>
+                  </w:r>
+                  <w:r>
+                    <w:rPr>
+                      <w:b/>
+                      <w:bCs/>
+                      <w:i/>
+                      <w:sz w:val="21"/>
+                      <w:szCs w:val="21"/>
+                    </w:rPr>
+                    <w:t>so</w:t>
+                  </w:r>
+                  <w:r>
+                    <w:rPr>
+                      <w:i/>
+                      <w:sz w:val="21"/>
+                      <w:szCs w:val="21"/>
+                    </w:rPr>
+                    <w:t xml:space="preserve"> I am very close to him.</w:t>
+                  </w:r>
+                </w:p>
+                <w:p>
+                  <w:pPr>
+                    <w:rPr>
+                      <w:i/>
+                      <w:sz w:val="21"/>
+                      <w:szCs w:val="21"/>
+                    </w:rPr>
+                  </w:pPr>
+                  <w:r>
+                    <w:rPr>
+                      <w:i/>
+                      <w:sz w:val="21"/>
+                      <w:szCs w:val="21"/>
+                    </w:rPr>
+                    <w:t xml:space="preserve">I look very much like my father, </w:t>
+                  </w:r>
+                  <w:r>
+                    <w:rPr>
+                      <w:b/>
+                      <w:bCs/>
+                      <w:i/>
+                      <w:sz w:val="21"/>
+                      <w:szCs w:val="21"/>
+                    </w:rPr>
+                    <w:t>although</w:t>
+                  </w:r>
+                  <w:r>
+                    <w:rPr>
+                      <w:i/>
+                      <w:sz w:val="21"/>
+                      <w:szCs w:val="21"/>
+                    </w:rPr>
+                    <w:t xml:space="preserve"> we have very different personalities.</w:t>
+                  </w:r>
+                </w:p>
+              </w:tc>
+            </w:tr>
+          </w:tbl>
+          <w:p>
+            <w:pPr>
+              <w:rPr>
+                <w:rStyle w:val="BlankWord1"/>
+                <w:b/>
+                <w:bCs/>
+                <w:szCs w:val="23"/>
+                <w:bdr w:val="none" w:sz="0" w:space="0" w:color="auto"/>
+                <w:shd w:val="clear" w:color="auto" w:fill="auto"/>
+                <w:rtl/>
+                <w14:textOutline w14:w="0" w14:cap="rnd" w14:cmpd="sng" w14:algn="ctr">
+                  <w14:noFill/>
+                  <w14:prstDash w14:val="solid"/>
+                  <w14:bevel/>
+                </w14:textOutline>
+              </w:rPr>
+            </w:pPr>
+          </w:p>
+        </w:tc>
+        <w:tc>
+          <w:tcPr>
+            <w:tcW w:w="3608" w:type="dxa"/>
+          </w:tcPr>
+          <w:p>
+            <w:pPr>
+              <w:rPr>
+                <w:rFonts w:ascii="Source Sans 3 SemiBold" w:hAnsi="Source Sans 3 SemiBold"/>
+                <w:b/>
+                <w:bCs/>
+                <w:noProof/>
+                <w:color w:val="FFFFFF" w:themeColor="background1"/>
+                <w:shd w:val="clear" w:color="auto" w:fill="68AF3D"/>
+              </w:rPr>
+            </w:pPr>
+            <w:r>
+              <w:rPr>
+                <w:rFonts w:ascii="Source Sans 3 SemiBold" w:hAnsi="Source Sans 3 SemiBold"/>
+                <w:b/>
+                <w:bCs/>
+                <w:noProof/>
+                <w:color w:val="FFFFFF" w:themeColor="background1"/>
+                <w:bdr w:val="single" w:sz="24" w:space="0" w:color="47DCE9"/>
+                <w:shd w:val="clear" w:color="auto" w:fill="02B1FD"/>
+              </w:rPr>
+              <w:t xml:space="preserve">TIP </w:t>
+            </w:r>
+            <w:r>
+              <w:rPr>
+                <w:rFonts w:ascii="Source Sans 3 SemiBold" w:hAnsi="Source Sans 3 SemiBold"/>
+                <w:b/>
+                <w:bCs/>
+                <w:noProof/>
+                <w:bdr w:val="single" w:sz="24" w:space="0" w:color="47DCE9"/>
+                <w:shd w:val="clear" w:color="auto" w:fill="FFFFFF" w:themeFill="background1"/>
+              </w:rPr>
+              <w:t>08</w:t>
+            </w:r>
+          </w:p>
+          <w:tbl>
+            <w:tblPr>
+              <w:tblStyle w:val="NormalTable"/>
+              <w:tblW w:w="0" w:type="auto"/>
+              <w:tblBorders>
+                <w:top w:val="single" w:sz="18" w:space="0" w:color="009CE9"/>
+                <w:left w:val="single" w:sz="18" w:space="0" w:color="009CE9"/>
+                <w:bottom w:val="single" w:sz="18" w:space="0" w:color="009CE9"/>
+                <w:right w:val="single" w:sz="18" w:space="0" w:color="009CE9"/>
+                <w:insideH w:val="single" w:sz="18" w:space="0" w:color="009CE9"/>
+                <w:insideV w:val="single" w:sz="18" w:space="0" w:color="009CE9"/>
+              </w:tblBorders>
+              <w:shd w:val="clear" w:color="auto" w:fill="E7EAEF"/>
+              <w:tblLook w:val="04A0" w:firstRow="1" w:lastRow="0" w:firstColumn="1" w:lastColumn="0" w:noHBand="0" w:noVBand="1"/>
+            </w:tblPr>
+            <w:tblGrid>
+              <w:gridCol w:w="3278"/>
+            </w:tblGrid>
+            <w:tr>
+              <w:tc>
+                <w:tcPr>
+                  <w:tcW w:w="6061" w:type="dxa"/>
+                  <w:shd w:val="clear" w:color="auto" w:fill="FFFFFF" w:themeFill="background1"/>
+                </w:tcPr>
+                <w:p>
+                  <w:pPr>
+                    <w:rPr>
+                      <w:sz w:val="21"/>
+                      <w:szCs w:val="21"/>
+                    </w:rPr>
+                  </w:pPr>
+                  <w:r>
+                    <w:rPr>
+                      <w:sz w:val="21"/>
+                      <w:szCs w:val="21"/>
+                    </w:rPr>
+                    <w:t>In Speaking Part 1:</w:t>
+                  </w:r>
+                </w:p>
+                <w:p>
+                  <w:pPr>
+                    <w:pStyle w:val="ListParagraph"/>
+                    <w:numPr>
+                      <w:ilvl w:val="0"/>
+                      <w:numId w:val="56"/>
+                    </w:numPr>
+                    <w:ind w:left="340" w:hanging="170"/>
+                    <w:rPr>
+                      <w:rFonts w:ascii="Source Sans 3" w:hAnsi="Source Sans 3"/>
+                      <w:sz w:val="21"/>
+                      <w:szCs w:val="21"/>
+                    </w:rPr>
+                  </w:pPr>
+                  <w:r>
+                    <w:rPr>
+                      <w:rFonts w:ascii="Source Sans 3" w:hAnsi="Source Sans 3"/>
+                      <w:sz w:val="21"/>
+                      <w:szCs w:val="21"/>
+                    </w:rPr>
+                    <w:t>keep to the topic</w:t>
+                  </w:r>
+                </w:p>
+                <w:p>
+                  <w:pPr>
+                    <w:pStyle w:val="ListParagraph"/>
+                    <w:numPr>
+                      <w:ilvl w:val="0"/>
+                      <w:numId w:val="56"/>
+                    </w:numPr>
+                    <w:ind w:left="340" w:hanging="170"/>
+                    <w:rPr>
+                      <w:rFonts w:ascii="Source Sans 3" w:hAnsi="Source Sans 3"/>
+                      <w:sz w:val="21"/>
+                      <w:szCs w:val="21"/>
+                    </w:rPr>
+                  </w:pPr>
+                  <w:r>
+                    <w:rPr>
+                      <w:rFonts w:ascii="Source Sans 3" w:hAnsi="Source Sans 3"/>
+                      <w:sz w:val="21"/>
+                      <w:szCs w:val="21"/>
+                    </w:rPr>
+                    <w:t>extend your answers</w:t>
+                  </w:r>
+                </w:p>
+                <w:p>
+                  <w:pPr>
+                    <w:pStyle w:val="ListParagraph"/>
+                    <w:numPr>
+                      <w:ilvl w:val="0"/>
+                      <w:numId w:val="56"/>
+                    </w:numPr>
+                    <w:ind w:left="340" w:hanging="170"/>
+                    <w:rPr>
+                      <w:rFonts w:ascii="Source Sans 3" w:hAnsi="Source Sans 3"/>
+                      <w:sz w:val="21"/>
+                      <w:szCs w:val="21"/>
+                    </w:rPr>
+                  </w:pPr>
+                  <w:r>
+                    <w:rPr>
+                      <w:rFonts w:ascii="Source Sans 3" w:hAnsi="Source Sans 3"/>
+                      <w:sz w:val="21"/>
+                      <w:szCs w:val="21"/>
+                    </w:rPr>
+                    <w:t>don't speak too much</w:t>
+                  </w:r>
+                </w:p>
+                <w:p>
+                  <w:pPr>
+                    <w:pStyle w:val="ListParagraph"/>
+                    <w:numPr>
+                      <w:ilvl w:val="0"/>
+                      <w:numId w:val="56"/>
+                    </w:numPr>
+                    <w:ind w:left="340" w:hanging="170"/>
+                    <w:rPr>
+                      <w:rFonts w:ascii="Source Sans 3" w:hAnsi="Source Sans 3"/>
+                      <w:noProof/>
+                      <w:sz w:val="21"/>
+                      <w:szCs w:val="21"/>
+                    </w:rPr>
+                  </w:pPr>
+                  <w:r>
+                    <w:rPr>
+                      <w:rFonts w:ascii="Source Sans 3" w:hAnsi="Source Sans 3"/>
+                      <w:sz w:val="21"/>
+                      <w:szCs w:val="21"/>
+                    </w:rPr>
+                    <w:t xml:space="preserve">do not try to </w:t>
+                  </w:r>
+                  <w:proofErr w:type="spellStart"/>
+                  <w:r>
+                    <w:rPr>
+                      <w:rFonts w:ascii="Source Sans 3" w:hAnsi="Source Sans 3"/>
+                      <w:sz w:val="21"/>
+                      <w:szCs w:val="21"/>
+                    </w:rPr>
+                    <w:t>memorise</w:t>
+                  </w:r>
+                  <w:proofErr w:type="spellEnd"/>
+                  <w:r>
+                    <w:rPr>
+                      <w:rFonts w:ascii="Source Sans 3" w:hAnsi="Source Sans 3"/>
+                      <w:sz w:val="21"/>
+                      <w:szCs w:val="21"/>
+                    </w:rPr>
+                    <w:t xml:space="preserve"> answers to questions.</w:t>
+                  </w:r>
+                </w:p>
+              </w:tc>
+            </w:tr>
+          </w:tbl>
+          <w:p>
+            <w:pPr>
+              <w:rPr>
+                <w:rFonts w:ascii="Source Sans 3 Medium" w:hAnsi="Source Sans 3 Medium"/>
+                <w:b/>
+                <w:bCs/>
+                <w:sz w:val="23"/>
+                <w:szCs w:val="23"/>
+              </w:rPr>
+            </w:pPr>
+          </w:p>
+          <w:p>
+            <w:pPr>
+              <w:rPr>
+                <w:rFonts w:ascii="Source Sans 3 SemiBold" w:hAnsi="Source Sans 3 SemiBold"/>
+                <w:b/>
+                <w:bCs/>
+                <w:noProof/>
+                <w:color w:val="FFFFFF" w:themeColor="background1"/>
+                <w:shd w:val="clear" w:color="auto" w:fill="68AF3D"/>
+              </w:rPr>
+            </w:pPr>
+            <w:r>
+              <w:rPr>
+                <w:rFonts w:ascii="Source Sans 3 SemiBold" w:hAnsi="Source Sans 3 SemiBold"/>
+                <w:b/>
+                <w:bCs/>
+                <w:noProof/>
+                <w:color w:val="FFFFFF" w:themeColor="background1"/>
+                <w:bdr w:val="single" w:sz="24" w:space="0" w:color="47DCE9"/>
+                <w:shd w:val="clear" w:color="auto" w:fill="02B1FD"/>
+              </w:rPr>
+              <w:t xml:space="preserve">TIP </w:t>
+            </w:r>
+            <w:r>
+              <w:rPr>
+                <w:rFonts w:ascii="Source Sans 3 SemiBold" w:hAnsi="Source Sans 3 SemiBold"/>
+                <w:b/>
+                <w:bCs/>
+                <w:noProof/>
+                <w:bdr w:val="single" w:sz="24" w:space="0" w:color="47DCE9"/>
+                <w:shd w:val="clear" w:color="auto" w:fill="FFFFFF" w:themeFill="background1"/>
+              </w:rPr>
+              <w:t>08</w:t>
+            </w:r>
+          </w:p>
+          <w:tbl>
+            <w:tblPr>
+              <w:tblStyle w:val="NormalTable"/>
+              <w:tblW w:w="0" w:type="auto"/>
+              <w:tblBorders>
+                <w:top w:val="single" w:sz="18" w:space="0" w:color="009CE9"/>
+                <w:left w:val="single" w:sz="18" w:space="0" w:color="009CE9"/>
+                <w:bottom w:val="single" w:sz="18" w:space="0" w:color="009CE9"/>
+                <w:right w:val="single" w:sz="18" w:space="0" w:color="009CE9"/>
+                <w:insideH w:val="single" w:sz="18" w:space="0" w:color="009CE9"/>
+                <w:insideV w:val="single" w:sz="18" w:space="0" w:color="009CE9"/>
+              </w:tblBorders>
+              <w:shd w:val="clear" w:color="auto" w:fill="E7EAEF"/>
+              <w:tblLook w:val="04A0" w:firstRow="1" w:lastRow="0" w:firstColumn="1" w:lastColumn="0" w:noHBand="0" w:noVBand="1"/>
+            </w:tblPr>
+            <w:tblGrid>
+              <w:gridCol w:w="3278"/>
+            </w:tblGrid>
+            <w:tr>
+              <w:tc>
+                <w:tcPr>
+                  <w:tcW w:w="6061" w:type="dxa"/>
+                  <w:shd w:val="clear" w:color="auto" w:fill="FFFFFF" w:themeFill="background1"/>
+                </w:tcPr>
+                <w:p>
+                  <w:pPr>
+                    <w:rPr>
+                      <w:noProof/>
+                      <w:sz w:val="21"/>
+                      <w:szCs w:val="21"/>
+                    </w:rPr>
+                  </w:pPr>
+                  <w:r>
+                    <w:rPr>
+                      <w:sz w:val="21"/>
+                      <w:szCs w:val="21"/>
+                    </w:rPr>
+                    <w:t xml:space="preserve">In Part 1 you need to give full answers to the questions, but don't talk for too long. Three sentences </w:t>
+                  </w:r>
+                  <w:proofErr w:type="gramStart"/>
+                  <w:r>
+                    <w:rPr>
+                      <w:sz w:val="21"/>
+                      <w:szCs w:val="21"/>
+                    </w:rPr>
+                    <w:t>is</w:t>
+                  </w:r>
+                  <w:proofErr w:type="gramEnd"/>
+                  <w:r>
+                    <w:rPr>
+                      <w:sz w:val="21"/>
+                      <w:szCs w:val="21"/>
+                    </w:rPr>
+                    <w:t xml:space="preserve"> plenty. You have chances to speak for longer in Parts 2 and 3.</w:t>
+                  </w:r>
+                </w:p>
+              </w:tc>
+            </w:tr>
+          </w:tbl>
+          <w:p>
+            <w:pPr>
+              <w:rPr>
+                <w:rFonts w:ascii="Source Sans 3 Medium" w:hAnsi="Source Sans 3 Medium"/>
+                <w:b/>
+                <w:bCs/>
+                <w:sz w:val="23"/>
+                <w:szCs w:val="23"/>
+              </w:rPr>
+            </w:pPr>
+          </w:p>
+        </w:tc>
+      </w:tr>
+      <w:tr>
+        <w:tc>
+          <w:tcPr>
+            <w:tcW w:w="650" w:type="dxa"/>
+          </w:tcPr>
+          <w:tbl>
+            <w:tblPr>
+              <w:tblStyle w:val="CompactTable"/>
+              <w:tblW w:w="0" w:type="auto"/>
+              <w:tblBorders>
+                <w:top w:val="single" w:sz="18" w:space="0" w:color="B01070"/>
+                <w:left w:val="single" w:sz="18" w:space="0" w:color="B01070"/>
+                <w:bottom w:val="single" w:sz="18" w:space="0" w:color="B01070"/>
+                <w:right w:val="single" w:sz="18" w:space="0" w:color="B01070"/>
+                <w:insideH w:val="single" w:sz="18" w:space="0" w:color="B01070"/>
+                <w:insideV w:val="single" w:sz="18" w:space="0" w:color="B01070"/>
+              </w:tblBorders>
+              <w:tblLook w:val="04A0" w:firstRow="1" w:lastRow="0" w:firstColumn="1" w:lastColumn="0" w:noHBand="0" w:noVBand="1"/>
+            </w:tblPr>
+            <w:tblGrid>
+              <w:gridCol w:w="320"/>
+            </w:tblGrid>
+            <w:tr>
+              <w:tc>
+                <w:tcPr>
+                  <w:tcW w:w="385" w:type="dxa"/>
+                  <w:tcBorders>
+                    <w:top w:val="single" w:sz="18" w:space="0" w:color="0C78BC"/>
+                    <w:left w:val="single" w:sz="18" w:space="0" w:color="0C78BC"/>
+                    <w:bottom w:val="single" w:sz="18" w:space="0" w:color="0C78BC"/>
+                    <w:right w:val="single" w:sz="18" w:space="0" w:color="0C78BC"/>
+                  </w:tcBorders>
+                </w:tcPr>
+                <w:p>
+                  <w:pPr>
+                    <w:rPr>
+                      <w:b w:val="0"/>
+                      <w:bCs/>
+                      <w:szCs w:val="26"/>
+                      <w:bdr w:val="single" w:sz="12" w:space="0" w:color="FFFF00"/>
+                    </w:rPr>
+                  </w:pPr>
+                  <w:r>
+                    <w:rPr>
+                      <w:bCs/>
+                      <w:szCs w:val="26"/>
+                      <w:lang w:bidi="ar-SA"/>
+                    </w:rPr>
+                    <w:t>09</w:t>
+                  </w:r>
+                </w:p>
+              </w:tc>
+            </w:tr>
+          </w:tbl>
+          <w:p>
+            <w:pPr>
+              <w:rPr>
+                <w:bCs/>
+                <w:szCs w:val="26"/>
+              </w:rPr>
+            </w:pPr>
+          </w:p>
+        </w:tc>
+        <w:tc>
+          <w:tcPr>
+            <w:tcW w:w="10134" w:type="dxa"/>
+          </w:tcPr>
+          <w:p>
+            <w:pPr>
+              <w:rPr>
+                <w:rFonts w:ascii="Source Sans 3 Medium" w:hAnsi="Source Sans 3 Medium"/>
+                <w:b/>
+                <w:bCs/>
+                <w:sz w:val="23"/>
+                <w:szCs w:val="23"/>
+              </w:rPr>
+            </w:pPr>
+            <w:r>
+              <w:rPr>
+                <w:rFonts w:ascii="Source Sans 3 Medium" w:hAnsi="Source Sans 3 Medium"/>
+                <w:b/>
+                <w:bCs/>
+                <w:sz w:val="23"/>
+                <w:szCs w:val="23"/>
+              </w:rPr>
+              <w:t>Use one of the words in the box to help you complete the sentences with ideas of your own. Try to use a different word from the box in each sentence</w:t>
+            </w:r>
+            <w:r>
+              <w:rPr>
+                <w:rFonts w:ascii="Source Sans 3 Medium" w:hAnsi="Source Sans 3 Medium"/>
+                <w:b/>
+                <w:bCs/>
+                <w:sz w:val="23"/>
+                <w:szCs w:val="23"/>
+              </w:rPr>
+              <w:t>.</w:t>
+            </w:r>
+          </w:p>
+          <w:tbl>
+            <w:tblPr>
+              <w:tblStyle w:val="CommonTable"/>
+              <w:tblW w:w="0" w:type="auto"/>
+              <w:tblBorders>
+                <w:top w:val="single" w:sz="18" w:space="0" w:color="009CE9"/>
+                <w:left w:val="single" w:sz="18" w:space="0" w:color="009CE9"/>
+                <w:bottom w:val="single" w:sz="18" w:space="0" w:color="009CE9"/>
+                <w:right w:val="single" w:sz="18" w:space="0" w:color="009CE9"/>
+                <w:insideH w:val="single" w:sz="18" w:space="0" w:color="009CE9"/>
+                <w:insideV w:val="none" w:sz="0" w:space="0" w:color="auto"/>
+              </w:tblBorders>
+              <w:tblLook w:val="04A0" w:firstRow="1" w:lastRow="0" w:firstColumn="1" w:lastColumn="0" w:noHBand="0" w:noVBand="1"/>
+            </w:tblPr>
+            <w:tblGrid>
+              <w:gridCol w:w="663"/>
+              <w:gridCol w:w="646"/>
+              <w:gridCol w:w="1045"/>
+              <w:gridCol w:w="600"/>
+              <w:gridCol w:w="496"/>
+              <w:gridCol w:w="1434"/>
+            </w:tblGrid>
+            <w:tr>
+              <w:tc>
+                <w:tcPr>
+                  <w:tcW w:w="0" w:type="auto"/>
+                </w:tcPr>
+                <w:p>
+                  <w:r>
+                    <w:t>also</w:t>
+                  </w:r>
+                </w:p>
+              </w:tc>
+              <w:tc>
+                <w:tcPr>
+                  <w:tcW w:w="0" w:type="auto"/>
+                </w:tcPr>
+                <w:p>
+                  <w:r>
+                    <w:t>And</w:t>
+                  </w:r>
+                </w:p>
+              </w:tc>
+              <w:tc>
+                <w:tcPr>
+                  <w:tcW w:w="0" w:type="auto"/>
+                </w:tcPr>
+                <w:p>
+                  <w:r>
+                    <w:t>because</w:t>
+                  </w:r>
+                </w:p>
+              </w:tc>
+              <w:tc>
+                <w:tcPr>
+                  <w:tcW w:w="0" w:type="auto"/>
+                </w:tcPr>
+                <w:p>
+                  <w:r>
+                    <w:t>but</w:t>
+                  </w:r>
+                </w:p>
+              </w:tc>
+              <w:tc>
+                <w:tcPr>
+                  <w:tcW w:w="0" w:type="auto"/>
+                </w:tcPr>
+                <w:p>
+                  <w:r>
+                    <w:t>so</w:t>
+                  </w:r>
+                </w:p>
+              </w:tc>
+              <w:tc>
+                <w:tcPr>
+                  <w:tcW w:w="0" w:type="auto"/>
+                </w:tcPr>
+                <w:p>
+                  <w:r>
+                    <w:t>even though</w:t>
+                  </w:r>
+                </w:p>
+              </w:tc>
+            </w:tr>
+          </w:tbl>
+          <w:p>
+            <w:pPr>
+              <w:pStyle w:val="ListParagraph"/>
+              <w:numPr>
+                <w:ilvl w:val="0"/>
+                <w:numId w:val="57"/>
+              </w:numPr>
+              <w:ind w:left="284" w:hanging="284"/>
+              <w:rPr>
+                <w:rFonts w:ascii="Source Sans 3 Medium" w:hAnsi="Source Sans 3 Medium"/>
+                <w:sz w:val="23"/>
+                <w:szCs w:val="23"/>
+              </w:rPr>
+            </w:pPr>
+            <w:r>
+              <w:rPr>
+                <w:rFonts w:ascii="Source Sans 3 Medium" w:hAnsi="Source Sans 3 Medium"/>
+                <w:sz w:val="23"/>
+                <w:szCs w:val="23"/>
+              </w:rPr>
+              <w:t>I visit my parents every weekend ...</w:t>
+            </w:r>
+          </w:p>
+          <w:p>
+            <w:pPr>
+              <w:pStyle w:val="ListParagraph"/>
+              <w:numPr>
+                <w:ilvl w:val="0"/>
+                <w:numId w:val="57"/>
+              </w:numPr>
+              <w:ind w:left="284" w:hanging="284"/>
+              <w:rPr>
+                <w:rFonts w:ascii="Source Sans 3 Medium" w:hAnsi="Source Sans 3 Medium"/>
+                <w:sz w:val="23"/>
+                <w:szCs w:val="23"/>
+              </w:rPr>
+            </w:pPr>
+            <w:r>
+              <w:rPr>
+                <w:rFonts w:ascii="Source Sans 3 Medium" w:hAnsi="Source Sans 3 Medium"/>
+                <w:sz w:val="23"/>
+                <w:szCs w:val="23"/>
+              </w:rPr>
+              <w:t>We have a large family...</w:t>
+            </w:r>
+          </w:p>
+          <w:p>
+            <w:pPr>
+              <w:pStyle w:val="ListParagraph"/>
+              <w:numPr>
+                <w:ilvl w:val="0"/>
+                <w:numId w:val="57"/>
+              </w:numPr>
+              <w:ind w:left="284" w:hanging="284"/>
+              <w:rPr>
+                <w:rFonts w:ascii="Source Sans 3 Medium" w:hAnsi="Source Sans 3 Medium"/>
+                <w:sz w:val="23"/>
+                <w:szCs w:val="23"/>
+              </w:rPr>
+            </w:pPr>
+            <w:r>
+              <w:rPr>
+                <w:rFonts w:ascii="Source Sans 3 Medium" w:hAnsi="Source Sans 3 Medium"/>
+                <w:sz w:val="23"/>
+                <w:szCs w:val="23"/>
+              </w:rPr>
+              <w:t>My sister is getting married next year...</w:t>
+            </w:r>
+          </w:p>
+          <w:p>
+            <w:pPr>
+              <w:pStyle w:val="ListParagraph"/>
+              <w:numPr>
+                <w:ilvl w:val="0"/>
+                <w:numId w:val="57"/>
+              </w:numPr>
+              <w:ind w:left="284" w:hanging="284"/>
+              <w:rPr>
+                <w:rFonts w:ascii="Source Sans 3 Medium" w:hAnsi="Source Sans 3 Medium"/>
+                <w:sz w:val="23"/>
+                <w:szCs w:val="23"/>
+              </w:rPr>
+            </w:pPr>
+            <w:r>
+              <w:rPr>
+                <w:rFonts w:ascii="Source Sans 3 Medium" w:hAnsi="Source Sans 3 Medium"/>
+                <w:sz w:val="23"/>
+                <w:szCs w:val="23"/>
+              </w:rPr>
+              <w:t>My father works very long hours, ...</w:t>
+            </w:r>
+          </w:p>
+          <w:p>
+            <w:pPr>
+              <w:pStyle w:val="ListParagraph"/>
+              <w:numPr>
+                <w:ilvl w:val="0"/>
+                <w:numId w:val="57"/>
+              </w:numPr>
+              <w:ind w:left="284" w:hanging="284"/>
+            </w:pPr>
+            <w:r>
+              <w:rPr>
+                <w:rFonts w:ascii="Source Sans 3 Medium" w:hAnsi="Source Sans 3 Medium"/>
+                <w:sz w:val="23"/>
+                <w:szCs w:val="23"/>
+              </w:rPr>
+              <w:t>My brother likes the same things as me,</w:t>
+            </w:r>
+          </w:p>
+        </w:tc>
+        <w:tc>
+          <w:tcPr>
+            <w:tcW w:w="3608" w:type="dxa"/>
+          </w:tcPr>
+          <w:p>
+            <w:pPr>
+              <w:rPr>
+                <w:rFonts w:ascii="Source Sans 3 Medium" w:hAnsi="Source Sans 3 Medium"/>
+                <w:b/>
+                <w:bCs/>
+                <w:sz w:val="23"/>
+                <w:szCs w:val="23"/>
+              </w:rPr>
+            </w:pPr>
+          </w:p>
+        </w:tc>
+      </w:tr>
+    </w:tbl>
+    <w:p>
+      <w:r>
+        <w:br w:type="page"/>
+      </w:r>
+    </w:p>
+    <w:tbl>
+      <w:tblPr>
+        <w:tblStyle w:val="CommonTable"/>
+        <w:tblW w:w="0" w:type="auto"/>
+        <w:tblBorders>
+          <w:top w:val="single" w:sz="24" w:space="0" w:color="auto"/>
+          <w:left w:val="single" w:sz="24" w:space="0" w:color="auto"/>
+          <w:bottom w:val="single" w:sz="24" w:space="0" w:color="auto"/>
+          <w:right w:val="single" w:sz="24" w:space="0" w:color="auto"/>
+          <w:insideH w:val="single" w:sz="24" w:space="0" w:color="auto"/>
+          <w:insideV w:val="single" w:sz="24" w:space="0" w:color="auto"/>
+        </w:tblBorders>
+        <w:tblLook w:val="04A0" w:firstRow="1" w:lastRow="0" w:firstColumn="1" w:lastColumn="0" w:noHBand="0" w:noVBand="1"/>
+      </w:tblPr>
+      <w:tblGrid>
+        <w:gridCol w:w="2079"/>
+      </w:tblGrid>
+      <w:tr>
+        <w:tc>
+          <w:tcPr>
+            <w:tcW w:w="0" w:type="auto"/>
+            <w:shd w:val="clear" w:color="auto" w:fill="0280F1"/>
+          </w:tcPr>
+          <w:p>
+            <w:pPr>
+              <w:rPr>
+                <w:rFonts w:ascii="Source Sans 3 Medium" w:hAnsi="Source Sans 3 Medium"/>
+                <w:b/>
+                <w:bCs/>
+                <w:sz w:val="23"/>
+                <w:szCs w:val="23"/>
+                <w:lang w:bidi="ar-SA"/>
+              </w:rPr>
+            </w:pPr>
+            <w:r>
+              <w:rPr>
+                <w:b/>
+                <w:bCs/>
+                <w:color w:val="FFFFFF" w:themeColor="background1"/>
+                <w:sz w:val="24"/>
+                <w:szCs w:val="24"/>
+              </w:rPr>
+              <w:lastRenderedPageBreak/>
+              <w:t>PRONUNCIATION</w:t>
+            </w:r>
+          </w:p>
+        </w:tc>
+      </w:tr>
+    </w:tbl>
+    <w:p>
+      <w:pPr>
+        <w:rPr>
+          <w:rFonts w:ascii="Source Sans 3" w:hAnsi="Source Sans 3"/>
+          <w:sz w:val="2"/>
+          <w:szCs w:val="2"/>
+        </w:rPr>
+      </w:pPr>
+    </w:p>
+    <w:p>
+      <w:pPr>
+        <w:spacing w:after="0"/>
+        <w:rPr>
+          <w:rFonts w:ascii="Source Sans 3" w:hAnsi="Source Sans 3"/>
+          <w:b/>
+          <w:bCs/>
+          <w:sz w:val="2"/>
+          <w:szCs w:val="2"/>
+          <w:shd w:val="clear" w:color="auto" w:fill="FFFF00"/>
+          <w:rtl/>
+        </w:rPr>
+      </w:pPr>
+    </w:p>
+    <w:tbl>
+      <w:tblPr>
+        <w:tblStyle w:val="DottedTable"/>
+        <w:tblW w:w="14392" w:type="dxa"/>
+        <w:tblLook w:val="04A0" w:firstRow="1" w:lastRow="0" w:firstColumn="1" w:lastColumn="0" w:noHBand="0" w:noVBand="1"/>
+      </w:tblPr>
+      <w:tblGrid>
+        <w:gridCol w:w="650"/>
+        <w:gridCol w:w="10134"/>
+        <w:gridCol w:w="3608"/>
+      </w:tblGrid>
+      <w:tr>
+        <w:tc>
+          <w:tcPr>
+            <w:tcW w:w="650" w:type="dxa"/>
+          </w:tcPr>
+          <w:tbl>
+            <w:tblPr>
+              <w:tblStyle w:val="CompactTable"/>
+              <w:tblW w:w="0" w:type="auto"/>
+              <w:tblBorders>
+                <w:top w:val="single" w:sz="18" w:space="0" w:color="106CC4"/>
+                <w:left w:val="single" w:sz="18" w:space="0" w:color="106CC4"/>
+                <w:bottom w:val="single" w:sz="18" w:space="0" w:color="106CC4"/>
+                <w:right w:val="single" w:sz="18" w:space="0" w:color="106CC4"/>
+                <w:insideH w:val="single" w:sz="18" w:space="0" w:color="106CC4"/>
+                <w:insideV w:val="single" w:sz="18" w:space="0" w:color="106CC4"/>
+              </w:tblBorders>
+              <w:tblLook w:val="04A0" w:firstRow="1" w:lastRow="0" w:firstColumn="1" w:lastColumn="0" w:noHBand="0" w:noVBand="1"/>
+            </w:tblPr>
+            <w:tblGrid>
+              <w:gridCol w:w="320"/>
+            </w:tblGrid>
+            <w:tr>
+              <w:tc>
+                <w:tcPr>
+                  <w:tcW w:w="385" w:type="dxa"/>
+                </w:tcPr>
+                <w:p>
+                  <w:pPr>
+                    <w:rPr>
+                      <w:b w:val="0"/>
+                      <w:bCs/>
+                      <w:szCs w:val="26"/>
+                      <w:bdr w:val="single" w:sz="12" w:space="0" w:color="FFFF00"/>
+                    </w:rPr>
+                  </w:pPr>
+                  <w:r>
+                    <w:rPr>
+                      <w:bCs/>
+                      <w:szCs w:val="26"/>
+                      <w:lang w:bidi="ar-SA"/>
+                    </w:rPr>
+                    <w:t>10</w:t>
+                  </w:r>
+                </w:p>
+              </w:tc>
+            </w:tr>
+          </w:tbl>
+          <w:p>
+            <w:pPr>
+              <w:rPr>
+                <w:rFonts w:ascii="Source Sans 3" w:hAnsi="Source Sans 3"/>
+                <w:b/>
+                <w:bCs/>
+                <w:sz w:val="26"/>
+                <w:szCs w:val="26"/>
+                <w:bdr w:val="single" w:sz="12" w:space="0" w:color="FFFF00"/>
+              </w:rPr>
+            </w:pPr>
+          </w:p>
+        </w:tc>
+        <w:tc>
+          <w:tcPr>
+            <w:tcW w:w="10134" w:type="dxa"/>
+          </w:tcPr>
+          <w:p>
+            <w:pPr>
+              <w:rPr>
+                <w:rFonts w:ascii="Source Sans 3 Medium" w:hAnsi="Source Sans 3 Medium"/>
+                <w:b/>
+                <w:bCs/>
+                <w:sz w:val="23"/>
+                <w:szCs w:val="23"/>
+              </w:rPr>
+            </w:pPr>
+            <w:r>
+              <w:rPr>
+                <w:rFonts w:ascii="Source Sans 3 Medium" w:hAnsi="Source Sans 3 Medium"/>
+                <w:b/>
+                <w:bCs/>
+                <w:sz w:val="23"/>
+                <w:szCs w:val="23"/>
+              </w:rPr>
+              <w:t>What is the third person singular form of the words in the box</w:t>
+            </w:r>
+            <w:r>
+              <w:rPr>
+                <w:rFonts w:ascii="Source Sans 3 Medium" w:hAnsi="Source Sans 3 Medium"/>
+                <w:b/>
+                <w:bCs/>
+                <w:sz w:val="23"/>
+                <w:szCs w:val="23"/>
+              </w:rPr>
+              <w:t>?</w:t>
+            </w:r>
+          </w:p>
+          <w:p>
+            <w:pPr>
+              <w:pStyle w:val="SS3-115"/>
+              <w:rPr>
+                <w:i/>
+                <w:iCs/>
+              </w:rPr>
+            </w:pPr>
+            <w:r>
+              <w:t xml:space="preserve">Example: have - </w:t>
+            </w:r>
+            <w:r>
+              <w:rPr>
+                <w:i/>
+                <w:iCs/>
+              </w:rPr>
+              <w:t>has She has a small family</w:t>
+            </w:r>
+          </w:p>
+          <w:tbl>
+            <w:tblPr>
+              <w:tblStyle w:val="CommonTable"/>
+              <w:tblW w:w="0" w:type="auto"/>
+              <w:tblBorders>
+                <w:top w:val="single" w:sz="18" w:space="0" w:color="009CE9"/>
+                <w:left w:val="single" w:sz="18" w:space="0" w:color="009CE9"/>
+                <w:bottom w:val="single" w:sz="18" w:space="0" w:color="009CE9"/>
+                <w:right w:val="single" w:sz="18" w:space="0" w:color="009CE9"/>
+                <w:insideH w:val="single" w:sz="18" w:space="0" w:color="009CE9"/>
+                <w:insideV w:val="none" w:sz="0" w:space="0" w:color="auto"/>
+              </w:tblBorders>
+              <w:tblLook w:val="04A0" w:firstRow="1" w:lastRow="0" w:firstColumn="1" w:lastColumn="0" w:noHBand="0" w:noVBand="1"/>
+            </w:tblPr>
+            <w:tblGrid>
+              <w:gridCol w:w="596"/>
+              <w:gridCol w:w="944"/>
+              <w:gridCol w:w="789"/>
+              <w:gridCol w:w="730"/>
+              <w:gridCol w:w="676"/>
+              <w:gridCol w:w="630"/>
+              <w:gridCol w:w="746"/>
+              <w:gridCol w:w="840"/>
+            </w:tblGrid>
+            <w:tr>
+              <w:tc>
+                <w:tcPr>
+                  <w:tcW w:w="0" w:type="auto"/>
+                </w:tcPr>
+                <w:p>
+                  <w:r>
+                    <w:t>ask</w:t>
+                  </w:r>
+                </w:p>
+              </w:tc>
+              <w:tc>
+                <w:tcPr>
+                  <w:tcW w:w="0" w:type="auto"/>
+                </w:tcPr>
+                <w:p>
+                  <w:r>
+                    <w:t>choose</w:t>
+                  </w:r>
+                </w:p>
+              </w:tc>
+              <w:tc>
+                <w:tcPr>
+                  <w:tcW w:w="0" w:type="auto"/>
+                </w:tcPr>
+                <w:p>
+                  <w:r>
+                    <w:t>enjoy</w:t>
+                  </w:r>
+                </w:p>
+              </w:tc>
+              <w:tc>
+                <w:tcPr>
+                  <w:tcW w:w="0" w:type="auto"/>
+                </w:tcPr>
+                <w:p>
+                  <w:r>
+                    <w:t>keep</w:t>
+                  </w:r>
+                </w:p>
+              </w:tc>
+              <w:tc>
+                <w:tcPr>
+                  <w:tcW w:w="0" w:type="auto"/>
+                </w:tcPr>
+                <w:p>
+                  <w:r>
+                    <w:t>play</w:t>
+                  </w:r>
+                </w:p>
+              </w:tc>
+              <w:tc>
+                <w:tcPr>
+                  <w:tcW w:w="0" w:type="auto"/>
+                </w:tcPr>
+                <w:p>
+                  <w:r>
+                    <w:t>talk</w:t>
+                  </w:r>
+                </w:p>
+              </w:tc>
+              <w:tc>
+                <w:tcPr>
+                  <w:tcW w:w="0" w:type="auto"/>
+                </w:tcPr>
+                <w:p>
+                  <w:r>
+                    <w:t>want</w:t>
+                  </w:r>
+                </w:p>
+              </w:tc>
+              <w:tc>
+                <w:tcPr>
+                  <w:tcW w:w="0" w:type="auto"/>
+                </w:tcPr>
+                <w:p>
+                  <w:r>
+                    <w:t>watch</w:t>
+                  </w:r>
+                </w:p>
+              </w:tc>
+            </w:tr>
+          </w:tbl>
+          <w:p>
+            <w:pPr>
+              <w:pStyle w:val="SS3M-115"/>
+            </w:pPr>
+            <w:r>
+              <w:t xml:space="preserve">Listen to the words and group them under </w:t>
+            </w:r>
+            <w:r>
+              <w:rPr>
+                <w:b w:val="0"/>
+                <w:bCs w:val="0"/>
+              </w:rPr>
+              <w:t>/z/</w:t>
+            </w:r>
+            <w:r>
+              <w:t xml:space="preserve">, </w:t>
+            </w:r>
+            <w:r>
+              <w:rPr>
+                <w:b w:val="0"/>
+                <w:bCs w:val="0"/>
+              </w:rPr>
+              <w:t>/s</w:t>
+            </w:r>
+            <w:r>
+              <w:rPr>
+                <w:b w:val="0"/>
+                <w:bCs w:val="0"/>
+              </w:rPr>
+              <w:t>/</w:t>
+            </w:r>
+            <w:r>
+              <w:t xml:space="preserve"> or </w:t>
+            </w:r>
+            <w:r>
+              <w:rPr>
+                <w:b w:val="0"/>
+                <w:bCs w:val="0"/>
+              </w:rPr>
+              <w:t>/</w:t>
+            </w:r>
+            <w:proofErr w:type="spellStart"/>
+            <w:r>
+              <w:rPr>
+                <w:b w:val="0"/>
+                <w:bCs w:val="0"/>
+              </w:rPr>
+              <w:t>ɪ</w:t>
+            </w:r>
+            <w:r>
+              <w:rPr>
+                <w:b w:val="0"/>
+                <w:bCs w:val="0"/>
+              </w:rPr>
+              <w:t>z</w:t>
+            </w:r>
+            <w:proofErr w:type="spellEnd"/>
+            <w:r>
+              <w:rPr>
+                <w:b w:val="0"/>
+                <w:bCs w:val="0"/>
+              </w:rPr>
+              <w:t>/</w:t>
+            </w:r>
+            <w:r>
+              <w:t xml:space="preserve"> according to how the end is pronounced.</w:t>
+            </w:r>
+          </w:p>
+          <w:p>
+            <w:pPr>
+              <w:spacing w:after="120"/>
+            </w:pPr>
+            <w:hyperlink r:id="rId39" w:history="1">
+              <w:r>
+                <w:rPr>
+                  <w:rStyle w:val="Hyperlink"/>
+                  <w:rFonts w:ascii="Source Sans 3" w:hAnsi="Source Sans 3"/>
+                  <w:b/>
+                  <w:bCs/>
+                  <w:sz w:val="26"/>
+                  <w:szCs w:val="26"/>
+                </w:rPr>
+                <w:t>13</w:t>
+              </w:r>
+            </w:hyperlink>
+          </w:p>
+          <w:p>
+            <w:pPr>
+              <w:pStyle w:val="SS3-115"/>
+              <w:spacing w:after="0"/>
+            </w:pPr>
+            <w:r>
+              <w:t>/s/</w:t>
+            </w:r>
+            <w:r>
+              <w:t xml:space="preserve">: </w:t>
+            </w:r>
+          </w:p>
+          <w:p>
+            <w:pPr>
+              <w:pStyle w:val="SS3-115"/>
+              <w:spacing w:after="0"/>
+            </w:pPr>
+            <w:r>
+              <w:t>/z/</w:t>
+            </w:r>
+            <w:r>
+              <w:t xml:space="preserve">: </w:t>
+            </w:r>
+          </w:p>
+          <w:p>
+            <w:pPr>
+              <w:pStyle w:val="SS3-115"/>
+              <w:spacing w:after="0"/>
+              <w:rPr>
+                <w:rStyle w:val="BlankWord1"/>
+                <w:b/>
+                <w:bCs/>
+                <w:bdr w:val="none" w:sz="0" w:space="0" w:color="auto"/>
+                <w:shd w:val="clear" w:color="auto" w:fill="auto"/>
+                <w:rtl/>
+                <w14:textOutline w14:w="0" w14:cap="rnd" w14:cmpd="sng" w14:algn="ctr">
+                  <w14:noFill/>
+                  <w14:prstDash w14:val="solid"/>
+                  <w14:bevel/>
+                </w14:textOutline>
+              </w:rPr>
+            </w:pPr>
+            <w:r>
+              <w:t>/</w:t>
+            </w:r>
+            <w:proofErr w:type="spellStart"/>
+            <w:r>
+              <w:t>ɪ</w:t>
+            </w:r>
+            <w:r>
+              <w:t>z</w:t>
+            </w:r>
+            <w:proofErr w:type="spellEnd"/>
+            <w:r>
+              <w:t>/</w:t>
+            </w:r>
+            <w:r>
+              <w:t xml:space="preserve">: </w:t>
+            </w:r>
+          </w:p>
+        </w:tc>
+        <w:tc>
+          <w:tcPr>
+            <w:tcW w:w="3608" w:type="dxa"/>
+          </w:tcPr>
+          <w:tbl>
+            <w:tblPr>
+              <w:tblStyle w:val="NormalTable"/>
+              <w:tblW w:w="0" w:type="auto"/>
+              <w:tblBorders>
+                <w:top w:val="single" w:sz="18" w:space="0" w:color="00B5F8"/>
+                <w:left w:val="single" w:sz="18" w:space="0" w:color="00B5F8"/>
+                <w:bottom w:val="single" w:sz="18" w:space="0" w:color="00B5F8"/>
+                <w:right w:val="single" w:sz="18" w:space="0" w:color="00B5F8"/>
+                <w:insideH w:val="single" w:sz="18" w:space="0" w:color="00B5F8"/>
+                <w:insideV w:val="single" w:sz="18" w:space="0" w:color="00B5F8"/>
+              </w:tblBorders>
+              <w:shd w:val="clear" w:color="auto" w:fill="E7EAEF"/>
+              <w:tblLook w:val="04A0" w:firstRow="1" w:lastRow="0" w:firstColumn="1" w:lastColumn="0" w:noHBand="0" w:noVBand="1"/>
+            </w:tblPr>
+            <w:tblGrid>
+              <w:gridCol w:w="3220"/>
+            </w:tblGrid>
+            <w:tr>
+              <w:tc>
+                <w:tcPr>
+                  <w:tcW w:w="3220" w:type="dxa"/>
+                  <w:shd w:val="clear" w:color="auto" w:fill="FFFFFF" w:themeFill="background1"/>
+                </w:tcPr>
+                <w:p>
+                  <w:pPr>
+                    <w:rPr>
+                      <w:i/>
+                      <w:sz w:val="21"/>
+                      <w:szCs w:val="21"/>
+                    </w:rPr>
+                  </w:pPr>
+                  <w:r>
+                    <w:rPr>
+                      <w:rFonts w:ascii="Cambria Math" w:hAnsi="Cambria Math" w:cs="Cambria Math"/>
+                      <w:color w:val="047FDC"/>
+                      <w:sz w:val="32"/>
+                      <w:szCs w:val="32"/>
+                    </w:rPr>
+                    <w:t>◉</w:t>
+                  </w:r>
+                  <w:r>
+                    <w:rPr>
+                      <w:color w:val="E9DB85"/>
+                      <w:sz w:val="32"/>
+                      <w:szCs w:val="32"/>
+                    </w:rPr>
+                    <w:t xml:space="preserve"> </w:t>
+                  </w:r>
+                  <w:r>
+                    <w:rPr>
+                      <w:sz w:val="21"/>
+                      <w:szCs w:val="21"/>
+                    </w:rPr>
+                    <w:t>Many words in English often 'go together' with other words. This is called 'collocation'. For example,</w:t>
+                  </w:r>
+                  <w:r>
+                    <w:rPr>
+                      <w:sz w:val="21"/>
+                      <w:szCs w:val="21"/>
+                    </w:rPr>
+                    <w:t xml:space="preserve"> </w:t>
+                  </w:r>
+                  <w:r>
+                    <w:rPr>
+                      <w:sz w:val="21"/>
+                      <w:szCs w:val="21"/>
+                    </w:rPr>
+                    <w:t xml:space="preserve">we say </w:t>
+                  </w:r>
+                  <w:r>
+                    <w:rPr>
+                      <w:i/>
+                      <w:sz w:val="21"/>
+                      <w:szCs w:val="21"/>
+                    </w:rPr>
+                    <w:t xml:space="preserve">a </w:t>
+                  </w:r>
+                  <w:r>
+                    <w:rPr>
+                      <w:b/>
+                      <w:bCs/>
+                      <w:i/>
+                      <w:sz w:val="21"/>
+                      <w:szCs w:val="21"/>
+                    </w:rPr>
+                    <w:t>fast</w:t>
+                  </w:r>
+                  <w:r>
+                    <w:rPr>
+                      <w:i/>
+                      <w:sz w:val="21"/>
+                      <w:szCs w:val="21"/>
+                    </w:rPr>
+                    <w:t xml:space="preserve"> car, </w:t>
+                  </w:r>
+                  <w:r>
+                    <w:rPr>
+                      <w:sz w:val="21"/>
+                      <w:szCs w:val="21"/>
+                    </w:rPr>
+                    <w:t xml:space="preserve">but we </w:t>
+                  </w:r>
+                  <w:r>
+                    <w:rPr>
+                      <w:b/>
+                      <w:sz w:val="21"/>
+                      <w:szCs w:val="21"/>
+                    </w:rPr>
+                    <w:t xml:space="preserve">don't </w:t>
+                  </w:r>
+                  <w:r>
+                    <w:rPr>
+                      <w:sz w:val="21"/>
+                      <w:szCs w:val="21"/>
+                    </w:rPr>
+                    <w:t>say</w:t>
+                  </w:r>
+                  <w:r>
+                    <w:rPr>
+                      <w:sz w:val="21"/>
+                      <w:szCs w:val="21"/>
+                    </w:rPr>
+                    <w:t xml:space="preserve"> </w:t>
+                  </w:r>
+                  <w:r>
+                    <w:rPr>
+                      <w:i/>
+                      <w:sz w:val="21"/>
+                      <w:szCs w:val="21"/>
+                    </w:rPr>
+                    <w:t xml:space="preserve">a </w:t>
+                  </w:r>
+                  <w:r>
+                    <w:rPr>
+                      <w:b/>
+                      <w:bCs/>
+                      <w:i/>
+                      <w:sz w:val="21"/>
+                      <w:szCs w:val="21"/>
+                    </w:rPr>
+                    <w:t>quick</w:t>
+                  </w:r>
+                  <w:r>
+                    <w:rPr>
+                      <w:i/>
+                      <w:sz w:val="21"/>
+                      <w:szCs w:val="21"/>
+                    </w:rPr>
+                    <w:t xml:space="preserve"> car.</w:t>
+                  </w:r>
+                </w:p>
+              </w:tc>
+            </w:tr>
+          </w:tbl>
+          <w:p>
+            <w:pPr>
+              <w:rPr>
+                <w:rFonts w:ascii="Source Sans 3 SemiBold" w:hAnsi="Source Sans 3 SemiBold"/>
+                <w:b/>
+                <w:bCs/>
+                <w:noProof/>
+                <w:color w:val="FFFFFF" w:themeColor="background1"/>
+                <w:shd w:val="clear" w:color="auto" w:fill="68AF3D"/>
+              </w:rPr>
+            </w:pPr>
+            <w:r>
+              <w:rPr>
+                <w:rFonts w:ascii="Source Sans 3 SemiBold" w:hAnsi="Source Sans 3 SemiBold"/>
+                <w:b/>
+                <w:bCs/>
+                <w:noProof/>
+                <w:color w:val="FFFFFF" w:themeColor="background1"/>
+                <w:bdr w:val="single" w:sz="24" w:space="0" w:color="47DCE9"/>
+                <w:shd w:val="clear" w:color="auto" w:fill="02B1FD"/>
+              </w:rPr>
+              <w:t xml:space="preserve">TIP </w:t>
+            </w:r>
+            <w:r>
+              <w:rPr>
+                <w:rFonts w:ascii="Source Sans 3 SemiBold" w:hAnsi="Source Sans 3 SemiBold"/>
+                <w:b/>
+                <w:bCs/>
+                <w:noProof/>
+                <w:bdr w:val="single" w:sz="24" w:space="0" w:color="47DCE9"/>
+                <w:shd w:val="clear" w:color="auto" w:fill="FFFFFF" w:themeFill="background1"/>
+              </w:rPr>
+              <w:t>02</w:t>
+            </w:r>
+          </w:p>
+          <w:tbl>
+            <w:tblPr>
+              <w:tblStyle w:val="NormalTable"/>
+              <w:tblW w:w="0" w:type="auto"/>
+              <w:tblBorders>
+                <w:top w:val="single" w:sz="18" w:space="0" w:color="02B1FD"/>
+                <w:left w:val="single" w:sz="18" w:space="0" w:color="02B1FD"/>
+                <w:bottom w:val="single" w:sz="18" w:space="0" w:color="02B1FD"/>
+                <w:right w:val="single" w:sz="18" w:space="0" w:color="02B1FD"/>
+                <w:insideH w:val="single" w:sz="18" w:space="0" w:color="02B1FD"/>
+                <w:insideV w:val="single" w:sz="18" w:space="0" w:color="02B1FD"/>
+              </w:tblBorders>
+              <w:shd w:val="clear" w:color="auto" w:fill="E7EAEF"/>
+              <w:tblLook w:val="04A0" w:firstRow="1" w:lastRow="0" w:firstColumn="1" w:lastColumn="0" w:noHBand="0" w:noVBand="1"/>
+            </w:tblPr>
+            <w:tblGrid>
+              <w:gridCol w:w="3278"/>
+            </w:tblGrid>
+            <w:tr>
+              <w:tc>
+                <w:tcPr>
+                  <w:tcW w:w="6061" w:type="dxa"/>
+                  <w:shd w:val="clear" w:color="auto" w:fill="FFFFFF" w:themeFill="background1"/>
+                </w:tcPr>
+                <w:p>
+                  <w:pPr>
+                    <w:rPr>
+                      <w:noProof/>
+                      <w:sz w:val="21"/>
+                      <w:szCs w:val="21"/>
+                    </w:rPr>
+                  </w:pPr>
+                  <w:r>
+                    <w:rPr>
+                      <w:sz w:val="21"/>
+                      <w:szCs w:val="21"/>
+                    </w:rPr>
+                    <w:t>It is a good idea to use collocations in the Speaking test. This shows the examiner that you have a good vocabulary.</w:t>
+                  </w:r>
+                </w:p>
+              </w:tc>
+            </w:tr>
+          </w:tbl>
+          <w:p>
+            <w:pPr>
+              <w:rPr>
+                <w:rFonts w:ascii="Source Sans 3 Medium" w:hAnsi="Source Sans 3 Medium"/>
+                <w:b/>
+                <w:bCs/>
+                <w:sz w:val="23"/>
+                <w:szCs w:val="23"/>
+              </w:rPr>
+            </w:pPr>
+          </w:p>
+        </w:tc>
+      </w:tr>
+      <w:tr>
+        <w:trPr>
+          <w:gridAfter w:val="1"/>
+          <w:wAfter w:w="3608" w:type="dxa"/>
+        </w:trPr>
+        <w:tc>
+          <w:tcPr>
+            <w:tcW w:w="650" w:type="dxa"/>
+          </w:tcPr>
+          <w:tbl>
+            <w:tblPr>
+              <w:tblStyle w:val="CompactTable"/>
+              <w:tblW w:w="0" w:type="auto"/>
+              <w:tblBorders>
+                <w:top w:val="single" w:sz="18" w:space="0" w:color="106CC4"/>
+                <w:left w:val="single" w:sz="18" w:space="0" w:color="106CC4"/>
+                <w:bottom w:val="single" w:sz="18" w:space="0" w:color="106CC4"/>
+                <w:right w:val="single" w:sz="18" w:space="0" w:color="106CC4"/>
+                <w:insideH w:val="single" w:sz="18" w:space="0" w:color="106CC4"/>
+                <w:insideV w:val="single" w:sz="18" w:space="0" w:color="106CC4"/>
+              </w:tblBorders>
+              <w:tblLook w:val="04A0" w:firstRow="1" w:lastRow="0" w:firstColumn="1" w:lastColumn="0" w:noHBand="0" w:noVBand="1"/>
+            </w:tblPr>
+            <w:tblGrid>
+              <w:gridCol w:w="320"/>
+            </w:tblGrid>
+            <w:tr>
+              <w:tc>
+                <w:tcPr>
+                  <w:tcW w:w="385" w:type="dxa"/>
+                </w:tcPr>
+                <w:p>
+                  <w:pPr>
+                    <w:rPr>
+                      <w:b w:val="0"/>
+                      <w:bCs/>
+                      <w:szCs w:val="26"/>
+                      <w:bdr w:val="single" w:sz="12" w:space="0" w:color="FFFF00"/>
+                    </w:rPr>
+                  </w:pPr>
+                  <w:r>
+                    <w:rPr>
+                      <w:bCs/>
+                      <w:szCs w:val="26"/>
+                      <w:lang w:bidi="ar-SA"/>
+                    </w:rPr>
+                    <w:t>11</w:t>
+                  </w:r>
+                </w:p>
+              </w:tc>
+            </w:tr>
+          </w:tbl>
+          <w:p>
+            <w:pPr>
+              <w:rPr>
+                <w:rFonts w:ascii="Source Sans 3" w:hAnsi="Source Sans 3"/>
+                <w:b/>
+                <w:bCs/>
+                <w:sz w:val="26"/>
+                <w:szCs w:val="26"/>
+                <w:bdr w:val="single" w:sz="12" w:space="0" w:color="FFFF00"/>
+              </w:rPr>
+            </w:pPr>
+          </w:p>
+        </w:tc>
+        <w:tc>
+          <w:tcPr>
+            <w:tcW w:w="10134" w:type="dxa"/>
+          </w:tcPr>
+          <w:p>
+            <w:pPr>
+              <w:rPr>
+                <w:rFonts w:ascii="Source Sans 3 Medium" w:hAnsi="Source Sans 3 Medium"/>
+                <w:b/>
+                <w:bCs/>
+                <w:sz w:val="23"/>
+                <w:szCs w:val="23"/>
+              </w:rPr>
+            </w:pPr>
+            <w:r>
+              <w:rPr>
+                <w:rFonts w:ascii="Source Sans 3 Medium" w:hAnsi="Source Sans 3 Medium"/>
+                <w:b/>
+                <w:bCs/>
+                <w:sz w:val="23"/>
+                <w:szCs w:val="23"/>
+              </w:rPr>
+              <w:t>Listen and repeat the sentences. Be careful of the pronunciation of verbs with 's' endings</w:t>
+            </w:r>
+            <w:r>
+              <w:rPr>
+                <w:rFonts w:ascii="Source Sans 3 Medium" w:hAnsi="Source Sans 3 Medium"/>
+                <w:b/>
+                <w:bCs/>
+                <w:sz w:val="23"/>
+                <w:szCs w:val="23"/>
+              </w:rPr>
+              <w:t>.</w:t>
+            </w:r>
+          </w:p>
+          <w:p>
+            <w:pPr>
+              <w:pStyle w:val="SS3-115"/>
+              <w:rPr>
+                <w:i/>
+                <w:iCs/>
+              </w:rPr>
+            </w:pPr>
+            <w:r>
+              <w:t xml:space="preserve">Example: have - </w:t>
+            </w:r>
+            <w:r>
+              <w:rPr>
+                <w:i/>
+                <w:iCs/>
+              </w:rPr>
+              <w:t>has She has a small family</w:t>
+            </w:r>
+          </w:p>
+          <w:p>
+            <w:pPr>
+              <w:spacing w:after="120"/>
+            </w:pPr>
+            <w:hyperlink r:id="rId40" w:history="1">
+              <w:r>
+                <w:rPr>
+                  <w:rStyle w:val="Hyperlink"/>
+                  <w:rFonts w:ascii="Source Sans 3" w:hAnsi="Source Sans 3"/>
+                  <w:b/>
+                  <w:bCs/>
+                  <w:sz w:val="26"/>
+                  <w:szCs w:val="26"/>
+                </w:rPr>
+                <w:t>13</w:t>
+              </w:r>
+            </w:hyperlink>
+          </w:p>
+          <w:p>
+            <w:pPr>
+              <w:pStyle w:val="SS3-115"/>
+              <w:spacing w:after="0"/>
+              <w:rPr>
+                <w:i/>
+                <w:iCs/>
+              </w:rPr>
+            </w:pPr>
+            <w:r>
+              <w:rPr>
+                <w:i/>
+                <w:iCs/>
+              </w:rPr>
+              <w:t>Is there anyone in your family who annoys you sometimes?</w:t>
+            </w:r>
+          </w:p>
+          <w:p>
+            <w:pPr>
+              <w:pStyle w:val="SS3-115"/>
+              <w:spacing w:after="0"/>
+            </w:pPr>
+            <w:r>
+              <w:t>- My father watches football on TV and shouts a lot.</w:t>
+            </w:r>
+          </w:p>
+          <w:p>
+            <w:pPr>
+              <w:pStyle w:val="SS3-115"/>
+              <w:spacing w:after="0"/>
+            </w:pPr>
+            <w:r>
+              <w:t>- My brother plays on the computer all the time.</w:t>
+            </w:r>
+          </w:p>
+          <w:p>
+            <w:pPr>
+              <w:pStyle w:val="SS3-115"/>
+              <w:spacing w:after="0"/>
+              <w:rPr>
+                <w:rStyle w:val="BlankWord1"/>
+                <w:b/>
+                <w:bCs/>
+                <w:bdr w:val="none" w:sz="0" w:space="0" w:color="auto"/>
+                <w:shd w:val="clear" w:color="auto" w:fill="auto"/>
+                <w:rtl/>
+                <w14:textOutline w14:w="0" w14:cap="rnd" w14:cmpd="sng" w14:algn="ctr">
+                  <w14:noFill/>
+                  <w14:prstDash w14:val="solid"/>
+                  <w14:bevel/>
+                </w14:textOutline>
+              </w:rPr>
+            </w:pPr>
+            <w:r>
+              <w:t xml:space="preserve">- My mother keeps telling me to tidy my room. </w:t>
+            </w:r>
+          </w:p>
+        </w:tc>
+      </w:tr>
+      <w:tr>
+        <w:trPr>
+          <w:gridAfter w:val="1"/>
+          <w:wAfter w:w="3608" w:type="dxa"/>
+        </w:trPr>
+        <w:tc>
+          <w:tcPr>
+            <w:tcW w:w="650" w:type="dxa"/>
+          </w:tcPr>
+          <w:tbl>
+            <w:tblPr>
+              <w:tblStyle w:val="CompactTable"/>
+              <w:tblW w:w="0" w:type="auto"/>
+              <w:tblBorders>
+                <w:top w:val="single" w:sz="18" w:space="0" w:color="106CC4"/>
+                <w:left w:val="single" w:sz="18" w:space="0" w:color="106CC4"/>
+                <w:bottom w:val="single" w:sz="18" w:space="0" w:color="106CC4"/>
+                <w:right w:val="single" w:sz="18" w:space="0" w:color="106CC4"/>
+                <w:insideH w:val="single" w:sz="18" w:space="0" w:color="106CC4"/>
+                <w:insideV w:val="single" w:sz="18" w:space="0" w:color="106CC4"/>
+              </w:tblBorders>
+              <w:tblLook w:val="04A0" w:firstRow="1" w:lastRow="0" w:firstColumn="1" w:lastColumn="0" w:noHBand="0" w:noVBand="1"/>
+            </w:tblPr>
+            <w:tblGrid>
+              <w:gridCol w:w="320"/>
+            </w:tblGrid>
+            <w:tr>
+              <w:tc>
+                <w:tcPr>
+                  <w:tcW w:w="385" w:type="dxa"/>
+                </w:tcPr>
+                <w:p>
+                  <w:pPr>
+                    <w:rPr>
+                      <w:b w:val="0"/>
+                      <w:bCs/>
+                      <w:szCs w:val="26"/>
+                      <w:bdr w:val="single" w:sz="12" w:space="0" w:color="FFFF00"/>
+                    </w:rPr>
+                  </w:pPr>
+                  <w:r>
+                    <w:rPr>
+                      <w:bCs/>
+                      <w:szCs w:val="26"/>
+                      <w:lang w:bidi="ar-SA"/>
+                    </w:rPr>
+                    <w:t>12</w:t>
+                  </w:r>
+                </w:p>
+              </w:tc>
+            </w:tr>
+          </w:tbl>
+          <w:p>
+            <w:pPr>
+              <w:rPr>
+                <w:bCs/>
+                <w:szCs w:val="26"/>
+              </w:rPr>
+            </w:pPr>
+          </w:p>
+        </w:tc>
+        <w:tc>
+          <w:tcPr>
+            <w:tcW w:w="10134" w:type="dxa"/>
+          </w:tcPr>
+          <w:p>
+            <w:pPr>
+              <w:spacing w:after="120"/>
+              <w:rPr>
+                <w:i/>
+                <w:iCs/>
+              </w:rPr>
+            </w:pPr>
+            <w:r>
+              <w:rPr>
+                <w:rFonts w:ascii="Source Sans 3 Medium" w:hAnsi="Source Sans 3 Medium"/>
+                <w:b/>
+                <w:bCs/>
+                <w:sz w:val="23"/>
+                <w:szCs w:val="23"/>
+              </w:rPr>
+              <w:t>With a partner, ask and answer the following questions</w:t>
+            </w:r>
+            <w:r>
+              <w:rPr>
+                <w:rFonts w:ascii="Source Sans 3 Medium" w:hAnsi="Source Sans 3 Medium"/>
+                <w:b/>
+                <w:bCs/>
+                <w:sz w:val="23"/>
+                <w:szCs w:val="23"/>
+              </w:rPr>
+              <w:t>.</w:t>
+            </w:r>
+          </w:p>
+          <w:p>
+            <w:pPr>
+              <w:pStyle w:val="SS3-115"/>
+              <w:numPr>
+                <w:ilvl w:val="0"/>
+                <w:numId w:val="58"/>
+              </w:numPr>
+              <w:spacing w:after="0"/>
+              <w:ind w:left="284" w:hanging="284"/>
+            </w:pPr>
+            <w:r>
+              <w:t>What activities do different members of your family enjoy doing?</w:t>
+            </w:r>
+          </w:p>
+          <w:p>
+            <w:pPr>
+              <w:pStyle w:val="SS3-115"/>
+              <w:spacing w:after="0"/>
+              <w:ind w:left="284"/>
+              <w:rPr>
+                <w:rFonts w:ascii="Segoe Print" w:hAnsi="Segoe Print"/>
+                <w:b/>
+                <w:bCs/>
+              </w:rPr>
+            </w:pPr>
+            <w:r>
+              <w:rPr>
+                <w:rFonts w:ascii="Segoe Print" w:hAnsi="Segoe Print"/>
+                <w:b/>
+                <w:bCs/>
+                <w:color w:val="7D2F27"/>
+              </w:rPr>
+              <w:t>My father enjoys mending old cars. My mother enjoys running and reading books</w:t>
+            </w:r>
+            <w:r>
+              <w:rPr>
+                <w:rFonts w:ascii="Segoe Print" w:hAnsi="Segoe Print"/>
+                <w:b/>
+                <w:bCs/>
+                <w:color w:val="7D2F27"/>
+              </w:rPr>
+              <w:t>.</w:t>
+            </w:r>
+          </w:p>
+          <w:p>
+            <w:pPr>
+              <w:pStyle w:val="SS3-115"/>
+              <w:numPr>
+                <w:ilvl w:val="0"/>
+                <w:numId w:val="58"/>
+              </w:numPr>
+              <w:spacing w:after="0"/>
+              <w:ind w:left="284" w:hanging="284"/>
+            </w:pPr>
+            <w:r>
+              <w:t>What do your mother and father want you to do in the future?</w:t>
+            </w:r>
+          </w:p>
+          <w:p>
+            <w:pPr>
+              <w:pStyle w:val="SS3-115"/>
+              <w:numPr>
+                <w:ilvl w:val="0"/>
+                <w:numId w:val="58"/>
+              </w:numPr>
+              <w:spacing w:after="0"/>
+              <w:ind w:left="284" w:hanging="284"/>
+            </w:pPr>
+            <w:r>
+              <w:t xml:space="preserve">What type of films </w:t>
+            </w:r>
+            <w:proofErr w:type="gramStart"/>
+            <w:r>
+              <w:t>do</w:t>
+            </w:r>
+            <w:proofErr w:type="gramEnd"/>
+            <w:r>
+              <w:t xml:space="preserve"> different members of your family watch?</w:t>
+            </w:r>
+          </w:p>
+          <w:p>
+            <w:pPr>
+              <w:pStyle w:val="ListParagraph"/>
+              <w:numPr>
+                <w:ilvl w:val="0"/>
+                <w:numId w:val="58"/>
+              </w:numPr>
+              <w:ind w:left="284" w:hanging="284"/>
+              <w:rPr>
+                <w:rFonts w:ascii="Source Sans 3 Medium" w:hAnsi="Source Sans 3 Medium"/>
+                <w:b/>
+                <w:bCs/>
+                <w:sz w:val="23"/>
+                <w:szCs w:val="23"/>
+              </w:rPr>
+            </w:pPr>
+            <w:r>
+              <w:t>What do different members of your family talk to you about?</w:t>
+            </w:r>
+          </w:p>
+        </w:tc>
+      </w:tr>
+    </w:tbl>
+    <w:p>
+      <w:r>
+        <w:br w:type="page"/>
+      </w:r>
+    </w:p>
+    <w:p>
+      <w:pPr>
+        <w:spacing w:before="240" w:after="0"/>
+        <w:rPr>
+          <w:color w:val="E8B756"/>
+          <w:sz w:val="34"/>
+          <w:szCs w:val="34"/>
+        </w:rPr>
+      </w:pPr>
+      <w:r>
+        <w:rPr>
+          <w:color w:val="047FDC"/>
+          <w:sz w:val="34"/>
+          <w:szCs w:val="34"/>
+          <w:shd w:val="clear" w:color="auto" w:fill="047FDC"/>
+        </w:rPr>
+        <w:lastRenderedPageBreak/>
+        <w:t>[[[[[[[[[[</w:t>
+      </w:r>
+      <w:r>
+        <w:rPr>
+          <w:rFonts w:ascii="Source Sans 3 SemiBold" w:hAnsi="Source Sans 3 SemiBold"/>
+          <w:b/>
+          <w:bCs/>
+          <w:sz w:val="34"/>
+          <w:szCs w:val="34"/>
+        </w:rPr>
+        <w:t>EXAM SKILLS</w:t>
+      </w:r>
+      <w:r>
+        <w:rPr>
+          <w:color w:val="047FDC"/>
+          <w:sz w:val="34"/>
+          <w:szCs w:val="34"/>
+        </w:rPr>
+        <w:t>]</w:t>
+      </w:r>
+    </w:p>
+    <w:p>
+      <w:pPr>
+        <w:spacing w:before="240" w:after="0"/>
+        <w:rPr>
+          <w:rFonts w:ascii="Source Sans 3" w:hAnsi="Source Sans 3"/>
+          <w:color w:val="DDF03C"/>
+          <w:sz w:val="2"/>
+          <w:szCs w:val="2"/>
+        </w:rPr>
+      </w:pPr>
+    </w:p>
+    <w:tbl>
+      <w:tblPr>
+        <w:tblStyle w:val="DottedTable"/>
+        <w:tblW w:w="14312" w:type="dxa"/>
+        <w:tblLook w:val="04A0" w:firstRow="1" w:lastRow="0" w:firstColumn="1" w:lastColumn="0" w:noHBand="0" w:noVBand="1"/>
+      </w:tblPr>
+      <w:tblGrid>
+        <w:gridCol w:w="650"/>
+        <w:gridCol w:w="13662"/>
+      </w:tblGrid>
+      <w:tr>
+        <w:tc>
+          <w:tcPr>
+            <w:tcW w:w="650" w:type="dxa"/>
+          </w:tcPr>
+          <w:tbl>
+            <w:tblPr>
+              <w:tblStyle w:val="CompactTable"/>
+              <w:tblW w:w="0" w:type="auto"/>
+              <w:tblBorders>
+                <w:top w:val="single" w:sz="18" w:space="0" w:color="047FDC"/>
+                <w:left w:val="single" w:sz="18" w:space="0" w:color="047FDC"/>
+                <w:bottom w:val="single" w:sz="18" w:space="0" w:color="047FDC"/>
+                <w:right w:val="single" w:sz="18" w:space="0" w:color="047FDC"/>
+                <w:insideH w:val="single" w:sz="18" w:space="0" w:color="047FDC"/>
+                <w:insideV w:val="single" w:sz="18" w:space="0" w:color="047FDC"/>
+              </w:tblBorders>
+              <w:tblLook w:val="04A0" w:firstRow="1" w:lastRow="0" w:firstColumn="1" w:lastColumn="0" w:noHBand="0" w:noVBand="1"/>
+            </w:tblPr>
+            <w:tblGrid>
+              <w:gridCol w:w="320"/>
+            </w:tblGrid>
+            <w:tr>
+              <w:tc>
+                <w:tcPr>
+                  <w:tcW w:w="385" w:type="dxa"/>
+                </w:tcPr>
+                <w:p>
+                  <w:pPr>
+                    <w:rPr>
+                      <w:b w:val="0"/>
+                      <w:bCs/>
+                      <w:szCs w:val="26"/>
+                      <w:bdr w:val="single" w:sz="12" w:space="0" w:color="FFFF00"/>
+                    </w:rPr>
+                  </w:pPr>
+                  <w:r>
+                    <w:rPr>
+                      <w:bCs/>
+                      <w:szCs w:val="26"/>
+                      <w:lang w:bidi="ar-SA"/>
+                    </w:rPr>
+                    <w:t>13</w:t>
+                  </w:r>
+                </w:p>
+              </w:tc>
+            </w:tr>
+          </w:tbl>
+          <w:p>
+            <w:pPr>
+              <w:rPr>
+                <w:rFonts w:ascii="Source Sans 3" w:hAnsi="Source Sans 3"/>
+                <w:b/>
+                <w:bCs/>
+                <w:sz w:val="26"/>
+                <w:szCs w:val="26"/>
+                <w:bdr w:val="single" w:sz="12" w:space="0" w:color="FFFF00"/>
+              </w:rPr>
+            </w:pPr>
+          </w:p>
+        </w:tc>
+        <w:tc>
+          <w:tcPr>
+            <w:tcW w:w="13662" w:type="dxa"/>
+          </w:tcPr>
+          <w:p>
+            <w:pPr>
+              <w:rPr>
+                <w:rFonts w:ascii="Source Sans 3 Medium" w:hAnsi="Source Sans 3 Medium"/>
+                <w:b/>
+                <w:bCs/>
+                <w:sz w:val="23"/>
+                <w:szCs w:val="23"/>
+              </w:rPr>
+            </w:pPr>
+            <w:r>
+              <w:rPr>
+                <w:rFonts w:ascii="Source Sans 3 Medium" w:hAnsi="Source Sans 3 Medium"/>
+                <w:b/>
+                <w:bCs/>
+                <w:sz w:val="23"/>
+                <w:szCs w:val="23"/>
+              </w:rPr>
+              <w:t>With a partner, ask and answer the questions below about your family. Try to talk for about 20 seconds for each question</w:t>
+            </w:r>
+            <w:r>
+              <w:rPr>
+                <w:rFonts w:ascii="Source Sans 3 Medium" w:hAnsi="Source Sans 3 Medium"/>
+                <w:b/>
+                <w:bCs/>
+                <w:sz w:val="23"/>
+                <w:szCs w:val="23"/>
+              </w:rPr>
+              <w:t>.</w:t>
+            </w:r>
+          </w:p>
+          <w:p>
+            <w:pPr>
+              <w:pStyle w:val="SS3-115"/>
+              <w:numPr>
+                <w:ilvl w:val="0"/>
+                <w:numId w:val="59"/>
+              </w:numPr>
+              <w:ind w:left="284" w:hanging="284"/>
+            </w:pPr>
+            <w:r>
+              <w:t>Do you come from a large family?</w:t>
+            </w:r>
+          </w:p>
+          <w:p>
+            <w:pPr>
+              <w:pStyle w:val="SS3-115"/>
+              <w:numPr>
+                <w:ilvl w:val="0"/>
+                <w:numId w:val="59"/>
+              </w:numPr>
+              <w:ind w:left="284" w:hanging="284"/>
+            </w:pPr>
+            <w:r>
+              <w:t>Is there anything you usually do together with your family?</w:t>
+            </w:r>
+          </w:p>
+          <w:p>
+            <w:pPr>
+              <w:pStyle w:val="SS3-115"/>
+              <w:numPr>
+                <w:ilvl w:val="0"/>
+                <w:numId w:val="59"/>
+              </w:numPr>
+              <w:ind w:left="284" w:hanging="284"/>
+            </w:pPr>
+            <w:r>
+              <w:t>How often do you see your grandparents?</w:t>
+            </w:r>
+          </w:p>
+          <w:p>
+            <w:pPr>
+              <w:pStyle w:val="SS3-115"/>
+              <w:numPr>
+                <w:ilvl w:val="0"/>
+                <w:numId w:val="59"/>
+              </w:numPr>
+              <w:ind w:left="284" w:hanging="284"/>
+            </w:pPr>
+            <w:r>
+              <w:t>Who do you like the most in your family?</w:t>
+            </w:r>
+          </w:p>
+          <w:p>
+            <w:pPr>
+              <w:numPr>
+                <w:ilvl w:val="0"/>
+                <w:numId w:val="59"/>
+              </w:numPr>
+              <w:ind w:left="284" w:hanging="284"/>
+              <w:rPr>
+                <w:rFonts w:ascii="Source Sans 3 Medium" w:hAnsi="Source Sans 3 Medium"/>
+                <w:b/>
+                <w:bCs/>
+                <w:sz w:val="23"/>
+              </w:rPr>
+            </w:pPr>
+            <w:r>
+              <w:t>Would you like to spend more time with your family?</w:t>
+            </w:r>
+          </w:p>
+          <w:p>
+            <w:pPr>
+              <w:spacing w:before="120"/>
+              <w:rPr>
+                <w:rStyle w:val="BlankWord1"/>
+                <w:rFonts w:ascii="Source Sans 3 Medium" w:hAnsi="Source Sans 3 Medium"/>
+                <w:b/>
+                <w:bCs/>
+                <w:bdr w:val="none" w:sz="0" w:space="0" w:color="auto"/>
+                <w:shd w:val="clear" w:color="auto" w:fill="auto"/>
+                <w:rtl/>
+                <w14:textOutline w14:w="0" w14:cap="rnd" w14:cmpd="sng" w14:algn="ctr">
+                  <w14:noFill/>
+                  <w14:prstDash w14:val="solid"/>
+                  <w14:bevel/>
+                </w14:textOutline>
+              </w:rPr>
+            </w:pPr>
+            <w:r>
+              <w:rPr>
+                <w:rFonts w:ascii="Source Sans 3 Medium" w:hAnsi="Source Sans 3 Medium"/>
+                <w:b/>
+                <w:bCs/>
+                <w:sz w:val="23"/>
+              </w:rPr>
+              <w:t>When your partner is speaking, make notes about any interesting vocabulary (particularly collocations} that you hear. Then, ask and answer the questions again</w:t>
+            </w:r>
+            <w:r>
+              <w:rPr>
+                <w:rStyle w:val="BlankWord1"/>
+                <w:rFonts w:ascii="Source Sans 3 Medium" w:hAnsi="Source Sans 3 Medium"/>
+                <w:b/>
+                <w:bCs/>
+                <w:bdr w:val="none" w:sz="0" w:space="0" w:color="auto"/>
+                <w:shd w:val="clear" w:color="auto" w:fill="auto"/>
+                <w14:textOutline w14:w="0" w14:cap="rnd" w14:cmpd="sng" w14:algn="ctr">
+                  <w14:noFill/>
+                  <w14:prstDash w14:val="solid"/>
+                  <w14:bevel/>
+                </w14:textOutline>
+              </w:rPr>
+              <w:t>.</w:t>
+            </w:r>
+          </w:p>
+        </w:tc>
+      </w:tr>
+    </w:tbl>
     <w:p/>
     <w:sectPr>
-      <w:footerReference w:type="default" r:id="rId38"/>
+      <w:footerReference w:type="default" r:id="rId41"/>
       <w:pgSz w:w="15842" w:h="30147" w:code="3"/>
       <w:pgMar w:top="720" w:right="720" w:bottom="720" w:left="720" w:header="284" w:footer="284" w:gutter="0"/>
-      <w:pgNumType w:start="9"/>
+      <w:pgNumType w:start="8"/>
       <w:cols w:space="720"/>
       <w:docGrid w:linePitch="360"/>
     </w:sectPr>
@@ -18701,6 +21161,97 @@
     </w:lvl>
   </w:abstractNum>
   <w:abstractNum w:abstractNumId="1" w15:restartNumberingAfterBreak="0">
+    <w:nsid w:val="035E5E46"/>
+    <w:multiLevelType w:val="hybridMultilevel"/>
+    <w:tmpl w:val="57F843B4"/>
+    <w:lvl w:ilvl="0" w:tplc="FFFFFFFF">
+      <w:start w:val="1"/>
+      <w:numFmt w:val="decimal"/>
+      <w:lvlText w:val="%1:"/>
+      <w:lvlJc w:val="left"/>
+      <w:pPr>
+        <w:ind w:left="360" w:hanging="360"/>
+      </w:pPr>
+      <w:rPr>
+        <w:rFonts w:ascii="Source Sans 3 Bold" w:hAnsi="Source Sans 3 Bold" w:cstheme="minorBidi" w:hint="default"/>
+        <w:b/>
+        <w:bCs/>
+      </w:rPr>
+    </w:lvl>
+    <w:lvl w:ilvl="1" w:tplc="FFFFFFFF" w:tentative="1">
+      <w:start w:val="1"/>
+      <w:numFmt w:val="lowerLetter"/>
+      <w:lvlText w:val="%2."/>
+      <w:lvlJc w:val="left"/>
+      <w:pPr>
+        <w:ind w:left="1080" w:hanging="360"/>
+      </w:pPr>
+    </w:lvl>
+    <w:lvl w:ilvl="2" w:tplc="FFFFFFFF" w:tentative="1">
+      <w:start w:val="1"/>
+      <w:numFmt w:val="lowerRoman"/>
+      <w:lvlText w:val="%3."/>
+      <w:lvlJc w:val="right"/>
+      <w:pPr>
+        <w:ind w:left="1800" w:hanging="180"/>
+      </w:pPr>
+    </w:lvl>
+    <w:lvl w:ilvl="3" w:tplc="FFFFFFFF" w:tentative="1">
+      <w:start w:val="1"/>
+      <w:numFmt w:val="decimal"/>
+      <w:lvlText w:val="%4."/>
+      <w:lvlJc w:val="left"/>
+      <w:pPr>
+        <w:ind w:left="2520" w:hanging="360"/>
+      </w:pPr>
+    </w:lvl>
+    <w:lvl w:ilvl="4" w:tplc="FFFFFFFF" w:tentative="1">
+      <w:start w:val="1"/>
+      <w:numFmt w:val="lowerLetter"/>
+      <w:lvlText w:val="%5."/>
+      <w:lvlJc w:val="left"/>
+      <w:pPr>
+        <w:ind w:left="3240" w:hanging="360"/>
+      </w:pPr>
+    </w:lvl>
+    <w:lvl w:ilvl="5" w:tplc="FFFFFFFF" w:tentative="1">
+      <w:start w:val="1"/>
+      <w:numFmt w:val="lowerRoman"/>
+      <w:lvlText w:val="%6."/>
+      <w:lvlJc w:val="right"/>
+      <w:pPr>
+        <w:ind w:left="3960" w:hanging="180"/>
+      </w:pPr>
+    </w:lvl>
+    <w:lvl w:ilvl="6" w:tplc="FFFFFFFF" w:tentative="1">
+      <w:start w:val="1"/>
+      <w:numFmt w:val="decimal"/>
+      <w:lvlText w:val="%7."/>
+      <w:lvlJc w:val="left"/>
+      <w:pPr>
+        <w:ind w:left="4680" w:hanging="360"/>
+      </w:pPr>
+    </w:lvl>
+    <w:lvl w:ilvl="7" w:tplc="FFFFFFFF" w:tentative="1">
+      <w:start w:val="1"/>
+      <w:numFmt w:val="lowerLetter"/>
+      <w:lvlText w:val="%8."/>
+      <w:lvlJc w:val="left"/>
+      <w:pPr>
+        <w:ind w:left="5400" w:hanging="360"/>
+      </w:pPr>
+    </w:lvl>
+    <w:lvl w:ilvl="8" w:tplc="FFFFFFFF" w:tentative="1">
+      <w:start w:val="1"/>
+      <w:numFmt w:val="lowerRoman"/>
+      <w:lvlText w:val="%9."/>
+      <w:lvlJc w:val="right"/>
+      <w:pPr>
+        <w:ind w:left="6120" w:hanging="180"/>
+      </w:pPr>
+    </w:lvl>
+  </w:abstractNum>
+  <w:abstractNum w:abstractNumId="2" w15:restartNumberingAfterBreak="0">
     <w:nsid w:val="052053CA"/>
     <w:multiLevelType w:val="hybridMultilevel"/>
     <w:tmpl w:val="81B45C5E"/>
@@ -18796,7 +21347,7 @@
       </w:pPr>
     </w:lvl>
   </w:abstractNum>
-  <w:abstractNum w:abstractNumId="2" w15:restartNumberingAfterBreak="0">
+  <w:abstractNum w:abstractNumId="3" w15:restartNumberingAfterBreak="0">
     <w:nsid w:val="05275103"/>
     <w:multiLevelType w:val="hybridMultilevel"/>
     <w:tmpl w:val="F89C051A"/>
@@ -18890,7 +21441,7 @@
       </w:pPr>
     </w:lvl>
   </w:abstractNum>
-  <w:abstractNum w:abstractNumId="3" w15:restartNumberingAfterBreak="0">
+  <w:abstractNum w:abstractNumId="4" w15:restartNumberingAfterBreak="0">
     <w:nsid w:val="06F33DD3"/>
     <w:multiLevelType w:val="hybridMultilevel"/>
     <w:tmpl w:val="F8F8DE1A"/>
@@ -18981,7 +21532,7 @@
       </w:pPr>
     </w:lvl>
   </w:abstractNum>
-  <w:abstractNum w:abstractNumId="4" w15:restartNumberingAfterBreak="0">
+  <w:abstractNum w:abstractNumId="5" w15:restartNumberingAfterBreak="0">
     <w:nsid w:val="079062CD"/>
     <w:multiLevelType w:val="hybridMultilevel"/>
     <w:tmpl w:val="52C26A32"/>
@@ -19075,7 +21626,7 @@
       </w:pPr>
     </w:lvl>
   </w:abstractNum>
-  <w:abstractNum w:abstractNumId="5" w15:restartNumberingAfterBreak="0">
+  <w:abstractNum w:abstractNumId="6" w15:restartNumberingAfterBreak="0">
     <w:nsid w:val="08AE3AFE"/>
     <w:multiLevelType w:val="hybridMultilevel"/>
     <w:tmpl w:val="BEA6841C"/>
@@ -19171,7 +21722,7 @@
       </w:pPr>
     </w:lvl>
   </w:abstractNum>
-  <w:abstractNum w:abstractNumId="6" w15:restartNumberingAfterBreak="0">
+  <w:abstractNum w:abstractNumId="7" w15:restartNumberingAfterBreak="0">
     <w:nsid w:val="0A1157D0"/>
     <w:multiLevelType w:val="hybridMultilevel"/>
     <w:tmpl w:val="291A30C6"/>
@@ -19262,7 +21813,7 @@
       </w:pPr>
     </w:lvl>
   </w:abstractNum>
-  <w:abstractNum w:abstractNumId="7" w15:restartNumberingAfterBreak="0">
+  <w:abstractNum w:abstractNumId="8" w15:restartNumberingAfterBreak="0">
     <w:nsid w:val="0F253280"/>
     <w:multiLevelType w:val="hybridMultilevel"/>
     <w:tmpl w:val="CA825B1C"/>
@@ -19353,7 +21904,98 @@
       </w:pPr>
     </w:lvl>
   </w:abstractNum>
-  <w:abstractNum w:abstractNumId="8" w15:restartNumberingAfterBreak="0">
+  <w:abstractNum w:abstractNumId="9" w15:restartNumberingAfterBreak="0">
+    <w:nsid w:val="0F9B58F1"/>
+    <w:multiLevelType w:val="hybridMultilevel"/>
+    <w:tmpl w:val="B6EAD514"/>
+    <w:lvl w:ilvl="0" w:tplc="72A80D18">
+      <w:start w:val="1"/>
+      <w:numFmt w:val="decimal"/>
+      <w:lvlText w:val="%1:"/>
+      <w:lvlJc w:val="left"/>
+      <w:pPr>
+        <w:ind w:left="360" w:hanging="360"/>
+      </w:pPr>
+      <w:rPr>
+        <w:rFonts w:ascii="Source Sans 3 Bold" w:hAnsi="Source Sans 3 Bold" w:cstheme="minorBidi" w:hint="default"/>
+        <w:b/>
+        <w:bCs/>
+      </w:rPr>
+    </w:lvl>
+    <w:lvl w:ilvl="1" w:tplc="04090019" w:tentative="1">
+      <w:start w:val="1"/>
+      <w:numFmt w:val="lowerLetter"/>
+      <w:lvlText w:val="%2."/>
+      <w:lvlJc w:val="left"/>
+      <w:pPr>
+        <w:ind w:left="1080" w:hanging="360"/>
+      </w:pPr>
+    </w:lvl>
+    <w:lvl w:ilvl="2" w:tplc="0409001B" w:tentative="1">
+      <w:start w:val="1"/>
+      <w:numFmt w:val="lowerRoman"/>
+      <w:lvlText w:val="%3."/>
+      <w:lvlJc w:val="right"/>
+      <w:pPr>
+        <w:ind w:left="1800" w:hanging="180"/>
+      </w:pPr>
+    </w:lvl>
+    <w:lvl w:ilvl="3" w:tplc="0409000F" w:tentative="1">
+      <w:start w:val="1"/>
+      <w:numFmt w:val="decimal"/>
+      <w:lvlText w:val="%4."/>
+      <w:lvlJc w:val="left"/>
+      <w:pPr>
+        <w:ind w:left="2520" w:hanging="360"/>
+      </w:pPr>
+    </w:lvl>
+    <w:lvl w:ilvl="4" w:tplc="04090019" w:tentative="1">
+      <w:start w:val="1"/>
+      <w:numFmt w:val="lowerLetter"/>
+      <w:lvlText w:val="%5."/>
+      <w:lvlJc w:val="left"/>
+      <w:pPr>
+        <w:ind w:left="3240" w:hanging="360"/>
+      </w:pPr>
+    </w:lvl>
+    <w:lvl w:ilvl="5" w:tplc="0409001B" w:tentative="1">
+      <w:start w:val="1"/>
+      <w:numFmt w:val="lowerRoman"/>
+      <w:lvlText w:val="%6."/>
+      <w:lvlJc w:val="right"/>
+      <w:pPr>
+        <w:ind w:left="3960" w:hanging="180"/>
+      </w:pPr>
+    </w:lvl>
+    <w:lvl w:ilvl="6" w:tplc="0409000F" w:tentative="1">
+      <w:start w:val="1"/>
+      <w:numFmt w:val="decimal"/>
+      <w:lvlText w:val="%7."/>
+      <w:lvlJc w:val="left"/>
+      <w:pPr>
+        <w:ind w:left="4680" w:hanging="360"/>
+      </w:pPr>
+    </w:lvl>
+    <w:lvl w:ilvl="7" w:tplc="04090019" w:tentative="1">
+      <w:start w:val="1"/>
+      <w:numFmt w:val="lowerLetter"/>
+      <w:lvlText w:val="%8."/>
+      <w:lvlJc w:val="left"/>
+      <w:pPr>
+        <w:ind w:left="5400" w:hanging="360"/>
+      </w:pPr>
+    </w:lvl>
+    <w:lvl w:ilvl="8" w:tplc="0409001B" w:tentative="1">
+      <w:start w:val="1"/>
+      <w:numFmt w:val="lowerRoman"/>
+      <w:lvlText w:val="%9."/>
+      <w:lvlJc w:val="right"/>
+      <w:pPr>
+        <w:ind w:left="6120" w:hanging="180"/>
+      </w:pPr>
+    </w:lvl>
+  </w:abstractNum>
+  <w:abstractNum w:abstractNumId="10" w15:restartNumberingAfterBreak="0">
     <w:nsid w:val="13F37566"/>
     <w:multiLevelType w:val="hybridMultilevel"/>
     <w:tmpl w:val="2DB4CE2E"/>
@@ -19447,7 +22089,7 @@
       </w:pPr>
     </w:lvl>
   </w:abstractNum>
-  <w:abstractNum w:abstractNumId="9" w15:restartNumberingAfterBreak="0">
+  <w:abstractNum w:abstractNumId="11" w15:restartNumberingAfterBreak="0">
     <w:nsid w:val="13FD0469"/>
     <w:multiLevelType w:val="hybridMultilevel"/>
     <w:tmpl w:val="CA825B1C"/>
@@ -19538,7 +22180,7 @@
       </w:pPr>
     </w:lvl>
   </w:abstractNum>
-  <w:abstractNum w:abstractNumId="10" w15:restartNumberingAfterBreak="0">
+  <w:abstractNum w:abstractNumId="12" w15:restartNumberingAfterBreak="0">
     <w:nsid w:val="15B15EC0"/>
     <w:multiLevelType w:val="hybridMultilevel"/>
     <w:tmpl w:val="732CCC16"/>
@@ -19632,7 +22274,98 @@
       </w:pPr>
     </w:lvl>
   </w:abstractNum>
-  <w:abstractNum w:abstractNumId="11" w15:restartNumberingAfterBreak="0">
+  <w:abstractNum w:abstractNumId="13" w15:restartNumberingAfterBreak="0">
+    <w:nsid w:val="1D447F65"/>
+    <w:multiLevelType w:val="hybridMultilevel"/>
+    <w:tmpl w:val="29C60E24"/>
+    <w:lvl w:ilvl="0" w:tplc="72A80D18">
+      <w:start w:val="1"/>
+      <w:numFmt w:val="decimal"/>
+      <w:lvlText w:val="%1:"/>
+      <w:lvlJc w:val="left"/>
+      <w:pPr>
+        <w:ind w:left="360" w:hanging="360"/>
+      </w:pPr>
+      <w:rPr>
+        <w:rFonts w:ascii="Source Sans 3 Bold" w:hAnsi="Source Sans 3 Bold" w:cstheme="minorBidi" w:hint="default"/>
+        <w:b/>
+        <w:bCs/>
+      </w:rPr>
+    </w:lvl>
+    <w:lvl w:ilvl="1" w:tplc="04090019" w:tentative="1">
+      <w:start w:val="1"/>
+      <w:numFmt w:val="lowerLetter"/>
+      <w:lvlText w:val="%2."/>
+      <w:lvlJc w:val="left"/>
+      <w:pPr>
+        <w:ind w:left="1080" w:hanging="360"/>
+      </w:pPr>
+    </w:lvl>
+    <w:lvl w:ilvl="2" w:tplc="0409001B" w:tentative="1">
+      <w:start w:val="1"/>
+      <w:numFmt w:val="lowerRoman"/>
+      <w:lvlText w:val="%3."/>
+      <w:lvlJc w:val="right"/>
+      <w:pPr>
+        <w:ind w:left="1800" w:hanging="180"/>
+      </w:pPr>
+    </w:lvl>
+    <w:lvl w:ilvl="3" w:tplc="0409000F" w:tentative="1">
+      <w:start w:val="1"/>
+      <w:numFmt w:val="decimal"/>
+      <w:lvlText w:val="%4."/>
+      <w:lvlJc w:val="left"/>
+      <w:pPr>
+        <w:ind w:left="2520" w:hanging="360"/>
+      </w:pPr>
+    </w:lvl>
+    <w:lvl w:ilvl="4" w:tplc="04090019" w:tentative="1">
+      <w:start w:val="1"/>
+      <w:numFmt w:val="lowerLetter"/>
+      <w:lvlText w:val="%5."/>
+      <w:lvlJc w:val="left"/>
+      <w:pPr>
+        <w:ind w:left="3240" w:hanging="360"/>
+      </w:pPr>
+    </w:lvl>
+    <w:lvl w:ilvl="5" w:tplc="0409001B" w:tentative="1">
+      <w:start w:val="1"/>
+      <w:numFmt w:val="lowerRoman"/>
+      <w:lvlText w:val="%6."/>
+      <w:lvlJc w:val="right"/>
+      <w:pPr>
+        <w:ind w:left="3960" w:hanging="180"/>
+      </w:pPr>
+    </w:lvl>
+    <w:lvl w:ilvl="6" w:tplc="0409000F" w:tentative="1">
+      <w:start w:val="1"/>
+      <w:numFmt w:val="decimal"/>
+      <w:lvlText w:val="%7."/>
+      <w:lvlJc w:val="left"/>
+      <w:pPr>
+        <w:ind w:left="4680" w:hanging="360"/>
+      </w:pPr>
+    </w:lvl>
+    <w:lvl w:ilvl="7" w:tplc="04090019" w:tentative="1">
+      <w:start w:val="1"/>
+      <w:numFmt w:val="lowerLetter"/>
+      <w:lvlText w:val="%8."/>
+      <w:lvlJc w:val="left"/>
+      <w:pPr>
+        <w:ind w:left="5400" w:hanging="360"/>
+      </w:pPr>
+    </w:lvl>
+    <w:lvl w:ilvl="8" w:tplc="0409001B" w:tentative="1">
+      <w:start w:val="1"/>
+      <w:numFmt w:val="lowerRoman"/>
+      <w:lvlText w:val="%9."/>
+      <w:lvlJc w:val="right"/>
+      <w:pPr>
+        <w:ind w:left="6120" w:hanging="180"/>
+      </w:pPr>
+    </w:lvl>
+  </w:abstractNum>
+  <w:abstractNum w:abstractNumId="14" w15:restartNumberingAfterBreak="0">
     <w:nsid w:val="212E1A90"/>
     <w:multiLevelType w:val="hybridMultilevel"/>
     <w:tmpl w:val="8EA8656A"/>
@@ -19726,7 +22459,7 @@
       </w:pPr>
     </w:lvl>
   </w:abstractNum>
-  <w:abstractNum w:abstractNumId="12" w15:restartNumberingAfterBreak="0">
+  <w:abstractNum w:abstractNumId="15" w15:restartNumberingAfterBreak="0">
     <w:nsid w:val="25277E32"/>
     <w:multiLevelType w:val="hybridMultilevel"/>
     <w:tmpl w:val="59B4B60E"/>
@@ -19841,7 +22574,7 @@
       </w:rPr>
     </w:lvl>
   </w:abstractNum>
-  <w:abstractNum w:abstractNumId="13" w15:restartNumberingAfterBreak="0">
+  <w:abstractNum w:abstractNumId="16" w15:restartNumberingAfterBreak="0">
     <w:nsid w:val="294C7B15"/>
     <w:multiLevelType w:val="hybridMultilevel"/>
     <w:tmpl w:val="3870A6A6"/>
@@ -19933,7 +22666,7 @@
       </w:pPr>
     </w:lvl>
   </w:abstractNum>
-  <w:abstractNum w:abstractNumId="14" w15:restartNumberingAfterBreak="0">
+  <w:abstractNum w:abstractNumId="17" w15:restartNumberingAfterBreak="0">
     <w:nsid w:val="29F6737C"/>
     <w:multiLevelType w:val="hybridMultilevel"/>
     <w:tmpl w:val="4AFC3BC4"/>
@@ -20046,7 +22779,7 @@
       </w:rPr>
     </w:lvl>
   </w:abstractNum>
-  <w:abstractNum w:abstractNumId="15" w15:restartNumberingAfterBreak="0">
+  <w:abstractNum w:abstractNumId="18" w15:restartNumberingAfterBreak="0">
     <w:nsid w:val="2CB4375C"/>
     <w:multiLevelType w:val="hybridMultilevel"/>
     <w:tmpl w:val="291A30C6"/>
@@ -20137,7 +22870,7 @@
       </w:pPr>
     </w:lvl>
   </w:abstractNum>
-  <w:abstractNum w:abstractNumId="16" w15:restartNumberingAfterBreak="0">
+  <w:abstractNum w:abstractNumId="19" w15:restartNumberingAfterBreak="0">
     <w:nsid w:val="2F0E685D"/>
     <w:multiLevelType w:val="hybridMultilevel"/>
     <w:tmpl w:val="09DA465E"/>
@@ -20228,7 +22961,7 @@
       </w:pPr>
     </w:lvl>
   </w:abstractNum>
-  <w:abstractNum w:abstractNumId="17" w15:restartNumberingAfterBreak="0">
+  <w:abstractNum w:abstractNumId="20" w15:restartNumberingAfterBreak="0">
     <w:nsid w:val="34555D51"/>
     <w:multiLevelType w:val="hybridMultilevel"/>
     <w:tmpl w:val="8C28476E"/>
@@ -20319,7 +23052,7 @@
       </w:pPr>
     </w:lvl>
   </w:abstractNum>
-  <w:abstractNum w:abstractNumId="18" w15:restartNumberingAfterBreak="0">
+  <w:abstractNum w:abstractNumId="21" w15:restartNumberingAfterBreak="0">
     <w:nsid w:val="358B4BB3"/>
     <w:multiLevelType w:val="hybridMultilevel"/>
     <w:tmpl w:val="A678E960"/>
@@ -20413,7 +23146,7 @@
       </w:pPr>
     </w:lvl>
   </w:abstractNum>
-  <w:abstractNum w:abstractNumId="19" w15:restartNumberingAfterBreak="0">
+  <w:abstractNum w:abstractNumId="22" w15:restartNumberingAfterBreak="0">
     <w:nsid w:val="38025215"/>
     <w:multiLevelType w:val="hybridMultilevel"/>
     <w:tmpl w:val="01022858"/>
@@ -20507,7 +23240,7 @@
       </w:pPr>
     </w:lvl>
   </w:abstractNum>
-  <w:abstractNum w:abstractNumId="20" w15:restartNumberingAfterBreak="0">
+  <w:abstractNum w:abstractNumId="23" w15:restartNumberingAfterBreak="0">
     <w:nsid w:val="3B3A6776"/>
     <w:multiLevelType w:val="hybridMultilevel"/>
     <w:tmpl w:val="BEA6841C"/>
@@ -20603,7 +23336,7 @@
       </w:pPr>
     </w:lvl>
   </w:abstractNum>
-  <w:abstractNum w:abstractNumId="21" w15:restartNumberingAfterBreak="0">
+  <w:abstractNum w:abstractNumId="24" w15:restartNumberingAfterBreak="0">
     <w:nsid w:val="3CDC7B7F"/>
     <w:multiLevelType w:val="hybridMultilevel"/>
     <w:tmpl w:val="F9EC833C"/>
@@ -20716,7 +23449,7 @@
       </w:rPr>
     </w:lvl>
   </w:abstractNum>
-  <w:abstractNum w:abstractNumId="22" w15:restartNumberingAfterBreak="0">
+  <w:abstractNum w:abstractNumId="25" w15:restartNumberingAfterBreak="0">
     <w:nsid w:val="3F584A02"/>
     <w:multiLevelType w:val="hybridMultilevel"/>
     <w:tmpl w:val="B5B08E1E"/>
@@ -20810,7 +23543,7 @@
       </w:pPr>
     </w:lvl>
   </w:abstractNum>
-  <w:abstractNum w:abstractNumId="23" w15:restartNumberingAfterBreak="0">
+  <w:abstractNum w:abstractNumId="26" w15:restartNumberingAfterBreak="0">
     <w:nsid w:val="477D5AA2"/>
     <w:multiLevelType w:val="hybridMultilevel"/>
     <w:tmpl w:val="882EE4CC"/>
@@ -20901,7 +23634,7 @@
       </w:pPr>
     </w:lvl>
   </w:abstractNum>
-  <w:abstractNum w:abstractNumId="24" w15:restartNumberingAfterBreak="0">
+  <w:abstractNum w:abstractNumId="27" w15:restartNumberingAfterBreak="0">
     <w:nsid w:val="493E0CCB"/>
     <w:multiLevelType w:val="hybridMultilevel"/>
     <w:tmpl w:val="DE1A3DA8"/>
@@ -21017,7 +23750,7 @@
       </w:rPr>
     </w:lvl>
   </w:abstractNum>
-  <w:abstractNum w:abstractNumId="25" w15:restartNumberingAfterBreak="0">
+  <w:abstractNum w:abstractNumId="28" w15:restartNumberingAfterBreak="0">
     <w:nsid w:val="4A2A784D"/>
     <w:multiLevelType w:val="hybridMultilevel"/>
     <w:tmpl w:val="D04A441C"/>
@@ -21109,7 +23842,7 @@
       </w:pPr>
     </w:lvl>
   </w:abstractNum>
-  <w:abstractNum w:abstractNumId="26" w15:restartNumberingAfterBreak="0">
+  <w:abstractNum w:abstractNumId="29" w15:restartNumberingAfterBreak="0">
     <w:nsid w:val="4A62576A"/>
     <w:multiLevelType w:val="hybridMultilevel"/>
     <w:tmpl w:val="B096158E"/>
@@ -21200,7 +23933,7 @@
       </w:pPr>
     </w:lvl>
   </w:abstractNum>
-  <w:abstractNum w:abstractNumId="27" w15:restartNumberingAfterBreak="0">
+  <w:abstractNum w:abstractNumId="30" w15:restartNumberingAfterBreak="0">
     <w:nsid w:val="52D04E3D"/>
     <w:multiLevelType w:val="hybridMultilevel"/>
     <w:tmpl w:val="7012BE88"/>
@@ -21291,7 +24024,7 @@
       </w:pPr>
     </w:lvl>
   </w:abstractNum>
-  <w:abstractNum w:abstractNumId="28" w15:restartNumberingAfterBreak="0">
+  <w:abstractNum w:abstractNumId="31" w15:restartNumberingAfterBreak="0">
     <w:nsid w:val="54B149BE"/>
     <w:multiLevelType w:val="hybridMultilevel"/>
     <w:tmpl w:val="7D56C986"/>
@@ -21409,7 +24142,7 @@
       </w:rPr>
     </w:lvl>
   </w:abstractNum>
-  <w:abstractNum w:abstractNumId="29" w15:restartNumberingAfterBreak="0">
+  <w:abstractNum w:abstractNumId="32" w15:restartNumberingAfterBreak="0">
     <w:nsid w:val="55F60A70"/>
     <w:multiLevelType w:val="hybridMultilevel"/>
     <w:tmpl w:val="291A30C6"/>
@@ -21500,7 +24233,7 @@
       </w:pPr>
     </w:lvl>
   </w:abstractNum>
-  <w:abstractNum w:abstractNumId="30" w15:restartNumberingAfterBreak="0">
+  <w:abstractNum w:abstractNumId="33" w15:restartNumberingAfterBreak="0">
     <w:nsid w:val="562B77A1"/>
     <w:multiLevelType w:val="hybridMultilevel"/>
     <w:tmpl w:val="81B45C5E"/>
@@ -21596,7 +24329,7 @@
       </w:pPr>
     </w:lvl>
   </w:abstractNum>
-  <w:abstractNum w:abstractNumId="31" w15:restartNumberingAfterBreak="0">
+  <w:abstractNum w:abstractNumId="34" w15:restartNumberingAfterBreak="0">
     <w:nsid w:val="5767473C"/>
     <w:multiLevelType w:val="hybridMultilevel"/>
     <w:tmpl w:val="3104F218"/>
@@ -21687,7 +24420,7 @@
       </w:pPr>
     </w:lvl>
   </w:abstractNum>
-  <w:abstractNum w:abstractNumId="32" w15:restartNumberingAfterBreak="0">
+  <w:abstractNum w:abstractNumId="35" w15:restartNumberingAfterBreak="0">
     <w:nsid w:val="586431B8"/>
     <w:multiLevelType w:val="hybridMultilevel"/>
     <w:tmpl w:val="81B45C5E"/>
@@ -21783,7 +24516,7 @@
       </w:pPr>
     </w:lvl>
   </w:abstractNum>
-  <w:abstractNum w:abstractNumId="33" w15:restartNumberingAfterBreak="0">
+  <w:abstractNum w:abstractNumId="36" w15:restartNumberingAfterBreak="0">
     <w:nsid w:val="59BD6BAB"/>
     <w:multiLevelType w:val="hybridMultilevel"/>
     <w:tmpl w:val="77D22F20"/>
@@ -21875,7 +24608,7 @@
       </w:pPr>
     </w:lvl>
   </w:abstractNum>
-  <w:abstractNum w:abstractNumId="34" w15:restartNumberingAfterBreak="0">
+  <w:abstractNum w:abstractNumId="37" w15:restartNumberingAfterBreak="0">
     <w:nsid w:val="59D910B2"/>
     <w:multiLevelType w:val="hybridMultilevel"/>
     <w:tmpl w:val="678CE024"/>
@@ -21966,7 +24699,7 @@
       </w:pPr>
     </w:lvl>
   </w:abstractNum>
-  <w:abstractNum w:abstractNumId="35" w15:restartNumberingAfterBreak="0">
+  <w:abstractNum w:abstractNumId="38" w15:restartNumberingAfterBreak="0">
     <w:nsid w:val="5B1160CF"/>
     <w:multiLevelType w:val="hybridMultilevel"/>
     <w:tmpl w:val="57F843B4"/>
@@ -22057,7 +24790,7 @@
       </w:pPr>
     </w:lvl>
   </w:abstractNum>
-  <w:abstractNum w:abstractNumId="36" w15:restartNumberingAfterBreak="0">
+  <w:abstractNum w:abstractNumId="39" w15:restartNumberingAfterBreak="0">
     <w:nsid w:val="5D096BE3"/>
     <w:multiLevelType w:val="hybridMultilevel"/>
     <w:tmpl w:val="7758F8FE"/>
@@ -22151,7 +24884,7 @@
       </w:pPr>
     </w:lvl>
   </w:abstractNum>
-  <w:abstractNum w:abstractNumId="37" w15:restartNumberingAfterBreak="0">
+  <w:abstractNum w:abstractNumId="40" w15:restartNumberingAfterBreak="0">
     <w:nsid w:val="5EBE5C6C"/>
     <w:multiLevelType w:val="hybridMultilevel"/>
     <w:tmpl w:val="882EE4CC"/>
@@ -22242,7 +24975,120 @@
       </w:pPr>
     </w:lvl>
   </w:abstractNum>
-  <w:abstractNum w:abstractNumId="38" w15:restartNumberingAfterBreak="0">
+  <w:abstractNum w:abstractNumId="41" w15:restartNumberingAfterBreak="0">
+    <w:nsid w:val="60097C00"/>
+    <w:multiLevelType w:val="hybridMultilevel"/>
+    <w:tmpl w:val="D7A0B374"/>
+    <w:lvl w:ilvl="0" w:tplc="04090001">
+      <w:start w:val="1"/>
+      <w:numFmt w:val="bullet"/>
+      <w:lvlText w:val=""/>
+      <w:lvlJc w:val="left"/>
+      <w:pPr>
+        <w:ind w:left="720" w:hanging="360"/>
+      </w:pPr>
+      <w:rPr>
+        <w:rFonts w:ascii="Symbol" w:hAnsi="Symbol" w:hint="default"/>
+      </w:rPr>
+    </w:lvl>
+    <w:lvl w:ilvl="1" w:tplc="04090003" w:tentative="1">
+      <w:start w:val="1"/>
+      <w:numFmt w:val="bullet"/>
+      <w:lvlText w:val="o"/>
+      <w:lvlJc w:val="left"/>
+      <w:pPr>
+        <w:ind w:left="1440" w:hanging="360"/>
+      </w:pPr>
+      <w:rPr>
+        <w:rFonts w:ascii="Courier New" w:hAnsi="Courier New" w:cs="Courier New" w:hint="default"/>
+      </w:rPr>
+    </w:lvl>
+    <w:lvl w:ilvl="2" w:tplc="04090005" w:tentative="1">
+      <w:start w:val="1"/>
+      <w:numFmt w:val="bullet"/>
+      <w:lvlText w:val=""/>
+      <w:lvlJc w:val="left"/>
+      <w:pPr>
+        <w:ind w:left="2160" w:hanging="360"/>
+      </w:pPr>
+      <w:rPr>
+        <w:rFonts w:ascii="Wingdings" w:hAnsi="Wingdings" w:hint="default"/>
+      </w:rPr>
+    </w:lvl>
+    <w:lvl w:ilvl="3" w:tplc="04090001" w:tentative="1">
+      <w:start w:val="1"/>
+      <w:numFmt w:val="bullet"/>
+      <w:lvlText w:val=""/>
+      <w:lvlJc w:val="left"/>
+      <w:pPr>
+        <w:ind w:left="2880" w:hanging="360"/>
+      </w:pPr>
+      <w:rPr>
+        <w:rFonts w:ascii="Symbol" w:hAnsi="Symbol" w:hint="default"/>
+      </w:rPr>
+    </w:lvl>
+    <w:lvl w:ilvl="4" w:tplc="04090003" w:tentative="1">
+      <w:start w:val="1"/>
+      <w:numFmt w:val="bullet"/>
+      <w:lvlText w:val="o"/>
+      <w:lvlJc w:val="left"/>
+      <w:pPr>
+        <w:ind w:left="3600" w:hanging="360"/>
+      </w:pPr>
+      <w:rPr>
+        <w:rFonts w:ascii="Courier New" w:hAnsi="Courier New" w:cs="Courier New" w:hint="default"/>
+      </w:rPr>
+    </w:lvl>
+    <w:lvl w:ilvl="5" w:tplc="04090005" w:tentative="1">
+      <w:start w:val="1"/>
+      <w:numFmt w:val="bullet"/>
+      <w:lvlText w:val=""/>
+      <w:lvlJc w:val="left"/>
+      <w:pPr>
+        <w:ind w:left="4320" w:hanging="360"/>
+      </w:pPr>
+      <w:rPr>
+        <w:rFonts w:ascii="Wingdings" w:hAnsi="Wingdings" w:hint="default"/>
+      </w:rPr>
+    </w:lvl>
+    <w:lvl w:ilvl="6" w:tplc="04090001" w:tentative="1">
+      <w:start w:val="1"/>
+      <w:numFmt w:val="bullet"/>
+      <w:lvlText w:val=""/>
+      <w:lvlJc w:val="left"/>
+      <w:pPr>
+        <w:ind w:left="5040" w:hanging="360"/>
+      </w:pPr>
+      <w:rPr>
+        <w:rFonts w:ascii="Symbol" w:hAnsi="Symbol" w:hint="default"/>
+      </w:rPr>
+    </w:lvl>
+    <w:lvl w:ilvl="7" w:tplc="04090003" w:tentative="1">
+      <w:start w:val="1"/>
+      <w:numFmt w:val="bullet"/>
+      <w:lvlText w:val="o"/>
+      <w:lvlJc w:val="left"/>
+      <w:pPr>
+        <w:ind w:left="5760" w:hanging="360"/>
+      </w:pPr>
+      <w:rPr>
+        <w:rFonts w:ascii="Courier New" w:hAnsi="Courier New" w:cs="Courier New" w:hint="default"/>
+      </w:rPr>
+    </w:lvl>
+    <w:lvl w:ilvl="8" w:tplc="04090005" w:tentative="1">
+      <w:start w:val="1"/>
+      <w:numFmt w:val="bullet"/>
+      <w:lvlText w:val=""/>
+      <w:lvlJc w:val="left"/>
+      <w:pPr>
+        <w:ind w:left="6480" w:hanging="360"/>
+      </w:pPr>
+      <w:rPr>
+        <w:rFonts w:ascii="Wingdings" w:hAnsi="Wingdings" w:hint="default"/>
+      </w:rPr>
+    </w:lvl>
+  </w:abstractNum>
+  <w:abstractNum w:abstractNumId="42" w15:restartNumberingAfterBreak="0">
     <w:nsid w:val="60E466AB"/>
     <w:multiLevelType w:val="hybridMultilevel"/>
     <w:tmpl w:val="59B4B60E"/>
@@ -22357,7 +25203,7 @@
       </w:rPr>
     </w:lvl>
   </w:abstractNum>
-  <w:abstractNum w:abstractNumId="39" w15:restartNumberingAfterBreak="0">
+  <w:abstractNum w:abstractNumId="43" w15:restartNumberingAfterBreak="0">
     <w:nsid w:val="61164B02"/>
     <w:multiLevelType w:val="hybridMultilevel"/>
     <w:tmpl w:val="C602D860"/>
@@ -22448,7 +25294,7 @@
       </w:pPr>
     </w:lvl>
   </w:abstractNum>
-  <w:abstractNum w:abstractNumId="40" w15:restartNumberingAfterBreak="0">
+  <w:abstractNum w:abstractNumId="44" w15:restartNumberingAfterBreak="0">
     <w:nsid w:val="65C45C9E"/>
     <w:multiLevelType w:val="hybridMultilevel"/>
     <w:tmpl w:val="D68C57F0"/>
@@ -22539,7 +25385,7 @@
       </w:pPr>
     </w:lvl>
   </w:abstractNum>
-  <w:abstractNum w:abstractNumId="41" w15:restartNumberingAfterBreak="0">
+  <w:abstractNum w:abstractNumId="45" w15:restartNumberingAfterBreak="0">
     <w:nsid w:val="66F75F44"/>
     <w:multiLevelType w:val="hybridMultilevel"/>
     <w:tmpl w:val="F774CC24"/>
@@ -22630,7 +25476,7 @@
       </w:pPr>
     </w:lvl>
   </w:abstractNum>
-  <w:abstractNum w:abstractNumId="42" w15:restartNumberingAfterBreak="0">
+  <w:abstractNum w:abstractNumId="46" w15:restartNumberingAfterBreak="0">
     <w:nsid w:val="681A0CDC"/>
     <w:multiLevelType w:val="hybridMultilevel"/>
     <w:tmpl w:val="3072FDB4"/>
@@ -22724,7 +25570,7 @@
       </w:pPr>
     </w:lvl>
   </w:abstractNum>
-  <w:abstractNum w:abstractNumId="43" w15:restartNumberingAfterBreak="0">
+  <w:abstractNum w:abstractNumId="47" w15:restartNumberingAfterBreak="0">
     <w:nsid w:val="68930CE9"/>
     <w:multiLevelType w:val="hybridMultilevel"/>
     <w:tmpl w:val="C2D02C52"/>
@@ -22816,7 +25662,7 @@
       </w:pPr>
     </w:lvl>
   </w:abstractNum>
-  <w:abstractNum w:abstractNumId="44" w15:restartNumberingAfterBreak="0">
+  <w:abstractNum w:abstractNumId="48" w15:restartNumberingAfterBreak="0">
     <w:nsid w:val="69CF734A"/>
     <w:multiLevelType w:val="hybridMultilevel"/>
     <w:tmpl w:val="3B687E36"/>
@@ -22910,7 +25756,7 @@
       </w:pPr>
     </w:lvl>
   </w:abstractNum>
-  <w:abstractNum w:abstractNumId="45" w15:restartNumberingAfterBreak="0">
+  <w:abstractNum w:abstractNumId="49" w15:restartNumberingAfterBreak="0">
     <w:nsid w:val="6F816CC4"/>
     <w:multiLevelType w:val="hybridMultilevel"/>
     <w:tmpl w:val="D3AE3B5E"/>
@@ -23003,10 +25849,10 @@
       </w:pPr>
     </w:lvl>
   </w:abstractNum>
-  <w:abstractNum w:abstractNumId="46" w15:restartNumberingAfterBreak="0">
-    <w:nsid w:val="72A749C7"/>
+  <w:abstractNum w:abstractNumId="50" w15:restartNumberingAfterBreak="0">
+    <w:nsid w:val="727E12B2"/>
     <w:multiLevelType w:val="hybridMultilevel"/>
-    <w:tmpl w:val="56A69A5C"/>
+    <w:tmpl w:val="F87E8022"/>
     <w:lvl w:ilvl="0" w:tplc="72A80D18">
       <w:start w:val="1"/>
       <w:numFmt w:val="decimal"/>
@@ -23094,7 +25940,98 @@
       </w:pPr>
     </w:lvl>
   </w:abstractNum>
-  <w:abstractNum w:abstractNumId="47" w15:restartNumberingAfterBreak="0">
+  <w:abstractNum w:abstractNumId="51" w15:restartNumberingAfterBreak="0">
+    <w:nsid w:val="72A749C7"/>
+    <w:multiLevelType w:val="hybridMultilevel"/>
+    <w:tmpl w:val="56A69A5C"/>
+    <w:lvl w:ilvl="0" w:tplc="72A80D18">
+      <w:start w:val="1"/>
+      <w:numFmt w:val="decimal"/>
+      <w:lvlText w:val="%1:"/>
+      <w:lvlJc w:val="left"/>
+      <w:pPr>
+        <w:ind w:left="360" w:hanging="360"/>
+      </w:pPr>
+      <w:rPr>
+        <w:rFonts w:ascii="Source Sans 3 Bold" w:hAnsi="Source Sans 3 Bold" w:cstheme="minorBidi" w:hint="default"/>
+        <w:b/>
+        <w:bCs/>
+      </w:rPr>
+    </w:lvl>
+    <w:lvl w:ilvl="1" w:tplc="04090019" w:tentative="1">
+      <w:start w:val="1"/>
+      <w:numFmt w:val="lowerLetter"/>
+      <w:lvlText w:val="%2."/>
+      <w:lvlJc w:val="left"/>
+      <w:pPr>
+        <w:ind w:left="1080" w:hanging="360"/>
+      </w:pPr>
+    </w:lvl>
+    <w:lvl w:ilvl="2" w:tplc="0409001B" w:tentative="1">
+      <w:start w:val="1"/>
+      <w:numFmt w:val="lowerRoman"/>
+      <w:lvlText w:val="%3."/>
+      <w:lvlJc w:val="right"/>
+      <w:pPr>
+        <w:ind w:left="1800" w:hanging="180"/>
+      </w:pPr>
+    </w:lvl>
+    <w:lvl w:ilvl="3" w:tplc="0409000F" w:tentative="1">
+      <w:start w:val="1"/>
+      <w:numFmt w:val="decimal"/>
+      <w:lvlText w:val="%4."/>
+      <w:lvlJc w:val="left"/>
+      <w:pPr>
+        <w:ind w:left="2520" w:hanging="360"/>
+      </w:pPr>
+    </w:lvl>
+    <w:lvl w:ilvl="4" w:tplc="04090019" w:tentative="1">
+      <w:start w:val="1"/>
+      <w:numFmt w:val="lowerLetter"/>
+      <w:lvlText w:val="%5."/>
+      <w:lvlJc w:val="left"/>
+      <w:pPr>
+        <w:ind w:left="3240" w:hanging="360"/>
+      </w:pPr>
+    </w:lvl>
+    <w:lvl w:ilvl="5" w:tplc="0409001B" w:tentative="1">
+      <w:start w:val="1"/>
+      <w:numFmt w:val="lowerRoman"/>
+      <w:lvlText w:val="%6."/>
+      <w:lvlJc w:val="right"/>
+      <w:pPr>
+        <w:ind w:left="3960" w:hanging="180"/>
+      </w:pPr>
+    </w:lvl>
+    <w:lvl w:ilvl="6" w:tplc="0409000F" w:tentative="1">
+      <w:start w:val="1"/>
+      <w:numFmt w:val="decimal"/>
+      <w:lvlText w:val="%7."/>
+      <w:lvlJc w:val="left"/>
+      <w:pPr>
+        <w:ind w:left="4680" w:hanging="360"/>
+      </w:pPr>
+    </w:lvl>
+    <w:lvl w:ilvl="7" w:tplc="04090019" w:tentative="1">
+      <w:start w:val="1"/>
+      <w:numFmt w:val="lowerLetter"/>
+      <w:lvlText w:val="%8."/>
+      <w:lvlJc w:val="left"/>
+      <w:pPr>
+        <w:ind w:left="5400" w:hanging="360"/>
+      </w:pPr>
+    </w:lvl>
+    <w:lvl w:ilvl="8" w:tplc="0409001B" w:tentative="1">
+      <w:start w:val="1"/>
+      <w:numFmt w:val="lowerRoman"/>
+      <w:lvlText w:val="%9."/>
+      <w:lvlJc w:val="right"/>
+      <w:pPr>
+        <w:ind w:left="6120" w:hanging="180"/>
+      </w:pPr>
+    </w:lvl>
+  </w:abstractNum>
+  <w:abstractNum w:abstractNumId="52" w15:restartNumberingAfterBreak="0">
     <w:nsid w:val="741800C0"/>
     <w:multiLevelType w:val="hybridMultilevel"/>
     <w:tmpl w:val="F3021D0C"/>
@@ -23207,7 +26144,7 @@
       </w:rPr>
     </w:lvl>
   </w:abstractNum>
-  <w:abstractNum w:abstractNumId="48" w15:restartNumberingAfterBreak="0">
+  <w:abstractNum w:abstractNumId="53" w15:restartNumberingAfterBreak="0">
     <w:nsid w:val="764873C4"/>
     <w:multiLevelType w:val="hybridMultilevel"/>
     <w:tmpl w:val="08D655B4"/>
@@ -23301,7 +26238,7 @@
       </w:pPr>
     </w:lvl>
   </w:abstractNum>
-  <w:abstractNum w:abstractNumId="49" w15:restartNumberingAfterBreak="0">
+  <w:abstractNum w:abstractNumId="54" w15:restartNumberingAfterBreak="0">
     <w:nsid w:val="765A1B30"/>
     <w:multiLevelType w:val="hybridMultilevel"/>
     <w:tmpl w:val="BEA6841C"/>
@@ -23397,7 +26334,7 @@
       </w:pPr>
     </w:lvl>
   </w:abstractNum>
-  <w:abstractNum w:abstractNumId="50" w15:restartNumberingAfterBreak="0">
+  <w:abstractNum w:abstractNumId="55" w15:restartNumberingAfterBreak="0">
     <w:nsid w:val="77CD49EA"/>
     <w:multiLevelType w:val="hybridMultilevel"/>
     <w:tmpl w:val="9D949C3A"/>
@@ -23489,7 +26426,7 @@
       </w:pPr>
     </w:lvl>
   </w:abstractNum>
-  <w:abstractNum w:abstractNumId="51" w15:restartNumberingAfterBreak="0">
+  <w:abstractNum w:abstractNumId="56" w15:restartNumberingAfterBreak="0">
     <w:nsid w:val="79313269"/>
     <w:multiLevelType w:val="hybridMultilevel"/>
     <w:tmpl w:val="279E3142"/>
@@ -23580,7 +26517,7 @@
       </w:pPr>
     </w:lvl>
   </w:abstractNum>
-  <w:abstractNum w:abstractNumId="52" w15:restartNumberingAfterBreak="0">
+  <w:abstractNum w:abstractNumId="57" w15:restartNumberingAfterBreak="0">
     <w:nsid w:val="7A902B9B"/>
     <w:multiLevelType w:val="hybridMultilevel"/>
     <w:tmpl w:val="BEA6841C"/>
@@ -23676,7 +26613,7 @@
       </w:pPr>
     </w:lvl>
   </w:abstractNum>
-  <w:abstractNum w:abstractNumId="53" w15:restartNumberingAfterBreak="0">
+  <w:abstractNum w:abstractNumId="58" w15:restartNumberingAfterBreak="0">
     <w:nsid w:val="7EA67624"/>
     <w:multiLevelType w:val="hybridMultilevel"/>
     <w:tmpl w:val="291A30C6"/>
@@ -23768,168 +26705,183 @@
     </w:lvl>
   </w:abstractNum>
   <w:num w:numId="1" w16cid:durableId="667248184">
+    <w:abstractNumId w:val="27"/>
+  </w:num>
+  <w:num w:numId="2" w16cid:durableId="1264069730">
+    <w:abstractNumId w:val="48"/>
+  </w:num>
+  <w:num w:numId="3" w16cid:durableId="1546023152">
+    <w:abstractNumId w:val="47"/>
+  </w:num>
+  <w:num w:numId="4" w16cid:durableId="1226453288">
+    <w:abstractNumId w:val="5"/>
+  </w:num>
+  <w:num w:numId="5" w16cid:durableId="195582916">
+    <w:abstractNumId w:val="15"/>
+  </w:num>
+  <w:num w:numId="6" w16cid:durableId="1166481521">
+    <w:abstractNumId w:val="28"/>
+  </w:num>
+  <w:num w:numId="7" w16cid:durableId="439492112">
+    <w:abstractNumId w:val="55"/>
+  </w:num>
+  <w:num w:numId="8" w16cid:durableId="997658750">
+    <w:abstractNumId w:val="36"/>
+  </w:num>
+  <w:num w:numId="9" w16cid:durableId="1445492604">
+    <w:abstractNumId w:val="16"/>
+  </w:num>
+  <w:num w:numId="10" w16cid:durableId="1324813548">
+    <w:abstractNumId w:val="51"/>
+  </w:num>
+  <w:num w:numId="11" w16cid:durableId="1995328297">
+    <w:abstractNumId w:val="17"/>
+  </w:num>
+  <w:num w:numId="12" w16cid:durableId="1538278096">
+    <w:abstractNumId w:val="46"/>
+  </w:num>
+  <w:num w:numId="13" w16cid:durableId="1605729890">
+    <w:abstractNumId w:val="30"/>
+  </w:num>
+  <w:num w:numId="14" w16cid:durableId="613176844">
+    <w:abstractNumId w:val="39"/>
+  </w:num>
+  <w:num w:numId="15" w16cid:durableId="1752239720">
+    <w:abstractNumId w:val="43"/>
+  </w:num>
+  <w:num w:numId="16" w16cid:durableId="1832410741">
+    <w:abstractNumId w:val="4"/>
+  </w:num>
+  <w:num w:numId="17" w16cid:durableId="1483304690">
+    <w:abstractNumId w:val="11"/>
+  </w:num>
+  <w:num w:numId="18" w16cid:durableId="259028912">
+    <w:abstractNumId w:val="56"/>
+  </w:num>
+  <w:num w:numId="19" w16cid:durableId="618530009">
+    <w:abstractNumId w:val="8"/>
+  </w:num>
+  <w:num w:numId="20" w16cid:durableId="2050913877">
+    <w:abstractNumId w:val="45"/>
+  </w:num>
+  <w:num w:numId="21" w16cid:durableId="795563217">
+    <w:abstractNumId w:val="14"/>
+  </w:num>
+  <w:num w:numId="22" w16cid:durableId="28991042">
+    <w:abstractNumId w:val="34"/>
+  </w:num>
+  <w:num w:numId="23" w16cid:durableId="951788158">
+    <w:abstractNumId w:val="3"/>
+  </w:num>
+  <w:num w:numId="24" w16cid:durableId="886261180">
+    <w:abstractNumId w:val="53"/>
+  </w:num>
+  <w:num w:numId="25" w16cid:durableId="1882479073">
+    <w:abstractNumId w:val="37"/>
+  </w:num>
+  <w:num w:numId="26" w16cid:durableId="1665552601">
+    <w:abstractNumId w:val="29"/>
+  </w:num>
+  <w:num w:numId="27" w16cid:durableId="1373191236">
+    <w:abstractNumId w:val="19"/>
+  </w:num>
+  <w:num w:numId="28" w16cid:durableId="1206874510">
+    <w:abstractNumId w:val="20"/>
+  </w:num>
+  <w:num w:numId="29" w16cid:durableId="1185636100">
+    <w:abstractNumId w:val="44"/>
+  </w:num>
+  <w:num w:numId="30" w16cid:durableId="333799131">
+    <w:abstractNumId w:val="22"/>
+  </w:num>
+  <w:num w:numId="31" w16cid:durableId="214898011">
+    <w:abstractNumId w:val="32"/>
+  </w:num>
+  <w:num w:numId="32" w16cid:durableId="29763134">
+    <w:abstractNumId w:val="26"/>
+  </w:num>
+  <w:num w:numId="33" w16cid:durableId="314339201">
+    <w:abstractNumId w:val="7"/>
+  </w:num>
+  <w:num w:numId="34" w16cid:durableId="1770811348">
+    <w:abstractNumId w:val="40"/>
+  </w:num>
+  <w:num w:numId="35" w16cid:durableId="360473341">
+    <w:abstractNumId w:val="18"/>
+  </w:num>
+  <w:num w:numId="36" w16cid:durableId="69236877">
+    <w:abstractNumId w:val="58"/>
+  </w:num>
+  <w:num w:numId="37" w16cid:durableId="1829439796">
+    <w:abstractNumId w:val="25"/>
+  </w:num>
+  <w:num w:numId="38" w16cid:durableId="1814908951">
     <w:abstractNumId w:val="24"/>
   </w:num>
-  <w:num w:numId="2" w16cid:durableId="1264069730">
-    <w:abstractNumId w:val="44"/>
-  </w:num>
-  <w:num w:numId="3" w16cid:durableId="1546023152">
-    <w:abstractNumId w:val="43"/>
-  </w:num>
-  <w:num w:numId="4" w16cid:durableId="1226453288">
-    <w:abstractNumId w:val="4"/>
-  </w:num>
-  <w:num w:numId="5" w16cid:durableId="195582916">
+  <w:num w:numId="39" w16cid:durableId="471602117">
     <w:abstractNumId w:val="12"/>
   </w:num>
-  <w:num w:numId="6" w16cid:durableId="1166481521">
-    <w:abstractNumId w:val="25"/>
+  <w:num w:numId="40" w16cid:durableId="76555911">
+    <w:abstractNumId w:val="42"/>
   </w:num>
-  <w:num w:numId="7" w16cid:durableId="439492112">
-    <w:abstractNumId w:val="50"/>
+  <w:num w:numId="41" w16cid:durableId="995885420">
+    <w:abstractNumId w:val="31"/>
   </w:num>
-  <w:num w:numId="8" w16cid:durableId="997658750">
+  <w:num w:numId="42" w16cid:durableId="1752507585">
+    <w:abstractNumId w:val="21"/>
+  </w:num>
+  <w:num w:numId="43" w16cid:durableId="1231427931">
+    <w:abstractNumId w:val="49"/>
+  </w:num>
+  <w:num w:numId="44" w16cid:durableId="717049857">
+    <w:abstractNumId w:val="2"/>
+  </w:num>
+  <w:num w:numId="45" w16cid:durableId="893321363">
+    <w:abstractNumId w:val="23"/>
+  </w:num>
+  <w:num w:numId="46" w16cid:durableId="517475190">
+    <w:abstractNumId w:val="35"/>
+  </w:num>
+  <w:num w:numId="47" w16cid:durableId="945579164">
     <w:abstractNumId w:val="33"/>
   </w:num>
-  <w:num w:numId="9" w16cid:durableId="1445492604">
-    <w:abstractNumId w:val="13"/>
-  </w:num>
-  <w:num w:numId="10" w16cid:durableId="1324813548">
-    <w:abstractNumId w:val="46"/>
-  </w:num>
-  <w:num w:numId="11" w16cid:durableId="1995328297">
-    <w:abstractNumId w:val="14"/>
-  </w:num>
-  <w:num w:numId="12" w16cid:durableId="1538278096">
-    <w:abstractNumId w:val="42"/>
-  </w:num>
-  <w:num w:numId="13" w16cid:durableId="1605729890">
-    <w:abstractNumId w:val="27"/>
-  </w:num>
-  <w:num w:numId="14" w16cid:durableId="613176844">
-    <w:abstractNumId w:val="36"/>
-  </w:num>
-  <w:num w:numId="15" w16cid:durableId="1752239720">
-    <w:abstractNumId w:val="39"/>
-  </w:num>
-  <w:num w:numId="16" w16cid:durableId="1832410741">
-    <w:abstractNumId w:val="3"/>
-  </w:num>
-  <w:num w:numId="17" w16cid:durableId="1483304690">
-    <w:abstractNumId w:val="9"/>
-  </w:num>
-  <w:num w:numId="18" w16cid:durableId="259028912">
-    <w:abstractNumId w:val="51"/>
-  </w:num>
-  <w:num w:numId="19" w16cid:durableId="618530009">
-    <w:abstractNumId w:val="7"/>
-  </w:num>
-  <w:num w:numId="20" w16cid:durableId="2050913877">
-    <w:abstractNumId w:val="41"/>
-  </w:num>
-  <w:num w:numId="21" w16cid:durableId="795563217">
-    <w:abstractNumId w:val="11"/>
-  </w:num>
-  <w:num w:numId="22" w16cid:durableId="28991042">
-    <w:abstractNumId w:val="31"/>
-  </w:num>
-  <w:num w:numId="23" w16cid:durableId="951788158">
-    <w:abstractNumId w:val="2"/>
-  </w:num>
-  <w:num w:numId="24" w16cid:durableId="886261180">
-    <w:abstractNumId w:val="48"/>
-  </w:num>
-  <w:num w:numId="25" w16cid:durableId="1882479073">
-    <w:abstractNumId w:val="34"/>
-  </w:num>
-  <w:num w:numId="26" w16cid:durableId="1665552601">
-    <w:abstractNumId w:val="26"/>
-  </w:num>
-  <w:num w:numId="27" w16cid:durableId="1373191236">
-    <w:abstractNumId w:val="16"/>
-  </w:num>
-  <w:num w:numId="28" w16cid:durableId="1206874510">
-    <w:abstractNumId w:val="17"/>
-  </w:num>
-  <w:num w:numId="29" w16cid:durableId="1185636100">
-    <w:abstractNumId w:val="40"/>
-  </w:num>
-  <w:num w:numId="30" w16cid:durableId="333799131">
-    <w:abstractNumId w:val="19"/>
-  </w:num>
-  <w:num w:numId="31" w16cid:durableId="214898011">
-    <w:abstractNumId w:val="29"/>
-  </w:num>
-  <w:num w:numId="32" w16cid:durableId="29763134">
-    <w:abstractNumId w:val="23"/>
-  </w:num>
-  <w:num w:numId="33" w16cid:durableId="314339201">
+  <w:num w:numId="48" w16cid:durableId="1837259727">
     <w:abstractNumId w:val="6"/>
   </w:num>
-  <w:num w:numId="34" w16cid:durableId="1770811348">
-    <w:abstractNumId w:val="37"/>
+  <w:num w:numId="49" w16cid:durableId="799567825">
+    <w:abstractNumId w:val="54"/>
   </w:num>
-  <w:num w:numId="35" w16cid:durableId="360473341">
-    <w:abstractNumId w:val="15"/>
+  <w:num w:numId="50" w16cid:durableId="138963974">
+    <w:abstractNumId w:val="57"/>
   </w:num>
-  <w:num w:numId="36" w16cid:durableId="69236877">
-    <w:abstractNumId w:val="53"/>
+  <w:num w:numId="51" w16cid:durableId="1824153588">
+    <w:abstractNumId w:val="38"/>
   </w:num>
-  <w:num w:numId="37" w16cid:durableId="1829439796">
-    <w:abstractNumId w:val="22"/>
-  </w:num>
-  <w:num w:numId="38" w16cid:durableId="1814908951">
-    <w:abstractNumId w:val="21"/>
-  </w:num>
-  <w:num w:numId="39" w16cid:durableId="471602117">
+  <w:num w:numId="52" w16cid:durableId="1059717416">
     <w:abstractNumId w:val="10"/>
   </w:num>
-  <w:num w:numId="40" w16cid:durableId="76555911">
-    <w:abstractNumId w:val="38"/>
-  </w:num>
-  <w:num w:numId="41" w16cid:durableId="995885420">
-    <w:abstractNumId w:val="28"/>
-  </w:num>
-  <w:num w:numId="42" w16cid:durableId="1752507585">
-    <w:abstractNumId w:val="18"/>
-  </w:num>
-  <w:num w:numId="43" w16cid:durableId="1231427931">
-    <w:abstractNumId w:val="45"/>
-  </w:num>
-  <w:num w:numId="44" w16cid:durableId="717049857">
-    <w:abstractNumId w:val="1"/>
-  </w:num>
-  <w:num w:numId="45" w16cid:durableId="893321363">
-    <w:abstractNumId w:val="20"/>
-  </w:num>
-  <w:num w:numId="46" w16cid:durableId="517475190">
-    <w:abstractNumId w:val="32"/>
-  </w:num>
-  <w:num w:numId="47" w16cid:durableId="945579164">
-    <w:abstractNumId w:val="30"/>
-  </w:num>
-  <w:num w:numId="48" w16cid:durableId="1837259727">
-    <w:abstractNumId w:val="5"/>
-  </w:num>
-  <w:num w:numId="49" w16cid:durableId="799567825">
-    <w:abstractNumId w:val="49"/>
-  </w:num>
-  <w:num w:numId="50" w16cid:durableId="138963974">
+  <w:num w:numId="53" w16cid:durableId="1735008323">
     <w:abstractNumId w:val="52"/>
-  </w:num>
-  <w:num w:numId="51" w16cid:durableId="1824153588">
-    <w:abstractNumId w:val="35"/>
-  </w:num>
-  <w:num w:numId="52" w16cid:durableId="1059717416">
-    <w:abstractNumId w:val="8"/>
-  </w:num>
-  <w:num w:numId="53" w16cid:durableId="1735008323">
-    <w:abstractNumId w:val="47"/>
   </w:num>
   <w:num w:numId="54" w16cid:durableId="1612975694">
     <w:abstractNumId w:val="0"/>
   </w:num>
-  <w:numIdMacAtCleanup w:val="54"/>
+  <w:num w:numId="55" w16cid:durableId="718742203">
+    <w:abstractNumId w:val="13"/>
+  </w:num>
+  <w:num w:numId="56" w16cid:durableId="699669721">
+    <w:abstractNumId w:val="41"/>
+  </w:num>
+  <w:num w:numId="57" w16cid:durableId="385908283">
+    <w:abstractNumId w:val="50"/>
+  </w:num>
+  <w:num w:numId="58" w16cid:durableId="1986542515">
+    <w:abstractNumId w:val="9"/>
+  </w:num>
+  <w:num w:numId="59" w16cid:durableId="2101636078">
+    <w:abstractNumId w:val="1"/>
+  </w:num>
+  <w:numIdMacAtCleanup w:val="59"/>
 </w:numbering>
 </file>
 

--- a/assets/data/Mindset 01/Mindset1- Custom.docx
+++ b/assets/data/Mindset 01/Mindset1- Custom.docx
@@ -20933,17 +20933,7 @@
             </w:r>
             <w:r>
               <w:rPr>
-                <w:rStyle w:val="BlankWord1"/>
-                <w:rFonts w:ascii="Source Sans 3 Medium" w:hAnsi="Source Sans 3 Medium"/>
-                <w:b/>
-                <w:bCs/>
-                <w:bdr w:val="none" w:sz="0" w:space="0" w:color="auto"/>
-                <w:shd w:val="clear" w:color="auto" w:fill="auto"/>
-                <w14:textOutline w14:w="0" w14:cap="rnd" w14:cmpd="sng" w14:algn="ctr">
-                  <w14:noFill/>
-                  <w14:prstDash w14:val="solid"/>
-                  <w14:bevel/>
-                </w14:textOutline>
+                <w:rStyle w:val="SS3M-115Char"/>
               </w:rPr>
               <w:t>.</w:t>
             </w:r>

--- a/assets/data/Mindset 01/Mindset1- Custom.docx
+++ b/assets/data/Mindset 01/Mindset1- Custom.docx
@@ -916,6 +916,7 @@
                 <w:ilvl w:val="0"/>
                 <w:numId w:val="3"/>
               </w:numPr>
+              <w:ind w:left="284" w:hanging="284"/>
               <w:rPr>
                 <w:rFonts w:ascii="Source Sans 3" w:hAnsi="Source Sans 3"/>
                 <w:sz w:val="23"/>
@@ -955,6 +956,7 @@
                 <w:ilvl w:val="0"/>
                 <w:numId w:val="3"/>
               </w:numPr>
+              <w:ind w:left="284" w:hanging="284"/>
               <w:rPr>
                 <w:rFonts w:ascii="Source Sans 3 Medium" w:hAnsi="Source Sans 3 Medium"/>
                 <w:b/>
@@ -1005,6 +1007,7 @@
                 <w:ilvl w:val="0"/>
                 <w:numId w:val="3"/>
               </w:numPr>
+              <w:ind w:left="284" w:hanging="284"/>
               <w:rPr>
                 <w:rFonts w:ascii="Source Sans 3" w:hAnsi="Source Sans 3"/>
                 <w:sz w:val="23"/>
@@ -1084,6 +1087,7 @@
                 <w:ilvl w:val="0"/>
                 <w:numId w:val="6"/>
               </w:numPr>
+              <w:ind w:left="284" w:hanging="284"/>
               <w:rPr>
                 <w:rFonts w:ascii="Source Sans 3" w:hAnsi="Source Sans 3"/>
                 <w:sz w:val="23"/>
@@ -1219,6 +1223,7 @@
                 <w:ilvl w:val="0"/>
                 <w:numId w:val="8"/>
               </w:numPr>
+              <w:ind w:left="284" w:hanging="284"/>
               <w:rPr>
                 <w:rFonts w:ascii="Source Sans 3" w:hAnsi="Source Sans 3"/>
                 <w:sz w:val="23"/>
@@ -1263,6 +1268,7 @@
                 <w:ilvl w:val="0"/>
                 <w:numId w:val="7"/>
               </w:numPr>
+              <w:ind w:left="284" w:hanging="284"/>
               <w:rPr>
                 <w:rFonts w:ascii="Source Sans 3" w:hAnsi="Source Sans 3"/>
                 <w:sz w:val="23"/>
@@ -1309,6 +1315,7 @@
                 <w:ilvl w:val="0"/>
                 <w:numId w:val="9"/>
               </w:numPr>
+              <w:ind w:left="284" w:hanging="284"/>
               <w:rPr>
                 <w:rFonts w:ascii="Source Sans 3" w:hAnsi="Source Sans 3"/>
                 <w:sz w:val="23"/>
@@ -18304,6 +18311,8 @@
             <w:r>
               <w:rPr>
                 <w:rFonts w:ascii="Segoe Print" w:hAnsi="Segoe Print" w:cstheme="majorBidi"/>
+                <w:b/>
+                <w:bCs/>
                 <w:color w:val="7D2F27"/>
               </w:rPr>
               <w:t>ol</w:t>
@@ -18311,6 +18320,8 @@
             <w:r>
               <w:rPr>
                 <w:rFonts w:ascii="Segoe Print" w:hAnsi="Segoe Print" w:cstheme="majorBidi"/>
+                <w:b/>
+                <w:bCs/>
                 <w:color w:val="7D2F27"/>
               </w:rPr>
               <w:t>der</w:t>

--- a/assets/data/Mindset 01/Mindset1- Custom.docx
+++ b/assets/data/Mindset 01/Mindset1- Custom.docx
@@ -2,6 +2,205 @@
 <file path=word/document.xml><?xml version="1.0" encoding="utf-8"?>
 <w:document xmlns:wpc="http://schemas.microsoft.com/office/word/2010/wordprocessingCanvas" xmlns:cx="http://schemas.microsoft.com/office/drawing/2014/chartex" xmlns:cx1="http://schemas.microsoft.com/office/drawing/2015/9/8/chartex" xmlns:cx2="http://schemas.microsoft.com/office/drawing/2015/10/21/chartex" xmlns:cx3="http://schemas.microsoft.com/office/drawing/2016/5/9/chartex" xmlns:cx4="http://schemas.microsoft.com/office/drawing/2016/5/10/chartex" xmlns:cx5="http://schemas.microsoft.com/office/drawing/2016/5/11/chartex" xmlns:cx6="http://schemas.microsoft.com/office/drawing/2016/5/12/chartex" xmlns:cx7="http://schemas.microsoft.com/office/drawing/2016/5/13/chartex" xmlns:cx8="http://schemas.microsoft.com/office/drawing/2016/5/14/chartex" xmlns:mc="http://schemas.openxmlformats.org/markup-compatibility/2006" xmlns:aink="http://schemas.microsoft.com/office/drawing/2016/ink" xmlns:am3d="http://schemas.microsoft.com/office/drawing/2017/model3d" xmlns:o="urn:schemas-microsoft-com:office:office" xmlns:oel="http://schemas.microsoft.com/office/2019/extlst" xmlns:r="http://schemas.openxmlformats.org/officeDocument/2006/relationships" xmlns:m="http://schemas.openxmlformats.org/officeDocument/2006/math" xmlns:v="urn:schemas-microsoft-com:vml" xmlns:wp14="http://schemas.microsoft.com/office/word/2010/wordprocessingDrawing" xmlns:wp="http://schemas.openxmlformats.org/drawingml/2006/wordprocessingDrawing" xmlns:w10="urn:schemas-microsoft-com:office:word" xmlns:w="http://schemas.openxmlformats.org/wordprocessingml/2006/main" xmlns:w14="http://schemas.microsoft.com/office/word/2010/wordml" xmlns:w15="http://schemas.microsoft.com/office/word/2012/wordml" xmlns:w16cei="http://schemas.microsoft.com/office/word/2026/wordml/cei" xmlns:w16cex="http://schemas.microsoft.com/office/word/2018/wordml/cex" xmlns:w16cid="http://schemas.microsoft.com/office/word/2016/wordml/cid" xmlns:w16="http://schemas.microsoft.com/office/word/2018/wordml" xmlns:w16du="http://schemas.microsoft.com/office/word/2023/wordml/word16du" xmlns:w16sdtdh="http://schemas.microsoft.com/office/word/2020/wordml/sdtdatahash" xmlns:w16sdtfl="http://schemas.microsoft.com/office/word/2024/wordml/sdtformatlock" xmlns:w16se="http://schemas.microsoft.com/office/word/2015/wordml/symex" xmlns:wpg="http://schemas.microsoft.com/office/word/2010/wordprocessingGroup" xmlns:wpi="http://schemas.microsoft.com/office/word/2010/wordprocessingInk" xmlns:wne="http://schemas.microsoft.com/office/word/2006/wordml" xmlns:wps="http://schemas.microsoft.com/office/word/2010/wordprocessingShape" mc:Ignorable="w14 w15 w16se w16cid w16 w16cex w16sdtdh w16sdtfl w16du wp14">
   <w:body>
+    <w:tbl>
+      <w:tblPr>
+        <w:tblStyle w:val="DottedTable"/>
+        <w:tblW w:w="14312" w:type="dxa"/>
+        <w:tblLook w:val="04A0" w:firstRow="1" w:lastRow="0" w:firstColumn="1" w:lastColumn="0" w:noHBand="0" w:noVBand="1"/>
+      </w:tblPr>
+      <w:tblGrid>
+        <w:gridCol w:w="14312"/>
+      </w:tblGrid>
+      <w:tr>
+        <w:tc>
+          <w:tcPr>
+            <w:tcW w:w="14312" w:type="dxa"/>
+            <w:shd w:val="clear" w:color="auto" w:fill="E4F24C"/>
+          </w:tcPr>
+          <w:tbl>
+            <w:tblPr>
+              <w:tblStyle w:val="DottedTable"/>
+              <w:tblW w:w="0" w:type="auto"/>
+              <w:tblLook w:val="04A0" w:firstRow="1" w:lastRow="0" w:firstColumn="1" w:lastColumn="0" w:noHBand="0" w:noVBand="1"/>
+            </w:tblPr>
+            <w:tblGrid>
+              <w:gridCol w:w="3859"/>
+            </w:tblGrid>
+            <w:tr>
+              <w:tc>
+                <w:tcPr>
+                  <w:tcW w:w="0" w:type="auto"/>
+                  <w:tcBorders>
+                    <w:top w:val="single" w:sz="24" w:space="0" w:color="auto"/>
+                    <w:left w:val="single" w:sz="24" w:space="0" w:color="auto"/>
+                    <w:bottom w:val="single" w:sz="24" w:space="0" w:color="auto"/>
+                    <w:right w:val="single" w:sz="24" w:space="0" w:color="auto"/>
+                  </w:tcBorders>
+                  <w:tcMar>
+                    <w:left w:w="0" w:type="dxa"/>
+                    <w:right w:w="0" w:type="dxa"/>
+                  </w:tcMar>
+                </w:tcPr>
+                <w:p>
+                  <w:pPr>
+                    <w:rPr>
+                      <w:rFonts w:ascii="Source Sans 3 ExtraBold" w:hAnsi="Source Sans 3 ExtraBold"/>
+                      <w:b/>
+                      <w:bCs/>
+                      <w:color w:val="DDF03C"/>
+                      <w:sz w:val="34"/>
+                      <w:szCs w:val="34"/>
+                      <w:shd w:val="clear" w:color="auto" w:fill="FFFFFF" w:themeFill="background1"/>
+                    </w:rPr>
+                  </w:pPr>
+                  <w:bookmarkStart w:id="0" w:name="_Hlk231802801"/>
+                  <w:r>
+                    <w:rPr>
+                      <w:rFonts w:ascii="Source Sans 3 ExtraBold" w:hAnsi="Source Sans 3 ExtraBold"/>
+                      <w:b/>
+                      <w:bCs/>
+                      <w:sz w:val="34"/>
+                      <w:szCs w:val="34"/>
+                      <w:shd w:val="clear" w:color="auto" w:fill="FFFFFF" w:themeFill="background1"/>
+                    </w:rPr>
+                    <w:t xml:space="preserve">UNIT/01: </w:t>
+                  </w:r>
+                  <w:r>
+                    <w:rPr>
+                      <w:rFonts w:ascii="Source Sans 3 ExtraBold" w:hAnsi="Source Sans 3 ExtraBold"/>
+                      <w:b/>
+                      <w:bCs/>
+                      <w:color w:val="E4F24C"/>
+                      <w:sz w:val="34"/>
+                      <w:szCs w:val="34"/>
+                      <w:shd w:val="clear" w:color="auto" w:fill="FFFFFF" w:themeFill="background1"/>
+                    </w:rPr>
+                    <w:t>RELATIONSHIPS</w:t>
+                  </w:r>
+                </w:p>
+              </w:tc>
+            </w:tr>
+          </w:tbl>
+          <w:p>
+            <w:pPr>
+              <w:rPr>
+                <w:rFonts w:ascii="Source Sans 3 Black" w:hAnsi="Source Sans 3 Black"/>
+                <w:b/>
+                <w:bCs/>
+                <w:color w:val="FFFFFF" w:themeColor="background1"/>
+                <w:sz w:val="90"/>
+                <w:szCs w:val="90"/>
+              </w:rPr>
+            </w:pPr>
+            <w:r>
+              <w:rPr>
+                <w:rFonts w:ascii="Source Sans 3 Black" w:hAnsi="Source Sans 3 Black"/>
+                <w:b/>
+                <w:bCs/>
+                <w:color w:val="FFFFFF" w:themeColor="background1"/>
+                <w:sz w:val="90"/>
+                <w:szCs w:val="90"/>
+              </w:rPr>
+              <w:t>READING</w:t>
+            </w:r>
+          </w:p>
+          <w:p>
+            <w:pPr>
+              <w:rPr>
+                <w:rFonts w:ascii="Source Sans 3 Bold" w:hAnsi="Source Sans 3 Bold"/>
+                <w:b/>
+                <w:bCs/>
+                <w:caps/>
+              </w:rPr>
+            </w:pPr>
+            <w:r>
+              <w:rPr>
+                <w:rFonts w:ascii="Source Sans 3 Bold" w:hAnsi="Source Sans 3 Bold"/>
+                <w:b/>
+                <w:bCs/>
+                <w:caps/>
+              </w:rPr>
+              <w:t>IN THIS unIT YOU WILL</w:t>
+            </w:r>
+            <w:r>
+              <w:rPr>
+                <w:rFonts w:ascii="Source Sans 3 Bold" w:hAnsi="Source Sans 3 Bold"/>
+                <w:b/>
+                <w:bCs/>
+                <w:caps/>
+              </w:rPr>
+              <w:br/>
+              <w:t>LEARN HOW TO</w:t>
+            </w:r>
+          </w:p>
+          <w:p>
+            <w:pPr>
+              <w:pStyle w:val="ListParagraph"/>
+              <w:numPr>
+                <w:ilvl w:val="0"/>
+                <w:numId w:val="1"/>
+              </w:numPr>
+              <w:rPr>
+                <w:rFonts w:ascii="Source Sans 3" w:hAnsi="Source Sans 3"/>
+                <w:sz w:val="23"/>
+                <w:szCs w:val="23"/>
+              </w:rPr>
+            </w:pPr>
+            <w:r>
+              <w:rPr>
+                <w:rFonts w:ascii="Source Sans 3" w:hAnsi="Source Sans 3"/>
+                <w:sz w:val="23"/>
+                <w:szCs w:val="23"/>
+              </w:rPr>
+              <w:t>answer questions using up to three words</w:t>
+            </w:r>
+          </w:p>
+          <w:p>
+            <w:pPr>
+              <w:pStyle w:val="ListParagraph"/>
+              <w:numPr>
+                <w:ilvl w:val="0"/>
+                <w:numId w:val="1"/>
+              </w:numPr>
+              <w:rPr>
+                <w:rFonts w:ascii="Source Sans 3" w:hAnsi="Source Sans 3"/>
+                <w:sz w:val="23"/>
+                <w:szCs w:val="23"/>
+              </w:rPr>
+            </w:pPr>
+            <w:r>
+              <w:rPr>
+                <w:rFonts w:ascii="Source Sans 3" w:hAnsi="Source Sans 3"/>
+                <w:sz w:val="23"/>
+                <w:szCs w:val="23"/>
+              </w:rPr>
+              <w:t>identify key words in a question</w:t>
+            </w:r>
+          </w:p>
+          <w:p>
+            <w:pPr>
+              <w:pStyle w:val="ListParagraph"/>
+              <w:numPr>
+                <w:ilvl w:val="0"/>
+                <w:numId w:val="1"/>
+              </w:numPr>
+              <w:rPr>
+                <w:sz w:val="26"/>
+                <w:szCs w:val="26"/>
+              </w:rPr>
+            </w:pPr>
+            <w:r>
+              <w:rPr>
+                <w:rFonts w:ascii="Source Sans 3" w:hAnsi="Source Sans 3"/>
+                <w:sz w:val="23"/>
+                <w:szCs w:val="23"/>
+              </w:rPr>
+              <w:t>scan a text to find specific information.</w:t>
+            </w:r>
+          </w:p>
+        </w:tc>
+      </w:tr>
+    </w:tbl>
     <w:p>
       <w:pPr>
         <w:spacing w:before="240" w:after="0"/>
@@ -14,7 +213,6 @@
           <w:rtl/>
         </w:rPr>
       </w:pPr>
-      <w:bookmarkStart w:id="0" w:name="_Hlk231802801"/>
     </w:p>
     <w:tbl>
       <w:tblPr>
@@ -204,19 +402,11 @@
             <w:r>
               <w:t xml:space="preserve">I </w:t>
             </w:r>
-            <w:proofErr w:type="gramStart"/>
             <w:r>
               <w:rPr>
                 <w:i/>
               </w:rPr>
-              <w:t>other</w:t>
-            </w:r>
-            <w:proofErr w:type="gramEnd"/>
-            <w:r>
-              <w:rPr>
-                <w:i/>
-              </w:rPr>
-              <w:t xml:space="preserve"> daughter</w:t>
+              <w:t>other daughter</w:t>
             </w:r>
             <w:r>
               <w:rPr>
@@ -3995,23 +4185,7 @@
                       <w:sz w:val="21"/>
                       <w:szCs w:val="21"/>
                     </w:rPr>
-                    <w:t xml:space="preserve">is an adverb of frequency. It gives us an idea of how often something happens. The present </w:t>
-                  </w:r>
-                  <w:proofErr w:type="gramStart"/>
-                  <w:r>
-                    <w:rPr>
-                      <w:sz w:val="21"/>
-                      <w:szCs w:val="21"/>
-                    </w:rPr>
-                    <w:t>simple</w:t>
-                  </w:r>
-                  <w:proofErr w:type="gramEnd"/>
-                  <w:r>
-                    <w:rPr>
-                      <w:sz w:val="21"/>
-                      <w:szCs w:val="21"/>
-                    </w:rPr>
-                    <w:t xml:space="preserve"> tells us about regular events, and adverbs of frequency are common with this tense</w:t>
+                    <w:t>is an adverb of frequency. It gives us an idea of how often something happens. The present simple tells us about regular events, and adverbs of frequency are common with this tense</w:t>
                   </w:r>
                   <w:r>
                     <w:rPr>
@@ -4489,15 +4663,7 @@
               <w:ind w:left="284" w:hanging="284"/>
             </w:pPr>
             <w:r>
-              <w:t xml:space="preserve">What work-related problem </w:t>
-            </w:r>
-            <w:proofErr w:type="gramStart"/>
-            <w:r>
-              <w:t>do</w:t>
-            </w:r>
-            <w:proofErr w:type="gramEnd"/>
-            <w:r>
-              <w:t xml:space="preserve"> people have that makes them less likely to form friendships?</w:t>
+              <w:t>What work-related problem do people have that makes them less likely to form friendships?</w:t>
             </w:r>
           </w:p>
           <w:p>
@@ -5280,15 +5446,7 @@
                   </w:r>
                   <w:proofErr w:type="spellEnd"/>
                   <w:r>
-                    <w:t xml:space="preserve"> is round and there are handles on each side. </w:t>
-                  </w:r>
-                  <w:proofErr w:type="gramStart"/>
-                  <w:r>
-                    <w:t>One part</w:t>
-                  </w:r>
-                  <w:proofErr w:type="gramEnd"/>
-                  <w:r>
-                    <w:t xml:space="preserve"> fits into the other.</w:t>
+                    <w:t xml:space="preserve"> is round and there are handles on each side. One part fits into the other.</w:t>
                   </w:r>
                 </w:p>
                 <w:p>
@@ -7439,7 +7597,6 @@
                       </w14:textOutline>
                     </w:rPr>
                   </w:pPr>
-                  <w:proofErr w:type="gramStart"/>
                   <w:r>
                     <w:rPr>
                       <w:sz w:val="23"/>
@@ -7447,7 +7604,6 @@
                     </w:rPr>
                     <w:t>Finally</w:t>
                   </w:r>
-                  <w:proofErr w:type="gramEnd"/>
                 </w:p>
               </w:tc>
               <w:tc>
@@ -10602,29 +10758,7 @@
                 <w:sz w:val="23"/>
                 <w:szCs w:val="23"/>
               </w:rPr>
-              <w:t xml:space="preserve">In Section 1 of the Listening </w:t>
-            </w:r>
-            <w:proofErr w:type="gramStart"/>
-            <w:r>
-              <w:rPr>
-                <w:rFonts w:ascii="Source Sans 3 Medium" w:hAnsi="Source Sans 3 Medium"/>
-                <w:b/>
-                <w:bCs/>
-                <w:sz w:val="23"/>
-                <w:szCs w:val="23"/>
-              </w:rPr>
-              <w:t>test</w:t>
-            </w:r>
-            <w:proofErr w:type="gramEnd"/>
-            <w:r>
-              <w:rPr>
-                <w:rFonts w:ascii="Source Sans 3 Medium" w:hAnsi="Source Sans 3 Medium"/>
-                <w:b/>
-                <w:bCs/>
-                <w:sz w:val="23"/>
-                <w:szCs w:val="23"/>
-              </w:rPr>
-              <w:t xml:space="preserve"> you will hear two people talking in everyday situations. Tick TWO situations that could be in Section 1 of the Listening test</w:t>
+              <w:t>In Section 1 of the Listening test you will hear two people talking in everyday situations. Tick TWO situations that could be in Section 1 of the Listening test</w:t>
             </w:r>
             <w:r>
               <w:rPr>
@@ -13902,16 +14036,11 @@
                     <w:t xml:space="preserve"> ---</w:t>
                   </w:r>
                   <w:r>
-                    <w:t xml:space="preserve"> pounds, but actually we've got a sale on at the pounds. </w:t>
-                  </w:r>
-                  <w:proofErr w:type="gramStart"/>
-                  <w:r>
-                    <w:t>S</w:t>
+                    <w:t xml:space="preserve"> pounds, but actually we've got a sale on at the pounds. S</w:t>
                   </w:r>
                   <w:r>
                     <w:t>o</w:t>
                   </w:r>
-                  <w:proofErr w:type="gramEnd"/>
                   <w:r>
                     <w:t xml:space="preserve"> you can save </w:t>
                   </w:r>
@@ -16005,19 +16134,11 @@
             <w:r>
               <w:t xml:space="preserve">I </w:t>
             </w:r>
-            <w:proofErr w:type="gramStart"/>
             <w:r>
               <w:rPr>
                 <w:i/>
               </w:rPr>
-              <w:t>other</w:t>
-            </w:r>
-            <w:proofErr w:type="gramEnd"/>
-            <w:r>
-              <w:rPr>
-                <w:i/>
-              </w:rPr>
-              <w:t xml:space="preserve"> daughter</w:t>
+              <w:t>other daughter</w:t>
             </w:r>
             <w:r>
               <w:rPr>
@@ -19238,23 +19359,7 @@
                       <w:sz w:val="21"/>
                       <w:szCs w:val="21"/>
                     </w:rPr>
-                    <w:t xml:space="preserve">In Part 1 you need to give full answers to the questions, but don't talk for too long. Three sentences </w:t>
-                  </w:r>
-                  <w:proofErr w:type="gramStart"/>
-                  <w:r>
-                    <w:rPr>
-                      <w:sz w:val="21"/>
-                      <w:szCs w:val="21"/>
-                    </w:rPr>
-                    <w:t>is</w:t>
-                  </w:r>
-                  <w:proofErr w:type="gramEnd"/>
-                  <w:r>
-                    <w:rPr>
-                      <w:sz w:val="21"/>
-                      <w:szCs w:val="21"/>
-                    </w:rPr>
-                    <w:t xml:space="preserve"> plenty. You have chances to speak for longer in Parts 2 and 3.</w:t>
+                    <w:t>In Part 1 you need to give full answers to the questions, but don't talk for too long. Three sentences is plenty. You have chances to speak for longer in Parts 2 and 3.</w:t>
                   </w:r>
                 </w:p>
               </w:tc>
@@ -20651,15 +20756,7 @@
               <w:ind w:left="284" w:hanging="284"/>
             </w:pPr>
             <w:r>
-              <w:t xml:space="preserve">What type of films </w:t>
-            </w:r>
-            <w:proofErr w:type="gramStart"/>
-            <w:r>
-              <w:t>do</w:t>
-            </w:r>
-            <w:proofErr w:type="gramEnd"/>
-            <w:r>
-              <w:t xml:space="preserve"> different members of your family watch?</w:t>
+              <w:t>What type of films do different members of your family watch?</w:t>
             </w:r>
           </w:p>
           <w:p>

--- a/assets/data/Mindset 01/Mindset1- Custom.docx
+++ b/assets/data/Mindset 01/Mindset1- Custom.docx
@@ -402,17 +402,105 @@
             <w:r>
               <w:t xml:space="preserve">I </w:t>
             </w:r>
+            <w:proofErr w:type="gramStart"/>
             <w:r>
               <w:rPr>
                 <w:i/>
               </w:rPr>
-              <w:t>other daughter</w:t>
-            </w:r>
+              <w:t>other</w:t>
+            </w:r>
+            <w:proofErr w:type="gramEnd"/>
             <w:r>
               <w:rPr>
                 <w:i/>
               </w:rPr>
+              <w:t xml:space="preserve"> daughter</w:t>
+            </w:r>
+            <w:r>
+              <w:rPr>
+                <w:i/>
+              </w:rPr>
               <w:t>.</w:t>
+            </w:r>
+          </w:p>
+          <w:p>
+            <w:pPr>
+              <w:pStyle w:val="BlankWord2"/>
+            </w:pPr>
+            <w:r>
+              <w:t>My brother is my parents' son.</w:t>
+            </w:r>
+          </w:p>
+          <w:p>
+            <w:pPr>
+              <w:pStyle w:val="BlankWord2"/>
+            </w:pPr>
+            <w:r>
+              <w:t>My cousin is my aunt or uncle's son or daughter.</w:t>
+            </w:r>
+          </w:p>
+          <w:p>
+            <w:pPr>
+              <w:pStyle w:val="BlankWord2"/>
+            </w:pPr>
+            <w:r>
+              <w:t>My father-in-law is my husband or wife's father.</w:t>
+            </w:r>
+          </w:p>
+          <w:p>
+            <w:pPr>
+              <w:pStyle w:val="BlankWord2"/>
+            </w:pPr>
+            <w:r>
+              <w:t>My grandfather is my mother or father's father.</w:t>
+            </w:r>
+          </w:p>
+          <w:p>
+            <w:pPr>
+              <w:pStyle w:val="BlankWord2"/>
+            </w:pPr>
+            <w:r>
+              <w:t>My uncle is my mother or father's brother.</w:t>
+            </w:r>
+          </w:p>
+          <w:p>
+            <w:pPr>
+              <w:pStyle w:val="BlankWord2"/>
+            </w:pPr>
+            <w:r>
+              <w:t>My aunt is my mother or father's sister.</w:t>
+            </w:r>
+          </w:p>
+          <w:p>
+            <w:pPr>
+              <w:pStyle w:val="BlankWord2"/>
+            </w:pPr>
+            <w:r>
+              <w:t>My nephew is my brother or sister's son.</w:t>
+            </w:r>
+          </w:p>
+          <w:p>
+            <w:pPr>
+              <w:pStyle w:val="BlankWord2"/>
+            </w:pPr>
+            <w:r>
+              <w:t>My niece is my brother or sister's daughter.</w:t>
+            </w:r>
+          </w:p>
+          <w:p>
+            <w:pPr>
+              <w:pStyle w:val="BlankWord2"/>
+            </w:pPr>
+            <w:r>
+              <w:t>My great-aunt is my grandmother or grandfather's sister.</w:t>
+            </w:r>
+          </w:p>
+          <w:p>
+            <w:pPr>
+              <w:pStyle w:val="BlankWord2"/>
+            </w:pPr>
+            <w:r>
+              <w:t>My grandmother is my mother or father's mother.</w:t>
             </w:r>
           </w:p>
           <w:tbl>
@@ -848,6 +936,14 @@
           </w:p>
           <w:p>
             <w:pPr>
+              <w:pStyle w:val="BlankWord2"/>
+            </w:pPr>
+            <w:r>
+              <w:t>2, 3, 4 and 5 are mentioned in the text.</w:t>
+            </w:r>
+          </w:p>
+          <w:p>
+            <w:pPr>
               <w:pStyle w:val="SS3-115"/>
               <w:numPr>
                 <w:ilvl w:val="0"/>
@@ -1712,7 +1808,7 @@
               <w:tblLook w:val="04A0" w:firstRow="1" w:lastRow="0" w:firstColumn="1" w:lastColumn="0" w:noHBand="0" w:noVBand="1"/>
             </w:tblPr>
             <w:tblGrid>
-              <w:gridCol w:w="2334"/>
+              <w:gridCol w:w="2555"/>
               <w:gridCol w:w="5078"/>
             </w:tblGrid>
             <w:tr>
@@ -1739,7 +1835,29 @@
                       <w:sz w:val="23"/>
                       <w:szCs w:val="23"/>
                     </w:rPr>
-                    <w:t>Value</w:t>
+                    <w:t>v</w:t>
+                  </w:r>
+                  <w:r>
+                    <w:rPr>
+                      <w:rFonts w:ascii="Source Sans 3" w:hAnsi="Source Sans 3"/>
+                      <w:sz w:val="23"/>
+                      <w:szCs w:val="23"/>
+                    </w:rPr>
+                    <w:t>alue</w:t>
+                  </w:r>
+                  <w:r>
+                    <w:rPr>
+                      <w:rFonts w:ascii="Source Sans 3" w:hAnsi="Source Sans 3"/>
+                      <w:sz w:val="23"/>
+                      <w:szCs w:val="23"/>
+                    </w:rPr>
+                    <w:t xml:space="preserve"> </w:t>
+                  </w:r>
+                  <w:r>
+                    <w:rPr>
+                      <w:rStyle w:val="BlankWord1"/>
+                    </w:rPr>
+                    <w:t>h</w:t>
                   </w:r>
                 </w:p>
                 <w:p>
@@ -1763,6 +1881,20 @@
                     </w:rPr>
                     <w:t>(have an) influence</w:t>
                   </w:r>
+                  <w:r>
+                    <w:rPr>
+                      <w:rFonts w:ascii="Source Sans 3" w:hAnsi="Source Sans 3"/>
+                      <w:sz w:val="23"/>
+                      <w:szCs w:val="23"/>
+                    </w:rPr>
+                    <w:t xml:space="preserve"> </w:t>
+                  </w:r>
+                  <w:r>
+                    <w:rPr>
+                      <w:rStyle w:val="BlankWord1"/>
+                    </w:rPr>
+                    <w:t>g</w:t>
+                  </w:r>
                 </w:p>
                 <w:p>
                   <w:pPr>
@@ -1783,7 +1915,13 @@
                       <w:sz w:val="23"/>
                       <w:szCs w:val="23"/>
                     </w:rPr>
-                    <w:t>stressed</w:t>
+                    <w:t xml:space="preserve">stressed </w:t>
+                  </w:r>
+                  <w:r>
+                    <w:rPr>
+                      <w:rStyle w:val="BlankWord1"/>
+                    </w:rPr>
+                    <w:t>a</w:t>
                   </w:r>
                 </w:p>
                 <w:p>
@@ -1805,7 +1943,13 @@
                       <w:sz w:val="23"/>
                       <w:szCs w:val="23"/>
                     </w:rPr>
-                    <w:t>handled</w:t>
+                    <w:t xml:space="preserve">handled </w:t>
+                  </w:r>
+                  <w:r>
+                    <w:rPr>
+                      <w:rStyle w:val="BlankWord1"/>
+                    </w:rPr>
+                    <w:t>b</w:t>
                   </w:r>
                 </w:p>
                 <w:p>
@@ -1827,7 +1971,13 @@
                       <w:sz w:val="23"/>
                       <w:szCs w:val="23"/>
                     </w:rPr>
-                    <w:t>selfish</w:t>
+                    <w:t xml:space="preserve">selfish </w:t>
+                  </w:r>
+                  <w:r>
+                    <w:rPr>
+                      <w:rStyle w:val="BlankWord1"/>
+                    </w:rPr>
+                    <w:t>f</w:t>
                   </w:r>
                 </w:p>
                 <w:p>
@@ -1849,7 +1999,13 @@
                       <w:sz w:val="23"/>
                       <w:szCs w:val="23"/>
                     </w:rPr>
-                    <w:t>gain</w:t>
+                    <w:t xml:space="preserve">gain </w:t>
+                  </w:r>
+                  <w:r>
+                    <w:rPr>
+                      <w:rStyle w:val="BlankWord1"/>
+                    </w:rPr>
+                    <w:t>c</w:t>
                   </w:r>
                 </w:p>
                 <w:p>
@@ -1871,7 +2027,13 @@
                       <w:sz w:val="23"/>
                       <w:szCs w:val="23"/>
                     </w:rPr>
-                    <w:t>proverb</w:t>
+                    <w:t xml:space="preserve">proverb </w:t>
+                  </w:r>
+                  <w:r>
+                    <w:rPr>
+                      <w:rStyle w:val="BlankWord1"/>
+                    </w:rPr>
+                    <w:t>e</w:t>
                   </w:r>
                 </w:p>
                 <w:p>
@@ -1895,7 +2057,13 @@
                       <w:sz w:val="23"/>
                       <w:szCs w:val="23"/>
                     </w:rPr>
-                    <w:t>appreciate</w:t>
+                    <w:t xml:space="preserve">appreciate </w:t>
+                  </w:r>
+                  <w:r>
+                    <w:rPr>
+                      <w:rStyle w:val="BlankWord1"/>
+                    </w:rPr>
+                    <w:t>d</w:t>
                   </w:r>
                 </w:p>
               </w:tc>
@@ -1910,7 +2078,6 @@
                       <w:ilvl w:val="0"/>
                       <w:numId w:val="37"/>
                     </w:numPr>
-                    <w:spacing w:after="120"/>
                     <w:ind w:left="227" w:hanging="227"/>
                     <w:rPr>
                       <w:rFonts w:ascii="Source Sans 3" w:hAnsi="Source Sans 3"/>
@@ -1934,7 +2101,6 @@
                       <w:ilvl w:val="0"/>
                       <w:numId w:val="37"/>
                     </w:numPr>
-                    <w:spacing w:after="120"/>
                     <w:ind w:left="227" w:hanging="227"/>
                     <w:rPr>
                       <w:rFonts w:ascii="Source Sans 3" w:hAnsi="Source Sans 3"/>
@@ -1958,7 +2124,6 @@
                       <w:ilvl w:val="0"/>
                       <w:numId w:val="37"/>
                     </w:numPr>
-                    <w:spacing w:after="120"/>
                     <w:ind w:left="227" w:hanging="227"/>
                     <w:rPr>
                       <w:rFonts w:ascii="Source Sans 3" w:hAnsi="Source Sans 3"/>
@@ -1982,7 +2147,6 @@
                       <w:ilvl w:val="0"/>
                       <w:numId w:val="37"/>
                     </w:numPr>
-                    <w:spacing w:after="120"/>
                     <w:ind w:left="227" w:hanging="227"/>
                     <w:rPr>
                       <w:rFonts w:ascii="Source Sans 3" w:hAnsi="Source Sans 3"/>
@@ -2006,7 +2170,6 @@
                       <w:ilvl w:val="0"/>
                       <w:numId w:val="37"/>
                     </w:numPr>
-                    <w:spacing w:after="120"/>
                     <w:ind w:left="227" w:hanging="227"/>
                     <w:rPr>
                       <w:rFonts w:ascii="Source Sans 3" w:hAnsi="Source Sans 3"/>
@@ -2030,7 +2193,6 @@
                       <w:ilvl w:val="0"/>
                       <w:numId w:val="37"/>
                     </w:numPr>
-                    <w:spacing w:after="120"/>
                     <w:ind w:left="227" w:hanging="227"/>
                     <w:rPr>
                       <w:rFonts w:ascii="Source Sans 3" w:hAnsi="Source Sans 3"/>
@@ -2072,7 +2234,6 @@
                       <w:ilvl w:val="0"/>
                       <w:numId w:val="37"/>
                     </w:numPr>
-                    <w:spacing w:after="120"/>
                     <w:ind w:left="227" w:hanging="227"/>
                     <w:rPr>
                       <w:rFonts w:ascii="Source Sans 3" w:hAnsi="Source Sans 3"/>
@@ -2096,7 +2257,6 @@
                       <w:ilvl w:val="0"/>
                       <w:numId w:val="37"/>
                     </w:numPr>
-                    <w:spacing w:after="120"/>
                     <w:ind w:left="227" w:hanging="227"/>
                     <w:rPr>
                       <w:rFonts w:ascii="Source Sans 3 Medium" w:hAnsi="Source Sans 3 Medium"/>
@@ -2344,6 +2504,62 @@
               <w:t xml:space="preserve"> finding information quickly, have a race with your partner to find the following phrases in the text. They are not in order.</w:t>
             </w:r>
           </w:p>
+          <w:p>
+            <w:pPr>
+              <w:pStyle w:val="BlankWord2"/>
+            </w:pPr>
+            <w:r>
+              <w:t>grandparents' stories (paragraph D)</w:t>
+            </w:r>
+          </w:p>
+          <w:p>
+            <w:pPr>
+              <w:pStyle w:val="BlankWord2"/>
+            </w:pPr>
+            <w:r>
+              <w:t>cousin's wedding (A)</w:t>
+            </w:r>
+          </w:p>
+          <w:p>
+            <w:pPr>
+              <w:pStyle w:val="BlankWord2"/>
+            </w:pPr>
+            <w:r>
+              <w:t>young adults (E)</w:t>
+            </w:r>
+          </w:p>
+          <w:p>
+            <w:pPr>
+              <w:pStyle w:val="BlankWord2"/>
+            </w:pPr>
+            <w:r>
+              <w:t>extended families (B)</w:t>
+            </w:r>
+          </w:p>
+          <w:p>
+            <w:pPr>
+              <w:pStyle w:val="BlankWord2"/>
+            </w:pPr>
+            <w:r>
+              <w:t>come and go (G)</w:t>
+            </w:r>
+          </w:p>
+          <w:p>
+            <w:pPr>
+              <w:pStyle w:val="BlankWord2"/>
+            </w:pPr>
+            <w:r>
+              <w:t>Italian proverb (F)</w:t>
+            </w:r>
+          </w:p>
+          <w:p>
+            <w:pPr>
+              <w:pStyle w:val="BlankWord2"/>
+            </w:pPr>
+            <w:r>
+              <w:t>To find information quickly, don't read every word. Don't try to say the words. Move your eyes quickly across and down the text. Use your finger if you find it useful.</w:t>
+            </w:r>
+          </w:p>
           <w:tbl>
             <w:tblPr>
               <w:tblStyle w:val="DottedTable"/>
@@ -2644,8 +2860,8 @@
       </w:tblPr>
       <w:tblGrid>
         <w:gridCol w:w="650"/>
-        <w:gridCol w:w="9287"/>
-        <w:gridCol w:w="4455"/>
+        <w:gridCol w:w="9289"/>
+        <w:gridCol w:w="4453"/>
       </w:tblGrid>
       <w:tr>
         <w:tc>
@@ -2735,6 +2951,15 @@
           </w:p>
           <w:p>
             <w:pPr>
+              <w:pStyle w:val="BlankWord2"/>
+              <w:ind w:left="284"/>
+            </w:pPr>
+            <w:r>
+              <w:t>percentage/children/ extended families / Asia, the Middle East, South America, Sub-Saharan Africa</w:t>
+            </w:r>
+          </w:p>
+          <w:p>
+            <w:pPr>
               <w:pStyle w:val="SS3-115"/>
               <w:numPr>
                 <w:ilvl w:val="0"/>
@@ -2748,12 +2973,35 @@
           </w:p>
           <w:p>
             <w:pPr>
+              <w:pStyle w:val="BlankWord2"/>
+              <w:ind w:left="284"/>
+            </w:pPr>
+            <w:r>
+              <w:t>grandparents/less busy/stressed/parents</w:t>
+            </w:r>
+          </w:p>
+          <w:p>
+            <w:pPr>
               <w:pStyle w:val="SS3-115"/>
               <w:numPr>
                 <w:ilvl w:val="0"/>
                 <w:numId w:val="10"/>
               </w:numPr>
               <w:ind w:left="284" w:hanging="284"/>
+              <w:rPr>
+                <w:rFonts w:ascii="Source Sans 3 Medium" w:hAnsi="Source Sans 3 Medium"/>
+                <w:b/>
+                <w:bCs/>
+              </w:rPr>
+            </w:pPr>
+            <w:r>
+              <w:t>What do young adults often think living alone will be like?</w:t>
+            </w:r>
+          </w:p>
+          <w:p>
+            <w:pPr>
+              <w:pStyle w:val="BlankWord2"/>
+              <w:ind w:left="284"/>
               <w:rPr>
                 <w:rStyle w:val="BlankWord1"/>
                 <w:rFonts w:ascii="Source Sans 3 Medium" w:hAnsi="Source Sans 3 Medium"/>
@@ -2770,7 +3018,7 @@
               </w:rPr>
             </w:pPr>
             <w:r>
-              <w:t>What do young adults often think living alone will be like?</w:t>
+              <w:t>young adults/think/living alone</w:t>
             </w:r>
           </w:p>
         </w:tc>
@@ -2793,7 +3041,7 @@
               <w:tblLook w:val="04A0" w:firstRow="1" w:lastRow="0" w:firstColumn="1" w:lastColumn="0" w:noHBand="0" w:noVBand="1"/>
             </w:tblPr>
             <w:tblGrid>
-              <w:gridCol w:w="4125"/>
+              <w:gridCol w:w="4123"/>
             </w:tblGrid>
             <w:tr>
               <w:tc>
@@ -3067,8 +3315,42 @@
           </w:p>
           <w:p>
             <w:pPr>
-              <w:pStyle w:val="SS3M-115"/>
-            </w:pPr>
+              <w:pStyle w:val="BlankWord3"/>
+              <w:numPr>
+                <w:ilvl w:val="0"/>
+                <w:numId w:val="60"/>
+              </w:numPr>
+              <w:ind w:left="284" w:hanging="284"/>
+            </w:pPr>
+            <w:r>
+              <w:t>over 40%</w:t>
+            </w:r>
+          </w:p>
+          <w:p>
+            <w:pPr>
+              <w:pStyle w:val="BlankWord3"/>
+              <w:numPr>
+                <w:ilvl w:val="0"/>
+                <w:numId w:val="60"/>
+              </w:numPr>
+              <w:ind w:left="284" w:hanging="284"/>
+            </w:pPr>
+            <w:r>
+              <w:t>They are often retired.</w:t>
+            </w:r>
+          </w:p>
+          <w:p>
+            <w:pPr>
+              <w:pStyle w:val="BlankWord3"/>
+              <w:numPr>
+                <w:ilvl w:val="0"/>
+                <w:numId w:val="60"/>
+              </w:numPr>
+              <w:ind w:left="284" w:hanging="284"/>
+            </w:pPr>
+            <w:r>
+              <w:t>(They think it will be) exciting.</w:t>
+            </w:r>
           </w:p>
         </w:tc>
         <w:tc>
@@ -3333,6 +3615,58 @@
           </w:p>
           <w:p>
             <w:pPr>
+              <w:pStyle w:val="BlankWord3"/>
+              <w:numPr>
+                <w:ilvl w:val="0"/>
+                <w:numId w:val="61"/>
+              </w:numPr>
+              <w:ind w:left="284" w:hanging="284"/>
+            </w:pPr>
+            <w:r>
+              <w:t>b</w:t>
+            </w:r>
+          </w:p>
+          <w:p>
+            <w:pPr>
+              <w:pStyle w:val="BlankWord3"/>
+              <w:numPr>
+                <w:ilvl w:val="0"/>
+                <w:numId w:val="61"/>
+              </w:numPr>
+              <w:ind w:left="284" w:hanging="284"/>
+            </w:pPr>
+            <w:r>
+              <w:t>d</w:t>
+            </w:r>
+          </w:p>
+          <w:p>
+            <w:pPr>
+              <w:pStyle w:val="BlankWord3"/>
+              <w:numPr>
+                <w:ilvl w:val="0"/>
+                <w:numId w:val="61"/>
+              </w:numPr>
+              <w:ind w:left="284" w:hanging="284"/>
+            </w:pPr>
+            <w:r>
+              <w:t>a</w:t>
+            </w:r>
+          </w:p>
+          <w:p>
+            <w:pPr>
+              <w:pStyle w:val="BlankWord3"/>
+              <w:numPr>
+                <w:ilvl w:val="0"/>
+                <w:numId w:val="61"/>
+              </w:numPr>
+              <w:ind w:left="284" w:hanging="284"/>
+            </w:pPr>
+            <w:r>
+              <w:t>c</w:t>
+            </w:r>
+          </w:p>
+          <w:p>
+            <w:pPr>
               <w:pStyle w:val="SS3-115"/>
             </w:pPr>
             <w:r>
@@ -3674,6 +4008,58 @@
             </w:pPr>
             <w:r>
               <w:t>Now correct the answers in exercise 7.</w:t>
+            </w:r>
+          </w:p>
+          <w:p>
+            <w:pPr>
+              <w:pStyle w:val="BlankWord3"/>
+              <w:numPr>
+                <w:ilvl w:val="0"/>
+                <w:numId w:val="62"/>
+              </w:numPr>
+              <w:ind w:left="284" w:hanging="284"/>
+            </w:pPr>
+            <w:r>
+              <w:t>over 40%</w:t>
+            </w:r>
+          </w:p>
+          <w:p>
+            <w:pPr>
+              <w:pStyle w:val="BlankWord3"/>
+              <w:numPr>
+                <w:ilvl w:val="0"/>
+                <w:numId w:val="62"/>
+              </w:numPr>
+              <w:ind w:left="284" w:hanging="284"/>
+            </w:pPr>
+            <w:r>
+              <w:t>grandparents' stories</w:t>
+            </w:r>
+          </w:p>
+          <w:p>
+            <w:pPr>
+              <w:pStyle w:val="BlankWord3"/>
+              <w:numPr>
+                <w:ilvl w:val="0"/>
+                <w:numId w:val="62"/>
+              </w:numPr>
+              <w:ind w:left="284" w:hanging="284"/>
+            </w:pPr>
+            <w:r>
+              <w:t>lonely</w:t>
+            </w:r>
+          </w:p>
+          <w:p>
+            <w:pPr>
+              <w:pStyle w:val="BlankWord3"/>
+              <w:numPr>
+                <w:ilvl w:val="0"/>
+                <w:numId w:val="62"/>
+              </w:numPr>
+              <w:ind w:left="284" w:hanging="284"/>
+            </w:pPr>
+            <w:r>
+              <w:t>your grandmother</w:t>
             </w:r>
           </w:p>
         </w:tc>
@@ -4185,7 +4571,23 @@
                       <w:sz w:val="21"/>
                       <w:szCs w:val="21"/>
                     </w:rPr>
-                    <w:t>is an adverb of frequency. It gives us an idea of how often something happens. The present simple tells us about regular events, and adverbs of frequency are common with this tense</w:t>
+                    <w:t xml:space="preserve">is an adverb of frequency. It gives us an idea of how often something happens. The present </w:t>
+                  </w:r>
+                  <w:proofErr w:type="gramStart"/>
+                  <w:r>
+                    <w:rPr>
+                      <w:sz w:val="21"/>
+                      <w:szCs w:val="21"/>
+                    </w:rPr>
+                    <w:t>simple</w:t>
+                  </w:r>
+                  <w:proofErr w:type="gramEnd"/>
+                  <w:r>
+                    <w:rPr>
+                      <w:sz w:val="21"/>
+                      <w:szCs w:val="21"/>
+                    </w:rPr>
+                    <w:t xml:space="preserve"> tells us about regular events, and adverbs of frequency are common with this tense</w:t>
                   </w:r>
                   <w:r>
                     <w:rPr>
@@ -4663,7 +5065,15 @@
               <w:ind w:left="284" w:hanging="284"/>
             </w:pPr>
             <w:r>
-              <w:t>What work-related problem do people have that makes them less likely to form friendships?</w:t>
+              <w:t xml:space="preserve">What work-related problem </w:t>
+            </w:r>
+            <w:proofErr w:type="gramStart"/>
+            <w:r>
+              <w:t>do</w:t>
+            </w:r>
+            <w:proofErr w:type="gramEnd"/>
+            <w:r>
+              <w:t xml:space="preserve"> people have that makes them less likely to form friendships?</w:t>
             </w:r>
           </w:p>
           <w:p>
@@ -5446,7 +5856,15 @@
                   </w:r>
                   <w:proofErr w:type="spellEnd"/>
                   <w:r>
-                    <w:t xml:space="preserve"> is round and there are handles on each side. One part fits into the other.</w:t>
+                    <w:t xml:space="preserve"> is round and there are handles on each side. </w:t>
+                  </w:r>
+                  <w:proofErr w:type="gramStart"/>
+                  <w:r>
+                    <w:t>One part</w:t>
+                  </w:r>
+                  <w:proofErr w:type="gramEnd"/>
+                  <w:r>
+                    <w:t xml:space="preserve"> fits into the other.</w:t>
                   </w:r>
                 </w:p>
                 <w:p>
@@ -7597,6 +8015,7 @@
                       </w14:textOutline>
                     </w:rPr>
                   </w:pPr>
+                  <w:proofErr w:type="gramStart"/>
                   <w:r>
                     <w:rPr>
                       <w:sz w:val="23"/>
@@ -7604,6 +8023,7 @@
                     </w:rPr>
                     <w:t>Finally</w:t>
                   </w:r>
+                  <w:proofErr w:type="gramEnd"/>
                 </w:p>
               </w:tc>
               <w:tc>
@@ -10758,7 +11178,29 @@
                 <w:sz w:val="23"/>
                 <w:szCs w:val="23"/>
               </w:rPr>
-              <w:t>In Section 1 of the Listening test you will hear two people talking in everyday situations. Tick TWO situations that could be in Section 1 of the Listening test</w:t>
+              <w:t xml:space="preserve">In Section 1 of the Listening </w:t>
+            </w:r>
+            <w:proofErr w:type="gramStart"/>
+            <w:r>
+              <w:rPr>
+                <w:rFonts w:ascii="Source Sans 3 Medium" w:hAnsi="Source Sans 3 Medium"/>
+                <w:b/>
+                <w:bCs/>
+                <w:sz w:val="23"/>
+                <w:szCs w:val="23"/>
+              </w:rPr>
+              <w:t>test</w:t>
+            </w:r>
+            <w:proofErr w:type="gramEnd"/>
+            <w:r>
+              <w:rPr>
+                <w:rFonts w:ascii="Source Sans 3 Medium" w:hAnsi="Source Sans 3 Medium"/>
+                <w:b/>
+                <w:bCs/>
+                <w:sz w:val="23"/>
+                <w:szCs w:val="23"/>
+              </w:rPr>
+              <w:t xml:space="preserve"> you will hear two people talking in everyday situations. Tick TWO situations that could be in Section 1 of the Listening test</w:t>
             </w:r>
             <w:r>
               <w:rPr>
@@ -14036,11 +14478,16 @@
                     <w:t xml:space="preserve"> ---</w:t>
                   </w:r>
                   <w:r>
-                    <w:t xml:space="preserve"> pounds, but actually we've got a sale on at the pounds. S</w:t>
+                    <w:t xml:space="preserve"> pounds, but actually we've got a sale on at the pounds. </w:t>
+                  </w:r>
+                  <w:proofErr w:type="gramStart"/>
+                  <w:r>
+                    <w:t>S</w:t>
                   </w:r>
                   <w:r>
                     <w:t>o</w:t>
                   </w:r>
+                  <w:proofErr w:type="gramEnd"/>
                   <w:r>
                     <w:t xml:space="preserve"> you can save </w:t>
                   </w:r>
@@ -16134,11 +16581,19 @@
             <w:r>
               <w:t xml:space="preserve">I </w:t>
             </w:r>
+            <w:proofErr w:type="gramStart"/>
             <w:r>
               <w:rPr>
                 <w:i/>
               </w:rPr>
-              <w:t>other daughter</w:t>
+              <w:t>other</w:t>
+            </w:r>
+            <w:proofErr w:type="gramEnd"/>
+            <w:r>
+              <w:rPr>
+                <w:i/>
+              </w:rPr>
+              <w:t xml:space="preserve"> daughter</w:t>
             </w:r>
             <w:r>
               <w:rPr>
@@ -19359,7 +19814,23 @@
                       <w:sz w:val="21"/>
                       <w:szCs w:val="21"/>
                     </w:rPr>
-                    <w:t>In Part 1 you need to give full answers to the questions, but don't talk for too long. Three sentences is plenty. You have chances to speak for longer in Parts 2 and 3.</w:t>
+                    <w:t xml:space="preserve">In Part 1 you need to give full answers to the questions, but don't talk for too long. Three sentences </w:t>
+                  </w:r>
+                  <w:proofErr w:type="gramStart"/>
+                  <w:r>
+                    <w:rPr>
+                      <w:sz w:val="21"/>
+                      <w:szCs w:val="21"/>
+                    </w:rPr>
+                    <w:t>is</w:t>
+                  </w:r>
+                  <w:proofErr w:type="gramEnd"/>
+                  <w:r>
+                    <w:rPr>
+                      <w:sz w:val="21"/>
+                      <w:szCs w:val="21"/>
+                    </w:rPr>
+                    <w:t xml:space="preserve"> plenty. You have chances to speak for longer in Parts 2 and 3.</w:t>
                   </w:r>
                 </w:p>
               </w:tc>
@@ -20756,7 +21227,15 @@
               <w:ind w:left="284" w:hanging="284"/>
             </w:pPr>
             <w:r>
-              <w:t>What type of films do different members of your family watch?</w:t>
+              <w:t xml:space="preserve">What type of films </w:t>
+            </w:r>
+            <w:proofErr w:type="gramStart"/>
+            <w:r>
+              <w:t>do</w:t>
+            </w:r>
+            <w:proofErr w:type="gramEnd"/>
+            <w:r>
+              <w:t xml:space="preserve"> different members of your family watch?</w:t>
             </w:r>
           </w:p>
           <w:p>
@@ -21912,6 +22391,97 @@
     </w:lvl>
   </w:abstractNum>
   <w:abstractNum w:abstractNumId="8" w15:restartNumberingAfterBreak="0">
+    <w:nsid w:val="0A1B6A60"/>
+    <w:multiLevelType w:val="hybridMultilevel"/>
+    <w:tmpl w:val="5B5AF2DC"/>
+    <w:lvl w:ilvl="0" w:tplc="72A80D18">
+      <w:start w:val="1"/>
+      <w:numFmt w:val="decimal"/>
+      <w:lvlText w:val="%1:"/>
+      <w:lvlJc w:val="left"/>
+      <w:pPr>
+        <w:ind w:left="360" w:hanging="360"/>
+      </w:pPr>
+      <w:rPr>
+        <w:rFonts w:ascii="Source Sans 3 Bold" w:hAnsi="Source Sans 3 Bold" w:cstheme="minorBidi" w:hint="default"/>
+        <w:b/>
+        <w:bCs/>
+      </w:rPr>
+    </w:lvl>
+    <w:lvl w:ilvl="1" w:tplc="04090019" w:tentative="1">
+      <w:start w:val="1"/>
+      <w:numFmt w:val="lowerLetter"/>
+      <w:lvlText w:val="%2."/>
+      <w:lvlJc w:val="left"/>
+      <w:pPr>
+        <w:ind w:left="1080" w:hanging="360"/>
+      </w:pPr>
+    </w:lvl>
+    <w:lvl w:ilvl="2" w:tplc="0409001B" w:tentative="1">
+      <w:start w:val="1"/>
+      <w:numFmt w:val="lowerRoman"/>
+      <w:lvlText w:val="%3."/>
+      <w:lvlJc w:val="right"/>
+      <w:pPr>
+        <w:ind w:left="1800" w:hanging="180"/>
+      </w:pPr>
+    </w:lvl>
+    <w:lvl w:ilvl="3" w:tplc="0409000F" w:tentative="1">
+      <w:start w:val="1"/>
+      <w:numFmt w:val="decimal"/>
+      <w:lvlText w:val="%4."/>
+      <w:lvlJc w:val="left"/>
+      <w:pPr>
+        <w:ind w:left="2520" w:hanging="360"/>
+      </w:pPr>
+    </w:lvl>
+    <w:lvl w:ilvl="4" w:tplc="04090019" w:tentative="1">
+      <w:start w:val="1"/>
+      <w:numFmt w:val="lowerLetter"/>
+      <w:lvlText w:val="%5."/>
+      <w:lvlJc w:val="left"/>
+      <w:pPr>
+        <w:ind w:left="3240" w:hanging="360"/>
+      </w:pPr>
+    </w:lvl>
+    <w:lvl w:ilvl="5" w:tplc="0409001B" w:tentative="1">
+      <w:start w:val="1"/>
+      <w:numFmt w:val="lowerRoman"/>
+      <w:lvlText w:val="%6."/>
+      <w:lvlJc w:val="right"/>
+      <w:pPr>
+        <w:ind w:left="3960" w:hanging="180"/>
+      </w:pPr>
+    </w:lvl>
+    <w:lvl w:ilvl="6" w:tplc="0409000F" w:tentative="1">
+      <w:start w:val="1"/>
+      <w:numFmt w:val="decimal"/>
+      <w:lvlText w:val="%7."/>
+      <w:lvlJc w:val="left"/>
+      <w:pPr>
+        <w:ind w:left="4680" w:hanging="360"/>
+      </w:pPr>
+    </w:lvl>
+    <w:lvl w:ilvl="7" w:tplc="04090019" w:tentative="1">
+      <w:start w:val="1"/>
+      <w:numFmt w:val="lowerLetter"/>
+      <w:lvlText w:val="%8."/>
+      <w:lvlJc w:val="left"/>
+      <w:pPr>
+        <w:ind w:left="5400" w:hanging="360"/>
+      </w:pPr>
+    </w:lvl>
+    <w:lvl w:ilvl="8" w:tplc="0409001B" w:tentative="1">
+      <w:start w:val="1"/>
+      <w:numFmt w:val="lowerRoman"/>
+      <w:lvlText w:val="%9."/>
+      <w:lvlJc w:val="right"/>
+      <w:pPr>
+        <w:ind w:left="6120" w:hanging="180"/>
+      </w:pPr>
+    </w:lvl>
+  </w:abstractNum>
+  <w:abstractNum w:abstractNumId="9" w15:restartNumberingAfterBreak="0">
     <w:nsid w:val="0F253280"/>
     <w:multiLevelType w:val="hybridMultilevel"/>
     <w:tmpl w:val="CA825B1C"/>
@@ -22002,7 +22572,7 @@
       </w:pPr>
     </w:lvl>
   </w:abstractNum>
-  <w:abstractNum w:abstractNumId="9" w15:restartNumberingAfterBreak="0">
+  <w:abstractNum w:abstractNumId="10" w15:restartNumberingAfterBreak="0">
     <w:nsid w:val="0F9B58F1"/>
     <w:multiLevelType w:val="hybridMultilevel"/>
     <w:tmpl w:val="B6EAD514"/>
@@ -22093,7 +22663,7 @@
       </w:pPr>
     </w:lvl>
   </w:abstractNum>
-  <w:abstractNum w:abstractNumId="10" w15:restartNumberingAfterBreak="0">
+  <w:abstractNum w:abstractNumId="11" w15:restartNumberingAfterBreak="0">
     <w:nsid w:val="13F37566"/>
     <w:multiLevelType w:val="hybridMultilevel"/>
     <w:tmpl w:val="2DB4CE2E"/>
@@ -22187,7 +22757,7 @@
       </w:pPr>
     </w:lvl>
   </w:abstractNum>
-  <w:abstractNum w:abstractNumId="11" w15:restartNumberingAfterBreak="0">
+  <w:abstractNum w:abstractNumId="12" w15:restartNumberingAfterBreak="0">
     <w:nsid w:val="13FD0469"/>
     <w:multiLevelType w:val="hybridMultilevel"/>
     <w:tmpl w:val="CA825B1C"/>
@@ -22278,7 +22848,7 @@
       </w:pPr>
     </w:lvl>
   </w:abstractNum>
-  <w:abstractNum w:abstractNumId="12" w15:restartNumberingAfterBreak="0">
+  <w:abstractNum w:abstractNumId="13" w15:restartNumberingAfterBreak="0">
     <w:nsid w:val="15B15EC0"/>
     <w:multiLevelType w:val="hybridMultilevel"/>
     <w:tmpl w:val="732CCC16"/>
@@ -22372,7 +22942,7 @@
       </w:pPr>
     </w:lvl>
   </w:abstractNum>
-  <w:abstractNum w:abstractNumId="13" w15:restartNumberingAfterBreak="0">
+  <w:abstractNum w:abstractNumId="14" w15:restartNumberingAfterBreak="0">
     <w:nsid w:val="1D447F65"/>
     <w:multiLevelType w:val="hybridMultilevel"/>
     <w:tmpl w:val="29C60E24"/>
@@ -22463,7 +23033,7 @@
       </w:pPr>
     </w:lvl>
   </w:abstractNum>
-  <w:abstractNum w:abstractNumId="14" w15:restartNumberingAfterBreak="0">
+  <w:abstractNum w:abstractNumId="15" w15:restartNumberingAfterBreak="0">
     <w:nsid w:val="212E1A90"/>
     <w:multiLevelType w:val="hybridMultilevel"/>
     <w:tmpl w:val="8EA8656A"/>
@@ -22557,7 +23127,7 @@
       </w:pPr>
     </w:lvl>
   </w:abstractNum>
-  <w:abstractNum w:abstractNumId="15" w15:restartNumberingAfterBreak="0">
+  <w:abstractNum w:abstractNumId="16" w15:restartNumberingAfterBreak="0">
     <w:nsid w:val="25277E32"/>
     <w:multiLevelType w:val="hybridMultilevel"/>
     <w:tmpl w:val="59B4B60E"/>
@@ -22672,7 +23242,7 @@
       </w:rPr>
     </w:lvl>
   </w:abstractNum>
-  <w:abstractNum w:abstractNumId="16" w15:restartNumberingAfterBreak="0">
+  <w:abstractNum w:abstractNumId="17" w15:restartNumberingAfterBreak="0">
     <w:nsid w:val="294C7B15"/>
     <w:multiLevelType w:val="hybridMultilevel"/>
     <w:tmpl w:val="3870A6A6"/>
@@ -22764,7 +23334,7 @@
       </w:pPr>
     </w:lvl>
   </w:abstractNum>
-  <w:abstractNum w:abstractNumId="17" w15:restartNumberingAfterBreak="0">
+  <w:abstractNum w:abstractNumId="18" w15:restartNumberingAfterBreak="0">
     <w:nsid w:val="29F6737C"/>
     <w:multiLevelType w:val="hybridMultilevel"/>
     <w:tmpl w:val="4AFC3BC4"/>
@@ -22877,7 +23447,7 @@
       </w:rPr>
     </w:lvl>
   </w:abstractNum>
-  <w:abstractNum w:abstractNumId="18" w15:restartNumberingAfterBreak="0">
+  <w:abstractNum w:abstractNumId="19" w15:restartNumberingAfterBreak="0">
     <w:nsid w:val="2CB4375C"/>
     <w:multiLevelType w:val="hybridMultilevel"/>
     <w:tmpl w:val="291A30C6"/>
@@ -22968,7 +23538,7 @@
       </w:pPr>
     </w:lvl>
   </w:abstractNum>
-  <w:abstractNum w:abstractNumId="19" w15:restartNumberingAfterBreak="0">
+  <w:abstractNum w:abstractNumId="20" w15:restartNumberingAfterBreak="0">
     <w:nsid w:val="2F0E685D"/>
     <w:multiLevelType w:val="hybridMultilevel"/>
     <w:tmpl w:val="09DA465E"/>
@@ -23059,10 +23629,10 @@
       </w:pPr>
     </w:lvl>
   </w:abstractNum>
-  <w:abstractNum w:abstractNumId="20" w15:restartNumberingAfterBreak="0">
-    <w:nsid w:val="34555D51"/>
+  <w:abstractNum w:abstractNumId="21" w15:restartNumberingAfterBreak="0">
+    <w:nsid w:val="2F510531"/>
     <w:multiLevelType w:val="hybridMultilevel"/>
-    <w:tmpl w:val="8C28476E"/>
+    <w:tmpl w:val="C02AAC0A"/>
     <w:lvl w:ilvl="0" w:tplc="72A80D18">
       <w:start w:val="1"/>
       <w:numFmt w:val="decimal"/>
@@ -23150,7 +23720,98 @@
       </w:pPr>
     </w:lvl>
   </w:abstractNum>
-  <w:abstractNum w:abstractNumId="21" w15:restartNumberingAfterBreak="0">
+  <w:abstractNum w:abstractNumId="22" w15:restartNumberingAfterBreak="0">
+    <w:nsid w:val="34555D51"/>
+    <w:multiLevelType w:val="hybridMultilevel"/>
+    <w:tmpl w:val="8C28476E"/>
+    <w:lvl w:ilvl="0" w:tplc="72A80D18">
+      <w:start w:val="1"/>
+      <w:numFmt w:val="decimal"/>
+      <w:lvlText w:val="%1:"/>
+      <w:lvlJc w:val="left"/>
+      <w:pPr>
+        <w:ind w:left="360" w:hanging="360"/>
+      </w:pPr>
+      <w:rPr>
+        <w:rFonts w:ascii="Source Sans 3 Bold" w:hAnsi="Source Sans 3 Bold" w:cstheme="minorBidi" w:hint="default"/>
+        <w:b/>
+        <w:bCs/>
+      </w:rPr>
+    </w:lvl>
+    <w:lvl w:ilvl="1" w:tplc="04090019" w:tentative="1">
+      <w:start w:val="1"/>
+      <w:numFmt w:val="lowerLetter"/>
+      <w:lvlText w:val="%2."/>
+      <w:lvlJc w:val="left"/>
+      <w:pPr>
+        <w:ind w:left="1080" w:hanging="360"/>
+      </w:pPr>
+    </w:lvl>
+    <w:lvl w:ilvl="2" w:tplc="0409001B" w:tentative="1">
+      <w:start w:val="1"/>
+      <w:numFmt w:val="lowerRoman"/>
+      <w:lvlText w:val="%3."/>
+      <w:lvlJc w:val="right"/>
+      <w:pPr>
+        <w:ind w:left="1800" w:hanging="180"/>
+      </w:pPr>
+    </w:lvl>
+    <w:lvl w:ilvl="3" w:tplc="0409000F" w:tentative="1">
+      <w:start w:val="1"/>
+      <w:numFmt w:val="decimal"/>
+      <w:lvlText w:val="%4."/>
+      <w:lvlJc w:val="left"/>
+      <w:pPr>
+        <w:ind w:left="2520" w:hanging="360"/>
+      </w:pPr>
+    </w:lvl>
+    <w:lvl w:ilvl="4" w:tplc="04090019" w:tentative="1">
+      <w:start w:val="1"/>
+      <w:numFmt w:val="lowerLetter"/>
+      <w:lvlText w:val="%5."/>
+      <w:lvlJc w:val="left"/>
+      <w:pPr>
+        <w:ind w:left="3240" w:hanging="360"/>
+      </w:pPr>
+    </w:lvl>
+    <w:lvl w:ilvl="5" w:tplc="0409001B" w:tentative="1">
+      <w:start w:val="1"/>
+      <w:numFmt w:val="lowerRoman"/>
+      <w:lvlText w:val="%6."/>
+      <w:lvlJc w:val="right"/>
+      <w:pPr>
+        <w:ind w:left="3960" w:hanging="180"/>
+      </w:pPr>
+    </w:lvl>
+    <w:lvl w:ilvl="6" w:tplc="0409000F" w:tentative="1">
+      <w:start w:val="1"/>
+      <w:numFmt w:val="decimal"/>
+      <w:lvlText w:val="%7."/>
+      <w:lvlJc w:val="left"/>
+      <w:pPr>
+        <w:ind w:left="4680" w:hanging="360"/>
+      </w:pPr>
+    </w:lvl>
+    <w:lvl w:ilvl="7" w:tplc="04090019" w:tentative="1">
+      <w:start w:val="1"/>
+      <w:numFmt w:val="lowerLetter"/>
+      <w:lvlText w:val="%8."/>
+      <w:lvlJc w:val="left"/>
+      <w:pPr>
+        <w:ind w:left="5400" w:hanging="360"/>
+      </w:pPr>
+    </w:lvl>
+    <w:lvl w:ilvl="8" w:tplc="0409001B" w:tentative="1">
+      <w:start w:val="1"/>
+      <w:numFmt w:val="lowerRoman"/>
+      <w:lvlText w:val="%9."/>
+      <w:lvlJc w:val="right"/>
+      <w:pPr>
+        <w:ind w:left="6120" w:hanging="180"/>
+      </w:pPr>
+    </w:lvl>
+  </w:abstractNum>
+  <w:abstractNum w:abstractNumId="23" w15:restartNumberingAfterBreak="0">
     <w:nsid w:val="358B4BB3"/>
     <w:multiLevelType w:val="hybridMultilevel"/>
     <w:tmpl w:val="A678E960"/>
@@ -23244,7 +23905,7 @@
       </w:pPr>
     </w:lvl>
   </w:abstractNum>
-  <w:abstractNum w:abstractNumId="22" w15:restartNumberingAfterBreak="0">
+  <w:abstractNum w:abstractNumId="24" w15:restartNumberingAfterBreak="0">
     <w:nsid w:val="38025215"/>
     <w:multiLevelType w:val="hybridMultilevel"/>
     <w:tmpl w:val="01022858"/>
@@ -23338,7 +23999,7 @@
       </w:pPr>
     </w:lvl>
   </w:abstractNum>
-  <w:abstractNum w:abstractNumId="23" w15:restartNumberingAfterBreak="0">
+  <w:abstractNum w:abstractNumId="25" w15:restartNumberingAfterBreak="0">
     <w:nsid w:val="3B3A6776"/>
     <w:multiLevelType w:val="hybridMultilevel"/>
     <w:tmpl w:val="BEA6841C"/>
@@ -23434,7 +24095,7 @@
       </w:pPr>
     </w:lvl>
   </w:abstractNum>
-  <w:abstractNum w:abstractNumId="24" w15:restartNumberingAfterBreak="0">
+  <w:abstractNum w:abstractNumId="26" w15:restartNumberingAfterBreak="0">
     <w:nsid w:val="3CDC7B7F"/>
     <w:multiLevelType w:val="hybridMultilevel"/>
     <w:tmpl w:val="F9EC833C"/>
@@ -23547,7 +24208,7 @@
       </w:rPr>
     </w:lvl>
   </w:abstractNum>
-  <w:abstractNum w:abstractNumId="25" w15:restartNumberingAfterBreak="0">
+  <w:abstractNum w:abstractNumId="27" w15:restartNumberingAfterBreak="0">
     <w:nsid w:val="3F584A02"/>
     <w:multiLevelType w:val="hybridMultilevel"/>
     <w:tmpl w:val="B5B08E1E"/>
@@ -23641,7 +24302,7 @@
       </w:pPr>
     </w:lvl>
   </w:abstractNum>
-  <w:abstractNum w:abstractNumId="26" w15:restartNumberingAfterBreak="0">
+  <w:abstractNum w:abstractNumId="28" w15:restartNumberingAfterBreak="0">
     <w:nsid w:val="477D5AA2"/>
     <w:multiLevelType w:val="hybridMultilevel"/>
     <w:tmpl w:val="882EE4CC"/>
@@ -23732,7 +24393,7 @@
       </w:pPr>
     </w:lvl>
   </w:abstractNum>
-  <w:abstractNum w:abstractNumId="27" w15:restartNumberingAfterBreak="0">
+  <w:abstractNum w:abstractNumId="29" w15:restartNumberingAfterBreak="0">
     <w:nsid w:val="493E0CCB"/>
     <w:multiLevelType w:val="hybridMultilevel"/>
     <w:tmpl w:val="DE1A3DA8"/>
@@ -23848,7 +24509,7 @@
       </w:rPr>
     </w:lvl>
   </w:abstractNum>
-  <w:abstractNum w:abstractNumId="28" w15:restartNumberingAfterBreak="0">
+  <w:abstractNum w:abstractNumId="30" w15:restartNumberingAfterBreak="0">
     <w:nsid w:val="4A2A784D"/>
     <w:multiLevelType w:val="hybridMultilevel"/>
     <w:tmpl w:val="D04A441C"/>
@@ -23940,7 +24601,7 @@
       </w:pPr>
     </w:lvl>
   </w:abstractNum>
-  <w:abstractNum w:abstractNumId="29" w15:restartNumberingAfterBreak="0">
+  <w:abstractNum w:abstractNumId="31" w15:restartNumberingAfterBreak="0">
     <w:nsid w:val="4A62576A"/>
     <w:multiLevelType w:val="hybridMultilevel"/>
     <w:tmpl w:val="B096158E"/>
@@ -24031,7 +24692,7 @@
       </w:pPr>
     </w:lvl>
   </w:abstractNum>
-  <w:abstractNum w:abstractNumId="30" w15:restartNumberingAfterBreak="0">
+  <w:abstractNum w:abstractNumId="32" w15:restartNumberingAfterBreak="0">
     <w:nsid w:val="52D04E3D"/>
     <w:multiLevelType w:val="hybridMultilevel"/>
     <w:tmpl w:val="7012BE88"/>
@@ -24122,7 +24783,7 @@
       </w:pPr>
     </w:lvl>
   </w:abstractNum>
-  <w:abstractNum w:abstractNumId="31" w15:restartNumberingAfterBreak="0">
+  <w:abstractNum w:abstractNumId="33" w15:restartNumberingAfterBreak="0">
     <w:nsid w:val="54B149BE"/>
     <w:multiLevelType w:val="hybridMultilevel"/>
     <w:tmpl w:val="7D56C986"/>
@@ -24240,7 +24901,7 @@
       </w:rPr>
     </w:lvl>
   </w:abstractNum>
-  <w:abstractNum w:abstractNumId="32" w15:restartNumberingAfterBreak="0">
+  <w:abstractNum w:abstractNumId="34" w15:restartNumberingAfterBreak="0">
     <w:nsid w:val="55F60A70"/>
     <w:multiLevelType w:val="hybridMultilevel"/>
     <w:tmpl w:val="291A30C6"/>
@@ -24331,7 +24992,7 @@
       </w:pPr>
     </w:lvl>
   </w:abstractNum>
-  <w:abstractNum w:abstractNumId="33" w15:restartNumberingAfterBreak="0">
+  <w:abstractNum w:abstractNumId="35" w15:restartNumberingAfterBreak="0">
     <w:nsid w:val="562B77A1"/>
     <w:multiLevelType w:val="hybridMultilevel"/>
     <w:tmpl w:val="81B45C5E"/>
@@ -24427,10 +25088,10 @@
       </w:pPr>
     </w:lvl>
   </w:abstractNum>
-  <w:abstractNum w:abstractNumId="34" w15:restartNumberingAfterBreak="0">
-    <w:nsid w:val="5767473C"/>
+  <w:abstractNum w:abstractNumId="36" w15:restartNumberingAfterBreak="0">
+    <w:nsid w:val="56425BE9"/>
     <w:multiLevelType w:val="hybridMultilevel"/>
-    <w:tmpl w:val="3104F218"/>
+    <w:tmpl w:val="67547132"/>
     <w:lvl w:ilvl="0" w:tplc="72A80D18">
       <w:start w:val="1"/>
       <w:numFmt w:val="decimal"/>
@@ -24518,7 +25179,98 @@
       </w:pPr>
     </w:lvl>
   </w:abstractNum>
-  <w:abstractNum w:abstractNumId="35" w15:restartNumberingAfterBreak="0">
+  <w:abstractNum w:abstractNumId="37" w15:restartNumberingAfterBreak="0">
+    <w:nsid w:val="5767473C"/>
+    <w:multiLevelType w:val="hybridMultilevel"/>
+    <w:tmpl w:val="3104F218"/>
+    <w:lvl w:ilvl="0" w:tplc="72A80D18">
+      <w:start w:val="1"/>
+      <w:numFmt w:val="decimal"/>
+      <w:lvlText w:val="%1:"/>
+      <w:lvlJc w:val="left"/>
+      <w:pPr>
+        <w:ind w:left="360" w:hanging="360"/>
+      </w:pPr>
+      <w:rPr>
+        <w:rFonts w:ascii="Source Sans 3 Bold" w:hAnsi="Source Sans 3 Bold" w:cstheme="minorBidi" w:hint="default"/>
+        <w:b/>
+        <w:bCs/>
+      </w:rPr>
+    </w:lvl>
+    <w:lvl w:ilvl="1" w:tplc="04090019" w:tentative="1">
+      <w:start w:val="1"/>
+      <w:numFmt w:val="lowerLetter"/>
+      <w:lvlText w:val="%2."/>
+      <w:lvlJc w:val="left"/>
+      <w:pPr>
+        <w:ind w:left="1080" w:hanging="360"/>
+      </w:pPr>
+    </w:lvl>
+    <w:lvl w:ilvl="2" w:tplc="0409001B" w:tentative="1">
+      <w:start w:val="1"/>
+      <w:numFmt w:val="lowerRoman"/>
+      <w:lvlText w:val="%3."/>
+      <w:lvlJc w:val="right"/>
+      <w:pPr>
+        <w:ind w:left="1800" w:hanging="180"/>
+      </w:pPr>
+    </w:lvl>
+    <w:lvl w:ilvl="3" w:tplc="0409000F" w:tentative="1">
+      <w:start w:val="1"/>
+      <w:numFmt w:val="decimal"/>
+      <w:lvlText w:val="%4."/>
+      <w:lvlJc w:val="left"/>
+      <w:pPr>
+        <w:ind w:left="2520" w:hanging="360"/>
+      </w:pPr>
+    </w:lvl>
+    <w:lvl w:ilvl="4" w:tplc="04090019" w:tentative="1">
+      <w:start w:val="1"/>
+      <w:numFmt w:val="lowerLetter"/>
+      <w:lvlText w:val="%5."/>
+      <w:lvlJc w:val="left"/>
+      <w:pPr>
+        <w:ind w:left="3240" w:hanging="360"/>
+      </w:pPr>
+    </w:lvl>
+    <w:lvl w:ilvl="5" w:tplc="0409001B" w:tentative="1">
+      <w:start w:val="1"/>
+      <w:numFmt w:val="lowerRoman"/>
+      <w:lvlText w:val="%6."/>
+      <w:lvlJc w:val="right"/>
+      <w:pPr>
+        <w:ind w:left="3960" w:hanging="180"/>
+      </w:pPr>
+    </w:lvl>
+    <w:lvl w:ilvl="6" w:tplc="0409000F" w:tentative="1">
+      <w:start w:val="1"/>
+      <w:numFmt w:val="decimal"/>
+      <w:lvlText w:val="%7."/>
+      <w:lvlJc w:val="left"/>
+      <w:pPr>
+        <w:ind w:left="4680" w:hanging="360"/>
+      </w:pPr>
+    </w:lvl>
+    <w:lvl w:ilvl="7" w:tplc="04090019" w:tentative="1">
+      <w:start w:val="1"/>
+      <w:numFmt w:val="lowerLetter"/>
+      <w:lvlText w:val="%8."/>
+      <w:lvlJc w:val="left"/>
+      <w:pPr>
+        <w:ind w:left="5400" w:hanging="360"/>
+      </w:pPr>
+    </w:lvl>
+    <w:lvl w:ilvl="8" w:tplc="0409001B" w:tentative="1">
+      <w:start w:val="1"/>
+      <w:numFmt w:val="lowerRoman"/>
+      <w:lvlText w:val="%9."/>
+      <w:lvlJc w:val="right"/>
+      <w:pPr>
+        <w:ind w:left="6120" w:hanging="180"/>
+      </w:pPr>
+    </w:lvl>
+  </w:abstractNum>
+  <w:abstractNum w:abstractNumId="38" w15:restartNumberingAfterBreak="0">
     <w:nsid w:val="586431B8"/>
     <w:multiLevelType w:val="hybridMultilevel"/>
     <w:tmpl w:val="81B45C5E"/>
@@ -24614,7 +25366,7 @@
       </w:pPr>
     </w:lvl>
   </w:abstractNum>
-  <w:abstractNum w:abstractNumId="36" w15:restartNumberingAfterBreak="0">
+  <w:abstractNum w:abstractNumId="39" w15:restartNumberingAfterBreak="0">
     <w:nsid w:val="59BD6BAB"/>
     <w:multiLevelType w:val="hybridMultilevel"/>
     <w:tmpl w:val="77D22F20"/>
@@ -24706,7 +25458,7 @@
       </w:pPr>
     </w:lvl>
   </w:abstractNum>
-  <w:abstractNum w:abstractNumId="37" w15:restartNumberingAfterBreak="0">
+  <w:abstractNum w:abstractNumId="40" w15:restartNumberingAfterBreak="0">
     <w:nsid w:val="59D910B2"/>
     <w:multiLevelType w:val="hybridMultilevel"/>
     <w:tmpl w:val="678CE024"/>
@@ -24797,7 +25549,7 @@
       </w:pPr>
     </w:lvl>
   </w:abstractNum>
-  <w:abstractNum w:abstractNumId="38" w15:restartNumberingAfterBreak="0">
+  <w:abstractNum w:abstractNumId="41" w15:restartNumberingAfterBreak="0">
     <w:nsid w:val="5B1160CF"/>
     <w:multiLevelType w:val="hybridMultilevel"/>
     <w:tmpl w:val="57F843B4"/>
@@ -24888,7 +25640,7 @@
       </w:pPr>
     </w:lvl>
   </w:abstractNum>
-  <w:abstractNum w:abstractNumId="39" w15:restartNumberingAfterBreak="0">
+  <w:abstractNum w:abstractNumId="42" w15:restartNumberingAfterBreak="0">
     <w:nsid w:val="5D096BE3"/>
     <w:multiLevelType w:val="hybridMultilevel"/>
     <w:tmpl w:val="7758F8FE"/>
@@ -24982,7 +25734,7 @@
       </w:pPr>
     </w:lvl>
   </w:abstractNum>
-  <w:abstractNum w:abstractNumId="40" w15:restartNumberingAfterBreak="0">
+  <w:abstractNum w:abstractNumId="43" w15:restartNumberingAfterBreak="0">
     <w:nsid w:val="5EBE5C6C"/>
     <w:multiLevelType w:val="hybridMultilevel"/>
     <w:tmpl w:val="882EE4CC"/>
@@ -25073,7 +25825,7 @@
       </w:pPr>
     </w:lvl>
   </w:abstractNum>
-  <w:abstractNum w:abstractNumId="41" w15:restartNumberingAfterBreak="0">
+  <w:abstractNum w:abstractNumId="44" w15:restartNumberingAfterBreak="0">
     <w:nsid w:val="60097C00"/>
     <w:multiLevelType w:val="hybridMultilevel"/>
     <w:tmpl w:val="D7A0B374"/>
@@ -25186,7 +25938,7 @@
       </w:rPr>
     </w:lvl>
   </w:abstractNum>
-  <w:abstractNum w:abstractNumId="42" w15:restartNumberingAfterBreak="0">
+  <w:abstractNum w:abstractNumId="45" w15:restartNumberingAfterBreak="0">
     <w:nsid w:val="60E466AB"/>
     <w:multiLevelType w:val="hybridMultilevel"/>
     <w:tmpl w:val="59B4B60E"/>
@@ -25301,7 +26053,7 @@
       </w:rPr>
     </w:lvl>
   </w:abstractNum>
-  <w:abstractNum w:abstractNumId="43" w15:restartNumberingAfterBreak="0">
+  <w:abstractNum w:abstractNumId="46" w15:restartNumberingAfterBreak="0">
     <w:nsid w:val="61164B02"/>
     <w:multiLevelType w:val="hybridMultilevel"/>
     <w:tmpl w:val="C602D860"/>
@@ -25392,7 +26144,7 @@
       </w:pPr>
     </w:lvl>
   </w:abstractNum>
-  <w:abstractNum w:abstractNumId="44" w15:restartNumberingAfterBreak="0">
+  <w:abstractNum w:abstractNumId="47" w15:restartNumberingAfterBreak="0">
     <w:nsid w:val="65C45C9E"/>
     <w:multiLevelType w:val="hybridMultilevel"/>
     <w:tmpl w:val="D68C57F0"/>
@@ -25483,7 +26235,7 @@
       </w:pPr>
     </w:lvl>
   </w:abstractNum>
-  <w:abstractNum w:abstractNumId="45" w15:restartNumberingAfterBreak="0">
+  <w:abstractNum w:abstractNumId="48" w15:restartNumberingAfterBreak="0">
     <w:nsid w:val="66F75F44"/>
     <w:multiLevelType w:val="hybridMultilevel"/>
     <w:tmpl w:val="F774CC24"/>
@@ -25574,7 +26326,7 @@
       </w:pPr>
     </w:lvl>
   </w:abstractNum>
-  <w:abstractNum w:abstractNumId="46" w15:restartNumberingAfterBreak="0">
+  <w:abstractNum w:abstractNumId="49" w15:restartNumberingAfterBreak="0">
     <w:nsid w:val="681A0CDC"/>
     <w:multiLevelType w:val="hybridMultilevel"/>
     <w:tmpl w:val="3072FDB4"/>
@@ -25668,7 +26420,7 @@
       </w:pPr>
     </w:lvl>
   </w:abstractNum>
-  <w:abstractNum w:abstractNumId="47" w15:restartNumberingAfterBreak="0">
+  <w:abstractNum w:abstractNumId="50" w15:restartNumberingAfterBreak="0">
     <w:nsid w:val="68930CE9"/>
     <w:multiLevelType w:val="hybridMultilevel"/>
     <w:tmpl w:val="C2D02C52"/>
@@ -25760,7 +26512,7 @@
       </w:pPr>
     </w:lvl>
   </w:abstractNum>
-  <w:abstractNum w:abstractNumId="48" w15:restartNumberingAfterBreak="0">
+  <w:abstractNum w:abstractNumId="51" w15:restartNumberingAfterBreak="0">
     <w:nsid w:val="69CF734A"/>
     <w:multiLevelType w:val="hybridMultilevel"/>
     <w:tmpl w:val="3B687E36"/>
@@ -25854,7 +26606,7 @@
       </w:pPr>
     </w:lvl>
   </w:abstractNum>
-  <w:abstractNum w:abstractNumId="49" w15:restartNumberingAfterBreak="0">
+  <w:abstractNum w:abstractNumId="52" w15:restartNumberingAfterBreak="0">
     <w:nsid w:val="6F816CC4"/>
     <w:multiLevelType w:val="hybridMultilevel"/>
     <w:tmpl w:val="D3AE3B5E"/>
@@ -25947,7 +26699,7 @@
       </w:pPr>
     </w:lvl>
   </w:abstractNum>
-  <w:abstractNum w:abstractNumId="50" w15:restartNumberingAfterBreak="0">
+  <w:abstractNum w:abstractNumId="53" w15:restartNumberingAfterBreak="0">
     <w:nsid w:val="727E12B2"/>
     <w:multiLevelType w:val="hybridMultilevel"/>
     <w:tmpl w:val="F87E8022"/>
@@ -26038,7 +26790,7 @@
       </w:pPr>
     </w:lvl>
   </w:abstractNum>
-  <w:abstractNum w:abstractNumId="51" w15:restartNumberingAfterBreak="0">
+  <w:abstractNum w:abstractNumId="54" w15:restartNumberingAfterBreak="0">
     <w:nsid w:val="72A749C7"/>
     <w:multiLevelType w:val="hybridMultilevel"/>
     <w:tmpl w:val="56A69A5C"/>
@@ -26129,7 +26881,7 @@
       </w:pPr>
     </w:lvl>
   </w:abstractNum>
-  <w:abstractNum w:abstractNumId="52" w15:restartNumberingAfterBreak="0">
+  <w:abstractNum w:abstractNumId="55" w15:restartNumberingAfterBreak="0">
     <w:nsid w:val="741800C0"/>
     <w:multiLevelType w:val="hybridMultilevel"/>
     <w:tmpl w:val="F3021D0C"/>
@@ -26242,7 +26994,7 @@
       </w:rPr>
     </w:lvl>
   </w:abstractNum>
-  <w:abstractNum w:abstractNumId="53" w15:restartNumberingAfterBreak="0">
+  <w:abstractNum w:abstractNumId="56" w15:restartNumberingAfterBreak="0">
     <w:nsid w:val="764873C4"/>
     <w:multiLevelType w:val="hybridMultilevel"/>
     <w:tmpl w:val="08D655B4"/>
@@ -26336,7 +27088,7 @@
       </w:pPr>
     </w:lvl>
   </w:abstractNum>
-  <w:abstractNum w:abstractNumId="54" w15:restartNumberingAfterBreak="0">
+  <w:abstractNum w:abstractNumId="57" w15:restartNumberingAfterBreak="0">
     <w:nsid w:val="765A1B30"/>
     <w:multiLevelType w:val="hybridMultilevel"/>
     <w:tmpl w:val="BEA6841C"/>
@@ -26432,7 +27184,7 @@
       </w:pPr>
     </w:lvl>
   </w:abstractNum>
-  <w:abstractNum w:abstractNumId="55" w15:restartNumberingAfterBreak="0">
+  <w:abstractNum w:abstractNumId="58" w15:restartNumberingAfterBreak="0">
     <w:nsid w:val="77CD49EA"/>
     <w:multiLevelType w:val="hybridMultilevel"/>
     <w:tmpl w:val="9D949C3A"/>
@@ -26524,7 +27276,7 @@
       </w:pPr>
     </w:lvl>
   </w:abstractNum>
-  <w:abstractNum w:abstractNumId="56" w15:restartNumberingAfterBreak="0">
+  <w:abstractNum w:abstractNumId="59" w15:restartNumberingAfterBreak="0">
     <w:nsid w:val="79313269"/>
     <w:multiLevelType w:val="hybridMultilevel"/>
     <w:tmpl w:val="279E3142"/>
@@ -26615,7 +27367,7 @@
       </w:pPr>
     </w:lvl>
   </w:abstractNum>
-  <w:abstractNum w:abstractNumId="57" w15:restartNumberingAfterBreak="0">
+  <w:abstractNum w:abstractNumId="60" w15:restartNumberingAfterBreak="0">
     <w:nsid w:val="7A902B9B"/>
     <w:multiLevelType w:val="hybridMultilevel"/>
     <w:tmpl w:val="BEA6841C"/>
@@ -26711,7 +27463,7 @@
       </w:pPr>
     </w:lvl>
   </w:abstractNum>
-  <w:abstractNum w:abstractNumId="58" w15:restartNumberingAfterBreak="0">
+  <w:abstractNum w:abstractNumId="61" w15:restartNumberingAfterBreak="0">
     <w:nsid w:val="7EA67624"/>
     <w:multiLevelType w:val="hybridMultilevel"/>
     <w:tmpl w:val="291A30C6"/>
@@ -26803,183 +27555,192 @@
     </w:lvl>
   </w:abstractNum>
   <w:num w:numId="1" w16cid:durableId="667248184">
-    <w:abstractNumId w:val="27"/>
+    <w:abstractNumId w:val="29"/>
   </w:num>
   <w:num w:numId="2" w16cid:durableId="1264069730">
-    <w:abstractNumId w:val="48"/>
+    <w:abstractNumId w:val="51"/>
   </w:num>
   <w:num w:numId="3" w16cid:durableId="1546023152">
-    <w:abstractNumId w:val="47"/>
+    <w:abstractNumId w:val="50"/>
   </w:num>
   <w:num w:numId="4" w16cid:durableId="1226453288">
     <w:abstractNumId w:val="5"/>
   </w:num>
   <w:num w:numId="5" w16cid:durableId="195582916">
-    <w:abstractNumId w:val="15"/>
+    <w:abstractNumId w:val="16"/>
   </w:num>
   <w:num w:numId="6" w16cid:durableId="1166481521">
-    <w:abstractNumId w:val="28"/>
+    <w:abstractNumId w:val="30"/>
   </w:num>
   <w:num w:numId="7" w16cid:durableId="439492112">
-    <w:abstractNumId w:val="55"/>
+    <w:abstractNumId w:val="58"/>
   </w:num>
   <w:num w:numId="8" w16cid:durableId="997658750">
-    <w:abstractNumId w:val="36"/>
+    <w:abstractNumId w:val="39"/>
   </w:num>
   <w:num w:numId="9" w16cid:durableId="1445492604">
-    <w:abstractNumId w:val="16"/>
+    <w:abstractNumId w:val="17"/>
   </w:num>
   <w:num w:numId="10" w16cid:durableId="1324813548">
-    <w:abstractNumId w:val="51"/>
+    <w:abstractNumId w:val="54"/>
   </w:num>
   <w:num w:numId="11" w16cid:durableId="1995328297">
-    <w:abstractNumId w:val="17"/>
+    <w:abstractNumId w:val="18"/>
   </w:num>
   <w:num w:numId="12" w16cid:durableId="1538278096">
-    <w:abstractNumId w:val="46"/>
+    <w:abstractNumId w:val="49"/>
   </w:num>
   <w:num w:numId="13" w16cid:durableId="1605729890">
-    <w:abstractNumId w:val="30"/>
+    <w:abstractNumId w:val="32"/>
   </w:num>
   <w:num w:numId="14" w16cid:durableId="613176844">
-    <w:abstractNumId w:val="39"/>
+    <w:abstractNumId w:val="42"/>
   </w:num>
   <w:num w:numId="15" w16cid:durableId="1752239720">
-    <w:abstractNumId w:val="43"/>
+    <w:abstractNumId w:val="46"/>
   </w:num>
   <w:num w:numId="16" w16cid:durableId="1832410741">
     <w:abstractNumId w:val="4"/>
   </w:num>
   <w:num w:numId="17" w16cid:durableId="1483304690">
-    <w:abstractNumId w:val="11"/>
+    <w:abstractNumId w:val="12"/>
   </w:num>
   <w:num w:numId="18" w16cid:durableId="259028912">
-    <w:abstractNumId w:val="56"/>
+    <w:abstractNumId w:val="59"/>
   </w:num>
   <w:num w:numId="19" w16cid:durableId="618530009">
-    <w:abstractNumId w:val="8"/>
+    <w:abstractNumId w:val="9"/>
   </w:num>
   <w:num w:numId="20" w16cid:durableId="2050913877">
-    <w:abstractNumId w:val="45"/>
+    <w:abstractNumId w:val="48"/>
   </w:num>
   <w:num w:numId="21" w16cid:durableId="795563217">
-    <w:abstractNumId w:val="14"/>
+    <w:abstractNumId w:val="15"/>
   </w:num>
   <w:num w:numId="22" w16cid:durableId="28991042">
-    <w:abstractNumId w:val="34"/>
+    <w:abstractNumId w:val="37"/>
   </w:num>
   <w:num w:numId="23" w16cid:durableId="951788158">
     <w:abstractNumId w:val="3"/>
   </w:num>
   <w:num w:numId="24" w16cid:durableId="886261180">
-    <w:abstractNumId w:val="53"/>
+    <w:abstractNumId w:val="56"/>
   </w:num>
   <w:num w:numId="25" w16cid:durableId="1882479073">
-    <w:abstractNumId w:val="37"/>
+    <w:abstractNumId w:val="40"/>
   </w:num>
   <w:num w:numId="26" w16cid:durableId="1665552601">
-    <w:abstractNumId w:val="29"/>
+    <w:abstractNumId w:val="31"/>
   </w:num>
   <w:num w:numId="27" w16cid:durableId="1373191236">
-    <w:abstractNumId w:val="19"/>
+    <w:abstractNumId w:val="20"/>
   </w:num>
   <w:num w:numId="28" w16cid:durableId="1206874510">
-    <w:abstractNumId w:val="20"/>
+    <w:abstractNumId w:val="22"/>
   </w:num>
   <w:num w:numId="29" w16cid:durableId="1185636100">
-    <w:abstractNumId w:val="44"/>
+    <w:abstractNumId w:val="47"/>
   </w:num>
   <w:num w:numId="30" w16cid:durableId="333799131">
-    <w:abstractNumId w:val="22"/>
+    <w:abstractNumId w:val="24"/>
   </w:num>
   <w:num w:numId="31" w16cid:durableId="214898011">
-    <w:abstractNumId w:val="32"/>
+    <w:abstractNumId w:val="34"/>
   </w:num>
   <w:num w:numId="32" w16cid:durableId="29763134">
-    <w:abstractNumId w:val="26"/>
+    <w:abstractNumId w:val="28"/>
   </w:num>
   <w:num w:numId="33" w16cid:durableId="314339201">
     <w:abstractNumId w:val="7"/>
   </w:num>
   <w:num w:numId="34" w16cid:durableId="1770811348">
-    <w:abstractNumId w:val="40"/>
+    <w:abstractNumId w:val="43"/>
   </w:num>
   <w:num w:numId="35" w16cid:durableId="360473341">
-    <w:abstractNumId w:val="18"/>
+    <w:abstractNumId w:val="19"/>
   </w:num>
   <w:num w:numId="36" w16cid:durableId="69236877">
-    <w:abstractNumId w:val="58"/>
+    <w:abstractNumId w:val="61"/>
   </w:num>
   <w:num w:numId="37" w16cid:durableId="1829439796">
-    <w:abstractNumId w:val="25"/>
+    <w:abstractNumId w:val="27"/>
   </w:num>
   <w:num w:numId="38" w16cid:durableId="1814908951">
-    <w:abstractNumId w:val="24"/>
+    <w:abstractNumId w:val="26"/>
   </w:num>
   <w:num w:numId="39" w16cid:durableId="471602117">
-    <w:abstractNumId w:val="12"/>
+    <w:abstractNumId w:val="13"/>
   </w:num>
   <w:num w:numId="40" w16cid:durableId="76555911">
-    <w:abstractNumId w:val="42"/>
+    <w:abstractNumId w:val="45"/>
   </w:num>
   <w:num w:numId="41" w16cid:durableId="995885420">
-    <w:abstractNumId w:val="31"/>
+    <w:abstractNumId w:val="33"/>
   </w:num>
   <w:num w:numId="42" w16cid:durableId="1752507585">
-    <w:abstractNumId w:val="21"/>
+    <w:abstractNumId w:val="23"/>
   </w:num>
   <w:num w:numId="43" w16cid:durableId="1231427931">
-    <w:abstractNumId w:val="49"/>
+    <w:abstractNumId w:val="52"/>
   </w:num>
   <w:num w:numId="44" w16cid:durableId="717049857">
     <w:abstractNumId w:val="2"/>
   </w:num>
   <w:num w:numId="45" w16cid:durableId="893321363">
-    <w:abstractNumId w:val="23"/>
+    <w:abstractNumId w:val="25"/>
   </w:num>
   <w:num w:numId="46" w16cid:durableId="517475190">
-    <w:abstractNumId w:val="35"/>
+    <w:abstractNumId w:val="38"/>
   </w:num>
   <w:num w:numId="47" w16cid:durableId="945579164">
-    <w:abstractNumId w:val="33"/>
+    <w:abstractNumId w:val="35"/>
   </w:num>
   <w:num w:numId="48" w16cid:durableId="1837259727">
     <w:abstractNumId w:val="6"/>
   </w:num>
   <w:num w:numId="49" w16cid:durableId="799567825">
-    <w:abstractNumId w:val="54"/>
+    <w:abstractNumId w:val="57"/>
   </w:num>
   <w:num w:numId="50" w16cid:durableId="138963974">
-    <w:abstractNumId w:val="57"/>
+    <w:abstractNumId w:val="60"/>
   </w:num>
   <w:num w:numId="51" w16cid:durableId="1824153588">
-    <w:abstractNumId w:val="38"/>
+    <w:abstractNumId w:val="41"/>
   </w:num>
   <w:num w:numId="52" w16cid:durableId="1059717416">
-    <w:abstractNumId w:val="10"/>
+    <w:abstractNumId w:val="11"/>
   </w:num>
   <w:num w:numId="53" w16cid:durableId="1735008323">
-    <w:abstractNumId w:val="52"/>
+    <w:abstractNumId w:val="55"/>
   </w:num>
   <w:num w:numId="54" w16cid:durableId="1612975694">
     <w:abstractNumId w:val="0"/>
   </w:num>
   <w:num w:numId="55" w16cid:durableId="718742203">
-    <w:abstractNumId w:val="13"/>
+    <w:abstractNumId w:val="14"/>
   </w:num>
   <w:num w:numId="56" w16cid:durableId="699669721">
-    <w:abstractNumId w:val="41"/>
+    <w:abstractNumId w:val="44"/>
   </w:num>
   <w:num w:numId="57" w16cid:durableId="385908283">
-    <w:abstractNumId w:val="50"/>
+    <w:abstractNumId w:val="53"/>
   </w:num>
   <w:num w:numId="58" w16cid:durableId="1986542515">
-    <w:abstractNumId w:val="9"/>
+    <w:abstractNumId w:val="10"/>
   </w:num>
   <w:num w:numId="59" w16cid:durableId="2101636078">
     <w:abstractNumId w:val="1"/>
   </w:num>
-  <w:numIdMacAtCleanup w:val="59"/>
+  <w:num w:numId="60" w16cid:durableId="629746881">
+    <w:abstractNumId w:val="21"/>
+  </w:num>
+  <w:num w:numId="61" w16cid:durableId="1004745968">
+    <w:abstractNumId w:val="8"/>
+  </w:num>
+  <w:num w:numId="62" w16cid:durableId="1279874749">
+    <w:abstractNumId w:val="36"/>
+  </w:num>
+  <w:numIdMacAtCleanup w:val="62"/>
 </w:numbering>
 </file>
 
